--- a/26fall/1870/Note/w1s1.docx
+++ b/26fall/1870/Note/w1s1.docx
@@ -13,6 +13,8 @@
           <w:rFonts w:hint="eastAsia"/>
         </w:rPr>
       </w:pPr>
+      <w:bookmarkStart w:id="0" w:name="_Hlk241742757"/>
+      <w:bookmarkEnd w:id="0"/>
       <w:r>
         <w:t>Introduction</w:t>
       </w:r>
@@ -4659,6 +4661,9 @@
       <w:pPr>
         <w:ind w:firstLineChars="50" w:firstLine="105"/>
         <w:jc w:val="center"/>
+        <w:rPr>
+          <w:rFonts w:hint="eastAsia"/>
+        </w:rPr>
       </w:pPr>
       <w:r>
         <w:rPr>
@@ -6526,6 +6531,7 @@
       <w:pPr>
         <w:jc w:val="left"/>
         <w:rPr>
+          <w:rFonts w:hint="eastAsia"/>
           <w:color w:val="074F6A" w:themeColor="accent4" w:themeShade="80"/>
         </w:rPr>
       </w:pPr>
@@ -6534,6 +6540,7 @@
       <w:pPr>
         <w:jc w:val="left"/>
         <w:rPr>
+          <w:rFonts w:hint="eastAsia"/>
           <w:color w:val="074F6A" w:themeColor="accent4" w:themeShade="80"/>
         </w:rPr>
       </w:pPr>
@@ -6563,6 +6570,9 @@
           <w:numId w:val="2"/>
         </w:numPr>
         <w:ind w:left="440" w:hanging="440"/>
+        <w:rPr>
+          <w:rFonts w:hint="eastAsia"/>
+        </w:rPr>
       </w:pPr>
       <w:r>
         <w:rPr>
@@ -6573,6 +6583,11 @@
       </w:r>
     </w:p>
     <w:p>
+      <w:pPr>
+        <w:rPr>
+          <w:rFonts w:hint="eastAsia"/>
+        </w:rPr>
+      </w:pPr>
       <w:r>
         <w:rPr>
           <w:rFonts w:hint="eastAsia"/>
@@ -6583,6 +6598,7 @@
     <w:p>
       <w:pPr>
         <w:rPr>
+          <w:rFonts w:hint="eastAsia"/>
           <w:color w:val="074F6A" w:themeColor="accent4" w:themeShade="80"/>
         </w:rPr>
       </w:pPr>
@@ -6723,9 +6739,6 @@
           <w:ilvl w:val="1"/>
           <w:numId w:val="2"/>
         </w:numPr>
-        <w:rPr>
-          <w:rFonts w:hint="eastAsia"/>
-        </w:rPr>
       </w:pPr>
       <w:r>
         <w:t>Propositional logic</w:t>
@@ -6744,6 +6757,1860 @@
           <w:rFonts w:hint="eastAsia"/>
         </w:rPr>
         <w:t>)</w:t>
+      </w:r>
+    </w:p>
+    <w:p>
+      <w:pPr>
+        <w:pStyle w:val="a9"/>
+        <w:numPr>
+          <w:ilvl w:val="0"/>
+          <w:numId w:val="3"/>
+        </w:numPr>
+      </w:pPr>
+      <w:r>
+        <w:rPr>
+          <w:rFonts w:hint="eastAsia"/>
+          <w:b/>
+          <w:bCs/>
+        </w:rPr>
+        <w:t>Proposition</w:t>
+      </w:r>
+      <w:r>
+        <w:rPr>
+          <w:rFonts w:hint="eastAsia"/>
+        </w:rPr>
+        <w:t>(命题)</w:t>
+      </w:r>
+      <w:r>
+        <w:rPr>
+          <w:rFonts w:hint="eastAsia"/>
+        </w:rPr>
+        <w:t>是一个或真或假的陈述句</w:t>
+      </w:r>
+      <w:r>
+        <w:rPr>
+          <w:rFonts w:hint="eastAsia"/>
+        </w:rPr>
+        <w:t>.</w:t>
+      </w:r>
+    </w:p>
+    <w:tbl>
+      <w:tblPr>
+        <w:tblStyle w:val="af1"/>
+        <w:tblW w:w="0" w:type="auto"/>
+        <w:tblLook w:val="04A0" w:firstRow="1" w:lastRow="0" w:firstColumn="1" w:lastColumn="0" w:noHBand="0" w:noVBand="1"/>
+      </w:tblPr>
+      <w:tblGrid>
+        <w:gridCol w:w="5231"/>
+        <w:gridCol w:w="5225"/>
+      </w:tblGrid>
+      <w:tr>
+        <w:tc>
+          <w:tcPr>
+            <w:tcW w:w="5341" w:type="dxa"/>
+          </w:tcPr>
+          <w:p>
+            <w:pPr>
+              <w:jc w:val="center"/>
+              <w:rPr>
+                <w:rFonts w:hint="eastAsia"/>
+                <w:b/>
+                <w:bCs/>
+              </w:rPr>
+            </w:pPr>
+            <w:r>
+              <w:rPr>
+                <w:rFonts w:hint="eastAsia"/>
+                <w:b/>
+                <w:bCs/>
+              </w:rPr>
+              <w:t>命题</w:t>
+            </w:r>
+          </w:p>
+        </w:tc>
+        <w:tc>
+          <w:tcPr>
+            <w:tcW w:w="5341" w:type="dxa"/>
+          </w:tcPr>
+          <w:p>
+            <w:pPr>
+              <w:jc w:val="center"/>
+              <w:rPr>
+                <w:rFonts w:hint="eastAsia"/>
+                <w:b/>
+                <w:bCs/>
+              </w:rPr>
+            </w:pPr>
+            <w:r>
+              <w:rPr>
+                <w:rFonts w:hint="eastAsia"/>
+                <w:b/>
+                <w:bCs/>
+              </w:rPr>
+              <w:t>非命题</w:t>
+            </w:r>
+          </w:p>
+        </w:tc>
+      </w:tr>
+      <w:tr>
+        <w:tc>
+          <w:tcPr>
+            <w:tcW w:w="5341" w:type="dxa"/>
+          </w:tcPr>
+          <w:p>
+            <w:pPr>
+              <w:rPr>
+                <w:rFonts w:hint="eastAsia"/>
+                <w:b/>
+                <w:bCs/>
+              </w:rPr>
+            </w:pPr>
+            <w:r>
+              <w:rPr>
+                <w:rFonts w:hint="eastAsia"/>
+                <w:b/>
+                <w:bCs/>
+              </w:rPr>
+              <w:t xml:space="preserve">2+3=5          </w:t>
+            </w:r>
+          </w:p>
+          <w:p>
+            <w:pPr>
+              <w:rPr>
+                <w:rFonts w:hint="eastAsia"/>
+              </w:rPr>
+            </w:pPr>
+          </w:p>
+          <w:p>
+            <w:pPr>
+              <w:rPr>
+                <w:rFonts w:hint="eastAsia"/>
+              </w:rPr>
+            </w:pPr>
+            <w:r>
+              <w:rPr>
+                <w:rFonts w:hint="eastAsia"/>
+              </w:rPr>
+              <w:t>是陈述句且为真</w:t>
+            </w:r>
+          </w:p>
+        </w:tc>
+        <w:tc>
+          <w:tcPr>
+            <w:tcW w:w="5341" w:type="dxa"/>
+          </w:tcPr>
+          <w:p>
+            <w:pPr>
+              <w:rPr>
+                <w:rFonts w:hint="eastAsia"/>
+                <w:b/>
+                <w:bCs/>
+              </w:rPr>
+            </w:pPr>
+            <w:r>
+              <w:rPr>
+                <w:rFonts w:hint="eastAsia"/>
+                <w:b/>
+                <w:bCs/>
+              </w:rPr>
+              <w:t>太阳会从西边出来吗？</w:t>
+            </w:r>
+          </w:p>
+          <w:p>
+            <w:pPr>
+              <w:rPr>
+                <w:rFonts w:hint="eastAsia"/>
+              </w:rPr>
+            </w:pPr>
+          </w:p>
+          <w:p>
+            <w:pPr>
+              <w:rPr>
+                <w:rFonts w:hint="eastAsia"/>
+              </w:rPr>
+            </w:pPr>
+            <w:r>
+              <w:rPr>
+                <w:rFonts w:hint="eastAsia"/>
+              </w:rPr>
+              <w:t>是疑问句不是陈述句</w:t>
+            </w:r>
+          </w:p>
+        </w:tc>
+      </w:tr>
+      <w:tr>
+        <w:tc>
+          <w:tcPr>
+            <w:tcW w:w="5341" w:type="dxa"/>
+          </w:tcPr>
+          <w:p>
+            <w:pPr>
+              <w:rPr>
+                <w:rFonts w:hint="eastAsia"/>
+                <w:b/>
+                <w:bCs/>
+              </w:rPr>
+            </w:pPr>
+            <w:r>
+              <w:rPr>
+                <w:rFonts w:hint="eastAsia"/>
+                <w:b/>
+                <w:bCs/>
+              </w:rPr>
+              <w:t>a^2 + b^2 = c^2 ，abc是三角形的三条边</w:t>
+            </w:r>
+          </w:p>
+          <w:p>
+            <w:pPr>
+              <w:rPr>
+                <w:rFonts w:hint="eastAsia"/>
+              </w:rPr>
+            </w:pPr>
+          </w:p>
+          <w:p>
+            <w:pPr>
+              <w:rPr>
+                <w:rFonts w:hint="eastAsia"/>
+              </w:rPr>
+            </w:pPr>
+            <w:r>
+              <w:rPr>
+                <w:rFonts w:hint="eastAsia"/>
+              </w:rPr>
+              <w:t>是一个陈述句且为假</w:t>
+            </w:r>
+          </w:p>
+        </w:tc>
+        <w:tc>
+          <w:tcPr>
+            <w:tcW w:w="5341" w:type="dxa"/>
+          </w:tcPr>
+          <w:p>
+            <w:pPr>
+              <w:rPr>
+                <w:rFonts w:hint="eastAsia"/>
+                <w:b/>
+                <w:bCs/>
+              </w:rPr>
+            </w:pPr>
+            <w:r>
+              <w:rPr>
+                <w:rFonts w:hint="eastAsia"/>
+                <w:b/>
+                <w:bCs/>
+              </w:rPr>
+              <w:t>今天天气真好啊！</w:t>
+            </w:r>
+          </w:p>
+          <w:p>
+            <w:pPr>
+              <w:rPr>
+                <w:rFonts w:hint="eastAsia"/>
+              </w:rPr>
+            </w:pPr>
+          </w:p>
+          <w:p>
+            <w:pPr>
+              <w:rPr>
+                <w:rFonts w:hint="eastAsia"/>
+              </w:rPr>
+            </w:pPr>
+            <w:r>
+              <w:rPr>
+                <w:rFonts w:hint="eastAsia"/>
+              </w:rPr>
+              <w:t>是感叹句不是陈述句</w:t>
+            </w:r>
+          </w:p>
+        </w:tc>
+      </w:tr>
+    </w:tbl>
+    <w:p/>
+    <w:p>
+      <w:pPr>
+        <w:rPr>
+          <w:rFonts w:hint="eastAsia"/>
+        </w:rPr>
+      </w:pPr>
+    </w:p>
+    <w:p>
+      <w:pPr>
+        <w:pStyle w:val="a9"/>
+        <w:numPr>
+          <w:ilvl w:val="0"/>
+          <w:numId w:val="3"/>
+        </w:numPr>
+      </w:pPr>
+      <w:r>
+        <w:rPr>
+          <w:rFonts w:hint="eastAsia"/>
+        </w:rPr>
+        <w:t xml:space="preserve">We use </w:t>
+      </w:r>
+      <w:r>
+        <w:rPr>
+          <w:rFonts w:hint="eastAsia"/>
+          <w:b/>
+          <w:bCs/>
+        </w:rPr>
+        <w:t>upper-case letters</w:t>
+      </w:r>
+      <w:r>
+        <w:rPr>
+          <w:rFonts w:hint="eastAsia"/>
+        </w:rPr>
+        <w:t>（大写字母）</w:t>
+      </w:r>
+      <w:r>
+        <w:rPr>
+          <w:rFonts w:hint="eastAsia"/>
+        </w:rPr>
+        <w:t xml:space="preserve"> to represent propositions, such as </w:t>
+      </w:r>
+      <w:r>
+        <w:rPr>
+          <w:rFonts w:hint="eastAsia"/>
+          <w:b/>
+          <w:bCs/>
+        </w:rPr>
+        <w:t>A, B, P1, P2, P3</w:t>
+      </w:r>
+    </w:p>
+    <w:p>
+      <w:pPr>
+        <w:pStyle w:val="a9"/>
+        <w:ind w:left="440"/>
+        <w:rPr>
+          <w:rFonts w:hint="eastAsia"/>
+        </w:rPr>
+      </w:pPr>
+    </w:p>
+    <w:p>
+      <w:pPr>
+        <w:pStyle w:val="a9"/>
+        <w:numPr>
+          <w:ilvl w:val="0"/>
+          <w:numId w:val="3"/>
+        </w:numPr>
+      </w:pPr>
+      <w:r>
+        <w:rPr>
+          <w:rFonts w:hint="eastAsia"/>
+        </w:rPr>
+        <w:t>Propositions are used to build more complicated statements</w:t>
+      </w:r>
+      <w:r>
+        <w:rPr>
+          <w:rFonts w:hint="eastAsia"/>
+        </w:rPr>
+        <w:t>（更复杂的句子）</w:t>
+      </w:r>
+      <w:r>
+        <w:rPr>
+          <w:rFonts w:hint="eastAsia"/>
+        </w:rPr>
+        <w:t>，</w:t>
+      </w:r>
+      <w:r>
+        <w:rPr>
+          <w:rFonts w:hint="eastAsia"/>
+        </w:rPr>
+        <w:t>we need ways of combining propositions into more complicated expressions</w:t>
+      </w:r>
+      <w:r>
+        <w:rPr>
+          <w:rFonts w:hint="eastAsia"/>
+        </w:rPr>
+        <w:t>（</w:t>
+      </w:r>
+      <w:r>
+        <w:t>将命题组合成更复杂的表达式的方法</w:t>
+      </w:r>
+      <w:r>
+        <w:rPr>
+          <w:rFonts w:hint="eastAsia"/>
+        </w:rPr>
+        <w:t>）：</w:t>
+      </w:r>
+      <w:r>
+        <w:rPr>
+          <w:rFonts w:hint="eastAsia"/>
+          <w:b/>
+          <w:bCs/>
+        </w:rPr>
+        <w:t>logical operators</w:t>
+      </w:r>
+      <w:r>
+        <w:rPr>
+          <w:rFonts w:hint="eastAsia"/>
+        </w:rPr>
+        <w:t>（逻辑操作符）-</w:t>
+      </w:r>
+      <w:r>
+        <w:rPr>
+          <w:rFonts w:hint="eastAsia"/>
+        </w:rPr>
+        <w:t xml:space="preserve"> </w:t>
+      </w:r>
+      <w:r>
+        <w:rPr>
+          <w:rFonts w:hint="eastAsia"/>
+          <w:b/>
+          <w:bCs/>
+        </w:rPr>
+        <w:t xml:space="preserve"> AND / OR / NOT / XOR </w:t>
+      </w:r>
+      <w:r>
+        <w:rPr>
+          <w:rFonts w:hint="eastAsia"/>
+          <w:b/>
+          <w:bCs/>
+        </w:rPr>
+        <w:t xml:space="preserve">/ </w:t>
+      </w:r>
+      <w:r>
+        <w:rPr>
+          <w:rFonts w:hint="eastAsia"/>
+          <w:b/>
+          <w:bCs/>
+        </w:rPr>
+        <w:t>-</w:t>
+      </w:r>
+      <w:r>
+        <w:rPr>
+          <w:rFonts w:hint="eastAsia"/>
+          <w:b/>
+          <w:bCs/>
+        </w:rPr>
+        <w:t xml:space="preserve">&gt;( </w:t>
+      </w:r>
+      <w:r>
+        <w:rPr>
+          <w:rFonts w:hint="eastAsia"/>
+          <w:b/>
+          <w:bCs/>
+        </w:rPr>
+        <w:t>IMPLIES</w:t>
+      </w:r>
+      <w:r>
+        <w:rPr>
+          <w:rFonts w:hint="eastAsia"/>
+          <w:b/>
+          <w:bCs/>
+        </w:rPr>
+        <w:t>)</w:t>
+      </w:r>
+      <w:r>
+        <w:rPr>
+          <w:rFonts w:hint="eastAsia"/>
+          <w:b/>
+          <w:bCs/>
+        </w:rPr>
+        <w:t xml:space="preserve">     </w:t>
+      </w:r>
+      <w:r>
+        <w:rPr>
+          <w:rFonts w:hint="eastAsia"/>
+          <w:b/>
+          <w:bCs/>
+        </w:rPr>
+        <w:t>/ &lt;=&gt;(IFF)</w:t>
+      </w:r>
+      <w:r>
+        <w:rPr>
+          <w:noProof/>
+        </w:rPr>
+        <w:t xml:space="preserve"> </w:t>
+      </w:r>
+    </w:p>
+    <w:p>
+      <w:pPr>
+        <w:pStyle w:val="a9"/>
+        <w:ind w:left="440"/>
+        <w:jc w:val="center"/>
+      </w:pPr>
+      <w:r>
+        <w:rPr>
+          <w:noProof/>
+        </w:rPr>
+        <w:drawing>
+          <wp:inline distT="0" distB="0" distL="0" distR="0" wp14:anchorId="269BCFD5" wp14:editId="4280EF87">
+            <wp:extent cx="2248525" cy="1643749"/>
+            <wp:effectExtent l="0" t="0" r="0" b="0"/>
+            <wp:docPr id="48924829" name="图片 1"/>
+            <wp:cNvGraphicFramePr>
+              <a:graphicFrameLocks xmlns:a="http://schemas.openxmlformats.org/drawingml/2006/main" noChangeAspect="1"/>
+            </wp:cNvGraphicFramePr>
+            <a:graphic xmlns:a="http://schemas.openxmlformats.org/drawingml/2006/main">
+              <a:graphicData uri="http://schemas.openxmlformats.org/drawingml/2006/picture">
+                <pic:pic xmlns:pic="http://schemas.openxmlformats.org/drawingml/2006/picture">
+                  <pic:nvPicPr>
+                    <pic:cNvPr id="48924829" name=""/>
+                    <pic:cNvPicPr/>
+                  </pic:nvPicPr>
+                  <pic:blipFill>
+                    <a:blip r:embed="rId24"/>
+                    <a:stretch>
+                      <a:fillRect/>
+                    </a:stretch>
+                  </pic:blipFill>
+                  <pic:spPr>
+                    <a:xfrm>
+                      <a:off x="0" y="0"/>
+                      <a:ext cx="2254356" cy="1648011"/>
+                    </a:xfrm>
+                    <a:prstGeom prst="rect">
+                      <a:avLst/>
+                    </a:prstGeom>
+                  </pic:spPr>
+                </pic:pic>
+              </a:graphicData>
+            </a:graphic>
+          </wp:inline>
+        </w:drawing>
+      </w:r>
+    </w:p>
+    <w:p>
+      <w:pPr>
+        <w:pStyle w:val="a9"/>
+        <w:ind w:left="440"/>
+        <w:jc w:val="center"/>
+        <w:rPr>
+          <w:rFonts w:hint="eastAsia"/>
+        </w:rPr>
+      </w:pPr>
+    </w:p>
+    <w:p>
+      <w:r>
+        <w:rPr>
+          <w:rFonts w:hint="eastAsia"/>
+          <w:noProof/>
+        </w:rPr>
+        <w:drawing>
+          <wp:inline distT="0" distB="0" distL="0" distR="0" wp14:anchorId="79493178" wp14:editId="6BCB29EC">
+            <wp:extent cx="6639560" cy="1670050"/>
+            <wp:effectExtent l="0" t="0" r="8890" b="6350"/>
+            <wp:docPr id="1557866595" name="图片 1"/>
+            <wp:cNvGraphicFramePr>
+              <a:graphicFrameLocks xmlns:a="http://schemas.openxmlformats.org/drawingml/2006/main" noChangeAspect="1"/>
+            </wp:cNvGraphicFramePr>
+            <a:graphic xmlns:a="http://schemas.openxmlformats.org/drawingml/2006/main">
+              <a:graphicData uri="http://schemas.openxmlformats.org/drawingml/2006/picture">
+                <pic:pic xmlns:pic="http://schemas.openxmlformats.org/drawingml/2006/picture">
+                  <pic:nvPicPr>
+                    <pic:cNvPr id="0" name="Picture 1"/>
+                    <pic:cNvPicPr>
+                      <a:picLocks noChangeAspect="1" noChangeArrowheads="1"/>
+                    </pic:cNvPicPr>
+                  </pic:nvPicPr>
+                  <pic:blipFill>
+                    <a:blip r:embed="rId25">
+                      <a:extLst>
+                        <a:ext uri="{28A0092B-C50C-407E-A947-70E740481C1C}">
+                          <a14:useLocalDpi xmlns:a14="http://schemas.microsoft.com/office/drawing/2010/main" val="0"/>
+                        </a:ext>
+                      </a:extLst>
+                    </a:blip>
+                    <a:srcRect/>
+                    <a:stretch>
+                      <a:fillRect/>
+                    </a:stretch>
+                  </pic:blipFill>
+                  <pic:spPr bwMode="auto">
+                    <a:xfrm>
+                      <a:off x="0" y="0"/>
+                      <a:ext cx="6639560" cy="1670050"/>
+                    </a:xfrm>
+                    <a:prstGeom prst="rect">
+                      <a:avLst/>
+                    </a:prstGeom>
+                    <a:noFill/>
+                    <a:ln>
+                      <a:noFill/>
+                    </a:ln>
+                  </pic:spPr>
+                </pic:pic>
+              </a:graphicData>
+            </a:graphic>
+          </wp:inline>
+        </w:drawing>
+      </w:r>
+    </w:p>
+    <w:p/>
+    <w:p>
+      <w:pPr>
+        <w:jc w:val="center"/>
+        <w:rPr>
+          <w:rFonts w:hint="eastAsia"/>
+        </w:rPr>
+      </w:pPr>
+    </w:p>
+    <w:p>
+      <w:pPr>
+        <w:pStyle w:val="4"/>
+        <w:numPr>
+          <w:ilvl w:val="1"/>
+          <w:numId w:val="2"/>
+        </w:numPr>
+        <w:rPr>
+          <w:b/>
+          <w:bCs/>
+        </w:rPr>
+      </w:pPr>
+      <w:r>
+        <w:rPr>
+          <w:b/>
+          <w:bCs/>
+        </w:rPr>
+        <w:lastRenderedPageBreak/>
+        <w:t>Truth tables</w:t>
+      </w:r>
+      <w:r>
+        <w:rPr>
+          <w:rFonts w:hint="eastAsia"/>
+          <w:b/>
+          <w:bCs/>
+        </w:rPr>
+        <w:t>(真值表)</w:t>
+      </w:r>
+    </w:p>
+    <w:p>
+      <w:pPr>
+        <w:jc w:val="center"/>
+      </w:pPr>
+      <w:r>
+        <w:drawing>
+          <wp:inline distT="0" distB="0" distL="0" distR="0" wp14:anchorId="41CF2095" wp14:editId="08F397AD">
+            <wp:extent cx="2177917" cy="1534773"/>
+            <wp:effectExtent l="0" t="0" r="0" b="8890"/>
+            <wp:docPr id="1829955467" name="图片 1"/>
+            <wp:cNvGraphicFramePr>
+              <a:graphicFrameLocks xmlns:a="http://schemas.openxmlformats.org/drawingml/2006/main" noChangeAspect="1"/>
+            </wp:cNvGraphicFramePr>
+            <a:graphic xmlns:a="http://schemas.openxmlformats.org/drawingml/2006/main">
+              <a:graphicData uri="http://schemas.openxmlformats.org/drawingml/2006/picture">
+                <pic:pic xmlns:pic="http://schemas.openxmlformats.org/drawingml/2006/picture">
+                  <pic:nvPicPr>
+                    <pic:cNvPr id="1829955467" name=""/>
+                    <pic:cNvPicPr/>
+                  </pic:nvPicPr>
+                  <pic:blipFill>
+                    <a:blip r:embed="rId26"/>
+                    <a:stretch>
+                      <a:fillRect/>
+                    </a:stretch>
+                  </pic:blipFill>
+                  <pic:spPr>
+                    <a:xfrm>
+                      <a:off x="0" y="0"/>
+                      <a:ext cx="2190198" cy="1543427"/>
+                    </a:xfrm>
+                    <a:prstGeom prst="rect">
+                      <a:avLst/>
+                    </a:prstGeom>
+                  </pic:spPr>
+                </pic:pic>
+              </a:graphicData>
+            </a:graphic>
+          </wp:inline>
+        </w:drawing>
+      </w:r>
+    </w:p>
+    <w:p>
+      <w:pPr>
+        <w:jc w:val="center"/>
+        <w:rPr>
+          <w:rFonts w:hint="eastAsia"/>
+        </w:rPr>
+      </w:pPr>
+    </w:p>
+    <w:p>
+      <w:pPr>
+        <w:pStyle w:val="4"/>
+        <w:numPr>
+          <w:ilvl w:val="1"/>
+          <w:numId w:val="2"/>
+        </w:numPr>
+        <w:rPr>
+          <w:b/>
+          <w:bCs/>
+        </w:rPr>
+      </w:pPr>
+      <w:r>
+        <w:rPr>
+          <w:b/>
+          <w:bCs/>
+        </w:rPr>
+        <w:t>Satisfiability, validity, equivalence</w:t>
+      </w:r>
+      <w:r>
+        <w:rPr>
+          <w:rFonts w:hint="eastAsia"/>
+          <w:b/>
+          <w:bCs/>
+        </w:rPr>
+        <w:t>(</w:t>
+      </w:r>
+      <w:r>
+        <w:rPr>
+          <w:b/>
+          <w:bCs/>
+        </w:rPr>
+        <w:t>可满足性、有效性、等效性</w:t>
+      </w:r>
+      <w:r>
+        <w:rPr>
+          <w:rFonts w:hint="eastAsia"/>
+          <w:b/>
+          <w:bCs/>
+        </w:rPr>
+        <w:t>)</w:t>
+      </w:r>
+    </w:p>
+    <w:p>
+      <w:pPr>
+        <w:pStyle w:val="5"/>
+        <w:rPr>
+          <w:rFonts w:hint="eastAsia"/>
+          <w:b/>
+          <w:bCs/>
+        </w:rPr>
+      </w:pPr>
+      <w:r>
+        <w:rPr>
+          <w:rFonts w:hint="eastAsia"/>
+          <w:b/>
+          <w:bCs/>
+        </w:rPr>
+        <w:t xml:space="preserve">2.3.1 </w:t>
+      </w:r>
+      <w:r>
+        <w:rPr>
+          <w:b/>
+          <w:bCs/>
+        </w:rPr>
+        <w:t>Satisfiability</w:t>
+      </w:r>
+      <w:r>
+        <w:rPr>
+          <w:rFonts w:hint="eastAsia"/>
+          <w:b/>
+          <w:bCs/>
+        </w:rPr>
+        <w:t xml:space="preserve"> </w:t>
+      </w:r>
+      <w:r>
+        <w:rPr>
+          <w:rFonts w:hint="eastAsia"/>
+          <w:b/>
+          <w:bCs/>
+        </w:rPr>
+        <w:t xml:space="preserve"> </w:t>
+      </w:r>
+      <w:r>
+        <w:rPr>
+          <w:rFonts w:hint="eastAsia"/>
+          <w:b/>
+          <w:bCs/>
+        </w:rPr>
+        <w:t>（可满足性）</w:t>
+      </w:r>
+      <w:r>
+        <w:rPr>
+          <w:rFonts w:hint="eastAsia"/>
+          <w:b/>
+          <w:bCs/>
+        </w:rPr>
+        <w:t xml:space="preserve">&amp; </w:t>
+      </w:r>
+      <w:r>
+        <w:rPr>
+          <w:rFonts w:hint="eastAsia"/>
+          <w:b/>
+          <w:bCs/>
+        </w:rPr>
+        <w:t>T</w:t>
+      </w:r>
+      <w:r>
+        <w:rPr>
+          <w:b/>
+          <w:bCs/>
+        </w:rPr>
+        <w:t>autology</w:t>
+      </w:r>
+      <w:r>
+        <w:rPr>
+          <w:rFonts w:hint="eastAsia"/>
+          <w:b/>
+          <w:bCs/>
+        </w:rPr>
+        <w:t>(</w:t>
+      </w:r>
+      <w:r>
+        <w:rPr>
+          <w:rFonts w:hint="eastAsia"/>
+          <w:b/>
+          <w:bCs/>
+        </w:rPr>
+        <w:t>永真式</w:t>
+      </w:r>
+      <w:r>
+        <w:rPr>
+          <w:rFonts w:hint="eastAsia"/>
+          <w:b/>
+          <w:bCs/>
+        </w:rPr>
+        <w:t>)</w:t>
+      </w:r>
+    </w:p>
+    <w:p>
+      <w:pPr>
+        <w:rPr>
+          <w:rFonts w:hint="eastAsia"/>
+        </w:rPr>
+      </w:pPr>
+      <w:r>
+        <w:drawing>
+          <wp:inline distT="0" distB="0" distL="0" distR="0" wp14:anchorId="47CD0FAB" wp14:editId="772660A6">
+            <wp:extent cx="6065465" cy="740073"/>
+            <wp:effectExtent l="0" t="0" r="0" b="3175"/>
+            <wp:docPr id="1474138288" name="图片 1"/>
+            <wp:cNvGraphicFramePr>
+              <a:graphicFrameLocks xmlns:a="http://schemas.openxmlformats.org/drawingml/2006/main" noChangeAspect="1"/>
+            </wp:cNvGraphicFramePr>
+            <a:graphic xmlns:a="http://schemas.openxmlformats.org/drawingml/2006/main">
+              <a:graphicData uri="http://schemas.openxmlformats.org/drawingml/2006/picture">
+                <pic:pic xmlns:pic="http://schemas.openxmlformats.org/drawingml/2006/picture">
+                  <pic:nvPicPr>
+                    <pic:cNvPr id="1474138288" name=""/>
+                    <pic:cNvPicPr/>
+                  </pic:nvPicPr>
+                  <pic:blipFill>
+                    <a:blip r:embed="rId27"/>
+                    <a:stretch>
+                      <a:fillRect/>
+                    </a:stretch>
+                  </pic:blipFill>
+                  <pic:spPr>
+                    <a:xfrm>
+                      <a:off x="0" y="0"/>
+                      <a:ext cx="6081904" cy="742079"/>
+                    </a:xfrm>
+                    <a:prstGeom prst="rect">
+                      <a:avLst/>
+                    </a:prstGeom>
+                  </pic:spPr>
+                </pic:pic>
+              </a:graphicData>
+            </a:graphic>
+          </wp:inline>
+        </w:drawing>
+      </w:r>
+    </w:p>
+    <w:p>
+      <w:pPr>
+        <w:rPr>
+          <w:b/>
+          <w:bCs/>
+          <w:color w:val="074F6A" w:themeColor="accent4" w:themeShade="80"/>
+        </w:rPr>
+      </w:pPr>
+      <w:r>
+        <w:rPr>
+          <w:rFonts w:hint="eastAsia"/>
+          <w:b/>
+          <w:bCs/>
+          <w:color w:val="074F6A" w:themeColor="accent4" w:themeShade="80"/>
+        </w:rPr>
+        <w:t>A是由P1...Pn组成的陈述句</w:t>
+      </w:r>
+      <w:r>
+        <w:rPr>
+          <w:rFonts w:hint="eastAsia"/>
+          <w:b/>
+          <w:bCs/>
+          <w:color w:val="074F6A" w:themeColor="accent4" w:themeShade="80"/>
+        </w:rPr>
+        <w:t>:</w:t>
+      </w:r>
+    </w:p>
+    <w:p>
+      <w:pPr>
+        <w:ind w:firstLineChars="200" w:firstLine="420"/>
+        <w:rPr>
+          <w:b/>
+          <w:bCs/>
+          <w:color w:val="074F6A" w:themeColor="accent4" w:themeShade="80"/>
+        </w:rPr>
+      </w:pPr>
+      <w:r>
+        <w:rPr>
+          <w:rFonts w:hint="eastAsia"/>
+          <w:b/>
+          <w:bCs/>
+          <w:color w:val="074F6A" w:themeColor="accent4" w:themeShade="80"/>
+        </w:rPr>
+        <w:t>如真值表至少有一行为真，</w:t>
+      </w:r>
+      <w:r>
+        <w:rPr>
+          <w:rFonts w:hint="eastAsia"/>
+          <w:b/>
+          <w:bCs/>
+          <w:color w:val="074F6A" w:themeColor="accent4" w:themeShade="80"/>
+        </w:rPr>
+        <w:t xml:space="preserve">   </w:t>
+      </w:r>
+      <w:r>
+        <w:rPr>
+          <w:rFonts w:hint="eastAsia"/>
+          <w:b/>
+          <w:bCs/>
+          <w:color w:val="074F6A" w:themeColor="accent4" w:themeShade="80"/>
+        </w:rPr>
+        <w:t>则satisfiable（可满足的）；</w:t>
+      </w:r>
+    </w:p>
+    <w:p>
+      <w:pPr>
+        <w:ind w:firstLineChars="200" w:firstLine="420"/>
+        <w:rPr>
+          <w:b/>
+          <w:bCs/>
+          <w:color w:val="074F6A" w:themeColor="accent4" w:themeShade="80"/>
+        </w:rPr>
+      </w:pPr>
+      <w:r>
+        <w:rPr>
+          <w:rFonts w:hint="eastAsia"/>
+          <w:b/>
+          <w:bCs/>
+          <w:color w:val="074F6A" w:themeColor="accent4" w:themeShade="80"/>
+        </w:rPr>
+        <w:t>如真值表</w:t>
+      </w:r>
+      <w:r>
+        <w:rPr>
+          <w:rFonts w:hint="eastAsia"/>
+          <w:b/>
+          <w:bCs/>
+          <w:color w:val="074F6A" w:themeColor="accent4" w:themeShade="80"/>
+        </w:rPr>
+        <w:t>所有行</w:t>
+      </w:r>
+      <w:r>
+        <w:rPr>
+          <w:rFonts w:hint="eastAsia"/>
+          <w:b/>
+          <w:bCs/>
+          <w:color w:val="074F6A" w:themeColor="accent4" w:themeShade="80"/>
+        </w:rPr>
+        <w:t>全部为假，</w:t>
+      </w:r>
+      <w:r>
+        <w:rPr>
+          <w:rFonts w:hint="eastAsia"/>
+          <w:b/>
+          <w:bCs/>
+          <w:color w:val="074F6A" w:themeColor="accent4" w:themeShade="80"/>
+        </w:rPr>
+        <w:t xml:space="preserve">   </w:t>
+      </w:r>
+      <w:r>
+        <w:rPr>
+          <w:rFonts w:hint="eastAsia"/>
+          <w:b/>
+          <w:bCs/>
+          <w:color w:val="074F6A" w:themeColor="accent4" w:themeShade="80"/>
+        </w:rPr>
+        <w:t>则unsatisfiable(不可满足的)</w:t>
+      </w:r>
+      <w:r>
+        <w:rPr>
+          <w:rFonts w:hint="eastAsia"/>
+          <w:b/>
+          <w:bCs/>
+          <w:color w:val="074F6A" w:themeColor="accent4" w:themeShade="80"/>
+        </w:rPr>
+        <w:t>.</w:t>
+      </w:r>
+    </w:p>
+    <w:p>
+      <w:pPr>
+        <w:ind w:firstLineChars="200" w:firstLine="420"/>
+        <w:rPr>
+          <w:b/>
+          <w:bCs/>
+          <w:color w:val="074F6A" w:themeColor="accent4" w:themeShade="80"/>
+        </w:rPr>
+      </w:pPr>
+      <w:r>
+        <w:rPr>
+          <w:rFonts w:hint="eastAsia"/>
+          <w:b/>
+          <w:bCs/>
+          <w:color w:val="074F6A" w:themeColor="accent4" w:themeShade="80"/>
+        </w:rPr>
+        <w:t>如真值表</w:t>
+      </w:r>
+      <w:r>
+        <w:rPr>
+          <w:rFonts w:hint="eastAsia"/>
+          <w:b/>
+          <w:bCs/>
+          <w:color w:val="074F6A" w:themeColor="accent4" w:themeShade="80"/>
+        </w:rPr>
+        <w:t>所有行</w:t>
+      </w:r>
+      <w:r>
+        <w:rPr>
+          <w:rFonts w:hint="eastAsia"/>
+          <w:b/>
+          <w:bCs/>
+          <w:color w:val="074F6A" w:themeColor="accent4" w:themeShade="80"/>
+        </w:rPr>
+        <w:t>全部为</w:t>
+      </w:r>
+      <w:r>
+        <w:rPr>
+          <w:rFonts w:hint="eastAsia"/>
+          <w:b/>
+          <w:bCs/>
+          <w:color w:val="074F6A" w:themeColor="accent4" w:themeShade="80"/>
+        </w:rPr>
+        <w:t>真</w:t>
+      </w:r>
+      <w:r>
+        <w:rPr>
+          <w:rFonts w:hint="eastAsia"/>
+          <w:b/>
+          <w:bCs/>
+          <w:color w:val="074F6A" w:themeColor="accent4" w:themeShade="80"/>
+        </w:rPr>
+        <w:t>，</w:t>
+      </w:r>
+      <w:r>
+        <w:rPr>
+          <w:rFonts w:hint="eastAsia"/>
+          <w:b/>
+          <w:bCs/>
+          <w:color w:val="074F6A" w:themeColor="accent4" w:themeShade="80"/>
+        </w:rPr>
+        <w:t xml:space="preserve">   </w:t>
+      </w:r>
+      <w:r>
+        <w:rPr>
+          <w:rFonts w:hint="eastAsia"/>
+          <w:b/>
+          <w:bCs/>
+          <w:color w:val="074F6A" w:themeColor="accent4" w:themeShade="80"/>
+        </w:rPr>
+        <w:t>则</w:t>
+      </w:r>
+      <w:r>
+        <w:rPr>
+          <w:b/>
+          <w:bCs/>
+          <w:i/>
+          <w:iCs/>
+          <w:color w:val="074F6A" w:themeColor="accent4" w:themeShade="80"/>
+        </w:rPr>
+        <w:t>tautology</w:t>
+      </w:r>
+      <w:r>
+        <w:rPr>
+          <w:b/>
+          <w:bCs/>
+          <w:color w:val="074F6A" w:themeColor="accent4" w:themeShade="80"/>
+        </w:rPr>
+        <w:t xml:space="preserve"> </w:t>
+      </w:r>
+      <w:r>
+        <w:rPr>
+          <w:rFonts w:hint="eastAsia"/>
+          <w:b/>
+          <w:bCs/>
+          <w:color w:val="074F6A" w:themeColor="accent4" w:themeShade="80"/>
+        </w:rPr>
+        <w:t>(</w:t>
+      </w:r>
+      <w:r>
+        <w:rPr>
+          <w:rFonts w:hint="eastAsia"/>
+          <w:b/>
+          <w:bCs/>
+          <w:color w:val="074F6A" w:themeColor="accent4" w:themeShade="80"/>
+        </w:rPr>
+        <w:t>永真</w:t>
+      </w:r>
+      <w:r>
+        <w:rPr>
+          <w:rFonts w:hint="eastAsia"/>
+          <w:b/>
+          <w:bCs/>
+          <w:color w:val="074F6A" w:themeColor="accent4" w:themeShade="80"/>
+        </w:rPr>
+        <w:t>式</w:t>
+      </w:r>
+      <w:r>
+        <w:rPr>
+          <w:rFonts w:hint="eastAsia"/>
+          <w:b/>
+          <w:bCs/>
+          <w:color w:val="074F6A" w:themeColor="accent4" w:themeShade="80"/>
+        </w:rPr>
+        <w:t>)</w:t>
+      </w:r>
+      <w:r>
+        <w:rPr>
+          <w:rFonts w:hint="eastAsia"/>
+          <w:b/>
+          <w:bCs/>
+          <w:color w:val="074F6A" w:themeColor="accent4" w:themeShade="80"/>
+        </w:rPr>
+        <w:t>.</w:t>
+      </w:r>
+    </w:p>
+    <w:p>
+      <w:pPr>
+        <w:ind w:firstLineChars="200" w:firstLine="420"/>
+        <w:jc w:val="center"/>
+        <w:rPr>
+          <w:b/>
+          <w:bCs/>
+          <w:color w:val="074F6A" w:themeColor="accent4" w:themeShade="80"/>
+        </w:rPr>
+      </w:pPr>
+      <w:r>
+        <w:rPr>
+          <w:b/>
+          <w:bCs/>
+          <w:color w:val="074F6A" w:themeColor="accent4" w:themeShade="80"/>
+        </w:rPr>
+        <w:drawing>
+          <wp:inline distT="0" distB="0" distL="0" distR="0" wp14:anchorId="2C50FFA9" wp14:editId="6B91979A">
+            <wp:extent cx="4352760" cy="943227"/>
+            <wp:effectExtent l="0" t="0" r="0" b="9525"/>
+            <wp:docPr id="1063544715" name="图片 1"/>
+            <wp:cNvGraphicFramePr>
+              <a:graphicFrameLocks xmlns:a="http://schemas.openxmlformats.org/drawingml/2006/main" noChangeAspect="1"/>
+            </wp:cNvGraphicFramePr>
+            <a:graphic xmlns:a="http://schemas.openxmlformats.org/drawingml/2006/main">
+              <a:graphicData uri="http://schemas.openxmlformats.org/drawingml/2006/picture">
+                <pic:pic xmlns:pic="http://schemas.openxmlformats.org/drawingml/2006/picture">
+                  <pic:nvPicPr>
+                    <pic:cNvPr id="1063544715" name=""/>
+                    <pic:cNvPicPr/>
+                  </pic:nvPicPr>
+                  <pic:blipFill>
+                    <a:blip r:embed="rId28"/>
+                    <a:stretch>
+                      <a:fillRect/>
+                    </a:stretch>
+                  </pic:blipFill>
+                  <pic:spPr>
+                    <a:xfrm>
+                      <a:off x="0" y="0"/>
+                      <a:ext cx="4371815" cy="947356"/>
+                    </a:xfrm>
+                    <a:prstGeom prst="rect">
+                      <a:avLst/>
+                    </a:prstGeom>
+                  </pic:spPr>
+                </pic:pic>
+              </a:graphicData>
+            </a:graphic>
+          </wp:inline>
+        </w:drawing>
+      </w:r>
+    </w:p>
+    <w:tbl>
+      <w:tblPr>
+        <w:tblStyle w:val="af1"/>
+        <w:tblW w:w="0" w:type="auto"/>
+        <w:tblBorders>
+          <w:top w:val="none" w:sz="0" w:space="0" w:color="auto"/>
+          <w:left w:val="none" w:sz="0" w:space="0" w:color="auto"/>
+          <w:bottom w:val="none" w:sz="0" w:space="0" w:color="auto"/>
+          <w:right w:val="none" w:sz="0" w:space="0" w:color="auto"/>
+          <w:insideH w:val="none" w:sz="0" w:space="0" w:color="auto"/>
+          <w:insideV w:val="none" w:sz="0" w:space="0" w:color="auto"/>
+        </w:tblBorders>
+        <w:tblLook w:val="04A0" w:firstRow="1" w:lastRow="0" w:firstColumn="1" w:lastColumn="0" w:noHBand="0" w:noVBand="1"/>
+      </w:tblPr>
+      <w:tblGrid>
+        <w:gridCol w:w="3485"/>
+        <w:gridCol w:w="3485"/>
+        <w:gridCol w:w="3486"/>
+      </w:tblGrid>
+      <w:tr>
+        <w:tc>
+          <w:tcPr>
+            <w:tcW w:w="3485" w:type="dxa"/>
+            <w:tcBorders>
+              <w:bottom w:val="single" w:sz="4" w:space="0" w:color="auto"/>
+            </w:tcBorders>
+          </w:tcPr>
+          <w:p>
+            <w:pPr>
+              <w:jc w:val="center"/>
+              <w:rPr>
+                <w:b/>
+                <w:bCs/>
+                <w:color w:val="074F6A" w:themeColor="accent4" w:themeShade="80"/>
+              </w:rPr>
+            </w:pPr>
+            <w:r>
+              <w:rPr>
+                <w:rFonts w:hint="eastAsia"/>
+                <w:b/>
+                <w:bCs/>
+              </w:rPr>
+              <w:t>真值表</w:t>
+            </w:r>
+          </w:p>
+        </w:tc>
+        <w:tc>
+          <w:tcPr>
+            <w:tcW w:w="3485" w:type="dxa"/>
+            <w:tcBorders>
+              <w:bottom w:val="single" w:sz="4" w:space="0" w:color="auto"/>
+            </w:tcBorders>
+          </w:tcPr>
+          <w:p>
+            <w:pPr>
+              <w:jc w:val="center"/>
+              <w:rPr>
+                <w:b/>
+                <w:bCs/>
+                <w:color w:val="074F6A" w:themeColor="accent4" w:themeShade="80"/>
+              </w:rPr>
+            </w:pPr>
+            <w:r>
+              <w:rPr>
+                <w:rFonts w:hint="eastAsia"/>
+                <w:b/>
+                <w:bCs/>
+              </w:rPr>
+              <w:t>判定</w:t>
+            </w:r>
+          </w:p>
+        </w:tc>
+        <w:tc>
+          <w:tcPr>
+            <w:tcW w:w="3486" w:type="dxa"/>
+            <w:tcBorders>
+              <w:bottom w:val="single" w:sz="4" w:space="0" w:color="auto"/>
+            </w:tcBorders>
+          </w:tcPr>
+          <w:p>
+            <w:pPr>
+              <w:jc w:val="center"/>
+              <w:rPr>
+                <w:b/>
+                <w:bCs/>
+                <w:color w:val="074F6A" w:themeColor="accent4" w:themeShade="80"/>
+              </w:rPr>
+            </w:pPr>
+            <w:r>
+              <w:rPr>
+                <w:rFonts w:hint="eastAsia"/>
+                <w:b/>
+                <w:bCs/>
+              </w:rPr>
+              <w:t>值</w:t>
+            </w:r>
+          </w:p>
+        </w:tc>
+      </w:tr>
+      <w:tr>
+        <w:tc>
+          <w:tcPr>
+            <w:tcW w:w="3485" w:type="dxa"/>
+            <w:tcBorders>
+              <w:top w:val="single" w:sz="4" w:space="0" w:color="auto"/>
+            </w:tcBorders>
+          </w:tcPr>
+          <w:p>
+            <w:pPr>
+              <w:jc w:val="left"/>
+              <w:rPr>
+                <w:rFonts w:hint="eastAsia"/>
+                <w:b/>
+                <w:bCs/>
+              </w:rPr>
+            </w:pPr>
+            <w:r>
+              <w:rPr>
+                <w:rFonts w:hint="eastAsia"/>
+                <w:b/>
+                <w:bCs/>
+              </w:rPr>
+              <w:t>A Is ture  in at least one row</w:t>
+            </w:r>
+          </w:p>
+        </w:tc>
+        <w:tc>
+          <w:tcPr>
+            <w:tcW w:w="3485" w:type="dxa"/>
+            <w:tcBorders>
+              <w:top w:val="single" w:sz="4" w:space="0" w:color="auto"/>
+            </w:tcBorders>
+          </w:tcPr>
+          <w:p>
+            <w:pPr>
+              <w:jc w:val="center"/>
+              <w:rPr>
+                <w:b/>
+                <w:bCs/>
+              </w:rPr>
+            </w:pPr>
+            <w:r>
+              <w:rPr>
+                <w:rFonts w:hint="eastAsia"/>
+                <w:b/>
+                <w:bCs/>
+              </w:rPr>
+              <w:t>satisfiable</w:t>
+            </w:r>
+          </w:p>
+        </w:tc>
+        <w:tc>
+          <w:tcPr>
+            <w:tcW w:w="3486" w:type="dxa"/>
+            <w:tcBorders>
+              <w:top w:val="single" w:sz="4" w:space="0" w:color="auto"/>
+            </w:tcBorders>
+          </w:tcPr>
+          <w:p>
+            <w:pPr>
+              <w:jc w:val="center"/>
+              <w:rPr>
+                <w:b/>
+                <w:bCs/>
+              </w:rPr>
+            </w:pPr>
+            <w:r>
+              <w:rPr>
+                <w:rFonts w:hint="eastAsia"/>
+                <w:b/>
+                <w:bCs/>
+              </w:rPr>
+              <w:t>A</w:t>
+            </w:r>
+          </w:p>
+        </w:tc>
+      </w:tr>
+      <w:tr>
+        <w:tc>
+          <w:tcPr>
+            <w:tcW w:w="3485" w:type="dxa"/>
+          </w:tcPr>
+          <w:p>
+            <w:pPr>
+              <w:jc w:val="left"/>
+              <w:rPr>
+                <w:b/>
+                <w:bCs/>
+              </w:rPr>
+            </w:pPr>
+            <w:r>
+              <w:rPr>
+                <w:rFonts w:hint="eastAsia"/>
+                <w:b/>
+                <w:bCs/>
+              </w:rPr>
+              <w:t>A Is flase in every row</w:t>
+            </w:r>
+          </w:p>
+        </w:tc>
+        <w:tc>
+          <w:tcPr>
+            <w:tcW w:w="3485" w:type="dxa"/>
+          </w:tcPr>
+          <w:p>
+            <w:pPr>
+              <w:jc w:val="center"/>
+              <w:rPr>
+                <w:b/>
+                <w:bCs/>
+              </w:rPr>
+            </w:pPr>
+            <w:r>
+              <w:rPr>
+                <w:rFonts w:hint="eastAsia"/>
+                <w:b/>
+                <w:bCs/>
+              </w:rPr>
+              <w:t>unsatisfiable</w:t>
+            </w:r>
+          </w:p>
+        </w:tc>
+        <w:tc>
+          <w:tcPr>
+            <w:tcW w:w="3486" w:type="dxa"/>
+          </w:tcPr>
+          <w:p>
+            <w:pPr>
+              <w:jc w:val="center"/>
+              <w:rPr>
+                <w:b/>
+                <w:bCs/>
+              </w:rPr>
+            </w:pPr>
+            <w:r>
+              <w:rPr>
+                <w:rFonts w:hint="eastAsia"/>
+                <w:b/>
+                <w:bCs/>
+              </w:rPr>
+              <w:t>B</w:t>
+            </w:r>
+          </w:p>
+        </w:tc>
+      </w:tr>
+      <w:tr>
+        <w:tc>
+          <w:tcPr>
+            <w:tcW w:w="3485" w:type="dxa"/>
+          </w:tcPr>
+          <w:p>
+            <w:pPr>
+              <w:jc w:val="left"/>
+              <w:rPr>
+                <w:b/>
+                <w:bCs/>
+              </w:rPr>
+            </w:pPr>
+            <w:r>
+              <w:rPr>
+                <w:rFonts w:hint="eastAsia"/>
+                <w:b/>
+                <w:bCs/>
+              </w:rPr>
+              <w:t>A Is true</w:t>
+            </w:r>
+            <w:r>
+              <w:rPr>
+                <w:rFonts w:hint="eastAsia"/>
+                <w:b/>
+                <w:bCs/>
+              </w:rPr>
+              <w:t xml:space="preserve"> </w:t>
+            </w:r>
+            <w:r>
+              <w:rPr>
+                <w:rFonts w:hint="eastAsia"/>
+                <w:b/>
+                <w:bCs/>
+              </w:rPr>
+              <w:t xml:space="preserve"> in every row</w:t>
+            </w:r>
+          </w:p>
+        </w:tc>
+        <w:tc>
+          <w:tcPr>
+            <w:tcW w:w="3485" w:type="dxa"/>
+          </w:tcPr>
+          <w:p>
+            <w:pPr>
+              <w:jc w:val="center"/>
+              <w:rPr>
+                <w:rFonts w:hint="eastAsia"/>
+                <w:b/>
+                <w:bCs/>
+              </w:rPr>
+            </w:pPr>
+            <w:r>
+              <w:rPr>
+                <w:rFonts w:hint="eastAsia"/>
+                <w:b/>
+                <w:bCs/>
+              </w:rPr>
+              <w:t>s</w:t>
+            </w:r>
+            <w:r>
+              <w:rPr>
+                <w:rFonts w:hint="eastAsia"/>
+                <w:b/>
+                <w:bCs/>
+              </w:rPr>
+              <w:t>atisfiable</w:t>
+            </w:r>
+            <w:r>
+              <w:rPr>
+                <w:rFonts w:hint="eastAsia"/>
+                <w:b/>
+                <w:bCs/>
+              </w:rPr>
+              <w:t xml:space="preserve"> </w:t>
+            </w:r>
+            <w:r>
+              <w:rPr>
+                <w:rFonts w:hint="eastAsia"/>
+                <w:b/>
+                <w:bCs/>
+              </w:rPr>
+              <w:t>/</w:t>
+            </w:r>
+            <w:r>
+              <w:rPr>
+                <w:b/>
+                <w:bCs/>
+              </w:rPr>
+              <w:t xml:space="preserve"> </w:t>
+            </w:r>
+            <w:r>
+              <w:rPr>
+                <w:b/>
+                <w:bCs/>
+              </w:rPr>
+              <w:t>tautology</w:t>
+            </w:r>
+          </w:p>
+        </w:tc>
+        <w:tc>
+          <w:tcPr>
+            <w:tcW w:w="3486" w:type="dxa"/>
+          </w:tcPr>
+          <w:p>
+            <w:pPr>
+              <w:jc w:val="center"/>
+              <w:rPr>
+                <w:b/>
+                <w:bCs/>
+              </w:rPr>
+            </w:pPr>
+            <w:r>
+              <w:rPr>
+                <w:rFonts w:hint="eastAsia"/>
+                <w:b/>
+                <w:bCs/>
+              </w:rPr>
+              <w:t>C</w:t>
+            </w:r>
+          </w:p>
+        </w:tc>
+      </w:tr>
+      <w:tr>
+        <w:tc>
+          <w:tcPr>
+            <w:tcW w:w="3485" w:type="dxa"/>
+          </w:tcPr>
+          <w:p>
+            <w:pPr>
+              <w:jc w:val="left"/>
+              <w:rPr>
+                <w:rFonts w:hint="eastAsia"/>
+                <w:b/>
+                <w:bCs/>
+              </w:rPr>
+            </w:pPr>
+          </w:p>
+        </w:tc>
+        <w:tc>
+          <w:tcPr>
+            <w:tcW w:w="3485" w:type="dxa"/>
+          </w:tcPr>
+          <w:p>
+            <w:pPr>
+              <w:jc w:val="center"/>
+              <w:rPr>
+                <w:rFonts w:hint="eastAsia"/>
+                <w:b/>
+                <w:bCs/>
+              </w:rPr>
+            </w:pPr>
+          </w:p>
+        </w:tc>
+        <w:tc>
+          <w:tcPr>
+            <w:tcW w:w="3486" w:type="dxa"/>
+          </w:tcPr>
+          <w:p>
+            <w:pPr>
+              <w:jc w:val="center"/>
+              <w:rPr>
+                <w:rFonts w:hint="eastAsia"/>
+                <w:b/>
+                <w:bCs/>
+              </w:rPr>
+            </w:pPr>
+          </w:p>
+        </w:tc>
+      </w:tr>
+    </w:tbl>
+    <w:p>
+      <w:r>
+        <w:rPr>
+          <w:rFonts w:hint="eastAsia"/>
+          <w:noProof/>
+        </w:rPr>
+        <w:drawing>
+          <wp:inline distT="0" distB="0" distL="0" distR="0" wp14:anchorId="58451D15" wp14:editId="46F6C182">
+            <wp:extent cx="6588103" cy="3093057"/>
+            <wp:effectExtent l="0" t="0" r="3810" b="0"/>
+            <wp:docPr id="1678091778" name="图片 3"/>
+            <wp:cNvGraphicFramePr>
+              <a:graphicFrameLocks xmlns:a="http://schemas.openxmlformats.org/drawingml/2006/main" noChangeAspect="1"/>
+            </wp:cNvGraphicFramePr>
+            <a:graphic xmlns:a="http://schemas.openxmlformats.org/drawingml/2006/main">
+              <a:graphicData uri="http://schemas.openxmlformats.org/drawingml/2006/picture">
+                <pic:pic xmlns:pic="http://schemas.openxmlformats.org/drawingml/2006/picture">
+                  <pic:nvPicPr>
+                    <pic:cNvPr id="0" name="Picture 3"/>
+                    <pic:cNvPicPr>
+                      <a:picLocks noChangeAspect="1" noChangeArrowheads="1"/>
+                    </pic:cNvPicPr>
+                  </pic:nvPicPr>
+                  <pic:blipFill>
+                    <a:blip r:embed="rId29">
+                      <a:extLst>
+                        <a:ext uri="{28A0092B-C50C-407E-A947-70E740481C1C}">
+                          <a14:useLocalDpi xmlns:a14="http://schemas.microsoft.com/office/drawing/2010/main" val="0"/>
+                        </a:ext>
+                      </a:extLst>
+                    </a:blip>
+                    <a:srcRect/>
+                    <a:stretch>
+                      <a:fillRect/>
+                    </a:stretch>
+                  </pic:blipFill>
+                  <pic:spPr bwMode="auto">
+                    <a:xfrm>
+                      <a:off x="0" y="0"/>
+                      <a:ext cx="6635496" cy="3115307"/>
+                    </a:xfrm>
+                    <a:prstGeom prst="rect">
+                      <a:avLst/>
+                    </a:prstGeom>
+                    <a:noFill/>
+                    <a:ln>
+                      <a:noFill/>
+                    </a:ln>
+                  </pic:spPr>
+                </pic:pic>
+              </a:graphicData>
+            </a:graphic>
+          </wp:inline>
+        </w:drawing>
+      </w:r>
+    </w:p>
+    <w:p>
+      <w:r>
+        <w:rPr>
+          <w:rFonts w:hint="eastAsia"/>
+          <w:noProof/>
+        </w:rPr>
+        <w:lastRenderedPageBreak/>
+        <w:drawing>
+          <wp:inline distT="0" distB="0" distL="0" distR="0" wp14:anchorId="441BCF7D" wp14:editId="2CC7B0FB">
+            <wp:extent cx="5915770" cy="2925636"/>
+            <wp:effectExtent l="0" t="0" r="8890" b="8255"/>
+            <wp:docPr id="1277920051" name="图片 4"/>
+            <wp:cNvGraphicFramePr>
+              <a:graphicFrameLocks xmlns:a="http://schemas.openxmlformats.org/drawingml/2006/main" noChangeAspect="1"/>
+            </wp:cNvGraphicFramePr>
+            <a:graphic xmlns:a="http://schemas.openxmlformats.org/drawingml/2006/main">
+              <a:graphicData uri="http://schemas.openxmlformats.org/drawingml/2006/picture">
+                <pic:pic xmlns:pic="http://schemas.openxmlformats.org/drawingml/2006/picture">
+                  <pic:nvPicPr>
+                    <pic:cNvPr id="0" name="Picture 4"/>
+                    <pic:cNvPicPr>
+                      <a:picLocks noChangeAspect="1" noChangeArrowheads="1"/>
+                    </pic:cNvPicPr>
+                  </pic:nvPicPr>
+                  <pic:blipFill>
+                    <a:blip r:embed="rId30">
+                      <a:extLst>
+                        <a:ext uri="{28A0092B-C50C-407E-A947-70E740481C1C}">
+                          <a14:useLocalDpi xmlns:a14="http://schemas.microsoft.com/office/drawing/2010/main" val="0"/>
+                        </a:ext>
+                      </a:extLst>
+                    </a:blip>
+                    <a:srcRect/>
+                    <a:stretch>
+                      <a:fillRect/>
+                    </a:stretch>
+                  </pic:blipFill>
+                  <pic:spPr bwMode="auto">
+                    <a:xfrm>
+                      <a:off x="0" y="0"/>
+                      <a:ext cx="5924083" cy="2929747"/>
+                    </a:xfrm>
+                    <a:prstGeom prst="rect">
+                      <a:avLst/>
+                    </a:prstGeom>
+                    <a:noFill/>
+                    <a:ln>
+                      <a:noFill/>
+                    </a:ln>
+                  </pic:spPr>
+                </pic:pic>
+              </a:graphicData>
+            </a:graphic>
+          </wp:inline>
+        </w:drawing>
+      </w:r>
+    </w:p>
+    <w:p>
+      <w:pPr>
+        <w:rPr>
+          <w:rFonts w:hint="eastAsia"/>
+        </w:rPr>
+      </w:pPr>
+    </w:p>
+    <w:p>
+      <w:r>
+        <w:drawing>
+          <wp:inline distT="0" distB="0" distL="0" distR="0" wp14:anchorId="2A057148" wp14:editId="608DAF70">
+            <wp:extent cx="6645910" cy="1116965"/>
+            <wp:effectExtent l="0" t="0" r="2540" b="6985"/>
+            <wp:docPr id="1868890542" name="图片 1"/>
+            <wp:cNvGraphicFramePr>
+              <a:graphicFrameLocks xmlns:a="http://schemas.openxmlformats.org/drawingml/2006/main" noChangeAspect="1"/>
+            </wp:cNvGraphicFramePr>
+            <a:graphic xmlns:a="http://schemas.openxmlformats.org/drawingml/2006/main">
+              <a:graphicData uri="http://schemas.openxmlformats.org/drawingml/2006/picture">
+                <pic:pic xmlns:pic="http://schemas.openxmlformats.org/drawingml/2006/picture">
+                  <pic:nvPicPr>
+                    <pic:cNvPr id="1868890542" name=""/>
+                    <pic:cNvPicPr/>
+                  </pic:nvPicPr>
+                  <pic:blipFill>
+                    <a:blip r:embed="rId31"/>
+                    <a:stretch>
+                      <a:fillRect/>
+                    </a:stretch>
+                  </pic:blipFill>
+                  <pic:spPr>
+                    <a:xfrm>
+                      <a:off x="0" y="0"/>
+                      <a:ext cx="6645910" cy="1116965"/>
+                    </a:xfrm>
+                    <a:prstGeom prst="rect">
+                      <a:avLst/>
+                    </a:prstGeom>
+                  </pic:spPr>
+                </pic:pic>
+              </a:graphicData>
+            </a:graphic>
+          </wp:inline>
+        </w:drawing>
+      </w:r>
+    </w:p>
+    <w:p>
+      <w:pPr>
+        <w:rPr>
+          <w:rFonts w:hint="eastAsia"/>
+        </w:rPr>
+      </w:pPr>
+    </w:p>
+    <w:p>
+      <w:r>
+        <w:rPr>
+          <w:rFonts w:hint="eastAsia"/>
+          <w:noProof/>
+        </w:rPr>
+        <w:drawing>
+          <wp:inline distT="0" distB="0" distL="0" distR="0" wp14:anchorId="3881706B" wp14:editId="647BB615">
+            <wp:extent cx="6901732" cy="3586841"/>
+            <wp:effectExtent l="0" t="0" r="0" b="0"/>
+            <wp:docPr id="2098073335" name="图片 7"/>
+            <wp:cNvGraphicFramePr>
+              <a:graphicFrameLocks xmlns:a="http://schemas.openxmlformats.org/drawingml/2006/main" noChangeAspect="1"/>
+            </wp:cNvGraphicFramePr>
+            <a:graphic xmlns:a="http://schemas.openxmlformats.org/drawingml/2006/main">
+              <a:graphicData uri="http://schemas.openxmlformats.org/drawingml/2006/picture">
+                <pic:pic xmlns:pic="http://schemas.openxmlformats.org/drawingml/2006/picture">
+                  <pic:nvPicPr>
+                    <pic:cNvPr id="0" name="Picture 7"/>
+                    <pic:cNvPicPr>
+                      <a:picLocks noChangeAspect="1" noChangeArrowheads="1"/>
+                    </pic:cNvPicPr>
+                  </pic:nvPicPr>
+                  <pic:blipFill>
+                    <a:blip r:embed="rId32">
+                      <a:extLst>
+                        <a:ext uri="{28A0092B-C50C-407E-A947-70E740481C1C}">
+                          <a14:useLocalDpi xmlns:a14="http://schemas.microsoft.com/office/drawing/2010/main" val="0"/>
+                        </a:ext>
+                      </a:extLst>
+                    </a:blip>
+                    <a:srcRect/>
+                    <a:stretch>
+                      <a:fillRect/>
+                    </a:stretch>
+                  </pic:blipFill>
+                  <pic:spPr bwMode="auto">
+                    <a:xfrm>
+                      <a:off x="0" y="0"/>
+                      <a:ext cx="6906674" cy="3589409"/>
+                    </a:xfrm>
+                    <a:prstGeom prst="rect">
+                      <a:avLst/>
+                    </a:prstGeom>
+                    <a:noFill/>
+                    <a:ln>
+                      <a:noFill/>
+                    </a:ln>
+                  </pic:spPr>
+                </pic:pic>
+              </a:graphicData>
+            </a:graphic>
+          </wp:inline>
+        </w:drawing>
+      </w:r>
+    </w:p>
+    <w:p>
+      <w:pPr>
+        <w:rPr>
+          <w:rFonts w:hint="eastAsia"/>
+        </w:rPr>
+      </w:pPr>
+    </w:p>
+    <w:p>
+      <w:pPr>
+        <w:rPr>
+          <w:rFonts w:hint="eastAsia"/>
+        </w:rPr>
+      </w:pPr>
+      <w:r>
+        <w:drawing>
+          <wp:inline distT="0" distB="0" distL="0" distR="0" wp14:anchorId="2D96F058" wp14:editId="788D3859">
+            <wp:extent cx="6337189" cy="1111702"/>
+            <wp:effectExtent l="0" t="0" r="6985" b="0"/>
+            <wp:docPr id="633740487" name="图片 1"/>
+            <wp:cNvGraphicFramePr>
+              <a:graphicFrameLocks xmlns:a="http://schemas.openxmlformats.org/drawingml/2006/main" noChangeAspect="1"/>
+            </wp:cNvGraphicFramePr>
+            <a:graphic xmlns:a="http://schemas.openxmlformats.org/drawingml/2006/main">
+              <a:graphicData uri="http://schemas.openxmlformats.org/drawingml/2006/picture">
+                <pic:pic xmlns:pic="http://schemas.openxmlformats.org/drawingml/2006/picture">
+                  <pic:nvPicPr>
+                    <pic:cNvPr id="633740487" name=""/>
+                    <pic:cNvPicPr/>
+                  </pic:nvPicPr>
+                  <pic:blipFill>
+                    <a:blip r:embed="rId33"/>
+                    <a:stretch>
+                      <a:fillRect/>
+                    </a:stretch>
+                  </pic:blipFill>
+                  <pic:spPr>
+                    <a:xfrm>
+                      <a:off x="0" y="0"/>
+                      <a:ext cx="6380735" cy="1119341"/>
+                    </a:xfrm>
+                    <a:prstGeom prst="rect">
+                      <a:avLst/>
+                    </a:prstGeom>
+                  </pic:spPr>
+                </pic:pic>
+              </a:graphicData>
+            </a:graphic>
+          </wp:inline>
+        </w:drawing>
       </w:r>
     </w:p>
     <w:sectPr>
@@ -7414,7 +9281,7 @@
   <w:abstractNum w:abstractNumId="7" w15:restartNumberingAfterBreak="0">
     <w:nsid w:val="7E991A8B"/>
     <w:multiLevelType w:val="hybridMultilevel"/>
-    <w:tmpl w:val="F0684E7C"/>
+    <w:tmpl w:val="C922B06A"/>
     <w:lvl w:ilvl="0" w:tplc="04090001">
       <w:start w:val="1"/>
       <w:numFmt w:val="bullet"/>
@@ -8516,6 +10383,27 @@
       </w:tblBorders>
     </w:tblPr>
   </w:style>
+  <w:style w:type="paragraph" w:styleId="af2">
+    <w:name w:val="Date"/>
+    <w:basedOn w:val="a"/>
+    <w:next w:val="a"/>
+    <w:link w:val="af3"/>
+    <w:uiPriority w:val="99"/>
+    <w:semiHidden/>
+    <w:unhideWhenUsed/>
+    <w:rsid w:val="00714632"/>
+    <w:pPr>
+      <w:ind w:leftChars="2500" w:left="100"/>
+    </w:pPr>
+  </w:style>
+  <w:style w:type="character" w:customStyle="1" w:styleId="af3">
+    <w:name w:val="日期 字符"/>
+    <w:basedOn w:val="a0"/>
+    <w:link w:val="af2"/>
+    <w:uiPriority w:val="99"/>
+    <w:semiHidden/>
+    <w:rsid w:val="00714632"/>
+  </w:style>
 </w:styles>
 </file>
 

--- a/26fall/1870/Note/w1s1.docx
+++ b/26fall/1870/Note/w1s1.docx
@@ -6761,6 +6761,30 @@
     </w:p>
     <w:p>
       <w:pPr>
+        <w:pStyle w:val="5"/>
+        <w:numPr>
+          <w:ilvl w:val="2"/>
+          <w:numId w:val="2"/>
+        </w:numPr>
+        <w:rPr>
+          <w:rFonts w:hint="eastAsia"/>
+        </w:rPr>
+      </w:pPr>
+      <w:r>
+        <w:rPr>
+          <w:rFonts w:hint="eastAsia"/>
+        </w:rPr>
+        <w:t>Proposition</w:t>
+      </w:r>
+      <w:r>
+        <w:rPr>
+          <w:rFonts w:hint="eastAsia"/>
+        </w:rPr>
+        <w:t>(命题)</w:t>
+      </w:r>
+    </w:p>
+    <w:p>
+      <w:pPr>
         <w:pStyle w:val="a9"/>
         <w:numPr>
           <w:ilvl w:val="0"/>
@@ -7026,13 +7050,6 @@
       </w:tr>
     </w:tbl>
     <w:p/>
-    <w:p>
-      <w:pPr>
-        <w:rPr>
-          <w:rFonts w:hint="eastAsia"/>
-        </w:rPr>
-      </w:pPr>
-    </w:p>
     <w:p>
       <w:pPr>
         <w:pStyle w:val="a9"/>
@@ -7336,40 +7353,21 @@
         </w:drawing>
       </w:r>
     </w:p>
-    <w:p/>
-    <w:p>
-      <w:pPr>
-        <w:jc w:val="center"/>
-        <w:rPr>
-          <w:rFonts w:hint="eastAsia"/>
-        </w:rPr>
-      </w:pPr>
-    </w:p>
-    <w:p>
-      <w:pPr>
-        <w:pStyle w:val="4"/>
+    <w:p>
+      <w:pPr>
+        <w:pStyle w:val="5"/>
         <w:numPr>
-          <w:ilvl w:val="1"/>
+          <w:ilvl w:val="2"/>
           <w:numId w:val="2"/>
         </w:numPr>
-        <w:rPr>
-          <w:b/>
-          <w:bCs/>
-        </w:rPr>
-      </w:pPr>
-      <w:r>
-        <w:rPr>
-          <w:b/>
-          <w:bCs/>
-        </w:rPr>
+      </w:pPr>
+      <w:r>
         <w:lastRenderedPageBreak/>
         <w:t>Truth tables</w:t>
       </w:r>
       <w:r>
         <w:rPr>
           <w:rFonts w:hint="eastAsia"/>
-          <w:b/>
-          <w:bCs/>
         </w:rPr>
         <w:t>(真值表)</w:t>
       </w:r>
@@ -7426,139 +7424,27 @@
     </w:p>
     <w:p>
       <w:pPr>
-        <w:pStyle w:val="4"/>
+        <w:pStyle w:val="5"/>
         <w:numPr>
-          <w:ilvl w:val="1"/>
+          <w:ilvl w:val="2"/>
           <w:numId w:val="2"/>
         </w:numPr>
-        <w:rPr>
-          <w:b/>
-          <w:bCs/>
-        </w:rPr>
-      </w:pPr>
-      <w:r>
-        <w:rPr>
-          <w:b/>
-          <w:bCs/>
-        </w:rPr>
+      </w:pPr>
+      <w:r>
         <w:t>Satisfiability, validity, equivalence</w:t>
       </w:r>
       <w:r>
         <w:rPr>
           <w:rFonts w:hint="eastAsia"/>
-          <w:b/>
-          <w:bCs/>
         </w:rPr>
         <w:t>(</w:t>
       </w:r>
       <w:r>
-        <w:rPr>
-          <w:b/>
-          <w:bCs/>
-        </w:rPr>
         <w:t>可满足性、有效性、等效性</w:t>
       </w:r>
       <w:r>
         <w:rPr>
           <w:rFonts w:hint="eastAsia"/>
-          <w:b/>
-          <w:bCs/>
-        </w:rPr>
-        <w:t>)</w:t>
-      </w:r>
-    </w:p>
-    <w:p>
-      <w:pPr>
-        <w:pStyle w:val="5"/>
-        <w:rPr>
-          <w:rFonts w:hint="eastAsia"/>
-          <w:b/>
-          <w:bCs/>
-        </w:rPr>
-      </w:pPr>
-      <w:r>
-        <w:rPr>
-          <w:rFonts w:hint="eastAsia"/>
-          <w:b/>
-          <w:bCs/>
-        </w:rPr>
-        <w:t xml:space="preserve">2.3.1 </w:t>
-      </w:r>
-      <w:r>
-        <w:rPr>
-          <w:b/>
-          <w:bCs/>
-        </w:rPr>
-        <w:t>Satisfiability</w:t>
-      </w:r>
-      <w:r>
-        <w:rPr>
-          <w:rFonts w:hint="eastAsia"/>
-          <w:b/>
-          <w:bCs/>
-        </w:rPr>
-        <w:t xml:space="preserve"> </w:t>
-      </w:r>
-      <w:r>
-        <w:rPr>
-          <w:rFonts w:hint="eastAsia"/>
-          <w:b/>
-          <w:bCs/>
-        </w:rPr>
-        <w:t xml:space="preserve"> </w:t>
-      </w:r>
-      <w:r>
-        <w:rPr>
-          <w:rFonts w:hint="eastAsia"/>
-          <w:b/>
-          <w:bCs/>
-        </w:rPr>
-        <w:t>（可满足性）</w:t>
-      </w:r>
-      <w:r>
-        <w:rPr>
-          <w:rFonts w:hint="eastAsia"/>
-          <w:b/>
-          <w:bCs/>
-        </w:rPr>
-        <w:t xml:space="preserve">&amp; </w:t>
-      </w:r>
-      <w:r>
-        <w:rPr>
-          <w:rFonts w:hint="eastAsia"/>
-          <w:b/>
-          <w:bCs/>
-        </w:rPr>
-        <w:t>T</w:t>
-      </w:r>
-      <w:r>
-        <w:rPr>
-          <w:b/>
-          <w:bCs/>
-        </w:rPr>
-        <w:t>autology</w:t>
-      </w:r>
-      <w:r>
-        <w:rPr>
-          <w:rFonts w:hint="eastAsia"/>
-          <w:b/>
-          <w:bCs/>
-        </w:rPr>
-        <w:t>(</w:t>
-      </w:r>
-      <w:r>
-        <w:rPr>
-          <w:rFonts w:hint="eastAsia"/>
-          <w:b/>
-          <w:bCs/>
-        </w:rPr>
-        <w:t>永真式</w:t>
-      </w:r>
-      <w:r>
-        <w:rPr>
-          <w:rFonts w:hint="eastAsia"/>
-          <w:b/>
-          <w:bCs/>
         </w:rPr>
         <w:t>)</w:t>
       </w:r>
@@ -8570,11 +8456,6 @@
       </w:pPr>
     </w:p>
     <w:p>
-      <w:pPr>
-        <w:rPr>
-          <w:rFonts w:hint="eastAsia"/>
-        </w:rPr>
-      </w:pPr>
       <w:r>
         <w:drawing>
           <wp:inline distT="0" distB="0" distL="0" distR="0" wp14:anchorId="2D96F058" wp14:editId="788D3859">
@@ -8613,6 +8494,32 @@
         </w:drawing>
       </w:r>
     </w:p>
+    <w:p>
+      <w:pPr>
+        <w:pStyle w:val="4"/>
+        <w:numPr>
+          <w:ilvl w:val="1"/>
+          <w:numId w:val="2"/>
+        </w:numPr>
+      </w:pPr>
+      <w:r>
+        <w:lastRenderedPageBreak/>
+        <w:t>Predicate log</w:t>
+      </w:r>
+      <w:r>
+        <w:rPr>
+          <w:rFonts w:hint="eastAsia"/>
+        </w:rPr>
+        <w:t>ic（谓词逻辑）</w:t>
+      </w:r>
+    </w:p>
+    <w:p>
+      <w:pPr>
+        <w:rPr>
+          <w:rFonts w:hint="eastAsia"/>
+        </w:rPr>
+      </w:pPr>
+    </w:p>
     <w:sectPr>
       <w:pgSz w:w="11906" w:h="16838"/>
       <w:pgMar w:top="720" w:right="720" w:bottom="720" w:left="720" w:header="851" w:footer="992" w:gutter="0"/>
@@ -8626,6 +8533,92 @@
 <file path=word/numbering.xml><?xml version="1.0" encoding="utf-8"?>
 <w:numbering xmlns:wpc="http://schemas.microsoft.com/office/word/2010/wordprocessingCanvas" xmlns:cx="http://schemas.microsoft.com/office/drawing/2014/chartex" xmlns:cx1="http://schemas.microsoft.com/office/drawing/2015/9/8/chartex" xmlns:cx2="http://schemas.microsoft.com/office/drawing/2015/10/21/chartex" xmlns:cx3="http://schemas.microsoft.com/office/drawing/2016/5/9/chartex" xmlns:cx4="http://schemas.microsoft.com/office/drawing/2016/5/10/chartex" xmlns:cx5="http://schemas.microsoft.com/office/drawing/2016/5/11/chartex" xmlns:cx6="http://schemas.microsoft.com/office/drawing/2016/5/12/chartex" xmlns:cx7="http://schemas.microsoft.com/office/drawing/2016/5/13/chartex" xmlns:cx8="http://schemas.microsoft.com/office/drawing/2016/5/14/chartex" xmlns:mc="http://schemas.openxmlformats.org/markup-compatibility/2006" xmlns:aink="http://schemas.microsoft.com/office/drawing/2016/ink" xmlns:am3d="http://schemas.microsoft.com/office/drawing/2017/model3d" xmlns:o="urn:schemas-microsoft-com:office:office" xmlns:oel="http://schemas.microsoft.com/office/2019/extlst" xmlns:r="http://schemas.openxmlformats.org/officeDocument/2006/relationships" xmlns:m="http://schemas.openxmlformats.org/officeDocument/2006/math" xmlns:v="urn:schemas-microsoft-com:vml" xmlns:wp14="http://schemas.microsoft.com/office/word/2010/wordprocessingDrawing" xmlns:wp="http://schemas.openxmlformats.org/drawingml/2006/wordprocessingDrawing" xmlns:w10="urn:schemas-microsoft-com:office:word" xmlns:w="http://schemas.openxmlformats.org/wordprocessingml/2006/main" xmlns:w14="http://schemas.microsoft.com/office/word/2010/wordml" xmlns:w15="http://schemas.microsoft.com/office/word/2012/wordml" xmlns:w16cex="http://schemas.microsoft.com/office/word/2018/wordml/cex" xmlns:w16cid="http://schemas.microsoft.com/office/word/2016/wordml/cid" xmlns:w16="http://schemas.microsoft.com/office/word/2018/wordml" xmlns:w16du="http://schemas.microsoft.com/office/word/2023/wordml/word16du" xmlns:w16sdtdh="http://schemas.microsoft.com/office/word/2020/wordml/sdtdatahash" xmlns:w16sdtfl="http://schemas.microsoft.com/office/word/2024/wordml/sdtformatlock" xmlns:w16se="http://schemas.microsoft.com/office/word/2015/wordml/symex" xmlns:wpg="http://schemas.microsoft.com/office/word/2010/wordprocessingGroup" xmlns:wpi="http://schemas.microsoft.com/office/word/2010/wordprocessingInk" xmlns:wne="http://schemas.microsoft.com/office/word/2006/wordml" xmlns:wps="http://schemas.microsoft.com/office/word/2010/wordprocessingShape" mc:Ignorable="w14 w15 w16se w16cid w16 w16cex w16sdtdh w16sdtfl w16du wp14">
   <w:abstractNum w:abstractNumId="0" w15:restartNumberingAfterBreak="0">
+    <w:nsid w:val="06C572C3"/>
+    <w:multiLevelType w:val="hybridMultilevel"/>
+    <w:tmpl w:val="EB1045B2"/>
+    <w:lvl w:ilvl="0" w:tplc="0409000F">
+      <w:start w:val="1"/>
+      <w:numFmt w:val="decimal"/>
+      <w:lvlText w:val="%1."/>
+      <w:lvlJc w:val="left"/>
+      <w:pPr>
+        <w:ind w:left="440" w:hanging="440"/>
+      </w:pPr>
+    </w:lvl>
+    <w:lvl w:ilvl="1" w:tplc="04090019" w:tentative="1">
+      <w:start w:val="1"/>
+      <w:numFmt w:val="lowerLetter"/>
+      <w:lvlText w:val="%2)"/>
+      <w:lvlJc w:val="left"/>
+      <w:pPr>
+        <w:ind w:left="880" w:hanging="440"/>
+      </w:pPr>
+    </w:lvl>
+    <w:lvl w:ilvl="2" w:tplc="0409001B" w:tentative="1">
+      <w:start w:val="1"/>
+      <w:numFmt w:val="lowerRoman"/>
+      <w:lvlText w:val="%3."/>
+      <w:lvlJc w:val="right"/>
+      <w:pPr>
+        <w:ind w:left="1320" w:hanging="440"/>
+      </w:pPr>
+    </w:lvl>
+    <w:lvl w:ilvl="3" w:tplc="0409000F" w:tentative="1">
+      <w:start w:val="1"/>
+      <w:numFmt w:val="decimal"/>
+      <w:lvlText w:val="%4."/>
+      <w:lvlJc w:val="left"/>
+      <w:pPr>
+        <w:ind w:left="1760" w:hanging="440"/>
+      </w:pPr>
+    </w:lvl>
+    <w:lvl w:ilvl="4" w:tplc="04090019" w:tentative="1">
+      <w:start w:val="1"/>
+      <w:numFmt w:val="lowerLetter"/>
+      <w:lvlText w:val="%5)"/>
+      <w:lvlJc w:val="left"/>
+      <w:pPr>
+        <w:ind w:left="2200" w:hanging="440"/>
+      </w:pPr>
+    </w:lvl>
+    <w:lvl w:ilvl="5" w:tplc="0409001B" w:tentative="1">
+      <w:start w:val="1"/>
+      <w:numFmt w:val="lowerRoman"/>
+      <w:lvlText w:val="%6."/>
+      <w:lvlJc w:val="right"/>
+      <w:pPr>
+        <w:ind w:left="2640" w:hanging="440"/>
+      </w:pPr>
+    </w:lvl>
+    <w:lvl w:ilvl="6" w:tplc="0409000F" w:tentative="1">
+      <w:start w:val="1"/>
+      <w:numFmt w:val="decimal"/>
+      <w:lvlText w:val="%7."/>
+      <w:lvlJc w:val="left"/>
+      <w:pPr>
+        <w:ind w:left="3080" w:hanging="440"/>
+      </w:pPr>
+    </w:lvl>
+    <w:lvl w:ilvl="7" w:tplc="04090019" w:tentative="1">
+      <w:start w:val="1"/>
+      <w:numFmt w:val="lowerLetter"/>
+      <w:lvlText w:val="%8)"/>
+      <w:lvlJc w:val="left"/>
+      <w:pPr>
+        <w:ind w:left="3520" w:hanging="440"/>
+      </w:pPr>
+    </w:lvl>
+    <w:lvl w:ilvl="8" w:tplc="0409001B" w:tentative="1">
+      <w:start w:val="1"/>
+      <w:numFmt w:val="lowerRoman"/>
+      <w:lvlText w:val="%9."/>
+      <w:lvlJc w:val="right"/>
+      <w:pPr>
+        <w:ind w:left="3960" w:hanging="440"/>
+      </w:pPr>
+    </w:lvl>
+  </w:abstractNum>
+  <w:abstractNum w:abstractNumId="1" w15:restartNumberingAfterBreak="0">
     <w:nsid w:val="15E23631"/>
     <w:multiLevelType w:val="hybridMultilevel"/>
     <w:tmpl w:val="5AEECDA4"/>
@@ -8714,7 +8707,7 @@
       </w:pPr>
     </w:lvl>
   </w:abstractNum>
-  <w:abstractNum w:abstractNumId="1" w15:restartNumberingAfterBreak="0">
+  <w:abstractNum w:abstractNumId="2" w15:restartNumberingAfterBreak="0">
     <w:nsid w:val="1DD52405"/>
     <w:multiLevelType w:val="hybridMultilevel"/>
     <w:tmpl w:val="261A0450"/>
@@ -8803,7 +8796,7 @@
       </w:pPr>
     </w:lvl>
   </w:abstractNum>
-  <w:abstractNum w:abstractNumId="2" w15:restartNumberingAfterBreak="0">
+  <w:abstractNum w:abstractNumId="3" w15:restartNumberingAfterBreak="0">
     <w:nsid w:val="3B475DB4"/>
     <w:multiLevelType w:val="hybridMultilevel"/>
     <w:tmpl w:val="1562C4A2"/>
@@ -8889,7 +8882,7 @@
       </w:pPr>
     </w:lvl>
   </w:abstractNum>
-  <w:abstractNum w:abstractNumId="3" w15:restartNumberingAfterBreak="0">
+  <w:abstractNum w:abstractNumId="4" w15:restartNumberingAfterBreak="0">
     <w:nsid w:val="3EB55B4C"/>
     <w:multiLevelType w:val="hybridMultilevel"/>
     <w:tmpl w:val="A8AC6B46"/>
@@ -8978,17 +8971,17 @@
       </w:pPr>
     </w:lvl>
   </w:abstractNum>
-  <w:abstractNum w:abstractNumId="4" w15:restartNumberingAfterBreak="0">
+  <w:abstractNum w:abstractNumId="5" w15:restartNumberingAfterBreak="0">
     <w:nsid w:val="5D142187"/>
     <w:multiLevelType w:val="multilevel"/>
-    <w:tmpl w:val="EDE4046E"/>
+    <w:tmpl w:val="0409001F"/>
     <w:lvl w:ilvl="0">
       <w:start w:val="1"/>
       <w:numFmt w:val="decimal"/>
       <w:lvlText w:val="%1."/>
       <w:lvlJc w:val="left"/>
       <w:pPr>
-        <w:ind w:left="360" w:hanging="360"/>
+        <w:ind w:left="425" w:hanging="425"/>
       </w:pPr>
       <w:rPr>
         <w:rFonts w:hint="default"/>
@@ -8997,11 +8990,10 @@
     <w:lvl w:ilvl="1">
       <w:start w:val="1"/>
       <w:numFmt w:val="decimal"/>
-      <w:isLgl/>
-      <w:lvlText w:val="%1.%2"/>
+      <w:lvlText w:val="%1.%2."/>
       <w:lvlJc w:val="left"/>
       <w:pPr>
-        <w:ind w:left="435" w:hanging="435"/>
+        <w:ind w:left="567" w:hanging="567"/>
       </w:pPr>
       <w:rPr>
         <w:rFonts w:hint="default"/>
@@ -9010,11 +9002,10 @@
     <w:lvl w:ilvl="2">
       <w:start w:val="1"/>
       <w:numFmt w:val="decimal"/>
-      <w:isLgl/>
-      <w:lvlText w:val="%1.%2.%3"/>
+      <w:lvlText w:val="%1.%2.%3."/>
       <w:lvlJc w:val="left"/>
       <w:pPr>
-        <w:ind w:left="720" w:hanging="720"/>
+        <w:ind w:left="709" w:hanging="709"/>
       </w:pPr>
       <w:rPr>
         <w:rFonts w:hint="default"/>
@@ -9023,11 +9014,10 @@
     <w:lvl w:ilvl="3">
       <w:start w:val="1"/>
       <w:numFmt w:val="decimal"/>
-      <w:isLgl/>
-      <w:lvlText w:val="%1.%2.%3.%4"/>
+      <w:lvlText w:val="%1.%2.%3.%4."/>
       <w:lvlJc w:val="left"/>
       <w:pPr>
-        <w:ind w:left="720" w:hanging="720"/>
+        <w:ind w:left="851" w:hanging="851"/>
       </w:pPr>
       <w:rPr>
         <w:rFonts w:hint="default"/>
@@ -9036,11 +9026,10 @@
     <w:lvl w:ilvl="4">
       <w:start w:val="1"/>
       <w:numFmt w:val="decimal"/>
-      <w:isLgl/>
-      <w:lvlText w:val="%1.%2.%3.%4.%5"/>
+      <w:lvlText w:val="%1.%2.%3.%4.%5."/>
       <w:lvlJc w:val="left"/>
       <w:pPr>
-        <w:ind w:left="1080" w:hanging="1080"/>
+        <w:ind w:left="992" w:hanging="992"/>
       </w:pPr>
       <w:rPr>
         <w:rFonts w:hint="default"/>
@@ -9049,11 +9038,10 @@
     <w:lvl w:ilvl="5">
       <w:start w:val="1"/>
       <w:numFmt w:val="decimal"/>
-      <w:isLgl/>
-      <w:lvlText w:val="%1.%2.%3.%4.%5.%6"/>
+      <w:lvlText w:val="%1.%2.%3.%4.%5.%6."/>
       <w:lvlJc w:val="left"/>
       <w:pPr>
-        <w:ind w:left="1080" w:hanging="1080"/>
+        <w:ind w:left="1134" w:hanging="1134"/>
       </w:pPr>
       <w:rPr>
         <w:rFonts w:hint="default"/>
@@ -9062,11 +9050,10 @@
     <w:lvl w:ilvl="6">
       <w:start w:val="1"/>
       <w:numFmt w:val="decimal"/>
-      <w:isLgl/>
-      <w:lvlText w:val="%1.%2.%3.%4.%5.%6.%7"/>
+      <w:lvlText w:val="%1.%2.%3.%4.%5.%6.%7."/>
       <w:lvlJc w:val="left"/>
       <w:pPr>
-        <w:ind w:left="1440" w:hanging="1440"/>
+        <w:ind w:left="1276" w:hanging="1276"/>
       </w:pPr>
       <w:rPr>
         <w:rFonts w:hint="default"/>
@@ -9075,11 +9062,10 @@
     <w:lvl w:ilvl="7">
       <w:start w:val="1"/>
       <w:numFmt w:val="decimal"/>
-      <w:isLgl/>
-      <w:lvlText w:val="%1.%2.%3.%4.%5.%6.%7.%8"/>
+      <w:lvlText w:val="%1.%2.%3.%4.%5.%6.%7.%8."/>
       <w:lvlJc w:val="left"/>
       <w:pPr>
-        <w:ind w:left="1440" w:hanging="1440"/>
+        <w:ind w:left="1418" w:hanging="1418"/>
       </w:pPr>
       <w:rPr>
         <w:rFonts w:hint="default"/>
@@ -9088,18 +9074,17 @@
     <w:lvl w:ilvl="8">
       <w:start w:val="1"/>
       <w:numFmt w:val="decimal"/>
-      <w:isLgl/>
-      <w:lvlText w:val="%1.%2.%3.%4.%5.%6.%7.%8.%9"/>
+      <w:lvlText w:val="%1.%2.%3.%4.%5.%6.%7.%8.%9."/>
       <w:lvlJc w:val="left"/>
       <w:pPr>
-        <w:ind w:left="1800" w:hanging="1800"/>
+        <w:ind w:left="1559" w:hanging="1559"/>
       </w:pPr>
       <w:rPr>
         <w:rFonts w:hint="default"/>
       </w:rPr>
     </w:lvl>
   </w:abstractNum>
-  <w:abstractNum w:abstractNumId="5" w15:restartNumberingAfterBreak="0">
+  <w:abstractNum w:abstractNumId="6" w15:restartNumberingAfterBreak="0">
     <w:nsid w:val="70E021A9"/>
     <w:multiLevelType w:val="hybridMultilevel"/>
     <w:tmpl w:val="F44EEFF2"/>
@@ -9189,7 +9174,7 @@
       </w:pPr>
     </w:lvl>
   </w:abstractNum>
-  <w:abstractNum w:abstractNumId="6" w15:restartNumberingAfterBreak="0">
+  <w:abstractNum w:abstractNumId="7" w15:restartNumberingAfterBreak="0">
     <w:nsid w:val="7A5C712F"/>
     <w:multiLevelType w:val="hybridMultilevel"/>
     <w:tmpl w:val="AE4E8740"/>
@@ -9278,7 +9263,7 @@
       </w:pPr>
     </w:lvl>
   </w:abstractNum>
-  <w:abstractNum w:abstractNumId="7" w15:restartNumberingAfterBreak="0">
+  <w:abstractNum w:abstractNumId="8" w15:restartNumberingAfterBreak="0">
     <w:nsid w:val="7E991A8B"/>
     <w:multiLevelType w:val="hybridMultilevel"/>
     <w:tmpl w:val="C922B06A"/>
@@ -9392,27 +9377,30 @@
     </w:lvl>
   </w:abstractNum>
   <w:num w:numId="1" w16cid:durableId="607204533">
+    <w:abstractNumId w:val="3"/>
+  </w:num>
+  <w:num w:numId="2" w16cid:durableId="1240867659">
+    <w:abstractNumId w:val="5"/>
+  </w:num>
+  <w:num w:numId="3" w16cid:durableId="518933528">
+    <w:abstractNumId w:val="8"/>
+  </w:num>
+  <w:num w:numId="4" w16cid:durableId="290597978">
+    <w:abstractNumId w:val="4"/>
+  </w:num>
+  <w:num w:numId="5" w16cid:durableId="198785566">
+    <w:abstractNumId w:val="7"/>
+  </w:num>
+  <w:num w:numId="6" w16cid:durableId="213349035">
+    <w:abstractNumId w:val="6"/>
+  </w:num>
+  <w:num w:numId="7" w16cid:durableId="860822821">
     <w:abstractNumId w:val="2"/>
   </w:num>
-  <w:num w:numId="2" w16cid:durableId="1240867659">
-    <w:abstractNumId w:val="4"/>
-  </w:num>
-  <w:num w:numId="3" w16cid:durableId="518933528">
-    <w:abstractNumId w:val="7"/>
-  </w:num>
-  <w:num w:numId="4" w16cid:durableId="290597978">
-    <w:abstractNumId w:val="3"/>
-  </w:num>
-  <w:num w:numId="5" w16cid:durableId="198785566">
-    <w:abstractNumId w:val="6"/>
-  </w:num>
-  <w:num w:numId="6" w16cid:durableId="213349035">
-    <w:abstractNumId w:val="5"/>
-  </w:num>
-  <w:num w:numId="7" w16cid:durableId="860822821">
+  <w:num w:numId="8" w16cid:durableId="1668509154">
     <w:abstractNumId w:val="1"/>
   </w:num>
-  <w:num w:numId="8" w16cid:durableId="1668509154">
+  <w:num w:numId="9" w16cid:durableId="1908109799">
     <w:abstractNumId w:val="0"/>
   </w:num>
 </w:numbering>

--- a/26fall/1870/Note/w1s1.docx
+++ b/26fall/1870/Note/w1s1.docx
@@ -6236,7 +6236,87 @@
         <w:t>再次进入 while 循环，a 设为 y1</w:t>
       </w:r>
       <w:r>
-        <w:t>。由于 a 属于 Y，我们进入第 25 行的 else 分支。通过 M 中的一条边与 y1 相连的顶点是 x1。我们将 x1 标记为已访问，设置 pred(x1) = y1，然后将 x1 添加到 L 的末尾。列表现在为 [y3, y5, x1]。在下一次 while 循环中，我们将 a 设为 y3，并将 x2 添加到 L 的末尾。再下一次 while 循环中，a 设为 y5，我们将 x3 加入 L。此时 L 为 [x1, x2, x3]。接下来我们以 a = x1 进入 while 循环，将 b 设为 y2，并将 y2 添加到 L 的末尾。现在 L 为 [x2, x3, y2]。在下一次 while 循环中，a 设为 x2。由于 x2 没有未访问的邻点，我们不进入 for 循环。此时 L 为 [x3, y2]。现在我们将 a 设为 x3，x3 的所有邻点均已被访问，所以我们不进入 for 循环。现在 L 中只剩一个元素：y2。我们将 a 设为 y2。通过 M 中的一条边与 y2 相连的顶点是 x5，因此我们把它加入 L。现在 L 只含有单个顶点 x5。在 while 循环中，a 设为 x5。x5 唯一的未访问邻点是 y4，所以我们设 b 为 y4。我们将 y4 标记为已访问，并设置 pred(y4) = x5。由于 y4 未被 M 匹配，我们执行第 14 行的指令。接下来将通过执行第 17 行的 while 循环来重构增广路径 P。当算法终止时，增广路径 P 将等于 [x4, y1, x1, y2, x5, y4]。</w:t>
+        <w:t>。由于 a 属于 Y，我们进入第 25 行的 else 分支。</w:t>
+      </w:r>
+      <w:r>
+        <w:rPr>
+          <w:b/>
+          <w:bCs/>
+        </w:rPr>
+        <w:t>通过 M 中的一条边与 y1 相连的顶点是 x1</w:t>
+      </w:r>
+      <w:r>
+        <w:t>。我们将 x1 标记为已访问，设置 pred(x1) = y1，然后将 x1 添加到 L 的末尾。列表现在为 [y3, y5, x1]。在下一次 while 循环中，</w:t>
+      </w:r>
+      <w:r>
+        <w:rPr>
+          <w:b/>
+          <w:bCs/>
+        </w:rPr>
+        <w:t>我们将 a 设为 y3，并将 x2 添加到 L 的末尾</w:t>
+      </w:r>
+      <w:r>
+        <w:t>。再下一次 while 循环中，</w:t>
+      </w:r>
+      <w:r>
+        <w:rPr>
+          <w:b/>
+          <w:bCs/>
+        </w:rPr>
+        <w:t>a 设为 y5，我们将 x3 加入 L</w:t>
+      </w:r>
+      <w:r>
+        <w:t>。此时 L 为 [x1, x2, x3]。</w:t>
+      </w:r>
+      <w:r>
+        <w:rPr>
+          <w:b/>
+          <w:bCs/>
+        </w:rPr>
+        <w:t>接下来我们以 a = x1 进入 while 循环，将 b 设为 y2</w:t>
+      </w:r>
+      <w:r>
+        <w:t>，并将 y2 添加到 L 的末尾。现在 L 为 [x2, x3, y2]。在下一次 while 循环中，</w:t>
+      </w:r>
+      <w:r>
+        <w:rPr>
+          <w:b/>
+          <w:bCs/>
+        </w:rPr>
+        <w:t>a 设为 x2。由于 x2 没有未访问的邻点，我们不进入 for 循环</w:t>
+      </w:r>
+      <w:r>
+        <w:t>。此时 L 为 [x3, y2]。现在我们</w:t>
+      </w:r>
+      <w:r>
+        <w:rPr>
+          <w:b/>
+          <w:bCs/>
+        </w:rPr>
+        <w:t>将 a 设为 x3，x3 的所有邻点均已被访问，所以我们不进入 for 循环</w:t>
+      </w:r>
+      <w:r>
+        <w:t>。现在 L 中只剩一个元素：y2。</w:t>
+      </w:r>
+      <w:r>
+        <w:rPr>
+          <w:b/>
+          <w:bCs/>
+        </w:rPr>
+        <w:t>我们将 a 设为 y2。通过 M 中的一条边与 y2 相连的顶点是 x5</w:t>
+      </w:r>
+      <w:r>
+        <w:t>，因此我们把它加入 L。现在 L 只含有单个顶点 x5。在 while 循环中，</w:t>
+      </w:r>
+      <w:r>
+        <w:rPr>
+          <w:b/>
+          <w:bCs/>
+        </w:rPr>
+        <w:t>a 设为 x5。x5 唯一的未访问邻点是 y4，所以我们设 b 为 y4</w:t>
+      </w:r>
+      <w:r>
+        <w:t>。我们将 y4 标记为已访问，并设置 pred(y4) = x5。由于 y4 未被 M 匹配，我们执行第 14 行的指令。接下来将通过执行第 17 行的 while 循环来重构增广路径 P。当算法终止时，增广路径 P 将等于 [x4, y1, x1, y2, x5, y4]。</w:t>
       </w:r>
     </w:p>
     <w:p>
@@ -6559,6 +6639,149 @@
           <w:rFonts w:hint="eastAsia"/>
           <w:color w:val="074F6A" w:themeColor="accent4" w:themeShade="80"/>
         </w:rPr>
+        <w:t>Loop1： L= { 5，x,  y }</w:t>
+      </w:r>
+    </w:p>
+    <w:p>
+      <w:pPr>
+        <w:widowControl/>
+        <w:jc w:val="left"/>
+        <w:rPr>
+          <w:rFonts w:hint="eastAsia"/>
+          <w:color w:val="074F6A" w:themeColor="accent4" w:themeShade="80"/>
+        </w:rPr>
+      </w:pPr>
+      <w:r>
+        <w:rPr>
+          <w:rFonts w:hint="eastAsia"/>
+          <w:color w:val="074F6A" w:themeColor="accent4" w:themeShade="80"/>
+        </w:rPr>
+        <w:t>Loop2： L= { x,  y,  u }</w:t>
+      </w:r>
+    </w:p>
+    <w:p>
+      <w:pPr>
+        <w:widowControl/>
+        <w:jc w:val="left"/>
+        <w:rPr>
+          <w:rFonts w:hint="eastAsia"/>
+          <w:color w:val="074F6A" w:themeColor="accent4" w:themeShade="80"/>
+        </w:rPr>
+      </w:pPr>
+      <w:r>
+        <w:rPr>
+          <w:rFonts w:hint="eastAsia"/>
+          <w:color w:val="074F6A" w:themeColor="accent4" w:themeShade="80"/>
+        </w:rPr>
+        <w:t>Loop3： L= { y,  u,  4 }</w:t>
+      </w:r>
+    </w:p>
+    <w:p>
+      <w:pPr>
+        <w:widowControl/>
+        <w:jc w:val="left"/>
+        <w:rPr>
+          <w:rFonts w:hint="eastAsia"/>
+          <w:color w:val="074F6A" w:themeColor="accent4" w:themeShade="80"/>
+        </w:rPr>
+      </w:pPr>
+      <w:r>
+        <w:rPr>
+          <w:rFonts w:hint="eastAsia"/>
+          <w:color w:val="074F6A" w:themeColor="accent4" w:themeShade="80"/>
+        </w:rPr>
+        <w:t>Loop4： L= { u,  4,  6 }</w:t>
+      </w:r>
+    </w:p>
+    <w:p>
+      <w:pPr>
+        <w:widowControl/>
+        <w:jc w:val="left"/>
+        <w:rPr>
+          <w:rFonts w:hint="eastAsia"/>
+          <w:color w:val="074F6A" w:themeColor="accent4" w:themeShade="80"/>
+        </w:rPr>
+      </w:pPr>
+      <w:r>
+        <w:rPr>
+          <w:rFonts w:hint="eastAsia"/>
+          <w:color w:val="074F6A" w:themeColor="accent4" w:themeShade="80"/>
+        </w:rPr>
+        <w:t>Loop5： L= { 4,  6,  3 }</w:t>
+      </w:r>
+    </w:p>
+    <w:p>
+      <w:pPr>
+        <w:widowControl/>
+        <w:jc w:val="left"/>
+        <w:rPr>
+          <w:rFonts w:hint="eastAsia"/>
+          <w:color w:val="074F6A" w:themeColor="accent4" w:themeShade="80"/>
+        </w:rPr>
+      </w:pPr>
+      <w:r>
+        <w:rPr>
+          <w:rFonts w:hint="eastAsia"/>
+          <w:color w:val="074F6A" w:themeColor="accent4" w:themeShade="80"/>
+        </w:rPr>
+        <w:t>Loop6： L= { 6,  3}</w:t>
+      </w:r>
+    </w:p>
+    <w:p>
+      <w:pPr>
+        <w:widowControl/>
+        <w:jc w:val="left"/>
+        <w:rPr>
+          <w:rFonts w:hint="eastAsia"/>
+          <w:color w:val="074F6A" w:themeColor="accent4" w:themeShade="80"/>
+        </w:rPr>
+      </w:pPr>
+      <w:r>
+        <w:rPr>
+          <w:rFonts w:hint="eastAsia"/>
+          <w:color w:val="074F6A" w:themeColor="accent4" w:themeShade="80"/>
+        </w:rPr>
+        <w:t>Loop7： L= { 3, z}</w:t>
+      </w:r>
+    </w:p>
+    <w:p>
+      <w:pPr>
+        <w:widowControl/>
+        <w:jc w:val="left"/>
+        <w:rPr>
+          <w:rFonts w:hint="eastAsia"/>
+          <w:color w:val="074F6A" w:themeColor="accent4" w:themeShade="80"/>
+        </w:rPr>
+      </w:pPr>
+      <w:r>
+        <w:rPr>
+          <w:rFonts w:hint="eastAsia"/>
+          <w:color w:val="074F6A" w:themeColor="accent4" w:themeShade="80"/>
+        </w:rPr>
+        <w:t>Loop8： L= {  z}</w:t>
+      </w:r>
+    </w:p>
+    <w:p>
+      <w:pPr>
+        <w:widowControl/>
+        <w:jc w:val="left"/>
+        <w:rPr>
+          <w:rFonts w:hint="eastAsia"/>
+          <w:color w:val="074F6A" w:themeColor="accent4" w:themeShade="80"/>
+        </w:rPr>
+      </w:pPr>
+      <w:r>
+        <w:rPr>
+          <w:rFonts w:hint="eastAsia"/>
+          <w:color w:val="074F6A" w:themeColor="accent4" w:themeShade="80"/>
+        </w:rPr>
+        <w:t>Path: 5u3v</w:t>
+      </w:r>
+      <w:r>
+        <w:rPr>
+          <w:rFonts w:hint="eastAsia"/>
+          <w:color w:val="074F6A" w:themeColor="accent4" w:themeShade="80"/>
+        </w:rPr>
         <w:br w:type="page"/>
       </w:r>
     </w:p>
@@ -6739,6 +6962,9 @@
           <w:ilvl w:val="1"/>
           <w:numId w:val="2"/>
         </w:numPr>
+        <w:rPr>
+          <w:rFonts w:hint="eastAsia"/>
+        </w:rPr>
       </w:pPr>
       <w:r>
         <w:t>Propositional logic</w:t>
@@ -6790,6 +7016,9 @@
           <w:ilvl w:val="0"/>
           <w:numId w:val="3"/>
         </w:numPr>
+        <w:rPr>
+          <w:rFonts w:hint="eastAsia"/>
+        </w:rPr>
       </w:pPr>
       <w:r>
         <w:rPr>
@@ -7049,7 +7278,13 @@
         </w:tc>
       </w:tr>
     </w:tbl>
-    <w:p/>
+    <w:p>
+      <w:pPr>
+        <w:rPr>
+          <w:rFonts w:hint="eastAsia"/>
+        </w:rPr>
+      </w:pPr>
+    </w:p>
     <w:p>
       <w:pPr>
         <w:pStyle w:val="a9"/>
@@ -7057,6 +7292,9 @@
           <w:ilvl w:val="0"/>
           <w:numId w:val="3"/>
         </w:numPr>
+        <w:rPr>
+          <w:rFonts w:hint="eastAsia"/>
+        </w:rPr>
       </w:pPr>
       <w:r>
         <w:rPr>
@@ -7109,6 +7347,9 @@
           <w:ilvl w:val="0"/>
           <w:numId w:val="3"/>
         </w:numPr>
+        <w:rPr>
+          <w:rFonts w:hint="eastAsia"/>
+        </w:rPr>
       </w:pPr>
       <w:r>
         <w:rPr>
@@ -7245,6 +7486,9 @@
         <w:pStyle w:val="a9"/>
         <w:ind w:left="440"/>
         <w:jc w:val="center"/>
+        <w:rPr>
+          <w:rFonts w:hint="eastAsia"/>
+        </w:rPr>
       </w:pPr>
       <w:r>
         <w:rPr>
@@ -7298,6 +7542,11 @@
       </w:pPr>
     </w:p>
     <w:p>
+      <w:pPr>
+        <w:rPr>
+          <w:rFonts w:hint="eastAsia"/>
+        </w:rPr>
+      </w:pPr>
       <w:r>
         <w:rPr>
           <w:rFonts w:hint="eastAsia"/>
@@ -7360,6 +7609,9 @@
           <w:ilvl w:val="2"/>
           <w:numId w:val="2"/>
         </w:numPr>
+        <w:rPr>
+          <w:rFonts w:hint="eastAsia"/>
+        </w:rPr>
       </w:pPr>
       <w:r>
         <w:lastRenderedPageBreak/>
@@ -7375,8 +7627,14 @@
     <w:p>
       <w:pPr>
         <w:jc w:val="center"/>
-      </w:pPr>
-      <w:r>
+        <w:rPr>
+          <w:rFonts w:hint="eastAsia"/>
+        </w:rPr>
+      </w:pPr>
+      <w:r>
+        <w:rPr>
+          <w:noProof/>
+        </w:rPr>
         <w:drawing>
           <wp:inline distT="0" distB="0" distL="0" distR="0" wp14:anchorId="41CF2095" wp14:editId="08F397AD">
             <wp:extent cx="2177917" cy="1534773"/>
@@ -7429,6 +7687,9 @@
           <w:ilvl w:val="2"/>
           <w:numId w:val="2"/>
         </w:numPr>
+        <w:rPr>
+          <w:rFonts w:hint="eastAsia"/>
+        </w:rPr>
       </w:pPr>
       <w:r>
         <w:t>Satisfiability, validity, equivalence</w:t>
@@ -7456,6 +7717,9 @@
         </w:rPr>
       </w:pPr>
       <w:r>
+        <w:rPr>
+          <w:noProof/>
+        </w:rPr>
         <w:drawing>
           <wp:inline distT="0" distB="0" distL="0" distR="0" wp14:anchorId="47CD0FAB" wp14:editId="772660A6">
             <wp:extent cx="6065465" cy="740073"/>
@@ -7496,6 +7760,7 @@
     <w:p>
       <w:pPr>
         <w:rPr>
+          <w:rFonts w:hint="eastAsia"/>
           <w:b/>
           <w:bCs/>
           <w:color w:val="074F6A" w:themeColor="accent4" w:themeShade="80"/>
@@ -7524,6 +7789,7 @@
       <w:pPr>
         <w:ind w:firstLineChars="200" w:firstLine="420"/>
         <w:rPr>
+          <w:rFonts w:hint="eastAsia"/>
           <w:b/>
           <w:bCs/>
           <w:color w:val="074F6A" w:themeColor="accent4" w:themeShade="80"/>
@@ -7561,6 +7827,7 @@
       <w:pPr>
         <w:ind w:firstLineChars="200" w:firstLine="420"/>
         <w:rPr>
+          <w:rFonts w:hint="eastAsia"/>
           <w:b/>
           <w:bCs/>
           <w:color w:val="074F6A" w:themeColor="accent4" w:themeShade="80"/>
@@ -7625,6 +7892,7 @@
       <w:pPr>
         <w:ind w:firstLineChars="200" w:firstLine="420"/>
         <w:rPr>
+          <w:rFonts w:hint="eastAsia"/>
           <w:b/>
           <w:bCs/>
           <w:color w:val="074F6A" w:themeColor="accent4" w:themeShade="80"/>
@@ -7762,15 +8030,17 @@
         <w:ind w:firstLineChars="200" w:firstLine="420"/>
         <w:jc w:val="center"/>
         <w:rPr>
-          <w:b/>
-          <w:bCs/>
-          <w:color w:val="074F6A" w:themeColor="accent4" w:themeShade="80"/>
-        </w:rPr>
-      </w:pPr>
-      <w:r>
-        <w:rPr>
-          <w:b/>
-          <w:bCs/>
+          <w:rFonts w:hint="eastAsia"/>
+          <w:b/>
+          <w:bCs/>
+          <w:color w:val="074F6A" w:themeColor="accent4" w:themeShade="80"/>
+        </w:rPr>
+      </w:pPr>
+      <w:r>
+        <w:rPr>
+          <w:b/>
+          <w:bCs/>
+          <w:noProof/>
           <w:color w:val="074F6A" w:themeColor="accent4" w:themeShade="80"/>
         </w:rPr>
         <w:drawing>
@@ -7841,6 +8111,7 @@
             <w:pPr>
               <w:jc w:val="center"/>
               <w:rPr>
+                <w:rFonts w:hint="eastAsia"/>
                 <w:b/>
                 <w:bCs/>
                 <w:color w:val="074F6A" w:themeColor="accent4" w:themeShade="80"/>
@@ -7867,6 +8138,7 @@
             <w:pPr>
               <w:jc w:val="center"/>
               <w:rPr>
+                <w:rFonts w:hint="eastAsia"/>
                 <w:b/>
                 <w:bCs/>
                 <w:color w:val="074F6A" w:themeColor="accent4" w:themeShade="80"/>
@@ -7893,6 +8165,7 @@
             <w:pPr>
               <w:jc w:val="center"/>
               <w:rPr>
+                <w:rFonts w:hint="eastAsia"/>
                 <w:b/>
                 <w:bCs/>
                 <w:color w:val="074F6A" w:themeColor="accent4" w:themeShade="80"/>
@@ -7947,6 +8220,7 @@
             <w:pPr>
               <w:jc w:val="center"/>
               <w:rPr>
+                <w:rFonts w:hint="eastAsia"/>
                 <w:b/>
                 <w:bCs/>
               </w:rPr>
@@ -7972,6 +8246,7 @@
             <w:pPr>
               <w:jc w:val="center"/>
               <w:rPr>
+                <w:rFonts w:hint="eastAsia"/>
                 <w:b/>
                 <w:bCs/>
               </w:rPr>
@@ -7996,6 +8271,7 @@
             <w:pPr>
               <w:jc w:val="left"/>
               <w:rPr>
+                <w:rFonts w:hint="eastAsia"/>
                 <w:b/>
                 <w:bCs/>
               </w:rPr>
@@ -8018,6 +8294,7 @@
             <w:pPr>
               <w:jc w:val="center"/>
               <w:rPr>
+                <w:rFonts w:hint="eastAsia"/>
                 <w:b/>
                 <w:bCs/>
               </w:rPr>
@@ -8040,6 +8317,7 @@
             <w:pPr>
               <w:jc w:val="center"/>
               <w:rPr>
+                <w:rFonts w:hint="eastAsia"/>
                 <w:b/>
                 <w:bCs/>
               </w:rPr>
@@ -8064,6 +8342,7 @@
             <w:pPr>
               <w:jc w:val="left"/>
               <w:rPr>
+                <w:rFonts w:hint="eastAsia"/>
                 <w:b/>
                 <w:bCs/>
               </w:rPr>
@@ -8144,14 +8423,7 @@
                 <w:b/>
                 <w:bCs/>
               </w:rPr>
-              <w:t xml:space="preserve"> </w:t>
-            </w:r>
-            <w:r>
-              <w:rPr>
-                <w:b/>
-                <w:bCs/>
-              </w:rPr>
-              <w:t>tautology</w:t>
+              <w:t xml:space="preserve"> tautology</w:t>
             </w:r>
           </w:p>
         </w:tc>
@@ -8163,6 +8435,7 @@
             <w:pPr>
               <w:jc w:val="center"/>
               <w:rPr>
+                <w:rFonts w:hint="eastAsia"/>
                 <w:b/>
                 <w:bCs/>
               </w:rPr>
@@ -8227,6 +8500,11 @@
       </w:tr>
     </w:tbl>
     <w:p>
+      <w:pPr>
+        <w:rPr>
+          <w:rFonts w:hint="eastAsia"/>
+        </w:rPr>
+      </w:pPr>
       <w:r>
         <w:rPr>
           <w:rFonts w:hint="eastAsia"/>
@@ -8283,6 +8561,11 @@
       </w:r>
     </w:p>
     <w:p>
+      <w:pPr>
+        <w:rPr>
+          <w:rFonts w:hint="eastAsia"/>
+        </w:rPr>
+      </w:pPr>
       <w:r>
         <w:rPr>
           <w:rFonts w:hint="eastAsia"/>
@@ -8347,11 +8630,19 @@
       </w:pPr>
     </w:p>
     <w:p>
-      <w:r>
+      <w:pPr>
+        <w:rPr>
+          <w:rFonts w:hint="eastAsia"/>
+        </w:rPr>
+      </w:pPr>
+      <w:r>
+        <w:rPr>
+          <w:noProof/>
+        </w:rPr>
         <w:drawing>
-          <wp:inline distT="0" distB="0" distL="0" distR="0" wp14:anchorId="2A057148" wp14:editId="608DAF70">
-            <wp:extent cx="6645910" cy="1116965"/>
-            <wp:effectExtent l="0" t="0" r="2540" b="6985"/>
+          <wp:inline distT="0" distB="0" distL="0" distR="0" wp14:anchorId="2A057148" wp14:editId="2127471F">
+            <wp:extent cx="6114553" cy="1027661"/>
+            <wp:effectExtent l="0" t="0" r="635" b="1270"/>
             <wp:docPr id="1868890542" name="图片 1"/>
             <wp:cNvGraphicFramePr>
               <a:graphicFrameLocks xmlns:a="http://schemas.openxmlformats.org/drawingml/2006/main" noChangeAspect="1"/>
@@ -8372,7 +8663,7 @@
                   <pic:spPr>
                     <a:xfrm>
                       <a:off x="0" y="0"/>
-                      <a:ext cx="6645910" cy="1116965"/>
+                      <a:ext cx="6134787" cy="1031062"/>
                     </a:xfrm>
                     <a:prstGeom prst="rect">
                       <a:avLst/>
@@ -8393,6 +8684,11 @@
       </w:pPr>
     </w:p>
     <w:p>
+      <w:pPr>
+        <w:rPr>
+          <w:rFonts w:hint="eastAsia"/>
+        </w:rPr>
+      </w:pPr>
       <w:r>
         <w:rPr>
           <w:rFonts w:hint="eastAsia"/>
@@ -8456,11 +8752,19 @@
       </w:pPr>
     </w:p>
     <w:p>
-      <w:r>
+      <w:pPr>
+        <w:rPr>
+          <w:rFonts w:hint="eastAsia"/>
+        </w:rPr>
+      </w:pPr>
+      <w:r>
+        <w:rPr>
+          <w:noProof/>
+        </w:rPr>
         <w:drawing>
-          <wp:inline distT="0" distB="0" distL="0" distR="0" wp14:anchorId="2D96F058" wp14:editId="788D3859">
-            <wp:extent cx="6337189" cy="1111702"/>
-            <wp:effectExtent l="0" t="0" r="6985" b="0"/>
+          <wp:inline distT="0" distB="0" distL="0" distR="0" wp14:anchorId="2D96F058" wp14:editId="7C51E616">
+            <wp:extent cx="5756744" cy="1009877"/>
+            <wp:effectExtent l="0" t="0" r="0" b="0"/>
             <wp:docPr id="633740487" name="图片 1"/>
             <wp:cNvGraphicFramePr>
               <a:graphicFrameLocks xmlns:a="http://schemas.openxmlformats.org/drawingml/2006/main" noChangeAspect="1"/>
@@ -8481,7 +8785,7 @@
                   <pic:spPr>
                     <a:xfrm>
                       <a:off x="0" y="0"/>
-                      <a:ext cx="6380735" cy="1119341"/>
+                      <a:ext cx="5809519" cy="1019135"/>
                     </a:xfrm>
                     <a:prstGeom prst="rect">
                       <a:avLst/>
@@ -8501,6 +8805,9 @@
           <w:ilvl w:val="1"/>
           <w:numId w:val="2"/>
         </w:numPr>
+        <w:rPr>
+          <w:rFonts w:hint="eastAsia"/>
+        </w:rPr>
       </w:pPr>
       <w:r>
         <w:lastRenderedPageBreak/>
@@ -10006,6 +10313,7 @@
   <w:style w:type="character" w:default="1" w:styleId="a0">
     <w:name w:val="Default Paragraph Font"/>
     <w:uiPriority w:val="1"/>
+    <w:semiHidden/>
     <w:unhideWhenUsed/>
   </w:style>
   <w:style w:type="table" w:default="1" w:styleId="a1">

--- a/26fall/1870/Note/w1s1.docx
+++ b/26fall/1870/Note/w1s1.docx
@@ -6216,7 +6216,18 @@
         </w:rPr>
       </w:pPr>
       <w:r>
-        <w:t>我们从列表 L 设为 [x4, x6] 开始。在第 5 行，我们进入 while 循环，并选择 a 为 x4。我们在第 9 行到第 24 行之间重复执行 for 循环三次，b 分别取 y1、y3 和 y5。该循环结束时，列表 L 为 [x6, y1, y3, y5]。在下一次 while 循环中，</w:t>
+        <w:t xml:space="preserve">我们从列表 L 设为 [x4, x6] 开始。在第 5 行，我们进入 while 循环，并选择 a 为 x4。我们在第 9 行到第 24 行之间重复执行 for 循环三次，b 分别取 y1、y3 和 y5。该循环结束时，列表 </w:t>
+      </w:r>
+      <w:r>
+        <w:rPr>
+          <w:b/>
+          <w:bCs/>
+          <w:color w:val="EE0000"/>
+        </w:rPr>
+        <w:t>L 为 [x6, y1, y3, y5]</w:t>
+      </w:r>
+      <w:r>
+        <w:t>。在下一次 while 循环中，</w:t>
       </w:r>
       <w:r>
         <w:rPr>
@@ -6226,7 +6237,18 @@
         <w:t>a 被设为 x6。但是通过不在 M 中的边与 x6 相连的邻点是 y3 和 y5，这两个顶点在上一个 while 循环中均已被访问，所以 x6 没有未访问的邻点。因此我们以 a = x6 完成了这一轮 while 循环</w:t>
       </w:r>
       <w:r>
-        <w:t>。此时 L 为 [y1, y3, y5]。我们</w:t>
+        <w:t xml:space="preserve">。此时 L 为 </w:t>
+      </w:r>
+      <w:r>
+        <w:rPr>
+          <w:b/>
+          <w:bCs/>
+          <w:color w:val="EE0000"/>
+        </w:rPr>
+        <w:t>[y1, y3, y5]</w:t>
+      </w:r>
+      <w:r>
+        <w:t>。我们</w:t>
       </w:r>
       <w:r>
         <w:rPr>
@@ -6246,7 +6268,25 @@
         <w:t>通过 M 中的一条边与 y1 相连的顶点是 x1</w:t>
       </w:r>
       <w:r>
-        <w:t>。我们将 x1 标记为已访问，设置 pred(x1) = y1，然后将 x1 添加到 L 的末尾。列表现在为 [y3, y5, x1]。在下一次 while 循环中，</w:t>
+        <w:t>。我们将 x1 标记为已访问，设置 pred(x1) = y1，然后将 x1 添加到 L 的末尾。列表现在为</w:t>
+      </w:r>
+      <w:r>
+        <w:rPr>
+          <w:b/>
+          <w:bCs/>
+        </w:rPr>
+        <w:t xml:space="preserve"> </w:t>
+      </w:r>
+      <w:r>
+        <w:rPr>
+          <w:b/>
+          <w:bCs/>
+          <w:color w:val="EE0000"/>
+        </w:rPr>
+        <w:t>[y3, y5, x1]</w:t>
+      </w:r>
+      <w:r>
+        <w:t>。在下一次 while 循环中，</w:t>
       </w:r>
       <w:r>
         <w:rPr>
@@ -6266,7 +6306,18 @@
         <w:t>a 设为 y5，我们将 x3 加入 L</w:t>
       </w:r>
       <w:r>
-        <w:t>。此时 L 为 [x1, x2, x3]。</w:t>
+        <w:t>。此时 L 为</w:t>
+      </w:r>
+      <w:r>
+        <w:rPr>
+          <w:b/>
+          <w:bCs/>
+          <w:color w:val="EE0000"/>
+        </w:rPr>
+        <w:t xml:space="preserve"> [x1, x2, x3]</w:t>
+      </w:r>
+      <w:r>
+        <w:t>。</w:t>
       </w:r>
       <w:r>
         <w:rPr>
@@ -6276,7 +6327,18 @@
         <w:t>接下来我们以 a = x1 进入 while 循环，将 b 设为 y2</w:t>
       </w:r>
       <w:r>
-        <w:t>，并将 y2 添加到 L 的末尾。现在 L 为 [x2, x3, y2]。在下一次 while 循环中，</w:t>
+        <w:t>，并将 y2 添加到 L 的末尾。现在 L 为</w:t>
+      </w:r>
+      <w:r>
+        <w:rPr>
+          <w:b/>
+          <w:bCs/>
+          <w:color w:val="EE0000"/>
+        </w:rPr>
+        <w:t xml:space="preserve"> [x2, x3, y2]</w:t>
+      </w:r>
+      <w:r>
+        <w:t>。在下一次 while 循环中，</w:t>
       </w:r>
       <w:r>
         <w:rPr>
@@ -6286,7 +6348,18 @@
         <w:t>a 设为 x2。由于 x2 没有未访问的邻点，我们不进入 for 循环</w:t>
       </w:r>
       <w:r>
-        <w:t>。此时 L 为 [x3, y2]。现在我们</w:t>
+        <w:t>。此时 L 为</w:t>
+      </w:r>
+      <w:r>
+        <w:rPr>
+          <w:b/>
+          <w:bCs/>
+          <w:color w:val="EE0000"/>
+        </w:rPr>
+        <w:t xml:space="preserve"> [x3, y2]</w:t>
+      </w:r>
+      <w:r>
+        <w:t>。现在我们</w:t>
       </w:r>
       <w:r>
         <w:rPr>
@@ -6296,7 +6369,34 @@
         <w:t>将 a 设为 x3，x3 的所有邻点均已被访问，所以我们不进入 for 循环</w:t>
       </w:r>
       <w:r>
-        <w:t>。现在 L 中只剩一个元素：y2。</w:t>
+        <w:t>。现在 L 中只剩一个元素：</w:t>
+      </w:r>
+      <w:r>
+        <w:rPr>
+          <w:rFonts w:hint="eastAsia"/>
+          <w:color w:val="EE0000"/>
+        </w:rPr>
+        <w:t>【</w:t>
+      </w:r>
+      <w:r>
+        <w:rPr>
+          <w:b/>
+          <w:bCs/>
+          <w:color w:val="EE0000"/>
+        </w:rPr>
+        <w:t>y2</w:t>
+      </w:r>
+      <w:r>
+        <w:rPr>
+          <w:rFonts w:hint="eastAsia"/>
+          <w:b/>
+          <w:bCs/>
+          <w:color w:val="EE0000"/>
+        </w:rPr>
+        <w:t>】</w:t>
+      </w:r>
+      <w:r>
+        <w:t>。</w:t>
       </w:r>
       <w:r>
         <w:rPr>
@@ -6306,7 +6406,34 @@
         <w:t>我们将 a 设为 y2。通过 M 中的一条边与 y2 相连的顶点是 x5</w:t>
       </w:r>
       <w:r>
-        <w:t>，因此我们把它加入 L。现在 L 只含有单个顶点 x5。在 while 循环中，</w:t>
+        <w:t xml:space="preserve">，因此我们把它加入 L。现在 L 只含有单个顶点 </w:t>
+      </w:r>
+      <w:r>
+        <w:rPr>
+          <w:rFonts w:hint="eastAsia"/>
+          <w:color w:val="EE0000"/>
+        </w:rPr>
+        <w:t>【</w:t>
+      </w:r>
+      <w:r>
+        <w:rPr>
+          <w:b/>
+          <w:bCs/>
+          <w:color w:val="EE0000"/>
+        </w:rPr>
+        <w:t>x5</w:t>
+      </w:r>
+      <w:r>
+        <w:rPr>
+          <w:rFonts w:hint="eastAsia"/>
+          <w:b/>
+          <w:bCs/>
+          <w:color w:val="EE0000"/>
+        </w:rPr>
+        <w:t>】</w:t>
+      </w:r>
+      <w:r>
+        <w:t>。在 while 循环中，</w:t>
       </w:r>
       <w:r>
         <w:rPr>
@@ -6316,7 +6443,18 @@
         <w:t>a 设为 x5。x5 唯一的未访问邻点是 y4，所以我们设 b 为 y4</w:t>
       </w:r>
       <w:r>
-        <w:t>。我们将 y4 标记为已访问，并设置 pred(y4) = x5。由于 y4 未被 M 匹配，我们执行第 14 行的指令。接下来将通过执行第 17 行的 while 循环来重构增广路径 P。当算法终止时，增广路径 P 将等于 [x4, y1, x1, y2, x5, y4]。</w:t>
+        <w:t>。我们将 y4 标记为已访问，并设置 pred(y4) = x5。由于 y4 未被 M 匹配，我们执行第 14 行的指令。接下来将通过执行第 17 行的 while 循环来重构增广路径 P。当算法终止时，增广路径 P 将等于</w:t>
+      </w:r>
+      <w:r>
+        <w:rPr>
+          <w:b/>
+          <w:bCs/>
+          <w:color w:val="EE0000"/>
+        </w:rPr>
+        <w:t xml:space="preserve"> [x4, y1, x1, y2, x5, y4]</w:t>
+      </w:r>
+      <w:r>
+        <w:t>。</w:t>
       </w:r>
     </w:p>
     <w:p>

--- a/26fall/1870/Note/w1s1.docx
+++ b/26fall/1870/Note/w1s1.docx
@@ -6474,7 +6474,18 @@
       </w:pPr>
       <w:r>
         <w:lastRenderedPageBreak/>
-        <w:t>我们通过翻转 P 中各条边的状态来扩大匹配。边 x4y1 被加入匹配，而 x1y1 被移出匹配；接着 x1y2 被加入匹配，x5y2 被移出匹配。继续这样操作，我们最终得到的匹配是：x4y1、x1y2、x5y4、x2y3、x3y5。这就是图 11 所示的匹配。</w:t>
+        <w:t>我们通过翻转 P 中各条边的状态来扩大匹配。边 x4y1 被加入匹配，而 x1y1 被移出匹配；接着 x1y2 被加入匹配，x5y2 被移出匹配。继续这样操作，我们最终得到的匹配是：</w:t>
+      </w:r>
+      <w:r>
+        <w:rPr>
+          <w:b/>
+          <w:bCs/>
+          <w:color w:val="EE0000"/>
+        </w:rPr>
+        <w:t>x4y1、x1y2、x5y4、x2y3、x3y5</w:t>
+      </w:r>
+      <w:r>
+        <w:t>。这就是图 11 所示的匹配。</w:t>
       </w:r>
     </w:p>
     <w:tbl>

--- a/26fall/1870/Note/w1s1.docx
+++ b/26fall/1870/Note/w1s1.docx
@@ -8954,9 +8954,6 @@
           <w:ilvl w:val="1"/>
           <w:numId w:val="2"/>
         </w:numPr>
-        <w:rPr>
-          <w:rFonts w:hint="eastAsia"/>
-        </w:rPr>
       </w:pPr>
       <w:r>
         <w:lastRenderedPageBreak/>
@@ -8971,10 +8968,7036 @@
     </w:p>
     <w:p>
       <w:pPr>
-        <w:rPr>
-          <w:rFonts w:hint="eastAsia"/>
-        </w:rPr>
-      </w:pPr>
+        <w:pStyle w:val="5"/>
+      </w:pPr>
+      <w:r>
+        <w:rPr>
+          <w:rFonts w:hint="eastAsia"/>
+        </w:rPr>
+        <w:t xml:space="preserve">2.2.1 </w:t>
+      </w:r>
+      <w:r>
+        <w:t>Predicate</w:t>
+      </w:r>
+      <w:r>
+        <w:rPr>
+          <w:rFonts w:hint="eastAsia"/>
+        </w:rPr>
+        <w:t>（谓词）</w:t>
+      </w:r>
+    </w:p>
+    <w:p>
+      <w:pPr>
+        <w:rPr>
+          <w:rFonts w:hint="eastAsia"/>
+        </w:rPr>
+      </w:pPr>
+    </w:p>
+    <w:p>
+      <w:pPr>
+        <w:ind w:firstLine="420"/>
+        <w:rPr>
+          <w:color w:val="074F6A" w:themeColor="accent4" w:themeShade="80"/>
+        </w:rPr>
+      </w:pPr>
+      <w:r>
+        <w:rPr>
+          <w:rFonts w:hint="eastAsia"/>
+          <w:color w:val="074F6A" w:themeColor="accent4" w:themeShade="80"/>
+        </w:rPr>
+        <w:t>Predicate</w:t>
+      </w:r>
+      <w:r>
+        <w:rPr>
+          <w:rFonts w:hint="eastAsia"/>
+          <w:color w:val="074F6A" w:themeColor="accent4" w:themeShade="80"/>
+        </w:rPr>
+        <w:t>（谓词）是包含</w:t>
+      </w:r>
+      <w:r>
+        <w:rPr>
+          <w:rFonts w:hint="eastAsia"/>
+          <w:color w:val="074F6A" w:themeColor="accent4" w:themeShade="80"/>
+        </w:rPr>
+        <w:t>一个或多个</w:t>
+      </w:r>
+      <w:r>
+        <w:rPr>
+          <w:color w:val="074F6A" w:themeColor="accent4" w:themeShade="80"/>
+        </w:rPr>
+        <w:t>variables</w:t>
+      </w:r>
+      <w:r>
+        <w:rPr>
+          <w:rFonts w:hint="eastAsia"/>
+          <w:color w:val="074F6A" w:themeColor="accent4" w:themeShade="80"/>
+        </w:rPr>
+        <w:t>（变量）</w:t>
+      </w:r>
+      <w:r>
+        <w:rPr>
+          <w:rFonts w:hint="eastAsia"/>
+          <w:color w:val="074F6A" w:themeColor="accent4" w:themeShade="80"/>
+        </w:rPr>
+        <w:t>的</w:t>
+      </w:r>
+      <w:r>
+        <w:rPr>
+          <w:color w:val="074F6A" w:themeColor="accent4" w:themeShade="80"/>
+        </w:rPr>
+        <w:t>proposition</w:t>
+      </w:r>
+      <w:r>
+        <w:rPr>
+          <w:rFonts w:hint="eastAsia"/>
+          <w:color w:val="074F6A" w:themeColor="accent4" w:themeShade="80"/>
+        </w:rPr>
+        <w:t>（命题）</w:t>
+      </w:r>
+      <w:r>
+        <w:rPr>
+          <w:rFonts w:hint="eastAsia"/>
+          <w:color w:val="074F6A" w:themeColor="accent4" w:themeShade="80"/>
+        </w:rPr>
+        <w:t>，</w:t>
+      </w:r>
+      <w:r>
+        <w:rPr>
+          <w:color w:val="074F6A" w:themeColor="accent4" w:themeShade="80"/>
+        </w:rPr>
+        <w:t>我们使用</w:t>
+      </w:r>
+      <w:r>
+        <w:rPr>
+          <w:rFonts w:hint="eastAsia"/>
+          <w:b/>
+          <w:bCs/>
+          <w:color w:val="074F6A" w:themeColor="accent4" w:themeShade="80"/>
+        </w:rPr>
+        <w:t>小写符号</w:t>
+      </w:r>
+      <w:r>
+        <w:rPr>
+          <w:color w:val="074F6A" w:themeColor="accent4" w:themeShade="80"/>
+        </w:rPr>
+        <w:t>x、y、z、</w:t>
+      </w:r>
+      <w:r>
+        <w:rPr>
+          <w:rFonts w:hint="eastAsia"/>
+          <w:color w:val="074F6A" w:themeColor="accent4" w:themeShade="80"/>
+        </w:rPr>
+        <w:t>来命名</w:t>
+      </w:r>
+      <w:r>
+        <w:rPr>
+          <w:color w:val="074F6A" w:themeColor="accent4" w:themeShade="80"/>
+        </w:rPr>
+        <w:t>variables。</w:t>
+      </w:r>
+      <w:r>
+        <w:rPr>
+          <w:rFonts w:hint="eastAsia"/>
+          <w:color w:val="074F6A" w:themeColor="accent4" w:themeShade="80"/>
+        </w:rPr>
+        <w:t>v</w:t>
+      </w:r>
+      <w:r>
+        <w:rPr>
+          <w:color w:val="074F6A" w:themeColor="accent4" w:themeShade="80"/>
+        </w:rPr>
+        <w:t>ariables</w:t>
+      </w:r>
+      <w:r>
+        <w:rPr>
+          <w:rFonts w:hint="eastAsia"/>
+          <w:color w:val="074F6A" w:themeColor="accent4" w:themeShade="80"/>
+        </w:rPr>
+        <w:t>用来</w:t>
+      </w:r>
+      <w:r>
+        <w:rPr>
+          <w:color w:val="074F6A" w:themeColor="accent4" w:themeShade="80"/>
+        </w:rPr>
+        <w:t>表示</w:t>
+      </w:r>
+      <w:r>
+        <w:rPr>
+          <w:rFonts w:hint="eastAsia"/>
+          <w:color w:val="074F6A" w:themeColor="accent4" w:themeShade="80"/>
+        </w:rPr>
+        <w:t>Domain</w:t>
+      </w:r>
+      <w:r>
+        <w:rPr>
+          <w:rFonts w:hint="eastAsia"/>
+          <w:color w:val="074F6A" w:themeColor="accent4" w:themeShade="80"/>
+        </w:rPr>
+        <w:t>(域)</w:t>
+      </w:r>
+      <w:r>
+        <w:rPr>
+          <w:color w:val="074F6A" w:themeColor="accent4" w:themeShade="80"/>
+        </w:rPr>
+        <w:t>的</w:t>
+      </w:r>
+      <w:r>
+        <w:rPr>
+          <w:rFonts w:hint="eastAsia"/>
+          <w:color w:val="074F6A" w:themeColor="accent4" w:themeShade="80"/>
+        </w:rPr>
+        <w:t>值</w:t>
+      </w:r>
+      <w:r>
+        <w:rPr>
+          <w:color w:val="074F6A" w:themeColor="accent4" w:themeShade="80"/>
+        </w:rPr>
+        <w:t>，</w:t>
+      </w:r>
+      <w:r>
+        <w:rPr>
+          <w:rFonts w:hint="eastAsia"/>
+          <w:color w:val="074F6A" w:themeColor="accent4" w:themeShade="80"/>
+        </w:rPr>
+        <w:t>（</w:t>
+      </w:r>
+      <w:r>
+        <w:rPr>
+          <w:color w:val="074F6A" w:themeColor="accent4" w:themeShade="80"/>
+        </w:rPr>
+        <w:t xml:space="preserve"> </w:t>
+      </w:r>
+      <w:r>
+        <w:rPr>
+          <w:rFonts w:hint="eastAsia"/>
+          <w:color w:val="074F6A" w:themeColor="accent4" w:themeShade="80"/>
+        </w:rPr>
+        <w:t>Domain决定了</w:t>
+      </w:r>
+      <w:r>
+        <w:rPr>
+          <w:rFonts w:hint="eastAsia"/>
+          <w:color w:val="074F6A" w:themeColor="accent4" w:themeShade="80"/>
+        </w:rPr>
+        <w:t>v</w:t>
+      </w:r>
+      <w:r>
+        <w:rPr>
+          <w:color w:val="074F6A" w:themeColor="accent4" w:themeShade="80"/>
+        </w:rPr>
+        <w:t>ariables</w:t>
+      </w:r>
+      <w:r>
+        <w:rPr>
+          <w:rFonts w:hint="eastAsia"/>
+          <w:color w:val="074F6A" w:themeColor="accent4" w:themeShade="80"/>
+        </w:rPr>
+        <w:t>取值范围是</w:t>
+      </w:r>
+      <w:r>
+        <w:rPr>
+          <w:color w:val="074F6A" w:themeColor="accent4" w:themeShade="80"/>
+        </w:rPr>
+        <w:t>正整数、非负整数、整数、有理数或实数</w:t>
+      </w:r>
+      <w:r>
+        <w:rPr>
+          <w:rFonts w:hint="eastAsia"/>
+          <w:color w:val="074F6A" w:themeColor="accent4" w:themeShade="80"/>
+        </w:rPr>
+        <w:t>）</w:t>
+      </w:r>
+      <w:r>
+        <w:rPr>
+          <w:color w:val="074F6A" w:themeColor="accent4" w:themeShade="80"/>
+        </w:rPr>
+        <w:t>。</w:t>
+      </w:r>
+    </w:p>
+    <w:p>
+      <w:pPr>
+        <w:ind w:firstLine="420"/>
+        <w:rPr>
+          <w:color w:val="074F6A" w:themeColor="accent4" w:themeShade="80"/>
+        </w:rPr>
+      </w:pPr>
+      <w:r>
+        <w:rPr>
+          <w:rFonts w:hint="eastAsia"/>
+          <w:color w:val="074F6A" w:themeColor="accent4" w:themeShade="80"/>
+        </w:rPr>
+        <w:t>Predicate</w:t>
+      </w:r>
+      <w:r>
+        <w:rPr>
+          <w:color w:val="074F6A" w:themeColor="accent4" w:themeShade="80"/>
+        </w:rPr>
+        <w:t>由</w:t>
+      </w:r>
+      <w:r>
+        <w:rPr>
+          <w:rFonts w:hint="eastAsia"/>
+          <w:b/>
+          <w:bCs/>
+          <w:color w:val="074F6A" w:themeColor="accent4" w:themeShade="80"/>
+        </w:rPr>
+        <w:t>大写符号</w:t>
+      </w:r>
+      <w:r>
+        <w:rPr>
+          <w:color w:val="074F6A" w:themeColor="accent4" w:themeShade="80"/>
+        </w:rPr>
+        <w:t>P、Q或E等符号表示。它们的作用类似于函数，将</w:t>
+      </w:r>
+      <w:r>
+        <w:rPr>
+          <w:rFonts w:hint="eastAsia"/>
+          <w:color w:val="074F6A" w:themeColor="accent4" w:themeShade="80"/>
+        </w:rPr>
+        <w:t>v</w:t>
+      </w:r>
+      <w:r>
+        <w:rPr>
+          <w:color w:val="074F6A" w:themeColor="accent4" w:themeShade="80"/>
+        </w:rPr>
+        <w:t>ariables</w:t>
+      </w:r>
+      <w:r>
+        <w:rPr>
+          <w:color w:val="074F6A" w:themeColor="accent4" w:themeShade="80"/>
+        </w:rPr>
+        <w:t>作为输入，并产生真值作为输出。</w:t>
+      </w:r>
+    </w:p>
+    <w:p>
+      <w:pPr>
+        <w:ind w:firstLine="420"/>
+        <w:rPr>
+          <w:rFonts w:hint="eastAsia"/>
+          <w:color w:val="074F6A" w:themeColor="accent4" w:themeShade="80"/>
+        </w:rPr>
+      </w:pPr>
+    </w:p>
+    <w:p>
+      <w:pPr>
+        <w:rPr>
+          <w:rFonts w:hint="eastAsia"/>
+          <w:color w:val="074F6A" w:themeColor="accent4" w:themeShade="80"/>
+        </w:rPr>
+      </w:pPr>
+      <w:r>
+        <w:rPr>
+          <w:rFonts w:hint="eastAsia"/>
+          <w:color w:val="074F6A" w:themeColor="accent4" w:themeShade="80"/>
+        </w:rPr>
+        <w:t>例子1：</w:t>
+      </w:r>
+    </w:p>
+    <w:tbl>
+      <w:tblPr>
+        <w:tblStyle w:val="af1"/>
+        <w:tblW w:w="0" w:type="auto"/>
+        <w:tblLook w:val="04A0" w:firstRow="1" w:lastRow="0" w:firstColumn="1" w:lastColumn="0" w:noHBand="0" w:noVBand="1"/>
+      </w:tblPr>
+      <w:tblGrid>
+        <w:gridCol w:w="4390"/>
+        <w:gridCol w:w="6066"/>
+      </w:tblGrid>
+      <w:tr>
+        <w:tc>
+          <w:tcPr>
+            <w:tcW w:w="4390" w:type="dxa"/>
+          </w:tcPr>
+          <w:p>
+            <w:pPr>
+              <w:spacing w:line="360" w:lineRule="auto"/>
+              <w:jc w:val="center"/>
+              <w:rPr>
+                <w:rFonts w:ascii="宋体" w:eastAsia="宋体" w:hAnsi="宋体" w:hint="eastAsia"/>
+                <w:b/>
+                <w:bCs/>
+              </w:rPr>
+            </w:pPr>
+            <w:r>
+              <w:rPr>
+                <w:rFonts w:ascii="宋体" w:eastAsia="宋体" w:hAnsi="宋体" w:hint="eastAsia"/>
+                <w:b/>
+                <w:bCs/>
+              </w:rPr>
+              <w:t>Proposition</w:t>
+            </w:r>
+          </w:p>
+        </w:tc>
+        <w:tc>
+          <w:tcPr>
+            <w:tcW w:w="6066" w:type="dxa"/>
+          </w:tcPr>
+          <w:p>
+            <w:pPr>
+              <w:spacing w:line="360" w:lineRule="auto"/>
+              <w:jc w:val="center"/>
+              <w:rPr>
+                <w:rFonts w:ascii="宋体" w:eastAsia="宋体" w:hAnsi="宋体" w:hint="eastAsia"/>
+                <w:b/>
+                <w:bCs/>
+              </w:rPr>
+            </w:pPr>
+            <w:r>
+              <w:rPr>
+                <w:rFonts w:ascii="宋体" w:eastAsia="宋体" w:hAnsi="宋体" w:hint="eastAsia"/>
+                <w:b/>
+                <w:bCs/>
+              </w:rPr>
+              <w:t>Predicate</w:t>
+            </w:r>
+          </w:p>
+        </w:tc>
+      </w:tr>
+      <w:tr>
+        <w:tc>
+          <w:tcPr>
+            <w:tcW w:w="4390" w:type="dxa"/>
+          </w:tcPr>
+          <w:p>
+            <w:pPr>
+              <w:spacing w:line="360" w:lineRule="auto"/>
+              <w:rPr>
+                <w:rFonts w:ascii="宋体" w:eastAsia="宋体" w:hAnsi="宋体" w:hint="eastAsia"/>
+              </w:rPr>
+            </w:pPr>
+            <w:r>
+              <w:rPr>
+                <w:rFonts w:ascii="宋体" w:eastAsia="宋体" w:hAnsi="宋体"/>
+              </w:rPr>
+              <w:t>2026年7月30日</w:t>
+            </w:r>
+            <w:r>
+              <w:rPr>
+                <w:rFonts w:ascii="宋体" w:eastAsia="宋体" w:hAnsi="宋体" w:hint="eastAsia"/>
+              </w:rPr>
+              <w:t>是</w:t>
+            </w:r>
+            <w:r>
+              <w:rPr>
+                <w:rFonts w:ascii="宋体" w:eastAsia="宋体" w:hAnsi="宋体"/>
+              </w:rPr>
+              <w:t>星期四</w:t>
+            </w:r>
+          </w:p>
+        </w:tc>
+        <w:tc>
+          <w:tcPr>
+            <w:tcW w:w="6066" w:type="dxa"/>
+          </w:tcPr>
+          <w:p>
+            <w:pPr>
+              <w:spacing w:line="360" w:lineRule="auto"/>
+              <w:rPr>
+                <w:rFonts w:ascii="宋体" w:eastAsia="宋体" w:hAnsi="宋体" w:hint="eastAsia"/>
+              </w:rPr>
+            </w:pPr>
+            <w:r>
+              <w:rPr>
+                <w:rFonts w:ascii="宋体" w:eastAsia="宋体" w:hAnsi="宋体" w:hint="eastAsia"/>
+              </w:rPr>
+              <w:t>n是2026年7月的一天，n是星期四</w:t>
+            </w:r>
+            <w:r>
+              <w:rPr>
+                <w:rFonts w:ascii="宋体" w:eastAsia="宋体" w:hAnsi="宋体" w:hint="eastAsia"/>
+              </w:rPr>
+              <w:t xml:space="preserve"> （n是</w:t>
+            </w:r>
+            <w:r>
+              <w:rPr>
+                <w:rFonts w:ascii="宋体" w:eastAsia="宋体" w:hAnsi="宋体"/>
+              </w:rPr>
+              <w:t>variables</w:t>
+            </w:r>
+            <w:r>
+              <w:rPr>
+                <w:rFonts w:ascii="宋体" w:eastAsia="宋体" w:hAnsi="宋体" w:hint="eastAsia"/>
+              </w:rPr>
+              <w:t>）</w:t>
+            </w:r>
+          </w:p>
+        </w:tc>
+      </w:tr>
+      <w:tr>
+        <w:tc>
+          <w:tcPr>
+            <w:tcW w:w="4390" w:type="dxa"/>
+          </w:tcPr>
+          <w:p>
+            <w:pPr>
+              <w:spacing w:line="360" w:lineRule="auto"/>
+              <w:rPr>
+                <w:rFonts w:ascii="宋体" w:eastAsia="宋体" w:hAnsi="宋体" w:hint="eastAsia"/>
+              </w:rPr>
+            </w:pPr>
+            <w:r>
+              <w:rPr>
+                <w:rFonts w:ascii="宋体" w:eastAsia="宋体" w:hAnsi="宋体" w:hint="eastAsia"/>
+              </w:rPr>
+              <w:t>1是正整数，2*1是一个偶数</w:t>
+            </w:r>
+          </w:p>
+        </w:tc>
+        <w:tc>
+          <w:tcPr>
+            <w:tcW w:w="6066" w:type="dxa"/>
+          </w:tcPr>
+          <w:p>
+            <w:pPr>
+              <w:spacing w:line="360" w:lineRule="auto"/>
+              <w:rPr>
+                <w:rFonts w:ascii="宋体" w:eastAsia="宋体" w:hAnsi="宋体" w:hint="eastAsia"/>
+              </w:rPr>
+            </w:pPr>
+            <w:r>
+              <w:rPr>
+                <w:rFonts w:ascii="宋体" w:eastAsia="宋体" w:hAnsi="宋体" w:hint="eastAsia"/>
+              </w:rPr>
+              <w:t>n是正整数，2n 是一个偶数</w:t>
+            </w:r>
+            <w:r>
+              <w:rPr>
+                <w:rFonts w:ascii="宋体" w:eastAsia="宋体" w:hAnsi="宋体" w:hint="eastAsia"/>
+              </w:rPr>
+              <w:t xml:space="preserve">         </w:t>
+            </w:r>
+            <w:r>
+              <w:rPr>
+                <w:rFonts w:ascii="宋体" w:eastAsia="宋体" w:hAnsi="宋体" w:hint="eastAsia"/>
+              </w:rPr>
+              <w:t>（n是</w:t>
+            </w:r>
+            <w:r>
+              <w:rPr>
+                <w:rFonts w:ascii="宋体" w:eastAsia="宋体" w:hAnsi="宋体"/>
+              </w:rPr>
+              <w:t>variables</w:t>
+            </w:r>
+            <w:r>
+              <w:rPr>
+                <w:rFonts w:ascii="宋体" w:eastAsia="宋体" w:hAnsi="宋体" w:hint="eastAsia"/>
+              </w:rPr>
+              <w:t>）</w:t>
+            </w:r>
+          </w:p>
+        </w:tc>
+      </w:tr>
+    </w:tbl>
+    <w:p>
+      <w:pPr>
+        <w:ind w:firstLine="420"/>
+        <w:rPr>
+          <w:rFonts w:hint="eastAsia"/>
+          <w:color w:val="074F6A" w:themeColor="accent4" w:themeShade="80"/>
+        </w:rPr>
+      </w:pPr>
+    </w:p>
+    <w:p>
+      <w:pPr>
+        <w:rPr>
+          <w:color w:val="074F6A" w:themeColor="accent4" w:themeShade="80"/>
+        </w:rPr>
+      </w:pPr>
+      <w:r>
+        <w:rPr>
+          <w:rFonts w:hint="eastAsia"/>
+          <w:color w:val="074F6A" w:themeColor="accent4" w:themeShade="80"/>
+        </w:rPr>
+        <w:t>例子</w:t>
+      </w:r>
+      <w:r>
+        <w:rPr>
+          <w:rFonts w:hint="eastAsia"/>
+          <w:color w:val="074F6A" w:themeColor="accent4" w:themeShade="80"/>
+        </w:rPr>
+        <w:t>2</w:t>
+      </w:r>
+      <w:r>
+        <w:rPr>
+          <w:rFonts w:hint="eastAsia"/>
+          <w:color w:val="074F6A" w:themeColor="accent4" w:themeShade="80"/>
+        </w:rPr>
+        <w:t>：</w:t>
+      </w:r>
+    </w:p>
+    <w:p>
+      <w:pPr>
+        <w:rPr>
+          <w:color w:val="074F6A" w:themeColor="accent4" w:themeShade="80"/>
+        </w:rPr>
+      </w:pPr>
+      <w:r>
+        <w:rPr>
+          <w:rFonts w:hint="eastAsia"/>
+          <w:color w:val="074F6A" w:themeColor="accent4" w:themeShade="80"/>
+        </w:rPr>
+        <w:t xml:space="preserve">P(x) = </w:t>
+      </w:r>
+      <w:r>
+        <w:rPr>
+          <w:color w:val="074F6A" w:themeColor="accent4" w:themeShade="80"/>
+        </w:rPr>
+        <w:t xml:space="preserve">return the value </w:t>
+      </w:r>
+      <w:r>
+        <w:rPr>
+          <w:b/>
+          <w:bCs/>
+          <w:color w:val="074F6A" w:themeColor="accent4" w:themeShade="80"/>
+        </w:rPr>
+        <w:t xml:space="preserve">T </w:t>
+      </w:r>
+      <w:r>
+        <w:rPr>
+          <w:color w:val="074F6A" w:themeColor="accent4" w:themeShade="80"/>
+        </w:rPr>
+        <w:t xml:space="preserve">if </w:t>
+      </w:r>
+      <w:r>
+        <w:rPr>
+          <w:i/>
+          <w:iCs/>
+          <w:color w:val="074F6A" w:themeColor="accent4" w:themeShade="80"/>
+        </w:rPr>
+        <w:t xml:space="preserve">x </w:t>
+      </w:r>
+      <w:r>
+        <w:rPr>
+          <w:color w:val="074F6A" w:themeColor="accent4" w:themeShade="80"/>
+        </w:rPr>
+        <w:t>is</w:t>
+      </w:r>
+      <w:r>
+        <w:rPr>
+          <w:rFonts w:hint="eastAsia"/>
+          <w:color w:val="074F6A" w:themeColor="accent4" w:themeShade="80"/>
+        </w:rPr>
+        <w:t xml:space="preserve"> </w:t>
+      </w:r>
+      <w:r>
+        <w:rPr>
+          <w:color w:val="074F6A" w:themeColor="accent4" w:themeShade="80"/>
+        </w:rPr>
+        <w:t xml:space="preserve">prime, and </w:t>
+      </w:r>
+      <w:r>
+        <w:rPr>
+          <w:b/>
+          <w:bCs/>
+          <w:color w:val="074F6A" w:themeColor="accent4" w:themeShade="80"/>
+        </w:rPr>
+        <w:t xml:space="preserve">F </w:t>
+      </w:r>
+      <w:r>
+        <w:rPr>
+          <w:color w:val="074F6A" w:themeColor="accent4" w:themeShade="80"/>
+        </w:rPr>
+        <w:t xml:space="preserve">if </w:t>
+      </w:r>
+      <w:r>
+        <w:rPr>
+          <w:i/>
+          <w:iCs/>
+          <w:color w:val="074F6A" w:themeColor="accent4" w:themeShade="80"/>
+        </w:rPr>
+        <w:t xml:space="preserve">x </w:t>
+      </w:r>
+      <w:r>
+        <w:rPr>
+          <w:color w:val="074F6A" w:themeColor="accent4" w:themeShade="80"/>
+        </w:rPr>
+        <w:t xml:space="preserve">is non-prime </w:t>
+      </w:r>
+      <w:r>
+        <w:rPr>
+          <w:rFonts w:hint="eastAsia"/>
+          <w:color w:val="074F6A" w:themeColor="accent4" w:themeShade="80"/>
+        </w:rPr>
+        <w:t xml:space="preserve"> </w:t>
+      </w:r>
+      <w:r>
+        <w:rPr>
+          <w:rFonts w:hint="eastAsia"/>
+          <w:color w:val="074F6A" w:themeColor="accent4" w:themeShade="80"/>
+        </w:rPr>
+        <w:t xml:space="preserve"> x</w:t>
+      </w:r>
+      <w:r>
+        <w:rPr>
+          <w:rFonts w:hint="eastAsia"/>
+          <w:color w:val="074F6A" w:themeColor="accent4" w:themeShade="80"/>
+        </w:rPr>
+        <w:t xml:space="preserve"> </w:t>
+      </w:r>
+      <w:r>
+        <w:rPr>
+          <w:rFonts w:hint="eastAsia"/>
+          <w:color w:val="074F6A" w:themeColor="accent4" w:themeShade="80"/>
+        </w:rPr>
+        <w:t>∈ N+</w:t>
+      </w:r>
+    </w:p>
+    <w:p>
+      <w:pPr>
+        <w:rPr>
+          <w:color w:val="074F6A" w:themeColor="accent4" w:themeShade="80"/>
+        </w:rPr>
+      </w:pPr>
+    </w:p>
+    <w:p>
+      <w:pPr>
+        <w:rPr>
+          <w:rFonts w:hint="eastAsia"/>
+          <w:color w:val="074F6A" w:themeColor="accent4" w:themeShade="80"/>
+        </w:rPr>
+      </w:pPr>
+      <w:r>
+        <w:rPr>
+          <w:rFonts w:hint="eastAsia"/>
+          <w:color w:val="074F6A" w:themeColor="accent4" w:themeShade="80"/>
+        </w:rPr>
+        <w:t>分析</w:t>
+      </w:r>
+    </w:p>
+    <w:p>
+      <w:r>
+        <w:rPr>
+          <w:rFonts w:hint="eastAsia"/>
+        </w:rPr>
+        <w:t xml:space="preserve">Domain N+:   </w:t>
+      </w:r>
+      <w:r>
+        <w:tab/>
+      </w:r>
+      <w:r>
+        <w:tab/>
+      </w:r>
+      <w:r>
+        <w:t>positive integers</w:t>
+      </w:r>
+    </w:p>
+    <w:p>
+      <w:r>
+        <w:rPr>
+          <w:rFonts w:hint="eastAsia"/>
+        </w:rPr>
+        <w:t xml:space="preserve">x:                    </w:t>
+      </w:r>
+      <w:r>
+        <w:tab/>
+      </w:r>
+      <w:r>
+        <w:tab/>
+      </w:r>
+      <w:r>
+        <w:t>variable</w:t>
+      </w:r>
+      <w:r>
+        <w:rPr>
+          <w:rFonts w:hint="eastAsia"/>
+        </w:rPr>
+        <w:t xml:space="preserve">   ( x ∈ N+)</w:t>
+      </w:r>
+    </w:p>
+    <w:p>
+      <w:r>
+        <w:rPr>
+          <w:rFonts w:hint="eastAsia"/>
+        </w:rPr>
+        <w:t xml:space="preserve">P(x):               </w:t>
+      </w:r>
+      <w:r>
+        <w:tab/>
+      </w:r>
+      <w:r>
+        <w:tab/>
+      </w:r>
+      <w:r>
+        <w:tab/>
+      </w:r>
+      <w:r>
+        <w:t>Predicate</w:t>
+      </w:r>
+      <w:r>
+        <w:rPr>
+          <w:rFonts w:hint="eastAsia"/>
+        </w:rPr>
+        <w:t>( 因为含有</w:t>
+      </w:r>
+      <w:r>
+        <w:t>variable</w:t>
+      </w:r>
+      <w:r>
+        <w:rPr>
+          <w:rFonts w:hint="eastAsia"/>
+        </w:rPr>
+        <w:t xml:space="preserve"> x，所以是</w:t>
+      </w:r>
+      <w:r>
+        <w:t>Predicate</w:t>
+      </w:r>
+      <w:r>
+        <w:rPr>
+          <w:rFonts w:hint="eastAsia"/>
+        </w:rPr>
+        <w:t>，而不是</w:t>
+      </w:r>
+      <w:r>
+        <w:t>proposition</w:t>
+      </w:r>
+      <w:r>
+        <w:rPr>
+          <w:rFonts w:hint="eastAsia"/>
+        </w:rPr>
+        <w:t>)</w:t>
+      </w:r>
+    </w:p>
+    <w:p>
+      <w:pPr>
+        <w:jc w:val="left"/>
+      </w:pPr>
+      <w:r>
+        <w:rPr>
+          <w:rFonts w:hint="eastAsia"/>
+        </w:rPr>
+        <w:t>P(x)</w:t>
+      </w:r>
+      <w:r>
+        <w:rPr>
+          <w:rFonts w:hint="eastAsia"/>
+        </w:rPr>
+        <w:t xml:space="preserve"> Statement：</w:t>
+      </w:r>
+      <w:r>
+        <w:tab/>
+      </w:r>
+      <w:r>
+        <w:tab/>
+      </w:r>
+      <w:r>
+        <w:t xml:space="preserve">return the value </w:t>
+      </w:r>
+      <w:r>
+        <w:rPr>
+          <w:b/>
+          <w:bCs/>
+        </w:rPr>
+        <w:t xml:space="preserve">T </w:t>
+      </w:r>
+      <w:r>
+        <w:t xml:space="preserve">if </w:t>
+      </w:r>
+      <w:r>
+        <w:rPr>
+          <w:i/>
+          <w:iCs/>
+        </w:rPr>
+        <w:t xml:space="preserve">x </w:t>
+      </w:r>
+      <w:r>
+        <w:t>is</w:t>
+      </w:r>
+      <w:r>
+        <w:rPr>
+          <w:rFonts w:hint="eastAsia"/>
+        </w:rPr>
+        <w:t xml:space="preserve"> </w:t>
+      </w:r>
+      <w:r>
+        <w:t xml:space="preserve">prime, and </w:t>
+      </w:r>
+      <w:r>
+        <w:rPr>
+          <w:b/>
+          <w:bCs/>
+        </w:rPr>
+        <w:t xml:space="preserve">F </w:t>
+      </w:r>
+      <w:r>
+        <w:t xml:space="preserve">if </w:t>
+      </w:r>
+      <w:r>
+        <w:rPr>
+          <w:i/>
+          <w:iCs/>
+        </w:rPr>
+        <w:t xml:space="preserve">x </w:t>
+      </w:r>
+      <w:r>
+        <w:t xml:space="preserve">is non-prime </w:t>
+      </w:r>
+      <w:r>
+        <w:rPr>
+          <w:rFonts w:hint="eastAsia"/>
+        </w:rPr>
+        <w:t xml:space="preserve">  </w:t>
+      </w:r>
+    </w:p>
+    <w:p>
+      <w:pPr>
+        <w:jc w:val="left"/>
+        <w:rPr>
+          <w:rFonts w:hint="eastAsia"/>
+        </w:rPr>
+      </w:pPr>
+      <w:r>
+        <w:rPr>
+          <w:rFonts w:hint="eastAsia"/>
+        </w:rPr>
+        <w:t>V</w:t>
+      </w:r>
+      <w:r>
+        <w:t>ariable</w:t>
+      </w:r>
+      <w:r>
+        <w:rPr>
+          <w:rFonts w:hint="eastAsia"/>
+        </w:rPr>
+        <w:t>代入值：</w:t>
+      </w:r>
+      <w:r>
+        <w:tab/>
+      </w:r>
+      <w:r>
+        <w:tab/>
+      </w:r>
+      <w:r>
+        <w:rPr>
+          <w:i/>
+          <w:iCs/>
+        </w:rPr>
+        <w:t>P</w:t>
+      </w:r>
+      <w:r>
+        <w:t>(3) is true</w:t>
+      </w:r>
+      <w:r>
+        <w:rPr>
+          <w:rFonts w:hint="eastAsia"/>
+        </w:rPr>
+        <w:t xml:space="preserve">  </w:t>
+      </w:r>
+      <w:r>
+        <w:t xml:space="preserve"> </w:t>
+      </w:r>
+      <w:r>
+        <w:rPr>
+          <w:i/>
+          <w:iCs/>
+        </w:rPr>
+        <w:t>P</w:t>
+      </w:r>
+      <w:r>
+        <w:t>(4) is false</w:t>
+      </w:r>
+      <w:r>
+        <w:rPr>
+          <w:rFonts w:hint="eastAsia"/>
+        </w:rPr>
+        <w:t xml:space="preserve">    </w:t>
+      </w:r>
+      <w:r>
+        <w:t xml:space="preserve"> </w:t>
+      </w:r>
+      <w:r>
+        <w:rPr>
+          <w:i/>
+          <w:iCs/>
+        </w:rPr>
+        <w:t>P</w:t>
+      </w:r>
+      <w:r>
+        <w:t xml:space="preserve">(13) is true </w:t>
+      </w:r>
+      <w:r>
+        <w:rPr>
+          <w:rFonts w:hint="eastAsia"/>
+        </w:rPr>
+        <w:t xml:space="preserve">    </w:t>
+      </w:r>
+      <w:r>
+        <w:rPr>
+          <w:i/>
+          <w:iCs/>
+        </w:rPr>
+        <w:t>P</w:t>
+      </w:r>
+      <w:r>
+        <w:t>(1) is false</w:t>
+      </w:r>
+    </w:p>
+    <w:p>
+      <w:pPr>
+        <w:rPr>
+          <w:rFonts w:hint="eastAsia"/>
+          <w:color w:val="074F6A" w:themeColor="accent4" w:themeShade="80"/>
+        </w:rPr>
+      </w:pPr>
+    </w:p>
+    <w:p>
+      <w:pPr>
+        <w:rPr>
+          <w:color w:val="074F6A" w:themeColor="accent4" w:themeShade="80"/>
+        </w:rPr>
+      </w:pPr>
+      <w:r>
+        <w:rPr>
+          <w:rFonts w:hint="eastAsia"/>
+          <w:color w:val="074F6A" w:themeColor="accent4" w:themeShade="80"/>
+        </w:rPr>
+        <w:t>例子</w:t>
+      </w:r>
+      <w:r>
+        <w:rPr>
+          <w:rFonts w:hint="eastAsia"/>
+          <w:color w:val="074F6A" w:themeColor="accent4" w:themeShade="80"/>
+        </w:rPr>
+        <w:t>3</w:t>
+      </w:r>
+      <w:r>
+        <w:rPr>
+          <w:rFonts w:hint="eastAsia"/>
+          <w:color w:val="074F6A" w:themeColor="accent4" w:themeShade="80"/>
+        </w:rPr>
+        <w:t>：</w:t>
+      </w:r>
+    </w:p>
+    <w:p>
+      <w:pPr>
+        <w:rPr>
+          <w:rFonts w:hint="eastAsia"/>
+          <w:color w:val="074F6A" w:themeColor="accent4" w:themeShade="80"/>
+        </w:rPr>
+      </w:pPr>
+      <w:r>
+        <w:rPr>
+          <w:i/>
+          <w:iCs/>
+          <w:color w:val="074F6A" w:themeColor="accent4" w:themeShade="80"/>
+        </w:rPr>
+        <w:t>D</w:t>
+      </w:r>
+      <w:r>
+        <w:rPr>
+          <w:color w:val="074F6A" w:themeColor="accent4" w:themeShade="80"/>
+        </w:rPr>
+        <w:t>(</w:t>
+      </w:r>
+      <w:r>
+        <w:rPr>
+          <w:i/>
+          <w:iCs/>
+          <w:color w:val="074F6A" w:themeColor="accent4" w:themeShade="80"/>
+        </w:rPr>
+        <w:t>x, y</w:t>
+      </w:r>
+      <w:r>
+        <w:rPr>
+          <w:color w:val="074F6A" w:themeColor="accent4" w:themeShade="80"/>
+        </w:rPr>
+        <w:t>)</w:t>
+      </w:r>
+      <w:r>
+        <w:rPr>
+          <w:rFonts w:hint="eastAsia"/>
+          <w:color w:val="074F6A" w:themeColor="accent4" w:themeShade="80"/>
+        </w:rPr>
+        <w:t xml:space="preserve"> = </w:t>
+      </w:r>
+      <w:r>
+        <w:rPr>
+          <w:color w:val="074F6A" w:themeColor="accent4" w:themeShade="80"/>
+        </w:rPr>
+        <w:t xml:space="preserve">return the value </w:t>
+      </w:r>
+      <w:r>
+        <w:rPr>
+          <w:b/>
+          <w:bCs/>
+          <w:color w:val="074F6A" w:themeColor="accent4" w:themeShade="80"/>
+        </w:rPr>
+        <w:t xml:space="preserve">T </w:t>
+      </w:r>
+      <w:r>
+        <w:rPr>
+          <w:color w:val="074F6A" w:themeColor="accent4" w:themeShade="80"/>
+        </w:rPr>
+        <w:t xml:space="preserve">if </w:t>
+      </w:r>
+      <w:r>
+        <w:rPr>
+          <w:i/>
+          <w:iCs/>
+          <w:color w:val="074F6A" w:themeColor="accent4" w:themeShade="80"/>
+        </w:rPr>
+        <w:t>x</w:t>
+      </w:r>
+      <w:r>
+        <w:rPr>
+          <w:rFonts w:hint="eastAsia"/>
+          <w:i/>
+          <w:iCs/>
+          <w:color w:val="074F6A" w:themeColor="accent4" w:themeShade="80"/>
+        </w:rPr>
+        <w:t xml:space="preserve"> </w:t>
+      </w:r>
+      <w:r>
+        <w:rPr>
+          <w:color w:val="074F6A" w:themeColor="accent4" w:themeShade="80"/>
+        </w:rPr>
+        <w:t xml:space="preserve">divides </w:t>
+      </w:r>
+      <w:r>
+        <w:rPr>
+          <w:i/>
+          <w:iCs/>
+          <w:color w:val="074F6A" w:themeColor="accent4" w:themeShade="80"/>
+        </w:rPr>
+        <w:t xml:space="preserve">y </w:t>
+      </w:r>
+      <w:r>
+        <w:rPr>
+          <w:color w:val="074F6A" w:themeColor="accent4" w:themeShade="80"/>
+        </w:rPr>
+        <w:t xml:space="preserve">and </w:t>
+      </w:r>
+      <w:r>
+        <w:rPr>
+          <w:b/>
+          <w:bCs/>
+          <w:color w:val="074F6A" w:themeColor="accent4" w:themeShade="80"/>
+        </w:rPr>
+        <w:t xml:space="preserve">F </w:t>
+      </w:r>
+      <w:r>
+        <w:rPr>
+          <w:color w:val="074F6A" w:themeColor="accent4" w:themeShade="80"/>
+        </w:rPr>
+        <w:t>otherwise.</w:t>
+      </w:r>
+      <w:r>
+        <w:rPr>
+          <w:rFonts w:hint="eastAsia"/>
+          <w:color w:val="074F6A" w:themeColor="accent4" w:themeShade="80"/>
+        </w:rPr>
+        <w:t xml:space="preserve">  </w:t>
+      </w:r>
+      <w:r>
+        <w:rPr>
+          <w:rFonts w:hint="eastAsia"/>
+          <w:color w:val="074F6A" w:themeColor="accent4" w:themeShade="80"/>
+        </w:rPr>
+        <w:t>x</w:t>
+      </w:r>
+      <w:r>
+        <w:rPr>
+          <w:rFonts w:hint="eastAsia"/>
+          <w:color w:val="074F6A" w:themeColor="accent4" w:themeShade="80"/>
+        </w:rPr>
+        <w:t>，y</w:t>
+      </w:r>
+      <w:r>
+        <w:rPr>
+          <w:rFonts w:hint="eastAsia"/>
+          <w:color w:val="074F6A" w:themeColor="accent4" w:themeShade="80"/>
+        </w:rPr>
+        <w:t xml:space="preserve"> </w:t>
+      </w:r>
+      <w:r>
+        <w:rPr>
+          <w:rFonts w:hint="eastAsia"/>
+          <w:color w:val="074F6A" w:themeColor="accent4" w:themeShade="80"/>
+        </w:rPr>
+        <w:t>∈ N+</w:t>
+      </w:r>
+    </w:p>
+    <w:p>
+      <w:pPr>
+        <w:jc w:val="left"/>
+        <w:rPr>
+          <w:rFonts w:hint="eastAsia"/>
+          <w:color w:val="074F6A" w:themeColor="accent4" w:themeShade="80"/>
+        </w:rPr>
+      </w:pPr>
+    </w:p>
+    <w:p>
+      <w:pPr>
+        <w:rPr>
+          <w:rFonts w:hint="eastAsia"/>
+          <w:color w:val="074F6A" w:themeColor="accent4" w:themeShade="80"/>
+        </w:rPr>
+      </w:pPr>
+      <w:r>
+        <w:rPr>
+          <w:rFonts w:hint="eastAsia"/>
+          <w:color w:val="074F6A" w:themeColor="accent4" w:themeShade="80"/>
+        </w:rPr>
+        <w:t>分析</w:t>
+      </w:r>
+    </w:p>
+    <w:p>
+      <w:r>
+        <w:rPr>
+          <w:rFonts w:hint="eastAsia"/>
+        </w:rPr>
+        <w:t xml:space="preserve">Domain N+:   </w:t>
+      </w:r>
+      <w:r>
+        <w:tab/>
+      </w:r>
+      <w:r>
+        <w:tab/>
+        <w:t>positive integers</w:t>
+      </w:r>
+    </w:p>
+    <w:p>
+      <w:r>
+        <w:rPr>
+          <w:rFonts w:hint="eastAsia"/>
+        </w:rPr>
+        <w:t>x</w:t>
+      </w:r>
+      <w:r>
+        <w:rPr>
+          <w:rFonts w:hint="eastAsia"/>
+        </w:rPr>
+        <w:t>，y</w:t>
+      </w:r>
+      <w:r>
+        <w:rPr>
+          <w:rFonts w:hint="eastAsia"/>
+        </w:rPr>
+        <w:t xml:space="preserve">:                    </w:t>
+      </w:r>
+      <w:r>
+        <w:tab/>
+      </w:r>
+      <w:r>
+        <w:tab/>
+        <w:t>variable</w:t>
+      </w:r>
+      <w:r>
+        <w:rPr>
+          <w:rFonts w:hint="eastAsia"/>
+        </w:rPr>
+        <w:t>s</w:t>
+      </w:r>
+      <w:r>
+        <w:rPr>
+          <w:rFonts w:hint="eastAsia"/>
+        </w:rPr>
+        <w:t xml:space="preserve">   ( x ∈ N+</w:t>
+      </w:r>
+      <w:r>
+        <w:rPr>
+          <w:rFonts w:hint="eastAsia"/>
+        </w:rPr>
+        <w:t>，y</w:t>
+      </w:r>
+      <w:r>
+        <w:rPr>
+          <w:rFonts w:hint="eastAsia"/>
+        </w:rPr>
+        <w:t xml:space="preserve"> ∈ N+</w:t>
+      </w:r>
+      <w:r>
+        <w:rPr>
+          <w:rFonts w:hint="eastAsia"/>
+        </w:rPr>
+        <w:t xml:space="preserve"> </w:t>
+      </w:r>
+      <w:r>
+        <w:rPr>
+          <w:rFonts w:hint="eastAsia"/>
+        </w:rPr>
+        <w:t>)</w:t>
+      </w:r>
+    </w:p>
+    <w:p>
+      <w:r>
+        <w:rPr>
+          <w:rFonts w:hint="eastAsia"/>
+        </w:rPr>
+        <w:t>D</w:t>
+      </w:r>
+      <w:r>
+        <w:rPr>
+          <w:rFonts w:hint="eastAsia"/>
+        </w:rPr>
+        <w:t>(x</w:t>
+      </w:r>
+      <w:r>
+        <w:rPr>
+          <w:rFonts w:hint="eastAsia"/>
+        </w:rPr>
+        <w:t>，y</w:t>
+      </w:r>
+      <w:r>
+        <w:rPr>
+          <w:rFonts w:hint="eastAsia"/>
+        </w:rPr>
+        <w:t>):</w:t>
+      </w:r>
+      <w:r>
+        <w:rPr>
+          <w:rFonts w:hint="eastAsia"/>
+        </w:rPr>
+        <w:t xml:space="preserve">              </w:t>
+      </w:r>
+      <w:r>
+        <w:tab/>
+      </w:r>
+      <w:r>
+        <w:rPr>
+          <w:rFonts w:hint="eastAsia"/>
+        </w:rPr>
+        <w:t xml:space="preserve">       </w:t>
+      </w:r>
+      <w:r>
+        <w:t>Predicate</w:t>
+      </w:r>
+      <w:r>
+        <w:rPr>
+          <w:rFonts w:hint="eastAsia"/>
+        </w:rPr>
+        <w:t>( 因为含有</w:t>
+      </w:r>
+      <w:r>
+        <w:t>variable</w:t>
+      </w:r>
+      <w:r>
+        <w:rPr>
+          <w:rFonts w:hint="eastAsia"/>
+        </w:rPr>
+        <w:t xml:space="preserve"> x</w:t>
+      </w:r>
+      <w:r>
+        <w:rPr>
+          <w:rFonts w:hint="eastAsia"/>
+        </w:rPr>
+        <w:t>，y</w:t>
+      </w:r>
+      <w:r>
+        <w:rPr>
+          <w:rFonts w:hint="eastAsia"/>
+        </w:rPr>
+        <w:t>，所以是</w:t>
+      </w:r>
+      <w:r>
+        <w:t>Predicate</w:t>
+      </w:r>
+      <w:r>
+        <w:rPr>
+          <w:rFonts w:hint="eastAsia"/>
+        </w:rPr>
+        <w:t>，而不是</w:t>
+      </w:r>
+      <w:r>
+        <w:t>proposition</w:t>
+      </w:r>
+      <w:r>
+        <w:rPr>
+          <w:rFonts w:hint="eastAsia"/>
+        </w:rPr>
+        <w:t>)</w:t>
+      </w:r>
+    </w:p>
+    <w:p>
+      <w:pPr>
+        <w:jc w:val="left"/>
+      </w:pPr>
+      <w:r>
+        <w:rPr>
+          <w:rFonts w:hint="eastAsia"/>
+        </w:rPr>
+        <w:t>D</w:t>
+      </w:r>
+      <w:r>
+        <w:rPr>
+          <w:rFonts w:hint="eastAsia"/>
+        </w:rPr>
+        <w:t>(x</w:t>
+      </w:r>
+      <w:r>
+        <w:rPr>
+          <w:rFonts w:hint="eastAsia"/>
+        </w:rPr>
+        <w:t>，y</w:t>
+      </w:r>
+      <w:r>
+        <w:rPr>
+          <w:rFonts w:hint="eastAsia"/>
+        </w:rPr>
+        <w:t>) Statement：</w:t>
+      </w:r>
+      <w:r>
+        <w:tab/>
+      </w:r>
+      <w:r>
+        <w:t>return the value T if x</w:t>
+      </w:r>
+      <w:r>
+        <w:rPr>
+          <w:rFonts w:hint="eastAsia"/>
+        </w:rPr>
+        <w:t xml:space="preserve"> </w:t>
+      </w:r>
+      <w:r>
+        <w:t>divides y and F otherwise</w:t>
+      </w:r>
+      <w:r>
+        <w:rPr>
+          <w:rFonts w:hint="eastAsia"/>
+        </w:rPr>
+        <w:t xml:space="preserve"> </w:t>
+      </w:r>
+    </w:p>
+    <w:p>
+      <w:pPr>
+        <w:jc w:val="left"/>
+        <w:rPr>
+          <w:rFonts w:hint="eastAsia"/>
+        </w:rPr>
+      </w:pPr>
+      <w:r>
+        <w:rPr>
+          <w:rFonts w:hint="eastAsia"/>
+        </w:rPr>
+        <w:t>V</w:t>
+      </w:r>
+      <w:r>
+        <w:t>ariable</w:t>
+      </w:r>
+      <w:r>
+        <w:rPr>
+          <w:rFonts w:hint="eastAsia"/>
+        </w:rPr>
+        <w:t>代入值：</w:t>
+      </w:r>
+      <w:r>
+        <w:tab/>
+      </w:r>
+      <w:r>
+        <w:tab/>
+      </w:r>
+      <w:r>
+        <w:t>D(5, 10) is true</w:t>
+      </w:r>
+      <w:r>
+        <w:rPr>
+          <w:rFonts w:hint="eastAsia"/>
+        </w:rPr>
+        <w:t xml:space="preserve">              </w:t>
+      </w:r>
+      <w:r>
+        <w:t xml:space="preserve"> D(5, 11) is false</w:t>
+      </w:r>
+    </w:p>
+    <w:p>
+      <w:pPr>
+        <w:widowControl/>
+        <w:jc w:val="left"/>
+        <w:rPr>
+          <w:rFonts w:hint="eastAsia"/>
+        </w:rPr>
+      </w:pPr>
+      <w:r>
+        <w:rPr>
+          <w:rFonts w:hint="eastAsia"/>
+        </w:rPr>
+        <w:br w:type="page"/>
+      </w:r>
+    </w:p>
+    <w:p>
+      <w:pPr>
+        <w:pStyle w:val="5"/>
+        <w:numPr>
+          <w:ilvl w:val="2"/>
+          <w:numId w:val="5"/>
+        </w:numPr>
+      </w:pPr>
+      <w:r>
+        <w:lastRenderedPageBreak/>
+        <w:t>Quantifiers</w:t>
+      </w:r>
+      <w:r>
+        <w:rPr>
+          <w:rFonts w:hint="eastAsia"/>
+        </w:rPr>
+        <w:t>（</w:t>
+      </w:r>
+      <w:r>
+        <w:rPr>
+          <w:rFonts w:hint="eastAsia"/>
+        </w:rPr>
+        <w:t>量词</w:t>
+      </w:r>
+      <w:r>
+        <w:rPr>
+          <w:rFonts w:hint="eastAsia"/>
+        </w:rPr>
+        <w:t>）</w:t>
+      </w:r>
+    </w:p>
+    <w:p>
+      <w:pPr>
+        <w:ind w:firstLine="420"/>
+        <w:rPr>
+          <w:color w:val="074F6A" w:themeColor="accent4" w:themeShade="80"/>
+        </w:rPr>
+      </w:pPr>
+      <w:r>
+        <w:rPr>
+          <w:color w:val="074F6A" w:themeColor="accent4" w:themeShade="80"/>
+        </w:rPr>
+        <w:t>Quantifiers</w:t>
+      </w:r>
+      <w:r>
+        <w:rPr>
+          <w:rFonts w:hint="eastAsia"/>
+          <w:color w:val="074F6A" w:themeColor="accent4" w:themeShade="80"/>
+        </w:rPr>
+        <w:t>(</w:t>
+      </w:r>
+      <w:r>
+        <w:rPr>
+          <w:rFonts w:hint="eastAsia"/>
+          <w:color w:val="074F6A" w:themeColor="accent4" w:themeShade="80"/>
+        </w:rPr>
+        <w:t>量词</w:t>
+      </w:r>
+      <w:r>
+        <w:rPr>
+          <w:rFonts w:hint="eastAsia"/>
+          <w:color w:val="074F6A" w:themeColor="accent4" w:themeShade="80"/>
+        </w:rPr>
+        <w:t>)</w:t>
+      </w:r>
+      <w:r>
+        <w:rPr>
+          <w:rFonts w:ascii="Cambria Math" w:hAnsi="Cambria Math" w:cs="Cambria Math"/>
+          <w:color w:val="074F6A" w:themeColor="accent4" w:themeShade="80"/>
+        </w:rPr>
+        <w:t xml:space="preserve"> </w:t>
+      </w:r>
+      <w:r>
+        <w:rPr>
+          <w:rFonts w:ascii="Cambria Math" w:hAnsi="Cambria Math" w:cs="Cambria Math"/>
+          <w:color w:val="074F6A" w:themeColor="accent4" w:themeShade="80"/>
+        </w:rPr>
+        <w:t>∃</w:t>
+      </w:r>
+      <w:r>
+        <w:rPr>
+          <w:rFonts w:ascii="Cambria Math" w:hAnsi="Cambria Math" w:cs="Cambria Math" w:hint="eastAsia"/>
+          <w:color w:val="074F6A" w:themeColor="accent4" w:themeShade="80"/>
+        </w:rPr>
+        <w:t>,</w:t>
+      </w:r>
+      <w:r>
+        <w:rPr>
+          <w:rFonts w:ascii="Cambria Math" w:hAnsi="Cambria Math" w:cs="Cambria Math"/>
+          <w:color w:val="074F6A" w:themeColor="accent4" w:themeShade="80"/>
+        </w:rPr>
+        <w:t>∀</w:t>
+      </w:r>
+      <w:r>
+        <w:rPr>
+          <w:rFonts w:hint="eastAsia"/>
+          <w:color w:val="074F6A" w:themeColor="accent4" w:themeShade="80"/>
+        </w:rPr>
+        <w:t>定义了单个</w:t>
+      </w:r>
+      <w:r>
+        <w:rPr>
+          <w:rFonts w:hint="eastAsia"/>
+          <w:color w:val="074F6A" w:themeColor="accent4" w:themeShade="80"/>
+        </w:rPr>
+        <w:t>v</w:t>
+      </w:r>
+      <w:r>
+        <w:rPr>
+          <w:color w:val="074F6A" w:themeColor="accent4" w:themeShade="80"/>
+        </w:rPr>
+        <w:t>ariable</w:t>
+      </w:r>
+      <w:r>
+        <w:rPr>
+          <w:rFonts w:hint="eastAsia"/>
+          <w:color w:val="074F6A" w:themeColor="accent4" w:themeShade="80"/>
+        </w:rPr>
+        <w:t>的数量，用来修饰单个</w:t>
+      </w:r>
+      <w:r>
+        <w:rPr>
+          <w:rFonts w:hint="eastAsia"/>
+          <w:color w:val="074F6A" w:themeColor="accent4" w:themeShade="80"/>
+        </w:rPr>
+        <w:t>v</w:t>
+      </w:r>
+      <w:r>
+        <w:rPr>
+          <w:color w:val="074F6A" w:themeColor="accent4" w:themeShade="80"/>
+        </w:rPr>
+        <w:t>ariable</w:t>
+      </w:r>
+      <w:r>
+        <w:rPr>
+          <w:rFonts w:hint="eastAsia"/>
+          <w:color w:val="074F6A" w:themeColor="accent4" w:themeShade="80"/>
+        </w:rPr>
+        <w:t>的</w:t>
+      </w:r>
+      <w:r>
+        <w:rPr>
+          <w:rFonts w:hint="eastAsia"/>
+          <w:color w:val="074F6A" w:themeColor="accent4" w:themeShade="80"/>
+        </w:rPr>
+        <w:t>数量特征</w:t>
+      </w:r>
+      <w:r>
+        <w:rPr>
+          <w:rFonts w:hint="eastAsia"/>
+          <w:color w:val="074F6A" w:themeColor="accent4" w:themeShade="80"/>
+        </w:rPr>
+        <w:t>（对所有/至少存在一个）。</w:t>
+      </w:r>
+    </w:p>
+    <w:p>
+      <w:pPr>
+        <w:ind w:firstLine="420"/>
+        <w:rPr>
+          <w:rFonts w:hint="eastAsia"/>
+          <w:color w:val="074F6A" w:themeColor="accent4" w:themeShade="80"/>
+        </w:rPr>
+      </w:pPr>
+    </w:p>
+    <w:p>
+      <w:pPr>
+        <w:pStyle w:val="a9"/>
+        <w:numPr>
+          <w:ilvl w:val="0"/>
+          <w:numId w:val="11"/>
+        </w:numPr>
+        <w:rPr>
+          <w:color w:val="074F6A" w:themeColor="accent4" w:themeShade="80"/>
+        </w:rPr>
+      </w:pPr>
+      <w:r>
+        <w:rPr>
+          <w:rFonts w:ascii="Cambria Math" w:hAnsi="Cambria Math" w:cs="Cambria Math"/>
+          <w:color w:val="074F6A" w:themeColor="accent4" w:themeShade="80"/>
+        </w:rPr>
+        <w:t>∃</w:t>
+      </w:r>
+      <w:r>
+        <w:rPr>
+          <w:rFonts w:ascii="Cambria Math" w:hAnsi="Cambria Math" w:cs="Cambria Math" w:hint="eastAsia"/>
+          <w:color w:val="074F6A" w:themeColor="accent4" w:themeShade="80"/>
+        </w:rPr>
+        <w:t>x</w:t>
+      </w:r>
+      <w:r>
+        <w:rPr>
+          <w:rFonts w:ascii="Cambria Math" w:hAnsi="Cambria Math" w:cs="Cambria Math" w:hint="eastAsia"/>
+          <w:color w:val="074F6A" w:themeColor="accent4" w:themeShade="80"/>
+        </w:rPr>
+        <w:t>：</w:t>
+      </w:r>
+      <w:r>
+        <w:rPr>
+          <w:rFonts w:ascii="Cambria Math" w:hAnsi="Cambria Math" w:cs="Cambria Math" w:hint="eastAsia"/>
+          <w:color w:val="074F6A" w:themeColor="accent4" w:themeShade="80"/>
+        </w:rPr>
+        <w:t xml:space="preserve"> </w:t>
+      </w:r>
+      <w:r>
+        <w:rPr>
+          <w:rFonts w:ascii="Cambria Math" w:hAnsi="Cambria Math" w:cs="Cambria Math" w:hint="eastAsia"/>
+          <w:color w:val="074F6A" w:themeColor="accent4" w:themeShade="80"/>
+        </w:rPr>
+        <w:t>存在至少一个</w:t>
+      </w:r>
+      <w:r>
+        <w:rPr>
+          <w:rFonts w:hint="eastAsia"/>
+          <w:color w:val="074F6A" w:themeColor="accent4" w:themeShade="80"/>
+        </w:rPr>
+        <w:t>x，让</w:t>
+      </w:r>
+      <w:r>
+        <w:rPr>
+          <w:color w:val="074F6A" w:themeColor="accent4" w:themeShade="80"/>
+        </w:rPr>
+        <w:t>Predicate</w:t>
+      </w:r>
+      <w:r>
+        <w:rPr>
+          <w:rFonts w:hint="eastAsia"/>
+          <w:color w:val="074F6A" w:themeColor="accent4" w:themeShade="80"/>
+        </w:rPr>
+        <w:t>()为真</w:t>
+      </w:r>
+    </w:p>
+    <w:p>
+      <w:pPr>
+        <w:pStyle w:val="a9"/>
+        <w:numPr>
+          <w:ilvl w:val="0"/>
+          <w:numId w:val="11"/>
+        </w:numPr>
+        <w:rPr>
+          <w:rFonts w:hint="eastAsia"/>
+          <w:color w:val="074F6A" w:themeColor="accent4" w:themeShade="80"/>
+        </w:rPr>
+      </w:pPr>
+      <w:r>
+        <w:rPr>
+          <w:rFonts w:ascii="Cambria Math" w:hAnsi="Cambria Math" w:cs="Cambria Math"/>
+          <w:color w:val="074F6A" w:themeColor="accent4" w:themeShade="80"/>
+        </w:rPr>
+        <w:t>∀</w:t>
+      </w:r>
+      <w:r>
+        <w:rPr>
+          <w:rFonts w:ascii="Cambria Math" w:hAnsi="Cambria Math" w:cs="Cambria Math" w:hint="eastAsia"/>
+          <w:color w:val="074F6A" w:themeColor="accent4" w:themeShade="80"/>
+        </w:rPr>
+        <w:t>x</w:t>
+      </w:r>
+      <w:r>
+        <w:rPr>
+          <w:rFonts w:ascii="Cambria Math" w:hAnsi="Cambria Math" w:cs="Cambria Math" w:hint="eastAsia"/>
+          <w:color w:val="074F6A" w:themeColor="accent4" w:themeShade="80"/>
+        </w:rPr>
+        <w:t>：</w:t>
+      </w:r>
+      <w:r>
+        <w:rPr>
+          <w:rFonts w:ascii="Cambria Math" w:hAnsi="Cambria Math" w:cs="Cambria Math" w:hint="eastAsia"/>
+          <w:color w:val="074F6A" w:themeColor="accent4" w:themeShade="80"/>
+        </w:rPr>
+        <w:t xml:space="preserve"> </w:t>
+      </w:r>
+      <w:r>
+        <w:rPr>
+          <w:rFonts w:ascii="Cambria Math" w:hAnsi="Cambria Math" w:cs="Cambria Math" w:hint="eastAsia"/>
+          <w:color w:val="074F6A" w:themeColor="accent4" w:themeShade="80"/>
+        </w:rPr>
+        <w:t>对于所有的</w:t>
+      </w:r>
+      <w:r>
+        <w:rPr>
+          <w:rFonts w:hint="eastAsia"/>
+          <w:color w:val="074F6A" w:themeColor="accent4" w:themeShade="80"/>
+        </w:rPr>
+        <w:t>x，</w:t>
+      </w:r>
+      <w:r>
+        <w:rPr>
+          <w:rFonts w:hint="eastAsia"/>
+          <w:color w:val="074F6A" w:themeColor="accent4" w:themeShade="80"/>
+        </w:rPr>
+        <w:t xml:space="preserve">    都</w:t>
+      </w:r>
+      <w:r>
+        <w:rPr>
+          <w:rFonts w:hint="eastAsia"/>
+          <w:color w:val="074F6A" w:themeColor="accent4" w:themeShade="80"/>
+        </w:rPr>
+        <w:t>让</w:t>
+      </w:r>
+      <w:r>
+        <w:rPr>
+          <w:color w:val="074F6A" w:themeColor="accent4" w:themeShade="80"/>
+        </w:rPr>
+        <w:t>Predicate</w:t>
+      </w:r>
+      <w:r>
+        <w:rPr>
+          <w:rFonts w:hint="eastAsia"/>
+          <w:color w:val="074F6A" w:themeColor="accent4" w:themeShade="80"/>
+        </w:rPr>
+        <w:t>()为真</w:t>
+      </w:r>
+      <w:r>
+        <w:rPr>
+          <w:rFonts w:hint="eastAsia"/>
+          <w:color w:val="074F6A" w:themeColor="accent4" w:themeShade="80"/>
+        </w:rPr>
+        <w:t>. (</w:t>
+      </w:r>
+      <w:r>
+        <w:rPr>
+          <w:rFonts w:ascii="Cambria Math" w:hAnsi="Cambria Math" w:cs="Cambria Math"/>
+          <w:color w:val="074F6A" w:themeColor="accent4" w:themeShade="80"/>
+        </w:rPr>
+        <w:t>∀</w:t>
+      </w:r>
+      <w:r>
+        <w:rPr>
+          <w:rFonts w:hint="eastAsia"/>
+          <w:color w:val="074F6A" w:themeColor="accent4" w:themeShade="80"/>
+        </w:rPr>
+        <w:t xml:space="preserve">可以记忆成 </w:t>
+      </w:r>
+      <w:r>
+        <w:rPr>
+          <w:rFonts w:hint="eastAsia"/>
+          <w:color w:val="074F6A" w:themeColor="accent4" w:themeShade="80"/>
+        </w:rPr>
+        <w:t>All</w:t>
+      </w:r>
+      <w:r>
+        <w:rPr>
+          <w:rFonts w:hint="eastAsia"/>
+          <w:color w:val="074F6A" w:themeColor="accent4" w:themeShade="80"/>
+        </w:rPr>
+        <w:t>倒过来)</w:t>
+      </w:r>
+    </w:p>
+    <w:p>
+      <w:pPr>
+        <w:jc w:val="left"/>
+        <w:rPr>
+          <w:rFonts w:hint="eastAsia"/>
+        </w:rPr>
+      </w:pPr>
+    </w:p>
+    <w:tbl>
+      <w:tblPr>
+        <w:tblStyle w:val="af1"/>
+        <w:tblW w:w="0" w:type="auto"/>
+        <w:tblLook w:val="04A0" w:firstRow="1" w:lastRow="0" w:firstColumn="1" w:lastColumn="0" w:noHBand="0" w:noVBand="1"/>
+      </w:tblPr>
+      <w:tblGrid>
+        <w:gridCol w:w="1980"/>
+        <w:gridCol w:w="2693"/>
+        <w:gridCol w:w="5783"/>
+      </w:tblGrid>
+      <w:tr>
+        <w:tc>
+          <w:tcPr>
+            <w:tcW w:w="1980" w:type="dxa"/>
+          </w:tcPr>
+          <w:p>
+            <w:pPr>
+              <w:rPr>
+                <w:rFonts w:hint="eastAsia"/>
+                <w:color w:val="074F6A" w:themeColor="accent4" w:themeShade="80"/>
+              </w:rPr>
+            </w:pPr>
+            <w:r>
+              <w:rPr>
+                <w:rFonts w:ascii="Cambria Math" w:hAnsi="Cambria Math" w:cs="Cambria Math"/>
+                <w:color w:val="074F6A" w:themeColor="accent4" w:themeShade="80"/>
+              </w:rPr>
+              <w:t>∃</w:t>
+            </w:r>
+            <w:r>
+              <w:rPr>
+                <w:rFonts w:hint="eastAsia"/>
+                <w:color w:val="074F6A" w:themeColor="accent4" w:themeShade="80"/>
+              </w:rPr>
+              <w:t>x ∈ R,</w:t>
+            </w:r>
+            <w:r>
+              <w:rPr>
+                <w:rFonts w:hint="eastAsia"/>
+                <w:color w:val="074F6A" w:themeColor="accent4" w:themeShade="80"/>
+              </w:rPr>
+              <w:t xml:space="preserve">  </w:t>
+            </w:r>
+            <w:r>
+              <w:rPr>
+                <w:rFonts w:hint="eastAsia"/>
+                <w:color w:val="074F6A" w:themeColor="accent4" w:themeShade="80"/>
+              </w:rPr>
+              <w:t>5x</w:t>
+            </w:r>
+            <w:r>
+              <w:rPr>
+                <w:rFonts w:hint="eastAsia"/>
+                <w:color w:val="074F6A" w:themeColor="accent4" w:themeShade="80"/>
+                <w:vertAlign w:val="superscript"/>
+              </w:rPr>
+              <w:t>2</w:t>
+            </w:r>
+            <w:r>
+              <w:rPr>
+                <w:rFonts w:hint="eastAsia"/>
+                <w:color w:val="074F6A" w:themeColor="accent4" w:themeShade="80"/>
+              </w:rPr>
+              <w:t>-7 = 0</w:t>
+            </w:r>
+          </w:p>
+        </w:tc>
+        <w:tc>
+          <w:tcPr>
+            <w:tcW w:w="2693" w:type="dxa"/>
+          </w:tcPr>
+          <w:p>
+            <w:pPr>
+              <w:rPr>
+                <w:b/>
+                <w:bCs/>
+              </w:rPr>
+            </w:pPr>
+            <w:r>
+              <w:rPr>
+                <w:rFonts w:ascii="Cambria Math" w:hAnsi="Cambria Math" w:cs="Cambria Math"/>
+                <w:b/>
+                <w:bCs/>
+                <w:i/>
+                <w:iCs/>
+              </w:rPr>
+              <w:t>∃</w:t>
+            </w:r>
+            <w:r>
+              <w:rPr>
+                <w:b/>
+                <w:bCs/>
+              </w:rPr>
+              <w:t xml:space="preserve"> </w:t>
+            </w:r>
+            <w:r>
+              <w:rPr>
+                <w:rFonts w:hint="eastAsia"/>
+                <w:b/>
+                <w:bCs/>
+              </w:rPr>
+              <w:t xml:space="preserve"> </w:t>
+            </w:r>
+            <w:r>
+              <w:rPr>
+                <w:b/>
+                <w:bCs/>
+              </w:rPr>
+              <w:t>existential quantifier</w:t>
+            </w:r>
+          </w:p>
+          <w:p>
+            <w:pPr>
+              <w:rPr>
+                <w:rFonts w:hint="eastAsia"/>
+              </w:rPr>
+            </w:pPr>
+            <w:r>
+              <w:t>存在量词</w:t>
+            </w:r>
+          </w:p>
+        </w:tc>
+        <w:tc>
+          <w:tcPr>
+            <w:tcW w:w="5783" w:type="dxa"/>
+          </w:tcPr>
+          <w:p>
+            <w:pPr>
+              <w:rPr>
+                <w:rFonts w:hint="eastAsia"/>
+              </w:rPr>
+            </w:pPr>
+            <w:r>
+              <w:rPr>
+                <w:b/>
+                <w:bCs/>
+              </w:rPr>
+              <w:t>exists</w:t>
+            </w:r>
+            <w:r>
+              <w:t xml:space="preserve"> </w:t>
+            </w:r>
+            <w:r>
+              <w:rPr>
+                <w:i/>
+                <w:iCs/>
+              </w:rPr>
+              <w:t>x</w:t>
+            </w:r>
+            <w:r>
+              <w:t>, an element of the domain,</w:t>
+            </w:r>
+            <w:r>
+              <w:rPr>
+                <w:rFonts w:hint="eastAsia"/>
+              </w:rPr>
+              <w:t xml:space="preserve">  let  5x</w:t>
+            </w:r>
+            <w:r>
+              <w:rPr>
+                <w:rFonts w:hint="eastAsia"/>
+                <w:vertAlign w:val="superscript"/>
+              </w:rPr>
+              <w:t>2</w:t>
+            </w:r>
+            <w:r>
+              <w:rPr>
+                <w:rFonts w:hint="eastAsia"/>
+              </w:rPr>
+              <w:t>-7 = 0 is true</w:t>
+            </w:r>
+          </w:p>
+        </w:tc>
+      </w:tr>
+      <w:tr>
+        <w:tc>
+          <w:tcPr>
+            <w:tcW w:w="1980" w:type="dxa"/>
+          </w:tcPr>
+          <w:p>
+            <w:pPr>
+              <w:rPr>
+                <w:rFonts w:hint="eastAsia"/>
+                <w:color w:val="074F6A" w:themeColor="accent4" w:themeShade="80"/>
+              </w:rPr>
+            </w:pPr>
+            <w:r>
+              <w:rPr>
+                <w:rFonts w:ascii="Cambria Math" w:hAnsi="Cambria Math" w:cs="Cambria Math"/>
+                <w:color w:val="074F6A" w:themeColor="accent4" w:themeShade="80"/>
+              </w:rPr>
+              <w:t>∀</w:t>
+            </w:r>
+            <w:r>
+              <w:rPr>
+                <w:rFonts w:hint="eastAsia"/>
+                <w:color w:val="074F6A" w:themeColor="accent4" w:themeShade="80"/>
+              </w:rPr>
+              <w:t>x ∈ R,  5x</w:t>
+            </w:r>
+            <w:r>
+              <w:rPr>
+                <w:rFonts w:hint="eastAsia"/>
+                <w:color w:val="074F6A" w:themeColor="accent4" w:themeShade="80"/>
+                <w:vertAlign w:val="superscript"/>
+              </w:rPr>
+              <w:t>2</w:t>
+            </w:r>
+            <w:r>
+              <w:rPr>
+                <w:rFonts w:hint="eastAsia"/>
+                <w:color w:val="074F6A" w:themeColor="accent4" w:themeShade="80"/>
+              </w:rPr>
+              <w:t>-7 = 0</w:t>
+            </w:r>
+          </w:p>
+        </w:tc>
+        <w:tc>
+          <w:tcPr>
+            <w:tcW w:w="2693" w:type="dxa"/>
+          </w:tcPr>
+          <w:p>
+            <w:pPr>
+              <w:rPr>
+                <w:b/>
+                <w:bCs/>
+              </w:rPr>
+            </w:pPr>
+            <w:r>
+              <w:rPr>
+                <w:rFonts w:ascii="Cambria Math" w:hAnsi="Cambria Math" w:cs="Cambria Math"/>
+                <w:b/>
+                <w:bCs/>
+                <w:i/>
+                <w:iCs/>
+              </w:rPr>
+              <w:t>∀</w:t>
+            </w:r>
+            <w:r>
+              <w:rPr>
+                <w:b/>
+                <w:bCs/>
+              </w:rPr>
+              <w:t xml:space="preserve"> </w:t>
+            </w:r>
+            <w:r>
+              <w:rPr>
+                <w:rFonts w:hint="eastAsia"/>
+                <w:b/>
+                <w:bCs/>
+              </w:rPr>
+              <w:t xml:space="preserve"> </w:t>
+            </w:r>
+            <w:r>
+              <w:rPr>
+                <w:b/>
+                <w:bCs/>
+              </w:rPr>
+              <w:t>universal quantifier</w:t>
+            </w:r>
+          </w:p>
+          <w:p>
+            <w:pPr>
+              <w:rPr>
+                <w:rFonts w:hint="eastAsia"/>
+              </w:rPr>
+            </w:pPr>
+            <w:r>
+              <w:t>全称量</w:t>
+            </w:r>
+          </w:p>
+        </w:tc>
+        <w:tc>
+          <w:tcPr>
+            <w:tcW w:w="5783" w:type="dxa"/>
+          </w:tcPr>
+          <w:p>
+            <w:pPr>
+              <w:rPr>
+                <w:rFonts w:hint="eastAsia"/>
+              </w:rPr>
+            </w:pPr>
+            <w:r>
+              <w:rPr>
+                <w:b/>
+                <w:bCs/>
+              </w:rPr>
+              <w:t xml:space="preserve">for every element </w:t>
+            </w:r>
+            <w:r>
+              <w:rPr>
+                <w:b/>
+                <w:bCs/>
+                <w:i/>
+                <w:iCs/>
+              </w:rPr>
+              <w:t>x</w:t>
+            </w:r>
+            <w:r>
+              <w:rPr>
+                <w:i/>
+                <w:iCs/>
+              </w:rPr>
+              <w:t xml:space="preserve"> </w:t>
+            </w:r>
+            <w:r>
+              <w:t>in the domain</w:t>
+            </w:r>
+            <w:r>
+              <w:rPr>
+                <w:rFonts w:hint="eastAsia"/>
+              </w:rPr>
+              <w:t>，</w:t>
+            </w:r>
+            <w:r>
+              <w:rPr>
+                <w:rFonts w:hint="eastAsia"/>
+              </w:rPr>
+              <w:t>let  5x</w:t>
+            </w:r>
+            <w:r>
+              <w:rPr>
+                <w:rFonts w:hint="eastAsia"/>
+                <w:vertAlign w:val="superscript"/>
+              </w:rPr>
+              <w:t>2</w:t>
+            </w:r>
+            <w:r>
+              <w:rPr>
+                <w:rFonts w:hint="eastAsia"/>
+              </w:rPr>
+              <w:t>-7 = 0 is true</w:t>
+            </w:r>
+          </w:p>
+        </w:tc>
+      </w:tr>
+    </w:tbl>
+    <w:p>
+      <w:pPr>
+        <w:rPr>
+          <w:rFonts w:hint="eastAsia"/>
+          <w:color w:val="074F6A" w:themeColor="accent4" w:themeShade="80"/>
+        </w:rPr>
+      </w:pPr>
+      <w:r>
+        <w:rPr>
+          <w:rFonts w:hint="eastAsia"/>
+          <w:color w:val="074F6A" w:themeColor="accent4" w:themeShade="80"/>
+        </w:rPr>
+        <w:t>例子1：</w:t>
+      </w:r>
+    </w:p>
+    <w:p>
+      <w:r>
+        <w:drawing>
+          <wp:inline distT="0" distB="0" distL="0" distR="0" wp14:anchorId="174B3EE5" wp14:editId="18430EB7">
+            <wp:extent cx="3822700" cy="1291887"/>
+            <wp:effectExtent l="0" t="0" r="6350" b="3810"/>
+            <wp:docPr id="563272343" name="图片 1"/>
+            <wp:cNvGraphicFramePr>
+              <a:graphicFrameLocks xmlns:a="http://schemas.openxmlformats.org/drawingml/2006/main" noChangeAspect="1"/>
+            </wp:cNvGraphicFramePr>
+            <a:graphic xmlns:a="http://schemas.openxmlformats.org/drawingml/2006/main">
+              <a:graphicData uri="http://schemas.openxmlformats.org/drawingml/2006/picture">
+                <pic:pic xmlns:pic="http://schemas.openxmlformats.org/drawingml/2006/picture">
+                  <pic:nvPicPr>
+                    <pic:cNvPr id="563272343" name=""/>
+                    <pic:cNvPicPr/>
+                  </pic:nvPicPr>
+                  <pic:blipFill>
+                    <a:blip r:embed="rId34"/>
+                    <a:stretch>
+                      <a:fillRect/>
+                    </a:stretch>
+                  </pic:blipFill>
+                  <pic:spPr>
+                    <a:xfrm>
+                      <a:off x="0" y="0"/>
+                      <a:ext cx="3830878" cy="1294651"/>
+                    </a:xfrm>
+                    <a:prstGeom prst="rect">
+                      <a:avLst/>
+                    </a:prstGeom>
+                  </pic:spPr>
+                </pic:pic>
+              </a:graphicData>
+            </a:graphic>
+          </wp:inline>
+        </w:drawing>
+      </w:r>
+    </w:p>
+    <w:p>
+      <w:pPr>
+        <w:rPr>
+          <w:color w:val="074F6A" w:themeColor="accent4" w:themeShade="80"/>
+        </w:rPr>
+      </w:pPr>
+      <w:r>
+        <w:rPr>
+          <w:rFonts w:hint="eastAsia"/>
+          <w:color w:val="074F6A" w:themeColor="accent4" w:themeShade="80"/>
+        </w:rPr>
+        <w:t>分析</w:t>
+      </w:r>
+    </w:p>
+    <w:p>
+      <w:pPr>
+        <w:rPr>
+          <w:color w:val="074F6A" w:themeColor="accent4" w:themeShade="80"/>
+        </w:rPr>
+      </w:pPr>
+      <w:r>
+        <w:rPr>
+          <w:rFonts w:hint="eastAsia"/>
+          <w:color w:val="074F6A" w:themeColor="accent4" w:themeShade="80"/>
+        </w:rPr>
+        <w:t>P(x)           x为质数</w:t>
+      </w:r>
+    </w:p>
+    <w:p>
+      <w:pPr>
+        <w:rPr>
+          <w:color w:val="074F6A" w:themeColor="accent4" w:themeShade="80"/>
+        </w:rPr>
+      </w:pPr>
+      <w:r>
+        <w:rPr>
+          <w:rFonts w:hint="eastAsia"/>
+          <w:color w:val="074F6A" w:themeColor="accent4" w:themeShade="80"/>
+        </w:rPr>
+        <w:t>D</w:t>
+      </w:r>
+      <w:r>
+        <w:rPr>
+          <w:rFonts w:hint="eastAsia"/>
+          <w:color w:val="074F6A" w:themeColor="accent4" w:themeShade="80"/>
+        </w:rPr>
+        <w:t>(x</w:t>
+      </w:r>
+      <w:r>
+        <w:rPr>
+          <w:rFonts w:hint="eastAsia"/>
+          <w:color w:val="074F6A" w:themeColor="accent4" w:themeShade="80"/>
+        </w:rPr>
+        <w:t>，y</w:t>
+      </w:r>
+      <w:r>
+        <w:rPr>
+          <w:rFonts w:hint="eastAsia"/>
+          <w:color w:val="074F6A" w:themeColor="accent4" w:themeShade="80"/>
+        </w:rPr>
+        <w:t xml:space="preserve">)     </w:t>
+      </w:r>
+      <w:r>
+        <w:rPr>
+          <w:rFonts w:hint="eastAsia"/>
+          <w:color w:val="074F6A" w:themeColor="accent4" w:themeShade="80"/>
+        </w:rPr>
+        <w:t>y可以整除x</w:t>
+      </w:r>
+    </w:p>
+    <w:p>
+      <w:pPr>
+        <w:rPr>
+          <w:color w:val="074F6A" w:themeColor="accent4" w:themeShade="80"/>
+        </w:rPr>
+      </w:pPr>
+      <w:r>
+        <w:rPr>
+          <w:rFonts w:hint="eastAsia"/>
+          <w:color w:val="074F6A" w:themeColor="accent4" w:themeShade="80"/>
+        </w:rPr>
+        <w:t>x=&gt;y        如x为true，则y为true</w:t>
+      </w:r>
+    </w:p>
+    <w:p>
+      <w:pPr>
+        <w:rPr>
+          <w:color w:val="074F6A" w:themeColor="accent4" w:themeShade="80"/>
+        </w:rPr>
+      </w:pPr>
+      <w:r>
+        <w:rPr>
+          <w:rFonts w:hint="eastAsia"/>
+          <w:color w:val="074F6A" w:themeColor="accent4" w:themeShade="80"/>
+        </w:rPr>
+        <w:t>Domain:   N+</w:t>
+      </w:r>
+    </w:p>
+    <w:p>
+      <w:pPr>
+        <w:rPr>
+          <w:color w:val="074F6A" w:themeColor="accent4" w:themeShade="80"/>
+        </w:rPr>
+      </w:pPr>
+    </w:p>
+    <w:p>
+      <w:pPr>
+        <w:rPr>
+          <w:rFonts w:hint="eastAsia"/>
+          <w:color w:val="074F6A" w:themeColor="accent4" w:themeShade="80"/>
+        </w:rPr>
+      </w:pPr>
+      <w:r>
+        <w:rPr>
+          <w:rFonts w:hint="eastAsia"/>
+          <w:color w:val="074F6A" w:themeColor="accent4" w:themeShade="80"/>
+        </w:rPr>
+        <w:t>读法：</w:t>
+      </w:r>
+    </w:p>
+    <w:p>
+      <w:pPr>
+        <w:rPr>
+          <w:rFonts w:hint="eastAsia"/>
+          <w:color w:val="074F6A" w:themeColor="accent4" w:themeShade="80"/>
+        </w:rPr>
+      </w:pPr>
+      <w:r>
+        <w:rPr>
+          <w:rFonts w:hint="eastAsia"/>
+          <w:color w:val="074F6A" w:themeColor="accent4" w:themeShade="80"/>
+        </w:rPr>
+        <w:t>x,y 属于正整数，对于所有的 x,y， 都满足：                                                 （</w:t>
+      </w:r>
+      <w:r>
+        <w:rPr>
+          <w:color w:val="074F6A" w:themeColor="accent4" w:themeShade="80"/>
+        </w:rPr>
+        <w:t>Quantifiers</w:t>
+      </w:r>
+      <w:r>
+        <w:rPr>
+          <w:rFonts w:hint="eastAsia"/>
+          <w:color w:val="074F6A" w:themeColor="accent4" w:themeShade="80"/>
+        </w:rPr>
+        <w:t>）</w:t>
+      </w:r>
+    </w:p>
+    <w:p>
+      <w:pPr>
+        <w:rPr>
+          <w:rFonts w:hint="eastAsia"/>
+          <w:color w:val="074F6A" w:themeColor="accent4" w:themeShade="80"/>
+        </w:rPr>
+      </w:pPr>
+      <w:r>
+        <w:rPr>
+          <w:rFonts w:hint="eastAsia"/>
+          <w:color w:val="074F6A" w:themeColor="accent4" w:themeShade="80"/>
+        </w:rPr>
+        <w:t xml:space="preserve">           IF  (x是质数  and  y是质数 and  y可以整除x) = true THEN                (</w:t>
+      </w:r>
+      <w:r>
+        <w:rPr>
+          <w:color w:val="074F6A" w:themeColor="accent4" w:themeShade="80"/>
+        </w:rPr>
+        <w:t>Predicate</w:t>
+      </w:r>
+      <w:r>
+        <w:rPr>
+          <w:rFonts w:hint="eastAsia"/>
+        </w:rPr>
+        <w:t>,</w:t>
+      </w:r>
+      <w:r>
+        <w:rPr>
+          <w:rFonts w:hint="eastAsia"/>
+          <w:color w:val="074F6A" w:themeColor="accent4" w:themeShade="80"/>
+        </w:rPr>
+        <w:t xml:space="preserve"> IMPLIES）</w:t>
+      </w:r>
+    </w:p>
+    <w:p>
+      <w:pPr>
+        <w:rPr>
+          <w:rFonts w:hint="eastAsia"/>
+          <w:color w:val="074F6A" w:themeColor="accent4" w:themeShade="80"/>
+        </w:rPr>
+      </w:pPr>
+      <w:r>
+        <w:rPr>
+          <w:rFonts w:hint="eastAsia"/>
+          <w:color w:val="074F6A" w:themeColor="accent4" w:themeShade="80"/>
+        </w:rPr>
+        <w:t xml:space="preserve">                           (x可以整除y) 为true</w:t>
+      </w:r>
+    </w:p>
+    <w:p>
+      <w:pPr>
+        <w:rPr>
+          <w:color w:val="074F6A" w:themeColor="accent4" w:themeShade="80"/>
+        </w:rPr>
+      </w:pPr>
+      <w:r>
+        <w:rPr>
+          <w:rFonts w:hint="eastAsia"/>
+          <w:color w:val="074F6A" w:themeColor="accent4" w:themeShade="80"/>
+        </w:rPr>
+        <w:t>证明：</w:t>
+      </w:r>
+    </w:p>
+    <w:p>
+      <w:pPr>
+        <w:pStyle w:val="a9"/>
+        <w:numPr>
+          <w:ilvl w:val="0"/>
+          <w:numId w:val="12"/>
+        </w:numPr>
+        <w:rPr>
+          <w:color w:val="074F6A" w:themeColor="accent4" w:themeShade="80"/>
+        </w:rPr>
+      </w:pPr>
+      <w:r>
+        <w:rPr>
+          <w:rFonts w:hint="eastAsia"/>
+          <w:color w:val="074F6A" w:themeColor="accent4" w:themeShade="80"/>
+        </w:rPr>
+        <w:t>质数是只能被1和自己整除的数</w:t>
+      </w:r>
+      <w:r>
+        <w:rPr>
+          <w:rFonts w:hint="eastAsia"/>
+          <w:color w:val="074F6A" w:themeColor="accent4" w:themeShade="80"/>
+        </w:rPr>
+        <w:t>，1不是质数</w:t>
+      </w:r>
+    </w:p>
+    <w:p>
+      <w:pPr>
+        <w:pStyle w:val="a9"/>
+        <w:numPr>
+          <w:ilvl w:val="0"/>
+          <w:numId w:val="12"/>
+        </w:numPr>
+        <w:rPr>
+          <w:color w:val="074F6A" w:themeColor="accent4" w:themeShade="80"/>
+        </w:rPr>
+      </w:pPr>
+      <w:r>
+        <w:rPr>
+          <w:rFonts w:hint="eastAsia"/>
+          <w:color w:val="074F6A" w:themeColor="accent4" w:themeShade="80"/>
+        </w:rPr>
+        <w:t>如果 质数 y能被质数x整除，根据1，只有一种可能: x = y</w:t>
+      </w:r>
+    </w:p>
+    <w:p>
+      <w:pPr>
+        <w:pStyle w:val="a9"/>
+        <w:numPr>
+          <w:ilvl w:val="0"/>
+          <w:numId w:val="12"/>
+        </w:numPr>
+        <w:rPr>
+          <w:color w:val="074F6A" w:themeColor="accent4" w:themeShade="80"/>
+        </w:rPr>
+      </w:pPr>
+      <w:r>
+        <w:rPr>
+          <w:rFonts w:hint="eastAsia"/>
+          <w:color w:val="074F6A" w:themeColor="accent4" w:themeShade="80"/>
+        </w:rPr>
+        <w:t>既然x=y, 则必然有</w:t>
+      </w:r>
+      <w:r>
+        <w:rPr>
+          <w:rFonts w:hint="eastAsia"/>
+          <w:color w:val="074F6A" w:themeColor="accent4" w:themeShade="80"/>
+        </w:rPr>
+        <w:t>x能 被y整除，即D(y,x)</w:t>
+      </w:r>
+    </w:p>
+    <w:p>
+      <w:pPr>
+        <w:rPr>
+          <w:color w:val="074F6A" w:themeColor="accent4" w:themeShade="80"/>
+        </w:rPr>
+      </w:pPr>
+    </w:p>
+    <w:p>
+      <w:pPr>
+        <w:pStyle w:val="5"/>
+        <w:rPr>
+          <w:rFonts w:hint="eastAsia"/>
+        </w:rPr>
+      </w:pPr>
+      <w:r>
+        <w:rPr>
+          <w:rFonts w:hint="eastAsia"/>
+        </w:rPr>
+        <w:t>2.2.3</w:t>
+      </w:r>
+      <w:r>
+        <w:rPr>
+          <w:rFonts w:hint="eastAsia"/>
+        </w:rPr>
+        <w:t xml:space="preserve"> 否定量词</w:t>
+      </w:r>
+    </w:p>
+    <w:p>
+      <w:pPr>
+        <w:rPr>
+          <w:rFonts w:cstheme="majorBidi" w:hint="eastAsia"/>
+          <w:color w:val="0F4761" w:themeColor="accent1" w:themeShade="BF"/>
+          <w:sz w:val="24"/>
+          <w:szCs w:val="24"/>
+        </w:rPr>
+      </w:pPr>
+      <w:r>
+        <w:rPr>
+          <w:rFonts w:cstheme="majorBidi"/>
+          <w:b/>
+          <w:bCs/>
+          <w:color w:val="0F4761" w:themeColor="accent1" w:themeShade="BF"/>
+          <w:sz w:val="24"/>
+          <w:szCs w:val="24"/>
+        </w:rPr>
+        <w:t>Proposition 2.8</w:t>
+      </w:r>
+      <w:r>
+        <w:rPr>
+          <w:rFonts w:cstheme="majorBidi" w:hint="eastAsia"/>
+          <w:b/>
+          <w:bCs/>
+          <w:color w:val="0F4761" w:themeColor="accent1" w:themeShade="BF"/>
+          <w:sz w:val="24"/>
+          <w:szCs w:val="24"/>
+        </w:rPr>
+        <w:t>:</w:t>
+      </w:r>
+      <w:r>
+        <w:rPr>
+          <w:rFonts w:cstheme="majorBidi"/>
+          <w:color w:val="0F4761" w:themeColor="accent1" w:themeShade="BF"/>
+          <w:sz w:val="24"/>
+          <w:szCs w:val="24"/>
+        </w:rPr>
+        <w:t xml:space="preserve"> </w:t>
+      </w:r>
+      <w:r>
+        <w:rPr>
+          <w:rFonts w:cstheme="majorBidi" w:hint="eastAsia"/>
+          <w:color w:val="0F4761" w:themeColor="accent1" w:themeShade="BF"/>
+          <w:sz w:val="24"/>
+          <w:szCs w:val="24"/>
+        </w:rPr>
+        <w:t xml:space="preserve"> </w:t>
+      </w:r>
+      <w:r>
+        <w:rPr>
+          <w:rFonts w:cstheme="majorBidi"/>
+          <w:color w:val="0F4761" w:themeColor="accent1" w:themeShade="BF"/>
+          <w:sz w:val="24"/>
+          <w:szCs w:val="24"/>
+        </w:rPr>
+        <w:t>¬(</w:t>
+      </w:r>
+      <w:r>
+        <w:rPr>
+          <w:rFonts w:ascii="Cambria Math" w:hAnsi="Cambria Math" w:cs="Cambria Math"/>
+          <w:color w:val="0F4761" w:themeColor="accent1" w:themeShade="BF"/>
+          <w:sz w:val="24"/>
+          <w:szCs w:val="24"/>
+        </w:rPr>
+        <w:t>∀</w:t>
+      </w:r>
+      <w:r>
+        <w:rPr>
+          <w:rFonts w:cstheme="majorBidi"/>
+          <w:color w:val="0F4761" w:themeColor="accent1" w:themeShade="BF"/>
+          <w:sz w:val="24"/>
+          <w:szCs w:val="24"/>
+        </w:rPr>
+        <w:t>x</w:t>
+      </w:r>
+      <w:r>
+        <w:rPr>
+          <w:rFonts w:cstheme="majorBidi" w:hint="eastAsia"/>
+          <w:color w:val="0F4761" w:themeColor="accent1" w:themeShade="BF"/>
+          <w:sz w:val="24"/>
+          <w:szCs w:val="24"/>
+        </w:rPr>
+        <w:t>,</w:t>
+      </w:r>
+      <w:r>
+        <w:rPr>
+          <w:rFonts w:cstheme="majorBidi" w:hint="eastAsia"/>
+          <w:color w:val="0F4761" w:themeColor="accent1" w:themeShade="BF"/>
+          <w:sz w:val="24"/>
+          <w:szCs w:val="24"/>
+        </w:rPr>
+        <w:t xml:space="preserve"> </w:t>
+      </w:r>
+      <w:r>
+        <w:rPr>
+          <w:rFonts w:cstheme="majorBidi" w:hint="eastAsia"/>
+          <w:color w:val="0F4761" w:themeColor="accent1" w:themeShade="BF"/>
+          <w:sz w:val="24"/>
+          <w:szCs w:val="24"/>
+        </w:rPr>
+        <w:t>P(x))</w:t>
+      </w:r>
+      <w:r>
+        <w:rPr>
+          <w:rFonts w:cstheme="majorBidi" w:hint="eastAsia"/>
+          <w:color w:val="0F4761" w:themeColor="accent1" w:themeShade="BF"/>
+          <w:sz w:val="24"/>
+          <w:szCs w:val="24"/>
+        </w:rPr>
+        <w:t xml:space="preserve">     =     </w:t>
+      </w:r>
+      <w:r>
+        <w:rPr>
+          <w:rFonts w:ascii="Cambria Math" w:hAnsi="Cambria Math" w:cs="Cambria Math"/>
+          <w:color w:val="0F4761" w:themeColor="accent1" w:themeShade="BF"/>
+          <w:sz w:val="24"/>
+          <w:szCs w:val="24"/>
+        </w:rPr>
+        <w:t>∃</w:t>
+      </w:r>
+      <w:r>
+        <w:rPr>
+          <w:rFonts w:cstheme="majorBidi" w:hint="eastAsia"/>
+          <w:color w:val="0F4761" w:themeColor="accent1" w:themeShade="BF"/>
+          <w:sz w:val="24"/>
+          <w:szCs w:val="24"/>
+        </w:rPr>
+        <w:t>x,</w:t>
+      </w:r>
+      <w:r>
+        <w:rPr>
+          <w:rFonts w:cstheme="majorBidi"/>
+          <w:color w:val="0F4761" w:themeColor="accent1" w:themeShade="BF"/>
+          <w:sz w:val="24"/>
+          <w:szCs w:val="24"/>
+        </w:rPr>
+        <w:t xml:space="preserve"> ¬</w:t>
+      </w:r>
+      <w:r>
+        <w:rPr>
+          <w:rFonts w:cstheme="majorBidi" w:hint="eastAsia"/>
+          <w:color w:val="0F4761" w:themeColor="accent1" w:themeShade="BF"/>
+          <w:sz w:val="24"/>
+          <w:szCs w:val="24"/>
+        </w:rPr>
+        <w:t xml:space="preserve"> P(x)</w:t>
+      </w:r>
+      <w:r>
+        <w:rPr>
+          <w:rFonts w:cstheme="majorBidi" w:hint="eastAsia"/>
+          <w:color w:val="0F4761" w:themeColor="accent1" w:themeShade="BF"/>
+          <w:sz w:val="24"/>
+          <w:szCs w:val="24"/>
+        </w:rPr>
+        <w:t xml:space="preserve">   </w:t>
+      </w:r>
+    </w:p>
+    <w:p>
+      <w:pPr>
+        <w:rPr>
+          <w:rFonts w:hint="eastAsia"/>
+        </w:rPr>
+      </w:pPr>
+      <w:r>
+        <w:rPr>
+          <w:rFonts w:ascii="Cambria Math" w:hAnsi="Cambria Math" w:cs="Cambria Math"/>
+        </w:rPr>
+        <w:t>∀</w:t>
+      </w:r>
+      <w:r>
+        <w:rPr>
+          <w:rFonts w:hint="eastAsia"/>
+        </w:rPr>
+        <w:t>x,P(x)  是原命题，NOT (</w:t>
+      </w:r>
+      <w:r>
+        <w:rPr>
+          <w:rFonts w:ascii="Cambria Math" w:hAnsi="Cambria Math" w:cs="Cambria Math"/>
+        </w:rPr>
+        <w:t>∀</w:t>
+      </w:r>
+      <w:r>
+        <w:rPr>
+          <w:rFonts w:hint="eastAsia"/>
+        </w:rPr>
+        <w:t>x,P(x))对原命题取反，</w:t>
+      </w:r>
+      <w:r>
+        <w:rPr>
+          <w:rFonts w:cstheme="majorBidi" w:hint="eastAsia"/>
+          <w:color w:val="0F4761" w:themeColor="accent1" w:themeShade="BF"/>
+          <w:sz w:val="24"/>
+          <w:szCs w:val="24"/>
+        </w:rPr>
+        <w:t>这等价于原命题的量词取反，谓词取反</w:t>
+      </w:r>
+      <w:r>
+        <w:rPr>
+          <w:rFonts w:hint="eastAsia"/>
+        </w:rPr>
+        <w:t>。</w:t>
+      </w:r>
+    </w:p>
+    <w:p>
+      <w:pPr>
+        <w:rPr>
+          <w:rFonts w:hint="eastAsia"/>
+        </w:rPr>
+      </w:pPr>
+      <w:r>
+        <w:rPr>
+          <w:rFonts w:hint="eastAsia"/>
+        </w:rPr>
+        <w:t xml:space="preserve">原命题 </w:t>
+      </w:r>
+      <w:r>
+        <w:rPr>
+          <w:rFonts w:ascii="Cambria Math" w:hAnsi="Cambria Math" w:cs="Cambria Math"/>
+        </w:rPr>
+        <w:t>∀</w:t>
+      </w:r>
+      <w:r>
+        <w:rPr>
+          <w:rFonts w:hint="eastAsia"/>
+        </w:rPr>
+        <w:t xml:space="preserve">x,P(x)  的量词 </w:t>
+      </w:r>
+      <w:r>
+        <w:rPr>
+          <w:rFonts w:ascii="Cambria Math" w:hAnsi="Cambria Math" w:cs="Cambria Math"/>
+        </w:rPr>
+        <w:t>∀</w:t>
+      </w:r>
+      <w:r>
+        <w:rPr>
+          <w:rFonts w:ascii="Cambria Math" w:hAnsi="Cambria Math" w:cs="Cambria Math" w:hint="eastAsia"/>
+        </w:rPr>
+        <w:t xml:space="preserve"> </w:t>
+      </w:r>
+      <w:r>
+        <w:rPr>
+          <w:rFonts w:ascii="Cambria Math" w:hAnsi="Cambria Math" w:cs="Cambria Math" w:hint="eastAsia"/>
+        </w:rPr>
+        <w:t>取反后</w:t>
+      </w:r>
+      <w:r>
+        <w:rPr>
+          <w:rFonts w:ascii="Cambria Math" w:hAnsi="Cambria Math" w:cs="Cambria Math" w:hint="eastAsia"/>
+        </w:rPr>
+        <w:t xml:space="preserve"> </w:t>
+      </w:r>
+      <w:r>
+        <w:rPr>
+          <w:rFonts w:ascii="Cambria Math" w:hAnsi="Cambria Math" w:cs="Cambria Math"/>
+          <w:color w:val="0F4761" w:themeColor="accent1" w:themeShade="BF"/>
+          <w:sz w:val="24"/>
+          <w:szCs w:val="24"/>
+        </w:rPr>
+        <w:t>∃</w:t>
+      </w:r>
+      <w:r>
+        <w:rPr>
+          <w:rFonts w:ascii="Cambria Math" w:hAnsi="Cambria Math" w:cs="Cambria Math" w:hint="eastAsia"/>
+          <w:color w:val="0F4761" w:themeColor="accent1" w:themeShade="BF"/>
+          <w:sz w:val="24"/>
+          <w:szCs w:val="24"/>
+        </w:rPr>
+        <w:t>，谓词</w:t>
+      </w:r>
+      <w:r>
+        <w:rPr>
+          <w:rFonts w:ascii="Cambria Math" w:hAnsi="Cambria Math" w:cs="Cambria Math" w:hint="eastAsia"/>
+          <w:color w:val="0F4761" w:themeColor="accent1" w:themeShade="BF"/>
+          <w:sz w:val="24"/>
+          <w:szCs w:val="24"/>
+        </w:rPr>
+        <w:t xml:space="preserve"> </w:t>
+      </w:r>
+      <w:r>
+        <w:rPr>
+          <w:rFonts w:hint="eastAsia"/>
+        </w:rPr>
+        <w:t xml:space="preserve">P(x) 取反后 </w:t>
+      </w:r>
+      <w:r>
+        <w:rPr>
+          <w:rFonts w:hint="eastAsia"/>
+        </w:rPr>
+        <w:t>NOT(P(x))</w:t>
+      </w:r>
+      <w:r>
+        <w:rPr>
+          <w:rFonts w:hint="eastAsia"/>
+        </w:rPr>
+        <w:t>。</w:t>
+      </w:r>
+    </w:p>
+    <w:p>
+      <w:pPr>
+        <w:rPr>
+          <w:rFonts w:hint="eastAsia"/>
+        </w:rPr>
+      </w:pPr>
+    </w:p>
+    <w:p>
+      <w:pPr>
+        <w:rPr>
+          <w:rFonts w:hint="eastAsia"/>
+        </w:rPr>
+      </w:pPr>
+      <w:r>
+        <w:rPr>
+          <w:rFonts w:hint="eastAsia"/>
+        </w:rPr>
+        <w:t>例：</w:t>
+      </w:r>
+    </w:p>
+    <w:p>
+      <w:pPr>
+        <w:rPr>
+          <w:rFonts w:hint="eastAsia"/>
+        </w:rPr>
+      </w:pPr>
+      <w:r>
+        <w:rPr>
+          <w:rFonts w:hint="eastAsia"/>
+        </w:rPr>
+        <w:t xml:space="preserve">原命题：所有的武汉人喜欢吃热干面。                          </w:t>
+      </w:r>
+      <w:r>
+        <w:rPr>
+          <w:rFonts w:ascii="Cambria Math" w:hAnsi="Cambria Math" w:cs="Cambria Math"/>
+        </w:rPr>
+        <w:t>∀</w:t>
+      </w:r>
+      <w:r>
+        <w:rPr>
+          <w:rFonts w:hint="eastAsia"/>
+        </w:rPr>
+        <w:t xml:space="preserve">x </w:t>
+      </w:r>
+      <w:r>
+        <w:t>∈</w:t>
+      </w:r>
+      <w:r>
+        <w:rPr>
+          <w:rFonts w:hint="eastAsia"/>
+        </w:rPr>
+        <w:t xml:space="preserve"> 武汉人：x喜欢吃热干面</w:t>
+      </w:r>
+    </w:p>
+    <w:p>
+      <w:pPr>
+        <w:rPr>
+          <w:rFonts w:hint="eastAsia"/>
+        </w:rPr>
+      </w:pPr>
+      <w:r>
+        <w:rPr>
+          <w:rFonts w:hint="eastAsia"/>
+        </w:rPr>
+        <w:t>反原命题：不是（</w:t>
+      </w:r>
+      <w:r>
+        <w:rPr>
+          <w:rFonts w:hint="eastAsia"/>
+        </w:rPr>
+        <w:t>所有的武汉人喜欢吃热干面</w:t>
+      </w:r>
+      <w:r>
+        <w:rPr>
+          <w:rFonts w:hint="eastAsia"/>
+        </w:rPr>
+        <w:t>)</w:t>
+      </w:r>
+      <w:r>
+        <w:rPr>
+          <w:rFonts w:hint="eastAsia"/>
+        </w:rPr>
+        <w:t xml:space="preserve">。     </w:t>
+      </w:r>
+      <w:r>
+        <w:rPr>
+          <w:rFonts w:cstheme="majorBidi"/>
+          <w:color w:val="0F4761" w:themeColor="accent1" w:themeShade="BF"/>
+          <w:sz w:val="24"/>
+          <w:szCs w:val="24"/>
+        </w:rPr>
+        <w:t>¬</w:t>
+      </w:r>
+      <w:r>
+        <w:rPr>
+          <w:rFonts w:hint="eastAsia"/>
+        </w:rPr>
+        <w:t xml:space="preserve"> ( </w:t>
+      </w:r>
+      <w:r>
+        <w:rPr>
+          <w:rFonts w:ascii="Cambria Math" w:hAnsi="Cambria Math" w:cs="Cambria Math"/>
+        </w:rPr>
+        <w:t>∀</w:t>
+      </w:r>
+      <w:r>
+        <w:rPr>
+          <w:rFonts w:hint="eastAsia"/>
+        </w:rPr>
+        <w:t xml:space="preserve">x </w:t>
+      </w:r>
+      <w:r>
+        <w:t>∈</w:t>
+      </w:r>
+      <w:r>
+        <w:rPr>
+          <w:rFonts w:hint="eastAsia"/>
+        </w:rPr>
+        <w:t xml:space="preserve"> 武汉人：x喜欢吃热干面)</w:t>
+      </w:r>
+    </w:p>
+    <w:p>
+      <w:pPr>
+        <w:rPr>
+          <w:rFonts w:hint="eastAsia"/>
+        </w:rPr>
+      </w:pPr>
+      <w:r>
+        <w:rPr>
+          <w:rFonts w:hint="eastAsia"/>
+        </w:rPr>
+        <w:t xml:space="preserve">等价反命题：至少一个武汉人不喜欢吃热干面。           </w:t>
+      </w:r>
+      <w:r>
+        <w:rPr>
+          <w:rFonts w:ascii="Cambria Math" w:hAnsi="Cambria Math" w:cs="Cambria Math"/>
+          <w:color w:val="0F4761" w:themeColor="accent1" w:themeShade="BF"/>
+          <w:sz w:val="24"/>
+          <w:szCs w:val="24"/>
+        </w:rPr>
+        <w:t>∃</w:t>
+      </w:r>
+      <w:r>
+        <w:rPr>
+          <w:rFonts w:ascii="Cambria Math" w:hAnsi="Cambria Math" w:cs="Cambria Math" w:hint="eastAsia"/>
+          <w:color w:val="0F4761" w:themeColor="accent1" w:themeShade="BF"/>
+          <w:sz w:val="24"/>
+          <w:szCs w:val="24"/>
+        </w:rPr>
+        <w:t xml:space="preserve"> </w:t>
+      </w:r>
+      <w:r>
+        <w:rPr>
+          <w:rFonts w:hint="eastAsia"/>
+        </w:rPr>
+        <w:t xml:space="preserve">x </w:t>
+      </w:r>
+      <w:r>
+        <w:t>∈</w:t>
+      </w:r>
+      <w:r>
+        <w:rPr>
+          <w:rFonts w:hint="eastAsia"/>
+        </w:rPr>
+        <w:t xml:space="preserve"> 武汉人：x</w:t>
+      </w:r>
+      <w:r>
+        <w:rPr>
+          <w:rFonts w:hint="eastAsia"/>
+        </w:rPr>
+        <w:t>不（</w:t>
+      </w:r>
+      <w:r>
+        <w:rPr>
+          <w:rFonts w:hint="eastAsia"/>
+        </w:rPr>
+        <w:t>喜欢吃热干面</w:t>
+      </w:r>
+      <w:r>
+        <w:rPr>
+          <w:rFonts w:hint="eastAsia"/>
+        </w:rPr>
+        <w:t>）</w:t>
+      </w:r>
+    </w:p>
+    <w:p>
+      <w:pPr>
+        <w:rPr>
+          <w:rFonts w:hint="eastAsia"/>
+        </w:rPr>
+      </w:pPr>
+    </w:p>
+    <w:p>
+      <w:pPr>
+        <w:rPr>
+          <w:rFonts w:hint="eastAsia"/>
+        </w:rPr>
+      </w:pPr>
+    </w:p>
+    <w:p>
+      <w:pPr>
+        <w:rPr>
+          <w:rFonts w:cstheme="majorBidi" w:hint="eastAsia"/>
+          <w:color w:val="0F4761" w:themeColor="accent1" w:themeShade="BF"/>
+          <w:sz w:val="24"/>
+          <w:szCs w:val="24"/>
+        </w:rPr>
+      </w:pPr>
+      <w:r>
+        <w:rPr>
+          <w:rFonts w:cstheme="majorBidi"/>
+          <w:b/>
+          <w:bCs/>
+          <w:color w:val="0F4761" w:themeColor="accent1" w:themeShade="BF"/>
+          <w:sz w:val="24"/>
+          <w:szCs w:val="24"/>
+        </w:rPr>
+        <w:t>Proposition 2.</w:t>
+      </w:r>
+      <w:r>
+        <w:rPr>
+          <w:rFonts w:cstheme="majorBidi" w:hint="eastAsia"/>
+          <w:b/>
+          <w:bCs/>
+          <w:color w:val="0F4761" w:themeColor="accent1" w:themeShade="BF"/>
+          <w:sz w:val="24"/>
+          <w:szCs w:val="24"/>
+        </w:rPr>
+        <w:t>9</w:t>
+      </w:r>
+      <w:r>
+        <w:rPr>
+          <w:rFonts w:cstheme="majorBidi" w:hint="eastAsia"/>
+          <w:b/>
+          <w:bCs/>
+          <w:color w:val="0F4761" w:themeColor="accent1" w:themeShade="BF"/>
+          <w:sz w:val="24"/>
+          <w:szCs w:val="24"/>
+        </w:rPr>
+        <w:t>:</w:t>
+      </w:r>
+      <w:r>
+        <w:rPr>
+          <w:rFonts w:cstheme="majorBidi" w:hint="eastAsia"/>
+          <w:b/>
+          <w:bCs/>
+          <w:color w:val="0F4761" w:themeColor="accent1" w:themeShade="BF"/>
+          <w:sz w:val="24"/>
+          <w:szCs w:val="24"/>
+        </w:rPr>
+        <w:t xml:space="preserve"> </w:t>
+      </w:r>
+      <w:r>
+        <w:rPr>
+          <w:rFonts w:cstheme="majorBidi"/>
+          <w:color w:val="0F4761" w:themeColor="accent1" w:themeShade="BF"/>
+          <w:sz w:val="24"/>
+          <w:szCs w:val="24"/>
+        </w:rPr>
+        <w:t xml:space="preserve"> </w:t>
+      </w:r>
+      <w:r>
+        <w:rPr>
+          <w:rFonts w:cstheme="majorBidi"/>
+          <w:color w:val="0F4761" w:themeColor="accent1" w:themeShade="BF"/>
+          <w:sz w:val="24"/>
+          <w:szCs w:val="24"/>
+        </w:rPr>
+        <w:t>¬</w:t>
+      </w:r>
+      <w:r>
+        <w:rPr>
+          <w:rFonts w:cstheme="majorBidi" w:hint="eastAsia"/>
+          <w:color w:val="0F4761" w:themeColor="accent1" w:themeShade="BF"/>
+          <w:sz w:val="24"/>
+          <w:szCs w:val="24"/>
+        </w:rPr>
+        <w:t xml:space="preserve"> (</w:t>
+      </w:r>
+      <w:r>
+        <w:rPr>
+          <w:rFonts w:ascii="Cambria Math" w:hAnsi="Cambria Math" w:cs="Cambria Math"/>
+          <w:color w:val="0F4761" w:themeColor="accent1" w:themeShade="BF"/>
+          <w:sz w:val="24"/>
+          <w:szCs w:val="24"/>
+        </w:rPr>
+        <w:t>∃</w:t>
+      </w:r>
+      <w:r>
+        <w:rPr>
+          <w:rFonts w:cstheme="majorBidi" w:hint="eastAsia"/>
+          <w:color w:val="0F4761" w:themeColor="accent1" w:themeShade="BF"/>
+          <w:sz w:val="24"/>
+          <w:szCs w:val="24"/>
+        </w:rPr>
+        <w:t xml:space="preserve">x,P(x))    </w:t>
+      </w:r>
+      <w:r>
+        <w:rPr>
+          <w:rFonts w:cstheme="majorBidi" w:hint="eastAsia"/>
+          <w:color w:val="0F4761" w:themeColor="accent1" w:themeShade="BF"/>
+          <w:sz w:val="24"/>
+          <w:szCs w:val="24"/>
+        </w:rPr>
+        <w:t>=</w:t>
+      </w:r>
+      <w:r>
+        <w:rPr>
+          <w:rFonts w:cstheme="majorBidi" w:hint="eastAsia"/>
+          <w:color w:val="0F4761" w:themeColor="accent1" w:themeShade="BF"/>
+          <w:sz w:val="24"/>
+          <w:szCs w:val="24"/>
+        </w:rPr>
+        <w:t xml:space="preserve">   </w:t>
+      </w:r>
+      <w:r>
+        <w:rPr>
+          <w:rFonts w:ascii="Cambria Math" w:hAnsi="Cambria Math" w:cs="Cambria Math"/>
+          <w:color w:val="0F4761" w:themeColor="accent1" w:themeShade="BF"/>
+          <w:sz w:val="24"/>
+          <w:szCs w:val="24"/>
+        </w:rPr>
+        <w:t>∀</w:t>
+      </w:r>
+      <w:r>
+        <w:rPr>
+          <w:rFonts w:cstheme="majorBidi" w:hint="eastAsia"/>
+          <w:color w:val="0F4761" w:themeColor="accent1" w:themeShade="BF"/>
+          <w:sz w:val="24"/>
+          <w:szCs w:val="24"/>
+        </w:rPr>
+        <w:t>x,</w:t>
+      </w:r>
+      <w:r>
+        <w:rPr>
+          <w:rFonts w:cstheme="majorBidi"/>
+          <w:color w:val="0F4761" w:themeColor="accent1" w:themeShade="BF"/>
+          <w:sz w:val="24"/>
+          <w:szCs w:val="24"/>
+        </w:rPr>
+        <w:t xml:space="preserve"> </w:t>
+      </w:r>
+      <w:r>
+        <w:rPr>
+          <w:rFonts w:cstheme="majorBidi"/>
+          <w:color w:val="0F4761" w:themeColor="accent1" w:themeShade="BF"/>
+          <w:sz w:val="24"/>
+          <w:szCs w:val="24"/>
+        </w:rPr>
+        <w:t>¬</w:t>
+      </w:r>
+      <w:r>
+        <w:rPr>
+          <w:rFonts w:cstheme="majorBidi" w:hint="eastAsia"/>
+          <w:color w:val="0F4761" w:themeColor="accent1" w:themeShade="BF"/>
+          <w:sz w:val="24"/>
+          <w:szCs w:val="24"/>
+        </w:rPr>
+        <w:t>P(x)</w:t>
+      </w:r>
+    </w:p>
+    <w:p>
+      <w:pPr>
+        <w:rPr>
+          <w:rFonts w:hint="eastAsia"/>
+        </w:rPr>
+      </w:pPr>
+      <w:r>
+        <w:rPr>
+          <w:rFonts w:ascii="Cambria Math" w:hAnsi="Cambria Math" w:cs="Cambria Math"/>
+        </w:rPr>
+        <w:t>∃</w:t>
+      </w:r>
+      <w:r>
+        <w:rPr>
+          <w:rFonts w:hint="eastAsia"/>
+        </w:rPr>
+        <w:t>x</w:t>
+      </w:r>
+      <w:r>
+        <w:rPr>
+          <w:rFonts w:hint="eastAsia"/>
+        </w:rPr>
+        <w:t>,P(x)  是原命题，NOT (</w:t>
+      </w:r>
+      <w:r>
+        <w:rPr>
+          <w:rFonts w:ascii="Cambria Math" w:hAnsi="Cambria Math" w:cs="Cambria Math"/>
+        </w:rPr>
+        <w:t>∃</w:t>
+      </w:r>
+      <w:r>
+        <w:rPr>
+          <w:rFonts w:hint="eastAsia"/>
+        </w:rPr>
+        <w:t>x</w:t>
+      </w:r>
+      <w:r>
+        <w:rPr>
+          <w:rFonts w:hint="eastAsia"/>
+        </w:rPr>
+        <w:t xml:space="preserve"> P(x))对原命题取反，</w:t>
+      </w:r>
+      <w:r>
+        <w:rPr>
+          <w:rFonts w:cstheme="majorBidi" w:hint="eastAsia"/>
+          <w:color w:val="0F4761" w:themeColor="accent1" w:themeShade="BF"/>
+          <w:sz w:val="24"/>
+          <w:szCs w:val="24"/>
+        </w:rPr>
+        <w:t>这等价于原命题的量词取反，谓词取反</w:t>
+      </w:r>
+      <w:r>
+        <w:rPr>
+          <w:rFonts w:hint="eastAsia"/>
+        </w:rPr>
+        <w:t>。</w:t>
+      </w:r>
+    </w:p>
+    <w:p>
+      <w:pPr>
+        <w:rPr>
+          <w:rFonts w:hint="eastAsia"/>
+        </w:rPr>
+      </w:pPr>
+      <w:r>
+        <w:rPr>
+          <w:rFonts w:hint="eastAsia"/>
+        </w:rPr>
+        <w:t xml:space="preserve">原命题 </w:t>
+      </w:r>
+      <w:r>
+        <w:rPr>
+          <w:rFonts w:ascii="Cambria Math" w:hAnsi="Cambria Math" w:cs="Cambria Math"/>
+        </w:rPr>
+        <w:t>∃</w:t>
+      </w:r>
+      <w:r>
+        <w:rPr>
+          <w:rFonts w:hint="eastAsia"/>
+        </w:rPr>
+        <w:t>x</w:t>
+      </w:r>
+      <w:r>
+        <w:rPr>
+          <w:rFonts w:hint="eastAsia"/>
+        </w:rPr>
+        <w:t>,P(x)  的量词</w:t>
+      </w:r>
+      <w:r>
+        <w:rPr>
+          <w:rFonts w:ascii="Cambria Math" w:hAnsi="Cambria Math" w:cs="Cambria Math"/>
+        </w:rPr>
+        <w:t>∃</w:t>
+      </w:r>
+      <w:r>
+        <w:rPr>
+          <w:rFonts w:hint="eastAsia"/>
+        </w:rPr>
+        <w:t xml:space="preserve"> 取反后 </w:t>
+      </w:r>
+      <w:r>
+        <w:rPr>
+          <w:rFonts w:ascii="Cambria Math" w:hAnsi="Cambria Math" w:cs="Cambria Math"/>
+        </w:rPr>
+        <w:t>∀</w:t>
+      </w:r>
+      <w:r>
+        <w:rPr>
+          <w:rFonts w:hint="eastAsia"/>
+        </w:rPr>
+        <w:t>，</w:t>
+      </w:r>
+      <w:r>
+        <w:rPr>
+          <w:rFonts w:ascii="Cambria Math" w:hAnsi="Cambria Math" w:cs="Cambria Math" w:hint="eastAsia"/>
+          <w:color w:val="0F4761" w:themeColor="accent1" w:themeShade="BF"/>
+          <w:sz w:val="24"/>
+          <w:szCs w:val="24"/>
+        </w:rPr>
+        <w:t>谓词</w:t>
+      </w:r>
+      <w:r>
+        <w:rPr>
+          <w:rFonts w:ascii="Cambria Math" w:hAnsi="Cambria Math" w:cs="Cambria Math" w:hint="eastAsia"/>
+          <w:color w:val="0F4761" w:themeColor="accent1" w:themeShade="BF"/>
+          <w:sz w:val="24"/>
+          <w:szCs w:val="24"/>
+        </w:rPr>
+        <w:t xml:space="preserve"> P(x) </w:t>
+      </w:r>
+      <w:r>
+        <w:rPr>
+          <w:rFonts w:ascii="Cambria Math" w:hAnsi="Cambria Math" w:cs="Cambria Math" w:hint="eastAsia"/>
+          <w:color w:val="0F4761" w:themeColor="accent1" w:themeShade="BF"/>
+          <w:sz w:val="24"/>
+          <w:szCs w:val="24"/>
+        </w:rPr>
+        <w:t>取反后</w:t>
+      </w:r>
+      <w:r>
+        <w:rPr>
+          <w:rFonts w:cstheme="majorBidi"/>
+          <w:color w:val="0F4761" w:themeColor="accent1" w:themeShade="BF"/>
+          <w:sz w:val="24"/>
+          <w:szCs w:val="24"/>
+        </w:rPr>
+        <w:t>¬</w:t>
+      </w:r>
+      <w:r>
+        <w:rPr>
+          <w:rFonts w:ascii="Cambria Math" w:hAnsi="Cambria Math" w:cs="Cambria Math" w:hint="eastAsia"/>
+          <w:color w:val="0F4761" w:themeColor="accent1" w:themeShade="BF"/>
+          <w:sz w:val="24"/>
+          <w:szCs w:val="24"/>
+        </w:rPr>
+        <w:t>P(x)</w:t>
+      </w:r>
+      <w:r>
+        <w:rPr>
+          <w:rFonts w:hint="eastAsia"/>
+        </w:rPr>
+        <w:t>。</w:t>
+      </w:r>
+    </w:p>
+    <w:p>
+      <w:pPr>
+        <w:rPr>
+          <w:rFonts w:hint="eastAsia"/>
+        </w:rPr>
+      </w:pPr>
+    </w:p>
+    <w:p>
+      <w:pPr>
+        <w:rPr>
+          <w:rFonts w:hint="eastAsia"/>
+        </w:rPr>
+      </w:pPr>
+      <w:r>
+        <w:rPr>
+          <w:rFonts w:hint="eastAsia"/>
+        </w:rPr>
+        <w:t>例：</w:t>
+      </w:r>
+    </w:p>
+    <w:p>
+      <w:pPr>
+        <w:rPr>
+          <w:rFonts w:hint="eastAsia"/>
+        </w:rPr>
+      </w:pPr>
+      <w:r>
+        <w:rPr>
+          <w:rFonts w:hint="eastAsia"/>
+        </w:rPr>
+        <w:t xml:space="preserve">原命题：至少一个人会说英语。                        </w:t>
+      </w:r>
+      <w:r>
+        <w:rPr>
+          <w:rFonts w:ascii="Cambria Math" w:hAnsi="Cambria Math" w:cs="Cambria Math"/>
+        </w:rPr>
+        <w:t>∃</w:t>
+      </w:r>
+      <w:r>
+        <w:rPr>
+          <w:rFonts w:hint="eastAsia"/>
+        </w:rPr>
+        <w:t>x</w:t>
+      </w:r>
+      <w:r>
+        <w:rPr>
+          <w:rFonts w:hint="eastAsia"/>
+        </w:rPr>
+        <w:t xml:space="preserve"> </w:t>
+      </w:r>
+      <w:r>
+        <w:t>∈</w:t>
+      </w:r>
+      <w:r>
+        <w:rPr>
+          <w:rFonts w:hint="eastAsia"/>
+        </w:rPr>
+        <w:t xml:space="preserve"> </w:t>
+      </w:r>
+      <w:r>
+        <w:rPr>
+          <w:rFonts w:hint="eastAsia"/>
+        </w:rPr>
+        <w:t>学生</w:t>
+      </w:r>
+      <w:r>
+        <w:rPr>
+          <w:rFonts w:hint="eastAsia"/>
+        </w:rPr>
+        <w:t>：x</w:t>
+      </w:r>
+      <w:r>
+        <w:rPr>
+          <w:rFonts w:hint="eastAsia"/>
+        </w:rPr>
+        <w:t>会说英语</w:t>
+      </w:r>
+    </w:p>
+    <w:p>
+      <w:pPr>
+        <w:rPr>
+          <w:rFonts w:hint="eastAsia"/>
+        </w:rPr>
+      </w:pPr>
+      <w:r>
+        <w:rPr>
+          <w:rFonts w:hint="eastAsia"/>
+        </w:rPr>
+        <w:t>反原命题：不是（</w:t>
+      </w:r>
+      <w:r>
+        <w:rPr>
+          <w:rFonts w:hint="eastAsia"/>
+        </w:rPr>
+        <w:t xml:space="preserve">至少一个人会说英语）。 </w:t>
+      </w:r>
+      <w:r>
+        <w:rPr>
+          <w:rFonts w:hint="eastAsia"/>
+        </w:rPr>
+        <w:t xml:space="preserve">  </w:t>
+      </w:r>
+      <w:r>
+        <w:rPr>
+          <w:rFonts w:cstheme="majorBidi"/>
+          <w:color w:val="0F4761" w:themeColor="accent1" w:themeShade="BF"/>
+          <w:sz w:val="24"/>
+          <w:szCs w:val="24"/>
+        </w:rPr>
+        <w:t>¬</w:t>
+      </w:r>
+      <w:r>
+        <w:rPr>
+          <w:rFonts w:hint="eastAsia"/>
+        </w:rPr>
+        <w:t xml:space="preserve"> </w:t>
+      </w:r>
+      <w:r>
+        <w:rPr>
+          <w:rFonts w:hint="eastAsia"/>
+        </w:rPr>
+        <w:t>(</w:t>
+      </w:r>
+      <w:r>
+        <w:rPr>
+          <w:rFonts w:ascii="Cambria Math" w:hAnsi="Cambria Math" w:cs="Cambria Math"/>
+        </w:rPr>
+        <w:t>∃</w:t>
+      </w:r>
+      <w:r>
+        <w:rPr>
+          <w:rFonts w:hint="eastAsia"/>
+        </w:rPr>
+        <w:t>x</w:t>
+      </w:r>
+      <w:r>
+        <w:rPr>
+          <w:rFonts w:hint="eastAsia"/>
+        </w:rPr>
+        <w:t xml:space="preserve"> </w:t>
+      </w:r>
+      <w:r>
+        <w:t>∈</w:t>
+      </w:r>
+      <w:r>
+        <w:rPr>
+          <w:rFonts w:hint="eastAsia"/>
+        </w:rPr>
+        <w:t xml:space="preserve"> </w:t>
+      </w:r>
+      <w:r>
+        <w:rPr>
+          <w:rFonts w:hint="eastAsia"/>
+        </w:rPr>
+        <w:t>学生</w:t>
+      </w:r>
+      <w:r>
+        <w:rPr>
+          <w:rFonts w:hint="eastAsia"/>
+        </w:rPr>
+        <w:t>：x</w:t>
+      </w:r>
+      <w:r>
+        <w:rPr>
+          <w:rFonts w:hint="eastAsia"/>
+        </w:rPr>
+        <w:t>会说英语</w:t>
+      </w:r>
+      <w:r>
+        <w:rPr>
+          <w:rFonts w:hint="eastAsia"/>
+        </w:rPr>
+        <w:t>)</w:t>
+      </w:r>
+    </w:p>
+    <w:p>
+      <w:pPr>
+        <w:rPr>
+          <w:rFonts w:hint="eastAsia"/>
+        </w:rPr>
+      </w:pPr>
+      <w:r>
+        <w:rPr>
+          <w:rFonts w:hint="eastAsia"/>
+        </w:rPr>
+        <w:t xml:space="preserve">                   没有人会说英语</w:t>
+      </w:r>
+    </w:p>
+    <w:p>
+      <w:pPr>
+        <w:rPr>
+          <w:rFonts w:hint="eastAsia"/>
+        </w:rPr>
+      </w:pPr>
+      <w:r>
+        <w:rPr>
+          <w:rFonts w:hint="eastAsia"/>
+        </w:rPr>
+        <w:t xml:space="preserve">等价反命题：所有人都不会说英语                </w:t>
+      </w:r>
+      <w:r>
+        <w:rPr>
+          <w:rFonts w:hint="eastAsia"/>
+        </w:rPr>
+        <w:t xml:space="preserve"> </w:t>
+      </w:r>
+      <w:r>
+        <w:rPr>
+          <w:rFonts w:hint="eastAsia"/>
+        </w:rPr>
+        <w:t xml:space="preserve">   </w:t>
+      </w:r>
+      <w:r>
+        <w:rPr>
+          <w:rFonts w:ascii="Cambria Math" w:hAnsi="Cambria Math" w:cs="Cambria Math"/>
+        </w:rPr>
+        <w:t>∀</w:t>
+      </w:r>
+      <w:r>
+        <w:rPr>
+          <w:rFonts w:hint="eastAsia"/>
+        </w:rPr>
+        <w:t xml:space="preserve">x </w:t>
+      </w:r>
+      <w:r>
+        <w:t>∈</w:t>
+      </w:r>
+      <w:r>
+        <w:rPr>
+          <w:rFonts w:hint="eastAsia"/>
+        </w:rPr>
+        <w:t xml:space="preserve"> </w:t>
+      </w:r>
+      <w:r>
+        <w:rPr>
+          <w:rFonts w:hint="eastAsia"/>
+        </w:rPr>
+        <w:t>学生</w:t>
+      </w:r>
+      <w:r>
+        <w:rPr>
+          <w:rFonts w:hint="eastAsia"/>
+        </w:rPr>
+        <w:t>：x</w:t>
+      </w:r>
+      <w:r>
+        <w:rPr>
+          <w:rFonts w:hint="eastAsia"/>
+        </w:rPr>
+        <w:t>不（会说英语）</w:t>
+      </w:r>
+    </w:p>
+    <w:p>
+      <w:pPr>
+        <w:rPr>
+          <w:color w:val="074F6A" w:themeColor="accent4" w:themeShade="80"/>
+        </w:rPr>
+      </w:pPr>
+    </w:p>
+    <w:p>
+      <w:pPr>
+        <w:pStyle w:val="5"/>
+        <w:rPr>
+          <w:rFonts w:hint="eastAsia"/>
+        </w:rPr>
+      </w:pPr>
+      <w:r>
+        <w:rPr>
+          <w:rFonts w:hint="eastAsia"/>
+        </w:rPr>
+        <w:t xml:space="preserve">2.2.3 </w:t>
+      </w:r>
+      <w:r>
+        <w:rPr>
+          <w:rFonts w:hint="eastAsia"/>
+        </w:rPr>
+        <w:t xml:space="preserve">带量词证明 </w:t>
+      </w:r>
+    </w:p>
+    <w:p>
+      <w:pPr>
+        <w:rPr>
+          <w:rFonts w:cstheme="majorBidi"/>
+          <w:color w:val="0F4761" w:themeColor="accent1" w:themeShade="BF"/>
+          <w:sz w:val="24"/>
+          <w:szCs w:val="24"/>
+        </w:rPr>
+      </w:pPr>
+      <w:r>
+        <w:rPr>
+          <w:rFonts w:cstheme="majorBidi" w:hint="eastAsia"/>
+          <w:color w:val="0F4761" w:themeColor="accent1" w:themeShade="BF"/>
+          <w:sz w:val="24"/>
+          <w:szCs w:val="24"/>
+        </w:rPr>
+        <w:t xml:space="preserve">Proof:    </w:t>
+      </w:r>
+      <w:r>
+        <w:rPr>
+          <w:rFonts w:cstheme="majorBidi"/>
+          <w:color w:val="0F4761" w:themeColor="accent1" w:themeShade="BF"/>
+          <w:sz w:val="24"/>
+          <w:szCs w:val="24"/>
+        </w:rPr>
+        <w:t>¬</w:t>
+      </w:r>
+      <w:r>
+        <w:rPr>
+          <w:rFonts w:ascii="Cambria Math" w:hAnsi="Cambria Math" w:cs="Cambria Math"/>
+          <w:color w:val="0F4761" w:themeColor="accent1" w:themeShade="BF"/>
+          <w:sz w:val="24"/>
+          <w:szCs w:val="24"/>
+        </w:rPr>
+        <w:t>∃</w:t>
+      </w:r>
+      <w:r>
+        <w:rPr>
+          <w:rFonts w:ascii="Cambria Math" w:hAnsi="Cambria Math" w:cs="Cambria Math" w:hint="eastAsia"/>
+          <w:color w:val="0F4761" w:themeColor="accent1" w:themeShade="BF"/>
+          <w:sz w:val="24"/>
+          <w:szCs w:val="24"/>
+        </w:rPr>
+        <w:t xml:space="preserve">x (P(x) </w:t>
+      </w:r>
+      <w:r>
+        <w:rPr>
+          <w:rFonts w:ascii="Cambria Math" w:hAnsi="Cambria Math" w:cs="Cambria Math" w:hint="eastAsia"/>
+          <w:color w:val="0F4761" w:themeColor="accent1" w:themeShade="BF"/>
+          <w:sz w:val="24"/>
+          <w:szCs w:val="24"/>
+        </w:rPr>
+        <w:t>=&gt;</w:t>
+      </w:r>
+      <w:r>
+        <w:rPr>
+          <w:rFonts w:ascii="Cambria Math" w:hAnsi="Cambria Math" w:cs="Cambria Math" w:hint="eastAsia"/>
+          <w:color w:val="0F4761" w:themeColor="accent1" w:themeShade="BF"/>
+          <w:sz w:val="24"/>
+          <w:szCs w:val="24"/>
+        </w:rPr>
+        <w:t xml:space="preserve"> </w:t>
+      </w:r>
+      <w:r>
+        <w:rPr>
+          <w:rFonts w:ascii="Cambria Math" w:hAnsi="Cambria Math" w:cs="Cambria Math"/>
+          <w:color w:val="0F4761" w:themeColor="accent1" w:themeShade="BF"/>
+          <w:sz w:val="24"/>
+          <w:szCs w:val="24"/>
+        </w:rPr>
+        <w:t>∀</w:t>
+      </w:r>
+      <w:r>
+        <w:rPr>
+          <w:rFonts w:ascii="Cambria Math" w:hAnsi="Cambria Math" w:cs="Cambria Math" w:hint="eastAsia"/>
+          <w:color w:val="0F4761" w:themeColor="accent1" w:themeShade="BF"/>
+          <w:sz w:val="24"/>
+          <w:szCs w:val="24"/>
+        </w:rPr>
+        <w:t xml:space="preserve">y Q(y) ) is equal to  </w:t>
+      </w:r>
+      <w:r>
+        <w:rPr>
+          <w:rFonts w:ascii="Cambria Math" w:hAnsi="Cambria Math" w:cs="Cambria Math"/>
+          <w:color w:val="0F4761" w:themeColor="accent1" w:themeShade="BF"/>
+          <w:sz w:val="24"/>
+          <w:szCs w:val="24"/>
+        </w:rPr>
+        <w:t>∀</w:t>
+      </w:r>
+      <w:r>
+        <w:rPr>
+          <w:rFonts w:ascii="Cambria Math" w:hAnsi="Cambria Math" w:cs="Cambria Math" w:hint="eastAsia"/>
+          <w:color w:val="0F4761" w:themeColor="accent1" w:themeShade="BF"/>
+          <w:sz w:val="24"/>
+          <w:szCs w:val="24"/>
+        </w:rPr>
+        <w:t xml:space="preserve">x (P(x) </w:t>
+      </w:r>
+      <w:r>
+        <w:rPr>
+          <w:rFonts w:cstheme="majorBidi"/>
+          <w:color w:val="0F4761" w:themeColor="accent1" w:themeShade="BF"/>
+          <w:sz w:val="24"/>
+          <w:szCs w:val="24"/>
+        </w:rPr>
+        <w:t>∧</w:t>
+      </w:r>
+      <w:r>
+        <w:rPr>
+          <w:rFonts w:cstheme="majorBidi" w:hint="eastAsia"/>
+          <w:color w:val="0F4761" w:themeColor="accent1" w:themeShade="BF"/>
+          <w:sz w:val="24"/>
+          <w:szCs w:val="24"/>
+        </w:rPr>
+        <w:t xml:space="preserve"> </w:t>
+      </w:r>
+      <w:r>
+        <w:rPr>
+          <w:rFonts w:ascii="Cambria Math" w:hAnsi="Cambria Math" w:cs="Cambria Math"/>
+          <w:color w:val="0F4761" w:themeColor="accent1" w:themeShade="BF"/>
+          <w:sz w:val="24"/>
+          <w:szCs w:val="24"/>
+        </w:rPr>
+        <w:t>∃</w:t>
+      </w:r>
+      <w:r>
+        <w:rPr>
+          <w:rFonts w:ascii="Cambria Math" w:hAnsi="Cambria Math" w:cs="Cambria Math" w:hint="eastAsia"/>
+          <w:color w:val="0F4761" w:themeColor="accent1" w:themeShade="BF"/>
+          <w:sz w:val="24"/>
+          <w:szCs w:val="24"/>
+        </w:rPr>
+        <w:t xml:space="preserve">y </w:t>
+      </w:r>
+      <w:r>
+        <w:rPr>
+          <w:rFonts w:cstheme="majorBidi" w:hint="eastAsia"/>
+          <w:color w:val="0F4761" w:themeColor="accent1" w:themeShade="BF"/>
+          <w:sz w:val="24"/>
+          <w:szCs w:val="24"/>
+        </w:rPr>
+        <w:t xml:space="preserve"> </w:t>
+      </w:r>
+      <w:r>
+        <w:rPr>
+          <w:rFonts w:cstheme="majorBidi"/>
+          <w:color w:val="0F4761" w:themeColor="accent1" w:themeShade="BF"/>
+          <w:sz w:val="24"/>
+          <w:szCs w:val="24"/>
+        </w:rPr>
+        <w:t>¬</w:t>
+      </w:r>
+      <w:r>
+        <w:rPr>
+          <w:rFonts w:cstheme="majorBidi" w:hint="eastAsia"/>
+          <w:color w:val="0F4761" w:themeColor="accent1" w:themeShade="BF"/>
+          <w:sz w:val="24"/>
+          <w:szCs w:val="24"/>
+        </w:rPr>
+        <w:t>Q(y))</w:t>
+      </w:r>
+    </w:p>
+    <w:tbl>
+      <w:tblPr>
+        <w:tblStyle w:val="af1"/>
+        <w:tblW w:w="0" w:type="auto"/>
+        <w:tblLook w:val="04A0" w:firstRow="1" w:lastRow="0" w:firstColumn="1" w:lastColumn="0" w:noHBand="0" w:noVBand="1"/>
+      </w:tblPr>
+      <w:tblGrid>
+        <w:gridCol w:w="4248"/>
+        <w:gridCol w:w="6208"/>
+      </w:tblGrid>
+      <w:tr>
+        <w:tc>
+          <w:tcPr>
+            <w:tcW w:w="4248" w:type="dxa"/>
+          </w:tcPr>
+          <w:p>
+            <w:pPr>
+              <w:rPr>
+                <w:rFonts w:cstheme="majorBidi" w:hint="eastAsia"/>
+                <w:color w:val="0F4761" w:themeColor="accent1" w:themeShade="BF"/>
+                <w:sz w:val="24"/>
+                <w:szCs w:val="24"/>
+              </w:rPr>
+            </w:pPr>
+            <w:r>
+              <w:rPr>
+                <w:rFonts w:cstheme="majorBidi" w:hint="eastAsia"/>
+                <w:color w:val="0F4761" w:themeColor="accent1" w:themeShade="BF"/>
+                <w:sz w:val="24"/>
+                <w:szCs w:val="24"/>
+              </w:rPr>
+              <w:t>Proof</w:t>
+            </w:r>
+          </w:p>
+        </w:tc>
+        <w:tc>
+          <w:tcPr>
+            <w:tcW w:w="6208" w:type="dxa"/>
+          </w:tcPr>
+          <w:p>
+            <w:pPr>
+              <w:rPr>
+                <w:rFonts w:cstheme="majorBidi" w:hint="eastAsia"/>
+                <w:color w:val="0F4761" w:themeColor="accent1" w:themeShade="BF"/>
+                <w:sz w:val="24"/>
+                <w:szCs w:val="24"/>
+              </w:rPr>
+            </w:pPr>
+            <w:r>
+              <w:rPr>
+                <w:rFonts w:cstheme="majorBidi" w:hint="eastAsia"/>
+                <w:color w:val="0F4761" w:themeColor="accent1" w:themeShade="BF"/>
+                <w:sz w:val="24"/>
+                <w:szCs w:val="24"/>
+              </w:rPr>
+              <w:t>应用定理</w:t>
+            </w:r>
+          </w:p>
+        </w:tc>
+      </w:tr>
+      <w:tr>
+        <w:tc>
+          <w:tcPr>
+            <w:tcW w:w="4248" w:type="dxa"/>
+          </w:tcPr>
+          <w:p>
+            <w:pPr>
+              <w:rPr>
+                <w:rFonts w:cstheme="majorBidi"/>
+                <w:color w:val="0F4761" w:themeColor="accent1" w:themeShade="BF"/>
+                <w:sz w:val="24"/>
+                <w:szCs w:val="24"/>
+              </w:rPr>
+            </w:pPr>
+            <w:r>
+              <w:rPr>
+                <w:rFonts w:cstheme="majorBidi"/>
+                <w:color w:val="0F4761" w:themeColor="accent1" w:themeShade="BF"/>
+                <w:sz w:val="24"/>
+                <w:szCs w:val="24"/>
+              </w:rPr>
+              <w:t>¬</w:t>
+            </w:r>
+            <w:r>
+              <w:rPr>
+                <w:rFonts w:ascii="Cambria Math" w:hAnsi="Cambria Math" w:cs="Cambria Math"/>
+                <w:color w:val="EE0000"/>
+                <w:sz w:val="24"/>
+                <w:szCs w:val="24"/>
+              </w:rPr>
+              <w:t>∃</w:t>
+            </w:r>
+            <w:r>
+              <w:rPr>
+                <w:rFonts w:ascii="Cambria Math" w:hAnsi="Cambria Math" w:cs="Cambria Math" w:hint="eastAsia"/>
+                <w:color w:val="EE0000"/>
+                <w:sz w:val="24"/>
+                <w:szCs w:val="24"/>
+              </w:rPr>
+              <w:t>x</w:t>
+            </w:r>
+            <w:r>
+              <w:rPr>
+                <w:rFonts w:ascii="Cambria Math" w:hAnsi="Cambria Math" w:cs="Cambria Math" w:hint="eastAsia"/>
+                <w:color w:val="0F4761" w:themeColor="accent1" w:themeShade="BF"/>
+                <w:sz w:val="24"/>
+                <w:szCs w:val="24"/>
+              </w:rPr>
+              <w:t xml:space="preserve">  (P(x) =&gt; </w:t>
+            </w:r>
+            <w:r>
+              <w:rPr>
+                <w:rFonts w:ascii="Cambria Math" w:hAnsi="Cambria Math" w:cs="Cambria Math"/>
+                <w:color w:val="0F4761" w:themeColor="accent1" w:themeShade="BF"/>
+                <w:sz w:val="24"/>
+                <w:szCs w:val="24"/>
+              </w:rPr>
+              <w:t>∀</w:t>
+            </w:r>
+            <w:r>
+              <w:rPr>
+                <w:rFonts w:ascii="Cambria Math" w:hAnsi="Cambria Math" w:cs="Cambria Math" w:hint="eastAsia"/>
+                <w:color w:val="0F4761" w:themeColor="accent1" w:themeShade="BF"/>
+                <w:sz w:val="24"/>
+                <w:szCs w:val="24"/>
+              </w:rPr>
+              <w:t>y Q(y) )</w:t>
+            </w:r>
+          </w:p>
+        </w:tc>
+        <w:tc>
+          <w:tcPr>
+            <w:tcW w:w="6208" w:type="dxa"/>
+          </w:tcPr>
+          <w:p>
+            <w:pPr>
+              <w:rPr>
+                <w:rFonts w:cstheme="majorBidi" w:hint="eastAsia"/>
+                <w:color w:val="0F4761" w:themeColor="accent1" w:themeShade="BF"/>
+                <w:sz w:val="24"/>
+                <w:szCs w:val="24"/>
+              </w:rPr>
+            </w:pPr>
+          </w:p>
+        </w:tc>
+      </w:tr>
+      <w:tr>
+        <w:tc>
+          <w:tcPr>
+            <w:tcW w:w="4248" w:type="dxa"/>
+          </w:tcPr>
+          <w:p>
+            <w:pPr>
+              <w:ind w:firstLineChars="150" w:firstLine="360"/>
+              <w:rPr>
+                <w:rFonts w:ascii="Cambria Math" w:hAnsi="Cambria Math" w:cs="Cambria Math"/>
+                <w:sz w:val="24"/>
+                <w:szCs w:val="24"/>
+              </w:rPr>
+            </w:pPr>
+            <w:r>
+              <w:rPr>
+                <w:rFonts w:ascii="Cambria Math" w:hAnsi="Cambria Math" w:cs="Cambria Math"/>
+                <w:sz w:val="24"/>
+                <w:szCs w:val="24"/>
+              </w:rPr>
+              <w:t>∀</w:t>
+            </w:r>
+            <w:r>
+              <w:rPr>
+                <w:rFonts w:ascii="Cambria Math" w:hAnsi="Cambria Math" w:cs="Cambria Math" w:hint="eastAsia"/>
+                <w:sz w:val="24"/>
+                <w:szCs w:val="24"/>
+              </w:rPr>
+              <w:t xml:space="preserve"> x  </w:t>
+            </w:r>
+            <w:r>
+              <w:rPr>
+                <w:rFonts w:ascii="Cambria Math" w:hAnsi="Cambria Math" w:cs="Cambria Math"/>
+                <w:sz w:val="24"/>
+                <w:szCs w:val="24"/>
+              </w:rPr>
+              <w:t>¬</w:t>
+            </w:r>
+            <w:r>
+              <w:rPr>
+                <w:rFonts w:ascii="Cambria Math" w:hAnsi="Cambria Math" w:cs="Cambria Math" w:hint="eastAsia"/>
+                <w:sz w:val="24"/>
+                <w:szCs w:val="24"/>
+              </w:rPr>
+              <w:t xml:space="preserve"> (</w:t>
+            </w:r>
+            <w:r>
+              <w:rPr>
+                <w:rFonts w:ascii="Cambria Math" w:hAnsi="Cambria Math" w:cs="Cambria Math" w:hint="eastAsia"/>
+                <w:sz w:val="24"/>
+                <w:szCs w:val="24"/>
+              </w:rPr>
+              <w:t xml:space="preserve">    </w:t>
+            </w:r>
+            <w:r>
+              <w:rPr>
+                <w:rFonts w:ascii="Cambria Math" w:hAnsi="Cambria Math" w:cs="Cambria Math" w:hint="eastAsia"/>
+                <w:sz w:val="24"/>
+                <w:szCs w:val="24"/>
+              </w:rPr>
+              <w:t xml:space="preserve">P(x) =&gt;   </w:t>
+            </w:r>
+            <w:r>
+              <w:rPr>
+                <w:rFonts w:ascii="Cambria Math" w:hAnsi="Cambria Math" w:cs="Cambria Math"/>
+                <w:sz w:val="24"/>
+                <w:szCs w:val="24"/>
+              </w:rPr>
+              <w:t>∀</w:t>
+            </w:r>
+            <w:r>
+              <w:rPr>
+                <w:rFonts w:ascii="Cambria Math" w:hAnsi="Cambria Math" w:cs="Cambria Math" w:hint="eastAsia"/>
+                <w:sz w:val="24"/>
+                <w:szCs w:val="24"/>
+              </w:rPr>
+              <w:t>y Q(y)</w:t>
+            </w:r>
+            <w:r>
+              <w:rPr>
+                <w:rFonts w:ascii="Cambria Math" w:hAnsi="Cambria Math" w:cs="Cambria Math" w:hint="eastAsia"/>
+                <w:sz w:val="24"/>
+                <w:szCs w:val="24"/>
+              </w:rPr>
+              <w:t xml:space="preserve"> )</w:t>
+            </w:r>
+          </w:p>
+        </w:tc>
+        <w:tc>
+          <w:tcPr>
+            <w:tcW w:w="6208" w:type="dxa"/>
+          </w:tcPr>
+          <w:p>
+            <w:pPr>
+              <w:rPr>
+                <w:rFonts w:cstheme="majorBidi"/>
+                <w:color w:val="0F4761" w:themeColor="accent1" w:themeShade="BF"/>
+                <w:sz w:val="24"/>
+                <w:szCs w:val="24"/>
+              </w:rPr>
+            </w:pPr>
+            <w:r>
+              <w:rPr>
+                <w:rFonts w:ascii="Cambria Math" w:hAnsi="Cambria Math" w:cs="Cambria Math"/>
+                <w:color w:val="0F4761" w:themeColor="accent1" w:themeShade="BF"/>
+                <w:sz w:val="24"/>
+                <w:szCs w:val="24"/>
+              </w:rPr>
+              <w:t>¬</w:t>
+            </w:r>
+            <w:r>
+              <w:rPr>
+                <w:rFonts w:ascii="Cambria Math" w:hAnsi="Cambria Math" w:cs="Cambria Math"/>
+                <w:color w:val="0F4761" w:themeColor="accent1" w:themeShade="BF"/>
+                <w:sz w:val="24"/>
+                <w:szCs w:val="24"/>
+              </w:rPr>
+              <w:t>∃</w:t>
+            </w:r>
+            <w:r>
+              <w:rPr>
+                <w:rFonts w:ascii="Cambria Math" w:hAnsi="Cambria Math" w:cs="Cambria Math" w:hint="eastAsia"/>
+                <w:color w:val="0F4761" w:themeColor="accent1" w:themeShade="BF"/>
+                <w:sz w:val="24"/>
+                <w:szCs w:val="24"/>
+              </w:rPr>
+              <w:t>x</w:t>
+            </w:r>
+            <w:r>
+              <w:rPr>
+                <w:rFonts w:ascii="Cambria Math" w:hAnsi="Cambria Math" w:cs="Cambria Math" w:hint="eastAsia"/>
+                <w:color w:val="0F4761" w:themeColor="accent1" w:themeShade="BF"/>
+                <w:sz w:val="24"/>
+                <w:szCs w:val="24"/>
+              </w:rPr>
+              <w:t xml:space="preserve"> P(x)</w:t>
+            </w:r>
+            <w:r>
+              <w:rPr>
+                <w:rFonts w:ascii="Cambria Math" w:hAnsi="Cambria Math" w:cs="Cambria Math" w:hint="eastAsia"/>
+                <w:color w:val="0F4761" w:themeColor="accent1" w:themeShade="BF"/>
+                <w:sz w:val="24"/>
+                <w:szCs w:val="24"/>
+              </w:rPr>
+              <w:t>为</w:t>
+            </w:r>
+            <w:r>
+              <w:rPr>
+                <w:rFonts w:ascii="Cambria Math" w:hAnsi="Cambria Math" w:cs="Cambria Math" w:hint="eastAsia"/>
+                <w:color w:val="0F4761" w:themeColor="accent1" w:themeShade="BF"/>
+                <w:sz w:val="24"/>
+                <w:szCs w:val="24"/>
+              </w:rPr>
+              <w:t>真</w:t>
+            </w:r>
+            <w:r>
+              <w:rPr>
+                <w:rFonts w:ascii="Cambria Math" w:hAnsi="Cambria Math" w:cs="Cambria Math" w:hint="eastAsia"/>
+                <w:color w:val="0F4761" w:themeColor="accent1" w:themeShade="BF"/>
+                <w:sz w:val="24"/>
+                <w:szCs w:val="24"/>
+              </w:rPr>
+              <w:t xml:space="preserve">   </w:t>
+            </w:r>
+            <w:r>
+              <w:rPr>
+                <w:rFonts w:cstheme="majorBidi" w:hint="eastAsia"/>
+                <w:color w:val="0F4761" w:themeColor="accent1" w:themeShade="BF"/>
+                <w:sz w:val="24"/>
+                <w:szCs w:val="24"/>
+              </w:rPr>
+              <w:t>=</w:t>
+            </w:r>
+            <w:r>
+              <w:rPr>
+                <w:rFonts w:cstheme="majorBidi" w:hint="eastAsia"/>
+                <w:color w:val="0F4761" w:themeColor="accent1" w:themeShade="BF"/>
+                <w:sz w:val="24"/>
+                <w:szCs w:val="24"/>
+              </w:rPr>
+              <w:t xml:space="preserve">    </w:t>
+            </w:r>
+            <w:r>
+              <w:rPr>
+                <w:rFonts w:ascii="Cambria Math" w:hAnsi="Cambria Math" w:cs="Cambria Math"/>
+                <w:color w:val="0F4761" w:themeColor="accent1" w:themeShade="BF"/>
+                <w:sz w:val="24"/>
+                <w:szCs w:val="24"/>
+              </w:rPr>
+              <w:t>∀</w:t>
+            </w:r>
+            <w:r>
+              <w:rPr>
+                <w:rFonts w:cstheme="majorBidi" w:hint="eastAsia"/>
+                <w:color w:val="0F4761" w:themeColor="accent1" w:themeShade="BF"/>
+                <w:sz w:val="24"/>
+                <w:szCs w:val="24"/>
+              </w:rPr>
+              <w:t xml:space="preserve"> x</w:t>
+            </w:r>
+            <w:r>
+              <w:rPr>
+                <w:rFonts w:cstheme="majorBidi" w:hint="eastAsia"/>
+                <w:color w:val="0F4761" w:themeColor="accent1" w:themeShade="BF"/>
+                <w:sz w:val="24"/>
+                <w:szCs w:val="24"/>
+              </w:rPr>
+              <w:t xml:space="preserve"> </w:t>
+            </w:r>
+            <w:r>
+              <w:rPr>
+                <w:rFonts w:cstheme="majorBidi" w:hint="eastAsia"/>
+                <w:color w:val="0F4761" w:themeColor="accent1" w:themeShade="BF"/>
+                <w:sz w:val="24"/>
+                <w:szCs w:val="24"/>
+              </w:rPr>
+              <w:t xml:space="preserve"> </w:t>
+            </w:r>
+            <w:r>
+              <w:rPr>
+                <w:rFonts w:cstheme="majorBidi" w:hint="eastAsia"/>
+                <w:color w:val="0F4761" w:themeColor="accent1" w:themeShade="BF"/>
+                <w:sz w:val="24"/>
+                <w:szCs w:val="24"/>
+              </w:rPr>
+              <w:t xml:space="preserve"> </w:t>
+            </w:r>
+            <w:r>
+              <w:rPr>
+                <w:rFonts w:cstheme="majorBidi"/>
+                <w:color w:val="0F4761" w:themeColor="accent1" w:themeShade="BF"/>
+                <w:sz w:val="24"/>
+                <w:szCs w:val="24"/>
+              </w:rPr>
+              <w:t>¬</w:t>
+            </w:r>
+            <w:r>
+              <w:rPr>
+                <w:rFonts w:cstheme="majorBidi" w:hint="eastAsia"/>
+                <w:color w:val="0F4761" w:themeColor="accent1" w:themeShade="BF"/>
+                <w:sz w:val="24"/>
+                <w:szCs w:val="24"/>
+              </w:rPr>
+              <w:t xml:space="preserve">  P(x)</w:t>
+            </w:r>
+            <w:r>
+              <w:rPr>
+                <w:rFonts w:cstheme="majorBidi" w:hint="eastAsia"/>
+                <w:color w:val="0F4761" w:themeColor="accent1" w:themeShade="BF"/>
+                <w:sz w:val="24"/>
+                <w:szCs w:val="24"/>
+              </w:rPr>
+              <w:t>为真</w:t>
+            </w:r>
+          </w:p>
+          <w:p>
+            <w:pPr>
+              <w:rPr>
+                <w:rFonts w:cstheme="majorBidi" w:hint="eastAsia"/>
+                <w:color w:val="0F4761" w:themeColor="accent1" w:themeShade="BF"/>
+                <w:sz w:val="24"/>
+                <w:szCs w:val="24"/>
+              </w:rPr>
+            </w:pPr>
+            <w:r>
+              <w:rPr>
+                <w:rFonts w:cstheme="majorBidi" w:hint="eastAsia"/>
+                <w:color w:val="0F4761" w:themeColor="accent1" w:themeShade="BF"/>
+                <w:sz w:val="24"/>
+                <w:szCs w:val="24"/>
+              </w:rPr>
+              <w:t>没有一个x，让P</w:t>
+            </w:r>
+            <w:r>
+              <w:rPr>
+                <w:rFonts w:ascii="Cambria Math" w:hAnsi="Cambria Math" w:cs="Cambria Math" w:hint="eastAsia"/>
+                <w:color w:val="0F4761" w:themeColor="accent1" w:themeShade="BF"/>
+                <w:sz w:val="24"/>
+                <w:szCs w:val="24"/>
+              </w:rPr>
+              <w:t>(x)</w:t>
+            </w:r>
+            <w:r>
+              <w:rPr>
+                <w:rFonts w:ascii="Cambria Math" w:hAnsi="Cambria Math" w:cs="Cambria Math" w:hint="eastAsia"/>
+                <w:color w:val="0F4761" w:themeColor="accent1" w:themeShade="BF"/>
+                <w:sz w:val="24"/>
+                <w:szCs w:val="24"/>
+              </w:rPr>
+              <w:t>为</w:t>
+            </w:r>
+            <w:r>
+              <w:rPr>
+                <w:rFonts w:ascii="Cambria Math" w:hAnsi="Cambria Math" w:cs="Cambria Math" w:hint="eastAsia"/>
+                <w:color w:val="0F4761" w:themeColor="accent1" w:themeShade="BF"/>
+                <w:sz w:val="24"/>
+                <w:szCs w:val="24"/>
+              </w:rPr>
+              <w:t>真</w:t>
+            </w:r>
+            <w:r>
+              <w:rPr>
+                <w:rFonts w:ascii="Cambria Math" w:hAnsi="Cambria Math" w:cs="Cambria Math" w:hint="eastAsia"/>
+                <w:color w:val="0F4761" w:themeColor="accent1" w:themeShade="BF"/>
+                <w:sz w:val="24"/>
+                <w:szCs w:val="24"/>
+              </w:rPr>
+              <w:t xml:space="preserve"> = </w:t>
+            </w:r>
+            <w:r>
+              <w:rPr>
+                <w:rFonts w:ascii="Cambria Math" w:hAnsi="Cambria Math" w:cs="Cambria Math" w:hint="eastAsia"/>
+                <w:color w:val="0F4761" w:themeColor="accent1" w:themeShade="BF"/>
+                <w:sz w:val="24"/>
+                <w:szCs w:val="24"/>
+              </w:rPr>
+              <w:t>所有</w:t>
+            </w:r>
+            <w:r>
+              <w:rPr>
+                <w:rFonts w:ascii="Cambria Math" w:hAnsi="Cambria Math" w:cs="Cambria Math" w:hint="eastAsia"/>
+                <w:color w:val="0F4761" w:themeColor="accent1" w:themeShade="BF"/>
+                <w:sz w:val="24"/>
+                <w:szCs w:val="24"/>
+              </w:rPr>
+              <w:t>x</w:t>
+            </w:r>
+            <w:r>
+              <w:rPr>
+                <w:rFonts w:ascii="Cambria Math" w:hAnsi="Cambria Math" w:cs="Cambria Math" w:hint="eastAsia"/>
+                <w:color w:val="0F4761" w:themeColor="accent1" w:themeShade="BF"/>
+                <w:sz w:val="24"/>
+                <w:szCs w:val="24"/>
+              </w:rPr>
+              <w:t>，</w:t>
+            </w:r>
+            <w:r>
+              <w:rPr>
+                <w:rFonts w:cstheme="majorBidi" w:hint="eastAsia"/>
+                <w:color w:val="0F4761" w:themeColor="accent1" w:themeShade="BF"/>
+                <w:sz w:val="24"/>
+                <w:szCs w:val="24"/>
+              </w:rPr>
+              <w:t>P(x)</w:t>
+            </w:r>
+            <w:r>
+              <w:rPr>
+                <w:rFonts w:cstheme="majorBidi" w:hint="eastAsia"/>
+                <w:color w:val="0F4761" w:themeColor="accent1" w:themeShade="BF"/>
+                <w:sz w:val="24"/>
+                <w:szCs w:val="24"/>
+              </w:rPr>
+              <w:t>不</w:t>
+            </w:r>
+            <w:r>
+              <w:rPr>
+                <w:rFonts w:cstheme="majorBidi" w:hint="eastAsia"/>
+                <w:color w:val="0F4761" w:themeColor="accent1" w:themeShade="BF"/>
+                <w:sz w:val="24"/>
+                <w:szCs w:val="24"/>
+              </w:rPr>
+              <w:t>为真</w:t>
+            </w:r>
+          </w:p>
+        </w:tc>
+      </w:tr>
+      <w:tr>
+        <w:tc>
+          <w:tcPr>
+            <w:tcW w:w="4248" w:type="dxa"/>
+          </w:tcPr>
+          <w:p>
+            <w:pPr>
+              <w:ind w:firstLineChars="150" w:firstLine="360"/>
+              <w:rPr>
+                <w:rFonts w:cstheme="majorBidi" w:hint="eastAsia"/>
+                <w:sz w:val="24"/>
+                <w:szCs w:val="24"/>
+              </w:rPr>
+            </w:pPr>
+            <w:r>
+              <w:rPr>
+                <w:rFonts w:ascii="Cambria Math" w:hAnsi="Cambria Math" w:cs="Cambria Math"/>
+                <w:sz w:val="24"/>
+                <w:szCs w:val="24"/>
+              </w:rPr>
+              <w:t>∀</w:t>
+            </w:r>
+            <w:r>
+              <w:rPr>
+                <w:rFonts w:ascii="Cambria Math" w:hAnsi="Cambria Math" w:cs="Cambria Math" w:hint="eastAsia"/>
+                <w:sz w:val="24"/>
+                <w:szCs w:val="24"/>
+              </w:rPr>
+              <w:t xml:space="preserve"> </w:t>
+            </w:r>
+            <w:r>
+              <w:rPr>
+                <w:rFonts w:ascii="Cambria Math" w:hAnsi="Cambria Math" w:cs="Cambria Math" w:hint="eastAsia"/>
+                <w:sz w:val="24"/>
+                <w:szCs w:val="24"/>
+              </w:rPr>
+              <w:t>x</w:t>
+            </w:r>
+            <w:r>
+              <w:rPr>
+                <w:rFonts w:ascii="Cambria Math" w:hAnsi="Cambria Math" w:cs="Cambria Math" w:hint="eastAsia"/>
+                <w:sz w:val="24"/>
+                <w:szCs w:val="24"/>
+              </w:rPr>
+              <w:t xml:space="preserve">  </w:t>
+            </w:r>
+            <w:r>
+              <w:rPr>
+                <w:rFonts w:cstheme="majorBidi"/>
+                <w:sz w:val="24"/>
+                <w:szCs w:val="24"/>
+              </w:rPr>
+              <w:t>¬</w:t>
+            </w:r>
+            <w:r>
+              <w:rPr>
+                <w:rFonts w:ascii="Cambria Math" w:hAnsi="Cambria Math" w:cs="Cambria Math" w:hint="eastAsia"/>
+                <w:sz w:val="24"/>
+                <w:szCs w:val="24"/>
+              </w:rPr>
+              <w:t xml:space="preserve"> (</w:t>
+            </w:r>
+            <w:r>
+              <w:rPr>
+                <w:rFonts w:ascii="Cambria Math" w:hAnsi="Cambria Math" w:cs="Cambria Math" w:hint="eastAsia"/>
+                <w:sz w:val="24"/>
+                <w:szCs w:val="24"/>
+              </w:rPr>
+              <w:t xml:space="preserve">    </w:t>
+            </w:r>
+            <w:r>
+              <w:rPr>
+                <w:rFonts w:ascii="Cambria Math" w:hAnsi="Cambria Math" w:cs="Cambria Math" w:hint="eastAsia"/>
+                <w:color w:val="EE0000"/>
+                <w:sz w:val="24"/>
+                <w:szCs w:val="24"/>
+              </w:rPr>
+              <w:t xml:space="preserve">P(x) =&gt; </w:t>
+            </w:r>
+            <w:r>
+              <w:rPr>
+                <w:rFonts w:ascii="Cambria Math" w:hAnsi="Cambria Math" w:cs="Cambria Math" w:hint="eastAsia"/>
+                <w:color w:val="EE0000"/>
+                <w:sz w:val="24"/>
+                <w:szCs w:val="24"/>
+              </w:rPr>
+              <w:t xml:space="preserve">  </w:t>
+            </w:r>
+            <w:r>
+              <w:rPr>
+                <w:rFonts w:ascii="Cambria Math" w:hAnsi="Cambria Math" w:cs="Cambria Math"/>
+                <w:color w:val="EE0000"/>
+                <w:sz w:val="24"/>
+                <w:szCs w:val="24"/>
+              </w:rPr>
+              <w:t>∀</w:t>
+            </w:r>
+            <w:r>
+              <w:rPr>
+                <w:rFonts w:ascii="Cambria Math" w:hAnsi="Cambria Math" w:cs="Cambria Math" w:hint="eastAsia"/>
+                <w:color w:val="EE0000"/>
+                <w:sz w:val="24"/>
+                <w:szCs w:val="24"/>
+              </w:rPr>
+              <w:t>y Q(y)</w:t>
+            </w:r>
+            <w:r>
+              <w:rPr>
+                <w:rFonts w:ascii="Cambria Math" w:hAnsi="Cambria Math" w:cs="Cambria Math" w:hint="eastAsia"/>
+                <w:sz w:val="24"/>
+                <w:szCs w:val="24"/>
+              </w:rPr>
+              <w:t xml:space="preserve"> )</w:t>
+            </w:r>
+          </w:p>
+        </w:tc>
+        <w:tc>
+          <w:tcPr>
+            <w:tcW w:w="6208" w:type="dxa"/>
+          </w:tcPr>
+          <w:p>
+            <w:pPr>
+              <w:rPr>
+                <w:rFonts w:cstheme="majorBidi" w:hint="eastAsia"/>
+                <w:color w:val="0F4761" w:themeColor="accent1" w:themeShade="BF"/>
+                <w:sz w:val="24"/>
+                <w:szCs w:val="24"/>
+              </w:rPr>
+            </w:pPr>
+            <w:r>
+              <w:rPr>
+                <w:rFonts w:cstheme="majorBidi"/>
+                <w:color w:val="0F4761" w:themeColor="accent1" w:themeShade="BF"/>
+                <w:sz w:val="24"/>
+                <w:szCs w:val="24"/>
+              </w:rPr>
+              <w:t>¬(</w:t>
+            </w:r>
+            <w:r>
+              <w:rPr>
+                <w:rFonts w:ascii="Cambria Math" w:hAnsi="Cambria Math" w:cs="Cambria Math"/>
+                <w:color w:val="0F4761" w:themeColor="accent1" w:themeShade="BF"/>
+                <w:sz w:val="24"/>
+                <w:szCs w:val="24"/>
+              </w:rPr>
+              <w:t>∀</w:t>
+            </w:r>
+            <w:r>
+              <w:rPr>
+                <w:rFonts w:cstheme="majorBidi"/>
+                <w:color w:val="0F4761" w:themeColor="accent1" w:themeShade="BF"/>
+                <w:sz w:val="24"/>
+                <w:szCs w:val="24"/>
+              </w:rPr>
+              <w:t>x</w:t>
+            </w:r>
+            <w:r>
+              <w:rPr>
+                <w:rFonts w:cstheme="majorBidi" w:hint="eastAsia"/>
+                <w:color w:val="0F4761" w:themeColor="accent1" w:themeShade="BF"/>
+                <w:sz w:val="24"/>
+                <w:szCs w:val="24"/>
+              </w:rPr>
+              <w:t xml:space="preserve">, P(x))  </w:t>
+            </w:r>
+            <w:r>
+              <w:rPr>
+                <w:rFonts w:cstheme="majorBidi" w:hint="eastAsia"/>
+                <w:color w:val="0F4761" w:themeColor="accent1" w:themeShade="BF"/>
+                <w:sz w:val="24"/>
+                <w:szCs w:val="24"/>
+              </w:rPr>
+              <w:t xml:space="preserve">      </w:t>
+            </w:r>
+            <w:r>
+              <w:rPr>
+                <w:rFonts w:cstheme="majorBidi" w:hint="eastAsia"/>
+                <w:color w:val="0F4761" w:themeColor="accent1" w:themeShade="BF"/>
+                <w:sz w:val="24"/>
+                <w:szCs w:val="24"/>
+              </w:rPr>
+              <w:t xml:space="preserve">= </w:t>
+            </w:r>
+            <w:r>
+              <w:rPr>
+                <w:rFonts w:cstheme="majorBidi" w:hint="eastAsia"/>
+                <w:color w:val="0F4761" w:themeColor="accent1" w:themeShade="BF"/>
+                <w:sz w:val="24"/>
+                <w:szCs w:val="24"/>
+              </w:rPr>
+              <w:t xml:space="preserve">   </w:t>
+            </w:r>
+            <w:r>
+              <w:rPr>
+                <w:rFonts w:ascii="Cambria Math" w:hAnsi="Cambria Math" w:cs="Cambria Math"/>
+                <w:color w:val="0F4761" w:themeColor="accent1" w:themeShade="BF"/>
+                <w:sz w:val="24"/>
+                <w:szCs w:val="24"/>
+              </w:rPr>
+              <w:t>∃</w:t>
+            </w:r>
+            <w:r>
+              <w:rPr>
+                <w:rFonts w:cstheme="majorBidi" w:hint="eastAsia"/>
+                <w:color w:val="0F4761" w:themeColor="accent1" w:themeShade="BF"/>
+                <w:sz w:val="24"/>
+                <w:szCs w:val="24"/>
+              </w:rPr>
+              <w:t>x,</w:t>
+            </w:r>
+            <w:r>
+              <w:rPr>
+                <w:rFonts w:cstheme="majorBidi"/>
+                <w:color w:val="0F4761" w:themeColor="accent1" w:themeShade="BF"/>
+                <w:sz w:val="24"/>
+                <w:szCs w:val="24"/>
+              </w:rPr>
+              <w:t xml:space="preserve"> ¬</w:t>
+            </w:r>
+            <w:r>
+              <w:rPr>
+                <w:rFonts w:cstheme="majorBidi" w:hint="eastAsia"/>
+                <w:color w:val="0F4761" w:themeColor="accent1" w:themeShade="BF"/>
+                <w:sz w:val="24"/>
+                <w:szCs w:val="24"/>
+              </w:rPr>
+              <w:t xml:space="preserve"> P(x)</w:t>
+            </w:r>
+          </w:p>
+        </w:tc>
+      </w:tr>
+      <w:tr>
+        <w:tc>
+          <w:tcPr>
+            <w:tcW w:w="4248" w:type="dxa"/>
+          </w:tcPr>
+          <w:p>
+            <w:pPr>
+              <w:ind w:firstLineChars="150" w:firstLine="360"/>
+              <w:rPr>
+                <w:rFonts w:cstheme="majorBidi" w:hint="eastAsia"/>
+                <w:color w:val="0F4761" w:themeColor="accent1" w:themeShade="BF"/>
+                <w:sz w:val="24"/>
+                <w:szCs w:val="24"/>
+              </w:rPr>
+            </w:pPr>
+            <w:r>
+              <w:rPr>
+                <w:rFonts w:ascii="Cambria Math" w:hAnsi="Cambria Math" w:cs="Cambria Math"/>
+                <w:sz w:val="24"/>
+                <w:szCs w:val="24"/>
+              </w:rPr>
+              <w:t>∀</w:t>
+            </w:r>
+            <w:r>
+              <w:rPr>
+                <w:rFonts w:ascii="Cambria Math" w:hAnsi="Cambria Math" w:cs="Cambria Math" w:hint="eastAsia"/>
+                <w:sz w:val="24"/>
+                <w:szCs w:val="24"/>
+              </w:rPr>
+              <w:t xml:space="preserve"> x  </w:t>
+            </w:r>
+            <w:r>
+              <w:rPr>
+                <w:rFonts w:cstheme="majorBidi"/>
+                <w:color w:val="EE0000"/>
+                <w:sz w:val="24"/>
+                <w:szCs w:val="24"/>
+              </w:rPr>
+              <w:t>¬</w:t>
+            </w:r>
+            <w:r>
+              <w:rPr>
+                <w:rFonts w:ascii="Cambria Math" w:hAnsi="Cambria Math" w:cs="Cambria Math" w:hint="eastAsia"/>
+                <w:color w:val="EE0000"/>
+                <w:sz w:val="24"/>
+                <w:szCs w:val="24"/>
+              </w:rPr>
+              <w:t xml:space="preserve"> (</w:t>
+            </w:r>
+            <w:r>
+              <w:rPr>
+                <w:rFonts w:cstheme="majorBidi"/>
+                <w:color w:val="EE0000"/>
+                <w:sz w:val="24"/>
+                <w:szCs w:val="24"/>
+              </w:rPr>
+              <w:t>¬</w:t>
+            </w:r>
+            <w:r>
+              <w:rPr>
+                <w:rFonts w:ascii="Cambria Math" w:hAnsi="Cambria Math" w:cs="Cambria Math" w:hint="eastAsia"/>
+                <w:color w:val="EE0000"/>
+                <w:sz w:val="24"/>
+                <w:szCs w:val="24"/>
+              </w:rPr>
+              <w:t>P(x)</w:t>
+            </w:r>
+            <w:r>
+              <w:rPr>
+                <w:rFonts w:cstheme="majorBidi"/>
+                <w:color w:val="EE0000"/>
+                <w:sz w:val="24"/>
+                <w:szCs w:val="24"/>
+              </w:rPr>
+              <w:t xml:space="preserve"> </w:t>
+            </w:r>
+            <w:r>
+              <w:rPr>
+                <w:rFonts w:cstheme="majorBidi"/>
+                <w:color w:val="EE0000"/>
+                <w:sz w:val="24"/>
+                <w:szCs w:val="24"/>
+              </w:rPr>
+              <w:t>∨</w:t>
+            </w:r>
+            <w:r>
+              <w:rPr>
+                <w:rFonts w:ascii="Cambria Math" w:hAnsi="Cambria Math" w:cs="Cambria Math" w:hint="eastAsia"/>
+                <w:color w:val="EE0000"/>
+                <w:sz w:val="24"/>
+                <w:szCs w:val="24"/>
+              </w:rPr>
+              <w:t xml:space="preserve"> </w:t>
+            </w:r>
+            <w:r>
+              <w:rPr>
+                <w:rFonts w:ascii="Cambria Math" w:hAnsi="Cambria Math" w:cs="Cambria Math" w:hint="eastAsia"/>
+                <w:color w:val="EE0000"/>
+                <w:sz w:val="24"/>
+                <w:szCs w:val="24"/>
+              </w:rPr>
+              <w:t xml:space="preserve">     </w:t>
+            </w:r>
+            <w:r>
+              <w:rPr>
+                <w:rFonts w:ascii="Cambria Math" w:hAnsi="Cambria Math" w:cs="Cambria Math"/>
+                <w:color w:val="EE0000"/>
+                <w:sz w:val="24"/>
+                <w:szCs w:val="24"/>
+              </w:rPr>
+              <w:t>∀</w:t>
+            </w:r>
+            <w:r>
+              <w:rPr>
+                <w:rFonts w:ascii="Cambria Math" w:hAnsi="Cambria Math" w:cs="Cambria Math" w:hint="eastAsia"/>
+                <w:color w:val="EE0000"/>
+                <w:sz w:val="24"/>
+                <w:szCs w:val="24"/>
+              </w:rPr>
+              <w:t>y Q(y) )</w:t>
+            </w:r>
+            <w:r>
+              <w:rPr>
+                <w:rFonts w:ascii="Cambria Math" w:hAnsi="Cambria Math" w:cs="Cambria Math" w:hint="eastAsia"/>
+                <w:sz w:val="24"/>
+                <w:szCs w:val="24"/>
+              </w:rPr>
+              <w:t>)</w:t>
+            </w:r>
+          </w:p>
+        </w:tc>
+        <w:tc>
+          <w:tcPr>
+            <w:tcW w:w="6208" w:type="dxa"/>
+          </w:tcPr>
+          <w:p>
+            <w:pPr>
+              <w:rPr>
+                <w:rFonts w:cstheme="majorBidi" w:hint="eastAsia"/>
+                <w:color w:val="0F4761" w:themeColor="accent1" w:themeShade="BF"/>
+                <w:sz w:val="24"/>
+                <w:szCs w:val="24"/>
+              </w:rPr>
+            </w:pPr>
+            <w:r>
+              <w:rPr>
+                <w:rFonts w:cstheme="majorBidi" w:hint="eastAsia"/>
+                <w:color w:val="0F4761" w:themeColor="accent1" w:themeShade="BF"/>
+                <w:sz w:val="24"/>
+                <w:szCs w:val="24"/>
+              </w:rPr>
+              <w:t xml:space="preserve">A </w:t>
+            </w:r>
+            <w:r>
+              <w:rPr>
+                <w:rFonts w:cstheme="majorBidi" w:hint="eastAsia"/>
+                <w:color w:val="0F4761" w:themeColor="accent1" w:themeShade="BF"/>
+                <w:sz w:val="24"/>
+                <w:szCs w:val="24"/>
+              </w:rPr>
+              <w:t>=&gt;</w:t>
+            </w:r>
+            <w:r>
+              <w:rPr>
+                <w:rFonts w:cstheme="majorBidi" w:hint="eastAsia"/>
+                <w:color w:val="0F4761" w:themeColor="accent1" w:themeShade="BF"/>
+                <w:sz w:val="24"/>
+                <w:szCs w:val="24"/>
+              </w:rPr>
+              <w:t xml:space="preserve"> B       </w:t>
+            </w:r>
+            <w:r>
+              <w:rPr>
+                <w:rFonts w:cstheme="majorBidi" w:hint="eastAsia"/>
+                <w:color w:val="0F4761" w:themeColor="accent1" w:themeShade="BF"/>
+                <w:sz w:val="24"/>
+                <w:szCs w:val="24"/>
+              </w:rPr>
+              <w:t xml:space="preserve">      </w:t>
+            </w:r>
+            <w:r>
+              <w:rPr>
+                <w:rFonts w:cstheme="majorBidi" w:hint="eastAsia"/>
+                <w:color w:val="0F4761" w:themeColor="accent1" w:themeShade="BF"/>
+                <w:sz w:val="24"/>
+                <w:szCs w:val="24"/>
+              </w:rPr>
+              <w:t xml:space="preserve">=    </w:t>
+            </w:r>
+            <w:r>
+              <w:rPr>
+                <w:rFonts w:cstheme="majorBidi"/>
+                <w:color w:val="0F4761" w:themeColor="accent1" w:themeShade="BF"/>
+                <w:sz w:val="24"/>
+                <w:szCs w:val="24"/>
+              </w:rPr>
+              <w:t>¬</w:t>
+            </w:r>
+            <w:r>
+              <w:rPr>
+                <w:rFonts w:cstheme="majorBidi" w:hint="eastAsia"/>
+                <w:color w:val="0F4761" w:themeColor="accent1" w:themeShade="BF"/>
+                <w:sz w:val="24"/>
+                <w:szCs w:val="24"/>
+              </w:rPr>
+              <w:t xml:space="preserve">A </w:t>
+            </w:r>
+            <w:r>
+              <w:rPr>
+                <w:rFonts w:cstheme="majorBidi"/>
+                <w:color w:val="0F4761" w:themeColor="accent1" w:themeShade="BF"/>
+                <w:sz w:val="24"/>
+                <w:szCs w:val="24"/>
+              </w:rPr>
+              <w:t>∨</w:t>
+            </w:r>
+            <w:r>
+              <w:rPr>
+                <w:rFonts w:cstheme="majorBidi" w:hint="eastAsia"/>
+                <w:color w:val="0F4761" w:themeColor="accent1" w:themeShade="BF"/>
+                <w:sz w:val="24"/>
+                <w:szCs w:val="24"/>
+              </w:rPr>
+              <w:t xml:space="preserve"> </w:t>
+            </w:r>
+            <w:r>
+              <w:rPr>
+                <w:rFonts w:cstheme="majorBidi" w:hint="eastAsia"/>
+                <w:color w:val="0F4761" w:themeColor="accent1" w:themeShade="BF"/>
+                <w:sz w:val="24"/>
+                <w:szCs w:val="24"/>
+              </w:rPr>
+              <w:t>B</w:t>
+            </w:r>
+          </w:p>
+        </w:tc>
+      </w:tr>
+      <w:tr>
+        <w:tc>
+          <w:tcPr>
+            <w:tcW w:w="4248" w:type="dxa"/>
+          </w:tcPr>
+          <w:p>
+            <w:pPr>
+              <w:ind w:firstLineChars="150" w:firstLine="360"/>
+              <w:rPr>
+                <w:rFonts w:cstheme="majorBidi" w:hint="eastAsia"/>
+                <w:color w:val="0F4761" w:themeColor="accent1" w:themeShade="BF"/>
+                <w:sz w:val="24"/>
+                <w:szCs w:val="24"/>
+              </w:rPr>
+            </w:pPr>
+            <w:r>
+              <w:rPr>
+                <w:rFonts w:ascii="Cambria Math" w:hAnsi="Cambria Math" w:cs="Cambria Math"/>
+                <w:sz w:val="24"/>
+                <w:szCs w:val="24"/>
+              </w:rPr>
+              <w:t>∀</w:t>
+            </w:r>
+            <w:r>
+              <w:rPr>
+                <w:rFonts w:ascii="Cambria Math" w:hAnsi="Cambria Math" w:cs="Cambria Math" w:hint="eastAsia"/>
+                <w:sz w:val="24"/>
+                <w:szCs w:val="24"/>
+              </w:rPr>
+              <w:t xml:space="preserve"> x  </w:t>
+            </w:r>
+            <w:r>
+              <w:rPr>
+                <w:rFonts w:ascii="Cambria Math" w:hAnsi="Cambria Math" w:cs="Cambria Math" w:hint="eastAsia"/>
+                <w:sz w:val="24"/>
+                <w:szCs w:val="24"/>
+              </w:rPr>
+              <w:t xml:space="preserve">(     </w:t>
+            </w:r>
+            <w:r>
+              <w:rPr>
+                <w:rFonts w:cstheme="majorBidi" w:hint="eastAsia"/>
+                <w:sz w:val="24"/>
+                <w:szCs w:val="24"/>
+              </w:rPr>
+              <w:t xml:space="preserve">  </w:t>
+            </w:r>
+            <w:r>
+              <w:rPr>
+                <w:rFonts w:cstheme="majorBidi" w:hint="eastAsia"/>
+                <w:sz w:val="24"/>
+                <w:szCs w:val="24"/>
+              </w:rPr>
+              <w:t>P(x)</w:t>
+            </w:r>
+            <w:r>
+              <w:rPr>
+                <w:rFonts w:cstheme="majorBidi" w:hint="eastAsia"/>
+                <w:sz w:val="24"/>
+                <w:szCs w:val="24"/>
+              </w:rPr>
+              <w:t xml:space="preserve"> </w:t>
+            </w:r>
+            <w:r>
+              <w:rPr>
+                <w:rFonts w:cstheme="majorBidi"/>
+                <w:sz w:val="24"/>
+                <w:szCs w:val="24"/>
+              </w:rPr>
+              <w:t>∧</w:t>
+            </w:r>
+            <w:r>
+              <w:rPr>
+                <w:rFonts w:cstheme="majorBidi"/>
+                <w:color w:val="EE0000"/>
+                <w:sz w:val="24"/>
+                <w:szCs w:val="24"/>
+              </w:rPr>
+              <w:t xml:space="preserve"> </w:t>
+            </w:r>
+            <w:r>
+              <w:rPr>
+                <w:rFonts w:ascii="Cambria Math" w:hAnsi="Cambria Math" w:cs="Cambria Math" w:hint="eastAsia"/>
+                <w:color w:val="EE0000"/>
+                <w:sz w:val="24"/>
+                <w:szCs w:val="24"/>
+              </w:rPr>
+              <w:t xml:space="preserve"> </w:t>
+            </w:r>
+            <w:r>
+              <w:rPr>
+                <w:rFonts w:cstheme="majorBidi"/>
+                <w:color w:val="EE0000"/>
+                <w:sz w:val="24"/>
+                <w:szCs w:val="24"/>
+              </w:rPr>
+              <w:t>¬</w:t>
+            </w:r>
+            <w:r>
+              <w:rPr>
+                <w:rFonts w:cstheme="majorBidi" w:hint="eastAsia"/>
+                <w:color w:val="EE0000"/>
+                <w:sz w:val="24"/>
+                <w:szCs w:val="24"/>
+              </w:rPr>
+              <w:t>(</w:t>
+            </w:r>
+            <w:r>
+              <w:rPr>
+                <w:rFonts w:ascii="Cambria Math" w:hAnsi="Cambria Math" w:cs="Cambria Math"/>
+                <w:color w:val="EE0000"/>
+                <w:sz w:val="24"/>
+                <w:szCs w:val="24"/>
+              </w:rPr>
+              <w:t>∀</w:t>
+            </w:r>
+            <w:r>
+              <w:rPr>
+                <w:rFonts w:ascii="Cambria Math" w:hAnsi="Cambria Math" w:cs="Cambria Math" w:hint="eastAsia"/>
+                <w:color w:val="EE0000"/>
+                <w:sz w:val="24"/>
+                <w:szCs w:val="24"/>
+              </w:rPr>
+              <w:t>y Q(y)</w:t>
+            </w:r>
+            <w:r>
+              <w:rPr>
+                <w:rFonts w:ascii="Cambria Math" w:hAnsi="Cambria Math" w:cs="Cambria Math" w:hint="eastAsia"/>
+                <w:sz w:val="24"/>
+                <w:szCs w:val="24"/>
+              </w:rPr>
+              <w:t xml:space="preserve"> )</w:t>
+            </w:r>
+            <w:r>
+              <w:rPr>
+                <w:rFonts w:ascii="Cambria Math" w:hAnsi="Cambria Math" w:cs="Cambria Math" w:hint="eastAsia"/>
+                <w:sz w:val="24"/>
+                <w:szCs w:val="24"/>
+              </w:rPr>
+              <w:t xml:space="preserve"> )</w:t>
+            </w:r>
+          </w:p>
+        </w:tc>
+        <w:tc>
+          <w:tcPr>
+            <w:tcW w:w="6208" w:type="dxa"/>
+          </w:tcPr>
+          <w:p>
+            <w:pPr>
+              <w:rPr>
+                <w:rFonts w:cstheme="majorBidi" w:hint="eastAsia"/>
+                <w:color w:val="0F4761" w:themeColor="accent1" w:themeShade="BF"/>
+                <w:sz w:val="24"/>
+                <w:szCs w:val="24"/>
+              </w:rPr>
+            </w:pPr>
+            <w:r>
+              <w:rPr>
+                <w:rFonts w:cstheme="majorBidi"/>
+                <w:color w:val="0F4761" w:themeColor="accent1" w:themeShade="BF"/>
+                <w:sz w:val="24"/>
+                <w:szCs w:val="24"/>
+              </w:rPr>
+              <w:t>¬</w:t>
+            </w:r>
+            <w:r>
+              <w:rPr>
+                <w:rFonts w:cstheme="majorBidi" w:hint="eastAsia"/>
+                <w:color w:val="0F4761" w:themeColor="accent1" w:themeShade="BF"/>
+                <w:sz w:val="24"/>
+                <w:szCs w:val="24"/>
+              </w:rPr>
+              <w:t xml:space="preserve">(A </w:t>
+            </w:r>
+            <w:r>
+              <w:rPr>
+                <w:rFonts w:cstheme="majorBidi"/>
+                <w:color w:val="0F4761" w:themeColor="accent1" w:themeShade="BF"/>
+                <w:sz w:val="24"/>
+                <w:szCs w:val="24"/>
+              </w:rPr>
+              <w:t>∨</w:t>
+            </w:r>
+            <w:r>
+              <w:rPr>
+                <w:rFonts w:cstheme="majorBidi" w:hint="eastAsia"/>
+                <w:color w:val="0F4761" w:themeColor="accent1" w:themeShade="BF"/>
+                <w:sz w:val="24"/>
+                <w:szCs w:val="24"/>
+              </w:rPr>
+              <w:t xml:space="preserve"> B )   </w:t>
+            </w:r>
+            <w:r>
+              <w:rPr>
+                <w:rFonts w:cstheme="majorBidi" w:hint="eastAsia"/>
+                <w:color w:val="0F4761" w:themeColor="accent1" w:themeShade="BF"/>
+                <w:sz w:val="24"/>
+                <w:szCs w:val="24"/>
+              </w:rPr>
+              <w:t xml:space="preserve">      </w:t>
+            </w:r>
+            <w:r>
+              <w:rPr>
+                <w:rFonts w:cstheme="majorBidi" w:hint="eastAsia"/>
+                <w:color w:val="0F4761" w:themeColor="accent1" w:themeShade="BF"/>
+                <w:sz w:val="24"/>
+                <w:szCs w:val="24"/>
+              </w:rPr>
+              <w:t xml:space="preserve">=   </w:t>
+            </w:r>
+            <w:r>
+              <w:rPr>
+                <w:rFonts w:cstheme="majorBidi"/>
+                <w:color w:val="0F4761" w:themeColor="accent1" w:themeShade="BF"/>
+                <w:sz w:val="24"/>
+                <w:szCs w:val="24"/>
+              </w:rPr>
+              <w:t>¬</w:t>
+            </w:r>
+            <w:r>
+              <w:rPr>
+                <w:rFonts w:cstheme="majorBidi" w:hint="eastAsia"/>
+                <w:color w:val="0F4761" w:themeColor="accent1" w:themeShade="BF"/>
+                <w:sz w:val="24"/>
+                <w:szCs w:val="24"/>
+              </w:rPr>
+              <w:t xml:space="preserve">A  </w:t>
+            </w:r>
+            <w:r>
+              <w:rPr>
+                <w:rFonts w:cstheme="majorBidi"/>
+                <w:color w:val="0F4761" w:themeColor="accent1" w:themeShade="BF"/>
+                <w:sz w:val="24"/>
+                <w:szCs w:val="24"/>
+              </w:rPr>
+              <w:t>∧¬</w:t>
+            </w:r>
+            <w:r>
+              <w:rPr>
+                <w:rFonts w:cstheme="majorBidi" w:hint="eastAsia"/>
+                <w:color w:val="0F4761" w:themeColor="accent1" w:themeShade="BF"/>
+                <w:sz w:val="24"/>
+                <w:szCs w:val="24"/>
+              </w:rPr>
+              <w:t>B</w:t>
+            </w:r>
+          </w:p>
+        </w:tc>
+      </w:tr>
+      <w:tr>
+        <w:tc>
+          <w:tcPr>
+            <w:tcW w:w="4248" w:type="dxa"/>
+          </w:tcPr>
+          <w:p>
+            <w:pPr>
+              <w:ind w:firstLineChars="150" w:firstLine="360"/>
+              <w:rPr>
+                <w:rFonts w:cstheme="majorBidi" w:hint="eastAsia"/>
+                <w:color w:val="0F4761" w:themeColor="accent1" w:themeShade="BF"/>
+                <w:sz w:val="24"/>
+                <w:szCs w:val="24"/>
+              </w:rPr>
+            </w:pPr>
+            <w:r>
+              <w:rPr>
+                <w:rFonts w:ascii="Cambria Math" w:hAnsi="Cambria Math" w:cs="Cambria Math"/>
+                <w:sz w:val="24"/>
+                <w:szCs w:val="24"/>
+              </w:rPr>
+              <w:t>∀</w:t>
+            </w:r>
+            <w:r>
+              <w:rPr>
+                <w:rFonts w:ascii="Cambria Math" w:hAnsi="Cambria Math" w:cs="Cambria Math" w:hint="eastAsia"/>
+                <w:sz w:val="24"/>
+                <w:szCs w:val="24"/>
+              </w:rPr>
+              <w:t xml:space="preserve"> x  </w:t>
+            </w:r>
+            <w:r>
+              <w:rPr>
+                <w:rFonts w:ascii="Cambria Math" w:hAnsi="Cambria Math" w:cs="Cambria Math" w:hint="eastAsia"/>
+                <w:sz w:val="24"/>
+                <w:szCs w:val="24"/>
+              </w:rPr>
+              <w:t xml:space="preserve">(     </w:t>
+            </w:r>
+            <w:r>
+              <w:rPr>
+                <w:rFonts w:cstheme="majorBidi" w:hint="eastAsia"/>
+                <w:sz w:val="24"/>
+                <w:szCs w:val="24"/>
+              </w:rPr>
+              <w:t xml:space="preserve">  P(x) </w:t>
+            </w:r>
+            <w:r>
+              <w:rPr>
+                <w:rFonts w:cstheme="majorBidi"/>
+                <w:sz w:val="24"/>
+                <w:szCs w:val="24"/>
+              </w:rPr>
+              <w:t>∧</w:t>
+            </w:r>
+            <w:r>
+              <w:rPr>
+                <w:rFonts w:cstheme="majorBidi"/>
+                <w:color w:val="EE0000"/>
+                <w:sz w:val="24"/>
+                <w:szCs w:val="24"/>
+              </w:rPr>
+              <w:t xml:space="preserve"> </w:t>
+            </w:r>
+            <w:r>
+              <w:rPr>
+                <w:rFonts w:ascii="Cambria Math" w:hAnsi="Cambria Math" w:cs="Cambria Math" w:hint="eastAsia"/>
+                <w:color w:val="EE0000"/>
+                <w:sz w:val="24"/>
+                <w:szCs w:val="24"/>
+              </w:rPr>
+              <w:t xml:space="preserve"> </w:t>
+            </w:r>
+            <w:r>
+              <w:rPr>
+                <w:rFonts w:ascii="Cambria Math" w:hAnsi="Cambria Math" w:cs="Cambria Math" w:hint="eastAsia"/>
+                <w:color w:val="EE0000"/>
+                <w:sz w:val="24"/>
+                <w:szCs w:val="24"/>
+              </w:rPr>
+              <w:t xml:space="preserve">     </w:t>
+            </w:r>
+            <w:r>
+              <w:rPr>
+                <w:rFonts w:ascii="Cambria Math" w:hAnsi="Cambria Math" w:cs="Cambria Math"/>
+                <w:color w:val="0F4761" w:themeColor="accent1" w:themeShade="BF"/>
+                <w:sz w:val="24"/>
+                <w:szCs w:val="24"/>
+              </w:rPr>
+              <w:t>∃</w:t>
+            </w:r>
+            <w:r>
+              <w:rPr>
+                <w:rFonts w:ascii="Cambria Math" w:hAnsi="Cambria Math" w:cs="Cambria Math" w:hint="eastAsia"/>
+                <w:color w:val="0F4761" w:themeColor="accent1" w:themeShade="BF"/>
+                <w:sz w:val="24"/>
+                <w:szCs w:val="24"/>
+              </w:rPr>
+              <w:t xml:space="preserve">y </w:t>
+            </w:r>
+            <w:r>
+              <w:rPr>
+                <w:rFonts w:ascii="Cambria Math" w:hAnsi="Cambria Math" w:cs="Cambria Math"/>
+                <w:color w:val="0F4761" w:themeColor="accent1" w:themeShade="BF"/>
+                <w:sz w:val="24"/>
+                <w:szCs w:val="24"/>
+              </w:rPr>
+              <w:t>¬</w:t>
+            </w:r>
+            <w:r>
+              <w:rPr>
+                <w:rFonts w:ascii="Cambria Math" w:hAnsi="Cambria Math" w:cs="Cambria Math" w:hint="eastAsia"/>
+                <w:color w:val="0F4761" w:themeColor="accent1" w:themeShade="BF"/>
+                <w:sz w:val="24"/>
+                <w:szCs w:val="24"/>
+              </w:rPr>
+              <w:t>Q(y)</w:t>
+            </w:r>
+            <w:r>
+              <w:rPr>
+                <w:rFonts w:ascii="Cambria Math" w:hAnsi="Cambria Math" w:cs="Cambria Math" w:hint="eastAsia"/>
+                <w:color w:val="0F4761" w:themeColor="accent1" w:themeShade="BF"/>
+                <w:sz w:val="24"/>
+                <w:szCs w:val="24"/>
+              </w:rPr>
+              <w:t xml:space="preserve"> </w:t>
+            </w:r>
+            <w:r>
+              <w:rPr>
+                <w:rFonts w:ascii="Cambria Math" w:hAnsi="Cambria Math" w:cs="Cambria Math" w:hint="eastAsia"/>
+                <w:sz w:val="24"/>
+                <w:szCs w:val="24"/>
+              </w:rPr>
+              <w:t xml:space="preserve"> )</w:t>
+            </w:r>
+          </w:p>
+        </w:tc>
+        <w:tc>
+          <w:tcPr>
+            <w:tcW w:w="6208" w:type="dxa"/>
+          </w:tcPr>
+          <w:p>
+            <w:pPr>
+              <w:rPr>
+                <w:rFonts w:cstheme="majorBidi" w:hint="eastAsia"/>
+                <w:color w:val="0F4761" w:themeColor="accent1" w:themeShade="BF"/>
+                <w:sz w:val="24"/>
+                <w:szCs w:val="24"/>
+              </w:rPr>
+            </w:pPr>
+            <w:r>
+              <w:rPr>
+                <w:rFonts w:cstheme="majorBidi"/>
+                <w:color w:val="0F4761" w:themeColor="accent1" w:themeShade="BF"/>
+                <w:sz w:val="24"/>
+                <w:szCs w:val="24"/>
+              </w:rPr>
+              <w:t>¬(</w:t>
+            </w:r>
+            <w:r>
+              <w:rPr>
+                <w:rFonts w:ascii="Cambria Math" w:hAnsi="Cambria Math" w:cs="Cambria Math"/>
+                <w:color w:val="0F4761" w:themeColor="accent1" w:themeShade="BF"/>
+                <w:sz w:val="24"/>
+                <w:szCs w:val="24"/>
+              </w:rPr>
+              <w:t>∀</w:t>
+            </w:r>
+            <w:r>
+              <w:rPr>
+                <w:rFonts w:cstheme="majorBidi"/>
+                <w:color w:val="0F4761" w:themeColor="accent1" w:themeShade="BF"/>
+                <w:sz w:val="24"/>
+                <w:szCs w:val="24"/>
+              </w:rPr>
+              <w:t>x</w:t>
+            </w:r>
+            <w:r>
+              <w:rPr>
+                <w:rFonts w:cstheme="majorBidi" w:hint="eastAsia"/>
+                <w:color w:val="0F4761" w:themeColor="accent1" w:themeShade="BF"/>
+                <w:sz w:val="24"/>
+                <w:szCs w:val="24"/>
+              </w:rPr>
+              <w:t>,</w:t>
+            </w:r>
+            <w:r>
+              <w:rPr>
+                <w:rFonts w:cstheme="majorBidi" w:hint="eastAsia"/>
+                <w:color w:val="0F4761" w:themeColor="accent1" w:themeShade="BF"/>
+                <w:sz w:val="24"/>
+                <w:szCs w:val="24"/>
+              </w:rPr>
+              <w:t xml:space="preserve"> </w:t>
+            </w:r>
+            <w:r>
+              <w:rPr>
+                <w:rFonts w:cstheme="majorBidi" w:hint="eastAsia"/>
+                <w:color w:val="0F4761" w:themeColor="accent1" w:themeShade="BF"/>
+                <w:sz w:val="24"/>
+                <w:szCs w:val="24"/>
+              </w:rPr>
+              <w:t>P(x))</w:t>
+            </w:r>
+            <w:r>
+              <w:rPr>
+                <w:rFonts w:cstheme="majorBidi" w:hint="eastAsia"/>
+                <w:color w:val="0F4761" w:themeColor="accent1" w:themeShade="BF"/>
+                <w:sz w:val="24"/>
+                <w:szCs w:val="24"/>
+              </w:rPr>
+              <w:t xml:space="preserve">   </w:t>
+            </w:r>
+            <w:r>
+              <w:rPr>
+                <w:rFonts w:cstheme="majorBidi" w:hint="eastAsia"/>
+                <w:color w:val="0F4761" w:themeColor="accent1" w:themeShade="BF"/>
+                <w:sz w:val="24"/>
+                <w:szCs w:val="24"/>
+              </w:rPr>
+              <w:t xml:space="preserve">      </w:t>
+            </w:r>
+            <w:r>
+              <w:rPr>
+                <w:rFonts w:cstheme="majorBidi" w:hint="eastAsia"/>
+                <w:color w:val="0F4761" w:themeColor="accent1" w:themeShade="BF"/>
+                <w:sz w:val="24"/>
+                <w:szCs w:val="24"/>
+              </w:rPr>
+              <w:t xml:space="preserve">=     </w:t>
+            </w:r>
+            <w:r>
+              <w:rPr>
+                <w:rFonts w:ascii="Cambria Math" w:hAnsi="Cambria Math" w:cs="Cambria Math"/>
+                <w:color w:val="0F4761" w:themeColor="accent1" w:themeShade="BF"/>
+                <w:sz w:val="24"/>
+                <w:szCs w:val="24"/>
+              </w:rPr>
+              <w:t>∃</w:t>
+            </w:r>
+            <w:r>
+              <w:rPr>
+                <w:rFonts w:cstheme="majorBidi" w:hint="eastAsia"/>
+                <w:color w:val="0F4761" w:themeColor="accent1" w:themeShade="BF"/>
+                <w:sz w:val="24"/>
+                <w:szCs w:val="24"/>
+              </w:rPr>
+              <w:t>x,</w:t>
+            </w:r>
+            <w:r>
+              <w:rPr>
+                <w:rFonts w:cstheme="majorBidi"/>
+                <w:color w:val="0F4761" w:themeColor="accent1" w:themeShade="BF"/>
+                <w:sz w:val="24"/>
+                <w:szCs w:val="24"/>
+              </w:rPr>
+              <w:t xml:space="preserve"> ¬</w:t>
+            </w:r>
+            <w:r>
+              <w:rPr>
+                <w:rFonts w:cstheme="majorBidi" w:hint="eastAsia"/>
+                <w:color w:val="0F4761" w:themeColor="accent1" w:themeShade="BF"/>
+                <w:sz w:val="24"/>
+                <w:szCs w:val="24"/>
+              </w:rPr>
+              <w:t xml:space="preserve"> P(x)</w:t>
+            </w:r>
+            <w:r>
+              <w:rPr>
+                <w:rFonts w:cstheme="majorBidi" w:hint="eastAsia"/>
+                <w:color w:val="0F4761" w:themeColor="accent1" w:themeShade="BF"/>
+                <w:sz w:val="24"/>
+                <w:szCs w:val="24"/>
+              </w:rPr>
+              <w:t xml:space="preserve">   </w:t>
+            </w:r>
+          </w:p>
+        </w:tc>
+      </w:tr>
+      <w:tr>
+        <w:tc>
+          <w:tcPr>
+            <w:tcW w:w="4248" w:type="dxa"/>
+          </w:tcPr>
+          <w:p>
+            <w:pPr>
+              <w:rPr>
+                <w:rFonts w:cstheme="majorBidi" w:hint="eastAsia"/>
+                <w:color w:val="0F4761" w:themeColor="accent1" w:themeShade="BF"/>
+                <w:sz w:val="24"/>
+                <w:szCs w:val="24"/>
+              </w:rPr>
+            </w:pPr>
+          </w:p>
+        </w:tc>
+        <w:tc>
+          <w:tcPr>
+            <w:tcW w:w="6208" w:type="dxa"/>
+          </w:tcPr>
+          <w:p>
+            <w:pPr>
+              <w:rPr>
+                <w:rFonts w:cstheme="majorBidi" w:hint="eastAsia"/>
+                <w:color w:val="0F4761" w:themeColor="accent1" w:themeShade="BF"/>
+                <w:sz w:val="24"/>
+                <w:szCs w:val="24"/>
+              </w:rPr>
+            </w:pPr>
+          </w:p>
+        </w:tc>
+      </w:tr>
+    </w:tbl>
+    <w:p>
+      <w:pPr>
+        <w:rPr>
+          <w:rFonts w:cstheme="majorBidi" w:hint="eastAsia"/>
+          <w:color w:val="0F4761" w:themeColor="accent1" w:themeShade="BF"/>
+          <w:sz w:val="24"/>
+          <w:szCs w:val="24"/>
+        </w:rPr>
+      </w:pPr>
+    </w:p>
+    <w:p>
+      <w:pPr>
+        <w:pStyle w:val="5"/>
+        <w:rPr>
+          <w:rFonts w:hint="eastAsia"/>
+        </w:rPr>
+      </w:pPr>
+      <w:r>
+        <w:rPr>
+          <w:rFonts w:hint="eastAsia"/>
+        </w:rPr>
+        <w:t>2.2.</w:t>
+      </w:r>
+      <w:r>
+        <w:rPr>
+          <w:rFonts w:hint="eastAsia"/>
+        </w:rPr>
+        <w:t>4</w:t>
+      </w:r>
+      <w:r>
+        <w:rPr>
+          <w:rFonts w:hint="eastAsia"/>
+        </w:rPr>
+        <w:t xml:space="preserve"> </w:t>
+      </w:r>
+      <w:r>
+        <w:rPr>
+          <w:rFonts w:hint="eastAsia"/>
+        </w:rPr>
+        <w:t>常用数学符号</w:t>
+      </w:r>
+      <w:r>
+        <w:rPr>
+          <w:rFonts w:hint="eastAsia"/>
+        </w:rPr>
+        <w:t xml:space="preserve"> </w:t>
+      </w:r>
+    </w:p>
+    <w:p>
+      <w:pPr>
+        <w:rPr>
+          <w:rFonts w:ascii="Cambria Math" w:hAnsi="Cambria Math" w:cs="Cambria Math"/>
+          <w:color w:val="0F4761" w:themeColor="accent1" w:themeShade="BF"/>
+          <w:sz w:val="24"/>
+          <w:szCs w:val="24"/>
+        </w:rPr>
+      </w:pPr>
+      <w:r>
+        <w:rPr>
+          <w:rFonts w:cstheme="majorBidi"/>
+          <w:color w:val="0F4761" w:themeColor="accent1" w:themeShade="BF"/>
+          <w:sz w:val="24"/>
+          <w:szCs w:val="24"/>
+        </w:rPr>
+        <w:t>¬</w:t>
+      </w:r>
+      <w:r>
+        <w:rPr>
+          <w:rFonts w:cstheme="majorBidi" w:hint="eastAsia"/>
+          <w:color w:val="0F4761" w:themeColor="accent1" w:themeShade="BF"/>
+          <w:sz w:val="24"/>
+          <w:szCs w:val="24"/>
+        </w:rPr>
+        <w:t xml:space="preserve"> </w:t>
+      </w:r>
+      <w:r>
+        <w:rPr>
+          <w:rFonts w:cstheme="majorBidi"/>
+          <w:color w:val="0F4761" w:themeColor="accent1" w:themeShade="BF"/>
+          <w:sz w:val="24"/>
+          <w:szCs w:val="24"/>
+        </w:rPr>
+        <w:t xml:space="preserve">∨∧ </w:t>
+      </w:r>
+      <w:r>
+        <w:rPr>
+          <w:rFonts w:ascii="Cambria Math" w:hAnsi="Cambria Math" w:cs="Cambria Math"/>
+          <w:color w:val="0F4761" w:themeColor="accent1" w:themeShade="BF"/>
+          <w:sz w:val="24"/>
+          <w:szCs w:val="24"/>
+        </w:rPr>
+        <w:t>∃</w:t>
+      </w:r>
+      <w:r>
+        <w:rPr>
+          <w:rFonts w:ascii="Cambria Math" w:hAnsi="Cambria Math" w:cs="Cambria Math" w:hint="eastAsia"/>
+          <w:color w:val="0F4761" w:themeColor="accent1" w:themeShade="BF"/>
+          <w:sz w:val="24"/>
+          <w:szCs w:val="24"/>
+        </w:rPr>
+        <w:t xml:space="preserve"> </w:t>
+      </w:r>
+      <w:r>
+        <w:rPr>
+          <w:rFonts w:ascii="Cambria Math" w:hAnsi="Cambria Math" w:cs="Cambria Math"/>
+          <w:color w:val="0F4761" w:themeColor="accent1" w:themeShade="BF"/>
+          <w:sz w:val="24"/>
+          <w:szCs w:val="24"/>
+        </w:rPr>
+        <w:t>∀</w:t>
+      </w:r>
+      <w:r>
+        <w:rPr>
+          <w:rFonts w:ascii="Cambria Math" w:hAnsi="Cambria Math" w:cs="Cambria Math" w:hint="eastAsia"/>
+          <w:color w:val="0F4761" w:themeColor="accent1" w:themeShade="BF"/>
+          <w:sz w:val="24"/>
+          <w:szCs w:val="24"/>
+        </w:rPr>
+        <w:t xml:space="preserve"> =&gt;</w:t>
+      </w:r>
+    </w:p>
+    <w:p>
+      <w:pPr>
+        <w:rPr>
+          <w:rFonts w:ascii="Cambria Math" w:hAnsi="Cambria Math" w:cs="Cambria Math"/>
+          <w:color w:val="0F4761" w:themeColor="accent1" w:themeShade="BF"/>
+          <w:sz w:val="24"/>
+          <w:szCs w:val="24"/>
+        </w:rPr>
+      </w:pPr>
+    </w:p>
+    <w:p>
+      <w:pPr>
+        <w:rPr>
+          <w:rFonts w:ascii="Cambria Math" w:hAnsi="Cambria Math" w:cs="Cambria Math"/>
+          <w:color w:val="0F4761" w:themeColor="accent1" w:themeShade="BF"/>
+          <w:sz w:val="24"/>
+          <w:szCs w:val="24"/>
+        </w:rPr>
+      </w:pPr>
+    </w:p>
+    <w:p>
+      <w:pPr>
+        <w:pStyle w:val="4"/>
+        <w:numPr>
+          <w:ilvl w:val="1"/>
+          <w:numId w:val="2"/>
+        </w:numPr>
+      </w:pPr>
+      <w:r>
+        <w:rPr>
+          <w:rFonts w:hint="eastAsia"/>
+        </w:rPr>
+        <w:t>Proof（证明</w:t>
+      </w:r>
+      <w:r>
+        <w:rPr>
+          <w:rFonts w:hint="eastAsia"/>
+        </w:rPr>
+        <w:t>）</w:t>
+      </w:r>
+    </w:p>
+    <w:p>
+      <w:pPr>
+        <w:pStyle w:val="5"/>
+      </w:pPr>
+      <w:r>
+        <w:rPr>
+          <w:rFonts w:hint="eastAsia"/>
+        </w:rPr>
+        <w:t xml:space="preserve">2.3.1 </w:t>
+      </w:r>
+      <w:r>
+        <w:t>Logical arguments</w:t>
+      </w:r>
+      <w:r>
+        <w:rPr>
+          <w:rFonts w:hint="eastAsia"/>
+        </w:rPr>
+        <w:t>（逻辑</w:t>
+      </w:r>
+      <w:r>
+        <w:rPr>
+          <w:rFonts w:hint="eastAsia"/>
+        </w:rPr>
+        <w:t>论证</w:t>
+      </w:r>
+      <w:r>
+        <w:rPr>
+          <w:rFonts w:hint="eastAsia"/>
+        </w:rPr>
+        <w:t>）</w:t>
+      </w:r>
+    </w:p>
+    <w:p>
+      <w:pPr>
+        <w:jc w:val="left"/>
+      </w:pPr>
+      <w:r>
+        <w:rPr>
+          <w:b/>
+          <w:bCs/>
+        </w:rPr>
+        <w:t xml:space="preserve">Definition 3.1. </w:t>
+      </w:r>
+      <w:r>
+        <w:rPr>
+          <w:rFonts w:hint="eastAsia"/>
+          <w:b/>
+          <w:bCs/>
+        </w:rPr>
+        <w:t xml:space="preserve"> </w:t>
+      </w:r>
+      <w:r>
+        <w:t xml:space="preserve">An </w:t>
+      </w:r>
+      <w:r>
+        <w:rPr>
+          <w:b/>
+          <w:bCs/>
+        </w:rPr>
+        <w:t>argument</w:t>
+      </w:r>
+      <w:r>
+        <w:rPr>
+          <w:rFonts w:hint="eastAsia"/>
+          <w:b/>
+          <w:bCs/>
+        </w:rPr>
+        <w:t>(</w:t>
+      </w:r>
+      <w:r>
+        <w:rPr>
+          <w:rFonts w:hint="eastAsia"/>
+          <w:b/>
+          <w:bCs/>
+        </w:rPr>
+        <w:t>论证</w:t>
+      </w:r>
+      <w:r>
+        <w:rPr>
+          <w:rFonts w:hint="eastAsia"/>
+          <w:b/>
+          <w:bCs/>
+        </w:rPr>
+        <w:t>)</w:t>
+      </w:r>
+      <w:r>
+        <w:rPr>
+          <w:i/>
+          <w:iCs/>
+        </w:rPr>
+        <w:t xml:space="preserve"> </w:t>
+      </w:r>
+      <w:r>
+        <w:t>consists of a collection of statements</w:t>
+      </w:r>
+      <w:r>
+        <w:rPr>
+          <w:rFonts w:hint="eastAsia"/>
+        </w:rPr>
+        <w:t>（陈述句）</w:t>
+      </w:r>
+      <w:r>
+        <w:t xml:space="preserve">, called the </w:t>
+      </w:r>
+      <w:r>
+        <w:rPr>
+          <w:b/>
+          <w:bCs/>
+        </w:rPr>
+        <w:t>premises</w:t>
+      </w:r>
+      <w:r>
+        <w:rPr>
+          <w:rFonts w:hint="eastAsia"/>
+          <w:b/>
+          <w:bCs/>
+        </w:rPr>
+        <w:t>(前提)</w:t>
+      </w:r>
+      <w:r>
+        <w:t>, and</w:t>
+      </w:r>
+      <w:r>
+        <w:rPr>
+          <w:rFonts w:hint="eastAsia"/>
+        </w:rPr>
+        <w:t xml:space="preserve"> </w:t>
+      </w:r>
+      <w:r>
+        <w:t xml:space="preserve">another statement, called the </w:t>
+      </w:r>
+      <w:r>
+        <w:rPr>
+          <w:b/>
+          <w:bCs/>
+        </w:rPr>
+        <w:t>conclusion</w:t>
+      </w:r>
+      <w:r>
+        <w:rPr>
+          <w:rFonts w:hint="eastAsia"/>
+          <w:b/>
+          <w:bCs/>
+        </w:rPr>
+        <w:t>(结论)</w:t>
+      </w:r>
+      <w:r>
+        <w:t xml:space="preserve">. </w:t>
+      </w:r>
+      <w:r>
+        <w:rPr>
+          <w:b/>
+          <w:bCs/>
+          <w:color w:val="EE0000"/>
+        </w:rPr>
+        <w:t xml:space="preserve">If </w:t>
+      </w:r>
+      <w:r>
+        <w:rPr>
+          <w:b/>
+          <w:bCs/>
+          <w:i/>
+          <w:iCs/>
+          <w:color w:val="EE0000"/>
+        </w:rPr>
+        <w:t>A</w:t>
+      </w:r>
+      <w:r>
+        <w:rPr>
+          <w:b/>
+          <w:bCs/>
+          <w:color w:val="EE0000"/>
+        </w:rPr>
+        <w:t xml:space="preserve">1, </w:t>
+      </w:r>
+      <w:r>
+        <w:rPr>
+          <w:b/>
+          <w:bCs/>
+          <w:i/>
+          <w:iCs/>
+          <w:color w:val="EE0000"/>
+        </w:rPr>
+        <w:t>A</w:t>
+      </w:r>
+      <w:r>
+        <w:rPr>
+          <w:b/>
+          <w:bCs/>
+          <w:color w:val="EE0000"/>
+        </w:rPr>
+        <w:t xml:space="preserve">2, ... , </w:t>
+      </w:r>
+      <w:r>
+        <w:rPr>
+          <w:b/>
+          <w:bCs/>
+          <w:i/>
+          <w:iCs/>
+          <w:color w:val="EE0000"/>
+        </w:rPr>
+        <w:t xml:space="preserve">An </w:t>
+      </w:r>
+      <w:r>
+        <w:rPr>
+          <w:b/>
+          <w:bCs/>
+          <w:color w:val="EE0000"/>
+        </w:rPr>
+        <w:t xml:space="preserve">are the premises, and </w:t>
+      </w:r>
+      <w:r>
+        <w:rPr>
+          <w:b/>
+          <w:bCs/>
+          <w:i/>
+          <w:iCs/>
+          <w:color w:val="EE0000"/>
+        </w:rPr>
+        <w:t xml:space="preserve">C </w:t>
+      </w:r>
+      <w:r>
+        <w:rPr>
+          <w:b/>
+          <w:bCs/>
+          <w:color w:val="EE0000"/>
+        </w:rPr>
+        <w:t>is the conclusion</w:t>
+      </w:r>
+      <w:r>
+        <w:t xml:space="preserve">, then we write </w:t>
+      </w:r>
+      <w:r>
+        <w:rPr>
+          <w:b/>
+          <w:bCs/>
+          <w:color w:val="EE0000"/>
+        </w:rPr>
+        <w:t xml:space="preserve">A1, A2, ... , An ∴ C </w:t>
+      </w:r>
+      <w:r>
+        <w:t>to represent this argument. The ∴ symbol is read as</w:t>
+      </w:r>
+      <w:r>
+        <w:rPr>
+          <w:rFonts w:hint="eastAsia"/>
+        </w:rPr>
+        <w:t xml:space="preserve"> </w:t>
+      </w:r>
+      <w:r>
+        <w:t>“therefore”.</w:t>
+      </w:r>
+    </w:p>
+    <w:p>
+      <w:pPr>
+        <w:jc w:val="left"/>
+      </w:pPr>
+      <w:r>
+        <w:drawing>
+          <wp:inline distT="0" distB="0" distL="0" distR="0" wp14:anchorId="3D4FB376" wp14:editId="35CBD8D6">
+            <wp:extent cx="5524500" cy="749022"/>
+            <wp:effectExtent l="0" t="0" r="0" b="0"/>
+            <wp:docPr id="1213198261" name="图片 1"/>
+            <wp:cNvGraphicFramePr>
+              <a:graphicFrameLocks xmlns:a="http://schemas.openxmlformats.org/drawingml/2006/main" noChangeAspect="1"/>
+            </wp:cNvGraphicFramePr>
+            <a:graphic xmlns:a="http://schemas.openxmlformats.org/drawingml/2006/main">
+              <a:graphicData uri="http://schemas.openxmlformats.org/drawingml/2006/picture">
+                <pic:pic xmlns:pic="http://schemas.openxmlformats.org/drawingml/2006/picture">
+                  <pic:nvPicPr>
+                    <pic:cNvPr id="1213198261" name=""/>
+                    <pic:cNvPicPr/>
+                  </pic:nvPicPr>
+                  <pic:blipFill>
+                    <a:blip r:embed="rId35"/>
+                    <a:stretch>
+                      <a:fillRect/>
+                    </a:stretch>
+                  </pic:blipFill>
+                  <pic:spPr>
+                    <a:xfrm>
+                      <a:off x="0" y="0"/>
+                      <a:ext cx="5566502" cy="754717"/>
+                    </a:xfrm>
+                    <a:prstGeom prst="rect">
+                      <a:avLst/>
+                    </a:prstGeom>
+                  </pic:spPr>
+                </pic:pic>
+              </a:graphicData>
+            </a:graphic>
+          </wp:inline>
+        </w:drawing>
+      </w:r>
+    </w:p>
+    <w:p>
+      <w:pPr>
+        <w:pStyle w:val="5"/>
+      </w:pPr>
+      <w:r>
+        <w:rPr>
+          <w:rFonts w:hint="eastAsia"/>
+        </w:rPr>
+        <w:lastRenderedPageBreak/>
+        <w:t xml:space="preserve">2.3.1 </w:t>
+      </w:r>
+      <w:r>
+        <w:t>Valid arguments</w:t>
+      </w:r>
+      <w:r>
+        <w:rPr>
+          <w:rFonts w:hint="eastAsia"/>
+        </w:rPr>
+        <w:t>（有效</w:t>
+      </w:r>
+      <w:r>
+        <w:rPr>
+          <w:rFonts w:hint="eastAsia"/>
+        </w:rPr>
+        <w:t>论证</w:t>
+      </w:r>
+      <w:r>
+        <w:rPr>
+          <w:rFonts w:hint="eastAsia"/>
+        </w:rPr>
+        <w:t>）</w:t>
+      </w:r>
+    </w:p>
+    <w:p>
+      <w:pPr>
+        <w:jc w:val="left"/>
+        <w:rPr>
+          <w:b/>
+          <w:bCs/>
+        </w:rPr>
+      </w:pPr>
+      <w:r>
+        <w:rPr>
+          <w:b/>
+          <w:bCs/>
+        </w:rPr>
+        <w:t>Definition 3.</w:t>
+      </w:r>
+      <w:r>
+        <w:rPr>
+          <w:rFonts w:hint="eastAsia"/>
+          <w:b/>
+          <w:bCs/>
+        </w:rPr>
+        <w:t>3</w:t>
+      </w:r>
+      <w:r>
+        <w:rPr>
+          <w:b/>
+          <w:bCs/>
+        </w:rPr>
+        <w:t>.</w:t>
+      </w:r>
+      <w:r>
+        <w:rPr>
+          <w:rFonts w:hint="eastAsia"/>
+          <w:b/>
+          <w:bCs/>
+        </w:rPr>
+        <w:t xml:space="preserve"> </w:t>
+      </w:r>
+      <w:r>
+        <w:rPr>
+          <w:b/>
+          <w:bCs/>
+        </w:rPr>
+        <w:t xml:space="preserve"> </w:t>
+      </w:r>
+    </w:p>
+    <w:p>
+      <w:pPr>
+        <w:spacing w:line="360" w:lineRule="auto"/>
+        <w:ind w:firstLineChars="150" w:firstLine="315"/>
+        <w:jc w:val="left"/>
+        <w:rPr>
+          <w:rFonts w:hint="eastAsia"/>
+          <w:color w:val="074F6A" w:themeColor="accent4" w:themeShade="80"/>
+        </w:rPr>
+      </w:pPr>
+      <w:r>
+        <w:rPr>
+          <w:rFonts w:hint="eastAsia"/>
+          <w:color w:val="074F6A" w:themeColor="accent4" w:themeShade="80"/>
+        </w:rPr>
+        <w:t>设</w:t>
+      </w:r>
+      <w:r>
+        <w:rPr>
+          <w:color w:val="074F6A" w:themeColor="accent4" w:themeShade="80"/>
+        </w:rPr>
+        <w:t xml:space="preserve"> A1</w:t>
+      </w:r>
+      <w:r>
+        <w:rPr>
+          <w:rFonts w:ascii="Times New Roman" w:hAnsi="Times New Roman" w:cs="Times New Roman"/>
+          <w:color w:val="074F6A" w:themeColor="accent4" w:themeShade="80"/>
+        </w:rPr>
+        <w:t>​</w:t>
+      </w:r>
+      <w:r>
+        <w:rPr>
+          <w:color w:val="074F6A" w:themeColor="accent4" w:themeShade="80"/>
+        </w:rPr>
+        <w:t>,A2</w:t>
+      </w:r>
+      <w:r>
+        <w:rPr>
+          <w:rFonts w:ascii="Times New Roman" w:hAnsi="Times New Roman" w:cs="Times New Roman"/>
+          <w:color w:val="074F6A" w:themeColor="accent4" w:themeShade="80"/>
+        </w:rPr>
+        <w:t>​</w:t>
+      </w:r>
+      <w:r>
+        <w:rPr>
+          <w:color w:val="074F6A" w:themeColor="accent4" w:themeShade="80"/>
+        </w:rPr>
+        <w:t>,…,An</w:t>
+      </w:r>
+      <w:r>
+        <w:rPr>
+          <w:rFonts w:hint="eastAsia"/>
+          <w:color w:val="074F6A" w:themeColor="accent4" w:themeShade="80"/>
+        </w:rPr>
+        <w:t xml:space="preserve">  </w:t>
+      </w:r>
+      <w:r>
+        <w:rPr>
+          <w:rFonts w:hint="eastAsia"/>
+          <w:color w:val="074F6A" w:themeColor="accent4" w:themeShade="80"/>
+        </w:rPr>
+        <w:t xml:space="preserve">                      // </w:t>
+      </w:r>
+      <w:r>
+        <w:rPr>
+          <w:color w:val="074F6A" w:themeColor="accent4" w:themeShade="80"/>
+        </w:rPr>
+        <w:t>premises</w:t>
+      </w:r>
+    </w:p>
+    <w:p>
+      <w:pPr>
+        <w:spacing w:line="360" w:lineRule="auto"/>
+        <w:ind w:firstLineChars="300" w:firstLine="630"/>
+        <w:jc w:val="left"/>
+        <w:rPr>
+          <w:rFonts w:hint="eastAsia"/>
+          <w:color w:val="074F6A" w:themeColor="accent4" w:themeShade="80"/>
+        </w:rPr>
+      </w:pPr>
+      <w:r>
+        <w:rPr>
+          <w:rFonts w:ascii="Times New Roman" w:hAnsi="Times New Roman" w:cs="Times New Roman"/>
+          <w:color w:val="074F6A" w:themeColor="accent4" w:themeShade="80"/>
+        </w:rPr>
+        <w:t>​</w:t>
+      </w:r>
+      <w:r>
+        <w:rPr>
+          <w:color w:val="074F6A" w:themeColor="accent4" w:themeShade="80"/>
+        </w:rPr>
+        <w:t xml:space="preserve">∴C </w:t>
+      </w:r>
+      <w:r>
+        <w:rPr>
+          <w:rFonts w:hint="eastAsia"/>
+          <w:color w:val="074F6A" w:themeColor="accent4" w:themeShade="80"/>
+        </w:rPr>
+        <w:t xml:space="preserve">                                  // </w:t>
+      </w:r>
+      <w:r>
+        <w:rPr>
+          <w:color w:val="074F6A" w:themeColor="accent4" w:themeShade="80"/>
+        </w:rPr>
+        <w:t>conclusion</w:t>
+      </w:r>
+      <w:r>
+        <w:rPr>
+          <w:rFonts w:hint="eastAsia"/>
+          <w:color w:val="074F6A" w:themeColor="accent4" w:themeShade="80"/>
+        </w:rPr>
+        <w:t xml:space="preserve">  </w:t>
+      </w:r>
+    </w:p>
+    <w:p>
+      <w:pPr>
+        <w:spacing w:line="360" w:lineRule="auto"/>
+        <w:ind w:firstLineChars="150" w:firstLine="315"/>
+        <w:jc w:val="left"/>
+        <w:rPr>
+          <w:color w:val="074F6A" w:themeColor="accent4" w:themeShade="80"/>
+        </w:rPr>
+      </w:pPr>
+      <w:r>
+        <w:rPr>
+          <w:rFonts w:hint="eastAsia"/>
+          <w:color w:val="074F6A" w:themeColor="accent4" w:themeShade="80"/>
+        </w:rPr>
+        <w:t xml:space="preserve">Is  a  </w:t>
+      </w:r>
+      <w:r>
+        <w:rPr>
+          <w:rFonts w:hint="eastAsia"/>
+          <w:color w:val="074F6A" w:themeColor="accent4" w:themeShade="80"/>
+        </w:rPr>
+        <w:t>argument(</w:t>
+      </w:r>
+      <w:r>
+        <w:rPr>
+          <w:color w:val="074F6A" w:themeColor="accent4" w:themeShade="80"/>
+        </w:rPr>
+        <w:t>论证</w:t>
+      </w:r>
+      <w:r>
+        <w:rPr>
+          <w:rFonts w:hint="eastAsia"/>
+          <w:color w:val="074F6A" w:themeColor="accent4" w:themeShade="80"/>
+        </w:rPr>
+        <w:t>)</w:t>
+      </w:r>
+      <w:r>
+        <w:rPr>
+          <w:color w:val="074F6A" w:themeColor="accent4" w:themeShade="80"/>
+        </w:rPr>
+        <w:t>。</w:t>
+      </w:r>
+    </w:p>
+    <w:p>
+      <w:pPr>
+        <w:numPr>
+          <w:ilvl w:val="0"/>
+          <w:numId w:val="14"/>
+        </w:numPr>
+        <w:spacing w:line="360" w:lineRule="auto"/>
+        <w:jc w:val="left"/>
+        <w:rPr>
+          <w:b/>
+          <w:bCs/>
+          <w:color w:val="074F6A" w:themeColor="accent4" w:themeShade="80"/>
+        </w:rPr>
+      </w:pPr>
+      <w:r>
+        <w:rPr>
+          <w:b/>
+          <w:bCs/>
+          <w:color w:val="074F6A" w:themeColor="accent4" w:themeShade="80"/>
+        </w:rPr>
+        <w:t>如果当</w:t>
+      </w:r>
+      <w:r>
+        <w:rPr>
+          <w:b/>
+          <w:bCs/>
+          <w:color w:val="074F6A" w:themeColor="accent4" w:themeShade="80"/>
+        </w:rPr>
+        <w:t>premises</w:t>
+      </w:r>
+      <w:r>
+        <w:rPr>
+          <w:rFonts w:hint="eastAsia"/>
+          <w:b/>
+          <w:bCs/>
+          <w:color w:val="074F6A" w:themeColor="accent4" w:themeShade="80"/>
+        </w:rPr>
+        <w:t>(前提)</w:t>
+      </w:r>
+      <w:r>
+        <w:rPr>
+          <w:rFonts w:hint="eastAsia"/>
+          <w:b/>
+          <w:bCs/>
+          <w:color w:val="074F6A" w:themeColor="accent4" w:themeShade="80"/>
+        </w:rPr>
+        <w:t xml:space="preserve"> </w:t>
+      </w:r>
+      <w:r>
+        <w:rPr>
+          <w:b/>
+          <w:bCs/>
+          <w:color w:val="074F6A" w:themeColor="accent4" w:themeShade="80"/>
+        </w:rPr>
+        <w:t>A1</w:t>
+      </w:r>
+      <w:r>
+        <w:rPr>
+          <w:rFonts w:ascii="Times New Roman" w:hAnsi="Times New Roman" w:cs="Times New Roman"/>
+          <w:b/>
+          <w:bCs/>
+          <w:color w:val="074F6A" w:themeColor="accent4" w:themeShade="80"/>
+        </w:rPr>
+        <w:t>​</w:t>
+      </w:r>
+      <w:r>
+        <w:rPr>
+          <w:b/>
+          <w:bCs/>
+          <w:color w:val="074F6A" w:themeColor="accent4" w:themeShade="80"/>
+        </w:rPr>
+        <w:t>,A2</w:t>
+      </w:r>
+      <w:r>
+        <w:rPr>
+          <w:rFonts w:ascii="Times New Roman" w:hAnsi="Times New Roman" w:cs="Times New Roman"/>
+          <w:b/>
+          <w:bCs/>
+          <w:color w:val="074F6A" w:themeColor="accent4" w:themeShade="80"/>
+        </w:rPr>
+        <w:t>​</w:t>
+      </w:r>
+      <w:r>
+        <w:rPr>
+          <w:b/>
+          <w:bCs/>
+          <w:color w:val="074F6A" w:themeColor="accent4" w:themeShade="80"/>
+        </w:rPr>
+        <w:t>,…,An</w:t>
+      </w:r>
+      <w:r>
+        <w:rPr>
+          <w:b/>
+          <w:bCs/>
+          <w:color w:val="074F6A" w:themeColor="accent4" w:themeShade="80"/>
+        </w:rPr>
+        <w:t>全部为真时</w:t>
+      </w:r>
+      <w:r>
+        <w:rPr>
+          <w:rFonts w:hint="eastAsia"/>
+          <w:b/>
+          <w:bCs/>
+          <w:color w:val="074F6A" w:themeColor="accent4" w:themeShade="80"/>
+        </w:rPr>
+        <w:t>,</w:t>
+      </w:r>
+      <w:r>
+        <w:rPr>
+          <w:b/>
+          <w:bCs/>
+          <w:color w:val="074F6A" w:themeColor="accent4" w:themeShade="80"/>
+        </w:rPr>
+        <w:t xml:space="preserve"> </w:t>
+      </w:r>
+      <w:r>
+        <w:rPr>
+          <w:b/>
+          <w:bCs/>
+          <w:color w:val="074F6A" w:themeColor="accent4" w:themeShade="80"/>
+        </w:rPr>
+        <w:t>conclusion</w:t>
+      </w:r>
+      <w:r>
+        <w:rPr>
+          <w:rFonts w:hint="eastAsia"/>
+          <w:b/>
+          <w:bCs/>
+          <w:color w:val="074F6A" w:themeColor="accent4" w:themeShade="80"/>
+        </w:rPr>
+        <w:t>(结论)</w:t>
+      </w:r>
+      <w:r>
+        <w:rPr>
+          <w:rFonts w:hint="eastAsia"/>
+          <w:b/>
+          <w:bCs/>
+          <w:color w:val="074F6A" w:themeColor="accent4" w:themeShade="80"/>
+        </w:rPr>
+        <w:t xml:space="preserve"> </w:t>
+      </w:r>
+      <w:r>
+        <w:rPr>
+          <w:b/>
+          <w:bCs/>
+          <w:color w:val="074F6A" w:themeColor="accent4" w:themeShade="80"/>
+        </w:rPr>
+        <w:t>C</w:t>
+      </w:r>
+      <w:r>
+        <w:rPr>
+          <w:b/>
+          <w:bCs/>
+          <w:color w:val="074F6A" w:themeColor="accent4" w:themeShade="80"/>
+        </w:rPr>
+        <w:t>也为真，我们就称这个</w:t>
+      </w:r>
+      <w:r>
+        <w:rPr>
+          <w:rFonts w:hint="eastAsia"/>
+          <w:b/>
+          <w:bCs/>
+          <w:color w:val="074F6A" w:themeColor="accent4" w:themeShade="80"/>
+        </w:rPr>
+        <w:t>argument is</w:t>
+      </w:r>
+    </w:p>
+    <w:p>
+      <w:pPr>
+        <w:spacing w:line="360" w:lineRule="auto"/>
+        <w:ind w:left="720"/>
+        <w:jc w:val="left"/>
+        <w:rPr>
+          <w:b/>
+          <w:bCs/>
+          <w:color w:val="074F6A" w:themeColor="accent4" w:themeShade="80"/>
+        </w:rPr>
+      </w:pPr>
+      <w:r>
+        <w:rPr>
+          <w:rFonts w:hint="eastAsia"/>
+          <w:b/>
+          <w:bCs/>
+          <w:color w:val="074F6A" w:themeColor="accent4" w:themeShade="80"/>
+        </w:rPr>
+        <w:t>valid(</w:t>
+      </w:r>
+      <w:r>
+        <w:rPr>
+          <w:b/>
+          <w:bCs/>
+          <w:color w:val="074F6A" w:themeColor="accent4" w:themeShade="80"/>
+        </w:rPr>
+        <w:t>有效的）；否则，</w:t>
+      </w:r>
+      <w:r>
+        <w:rPr>
+          <w:rFonts w:hint="eastAsia"/>
+          <w:b/>
+          <w:bCs/>
+          <w:color w:val="074F6A" w:themeColor="accent4" w:themeShade="80"/>
+        </w:rPr>
+        <w:t xml:space="preserve">argument is </w:t>
+      </w:r>
+      <w:r>
+        <w:rPr>
+          <w:b/>
+          <w:bCs/>
+          <w:color w:val="074F6A" w:themeColor="accent4" w:themeShade="80"/>
+        </w:rPr>
+        <w:t>invalid</w:t>
+      </w:r>
+      <w:r>
+        <w:rPr>
+          <w:b/>
+          <w:bCs/>
+          <w:color w:val="074F6A" w:themeColor="accent4" w:themeShade="80"/>
+        </w:rPr>
+        <w:t>（</w:t>
+      </w:r>
+      <w:r>
+        <w:rPr>
+          <w:b/>
+          <w:bCs/>
+          <w:color w:val="074F6A" w:themeColor="accent4" w:themeShade="80"/>
+        </w:rPr>
+        <w:t>无效的</w:t>
+      </w:r>
+      <w:r>
+        <w:rPr>
+          <w:b/>
+          <w:bCs/>
+          <w:color w:val="074F6A" w:themeColor="accent4" w:themeShade="80"/>
+        </w:rPr>
+        <w:t>）。</w:t>
+      </w:r>
+    </w:p>
+    <w:p>
+      <w:pPr>
+        <w:numPr>
+          <w:ilvl w:val="0"/>
+          <w:numId w:val="14"/>
+        </w:numPr>
+        <w:spacing w:line="360" w:lineRule="auto"/>
+        <w:jc w:val="left"/>
+        <w:rPr>
+          <w:rFonts w:hint="eastAsia"/>
+          <w:color w:val="074F6A" w:themeColor="accent4" w:themeShade="80"/>
+        </w:rPr>
+      </w:pPr>
+      <w:r>
+        <w:rPr>
+          <w:color w:val="074F6A" w:themeColor="accent4" w:themeShade="80"/>
+        </w:rPr>
+        <w:t>我们也可以等价地说：</w:t>
+      </w:r>
+      <w:r>
+        <w:rPr>
+          <w:b/>
+          <w:bCs/>
+          <w:color w:val="074F6A" w:themeColor="accent4" w:themeShade="80"/>
+        </w:rPr>
+        <w:t>如果 (A1</w:t>
+      </w:r>
+      <w:r>
+        <w:rPr>
+          <w:rFonts w:ascii="Times New Roman" w:hAnsi="Times New Roman" w:cs="Times New Roman"/>
+          <w:b/>
+          <w:bCs/>
+          <w:color w:val="074F6A" w:themeColor="accent4" w:themeShade="80"/>
+        </w:rPr>
+        <w:t>​</w:t>
+      </w:r>
+      <w:r>
+        <w:rPr>
+          <w:b/>
+          <w:bCs/>
+          <w:color w:val="074F6A" w:themeColor="accent4" w:themeShade="80"/>
+        </w:rPr>
+        <w:t>∧A2</w:t>
+      </w:r>
+      <w:r>
+        <w:rPr>
+          <w:rFonts w:ascii="Times New Roman" w:hAnsi="Times New Roman" w:cs="Times New Roman"/>
+          <w:b/>
+          <w:bCs/>
+          <w:color w:val="074F6A" w:themeColor="accent4" w:themeShade="80"/>
+        </w:rPr>
+        <w:t>​</w:t>
+      </w:r>
+      <w:r>
+        <w:rPr>
+          <w:b/>
+          <w:bCs/>
+          <w:color w:val="074F6A" w:themeColor="accent4" w:themeShade="80"/>
+        </w:rPr>
+        <w:t>∧</w:t>
+      </w:r>
+      <w:r>
+        <w:rPr>
+          <w:rFonts w:ascii="Cambria Math" w:hAnsi="Cambria Math" w:cs="Cambria Math"/>
+          <w:b/>
+          <w:bCs/>
+          <w:color w:val="074F6A" w:themeColor="accent4" w:themeShade="80"/>
+        </w:rPr>
+        <w:t>⋯</w:t>
+      </w:r>
+      <w:r>
+        <w:rPr>
+          <w:b/>
+          <w:bCs/>
+          <w:color w:val="074F6A" w:themeColor="accent4" w:themeShade="80"/>
+        </w:rPr>
+        <w:t>∧An</w:t>
+      </w:r>
+      <w:r>
+        <w:rPr>
+          <w:rFonts w:ascii="Times New Roman" w:hAnsi="Times New Roman" w:cs="Times New Roman"/>
+          <w:b/>
+          <w:bCs/>
+          <w:color w:val="074F6A" w:themeColor="accent4" w:themeShade="80"/>
+        </w:rPr>
+        <w:t>​</w:t>
+      </w:r>
+      <w:r>
+        <w:rPr>
+          <w:b/>
+          <w:bCs/>
+          <w:color w:val="074F6A" w:themeColor="accent4" w:themeShade="80"/>
+        </w:rPr>
+        <w:t>)</w:t>
+      </w:r>
+      <w:r>
+        <w:rPr>
+          <w:rFonts w:ascii="Cambria Math" w:hAnsi="Cambria Math" w:cs="Cambria Math"/>
+          <w:b/>
+          <w:bCs/>
+          <w:color w:val="074F6A" w:themeColor="accent4" w:themeShade="80"/>
+        </w:rPr>
+        <w:t>⇒</w:t>
+      </w:r>
+      <w:r>
+        <w:rPr>
+          <w:b/>
+          <w:bCs/>
+          <w:color w:val="074F6A" w:themeColor="accent4" w:themeShade="80"/>
+        </w:rPr>
+        <w:t>C 是一个永真式，则该论证是有效的</w:t>
+      </w:r>
+      <w:r>
+        <w:rPr>
+          <w:color w:val="074F6A" w:themeColor="accent4" w:themeShade="80"/>
+        </w:rPr>
+        <w:t>。</w:t>
+      </w:r>
+      <w:r>
+        <w:rPr>
+          <w:rFonts w:hint="eastAsia"/>
+        </w:rPr>
+        <w:t xml:space="preserve">     </w:t>
+      </w:r>
+    </w:p>
+    <w:tbl>
+      <w:tblPr>
+        <w:tblStyle w:val="af1"/>
+        <w:tblW w:w="0" w:type="auto"/>
+        <w:tblLook w:val="04A0" w:firstRow="1" w:lastRow="0" w:firstColumn="1" w:lastColumn="0" w:noHBand="0" w:noVBand="1"/>
+      </w:tblPr>
+      <w:tblGrid>
+        <w:gridCol w:w="3485"/>
+        <w:gridCol w:w="3485"/>
+        <w:gridCol w:w="3486"/>
+      </w:tblGrid>
+      <w:tr>
+        <w:tc>
+          <w:tcPr>
+            <w:tcW w:w="3485" w:type="dxa"/>
+          </w:tcPr>
+          <w:p>
+            <w:pPr>
+              <w:jc w:val="center"/>
+              <w:rPr>
+                <w:rFonts w:hint="eastAsia"/>
+              </w:rPr>
+            </w:pPr>
+            <w:r>
+              <w:rPr>
+                <w:b/>
+                <w:bCs/>
+                <w:color w:val="074F6A" w:themeColor="accent4" w:themeShade="80"/>
+              </w:rPr>
+              <w:t>A1</w:t>
+            </w:r>
+            <w:r>
+              <w:rPr>
+                <w:rFonts w:ascii="Times New Roman" w:hAnsi="Times New Roman" w:cs="Times New Roman"/>
+                <w:b/>
+                <w:bCs/>
+                <w:color w:val="074F6A" w:themeColor="accent4" w:themeShade="80"/>
+              </w:rPr>
+              <w:t>​</w:t>
+            </w:r>
+            <w:r>
+              <w:rPr>
+                <w:b/>
+                <w:bCs/>
+                <w:color w:val="074F6A" w:themeColor="accent4" w:themeShade="80"/>
+              </w:rPr>
+              <w:t>∧A2</w:t>
+            </w:r>
+            <w:r>
+              <w:rPr>
+                <w:rFonts w:ascii="Times New Roman" w:hAnsi="Times New Roman" w:cs="Times New Roman"/>
+                <w:b/>
+                <w:bCs/>
+                <w:color w:val="074F6A" w:themeColor="accent4" w:themeShade="80"/>
+              </w:rPr>
+              <w:t>​</w:t>
+            </w:r>
+            <w:r>
+              <w:rPr>
+                <w:b/>
+                <w:bCs/>
+                <w:color w:val="074F6A" w:themeColor="accent4" w:themeShade="80"/>
+              </w:rPr>
+              <w:t>∧</w:t>
+            </w:r>
+            <w:r>
+              <w:rPr>
+                <w:rFonts w:ascii="Cambria Math" w:hAnsi="Cambria Math" w:cs="Cambria Math"/>
+                <w:b/>
+                <w:bCs/>
+                <w:color w:val="074F6A" w:themeColor="accent4" w:themeShade="80"/>
+              </w:rPr>
+              <w:t>⋯</w:t>
+            </w:r>
+            <w:r>
+              <w:rPr>
+                <w:b/>
+                <w:bCs/>
+                <w:color w:val="074F6A" w:themeColor="accent4" w:themeShade="80"/>
+              </w:rPr>
+              <w:t>∧An</w:t>
+            </w:r>
+            <w:r>
+              <w:rPr>
+                <w:rFonts w:ascii="Times New Roman" w:hAnsi="Times New Roman" w:cs="Times New Roman"/>
+                <w:b/>
+                <w:bCs/>
+                <w:color w:val="074F6A" w:themeColor="accent4" w:themeShade="80"/>
+              </w:rPr>
+              <w:t>​</w:t>
+            </w:r>
+          </w:p>
+        </w:tc>
+        <w:tc>
+          <w:tcPr>
+            <w:tcW w:w="3485" w:type="dxa"/>
+          </w:tcPr>
+          <w:p>
+            <w:pPr>
+              <w:jc w:val="center"/>
+              <w:rPr>
+                <w:rFonts w:hint="eastAsia"/>
+              </w:rPr>
+            </w:pPr>
+            <w:r>
+              <w:rPr>
+                <w:rFonts w:hint="eastAsia"/>
+                <w:b/>
+                <w:bCs/>
+                <w:color w:val="074F6A" w:themeColor="accent4" w:themeShade="80"/>
+              </w:rPr>
+              <w:t>C</w:t>
+            </w:r>
+          </w:p>
+        </w:tc>
+        <w:tc>
+          <w:tcPr>
+            <w:tcW w:w="3486" w:type="dxa"/>
+          </w:tcPr>
+          <w:p>
+            <w:pPr>
+              <w:jc w:val="center"/>
+              <w:rPr>
+                <w:rFonts w:hint="eastAsia"/>
+              </w:rPr>
+            </w:pPr>
+            <w:r>
+              <w:rPr>
+                <w:b/>
+                <w:bCs/>
+                <w:color w:val="074F6A" w:themeColor="accent4" w:themeShade="80"/>
+              </w:rPr>
+              <w:t>(A1</w:t>
+            </w:r>
+            <w:r>
+              <w:rPr>
+                <w:rFonts w:ascii="Times New Roman" w:hAnsi="Times New Roman" w:cs="Times New Roman"/>
+                <w:b/>
+                <w:bCs/>
+                <w:color w:val="074F6A" w:themeColor="accent4" w:themeShade="80"/>
+              </w:rPr>
+              <w:t>​</w:t>
+            </w:r>
+            <w:r>
+              <w:rPr>
+                <w:b/>
+                <w:bCs/>
+                <w:color w:val="074F6A" w:themeColor="accent4" w:themeShade="80"/>
+              </w:rPr>
+              <w:t>∧A2</w:t>
+            </w:r>
+            <w:r>
+              <w:rPr>
+                <w:rFonts w:ascii="Times New Roman" w:hAnsi="Times New Roman" w:cs="Times New Roman"/>
+                <w:b/>
+                <w:bCs/>
+                <w:color w:val="074F6A" w:themeColor="accent4" w:themeShade="80"/>
+              </w:rPr>
+              <w:t>​</w:t>
+            </w:r>
+            <w:r>
+              <w:rPr>
+                <w:b/>
+                <w:bCs/>
+                <w:color w:val="074F6A" w:themeColor="accent4" w:themeShade="80"/>
+              </w:rPr>
+              <w:t>∧</w:t>
+            </w:r>
+            <w:r>
+              <w:rPr>
+                <w:rFonts w:ascii="Cambria Math" w:hAnsi="Cambria Math" w:cs="Cambria Math"/>
+                <w:b/>
+                <w:bCs/>
+                <w:color w:val="074F6A" w:themeColor="accent4" w:themeShade="80"/>
+              </w:rPr>
+              <w:t>⋯</w:t>
+            </w:r>
+            <w:r>
+              <w:rPr>
+                <w:b/>
+                <w:bCs/>
+                <w:color w:val="074F6A" w:themeColor="accent4" w:themeShade="80"/>
+              </w:rPr>
+              <w:t>∧An</w:t>
+            </w:r>
+            <w:r>
+              <w:rPr>
+                <w:rFonts w:ascii="Times New Roman" w:hAnsi="Times New Roman" w:cs="Times New Roman"/>
+                <w:b/>
+                <w:bCs/>
+                <w:color w:val="074F6A" w:themeColor="accent4" w:themeShade="80"/>
+              </w:rPr>
+              <w:t>​</w:t>
+            </w:r>
+            <w:r>
+              <w:rPr>
+                <w:b/>
+                <w:bCs/>
+                <w:color w:val="074F6A" w:themeColor="accent4" w:themeShade="80"/>
+              </w:rPr>
+              <w:t>)</w:t>
+            </w:r>
+            <w:r>
+              <w:rPr>
+                <w:rFonts w:ascii="Cambria Math" w:hAnsi="Cambria Math" w:cs="Cambria Math"/>
+                <w:b/>
+                <w:bCs/>
+                <w:color w:val="074F6A" w:themeColor="accent4" w:themeShade="80"/>
+              </w:rPr>
+              <w:t>⇒</w:t>
+            </w:r>
+            <w:r>
+              <w:rPr>
+                <w:b/>
+                <w:bCs/>
+                <w:color w:val="074F6A" w:themeColor="accent4" w:themeShade="80"/>
+              </w:rPr>
+              <w:t>C</w:t>
+            </w:r>
+          </w:p>
+        </w:tc>
+      </w:tr>
+      <w:tr>
+        <w:tc>
+          <w:tcPr>
+            <w:tcW w:w="3485" w:type="dxa"/>
+          </w:tcPr>
+          <w:p>
+            <w:pPr>
+              <w:jc w:val="center"/>
+              <w:rPr>
+                <w:rFonts w:hint="eastAsia"/>
+              </w:rPr>
+            </w:pPr>
+            <w:r>
+              <w:rPr>
+                <w:rFonts w:hint="eastAsia"/>
+              </w:rPr>
+              <w:t>T</w:t>
+            </w:r>
+          </w:p>
+        </w:tc>
+        <w:tc>
+          <w:tcPr>
+            <w:tcW w:w="3485" w:type="dxa"/>
+          </w:tcPr>
+          <w:p>
+            <w:pPr>
+              <w:jc w:val="center"/>
+              <w:rPr>
+                <w:rFonts w:hint="eastAsia"/>
+              </w:rPr>
+            </w:pPr>
+            <w:r>
+              <w:rPr>
+                <w:rFonts w:hint="eastAsia"/>
+              </w:rPr>
+              <w:t>T</w:t>
+            </w:r>
+          </w:p>
+        </w:tc>
+        <w:tc>
+          <w:tcPr>
+            <w:tcW w:w="3486" w:type="dxa"/>
+          </w:tcPr>
+          <w:p>
+            <w:pPr>
+              <w:jc w:val="center"/>
+              <w:rPr>
+                <w:rFonts w:hint="eastAsia"/>
+              </w:rPr>
+            </w:pPr>
+            <w:r>
+              <w:rPr>
+                <w:rFonts w:hint="eastAsia"/>
+              </w:rPr>
+              <w:t>T</w:t>
+            </w:r>
+          </w:p>
+        </w:tc>
+      </w:tr>
+      <w:tr>
+        <w:tc>
+          <w:tcPr>
+            <w:tcW w:w="3485" w:type="dxa"/>
+          </w:tcPr>
+          <w:p>
+            <w:pPr>
+              <w:jc w:val="center"/>
+              <w:rPr>
+                <w:rFonts w:hint="eastAsia"/>
+              </w:rPr>
+            </w:pPr>
+            <w:r>
+              <w:t>当</w:t>
+            </w:r>
+            <w:r>
+              <w:t>A1</w:t>
+            </w:r>
+            <w:r>
+              <w:rPr>
+                <w:rFonts w:ascii="Times New Roman" w:hAnsi="Times New Roman" w:cs="Times New Roman"/>
+              </w:rPr>
+              <w:t>​</w:t>
+            </w:r>
+            <w:r>
+              <w:t>,A2</w:t>
+            </w:r>
+            <w:r>
+              <w:rPr>
+                <w:rFonts w:ascii="Times New Roman" w:hAnsi="Times New Roman" w:cs="Times New Roman"/>
+              </w:rPr>
+              <w:t>​</w:t>
+            </w:r>
+            <w:r>
+              <w:t>,…,An</w:t>
+            </w:r>
+            <w:r>
+              <w:t>全部为真</w:t>
+            </w:r>
+          </w:p>
+        </w:tc>
+        <w:tc>
+          <w:tcPr>
+            <w:tcW w:w="3485" w:type="dxa"/>
+          </w:tcPr>
+          <w:p>
+            <w:pPr>
+              <w:ind w:firstLineChars="400" w:firstLine="840"/>
+              <w:jc w:val="left"/>
+              <w:rPr>
+                <w:rFonts w:hint="eastAsia"/>
+              </w:rPr>
+            </w:pPr>
+            <w:r>
+              <w:t>conclusion</w:t>
+            </w:r>
+            <w:r>
+              <w:rPr>
+                <w:rFonts w:hint="eastAsia"/>
+              </w:rPr>
+              <w:t xml:space="preserve"> </w:t>
+            </w:r>
+            <w:r>
+              <w:t>C</w:t>
+            </w:r>
+            <w:r>
+              <w:t>也为真</w:t>
+            </w:r>
+          </w:p>
+        </w:tc>
+        <w:tc>
+          <w:tcPr>
+            <w:tcW w:w="3486" w:type="dxa"/>
+          </w:tcPr>
+          <w:p>
+            <w:pPr>
+              <w:jc w:val="left"/>
+              <w:rPr>
+                <w:rFonts w:hint="eastAsia"/>
+              </w:rPr>
+            </w:pPr>
+            <w:r>
+              <w:rPr>
+                <w:rFonts w:hint="eastAsia"/>
+              </w:rPr>
+              <w:t xml:space="preserve">          A=&gt;B  TT为真               </w:t>
+            </w:r>
+          </w:p>
+        </w:tc>
+      </w:tr>
+    </w:tbl>
+    <w:p>
+      <w:pPr>
+        <w:jc w:val="left"/>
+        <w:rPr>
+          <w:rFonts w:hint="eastAsia"/>
+        </w:rPr>
+      </w:pPr>
+    </w:p>
+    <w:p>
+      <w:pPr>
+        <w:numPr>
+          <w:ilvl w:val="0"/>
+          <w:numId w:val="14"/>
+        </w:numPr>
+        <w:spacing w:line="360" w:lineRule="auto"/>
+        <w:jc w:val="left"/>
+        <w:rPr>
+          <w:b/>
+          <w:bCs/>
+          <w:color w:val="074F6A" w:themeColor="accent4" w:themeShade="80"/>
+        </w:rPr>
+      </w:pPr>
+      <w:r>
+        <w:rPr>
+          <w:b/>
+          <w:bCs/>
+          <w:color w:val="074F6A" w:themeColor="accent4" w:themeShade="80"/>
+        </w:rPr>
+        <w:t>Valid 管的是推</w:t>
+      </w:r>
+      <w:r>
+        <w:rPr>
+          <w:rFonts w:hint="eastAsia"/>
+          <w:b/>
+          <w:bCs/>
+          <w:color w:val="074F6A" w:themeColor="accent4" w:themeShade="80"/>
+        </w:rPr>
+        <w:t>的</w:t>
+      </w:r>
+      <w:r>
+        <w:rPr>
+          <w:rFonts w:hint="eastAsia"/>
+          <w:b/>
+          <w:bCs/>
+          <w:color w:val="074F6A" w:themeColor="accent4" w:themeShade="80"/>
+        </w:rPr>
+        <w:t>形式对不对</w:t>
+      </w:r>
+      <w:r>
+        <w:rPr>
+          <w:b/>
+          <w:bCs/>
+          <w:color w:val="074F6A" w:themeColor="accent4" w:themeShade="80"/>
+        </w:rPr>
+        <w:t>，不</w:t>
+      </w:r>
+      <w:r>
+        <w:rPr>
+          <w:rFonts w:hint="eastAsia"/>
+          <w:b/>
+          <w:bCs/>
+          <w:color w:val="074F6A" w:themeColor="accent4" w:themeShade="80"/>
+        </w:rPr>
+        <w:t>负责</w:t>
+      </w:r>
+      <w:r>
+        <w:rPr>
+          <w:rFonts w:hint="eastAsia"/>
+          <w:b/>
+          <w:bCs/>
+          <w:color w:val="074F6A" w:themeColor="accent4" w:themeShade="80"/>
+        </w:rPr>
+        <w:t>前提的真实性</w:t>
+      </w:r>
+      <w:r>
+        <w:rPr>
+          <w:rFonts w:hint="eastAsia"/>
+          <w:b/>
+          <w:bCs/>
+          <w:color w:val="074F6A" w:themeColor="accent4" w:themeShade="80"/>
+        </w:rPr>
+        <w:t>。</w:t>
+      </w:r>
+    </w:p>
+    <w:p>
+      <w:pPr>
+        <w:spacing w:line="360" w:lineRule="auto"/>
+        <w:ind w:left="720"/>
+        <w:jc w:val="left"/>
+        <w:rPr>
+          <w:rFonts w:hint="eastAsia"/>
+          <w:color w:val="074F6A" w:themeColor="accent4" w:themeShade="80"/>
+        </w:rPr>
+      </w:pPr>
+      <w:r>
+        <w:rPr>
+          <w:color w:val="074F6A" w:themeColor="accent4" w:themeShade="80"/>
+        </w:rPr>
+        <w:t>premises</w:t>
+      </w:r>
+      <w:r>
+        <w:rPr>
+          <w:color w:val="074F6A" w:themeColor="accent4" w:themeShade="80"/>
+        </w:rPr>
+        <w:t xml:space="preserve"> </w:t>
+      </w:r>
+      <w:r>
+        <w:rPr>
+          <w:color w:val="074F6A" w:themeColor="accent4" w:themeShade="80"/>
+        </w:rPr>
+        <w:t>1：</w:t>
+      </w:r>
+      <w:r>
+        <w:rPr>
+          <w:rFonts w:hint="eastAsia"/>
+          <w:color w:val="074F6A" w:themeColor="accent4" w:themeShade="80"/>
+        </w:rPr>
+        <w:t xml:space="preserve">  </w:t>
+      </w:r>
+      <w:r>
+        <w:rPr>
+          <w:color w:val="074F6A" w:themeColor="accent4" w:themeShade="80"/>
+        </w:rPr>
+        <w:t>所有的猫都是狗。</w:t>
+      </w:r>
+      <w:r>
+        <w:rPr>
+          <w:rFonts w:hint="eastAsia"/>
+          <w:color w:val="074F6A" w:themeColor="accent4" w:themeShade="80"/>
+        </w:rPr>
+        <w:t xml:space="preserve">                 A1 = T</w:t>
+      </w:r>
+    </w:p>
+    <w:p>
+      <w:pPr>
+        <w:spacing w:line="360" w:lineRule="auto"/>
+        <w:ind w:left="720"/>
+        <w:jc w:val="left"/>
+        <w:rPr>
+          <w:rFonts w:hint="eastAsia"/>
+          <w:color w:val="074F6A" w:themeColor="accent4" w:themeShade="80"/>
+        </w:rPr>
+      </w:pPr>
+      <w:r>
+        <w:rPr>
+          <w:color w:val="074F6A" w:themeColor="accent4" w:themeShade="80"/>
+        </w:rPr>
+        <w:t>premises</w:t>
+      </w:r>
+      <w:r>
+        <w:rPr>
+          <w:color w:val="074F6A" w:themeColor="accent4" w:themeShade="80"/>
+        </w:rPr>
+        <w:t xml:space="preserve"> </w:t>
+      </w:r>
+      <w:r>
+        <w:rPr>
+          <w:color w:val="074F6A" w:themeColor="accent4" w:themeShade="80"/>
+        </w:rPr>
+        <w:t>2：</w:t>
+      </w:r>
+      <w:r>
+        <w:rPr>
+          <w:rFonts w:hint="eastAsia"/>
+          <w:color w:val="074F6A" w:themeColor="accent4" w:themeShade="80"/>
+        </w:rPr>
+        <w:t xml:space="preserve">  </w:t>
+      </w:r>
+      <w:r>
+        <w:rPr>
+          <w:color w:val="074F6A" w:themeColor="accent4" w:themeShade="80"/>
+        </w:rPr>
+        <w:t>所有的狗都是哺乳动物。</w:t>
+      </w:r>
+      <w:r>
+        <w:rPr>
+          <w:rFonts w:hint="eastAsia"/>
+          <w:color w:val="074F6A" w:themeColor="accent4" w:themeShade="80"/>
+        </w:rPr>
+        <w:t xml:space="preserve">      A2 = T</w:t>
+      </w:r>
+    </w:p>
+    <w:p>
+      <w:pPr>
+        <w:spacing w:line="360" w:lineRule="auto"/>
+        <w:ind w:left="720"/>
+        <w:jc w:val="left"/>
+        <w:rPr>
+          <w:color w:val="074F6A" w:themeColor="accent4" w:themeShade="80"/>
+        </w:rPr>
+      </w:pPr>
+      <w:r>
+        <w:rPr>
+          <w:color w:val="074F6A" w:themeColor="accent4" w:themeShade="80"/>
+        </w:rPr>
+        <w:t>conclusion</w:t>
+      </w:r>
+      <w:r>
+        <w:rPr>
+          <w:rFonts w:hint="eastAsia"/>
+          <w:color w:val="074F6A" w:themeColor="accent4" w:themeShade="80"/>
+        </w:rPr>
+        <w:t xml:space="preserve">  </w:t>
+      </w:r>
+      <w:r>
+        <w:rPr>
+          <w:color w:val="074F6A" w:themeColor="accent4" w:themeShade="80"/>
+        </w:rPr>
+        <w:t>：所有的猫都是哺乳动物。</w:t>
+      </w:r>
+      <w:r>
+        <w:rPr>
+          <w:rFonts w:hint="eastAsia"/>
+          <w:color w:val="074F6A" w:themeColor="accent4" w:themeShade="80"/>
+        </w:rPr>
+        <w:t xml:space="preserve">    </w:t>
+      </w:r>
+      <w:r>
+        <w:rPr>
+          <w:color w:val="074F6A" w:themeColor="accent4" w:themeShade="80"/>
+        </w:rPr>
+        <w:t>∴C</w:t>
+      </w:r>
+      <w:r>
+        <w:rPr>
+          <w:rFonts w:hint="eastAsia"/>
+          <w:color w:val="074F6A" w:themeColor="accent4" w:themeShade="80"/>
+        </w:rPr>
+        <w:t xml:space="preserve"> = T   </w:t>
+      </w:r>
+      <w:r>
+        <w:rPr>
+          <w:rFonts w:hint="eastAsia"/>
+          <w:color w:val="074F6A" w:themeColor="accent4" w:themeShade="80"/>
+        </w:rPr>
+        <w:t xml:space="preserve"> </w:t>
+      </w:r>
+      <w:r>
+        <w:rPr>
+          <w:rFonts w:hint="eastAsia"/>
+          <w:color w:val="074F6A" w:themeColor="accent4" w:themeShade="80"/>
+        </w:rPr>
+        <w:t xml:space="preserve"> </w:t>
+      </w:r>
+    </w:p>
+    <w:p>
+      <w:pPr>
+        <w:spacing w:line="360" w:lineRule="auto"/>
+        <w:ind w:left="720"/>
+        <w:jc w:val="left"/>
+        <w:rPr>
+          <w:rFonts w:hint="eastAsia"/>
+          <w:color w:val="074F6A" w:themeColor="accent4" w:themeShade="80"/>
+        </w:rPr>
+      </w:pPr>
+      <w:r>
+        <w:rPr>
+          <w:rFonts w:hint="eastAsia"/>
+          <w:color w:val="074F6A" w:themeColor="accent4" w:themeShade="80"/>
+        </w:rPr>
+        <w:t>该Argument是valid的，但不合逻辑。因为Valid负责推导形式（A1</w:t>
+      </w:r>
+      <w:r>
+        <w:rPr>
+          <w:color w:val="074F6A" w:themeColor="accent4" w:themeShade="80"/>
+        </w:rPr>
+        <w:t>…</w:t>
+      </w:r>
+      <w:r>
+        <w:rPr>
+          <w:rFonts w:hint="eastAsia"/>
+          <w:color w:val="074F6A" w:themeColor="accent4" w:themeShade="80"/>
+        </w:rPr>
+        <w:t>An为真，C为真）对不对，但不负责A1</w:t>
+      </w:r>
+      <w:r>
+        <w:rPr>
+          <w:color w:val="074F6A" w:themeColor="accent4" w:themeShade="80"/>
+        </w:rPr>
+        <w:t>…</w:t>
+      </w:r>
+      <w:r>
+        <w:rPr>
+          <w:rFonts w:hint="eastAsia"/>
+          <w:color w:val="074F6A" w:themeColor="accent4" w:themeShade="80"/>
+        </w:rPr>
+        <w:t>An的逻辑真实性</w:t>
+      </w:r>
+      <w:r>
+        <w:rPr>
+          <w:rFonts w:hint="eastAsia"/>
+          <w:color w:val="074F6A" w:themeColor="accent4" w:themeShade="80"/>
+        </w:rPr>
+        <w:t>。</w:t>
+      </w:r>
     </w:p>
     <w:sectPr>
       <w:pgSz w:w="11906" w:h="16838"/>
@@ -9075,16 +16098,16 @@
     </w:lvl>
   </w:abstractNum>
   <w:abstractNum w:abstractNumId="1" w15:restartNumberingAfterBreak="0">
-    <w:nsid w:val="15E23631"/>
+    <w:nsid w:val="12D065D4"/>
     <w:multiLevelType w:val="hybridMultilevel"/>
-    <w:tmpl w:val="5AEECDA4"/>
-    <w:lvl w:ilvl="0" w:tplc="90D00A38">
+    <w:tmpl w:val="2F1A4D1C"/>
+    <w:lvl w:ilvl="0" w:tplc="49CA5084">
       <w:start w:val="1"/>
       <w:numFmt w:val="decimal"/>
       <w:lvlText w:val="%1."/>
       <w:lvlJc w:val="left"/>
       <w:pPr>
-        <w:ind w:left="360" w:hanging="360"/>
+        <w:ind w:left="480" w:hanging="360"/>
       </w:pPr>
       <w:rPr>
         <w:rFonts w:hint="default"/>
@@ -9096,7 +16119,7 @@
       <w:lvlText w:val="%2)"/>
       <w:lvlJc w:val="left"/>
       <w:pPr>
-        <w:ind w:left="880" w:hanging="440"/>
+        <w:ind w:left="1000" w:hanging="440"/>
       </w:pPr>
     </w:lvl>
     <w:lvl w:ilvl="2" w:tplc="0409001B" w:tentative="1">
@@ -9105,7 +16128,7 @@
       <w:lvlText w:val="%3."/>
       <w:lvlJc w:val="right"/>
       <w:pPr>
-        <w:ind w:left="1320" w:hanging="440"/>
+        <w:ind w:left="1440" w:hanging="440"/>
       </w:pPr>
     </w:lvl>
     <w:lvl w:ilvl="3" w:tplc="0409000F" w:tentative="1">
@@ -9114,7 +16137,7 @@
       <w:lvlText w:val="%4."/>
       <w:lvlJc w:val="left"/>
       <w:pPr>
-        <w:ind w:left="1760" w:hanging="440"/>
+        <w:ind w:left="1880" w:hanging="440"/>
       </w:pPr>
     </w:lvl>
     <w:lvl w:ilvl="4" w:tplc="04090019" w:tentative="1">
@@ -9123,7 +16146,7 @@
       <w:lvlText w:val="%5)"/>
       <w:lvlJc w:val="left"/>
       <w:pPr>
-        <w:ind w:left="2200" w:hanging="440"/>
+        <w:ind w:left="2320" w:hanging="440"/>
       </w:pPr>
     </w:lvl>
     <w:lvl w:ilvl="5" w:tplc="0409001B" w:tentative="1">
@@ -9132,7 +16155,7 @@
       <w:lvlText w:val="%6."/>
       <w:lvlJc w:val="right"/>
       <w:pPr>
-        <w:ind w:left="2640" w:hanging="440"/>
+        <w:ind w:left="2760" w:hanging="440"/>
       </w:pPr>
     </w:lvl>
     <w:lvl w:ilvl="6" w:tplc="0409000F" w:tentative="1">
@@ -9141,7 +16164,7 @@
       <w:lvlText w:val="%7."/>
       <w:lvlJc w:val="left"/>
       <w:pPr>
-        <w:ind w:left="3080" w:hanging="440"/>
+        <w:ind w:left="3200" w:hanging="440"/>
       </w:pPr>
     </w:lvl>
     <w:lvl w:ilvl="7" w:tplc="04090019" w:tentative="1">
@@ -9150,7 +16173,7 @@
       <w:lvlText w:val="%8)"/>
       <w:lvlJc w:val="left"/>
       <w:pPr>
-        <w:ind w:left="3520" w:hanging="440"/>
+        <w:ind w:left="3640" w:hanging="440"/>
       </w:pPr>
     </w:lvl>
     <w:lvl w:ilvl="8" w:tplc="0409001B" w:tentative="1">
@@ -9159,15 +16182,15 @@
       <w:lvlText w:val="%9."/>
       <w:lvlJc w:val="right"/>
       <w:pPr>
-        <w:ind w:left="3960" w:hanging="440"/>
+        <w:ind w:left="4080" w:hanging="440"/>
       </w:pPr>
     </w:lvl>
   </w:abstractNum>
   <w:abstractNum w:abstractNumId="2" w15:restartNumberingAfterBreak="0">
-    <w:nsid w:val="1DD52405"/>
+    <w:nsid w:val="15E23631"/>
     <w:multiLevelType w:val="hybridMultilevel"/>
-    <w:tmpl w:val="261A0450"/>
-    <w:lvl w:ilvl="0" w:tplc="A9A6E1CE">
+    <w:tmpl w:val="5AEECDA4"/>
+    <w:lvl w:ilvl="0" w:tplc="90D00A38">
       <w:start w:val="1"/>
       <w:numFmt w:val="decimal"/>
       <w:lvlText w:val="%1."/>
@@ -9253,96 +16276,123 @@
     </w:lvl>
   </w:abstractNum>
   <w:abstractNum w:abstractNumId="3" w15:restartNumberingAfterBreak="0">
-    <w:nsid w:val="3B475DB4"/>
-    <w:multiLevelType w:val="hybridMultilevel"/>
-    <w:tmpl w:val="1562C4A2"/>
-    <w:lvl w:ilvl="0" w:tplc="0409000F">
+    <w:nsid w:val="1D806357"/>
+    <w:multiLevelType w:val="multilevel"/>
+    <w:tmpl w:val="0409001F"/>
+    <w:lvl w:ilvl="0">
       <w:start w:val="1"/>
       <w:numFmt w:val="decimal"/>
       <w:lvlText w:val="%1."/>
       <w:lvlJc w:val="left"/>
       <w:pPr>
-        <w:ind w:left="440" w:hanging="440"/>
-      </w:pPr>
+        <w:ind w:left="425" w:hanging="425"/>
+      </w:pPr>
+      <w:rPr>
+        <w:rFonts w:hint="default"/>
+      </w:rPr>
     </w:lvl>
-    <w:lvl w:ilvl="1" w:tplc="04090019" w:tentative="1">
-      <w:start w:val="1"/>
-      <w:numFmt w:val="lowerLetter"/>
-      <w:lvlText w:val="%2)"/>
-      <w:lvlJc w:val="left"/>
-      <w:pPr>
-        <w:ind w:left="880" w:hanging="440"/>
-      </w:pPr>
-    </w:lvl>
-    <w:lvl w:ilvl="2" w:tplc="0409001B" w:tentative="1">
-      <w:start w:val="1"/>
-      <w:numFmt w:val="lowerRoman"/>
-      <w:lvlText w:val="%3."/>
-      <w:lvlJc w:val="right"/>
-      <w:pPr>
-        <w:ind w:left="1320" w:hanging="440"/>
-      </w:pPr>
-    </w:lvl>
-    <w:lvl w:ilvl="3" w:tplc="0409000F" w:tentative="1">
+    <w:lvl w:ilvl="1">
       <w:start w:val="1"/>
       <w:numFmt w:val="decimal"/>
-      <w:lvlText w:val="%4."/>
+      <w:lvlText w:val="%1.%2."/>
       <w:lvlJc w:val="left"/>
       <w:pPr>
-        <w:ind w:left="1760" w:hanging="440"/>
-      </w:pPr>
+        <w:ind w:left="567" w:hanging="567"/>
+      </w:pPr>
+      <w:rPr>
+        <w:rFonts w:hint="default"/>
+      </w:rPr>
     </w:lvl>
-    <w:lvl w:ilvl="4" w:tplc="04090019" w:tentative="1">
-      <w:start w:val="1"/>
-      <w:numFmt w:val="lowerLetter"/>
-      <w:lvlText w:val="%5)"/>
-      <w:lvlJc w:val="left"/>
-      <w:pPr>
-        <w:ind w:left="2200" w:hanging="440"/>
-      </w:pPr>
-    </w:lvl>
-    <w:lvl w:ilvl="5" w:tplc="0409001B" w:tentative="1">
-      <w:start w:val="1"/>
-      <w:numFmt w:val="lowerRoman"/>
-      <w:lvlText w:val="%6."/>
-      <w:lvlJc w:val="right"/>
-      <w:pPr>
-        <w:ind w:left="2640" w:hanging="440"/>
-      </w:pPr>
-    </w:lvl>
-    <w:lvl w:ilvl="6" w:tplc="0409000F" w:tentative="1">
+    <w:lvl w:ilvl="2">
       <w:start w:val="1"/>
       <w:numFmt w:val="decimal"/>
-      <w:lvlText w:val="%7."/>
+      <w:lvlText w:val="%1.%2.%3."/>
       <w:lvlJc w:val="left"/>
       <w:pPr>
-        <w:ind w:left="3080" w:hanging="440"/>
-      </w:pPr>
+        <w:ind w:left="709" w:hanging="709"/>
+      </w:pPr>
+      <w:rPr>
+        <w:rFonts w:hint="default"/>
+      </w:rPr>
     </w:lvl>
-    <w:lvl w:ilvl="7" w:tplc="04090019" w:tentative="1">
+    <w:lvl w:ilvl="3">
       <w:start w:val="1"/>
-      <w:numFmt w:val="lowerLetter"/>
-      <w:lvlText w:val="%8)"/>
+      <w:numFmt w:val="decimal"/>
+      <w:lvlText w:val="%1.%2.%3.%4."/>
       <w:lvlJc w:val="left"/>
       <w:pPr>
-        <w:ind w:left="3520" w:hanging="440"/>
-      </w:pPr>
+        <w:ind w:left="851" w:hanging="851"/>
+      </w:pPr>
+      <w:rPr>
+        <w:rFonts w:hint="default"/>
+      </w:rPr>
     </w:lvl>
-    <w:lvl w:ilvl="8" w:tplc="0409001B" w:tentative="1">
+    <w:lvl w:ilvl="4">
       <w:start w:val="1"/>
-      <w:numFmt w:val="lowerRoman"/>
-      <w:lvlText w:val="%9."/>
-      <w:lvlJc w:val="right"/>
-      <w:pPr>
-        <w:ind w:left="3960" w:hanging="440"/>
-      </w:pPr>
+      <w:numFmt w:val="decimal"/>
+      <w:lvlText w:val="%1.%2.%3.%4.%5."/>
+      <w:lvlJc w:val="left"/>
+      <w:pPr>
+        <w:ind w:left="992" w:hanging="992"/>
+      </w:pPr>
+      <w:rPr>
+        <w:rFonts w:hint="default"/>
+      </w:rPr>
+    </w:lvl>
+    <w:lvl w:ilvl="5">
+      <w:start w:val="1"/>
+      <w:numFmt w:val="decimal"/>
+      <w:lvlText w:val="%1.%2.%3.%4.%5.%6."/>
+      <w:lvlJc w:val="left"/>
+      <w:pPr>
+        <w:ind w:left="1134" w:hanging="1134"/>
+      </w:pPr>
+      <w:rPr>
+        <w:rFonts w:hint="default"/>
+      </w:rPr>
+    </w:lvl>
+    <w:lvl w:ilvl="6">
+      <w:start w:val="1"/>
+      <w:numFmt w:val="decimal"/>
+      <w:lvlText w:val="%1.%2.%3.%4.%5.%6.%7."/>
+      <w:lvlJc w:val="left"/>
+      <w:pPr>
+        <w:ind w:left="1276" w:hanging="1276"/>
+      </w:pPr>
+      <w:rPr>
+        <w:rFonts w:hint="default"/>
+      </w:rPr>
+    </w:lvl>
+    <w:lvl w:ilvl="7">
+      <w:start w:val="1"/>
+      <w:numFmt w:val="decimal"/>
+      <w:lvlText w:val="%1.%2.%3.%4.%5.%6.%7.%8."/>
+      <w:lvlJc w:val="left"/>
+      <w:pPr>
+        <w:ind w:left="1418" w:hanging="1418"/>
+      </w:pPr>
+      <w:rPr>
+        <w:rFonts w:hint="default"/>
+      </w:rPr>
+    </w:lvl>
+    <w:lvl w:ilvl="8">
+      <w:start w:val="1"/>
+      <w:numFmt w:val="decimal"/>
+      <w:lvlText w:val="%1.%2.%3.%4.%5.%6.%7.%8.%9."/>
+      <w:lvlJc w:val="left"/>
+      <w:pPr>
+        <w:ind w:left="1559" w:hanging="1559"/>
+      </w:pPr>
+      <w:rPr>
+        <w:rFonts w:hint="default"/>
+      </w:rPr>
     </w:lvl>
   </w:abstractNum>
   <w:abstractNum w:abstractNumId="4" w15:restartNumberingAfterBreak="0">
-    <w:nsid w:val="3EB55B4C"/>
+    <w:nsid w:val="1DD52405"/>
     <w:multiLevelType w:val="hybridMultilevel"/>
-    <w:tmpl w:val="A8AC6B46"/>
-    <w:lvl w:ilvl="0" w:tplc="5A04C64A">
+    <w:tmpl w:val="261A0450"/>
+    <w:lvl w:ilvl="0" w:tplc="A9A6E1CE">
       <w:start w:val="1"/>
       <w:numFmt w:val="decimal"/>
       <w:lvlText w:val="%1."/>
@@ -9428,7 +16478,182 @@
     </w:lvl>
   </w:abstractNum>
   <w:abstractNum w:abstractNumId="5" w15:restartNumberingAfterBreak="0">
-    <w:nsid w:val="5D142187"/>
+    <w:nsid w:val="3B475DB4"/>
+    <w:multiLevelType w:val="hybridMultilevel"/>
+    <w:tmpl w:val="1562C4A2"/>
+    <w:lvl w:ilvl="0" w:tplc="0409000F">
+      <w:start w:val="1"/>
+      <w:numFmt w:val="decimal"/>
+      <w:lvlText w:val="%1."/>
+      <w:lvlJc w:val="left"/>
+      <w:pPr>
+        <w:ind w:left="440" w:hanging="440"/>
+      </w:pPr>
+    </w:lvl>
+    <w:lvl w:ilvl="1" w:tplc="04090019" w:tentative="1">
+      <w:start w:val="1"/>
+      <w:numFmt w:val="lowerLetter"/>
+      <w:lvlText w:val="%2)"/>
+      <w:lvlJc w:val="left"/>
+      <w:pPr>
+        <w:ind w:left="880" w:hanging="440"/>
+      </w:pPr>
+    </w:lvl>
+    <w:lvl w:ilvl="2" w:tplc="0409001B" w:tentative="1">
+      <w:start w:val="1"/>
+      <w:numFmt w:val="lowerRoman"/>
+      <w:lvlText w:val="%3."/>
+      <w:lvlJc w:val="right"/>
+      <w:pPr>
+        <w:ind w:left="1320" w:hanging="440"/>
+      </w:pPr>
+    </w:lvl>
+    <w:lvl w:ilvl="3" w:tplc="0409000F" w:tentative="1">
+      <w:start w:val="1"/>
+      <w:numFmt w:val="decimal"/>
+      <w:lvlText w:val="%4."/>
+      <w:lvlJc w:val="left"/>
+      <w:pPr>
+        <w:ind w:left="1760" w:hanging="440"/>
+      </w:pPr>
+    </w:lvl>
+    <w:lvl w:ilvl="4" w:tplc="04090019" w:tentative="1">
+      <w:start w:val="1"/>
+      <w:numFmt w:val="lowerLetter"/>
+      <w:lvlText w:val="%5)"/>
+      <w:lvlJc w:val="left"/>
+      <w:pPr>
+        <w:ind w:left="2200" w:hanging="440"/>
+      </w:pPr>
+    </w:lvl>
+    <w:lvl w:ilvl="5" w:tplc="0409001B" w:tentative="1">
+      <w:start w:val="1"/>
+      <w:numFmt w:val="lowerRoman"/>
+      <w:lvlText w:val="%6."/>
+      <w:lvlJc w:val="right"/>
+      <w:pPr>
+        <w:ind w:left="2640" w:hanging="440"/>
+      </w:pPr>
+    </w:lvl>
+    <w:lvl w:ilvl="6" w:tplc="0409000F" w:tentative="1">
+      <w:start w:val="1"/>
+      <w:numFmt w:val="decimal"/>
+      <w:lvlText w:val="%7."/>
+      <w:lvlJc w:val="left"/>
+      <w:pPr>
+        <w:ind w:left="3080" w:hanging="440"/>
+      </w:pPr>
+    </w:lvl>
+    <w:lvl w:ilvl="7" w:tplc="04090019" w:tentative="1">
+      <w:start w:val="1"/>
+      <w:numFmt w:val="lowerLetter"/>
+      <w:lvlText w:val="%8)"/>
+      <w:lvlJc w:val="left"/>
+      <w:pPr>
+        <w:ind w:left="3520" w:hanging="440"/>
+      </w:pPr>
+    </w:lvl>
+    <w:lvl w:ilvl="8" w:tplc="0409001B" w:tentative="1">
+      <w:start w:val="1"/>
+      <w:numFmt w:val="lowerRoman"/>
+      <w:lvlText w:val="%9."/>
+      <w:lvlJc w:val="right"/>
+      <w:pPr>
+        <w:ind w:left="3960" w:hanging="440"/>
+      </w:pPr>
+    </w:lvl>
+  </w:abstractNum>
+  <w:abstractNum w:abstractNumId="6" w15:restartNumberingAfterBreak="0">
+    <w:nsid w:val="3EB55B4C"/>
+    <w:multiLevelType w:val="hybridMultilevel"/>
+    <w:tmpl w:val="A8AC6B46"/>
+    <w:lvl w:ilvl="0" w:tplc="5A04C64A">
+      <w:start w:val="1"/>
+      <w:numFmt w:val="decimal"/>
+      <w:lvlText w:val="%1."/>
+      <w:lvlJc w:val="left"/>
+      <w:pPr>
+        <w:ind w:left="360" w:hanging="360"/>
+      </w:pPr>
+      <w:rPr>
+        <w:rFonts w:hint="default"/>
+      </w:rPr>
+    </w:lvl>
+    <w:lvl w:ilvl="1" w:tplc="04090019" w:tentative="1">
+      <w:start w:val="1"/>
+      <w:numFmt w:val="lowerLetter"/>
+      <w:lvlText w:val="%2)"/>
+      <w:lvlJc w:val="left"/>
+      <w:pPr>
+        <w:ind w:left="880" w:hanging="440"/>
+      </w:pPr>
+    </w:lvl>
+    <w:lvl w:ilvl="2" w:tplc="0409001B" w:tentative="1">
+      <w:start w:val="1"/>
+      <w:numFmt w:val="lowerRoman"/>
+      <w:lvlText w:val="%3."/>
+      <w:lvlJc w:val="right"/>
+      <w:pPr>
+        <w:ind w:left="1320" w:hanging="440"/>
+      </w:pPr>
+    </w:lvl>
+    <w:lvl w:ilvl="3" w:tplc="0409000F" w:tentative="1">
+      <w:start w:val="1"/>
+      <w:numFmt w:val="decimal"/>
+      <w:lvlText w:val="%4."/>
+      <w:lvlJc w:val="left"/>
+      <w:pPr>
+        <w:ind w:left="1760" w:hanging="440"/>
+      </w:pPr>
+    </w:lvl>
+    <w:lvl w:ilvl="4" w:tplc="04090019" w:tentative="1">
+      <w:start w:val="1"/>
+      <w:numFmt w:val="lowerLetter"/>
+      <w:lvlText w:val="%5)"/>
+      <w:lvlJc w:val="left"/>
+      <w:pPr>
+        <w:ind w:left="2200" w:hanging="440"/>
+      </w:pPr>
+    </w:lvl>
+    <w:lvl w:ilvl="5" w:tplc="0409001B" w:tentative="1">
+      <w:start w:val="1"/>
+      <w:numFmt w:val="lowerRoman"/>
+      <w:lvlText w:val="%6."/>
+      <w:lvlJc w:val="right"/>
+      <w:pPr>
+        <w:ind w:left="2640" w:hanging="440"/>
+      </w:pPr>
+    </w:lvl>
+    <w:lvl w:ilvl="6" w:tplc="0409000F" w:tentative="1">
+      <w:start w:val="1"/>
+      <w:numFmt w:val="decimal"/>
+      <w:lvlText w:val="%7."/>
+      <w:lvlJc w:val="left"/>
+      <w:pPr>
+        <w:ind w:left="3080" w:hanging="440"/>
+      </w:pPr>
+    </w:lvl>
+    <w:lvl w:ilvl="7" w:tplc="04090019" w:tentative="1">
+      <w:start w:val="1"/>
+      <w:numFmt w:val="lowerLetter"/>
+      <w:lvlText w:val="%8)"/>
+      <w:lvlJc w:val="left"/>
+      <w:pPr>
+        <w:ind w:left="3520" w:hanging="440"/>
+      </w:pPr>
+    </w:lvl>
+    <w:lvl w:ilvl="8" w:tplc="0409001B" w:tentative="1">
+      <w:start w:val="1"/>
+      <w:numFmt w:val="lowerRoman"/>
+      <w:lvlText w:val="%9."/>
+      <w:lvlJc w:val="right"/>
+      <w:pPr>
+        <w:ind w:left="3960" w:hanging="440"/>
+      </w:pPr>
+    </w:lvl>
+  </w:abstractNum>
+  <w:abstractNum w:abstractNumId="7" w15:restartNumberingAfterBreak="0">
+    <w:nsid w:val="479550A5"/>
     <w:multiLevelType w:val="multilevel"/>
     <w:tmpl w:val="0409001F"/>
     <w:lvl w:ilvl="0">
@@ -9540,7 +16765,233 @@
       </w:rPr>
     </w:lvl>
   </w:abstractNum>
-  <w:abstractNum w:abstractNumId="6" w15:restartNumberingAfterBreak="0">
+  <w:abstractNum w:abstractNumId="8" w15:restartNumberingAfterBreak="0">
+    <w:nsid w:val="5D142187"/>
+    <w:multiLevelType w:val="multilevel"/>
+    <w:tmpl w:val="0409001F"/>
+    <w:lvl w:ilvl="0">
+      <w:start w:val="1"/>
+      <w:numFmt w:val="decimal"/>
+      <w:lvlText w:val="%1."/>
+      <w:lvlJc w:val="left"/>
+      <w:pPr>
+        <w:ind w:left="425" w:hanging="425"/>
+      </w:pPr>
+      <w:rPr>
+        <w:rFonts w:hint="default"/>
+      </w:rPr>
+    </w:lvl>
+    <w:lvl w:ilvl="1">
+      <w:start w:val="1"/>
+      <w:numFmt w:val="decimal"/>
+      <w:lvlText w:val="%1.%2."/>
+      <w:lvlJc w:val="left"/>
+      <w:pPr>
+        <w:ind w:left="567" w:hanging="567"/>
+      </w:pPr>
+      <w:rPr>
+        <w:rFonts w:hint="default"/>
+      </w:rPr>
+    </w:lvl>
+    <w:lvl w:ilvl="2">
+      <w:start w:val="1"/>
+      <w:numFmt w:val="decimal"/>
+      <w:lvlText w:val="%1.%2.%3."/>
+      <w:lvlJc w:val="left"/>
+      <w:pPr>
+        <w:ind w:left="709" w:hanging="709"/>
+      </w:pPr>
+      <w:rPr>
+        <w:rFonts w:hint="default"/>
+      </w:rPr>
+    </w:lvl>
+    <w:lvl w:ilvl="3">
+      <w:start w:val="1"/>
+      <w:numFmt w:val="decimal"/>
+      <w:lvlText w:val="%1.%2.%3.%4."/>
+      <w:lvlJc w:val="left"/>
+      <w:pPr>
+        <w:ind w:left="851" w:hanging="851"/>
+      </w:pPr>
+      <w:rPr>
+        <w:rFonts w:hint="default"/>
+      </w:rPr>
+    </w:lvl>
+    <w:lvl w:ilvl="4">
+      <w:start w:val="1"/>
+      <w:numFmt w:val="decimal"/>
+      <w:lvlText w:val="%1.%2.%3.%4.%5."/>
+      <w:lvlJc w:val="left"/>
+      <w:pPr>
+        <w:ind w:left="992" w:hanging="992"/>
+      </w:pPr>
+      <w:rPr>
+        <w:rFonts w:hint="default"/>
+      </w:rPr>
+    </w:lvl>
+    <w:lvl w:ilvl="5">
+      <w:start w:val="1"/>
+      <w:numFmt w:val="decimal"/>
+      <w:lvlText w:val="%1.%2.%3.%4.%5.%6."/>
+      <w:lvlJc w:val="left"/>
+      <w:pPr>
+        <w:ind w:left="1134" w:hanging="1134"/>
+      </w:pPr>
+      <w:rPr>
+        <w:rFonts w:hint="default"/>
+      </w:rPr>
+    </w:lvl>
+    <w:lvl w:ilvl="6">
+      <w:start w:val="1"/>
+      <w:numFmt w:val="decimal"/>
+      <w:lvlText w:val="%1.%2.%3.%4.%5.%6.%7."/>
+      <w:lvlJc w:val="left"/>
+      <w:pPr>
+        <w:ind w:left="1276" w:hanging="1276"/>
+      </w:pPr>
+      <w:rPr>
+        <w:rFonts w:hint="default"/>
+      </w:rPr>
+    </w:lvl>
+    <w:lvl w:ilvl="7">
+      <w:start w:val="1"/>
+      <w:numFmt w:val="decimal"/>
+      <w:lvlText w:val="%1.%2.%3.%4.%5.%6.%7.%8."/>
+      <w:lvlJc w:val="left"/>
+      <w:pPr>
+        <w:ind w:left="1418" w:hanging="1418"/>
+      </w:pPr>
+      <w:rPr>
+        <w:rFonts w:hint="default"/>
+      </w:rPr>
+    </w:lvl>
+    <w:lvl w:ilvl="8">
+      <w:start w:val="1"/>
+      <w:numFmt w:val="decimal"/>
+      <w:lvlText w:val="%1.%2.%3.%4.%5.%6.%7.%8.%9."/>
+      <w:lvlJc w:val="left"/>
+      <w:pPr>
+        <w:ind w:left="1559" w:hanging="1559"/>
+      </w:pPr>
+      <w:rPr>
+        <w:rFonts w:hint="default"/>
+      </w:rPr>
+    </w:lvl>
+  </w:abstractNum>
+  <w:abstractNum w:abstractNumId="9" w15:restartNumberingAfterBreak="0">
+    <w:nsid w:val="5FF16C55"/>
+    <w:multiLevelType w:val="hybridMultilevel"/>
+    <w:tmpl w:val="47DAF114"/>
+    <w:lvl w:ilvl="0" w:tplc="04090001">
+      <w:start w:val="1"/>
+      <w:numFmt w:val="bullet"/>
+      <w:lvlText w:val=""/>
+      <w:lvlJc w:val="left"/>
+      <w:pPr>
+        <w:ind w:left="860" w:hanging="440"/>
+      </w:pPr>
+      <w:rPr>
+        <w:rFonts w:ascii="Wingdings" w:hAnsi="Wingdings" w:hint="default"/>
+      </w:rPr>
+    </w:lvl>
+    <w:lvl w:ilvl="1" w:tplc="04090003" w:tentative="1">
+      <w:start w:val="1"/>
+      <w:numFmt w:val="bullet"/>
+      <w:lvlText w:val=""/>
+      <w:lvlJc w:val="left"/>
+      <w:pPr>
+        <w:ind w:left="1300" w:hanging="440"/>
+      </w:pPr>
+      <w:rPr>
+        <w:rFonts w:ascii="Wingdings" w:hAnsi="Wingdings" w:hint="default"/>
+      </w:rPr>
+    </w:lvl>
+    <w:lvl w:ilvl="2" w:tplc="04090005" w:tentative="1">
+      <w:start w:val="1"/>
+      <w:numFmt w:val="bullet"/>
+      <w:lvlText w:val=""/>
+      <w:lvlJc w:val="left"/>
+      <w:pPr>
+        <w:ind w:left="1740" w:hanging="440"/>
+      </w:pPr>
+      <w:rPr>
+        <w:rFonts w:ascii="Wingdings" w:hAnsi="Wingdings" w:hint="default"/>
+      </w:rPr>
+    </w:lvl>
+    <w:lvl w:ilvl="3" w:tplc="04090001" w:tentative="1">
+      <w:start w:val="1"/>
+      <w:numFmt w:val="bullet"/>
+      <w:lvlText w:val=""/>
+      <w:lvlJc w:val="left"/>
+      <w:pPr>
+        <w:ind w:left="2180" w:hanging="440"/>
+      </w:pPr>
+      <w:rPr>
+        <w:rFonts w:ascii="Wingdings" w:hAnsi="Wingdings" w:hint="default"/>
+      </w:rPr>
+    </w:lvl>
+    <w:lvl w:ilvl="4" w:tplc="04090003" w:tentative="1">
+      <w:start w:val="1"/>
+      <w:numFmt w:val="bullet"/>
+      <w:lvlText w:val=""/>
+      <w:lvlJc w:val="left"/>
+      <w:pPr>
+        <w:ind w:left="2620" w:hanging="440"/>
+      </w:pPr>
+      <w:rPr>
+        <w:rFonts w:ascii="Wingdings" w:hAnsi="Wingdings" w:hint="default"/>
+      </w:rPr>
+    </w:lvl>
+    <w:lvl w:ilvl="5" w:tplc="04090005" w:tentative="1">
+      <w:start w:val="1"/>
+      <w:numFmt w:val="bullet"/>
+      <w:lvlText w:val=""/>
+      <w:lvlJc w:val="left"/>
+      <w:pPr>
+        <w:ind w:left="3060" w:hanging="440"/>
+      </w:pPr>
+      <w:rPr>
+        <w:rFonts w:ascii="Wingdings" w:hAnsi="Wingdings" w:hint="default"/>
+      </w:rPr>
+    </w:lvl>
+    <w:lvl w:ilvl="6" w:tplc="04090001" w:tentative="1">
+      <w:start w:val="1"/>
+      <w:numFmt w:val="bullet"/>
+      <w:lvlText w:val=""/>
+      <w:lvlJc w:val="left"/>
+      <w:pPr>
+        <w:ind w:left="3500" w:hanging="440"/>
+      </w:pPr>
+      <w:rPr>
+        <w:rFonts w:ascii="Wingdings" w:hAnsi="Wingdings" w:hint="default"/>
+      </w:rPr>
+    </w:lvl>
+    <w:lvl w:ilvl="7" w:tplc="04090003" w:tentative="1">
+      <w:start w:val="1"/>
+      <w:numFmt w:val="bullet"/>
+      <w:lvlText w:val=""/>
+      <w:lvlJc w:val="left"/>
+      <w:pPr>
+        <w:ind w:left="3940" w:hanging="440"/>
+      </w:pPr>
+      <w:rPr>
+        <w:rFonts w:ascii="Wingdings" w:hAnsi="Wingdings" w:hint="default"/>
+      </w:rPr>
+    </w:lvl>
+    <w:lvl w:ilvl="8" w:tplc="04090005" w:tentative="1">
+      <w:start w:val="1"/>
+      <w:numFmt w:val="bullet"/>
+      <w:lvlText w:val=""/>
+      <w:lvlJc w:val="left"/>
+      <w:pPr>
+        <w:ind w:left="4380" w:hanging="440"/>
+      </w:pPr>
+      <w:rPr>
+        <w:rFonts w:ascii="Wingdings" w:hAnsi="Wingdings" w:hint="default"/>
+      </w:rPr>
+    </w:lvl>
+  </w:abstractNum>
+  <w:abstractNum w:abstractNumId="10" w15:restartNumberingAfterBreak="0">
     <w:nsid w:val="70E021A9"/>
     <w:multiLevelType w:val="hybridMultilevel"/>
     <w:tmpl w:val="F44EEFF2"/>
@@ -9630,11 +17081,160 @@
       </w:pPr>
     </w:lvl>
   </w:abstractNum>
-  <w:abstractNum w:abstractNumId="7" w15:restartNumberingAfterBreak="0">
+  <w:abstractNum w:abstractNumId="11" w15:restartNumberingAfterBreak="0">
+    <w:nsid w:val="77084836"/>
+    <w:multiLevelType w:val="multilevel"/>
+    <w:tmpl w:val="EED29006"/>
+    <w:lvl w:ilvl="0">
+      <w:start w:val="1"/>
+      <w:numFmt w:val="bullet"/>
+      <w:lvlText w:val=""/>
+      <w:lvlJc w:val="left"/>
+      <w:pPr>
+        <w:tabs>
+          <w:tab w:val="num" w:pos="720"/>
+        </w:tabs>
+        <w:ind w:left="720" w:hanging="360"/>
+      </w:pPr>
+      <w:rPr>
+        <w:rFonts w:ascii="Symbol" w:hAnsi="Symbol" w:hint="default"/>
+        <w:sz w:val="20"/>
+      </w:rPr>
+    </w:lvl>
+    <w:lvl w:ilvl="1" w:tentative="1">
+      <w:start w:val="1"/>
+      <w:numFmt w:val="bullet"/>
+      <w:lvlText w:val=""/>
+      <w:lvlJc w:val="left"/>
+      <w:pPr>
+        <w:tabs>
+          <w:tab w:val="num" w:pos="1440"/>
+        </w:tabs>
+        <w:ind w:left="1440" w:hanging="360"/>
+      </w:pPr>
+      <w:rPr>
+        <w:rFonts w:ascii="Symbol" w:hAnsi="Symbol" w:hint="default"/>
+        <w:sz w:val="20"/>
+      </w:rPr>
+    </w:lvl>
+    <w:lvl w:ilvl="2" w:tentative="1">
+      <w:start w:val="1"/>
+      <w:numFmt w:val="bullet"/>
+      <w:lvlText w:val=""/>
+      <w:lvlJc w:val="left"/>
+      <w:pPr>
+        <w:tabs>
+          <w:tab w:val="num" w:pos="2160"/>
+        </w:tabs>
+        <w:ind w:left="2160" w:hanging="360"/>
+      </w:pPr>
+      <w:rPr>
+        <w:rFonts w:ascii="Symbol" w:hAnsi="Symbol" w:hint="default"/>
+        <w:sz w:val="20"/>
+      </w:rPr>
+    </w:lvl>
+    <w:lvl w:ilvl="3" w:tentative="1">
+      <w:start w:val="1"/>
+      <w:numFmt w:val="bullet"/>
+      <w:lvlText w:val=""/>
+      <w:lvlJc w:val="left"/>
+      <w:pPr>
+        <w:tabs>
+          <w:tab w:val="num" w:pos="2880"/>
+        </w:tabs>
+        <w:ind w:left="2880" w:hanging="360"/>
+      </w:pPr>
+      <w:rPr>
+        <w:rFonts w:ascii="Symbol" w:hAnsi="Symbol" w:hint="default"/>
+        <w:sz w:val="20"/>
+      </w:rPr>
+    </w:lvl>
+    <w:lvl w:ilvl="4" w:tentative="1">
+      <w:start w:val="1"/>
+      <w:numFmt w:val="bullet"/>
+      <w:lvlText w:val=""/>
+      <w:lvlJc w:val="left"/>
+      <w:pPr>
+        <w:tabs>
+          <w:tab w:val="num" w:pos="3600"/>
+        </w:tabs>
+        <w:ind w:left="3600" w:hanging="360"/>
+      </w:pPr>
+      <w:rPr>
+        <w:rFonts w:ascii="Symbol" w:hAnsi="Symbol" w:hint="default"/>
+        <w:sz w:val="20"/>
+      </w:rPr>
+    </w:lvl>
+    <w:lvl w:ilvl="5" w:tentative="1">
+      <w:start w:val="1"/>
+      <w:numFmt w:val="bullet"/>
+      <w:lvlText w:val=""/>
+      <w:lvlJc w:val="left"/>
+      <w:pPr>
+        <w:tabs>
+          <w:tab w:val="num" w:pos="4320"/>
+        </w:tabs>
+        <w:ind w:left="4320" w:hanging="360"/>
+      </w:pPr>
+      <w:rPr>
+        <w:rFonts w:ascii="Symbol" w:hAnsi="Symbol" w:hint="default"/>
+        <w:sz w:val="20"/>
+      </w:rPr>
+    </w:lvl>
+    <w:lvl w:ilvl="6" w:tentative="1">
+      <w:start w:val="1"/>
+      <w:numFmt w:val="bullet"/>
+      <w:lvlText w:val=""/>
+      <w:lvlJc w:val="left"/>
+      <w:pPr>
+        <w:tabs>
+          <w:tab w:val="num" w:pos="5040"/>
+        </w:tabs>
+        <w:ind w:left="5040" w:hanging="360"/>
+      </w:pPr>
+      <w:rPr>
+        <w:rFonts w:ascii="Symbol" w:hAnsi="Symbol" w:hint="default"/>
+        <w:sz w:val="20"/>
+      </w:rPr>
+    </w:lvl>
+    <w:lvl w:ilvl="7" w:tentative="1">
+      <w:start w:val="1"/>
+      <w:numFmt w:val="bullet"/>
+      <w:lvlText w:val=""/>
+      <w:lvlJc w:val="left"/>
+      <w:pPr>
+        <w:tabs>
+          <w:tab w:val="num" w:pos="5760"/>
+        </w:tabs>
+        <w:ind w:left="5760" w:hanging="360"/>
+      </w:pPr>
+      <w:rPr>
+        <w:rFonts w:ascii="Symbol" w:hAnsi="Symbol" w:hint="default"/>
+        <w:sz w:val="20"/>
+      </w:rPr>
+    </w:lvl>
+    <w:lvl w:ilvl="8" w:tentative="1">
+      <w:start w:val="1"/>
+      <w:numFmt w:val="bullet"/>
+      <w:lvlText w:val=""/>
+      <w:lvlJc w:val="left"/>
+      <w:pPr>
+        <w:tabs>
+          <w:tab w:val="num" w:pos="6480"/>
+        </w:tabs>
+        <w:ind w:left="6480" w:hanging="360"/>
+      </w:pPr>
+      <w:rPr>
+        <w:rFonts w:ascii="Symbol" w:hAnsi="Symbol" w:hint="default"/>
+        <w:sz w:val="20"/>
+      </w:rPr>
+    </w:lvl>
+  </w:abstractNum>
+  <w:abstractNum w:abstractNumId="12" w15:restartNumberingAfterBreak="0">
     <w:nsid w:val="7A5C712F"/>
-    <w:multiLevelType w:val="hybridMultilevel"/>
-    <w:tmpl w:val="AE4E8740"/>
-    <w:lvl w:ilvl="0" w:tplc="7D76A48A">
+    <w:multiLevelType w:val="multilevel"/>
+    <w:tmpl w:val="619C202E"/>
+    <w:lvl w:ilvl="0">
       <w:start w:val="1"/>
       <w:numFmt w:val="decimal"/>
       <w:lvlText w:val="%1."/>
@@ -9646,80 +17246,112 @@
         <w:rFonts w:hint="default"/>
       </w:rPr>
     </w:lvl>
-    <w:lvl w:ilvl="1" w:tplc="04090019" w:tentative="1">
-      <w:start w:val="1"/>
-      <w:numFmt w:val="lowerLetter"/>
-      <w:lvlText w:val="%2)"/>
+    <w:lvl w:ilvl="1">
+      <w:start w:val="2"/>
+      <w:numFmt w:val="decimal"/>
+      <w:isLgl/>
+      <w:lvlText w:val="%1.%2"/>
       <w:lvlJc w:val="left"/>
       <w:pPr>
-        <w:ind w:left="880" w:hanging="440"/>
-      </w:pPr>
+        <w:ind w:left="555" w:hanging="555"/>
+      </w:pPr>
+      <w:rPr>
+        <w:rFonts w:hint="default"/>
+      </w:rPr>
     </w:lvl>
-    <w:lvl w:ilvl="2" w:tplc="0409001B" w:tentative="1">
-      <w:start w:val="1"/>
-      <w:numFmt w:val="lowerRoman"/>
-      <w:lvlText w:val="%3."/>
-      <w:lvlJc w:val="right"/>
-      <w:pPr>
-        <w:ind w:left="1320" w:hanging="440"/>
-      </w:pPr>
+    <w:lvl w:ilvl="2">
+      <w:start w:val="2"/>
+      <w:numFmt w:val="decimal"/>
+      <w:isLgl/>
+      <w:lvlText w:val="%1.%2.%3"/>
+      <w:lvlJc w:val="left"/>
+      <w:pPr>
+        <w:ind w:left="720" w:hanging="720"/>
+      </w:pPr>
+      <w:rPr>
+        <w:rFonts w:hint="default"/>
+      </w:rPr>
     </w:lvl>
-    <w:lvl w:ilvl="3" w:tplc="0409000F" w:tentative="1">
+    <w:lvl w:ilvl="3">
       <w:start w:val="1"/>
       <w:numFmt w:val="decimal"/>
-      <w:lvlText w:val="%4."/>
+      <w:isLgl/>
+      <w:lvlText w:val="%1.%2.%3.%4"/>
       <w:lvlJc w:val="left"/>
       <w:pPr>
-        <w:ind w:left="1760" w:hanging="440"/>
-      </w:pPr>
+        <w:ind w:left="720" w:hanging="720"/>
+      </w:pPr>
+      <w:rPr>
+        <w:rFonts w:hint="default"/>
+      </w:rPr>
     </w:lvl>
-    <w:lvl w:ilvl="4" w:tplc="04090019" w:tentative="1">
-      <w:start w:val="1"/>
-      <w:numFmt w:val="lowerLetter"/>
-      <w:lvlText w:val="%5)"/>
-      <w:lvlJc w:val="left"/>
-      <w:pPr>
-        <w:ind w:left="2200" w:hanging="440"/>
-      </w:pPr>
-    </w:lvl>
-    <w:lvl w:ilvl="5" w:tplc="0409001B" w:tentative="1">
-      <w:start w:val="1"/>
-      <w:numFmt w:val="lowerRoman"/>
-      <w:lvlText w:val="%6."/>
-      <w:lvlJc w:val="right"/>
-      <w:pPr>
-        <w:ind w:left="2640" w:hanging="440"/>
-      </w:pPr>
-    </w:lvl>
-    <w:lvl w:ilvl="6" w:tplc="0409000F" w:tentative="1">
+    <w:lvl w:ilvl="4">
       <w:start w:val="1"/>
       <w:numFmt w:val="decimal"/>
-      <w:lvlText w:val="%7."/>
+      <w:isLgl/>
+      <w:lvlText w:val="%1.%2.%3.%4.%5"/>
       <w:lvlJc w:val="left"/>
       <w:pPr>
-        <w:ind w:left="3080" w:hanging="440"/>
-      </w:pPr>
+        <w:ind w:left="1080" w:hanging="1080"/>
+      </w:pPr>
+      <w:rPr>
+        <w:rFonts w:hint="default"/>
+      </w:rPr>
     </w:lvl>
-    <w:lvl w:ilvl="7" w:tplc="04090019" w:tentative="1">
+    <w:lvl w:ilvl="5">
       <w:start w:val="1"/>
-      <w:numFmt w:val="lowerLetter"/>
-      <w:lvlText w:val="%8)"/>
+      <w:numFmt w:val="decimal"/>
+      <w:isLgl/>
+      <w:lvlText w:val="%1.%2.%3.%4.%5.%6"/>
       <w:lvlJc w:val="left"/>
       <w:pPr>
-        <w:ind w:left="3520" w:hanging="440"/>
-      </w:pPr>
+        <w:ind w:left="1080" w:hanging="1080"/>
+      </w:pPr>
+      <w:rPr>
+        <w:rFonts w:hint="default"/>
+      </w:rPr>
     </w:lvl>
-    <w:lvl w:ilvl="8" w:tplc="0409001B" w:tentative="1">
+    <w:lvl w:ilvl="6">
       <w:start w:val="1"/>
-      <w:numFmt w:val="lowerRoman"/>
-      <w:lvlText w:val="%9."/>
-      <w:lvlJc w:val="right"/>
-      <w:pPr>
-        <w:ind w:left="3960" w:hanging="440"/>
-      </w:pPr>
+      <w:numFmt w:val="decimal"/>
+      <w:isLgl/>
+      <w:lvlText w:val="%1.%2.%3.%4.%5.%6.%7"/>
+      <w:lvlJc w:val="left"/>
+      <w:pPr>
+        <w:ind w:left="1440" w:hanging="1440"/>
+      </w:pPr>
+      <w:rPr>
+        <w:rFonts w:hint="default"/>
+      </w:rPr>
+    </w:lvl>
+    <w:lvl w:ilvl="7">
+      <w:start w:val="1"/>
+      <w:numFmt w:val="decimal"/>
+      <w:isLgl/>
+      <w:lvlText w:val="%1.%2.%3.%4.%5.%6.%7.%8"/>
+      <w:lvlJc w:val="left"/>
+      <w:pPr>
+        <w:ind w:left="1440" w:hanging="1440"/>
+      </w:pPr>
+      <w:rPr>
+        <w:rFonts w:hint="default"/>
+      </w:rPr>
+    </w:lvl>
+    <w:lvl w:ilvl="8">
+      <w:start w:val="1"/>
+      <w:numFmt w:val="decimal"/>
+      <w:isLgl/>
+      <w:lvlText w:val="%1.%2.%3.%4.%5.%6.%7.%8.%9"/>
+      <w:lvlJc w:val="left"/>
+      <w:pPr>
+        <w:ind w:left="1800" w:hanging="1800"/>
+      </w:pPr>
+      <w:rPr>
+        <w:rFonts w:hint="default"/>
+      </w:rPr>
     </w:lvl>
   </w:abstractNum>
-  <w:abstractNum w:abstractNumId="8" w15:restartNumberingAfterBreak="0">
+  <w:abstractNum w:abstractNumId="13" w15:restartNumberingAfterBreak="0">
     <w:nsid w:val="7E991A8B"/>
     <w:multiLevelType w:val="hybridMultilevel"/>
     <w:tmpl w:val="C922B06A"/>
@@ -9833,31 +17465,46 @@
     </w:lvl>
   </w:abstractNum>
   <w:num w:numId="1" w16cid:durableId="607204533">
-    <w:abstractNumId w:val="3"/>
+    <w:abstractNumId w:val="5"/>
   </w:num>
   <w:num w:numId="2" w16cid:durableId="1240867659">
-    <w:abstractNumId w:val="5"/>
+    <w:abstractNumId w:val="8"/>
   </w:num>
   <w:num w:numId="3" w16cid:durableId="518933528">
-    <w:abstractNumId w:val="8"/>
+    <w:abstractNumId w:val="13"/>
   </w:num>
   <w:num w:numId="4" w16cid:durableId="290597978">
+    <w:abstractNumId w:val="6"/>
+  </w:num>
+  <w:num w:numId="5" w16cid:durableId="198785566">
+    <w:abstractNumId w:val="12"/>
+  </w:num>
+  <w:num w:numId="6" w16cid:durableId="213349035">
+    <w:abstractNumId w:val="10"/>
+  </w:num>
+  <w:num w:numId="7" w16cid:durableId="860822821">
     <w:abstractNumId w:val="4"/>
   </w:num>
-  <w:num w:numId="5" w16cid:durableId="198785566">
-    <w:abstractNumId w:val="7"/>
-  </w:num>
-  <w:num w:numId="6" w16cid:durableId="213349035">
-    <w:abstractNumId w:val="6"/>
-  </w:num>
-  <w:num w:numId="7" w16cid:durableId="860822821">
+  <w:num w:numId="8" w16cid:durableId="1668509154">
     <w:abstractNumId w:val="2"/>
-  </w:num>
-  <w:num w:numId="8" w16cid:durableId="1668509154">
-    <w:abstractNumId w:val="1"/>
   </w:num>
   <w:num w:numId="9" w16cid:durableId="1908109799">
     <w:abstractNumId w:val="0"/>
+  </w:num>
+  <w:num w:numId="10" w16cid:durableId="1409882578">
+    <w:abstractNumId w:val="3"/>
+  </w:num>
+  <w:num w:numId="11" w16cid:durableId="1568107422">
+    <w:abstractNumId w:val="9"/>
+  </w:num>
+  <w:num w:numId="12" w16cid:durableId="1933976752">
+    <w:abstractNumId w:val="1"/>
+  </w:num>
+  <w:num w:numId="13" w16cid:durableId="68889914">
+    <w:abstractNumId w:val="7"/>
+  </w:num>
+  <w:num w:numId="14" w16cid:durableId="1756508992">
+    <w:abstractNumId w:val="11"/>
   </w:num>
 </w:numbering>
 </file>
@@ -10258,7 +17905,7 @@
   <w:style w:type="paragraph" w:default="1" w:styleId="a">
     <w:name w:val="Normal"/>
     <w:qFormat/>
-    <w:rsid w:val="00DC5D53"/>
+    <w:rsid w:val="00ED55B4"/>
     <w:pPr>
       <w:widowControl w:val="0"/>
       <w:jc w:val="both"/>
@@ -10462,7 +18109,6 @@
   <w:style w:type="character" w:default="1" w:styleId="a0">
     <w:name w:val="Default Paragraph Font"/>
     <w:uiPriority w:val="1"/>
-    <w:semiHidden/>
     <w:unhideWhenUsed/>
   </w:style>
   <w:style w:type="table" w:default="1" w:styleId="a1">
@@ -10849,6 +18495,26 @@
     <w:semiHidden/>
     <w:rsid w:val="00714632"/>
   </w:style>
+  <w:style w:type="paragraph" w:styleId="af4">
+    <w:name w:val="Normal (Web)"/>
+    <w:basedOn w:val="a"/>
+    <w:uiPriority w:val="99"/>
+    <w:semiHidden/>
+    <w:unhideWhenUsed/>
+    <w:rsid w:val="00F77ADB"/>
+    <w:pPr>
+      <w:widowControl/>
+      <w:spacing w:before="100" w:beforeAutospacing="1" w:after="100" w:afterAutospacing="1"/>
+      <w:jc w:val="left"/>
+    </w:pPr>
+    <w:rPr>
+      <w:rFonts w:ascii="宋体" w:eastAsia="宋体" w:hAnsi="宋体" w:cs="宋体"/>
+      <w:kern w:val="0"/>
+      <w:sz w:val="24"/>
+      <w:szCs w:val="24"/>
+      <w14:ligatures w14:val="none"/>
+    </w:rPr>
+  </w:style>
 </w:styles>
 </file>
 

--- a/26fall/1870/Note/w1s1.docx
+++ b/26fall/1870/Note/w1s1.docx
@@ -14409,6 +14409,8 @@
     </w:p>
     <w:p>
       <w:pPr>
+        <w:widowControl/>
+        <w:jc w:val="left"/>
         <w:rPr>
           <w:rFonts w:ascii="Cambria Math" w:hAnsi="Cambria Math" w:cs="Cambria Math"/>
           <w:color w:val="0F4761" w:themeColor="accent1" w:themeShade="BF"/>
@@ -14416,6 +14418,15 @@
           <w:szCs w:val="24"/>
         </w:rPr>
       </w:pPr>
+      <w:r>
+        <w:rPr>
+          <w:rFonts w:ascii="Cambria Math" w:hAnsi="Cambria Math" w:cs="Cambria Math"/>
+          <w:color w:val="0F4761" w:themeColor="accent1" w:themeShade="BF"/>
+          <w:sz w:val="24"/>
+          <w:szCs w:val="24"/>
+        </w:rPr>
+        <w:br w:type="page"/>
+      </w:r>
     </w:p>
     <w:p>
       <w:pPr>
@@ -14429,6 +14440,7 @@
         <w:rPr>
           <w:rFonts w:hint="eastAsia"/>
         </w:rPr>
+        <w:lastRenderedPageBreak/>
         <w:t>Proof（证明</w:t>
       </w:r>
       <w:r>
@@ -14733,6 +14745,7 @@
         </w:drawing>
       </w:r>
     </w:p>
+    <w:p/>
     <w:p>
       <w:pPr>
         <w:pStyle w:val="5"/>
@@ -14741,8 +14754,19 @@
         <w:rPr>
           <w:rFonts w:hint="eastAsia"/>
         </w:rPr>
-        <w:lastRenderedPageBreak/>
-        <w:t xml:space="preserve">2.3.1 </w:t>
+        <w:t>2.3.</w:t>
+      </w:r>
+      <w:r>
+        <w:rPr>
+          <w:rFonts w:hint="eastAsia"/>
+        </w:rPr>
+        <w:t>2</w:t>
+      </w:r>
+      <w:r>
+        <w:rPr>
+          <w:rFonts w:hint="eastAsia"/>
+        </w:rPr>
+        <w:t xml:space="preserve"> </w:t>
       </w:r>
       <w:r>
         <w:t>Valid arguments</w:t>
@@ -15215,7 +15239,6 @@
         <w:spacing w:line="360" w:lineRule="auto"/>
         <w:jc w:val="left"/>
         <w:rPr>
-          <w:rFonts w:hint="eastAsia"/>
           <w:color w:val="074F6A" w:themeColor="accent4" w:themeShade="80"/>
         </w:rPr>
       </w:pPr>
@@ -15328,7 +15351,24 @@
         <w:rPr>
           <w:rFonts w:hint="eastAsia"/>
         </w:rPr>
-        <w:t xml:space="preserve">     </w:t>
+        <w:t xml:space="preserve">  </w:t>
+      </w:r>
+    </w:p>
+    <w:p>
+      <w:pPr>
+        <w:spacing w:line="360" w:lineRule="auto"/>
+        <w:ind w:left="720"/>
+        <w:jc w:val="left"/>
+        <w:rPr>
+          <w:rFonts w:hint="eastAsia"/>
+          <w:color w:val="074F6A" w:themeColor="accent4" w:themeShade="80"/>
+        </w:rPr>
+      </w:pPr>
+      <w:r>
+        <w:rPr>
+          <w:rFonts w:hint="eastAsia"/>
+        </w:rPr>
+        <w:t xml:space="preserve">   </w:t>
       </w:r>
     </w:p>
     <w:tbl>
@@ -15801,7 +15841,7 @@
         <w:rPr>
           <w:color w:val="074F6A" w:themeColor="accent4" w:themeShade="80"/>
         </w:rPr>
-        <w:t>premises</w:t>
+        <w:t>premise</w:t>
       </w:r>
       <w:r>
         <w:rPr>
@@ -15850,7 +15890,7 @@
         <w:rPr>
           <w:color w:val="074F6A" w:themeColor="accent4" w:themeShade="80"/>
         </w:rPr>
-        <w:t>premises</w:t>
+        <w:t>premise</w:t>
       </w:r>
       <w:r>
         <w:rPr>
@@ -15954,7 +15994,6 @@
         <w:ind w:left="720"/>
         <w:jc w:val="left"/>
         <w:rPr>
-          <w:rFonts w:hint="eastAsia"/>
           <w:color w:val="074F6A" w:themeColor="accent4" w:themeShade="80"/>
         </w:rPr>
       </w:pPr>
@@ -15998,6 +16037,2716 @@
         </w:rPr>
         <w:t>。</w:t>
       </w:r>
+    </w:p>
+    <w:p>
+      <w:pPr>
+        <w:spacing w:line="360" w:lineRule="auto"/>
+        <w:ind w:left="720"/>
+        <w:jc w:val="left"/>
+        <w:rPr>
+          <w:rFonts w:hint="eastAsia"/>
+          <w:color w:val="074F6A" w:themeColor="accent4" w:themeShade="80"/>
+        </w:rPr>
+      </w:pPr>
+    </w:p>
+    <w:p>
+      <w:pPr>
+        <w:spacing w:line="360" w:lineRule="auto"/>
+        <w:jc w:val="left"/>
+        <w:rPr>
+          <w:rFonts w:hint="eastAsia"/>
+          <w:color w:val="074F6A" w:themeColor="accent4" w:themeShade="80"/>
+        </w:rPr>
+      </w:pPr>
+      <w:r>
+        <w:rPr>
+          <w:color w:val="074F6A" w:themeColor="accent4" w:themeShade="80"/>
+        </w:rPr>
+        <w:t>we can test that an argument is valid by writing</w:t>
+      </w:r>
+      <w:r>
+        <w:rPr>
+          <w:rFonts w:hint="eastAsia"/>
+          <w:color w:val="074F6A" w:themeColor="accent4" w:themeShade="80"/>
+        </w:rPr>
+        <w:t xml:space="preserve"> </w:t>
+      </w:r>
+      <w:r>
+        <w:rPr>
+          <w:color w:val="074F6A" w:themeColor="accent4" w:themeShade="80"/>
+        </w:rPr>
+        <w:t>the truth tables</w:t>
+      </w:r>
+      <w:r>
+        <w:rPr>
+          <w:rFonts w:hint="eastAsia"/>
+          <w:color w:val="074F6A" w:themeColor="accent4" w:themeShade="80"/>
+        </w:rPr>
+        <w:t>.</w:t>
+      </w:r>
+      <w:r>
+        <w:rPr>
+          <w:rFonts w:ascii="CMSS12" w:hAnsi="CMSS12"/>
+          <w:color w:val="000000"/>
+          <w:sz w:val="24"/>
+          <w:szCs w:val="24"/>
+        </w:rPr>
+        <w:t xml:space="preserve"> </w:t>
+      </w:r>
+      <w:r>
+        <w:rPr>
+          <w:color w:val="074F6A" w:themeColor="accent4" w:themeShade="80"/>
+        </w:rPr>
+        <w:t xml:space="preserve">We check the rows where </w:t>
+      </w:r>
+      <w:r>
+        <w:rPr>
+          <w:i/>
+          <w:iCs/>
+          <w:color w:val="074F6A" w:themeColor="accent4" w:themeShade="80"/>
+        </w:rPr>
+        <w:t xml:space="preserve">all </w:t>
+      </w:r>
+      <w:r>
+        <w:rPr>
+          <w:color w:val="074F6A" w:themeColor="accent4" w:themeShade="80"/>
+        </w:rPr>
+        <w:t>the premises are true. In order</w:t>
+      </w:r>
+      <w:r>
+        <w:rPr>
+          <w:rFonts w:hint="eastAsia"/>
+          <w:color w:val="074F6A" w:themeColor="accent4" w:themeShade="80"/>
+        </w:rPr>
+        <w:t xml:space="preserve"> </w:t>
+      </w:r>
+      <w:r>
+        <w:rPr>
+          <w:color w:val="074F6A" w:themeColor="accent4" w:themeShade="80"/>
+        </w:rPr>
+        <w:t>for the argument to be valid, the conclusion must be true in</w:t>
+      </w:r>
+      <w:r>
+        <w:rPr>
+          <w:rFonts w:hint="eastAsia"/>
+          <w:color w:val="074F6A" w:themeColor="accent4" w:themeShade="80"/>
+        </w:rPr>
+        <w:t xml:space="preserve"> </w:t>
+      </w:r>
+      <w:r>
+        <w:rPr>
+          <w:i/>
+          <w:iCs/>
+          <w:color w:val="074F6A" w:themeColor="accent4" w:themeShade="80"/>
+        </w:rPr>
+        <w:t xml:space="preserve">all </w:t>
+      </w:r>
+      <w:r>
+        <w:rPr>
+          <w:color w:val="074F6A" w:themeColor="accent4" w:themeShade="80"/>
+        </w:rPr>
+        <w:t>these rows</w:t>
+      </w:r>
+      <w:r>
+        <w:rPr>
+          <w:rFonts w:hint="eastAsia"/>
+          <w:color w:val="074F6A" w:themeColor="accent4" w:themeShade="80"/>
+        </w:rPr>
+        <w:t xml:space="preserve">  </w:t>
+      </w:r>
+    </w:p>
+    <w:p>
+      <w:pPr>
+        <w:spacing w:line="360" w:lineRule="auto"/>
+        <w:jc w:val="left"/>
+        <w:rPr>
+          <w:color w:val="074F6A" w:themeColor="accent4" w:themeShade="80"/>
+        </w:rPr>
+      </w:pPr>
+      <w:r>
+        <w:rPr>
+          <w:rFonts w:hint="eastAsia"/>
+          <w:color w:val="074F6A" w:themeColor="accent4" w:themeShade="80"/>
+        </w:rPr>
+        <w:t>我们可以通过写真值表来测试一个</w:t>
+      </w:r>
+      <w:r>
+        <w:rPr>
+          <w:rFonts w:hint="eastAsia"/>
+          <w:color w:val="074F6A" w:themeColor="accent4" w:themeShade="80"/>
+        </w:rPr>
+        <w:t>Argument is  valid(有效论证)</w:t>
+      </w:r>
+      <w:r>
+        <w:rPr>
+          <w:rFonts w:hint="eastAsia"/>
+          <w:color w:val="074F6A" w:themeColor="accent4" w:themeShade="80"/>
+        </w:rPr>
+        <w:t>。我们检查所有</w:t>
+      </w:r>
+      <w:r>
+        <w:rPr>
+          <w:rFonts w:hint="eastAsia"/>
+          <w:color w:val="074F6A" w:themeColor="accent4" w:themeShade="80"/>
+        </w:rPr>
+        <w:t>premise(前提)</w:t>
+      </w:r>
+      <w:r>
+        <w:rPr>
+          <w:rFonts w:hint="eastAsia"/>
+          <w:color w:val="074F6A" w:themeColor="accent4" w:themeShade="80"/>
+        </w:rPr>
+        <w:t>都为真的行。为了使</w:t>
+      </w:r>
+      <w:r>
+        <w:rPr>
+          <w:rFonts w:hint="eastAsia"/>
+          <w:color w:val="074F6A" w:themeColor="accent4" w:themeShade="80"/>
+        </w:rPr>
+        <w:t>argument is valid</w:t>
+      </w:r>
+      <w:r>
+        <w:rPr>
+          <w:rFonts w:hint="eastAsia"/>
+          <w:color w:val="074F6A" w:themeColor="accent4" w:themeShade="80"/>
+        </w:rPr>
+        <w:t>，</w:t>
+      </w:r>
+      <w:r>
+        <w:rPr>
+          <w:color w:val="074F6A" w:themeColor="accent4" w:themeShade="80"/>
+        </w:rPr>
+        <w:t>conclusion</w:t>
+      </w:r>
+      <w:r>
+        <w:rPr>
+          <w:rFonts w:hint="eastAsia"/>
+          <w:color w:val="074F6A" w:themeColor="accent4" w:themeShade="80"/>
+        </w:rPr>
+        <w:t>(</w:t>
+      </w:r>
+      <w:r>
+        <w:rPr>
+          <w:rFonts w:hint="eastAsia"/>
+          <w:color w:val="074F6A" w:themeColor="accent4" w:themeShade="80"/>
+        </w:rPr>
+        <w:t>结论</w:t>
+      </w:r>
+      <w:r>
+        <w:rPr>
+          <w:rFonts w:hint="eastAsia"/>
+          <w:color w:val="074F6A" w:themeColor="accent4" w:themeShade="80"/>
+        </w:rPr>
+        <w:t>)</w:t>
+      </w:r>
+      <w:r>
+        <w:rPr>
+          <w:rFonts w:hint="eastAsia"/>
+          <w:color w:val="074F6A" w:themeColor="accent4" w:themeShade="80"/>
+        </w:rPr>
+        <w:t>必须在所有这些行中都为真</w:t>
+      </w:r>
+      <w:r>
+        <w:rPr>
+          <w:rFonts w:hint="eastAsia"/>
+          <w:color w:val="074F6A" w:themeColor="accent4" w:themeShade="80"/>
+        </w:rPr>
+        <w:t>。</w:t>
+      </w:r>
+    </w:p>
+    <w:p>
+      <w:pPr>
+        <w:spacing w:line="360" w:lineRule="auto"/>
+        <w:jc w:val="left"/>
+        <w:rPr>
+          <w:color w:val="074F6A" w:themeColor="accent4" w:themeShade="80"/>
+        </w:rPr>
+      </w:pPr>
+    </w:p>
+    <w:p>
+      <w:pPr>
+        <w:spacing w:line="360" w:lineRule="auto"/>
+        <w:jc w:val="left"/>
+        <w:rPr>
+          <w:color w:val="074F6A" w:themeColor="accent4" w:themeShade="80"/>
+        </w:rPr>
+      </w:pPr>
+    </w:p>
+    <w:p>
+      <w:pPr>
+        <w:spacing w:line="360" w:lineRule="auto"/>
+        <w:jc w:val="left"/>
+        <w:rPr>
+          <w:color w:val="074F6A" w:themeColor="accent4" w:themeShade="80"/>
+        </w:rPr>
+      </w:pPr>
+      <w:r>
+        <w:rPr>
+          <w:rFonts w:hint="eastAsia"/>
+          <w:color w:val="074F6A" w:themeColor="accent4" w:themeShade="80"/>
+        </w:rPr>
+        <w:lastRenderedPageBreak/>
+        <w:t>例子1：</w:t>
+      </w:r>
+    </w:p>
+    <w:p>
+      <w:pPr>
+        <w:spacing w:line="360" w:lineRule="auto"/>
+        <w:jc w:val="left"/>
+        <w:rPr>
+          <w:color w:val="074F6A" w:themeColor="accent4" w:themeShade="80"/>
+        </w:rPr>
+      </w:pPr>
+      <w:r>
+        <w:rPr>
+          <w:noProof/>
+          <w:color w:val="074F6A" w:themeColor="accent4" w:themeShade="80"/>
+        </w:rPr>
+        <w:drawing>
+          <wp:inline distT="0" distB="0" distL="0" distR="0" wp14:anchorId="1A0D85D3" wp14:editId="690B0B52">
+            <wp:extent cx="5753100" cy="1372037"/>
+            <wp:effectExtent l="0" t="0" r="0" b="0"/>
+            <wp:docPr id="402542738" name="图片 1"/>
+            <wp:cNvGraphicFramePr>
+              <a:graphicFrameLocks xmlns:a="http://schemas.openxmlformats.org/drawingml/2006/main" noChangeAspect="1"/>
+            </wp:cNvGraphicFramePr>
+            <a:graphic xmlns:a="http://schemas.openxmlformats.org/drawingml/2006/main">
+              <a:graphicData uri="http://schemas.openxmlformats.org/drawingml/2006/picture">
+                <pic:pic xmlns:pic="http://schemas.openxmlformats.org/drawingml/2006/picture">
+                  <pic:nvPicPr>
+                    <pic:cNvPr id="0" name="Picture 1"/>
+                    <pic:cNvPicPr>
+                      <a:picLocks noChangeAspect="1" noChangeArrowheads="1"/>
+                    </pic:cNvPicPr>
+                  </pic:nvPicPr>
+                  <pic:blipFill>
+                    <a:blip r:embed="rId36">
+                      <a:extLst>
+                        <a:ext uri="{28A0092B-C50C-407E-A947-70E740481C1C}">
+                          <a14:useLocalDpi xmlns:a14="http://schemas.microsoft.com/office/drawing/2010/main" val="0"/>
+                        </a:ext>
+                      </a:extLst>
+                    </a:blip>
+                    <a:srcRect/>
+                    <a:stretch>
+                      <a:fillRect/>
+                    </a:stretch>
+                  </pic:blipFill>
+                  <pic:spPr bwMode="auto">
+                    <a:xfrm>
+                      <a:off x="0" y="0"/>
+                      <a:ext cx="5788795" cy="1380550"/>
+                    </a:xfrm>
+                    <a:prstGeom prst="rect">
+                      <a:avLst/>
+                    </a:prstGeom>
+                    <a:noFill/>
+                    <a:ln>
+                      <a:noFill/>
+                    </a:ln>
+                  </pic:spPr>
+                </pic:pic>
+              </a:graphicData>
+            </a:graphic>
+          </wp:inline>
+        </w:drawing>
+      </w:r>
+    </w:p>
+    <w:tbl>
+      <w:tblPr>
+        <w:tblStyle w:val="af1"/>
+        <w:tblW w:w="0" w:type="auto"/>
+        <w:tblLook w:val="04A0" w:firstRow="1" w:lastRow="0" w:firstColumn="1" w:lastColumn="0" w:noHBand="0" w:noVBand="1"/>
+      </w:tblPr>
+      <w:tblGrid>
+        <w:gridCol w:w="3539"/>
+        <w:gridCol w:w="5528"/>
+      </w:tblGrid>
+      <w:tr>
+        <w:trPr>
+          <w:trHeight w:val="201"/>
+        </w:trPr>
+        <w:tc>
+          <w:tcPr>
+            <w:tcW w:w="3539" w:type="dxa"/>
+          </w:tcPr>
+          <w:p>
+            <w:pPr>
+              <w:spacing w:line="360" w:lineRule="auto"/>
+              <w:jc w:val="left"/>
+              <w:rPr>
+                <w:rFonts w:hint="eastAsia"/>
+                <w:color w:val="074F6A" w:themeColor="accent4" w:themeShade="80"/>
+                <w:sz w:val="24"/>
+                <w:szCs w:val="24"/>
+              </w:rPr>
+            </w:pPr>
+            <w:r>
+              <w:rPr>
+                <w:rFonts w:hint="eastAsia"/>
+                <w:color w:val="074F6A" w:themeColor="accent4" w:themeShade="80"/>
+                <w:sz w:val="24"/>
+                <w:szCs w:val="24"/>
+              </w:rPr>
+              <w:t xml:space="preserve">Premise 1 </w:t>
+            </w:r>
+          </w:p>
+        </w:tc>
+        <w:tc>
+          <w:tcPr>
+            <w:tcW w:w="5528" w:type="dxa"/>
+          </w:tcPr>
+          <w:p>
+            <w:pPr>
+              <w:spacing w:line="360" w:lineRule="auto"/>
+              <w:jc w:val="left"/>
+              <w:rPr>
+                <w:rFonts w:hint="eastAsia"/>
+                <w:color w:val="074F6A" w:themeColor="accent4" w:themeShade="80"/>
+                <w:sz w:val="24"/>
+                <w:szCs w:val="24"/>
+              </w:rPr>
+            </w:pPr>
+            <w:r>
+              <w:rPr>
+                <w:rFonts w:hint="eastAsia"/>
+                <w:color w:val="074F6A" w:themeColor="accent4" w:themeShade="80"/>
+                <w:sz w:val="24"/>
+                <w:szCs w:val="24"/>
+              </w:rPr>
+              <w:t xml:space="preserve">P1 </w:t>
+            </w:r>
+            <w:r>
+              <w:rPr>
+                <w:rFonts w:cstheme="majorBidi"/>
+                <w:color w:val="0F4761" w:themeColor="accent1" w:themeShade="BF"/>
+                <w:sz w:val="24"/>
+                <w:szCs w:val="24"/>
+              </w:rPr>
+              <w:t>∨</w:t>
+            </w:r>
+            <w:r>
+              <w:rPr>
+                <w:rFonts w:hint="eastAsia"/>
+                <w:color w:val="074F6A" w:themeColor="accent4" w:themeShade="80"/>
+                <w:sz w:val="24"/>
+                <w:szCs w:val="24"/>
+              </w:rPr>
+              <w:t xml:space="preserve"> P2  </w:t>
+            </w:r>
+          </w:p>
+        </w:tc>
+      </w:tr>
+      <w:tr>
+        <w:trPr>
+          <w:trHeight w:val="264"/>
+        </w:trPr>
+        <w:tc>
+          <w:tcPr>
+            <w:tcW w:w="3539" w:type="dxa"/>
+          </w:tcPr>
+          <w:p>
+            <w:pPr>
+              <w:spacing w:line="360" w:lineRule="auto"/>
+              <w:jc w:val="left"/>
+              <w:rPr>
+                <w:rFonts w:hint="eastAsia"/>
+                <w:color w:val="074F6A" w:themeColor="accent4" w:themeShade="80"/>
+                <w:sz w:val="24"/>
+                <w:szCs w:val="24"/>
+              </w:rPr>
+            </w:pPr>
+            <w:r>
+              <w:rPr>
+                <w:rFonts w:hint="eastAsia"/>
+                <w:color w:val="074F6A" w:themeColor="accent4" w:themeShade="80"/>
+                <w:sz w:val="24"/>
+                <w:szCs w:val="24"/>
+              </w:rPr>
+              <w:t xml:space="preserve">Premise </w:t>
+            </w:r>
+            <w:r>
+              <w:rPr>
+                <w:rFonts w:hint="eastAsia"/>
+                <w:color w:val="074F6A" w:themeColor="accent4" w:themeShade="80"/>
+                <w:sz w:val="24"/>
+                <w:szCs w:val="24"/>
+              </w:rPr>
+              <w:t xml:space="preserve">2 </w:t>
+            </w:r>
+          </w:p>
+        </w:tc>
+        <w:tc>
+          <w:tcPr>
+            <w:tcW w:w="5528" w:type="dxa"/>
+          </w:tcPr>
+          <w:p>
+            <w:pPr>
+              <w:spacing w:line="360" w:lineRule="auto"/>
+              <w:jc w:val="left"/>
+              <w:rPr>
+                <w:rFonts w:hint="eastAsia"/>
+                <w:color w:val="074F6A" w:themeColor="accent4" w:themeShade="80"/>
+                <w:sz w:val="24"/>
+                <w:szCs w:val="24"/>
+              </w:rPr>
+            </w:pPr>
+            <w:r>
+              <w:rPr>
+                <w:rFonts w:cstheme="majorBidi"/>
+                <w:color w:val="0F4761" w:themeColor="accent1" w:themeShade="BF"/>
+                <w:sz w:val="24"/>
+                <w:szCs w:val="24"/>
+              </w:rPr>
+              <w:t>¬</w:t>
+            </w:r>
+            <w:r>
+              <w:rPr>
+                <w:rFonts w:cstheme="majorBidi" w:hint="eastAsia"/>
+                <w:color w:val="0F4761" w:themeColor="accent1" w:themeShade="BF"/>
+                <w:sz w:val="24"/>
+                <w:szCs w:val="24"/>
+              </w:rPr>
+              <w:t xml:space="preserve"> </w:t>
+            </w:r>
+            <w:r>
+              <w:rPr>
+                <w:rFonts w:cstheme="majorBidi" w:hint="eastAsia"/>
+                <w:color w:val="0F4761" w:themeColor="accent1" w:themeShade="BF"/>
+                <w:sz w:val="24"/>
+                <w:szCs w:val="24"/>
+              </w:rPr>
+              <w:t>P2</w:t>
+            </w:r>
+          </w:p>
+        </w:tc>
+      </w:tr>
+      <w:tr>
+        <w:tc>
+          <w:tcPr>
+            <w:tcW w:w="3539" w:type="dxa"/>
+          </w:tcPr>
+          <w:p>
+            <w:pPr>
+              <w:spacing w:line="360" w:lineRule="auto"/>
+              <w:jc w:val="left"/>
+              <w:rPr>
+                <w:rFonts w:hint="eastAsia"/>
+                <w:color w:val="074F6A" w:themeColor="accent4" w:themeShade="80"/>
+                <w:sz w:val="24"/>
+                <w:szCs w:val="24"/>
+              </w:rPr>
+            </w:pPr>
+            <w:r>
+              <w:rPr>
+                <w:rFonts w:hint="eastAsia"/>
+                <w:color w:val="074F6A" w:themeColor="accent4" w:themeShade="80"/>
+                <w:sz w:val="24"/>
+                <w:szCs w:val="24"/>
+              </w:rPr>
+              <w:t>检查</w:t>
+            </w:r>
+            <w:r>
+              <w:rPr>
+                <w:rFonts w:hint="eastAsia"/>
+                <w:color w:val="074F6A" w:themeColor="accent4" w:themeShade="80"/>
+                <w:sz w:val="24"/>
+                <w:szCs w:val="24"/>
+              </w:rPr>
+              <w:t>All the Premise为真</w:t>
+            </w:r>
+            <w:r>
+              <w:rPr>
+                <w:rFonts w:hint="eastAsia"/>
+                <w:color w:val="074F6A" w:themeColor="accent4" w:themeShade="80"/>
+                <w:sz w:val="24"/>
+                <w:szCs w:val="24"/>
+              </w:rPr>
+              <w:t>的</w:t>
+            </w:r>
+            <w:r>
+              <w:rPr>
+                <w:rFonts w:hint="eastAsia"/>
+                <w:color w:val="074F6A" w:themeColor="accent4" w:themeShade="80"/>
+                <w:sz w:val="24"/>
+                <w:szCs w:val="24"/>
+              </w:rPr>
+              <w:t>行</w:t>
+            </w:r>
+          </w:p>
+        </w:tc>
+        <w:tc>
+          <w:tcPr>
+            <w:tcW w:w="5528" w:type="dxa"/>
+          </w:tcPr>
+          <w:p>
+            <w:pPr>
+              <w:spacing w:line="360" w:lineRule="auto"/>
+              <w:jc w:val="left"/>
+              <w:rPr>
+                <w:rFonts w:cstheme="majorBidi"/>
+                <w:color w:val="0F4761" w:themeColor="accent1" w:themeShade="BF"/>
+                <w:sz w:val="24"/>
+                <w:szCs w:val="24"/>
+              </w:rPr>
+            </w:pPr>
+            <w:r>
+              <w:rPr>
+                <w:rFonts w:cstheme="majorBidi" w:hint="eastAsia"/>
+                <w:color w:val="0F4761" w:themeColor="accent1" w:themeShade="BF"/>
+                <w:sz w:val="24"/>
+                <w:szCs w:val="24"/>
+              </w:rPr>
+              <w:t>第</w:t>
+            </w:r>
+            <w:r>
+              <w:rPr>
+                <w:rFonts w:cstheme="majorBidi" w:hint="eastAsia"/>
+                <w:color w:val="0F4761" w:themeColor="accent1" w:themeShade="BF"/>
+                <w:sz w:val="24"/>
+                <w:szCs w:val="24"/>
+              </w:rPr>
+              <w:t>2</w:t>
+            </w:r>
+            <w:r>
+              <w:rPr>
+                <w:rFonts w:cstheme="majorBidi" w:hint="eastAsia"/>
+                <w:color w:val="0F4761" w:themeColor="accent1" w:themeShade="BF"/>
+                <w:sz w:val="24"/>
+                <w:szCs w:val="24"/>
+              </w:rPr>
+              <w:t>行</w:t>
+            </w:r>
+          </w:p>
+        </w:tc>
+      </w:tr>
+      <w:tr>
+        <w:tc>
+          <w:tcPr>
+            <w:tcW w:w="3539" w:type="dxa"/>
+          </w:tcPr>
+          <w:p>
+            <w:pPr>
+              <w:spacing w:line="360" w:lineRule="auto"/>
+              <w:jc w:val="left"/>
+              <w:rPr>
+                <w:rFonts w:hint="eastAsia"/>
+                <w:color w:val="074F6A" w:themeColor="accent4" w:themeShade="80"/>
+                <w:sz w:val="24"/>
+                <w:szCs w:val="24"/>
+              </w:rPr>
+            </w:pPr>
+            <w:r>
+              <w:rPr>
+                <w:rFonts w:hint="eastAsia"/>
+                <w:color w:val="074F6A" w:themeColor="accent4" w:themeShade="80"/>
+                <w:sz w:val="24"/>
+                <w:szCs w:val="24"/>
+              </w:rPr>
+              <w:t>该行的</w:t>
+            </w:r>
+            <w:r>
+              <w:rPr>
+                <w:rFonts w:hint="eastAsia"/>
+                <w:color w:val="074F6A" w:themeColor="accent4" w:themeShade="80"/>
+                <w:sz w:val="24"/>
+                <w:szCs w:val="24"/>
+              </w:rPr>
+              <w:t>conclusion</w:t>
+            </w:r>
+            <w:r>
+              <w:rPr>
+                <w:rFonts w:hint="eastAsia"/>
+                <w:color w:val="074F6A" w:themeColor="accent4" w:themeShade="80"/>
+                <w:sz w:val="24"/>
+                <w:szCs w:val="24"/>
+              </w:rPr>
+              <w:t>也为真</w:t>
+            </w:r>
+          </w:p>
+        </w:tc>
+        <w:tc>
+          <w:tcPr>
+            <w:tcW w:w="5528" w:type="dxa"/>
+          </w:tcPr>
+          <w:p>
+            <w:pPr>
+              <w:spacing w:line="360" w:lineRule="auto"/>
+              <w:jc w:val="left"/>
+              <w:rPr>
+                <w:rFonts w:cstheme="majorBidi" w:hint="eastAsia"/>
+                <w:color w:val="0F4761" w:themeColor="accent1" w:themeShade="BF"/>
+                <w:sz w:val="24"/>
+                <w:szCs w:val="24"/>
+              </w:rPr>
+            </w:pPr>
+            <w:r>
+              <w:rPr>
+                <w:rFonts w:cstheme="majorBidi" w:hint="eastAsia"/>
+                <w:color w:val="0F4761" w:themeColor="accent1" w:themeShade="BF"/>
+                <w:sz w:val="24"/>
+                <w:szCs w:val="24"/>
+              </w:rPr>
+              <w:t>Yes</w:t>
+            </w:r>
+          </w:p>
+        </w:tc>
+      </w:tr>
+      <w:tr>
+        <w:tc>
+          <w:tcPr>
+            <w:tcW w:w="3539" w:type="dxa"/>
+          </w:tcPr>
+          <w:p>
+            <w:pPr>
+              <w:spacing w:line="360" w:lineRule="auto"/>
+              <w:jc w:val="left"/>
+              <w:rPr>
+                <w:rFonts w:hint="eastAsia"/>
+                <w:color w:val="074F6A" w:themeColor="accent4" w:themeShade="80"/>
+                <w:sz w:val="24"/>
+                <w:szCs w:val="24"/>
+              </w:rPr>
+            </w:pPr>
+            <w:r>
+              <w:rPr>
+                <w:rFonts w:hint="eastAsia"/>
+                <w:color w:val="074F6A" w:themeColor="accent4" w:themeShade="80"/>
+                <w:sz w:val="24"/>
+                <w:szCs w:val="24"/>
+              </w:rPr>
+              <w:t>Arugment is</w:t>
+            </w:r>
+            <w:r>
+              <w:rPr>
+                <w:rFonts w:hint="eastAsia"/>
+                <w:color w:val="074F6A" w:themeColor="accent4" w:themeShade="80"/>
+                <w:sz w:val="24"/>
+                <w:szCs w:val="24"/>
+              </w:rPr>
+              <w:t xml:space="preserve"> </w:t>
+            </w:r>
+            <w:r>
+              <w:rPr>
+                <w:rFonts w:hint="eastAsia"/>
+                <w:color w:val="074F6A" w:themeColor="accent4" w:themeShade="80"/>
+                <w:sz w:val="24"/>
+                <w:szCs w:val="24"/>
+              </w:rPr>
+              <w:t xml:space="preserve">？ </w:t>
+            </w:r>
+          </w:p>
+        </w:tc>
+        <w:tc>
+          <w:tcPr>
+            <w:tcW w:w="5528" w:type="dxa"/>
+          </w:tcPr>
+          <w:p>
+            <w:pPr>
+              <w:spacing w:line="360" w:lineRule="auto"/>
+              <w:jc w:val="left"/>
+              <w:rPr>
+                <w:rFonts w:cstheme="majorBidi" w:hint="eastAsia"/>
+                <w:color w:val="0F4761" w:themeColor="accent1" w:themeShade="BF"/>
+                <w:sz w:val="24"/>
+                <w:szCs w:val="24"/>
+              </w:rPr>
+            </w:pPr>
+            <w:r>
+              <w:rPr>
+                <w:rFonts w:cstheme="majorBidi" w:hint="eastAsia"/>
+                <w:color w:val="0F4761" w:themeColor="accent1" w:themeShade="BF"/>
+                <w:sz w:val="24"/>
+                <w:szCs w:val="24"/>
+              </w:rPr>
+              <w:t>Valid</w:t>
+            </w:r>
+          </w:p>
+        </w:tc>
+      </w:tr>
+    </w:tbl>
+    <w:p>
+      <w:pPr>
+        <w:spacing w:line="360" w:lineRule="auto"/>
+        <w:jc w:val="left"/>
+        <w:rPr>
+          <w:color w:val="074F6A" w:themeColor="accent4" w:themeShade="80"/>
+        </w:rPr>
+      </w:pPr>
+    </w:p>
+    <w:p>
+      <w:pPr>
+        <w:spacing w:line="360" w:lineRule="auto"/>
+        <w:jc w:val="left"/>
+        <w:rPr>
+          <w:color w:val="074F6A" w:themeColor="accent4" w:themeShade="80"/>
+        </w:rPr>
+      </w:pPr>
+      <w:r>
+        <w:rPr>
+          <w:rFonts w:hint="eastAsia"/>
+          <w:color w:val="074F6A" w:themeColor="accent4" w:themeShade="80"/>
+        </w:rPr>
+        <w:t>例子2：</w:t>
+      </w:r>
+    </w:p>
+    <w:p>
+      <w:pPr>
+        <w:spacing w:line="360" w:lineRule="auto"/>
+        <w:jc w:val="left"/>
+        <w:rPr>
+          <w:rFonts w:hint="eastAsia"/>
+          <w:color w:val="074F6A" w:themeColor="accent4" w:themeShade="80"/>
+        </w:rPr>
+      </w:pPr>
+      <w:r>
+        <w:rPr>
+          <w:noProof/>
+          <w:color w:val="074F6A" w:themeColor="accent4" w:themeShade="80"/>
+        </w:rPr>
+        <w:drawing>
+          <wp:inline distT="0" distB="0" distL="0" distR="0" wp14:anchorId="62B8786F" wp14:editId="5CA6FBB1">
+            <wp:extent cx="3705225" cy="1573766"/>
+            <wp:effectExtent l="0" t="0" r="0" b="7620"/>
+            <wp:docPr id="269536415" name="图片 2"/>
+            <wp:cNvGraphicFramePr>
+              <a:graphicFrameLocks xmlns:a="http://schemas.openxmlformats.org/drawingml/2006/main" noChangeAspect="1"/>
+            </wp:cNvGraphicFramePr>
+            <a:graphic xmlns:a="http://schemas.openxmlformats.org/drawingml/2006/main">
+              <a:graphicData uri="http://schemas.openxmlformats.org/drawingml/2006/picture">
+                <pic:pic xmlns:pic="http://schemas.openxmlformats.org/drawingml/2006/picture">
+                  <pic:nvPicPr>
+                    <pic:cNvPr id="0" name="Picture 2"/>
+                    <pic:cNvPicPr>
+                      <a:picLocks noChangeAspect="1" noChangeArrowheads="1"/>
+                    </pic:cNvPicPr>
+                  </pic:nvPicPr>
+                  <pic:blipFill>
+                    <a:blip r:embed="rId37">
+                      <a:extLst>
+                        <a:ext uri="{28A0092B-C50C-407E-A947-70E740481C1C}">
+                          <a14:useLocalDpi xmlns:a14="http://schemas.microsoft.com/office/drawing/2010/main" val="0"/>
+                        </a:ext>
+                      </a:extLst>
+                    </a:blip>
+                    <a:srcRect/>
+                    <a:stretch>
+                      <a:fillRect/>
+                    </a:stretch>
+                  </pic:blipFill>
+                  <pic:spPr bwMode="auto">
+                    <a:xfrm>
+                      <a:off x="0" y="0"/>
+                      <a:ext cx="3719862" cy="1579983"/>
+                    </a:xfrm>
+                    <a:prstGeom prst="rect">
+                      <a:avLst/>
+                    </a:prstGeom>
+                    <a:noFill/>
+                    <a:ln>
+                      <a:noFill/>
+                    </a:ln>
+                  </pic:spPr>
+                </pic:pic>
+              </a:graphicData>
+            </a:graphic>
+          </wp:inline>
+        </w:drawing>
+      </w:r>
+    </w:p>
+    <w:tbl>
+      <w:tblPr>
+        <w:tblStyle w:val="af1"/>
+        <w:tblW w:w="0" w:type="auto"/>
+        <w:tblLook w:val="04A0" w:firstRow="1" w:lastRow="0" w:firstColumn="1" w:lastColumn="0" w:noHBand="0" w:noVBand="1"/>
+      </w:tblPr>
+      <w:tblGrid>
+        <w:gridCol w:w="3539"/>
+        <w:gridCol w:w="5528"/>
+      </w:tblGrid>
+      <w:tr>
+        <w:trPr>
+          <w:trHeight w:val="201"/>
+        </w:trPr>
+        <w:tc>
+          <w:tcPr>
+            <w:tcW w:w="3539" w:type="dxa"/>
+          </w:tcPr>
+          <w:p>
+            <w:pPr>
+              <w:spacing w:line="360" w:lineRule="auto"/>
+              <w:jc w:val="left"/>
+              <w:rPr>
+                <w:rFonts w:hint="eastAsia"/>
+                <w:color w:val="074F6A" w:themeColor="accent4" w:themeShade="80"/>
+                <w:sz w:val="24"/>
+                <w:szCs w:val="24"/>
+              </w:rPr>
+            </w:pPr>
+            <w:r>
+              <w:rPr>
+                <w:rFonts w:hint="eastAsia"/>
+                <w:color w:val="074F6A" w:themeColor="accent4" w:themeShade="80"/>
+                <w:sz w:val="24"/>
+                <w:szCs w:val="24"/>
+              </w:rPr>
+              <w:t xml:space="preserve">Premise 1 </w:t>
+            </w:r>
+          </w:p>
+        </w:tc>
+        <w:tc>
+          <w:tcPr>
+            <w:tcW w:w="5528" w:type="dxa"/>
+          </w:tcPr>
+          <w:p>
+            <w:pPr>
+              <w:spacing w:line="360" w:lineRule="auto"/>
+              <w:jc w:val="left"/>
+              <w:rPr>
+                <w:rFonts w:hint="eastAsia"/>
+                <w:color w:val="074F6A" w:themeColor="accent4" w:themeShade="80"/>
+                <w:sz w:val="24"/>
+                <w:szCs w:val="24"/>
+              </w:rPr>
+            </w:pPr>
+            <w:r>
+              <w:rPr>
+                <w:rFonts w:hint="eastAsia"/>
+                <w:color w:val="074F6A" w:themeColor="accent4" w:themeShade="80"/>
+                <w:sz w:val="24"/>
+                <w:szCs w:val="24"/>
+              </w:rPr>
+              <w:t xml:space="preserve">P1 </w:t>
+            </w:r>
+            <w:r>
+              <w:rPr>
+                <w:rFonts w:cstheme="majorBidi" w:hint="eastAsia"/>
+                <w:color w:val="0F4761" w:themeColor="accent1" w:themeShade="BF"/>
+                <w:sz w:val="24"/>
+                <w:szCs w:val="24"/>
+              </w:rPr>
+              <w:t>=&gt; (</w:t>
+            </w:r>
+            <w:r>
+              <w:rPr>
+                <w:rFonts w:cstheme="majorBidi"/>
+                <w:color w:val="0F4761" w:themeColor="accent1" w:themeShade="BF"/>
+                <w:sz w:val="24"/>
+                <w:szCs w:val="24"/>
+              </w:rPr>
+              <w:t>¬</w:t>
+            </w:r>
+            <w:r>
+              <w:rPr>
+                <w:rFonts w:cstheme="majorBidi" w:hint="eastAsia"/>
+                <w:color w:val="0F4761" w:themeColor="accent1" w:themeShade="BF"/>
+                <w:sz w:val="24"/>
+                <w:szCs w:val="24"/>
+              </w:rPr>
+              <w:t>P2)</w:t>
+            </w:r>
+          </w:p>
+        </w:tc>
+      </w:tr>
+      <w:tr>
+        <w:trPr>
+          <w:trHeight w:val="264"/>
+        </w:trPr>
+        <w:tc>
+          <w:tcPr>
+            <w:tcW w:w="3539" w:type="dxa"/>
+          </w:tcPr>
+          <w:p>
+            <w:pPr>
+              <w:spacing w:line="360" w:lineRule="auto"/>
+              <w:jc w:val="left"/>
+              <w:rPr>
+                <w:rFonts w:hint="eastAsia"/>
+                <w:color w:val="074F6A" w:themeColor="accent4" w:themeShade="80"/>
+                <w:sz w:val="24"/>
+                <w:szCs w:val="24"/>
+              </w:rPr>
+            </w:pPr>
+            <w:r>
+              <w:rPr>
+                <w:rFonts w:hint="eastAsia"/>
+                <w:color w:val="074F6A" w:themeColor="accent4" w:themeShade="80"/>
+                <w:sz w:val="24"/>
+                <w:szCs w:val="24"/>
+              </w:rPr>
+              <w:t xml:space="preserve">Premise 2 </w:t>
+            </w:r>
+          </w:p>
+        </w:tc>
+        <w:tc>
+          <w:tcPr>
+            <w:tcW w:w="5528" w:type="dxa"/>
+          </w:tcPr>
+          <w:p>
+            <w:pPr>
+              <w:spacing w:line="360" w:lineRule="auto"/>
+              <w:jc w:val="left"/>
+              <w:rPr>
+                <w:rFonts w:hint="eastAsia"/>
+                <w:color w:val="074F6A" w:themeColor="accent4" w:themeShade="80"/>
+                <w:sz w:val="24"/>
+                <w:szCs w:val="24"/>
+              </w:rPr>
+            </w:pPr>
+            <w:r>
+              <w:rPr>
+                <w:rFonts w:cstheme="majorBidi" w:hint="eastAsia"/>
+                <w:color w:val="0F4761" w:themeColor="accent1" w:themeShade="BF"/>
+                <w:sz w:val="24"/>
+                <w:szCs w:val="24"/>
+              </w:rPr>
+              <w:t>P2</w:t>
+            </w:r>
+          </w:p>
+        </w:tc>
+      </w:tr>
+      <w:tr>
+        <w:tc>
+          <w:tcPr>
+            <w:tcW w:w="3539" w:type="dxa"/>
+          </w:tcPr>
+          <w:p>
+            <w:pPr>
+              <w:spacing w:line="360" w:lineRule="auto"/>
+              <w:jc w:val="left"/>
+              <w:rPr>
+                <w:rFonts w:hint="eastAsia"/>
+                <w:color w:val="074F6A" w:themeColor="accent4" w:themeShade="80"/>
+                <w:sz w:val="24"/>
+                <w:szCs w:val="24"/>
+              </w:rPr>
+            </w:pPr>
+            <w:r>
+              <w:rPr>
+                <w:rFonts w:hint="eastAsia"/>
+                <w:color w:val="074F6A" w:themeColor="accent4" w:themeShade="80"/>
+                <w:sz w:val="24"/>
+                <w:szCs w:val="24"/>
+              </w:rPr>
+              <w:t>检查All the Premise为真的行</w:t>
+            </w:r>
+          </w:p>
+        </w:tc>
+        <w:tc>
+          <w:tcPr>
+            <w:tcW w:w="5528" w:type="dxa"/>
+          </w:tcPr>
+          <w:p>
+            <w:pPr>
+              <w:spacing w:line="360" w:lineRule="auto"/>
+              <w:jc w:val="left"/>
+              <w:rPr>
+                <w:rFonts w:cstheme="majorBidi"/>
+                <w:color w:val="0F4761" w:themeColor="accent1" w:themeShade="BF"/>
+                <w:sz w:val="24"/>
+                <w:szCs w:val="24"/>
+              </w:rPr>
+            </w:pPr>
+            <w:r>
+              <w:rPr>
+                <w:rFonts w:cstheme="majorBidi" w:hint="eastAsia"/>
+                <w:color w:val="0F4761" w:themeColor="accent1" w:themeShade="BF"/>
+                <w:sz w:val="24"/>
+                <w:szCs w:val="24"/>
+              </w:rPr>
+              <w:t>第</w:t>
+            </w:r>
+            <w:r>
+              <w:rPr>
+                <w:rFonts w:cstheme="majorBidi" w:hint="eastAsia"/>
+                <w:color w:val="0F4761" w:themeColor="accent1" w:themeShade="BF"/>
+                <w:sz w:val="24"/>
+                <w:szCs w:val="24"/>
+              </w:rPr>
+              <w:t>3</w:t>
+            </w:r>
+            <w:r>
+              <w:rPr>
+                <w:rFonts w:cstheme="majorBidi" w:hint="eastAsia"/>
+                <w:color w:val="0F4761" w:themeColor="accent1" w:themeShade="BF"/>
+                <w:sz w:val="24"/>
+                <w:szCs w:val="24"/>
+              </w:rPr>
+              <w:t>行</w:t>
+            </w:r>
+          </w:p>
+        </w:tc>
+      </w:tr>
+      <w:tr>
+        <w:tc>
+          <w:tcPr>
+            <w:tcW w:w="3539" w:type="dxa"/>
+          </w:tcPr>
+          <w:p>
+            <w:pPr>
+              <w:spacing w:line="360" w:lineRule="auto"/>
+              <w:jc w:val="left"/>
+              <w:rPr>
+                <w:rFonts w:hint="eastAsia"/>
+                <w:color w:val="074F6A" w:themeColor="accent4" w:themeShade="80"/>
+                <w:sz w:val="24"/>
+                <w:szCs w:val="24"/>
+              </w:rPr>
+            </w:pPr>
+            <w:r>
+              <w:rPr>
+                <w:rFonts w:hint="eastAsia"/>
+                <w:color w:val="074F6A" w:themeColor="accent4" w:themeShade="80"/>
+                <w:sz w:val="24"/>
+                <w:szCs w:val="24"/>
+              </w:rPr>
+              <w:t>该行的conclusion也为真</w:t>
+            </w:r>
+          </w:p>
+        </w:tc>
+        <w:tc>
+          <w:tcPr>
+            <w:tcW w:w="5528" w:type="dxa"/>
+          </w:tcPr>
+          <w:p>
+            <w:pPr>
+              <w:spacing w:line="360" w:lineRule="auto"/>
+              <w:jc w:val="left"/>
+              <w:rPr>
+                <w:rFonts w:cstheme="majorBidi" w:hint="eastAsia"/>
+                <w:color w:val="0F4761" w:themeColor="accent1" w:themeShade="BF"/>
+                <w:sz w:val="24"/>
+                <w:szCs w:val="24"/>
+              </w:rPr>
+            </w:pPr>
+            <w:r>
+              <w:rPr>
+                <w:rFonts w:cstheme="majorBidi" w:hint="eastAsia"/>
+                <w:color w:val="0F4761" w:themeColor="accent1" w:themeShade="BF"/>
+                <w:sz w:val="24"/>
+                <w:szCs w:val="24"/>
+              </w:rPr>
+              <w:t>Yes</w:t>
+            </w:r>
+          </w:p>
+        </w:tc>
+      </w:tr>
+      <w:tr>
+        <w:tc>
+          <w:tcPr>
+            <w:tcW w:w="3539" w:type="dxa"/>
+          </w:tcPr>
+          <w:p>
+            <w:pPr>
+              <w:spacing w:line="360" w:lineRule="auto"/>
+              <w:jc w:val="left"/>
+              <w:rPr>
+                <w:rFonts w:hint="eastAsia"/>
+                <w:color w:val="074F6A" w:themeColor="accent4" w:themeShade="80"/>
+                <w:sz w:val="24"/>
+                <w:szCs w:val="24"/>
+              </w:rPr>
+            </w:pPr>
+            <w:r>
+              <w:rPr>
+                <w:rFonts w:hint="eastAsia"/>
+                <w:color w:val="074F6A" w:themeColor="accent4" w:themeShade="80"/>
+                <w:sz w:val="24"/>
+                <w:szCs w:val="24"/>
+              </w:rPr>
+              <w:t xml:space="preserve">Arugment is？ </w:t>
+            </w:r>
+          </w:p>
+        </w:tc>
+        <w:tc>
+          <w:tcPr>
+            <w:tcW w:w="5528" w:type="dxa"/>
+          </w:tcPr>
+          <w:p>
+            <w:pPr>
+              <w:spacing w:line="360" w:lineRule="auto"/>
+              <w:jc w:val="left"/>
+              <w:rPr>
+                <w:rFonts w:cstheme="majorBidi" w:hint="eastAsia"/>
+                <w:color w:val="0F4761" w:themeColor="accent1" w:themeShade="BF"/>
+                <w:sz w:val="24"/>
+                <w:szCs w:val="24"/>
+              </w:rPr>
+            </w:pPr>
+            <w:r>
+              <w:rPr>
+                <w:rFonts w:cstheme="majorBidi" w:hint="eastAsia"/>
+                <w:color w:val="0F4761" w:themeColor="accent1" w:themeShade="BF"/>
+                <w:sz w:val="24"/>
+                <w:szCs w:val="24"/>
+              </w:rPr>
+              <w:t>Valid</w:t>
+            </w:r>
+          </w:p>
+        </w:tc>
+      </w:tr>
+    </w:tbl>
+    <w:p>
+      <w:pPr>
+        <w:spacing w:line="360" w:lineRule="auto"/>
+        <w:jc w:val="left"/>
+        <w:rPr>
+          <w:color w:val="074F6A" w:themeColor="accent4" w:themeShade="80"/>
+        </w:rPr>
+      </w:pPr>
+    </w:p>
+    <w:p>
+      <w:pPr>
+        <w:spacing w:line="360" w:lineRule="auto"/>
+        <w:jc w:val="left"/>
+        <w:rPr>
+          <w:color w:val="074F6A" w:themeColor="accent4" w:themeShade="80"/>
+        </w:rPr>
+      </w:pPr>
+      <w:r>
+        <w:rPr>
+          <w:rFonts w:hint="eastAsia"/>
+          <w:color w:val="074F6A" w:themeColor="accent4" w:themeShade="80"/>
+        </w:rPr>
+        <w:t>例子</w:t>
+      </w:r>
+      <w:r>
+        <w:rPr>
+          <w:rFonts w:hint="eastAsia"/>
+          <w:color w:val="074F6A" w:themeColor="accent4" w:themeShade="80"/>
+        </w:rPr>
+        <w:t>3</w:t>
+      </w:r>
+      <w:r>
+        <w:rPr>
+          <w:rFonts w:hint="eastAsia"/>
+          <w:color w:val="074F6A" w:themeColor="accent4" w:themeShade="80"/>
+        </w:rPr>
+        <w:t>：</w:t>
+      </w:r>
+    </w:p>
+    <w:p>
+      <w:pPr>
+        <w:spacing w:line="360" w:lineRule="auto"/>
+        <w:jc w:val="left"/>
+        <w:rPr>
+          <w:color w:val="074F6A" w:themeColor="accent4" w:themeShade="80"/>
+        </w:rPr>
+      </w:pPr>
+      <w:r>
+        <w:rPr>
+          <w:noProof/>
+          <w:color w:val="074F6A" w:themeColor="accent4" w:themeShade="80"/>
+        </w:rPr>
+        <w:drawing>
+          <wp:inline distT="0" distB="0" distL="0" distR="0" wp14:anchorId="671D6137" wp14:editId="52AD199D">
+            <wp:extent cx="5686425" cy="1167059"/>
+            <wp:effectExtent l="0" t="0" r="0" b="0"/>
+            <wp:docPr id="1305591059" name="图片 3"/>
+            <wp:cNvGraphicFramePr>
+              <a:graphicFrameLocks xmlns:a="http://schemas.openxmlformats.org/drawingml/2006/main" noChangeAspect="1"/>
+            </wp:cNvGraphicFramePr>
+            <a:graphic xmlns:a="http://schemas.openxmlformats.org/drawingml/2006/main">
+              <a:graphicData uri="http://schemas.openxmlformats.org/drawingml/2006/picture">
+                <pic:pic xmlns:pic="http://schemas.openxmlformats.org/drawingml/2006/picture">
+                  <pic:nvPicPr>
+                    <pic:cNvPr id="0" name="Picture 3"/>
+                    <pic:cNvPicPr>
+                      <a:picLocks noChangeAspect="1" noChangeArrowheads="1"/>
+                    </pic:cNvPicPr>
+                  </pic:nvPicPr>
+                  <pic:blipFill>
+                    <a:blip r:embed="rId38">
+                      <a:extLst>
+                        <a:ext uri="{28A0092B-C50C-407E-A947-70E740481C1C}">
+                          <a14:useLocalDpi xmlns:a14="http://schemas.microsoft.com/office/drawing/2010/main" val="0"/>
+                        </a:ext>
+                      </a:extLst>
+                    </a:blip>
+                    <a:srcRect/>
+                    <a:stretch>
+                      <a:fillRect/>
+                    </a:stretch>
+                  </pic:blipFill>
+                  <pic:spPr bwMode="auto">
+                    <a:xfrm>
+                      <a:off x="0" y="0"/>
+                      <a:ext cx="5705271" cy="1170927"/>
+                    </a:xfrm>
+                    <a:prstGeom prst="rect">
+                      <a:avLst/>
+                    </a:prstGeom>
+                    <a:noFill/>
+                    <a:ln>
+                      <a:noFill/>
+                    </a:ln>
+                  </pic:spPr>
+                </pic:pic>
+              </a:graphicData>
+            </a:graphic>
+          </wp:inline>
+        </w:drawing>
+      </w:r>
+    </w:p>
+    <w:tbl>
+      <w:tblPr>
+        <w:tblStyle w:val="af1"/>
+        <w:tblW w:w="0" w:type="auto"/>
+        <w:tblLook w:val="04A0" w:firstRow="1" w:lastRow="0" w:firstColumn="1" w:lastColumn="0" w:noHBand="0" w:noVBand="1"/>
+      </w:tblPr>
+      <w:tblGrid>
+        <w:gridCol w:w="3539"/>
+        <w:gridCol w:w="5528"/>
+      </w:tblGrid>
+      <w:tr>
+        <w:trPr>
+          <w:trHeight w:val="201"/>
+        </w:trPr>
+        <w:tc>
+          <w:tcPr>
+            <w:tcW w:w="3539" w:type="dxa"/>
+          </w:tcPr>
+          <w:p>
+            <w:pPr>
+              <w:spacing w:line="360" w:lineRule="auto"/>
+              <w:jc w:val="left"/>
+              <w:rPr>
+                <w:rFonts w:hint="eastAsia"/>
+                <w:color w:val="074F6A" w:themeColor="accent4" w:themeShade="80"/>
+                <w:sz w:val="24"/>
+                <w:szCs w:val="24"/>
+              </w:rPr>
+            </w:pPr>
+            <w:r>
+              <w:rPr>
+                <w:rFonts w:hint="eastAsia"/>
+                <w:color w:val="074F6A" w:themeColor="accent4" w:themeShade="80"/>
+                <w:sz w:val="24"/>
+                <w:szCs w:val="24"/>
+              </w:rPr>
+              <w:t xml:space="preserve">Premise 1 </w:t>
+            </w:r>
+          </w:p>
+        </w:tc>
+        <w:tc>
+          <w:tcPr>
+            <w:tcW w:w="5528" w:type="dxa"/>
+          </w:tcPr>
+          <w:p>
+            <w:pPr>
+              <w:spacing w:line="360" w:lineRule="auto"/>
+              <w:jc w:val="left"/>
+              <w:rPr>
+                <w:rFonts w:hint="eastAsia"/>
+                <w:color w:val="074F6A" w:themeColor="accent4" w:themeShade="80"/>
+                <w:sz w:val="24"/>
+                <w:szCs w:val="24"/>
+              </w:rPr>
+            </w:pPr>
+            <w:r>
+              <w:rPr>
+                <w:rFonts w:hint="eastAsia"/>
+                <w:color w:val="074F6A" w:themeColor="accent4" w:themeShade="80"/>
+                <w:sz w:val="24"/>
+                <w:szCs w:val="24"/>
+              </w:rPr>
+              <w:t xml:space="preserve">P1 </w:t>
+            </w:r>
+            <w:r>
+              <w:rPr>
+                <w:rFonts w:cstheme="majorBidi"/>
+                <w:color w:val="0F4761" w:themeColor="accent1" w:themeShade="BF"/>
+                <w:sz w:val="24"/>
+                <w:szCs w:val="24"/>
+              </w:rPr>
+              <w:t>∨</w:t>
+            </w:r>
+            <w:r>
+              <w:rPr>
+                <w:rFonts w:cstheme="majorBidi" w:hint="eastAsia"/>
+                <w:color w:val="0F4761" w:themeColor="accent1" w:themeShade="BF"/>
+                <w:sz w:val="24"/>
+                <w:szCs w:val="24"/>
+              </w:rPr>
+              <w:t xml:space="preserve"> </w:t>
+            </w:r>
+            <w:r>
+              <w:rPr>
+                <w:rFonts w:cstheme="majorBidi" w:hint="eastAsia"/>
+                <w:color w:val="0F4761" w:themeColor="accent1" w:themeShade="BF"/>
+                <w:sz w:val="24"/>
+                <w:szCs w:val="24"/>
+              </w:rPr>
+              <w:t>P2</w:t>
+            </w:r>
+          </w:p>
+        </w:tc>
+      </w:tr>
+      <w:tr>
+        <w:trPr>
+          <w:trHeight w:val="264"/>
+        </w:trPr>
+        <w:tc>
+          <w:tcPr>
+            <w:tcW w:w="3539" w:type="dxa"/>
+          </w:tcPr>
+          <w:p>
+            <w:pPr>
+              <w:spacing w:line="360" w:lineRule="auto"/>
+              <w:jc w:val="left"/>
+              <w:rPr>
+                <w:rFonts w:hint="eastAsia"/>
+                <w:color w:val="074F6A" w:themeColor="accent4" w:themeShade="80"/>
+                <w:sz w:val="24"/>
+                <w:szCs w:val="24"/>
+              </w:rPr>
+            </w:pPr>
+            <w:r>
+              <w:rPr>
+                <w:rFonts w:hint="eastAsia"/>
+                <w:color w:val="074F6A" w:themeColor="accent4" w:themeShade="80"/>
+                <w:sz w:val="24"/>
+                <w:szCs w:val="24"/>
+              </w:rPr>
+              <w:t xml:space="preserve">Premise 2 </w:t>
+            </w:r>
+          </w:p>
+        </w:tc>
+        <w:tc>
+          <w:tcPr>
+            <w:tcW w:w="5528" w:type="dxa"/>
+          </w:tcPr>
+          <w:p>
+            <w:pPr>
+              <w:spacing w:line="360" w:lineRule="auto"/>
+              <w:jc w:val="left"/>
+              <w:rPr>
+                <w:rFonts w:hint="eastAsia"/>
+                <w:color w:val="074F6A" w:themeColor="accent4" w:themeShade="80"/>
+                <w:sz w:val="24"/>
+                <w:szCs w:val="24"/>
+              </w:rPr>
+            </w:pPr>
+            <w:r>
+              <w:rPr>
+                <w:rFonts w:cstheme="majorBidi" w:hint="eastAsia"/>
+                <w:color w:val="0F4761" w:themeColor="accent1" w:themeShade="BF"/>
+                <w:sz w:val="24"/>
+                <w:szCs w:val="24"/>
+              </w:rPr>
+              <w:t>P2</w:t>
+            </w:r>
+          </w:p>
+        </w:tc>
+      </w:tr>
+      <w:tr>
+        <w:tc>
+          <w:tcPr>
+            <w:tcW w:w="3539" w:type="dxa"/>
+          </w:tcPr>
+          <w:p>
+            <w:pPr>
+              <w:spacing w:line="360" w:lineRule="auto"/>
+              <w:jc w:val="left"/>
+              <w:rPr>
+                <w:rFonts w:hint="eastAsia"/>
+                <w:color w:val="074F6A" w:themeColor="accent4" w:themeShade="80"/>
+                <w:sz w:val="24"/>
+                <w:szCs w:val="24"/>
+              </w:rPr>
+            </w:pPr>
+            <w:r>
+              <w:rPr>
+                <w:rFonts w:hint="eastAsia"/>
+                <w:color w:val="074F6A" w:themeColor="accent4" w:themeShade="80"/>
+                <w:sz w:val="24"/>
+                <w:szCs w:val="24"/>
+              </w:rPr>
+              <w:t>检查All the Premise为真的行</w:t>
+            </w:r>
+          </w:p>
+        </w:tc>
+        <w:tc>
+          <w:tcPr>
+            <w:tcW w:w="5528" w:type="dxa"/>
+          </w:tcPr>
+          <w:p>
+            <w:pPr>
+              <w:spacing w:line="360" w:lineRule="auto"/>
+              <w:jc w:val="left"/>
+              <w:rPr>
+                <w:rFonts w:cstheme="majorBidi" w:hint="eastAsia"/>
+                <w:color w:val="0F4761" w:themeColor="accent1" w:themeShade="BF"/>
+                <w:sz w:val="24"/>
+                <w:szCs w:val="24"/>
+              </w:rPr>
+            </w:pPr>
+            <w:r>
+              <w:rPr>
+                <w:rFonts w:cstheme="majorBidi" w:hint="eastAsia"/>
+                <w:color w:val="0F4761" w:themeColor="accent1" w:themeShade="BF"/>
+                <w:sz w:val="24"/>
+                <w:szCs w:val="24"/>
+              </w:rPr>
+              <w:t>第</w:t>
+            </w:r>
+            <w:r>
+              <w:rPr>
+                <w:rFonts w:cstheme="majorBidi" w:hint="eastAsia"/>
+                <w:color w:val="0F4761" w:themeColor="accent1" w:themeShade="BF"/>
+                <w:sz w:val="24"/>
+                <w:szCs w:val="24"/>
+              </w:rPr>
+              <w:t>1</w:t>
+            </w:r>
+            <w:r>
+              <w:rPr>
+                <w:rFonts w:cstheme="majorBidi" w:hint="eastAsia"/>
+                <w:color w:val="0F4761" w:themeColor="accent1" w:themeShade="BF"/>
+                <w:sz w:val="24"/>
+                <w:szCs w:val="24"/>
+              </w:rPr>
+              <w:t>行</w:t>
+            </w:r>
+            <w:r>
+              <w:rPr>
+                <w:rFonts w:cstheme="majorBidi" w:hint="eastAsia"/>
+                <w:color w:val="0F4761" w:themeColor="accent1" w:themeShade="BF"/>
+                <w:sz w:val="24"/>
+                <w:szCs w:val="24"/>
+              </w:rPr>
+              <w:t xml:space="preserve">   </w:t>
+            </w:r>
+            <w:r>
+              <w:rPr>
+                <w:rFonts w:cstheme="majorBidi" w:hint="eastAsia"/>
+                <w:color w:val="0F4761" w:themeColor="accent1" w:themeShade="BF"/>
+                <w:sz w:val="24"/>
+                <w:szCs w:val="24"/>
+              </w:rPr>
+              <w:t>第</w:t>
+            </w:r>
+            <w:r>
+              <w:rPr>
+                <w:rFonts w:cstheme="majorBidi" w:hint="eastAsia"/>
+                <w:color w:val="0F4761" w:themeColor="accent1" w:themeShade="BF"/>
+                <w:sz w:val="24"/>
+                <w:szCs w:val="24"/>
+              </w:rPr>
+              <w:t>3</w:t>
+            </w:r>
+            <w:r>
+              <w:rPr>
+                <w:rFonts w:cstheme="majorBidi" w:hint="eastAsia"/>
+                <w:color w:val="0F4761" w:themeColor="accent1" w:themeShade="BF"/>
+                <w:sz w:val="24"/>
+                <w:szCs w:val="24"/>
+              </w:rPr>
+              <w:t>行</w:t>
+            </w:r>
+          </w:p>
+        </w:tc>
+      </w:tr>
+      <w:tr>
+        <w:tc>
+          <w:tcPr>
+            <w:tcW w:w="3539" w:type="dxa"/>
+          </w:tcPr>
+          <w:p>
+            <w:pPr>
+              <w:spacing w:line="360" w:lineRule="auto"/>
+              <w:jc w:val="left"/>
+              <w:rPr>
+                <w:rFonts w:hint="eastAsia"/>
+                <w:color w:val="074F6A" w:themeColor="accent4" w:themeShade="80"/>
+                <w:sz w:val="24"/>
+                <w:szCs w:val="24"/>
+              </w:rPr>
+            </w:pPr>
+            <w:r>
+              <w:rPr>
+                <w:rFonts w:hint="eastAsia"/>
+                <w:color w:val="074F6A" w:themeColor="accent4" w:themeShade="80"/>
+                <w:sz w:val="24"/>
+                <w:szCs w:val="24"/>
+              </w:rPr>
+              <w:lastRenderedPageBreak/>
+              <w:t>该行的conclusion也为真</w:t>
+            </w:r>
+          </w:p>
+        </w:tc>
+        <w:tc>
+          <w:tcPr>
+            <w:tcW w:w="5528" w:type="dxa"/>
+          </w:tcPr>
+          <w:p>
+            <w:pPr>
+              <w:spacing w:line="360" w:lineRule="auto"/>
+              <w:jc w:val="left"/>
+              <w:rPr>
+                <w:rFonts w:cstheme="majorBidi" w:hint="eastAsia"/>
+                <w:color w:val="0F4761" w:themeColor="accent1" w:themeShade="BF"/>
+                <w:sz w:val="24"/>
+                <w:szCs w:val="24"/>
+              </w:rPr>
+            </w:pPr>
+            <w:r>
+              <w:rPr>
+                <w:rFonts w:cstheme="majorBidi" w:hint="eastAsia"/>
+                <w:color w:val="0F4761" w:themeColor="accent1" w:themeShade="BF"/>
+                <w:sz w:val="24"/>
+                <w:szCs w:val="24"/>
+              </w:rPr>
+              <w:t>Yes</w:t>
+            </w:r>
+            <w:r>
+              <w:rPr>
+                <w:rFonts w:cstheme="majorBidi" w:hint="eastAsia"/>
+                <w:color w:val="0F4761" w:themeColor="accent1" w:themeShade="BF"/>
+                <w:sz w:val="24"/>
+                <w:szCs w:val="24"/>
+              </w:rPr>
+              <w:t xml:space="preserve">           No</w:t>
+            </w:r>
+          </w:p>
+        </w:tc>
+      </w:tr>
+      <w:tr>
+        <w:tc>
+          <w:tcPr>
+            <w:tcW w:w="3539" w:type="dxa"/>
+          </w:tcPr>
+          <w:p>
+            <w:pPr>
+              <w:spacing w:line="360" w:lineRule="auto"/>
+              <w:jc w:val="left"/>
+              <w:rPr>
+                <w:rFonts w:hint="eastAsia"/>
+                <w:color w:val="074F6A" w:themeColor="accent4" w:themeShade="80"/>
+                <w:sz w:val="24"/>
+                <w:szCs w:val="24"/>
+              </w:rPr>
+            </w:pPr>
+            <w:r>
+              <w:rPr>
+                <w:rFonts w:hint="eastAsia"/>
+                <w:color w:val="074F6A" w:themeColor="accent4" w:themeShade="80"/>
+                <w:sz w:val="24"/>
+                <w:szCs w:val="24"/>
+              </w:rPr>
+              <w:t xml:space="preserve">Arugment is？ </w:t>
+            </w:r>
+          </w:p>
+        </w:tc>
+        <w:tc>
+          <w:tcPr>
+            <w:tcW w:w="5528" w:type="dxa"/>
+          </w:tcPr>
+          <w:p>
+            <w:pPr>
+              <w:spacing w:line="360" w:lineRule="auto"/>
+              <w:jc w:val="left"/>
+              <w:rPr>
+                <w:rFonts w:cstheme="majorBidi" w:hint="eastAsia"/>
+                <w:color w:val="0F4761" w:themeColor="accent1" w:themeShade="BF"/>
+                <w:sz w:val="24"/>
+                <w:szCs w:val="24"/>
+              </w:rPr>
+            </w:pPr>
+            <w:r>
+              <w:rPr>
+                <w:rFonts w:cstheme="majorBidi" w:hint="eastAsia"/>
+                <w:color w:val="0F4761" w:themeColor="accent1" w:themeShade="BF"/>
+                <w:sz w:val="24"/>
+                <w:szCs w:val="24"/>
+              </w:rPr>
+              <w:t>Inv</w:t>
+            </w:r>
+            <w:r>
+              <w:rPr>
+                <w:rFonts w:cstheme="majorBidi" w:hint="eastAsia"/>
+                <w:color w:val="0F4761" w:themeColor="accent1" w:themeShade="BF"/>
+                <w:sz w:val="24"/>
+                <w:szCs w:val="24"/>
+              </w:rPr>
+              <w:t>alid</w:t>
+            </w:r>
+          </w:p>
+        </w:tc>
+      </w:tr>
+    </w:tbl>
+    <w:p>
+      <w:pPr>
+        <w:spacing w:line="360" w:lineRule="auto"/>
+        <w:jc w:val="left"/>
+        <w:rPr>
+          <w:color w:val="074F6A" w:themeColor="accent4" w:themeShade="80"/>
+        </w:rPr>
+      </w:pPr>
+    </w:p>
+    <w:p>
+      <w:pPr>
+        <w:spacing w:line="360" w:lineRule="auto"/>
+        <w:jc w:val="left"/>
+        <w:rPr>
+          <w:color w:val="074F6A" w:themeColor="accent4" w:themeShade="80"/>
+        </w:rPr>
+      </w:pPr>
+      <w:r>
+        <w:rPr>
+          <w:rFonts w:hint="eastAsia"/>
+          <w:color w:val="074F6A" w:themeColor="accent4" w:themeShade="80"/>
+        </w:rPr>
+        <w:t>例子</w:t>
+      </w:r>
+      <w:r>
+        <w:rPr>
+          <w:rFonts w:hint="eastAsia"/>
+          <w:color w:val="074F6A" w:themeColor="accent4" w:themeShade="80"/>
+        </w:rPr>
+        <w:t>4</w:t>
+      </w:r>
+      <w:r>
+        <w:rPr>
+          <w:rFonts w:hint="eastAsia"/>
+          <w:color w:val="074F6A" w:themeColor="accent4" w:themeShade="80"/>
+        </w:rPr>
+        <w:t>：</w:t>
+      </w:r>
+      <w:r>
+        <w:rPr>
+          <w:rFonts w:hint="eastAsia"/>
+          <w:color w:val="074F6A" w:themeColor="accent4" w:themeShade="80"/>
+        </w:rPr>
+        <w:t>（注意： 如果All premise为真的行不存在， Argument is valid）</w:t>
+      </w:r>
+    </w:p>
+    <w:p>
+      <w:pPr>
+        <w:spacing w:line="360" w:lineRule="auto"/>
+        <w:jc w:val="left"/>
+        <w:rPr>
+          <w:color w:val="074F6A" w:themeColor="accent4" w:themeShade="80"/>
+        </w:rPr>
+      </w:pPr>
+      <w:r>
+        <w:rPr>
+          <w:noProof/>
+          <w:color w:val="074F6A" w:themeColor="accent4" w:themeShade="80"/>
+        </w:rPr>
+        <w:drawing>
+          <wp:inline distT="0" distB="0" distL="0" distR="0" wp14:anchorId="55C4DA3E" wp14:editId="6098F865">
+            <wp:extent cx="5886450" cy="1701930"/>
+            <wp:effectExtent l="0" t="0" r="0" b="0"/>
+            <wp:docPr id="1736292935" name="图片 4"/>
+            <wp:cNvGraphicFramePr>
+              <a:graphicFrameLocks xmlns:a="http://schemas.openxmlformats.org/drawingml/2006/main" noChangeAspect="1"/>
+            </wp:cNvGraphicFramePr>
+            <a:graphic xmlns:a="http://schemas.openxmlformats.org/drawingml/2006/main">
+              <a:graphicData uri="http://schemas.openxmlformats.org/drawingml/2006/picture">
+                <pic:pic xmlns:pic="http://schemas.openxmlformats.org/drawingml/2006/picture">
+                  <pic:nvPicPr>
+                    <pic:cNvPr id="0" name="Picture 4"/>
+                    <pic:cNvPicPr>
+                      <a:picLocks noChangeAspect="1" noChangeArrowheads="1"/>
+                    </pic:cNvPicPr>
+                  </pic:nvPicPr>
+                  <pic:blipFill>
+                    <a:blip r:embed="rId39">
+                      <a:extLst>
+                        <a:ext uri="{28A0092B-C50C-407E-A947-70E740481C1C}">
+                          <a14:useLocalDpi xmlns:a14="http://schemas.microsoft.com/office/drawing/2010/main" val="0"/>
+                        </a:ext>
+                      </a:extLst>
+                    </a:blip>
+                    <a:srcRect/>
+                    <a:stretch>
+                      <a:fillRect/>
+                    </a:stretch>
+                  </pic:blipFill>
+                  <pic:spPr bwMode="auto">
+                    <a:xfrm>
+                      <a:off x="0" y="0"/>
+                      <a:ext cx="5905208" cy="1707353"/>
+                    </a:xfrm>
+                    <a:prstGeom prst="rect">
+                      <a:avLst/>
+                    </a:prstGeom>
+                    <a:noFill/>
+                    <a:ln>
+                      <a:noFill/>
+                    </a:ln>
+                  </pic:spPr>
+                </pic:pic>
+              </a:graphicData>
+            </a:graphic>
+          </wp:inline>
+        </w:drawing>
+      </w:r>
+    </w:p>
+    <w:p>
+      <w:pPr>
+        <w:spacing w:line="360" w:lineRule="auto"/>
+        <w:jc w:val="left"/>
+        <w:rPr>
+          <w:rFonts w:hint="eastAsia"/>
+          <w:color w:val="074F6A" w:themeColor="accent4" w:themeShade="80"/>
+        </w:rPr>
+      </w:pPr>
+    </w:p>
+    <w:p>
+      <w:pPr>
+        <w:spacing w:line="360" w:lineRule="auto"/>
+        <w:jc w:val="left"/>
+        <w:rPr>
+          <w:color w:val="074F6A" w:themeColor="accent4" w:themeShade="80"/>
+        </w:rPr>
+      </w:pPr>
+      <w:r>
+        <w:rPr>
+          <w:rFonts w:hint="eastAsia"/>
+          <w:color w:val="074F6A" w:themeColor="accent4" w:themeShade="80"/>
+        </w:rPr>
+        <w:t>例子</w:t>
+      </w:r>
+      <w:r>
+        <w:rPr>
+          <w:rFonts w:hint="eastAsia"/>
+          <w:color w:val="074F6A" w:themeColor="accent4" w:themeShade="80"/>
+        </w:rPr>
+        <w:t>5</w:t>
+      </w:r>
+      <w:r>
+        <w:rPr>
+          <w:rFonts w:hint="eastAsia"/>
+          <w:color w:val="074F6A" w:themeColor="accent4" w:themeShade="80"/>
+        </w:rPr>
+        <w:t>：</w:t>
+      </w:r>
+    </w:p>
+    <w:p>
+      <w:pPr>
+        <w:spacing w:line="360" w:lineRule="auto"/>
+        <w:jc w:val="left"/>
+        <w:rPr>
+          <w:color w:val="074F6A" w:themeColor="accent4" w:themeShade="80"/>
+        </w:rPr>
+      </w:pPr>
+      <w:r>
+        <w:rPr>
+          <w:rFonts w:hint="eastAsia"/>
+          <w:noProof/>
+          <w:color w:val="074F6A" w:themeColor="accent4" w:themeShade="80"/>
+        </w:rPr>
+        <w:drawing>
+          <wp:inline distT="0" distB="0" distL="0" distR="0" wp14:anchorId="36753BD5" wp14:editId="39502AF8">
+            <wp:extent cx="5886450" cy="2542068"/>
+            <wp:effectExtent l="0" t="0" r="0" b="0"/>
+            <wp:docPr id="1023247430" name="图片 6"/>
+            <wp:cNvGraphicFramePr>
+              <a:graphicFrameLocks xmlns:a="http://schemas.openxmlformats.org/drawingml/2006/main" noChangeAspect="1"/>
+            </wp:cNvGraphicFramePr>
+            <a:graphic xmlns:a="http://schemas.openxmlformats.org/drawingml/2006/main">
+              <a:graphicData uri="http://schemas.openxmlformats.org/drawingml/2006/picture">
+                <pic:pic xmlns:pic="http://schemas.openxmlformats.org/drawingml/2006/picture">
+                  <pic:nvPicPr>
+                    <pic:cNvPr id="0" name="Picture 6"/>
+                    <pic:cNvPicPr>
+                      <a:picLocks noChangeAspect="1" noChangeArrowheads="1"/>
+                    </pic:cNvPicPr>
+                  </pic:nvPicPr>
+                  <pic:blipFill>
+                    <a:blip r:embed="rId40">
+                      <a:extLst>
+                        <a:ext uri="{28A0092B-C50C-407E-A947-70E740481C1C}">
+                          <a14:useLocalDpi xmlns:a14="http://schemas.microsoft.com/office/drawing/2010/main" val="0"/>
+                        </a:ext>
+                      </a:extLst>
+                    </a:blip>
+                    <a:srcRect/>
+                    <a:stretch>
+                      <a:fillRect/>
+                    </a:stretch>
+                  </pic:blipFill>
+                  <pic:spPr bwMode="auto">
+                    <a:xfrm>
+                      <a:off x="0" y="0"/>
+                      <a:ext cx="5887791" cy="2542647"/>
+                    </a:xfrm>
+                    <a:prstGeom prst="rect">
+                      <a:avLst/>
+                    </a:prstGeom>
+                    <a:noFill/>
+                    <a:ln>
+                      <a:noFill/>
+                    </a:ln>
+                  </pic:spPr>
+                </pic:pic>
+              </a:graphicData>
+            </a:graphic>
+          </wp:inline>
+        </w:drawing>
+      </w:r>
+    </w:p>
+    <w:p>
+      <w:pPr>
+        <w:spacing w:line="360" w:lineRule="auto"/>
+        <w:jc w:val="left"/>
+        <w:rPr>
+          <w:color w:val="074F6A" w:themeColor="accent4" w:themeShade="80"/>
+        </w:rPr>
+      </w:pPr>
+    </w:p>
+    <w:p>
+      <w:pPr>
+        <w:pStyle w:val="5"/>
+      </w:pPr>
+      <w:r>
+        <w:rPr>
+          <w:rFonts w:hint="eastAsia"/>
+        </w:rPr>
+        <w:t>2.3.</w:t>
+      </w:r>
+      <w:r>
+        <w:rPr>
+          <w:rFonts w:hint="eastAsia"/>
+        </w:rPr>
+        <w:t>3</w:t>
+      </w:r>
+      <w:r>
+        <w:rPr>
+          <w:rFonts w:hint="eastAsia"/>
+        </w:rPr>
+        <w:t xml:space="preserve"> </w:t>
+      </w:r>
+      <w:r>
+        <w:t>Rules of inference</w:t>
+      </w:r>
+      <w:r>
+        <w:rPr>
+          <w:rFonts w:hint="eastAsia"/>
+        </w:rPr>
+        <w:t>（</w:t>
+      </w:r>
+      <w:r>
+        <w:t>推理规则</w:t>
+      </w:r>
+      <w:r>
+        <w:rPr>
+          <w:rFonts w:hint="eastAsia"/>
+        </w:rPr>
+        <w:t>）</w:t>
+      </w:r>
+    </w:p>
+    <w:p>
+      <w:pPr>
+        <w:spacing w:line="360" w:lineRule="auto"/>
+        <w:ind w:firstLine="420"/>
+        <w:rPr>
+          <w:color w:val="074F6A" w:themeColor="accent4" w:themeShade="80"/>
+        </w:rPr>
+      </w:pPr>
+      <w:r>
+        <w:rPr>
+          <w:color w:val="074F6A" w:themeColor="accent4" w:themeShade="80"/>
+        </w:rPr>
+        <w:t>如果原子命题很多，或者使用的是谓词逻辑，那么用真值表来检验（论证）就是不可行的。</w:t>
+      </w:r>
+    </w:p>
+    <w:p>
+      <w:pPr>
+        <w:spacing w:line="360" w:lineRule="auto"/>
+        <w:ind w:firstLine="420"/>
+        <w:rPr>
+          <w:color w:val="074F6A" w:themeColor="accent4" w:themeShade="80"/>
+        </w:rPr>
+      </w:pPr>
+      <w:r>
+        <w:rPr>
+          <w:color w:val="074F6A" w:themeColor="accent4" w:themeShade="80"/>
+        </w:rPr>
+        <w:t>取而代之的是，我们使用</w:t>
+      </w:r>
+      <w:r>
+        <w:rPr>
+          <w:b/>
+          <w:bCs/>
+          <w:color w:val="074F6A" w:themeColor="accent4" w:themeShade="80"/>
+        </w:rPr>
+        <w:t>推理规则（rules of inference）</w:t>
+      </w:r>
+      <w:r>
+        <w:rPr>
+          <w:color w:val="074F6A" w:themeColor="accent4" w:themeShade="80"/>
+        </w:rPr>
+        <w:t>来验证一个论证是否有效。</w:t>
+      </w:r>
+    </w:p>
+    <w:p>
+      <w:pPr>
+        <w:numPr>
+          <w:ilvl w:val="0"/>
+          <w:numId w:val="15"/>
+        </w:numPr>
+        <w:spacing w:line="360" w:lineRule="auto"/>
+        <w:rPr>
+          <w:color w:val="074F6A" w:themeColor="accent4" w:themeShade="80"/>
+        </w:rPr>
+      </w:pPr>
+      <w:r>
+        <w:rPr>
+          <w:color w:val="074F6A" w:themeColor="accent4" w:themeShade="80"/>
+        </w:rPr>
+        <w:t>首先，列出该</w:t>
+      </w:r>
+      <w:r>
+        <w:rPr>
+          <w:rFonts w:hint="eastAsia"/>
+          <w:color w:val="074F6A" w:themeColor="accent4" w:themeShade="80"/>
+        </w:rPr>
+        <w:t>Argument（</w:t>
+      </w:r>
+      <w:r>
+        <w:rPr>
+          <w:color w:val="074F6A" w:themeColor="accent4" w:themeShade="80"/>
+        </w:rPr>
+        <w:t>论证</w:t>
+      </w:r>
+      <w:r>
+        <w:rPr>
+          <w:rFonts w:hint="eastAsia"/>
+          <w:color w:val="074F6A" w:themeColor="accent4" w:themeShade="80"/>
+        </w:rPr>
+        <w:t>）</w:t>
+      </w:r>
+      <w:r>
+        <w:rPr>
+          <w:color w:val="074F6A" w:themeColor="accent4" w:themeShade="80"/>
+        </w:rPr>
+        <w:t>的各个</w:t>
+      </w:r>
+      <w:r>
+        <w:rPr>
+          <w:rFonts w:hint="eastAsia"/>
+          <w:color w:val="074F6A" w:themeColor="accent4" w:themeShade="80"/>
+        </w:rPr>
+        <w:t>premise</w:t>
+      </w:r>
+      <w:r>
+        <w:rPr>
+          <w:rFonts w:hint="eastAsia"/>
+          <w:color w:val="074F6A" w:themeColor="accent4" w:themeShade="80"/>
+        </w:rPr>
+        <w:t>（</w:t>
+      </w:r>
+      <w:r>
+        <w:rPr>
+          <w:color w:val="074F6A" w:themeColor="accent4" w:themeShade="80"/>
+        </w:rPr>
+        <w:t>前提</w:t>
+      </w:r>
+      <w:r>
+        <w:rPr>
+          <w:rFonts w:hint="eastAsia"/>
+          <w:color w:val="074F6A" w:themeColor="accent4" w:themeShade="80"/>
+        </w:rPr>
+        <w:t>）</w:t>
+      </w:r>
+      <w:r>
+        <w:rPr>
+          <w:color w:val="074F6A" w:themeColor="accent4" w:themeShade="80"/>
+        </w:rPr>
+        <w:t>。</w:t>
+      </w:r>
+    </w:p>
+    <w:p>
+      <w:pPr>
+        <w:numPr>
+          <w:ilvl w:val="0"/>
+          <w:numId w:val="15"/>
+        </w:numPr>
+        <w:spacing w:line="360" w:lineRule="auto"/>
+        <w:rPr>
+          <w:color w:val="074F6A" w:themeColor="accent4" w:themeShade="80"/>
+        </w:rPr>
+      </w:pPr>
+      <w:r>
+        <w:rPr>
+          <w:color w:val="074F6A" w:themeColor="accent4" w:themeShade="80"/>
+        </w:rPr>
+        <w:t>然后，利用推理规则，从序列中已有的命题推出新的逻辑命题。</w:t>
+      </w:r>
+    </w:p>
+    <w:p>
+      <w:pPr>
+        <w:numPr>
+          <w:ilvl w:val="0"/>
+          <w:numId w:val="15"/>
+        </w:numPr>
+        <w:spacing w:line="360" w:lineRule="auto"/>
+        <w:rPr>
+          <w:color w:val="074F6A" w:themeColor="accent4" w:themeShade="80"/>
+        </w:rPr>
+      </w:pPr>
+      <w:r>
+        <w:rPr>
+          <w:color w:val="074F6A" w:themeColor="accent4" w:themeShade="80"/>
+        </w:rPr>
+        <w:t>这些推理规则的设计保证了：只要我们假定</w:t>
+      </w:r>
+      <w:r>
+        <w:rPr>
+          <w:rFonts w:hint="eastAsia"/>
+          <w:color w:val="074F6A" w:themeColor="accent4" w:themeShade="80"/>
+        </w:rPr>
+        <w:t>premise</w:t>
+      </w:r>
+      <w:r>
+        <w:rPr>
+          <w:color w:val="074F6A" w:themeColor="accent4" w:themeShade="80"/>
+        </w:rPr>
+        <w:t>为真，序列中推导出的每一个命题也都为真。</w:t>
+      </w:r>
+    </w:p>
+    <w:p>
+      <w:pPr>
+        <w:numPr>
+          <w:ilvl w:val="0"/>
+          <w:numId w:val="15"/>
+        </w:numPr>
+        <w:spacing w:line="360" w:lineRule="auto"/>
+        <w:rPr>
+          <w:color w:val="074F6A" w:themeColor="accent4" w:themeShade="80"/>
+        </w:rPr>
+      </w:pPr>
+      <w:r>
+        <w:rPr>
+          <w:color w:val="074F6A" w:themeColor="accent4" w:themeShade="80"/>
+        </w:rPr>
+        <w:t>如果我们最终推出了该论证的结论，那么就知道：前提的真实性必然导致结论的真实性，因此该论证是</w:t>
+      </w:r>
+      <w:r>
+        <w:rPr>
+          <w:b/>
+          <w:bCs/>
+          <w:color w:val="074F6A" w:themeColor="accent4" w:themeShade="80"/>
+        </w:rPr>
+        <w:t>有效的</w:t>
+      </w:r>
+      <w:r>
+        <w:rPr>
+          <w:color w:val="074F6A" w:themeColor="accent4" w:themeShade="80"/>
+        </w:rPr>
+        <w:t>。</w:t>
+      </w:r>
+    </w:p>
+    <w:p>
+      <w:pPr>
+        <w:spacing w:line="360" w:lineRule="auto"/>
+        <w:ind w:firstLine="420"/>
+        <w:rPr>
+          <w:rFonts w:hint="eastAsia"/>
+          <w:color w:val="074F6A" w:themeColor="accent4" w:themeShade="80"/>
+        </w:rPr>
+      </w:pPr>
+    </w:p>
+    <w:p>
+      <w:pPr>
+        <w:pStyle w:val="6"/>
+      </w:pPr>
+      <w:r>
+        <w:rPr>
+          <w:rFonts w:hint="eastAsia"/>
+        </w:rPr>
+        <w:lastRenderedPageBreak/>
+        <w:t>规则</w:t>
+      </w:r>
+      <w:r>
+        <w:rPr>
+          <w:rFonts w:hint="eastAsia"/>
+        </w:rPr>
+        <w:t xml:space="preserve">1  </w:t>
+      </w:r>
+      <w:r>
+        <w:t>Conjunction Elimination</w:t>
+      </w:r>
+      <w:r>
+        <w:rPr>
+          <w:rFonts w:hint="eastAsia"/>
+        </w:rPr>
+        <w:t xml:space="preserve"> 规则</w:t>
+      </w:r>
+      <w:r>
+        <w:t>（合取消去</w:t>
+      </w:r>
+      <w:r>
+        <w:rPr>
+          <w:rFonts w:hint="eastAsia"/>
+        </w:rPr>
+        <w:t>规则</w:t>
+      </w:r>
+      <w:r>
+        <w:t>，∧Elim）</w:t>
+      </w:r>
+    </w:p>
+    <w:p>
+      <w:pPr>
+        <w:pStyle w:val="6"/>
+      </w:pPr>
+      <w:r>
+        <w:rPr>
+          <w:noProof/>
+        </w:rPr>
+        <w:drawing>
+          <wp:inline distT="0" distB="0" distL="0" distR="0" wp14:anchorId="3EDEF568" wp14:editId="1186CEE5">
+            <wp:extent cx="4419600" cy="4354332"/>
+            <wp:effectExtent l="0" t="0" r="0" b="8255"/>
+            <wp:docPr id="189516789" name="图片 7"/>
+            <wp:cNvGraphicFramePr>
+              <a:graphicFrameLocks xmlns:a="http://schemas.openxmlformats.org/drawingml/2006/main" noChangeAspect="1"/>
+            </wp:cNvGraphicFramePr>
+            <a:graphic xmlns:a="http://schemas.openxmlformats.org/drawingml/2006/main">
+              <a:graphicData uri="http://schemas.openxmlformats.org/drawingml/2006/picture">
+                <pic:pic xmlns:pic="http://schemas.openxmlformats.org/drawingml/2006/picture">
+                  <pic:nvPicPr>
+                    <pic:cNvPr id="0" name="Picture 7"/>
+                    <pic:cNvPicPr>
+                      <a:picLocks noChangeAspect="1" noChangeArrowheads="1"/>
+                    </pic:cNvPicPr>
+                  </pic:nvPicPr>
+                  <pic:blipFill>
+                    <a:blip r:embed="rId41">
+                      <a:extLst>
+                        <a:ext uri="{28A0092B-C50C-407E-A947-70E740481C1C}">
+                          <a14:useLocalDpi xmlns:a14="http://schemas.microsoft.com/office/drawing/2010/main" val="0"/>
+                        </a:ext>
+                      </a:extLst>
+                    </a:blip>
+                    <a:srcRect/>
+                    <a:stretch>
+                      <a:fillRect/>
+                    </a:stretch>
+                  </pic:blipFill>
+                  <pic:spPr bwMode="auto">
+                    <a:xfrm>
+                      <a:off x="0" y="0"/>
+                      <a:ext cx="4424646" cy="4359303"/>
+                    </a:xfrm>
+                    <a:prstGeom prst="rect">
+                      <a:avLst/>
+                    </a:prstGeom>
+                    <a:noFill/>
+                    <a:ln>
+                      <a:noFill/>
+                    </a:ln>
+                  </pic:spPr>
+                </pic:pic>
+              </a:graphicData>
+            </a:graphic>
+          </wp:inline>
+        </w:drawing>
+      </w:r>
+    </w:p>
+    <w:p>
+      <w:pPr>
+        <w:rPr>
+          <w:rFonts w:hint="eastAsia"/>
+        </w:rPr>
+      </w:pPr>
+    </w:p>
+    <w:p>
+      <w:pPr>
+        <w:pStyle w:val="6"/>
+      </w:pPr>
+      <w:r>
+        <w:rPr>
+          <w:rFonts w:hint="eastAsia"/>
+        </w:rPr>
+        <w:t>规则2</w:t>
+      </w:r>
+      <w:r>
+        <w:rPr>
+          <w:rFonts w:hint="eastAsia"/>
+        </w:rPr>
+        <w:t xml:space="preserve">  </w:t>
+      </w:r>
+      <w:r>
+        <w:t>Conjunction Introduction</w:t>
+      </w:r>
+      <w:r>
+        <w:rPr>
+          <w:rFonts w:hint="eastAsia"/>
+        </w:rPr>
+        <w:t>规则</w:t>
+      </w:r>
+      <w:r>
+        <w:t>（合取引入</w:t>
+      </w:r>
+      <w:r>
+        <w:rPr>
+          <w:rFonts w:hint="eastAsia"/>
+        </w:rPr>
+        <w:t>规则</w:t>
+      </w:r>
+      <w:r>
+        <w:t>，∧Intro）</w:t>
+      </w:r>
+    </w:p>
+    <w:p>
+      <w:pPr>
+        <w:rPr>
+          <w:rFonts w:hint="eastAsia"/>
+        </w:rPr>
+      </w:pPr>
+      <w:r>
+        <w:rPr>
+          <w:rFonts w:hint="eastAsia"/>
+          <w:noProof/>
+        </w:rPr>
+        <w:drawing>
+          <wp:inline distT="0" distB="0" distL="0" distR="0" wp14:anchorId="09AC4447" wp14:editId="76678B0C">
+            <wp:extent cx="4791075" cy="4432433"/>
+            <wp:effectExtent l="0" t="0" r="0" b="6350"/>
+            <wp:docPr id="558577449" name="图片 8"/>
+            <wp:cNvGraphicFramePr>
+              <a:graphicFrameLocks xmlns:a="http://schemas.openxmlformats.org/drawingml/2006/main" noChangeAspect="1"/>
+            </wp:cNvGraphicFramePr>
+            <a:graphic xmlns:a="http://schemas.openxmlformats.org/drawingml/2006/main">
+              <a:graphicData uri="http://schemas.openxmlformats.org/drawingml/2006/picture">
+                <pic:pic xmlns:pic="http://schemas.openxmlformats.org/drawingml/2006/picture">
+                  <pic:nvPicPr>
+                    <pic:cNvPr id="0" name="Picture 8"/>
+                    <pic:cNvPicPr>
+                      <a:picLocks noChangeAspect="1" noChangeArrowheads="1"/>
+                    </pic:cNvPicPr>
+                  </pic:nvPicPr>
+                  <pic:blipFill>
+                    <a:blip r:embed="rId42">
+                      <a:extLst>
+                        <a:ext uri="{28A0092B-C50C-407E-A947-70E740481C1C}">
+                          <a14:useLocalDpi xmlns:a14="http://schemas.microsoft.com/office/drawing/2010/main" val="0"/>
+                        </a:ext>
+                      </a:extLst>
+                    </a:blip>
+                    <a:srcRect/>
+                    <a:stretch>
+                      <a:fillRect/>
+                    </a:stretch>
+                  </pic:blipFill>
+                  <pic:spPr bwMode="auto">
+                    <a:xfrm>
+                      <a:off x="0" y="0"/>
+                      <a:ext cx="4795163" cy="4436215"/>
+                    </a:xfrm>
+                    <a:prstGeom prst="rect">
+                      <a:avLst/>
+                    </a:prstGeom>
+                    <a:noFill/>
+                    <a:ln>
+                      <a:noFill/>
+                    </a:ln>
+                  </pic:spPr>
+                </pic:pic>
+              </a:graphicData>
+            </a:graphic>
+          </wp:inline>
+        </w:drawing>
+      </w:r>
+    </w:p>
+    <w:p>
+      <w:pPr>
+        <w:pStyle w:val="6"/>
+        <w:rPr>
+          <w:color w:val="074F6A" w:themeColor="accent4" w:themeShade="80"/>
+        </w:rPr>
+      </w:pPr>
+      <w:r>
+        <w:rPr>
+          <w:color w:val="074F6A" w:themeColor="accent4" w:themeShade="80"/>
+        </w:rPr>
+        <w:lastRenderedPageBreak/>
+        <w:t>两者关系</w:t>
+      </w:r>
+    </w:p>
+    <w:p>
+      <w:pPr>
+        <w:pStyle w:val="6"/>
+        <w:numPr>
+          <w:ilvl w:val="0"/>
+          <w:numId w:val="16"/>
+        </w:numPr>
+        <w:rPr>
+          <w:color w:val="074F6A" w:themeColor="accent4" w:themeShade="80"/>
+        </w:rPr>
+      </w:pPr>
+      <w:r>
+        <w:rPr>
+          <w:color w:val="074F6A" w:themeColor="accent4" w:themeShade="80"/>
+        </w:rPr>
+        <w:t>消去（Elim）：</w:t>
+      </w:r>
+      <w:r>
+        <w:rPr>
+          <w:i/>
+          <w:iCs/>
+          <w:color w:val="074F6A" w:themeColor="accent4" w:themeShade="80"/>
+        </w:rPr>
+        <w:t>A</w:t>
+      </w:r>
+      <w:r>
+        <w:rPr>
+          <w:color w:val="074F6A" w:themeColor="accent4" w:themeShade="80"/>
+        </w:rPr>
+        <w:t>∧</w:t>
+      </w:r>
+      <w:r>
+        <w:rPr>
+          <w:i/>
+          <w:iCs/>
+          <w:color w:val="074F6A" w:themeColor="accent4" w:themeShade="80"/>
+        </w:rPr>
+        <w:t>B</w:t>
+      </w:r>
+      <w:r>
+        <w:rPr>
+          <w:rFonts w:ascii="Cambria Math" w:hAnsi="Cambria Math" w:cs="Cambria Math"/>
+          <w:color w:val="074F6A" w:themeColor="accent4" w:themeShade="80"/>
+        </w:rPr>
+        <w:t>⇒</w:t>
+      </w:r>
+      <w:r>
+        <w:rPr>
+          <w:i/>
+          <w:iCs/>
+          <w:color w:val="074F6A" w:themeColor="accent4" w:themeShade="80"/>
+        </w:rPr>
+        <w:t>A</w:t>
+      </w:r>
+      <w:r>
+        <w:rPr>
+          <w:color w:val="074F6A" w:themeColor="accent4" w:themeShade="80"/>
+        </w:rPr>
+        <w:t xml:space="preserve"> （拆开用），口诀"有且有，可以取一个"。</w:t>
+      </w:r>
+    </w:p>
+    <w:p>
+      <w:pPr>
+        <w:pStyle w:val="6"/>
+        <w:numPr>
+          <w:ilvl w:val="0"/>
+          <w:numId w:val="16"/>
+        </w:numPr>
+        <w:rPr>
+          <w:color w:val="074F6A" w:themeColor="accent4" w:themeShade="80"/>
+        </w:rPr>
+      </w:pPr>
+      <w:r>
+        <w:rPr>
+          <w:color w:val="074F6A" w:themeColor="accent4" w:themeShade="80"/>
+        </w:rPr>
+        <w:t>引入（Intro）：</w:t>
+      </w:r>
+      <w:r>
+        <w:rPr>
+          <w:i/>
+          <w:iCs/>
+          <w:color w:val="074F6A" w:themeColor="accent4" w:themeShade="80"/>
+        </w:rPr>
+        <w:t>A</w:t>
+      </w:r>
+      <w:r>
+        <w:rPr>
+          <w:color w:val="074F6A" w:themeColor="accent4" w:themeShade="80"/>
+        </w:rPr>
+        <w:t>, </w:t>
+      </w:r>
+      <w:r>
+        <w:rPr>
+          <w:i/>
+          <w:iCs/>
+          <w:color w:val="074F6A" w:themeColor="accent4" w:themeShade="80"/>
+        </w:rPr>
+        <w:t>B</w:t>
+      </w:r>
+      <w:r>
+        <w:rPr>
+          <w:rFonts w:ascii="Cambria Math" w:hAnsi="Cambria Math" w:cs="Cambria Math"/>
+          <w:color w:val="074F6A" w:themeColor="accent4" w:themeShade="80"/>
+        </w:rPr>
+        <w:t>⇒</w:t>
+      </w:r>
+      <w:r>
+        <w:rPr>
+          <w:i/>
+          <w:iCs/>
+          <w:color w:val="074F6A" w:themeColor="accent4" w:themeShade="80"/>
+        </w:rPr>
+        <w:t>A</w:t>
+      </w:r>
+      <w:r>
+        <w:rPr>
+          <w:color w:val="074F6A" w:themeColor="accent4" w:themeShade="80"/>
+        </w:rPr>
+        <w:t>∧</w:t>
+      </w:r>
+      <w:r>
+        <w:rPr>
+          <w:i/>
+          <w:iCs/>
+          <w:color w:val="074F6A" w:themeColor="accent4" w:themeShade="80"/>
+        </w:rPr>
+        <w:t>B</w:t>
+      </w:r>
+      <w:r>
+        <w:rPr>
+          <w:color w:val="074F6A" w:themeColor="accent4" w:themeShade="80"/>
+        </w:rPr>
+        <w:t xml:space="preserve"> （合起来用），口诀"两个都有，可以合着说"。</w:t>
+      </w:r>
+    </w:p>
+    <w:p>
+      <w:pPr>
+        <w:pStyle w:val="6"/>
+        <w:rPr>
+          <w:color w:val="074F6A" w:themeColor="accent4" w:themeShade="80"/>
+        </w:rPr>
+      </w:pPr>
+    </w:p>
+    <w:p>
+      <w:pPr>
+        <w:pStyle w:val="6"/>
+        <w:rPr>
+          <w:rFonts w:hint="eastAsia"/>
+        </w:rPr>
+      </w:pPr>
+      <w:r>
+        <w:rPr>
+          <w:rFonts w:hint="eastAsia"/>
+        </w:rPr>
+        <w:t xml:space="preserve">规则3 </w:t>
+      </w:r>
+      <w:r>
+        <w:t>Implication Elimination</w:t>
+      </w:r>
+      <w:r>
+        <w:rPr>
+          <w:rFonts w:hint="eastAsia"/>
+        </w:rPr>
+        <w:t>规则</w:t>
+      </w:r>
+      <w:r>
+        <w:t>（蕴含消去，</w:t>
+      </w:r>
+      <w:r>
+        <w:rPr>
+          <w:rFonts w:ascii="Cambria Math" w:hAnsi="Cambria Math" w:cs="Cambria Math"/>
+        </w:rPr>
+        <w:t>⇒</w:t>
+      </w:r>
+      <w:r>
+        <w:t>Elim）</w:t>
+      </w:r>
+    </w:p>
+    <w:p>
+      <w:r>
+        <w:rPr>
+          <w:rFonts w:hint="eastAsia"/>
+          <w:noProof/>
+        </w:rPr>
+        <w:drawing>
+          <wp:inline distT="0" distB="0" distL="0" distR="0" wp14:anchorId="16CCBC30" wp14:editId="240BCE74">
+            <wp:extent cx="5219700" cy="5219700"/>
+            <wp:effectExtent l="0" t="0" r="0" b="0"/>
+            <wp:docPr id="642948128" name="图片 9"/>
+            <wp:cNvGraphicFramePr>
+              <a:graphicFrameLocks xmlns:a="http://schemas.openxmlformats.org/drawingml/2006/main" noChangeAspect="1"/>
+            </wp:cNvGraphicFramePr>
+            <a:graphic xmlns:a="http://schemas.openxmlformats.org/drawingml/2006/main">
+              <a:graphicData uri="http://schemas.openxmlformats.org/drawingml/2006/picture">
+                <pic:pic xmlns:pic="http://schemas.openxmlformats.org/drawingml/2006/picture">
+                  <pic:nvPicPr>
+                    <pic:cNvPr id="0" name="Picture 9"/>
+                    <pic:cNvPicPr>
+                      <a:picLocks noChangeAspect="1" noChangeArrowheads="1"/>
+                    </pic:cNvPicPr>
+                  </pic:nvPicPr>
+                  <pic:blipFill>
+                    <a:blip r:embed="rId43">
+                      <a:extLst>
+                        <a:ext uri="{28A0092B-C50C-407E-A947-70E740481C1C}">
+                          <a14:useLocalDpi xmlns:a14="http://schemas.microsoft.com/office/drawing/2010/main" val="0"/>
+                        </a:ext>
+                      </a:extLst>
+                    </a:blip>
+                    <a:srcRect/>
+                    <a:stretch>
+                      <a:fillRect/>
+                    </a:stretch>
+                  </pic:blipFill>
+                  <pic:spPr bwMode="auto">
+                    <a:xfrm>
+                      <a:off x="0" y="0"/>
+                      <a:ext cx="5219700" cy="5219700"/>
+                    </a:xfrm>
+                    <a:prstGeom prst="rect">
+                      <a:avLst/>
+                    </a:prstGeom>
+                    <a:noFill/>
+                    <a:ln>
+                      <a:noFill/>
+                    </a:ln>
+                  </pic:spPr>
+                </pic:pic>
+              </a:graphicData>
+            </a:graphic>
+          </wp:inline>
+        </w:drawing>
+      </w:r>
+    </w:p>
+    <w:p>
+      <w:pPr>
+        <w:pStyle w:val="5"/>
+      </w:pPr>
+      <w:r>
+        <w:rPr>
+          <w:rFonts w:hint="eastAsia"/>
+        </w:rPr>
+        <w:t xml:space="preserve">2.3.4 </w:t>
+      </w:r>
+      <w:r>
+        <w:t>Fitch diagrams</w:t>
+      </w:r>
+    </w:p>
+    <w:p>
+      <w:pPr>
+        <w:rPr>
+          <w:rFonts w:hint="eastAsia"/>
+        </w:rPr>
+      </w:pPr>
+      <w:r>
+        <w:rPr>
+          <w:rFonts w:hint="eastAsia"/>
+          <w:noProof/>
+        </w:rPr>
+        <w:drawing>
+          <wp:inline distT="0" distB="0" distL="0" distR="0" wp14:anchorId="41CD0227" wp14:editId="7757D8D6">
+            <wp:extent cx="3429000" cy="1971483"/>
+            <wp:effectExtent l="0" t="0" r="0" b="0"/>
+            <wp:docPr id="547203740" name="图片 11"/>
+            <wp:cNvGraphicFramePr>
+              <a:graphicFrameLocks xmlns:a="http://schemas.openxmlformats.org/drawingml/2006/main" noChangeAspect="1"/>
+            </wp:cNvGraphicFramePr>
+            <a:graphic xmlns:a="http://schemas.openxmlformats.org/drawingml/2006/main">
+              <a:graphicData uri="http://schemas.openxmlformats.org/drawingml/2006/picture">
+                <pic:pic xmlns:pic="http://schemas.openxmlformats.org/drawingml/2006/picture">
+                  <pic:nvPicPr>
+                    <pic:cNvPr id="0" name="Picture 11"/>
+                    <pic:cNvPicPr>
+                      <a:picLocks noChangeAspect="1" noChangeArrowheads="1"/>
+                    </pic:cNvPicPr>
+                  </pic:nvPicPr>
+                  <pic:blipFill>
+                    <a:blip r:embed="rId44">
+                      <a:extLst>
+                        <a:ext uri="{28A0092B-C50C-407E-A947-70E740481C1C}">
+                          <a14:useLocalDpi xmlns:a14="http://schemas.microsoft.com/office/drawing/2010/main" val="0"/>
+                        </a:ext>
+                      </a:extLst>
+                    </a:blip>
+                    <a:srcRect/>
+                    <a:stretch>
+                      <a:fillRect/>
+                    </a:stretch>
+                  </pic:blipFill>
+                  <pic:spPr bwMode="auto">
+                    <a:xfrm>
+                      <a:off x="0" y="0"/>
+                      <a:ext cx="3437966" cy="1976638"/>
+                    </a:xfrm>
+                    <a:prstGeom prst="rect">
+                      <a:avLst/>
+                    </a:prstGeom>
+                    <a:noFill/>
+                    <a:ln>
+                      <a:noFill/>
+                    </a:ln>
+                  </pic:spPr>
+                </pic:pic>
+              </a:graphicData>
+            </a:graphic>
+          </wp:inline>
+        </w:drawing>
+      </w:r>
+    </w:p>
+    <w:p>
+      <w:pPr>
+        <w:rPr>
+          <w:rFonts w:hint="eastAsia"/>
+        </w:rPr>
+      </w:pPr>
+      <w:r>
+        <w:rPr>
+          <w:rFonts w:hint="eastAsia"/>
+          <w:noProof/>
+        </w:rPr>
+        <w:lastRenderedPageBreak/>
+        <w:drawing>
+          <wp:inline distT="0" distB="0" distL="0" distR="0" wp14:anchorId="0B11BBE9" wp14:editId="371D531B">
+            <wp:extent cx="4791075" cy="3305414"/>
+            <wp:effectExtent l="0" t="0" r="0" b="9525"/>
+            <wp:docPr id="2137009659" name="图片 10"/>
+            <wp:cNvGraphicFramePr>
+              <a:graphicFrameLocks xmlns:a="http://schemas.openxmlformats.org/drawingml/2006/main" noChangeAspect="1"/>
+            </wp:cNvGraphicFramePr>
+            <a:graphic xmlns:a="http://schemas.openxmlformats.org/drawingml/2006/main">
+              <a:graphicData uri="http://schemas.openxmlformats.org/drawingml/2006/picture">
+                <pic:pic xmlns:pic="http://schemas.openxmlformats.org/drawingml/2006/picture">
+                  <pic:nvPicPr>
+                    <pic:cNvPr id="0" name="Picture 10"/>
+                    <pic:cNvPicPr>
+                      <a:picLocks noChangeAspect="1" noChangeArrowheads="1"/>
+                    </pic:cNvPicPr>
+                  </pic:nvPicPr>
+                  <pic:blipFill>
+                    <a:blip r:embed="rId45">
+                      <a:extLst>
+                        <a:ext uri="{28A0092B-C50C-407E-A947-70E740481C1C}">
+                          <a14:useLocalDpi xmlns:a14="http://schemas.microsoft.com/office/drawing/2010/main" val="0"/>
+                        </a:ext>
+                      </a:extLst>
+                    </a:blip>
+                    <a:srcRect/>
+                    <a:stretch>
+                      <a:fillRect/>
+                    </a:stretch>
+                  </pic:blipFill>
+                  <pic:spPr bwMode="auto">
+                    <a:xfrm>
+                      <a:off x="0" y="0"/>
+                      <a:ext cx="4832270" cy="3333835"/>
+                    </a:xfrm>
+                    <a:prstGeom prst="rect">
+                      <a:avLst/>
+                    </a:prstGeom>
+                    <a:noFill/>
+                    <a:ln>
+                      <a:noFill/>
+                    </a:ln>
+                  </pic:spPr>
+                </pic:pic>
+              </a:graphicData>
+            </a:graphic>
+          </wp:inline>
+        </w:drawing>
+      </w:r>
+    </w:p>
+    <w:p/>
+    <w:p>
+      <w:pPr>
+        <w:rPr>
+          <w:rFonts w:hint="eastAsia"/>
+        </w:rPr>
+      </w:pPr>
     </w:p>
     <w:sectPr>
       <w:pgSz w:w="11906" w:h="16838"/>
@@ -16766,6 +19515,155 @@
     </w:lvl>
   </w:abstractNum>
   <w:abstractNum w:abstractNumId="8" w15:restartNumberingAfterBreak="0">
+    <w:nsid w:val="59956185"/>
+    <w:multiLevelType w:val="multilevel"/>
+    <w:tmpl w:val="F744B2D4"/>
+    <w:lvl w:ilvl="0">
+      <w:start w:val="1"/>
+      <w:numFmt w:val="bullet"/>
+      <w:lvlText w:val=""/>
+      <w:lvlJc w:val="left"/>
+      <w:pPr>
+        <w:tabs>
+          <w:tab w:val="num" w:pos="720"/>
+        </w:tabs>
+        <w:ind w:left="720" w:hanging="360"/>
+      </w:pPr>
+      <w:rPr>
+        <w:rFonts w:ascii="Symbol" w:hAnsi="Symbol" w:hint="default"/>
+        <w:sz w:val="20"/>
+      </w:rPr>
+    </w:lvl>
+    <w:lvl w:ilvl="1" w:tentative="1">
+      <w:start w:val="1"/>
+      <w:numFmt w:val="bullet"/>
+      <w:lvlText w:val=""/>
+      <w:lvlJc w:val="left"/>
+      <w:pPr>
+        <w:tabs>
+          <w:tab w:val="num" w:pos="1440"/>
+        </w:tabs>
+        <w:ind w:left="1440" w:hanging="360"/>
+      </w:pPr>
+      <w:rPr>
+        <w:rFonts w:ascii="Symbol" w:hAnsi="Symbol" w:hint="default"/>
+        <w:sz w:val="20"/>
+      </w:rPr>
+    </w:lvl>
+    <w:lvl w:ilvl="2" w:tentative="1">
+      <w:start w:val="1"/>
+      <w:numFmt w:val="bullet"/>
+      <w:lvlText w:val=""/>
+      <w:lvlJc w:val="left"/>
+      <w:pPr>
+        <w:tabs>
+          <w:tab w:val="num" w:pos="2160"/>
+        </w:tabs>
+        <w:ind w:left="2160" w:hanging="360"/>
+      </w:pPr>
+      <w:rPr>
+        <w:rFonts w:ascii="Symbol" w:hAnsi="Symbol" w:hint="default"/>
+        <w:sz w:val="20"/>
+      </w:rPr>
+    </w:lvl>
+    <w:lvl w:ilvl="3" w:tentative="1">
+      <w:start w:val="1"/>
+      <w:numFmt w:val="bullet"/>
+      <w:lvlText w:val=""/>
+      <w:lvlJc w:val="left"/>
+      <w:pPr>
+        <w:tabs>
+          <w:tab w:val="num" w:pos="2880"/>
+        </w:tabs>
+        <w:ind w:left="2880" w:hanging="360"/>
+      </w:pPr>
+      <w:rPr>
+        <w:rFonts w:ascii="Symbol" w:hAnsi="Symbol" w:hint="default"/>
+        <w:sz w:val="20"/>
+      </w:rPr>
+    </w:lvl>
+    <w:lvl w:ilvl="4" w:tentative="1">
+      <w:start w:val="1"/>
+      <w:numFmt w:val="bullet"/>
+      <w:lvlText w:val=""/>
+      <w:lvlJc w:val="left"/>
+      <w:pPr>
+        <w:tabs>
+          <w:tab w:val="num" w:pos="3600"/>
+        </w:tabs>
+        <w:ind w:left="3600" w:hanging="360"/>
+      </w:pPr>
+      <w:rPr>
+        <w:rFonts w:ascii="Symbol" w:hAnsi="Symbol" w:hint="default"/>
+        <w:sz w:val="20"/>
+      </w:rPr>
+    </w:lvl>
+    <w:lvl w:ilvl="5" w:tentative="1">
+      <w:start w:val="1"/>
+      <w:numFmt w:val="bullet"/>
+      <w:lvlText w:val=""/>
+      <w:lvlJc w:val="left"/>
+      <w:pPr>
+        <w:tabs>
+          <w:tab w:val="num" w:pos="4320"/>
+        </w:tabs>
+        <w:ind w:left="4320" w:hanging="360"/>
+      </w:pPr>
+      <w:rPr>
+        <w:rFonts w:ascii="Symbol" w:hAnsi="Symbol" w:hint="default"/>
+        <w:sz w:val="20"/>
+      </w:rPr>
+    </w:lvl>
+    <w:lvl w:ilvl="6" w:tentative="1">
+      <w:start w:val="1"/>
+      <w:numFmt w:val="bullet"/>
+      <w:lvlText w:val=""/>
+      <w:lvlJc w:val="left"/>
+      <w:pPr>
+        <w:tabs>
+          <w:tab w:val="num" w:pos="5040"/>
+        </w:tabs>
+        <w:ind w:left="5040" w:hanging="360"/>
+      </w:pPr>
+      <w:rPr>
+        <w:rFonts w:ascii="Symbol" w:hAnsi="Symbol" w:hint="default"/>
+        <w:sz w:val="20"/>
+      </w:rPr>
+    </w:lvl>
+    <w:lvl w:ilvl="7" w:tentative="1">
+      <w:start w:val="1"/>
+      <w:numFmt w:val="bullet"/>
+      <w:lvlText w:val=""/>
+      <w:lvlJc w:val="left"/>
+      <w:pPr>
+        <w:tabs>
+          <w:tab w:val="num" w:pos="5760"/>
+        </w:tabs>
+        <w:ind w:left="5760" w:hanging="360"/>
+      </w:pPr>
+      <w:rPr>
+        <w:rFonts w:ascii="Symbol" w:hAnsi="Symbol" w:hint="default"/>
+        <w:sz w:val="20"/>
+      </w:rPr>
+    </w:lvl>
+    <w:lvl w:ilvl="8" w:tentative="1">
+      <w:start w:val="1"/>
+      <w:numFmt w:val="bullet"/>
+      <w:lvlText w:val=""/>
+      <w:lvlJc w:val="left"/>
+      <w:pPr>
+        <w:tabs>
+          <w:tab w:val="num" w:pos="6480"/>
+        </w:tabs>
+        <w:ind w:left="6480" w:hanging="360"/>
+      </w:pPr>
+      <w:rPr>
+        <w:rFonts w:ascii="Symbol" w:hAnsi="Symbol" w:hint="default"/>
+        <w:sz w:val="20"/>
+      </w:rPr>
+    </w:lvl>
+  </w:abstractNum>
+  <w:abstractNum w:abstractNumId="9" w15:restartNumberingAfterBreak="0">
     <w:nsid w:val="5D142187"/>
     <w:multiLevelType w:val="multilevel"/>
     <w:tmpl w:val="0409001F"/>
@@ -16878,7 +19776,7 @@
       </w:rPr>
     </w:lvl>
   </w:abstractNum>
-  <w:abstractNum w:abstractNumId="9" w15:restartNumberingAfterBreak="0">
+  <w:abstractNum w:abstractNumId="10" w15:restartNumberingAfterBreak="0">
     <w:nsid w:val="5FF16C55"/>
     <w:multiLevelType w:val="hybridMultilevel"/>
     <w:tmpl w:val="47DAF114"/>
@@ -16991,7 +19889,156 @@
       </w:rPr>
     </w:lvl>
   </w:abstractNum>
-  <w:abstractNum w:abstractNumId="10" w15:restartNumberingAfterBreak="0">
+  <w:abstractNum w:abstractNumId="11" w15:restartNumberingAfterBreak="0">
+    <w:nsid w:val="685B2CC5"/>
+    <w:multiLevelType w:val="multilevel"/>
+    <w:tmpl w:val="5F908CB2"/>
+    <w:lvl w:ilvl="0">
+      <w:start w:val="1"/>
+      <w:numFmt w:val="bullet"/>
+      <w:lvlText w:val=""/>
+      <w:lvlJc w:val="left"/>
+      <w:pPr>
+        <w:tabs>
+          <w:tab w:val="num" w:pos="720"/>
+        </w:tabs>
+        <w:ind w:left="720" w:hanging="360"/>
+      </w:pPr>
+      <w:rPr>
+        <w:rFonts w:ascii="Symbol" w:hAnsi="Symbol" w:hint="default"/>
+        <w:sz w:val="20"/>
+      </w:rPr>
+    </w:lvl>
+    <w:lvl w:ilvl="1" w:tentative="1">
+      <w:start w:val="1"/>
+      <w:numFmt w:val="bullet"/>
+      <w:lvlText w:val=""/>
+      <w:lvlJc w:val="left"/>
+      <w:pPr>
+        <w:tabs>
+          <w:tab w:val="num" w:pos="1440"/>
+        </w:tabs>
+        <w:ind w:left="1440" w:hanging="360"/>
+      </w:pPr>
+      <w:rPr>
+        <w:rFonts w:ascii="Symbol" w:hAnsi="Symbol" w:hint="default"/>
+        <w:sz w:val="20"/>
+      </w:rPr>
+    </w:lvl>
+    <w:lvl w:ilvl="2" w:tentative="1">
+      <w:start w:val="1"/>
+      <w:numFmt w:val="bullet"/>
+      <w:lvlText w:val=""/>
+      <w:lvlJc w:val="left"/>
+      <w:pPr>
+        <w:tabs>
+          <w:tab w:val="num" w:pos="2160"/>
+        </w:tabs>
+        <w:ind w:left="2160" w:hanging="360"/>
+      </w:pPr>
+      <w:rPr>
+        <w:rFonts w:ascii="Symbol" w:hAnsi="Symbol" w:hint="default"/>
+        <w:sz w:val="20"/>
+      </w:rPr>
+    </w:lvl>
+    <w:lvl w:ilvl="3" w:tentative="1">
+      <w:start w:val="1"/>
+      <w:numFmt w:val="bullet"/>
+      <w:lvlText w:val=""/>
+      <w:lvlJc w:val="left"/>
+      <w:pPr>
+        <w:tabs>
+          <w:tab w:val="num" w:pos="2880"/>
+        </w:tabs>
+        <w:ind w:left="2880" w:hanging="360"/>
+      </w:pPr>
+      <w:rPr>
+        <w:rFonts w:ascii="Symbol" w:hAnsi="Symbol" w:hint="default"/>
+        <w:sz w:val="20"/>
+      </w:rPr>
+    </w:lvl>
+    <w:lvl w:ilvl="4" w:tentative="1">
+      <w:start w:val="1"/>
+      <w:numFmt w:val="bullet"/>
+      <w:lvlText w:val=""/>
+      <w:lvlJc w:val="left"/>
+      <w:pPr>
+        <w:tabs>
+          <w:tab w:val="num" w:pos="3600"/>
+        </w:tabs>
+        <w:ind w:left="3600" w:hanging="360"/>
+      </w:pPr>
+      <w:rPr>
+        <w:rFonts w:ascii="Symbol" w:hAnsi="Symbol" w:hint="default"/>
+        <w:sz w:val="20"/>
+      </w:rPr>
+    </w:lvl>
+    <w:lvl w:ilvl="5" w:tentative="1">
+      <w:start w:val="1"/>
+      <w:numFmt w:val="bullet"/>
+      <w:lvlText w:val=""/>
+      <w:lvlJc w:val="left"/>
+      <w:pPr>
+        <w:tabs>
+          <w:tab w:val="num" w:pos="4320"/>
+        </w:tabs>
+        <w:ind w:left="4320" w:hanging="360"/>
+      </w:pPr>
+      <w:rPr>
+        <w:rFonts w:ascii="Symbol" w:hAnsi="Symbol" w:hint="default"/>
+        <w:sz w:val="20"/>
+      </w:rPr>
+    </w:lvl>
+    <w:lvl w:ilvl="6" w:tentative="1">
+      <w:start w:val="1"/>
+      <w:numFmt w:val="bullet"/>
+      <w:lvlText w:val=""/>
+      <w:lvlJc w:val="left"/>
+      <w:pPr>
+        <w:tabs>
+          <w:tab w:val="num" w:pos="5040"/>
+        </w:tabs>
+        <w:ind w:left="5040" w:hanging="360"/>
+      </w:pPr>
+      <w:rPr>
+        <w:rFonts w:ascii="Symbol" w:hAnsi="Symbol" w:hint="default"/>
+        <w:sz w:val="20"/>
+      </w:rPr>
+    </w:lvl>
+    <w:lvl w:ilvl="7" w:tentative="1">
+      <w:start w:val="1"/>
+      <w:numFmt w:val="bullet"/>
+      <w:lvlText w:val=""/>
+      <w:lvlJc w:val="left"/>
+      <w:pPr>
+        <w:tabs>
+          <w:tab w:val="num" w:pos="5760"/>
+        </w:tabs>
+        <w:ind w:left="5760" w:hanging="360"/>
+      </w:pPr>
+      <w:rPr>
+        <w:rFonts w:ascii="Symbol" w:hAnsi="Symbol" w:hint="default"/>
+        <w:sz w:val="20"/>
+      </w:rPr>
+    </w:lvl>
+    <w:lvl w:ilvl="8" w:tentative="1">
+      <w:start w:val="1"/>
+      <w:numFmt w:val="bullet"/>
+      <w:lvlText w:val=""/>
+      <w:lvlJc w:val="left"/>
+      <w:pPr>
+        <w:tabs>
+          <w:tab w:val="num" w:pos="6480"/>
+        </w:tabs>
+        <w:ind w:left="6480" w:hanging="360"/>
+      </w:pPr>
+      <w:rPr>
+        <w:rFonts w:ascii="Symbol" w:hAnsi="Symbol" w:hint="default"/>
+        <w:sz w:val="20"/>
+      </w:rPr>
+    </w:lvl>
+  </w:abstractNum>
+  <w:abstractNum w:abstractNumId="12" w15:restartNumberingAfterBreak="0">
     <w:nsid w:val="70E021A9"/>
     <w:multiLevelType w:val="hybridMultilevel"/>
     <w:tmpl w:val="F44EEFF2"/>
@@ -17081,7 +20128,7 @@
       </w:pPr>
     </w:lvl>
   </w:abstractNum>
-  <w:abstractNum w:abstractNumId="11" w15:restartNumberingAfterBreak="0">
+  <w:abstractNum w:abstractNumId="13" w15:restartNumberingAfterBreak="0">
     <w:nsid w:val="77084836"/>
     <w:multiLevelType w:val="multilevel"/>
     <w:tmpl w:val="EED29006"/>
@@ -17230,7 +20277,7 @@
       </w:rPr>
     </w:lvl>
   </w:abstractNum>
-  <w:abstractNum w:abstractNumId="12" w15:restartNumberingAfterBreak="0">
+  <w:abstractNum w:abstractNumId="14" w15:restartNumberingAfterBreak="0">
     <w:nsid w:val="7A5C712F"/>
     <w:multiLevelType w:val="multilevel"/>
     <w:tmpl w:val="619C202E"/>
@@ -17351,7 +20398,7 @@
       </w:rPr>
     </w:lvl>
   </w:abstractNum>
-  <w:abstractNum w:abstractNumId="13" w15:restartNumberingAfterBreak="0">
+  <w:abstractNum w:abstractNumId="15" w15:restartNumberingAfterBreak="0">
     <w:nsid w:val="7E991A8B"/>
     <w:multiLevelType w:val="hybridMultilevel"/>
     <w:tmpl w:val="C922B06A"/>
@@ -17464,23 +20511,172 @@
       </w:rPr>
     </w:lvl>
   </w:abstractNum>
+  <w:abstractNum w:abstractNumId="16" w15:restartNumberingAfterBreak="0">
+    <w:nsid w:val="7E9F712C"/>
+    <w:multiLevelType w:val="multilevel"/>
+    <w:tmpl w:val="C7744728"/>
+    <w:lvl w:ilvl="0">
+      <w:start w:val="1"/>
+      <w:numFmt w:val="bullet"/>
+      <w:lvlText w:val=""/>
+      <w:lvlJc w:val="left"/>
+      <w:pPr>
+        <w:tabs>
+          <w:tab w:val="num" w:pos="720"/>
+        </w:tabs>
+        <w:ind w:left="720" w:hanging="360"/>
+      </w:pPr>
+      <w:rPr>
+        <w:rFonts w:ascii="Symbol" w:hAnsi="Symbol" w:hint="default"/>
+        <w:sz w:val="20"/>
+      </w:rPr>
+    </w:lvl>
+    <w:lvl w:ilvl="1" w:tentative="1">
+      <w:start w:val="1"/>
+      <w:numFmt w:val="bullet"/>
+      <w:lvlText w:val=""/>
+      <w:lvlJc w:val="left"/>
+      <w:pPr>
+        <w:tabs>
+          <w:tab w:val="num" w:pos="1440"/>
+        </w:tabs>
+        <w:ind w:left="1440" w:hanging="360"/>
+      </w:pPr>
+      <w:rPr>
+        <w:rFonts w:ascii="Symbol" w:hAnsi="Symbol" w:hint="default"/>
+        <w:sz w:val="20"/>
+      </w:rPr>
+    </w:lvl>
+    <w:lvl w:ilvl="2" w:tentative="1">
+      <w:start w:val="1"/>
+      <w:numFmt w:val="bullet"/>
+      <w:lvlText w:val=""/>
+      <w:lvlJc w:val="left"/>
+      <w:pPr>
+        <w:tabs>
+          <w:tab w:val="num" w:pos="2160"/>
+        </w:tabs>
+        <w:ind w:left="2160" w:hanging="360"/>
+      </w:pPr>
+      <w:rPr>
+        <w:rFonts w:ascii="Symbol" w:hAnsi="Symbol" w:hint="default"/>
+        <w:sz w:val="20"/>
+      </w:rPr>
+    </w:lvl>
+    <w:lvl w:ilvl="3" w:tentative="1">
+      <w:start w:val="1"/>
+      <w:numFmt w:val="bullet"/>
+      <w:lvlText w:val=""/>
+      <w:lvlJc w:val="left"/>
+      <w:pPr>
+        <w:tabs>
+          <w:tab w:val="num" w:pos="2880"/>
+        </w:tabs>
+        <w:ind w:left="2880" w:hanging="360"/>
+      </w:pPr>
+      <w:rPr>
+        <w:rFonts w:ascii="Symbol" w:hAnsi="Symbol" w:hint="default"/>
+        <w:sz w:val="20"/>
+      </w:rPr>
+    </w:lvl>
+    <w:lvl w:ilvl="4" w:tentative="1">
+      <w:start w:val="1"/>
+      <w:numFmt w:val="bullet"/>
+      <w:lvlText w:val=""/>
+      <w:lvlJc w:val="left"/>
+      <w:pPr>
+        <w:tabs>
+          <w:tab w:val="num" w:pos="3600"/>
+        </w:tabs>
+        <w:ind w:left="3600" w:hanging="360"/>
+      </w:pPr>
+      <w:rPr>
+        <w:rFonts w:ascii="Symbol" w:hAnsi="Symbol" w:hint="default"/>
+        <w:sz w:val="20"/>
+      </w:rPr>
+    </w:lvl>
+    <w:lvl w:ilvl="5" w:tentative="1">
+      <w:start w:val="1"/>
+      <w:numFmt w:val="bullet"/>
+      <w:lvlText w:val=""/>
+      <w:lvlJc w:val="left"/>
+      <w:pPr>
+        <w:tabs>
+          <w:tab w:val="num" w:pos="4320"/>
+        </w:tabs>
+        <w:ind w:left="4320" w:hanging="360"/>
+      </w:pPr>
+      <w:rPr>
+        <w:rFonts w:ascii="Symbol" w:hAnsi="Symbol" w:hint="default"/>
+        <w:sz w:val="20"/>
+      </w:rPr>
+    </w:lvl>
+    <w:lvl w:ilvl="6" w:tentative="1">
+      <w:start w:val="1"/>
+      <w:numFmt w:val="bullet"/>
+      <w:lvlText w:val=""/>
+      <w:lvlJc w:val="left"/>
+      <w:pPr>
+        <w:tabs>
+          <w:tab w:val="num" w:pos="5040"/>
+        </w:tabs>
+        <w:ind w:left="5040" w:hanging="360"/>
+      </w:pPr>
+      <w:rPr>
+        <w:rFonts w:ascii="Symbol" w:hAnsi="Symbol" w:hint="default"/>
+        <w:sz w:val="20"/>
+      </w:rPr>
+    </w:lvl>
+    <w:lvl w:ilvl="7" w:tentative="1">
+      <w:start w:val="1"/>
+      <w:numFmt w:val="bullet"/>
+      <w:lvlText w:val=""/>
+      <w:lvlJc w:val="left"/>
+      <w:pPr>
+        <w:tabs>
+          <w:tab w:val="num" w:pos="5760"/>
+        </w:tabs>
+        <w:ind w:left="5760" w:hanging="360"/>
+      </w:pPr>
+      <w:rPr>
+        <w:rFonts w:ascii="Symbol" w:hAnsi="Symbol" w:hint="default"/>
+        <w:sz w:val="20"/>
+      </w:rPr>
+    </w:lvl>
+    <w:lvl w:ilvl="8" w:tentative="1">
+      <w:start w:val="1"/>
+      <w:numFmt w:val="bullet"/>
+      <w:lvlText w:val=""/>
+      <w:lvlJc w:val="left"/>
+      <w:pPr>
+        <w:tabs>
+          <w:tab w:val="num" w:pos="6480"/>
+        </w:tabs>
+        <w:ind w:left="6480" w:hanging="360"/>
+      </w:pPr>
+      <w:rPr>
+        <w:rFonts w:ascii="Symbol" w:hAnsi="Symbol" w:hint="default"/>
+        <w:sz w:val="20"/>
+      </w:rPr>
+    </w:lvl>
+  </w:abstractNum>
   <w:num w:numId="1" w16cid:durableId="607204533">
     <w:abstractNumId w:val="5"/>
   </w:num>
   <w:num w:numId="2" w16cid:durableId="1240867659">
-    <w:abstractNumId w:val="8"/>
+    <w:abstractNumId w:val="9"/>
   </w:num>
   <w:num w:numId="3" w16cid:durableId="518933528">
-    <w:abstractNumId w:val="13"/>
+    <w:abstractNumId w:val="15"/>
   </w:num>
   <w:num w:numId="4" w16cid:durableId="290597978">
     <w:abstractNumId w:val="6"/>
   </w:num>
   <w:num w:numId="5" w16cid:durableId="198785566">
-    <w:abstractNumId w:val="12"/>
+    <w:abstractNumId w:val="14"/>
   </w:num>
   <w:num w:numId="6" w16cid:durableId="213349035">
-    <w:abstractNumId w:val="10"/>
+    <w:abstractNumId w:val="12"/>
   </w:num>
   <w:num w:numId="7" w16cid:durableId="860822821">
     <w:abstractNumId w:val="4"/>
@@ -17495,7 +20691,7 @@
     <w:abstractNumId w:val="3"/>
   </w:num>
   <w:num w:numId="11" w16cid:durableId="1568107422">
-    <w:abstractNumId w:val="9"/>
+    <w:abstractNumId w:val="10"/>
   </w:num>
   <w:num w:numId="12" w16cid:durableId="1933976752">
     <w:abstractNumId w:val="1"/>
@@ -17504,6 +20700,15 @@
     <w:abstractNumId w:val="7"/>
   </w:num>
   <w:num w:numId="14" w16cid:durableId="1756508992">
+    <w:abstractNumId w:val="13"/>
+  </w:num>
+  <w:num w:numId="15" w16cid:durableId="156774775">
+    <w:abstractNumId w:val="8"/>
+  </w:num>
+  <w:num w:numId="16" w16cid:durableId="284124577">
+    <w:abstractNumId w:val="16"/>
+  </w:num>
+  <w:num w:numId="17" w16cid:durableId="309483357">
     <w:abstractNumId w:val="11"/>
   </w:num>
 </w:numbering>
@@ -17905,7 +21110,7 @@
   <w:style w:type="paragraph" w:default="1" w:styleId="a">
     <w:name w:val="Normal"/>
     <w:qFormat/>
-    <w:rsid w:val="00ED55B4"/>
+    <w:rsid w:val="007334B0"/>
     <w:pPr>
       <w:widowControl w:val="0"/>
       <w:jc w:val="both"/>
@@ -18026,7 +21231,6 @@
     <w:next w:val="a"/>
     <w:link w:val="60"/>
     <w:uiPriority w:val="9"/>
-    <w:semiHidden/>
     <w:unhideWhenUsed/>
     <w:qFormat/>
     <w:rsid w:val="006551B8"/>
@@ -18202,7 +21406,6 @@
     <w:basedOn w:val="a0"/>
     <w:link w:val="6"/>
     <w:uiPriority w:val="9"/>
-    <w:semiHidden/>
     <w:rsid w:val="006551B8"/>
     <w:rPr>
       <w:rFonts w:cstheme="majorBidi"/>

--- a/26fall/1870/Note/w1s1.docx
+++ b/26fall/1870/Note/w1s1.docx
@@ -8954,6 +8954,9 @@
           <w:ilvl w:val="1"/>
           <w:numId w:val="2"/>
         </w:numPr>
+        <w:rPr>
+          <w:rFonts w:hint="eastAsia"/>
+        </w:rPr>
       </w:pPr>
       <w:r>
         <w:lastRenderedPageBreak/>
@@ -8969,6 +8972,9 @@
     <w:p>
       <w:pPr>
         <w:pStyle w:val="5"/>
+        <w:rPr>
+          <w:rFonts w:hint="eastAsia"/>
+        </w:rPr>
       </w:pPr>
       <w:r>
         <w:rPr>
@@ -8997,29 +9003,16 @@
       <w:pPr>
         <w:ind w:firstLine="420"/>
         <w:rPr>
-          <w:color w:val="074F6A" w:themeColor="accent4" w:themeShade="80"/>
-        </w:rPr>
-      </w:pPr>
-      <w:r>
-        <w:rPr>
-          <w:rFonts w:hint="eastAsia"/>
-          <w:color w:val="074F6A" w:themeColor="accent4" w:themeShade="80"/>
-        </w:rPr>
-        <w:t>Predicate</w:t>
-      </w:r>
-      <w:r>
-        <w:rPr>
-          <w:rFonts w:hint="eastAsia"/>
-          <w:color w:val="074F6A" w:themeColor="accent4" w:themeShade="80"/>
-        </w:rPr>
-        <w:t>（谓词）是包含</w:t>
-      </w:r>
-      <w:r>
-        <w:rPr>
-          <w:rFonts w:hint="eastAsia"/>
-          <w:color w:val="074F6A" w:themeColor="accent4" w:themeShade="80"/>
-        </w:rPr>
-        <w:t>一个或多个</w:t>
+          <w:rFonts w:hint="eastAsia"/>
+          <w:color w:val="074F6A" w:themeColor="accent4" w:themeShade="80"/>
+        </w:rPr>
+      </w:pPr>
+      <w:r>
+        <w:rPr>
+          <w:rFonts w:hint="eastAsia"/>
+          <w:color w:val="074F6A" w:themeColor="accent4" w:themeShade="80"/>
+        </w:rPr>
+        <w:t>Predicate（谓词）是包含一个或多个</w:t>
       </w:r>
       <w:r>
         <w:rPr>
@@ -9218,6 +9211,7 @@
       <w:pPr>
         <w:ind w:firstLine="420"/>
         <w:rPr>
+          <w:rFonts w:hint="eastAsia"/>
           <w:color w:val="074F6A" w:themeColor="accent4" w:themeShade="80"/>
         </w:rPr>
       </w:pPr>
@@ -9400,13 +9394,7 @@
               <w:rPr>
                 <w:rFonts w:ascii="宋体" w:eastAsia="宋体" w:hAnsi="宋体" w:hint="eastAsia"/>
               </w:rPr>
-              <w:t>n是2026年7月的一天，n是星期四</w:t>
-            </w:r>
-            <w:r>
-              <w:rPr>
-                <w:rFonts w:ascii="宋体" w:eastAsia="宋体" w:hAnsi="宋体" w:hint="eastAsia"/>
-              </w:rPr>
-              <w:t xml:space="preserve"> （n是</w:t>
+              <w:t>n是2026年7月的一天，n是星期四 （n是</w:t>
             </w:r>
             <w:r>
               <w:rPr>
@@ -9458,19 +9446,7 @@
               <w:rPr>
                 <w:rFonts w:ascii="宋体" w:eastAsia="宋体" w:hAnsi="宋体" w:hint="eastAsia"/>
               </w:rPr>
-              <w:t>n是正整数，2n 是一个偶数</w:t>
-            </w:r>
-            <w:r>
-              <w:rPr>
-                <w:rFonts w:ascii="宋体" w:eastAsia="宋体" w:hAnsi="宋体" w:hint="eastAsia"/>
-              </w:rPr>
-              <w:t xml:space="preserve">         </w:t>
-            </w:r>
-            <w:r>
-              <w:rPr>
-                <w:rFonts w:ascii="宋体" w:eastAsia="宋体" w:hAnsi="宋体" w:hint="eastAsia"/>
-              </w:rPr>
-              <w:t>（n是</w:t>
+              <w:t>n是正整数，2n 是一个偶数         （n是</w:t>
             </w:r>
             <w:r>
               <w:rPr>
@@ -9500,34 +9476,22 @@
     <w:p>
       <w:pPr>
         <w:rPr>
-          <w:color w:val="074F6A" w:themeColor="accent4" w:themeShade="80"/>
-        </w:rPr>
-      </w:pPr>
-      <w:r>
-        <w:rPr>
-          <w:rFonts w:hint="eastAsia"/>
-          <w:color w:val="074F6A" w:themeColor="accent4" w:themeShade="80"/>
-        </w:rPr>
-        <w:t>例子</w:t>
-      </w:r>
-      <w:r>
-        <w:rPr>
-          <w:rFonts w:hint="eastAsia"/>
-          <w:color w:val="074F6A" w:themeColor="accent4" w:themeShade="80"/>
-        </w:rPr>
-        <w:t>2</w:t>
-      </w:r>
-      <w:r>
-        <w:rPr>
-          <w:rFonts w:hint="eastAsia"/>
-          <w:color w:val="074F6A" w:themeColor="accent4" w:themeShade="80"/>
-        </w:rPr>
-        <w:t>：</w:t>
-      </w:r>
-    </w:p>
-    <w:p>
-      <w:pPr>
-        <w:rPr>
+          <w:rFonts w:hint="eastAsia"/>
+          <w:color w:val="074F6A" w:themeColor="accent4" w:themeShade="80"/>
+        </w:rPr>
+      </w:pPr>
+      <w:r>
+        <w:rPr>
+          <w:rFonts w:hint="eastAsia"/>
+          <w:color w:val="074F6A" w:themeColor="accent4" w:themeShade="80"/>
+        </w:rPr>
+        <w:t>例子2：</w:t>
+      </w:r>
+    </w:p>
+    <w:p>
+      <w:pPr>
+        <w:rPr>
+          <w:rFonts w:hint="eastAsia"/>
           <w:color w:val="074F6A" w:themeColor="accent4" w:themeShade="80"/>
         </w:rPr>
       </w:pPr>
@@ -9618,6 +9582,13 @@
           <w:rFonts w:hint="eastAsia"/>
           <w:color w:val="074F6A" w:themeColor="accent4" w:themeShade="80"/>
         </w:rPr>
+        <w:t xml:space="preserve">  x</w:t>
+      </w:r>
+      <w:r>
+        <w:rPr>
+          <w:rFonts w:hint="eastAsia"/>
+          <w:color w:val="074F6A" w:themeColor="accent4" w:themeShade="80"/>
+        </w:rPr>
         <w:t xml:space="preserve"> </w:t>
       </w:r>
       <w:r>
@@ -9625,26 +9596,13 @@
           <w:rFonts w:hint="eastAsia"/>
           <w:color w:val="074F6A" w:themeColor="accent4" w:themeShade="80"/>
         </w:rPr>
-        <w:t xml:space="preserve"> x</w:t>
-      </w:r>
-      <w:r>
-        <w:rPr>
-          <w:rFonts w:hint="eastAsia"/>
-          <w:color w:val="074F6A" w:themeColor="accent4" w:themeShade="80"/>
-        </w:rPr>
-        <w:t xml:space="preserve"> </w:t>
-      </w:r>
-      <w:r>
-        <w:rPr>
-          <w:rFonts w:hint="eastAsia"/>
-          <w:color w:val="074F6A" w:themeColor="accent4" w:themeShade="80"/>
-        </w:rPr>
         <w:t>∈ N+</w:t>
       </w:r>
     </w:p>
     <w:p>
       <w:pPr>
         <w:rPr>
+          <w:rFonts w:hint="eastAsia"/>
           <w:color w:val="074F6A" w:themeColor="accent4" w:themeShade="80"/>
         </w:rPr>
       </w:pPr>
@@ -9665,6 +9623,11 @@
       </w:r>
     </w:p>
     <w:p>
+      <w:pPr>
+        <w:rPr>
+          <w:rFonts w:hint="eastAsia"/>
+        </w:rPr>
+      </w:pPr>
       <w:r>
         <w:rPr>
           <w:rFonts w:hint="eastAsia"/>
@@ -9682,6 +9645,11 @@
       </w:r>
     </w:p>
     <w:p>
+      <w:pPr>
+        <w:rPr>
+          <w:rFonts w:hint="eastAsia"/>
+        </w:rPr>
+      </w:pPr>
       <w:r>
         <w:rPr>
           <w:rFonts w:hint="eastAsia"/>
@@ -9705,6 +9673,11 @@
       </w:r>
     </w:p>
     <w:p>
+      <w:pPr>
+        <w:rPr>
+          <w:rFonts w:hint="eastAsia"/>
+        </w:rPr>
+      </w:pPr>
       <w:r>
         <w:rPr>
           <w:rFonts w:hint="eastAsia"/>
@@ -9760,26 +9733,21 @@
     <w:p>
       <w:pPr>
         <w:jc w:val="left"/>
-      </w:pPr>
-      <w:r>
-        <w:rPr>
-          <w:rFonts w:hint="eastAsia"/>
-        </w:rPr>
-        <w:t>P(x)</w:t>
-      </w:r>
-      <w:r>
-        <w:rPr>
-          <w:rFonts w:hint="eastAsia"/>
-        </w:rPr>
-        <w:t xml:space="preserve"> Statement：</w:t>
+        <w:rPr>
+          <w:rFonts w:hint="eastAsia"/>
+        </w:rPr>
+      </w:pPr>
+      <w:r>
+        <w:rPr>
+          <w:rFonts w:hint="eastAsia"/>
+        </w:rPr>
+        <w:t>P(x) Statement：</w:t>
       </w:r>
       <w:r>
         <w:tab/>
       </w:r>
       <w:r>
         <w:tab/>
-      </w:r>
-      <w:r>
         <w:t xml:space="preserve">return the value </w:t>
       </w:r>
       <w:r>
@@ -9942,29 +9910,16 @@
     <w:p>
       <w:pPr>
         <w:rPr>
-          <w:color w:val="074F6A" w:themeColor="accent4" w:themeShade="80"/>
-        </w:rPr>
-      </w:pPr>
-      <w:r>
-        <w:rPr>
-          <w:rFonts w:hint="eastAsia"/>
-          <w:color w:val="074F6A" w:themeColor="accent4" w:themeShade="80"/>
-        </w:rPr>
-        <w:t>例子</w:t>
-      </w:r>
-      <w:r>
-        <w:rPr>
-          <w:rFonts w:hint="eastAsia"/>
-          <w:color w:val="074F6A" w:themeColor="accent4" w:themeShade="80"/>
-        </w:rPr>
-        <w:t>3</w:t>
-      </w:r>
-      <w:r>
-        <w:rPr>
-          <w:rFonts w:hint="eastAsia"/>
-          <w:color w:val="074F6A" w:themeColor="accent4" w:themeShade="80"/>
-        </w:rPr>
-        <w:t>：</w:t>
+          <w:rFonts w:hint="eastAsia"/>
+          <w:color w:val="074F6A" w:themeColor="accent4" w:themeShade="80"/>
+        </w:rPr>
+      </w:pPr>
+      <w:r>
+        <w:rPr>
+          <w:rFonts w:hint="eastAsia"/>
+          <w:color w:val="074F6A" w:themeColor="accent4" w:themeShade="80"/>
+        </w:rPr>
+        <w:t>例子3：</w:t>
       </w:r>
     </w:p>
     <w:p>
@@ -10085,21 +10040,7 @@
           <w:rFonts w:hint="eastAsia"/>
           <w:color w:val="074F6A" w:themeColor="accent4" w:themeShade="80"/>
         </w:rPr>
-        <w:t xml:space="preserve">  </w:t>
-      </w:r>
-      <w:r>
-        <w:rPr>
-          <w:rFonts w:hint="eastAsia"/>
-          <w:color w:val="074F6A" w:themeColor="accent4" w:themeShade="80"/>
-        </w:rPr>
-        <w:t>x</w:t>
-      </w:r>
-      <w:r>
-        <w:rPr>
-          <w:rFonts w:hint="eastAsia"/>
-          <w:color w:val="074F6A" w:themeColor="accent4" w:themeShade="80"/>
-        </w:rPr>
-        <w:t>，y</w:t>
+        <w:t xml:space="preserve">  x，y</w:t>
       </w:r>
       <w:r>
         <w:rPr>
@@ -10141,6 +10082,11 @@
       </w:r>
     </w:p>
     <w:p>
+      <w:pPr>
+        <w:rPr>
+          <w:rFonts w:hint="eastAsia"/>
+        </w:rPr>
+      </w:pPr>
       <w:r>
         <w:rPr>
           <w:rFonts w:hint="eastAsia"/>
@@ -10156,6 +10102,11 @@
       </w:r>
     </w:p>
     <w:p>
+      <w:pPr>
+        <w:rPr>
+          <w:rFonts w:hint="eastAsia"/>
+        </w:rPr>
+      </w:pPr>
       <w:r>
         <w:rPr>
           <w:rFonts w:hint="eastAsia"/>
@@ -10219,6 +10170,11 @@
       </w:r>
     </w:p>
     <w:p>
+      <w:pPr>
+        <w:rPr>
+          <w:rFonts w:hint="eastAsia"/>
+        </w:rPr>
+      </w:pPr>
       <w:r>
         <w:rPr>
           <w:rFonts w:hint="eastAsia"/>
@@ -10310,6 +10266,9 @@
     <w:p>
       <w:pPr>
         <w:jc w:val="left"/>
+        <w:rPr>
+          <w:rFonts w:hint="eastAsia"/>
+        </w:rPr>
       </w:pPr>
       <w:r>
         <w:rPr>
@@ -10420,6 +10379,9 @@
           <w:ilvl w:val="2"/>
           <w:numId w:val="5"/>
         </w:numPr>
+        <w:rPr>
+          <w:rFonts w:hint="eastAsia"/>
+        </w:rPr>
       </w:pPr>
       <w:r>
         <w:lastRenderedPageBreak/>
@@ -10448,6 +10410,7 @@
       <w:pPr>
         <w:ind w:firstLine="420"/>
         <w:rPr>
+          <w:rFonts w:hint="eastAsia"/>
           <w:color w:val="074F6A" w:themeColor="accent4" w:themeShade="80"/>
         </w:rPr>
       </w:pPr>
@@ -10462,14 +10425,7 @@
           <w:rFonts w:hint="eastAsia"/>
           <w:color w:val="074F6A" w:themeColor="accent4" w:themeShade="80"/>
         </w:rPr>
-        <w:t>(</w:t>
-      </w:r>
-      <w:r>
-        <w:rPr>
-          <w:rFonts w:hint="eastAsia"/>
-          <w:color w:val="074F6A" w:themeColor="accent4" w:themeShade="80"/>
-        </w:rPr>
-        <w:t>量词</w:t>
+        <w:t>(量词</w:t>
       </w:r>
       <w:r>
         <w:rPr>
@@ -10483,14 +10439,7 @@
           <w:rFonts w:ascii="Cambria Math" w:hAnsi="Cambria Math" w:cs="Cambria Math"/>
           <w:color w:val="074F6A" w:themeColor="accent4" w:themeShade="80"/>
         </w:rPr>
-        <w:t xml:space="preserve"> </w:t>
-      </w:r>
-      <w:r>
-        <w:rPr>
-          <w:rFonts w:ascii="Cambria Math" w:hAnsi="Cambria Math" w:cs="Cambria Math"/>
-          <w:color w:val="074F6A" w:themeColor="accent4" w:themeShade="80"/>
-        </w:rPr>
-        <w:t>∃</w:t>
+        <w:t xml:space="preserve"> ∃</w:t>
       </w:r>
       <w:r>
         <w:rPr>
@@ -10585,6 +10534,7 @@
           <w:numId w:val="11"/>
         </w:numPr>
         <w:rPr>
+          <w:rFonts w:hint="eastAsia"/>
           <w:color w:val="074F6A" w:themeColor="accent4" w:themeShade="80"/>
         </w:rPr>
       </w:pPr>
@@ -10744,21 +10694,7 @@
           <w:rFonts w:hint="eastAsia"/>
           <w:color w:val="074F6A" w:themeColor="accent4" w:themeShade="80"/>
         </w:rPr>
-        <w:t xml:space="preserve">可以记忆成 </w:t>
-      </w:r>
-      <w:r>
-        <w:rPr>
-          <w:rFonts w:hint="eastAsia"/>
-          <w:color w:val="074F6A" w:themeColor="accent4" w:themeShade="80"/>
-        </w:rPr>
-        <w:t>All</w:t>
-      </w:r>
-      <w:r>
-        <w:rPr>
-          <w:rFonts w:hint="eastAsia"/>
-          <w:color w:val="074F6A" w:themeColor="accent4" w:themeShade="80"/>
-        </w:rPr>
-        <w:t>倒过来)</w:t>
+        <w:t>可以记忆成 All倒过来)</w:t>
       </w:r>
     </w:p>
     <w:p>
@@ -10844,6 +10780,7 @@
           <w:p>
             <w:pPr>
               <w:rPr>
+                <w:rFonts w:hint="eastAsia"/>
                 <w:b/>
                 <w:bCs/>
               </w:rPr>
@@ -10994,6 +10931,7 @@
           <w:p>
             <w:pPr>
               <w:rPr>
+                <w:rFonts w:hint="eastAsia"/>
                 <w:b/>
                 <w:bCs/>
               </w:rPr>
@@ -11082,13 +11020,7 @@
               <w:rPr>
                 <w:rFonts w:hint="eastAsia"/>
               </w:rPr>
-              <w:t>，</w:t>
-            </w:r>
-            <w:r>
-              <w:rPr>
-                <w:rFonts w:hint="eastAsia"/>
-              </w:rPr>
-              <w:t>let  5x</w:t>
+              <w:t>，let  5x</w:t>
             </w:r>
             <w:r>
               <w:rPr>
@@ -11123,7 +11055,15 @@
       </w:r>
     </w:p>
     <w:p>
-      <w:r>
+      <w:pPr>
+        <w:rPr>
+          <w:rFonts w:hint="eastAsia"/>
+        </w:rPr>
+      </w:pPr>
+      <w:r>
+        <w:rPr>
+          <w:noProof/>
+        </w:rPr>
         <w:drawing>
           <wp:inline distT="0" distB="0" distL="0" distR="0" wp14:anchorId="174B3EE5" wp14:editId="18430EB7">
             <wp:extent cx="3822700" cy="1291887"/>
@@ -11164,6 +11104,7 @@
     <w:p>
       <w:pPr>
         <w:rPr>
+          <w:rFonts w:hint="eastAsia"/>
           <w:color w:val="074F6A" w:themeColor="accent4" w:themeShade="80"/>
         </w:rPr>
       </w:pPr>
@@ -11178,6 +11119,7 @@
     <w:p>
       <w:pPr>
         <w:rPr>
+          <w:rFonts w:hint="eastAsia"/>
           <w:color w:val="074F6A" w:themeColor="accent4" w:themeShade="80"/>
         </w:rPr>
       </w:pPr>
@@ -11192,48 +11134,22 @@
     <w:p>
       <w:pPr>
         <w:rPr>
-          <w:color w:val="074F6A" w:themeColor="accent4" w:themeShade="80"/>
-        </w:rPr>
-      </w:pPr>
-      <w:r>
-        <w:rPr>
-          <w:rFonts w:hint="eastAsia"/>
-          <w:color w:val="074F6A" w:themeColor="accent4" w:themeShade="80"/>
-        </w:rPr>
-        <w:t>D</w:t>
-      </w:r>
-      <w:r>
-        <w:rPr>
-          <w:rFonts w:hint="eastAsia"/>
-          <w:color w:val="074F6A" w:themeColor="accent4" w:themeShade="80"/>
-        </w:rPr>
-        <w:t>(x</w:t>
-      </w:r>
-      <w:r>
-        <w:rPr>
-          <w:rFonts w:hint="eastAsia"/>
-          <w:color w:val="074F6A" w:themeColor="accent4" w:themeShade="80"/>
-        </w:rPr>
-        <w:t>，y</w:t>
-      </w:r>
-      <w:r>
-        <w:rPr>
-          <w:rFonts w:hint="eastAsia"/>
-          <w:color w:val="074F6A" w:themeColor="accent4" w:themeShade="80"/>
-        </w:rPr>
-        <w:t xml:space="preserve">)     </w:t>
-      </w:r>
-      <w:r>
-        <w:rPr>
-          <w:rFonts w:hint="eastAsia"/>
-          <w:color w:val="074F6A" w:themeColor="accent4" w:themeShade="80"/>
-        </w:rPr>
-        <w:t>y可以整除x</w:t>
-      </w:r>
-    </w:p>
-    <w:p>
-      <w:pPr>
-        <w:rPr>
+          <w:rFonts w:hint="eastAsia"/>
+          <w:color w:val="074F6A" w:themeColor="accent4" w:themeShade="80"/>
+        </w:rPr>
+      </w:pPr>
+      <w:r>
+        <w:rPr>
+          <w:rFonts w:hint="eastAsia"/>
+          <w:color w:val="074F6A" w:themeColor="accent4" w:themeShade="80"/>
+        </w:rPr>
+        <w:t>D(x，y)     y可以整除x</w:t>
+      </w:r>
+    </w:p>
+    <w:p>
+      <w:pPr>
+        <w:rPr>
+          <w:rFonts w:hint="eastAsia"/>
           <w:color w:val="074F6A" w:themeColor="accent4" w:themeShade="80"/>
         </w:rPr>
       </w:pPr>
@@ -11248,6 +11164,7 @@
     <w:p>
       <w:pPr>
         <w:rPr>
+          <w:rFonts w:hint="eastAsia"/>
           <w:color w:val="074F6A" w:themeColor="accent4" w:themeShade="80"/>
         </w:rPr>
       </w:pPr>
@@ -11262,6 +11179,7 @@
     <w:p>
       <w:pPr>
         <w:rPr>
+          <w:rFonts w:hint="eastAsia"/>
           <w:color w:val="074F6A" w:themeColor="accent4" w:themeShade="80"/>
         </w:rPr>
       </w:pPr>
@@ -11361,6 +11279,7 @@
     <w:p>
       <w:pPr>
         <w:rPr>
+          <w:rFonts w:hint="eastAsia"/>
           <w:color w:val="074F6A" w:themeColor="accent4" w:themeShade="80"/>
         </w:rPr>
       </w:pPr>
@@ -11380,6 +11299,7 @@
           <w:numId w:val="12"/>
         </w:numPr>
         <w:rPr>
+          <w:rFonts w:hint="eastAsia"/>
           <w:color w:val="074F6A" w:themeColor="accent4" w:themeShade="80"/>
         </w:rPr>
       </w:pPr>
@@ -11406,6 +11326,7 @@
           <w:numId w:val="12"/>
         </w:numPr>
         <w:rPr>
+          <w:rFonts w:hint="eastAsia"/>
           <w:color w:val="074F6A" w:themeColor="accent4" w:themeShade="80"/>
         </w:rPr>
       </w:pPr>
@@ -11425,6 +11346,7 @@
           <w:numId w:val="12"/>
         </w:numPr>
         <w:rPr>
+          <w:rFonts w:hint="eastAsia"/>
           <w:color w:val="074F6A" w:themeColor="accent4" w:themeShade="80"/>
         </w:rPr>
       </w:pPr>
@@ -11446,6 +11368,7 @@
     <w:p>
       <w:pPr>
         <w:rPr>
+          <w:rFonts w:hint="eastAsia"/>
           <w:color w:val="074F6A" w:themeColor="accent4" w:themeShade="80"/>
         </w:rPr>
       </w:pPr>
@@ -11461,13 +11384,7 @@
         <w:rPr>
           <w:rFonts w:hint="eastAsia"/>
         </w:rPr>
-        <w:t>2.2.3</w:t>
-      </w:r>
-      <w:r>
-        <w:rPr>
-          <w:rFonts w:hint="eastAsia"/>
-        </w:rPr>
-        <w:t xml:space="preserve"> 否定量词</w:t>
+        <w:t>2.2.3 否定量词</w:t>
       </w:r>
     </w:p>
     <w:p>
@@ -12548,6 +12465,7 @@
     <w:p>
       <w:pPr>
         <w:rPr>
+          <w:rFonts w:hint="eastAsia"/>
           <w:color w:val="074F6A" w:themeColor="accent4" w:themeShade="80"/>
         </w:rPr>
       </w:pPr>
@@ -12563,40 +12481,34 @@
         <w:rPr>
           <w:rFonts w:hint="eastAsia"/>
         </w:rPr>
-        <w:t xml:space="preserve">2.2.3 </w:t>
-      </w:r>
-      <w:r>
-        <w:rPr>
-          <w:rFonts w:hint="eastAsia"/>
-        </w:rPr>
-        <w:t xml:space="preserve">带量词证明 </w:t>
-      </w:r>
-    </w:p>
-    <w:p>
-      <w:pPr>
+        <w:t xml:space="preserve">2.2.3 带量词证明 </w:t>
+      </w:r>
+    </w:p>
+    <w:p>
+      <w:pPr>
+        <w:rPr>
+          <w:rFonts w:cstheme="majorBidi" w:hint="eastAsia"/>
+          <w:color w:val="0F4761" w:themeColor="accent1" w:themeShade="BF"/>
+          <w:sz w:val="24"/>
+          <w:szCs w:val="24"/>
+        </w:rPr>
+      </w:pPr>
+      <w:r>
+        <w:rPr>
+          <w:rFonts w:cstheme="majorBidi" w:hint="eastAsia"/>
+          <w:color w:val="0F4761" w:themeColor="accent1" w:themeShade="BF"/>
+          <w:sz w:val="24"/>
+          <w:szCs w:val="24"/>
+        </w:rPr>
+        <w:t xml:space="preserve">Proof:    </w:t>
+      </w:r>
+      <w:r>
         <w:rPr>
           <w:rFonts w:cstheme="majorBidi"/>
           <w:color w:val="0F4761" w:themeColor="accent1" w:themeShade="BF"/>
           <w:sz w:val="24"/>
           <w:szCs w:val="24"/>
         </w:rPr>
-      </w:pPr>
-      <w:r>
-        <w:rPr>
-          <w:rFonts w:cstheme="majorBidi" w:hint="eastAsia"/>
-          <w:color w:val="0F4761" w:themeColor="accent1" w:themeShade="BF"/>
-          <w:sz w:val="24"/>
-          <w:szCs w:val="24"/>
-        </w:rPr>
-        <w:t xml:space="preserve">Proof:    </w:t>
-      </w:r>
-      <w:r>
-        <w:rPr>
-          <w:rFonts w:cstheme="majorBidi"/>
-          <w:color w:val="0F4761" w:themeColor="accent1" w:themeShade="BF"/>
-          <w:sz w:val="24"/>
-          <w:szCs w:val="24"/>
-        </w:rPr>
         <w:t>¬</w:t>
       </w:r>
       <w:r>
@@ -12615,25 +12527,7 @@
           <w:sz w:val="24"/>
           <w:szCs w:val="24"/>
         </w:rPr>
-        <w:t xml:space="preserve">x (P(x) </w:t>
-      </w:r>
-      <w:r>
-        <w:rPr>
-          <w:rFonts w:ascii="Cambria Math" w:hAnsi="Cambria Math" w:cs="Cambria Math" w:hint="eastAsia"/>
-          <w:color w:val="0F4761" w:themeColor="accent1" w:themeShade="BF"/>
-          <w:sz w:val="24"/>
-          <w:szCs w:val="24"/>
-        </w:rPr>
-        <w:t>=&gt;</w:t>
-      </w:r>
-      <w:r>
-        <w:rPr>
-          <w:rFonts w:ascii="Cambria Math" w:hAnsi="Cambria Math" w:cs="Cambria Math" w:hint="eastAsia"/>
-          <w:color w:val="0F4761" w:themeColor="accent1" w:themeShade="BF"/>
-          <w:sz w:val="24"/>
-          <w:szCs w:val="24"/>
-        </w:rPr>
-        <w:t xml:space="preserve"> </w:t>
+        <w:t xml:space="preserve">x (P(x) =&gt; </w:t>
       </w:r>
       <w:r>
         <w:rPr>
@@ -12803,7 +12697,7 @@
           <w:p>
             <w:pPr>
               <w:rPr>
-                <w:rFonts w:cstheme="majorBidi"/>
+                <w:rFonts w:cstheme="majorBidi" w:hint="eastAsia"/>
                 <w:color w:val="0F4761" w:themeColor="accent1" w:themeShade="BF"/>
                 <w:sz w:val="24"/>
                 <w:szCs w:val="24"/>
@@ -12976,74 +12870,137 @@
           <w:p>
             <w:pPr>
               <w:rPr>
+                <w:rFonts w:cstheme="majorBidi" w:hint="eastAsia"/>
+                <w:color w:val="0F4761" w:themeColor="accent1" w:themeShade="BF"/>
+                <w:sz w:val="24"/>
+                <w:szCs w:val="24"/>
+              </w:rPr>
+            </w:pPr>
+            <w:r>
+              <w:rPr>
+                <w:rFonts w:ascii="Cambria Math" w:hAnsi="Cambria Math" w:cs="Cambria Math"/>
+                <w:color w:val="0F4761" w:themeColor="accent1" w:themeShade="BF"/>
+                <w:sz w:val="24"/>
+                <w:szCs w:val="24"/>
+              </w:rPr>
+              <w:t>¬</w:t>
+            </w:r>
+            <w:r>
+              <w:rPr>
+                <w:rFonts w:ascii="Cambria Math" w:hAnsi="Cambria Math" w:cs="Cambria Math"/>
+                <w:color w:val="0F4761" w:themeColor="accent1" w:themeShade="BF"/>
+                <w:sz w:val="24"/>
+                <w:szCs w:val="24"/>
+              </w:rPr>
+              <w:t>∃</w:t>
+            </w:r>
+            <w:r>
+              <w:rPr>
+                <w:rFonts w:ascii="Cambria Math" w:hAnsi="Cambria Math" w:cs="Cambria Math" w:hint="eastAsia"/>
+                <w:color w:val="0F4761" w:themeColor="accent1" w:themeShade="BF"/>
+                <w:sz w:val="24"/>
+                <w:szCs w:val="24"/>
+              </w:rPr>
+              <w:t>x P(x)</w:t>
+            </w:r>
+            <w:r>
+              <w:rPr>
+                <w:rFonts w:ascii="Cambria Math" w:hAnsi="Cambria Math" w:cs="Cambria Math" w:hint="eastAsia"/>
+                <w:color w:val="0F4761" w:themeColor="accent1" w:themeShade="BF"/>
+                <w:sz w:val="24"/>
+                <w:szCs w:val="24"/>
+              </w:rPr>
+              <w:t>为</w:t>
+            </w:r>
+            <w:r>
+              <w:rPr>
+                <w:rFonts w:ascii="Cambria Math" w:hAnsi="Cambria Math" w:cs="Cambria Math" w:hint="eastAsia"/>
+                <w:color w:val="0F4761" w:themeColor="accent1" w:themeShade="BF"/>
+                <w:sz w:val="24"/>
+                <w:szCs w:val="24"/>
+              </w:rPr>
+              <w:t>真</w:t>
+            </w:r>
+            <w:r>
+              <w:rPr>
+                <w:rFonts w:ascii="Cambria Math" w:hAnsi="Cambria Math" w:cs="Cambria Math" w:hint="eastAsia"/>
+                <w:color w:val="0F4761" w:themeColor="accent1" w:themeShade="BF"/>
+                <w:sz w:val="24"/>
+                <w:szCs w:val="24"/>
+              </w:rPr>
+              <w:t xml:space="preserve">   </w:t>
+            </w:r>
+            <w:r>
+              <w:rPr>
+                <w:rFonts w:cstheme="majorBidi" w:hint="eastAsia"/>
+                <w:color w:val="0F4761" w:themeColor="accent1" w:themeShade="BF"/>
+                <w:sz w:val="24"/>
+                <w:szCs w:val="24"/>
+              </w:rPr>
+              <w:t>=</w:t>
+            </w:r>
+            <w:r>
+              <w:rPr>
+                <w:rFonts w:cstheme="majorBidi" w:hint="eastAsia"/>
+                <w:color w:val="0F4761" w:themeColor="accent1" w:themeShade="BF"/>
+                <w:sz w:val="24"/>
+                <w:szCs w:val="24"/>
+              </w:rPr>
+              <w:t xml:space="preserve">    </w:t>
+            </w:r>
+            <w:r>
+              <w:rPr>
+                <w:rFonts w:ascii="Cambria Math" w:hAnsi="Cambria Math" w:cs="Cambria Math"/>
+                <w:color w:val="0F4761" w:themeColor="accent1" w:themeShade="BF"/>
+                <w:sz w:val="24"/>
+                <w:szCs w:val="24"/>
+              </w:rPr>
+              <w:t>∀</w:t>
+            </w:r>
+            <w:r>
+              <w:rPr>
+                <w:rFonts w:cstheme="majorBidi" w:hint="eastAsia"/>
+                <w:color w:val="0F4761" w:themeColor="accent1" w:themeShade="BF"/>
+                <w:sz w:val="24"/>
+                <w:szCs w:val="24"/>
+              </w:rPr>
+              <w:t xml:space="preserve"> x</w:t>
+            </w:r>
+            <w:r>
+              <w:rPr>
+                <w:rFonts w:cstheme="majorBidi" w:hint="eastAsia"/>
+                <w:color w:val="0F4761" w:themeColor="accent1" w:themeShade="BF"/>
+                <w:sz w:val="24"/>
+                <w:szCs w:val="24"/>
+              </w:rPr>
+              <w:t xml:space="preserve"> </w:t>
+            </w:r>
+            <w:r>
+              <w:rPr>
+                <w:rFonts w:cstheme="majorBidi" w:hint="eastAsia"/>
+                <w:color w:val="0F4761" w:themeColor="accent1" w:themeShade="BF"/>
+                <w:sz w:val="24"/>
+                <w:szCs w:val="24"/>
+              </w:rPr>
+              <w:t xml:space="preserve"> </w:t>
+            </w:r>
+            <w:r>
+              <w:rPr>
+                <w:rFonts w:cstheme="majorBidi" w:hint="eastAsia"/>
+                <w:color w:val="0F4761" w:themeColor="accent1" w:themeShade="BF"/>
+                <w:sz w:val="24"/>
+                <w:szCs w:val="24"/>
+              </w:rPr>
+              <w:t xml:space="preserve"> </w:t>
+            </w:r>
+            <w:r>
+              <w:rPr>
                 <w:rFonts w:cstheme="majorBidi"/>
                 <w:color w:val="0F4761" w:themeColor="accent1" w:themeShade="BF"/>
                 <w:sz w:val="24"/>
                 <w:szCs w:val="24"/>
               </w:rPr>
-            </w:pPr>
-            <w:r>
-              <w:rPr>
-                <w:rFonts w:ascii="Cambria Math" w:hAnsi="Cambria Math" w:cs="Cambria Math"/>
-                <w:color w:val="0F4761" w:themeColor="accent1" w:themeShade="BF"/>
-                <w:sz w:val="24"/>
-                <w:szCs w:val="24"/>
-              </w:rPr>
               <w:t>¬</w:t>
-            </w:r>
-            <w:r>
-              <w:rPr>
-                <w:rFonts w:ascii="Cambria Math" w:hAnsi="Cambria Math" w:cs="Cambria Math"/>
-                <w:color w:val="0F4761" w:themeColor="accent1" w:themeShade="BF"/>
-                <w:sz w:val="24"/>
-                <w:szCs w:val="24"/>
-              </w:rPr>
-              <w:t>∃</w:t>
-            </w:r>
-            <w:r>
-              <w:rPr>
-                <w:rFonts w:ascii="Cambria Math" w:hAnsi="Cambria Math" w:cs="Cambria Math" w:hint="eastAsia"/>
-                <w:color w:val="0F4761" w:themeColor="accent1" w:themeShade="BF"/>
-                <w:sz w:val="24"/>
-                <w:szCs w:val="24"/>
-              </w:rPr>
-              <w:t>x</w:t>
-            </w:r>
-            <w:r>
-              <w:rPr>
-                <w:rFonts w:ascii="Cambria Math" w:hAnsi="Cambria Math" w:cs="Cambria Math" w:hint="eastAsia"/>
-                <w:color w:val="0F4761" w:themeColor="accent1" w:themeShade="BF"/>
-                <w:sz w:val="24"/>
-                <w:szCs w:val="24"/>
-              </w:rPr>
-              <w:t xml:space="preserve"> P(x)</w:t>
-            </w:r>
-            <w:r>
-              <w:rPr>
-                <w:rFonts w:ascii="Cambria Math" w:hAnsi="Cambria Math" w:cs="Cambria Math" w:hint="eastAsia"/>
-                <w:color w:val="0F4761" w:themeColor="accent1" w:themeShade="BF"/>
-                <w:sz w:val="24"/>
-                <w:szCs w:val="24"/>
-              </w:rPr>
-              <w:t>为</w:t>
-            </w:r>
-            <w:r>
-              <w:rPr>
-                <w:rFonts w:ascii="Cambria Math" w:hAnsi="Cambria Math" w:cs="Cambria Math" w:hint="eastAsia"/>
-                <w:color w:val="0F4761" w:themeColor="accent1" w:themeShade="BF"/>
-                <w:sz w:val="24"/>
-                <w:szCs w:val="24"/>
-              </w:rPr>
-              <w:t>真</w:t>
-            </w:r>
-            <w:r>
-              <w:rPr>
-                <w:rFonts w:ascii="Cambria Math" w:hAnsi="Cambria Math" w:cs="Cambria Math" w:hint="eastAsia"/>
-                <w:color w:val="0F4761" w:themeColor="accent1" w:themeShade="BF"/>
-                <w:sz w:val="24"/>
-                <w:szCs w:val="24"/>
-              </w:rPr>
-              <w:t xml:space="preserve">   </w:t>
             </w:r>
             <w:r>
               <w:rPr>
@@ -13052,88 +13009,7 @@
                 <w:sz w:val="24"/>
                 <w:szCs w:val="24"/>
               </w:rPr>
-              <w:t>=</w:t>
-            </w:r>
-            <w:r>
-              <w:rPr>
-                <w:rFonts w:cstheme="majorBidi" w:hint="eastAsia"/>
-                <w:color w:val="0F4761" w:themeColor="accent1" w:themeShade="BF"/>
-                <w:sz w:val="24"/>
-                <w:szCs w:val="24"/>
-              </w:rPr>
-              <w:t xml:space="preserve">    </w:t>
-            </w:r>
-            <w:r>
-              <w:rPr>
-                <w:rFonts w:ascii="Cambria Math" w:hAnsi="Cambria Math" w:cs="Cambria Math"/>
-                <w:color w:val="0F4761" w:themeColor="accent1" w:themeShade="BF"/>
-                <w:sz w:val="24"/>
-                <w:szCs w:val="24"/>
-              </w:rPr>
-              <w:t>∀</w:t>
-            </w:r>
-            <w:r>
-              <w:rPr>
-                <w:rFonts w:cstheme="majorBidi" w:hint="eastAsia"/>
-                <w:color w:val="0F4761" w:themeColor="accent1" w:themeShade="BF"/>
-                <w:sz w:val="24"/>
-                <w:szCs w:val="24"/>
-              </w:rPr>
-              <w:t xml:space="preserve"> x</w:t>
-            </w:r>
-            <w:r>
-              <w:rPr>
-                <w:rFonts w:cstheme="majorBidi" w:hint="eastAsia"/>
-                <w:color w:val="0F4761" w:themeColor="accent1" w:themeShade="BF"/>
-                <w:sz w:val="24"/>
-                <w:szCs w:val="24"/>
-              </w:rPr>
-              <w:t xml:space="preserve"> </w:t>
-            </w:r>
-            <w:r>
-              <w:rPr>
-                <w:rFonts w:cstheme="majorBidi" w:hint="eastAsia"/>
-                <w:color w:val="0F4761" w:themeColor="accent1" w:themeShade="BF"/>
-                <w:sz w:val="24"/>
-                <w:szCs w:val="24"/>
-              </w:rPr>
-              <w:t xml:space="preserve"> </w:t>
-            </w:r>
-            <w:r>
-              <w:rPr>
-                <w:rFonts w:cstheme="majorBidi" w:hint="eastAsia"/>
-                <w:color w:val="0F4761" w:themeColor="accent1" w:themeShade="BF"/>
-                <w:sz w:val="24"/>
-                <w:szCs w:val="24"/>
-              </w:rPr>
-              <w:t xml:space="preserve"> </w:t>
-            </w:r>
-            <w:r>
-              <w:rPr>
-                <w:rFonts w:cstheme="majorBidi"/>
-                <w:color w:val="0F4761" w:themeColor="accent1" w:themeShade="BF"/>
-                <w:sz w:val="24"/>
-                <w:szCs w:val="24"/>
-              </w:rPr>
-              <w:t>¬</w:t>
-            </w:r>
-            <w:r>
-              <w:rPr>
-                <w:rFonts w:cstheme="majorBidi" w:hint="eastAsia"/>
-                <w:color w:val="0F4761" w:themeColor="accent1" w:themeShade="BF"/>
-                <w:sz w:val="24"/>
-                <w:szCs w:val="24"/>
-              </w:rPr>
-              <w:t xml:space="preserve">  P(x)</w:t>
-            </w:r>
-            <w:r>
-              <w:rPr>
-                <w:rFonts w:cstheme="majorBidi" w:hint="eastAsia"/>
-                <w:color w:val="0F4761" w:themeColor="accent1" w:themeShade="BF"/>
-                <w:sz w:val="24"/>
-                <w:szCs w:val="24"/>
-              </w:rPr>
-              <w:t>为真</w:t>
+              <w:t xml:space="preserve">  P(x)为真</w:t>
             </w:r>
           </w:p>
           <w:p>
@@ -13275,23 +13151,7 @@
                 <w:sz w:val="24"/>
                 <w:szCs w:val="24"/>
               </w:rPr>
-              <w:t xml:space="preserve"> </w:t>
-            </w:r>
-            <w:r>
-              <w:rPr>
-                <w:rFonts w:ascii="Cambria Math" w:hAnsi="Cambria Math" w:cs="Cambria Math" w:hint="eastAsia"/>
-                <w:sz w:val="24"/>
-                <w:szCs w:val="24"/>
-              </w:rPr>
-              <w:t>x</w:t>
-            </w:r>
-            <w:r>
-              <w:rPr>
-                <w:rFonts w:ascii="Cambria Math" w:hAnsi="Cambria Math" w:cs="Cambria Math" w:hint="eastAsia"/>
-                <w:sz w:val="24"/>
-                <w:szCs w:val="24"/>
-              </w:rPr>
-              <w:t xml:space="preserve">  </w:t>
+              <w:t xml:space="preserve"> x  </w:t>
             </w:r>
             <w:r>
               <w:rPr>
@@ -13552,16 +13412,7 @@
                 <w:sz w:val="24"/>
                 <w:szCs w:val="24"/>
               </w:rPr>
-              <w:t xml:space="preserve"> </w:t>
-            </w:r>
-            <w:r>
-              <w:rPr>
-                <w:rFonts w:cstheme="majorBidi"/>
-                <w:color w:val="EE0000"/>
-                <w:sz w:val="24"/>
-                <w:szCs w:val="24"/>
-              </w:rPr>
-              <w:t>∨</w:t>
+              <w:t xml:space="preserve"> ∨</w:t>
             </w:r>
             <w:r>
               <w:rPr>
@@ -13629,25 +13480,7 @@
                 <w:sz w:val="24"/>
                 <w:szCs w:val="24"/>
               </w:rPr>
-              <w:t xml:space="preserve">A </w:t>
-            </w:r>
-            <w:r>
-              <w:rPr>
-                <w:rFonts w:cstheme="majorBidi" w:hint="eastAsia"/>
-                <w:color w:val="0F4761" w:themeColor="accent1" w:themeShade="BF"/>
-                <w:sz w:val="24"/>
-                <w:szCs w:val="24"/>
-              </w:rPr>
-              <w:t>=&gt;</w:t>
-            </w:r>
-            <w:r>
-              <w:rPr>
-                <w:rFonts w:cstheme="majorBidi" w:hint="eastAsia"/>
-                <w:color w:val="0F4761" w:themeColor="accent1" w:themeShade="BF"/>
-                <w:sz w:val="24"/>
-                <w:szCs w:val="24"/>
-              </w:rPr>
-              <w:t xml:space="preserve"> B       </w:t>
+              <w:t xml:space="preserve">A =&gt; B       </w:t>
             </w:r>
             <w:r>
               <w:rPr>
@@ -13768,15 +13601,7 @@
                 <w:sz w:val="24"/>
                 <w:szCs w:val="24"/>
               </w:rPr>
-              <w:t>P(x)</w:t>
-            </w:r>
-            <w:r>
-              <w:rPr>
-                <w:rFonts w:cstheme="majorBidi" w:hint="eastAsia"/>
-                <w:sz w:val="24"/>
-                <w:szCs w:val="24"/>
-              </w:rPr>
-              <w:t xml:space="preserve"> </w:t>
+              <w:t xml:space="preserve">P(x) </w:t>
             </w:r>
             <w:r>
               <w:rPr>
@@ -14309,19 +14134,7 @@
         <w:rPr>
           <w:rFonts w:hint="eastAsia"/>
         </w:rPr>
-        <w:t xml:space="preserve"> </w:t>
-      </w:r>
-      <w:r>
-        <w:rPr>
-          <w:rFonts w:hint="eastAsia"/>
-        </w:rPr>
-        <w:t>常用数学符号</w:t>
-      </w:r>
-      <w:r>
-        <w:rPr>
-          <w:rFonts w:hint="eastAsia"/>
-        </w:rPr>
-        <w:t xml:space="preserve"> </w:t>
+        <w:t xml:space="preserve"> 常用数学符号 </w:t>
       </w:r>
     </w:p>
     <w:p>
@@ -14435,13 +14248,45 @@
           <w:ilvl w:val="1"/>
           <w:numId w:val="2"/>
         </w:numPr>
+        <w:rPr>
+          <w:rFonts w:hint="eastAsia"/>
+        </w:rPr>
       </w:pPr>
       <w:r>
         <w:rPr>
           <w:rFonts w:hint="eastAsia"/>
         </w:rPr>
         <w:lastRenderedPageBreak/>
-        <w:t>Proof（证明</w:t>
+        <w:t>Proof（证明）</w:t>
+      </w:r>
+    </w:p>
+    <w:p>
+      <w:pPr>
+        <w:pStyle w:val="5"/>
+        <w:rPr>
+          <w:rFonts w:hint="eastAsia"/>
+        </w:rPr>
+      </w:pPr>
+      <w:r>
+        <w:rPr>
+          <w:rFonts w:hint="eastAsia"/>
+        </w:rPr>
+        <w:t xml:space="preserve">2.3.1 </w:t>
+      </w:r>
+      <w:r>
+        <w:t>Logical arguments</w:t>
+      </w:r>
+      <w:r>
+        <w:rPr>
+          <w:rFonts w:hint="eastAsia"/>
+        </w:rPr>
+        <w:t>（逻辑</w:t>
+      </w:r>
+      <w:r>
+        <w:rPr>
+          <w:rFonts w:hint="eastAsia"/>
+        </w:rPr>
+        <w:t>论证</w:t>
       </w:r>
       <w:r>
         <w:rPr>
@@ -14452,39 +14297,10 @@
     </w:p>
     <w:p>
       <w:pPr>
-        <w:pStyle w:val="5"/>
-      </w:pPr>
-      <w:r>
-        <w:rPr>
-          <w:rFonts w:hint="eastAsia"/>
-        </w:rPr>
-        <w:t xml:space="preserve">2.3.1 </w:t>
-      </w:r>
-      <w:r>
-        <w:t>Logical arguments</w:t>
-      </w:r>
-      <w:r>
-        <w:rPr>
-          <w:rFonts w:hint="eastAsia"/>
-        </w:rPr>
-        <w:t>（逻辑</w:t>
-      </w:r>
-      <w:r>
-        <w:rPr>
-          <w:rFonts w:hint="eastAsia"/>
-        </w:rPr>
-        <w:t>论证</w:t>
-      </w:r>
-      <w:r>
-        <w:rPr>
-          <w:rFonts w:hint="eastAsia"/>
-        </w:rPr>
-        <w:t>）</w:t>
-      </w:r>
-    </w:p>
-    <w:p>
-      <w:pPr>
         <w:jc w:val="left"/>
+        <w:rPr>
+          <w:rFonts w:hint="eastAsia"/>
+        </w:rPr>
       </w:pPr>
       <w:r>
         <w:rPr>
@@ -14706,8 +14522,14 @@
     <w:p>
       <w:pPr>
         <w:jc w:val="left"/>
-      </w:pPr>
-      <w:r>
+        <w:rPr>
+          <w:rFonts w:hint="eastAsia"/>
+        </w:rPr>
+      </w:pPr>
+      <w:r>
+        <w:rPr>
+          <w:noProof/>
+        </w:rPr>
         <w:drawing>
           <wp:inline distT="0" distB="0" distL="0" distR="0" wp14:anchorId="3D4FB376" wp14:editId="35CBD8D6">
             <wp:extent cx="5524500" cy="749022"/>
@@ -14745,10 +14567,19 @@
         </w:drawing>
       </w:r>
     </w:p>
-    <w:p/>
+    <w:p>
+      <w:pPr>
+        <w:rPr>
+          <w:rFonts w:hint="eastAsia"/>
+        </w:rPr>
+      </w:pPr>
+    </w:p>
     <w:p>
       <w:pPr>
         <w:pStyle w:val="5"/>
+        <w:rPr>
+          <w:rFonts w:hint="eastAsia"/>
+        </w:rPr>
       </w:pPr>
       <w:r>
         <w:rPr>
@@ -14794,6 +14625,7 @@
       <w:pPr>
         <w:jc w:val="left"/>
         <w:rPr>
+          <w:rFonts w:hint="eastAsia"/>
           <w:b/>
           <w:bCs/>
         </w:rPr>
@@ -14956,6 +14788,7 @@
         <w:ind w:firstLineChars="150" w:firstLine="315"/>
         <w:jc w:val="left"/>
         <w:rPr>
+          <w:rFonts w:hint="eastAsia"/>
           <w:color w:val="074F6A" w:themeColor="accent4" w:themeShade="80"/>
         </w:rPr>
       </w:pPr>
@@ -15002,6 +14835,7 @@
         <w:spacing w:line="360" w:lineRule="auto"/>
         <w:jc w:val="left"/>
         <w:rPr>
+          <w:rFonts w:hint="eastAsia"/>
           <w:b/>
           <w:bCs/>
           <w:color w:val="074F6A" w:themeColor="accent4" w:themeShade="80"/>
@@ -15030,16 +14864,7 @@
           <w:bCs/>
           <w:color w:val="074F6A" w:themeColor="accent4" w:themeShade="80"/>
         </w:rPr>
-        <w:t>(前提)</w:t>
-      </w:r>
-      <w:r>
-        <w:rPr>
-          <w:rFonts w:hint="eastAsia"/>
-          <w:b/>
-          <w:bCs/>
-          <w:color w:val="074F6A" w:themeColor="accent4" w:themeShade="80"/>
-        </w:rPr>
-        <w:t xml:space="preserve"> </w:t>
+        <w:t xml:space="preserve">(前提) </w:t>
       </w:r>
       <w:r>
         <w:rPr>
@@ -15166,6 +14991,7 @@
         <w:ind w:left="720"/>
         <w:jc w:val="left"/>
         <w:rPr>
+          <w:rFonts w:hint="eastAsia"/>
           <w:b/>
           <w:bCs/>
           <w:color w:val="074F6A" w:themeColor="accent4" w:themeShade="80"/>
@@ -15239,6 +15065,7 @@
         <w:spacing w:line="360" w:lineRule="auto"/>
         <w:jc w:val="left"/>
         <w:rPr>
+          <w:rFonts w:hint="eastAsia"/>
           <w:color w:val="074F6A" w:themeColor="accent4" w:themeShade="80"/>
         </w:rPr>
       </w:pPr>
@@ -15760,6 +15587,7 @@
         <w:spacing w:line="360" w:lineRule="auto"/>
         <w:jc w:val="left"/>
         <w:rPr>
+          <w:rFonts w:hint="eastAsia"/>
           <w:b/>
           <w:bCs/>
           <w:color w:val="074F6A" w:themeColor="accent4" w:themeShade="80"/>
@@ -15931,6 +15759,7 @@
         <w:ind w:left="720"/>
         <w:jc w:val="left"/>
         <w:rPr>
+          <w:rFonts w:hint="eastAsia"/>
           <w:color w:val="074F6A" w:themeColor="accent4" w:themeShade="80"/>
         </w:rPr>
       </w:pPr>
@@ -15994,6 +15823,7 @@
         <w:ind w:left="720"/>
         <w:jc w:val="left"/>
         <w:rPr>
+          <w:rFonts w:hint="eastAsia"/>
           <w:color w:val="074F6A" w:themeColor="accent4" w:themeShade="80"/>
         </w:rPr>
       </w:pPr>
@@ -16160,6 +15990,7 @@
         <w:spacing w:line="360" w:lineRule="auto"/>
         <w:jc w:val="left"/>
         <w:rPr>
+          <w:rFonts w:hint="eastAsia"/>
           <w:color w:val="074F6A" w:themeColor="accent4" w:themeShade="80"/>
         </w:rPr>
       </w:pPr>
@@ -16259,6 +16090,7 @@
         <w:spacing w:line="360" w:lineRule="auto"/>
         <w:jc w:val="left"/>
         <w:rPr>
+          <w:rFonts w:hint="eastAsia"/>
           <w:color w:val="074F6A" w:themeColor="accent4" w:themeShade="80"/>
         </w:rPr>
       </w:pPr>
@@ -16268,6 +16100,7 @@
         <w:spacing w:line="360" w:lineRule="auto"/>
         <w:jc w:val="left"/>
         <w:rPr>
+          <w:rFonts w:hint="eastAsia"/>
           <w:color w:val="074F6A" w:themeColor="accent4" w:themeShade="80"/>
         </w:rPr>
       </w:pPr>
@@ -16277,6 +16110,7 @@
         <w:spacing w:line="360" w:lineRule="auto"/>
         <w:jc w:val="left"/>
         <w:rPr>
+          <w:rFonts w:hint="eastAsia"/>
           <w:color w:val="074F6A" w:themeColor="accent4" w:themeShade="80"/>
         </w:rPr>
       </w:pPr>
@@ -16294,6 +16128,7 @@
         <w:spacing w:line="360" w:lineRule="auto"/>
         <w:jc w:val="left"/>
         <w:rPr>
+          <w:rFonts w:hint="eastAsia"/>
           <w:color w:val="074F6A" w:themeColor="accent4" w:themeShade="80"/>
         </w:rPr>
       </w:pPr>
@@ -16463,16 +16298,7 @@
                 <w:sz w:val="24"/>
                 <w:szCs w:val="24"/>
               </w:rPr>
-              <w:t xml:space="preserve">Premise </w:t>
-            </w:r>
-            <w:r>
-              <w:rPr>
-                <w:rFonts w:hint="eastAsia"/>
-                <w:color w:val="074F6A" w:themeColor="accent4" w:themeShade="80"/>
-                <w:sz w:val="24"/>
-                <w:szCs w:val="24"/>
-              </w:rPr>
-              <w:t xml:space="preserve">2 </w:t>
+              <w:t xml:space="preserve">Premise 2 </w:t>
             </w:r>
           </w:p>
         </w:tc>
@@ -16507,16 +16333,7 @@
                 <w:sz w:val="24"/>
                 <w:szCs w:val="24"/>
               </w:rPr>
-              <w:t xml:space="preserve"> </w:t>
-            </w:r>
-            <w:r>
-              <w:rPr>
-                <w:rFonts w:cstheme="majorBidi" w:hint="eastAsia"/>
-                <w:color w:val="0F4761" w:themeColor="accent1" w:themeShade="BF"/>
-                <w:sz w:val="24"/>
-                <w:szCs w:val="24"/>
-              </w:rPr>
-              <w:t>P2</w:t>
+              <w:t xml:space="preserve"> P2</w:t>
             </w:r>
           </w:p>
         </w:tc>
@@ -16584,7 +16401,7 @@
               <w:spacing w:line="360" w:lineRule="auto"/>
               <w:jc w:val="left"/>
               <w:rPr>
-                <w:rFonts w:cstheme="majorBidi"/>
+                <w:rFonts w:cstheme="majorBidi" w:hint="eastAsia"/>
                 <w:color w:val="0F4761" w:themeColor="accent1" w:themeShade="BF"/>
                 <w:sz w:val="24"/>
                 <w:szCs w:val="24"/>
@@ -16770,6 +16587,7 @@
         <w:spacing w:line="360" w:lineRule="auto"/>
         <w:jc w:val="left"/>
         <w:rPr>
+          <w:rFonts w:hint="eastAsia"/>
           <w:color w:val="074F6A" w:themeColor="accent4" w:themeShade="80"/>
         </w:rPr>
       </w:pPr>
@@ -16779,6 +16597,7 @@
         <w:spacing w:line="360" w:lineRule="auto"/>
         <w:jc w:val="left"/>
         <w:rPr>
+          <w:rFonts w:hint="eastAsia"/>
           <w:color w:val="074F6A" w:themeColor="accent4" w:themeShade="80"/>
         </w:rPr>
       </w:pPr>
@@ -17041,7 +16860,7 @@
               <w:spacing w:line="360" w:lineRule="auto"/>
               <w:jc w:val="left"/>
               <w:rPr>
-                <w:rFonts w:cstheme="majorBidi"/>
+                <w:rFonts w:cstheme="majorBidi" w:hint="eastAsia"/>
                 <w:color w:val="0F4761" w:themeColor="accent1" w:themeShade="BF"/>
                 <w:sz w:val="24"/>
                 <w:szCs w:val="24"/>
@@ -17191,6 +17010,7 @@
         <w:spacing w:line="360" w:lineRule="auto"/>
         <w:jc w:val="left"/>
         <w:rPr>
+          <w:rFonts w:hint="eastAsia"/>
           <w:color w:val="074F6A" w:themeColor="accent4" w:themeShade="80"/>
         </w:rPr>
       </w:pPr>
@@ -17200,29 +17020,16 @@
         <w:spacing w:line="360" w:lineRule="auto"/>
         <w:jc w:val="left"/>
         <w:rPr>
-          <w:color w:val="074F6A" w:themeColor="accent4" w:themeShade="80"/>
-        </w:rPr>
-      </w:pPr>
-      <w:r>
-        <w:rPr>
-          <w:rFonts w:hint="eastAsia"/>
-          <w:color w:val="074F6A" w:themeColor="accent4" w:themeShade="80"/>
-        </w:rPr>
-        <w:t>例子</w:t>
-      </w:r>
-      <w:r>
-        <w:rPr>
-          <w:rFonts w:hint="eastAsia"/>
-          <w:color w:val="074F6A" w:themeColor="accent4" w:themeShade="80"/>
-        </w:rPr>
-        <w:t>3</w:t>
-      </w:r>
-      <w:r>
-        <w:rPr>
-          <w:rFonts w:hint="eastAsia"/>
-          <w:color w:val="074F6A" w:themeColor="accent4" w:themeShade="80"/>
-        </w:rPr>
-        <w:t>：</w:t>
+          <w:rFonts w:hint="eastAsia"/>
+          <w:color w:val="074F6A" w:themeColor="accent4" w:themeShade="80"/>
+        </w:rPr>
+      </w:pPr>
+      <w:r>
+        <w:rPr>
+          <w:rFonts w:hint="eastAsia"/>
+          <w:color w:val="074F6A" w:themeColor="accent4" w:themeShade="80"/>
+        </w:rPr>
+        <w:t>例子3：</w:t>
       </w:r>
     </w:p>
     <w:p>
@@ -17230,6 +17037,7 @@
         <w:spacing w:line="360" w:lineRule="auto"/>
         <w:jc w:val="left"/>
         <w:rPr>
+          <w:rFonts w:hint="eastAsia"/>
           <w:color w:val="074F6A" w:themeColor="accent4" w:themeShade="80"/>
         </w:rPr>
       </w:pPr>
@@ -17368,16 +17176,7 @@
                 <w:sz w:val="24"/>
                 <w:szCs w:val="24"/>
               </w:rPr>
-              <w:t xml:space="preserve"> </w:t>
-            </w:r>
-            <w:r>
-              <w:rPr>
-                <w:rFonts w:cstheme="majorBidi" w:hint="eastAsia"/>
-                <w:color w:val="0F4761" w:themeColor="accent1" w:themeShade="BF"/>
-                <w:sz w:val="24"/>
-                <w:szCs w:val="24"/>
-              </w:rPr>
-              <w:t>P2</w:t>
+              <w:t xml:space="preserve"> P2</w:t>
             </w:r>
           </w:p>
         </w:tc>
@@ -17660,16 +17459,7 @@
                 <w:sz w:val="24"/>
                 <w:szCs w:val="24"/>
               </w:rPr>
-              <w:t>Inv</w:t>
-            </w:r>
-            <w:r>
-              <w:rPr>
-                <w:rFonts w:cstheme="majorBidi" w:hint="eastAsia"/>
-                <w:color w:val="0F4761" w:themeColor="accent1" w:themeShade="BF"/>
-                <w:sz w:val="24"/>
-                <w:szCs w:val="24"/>
-              </w:rPr>
-              <w:t>alid</w:t>
+              <w:t>Invalid</w:t>
             </w:r>
           </w:p>
         </w:tc>
@@ -17680,6 +17470,7 @@
         <w:spacing w:line="360" w:lineRule="auto"/>
         <w:jc w:val="left"/>
         <w:rPr>
+          <w:rFonts w:hint="eastAsia"/>
           <w:color w:val="074F6A" w:themeColor="accent4" w:themeShade="80"/>
         </w:rPr>
       </w:pPr>
@@ -17689,29 +17480,16 @@
         <w:spacing w:line="360" w:lineRule="auto"/>
         <w:jc w:val="left"/>
         <w:rPr>
-          <w:color w:val="074F6A" w:themeColor="accent4" w:themeShade="80"/>
-        </w:rPr>
-      </w:pPr>
-      <w:r>
-        <w:rPr>
-          <w:rFonts w:hint="eastAsia"/>
-          <w:color w:val="074F6A" w:themeColor="accent4" w:themeShade="80"/>
-        </w:rPr>
-        <w:t>例子</w:t>
-      </w:r>
-      <w:r>
-        <w:rPr>
-          <w:rFonts w:hint="eastAsia"/>
-          <w:color w:val="074F6A" w:themeColor="accent4" w:themeShade="80"/>
-        </w:rPr>
-        <w:t>4</w:t>
-      </w:r>
-      <w:r>
-        <w:rPr>
-          <w:rFonts w:hint="eastAsia"/>
-          <w:color w:val="074F6A" w:themeColor="accent4" w:themeShade="80"/>
-        </w:rPr>
-        <w:t>：</w:t>
+          <w:rFonts w:hint="eastAsia"/>
+          <w:color w:val="074F6A" w:themeColor="accent4" w:themeShade="80"/>
+        </w:rPr>
+      </w:pPr>
+      <w:r>
+        <w:rPr>
+          <w:rFonts w:hint="eastAsia"/>
+          <w:color w:val="074F6A" w:themeColor="accent4" w:themeShade="80"/>
+        </w:rPr>
+        <w:t>例子4：</w:t>
       </w:r>
       <w:r>
         <w:rPr>
@@ -17726,6 +17504,7 @@
         <w:spacing w:line="360" w:lineRule="auto"/>
         <w:jc w:val="left"/>
         <w:rPr>
+          <w:rFonts w:hint="eastAsia"/>
           <w:color w:val="074F6A" w:themeColor="accent4" w:themeShade="80"/>
         </w:rPr>
       </w:pPr>
@@ -17799,6 +17578,7 @@
         <w:spacing w:line="360" w:lineRule="auto"/>
         <w:jc w:val="left"/>
         <w:rPr>
+          <w:rFonts w:hint="eastAsia"/>
           <w:color w:val="074F6A" w:themeColor="accent4" w:themeShade="80"/>
         </w:rPr>
       </w:pPr>
@@ -17829,6 +17609,7 @@
         <w:spacing w:line="360" w:lineRule="auto"/>
         <w:jc w:val="left"/>
         <w:rPr>
+          <w:rFonts w:hint="eastAsia"/>
           <w:color w:val="074F6A" w:themeColor="accent4" w:themeShade="80"/>
         </w:rPr>
       </w:pPr>
@@ -17893,6 +17674,7 @@
         <w:spacing w:line="360" w:lineRule="auto"/>
         <w:jc w:val="left"/>
         <w:rPr>
+          <w:rFonts w:hint="eastAsia"/>
           <w:color w:val="074F6A" w:themeColor="accent4" w:themeShade="80"/>
         </w:rPr>
       </w:pPr>
@@ -17900,6 +17682,9 @@
     <w:p>
       <w:pPr>
         <w:pStyle w:val="5"/>
+        <w:rPr>
+          <w:rFonts w:hint="eastAsia"/>
+        </w:rPr>
       </w:pPr>
       <w:r>
         <w:rPr>
@@ -17943,6 +17728,7 @@
         <w:spacing w:line="360" w:lineRule="auto"/>
         <w:ind w:firstLine="420"/>
         <w:rPr>
+          <w:rFonts w:hint="eastAsia"/>
           <w:color w:val="074F6A" w:themeColor="accent4" w:themeShade="80"/>
         </w:rPr>
       </w:pPr>
@@ -17958,6 +17744,7 @@
         <w:spacing w:line="360" w:lineRule="auto"/>
         <w:ind w:firstLine="420"/>
         <w:rPr>
+          <w:rFonts w:hint="eastAsia"/>
           <w:color w:val="074F6A" w:themeColor="accent4" w:themeShade="80"/>
         </w:rPr>
       </w:pPr>
@@ -17990,6 +17777,7 @@
         </w:numPr>
         <w:spacing w:line="360" w:lineRule="auto"/>
         <w:rPr>
+          <w:rFonts w:hint="eastAsia"/>
           <w:color w:val="074F6A" w:themeColor="accent4" w:themeShade="80"/>
         </w:rPr>
       </w:pPr>
@@ -18067,6 +17855,7 @@
         </w:numPr>
         <w:spacing w:line="360" w:lineRule="auto"/>
         <w:rPr>
+          <w:rFonts w:hint="eastAsia"/>
           <w:color w:val="074F6A" w:themeColor="accent4" w:themeShade="80"/>
         </w:rPr>
       </w:pPr>
@@ -18085,6 +17874,7 @@
         </w:numPr>
         <w:spacing w:line="360" w:lineRule="auto"/>
         <w:rPr>
+          <w:rFonts w:hint="eastAsia"/>
           <w:color w:val="074F6A" w:themeColor="accent4" w:themeShade="80"/>
         </w:rPr>
       </w:pPr>
@@ -18116,6 +17906,7 @@
         </w:numPr>
         <w:spacing w:line="360" w:lineRule="auto"/>
         <w:rPr>
+          <w:rFonts w:hint="eastAsia"/>
           <w:color w:val="074F6A" w:themeColor="accent4" w:themeShade="80"/>
         </w:rPr>
       </w:pPr>
@@ -18153,6 +17944,9 @@
     <w:p>
       <w:pPr>
         <w:pStyle w:val="6"/>
+        <w:rPr>
+          <w:rFonts w:hint="eastAsia"/>
+        </w:rPr>
       </w:pPr>
       <w:r>
         <w:rPr>
@@ -18191,7 +17985,9 @@
     </w:p>
     <w:p>
       <w:pPr>
-        <w:pStyle w:val="6"/>
+        <w:rPr>
+          <w:rFonts w:hint="eastAsia"/>
+        </w:rPr>
       </w:pPr>
       <w:r>
         <w:rPr>
@@ -18257,6 +18053,9 @@
     <w:p>
       <w:pPr>
         <w:pStyle w:val="6"/>
+        <w:rPr>
+          <w:rFonts w:hint="eastAsia"/>
+        </w:rPr>
       </w:pPr>
       <w:r>
         <w:rPr>
@@ -18357,6 +18156,7 @@
       <w:pPr>
         <w:pStyle w:val="6"/>
         <w:rPr>
+          <w:rFonts w:hint="eastAsia"/>
           <w:color w:val="074F6A" w:themeColor="accent4" w:themeShade="80"/>
         </w:rPr>
       </w:pPr>
@@ -18376,6 +18176,7 @@
           <w:numId w:val="16"/>
         </w:numPr>
         <w:rPr>
+          <w:rFonts w:hint="eastAsia"/>
           <w:color w:val="074F6A" w:themeColor="accent4" w:themeShade="80"/>
         </w:rPr>
       </w:pPr>
@@ -18437,6 +18238,7 @@
           <w:numId w:val="16"/>
         </w:numPr>
         <w:rPr>
+          <w:rFonts w:hint="eastAsia"/>
           <w:color w:val="074F6A" w:themeColor="accent4" w:themeShade="80"/>
         </w:rPr>
       </w:pPr>
@@ -18506,16 +18308,15 @@
     </w:p>
     <w:p>
       <w:pPr>
+        <w:rPr>
+          <w:rFonts w:hint="eastAsia"/>
+        </w:rPr>
+      </w:pPr>
+    </w:p>
+    <w:p>
+      <w:pPr>
         <w:pStyle w:val="6"/>
         <w:rPr>
-          <w:color w:val="074F6A" w:themeColor="accent4" w:themeShade="80"/>
-        </w:rPr>
-      </w:pPr>
-    </w:p>
-    <w:p>
-      <w:pPr>
-        <w:pStyle w:val="6"/>
-        <w:rPr>
           <w:rFonts w:hint="eastAsia"/>
         </w:rPr>
       </w:pPr>
@@ -18548,6 +18349,11 @@
       </w:r>
     </w:p>
     <w:p>
+      <w:pPr>
+        <w:rPr>
+          <w:rFonts w:hint="eastAsia"/>
+        </w:rPr>
+      </w:pPr>
       <w:r>
         <w:rPr>
           <w:rFonts w:hint="eastAsia"/>
@@ -18606,6 +18412,9 @@
     <w:p>
       <w:pPr>
         <w:pStyle w:val="5"/>
+        <w:rPr>
+          <w:rFonts w:hint="eastAsia"/>
+        </w:rPr>
       </w:pPr>
       <w:r>
         <w:rPr>
@@ -18740,7 +18549,13 @@
         </w:drawing>
       </w:r>
     </w:p>
-    <w:p/>
+    <w:p>
+      <w:pPr>
+        <w:rPr>
+          <w:rFonts w:hint="eastAsia"/>
+        </w:rPr>
+      </w:pPr>
+    </w:p>
     <w:p>
       <w:pPr>
         <w:rPr>
@@ -21313,6 +21128,7 @@
   <w:style w:type="character" w:default="1" w:styleId="a0">
     <w:name w:val="Default Paragraph Font"/>
     <w:uiPriority w:val="1"/>
+    <w:semiHidden/>
     <w:unhideWhenUsed/>
   </w:style>
   <w:style w:type="table" w:default="1" w:styleId="a1">

--- a/26fall/1870/Note/w1s1.docx
+++ b/26fall/1870/Note/w1s1.docx
@@ -11696,11 +11696,13 @@
       <w:pPr>
         <w:rPr>
           <w:rFonts w:hint="eastAsia"/>
-        </w:rPr>
-      </w:pPr>
-      <w:r>
-        <w:rPr>
-          <w:rFonts w:hint="eastAsia"/>
+          <w:color w:val="074F6A" w:themeColor="accent4" w:themeShade="80"/>
+        </w:rPr>
+      </w:pPr>
+      <w:r>
+        <w:rPr>
+          <w:rFonts w:hint="eastAsia"/>
+          <w:color w:val="074F6A" w:themeColor="accent4" w:themeShade="80"/>
         </w:rPr>
         <w:t>例：</w:t>
       </w:r>
@@ -12221,11 +12223,13 @@
       <w:pPr>
         <w:rPr>
           <w:rFonts w:hint="eastAsia"/>
-        </w:rPr>
-      </w:pPr>
-      <w:r>
-        <w:rPr>
-          <w:rFonts w:hint="eastAsia"/>
+          <w:color w:val="074F6A" w:themeColor="accent4" w:themeShade="80"/>
+        </w:rPr>
+      </w:pPr>
+      <w:r>
+        <w:rPr>
+          <w:rFonts w:hint="eastAsia"/>
+          <w:color w:val="074F6A" w:themeColor="accent4" w:themeShade="80"/>
         </w:rPr>
         <w:t>例：</w:t>
       </w:r>
@@ -14104,136 +14108,404 @@
     <w:p>
       <w:pPr>
         <w:rPr>
+          <w:rFonts w:cstheme="majorBidi"/>
+          <w:color w:val="0F4761" w:themeColor="accent1" w:themeShade="BF"/>
+          <w:sz w:val="24"/>
+          <w:szCs w:val="24"/>
+        </w:rPr>
+      </w:pPr>
+    </w:p>
+    <w:p>
+      <w:pPr>
+        <w:pStyle w:val="5"/>
+        <w:rPr>
+          <w:rFonts w:hint="eastAsia"/>
+        </w:rPr>
+      </w:pPr>
+      <w:r>
+        <w:rPr>
+          <w:rFonts w:hint="eastAsia"/>
+        </w:rPr>
+        <w:t>2.2.</w:t>
+      </w:r>
+      <w:r>
+        <w:rPr>
+          <w:rFonts w:hint="eastAsia"/>
+        </w:rPr>
+        <w:t>4</w:t>
+      </w:r>
+      <w:r>
+        <w:rPr>
+          <w:rFonts w:hint="eastAsia"/>
+        </w:rPr>
+        <w:t xml:space="preserve"> 常用数学符号 </w:t>
+      </w:r>
+    </w:p>
+    <w:p>
+      <w:pPr>
+        <w:rPr>
+          <w:rFonts w:ascii="Cambria Math" w:hAnsi="Cambria Math" w:cs="Cambria Math"/>
+          <w:color w:val="0F4761" w:themeColor="accent1" w:themeShade="BF"/>
+          <w:sz w:val="24"/>
+          <w:szCs w:val="24"/>
+        </w:rPr>
+      </w:pPr>
+      <w:r>
+        <w:rPr>
+          <w:rFonts w:cstheme="majorBidi"/>
+          <w:color w:val="0F4761" w:themeColor="accent1" w:themeShade="BF"/>
+          <w:sz w:val="24"/>
+          <w:szCs w:val="24"/>
+        </w:rPr>
+        <w:t>¬</w:t>
+      </w:r>
+      <w:r>
+        <w:rPr>
           <w:rFonts w:cstheme="majorBidi" w:hint="eastAsia"/>
           <w:color w:val="0F4761" w:themeColor="accent1" w:themeShade="BF"/>
           <w:sz w:val="24"/>
           <w:szCs w:val="24"/>
         </w:rPr>
-      </w:pPr>
-    </w:p>
-    <w:p>
-      <w:pPr>
-        <w:pStyle w:val="5"/>
-        <w:rPr>
-          <w:rFonts w:hint="eastAsia"/>
-        </w:rPr>
-      </w:pPr>
-      <w:r>
-        <w:rPr>
-          <w:rFonts w:hint="eastAsia"/>
-        </w:rPr>
-        <w:t>2.2.</w:t>
-      </w:r>
-      <w:r>
-        <w:rPr>
-          <w:rFonts w:hint="eastAsia"/>
-        </w:rPr>
-        <w:t>4</w:t>
-      </w:r>
-      <w:r>
-        <w:rPr>
-          <w:rFonts w:hint="eastAsia"/>
-        </w:rPr>
-        <w:t xml:space="preserve"> 常用数学符号 </w:t>
-      </w:r>
-    </w:p>
-    <w:p>
-      <w:pPr>
+        <w:t xml:space="preserve"> </w:t>
+      </w:r>
+      <w:r>
+        <w:rPr>
+          <w:rFonts w:cstheme="majorBidi"/>
+          <w:color w:val="0F4761" w:themeColor="accent1" w:themeShade="BF"/>
+          <w:sz w:val="24"/>
+          <w:szCs w:val="24"/>
+        </w:rPr>
+        <w:t xml:space="preserve">∨∧ </w:t>
+      </w:r>
+      <w:r>
         <w:rPr>
           <w:rFonts w:ascii="Cambria Math" w:hAnsi="Cambria Math" w:cs="Cambria Math"/>
           <w:color w:val="0F4761" w:themeColor="accent1" w:themeShade="BF"/>
           <w:sz w:val="24"/>
           <w:szCs w:val="24"/>
         </w:rPr>
-      </w:pPr>
-      <w:r>
+        <w:t>∃</w:t>
+      </w:r>
+      <w:r>
+        <w:rPr>
+          <w:rFonts w:ascii="Cambria Math" w:hAnsi="Cambria Math" w:cs="Cambria Math" w:hint="eastAsia"/>
+          <w:color w:val="0F4761" w:themeColor="accent1" w:themeShade="BF"/>
+          <w:sz w:val="24"/>
+          <w:szCs w:val="24"/>
+        </w:rPr>
+        <w:t xml:space="preserve"> </w:t>
+      </w:r>
+      <w:r>
+        <w:rPr>
+          <w:rFonts w:ascii="Cambria Math" w:hAnsi="Cambria Math" w:cs="Cambria Math"/>
+          <w:color w:val="0F4761" w:themeColor="accent1" w:themeShade="BF"/>
+          <w:sz w:val="24"/>
+          <w:szCs w:val="24"/>
+        </w:rPr>
+        <w:t>∀</w:t>
+      </w:r>
+      <w:r>
+        <w:rPr>
+          <w:rFonts w:ascii="Cambria Math" w:hAnsi="Cambria Math" w:cs="Cambria Math" w:hint="eastAsia"/>
+          <w:color w:val="0F4761" w:themeColor="accent1" w:themeShade="BF"/>
+          <w:sz w:val="24"/>
+          <w:szCs w:val="24"/>
+        </w:rPr>
+        <w:t xml:space="preserve"> =&gt;</w:t>
+      </w:r>
+    </w:p>
+    <w:p>
+      <w:pPr>
+        <w:rPr>
+          <w:rFonts w:ascii="Cambria Math" w:hAnsi="Cambria Math" w:cs="Cambria Math"/>
+          <w:color w:val="0F4761" w:themeColor="accent1" w:themeShade="BF"/>
+          <w:sz w:val="24"/>
+          <w:szCs w:val="24"/>
+        </w:rPr>
+      </w:pPr>
+    </w:p>
+    <w:p>
+      <w:pPr>
+        <w:widowControl/>
+        <w:jc w:val="left"/>
+        <w:rPr>
+          <w:rFonts w:ascii="Cambria Math" w:hAnsi="Cambria Math" w:cs="Cambria Math"/>
+          <w:color w:val="0F4761" w:themeColor="accent1" w:themeShade="BF"/>
+          <w:sz w:val="24"/>
+          <w:szCs w:val="24"/>
+        </w:rPr>
+      </w:pPr>
+      <w:r>
+        <w:rPr>
+          <w:rFonts w:ascii="Cambria Math" w:hAnsi="Cambria Math" w:cs="Cambria Math"/>
+          <w:color w:val="0F4761" w:themeColor="accent1" w:themeShade="BF"/>
+          <w:sz w:val="24"/>
+          <w:szCs w:val="24"/>
+        </w:rPr>
+        <w:br w:type="page"/>
+      </w:r>
+    </w:p>
+    <w:p>
+      <w:pPr>
+        <w:pStyle w:val="5"/>
+      </w:pPr>
+      <w:r>
+        <w:rPr>
+          <w:rFonts w:hint="eastAsia"/>
+        </w:rPr>
+        <w:lastRenderedPageBreak/>
+        <w:t>2.25</w:t>
+      </w:r>
+      <w:r>
+        <w:rPr>
+          <w:rFonts w:hint="eastAsia"/>
+        </w:rPr>
+        <w:t xml:space="preserve"> </w:t>
+      </w:r>
+      <w:r>
+        <w:rPr>
+          <w:rFonts w:hint="eastAsia"/>
+        </w:rPr>
+        <w:t>谓词逻辑</w:t>
+      </w:r>
+      <w:r>
+        <w:rPr>
+          <w:rFonts w:hint="eastAsia"/>
+        </w:rPr>
+        <w:t>翻译</w:t>
+      </w:r>
+    </w:p>
+    <w:p>
+      <w:pPr>
+        <w:rPr>
+          <w:rFonts w:hint="eastAsia"/>
+          <w:color w:val="074F6A" w:themeColor="accent4" w:themeShade="80"/>
+        </w:rPr>
+      </w:pPr>
+      <w:r>
+        <w:rPr>
+          <w:rFonts w:hint="eastAsia"/>
+        </w:rPr>
+        <w:t xml:space="preserve"> </w:t>
+      </w:r>
+      <w:r>
+        <w:rPr>
+          <w:rFonts w:hint="eastAsia"/>
+          <w:color w:val="074F6A" w:themeColor="accent4" w:themeShade="80"/>
+        </w:rPr>
+        <w:t>例子1：</w:t>
+      </w:r>
+    </w:p>
+    <w:p>
+      <w:r>
+        <w:rPr>
+          <w:rFonts w:hint="eastAsia"/>
+          <w:noProof/>
+        </w:rPr>
+        <w:drawing>
+          <wp:inline distT="0" distB="0" distL="0" distR="0" wp14:anchorId="7F35A461" wp14:editId="677C040E">
+            <wp:extent cx="6639560" cy="4095115"/>
+            <wp:effectExtent l="0" t="0" r="8890" b="635"/>
+            <wp:docPr id="304551535" name="图片 1"/>
+            <wp:cNvGraphicFramePr>
+              <a:graphicFrameLocks xmlns:a="http://schemas.openxmlformats.org/drawingml/2006/main" noChangeAspect="1"/>
+            </wp:cNvGraphicFramePr>
+            <a:graphic xmlns:a="http://schemas.openxmlformats.org/drawingml/2006/main">
+              <a:graphicData uri="http://schemas.openxmlformats.org/drawingml/2006/picture">
+                <pic:pic xmlns:pic="http://schemas.openxmlformats.org/drawingml/2006/picture">
+                  <pic:nvPicPr>
+                    <pic:cNvPr id="0" name="Picture 1"/>
+                    <pic:cNvPicPr>
+                      <a:picLocks noChangeAspect="1" noChangeArrowheads="1"/>
+                    </pic:cNvPicPr>
+                  </pic:nvPicPr>
+                  <pic:blipFill>
+                    <a:blip r:embed="rId35">
+                      <a:extLst>
+                        <a:ext uri="{28A0092B-C50C-407E-A947-70E740481C1C}">
+                          <a14:useLocalDpi xmlns:a14="http://schemas.microsoft.com/office/drawing/2010/main" val="0"/>
+                        </a:ext>
+                      </a:extLst>
+                    </a:blip>
+                    <a:srcRect/>
+                    <a:stretch>
+                      <a:fillRect/>
+                    </a:stretch>
+                  </pic:blipFill>
+                  <pic:spPr bwMode="auto">
+                    <a:xfrm>
+                      <a:off x="0" y="0"/>
+                      <a:ext cx="6639560" cy="4095115"/>
+                    </a:xfrm>
+                    <a:prstGeom prst="rect">
+                      <a:avLst/>
+                    </a:prstGeom>
+                    <a:noFill/>
+                    <a:ln>
+                      <a:noFill/>
+                    </a:ln>
+                  </pic:spPr>
+                </pic:pic>
+              </a:graphicData>
+            </a:graphic>
+          </wp:inline>
+        </w:drawing>
+      </w:r>
+    </w:p>
+    <w:p/>
+    <w:p>
+      <w:pPr>
+        <w:rPr>
+          <w:rFonts w:hint="eastAsia"/>
+        </w:rPr>
+      </w:pPr>
+      <w:r>
+        <w:rPr>
+          <w:rFonts w:hint="eastAsia"/>
+          <w:noProof/>
+        </w:rPr>
+        <w:drawing>
+          <wp:inline distT="0" distB="0" distL="0" distR="0" wp14:anchorId="5CE4DFF0" wp14:editId="38EB1D80">
+            <wp:extent cx="6639560" cy="4079240"/>
+            <wp:effectExtent l="0" t="0" r="8890" b="0"/>
+            <wp:docPr id="434034597" name="图片 2"/>
+            <wp:cNvGraphicFramePr>
+              <a:graphicFrameLocks xmlns:a="http://schemas.openxmlformats.org/drawingml/2006/main" noChangeAspect="1"/>
+            </wp:cNvGraphicFramePr>
+            <a:graphic xmlns:a="http://schemas.openxmlformats.org/drawingml/2006/main">
+              <a:graphicData uri="http://schemas.openxmlformats.org/drawingml/2006/picture">
+                <pic:pic xmlns:pic="http://schemas.openxmlformats.org/drawingml/2006/picture">
+                  <pic:nvPicPr>
+                    <pic:cNvPr id="0" name="Picture 2"/>
+                    <pic:cNvPicPr>
+                      <a:picLocks noChangeAspect="1" noChangeArrowheads="1"/>
+                    </pic:cNvPicPr>
+                  </pic:nvPicPr>
+                  <pic:blipFill>
+                    <a:blip r:embed="rId36">
+                      <a:extLst>
+                        <a:ext uri="{28A0092B-C50C-407E-A947-70E740481C1C}">
+                          <a14:useLocalDpi xmlns:a14="http://schemas.microsoft.com/office/drawing/2010/main" val="0"/>
+                        </a:ext>
+                      </a:extLst>
+                    </a:blip>
+                    <a:srcRect/>
+                    <a:stretch>
+                      <a:fillRect/>
+                    </a:stretch>
+                  </pic:blipFill>
+                  <pic:spPr bwMode="auto">
+                    <a:xfrm>
+                      <a:off x="0" y="0"/>
+                      <a:ext cx="6639560" cy="4079240"/>
+                    </a:xfrm>
+                    <a:prstGeom prst="rect">
+                      <a:avLst/>
+                    </a:prstGeom>
+                    <a:noFill/>
+                    <a:ln>
+                      <a:noFill/>
+                    </a:ln>
+                  </pic:spPr>
+                </pic:pic>
+              </a:graphicData>
+            </a:graphic>
+          </wp:inline>
+        </w:drawing>
+      </w:r>
+    </w:p>
+    <w:p>
+      <w:pPr>
         <w:rPr>
           <w:rFonts w:cstheme="majorBidi"/>
           <w:color w:val="0F4761" w:themeColor="accent1" w:themeShade="BF"/>
           <w:sz w:val="24"/>
           <w:szCs w:val="24"/>
         </w:rPr>
-        <w:t>¬</w:t>
-      </w:r>
-      <w:r>
+      </w:pPr>
+    </w:p>
+    <w:p>
+      <w:pPr>
+        <w:rPr>
+          <w:rFonts w:cstheme="majorBidi"/>
+          <w:color w:val="0F4761" w:themeColor="accent1" w:themeShade="BF"/>
+          <w:sz w:val="24"/>
+          <w:szCs w:val="24"/>
+        </w:rPr>
+      </w:pPr>
+      <w:r>
+        <w:rPr>
+          <w:rFonts w:cstheme="majorBidi" w:hint="eastAsia"/>
+          <w:noProof/>
+          <w:color w:val="0F4761" w:themeColor="accent1" w:themeShade="BF"/>
+          <w:sz w:val="24"/>
+          <w:szCs w:val="24"/>
+        </w:rPr>
+        <w:lastRenderedPageBreak/>
+        <w:drawing>
+          <wp:inline distT="0" distB="0" distL="0" distR="0" wp14:anchorId="33070649" wp14:editId="2041D01E">
+            <wp:extent cx="6645910" cy="4269105"/>
+            <wp:effectExtent l="0" t="0" r="2540" b="0"/>
+            <wp:docPr id="1296245203" name="图片 3"/>
+            <wp:cNvGraphicFramePr>
+              <a:graphicFrameLocks xmlns:a="http://schemas.openxmlformats.org/drawingml/2006/main" noChangeAspect="1"/>
+            </wp:cNvGraphicFramePr>
+            <a:graphic xmlns:a="http://schemas.openxmlformats.org/drawingml/2006/main">
+              <a:graphicData uri="http://schemas.openxmlformats.org/drawingml/2006/picture">
+                <pic:pic xmlns:pic="http://schemas.openxmlformats.org/drawingml/2006/picture">
+                  <pic:nvPicPr>
+                    <pic:cNvPr id="0" name="Picture 3"/>
+                    <pic:cNvPicPr>
+                      <a:picLocks noChangeAspect="1" noChangeArrowheads="1"/>
+                    </pic:cNvPicPr>
+                  </pic:nvPicPr>
+                  <pic:blipFill>
+                    <a:blip r:embed="rId37">
+                      <a:extLst>
+                        <a:ext uri="{28A0092B-C50C-407E-A947-70E740481C1C}">
+                          <a14:useLocalDpi xmlns:a14="http://schemas.microsoft.com/office/drawing/2010/main" val="0"/>
+                        </a:ext>
+                      </a:extLst>
+                    </a:blip>
+                    <a:srcRect/>
+                    <a:stretch>
+                      <a:fillRect/>
+                    </a:stretch>
+                  </pic:blipFill>
+                  <pic:spPr bwMode="auto">
+                    <a:xfrm>
+                      <a:off x="0" y="0"/>
+                      <a:ext cx="6645910" cy="4269105"/>
+                    </a:xfrm>
+                    <a:prstGeom prst="rect">
+                      <a:avLst/>
+                    </a:prstGeom>
+                    <a:noFill/>
+                    <a:ln>
+                      <a:noFill/>
+                    </a:ln>
+                  </pic:spPr>
+                </pic:pic>
+              </a:graphicData>
+            </a:graphic>
+          </wp:inline>
+        </w:drawing>
+      </w:r>
+    </w:p>
+    <w:p>
+      <w:pPr>
+        <w:widowControl/>
+        <w:jc w:val="left"/>
         <w:rPr>
           <w:rFonts w:cstheme="majorBidi" w:hint="eastAsia"/>
           <w:color w:val="0F4761" w:themeColor="accent1" w:themeShade="BF"/>
           <w:sz w:val="24"/>
           <w:szCs w:val="24"/>
         </w:rPr>
-        <w:t xml:space="preserve"> </w:t>
-      </w:r>
-      <w:r>
-        <w:rPr>
-          <w:rFonts w:cstheme="majorBidi"/>
-          <w:color w:val="0F4761" w:themeColor="accent1" w:themeShade="BF"/>
-          <w:sz w:val="24"/>
-          <w:szCs w:val="24"/>
-        </w:rPr>
-        <w:t xml:space="preserve">∨∧ </w:t>
-      </w:r>
-      <w:r>
-        <w:rPr>
-          <w:rFonts w:ascii="Cambria Math" w:hAnsi="Cambria Math" w:cs="Cambria Math"/>
-          <w:color w:val="0F4761" w:themeColor="accent1" w:themeShade="BF"/>
-          <w:sz w:val="24"/>
-          <w:szCs w:val="24"/>
-        </w:rPr>
-        <w:t>∃</w:t>
-      </w:r>
-      <w:r>
-        <w:rPr>
-          <w:rFonts w:ascii="Cambria Math" w:hAnsi="Cambria Math" w:cs="Cambria Math" w:hint="eastAsia"/>
-          <w:color w:val="0F4761" w:themeColor="accent1" w:themeShade="BF"/>
-          <w:sz w:val="24"/>
-          <w:szCs w:val="24"/>
-        </w:rPr>
-        <w:t xml:space="preserve"> </w:t>
-      </w:r>
-      <w:r>
-        <w:rPr>
-          <w:rFonts w:ascii="Cambria Math" w:hAnsi="Cambria Math" w:cs="Cambria Math"/>
-          <w:color w:val="0F4761" w:themeColor="accent1" w:themeShade="BF"/>
-          <w:sz w:val="24"/>
-          <w:szCs w:val="24"/>
-        </w:rPr>
-        <w:t>∀</w:t>
-      </w:r>
-      <w:r>
-        <w:rPr>
-          <w:rFonts w:ascii="Cambria Math" w:hAnsi="Cambria Math" w:cs="Cambria Math" w:hint="eastAsia"/>
-          <w:color w:val="0F4761" w:themeColor="accent1" w:themeShade="BF"/>
-          <w:sz w:val="24"/>
-          <w:szCs w:val="24"/>
-        </w:rPr>
-        <w:t xml:space="preserve"> =&gt;</w:t>
-      </w:r>
-    </w:p>
-    <w:p>
-      <w:pPr>
-        <w:rPr>
-          <w:rFonts w:ascii="Cambria Math" w:hAnsi="Cambria Math" w:cs="Cambria Math"/>
-          <w:color w:val="0F4761" w:themeColor="accent1" w:themeShade="BF"/>
-          <w:sz w:val="24"/>
-          <w:szCs w:val="24"/>
-        </w:rPr>
-      </w:pPr>
-    </w:p>
-    <w:p>
-      <w:pPr>
-        <w:widowControl/>
-        <w:jc w:val="left"/>
-        <w:rPr>
-          <w:rFonts w:ascii="Cambria Math" w:hAnsi="Cambria Math" w:cs="Cambria Math"/>
-          <w:color w:val="0F4761" w:themeColor="accent1" w:themeShade="BF"/>
-          <w:sz w:val="24"/>
-          <w:szCs w:val="24"/>
-        </w:rPr>
-      </w:pPr>
-      <w:r>
-        <w:rPr>
-          <w:rFonts w:ascii="Cambria Math" w:hAnsi="Cambria Math" w:cs="Cambria Math"/>
+      </w:pPr>
+      <w:r>
+        <w:rPr>
+          <w:rFonts w:cstheme="majorBidi" w:hint="eastAsia"/>
           <w:color w:val="0F4761" w:themeColor="accent1" w:themeShade="BF"/>
           <w:sz w:val="24"/>
           <w:szCs w:val="24"/>
@@ -14546,7 +14818,7 @@
                     <pic:cNvPicPr/>
                   </pic:nvPicPr>
                   <pic:blipFill>
-                    <a:blip r:embed="rId35"/>
+                    <a:blip r:embed="rId38"/>
                     <a:stretch>
                       <a:fillRect/>
                     </a:stretch>
@@ -16155,7 +16427,7 @@
                     </pic:cNvPicPr>
                   </pic:nvPicPr>
                   <pic:blipFill>
-                    <a:blip r:embed="rId36">
+                    <a:blip r:embed="rId39">
                       <a:extLst>
                         <a:ext uri="{28A0092B-C50C-407E-A947-70E740481C1C}">
                           <a14:useLocalDpi xmlns:a14="http://schemas.microsoft.com/office/drawing/2010/main" val="0"/>
@@ -16641,7 +16913,7 @@
                     </pic:cNvPicPr>
                   </pic:nvPicPr>
                   <pic:blipFill>
-                    <a:blip r:embed="rId37">
+                    <a:blip r:embed="rId40">
                       <a:extLst>
                         <a:ext uri="{28A0092B-C50C-407E-A947-70E740481C1C}">
                           <a14:useLocalDpi xmlns:a14="http://schemas.microsoft.com/office/drawing/2010/main" val="0"/>
@@ -17064,7 +17336,7 @@
                     </pic:cNvPicPr>
                   </pic:nvPicPr>
                   <pic:blipFill>
-                    <a:blip r:embed="rId38">
+                    <a:blip r:embed="rId41">
                       <a:extLst>
                         <a:ext uri="{28A0092B-C50C-407E-A947-70E740481C1C}">
                           <a14:useLocalDpi xmlns:a14="http://schemas.microsoft.com/office/drawing/2010/main" val="0"/>
@@ -17531,7 +17803,7 @@
                     </pic:cNvPicPr>
                   </pic:nvPicPr>
                   <pic:blipFill>
-                    <a:blip r:embed="rId39">
+                    <a:blip r:embed="rId42">
                       <a:extLst>
                         <a:ext uri="{28A0092B-C50C-407E-A947-70E740481C1C}">
                           <a14:useLocalDpi xmlns:a14="http://schemas.microsoft.com/office/drawing/2010/main" val="0"/>
@@ -17637,7 +17909,7 @@
                     </pic:cNvPicPr>
                   </pic:nvPicPr>
                   <pic:blipFill>
-                    <a:blip r:embed="rId40">
+                    <a:blip r:embed="rId43">
                       <a:extLst>
                         <a:ext uri="{28A0092B-C50C-407E-A947-70E740481C1C}">
                           <a14:useLocalDpi xmlns:a14="http://schemas.microsoft.com/office/drawing/2010/main" val="0"/>
@@ -18011,7 +18283,7 @@
                     </pic:cNvPicPr>
                   </pic:nvPicPr>
                   <pic:blipFill>
-                    <a:blip r:embed="rId41">
+                    <a:blip r:embed="rId44">
                       <a:extLst>
                         <a:ext uri="{28A0092B-C50C-407E-A947-70E740481C1C}">
                           <a14:useLocalDpi xmlns:a14="http://schemas.microsoft.com/office/drawing/2010/main" val="0"/>
@@ -18120,7 +18392,7 @@
                     </pic:cNvPicPr>
                   </pic:nvPicPr>
                   <pic:blipFill>
-                    <a:blip r:embed="rId42">
+                    <a:blip r:embed="rId45">
                       <a:extLst>
                         <a:ext uri="{28A0092B-C50C-407E-A947-70E740481C1C}">
                           <a14:useLocalDpi xmlns:a14="http://schemas.microsoft.com/office/drawing/2010/main" val="0"/>
@@ -18377,7 +18649,7 @@
                     </pic:cNvPicPr>
                   </pic:nvPicPr>
                   <pic:blipFill>
-                    <a:blip r:embed="rId43">
+                    <a:blip r:embed="rId46">
                       <a:extLst>
                         <a:ext uri="{28A0092B-C50C-407E-A947-70E740481C1C}">
                           <a14:useLocalDpi xmlns:a14="http://schemas.microsoft.com/office/drawing/2010/main" val="0"/>
@@ -18455,7 +18727,7 @@
                     </pic:cNvPicPr>
                   </pic:nvPicPr>
                   <pic:blipFill>
-                    <a:blip r:embed="rId44">
+                    <a:blip r:embed="rId47">
                       <a:extLst>
                         <a:ext uri="{28A0092B-C50C-407E-A947-70E740481C1C}">
                           <a14:useLocalDpi xmlns:a14="http://schemas.microsoft.com/office/drawing/2010/main" val="0"/>
@@ -18517,7 +18789,7 @@
                     </pic:cNvPicPr>
                   </pic:nvPicPr>
                   <pic:blipFill>
-                    <a:blip r:embed="rId45">
+                    <a:blip r:embed="rId48">
                       <a:extLst>
                         <a:ext uri="{28A0092B-C50C-407E-A947-70E740481C1C}">
                           <a14:useLocalDpi xmlns:a14="http://schemas.microsoft.com/office/drawing/2010/main" val="0"/>
@@ -20925,7 +21197,7 @@
   <w:style w:type="paragraph" w:default="1" w:styleId="a">
     <w:name w:val="Normal"/>
     <w:qFormat/>
-    <w:rsid w:val="007334B0"/>
+    <w:rsid w:val="00F25658"/>
     <w:pPr>
       <w:widowControl w:val="0"/>
       <w:jc w:val="both"/>

--- a/26fall/1870/Note/w1s1.docx
+++ b/26fall/1870/Note/w1s1.docx
@@ -11497,7 +11497,7 @@
           <w:sz w:val="24"/>
           <w:szCs w:val="24"/>
         </w:rPr>
-        <w:t xml:space="preserve">     =     </w:t>
+        <w:t xml:space="preserve">  =  </w:t>
       </w:r>
       <w:r>
         <w:rPr>
@@ -11594,50 +11594,20 @@
     <w:p>
       <w:pPr>
         <w:rPr>
-          <w:rFonts w:hint="eastAsia"/>
-        </w:rPr>
-      </w:pPr>
-      <w:r>
-        <w:rPr>
-          <w:rFonts w:hint="eastAsia"/>
-        </w:rPr>
-        <w:t xml:space="preserve">原命题 </w:t>
-      </w:r>
-      <w:r>
-        <w:rPr>
-          <w:rFonts w:ascii="Cambria Math" w:hAnsi="Cambria Math" w:cs="Cambria Math"/>
-        </w:rPr>
-        <w:t>∀</w:t>
-      </w:r>
-      <w:r>
-        <w:rPr>
-          <w:rFonts w:hint="eastAsia"/>
-        </w:rPr>
-        <w:t xml:space="preserve">x,P(x)  的量词 </w:t>
-      </w:r>
-      <w:r>
-        <w:rPr>
-          <w:rFonts w:ascii="Cambria Math" w:hAnsi="Cambria Math" w:cs="Cambria Math"/>
-        </w:rPr>
-        <w:t>∀</w:t>
-      </w:r>
-      <w:r>
-        <w:rPr>
-          <w:rFonts w:ascii="Cambria Math" w:hAnsi="Cambria Math" w:cs="Cambria Math" w:hint="eastAsia"/>
-        </w:rPr>
-        <w:t xml:space="preserve"> </w:t>
-      </w:r>
-      <w:r>
-        <w:rPr>
-          <w:rFonts w:ascii="Cambria Math" w:hAnsi="Cambria Math" w:cs="Cambria Math" w:hint="eastAsia"/>
-        </w:rPr>
-        <w:t>取反后</w:t>
-      </w:r>
-      <w:r>
-        <w:rPr>
-          <w:rFonts w:ascii="Cambria Math" w:hAnsi="Cambria Math" w:cs="Cambria Math" w:hint="eastAsia"/>
-        </w:rPr>
-        <w:t xml:space="preserve"> </w:t>
+          <w:rFonts w:cstheme="majorBidi" w:hint="eastAsia"/>
+          <w:color w:val="0F4761" w:themeColor="accent1" w:themeShade="BF"/>
+          <w:sz w:val="24"/>
+          <w:szCs w:val="24"/>
+        </w:rPr>
+      </w:pPr>
+      <w:r>
+        <w:rPr>
+          <w:rFonts w:cstheme="majorBidi"/>
+          <w:color w:val="0F4761" w:themeColor="accent1" w:themeShade="BF"/>
+          <w:sz w:val="24"/>
+          <w:szCs w:val="24"/>
+        </w:rPr>
+        <w:t>¬(</w:t>
       </w:r>
       <w:r>
         <w:rPr>
@@ -11646,51 +11616,197 @@
           <w:sz w:val="24"/>
           <w:szCs w:val="24"/>
         </w:rPr>
-        <w:t>∃</w:t>
-      </w:r>
-      <w:r>
-        <w:rPr>
-          <w:rFonts w:ascii="Cambria Math" w:hAnsi="Cambria Math" w:cs="Cambria Math" w:hint="eastAsia"/>
+        <w:t>∀</w:t>
+      </w:r>
+      <w:r>
+        <w:rPr>
+          <w:rFonts w:cstheme="majorBidi"/>
           <w:color w:val="0F4761" w:themeColor="accent1" w:themeShade="BF"/>
           <w:sz w:val="24"/>
           <w:szCs w:val="24"/>
         </w:rPr>
-        <w:t>，谓词</w:t>
-      </w:r>
-      <w:r>
-        <w:rPr>
-          <w:rFonts w:ascii="Cambria Math" w:hAnsi="Cambria Math" w:cs="Cambria Math" w:hint="eastAsia"/>
+        <w:t>x</w:t>
+      </w:r>
+      <w:r>
+        <w:rPr>
+          <w:rFonts w:cstheme="majorBidi" w:hint="eastAsia"/>
           <w:color w:val="0F4761" w:themeColor="accent1" w:themeShade="BF"/>
           <w:sz w:val="24"/>
           <w:szCs w:val="24"/>
         </w:rPr>
+        <w:t>,</w:t>
+      </w:r>
+      <w:r>
+        <w:rPr>
+          <w:rFonts w:cstheme="majorBidi" w:hint="eastAsia"/>
+          <w:color w:val="0F4761" w:themeColor="accent1" w:themeShade="BF"/>
+          <w:sz w:val="24"/>
+          <w:szCs w:val="24"/>
+        </w:rPr>
         <w:t xml:space="preserve"> </w:t>
       </w:r>
       <w:r>
         <w:rPr>
-          <w:rFonts w:hint="eastAsia"/>
-        </w:rPr>
-        <w:t xml:space="preserve">P(x) 取反后 </w:t>
-      </w:r>
-      <w:r>
-        <w:rPr>
-          <w:rFonts w:hint="eastAsia"/>
-        </w:rPr>
-        <w:t>NOT(P(x))</w:t>
-      </w:r>
-      <w:r>
-        <w:rPr>
-          <w:rFonts w:hint="eastAsia"/>
-        </w:rPr>
-        <w:t>。</w:t>
-      </w:r>
-    </w:p>
-    <w:p>
-      <w:pPr>
-        <w:rPr>
-          <w:rFonts w:hint="eastAsia"/>
-        </w:rPr>
-      </w:pPr>
+          <w:rFonts w:cstheme="majorBidi" w:hint="eastAsia"/>
+          <w:color w:val="0F4761" w:themeColor="accent1" w:themeShade="BF"/>
+          <w:sz w:val="24"/>
+          <w:szCs w:val="24"/>
+        </w:rPr>
+        <w:t>P(x))</w:t>
+      </w:r>
+      <w:r>
+        <w:rPr>
+          <w:rFonts w:cstheme="majorBidi" w:hint="eastAsia"/>
+          <w:color w:val="0F4761" w:themeColor="accent1" w:themeShade="BF"/>
+          <w:sz w:val="24"/>
+          <w:szCs w:val="24"/>
+        </w:rPr>
+        <w:t xml:space="preserve">  的括号不是必须，</w:t>
+      </w:r>
+      <w:r>
+        <w:rPr>
+          <w:rFonts w:cstheme="majorBidi" w:hint="eastAsia"/>
+          <w:color w:val="0F4761" w:themeColor="accent1" w:themeShade="BF"/>
+          <w:sz w:val="24"/>
+          <w:szCs w:val="24"/>
+        </w:rPr>
+        <w:t>也可以简写成</w:t>
+      </w:r>
+      <w:r>
+        <w:rPr>
+          <w:rFonts w:cstheme="majorBidi" w:hint="eastAsia"/>
+          <w:color w:val="0F4761" w:themeColor="accent1" w:themeShade="BF"/>
+          <w:sz w:val="24"/>
+          <w:szCs w:val="24"/>
+        </w:rPr>
+        <w:t>：</w:t>
+      </w:r>
+      <w:r>
+        <w:rPr>
+          <w:rFonts w:cstheme="majorBidi"/>
+          <w:color w:val="0F4761" w:themeColor="accent1" w:themeShade="BF"/>
+          <w:sz w:val="24"/>
+          <w:szCs w:val="24"/>
+        </w:rPr>
+        <w:t>¬</w:t>
+      </w:r>
+      <w:r>
+        <w:rPr>
+          <w:rFonts w:cstheme="majorBidi" w:hint="eastAsia"/>
+          <w:color w:val="0F4761" w:themeColor="accent1" w:themeShade="BF"/>
+          <w:sz w:val="24"/>
+          <w:szCs w:val="24"/>
+        </w:rPr>
+        <w:t xml:space="preserve"> </w:t>
+      </w:r>
+      <w:r>
+        <w:rPr>
+          <w:rFonts w:ascii="Cambria Math" w:hAnsi="Cambria Math" w:cs="Cambria Math"/>
+          <w:color w:val="0F4761" w:themeColor="accent1" w:themeShade="BF"/>
+          <w:sz w:val="24"/>
+          <w:szCs w:val="24"/>
+        </w:rPr>
+        <w:t>∀</w:t>
+      </w:r>
+      <w:r>
+        <w:rPr>
+          <w:rFonts w:cstheme="majorBidi"/>
+          <w:color w:val="0F4761" w:themeColor="accent1" w:themeShade="BF"/>
+          <w:sz w:val="24"/>
+          <w:szCs w:val="24"/>
+        </w:rPr>
+        <w:t>x</w:t>
+      </w:r>
+      <w:r>
+        <w:rPr>
+          <w:rFonts w:cstheme="majorBidi" w:hint="eastAsia"/>
+          <w:color w:val="0F4761" w:themeColor="accent1" w:themeShade="BF"/>
+          <w:sz w:val="24"/>
+          <w:szCs w:val="24"/>
+        </w:rPr>
+        <w:t>,</w:t>
+      </w:r>
+      <w:r>
+        <w:rPr>
+          <w:rFonts w:cstheme="majorBidi" w:hint="eastAsia"/>
+          <w:color w:val="0F4761" w:themeColor="accent1" w:themeShade="BF"/>
+          <w:sz w:val="24"/>
+          <w:szCs w:val="24"/>
+        </w:rPr>
+        <w:t xml:space="preserve"> </w:t>
+      </w:r>
+      <w:r>
+        <w:rPr>
+          <w:rFonts w:cstheme="majorBidi" w:hint="eastAsia"/>
+          <w:color w:val="0F4761" w:themeColor="accent1" w:themeShade="BF"/>
+          <w:sz w:val="24"/>
+          <w:szCs w:val="24"/>
+        </w:rPr>
+        <w:t>P(x)</w:t>
+      </w:r>
+      <w:r>
+        <w:rPr>
+          <w:rFonts w:cstheme="majorBidi" w:hint="eastAsia"/>
+          <w:color w:val="0F4761" w:themeColor="accent1" w:themeShade="BF"/>
+          <w:sz w:val="24"/>
+          <w:szCs w:val="24"/>
+        </w:rPr>
+        <w:t xml:space="preserve"> </w:t>
+      </w:r>
+      <w:r>
+        <w:rPr>
+          <w:rFonts w:cstheme="majorBidi" w:hint="eastAsia"/>
+          <w:color w:val="0F4761" w:themeColor="accent1" w:themeShade="BF"/>
+          <w:sz w:val="24"/>
+          <w:szCs w:val="24"/>
+        </w:rPr>
+        <w:t xml:space="preserve">=  </w:t>
+      </w:r>
+      <w:r>
+        <w:rPr>
+          <w:rFonts w:ascii="Cambria Math" w:hAnsi="Cambria Math" w:cs="Cambria Math"/>
+          <w:color w:val="0F4761" w:themeColor="accent1" w:themeShade="BF"/>
+          <w:sz w:val="24"/>
+          <w:szCs w:val="24"/>
+        </w:rPr>
+        <w:t>∃</w:t>
+      </w:r>
+      <w:r>
+        <w:rPr>
+          <w:rFonts w:cstheme="majorBidi" w:hint="eastAsia"/>
+          <w:color w:val="0F4761" w:themeColor="accent1" w:themeShade="BF"/>
+          <w:sz w:val="24"/>
+          <w:szCs w:val="24"/>
+        </w:rPr>
+        <w:t>x,</w:t>
+      </w:r>
+      <w:r>
+        <w:rPr>
+          <w:rFonts w:cstheme="majorBidi"/>
+          <w:color w:val="0F4761" w:themeColor="accent1" w:themeShade="BF"/>
+          <w:sz w:val="24"/>
+          <w:szCs w:val="24"/>
+        </w:rPr>
+        <w:t xml:space="preserve"> ¬</w:t>
+      </w:r>
+      <w:r>
+        <w:rPr>
+          <w:rFonts w:cstheme="majorBidi" w:hint="eastAsia"/>
+          <w:color w:val="0F4761" w:themeColor="accent1" w:themeShade="BF"/>
+          <w:sz w:val="24"/>
+          <w:szCs w:val="24"/>
+        </w:rPr>
+        <w:t xml:space="preserve"> P(x)</w:t>
+      </w:r>
+      <w:r>
+        <w:rPr>
+          <w:rFonts w:cstheme="majorBidi" w:hint="eastAsia"/>
+          <w:color w:val="0F4761" w:themeColor="accent1" w:themeShade="BF"/>
+          <w:sz w:val="24"/>
+          <w:szCs w:val="24"/>
+        </w:rPr>
+        <w:t xml:space="preserve">   </w:t>
+      </w:r>
     </w:p>
     <w:p>
       <w:pPr>
@@ -11904,6 +12020,7 @@
           <w:sz w:val="24"/>
           <w:szCs w:val="24"/>
         </w:rPr>
+        <w:lastRenderedPageBreak/>
         <w:t>Proposition 2.</w:t>
       </w:r>
       <w:r>
@@ -11982,7 +12099,7 @@
           <w:sz w:val="24"/>
           <w:szCs w:val="24"/>
         </w:rPr>
-        <w:t xml:space="preserve">x,P(x))    </w:t>
+        <w:t xml:space="preserve">x,P(x))  </w:t>
       </w:r>
       <w:r>
         <w:rPr>
@@ -12114,81 +12231,6 @@
       </w:pPr>
       <w:r>
         <w:rPr>
-          <w:rFonts w:hint="eastAsia"/>
-        </w:rPr>
-        <w:t xml:space="preserve">原命题 </w:t>
-      </w:r>
-      <w:r>
-        <w:rPr>
-          <w:rFonts w:ascii="Cambria Math" w:hAnsi="Cambria Math" w:cs="Cambria Math"/>
-        </w:rPr>
-        <w:t>∃</w:t>
-      </w:r>
-      <w:r>
-        <w:rPr>
-          <w:rFonts w:hint="eastAsia"/>
-        </w:rPr>
-        <w:t>x</w:t>
-      </w:r>
-      <w:r>
-        <w:rPr>
-          <w:rFonts w:hint="eastAsia"/>
-        </w:rPr>
-        <w:t>,P(x)  的量词</w:t>
-      </w:r>
-      <w:r>
-        <w:rPr>
-          <w:rFonts w:ascii="Cambria Math" w:hAnsi="Cambria Math" w:cs="Cambria Math"/>
-        </w:rPr>
-        <w:t>∃</w:t>
-      </w:r>
-      <w:r>
-        <w:rPr>
-          <w:rFonts w:hint="eastAsia"/>
-        </w:rPr>
-        <w:t xml:space="preserve"> 取反后 </w:t>
-      </w:r>
-      <w:r>
-        <w:rPr>
-          <w:rFonts w:ascii="Cambria Math" w:hAnsi="Cambria Math" w:cs="Cambria Math"/>
-        </w:rPr>
-        <w:t>∀</w:t>
-      </w:r>
-      <w:r>
-        <w:rPr>
-          <w:rFonts w:hint="eastAsia"/>
-        </w:rPr>
-        <w:t>，</w:t>
-      </w:r>
-      <w:r>
-        <w:rPr>
-          <w:rFonts w:ascii="Cambria Math" w:hAnsi="Cambria Math" w:cs="Cambria Math" w:hint="eastAsia"/>
-          <w:color w:val="0F4761" w:themeColor="accent1" w:themeShade="BF"/>
-          <w:sz w:val="24"/>
-          <w:szCs w:val="24"/>
-        </w:rPr>
-        <w:t>谓词</w:t>
-      </w:r>
-      <w:r>
-        <w:rPr>
-          <w:rFonts w:ascii="Cambria Math" w:hAnsi="Cambria Math" w:cs="Cambria Math" w:hint="eastAsia"/>
-          <w:color w:val="0F4761" w:themeColor="accent1" w:themeShade="BF"/>
-          <w:sz w:val="24"/>
-          <w:szCs w:val="24"/>
-        </w:rPr>
-        <w:t xml:space="preserve"> P(x) </w:t>
-      </w:r>
-      <w:r>
-        <w:rPr>
-          <w:rFonts w:ascii="Cambria Math" w:hAnsi="Cambria Math" w:cs="Cambria Math" w:hint="eastAsia"/>
-          <w:color w:val="0F4761" w:themeColor="accent1" w:themeShade="BF"/>
-          <w:sz w:val="24"/>
-          <w:szCs w:val="24"/>
-        </w:rPr>
-        <w:t>取反后</w:t>
-      </w:r>
-      <w:r>
-        <w:rPr>
           <w:rFonts w:cstheme="majorBidi"/>
           <w:color w:val="0F4761" w:themeColor="accent1" w:themeShade="BF"/>
           <w:sz w:val="24"/>
@@ -12198,18 +12240,201 @@
       </w:r>
       <w:r>
         <w:rPr>
-          <w:rFonts w:ascii="Cambria Math" w:hAnsi="Cambria Math" w:cs="Cambria Math" w:hint="eastAsia"/>
+          <w:rFonts w:cstheme="majorBidi" w:hint="eastAsia"/>
           <w:color w:val="0F4761" w:themeColor="accent1" w:themeShade="BF"/>
           <w:sz w:val="24"/>
           <w:szCs w:val="24"/>
         </w:rPr>
+        <w:t xml:space="preserve"> (</w:t>
+      </w:r>
+      <w:r>
+        <w:rPr>
+          <w:rFonts w:ascii="Cambria Math" w:hAnsi="Cambria Math" w:cs="Cambria Math"/>
+          <w:color w:val="0F4761" w:themeColor="accent1" w:themeShade="BF"/>
+          <w:sz w:val="24"/>
+          <w:szCs w:val="24"/>
+        </w:rPr>
+        <w:t>∃</w:t>
+      </w:r>
+      <w:r>
+        <w:rPr>
+          <w:rFonts w:cstheme="majorBidi" w:hint="eastAsia"/>
+          <w:color w:val="0F4761" w:themeColor="accent1" w:themeShade="BF"/>
+          <w:sz w:val="24"/>
+          <w:szCs w:val="24"/>
+        </w:rPr>
+        <w:t xml:space="preserve">x,P(x))  </w:t>
+      </w:r>
+      <w:r>
+        <w:rPr>
+          <w:rFonts w:cstheme="majorBidi" w:hint="eastAsia"/>
+          <w:color w:val="0F4761" w:themeColor="accent1" w:themeShade="BF"/>
+          <w:sz w:val="24"/>
+          <w:szCs w:val="24"/>
+        </w:rPr>
+        <w:t>=</w:t>
+      </w:r>
+      <w:r>
+        <w:rPr>
+          <w:rFonts w:cstheme="majorBidi" w:hint="eastAsia"/>
+          <w:color w:val="0F4761" w:themeColor="accent1" w:themeShade="BF"/>
+          <w:sz w:val="24"/>
+          <w:szCs w:val="24"/>
+        </w:rPr>
+        <w:t xml:space="preserve">   </w:t>
+      </w:r>
+      <w:r>
+        <w:rPr>
+          <w:rFonts w:ascii="Cambria Math" w:hAnsi="Cambria Math" w:cs="Cambria Math"/>
+          <w:color w:val="0F4761" w:themeColor="accent1" w:themeShade="BF"/>
+          <w:sz w:val="24"/>
+          <w:szCs w:val="24"/>
+        </w:rPr>
+        <w:t>∀</w:t>
+      </w:r>
+      <w:r>
+        <w:rPr>
+          <w:rFonts w:cstheme="majorBidi" w:hint="eastAsia"/>
+          <w:color w:val="0F4761" w:themeColor="accent1" w:themeShade="BF"/>
+          <w:sz w:val="24"/>
+          <w:szCs w:val="24"/>
+        </w:rPr>
+        <w:t>x,</w:t>
+      </w:r>
+      <w:r>
+        <w:rPr>
+          <w:rFonts w:cstheme="majorBidi"/>
+          <w:color w:val="0F4761" w:themeColor="accent1" w:themeShade="BF"/>
+          <w:sz w:val="24"/>
+          <w:szCs w:val="24"/>
+        </w:rPr>
+        <w:t xml:space="preserve"> </w:t>
+      </w:r>
+      <w:r>
+        <w:rPr>
+          <w:rFonts w:cstheme="majorBidi"/>
+          <w:color w:val="0F4761" w:themeColor="accent1" w:themeShade="BF"/>
+          <w:sz w:val="24"/>
+          <w:szCs w:val="24"/>
+        </w:rPr>
+        <w:t>¬</w:t>
+      </w:r>
+      <w:r>
+        <w:rPr>
+          <w:rFonts w:cstheme="majorBidi" w:hint="eastAsia"/>
+          <w:color w:val="0F4761" w:themeColor="accent1" w:themeShade="BF"/>
+          <w:sz w:val="24"/>
+          <w:szCs w:val="24"/>
+        </w:rPr>
         <w:t>P(x)</w:t>
       </w:r>
       <w:r>
         <w:rPr>
-          <w:rFonts w:hint="eastAsia"/>
-        </w:rPr>
-        <w:t>。</w:t>
+          <w:rFonts w:cstheme="majorBidi" w:hint="eastAsia"/>
+          <w:color w:val="0F4761" w:themeColor="accent1" w:themeShade="BF"/>
+          <w:sz w:val="24"/>
+          <w:szCs w:val="24"/>
+        </w:rPr>
+        <w:t>不是必须，也可以简写成：</w:t>
+      </w:r>
+      <w:r>
+        <w:rPr>
+          <w:rFonts w:cstheme="majorBidi"/>
+          <w:color w:val="0F4761" w:themeColor="accent1" w:themeShade="BF"/>
+          <w:sz w:val="24"/>
+          <w:szCs w:val="24"/>
+        </w:rPr>
+        <w:t>¬</w:t>
+      </w:r>
+      <w:r>
+        <w:rPr>
+          <w:rFonts w:cstheme="majorBidi" w:hint="eastAsia"/>
+          <w:color w:val="0F4761" w:themeColor="accent1" w:themeShade="BF"/>
+          <w:sz w:val="24"/>
+          <w:szCs w:val="24"/>
+        </w:rPr>
+        <w:t xml:space="preserve"> </w:t>
+      </w:r>
+      <w:r>
+        <w:rPr>
+          <w:rFonts w:ascii="Cambria Math" w:hAnsi="Cambria Math" w:cs="Cambria Math"/>
+          <w:color w:val="0F4761" w:themeColor="accent1" w:themeShade="BF"/>
+          <w:sz w:val="24"/>
+          <w:szCs w:val="24"/>
+        </w:rPr>
+        <w:t>∃</w:t>
+      </w:r>
+      <w:r>
+        <w:rPr>
+          <w:rFonts w:cstheme="majorBidi" w:hint="eastAsia"/>
+          <w:color w:val="0F4761" w:themeColor="accent1" w:themeShade="BF"/>
+          <w:sz w:val="24"/>
+          <w:szCs w:val="24"/>
+        </w:rPr>
+        <w:t xml:space="preserve">x,P(x)  </w:t>
+      </w:r>
+      <w:r>
+        <w:rPr>
+          <w:rFonts w:cstheme="majorBidi" w:hint="eastAsia"/>
+          <w:color w:val="0F4761" w:themeColor="accent1" w:themeShade="BF"/>
+          <w:sz w:val="24"/>
+          <w:szCs w:val="24"/>
+        </w:rPr>
+        <w:t>=</w:t>
+      </w:r>
+      <w:r>
+        <w:rPr>
+          <w:rFonts w:cstheme="majorBidi" w:hint="eastAsia"/>
+          <w:color w:val="0F4761" w:themeColor="accent1" w:themeShade="BF"/>
+          <w:sz w:val="24"/>
+          <w:szCs w:val="24"/>
+        </w:rPr>
+        <w:t xml:space="preserve">   </w:t>
+      </w:r>
+      <w:r>
+        <w:rPr>
+          <w:rFonts w:ascii="Cambria Math" w:hAnsi="Cambria Math" w:cs="Cambria Math"/>
+          <w:color w:val="0F4761" w:themeColor="accent1" w:themeShade="BF"/>
+          <w:sz w:val="24"/>
+          <w:szCs w:val="24"/>
+        </w:rPr>
+        <w:t>∀</w:t>
+      </w:r>
+      <w:r>
+        <w:rPr>
+          <w:rFonts w:cstheme="majorBidi" w:hint="eastAsia"/>
+          <w:color w:val="0F4761" w:themeColor="accent1" w:themeShade="BF"/>
+          <w:sz w:val="24"/>
+          <w:szCs w:val="24"/>
+        </w:rPr>
+        <w:t>x,</w:t>
+      </w:r>
+      <w:r>
+        <w:rPr>
+          <w:rFonts w:cstheme="majorBidi"/>
+          <w:color w:val="0F4761" w:themeColor="accent1" w:themeShade="BF"/>
+          <w:sz w:val="24"/>
+          <w:szCs w:val="24"/>
+        </w:rPr>
+        <w:t xml:space="preserve"> </w:t>
+      </w:r>
+      <w:r>
+        <w:rPr>
+          <w:rFonts w:cstheme="majorBidi"/>
+          <w:color w:val="0F4761" w:themeColor="accent1" w:themeShade="BF"/>
+          <w:sz w:val="24"/>
+          <w:szCs w:val="24"/>
+        </w:rPr>
+        <w:t>¬</w:t>
+      </w:r>
+      <w:r>
+        <w:rPr>
+          <w:rFonts w:cstheme="majorBidi" w:hint="eastAsia"/>
+          <w:color w:val="0F4761" w:themeColor="accent1" w:themeShade="BF"/>
+          <w:sz w:val="24"/>
+          <w:szCs w:val="24"/>
+        </w:rPr>
+        <w:t>P(x)</w:t>
       </w:r>
     </w:p>
     <w:p>
@@ -14254,7 +14479,19 @@
           <w:rFonts w:hint="eastAsia"/>
         </w:rPr>
         <w:lastRenderedPageBreak/>
-        <w:t>2.25</w:t>
+        <w:t>2.2</w:t>
+      </w:r>
+      <w:r>
+        <w:rPr>
+          <w:rFonts w:hint="eastAsia"/>
+        </w:rPr>
+        <w:t>.</w:t>
+      </w:r>
+      <w:r>
+        <w:rPr>
+          <w:rFonts w:hint="eastAsia"/>
+        </w:rPr>
+        <w:t>5</w:t>
       </w:r>
       <w:r>
         <w:rPr>
@@ -14494,6 +14731,35 @@
     </w:p>
     <w:p>
       <w:pPr>
+        <w:pStyle w:val="5"/>
+      </w:pPr>
+      <w:r>
+        <w:rPr>
+          <w:rFonts w:hint="eastAsia"/>
+        </w:rPr>
+        <w:t>2.2</w:t>
+      </w:r>
+      <w:r>
+        <w:rPr>
+          <w:rFonts w:hint="eastAsia"/>
+        </w:rPr>
+        <w:t>.6</w:t>
+      </w:r>
+      <w:r>
+        <w:rPr>
+          <w:rFonts w:hint="eastAsia"/>
+        </w:rPr>
+        <w:t xml:space="preserve"> 谓词逻辑</w:t>
+      </w:r>
+      <w:r>
+        <w:rPr>
+          <w:rFonts w:hint="eastAsia"/>
+        </w:rPr>
+        <w:t>化简（带量词）</w:t>
+      </w:r>
+    </w:p>
+    <w:p>
+      <w:pPr>
         <w:widowControl/>
         <w:jc w:val="left"/>
         <w:rPr>
@@ -14503,6 +14769,63 @@
           <w:szCs w:val="24"/>
         </w:rPr>
       </w:pPr>
+      <w:r>
+        <w:rPr>
+          <w:rFonts w:cstheme="majorBidi" w:hint="eastAsia"/>
+          <w:noProof/>
+          <w:color w:val="0F4761" w:themeColor="accent1" w:themeShade="BF"/>
+          <w:sz w:val="24"/>
+          <w:szCs w:val="24"/>
+        </w:rPr>
+        <w:drawing>
+          <wp:inline distT="0" distB="0" distL="0" distR="0" wp14:anchorId="13711D62" wp14:editId="3857FD34">
+            <wp:extent cx="5621572" cy="2266139"/>
+            <wp:effectExtent l="0" t="0" r="0" b="1270"/>
+            <wp:docPr id="1210606048" name="图片 4"/>
+            <wp:cNvGraphicFramePr>
+              <a:graphicFrameLocks xmlns:a="http://schemas.openxmlformats.org/drawingml/2006/main" noChangeAspect="1"/>
+            </wp:cNvGraphicFramePr>
+            <a:graphic xmlns:a="http://schemas.openxmlformats.org/drawingml/2006/main">
+              <a:graphicData uri="http://schemas.openxmlformats.org/drawingml/2006/picture">
+                <pic:pic xmlns:pic="http://schemas.openxmlformats.org/drawingml/2006/picture">
+                  <pic:nvPicPr>
+                    <pic:cNvPr id="0" name="Picture 4"/>
+                    <pic:cNvPicPr>
+                      <a:picLocks noChangeAspect="1" noChangeArrowheads="1"/>
+                    </pic:cNvPicPr>
+                  </pic:nvPicPr>
+                  <pic:blipFill>
+                    <a:blip r:embed="rId38">
+                      <a:extLst>
+                        <a:ext uri="{28A0092B-C50C-407E-A947-70E740481C1C}">
+                          <a14:useLocalDpi xmlns:a14="http://schemas.microsoft.com/office/drawing/2010/main" val="0"/>
+                        </a:ext>
+                      </a:extLst>
+                    </a:blip>
+                    <a:srcRect/>
+                    <a:stretch>
+                      <a:fillRect/>
+                    </a:stretch>
+                  </pic:blipFill>
+                  <pic:spPr bwMode="auto">
+                    <a:xfrm>
+                      <a:off x="0" y="0"/>
+                      <a:ext cx="5644736" cy="2275477"/>
+                    </a:xfrm>
+                    <a:prstGeom prst="rect">
+                      <a:avLst/>
+                    </a:prstGeom>
+                    <a:noFill/>
+                    <a:ln>
+                      <a:noFill/>
+                    </a:ln>
+                  </pic:spPr>
+                </pic:pic>
+              </a:graphicData>
+            </a:graphic>
+          </wp:inline>
+        </w:drawing>
+      </w:r>
       <w:r>
         <w:rPr>
           <w:rFonts w:cstheme="majorBidi" w:hint="eastAsia"/>
@@ -14818,7 +15141,7 @@
                     <pic:cNvPicPr/>
                   </pic:nvPicPr>
                   <pic:blipFill>
-                    <a:blip r:embed="rId38"/>
+                    <a:blip r:embed="rId39"/>
                     <a:stretch>
                       <a:fillRect/>
                     </a:stretch>
@@ -16427,7 +16750,7 @@
                     </pic:cNvPicPr>
                   </pic:nvPicPr>
                   <pic:blipFill>
-                    <a:blip r:embed="rId39">
+                    <a:blip r:embed="rId40">
                       <a:extLst>
                         <a:ext uri="{28A0092B-C50C-407E-A947-70E740481C1C}">
                           <a14:useLocalDpi xmlns:a14="http://schemas.microsoft.com/office/drawing/2010/main" val="0"/>
@@ -16913,7 +17236,7 @@
                     </pic:cNvPicPr>
                   </pic:nvPicPr>
                   <pic:blipFill>
-                    <a:blip r:embed="rId40">
+                    <a:blip r:embed="rId41">
                       <a:extLst>
                         <a:ext uri="{28A0092B-C50C-407E-A947-70E740481C1C}">
                           <a14:useLocalDpi xmlns:a14="http://schemas.microsoft.com/office/drawing/2010/main" val="0"/>
@@ -17336,7 +17659,7 @@
                     </pic:cNvPicPr>
                   </pic:nvPicPr>
                   <pic:blipFill>
-                    <a:blip r:embed="rId41">
+                    <a:blip r:embed="rId42">
                       <a:extLst>
                         <a:ext uri="{28A0092B-C50C-407E-A947-70E740481C1C}">
                           <a14:useLocalDpi xmlns:a14="http://schemas.microsoft.com/office/drawing/2010/main" val="0"/>
@@ -17803,7 +18126,7 @@
                     </pic:cNvPicPr>
                   </pic:nvPicPr>
                   <pic:blipFill>
-                    <a:blip r:embed="rId42">
+                    <a:blip r:embed="rId43">
                       <a:extLst>
                         <a:ext uri="{28A0092B-C50C-407E-A947-70E740481C1C}">
                           <a14:useLocalDpi xmlns:a14="http://schemas.microsoft.com/office/drawing/2010/main" val="0"/>
@@ -17909,7 +18232,7 @@
                     </pic:cNvPicPr>
                   </pic:nvPicPr>
                   <pic:blipFill>
-                    <a:blip r:embed="rId43">
+                    <a:blip r:embed="rId44">
                       <a:extLst>
                         <a:ext uri="{28A0092B-C50C-407E-A947-70E740481C1C}">
                           <a14:useLocalDpi xmlns:a14="http://schemas.microsoft.com/office/drawing/2010/main" val="0"/>
@@ -18243,7 +18566,13 @@
         <w:t xml:space="preserve"> 规则</w:t>
       </w:r>
       <w:r>
-        <w:t>（合取消去</w:t>
+        <w:t>（</w:t>
+      </w:r>
+      <w:r>
+        <w:t>∧</w:t>
+      </w:r>
+      <w:r>
+        <w:t>消去</w:t>
       </w:r>
       <w:r>
         <w:rPr>
@@ -18263,122 +18592,14 @@
       </w:pPr>
       <w:r>
         <w:rPr>
+          <w:rFonts w:hint="eastAsia"/>
           <w:noProof/>
         </w:rPr>
         <w:drawing>
-          <wp:inline distT="0" distB="0" distL="0" distR="0" wp14:anchorId="3EDEF568" wp14:editId="1186CEE5">
-            <wp:extent cx="4419600" cy="4354332"/>
-            <wp:effectExtent l="0" t="0" r="0" b="8255"/>
-            <wp:docPr id="189516789" name="图片 7"/>
-            <wp:cNvGraphicFramePr>
-              <a:graphicFrameLocks xmlns:a="http://schemas.openxmlformats.org/drawingml/2006/main" noChangeAspect="1"/>
-            </wp:cNvGraphicFramePr>
-            <a:graphic xmlns:a="http://schemas.openxmlformats.org/drawingml/2006/main">
-              <a:graphicData uri="http://schemas.openxmlformats.org/drawingml/2006/picture">
-                <pic:pic xmlns:pic="http://schemas.openxmlformats.org/drawingml/2006/picture">
-                  <pic:nvPicPr>
-                    <pic:cNvPr id="0" name="Picture 7"/>
-                    <pic:cNvPicPr>
-                      <a:picLocks noChangeAspect="1" noChangeArrowheads="1"/>
-                    </pic:cNvPicPr>
-                  </pic:nvPicPr>
-                  <pic:blipFill>
-                    <a:blip r:embed="rId44">
-                      <a:extLst>
-                        <a:ext uri="{28A0092B-C50C-407E-A947-70E740481C1C}">
-                          <a14:useLocalDpi xmlns:a14="http://schemas.microsoft.com/office/drawing/2010/main" val="0"/>
-                        </a:ext>
-                      </a:extLst>
-                    </a:blip>
-                    <a:srcRect/>
-                    <a:stretch>
-                      <a:fillRect/>
-                    </a:stretch>
-                  </pic:blipFill>
-                  <pic:spPr bwMode="auto">
-                    <a:xfrm>
-                      <a:off x="0" y="0"/>
-                      <a:ext cx="4424646" cy="4359303"/>
-                    </a:xfrm>
-                    <a:prstGeom prst="rect">
-                      <a:avLst/>
-                    </a:prstGeom>
-                    <a:noFill/>
-                    <a:ln>
-                      <a:noFill/>
-                    </a:ln>
-                  </pic:spPr>
-                </pic:pic>
-              </a:graphicData>
-            </a:graphic>
-          </wp:inline>
-        </w:drawing>
-      </w:r>
-    </w:p>
-    <w:p>
-      <w:pPr>
-        <w:rPr>
-          <w:rFonts w:hint="eastAsia"/>
-        </w:rPr>
-      </w:pPr>
-    </w:p>
-    <w:p>
-      <w:pPr>
-        <w:pStyle w:val="6"/>
-        <w:rPr>
-          <w:rFonts w:hint="eastAsia"/>
-        </w:rPr>
-      </w:pPr>
-      <w:r>
-        <w:rPr>
-          <w:rFonts w:hint="eastAsia"/>
-        </w:rPr>
-        <w:t>规则2</w:t>
-      </w:r>
-      <w:r>
-        <w:rPr>
-          <w:rFonts w:hint="eastAsia"/>
-        </w:rPr>
-        <w:t xml:space="preserve">  </w:t>
-      </w:r>
-      <w:r>
-        <w:t>Conjunction Introduction</w:t>
-      </w:r>
-      <w:r>
-        <w:rPr>
-          <w:rFonts w:hint="eastAsia"/>
-        </w:rPr>
-        <w:t>规则</w:t>
-      </w:r>
-      <w:r>
-        <w:t>（合取引入</w:t>
-      </w:r>
-      <w:r>
-        <w:rPr>
-          <w:rFonts w:hint="eastAsia"/>
-        </w:rPr>
-        <w:t>规则</w:t>
-      </w:r>
-      <w:r>
-        <w:t>，∧Intro）</w:t>
-      </w:r>
-    </w:p>
-    <w:p>
-      <w:pPr>
-        <w:rPr>
-          <w:rFonts w:hint="eastAsia"/>
-        </w:rPr>
-      </w:pPr>
-      <w:r>
-        <w:rPr>
-          <w:rFonts w:hint="eastAsia"/>
-          <w:noProof/>
-        </w:rPr>
-        <w:drawing>
-          <wp:inline distT="0" distB="0" distL="0" distR="0" wp14:anchorId="09AC4447" wp14:editId="76678B0C">
-            <wp:extent cx="4791075" cy="4432433"/>
-            <wp:effectExtent l="0" t="0" r="0" b="6350"/>
-            <wp:docPr id="558577449" name="图片 8"/>
+          <wp:inline distT="0" distB="0" distL="0" distR="0" wp14:anchorId="53267C7F" wp14:editId="00A69792">
+            <wp:extent cx="4210050" cy="3990975"/>
+            <wp:effectExtent l="0" t="0" r="0" b="9525"/>
+            <wp:docPr id="802314634" name="图片 8"/>
             <wp:cNvGraphicFramePr>
               <a:graphicFrameLocks xmlns:a="http://schemas.openxmlformats.org/drawingml/2006/main" noChangeAspect="1"/>
             </wp:cNvGraphicFramePr>
@@ -18407,7 +18628,7 @@
                   <pic:spPr bwMode="auto">
                     <a:xfrm>
                       <a:off x="0" y="0"/>
-                      <a:ext cx="4795163" cy="4436215"/>
+                      <a:ext cx="4210050" cy="3990975"/>
                     </a:xfrm>
                     <a:prstGeom prst="rect">
                       <a:avLst/>
@@ -18426,180 +18647,47 @@
     </w:p>
     <w:p>
       <w:pPr>
+        <w:rPr>
+          <w:rFonts w:hint="eastAsia"/>
+        </w:rPr>
+      </w:pPr>
+    </w:p>
+    <w:p>
+      <w:pPr>
         <w:pStyle w:val="6"/>
         <w:rPr>
           <w:rFonts w:hint="eastAsia"/>
-          <w:color w:val="074F6A" w:themeColor="accent4" w:themeShade="80"/>
-        </w:rPr>
-      </w:pPr>
-      <w:r>
-        <w:rPr>
-          <w:color w:val="074F6A" w:themeColor="accent4" w:themeShade="80"/>
-        </w:rPr>
-        <w:lastRenderedPageBreak/>
-        <w:t>两者关系</w:t>
-      </w:r>
-    </w:p>
-    <w:p>
-      <w:pPr>
-        <w:pStyle w:val="6"/>
-        <w:numPr>
-          <w:ilvl w:val="0"/>
-          <w:numId w:val="16"/>
-        </w:numPr>
-        <w:rPr>
-          <w:rFonts w:hint="eastAsia"/>
-          <w:color w:val="074F6A" w:themeColor="accent4" w:themeShade="80"/>
-        </w:rPr>
-      </w:pPr>
-      <w:r>
-        <w:rPr>
-          <w:color w:val="074F6A" w:themeColor="accent4" w:themeShade="80"/>
-        </w:rPr>
-        <w:t>消去（Elim）：</w:t>
-      </w:r>
-      <w:r>
-        <w:rPr>
-          <w:i/>
-          <w:iCs/>
-          <w:color w:val="074F6A" w:themeColor="accent4" w:themeShade="80"/>
-        </w:rPr>
-        <w:t>A</w:t>
-      </w:r>
-      <w:r>
-        <w:rPr>
-          <w:color w:val="074F6A" w:themeColor="accent4" w:themeShade="80"/>
-        </w:rPr>
+        </w:rPr>
+      </w:pPr>
+      <w:r>
+        <w:rPr>
+          <w:rFonts w:hint="eastAsia"/>
+        </w:rPr>
+        <w:t>规则2</w:t>
+      </w:r>
+      <w:r>
+        <w:rPr>
+          <w:rFonts w:hint="eastAsia"/>
+        </w:rPr>
+        <w:t xml:space="preserve">  </w:t>
+      </w:r>
+      <w:r>
+        <w:t>Conjunction Introduction</w:t>
+      </w:r>
+      <w:r>
+        <w:rPr>
+          <w:rFonts w:hint="eastAsia"/>
+        </w:rPr>
+        <w:t>规则</w:t>
+      </w:r>
+      <w:r>
+        <w:t>（</w:t>
+      </w:r>
+      <w:r>
         <w:t>∧</w:t>
       </w:r>
       <w:r>
-        <w:rPr>
-          <w:i/>
-          <w:iCs/>
-          <w:color w:val="074F6A" w:themeColor="accent4" w:themeShade="80"/>
-        </w:rPr>
-        <w:t>B</w:t>
-      </w:r>
-      <w:r>
-        <w:rPr>
-          <w:rFonts w:ascii="Cambria Math" w:hAnsi="Cambria Math" w:cs="Cambria Math"/>
-          <w:color w:val="074F6A" w:themeColor="accent4" w:themeShade="80"/>
-        </w:rPr>
-        <w:t>⇒</w:t>
-      </w:r>
-      <w:r>
-        <w:rPr>
-          <w:i/>
-          <w:iCs/>
-          <w:color w:val="074F6A" w:themeColor="accent4" w:themeShade="80"/>
-        </w:rPr>
-        <w:t>A</w:t>
-      </w:r>
-      <w:r>
-        <w:rPr>
-          <w:color w:val="074F6A" w:themeColor="accent4" w:themeShade="80"/>
-        </w:rPr>
-        <w:t xml:space="preserve"> （拆开用），口诀"有且有，可以取一个"。</w:t>
-      </w:r>
-    </w:p>
-    <w:p>
-      <w:pPr>
-        <w:pStyle w:val="6"/>
-        <w:numPr>
-          <w:ilvl w:val="0"/>
-          <w:numId w:val="16"/>
-        </w:numPr>
-        <w:rPr>
-          <w:rFonts w:hint="eastAsia"/>
-          <w:color w:val="074F6A" w:themeColor="accent4" w:themeShade="80"/>
-        </w:rPr>
-      </w:pPr>
-      <w:r>
-        <w:rPr>
-          <w:color w:val="074F6A" w:themeColor="accent4" w:themeShade="80"/>
-        </w:rPr>
-        <w:t>引入（Intro）：</w:t>
-      </w:r>
-      <w:r>
-        <w:rPr>
-          <w:i/>
-          <w:iCs/>
-          <w:color w:val="074F6A" w:themeColor="accent4" w:themeShade="80"/>
-        </w:rPr>
-        <w:t>A</w:t>
-      </w:r>
-      <w:r>
-        <w:rPr>
-          <w:color w:val="074F6A" w:themeColor="accent4" w:themeShade="80"/>
-        </w:rPr>
-        <w:t>, </w:t>
-      </w:r>
-      <w:r>
-        <w:rPr>
-          <w:i/>
-          <w:iCs/>
-          <w:color w:val="074F6A" w:themeColor="accent4" w:themeShade="80"/>
-        </w:rPr>
-        <w:t>B</w:t>
-      </w:r>
-      <w:r>
-        <w:rPr>
-          <w:rFonts w:ascii="Cambria Math" w:hAnsi="Cambria Math" w:cs="Cambria Math"/>
-          <w:color w:val="074F6A" w:themeColor="accent4" w:themeShade="80"/>
-        </w:rPr>
-        <w:t>⇒</w:t>
-      </w:r>
-      <w:r>
-        <w:rPr>
-          <w:i/>
-          <w:iCs/>
-          <w:color w:val="074F6A" w:themeColor="accent4" w:themeShade="80"/>
-        </w:rPr>
-        <w:t>A</w:t>
-      </w:r>
-      <w:r>
-        <w:rPr>
-          <w:color w:val="074F6A" w:themeColor="accent4" w:themeShade="80"/>
-        </w:rPr>
-        <w:t>∧</w:t>
-      </w:r>
-      <w:r>
-        <w:rPr>
-          <w:i/>
-          <w:iCs/>
-          <w:color w:val="074F6A" w:themeColor="accent4" w:themeShade="80"/>
-        </w:rPr>
-        <w:t>B</w:t>
-      </w:r>
-      <w:r>
-        <w:rPr>
-          <w:color w:val="074F6A" w:themeColor="accent4" w:themeShade="80"/>
-        </w:rPr>
-        <w:t xml:space="preserve"> （合起来用），口诀"两个都有，可以合着说"。</w:t>
-      </w:r>
-    </w:p>
-    <w:p>
-      <w:pPr>
-        <w:rPr>
-          <w:rFonts w:hint="eastAsia"/>
-        </w:rPr>
-      </w:pPr>
-    </w:p>
-    <w:p>
-      <w:pPr>
-        <w:pStyle w:val="6"/>
-        <w:rPr>
-          <w:rFonts w:hint="eastAsia"/>
-        </w:rPr>
-      </w:pPr>
-      <w:r>
-        <w:rPr>
-          <w:rFonts w:hint="eastAsia"/>
-        </w:rPr>
-        <w:t xml:space="preserve">规则3 </w:t>
-      </w:r>
-      <w:r>
-        <w:t>Implication Elimination</w:t>
+        <w:t>引入</w:t>
       </w:r>
       <w:r>
         <w:rPr>
@@ -18608,16 +18696,7 @@
         <w:t>规则</w:t>
       </w:r>
       <w:r>
-        <w:t>（蕴含消去，</w:t>
-      </w:r>
-      <w:r>
-        <w:rPr>
-          <w:rFonts w:ascii="Cambria Math" w:hAnsi="Cambria Math" w:cs="Cambria Math"/>
-        </w:rPr>
-        <w:t>⇒</w:t>
-      </w:r>
-      <w:r>
-        <w:t>Elim）</w:t>
+        <w:t>，∧Intro）</w:t>
       </w:r>
     </w:p>
     <w:p>
@@ -18632,10 +18711,10 @@
           <w:noProof/>
         </w:rPr>
         <w:drawing>
-          <wp:inline distT="0" distB="0" distL="0" distR="0" wp14:anchorId="16CCBC30" wp14:editId="240BCE74">
-            <wp:extent cx="5219700" cy="5219700"/>
+          <wp:inline distT="0" distB="0" distL="0" distR="0" wp14:anchorId="3651B358" wp14:editId="63F804A8">
+            <wp:extent cx="4514850" cy="4057650"/>
             <wp:effectExtent l="0" t="0" r="0" b="0"/>
-            <wp:docPr id="642948128" name="图片 9"/>
+            <wp:docPr id="1438092982" name="图片 10"/>
             <wp:cNvGraphicFramePr>
               <a:graphicFrameLocks xmlns:a="http://schemas.openxmlformats.org/drawingml/2006/main" noChangeAspect="1"/>
             </wp:cNvGraphicFramePr>
@@ -18643,7 +18722,7 @@
               <a:graphicData uri="http://schemas.openxmlformats.org/drawingml/2006/picture">
                 <pic:pic xmlns:pic="http://schemas.openxmlformats.org/drawingml/2006/picture">
                   <pic:nvPicPr>
-                    <pic:cNvPr id="0" name="Picture 9"/>
+                    <pic:cNvPr id="0" name="Picture 10"/>
                     <pic:cNvPicPr>
                       <a:picLocks noChangeAspect="1" noChangeArrowheads="1"/>
                     </pic:cNvPicPr>
@@ -18664,7 +18743,7 @@
                   <pic:spPr bwMode="auto">
                     <a:xfrm>
                       <a:off x="0" y="0"/>
-                      <a:ext cx="5219700" cy="5219700"/>
+                      <a:ext cx="4514850" cy="4057650"/>
                     </a:xfrm>
                     <a:prstGeom prst="rect">
                       <a:avLst/>
@@ -18683,27 +18762,2982 @@
     </w:p>
     <w:p>
       <w:pPr>
+        <w:rPr>
+          <w:rFonts w:cstheme="majorBidi" w:hint="eastAsia"/>
+          <w:b/>
+          <w:bCs/>
+          <w:color w:val="074F6A" w:themeColor="accent4" w:themeShade="80"/>
+        </w:rPr>
+      </w:pPr>
+      <w:r>
+        <w:rPr>
+          <w:rFonts w:cstheme="majorBidi"/>
+          <w:b/>
+          <w:bCs/>
+          <w:color w:val="074F6A" w:themeColor="accent4" w:themeShade="80"/>
+        </w:rPr>
+        <w:t>两者关系</w:t>
+      </w:r>
+    </w:p>
+    <w:p>
+      <w:pPr>
+        <w:pStyle w:val="a9"/>
+        <w:numPr>
+          <w:ilvl w:val="0"/>
+          <w:numId w:val="18"/>
+        </w:numPr>
+        <w:rPr>
+          <w:rFonts w:cstheme="majorBidi" w:hint="eastAsia"/>
+          <w:b/>
+          <w:bCs/>
+          <w:color w:val="074F6A" w:themeColor="accent4" w:themeShade="80"/>
+        </w:rPr>
+      </w:pPr>
+      <w:r>
+        <w:rPr>
+          <w:rFonts w:cstheme="majorBidi"/>
+          <w:b/>
+          <w:bCs/>
+          <w:color w:val="074F6A" w:themeColor="accent4" w:themeShade="80"/>
+        </w:rPr>
+        <w:t>消去（Elim）：A∧B</w:t>
+      </w:r>
+      <w:r>
+        <w:rPr>
+          <w:rFonts w:ascii="Cambria Math" w:hAnsi="Cambria Math" w:cs="Cambria Math"/>
+          <w:b/>
+          <w:bCs/>
+          <w:color w:val="074F6A" w:themeColor="accent4" w:themeShade="80"/>
+        </w:rPr>
+        <w:t>⇒</w:t>
+      </w:r>
+      <w:r>
+        <w:rPr>
+          <w:rFonts w:cstheme="majorBidi"/>
+          <w:b/>
+          <w:bCs/>
+          <w:color w:val="074F6A" w:themeColor="accent4" w:themeShade="80"/>
+        </w:rPr>
+        <w:t>A （拆开用），口诀"有且有，可以取一个"。</w:t>
+      </w:r>
+    </w:p>
+    <w:p>
+      <w:pPr>
+        <w:pStyle w:val="a9"/>
+        <w:numPr>
+          <w:ilvl w:val="0"/>
+          <w:numId w:val="18"/>
+        </w:numPr>
+        <w:rPr>
+          <w:rFonts w:cstheme="majorBidi" w:hint="eastAsia"/>
+          <w:b/>
+          <w:bCs/>
+          <w:color w:val="074F6A" w:themeColor="accent4" w:themeShade="80"/>
+        </w:rPr>
+      </w:pPr>
+      <w:r>
+        <w:rPr>
+          <w:rFonts w:cstheme="majorBidi"/>
+          <w:b/>
+          <w:bCs/>
+          <w:color w:val="074F6A" w:themeColor="accent4" w:themeShade="80"/>
+        </w:rPr>
+        <w:t>引入（Intro）：A, B</w:t>
+      </w:r>
+      <w:r>
+        <w:rPr>
+          <w:rFonts w:ascii="Cambria Math" w:hAnsi="Cambria Math" w:cs="Cambria Math"/>
+          <w:b/>
+          <w:bCs/>
+          <w:color w:val="074F6A" w:themeColor="accent4" w:themeShade="80"/>
+        </w:rPr>
+        <w:t>⇒</w:t>
+      </w:r>
+      <w:r>
+        <w:rPr>
+          <w:rFonts w:cstheme="majorBidi"/>
+          <w:b/>
+          <w:bCs/>
+          <w:color w:val="074F6A" w:themeColor="accent4" w:themeShade="80"/>
+        </w:rPr>
+        <w:t>A∧B （合起来用），口诀"两个都有，可以合着说"。</w:t>
+      </w:r>
+    </w:p>
+    <w:p/>
+    <w:p>
+      <w:pPr>
+        <w:pStyle w:val="6"/>
+      </w:pPr>
+      <w:r>
+        <w:rPr>
+          <w:rFonts w:hint="eastAsia"/>
+        </w:rPr>
+        <w:lastRenderedPageBreak/>
+        <w:t>规则</w:t>
+      </w:r>
+      <w:r>
+        <w:rPr>
+          <w:rFonts w:hint="eastAsia"/>
+        </w:rPr>
+        <w:t>3</w:t>
+      </w:r>
+      <w:r>
+        <w:rPr>
+          <w:rFonts w:hint="eastAsia"/>
+        </w:rPr>
+        <w:t xml:space="preserve"> </w:t>
+      </w:r>
+      <w:r>
+        <w:rPr>
+          <w:rFonts w:hint="eastAsia"/>
+        </w:rPr>
+        <w:t xml:space="preserve"> </w:t>
+      </w:r>
+      <w:r>
+        <w:t xml:space="preserve">Disjunction </w:t>
+      </w:r>
+      <w:r>
+        <w:t>Elimination</w:t>
+      </w:r>
+      <w:r>
+        <w:t>（</w:t>
+      </w:r>
+      <w:r>
+        <w:t>∨</w:t>
+      </w:r>
+      <w:r>
+        <w:rPr>
+          <w:rFonts w:hint="eastAsia"/>
+        </w:rPr>
+        <w:t>消去</w:t>
+      </w:r>
+      <w:r>
+        <w:t>，∨Intro）</w:t>
+      </w:r>
+    </w:p>
+    <w:p>
+      <w:pPr>
+        <w:rPr>
+          <w:rFonts w:hint="eastAsia"/>
+        </w:rPr>
+      </w:pPr>
+      <w:r>
+        <w:rPr>
+          <w:rFonts w:hint="eastAsia"/>
+          <w:noProof/>
+        </w:rPr>
+        <w:drawing>
+          <wp:inline distT="0" distB="0" distL="0" distR="0" wp14:anchorId="0D9D3124" wp14:editId="13A6CCE1">
+            <wp:extent cx="4838700" cy="4899278"/>
+            <wp:effectExtent l="0" t="0" r="0" b="0"/>
+            <wp:docPr id="1490414499" name="图片 11"/>
+            <wp:cNvGraphicFramePr>
+              <a:graphicFrameLocks xmlns:a="http://schemas.openxmlformats.org/drawingml/2006/main" noChangeAspect="1"/>
+            </wp:cNvGraphicFramePr>
+            <a:graphic xmlns:a="http://schemas.openxmlformats.org/drawingml/2006/main">
+              <a:graphicData uri="http://schemas.openxmlformats.org/drawingml/2006/picture">
+                <pic:pic xmlns:pic="http://schemas.openxmlformats.org/drawingml/2006/picture">
+                  <pic:nvPicPr>
+                    <pic:cNvPr id="0" name="Picture 11"/>
+                    <pic:cNvPicPr>
+                      <a:picLocks noChangeAspect="1" noChangeArrowheads="1"/>
+                    </pic:cNvPicPr>
+                  </pic:nvPicPr>
+                  <pic:blipFill>
+                    <a:blip r:embed="rId47">
+                      <a:extLst>
+                        <a:ext uri="{28A0092B-C50C-407E-A947-70E740481C1C}">
+                          <a14:useLocalDpi xmlns:a14="http://schemas.microsoft.com/office/drawing/2010/main" val="0"/>
+                        </a:ext>
+                      </a:extLst>
+                    </a:blip>
+                    <a:srcRect/>
+                    <a:stretch>
+                      <a:fillRect/>
+                    </a:stretch>
+                  </pic:blipFill>
+                  <pic:spPr bwMode="auto">
+                    <a:xfrm>
+                      <a:off x="0" y="0"/>
+                      <a:ext cx="4845414" cy="4906076"/>
+                    </a:xfrm>
+                    <a:prstGeom prst="rect">
+                      <a:avLst/>
+                    </a:prstGeom>
+                    <a:noFill/>
+                    <a:ln>
+                      <a:noFill/>
+                    </a:ln>
+                  </pic:spPr>
+                </pic:pic>
+              </a:graphicData>
+            </a:graphic>
+          </wp:inline>
+        </w:drawing>
+      </w:r>
+    </w:p>
+    <w:p>
+      <w:pPr>
+        <w:pStyle w:val="6"/>
+      </w:pPr>
+      <w:r>
+        <w:rPr>
+          <w:rFonts w:hint="eastAsia"/>
+        </w:rPr>
+        <w:t>规则</w:t>
+      </w:r>
+      <w:r>
+        <w:rPr>
+          <w:rFonts w:hint="eastAsia"/>
+        </w:rPr>
+        <w:t>4</w:t>
+      </w:r>
+      <w:r>
+        <w:rPr>
+          <w:rFonts w:hint="eastAsia"/>
+        </w:rPr>
+        <w:t xml:space="preserve"> </w:t>
+      </w:r>
+      <w:r>
+        <w:rPr>
+          <w:rFonts w:hint="eastAsia"/>
+        </w:rPr>
+        <w:t xml:space="preserve"> </w:t>
+      </w:r>
+      <w:r>
+        <w:t>Disjunction Introduction（</w:t>
+      </w:r>
+      <w:r>
+        <w:t>∨</w:t>
+      </w:r>
+      <w:r>
+        <w:t>引入，∨Intro）</w:t>
+      </w:r>
+    </w:p>
+    <w:p>
+      <w:pPr>
+        <w:rPr>
+          <w:rFonts w:hint="eastAsia"/>
+        </w:rPr>
+      </w:pPr>
+      <w:r>
+        <w:rPr>
+          <w:rFonts w:hint="eastAsia"/>
+          <w:noProof/>
+        </w:rPr>
+        <w:drawing>
+          <wp:inline distT="0" distB="0" distL="0" distR="0" wp14:anchorId="0F04EDCF" wp14:editId="471E9D59">
+            <wp:extent cx="6645910" cy="4165600"/>
+            <wp:effectExtent l="0" t="0" r="2540" b="6350"/>
+            <wp:docPr id="825457946" name="图片 7"/>
+            <wp:cNvGraphicFramePr>
+              <a:graphicFrameLocks xmlns:a="http://schemas.openxmlformats.org/drawingml/2006/main" noChangeAspect="1"/>
+            </wp:cNvGraphicFramePr>
+            <a:graphic xmlns:a="http://schemas.openxmlformats.org/drawingml/2006/main">
+              <a:graphicData uri="http://schemas.openxmlformats.org/drawingml/2006/picture">
+                <pic:pic xmlns:pic="http://schemas.openxmlformats.org/drawingml/2006/picture">
+                  <pic:nvPicPr>
+                    <pic:cNvPr id="0" name="Picture 7"/>
+                    <pic:cNvPicPr>
+                      <a:picLocks noChangeAspect="1" noChangeArrowheads="1"/>
+                    </pic:cNvPicPr>
+                  </pic:nvPicPr>
+                  <pic:blipFill>
+                    <a:blip r:embed="rId48">
+                      <a:extLst>
+                        <a:ext uri="{28A0092B-C50C-407E-A947-70E740481C1C}">
+                          <a14:useLocalDpi xmlns:a14="http://schemas.microsoft.com/office/drawing/2010/main" val="0"/>
+                        </a:ext>
+                      </a:extLst>
+                    </a:blip>
+                    <a:srcRect/>
+                    <a:stretch>
+                      <a:fillRect/>
+                    </a:stretch>
+                  </pic:blipFill>
+                  <pic:spPr bwMode="auto">
+                    <a:xfrm>
+                      <a:off x="0" y="0"/>
+                      <a:ext cx="6645910" cy="4165600"/>
+                    </a:xfrm>
+                    <a:prstGeom prst="rect">
+                      <a:avLst/>
+                    </a:prstGeom>
+                    <a:noFill/>
+                    <a:ln>
+                      <a:noFill/>
+                    </a:ln>
+                  </pic:spPr>
+                </pic:pic>
+              </a:graphicData>
+            </a:graphic>
+          </wp:inline>
+        </w:drawing>
+      </w:r>
+    </w:p>
+    <w:p>
+      <w:pPr>
+        <w:rPr>
+          <w:rFonts w:hint="eastAsia"/>
+        </w:rPr>
+      </w:pPr>
+    </w:p>
+    <w:p>
+      <w:pPr>
+        <w:pStyle w:val="6"/>
+        <w:rPr>
+          <w:rFonts w:hint="eastAsia"/>
+        </w:rPr>
+      </w:pPr>
+      <w:r>
+        <w:rPr>
+          <w:rFonts w:hint="eastAsia"/>
+        </w:rPr>
+        <w:t>规则</w:t>
+      </w:r>
+      <w:r>
+        <w:rPr>
+          <w:rFonts w:hint="eastAsia"/>
+        </w:rPr>
+        <w:t>5</w:t>
+      </w:r>
+      <w:r>
+        <w:rPr>
+          <w:rFonts w:hint="eastAsia"/>
+        </w:rPr>
+        <w:t xml:space="preserve"> </w:t>
+      </w:r>
+      <w:r>
+        <w:t>Implication Elimination</w:t>
+      </w:r>
+      <w:r>
+        <w:rPr>
+          <w:rFonts w:hint="eastAsia"/>
+        </w:rPr>
+        <w:t>规则</w:t>
+      </w:r>
+      <w:r>
+        <w:t>（蕴含消去，</w:t>
+      </w:r>
+      <w:r>
+        <w:rPr>
+          <w:rFonts w:ascii="Cambria Math" w:hAnsi="Cambria Math" w:cs="Cambria Math"/>
+        </w:rPr>
+        <w:t>⇒</w:t>
+      </w:r>
+      <w:r>
+        <w:t>Elim）</w:t>
+      </w:r>
+    </w:p>
+    <w:p>
+      <w:r>
+        <w:rPr>
+          <w:rFonts w:hint="eastAsia"/>
+          <w:noProof/>
+        </w:rPr>
+        <w:drawing>
+          <wp:inline distT="0" distB="0" distL="0" distR="0" wp14:anchorId="16CCBC30" wp14:editId="5FF7C7B7">
+            <wp:extent cx="4627659" cy="4627659"/>
+            <wp:effectExtent l="0" t="0" r="1905" b="1905"/>
+            <wp:docPr id="642948128" name="图片 9"/>
+            <wp:cNvGraphicFramePr>
+              <a:graphicFrameLocks xmlns:a="http://schemas.openxmlformats.org/drawingml/2006/main" noChangeAspect="1"/>
+            </wp:cNvGraphicFramePr>
+            <a:graphic xmlns:a="http://schemas.openxmlformats.org/drawingml/2006/main">
+              <a:graphicData uri="http://schemas.openxmlformats.org/drawingml/2006/picture">
+                <pic:pic xmlns:pic="http://schemas.openxmlformats.org/drawingml/2006/picture">
+                  <pic:nvPicPr>
+                    <pic:cNvPr id="0" name="Picture 9"/>
+                    <pic:cNvPicPr>
+                      <a:picLocks noChangeAspect="1" noChangeArrowheads="1"/>
+                    </pic:cNvPicPr>
+                  </pic:nvPicPr>
+                  <pic:blipFill>
+                    <a:blip r:embed="rId49">
+                      <a:extLst>
+                        <a:ext uri="{28A0092B-C50C-407E-A947-70E740481C1C}">
+                          <a14:useLocalDpi xmlns:a14="http://schemas.microsoft.com/office/drawing/2010/main" val="0"/>
+                        </a:ext>
+                      </a:extLst>
+                    </a:blip>
+                    <a:srcRect/>
+                    <a:stretch>
+                      <a:fillRect/>
+                    </a:stretch>
+                  </pic:blipFill>
+                  <pic:spPr bwMode="auto">
+                    <a:xfrm>
+                      <a:off x="0" y="0"/>
+                      <a:ext cx="4637524" cy="4637524"/>
+                    </a:xfrm>
+                    <a:prstGeom prst="rect">
+                      <a:avLst/>
+                    </a:prstGeom>
+                    <a:noFill/>
+                    <a:ln>
+                      <a:noFill/>
+                    </a:ln>
+                  </pic:spPr>
+                </pic:pic>
+              </a:graphicData>
+            </a:graphic>
+          </wp:inline>
+        </w:drawing>
+      </w:r>
+    </w:p>
+    <w:p>
+      <w:pPr>
+        <w:rPr>
+          <w:rFonts w:hint="eastAsia"/>
+        </w:rPr>
+      </w:pPr>
+    </w:p>
+    <w:p>
+      <w:pPr>
+        <w:pStyle w:val="6"/>
+      </w:pPr>
+      <w:r>
+        <w:rPr>
+          <w:rFonts w:hint="eastAsia"/>
+        </w:rPr>
+        <w:t>规则</w:t>
+      </w:r>
+      <w:r>
+        <w:rPr>
+          <w:rFonts w:hint="eastAsia"/>
+        </w:rPr>
+        <w:t>6</w:t>
+      </w:r>
+      <w:r>
+        <w:rPr>
+          <w:rFonts w:hint="eastAsia"/>
+        </w:rPr>
+        <w:t xml:space="preserve"> </w:t>
+      </w:r>
+      <w:r>
+        <w:t xml:space="preserve">Implication </w:t>
+      </w:r>
+      <w:r>
+        <w:rPr>
+          <w:rFonts w:hint="eastAsia"/>
+        </w:rPr>
+        <w:t>I</w:t>
+      </w:r>
+      <w:r>
+        <w:t>ntroduction</w:t>
+      </w:r>
+      <w:r>
+        <w:rPr>
+          <w:rFonts w:hint="eastAsia"/>
+        </w:rPr>
+        <w:t>规则</w:t>
+      </w:r>
+      <w:r>
+        <w:t>（蕴含</w:t>
+      </w:r>
+      <w:r>
+        <w:rPr>
+          <w:rFonts w:hint="eastAsia"/>
+        </w:rPr>
+        <w:t>引入</w:t>
+      </w:r>
+      <w:r>
+        <w:t>，</w:t>
+      </w:r>
+      <w:r>
+        <w:rPr>
+          <w:rFonts w:ascii="Cambria Math" w:hAnsi="Cambria Math" w:cs="Cambria Math"/>
+        </w:rPr>
+        <w:t>⇒</w:t>
+      </w:r>
+      <w:r>
+        <w:rPr>
+          <w:rFonts w:ascii="Cambria Math" w:hAnsi="Cambria Math" w:cs="Cambria Math" w:hint="eastAsia"/>
+        </w:rPr>
+        <w:t>Intro</w:t>
+      </w:r>
+      <w:r>
+        <w:t>）</w:t>
+      </w:r>
+    </w:p>
+    <w:p>
+      <w:pPr>
+        <w:rPr>
+          <w:rFonts w:hint="eastAsia"/>
+        </w:rPr>
+      </w:pPr>
+    </w:p>
+    <w:p>
+      <w:r>
+        <w:drawing>
+          <wp:inline distT="0" distB="0" distL="0" distR="0" wp14:anchorId="510D6C49" wp14:editId="78AA2B85">
+            <wp:extent cx="5327374" cy="3543245"/>
+            <wp:effectExtent l="0" t="0" r="6985" b="635"/>
+            <wp:docPr id="667329066" name="图片 1"/>
+            <wp:cNvGraphicFramePr>
+              <a:graphicFrameLocks xmlns:a="http://schemas.openxmlformats.org/drawingml/2006/main" noChangeAspect="1"/>
+            </wp:cNvGraphicFramePr>
+            <a:graphic xmlns:a="http://schemas.openxmlformats.org/drawingml/2006/main">
+              <a:graphicData uri="http://schemas.openxmlformats.org/drawingml/2006/picture">
+                <pic:pic xmlns:pic="http://schemas.openxmlformats.org/drawingml/2006/picture">
+                  <pic:nvPicPr>
+                    <pic:cNvPr id="667329066" name=""/>
+                    <pic:cNvPicPr/>
+                  </pic:nvPicPr>
+                  <pic:blipFill>
+                    <a:blip r:embed="rId50"/>
+                    <a:stretch>
+                      <a:fillRect/>
+                    </a:stretch>
+                  </pic:blipFill>
+                  <pic:spPr>
+                    <a:xfrm>
+                      <a:off x="0" y="0"/>
+                      <a:ext cx="5334120" cy="3547732"/>
+                    </a:xfrm>
+                    <a:prstGeom prst="rect">
+                      <a:avLst/>
+                    </a:prstGeom>
+                  </pic:spPr>
+                </pic:pic>
+              </a:graphicData>
+            </a:graphic>
+          </wp:inline>
+        </w:drawing>
+      </w:r>
+    </w:p>
+    <w:p>
+      <w:r>
+        <w:rPr>
+          <w:rFonts w:hint="eastAsia"/>
+          <w:noProof/>
+        </w:rPr>
+        <w:lastRenderedPageBreak/>
+        <w:drawing>
+          <wp:inline distT="0" distB="0" distL="0" distR="0" wp14:anchorId="2F2F34E9" wp14:editId="22CFAAC3">
+            <wp:extent cx="5184250" cy="3520881"/>
+            <wp:effectExtent l="0" t="0" r="0" b="3810"/>
+            <wp:docPr id="1783693054" name="图片 6"/>
+            <wp:cNvGraphicFramePr>
+              <a:graphicFrameLocks xmlns:a="http://schemas.openxmlformats.org/drawingml/2006/main" noChangeAspect="1"/>
+            </wp:cNvGraphicFramePr>
+            <a:graphic xmlns:a="http://schemas.openxmlformats.org/drawingml/2006/main">
+              <a:graphicData uri="http://schemas.openxmlformats.org/drawingml/2006/picture">
+                <pic:pic xmlns:pic="http://schemas.openxmlformats.org/drawingml/2006/picture">
+                  <pic:nvPicPr>
+                    <pic:cNvPr id="0" name="Picture 6"/>
+                    <pic:cNvPicPr>
+                      <a:picLocks noChangeAspect="1" noChangeArrowheads="1"/>
+                    </pic:cNvPicPr>
+                  </pic:nvPicPr>
+                  <pic:blipFill>
+                    <a:blip r:embed="rId51">
+                      <a:extLst>
+                        <a:ext uri="{28A0092B-C50C-407E-A947-70E740481C1C}">
+                          <a14:useLocalDpi xmlns:a14="http://schemas.microsoft.com/office/drawing/2010/main" val="0"/>
+                        </a:ext>
+                      </a:extLst>
+                    </a:blip>
+                    <a:srcRect/>
+                    <a:stretch>
+                      <a:fillRect/>
+                    </a:stretch>
+                  </pic:blipFill>
+                  <pic:spPr bwMode="auto">
+                    <a:xfrm>
+                      <a:off x="0" y="0"/>
+                      <a:ext cx="5195814" cy="3528735"/>
+                    </a:xfrm>
+                    <a:prstGeom prst="rect">
+                      <a:avLst/>
+                    </a:prstGeom>
+                    <a:noFill/>
+                    <a:ln>
+                      <a:noFill/>
+                    </a:ln>
+                  </pic:spPr>
+                </pic:pic>
+              </a:graphicData>
+            </a:graphic>
+          </wp:inline>
+        </w:drawing>
+      </w:r>
+    </w:p>
+    <w:p>
+      <w:pPr>
+        <w:rPr>
+          <w:rFonts w:hint="eastAsia"/>
+        </w:rPr>
+      </w:pPr>
+    </w:p>
+    <w:p>
+      <w:r>
+        <w:rPr>
+          <w:rFonts w:hint="eastAsia"/>
+          <w:noProof/>
+        </w:rPr>
+        <w:drawing>
+          <wp:inline distT="0" distB="0" distL="0" distR="0" wp14:anchorId="55D42A1D" wp14:editId="41E10FC0">
+            <wp:extent cx="6414570" cy="2035534"/>
+            <wp:effectExtent l="0" t="0" r="5715" b="3175"/>
+            <wp:docPr id="1237213205" name="图片 5"/>
+            <wp:cNvGraphicFramePr>
+              <a:graphicFrameLocks xmlns:a="http://schemas.openxmlformats.org/drawingml/2006/main" noChangeAspect="1"/>
+            </wp:cNvGraphicFramePr>
+            <a:graphic xmlns:a="http://schemas.openxmlformats.org/drawingml/2006/main">
+              <a:graphicData uri="http://schemas.openxmlformats.org/drawingml/2006/picture">
+                <pic:pic xmlns:pic="http://schemas.openxmlformats.org/drawingml/2006/picture">
+                  <pic:nvPicPr>
+                    <pic:cNvPr id="0" name="Picture 5"/>
+                    <pic:cNvPicPr>
+                      <a:picLocks noChangeAspect="1" noChangeArrowheads="1"/>
+                    </pic:cNvPicPr>
+                  </pic:nvPicPr>
+                  <pic:blipFill>
+                    <a:blip r:embed="rId52">
+                      <a:extLst>
+                        <a:ext uri="{28A0092B-C50C-407E-A947-70E740481C1C}">
+                          <a14:useLocalDpi xmlns:a14="http://schemas.microsoft.com/office/drawing/2010/main" val="0"/>
+                        </a:ext>
+                      </a:extLst>
+                    </a:blip>
+                    <a:srcRect/>
+                    <a:stretch>
+                      <a:fillRect/>
+                    </a:stretch>
+                  </pic:blipFill>
+                  <pic:spPr bwMode="auto">
+                    <a:xfrm>
+                      <a:off x="0" y="0"/>
+                      <a:ext cx="6455793" cy="2048615"/>
+                    </a:xfrm>
+                    <a:prstGeom prst="rect">
+                      <a:avLst/>
+                    </a:prstGeom>
+                    <a:noFill/>
+                    <a:ln>
+                      <a:noFill/>
+                    </a:ln>
+                  </pic:spPr>
+                </pic:pic>
+              </a:graphicData>
+            </a:graphic>
+          </wp:inline>
+        </w:drawing>
+      </w:r>
+    </w:p>
+    <w:p/>
+    <w:p>
+      <w:pPr>
+        <w:pStyle w:val="6"/>
+      </w:pPr>
+      <w:r>
+        <w:rPr>
+          <w:rFonts w:hint="eastAsia"/>
+        </w:rPr>
+        <w:t>规则7：</w:t>
+      </w:r>
+      <w:r>
+        <w:t>Negation Introduction（否定引入，¬Intro）</w:t>
+      </w:r>
+    </w:p>
+    <w:p>
+      <w:pPr>
+        <w:ind w:firstLine="420"/>
+        <w:rPr>
+          <w:rFonts w:ascii="宋体" w:eastAsia="宋体" w:hAnsi="宋体"/>
+        </w:rPr>
+      </w:pPr>
+      <w:r>
+        <w:rPr>
+          <w:rFonts w:ascii="宋体" w:eastAsia="宋体" w:hAnsi="宋体"/>
+        </w:rPr>
+        <w:t xml:space="preserve">设想我们证明了 </w:t>
+      </w:r>
+      <w:r>
+        <w:rPr>
+          <w:rFonts w:ascii="宋体" w:eastAsia="宋体" w:hAnsi="宋体"/>
+          <w:i/>
+          <w:iCs/>
+        </w:rPr>
+        <w:t>A</w:t>
+      </w:r>
+      <w:r>
+        <w:rPr>
+          <w:rFonts w:ascii="宋体" w:eastAsia="宋体" w:hAnsi="宋体"/>
+        </w:rPr>
+        <w:t xml:space="preserve"> 蕴含 </w:t>
+      </w:r>
+      <w:r>
+        <w:rPr>
+          <w:rFonts w:ascii="宋体" w:eastAsia="宋体" w:hAnsi="宋体"/>
+          <w:i/>
+          <w:iCs/>
+        </w:rPr>
+        <w:t>B</w:t>
+      </w:r>
+      <w:r>
+        <w:rPr>
+          <w:rFonts w:ascii="宋体" w:eastAsia="宋体" w:hAnsi="宋体"/>
+        </w:rPr>
+        <w:t>∧(</w:t>
+      </w:r>
+      <w:r>
+        <w:rPr>
+          <w:rFonts w:ascii="宋体" w:eastAsia="宋体" w:hAnsi="宋体" w:cs="Calibri"/>
+        </w:rPr>
+        <w:t>¬</w:t>
+      </w:r>
+      <w:r>
+        <w:rPr>
+          <w:rFonts w:ascii="宋体" w:eastAsia="宋体" w:hAnsi="宋体"/>
+          <w:i/>
+          <w:iCs/>
+        </w:rPr>
+        <w:t>B</w:t>
+      </w:r>
+      <w:r>
+        <w:rPr>
+          <w:rFonts w:ascii="宋体" w:eastAsia="宋体" w:hAnsi="宋体"/>
+        </w:rPr>
+        <w:t xml:space="preserve">) 。换句话说，我们承认 </w:t>
+      </w:r>
+      <w:r>
+        <w:rPr>
+          <w:rFonts w:ascii="宋体" w:eastAsia="宋体" w:hAnsi="宋体"/>
+          <w:i/>
+          <w:iCs/>
+        </w:rPr>
+        <w:t>A</w:t>
+      </w:r>
+      <w:r>
+        <w:rPr>
+          <w:rFonts w:ascii="Cambria Math" w:eastAsia="宋体" w:hAnsi="Cambria Math" w:cs="Cambria Math"/>
+        </w:rPr>
+        <w:t>⇒</w:t>
+      </w:r>
+      <w:r>
+        <w:rPr>
+          <w:rFonts w:ascii="宋体" w:eastAsia="宋体" w:hAnsi="宋体"/>
+        </w:rPr>
+        <w:t>(</w:t>
+      </w:r>
+      <w:r>
+        <w:rPr>
+          <w:rFonts w:ascii="宋体" w:eastAsia="宋体" w:hAnsi="宋体"/>
+          <w:i/>
+          <w:iCs/>
+        </w:rPr>
+        <w:t>B</w:t>
+      </w:r>
+      <w:r>
+        <w:rPr>
+          <w:rFonts w:ascii="宋体" w:eastAsia="宋体" w:hAnsi="宋体"/>
+        </w:rPr>
+        <w:t>∧(</w:t>
+      </w:r>
+      <w:r>
+        <w:rPr>
+          <w:rFonts w:ascii="宋体" w:eastAsia="宋体" w:hAnsi="宋体" w:cs="Calibri"/>
+        </w:rPr>
+        <w:t>¬</w:t>
+      </w:r>
+      <w:r>
+        <w:rPr>
+          <w:rFonts w:ascii="宋体" w:eastAsia="宋体" w:hAnsi="宋体"/>
+          <w:i/>
+          <w:iCs/>
+        </w:rPr>
+        <w:t>B</w:t>
+      </w:r>
+      <w:r>
+        <w:rPr>
+          <w:rFonts w:ascii="宋体" w:eastAsia="宋体" w:hAnsi="宋体"/>
+        </w:rPr>
+        <w:t xml:space="preserve">)) 为真。但 </w:t>
+      </w:r>
+      <w:r>
+        <w:rPr>
+          <w:rFonts w:ascii="宋体" w:eastAsia="宋体" w:hAnsi="宋体"/>
+          <w:i/>
+          <w:iCs/>
+        </w:rPr>
+        <w:t>B</w:t>
+      </w:r>
+      <w:r>
+        <w:rPr>
+          <w:rFonts w:ascii="宋体" w:eastAsia="宋体" w:hAnsi="宋体"/>
+        </w:rPr>
+        <w:t>∧(</w:t>
+      </w:r>
+      <w:r>
+        <w:rPr>
+          <w:rFonts w:ascii="宋体" w:eastAsia="宋体" w:hAnsi="宋体" w:cs="Calibri"/>
+        </w:rPr>
+        <w:t>¬</w:t>
+      </w:r>
+      <w:r>
+        <w:rPr>
+          <w:rFonts w:ascii="宋体" w:eastAsia="宋体" w:hAnsi="宋体"/>
+          <w:i/>
+          <w:iCs/>
+        </w:rPr>
+        <w:t>B</w:t>
+      </w:r>
+      <w:r>
+        <w:rPr>
+          <w:rFonts w:ascii="宋体" w:eastAsia="宋体" w:hAnsi="宋体"/>
+        </w:rPr>
+        <w:t xml:space="preserve">) 是一个矛盾式：它绝不可能为真。那么 </w:t>
+      </w:r>
+      <w:r>
+        <w:rPr>
+          <w:rFonts w:ascii="宋体" w:eastAsia="宋体" w:hAnsi="宋体"/>
+          <w:i/>
+          <w:iCs/>
+        </w:rPr>
+        <w:t>A</w:t>
+      </w:r>
+      <w:r>
+        <w:rPr>
+          <w:rFonts w:ascii="宋体" w:eastAsia="宋体" w:hAnsi="宋体"/>
+        </w:rPr>
+        <w:t xml:space="preserve"> 能为真吗？不能——因为如果 </w:t>
+      </w:r>
+      <w:r>
+        <w:rPr>
+          <w:rFonts w:ascii="宋体" w:eastAsia="宋体" w:hAnsi="宋体"/>
+          <w:i/>
+          <w:iCs/>
+        </w:rPr>
+        <w:t>A</w:t>
+      </w:r>
+      <w:r>
+        <w:rPr>
+          <w:rFonts w:ascii="宋体" w:eastAsia="宋体" w:hAnsi="宋体"/>
+        </w:rPr>
+        <w:t xml:space="preserve"> 为真，那么 </w:t>
+      </w:r>
+      <w:r>
+        <w:rPr>
+          <w:rFonts w:ascii="宋体" w:eastAsia="宋体" w:hAnsi="宋体"/>
+          <w:i/>
+          <w:iCs/>
+        </w:rPr>
+        <w:t>A</w:t>
+      </w:r>
+      <w:r>
+        <w:rPr>
+          <w:rFonts w:ascii="宋体" w:eastAsia="宋体" w:hAnsi="宋体"/>
+        </w:rPr>
+        <w:t xml:space="preserve"> 为真而 </w:t>
+      </w:r>
+      <w:r>
+        <w:rPr>
+          <w:rFonts w:ascii="宋体" w:eastAsia="宋体" w:hAnsi="宋体"/>
+          <w:i/>
+          <w:iCs/>
+        </w:rPr>
+        <w:t>B</w:t>
+      </w:r>
+      <w:r>
+        <w:rPr>
+          <w:rFonts w:ascii="宋体" w:eastAsia="宋体" w:hAnsi="宋体"/>
+        </w:rPr>
+        <w:t>∧(</w:t>
+      </w:r>
+      <w:r>
+        <w:rPr>
+          <w:rFonts w:ascii="宋体" w:eastAsia="宋体" w:hAnsi="宋体" w:cs="Calibri"/>
+        </w:rPr>
+        <w:t>¬</w:t>
+      </w:r>
+      <w:r>
+        <w:rPr>
+          <w:rFonts w:ascii="宋体" w:eastAsia="宋体" w:hAnsi="宋体"/>
+          <w:i/>
+          <w:iCs/>
+        </w:rPr>
+        <w:t>B</w:t>
+      </w:r>
+      <w:r>
+        <w:rPr>
+          <w:rFonts w:ascii="宋体" w:eastAsia="宋体" w:hAnsi="宋体"/>
+        </w:rPr>
+        <w:t xml:space="preserve">) 为假，于是 </w:t>
+      </w:r>
+      <w:r>
+        <w:rPr>
+          <w:rFonts w:ascii="宋体" w:eastAsia="宋体" w:hAnsi="宋体"/>
+          <w:i/>
+          <w:iCs/>
+        </w:rPr>
+        <w:t>A</w:t>
+      </w:r>
+      <w:r>
+        <w:rPr>
+          <w:rFonts w:ascii="Cambria Math" w:eastAsia="宋体" w:hAnsi="Cambria Math" w:cs="Cambria Math"/>
+        </w:rPr>
+        <w:t>⇒</w:t>
+      </w:r>
+      <w:r>
+        <w:rPr>
+          <w:rFonts w:ascii="宋体" w:eastAsia="宋体" w:hAnsi="宋体"/>
+        </w:rPr>
+        <w:t>(</w:t>
+      </w:r>
+      <w:r>
+        <w:rPr>
+          <w:rFonts w:ascii="宋体" w:eastAsia="宋体" w:hAnsi="宋体"/>
+          <w:i/>
+          <w:iCs/>
+        </w:rPr>
+        <w:t>B</w:t>
+      </w:r>
+      <w:r>
+        <w:rPr>
+          <w:rFonts w:ascii="宋体" w:eastAsia="宋体" w:hAnsi="宋体"/>
+        </w:rPr>
+        <w:t>∧(</w:t>
+      </w:r>
+      <w:r>
+        <w:rPr>
+          <w:rFonts w:ascii="宋体" w:eastAsia="宋体" w:hAnsi="宋体" w:cs="Calibri"/>
+        </w:rPr>
+        <w:t>¬</w:t>
+      </w:r>
+      <w:r>
+        <w:rPr>
+          <w:rFonts w:ascii="宋体" w:eastAsia="宋体" w:hAnsi="宋体"/>
+          <w:i/>
+          <w:iCs/>
+        </w:rPr>
+        <w:t>B</w:t>
+      </w:r>
+      <w:r>
+        <w:rPr>
+          <w:rFonts w:ascii="宋体" w:eastAsia="宋体" w:hAnsi="宋体"/>
+        </w:rPr>
+        <w:t xml:space="preserve">)) 就为假。这是不可能的，因为我们已经承认了 </w:t>
+      </w:r>
+      <w:r>
+        <w:rPr>
+          <w:rFonts w:ascii="宋体" w:eastAsia="宋体" w:hAnsi="宋体"/>
+          <w:i/>
+          <w:iCs/>
+        </w:rPr>
+        <w:t>A</w:t>
+      </w:r>
+      <w:r>
+        <w:rPr>
+          <w:rFonts w:ascii="Cambria Math" w:eastAsia="宋体" w:hAnsi="Cambria Math" w:cs="Cambria Math"/>
+        </w:rPr>
+        <w:t>⇒</w:t>
+      </w:r>
+      <w:r>
+        <w:rPr>
+          <w:rFonts w:ascii="宋体" w:eastAsia="宋体" w:hAnsi="宋体"/>
+        </w:rPr>
+        <w:t>(</w:t>
+      </w:r>
+      <w:r>
+        <w:rPr>
+          <w:rFonts w:ascii="宋体" w:eastAsia="宋体" w:hAnsi="宋体"/>
+          <w:i/>
+          <w:iCs/>
+        </w:rPr>
+        <w:t>B</w:t>
+      </w:r>
+      <w:r>
+        <w:rPr>
+          <w:rFonts w:ascii="宋体" w:eastAsia="宋体" w:hAnsi="宋体"/>
+        </w:rPr>
+        <w:t>∧(</w:t>
+      </w:r>
+      <w:r>
+        <w:rPr>
+          <w:rFonts w:ascii="宋体" w:eastAsia="宋体" w:hAnsi="宋体" w:cs="Calibri"/>
+        </w:rPr>
+        <w:t>¬</w:t>
+      </w:r>
+      <w:r>
+        <w:rPr>
+          <w:rFonts w:ascii="宋体" w:eastAsia="宋体" w:hAnsi="宋体"/>
+          <w:i/>
+          <w:iCs/>
+        </w:rPr>
+        <w:t>B</w:t>
+      </w:r>
+      <w:r>
+        <w:rPr>
+          <w:rFonts w:ascii="宋体" w:eastAsia="宋体" w:hAnsi="宋体"/>
+        </w:rPr>
+        <w:t xml:space="preserve">)) 为真。所以，如果我们承认 </w:t>
+      </w:r>
+      <w:r>
+        <w:rPr>
+          <w:rFonts w:ascii="宋体" w:eastAsia="宋体" w:hAnsi="宋体"/>
+          <w:i/>
+          <w:iCs/>
+        </w:rPr>
+        <w:t>A</w:t>
+      </w:r>
+      <w:r>
+        <w:rPr>
+          <w:rFonts w:ascii="Cambria Math" w:eastAsia="宋体" w:hAnsi="Cambria Math" w:cs="Cambria Math"/>
+        </w:rPr>
+        <w:t>⇒</w:t>
+      </w:r>
+      <w:r>
+        <w:rPr>
+          <w:rFonts w:ascii="宋体" w:eastAsia="宋体" w:hAnsi="宋体"/>
+        </w:rPr>
+        <w:t>(</w:t>
+      </w:r>
+      <w:r>
+        <w:rPr>
+          <w:rFonts w:ascii="宋体" w:eastAsia="宋体" w:hAnsi="宋体"/>
+          <w:i/>
+          <w:iCs/>
+        </w:rPr>
+        <w:t>B</w:t>
+      </w:r>
+      <w:r>
+        <w:rPr>
+          <w:rFonts w:ascii="宋体" w:eastAsia="宋体" w:hAnsi="宋体"/>
+        </w:rPr>
+        <w:t>∧(</w:t>
+      </w:r>
+      <w:r>
+        <w:rPr>
+          <w:rFonts w:ascii="宋体" w:eastAsia="宋体" w:hAnsi="宋体" w:cs="Calibri"/>
+        </w:rPr>
+        <w:t>¬</w:t>
+      </w:r>
+      <w:r>
+        <w:rPr>
+          <w:rFonts w:ascii="宋体" w:eastAsia="宋体" w:hAnsi="宋体"/>
+          <w:i/>
+          <w:iCs/>
+        </w:rPr>
+        <w:t>B</w:t>
+      </w:r>
+      <w:r>
+        <w:rPr>
+          <w:rFonts w:ascii="宋体" w:eastAsia="宋体" w:hAnsi="宋体"/>
+        </w:rPr>
+        <w:t xml:space="preserve">)) 为真，就必须承认 </w:t>
+      </w:r>
+      <w:r>
+        <w:rPr>
+          <w:rFonts w:ascii="宋体" w:eastAsia="宋体" w:hAnsi="宋体"/>
+          <w:i/>
+          <w:iCs/>
+        </w:rPr>
+        <w:t>A</w:t>
+      </w:r>
+      <w:r>
+        <w:rPr>
+          <w:rFonts w:ascii="宋体" w:eastAsia="宋体" w:hAnsi="宋体"/>
+        </w:rPr>
+        <w:t xml:space="preserve"> 为假。也就是说，我们承认 </w:t>
+      </w:r>
+      <w:r>
+        <w:rPr>
+          <w:rFonts w:ascii="宋体" w:eastAsia="宋体" w:hAnsi="宋体" w:cs="Calibri"/>
+        </w:rPr>
+        <w:t>¬</w:t>
+      </w:r>
+      <w:r>
+        <w:rPr>
+          <w:rFonts w:ascii="宋体" w:eastAsia="宋体" w:hAnsi="宋体"/>
+          <w:i/>
+          <w:iCs/>
+        </w:rPr>
+        <w:t>A</w:t>
+      </w:r>
+      <w:r>
+        <w:rPr>
+          <w:rFonts w:ascii="宋体" w:eastAsia="宋体" w:hAnsi="宋体"/>
+        </w:rPr>
+        <w:t xml:space="preserve"> 为真。</w:t>
+      </w:r>
+    </w:p>
+    <w:p>
+      <w:pPr>
+        <w:rPr>
+          <w:rFonts w:ascii="宋体" w:eastAsia="宋体" w:hAnsi="宋体" w:hint="eastAsia"/>
+        </w:rPr>
+      </w:pPr>
+    </w:p>
+    <w:p>
+      <w:pPr>
+        <w:ind w:firstLine="420"/>
+        <w:rPr>
+          <w:rFonts w:ascii="宋体" w:eastAsia="宋体" w:hAnsi="宋体"/>
+        </w:rPr>
+      </w:pPr>
+      <w:r>
+        <w:rPr>
+          <w:rFonts w:ascii="宋体" w:eastAsia="宋体" w:hAnsi="宋体"/>
+        </w:rPr>
+        <w:t>这便为</w:t>
+      </w:r>
+      <w:r>
+        <w:rPr>
+          <w:rFonts w:ascii="宋体" w:eastAsia="宋体" w:hAnsi="宋体"/>
+          <w:b/>
+          <w:bCs/>
+        </w:rPr>
+        <w:t>否定引入规则（negation introduction rule）</w:t>
+      </w:r>
+      <w:r>
+        <w:rPr>
+          <w:rFonts w:ascii="宋体" w:eastAsia="宋体" w:hAnsi="宋体"/>
+        </w:rPr>
+        <w:t xml:space="preserve">提供了依据：如果 </w:t>
+      </w:r>
+      <w:r>
+        <w:rPr>
+          <w:rFonts w:ascii="宋体" w:eastAsia="宋体" w:hAnsi="宋体"/>
+          <w:i/>
+          <w:iCs/>
+        </w:rPr>
+        <w:t>A</w:t>
+      </w:r>
+      <w:r>
+        <w:rPr>
+          <w:rFonts w:ascii="Cambria Math" w:eastAsia="宋体" w:hAnsi="Cambria Math" w:cs="Cambria Math"/>
+        </w:rPr>
+        <w:t>⇒</w:t>
+      </w:r>
+      <w:r>
+        <w:rPr>
+          <w:rFonts w:ascii="宋体" w:eastAsia="宋体" w:hAnsi="宋体"/>
+        </w:rPr>
+        <w:t>(</w:t>
+      </w:r>
+      <w:r>
+        <w:rPr>
+          <w:rFonts w:ascii="宋体" w:eastAsia="宋体" w:hAnsi="宋体"/>
+          <w:i/>
+          <w:iCs/>
+        </w:rPr>
+        <w:t>B</w:t>
+      </w:r>
+      <w:r>
+        <w:rPr>
+          <w:rFonts w:ascii="宋体" w:eastAsia="宋体" w:hAnsi="宋体"/>
+        </w:rPr>
+        <w:t>∧(</w:t>
+      </w:r>
+      <w:r>
+        <w:rPr>
+          <w:rFonts w:ascii="宋体" w:eastAsia="宋体" w:hAnsi="宋体" w:cs="Calibri"/>
+        </w:rPr>
+        <w:t>¬</w:t>
+      </w:r>
+      <w:r>
+        <w:rPr>
+          <w:rFonts w:ascii="宋体" w:eastAsia="宋体" w:hAnsi="宋体"/>
+          <w:i/>
+          <w:iCs/>
+        </w:rPr>
+        <w:t>B</w:t>
+      </w:r>
+      <w:r>
+        <w:rPr>
+          <w:rFonts w:ascii="宋体" w:eastAsia="宋体" w:hAnsi="宋体"/>
+        </w:rPr>
+        <w:t xml:space="preserve">)) 出现在序列的第 </w:t>
+      </w:r>
+      <w:r>
+        <w:rPr>
+          <w:rFonts w:ascii="宋体" w:eastAsia="宋体" w:hAnsi="宋体"/>
+          <w:i/>
+          <w:iCs/>
+        </w:rPr>
+        <w:t>j</w:t>
+      </w:r>
+      <w:r>
+        <w:rPr>
+          <w:rFonts w:ascii="宋体" w:eastAsia="宋体" w:hAnsi="宋体"/>
+        </w:rPr>
+        <w:t xml:space="preserve"> 行，那么我们可以在后面某一行写上 </w:t>
+      </w:r>
+      <w:r>
+        <w:rPr>
+          <w:rFonts w:ascii="宋体" w:eastAsia="宋体" w:hAnsi="宋体" w:cs="Calibri"/>
+        </w:rPr>
+        <w:t>¬</w:t>
+      </w:r>
+      <w:r>
+        <w:rPr>
+          <w:rFonts w:ascii="宋体" w:eastAsia="宋体" w:hAnsi="宋体"/>
+          <w:i/>
+          <w:iCs/>
+        </w:rPr>
+        <w:t>A</w:t>
+      </w:r>
+      <w:r>
+        <w:rPr>
+          <w:rFonts w:ascii="宋体" w:eastAsia="宋体" w:hAnsi="宋体"/>
+        </w:rPr>
+        <w:t xml:space="preserve"> ，其依据标注为 </w:t>
+      </w:r>
+      <w:r>
+        <w:rPr>
+          <w:rFonts w:ascii="宋体" w:eastAsia="宋体" w:hAnsi="宋体" w:cs="Calibri"/>
+          <w:b/>
+          <w:bCs/>
+        </w:rPr>
+        <w:t>¬</w:t>
+      </w:r>
+      <w:r>
+        <w:rPr>
+          <w:rFonts w:ascii="宋体" w:eastAsia="宋体" w:hAnsi="宋体"/>
+          <w:b/>
+          <w:bCs/>
+        </w:rPr>
+        <w:t>Intro j</w:t>
+      </w:r>
+      <w:r>
+        <w:rPr>
+          <w:rFonts w:ascii="宋体" w:eastAsia="宋体" w:hAnsi="宋体"/>
+        </w:rPr>
+        <w:t>。</w:t>
+      </w:r>
+    </w:p>
+    <w:p>
+      <w:pPr>
+        <w:ind w:firstLine="420"/>
+        <w:rPr>
+          <w:rFonts w:ascii="宋体" w:eastAsia="宋体" w:hAnsi="宋体" w:hint="eastAsia"/>
+        </w:rPr>
+      </w:pPr>
+    </w:p>
+    <w:p>
+      <w:pPr>
+        <w:ind w:firstLine="420"/>
+        <w:rPr>
+          <w:rFonts w:ascii="宋体" w:eastAsia="宋体" w:hAnsi="宋体"/>
+        </w:rPr>
+      </w:pPr>
+      <w:r>
+        <w:rPr>
+          <w:rFonts w:ascii="宋体" w:eastAsia="宋体" w:hAnsi="宋体"/>
+        </w:rPr>
+        <w:t xml:space="preserve">我们可以把矛盾 </w:t>
+      </w:r>
+      <w:r>
+        <w:rPr>
+          <w:rFonts w:ascii="宋体" w:eastAsia="宋体" w:hAnsi="宋体"/>
+          <w:i/>
+          <w:iCs/>
+        </w:rPr>
+        <w:t>B</w:t>
+      </w:r>
+      <w:r>
+        <w:rPr>
+          <w:rFonts w:ascii="宋体" w:eastAsia="宋体" w:hAnsi="宋体"/>
+        </w:rPr>
+        <w:t>∧(</w:t>
+      </w:r>
+      <w:r>
+        <w:rPr>
+          <w:rFonts w:ascii="宋体" w:eastAsia="宋体" w:hAnsi="宋体" w:cs="Calibri"/>
+        </w:rPr>
+        <w:t>¬</w:t>
+      </w:r>
+      <w:r>
+        <w:rPr>
+          <w:rFonts w:ascii="宋体" w:eastAsia="宋体" w:hAnsi="宋体"/>
+          <w:i/>
+          <w:iCs/>
+        </w:rPr>
+        <w:t>B</w:t>
+      </w:r>
+      <w:r>
+        <w:rPr>
+          <w:rFonts w:ascii="宋体" w:eastAsia="宋体" w:hAnsi="宋体"/>
+        </w:rPr>
+        <w:t>) 理解为某种</w:t>
+      </w:r>
+      <w:r>
+        <w:rPr>
+          <w:rFonts w:ascii="宋体" w:eastAsia="宋体" w:hAnsi="宋体"/>
+          <w:b/>
+          <w:bCs/>
+        </w:rPr>
+        <w:t>不可能成立的东西</w:t>
+      </w:r>
+      <w:r>
+        <w:rPr>
+          <w:rFonts w:ascii="宋体" w:eastAsia="宋体" w:hAnsi="宋体"/>
+        </w:rPr>
+        <w:t xml:space="preserve">。所以这条规则说的是：如果 </w:t>
+      </w:r>
+      <w:r>
+        <w:rPr>
+          <w:rFonts w:ascii="宋体" w:eastAsia="宋体" w:hAnsi="宋体"/>
+          <w:i/>
+          <w:iCs/>
+        </w:rPr>
+        <w:t>A</w:t>
+      </w:r>
+      <w:r>
+        <w:rPr>
+          <w:rFonts w:ascii="宋体" w:eastAsia="宋体" w:hAnsi="宋体"/>
+        </w:rPr>
+        <w:t xml:space="preserve"> 蕴含了某个不可能成立的东西，那么 </w:t>
+      </w:r>
+      <w:r>
+        <w:rPr>
+          <w:rFonts w:ascii="宋体" w:eastAsia="宋体" w:hAnsi="宋体"/>
+          <w:i/>
+          <w:iCs/>
+        </w:rPr>
+        <w:t>A</w:t>
+      </w:r>
+      <w:r>
+        <w:rPr>
+          <w:rFonts w:ascii="宋体" w:eastAsia="宋体" w:hAnsi="宋体"/>
+        </w:rPr>
+        <w:t xml:space="preserve"> 就不可能为真，因此 </w:t>
+      </w:r>
+      <w:r>
+        <w:rPr>
+          <w:rFonts w:ascii="宋体" w:eastAsia="宋体" w:hAnsi="宋体" w:cs="Calibri"/>
+        </w:rPr>
+        <w:t>¬</w:t>
+      </w:r>
+      <w:r>
+        <w:rPr>
+          <w:rFonts w:ascii="宋体" w:eastAsia="宋体" w:hAnsi="宋体"/>
+          <w:i/>
+          <w:iCs/>
+        </w:rPr>
+        <w:t>A</w:t>
+      </w:r>
+      <w:r>
+        <w:rPr>
+          <w:rFonts w:ascii="宋体" w:eastAsia="宋体" w:hAnsi="宋体"/>
+        </w:rPr>
+        <w:t xml:space="preserve"> 为真。这与</w:t>
+      </w:r>
+      <w:r>
+        <w:rPr>
+          <w:rFonts w:ascii="宋体" w:eastAsia="宋体" w:hAnsi="宋体"/>
+          <w:b/>
+          <w:bCs/>
+        </w:rPr>
+        <w:t>反证法（proof by contradiction）</w:t>
+      </w:r>
+      <w:r>
+        <w:rPr>
+          <w:rFonts w:ascii="宋体" w:eastAsia="宋体" w:hAnsi="宋体"/>
+        </w:rPr>
+        <w:t xml:space="preserve">的思想是相通的：我们假设 </w:t>
+      </w:r>
+      <w:r>
+        <w:rPr>
+          <w:rFonts w:ascii="宋体" w:eastAsia="宋体" w:hAnsi="宋体"/>
+          <w:i/>
+          <w:iCs/>
+        </w:rPr>
+        <w:t>A</w:t>
+      </w:r>
+      <w:r>
+        <w:rPr>
+          <w:rFonts w:ascii="宋体" w:eastAsia="宋体" w:hAnsi="宋体"/>
+        </w:rPr>
+        <w:t xml:space="preserve"> 为真，并从这个假设出发证明出一个矛盾——即某个不可能成立的东西。这就告诉我们 </w:t>
+      </w:r>
+      <w:r>
+        <w:rPr>
+          <w:rFonts w:ascii="宋体" w:eastAsia="宋体" w:hAnsi="宋体" w:cs="Calibri"/>
+        </w:rPr>
+        <w:t>¬</w:t>
+      </w:r>
+      <w:r>
+        <w:rPr>
+          <w:rFonts w:ascii="宋体" w:eastAsia="宋体" w:hAnsi="宋体"/>
+          <w:i/>
+          <w:iCs/>
+        </w:rPr>
+        <w:t>A</w:t>
+      </w:r>
+      <w:r>
+        <w:rPr>
+          <w:rFonts w:ascii="宋体" w:eastAsia="宋体" w:hAnsi="宋体"/>
+        </w:rPr>
+        <w:t xml:space="preserve"> 必定为真。</w:t>
+      </w:r>
+    </w:p>
+    <w:p>
+      <w:pPr>
+        <w:ind w:firstLine="420"/>
+        <w:rPr>
+          <w:rFonts w:ascii="宋体" w:eastAsia="宋体" w:hAnsi="宋体"/>
+        </w:rPr>
+      </w:pPr>
+      <w:r>
+        <w:rPr>
+          <w:rFonts w:ascii="宋体" w:eastAsia="宋体" w:hAnsi="宋体" w:hint="eastAsia"/>
+          <w:b/>
+          <w:bCs/>
+        </w:rPr>
+        <w:t>结论形式</w:t>
+      </w:r>
+      <w:r>
+        <w:rPr>
+          <w:rFonts w:ascii="宋体" w:eastAsia="宋体" w:hAnsi="宋体" w:hint="eastAsia"/>
+        </w:rPr>
+        <w:t xml:space="preserve">：           </w:t>
+      </w:r>
+      <w:r>
+        <w:rPr>
+          <w:rFonts w:ascii="宋体" w:eastAsia="宋体" w:hAnsi="宋体" w:hint="eastAsia"/>
+          <w:noProof/>
+        </w:rPr>
+        <w:drawing>
+          <wp:inline distT="0" distB="0" distL="0" distR="0" wp14:anchorId="3B01107F" wp14:editId="2E9736C3">
+            <wp:extent cx="904461" cy="333955"/>
+            <wp:effectExtent l="0" t="0" r="0" b="9525"/>
+            <wp:docPr id="460149093" name="图片 12"/>
+            <wp:cNvGraphicFramePr>
+              <a:graphicFrameLocks xmlns:a="http://schemas.openxmlformats.org/drawingml/2006/main" noChangeAspect="1"/>
+            </wp:cNvGraphicFramePr>
+            <a:graphic xmlns:a="http://schemas.openxmlformats.org/drawingml/2006/main">
+              <a:graphicData uri="http://schemas.openxmlformats.org/drawingml/2006/picture">
+                <pic:pic xmlns:pic="http://schemas.openxmlformats.org/drawingml/2006/picture">
+                  <pic:nvPicPr>
+                    <pic:cNvPr id="0" name="Picture 34"/>
+                    <pic:cNvPicPr>
+                      <a:picLocks noChangeAspect="1" noChangeArrowheads="1"/>
+                    </pic:cNvPicPr>
+                  </pic:nvPicPr>
+                  <pic:blipFill>
+                    <a:blip r:embed="rId53">
+                      <a:extLst>
+                        <a:ext uri="{28A0092B-C50C-407E-A947-70E740481C1C}">
+                          <a14:useLocalDpi xmlns:a14="http://schemas.microsoft.com/office/drawing/2010/main" val="0"/>
+                        </a:ext>
+                      </a:extLst>
+                    </a:blip>
+                    <a:srcRect/>
+                    <a:stretch>
+                      <a:fillRect/>
+                    </a:stretch>
+                  </pic:blipFill>
+                  <pic:spPr bwMode="auto">
+                    <a:xfrm>
+                      <a:off x="0" y="0"/>
+                      <a:ext cx="910275" cy="336102"/>
+                    </a:xfrm>
+                    <a:prstGeom prst="rect">
+                      <a:avLst/>
+                    </a:prstGeom>
+                    <a:noFill/>
+                    <a:ln>
+                      <a:noFill/>
+                    </a:ln>
+                  </pic:spPr>
+                </pic:pic>
+              </a:graphicData>
+            </a:graphic>
+          </wp:inline>
+        </w:drawing>
+      </w:r>
+    </w:p>
+    <w:p>
+      <w:pPr>
+        <w:ind w:firstLine="420"/>
+        <w:rPr>
+          <w:rFonts w:ascii="宋体" w:eastAsia="宋体" w:hAnsi="宋体" w:hint="eastAsia"/>
+        </w:rPr>
+      </w:pPr>
+    </w:p>
+    <w:p>
+      <w:pPr>
+        <w:rPr>
+          <w:rFonts w:hint="eastAsia"/>
+        </w:rPr>
+      </w:pPr>
+    </w:p>
+    <w:p/>
+    <w:p/>
+    <w:p>
+      <w:pPr>
+        <w:pStyle w:val="6"/>
+      </w:pPr>
+      <w:r>
+        <w:rPr>
+          <w:rFonts w:hint="eastAsia"/>
+        </w:rPr>
+        <w:lastRenderedPageBreak/>
+        <w:t>规则</w:t>
+      </w:r>
+      <w:r>
+        <w:rPr>
+          <w:rFonts w:hint="eastAsia"/>
+        </w:rPr>
+        <w:t>8</w:t>
+      </w:r>
+      <w:r>
+        <w:rPr>
+          <w:rFonts w:hint="eastAsia"/>
+        </w:rPr>
+        <w:t>：</w:t>
+      </w:r>
+      <w:r>
+        <w:t>Double negation rule</w:t>
+      </w:r>
+      <w:r>
+        <w:t>（</w:t>
+      </w:r>
+      <w:r>
+        <w:rPr>
+          <w:rFonts w:hint="eastAsia"/>
+        </w:rPr>
+        <w:t>双重</w:t>
+      </w:r>
+      <w:r>
+        <w:t>否定，¬¬）</w:t>
+      </w:r>
+    </w:p>
+    <w:p>
+      <w:pPr>
+        <w:ind w:firstLine="420"/>
+        <w:rPr>
+          <w:rFonts w:ascii="宋体" w:eastAsia="宋体" w:hAnsi="宋体"/>
+        </w:rPr>
+      </w:pPr>
+      <w:r>
+        <w:rPr>
+          <w:rFonts w:ascii="宋体" w:eastAsia="宋体" w:hAnsi="宋体"/>
+        </w:rPr>
+        <w:t>如果我们承认 ¬(¬A) 为真，那么显然也必须承认 A 为真，因为二者是逻辑等价的。所以，如果 ¬(¬A) 出现在序列的第 j 行，那么我们可以在后面某一行写上 A ，其依据标注为 ¬¬ j。</w:t>
+      </w:r>
+    </w:p>
+    <w:p>
+      <w:pPr>
+        <w:ind w:firstLine="420"/>
+        <w:rPr>
+          <w:rFonts w:ascii="宋体" w:eastAsia="宋体" w:hAnsi="宋体" w:hint="eastAsia"/>
+        </w:rPr>
+      </w:pPr>
+    </w:p>
+    <w:p>
+      <w:pPr>
+        <w:ind w:firstLine="420"/>
+        <w:rPr>
+          <w:rFonts w:ascii="宋体" w:eastAsia="宋体" w:hAnsi="宋体"/>
+        </w:rPr>
+      </w:pPr>
+      <w:r>
+        <w:rPr>
+          <w:rFonts w:ascii="宋体" w:eastAsia="宋体" w:hAnsi="宋体"/>
+        </w:rPr>
+        <w:t>同样地，如果 A 出现在第 j 行，我们也可以引入一个双重否定，在后面某一行写上 ¬(¬A) ，依据的标注相同，也是 ¬¬ j。</w:t>
+      </w:r>
+    </w:p>
+    <w:p>
+      <w:pPr>
+        <w:rPr>
+          <w:rFonts w:hint="eastAsia"/>
+        </w:rPr>
+      </w:pPr>
+    </w:p>
+    <w:p>
+      <w:pPr>
+        <w:ind w:firstLine="420"/>
+        <w:rPr>
+          <w:rFonts w:ascii="宋体" w:eastAsia="宋体" w:hAnsi="宋体"/>
+        </w:rPr>
+      </w:pPr>
+      <w:r>
+        <w:rPr>
+          <w:rFonts w:ascii="宋体" w:eastAsia="宋体" w:hAnsi="宋体" w:hint="eastAsia"/>
+          <w:b/>
+          <w:bCs/>
+        </w:rPr>
+        <w:t>结论形式</w:t>
+      </w:r>
+      <w:r>
+        <w:rPr>
+          <w:rFonts w:ascii="宋体" w:eastAsia="宋体" w:hAnsi="宋体" w:hint="eastAsia"/>
+        </w:rPr>
+        <w:t xml:space="preserve">：           </w:t>
+      </w:r>
+      <w:r>
+        <w:rPr>
+          <w:rFonts w:ascii="宋体" w:eastAsia="宋体" w:hAnsi="宋体" w:hint="eastAsia"/>
+          <w:noProof/>
+        </w:rPr>
+        <w:drawing>
+          <wp:inline distT="0" distB="0" distL="0" distR="0" wp14:anchorId="26A34C3F" wp14:editId="1992F9C5">
+            <wp:extent cx="1630045" cy="476885"/>
+            <wp:effectExtent l="0" t="0" r="8255" b="0"/>
+            <wp:docPr id="2025742512" name="图片 13"/>
+            <wp:cNvGraphicFramePr>
+              <a:graphicFrameLocks xmlns:a="http://schemas.openxmlformats.org/drawingml/2006/main" noChangeAspect="1"/>
+            </wp:cNvGraphicFramePr>
+            <a:graphic xmlns:a="http://schemas.openxmlformats.org/drawingml/2006/main">
+              <a:graphicData uri="http://schemas.openxmlformats.org/drawingml/2006/picture">
+                <pic:pic xmlns:pic="http://schemas.openxmlformats.org/drawingml/2006/picture">
+                  <pic:nvPicPr>
+                    <pic:cNvPr id="0" name="Picture 37"/>
+                    <pic:cNvPicPr>
+                      <a:picLocks noChangeAspect="1" noChangeArrowheads="1"/>
+                    </pic:cNvPicPr>
+                  </pic:nvPicPr>
+                  <pic:blipFill>
+                    <a:blip r:embed="rId54">
+                      <a:extLst>
+                        <a:ext uri="{28A0092B-C50C-407E-A947-70E740481C1C}">
+                          <a14:useLocalDpi xmlns:a14="http://schemas.microsoft.com/office/drawing/2010/main" val="0"/>
+                        </a:ext>
+                      </a:extLst>
+                    </a:blip>
+                    <a:srcRect/>
+                    <a:stretch>
+                      <a:fillRect/>
+                    </a:stretch>
+                  </pic:blipFill>
+                  <pic:spPr bwMode="auto">
+                    <a:xfrm>
+                      <a:off x="0" y="0"/>
+                      <a:ext cx="1630045" cy="476885"/>
+                    </a:xfrm>
+                    <a:prstGeom prst="rect">
+                      <a:avLst/>
+                    </a:prstGeom>
+                    <a:noFill/>
+                    <a:ln>
+                      <a:noFill/>
+                    </a:ln>
+                  </pic:spPr>
+                </pic:pic>
+              </a:graphicData>
+            </a:graphic>
+          </wp:inline>
+        </w:drawing>
+      </w:r>
+    </w:p>
+    <w:p>
+      <w:pPr>
+        <w:pStyle w:val="6"/>
+      </w:pPr>
+    </w:p>
+    <w:p>
+      <w:pPr>
+        <w:rPr>
+          <w:rFonts w:hint="eastAsia"/>
+        </w:rPr>
+      </w:pPr>
+    </w:p>
+    <w:p>
+      <w:pPr>
+        <w:pStyle w:val="6"/>
+      </w:pPr>
+      <w:r>
+        <w:rPr>
+          <w:rFonts w:hint="eastAsia"/>
+        </w:rPr>
+        <w:t>规则对比</w:t>
+      </w:r>
+    </w:p>
+    <w:p>
+      <w:pPr>
+        <w:rPr>
+          <w:rFonts w:hint="eastAsia"/>
+        </w:rPr>
+      </w:pPr>
+    </w:p>
+    <w:tbl>
+      <w:tblPr>
+        <w:tblStyle w:val="af1"/>
+        <w:tblW w:w="0" w:type="auto"/>
+        <w:tblLook w:val="04A0" w:firstRow="1" w:lastRow="0" w:firstColumn="1" w:lastColumn="0" w:noHBand="0" w:noVBand="1"/>
+      </w:tblPr>
+      <w:tblGrid>
+        <w:gridCol w:w="1032"/>
+        <w:gridCol w:w="1568"/>
+        <w:gridCol w:w="1730"/>
+        <w:gridCol w:w="6126"/>
+      </w:tblGrid>
+      <w:tr>
+        <w:tc>
+          <w:tcPr>
+            <w:tcW w:w="1032" w:type="dxa"/>
+            <w:vMerge w:val="restart"/>
+          </w:tcPr>
+          <w:p>
+            <w:pPr>
+              <w:rPr>
+                <w:rFonts w:hint="eastAsia"/>
+              </w:rPr>
+            </w:pPr>
+            <w:r>
+              <w:rPr>
+                <w:rFonts w:cstheme="majorBidi"/>
+                <w:color w:val="0F4761" w:themeColor="accent1" w:themeShade="BF"/>
+                <w:sz w:val="24"/>
+                <w:szCs w:val="24"/>
+              </w:rPr>
+              <w:t>∧</w:t>
+            </w:r>
+          </w:p>
+        </w:tc>
+        <w:tc>
+          <w:tcPr>
+            <w:tcW w:w="1568" w:type="dxa"/>
+          </w:tcPr>
+          <w:p>
+            <w:pPr>
+              <w:rPr>
+                <w:rFonts w:cstheme="majorBidi" w:hint="eastAsia"/>
+                <w:color w:val="0F4761" w:themeColor="accent1" w:themeShade="BF"/>
+                <w:sz w:val="24"/>
+                <w:szCs w:val="24"/>
+              </w:rPr>
+            </w:pPr>
+            <w:r>
+              <w:rPr>
+                <w:rFonts w:cstheme="majorBidi"/>
+                <w:color w:val="0F4761" w:themeColor="accent1" w:themeShade="BF"/>
+                <w:sz w:val="24"/>
+                <w:szCs w:val="24"/>
+              </w:rPr>
+              <w:t>∧</w:t>
+            </w:r>
+            <w:r>
+              <w:rPr>
+                <w:rFonts w:cstheme="majorBidi" w:hint="eastAsia"/>
+                <w:color w:val="0F4761" w:themeColor="accent1" w:themeShade="BF"/>
+                <w:sz w:val="24"/>
+                <w:szCs w:val="24"/>
+              </w:rPr>
+              <w:t xml:space="preserve">Elim </w:t>
+            </w:r>
+            <w:r>
+              <w:rPr>
+                <w:rFonts w:cstheme="majorBidi" w:hint="eastAsia"/>
+                <w:color w:val="0F4761" w:themeColor="accent1" w:themeShade="BF"/>
+                <w:sz w:val="24"/>
+                <w:szCs w:val="24"/>
+              </w:rPr>
+              <w:t xml:space="preserve">    </w:t>
+            </w:r>
+            <w:r>
+              <w:rPr>
+                <w:rFonts w:cstheme="majorBidi" w:hint="eastAsia"/>
+                <w:color w:val="0F4761" w:themeColor="accent1" w:themeShade="BF"/>
+                <w:sz w:val="24"/>
+                <w:szCs w:val="24"/>
+              </w:rPr>
+              <w:t>i</w:t>
+            </w:r>
+          </w:p>
+        </w:tc>
+        <w:tc>
+          <w:tcPr>
+            <w:tcW w:w="1730" w:type="dxa"/>
+          </w:tcPr>
+          <w:p>
+            <w:pPr>
+              <w:rPr>
+                <w:rFonts w:cstheme="majorBidi" w:hint="eastAsia"/>
+                <w:color w:val="0F4761" w:themeColor="accent1" w:themeShade="BF"/>
+                <w:sz w:val="24"/>
+                <w:szCs w:val="24"/>
+              </w:rPr>
+            </w:pPr>
+            <w:r>
+              <w:rPr>
+                <w:rFonts w:cstheme="majorBidi" w:hint="eastAsia"/>
+                <w:color w:val="0F4761" w:themeColor="accent1" w:themeShade="BF"/>
+                <w:sz w:val="24"/>
+                <w:szCs w:val="24"/>
+              </w:rPr>
+              <w:t>结论消除</w:t>
+            </w:r>
+            <w:r>
+              <w:rPr>
+                <w:rFonts w:cstheme="majorBidi"/>
+                <w:color w:val="0F4761" w:themeColor="accent1" w:themeShade="BF"/>
+                <w:sz w:val="24"/>
+                <w:szCs w:val="24"/>
+              </w:rPr>
+              <w:t>∧</w:t>
+            </w:r>
+          </w:p>
+        </w:tc>
+        <w:tc>
+          <w:tcPr>
+            <w:tcW w:w="6126" w:type="dxa"/>
+          </w:tcPr>
+          <w:p>
+            <w:pPr>
+              <w:rPr>
+                <w:rFonts w:cstheme="majorBidi" w:hint="eastAsia"/>
+                <w:color w:val="0F4761" w:themeColor="accent1" w:themeShade="BF"/>
+                <w:sz w:val="24"/>
+                <w:szCs w:val="24"/>
+              </w:rPr>
+            </w:pPr>
+            <w:r>
+              <w:rPr>
+                <w:rFonts w:cstheme="majorBidi"/>
+                <w:color w:val="0F4761" w:themeColor="accent1" w:themeShade="BF"/>
+                <w:sz w:val="24"/>
+                <w:szCs w:val="24"/>
+              </w:rPr>
+              <w:drawing>
+                <wp:inline distT="0" distB="0" distL="0" distR="0" wp14:anchorId="1B2840A2" wp14:editId="72444D6E">
+                  <wp:extent cx="1276528" cy="352474"/>
+                  <wp:effectExtent l="0" t="0" r="0" b="9525"/>
+                  <wp:docPr id="1470734093" name="图片 1"/>
+                  <wp:cNvGraphicFramePr>
+                    <a:graphicFrameLocks xmlns:a="http://schemas.openxmlformats.org/drawingml/2006/main" noChangeAspect="1"/>
+                  </wp:cNvGraphicFramePr>
+                  <a:graphic xmlns:a="http://schemas.openxmlformats.org/drawingml/2006/main">
+                    <a:graphicData uri="http://schemas.openxmlformats.org/drawingml/2006/picture">
+                      <pic:pic xmlns:pic="http://schemas.openxmlformats.org/drawingml/2006/picture">
+                        <pic:nvPicPr>
+                          <pic:cNvPr id="1470734093" name=""/>
+                          <pic:cNvPicPr/>
+                        </pic:nvPicPr>
+                        <pic:blipFill>
+                          <a:blip r:embed="rId55"/>
+                          <a:stretch>
+                            <a:fillRect/>
+                          </a:stretch>
+                        </pic:blipFill>
+                        <pic:spPr>
+                          <a:xfrm>
+                            <a:off x="0" y="0"/>
+                            <a:ext cx="1276528" cy="352474"/>
+                          </a:xfrm>
+                          <a:prstGeom prst="rect">
+                            <a:avLst/>
+                          </a:prstGeom>
+                        </pic:spPr>
+                      </pic:pic>
+                    </a:graphicData>
+                  </a:graphic>
+                </wp:inline>
+              </w:drawing>
+            </w:r>
+          </w:p>
+        </w:tc>
+      </w:tr>
+      <w:tr>
+        <w:trPr>
+          <w:trHeight w:val="588"/>
+        </w:trPr>
+        <w:tc>
+          <w:tcPr>
+            <w:tcW w:w="1032" w:type="dxa"/>
+            <w:vMerge/>
+          </w:tcPr>
+          <w:p>
+            <w:pPr>
+              <w:rPr>
+                <w:rFonts w:hint="eastAsia"/>
+              </w:rPr>
+            </w:pPr>
+          </w:p>
+        </w:tc>
+        <w:tc>
+          <w:tcPr>
+            <w:tcW w:w="1568" w:type="dxa"/>
+          </w:tcPr>
+          <w:p>
+            <w:pPr>
+              <w:rPr>
+                <w:rFonts w:cstheme="majorBidi" w:hint="eastAsia"/>
+                <w:color w:val="0F4761" w:themeColor="accent1" w:themeShade="BF"/>
+                <w:sz w:val="24"/>
+                <w:szCs w:val="24"/>
+              </w:rPr>
+            </w:pPr>
+            <w:r>
+              <w:rPr>
+                <w:rFonts w:cstheme="majorBidi"/>
+                <w:color w:val="0F4761" w:themeColor="accent1" w:themeShade="BF"/>
+                <w:sz w:val="24"/>
+                <w:szCs w:val="24"/>
+              </w:rPr>
+              <w:t>∧</w:t>
+            </w:r>
+            <w:r>
+              <w:rPr>
+                <w:rFonts w:cstheme="majorBidi" w:hint="eastAsia"/>
+                <w:color w:val="0F4761" w:themeColor="accent1" w:themeShade="BF"/>
+                <w:sz w:val="24"/>
+                <w:szCs w:val="24"/>
+              </w:rPr>
+              <w:t xml:space="preserve">Intro  </w:t>
+            </w:r>
+            <w:r>
+              <w:rPr>
+                <w:rFonts w:cstheme="majorBidi" w:hint="eastAsia"/>
+                <w:color w:val="0F4761" w:themeColor="accent1" w:themeShade="BF"/>
+                <w:sz w:val="24"/>
+                <w:szCs w:val="24"/>
+              </w:rPr>
+              <w:t xml:space="preserve">  </w:t>
+            </w:r>
+            <w:r>
+              <w:rPr>
+                <w:rFonts w:cstheme="majorBidi" w:hint="eastAsia"/>
+                <w:color w:val="0F4761" w:themeColor="accent1" w:themeShade="BF"/>
+                <w:sz w:val="24"/>
+                <w:szCs w:val="24"/>
+              </w:rPr>
+              <w:t>i,</w:t>
+            </w:r>
+            <w:r>
+              <w:rPr>
+                <w:rFonts w:cstheme="majorBidi" w:hint="eastAsia"/>
+                <w:color w:val="0F4761" w:themeColor="accent1" w:themeShade="BF"/>
+                <w:sz w:val="24"/>
+                <w:szCs w:val="24"/>
+              </w:rPr>
+              <w:t xml:space="preserve"> </w:t>
+            </w:r>
+            <w:r>
+              <w:rPr>
+                <w:rFonts w:cstheme="majorBidi" w:hint="eastAsia"/>
+                <w:color w:val="0F4761" w:themeColor="accent1" w:themeShade="BF"/>
+                <w:sz w:val="24"/>
+                <w:szCs w:val="24"/>
+              </w:rPr>
+              <w:t>j</w:t>
+            </w:r>
+          </w:p>
+        </w:tc>
+        <w:tc>
+          <w:tcPr>
+            <w:tcW w:w="1730" w:type="dxa"/>
+          </w:tcPr>
+          <w:p>
+            <w:pPr>
+              <w:rPr>
+                <w:rFonts w:cstheme="majorBidi" w:hint="eastAsia"/>
+                <w:color w:val="0F4761" w:themeColor="accent1" w:themeShade="BF"/>
+                <w:sz w:val="24"/>
+                <w:szCs w:val="24"/>
+              </w:rPr>
+            </w:pPr>
+            <w:r>
+              <w:rPr>
+                <w:rFonts w:cstheme="majorBidi" w:hint="eastAsia"/>
+                <w:color w:val="0F4761" w:themeColor="accent1" w:themeShade="BF"/>
+                <w:sz w:val="24"/>
+                <w:szCs w:val="24"/>
+              </w:rPr>
+              <w:t>结论产生</w:t>
+            </w:r>
+            <w:r>
+              <w:rPr>
+                <w:rFonts w:cstheme="majorBidi"/>
+                <w:color w:val="0F4761" w:themeColor="accent1" w:themeShade="BF"/>
+                <w:sz w:val="24"/>
+                <w:szCs w:val="24"/>
+              </w:rPr>
+              <w:t>∧</w:t>
+            </w:r>
+          </w:p>
+        </w:tc>
+        <w:tc>
+          <w:tcPr>
+            <w:tcW w:w="6126" w:type="dxa"/>
+          </w:tcPr>
+          <w:p>
+            <w:pPr>
+              <w:rPr>
+                <w:rFonts w:cstheme="majorBidi" w:hint="eastAsia"/>
+                <w:color w:val="0F4761" w:themeColor="accent1" w:themeShade="BF"/>
+                <w:sz w:val="24"/>
+                <w:szCs w:val="24"/>
+              </w:rPr>
+            </w:pPr>
+            <w:r>
+              <w:rPr>
+                <w:rFonts w:cstheme="majorBidi"/>
+                <w:color w:val="0F4761" w:themeColor="accent1" w:themeShade="BF"/>
+                <w:sz w:val="24"/>
+                <w:szCs w:val="24"/>
+              </w:rPr>
+              <w:drawing>
+                <wp:inline distT="0" distB="0" distL="0" distR="0" wp14:anchorId="0EFBF9DB" wp14:editId="73AD09EB">
+                  <wp:extent cx="533474" cy="362001"/>
+                  <wp:effectExtent l="0" t="0" r="0" b="0"/>
+                  <wp:docPr id="271751161" name="图片 1"/>
+                  <wp:cNvGraphicFramePr>
+                    <a:graphicFrameLocks xmlns:a="http://schemas.openxmlformats.org/drawingml/2006/main" noChangeAspect="1"/>
+                  </wp:cNvGraphicFramePr>
+                  <a:graphic xmlns:a="http://schemas.openxmlformats.org/drawingml/2006/main">
+                    <a:graphicData uri="http://schemas.openxmlformats.org/drawingml/2006/picture">
+                      <pic:pic xmlns:pic="http://schemas.openxmlformats.org/drawingml/2006/picture">
+                        <pic:nvPicPr>
+                          <pic:cNvPr id="271751161" name=""/>
+                          <pic:cNvPicPr/>
+                        </pic:nvPicPr>
+                        <pic:blipFill>
+                          <a:blip r:embed="rId56"/>
+                          <a:stretch>
+                            <a:fillRect/>
+                          </a:stretch>
+                        </pic:blipFill>
+                        <pic:spPr>
+                          <a:xfrm>
+                            <a:off x="0" y="0"/>
+                            <a:ext cx="533474" cy="362001"/>
+                          </a:xfrm>
+                          <a:prstGeom prst="rect">
+                            <a:avLst/>
+                          </a:prstGeom>
+                        </pic:spPr>
+                      </pic:pic>
+                    </a:graphicData>
+                  </a:graphic>
+                </wp:inline>
+              </w:drawing>
+            </w:r>
+          </w:p>
+        </w:tc>
+      </w:tr>
+      <w:tr>
+        <w:tc>
+          <w:tcPr>
+            <w:tcW w:w="1032" w:type="dxa"/>
+            <w:vMerge w:val="restart"/>
+          </w:tcPr>
+          <w:p>
+            <w:pPr>
+              <w:rPr>
+                <w:rFonts w:hint="eastAsia"/>
+              </w:rPr>
+            </w:pPr>
+            <w:r>
+              <w:rPr>
+                <w:rFonts w:cstheme="majorBidi"/>
+                <w:color w:val="0F4761" w:themeColor="accent1" w:themeShade="BF"/>
+                <w:sz w:val="24"/>
+                <w:szCs w:val="24"/>
+              </w:rPr>
+              <w:t>∨</w:t>
+            </w:r>
+          </w:p>
+        </w:tc>
+        <w:tc>
+          <w:tcPr>
+            <w:tcW w:w="1568" w:type="dxa"/>
+          </w:tcPr>
+          <w:p>
+            <w:pPr>
+              <w:rPr>
+                <w:rFonts w:cstheme="majorBidi" w:hint="eastAsia"/>
+                <w:color w:val="0F4761" w:themeColor="accent1" w:themeShade="BF"/>
+                <w:sz w:val="24"/>
+                <w:szCs w:val="24"/>
+              </w:rPr>
+            </w:pPr>
+            <w:r>
+              <w:rPr>
+                <w:rFonts w:cstheme="majorBidi"/>
+                <w:color w:val="0F4761" w:themeColor="accent1" w:themeShade="BF"/>
+                <w:sz w:val="24"/>
+                <w:szCs w:val="24"/>
+              </w:rPr>
+              <w:t>∨</w:t>
+            </w:r>
+            <w:r>
+              <w:rPr>
+                <w:rFonts w:cstheme="majorBidi" w:hint="eastAsia"/>
+                <w:color w:val="0F4761" w:themeColor="accent1" w:themeShade="BF"/>
+                <w:sz w:val="24"/>
+                <w:szCs w:val="24"/>
+              </w:rPr>
+              <w:t xml:space="preserve">Elim </w:t>
+            </w:r>
+            <w:r>
+              <w:rPr>
+                <w:rFonts w:cstheme="majorBidi" w:hint="eastAsia"/>
+                <w:color w:val="0F4761" w:themeColor="accent1" w:themeShade="BF"/>
+                <w:sz w:val="24"/>
+                <w:szCs w:val="24"/>
+              </w:rPr>
+              <w:t xml:space="preserve">    </w:t>
+            </w:r>
+            <w:r>
+              <w:rPr>
+                <w:rFonts w:cstheme="majorBidi" w:hint="eastAsia"/>
+                <w:color w:val="0F4761" w:themeColor="accent1" w:themeShade="BF"/>
+                <w:sz w:val="24"/>
+                <w:szCs w:val="24"/>
+              </w:rPr>
+              <w:t>i</w:t>
+            </w:r>
+            <w:r>
+              <w:rPr>
+                <w:rFonts w:cstheme="majorBidi" w:hint="eastAsia"/>
+                <w:color w:val="0F4761" w:themeColor="accent1" w:themeShade="BF"/>
+                <w:sz w:val="24"/>
+                <w:szCs w:val="24"/>
+              </w:rPr>
+              <w:t>-</w:t>
+            </w:r>
+            <w:r>
+              <w:rPr>
+                <w:rFonts w:cstheme="majorBidi" w:hint="eastAsia"/>
+                <w:color w:val="0F4761" w:themeColor="accent1" w:themeShade="BF"/>
+                <w:sz w:val="24"/>
+                <w:szCs w:val="24"/>
+              </w:rPr>
+              <w:t>j</w:t>
+            </w:r>
+            <w:r>
+              <w:rPr>
+                <w:rFonts w:cstheme="majorBidi" w:hint="eastAsia"/>
+                <w:color w:val="0F4761" w:themeColor="accent1" w:themeShade="BF"/>
+                <w:sz w:val="24"/>
+                <w:szCs w:val="24"/>
+              </w:rPr>
+              <w:t xml:space="preserve"> </w:t>
+            </w:r>
+          </w:p>
+        </w:tc>
+        <w:tc>
+          <w:tcPr>
+            <w:tcW w:w="1730" w:type="dxa"/>
+          </w:tcPr>
+          <w:p>
+            <w:pPr>
+              <w:rPr>
+                <w:rFonts w:cstheme="majorBidi" w:hint="eastAsia"/>
+                <w:color w:val="0F4761" w:themeColor="accent1" w:themeShade="BF"/>
+                <w:sz w:val="24"/>
+                <w:szCs w:val="24"/>
+              </w:rPr>
+            </w:pPr>
+            <w:r>
+              <w:rPr>
+                <w:rFonts w:cstheme="majorBidi" w:hint="eastAsia"/>
+                <w:color w:val="0F4761" w:themeColor="accent1" w:themeShade="BF"/>
+                <w:sz w:val="24"/>
+                <w:szCs w:val="24"/>
+              </w:rPr>
+              <w:t>结论消除</w:t>
+            </w:r>
+            <w:r>
+              <w:rPr>
+                <w:rFonts w:cstheme="majorBidi"/>
+                <w:color w:val="0F4761" w:themeColor="accent1" w:themeShade="BF"/>
+                <w:sz w:val="24"/>
+                <w:szCs w:val="24"/>
+              </w:rPr>
+              <w:t>∨</w:t>
+            </w:r>
+          </w:p>
+        </w:tc>
+        <w:tc>
+          <w:tcPr>
+            <w:tcW w:w="6126" w:type="dxa"/>
+          </w:tcPr>
+          <w:p>
+            <w:pPr>
+              <w:rPr>
+                <w:rFonts w:cstheme="majorBidi" w:hint="eastAsia"/>
+                <w:color w:val="0F4761" w:themeColor="accent1" w:themeShade="BF"/>
+                <w:sz w:val="24"/>
+                <w:szCs w:val="24"/>
+              </w:rPr>
+            </w:pPr>
+            <w:r>
+              <w:rPr>
+                <w:rFonts w:cstheme="majorBidi"/>
+                <w:color w:val="0F4761" w:themeColor="accent1" w:themeShade="BF"/>
+                <w:sz w:val="24"/>
+                <w:szCs w:val="24"/>
+              </w:rPr>
+              <w:drawing>
+                <wp:inline distT="0" distB="0" distL="0" distR="0" wp14:anchorId="2DD28B6C" wp14:editId="013B701A">
+                  <wp:extent cx="1390844" cy="304843"/>
+                  <wp:effectExtent l="0" t="0" r="0" b="0"/>
+                  <wp:docPr id="1024915526" name="图片 1"/>
+                  <wp:cNvGraphicFramePr>
+                    <a:graphicFrameLocks xmlns:a="http://schemas.openxmlformats.org/drawingml/2006/main" noChangeAspect="1"/>
+                  </wp:cNvGraphicFramePr>
+                  <a:graphic xmlns:a="http://schemas.openxmlformats.org/drawingml/2006/main">
+                    <a:graphicData uri="http://schemas.openxmlformats.org/drawingml/2006/picture">
+                      <pic:pic xmlns:pic="http://schemas.openxmlformats.org/drawingml/2006/picture">
+                        <pic:nvPicPr>
+                          <pic:cNvPr id="1024915526" name=""/>
+                          <pic:cNvPicPr/>
+                        </pic:nvPicPr>
+                        <pic:blipFill>
+                          <a:blip r:embed="rId57"/>
+                          <a:stretch>
+                            <a:fillRect/>
+                          </a:stretch>
+                        </pic:blipFill>
+                        <pic:spPr>
+                          <a:xfrm>
+                            <a:off x="0" y="0"/>
+                            <a:ext cx="1390844" cy="304843"/>
+                          </a:xfrm>
+                          <a:prstGeom prst="rect">
+                            <a:avLst/>
+                          </a:prstGeom>
+                        </pic:spPr>
+                      </pic:pic>
+                    </a:graphicData>
+                  </a:graphic>
+                </wp:inline>
+              </w:drawing>
+            </w:r>
+          </w:p>
+        </w:tc>
+      </w:tr>
+      <w:tr>
+        <w:tc>
+          <w:tcPr>
+            <w:tcW w:w="1032" w:type="dxa"/>
+            <w:vMerge/>
+          </w:tcPr>
+          <w:p>
+            <w:pPr>
+              <w:rPr>
+                <w:rFonts w:hint="eastAsia"/>
+              </w:rPr>
+            </w:pPr>
+          </w:p>
+        </w:tc>
+        <w:tc>
+          <w:tcPr>
+            <w:tcW w:w="1568" w:type="dxa"/>
+          </w:tcPr>
+          <w:p>
+            <w:pPr>
+              <w:rPr>
+                <w:rFonts w:cstheme="majorBidi" w:hint="eastAsia"/>
+                <w:color w:val="0F4761" w:themeColor="accent1" w:themeShade="BF"/>
+                <w:sz w:val="24"/>
+                <w:szCs w:val="24"/>
+              </w:rPr>
+            </w:pPr>
+            <w:r>
+              <w:rPr>
+                <w:rFonts w:cstheme="majorBidi"/>
+                <w:color w:val="0F4761" w:themeColor="accent1" w:themeShade="BF"/>
+                <w:sz w:val="24"/>
+                <w:szCs w:val="24"/>
+              </w:rPr>
+              <w:t>∨</w:t>
+            </w:r>
+            <w:r>
+              <w:rPr>
+                <w:rFonts w:cstheme="majorBidi" w:hint="eastAsia"/>
+                <w:color w:val="0F4761" w:themeColor="accent1" w:themeShade="BF"/>
+                <w:sz w:val="24"/>
+                <w:szCs w:val="24"/>
+              </w:rPr>
+              <w:t xml:space="preserve">Intro </w:t>
+            </w:r>
+            <w:r>
+              <w:rPr>
+                <w:rFonts w:cstheme="majorBidi" w:hint="eastAsia"/>
+                <w:color w:val="0F4761" w:themeColor="accent1" w:themeShade="BF"/>
+                <w:sz w:val="24"/>
+                <w:szCs w:val="24"/>
+              </w:rPr>
+              <w:t xml:space="preserve">  </w:t>
+            </w:r>
+            <w:r>
+              <w:rPr>
+                <w:rFonts w:cstheme="majorBidi" w:hint="eastAsia"/>
+                <w:color w:val="0F4761" w:themeColor="accent1" w:themeShade="BF"/>
+                <w:sz w:val="24"/>
+                <w:szCs w:val="24"/>
+              </w:rPr>
+              <w:t xml:space="preserve"> </w:t>
+            </w:r>
+            <w:r>
+              <w:rPr>
+                <w:rFonts w:cstheme="majorBidi" w:hint="eastAsia"/>
+                <w:color w:val="0F4761" w:themeColor="accent1" w:themeShade="BF"/>
+                <w:sz w:val="24"/>
+                <w:szCs w:val="24"/>
+              </w:rPr>
+              <w:t>i</w:t>
+            </w:r>
+          </w:p>
+        </w:tc>
+        <w:tc>
+          <w:tcPr>
+            <w:tcW w:w="1730" w:type="dxa"/>
+          </w:tcPr>
+          <w:p>
+            <w:pPr>
+              <w:rPr>
+                <w:rFonts w:cstheme="majorBidi" w:hint="eastAsia"/>
+                <w:color w:val="0F4761" w:themeColor="accent1" w:themeShade="BF"/>
+                <w:sz w:val="24"/>
+                <w:szCs w:val="24"/>
+              </w:rPr>
+            </w:pPr>
+            <w:r>
+              <w:rPr>
+                <w:rFonts w:cstheme="majorBidi" w:hint="eastAsia"/>
+                <w:color w:val="0F4761" w:themeColor="accent1" w:themeShade="BF"/>
+                <w:sz w:val="24"/>
+                <w:szCs w:val="24"/>
+              </w:rPr>
+              <w:t>结论产生</w:t>
+            </w:r>
+            <w:r>
+              <w:rPr>
+                <w:rFonts w:cstheme="majorBidi"/>
+                <w:color w:val="0F4761" w:themeColor="accent1" w:themeShade="BF"/>
+                <w:sz w:val="24"/>
+                <w:szCs w:val="24"/>
+              </w:rPr>
+              <w:t>∨</w:t>
+            </w:r>
+          </w:p>
+        </w:tc>
+        <w:tc>
+          <w:tcPr>
+            <w:tcW w:w="6126" w:type="dxa"/>
+          </w:tcPr>
+          <w:p>
+            <w:pPr>
+              <w:rPr>
+                <w:rFonts w:cstheme="majorBidi" w:hint="eastAsia"/>
+                <w:color w:val="0F4761" w:themeColor="accent1" w:themeShade="BF"/>
+                <w:sz w:val="24"/>
+                <w:szCs w:val="24"/>
+              </w:rPr>
+            </w:pPr>
+            <w:r>
+              <w:rPr>
+                <w:rFonts w:cstheme="majorBidi"/>
+                <w:color w:val="0F4761" w:themeColor="accent1" w:themeShade="BF"/>
+                <w:sz w:val="24"/>
+                <w:szCs w:val="24"/>
+              </w:rPr>
+              <w:drawing>
+                <wp:inline distT="0" distB="0" distL="0" distR="0" wp14:anchorId="5C40213C" wp14:editId="2014EF50">
+                  <wp:extent cx="1704975" cy="288404"/>
+                  <wp:effectExtent l="0" t="0" r="0" b="0"/>
+                  <wp:docPr id="1784490463" name="图片 1"/>
+                  <wp:cNvGraphicFramePr>
+                    <a:graphicFrameLocks xmlns:a="http://schemas.openxmlformats.org/drawingml/2006/main" noChangeAspect="1"/>
+                  </wp:cNvGraphicFramePr>
+                  <a:graphic xmlns:a="http://schemas.openxmlformats.org/drawingml/2006/main">
+                    <a:graphicData uri="http://schemas.openxmlformats.org/drawingml/2006/picture">
+                      <pic:pic xmlns:pic="http://schemas.openxmlformats.org/drawingml/2006/picture">
+                        <pic:nvPicPr>
+                          <pic:cNvPr id="1784490463" name=""/>
+                          <pic:cNvPicPr/>
+                        </pic:nvPicPr>
+                        <pic:blipFill>
+                          <a:blip r:embed="rId58"/>
+                          <a:stretch>
+                            <a:fillRect/>
+                          </a:stretch>
+                        </pic:blipFill>
+                        <pic:spPr>
+                          <a:xfrm>
+                            <a:off x="0" y="0"/>
+                            <a:ext cx="1717264" cy="290483"/>
+                          </a:xfrm>
+                          <a:prstGeom prst="rect">
+                            <a:avLst/>
+                          </a:prstGeom>
+                        </pic:spPr>
+                      </pic:pic>
+                    </a:graphicData>
+                  </a:graphic>
+                </wp:inline>
+              </w:drawing>
+            </w:r>
+          </w:p>
+        </w:tc>
+      </w:tr>
+      <w:tr>
+        <w:tc>
+          <w:tcPr>
+            <w:tcW w:w="1032" w:type="dxa"/>
+            <w:vMerge w:val="restart"/>
+          </w:tcPr>
+          <w:p>
+            <w:pPr>
+              <w:rPr>
+                <w:rFonts w:hint="eastAsia"/>
+              </w:rPr>
+            </w:pPr>
+            <w:r>
+              <w:rPr>
+                <w:rFonts w:ascii="Cambria Math" w:hAnsi="Cambria Math" w:cs="Cambria Math" w:hint="eastAsia"/>
+                <w:color w:val="0F4761" w:themeColor="accent1" w:themeShade="BF"/>
+                <w:sz w:val="24"/>
+                <w:szCs w:val="24"/>
+              </w:rPr>
+              <w:t>=&gt;</w:t>
+            </w:r>
+          </w:p>
+        </w:tc>
+        <w:tc>
+          <w:tcPr>
+            <w:tcW w:w="1568" w:type="dxa"/>
+          </w:tcPr>
+          <w:p>
+            <w:pPr>
+              <w:rPr>
+                <w:rFonts w:cstheme="majorBidi" w:hint="eastAsia"/>
+                <w:color w:val="0F4761" w:themeColor="accent1" w:themeShade="BF"/>
+                <w:sz w:val="24"/>
+                <w:szCs w:val="24"/>
+              </w:rPr>
+            </w:pPr>
+            <w:r>
+              <w:rPr>
+                <w:rFonts w:cstheme="majorBidi" w:hint="eastAsia"/>
+                <w:color w:val="0F4761" w:themeColor="accent1" w:themeShade="BF"/>
+                <w:sz w:val="24"/>
+                <w:szCs w:val="24"/>
+              </w:rPr>
+              <w:t xml:space="preserve">=&gt; </w:t>
+            </w:r>
+            <w:r>
+              <w:rPr>
+                <w:rFonts w:cstheme="majorBidi" w:hint="eastAsia"/>
+                <w:color w:val="0F4761" w:themeColor="accent1" w:themeShade="BF"/>
+                <w:sz w:val="24"/>
+                <w:szCs w:val="24"/>
+              </w:rPr>
+              <w:t>Elim</w:t>
+            </w:r>
+            <w:r>
+              <w:rPr>
+                <w:rFonts w:cstheme="majorBidi" w:hint="eastAsia"/>
+                <w:color w:val="0F4761" w:themeColor="accent1" w:themeShade="BF"/>
+                <w:sz w:val="24"/>
+                <w:szCs w:val="24"/>
+              </w:rPr>
+              <w:t xml:space="preserve">  </w:t>
+            </w:r>
+            <w:r>
+              <w:rPr>
+                <w:rFonts w:cstheme="majorBidi" w:hint="eastAsia"/>
+                <w:color w:val="0F4761" w:themeColor="accent1" w:themeShade="BF"/>
+                <w:sz w:val="24"/>
+                <w:szCs w:val="24"/>
+              </w:rPr>
+              <w:t xml:space="preserve"> </w:t>
+            </w:r>
+            <w:r>
+              <w:rPr>
+                <w:rFonts w:cstheme="majorBidi" w:hint="eastAsia"/>
+                <w:color w:val="0F4761" w:themeColor="accent1" w:themeShade="BF"/>
+                <w:sz w:val="24"/>
+                <w:szCs w:val="24"/>
+              </w:rPr>
+              <w:t>i, j</w:t>
+            </w:r>
+          </w:p>
+        </w:tc>
+        <w:tc>
+          <w:tcPr>
+            <w:tcW w:w="1730" w:type="dxa"/>
+          </w:tcPr>
+          <w:p>
+            <w:pPr>
+              <w:rPr>
+                <w:rFonts w:cstheme="majorBidi" w:hint="eastAsia"/>
+                <w:color w:val="0F4761" w:themeColor="accent1" w:themeShade="BF"/>
+                <w:sz w:val="24"/>
+                <w:szCs w:val="24"/>
+              </w:rPr>
+            </w:pPr>
+            <w:r>
+              <w:rPr>
+                <w:rFonts w:cstheme="majorBidi" w:hint="eastAsia"/>
+                <w:color w:val="0F4761" w:themeColor="accent1" w:themeShade="BF"/>
+                <w:sz w:val="24"/>
+                <w:szCs w:val="24"/>
+              </w:rPr>
+              <w:t>结论消除=&gt;</w:t>
+            </w:r>
+          </w:p>
+        </w:tc>
+        <w:tc>
+          <w:tcPr>
+            <w:tcW w:w="6126" w:type="dxa"/>
+          </w:tcPr>
+          <w:p>
+            <w:pPr>
+              <w:rPr>
+                <w:rFonts w:cstheme="majorBidi" w:hint="eastAsia"/>
+                <w:color w:val="0F4761" w:themeColor="accent1" w:themeShade="BF"/>
+                <w:sz w:val="24"/>
+                <w:szCs w:val="24"/>
+              </w:rPr>
+            </w:pPr>
+            <w:r>
+              <w:rPr>
+                <w:rFonts w:cstheme="majorBidi"/>
+                <w:color w:val="0F4761" w:themeColor="accent1" w:themeShade="BF"/>
+                <w:sz w:val="24"/>
+                <w:szCs w:val="24"/>
+              </w:rPr>
+              <w:drawing>
+                <wp:inline distT="0" distB="0" distL="0" distR="0" wp14:anchorId="64F5AFE2" wp14:editId="40695E33">
+                  <wp:extent cx="638264" cy="314369"/>
+                  <wp:effectExtent l="0" t="0" r="9525" b="9525"/>
+                  <wp:docPr id="1065005760" name="图片 1"/>
+                  <wp:cNvGraphicFramePr>
+                    <a:graphicFrameLocks xmlns:a="http://schemas.openxmlformats.org/drawingml/2006/main" noChangeAspect="1"/>
+                  </wp:cNvGraphicFramePr>
+                  <a:graphic xmlns:a="http://schemas.openxmlformats.org/drawingml/2006/main">
+                    <a:graphicData uri="http://schemas.openxmlformats.org/drawingml/2006/picture">
+                      <pic:pic xmlns:pic="http://schemas.openxmlformats.org/drawingml/2006/picture">
+                        <pic:nvPicPr>
+                          <pic:cNvPr id="1065005760" name=""/>
+                          <pic:cNvPicPr/>
+                        </pic:nvPicPr>
+                        <pic:blipFill>
+                          <a:blip r:embed="rId59"/>
+                          <a:stretch>
+                            <a:fillRect/>
+                          </a:stretch>
+                        </pic:blipFill>
+                        <pic:spPr>
+                          <a:xfrm>
+                            <a:off x="0" y="0"/>
+                            <a:ext cx="638264" cy="314369"/>
+                          </a:xfrm>
+                          <a:prstGeom prst="rect">
+                            <a:avLst/>
+                          </a:prstGeom>
+                        </pic:spPr>
+                      </pic:pic>
+                    </a:graphicData>
+                  </a:graphic>
+                </wp:inline>
+              </w:drawing>
+            </w:r>
+          </w:p>
+        </w:tc>
+      </w:tr>
+      <w:tr>
+        <w:tc>
+          <w:tcPr>
+            <w:tcW w:w="1032" w:type="dxa"/>
+            <w:vMerge/>
+          </w:tcPr>
+          <w:p>
+            <w:pPr>
+              <w:rPr>
+                <w:rFonts w:hint="eastAsia"/>
+              </w:rPr>
+            </w:pPr>
+          </w:p>
+        </w:tc>
+        <w:tc>
+          <w:tcPr>
+            <w:tcW w:w="1568" w:type="dxa"/>
+          </w:tcPr>
+          <w:p>
+            <w:pPr>
+              <w:rPr>
+                <w:rFonts w:cstheme="majorBidi" w:hint="eastAsia"/>
+                <w:color w:val="0F4761" w:themeColor="accent1" w:themeShade="BF"/>
+                <w:sz w:val="24"/>
+                <w:szCs w:val="24"/>
+              </w:rPr>
+            </w:pPr>
+            <w:r>
+              <w:rPr>
+                <w:rFonts w:cstheme="majorBidi" w:hint="eastAsia"/>
+                <w:color w:val="0F4761" w:themeColor="accent1" w:themeShade="BF"/>
+                <w:sz w:val="24"/>
+                <w:szCs w:val="24"/>
+              </w:rPr>
+              <w:t xml:space="preserve">=&gt; </w:t>
+            </w:r>
+            <w:r>
+              <w:rPr>
+                <w:rFonts w:cstheme="majorBidi" w:hint="eastAsia"/>
+                <w:color w:val="0F4761" w:themeColor="accent1" w:themeShade="BF"/>
+                <w:sz w:val="24"/>
+                <w:szCs w:val="24"/>
+              </w:rPr>
+              <w:t>Intro  i</w:t>
+            </w:r>
+            <w:r>
+              <w:rPr>
+                <w:rFonts w:cstheme="majorBidi" w:hint="eastAsia"/>
+                <w:color w:val="0F4761" w:themeColor="accent1" w:themeShade="BF"/>
+                <w:sz w:val="24"/>
+                <w:szCs w:val="24"/>
+              </w:rPr>
+              <w:t>-</w:t>
+            </w:r>
+            <w:r>
+              <w:rPr>
+                <w:rFonts w:cstheme="majorBidi" w:hint="eastAsia"/>
+                <w:color w:val="0F4761" w:themeColor="accent1" w:themeShade="BF"/>
+                <w:sz w:val="24"/>
+                <w:szCs w:val="24"/>
+              </w:rPr>
+              <w:t>j</w:t>
+            </w:r>
+          </w:p>
+        </w:tc>
+        <w:tc>
+          <w:tcPr>
+            <w:tcW w:w="1730" w:type="dxa"/>
+          </w:tcPr>
+          <w:p>
+            <w:pPr>
+              <w:rPr>
+                <w:rFonts w:cstheme="majorBidi" w:hint="eastAsia"/>
+                <w:color w:val="0F4761" w:themeColor="accent1" w:themeShade="BF"/>
+                <w:sz w:val="24"/>
+                <w:szCs w:val="24"/>
+              </w:rPr>
+            </w:pPr>
+            <w:r>
+              <w:rPr>
+                <w:rFonts w:cstheme="majorBidi" w:hint="eastAsia"/>
+                <w:color w:val="0F4761" w:themeColor="accent1" w:themeShade="BF"/>
+                <w:sz w:val="24"/>
+                <w:szCs w:val="24"/>
+              </w:rPr>
+              <w:t>结论产生=&gt;</w:t>
+            </w:r>
+          </w:p>
+        </w:tc>
+        <w:tc>
+          <w:tcPr>
+            <w:tcW w:w="6126" w:type="dxa"/>
+          </w:tcPr>
+          <w:p>
+            <w:pPr>
+              <w:rPr>
+                <w:rFonts w:cstheme="majorBidi" w:hint="eastAsia"/>
+                <w:color w:val="0F4761" w:themeColor="accent1" w:themeShade="BF"/>
+                <w:sz w:val="24"/>
+                <w:szCs w:val="24"/>
+              </w:rPr>
+            </w:pPr>
+            <w:r>
+              <w:rPr>
+                <w:rFonts w:hint="eastAsia"/>
+              </w:rPr>
+              <w:object w:dxaOrig="5910" w:dyaOrig="615" w14:anchorId="41B5C14D">
+                <v:shapetype id="_x0000_t75" coordsize="21600,21600" o:spt="75" o:preferrelative="t" path="m@4@5l@4@11@9@11@9@5xe" filled="f" stroked="f">
+                  <v:stroke joinstyle="miter"/>
+                  <v:formulas>
+                    <v:f eqn="if lineDrawn pixelLineWidth 0"/>
+                    <v:f eqn="sum @0 1 0"/>
+                    <v:f eqn="sum 0 0 @1"/>
+                    <v:f eqn="prod @2 1 2"/>
+                    <v:f eqn="prod @3 21600 pixelWidth"/>
+                    <v:f eqn="prod @3 21600 pixelHeight"/>
+                    <v:f eqn="sum @0 0 1"/>
+                    <v:f eqn="prod @6 1 2"/>
+                    <v:f eqn="prod @7 21600 pixelWidth"/>
+                    <v:f eqn="sum @8 21600 0"/>
+                    <v:f eqn="prod @7 21600 pixelHeight"/>
+                    <v:f eqn="sum @10 21600 0"/>
+                  </v:formulas>
+                  <v:path o:extrusionok="f" gradientshapeok="t" o:connecttype="rect"/>
+                  <o:lock v:ext="edit" aspectratio="t"/>
+                </v:shapetype>
+                <v:shape id="_x0000_i1042" type="#_x0000_t75" style="width:295.5pt;height:30.75pt" o:ole="">
+                  <v:imagedata r:id="rId60" o:title=""/>
+                </v:shape>
+                <o:OLEObject Type="Embed" ProgID="PBrush" ShapeID="_x0000_i1042" DrawAspect="Content" ObjectID="_1853077474" r:id="rId61"/>
+              </w:object>
+            </w:r>
+          </w:p>
+        </w:tc>
+      </w:tr>
+      <w:tr>
+        <w:tc>
+          <w:tcPr>
+            <w:tcW w:w="1032" w:type="dxa"/>
+            <w:vMerge w:val="restart"/>
+          </w:tcPr>
+          <w:p>
+            <w:pPr>
+              <w:rPr>
+                <w:rFonts w:hint="eastAsia"/>
+              </w:rPr>
+            </w:pPr>
+            <w:r>
+              <w:rPr>
+                <w:rFonts w:ascii="Cambria Math" w:hAnsi="Cambria Math" w:cs="Cambria Math"/>
+                <w:color w:val="0F4761" w:themeColor="accent1" w:themeShade="BF"/>
+                <w:sz w:val="24"/>
+                <w:szCs w:val="24"/>
+              </w:rPr>
+              <w:t>¬</w:t>
+            </w:r>
+          </w:p>
+        </w:tc>
+        <w:tc>
+          <w:tcPr>
+            <w:tcW w:w="1568" w:type="dxa"/>
+          </w:tcPr>
+          <w:p>
+            <w:pPr>
+              <w:rPr>
+                <w:rFonts w:cstheme="majorBidi" w:hint="eastAsia"/>
+                <w:color w:val="0F4761" w:themeColor="accent1" w:themeShade="BF"/>
+                <w:sz w:val="24"/>
+                <w:szCs w:val="24"/>
+              </w:rPr>
+            </w:pPr>
+            <w:r>
+              <w:rPr>
+                <w:rFonts w:cstheme="majorBidi"/>
+                <w:color w:val="0F4761" w:themeColor="accent1" w:themeShade="BF"/>
+                <w:sz w:val="24"/>
+                <w:szCs w:val="24"/>
+              </w:rPr>
+              <w:t>¬¬</w:t>
+            </w:r>
+          </w:p>
+        </w:tc>
+        <w:tc>
+          <w:tcPr>
+            <w:tcW w:w="1730" w:type="dxa"/>
+          </w:tcPr>
+          <w:p>
+            <w:pPr>
+              <w:rPr>
+                <w:rFonts w:cstheme="majorBidi" w:hint="eastAsia"/>
+                <w:color w:val="0F4761" w:themeColor="accent1" w:themeShade="BF"/>
+                <w:sz w:val="24"/>
+                <w:szCs w:val="24"/>
+              </w:rPr>
+            </w:pPr>
+            <w:r>
+              <w:rPr>
+                <w:rFonts w:cstheme="majorBidi" w:hint="eastAsia"/>
+                <w:color w:val="0F4761" w:themeColor="accent1" w:themeShade="BF"/>
+                <w:sz w:val="24"/>
+                <w:szCs w:val="24"/>
+              </w:rPr>
+              <w:t>结论产生/消除</w:t>
+            </w:r>
+            <w:r>
+              <w:rPr>
+                <w:rFonts w:ascii="Cambria Math" w:hAnsi="Cambria Math" w:cs="Cambria Math"/>
+                <w:color w:val="0F4761" w:themeColor="accent1" w:themeShade="BF"/>
+                <w:sz w:val="24"/>
+                <w:szCs w:val="24"/>
+              </w:rPr>
+              <w:t>¬</w:t>
+            </w:r>
+          </w:p>
+        </w:tc>
+        <w:tc>
+          <w:tcPr>
+            <w:tcW w:w="6126" w:type="dxa"/>
+          </w:tcPr>
+          <w:p>
+            <w:pPr>
+              <w:rPr>
+                <w:rFonts w:hint="eastAsia"/>
+              </w:rPr>
+            </w:pPr>
+            <w:r>
+              <w:rPr>
+                <w:rFonts w:hint="eastAsia"/>
+              </w:rPr>
+              <w:object w:dxaOrig="2565" w:dyaOrig="750" w14:anchorId="378AFB6B">
+                <v:shape id="_x0000_i1082" type="#_x0000_t75" style="width:105pt;height:30.75pt" o:ole="">
+                  <v:imagedata r:id="rId62" o:title=""/>
+                </v:shape>
+                <o:OLEObject Type="Embed" ProgID="PBrush" ShapeID="_x0000_i1082" DrawAspect="Content" ObjectID="_1853077475" r:id="rId63"/>
+              </w:object>
+            </w:r>
+          </w:p>
+        </w:tc>
+      </w:tr>
+      <w:tr>
+        <w:tc>
+          <w:tcPr>
+            <w:tcW w:w="1032" w:type="dxa"/>
+            <w:vMerge/>
+          </w:tcPr>
+          <w:p>
+            <w:pPr>
+              <w:rPr>
+                <w:rFonts w:ascii="Cambria Math" w:hAnsi="Cambria Math" w:cs="Cambria Math"/>
+                <w:color w:val="0F4761" w:themeColor="accent1" w:themeShade="BF"/>
+                <w:sz w:val="24"/>
+                <w:szCs w:val="24"/>
+              </w:rPr>
+            </w:pPr>
+          </w:p>
+        </w:tc>
+        <w:tc>
+          <w:tcPr>
+            <w:tcW w:w="1568" w:type="dxa"/>
+          </w:tcPr>
+          <w:p>
+            <w:pPr>
+              <w:rPr>
+                <w:rFonts w:cstheme="majorBidi" w:hint="eastAsia"/>
+                <w:color w:val="0F4761" w:themeColor="accent1" w:themeShade="BF"/>
+                <w:sz w:val="24"/>
+                <w:szCs w:val="24"/>
+              </w:rPr>
+            </w:pPr>
+            <w:r>
+              <w:rPr>
+                <w:rFonts w:cstheme="majorBidi"/>
+                <w:color w:val="0F4761" w:themeColor="accent1" w:themeShade="BF"/>
+                <w:sz w:val="24"/>
+                <w:szCs w:val="24"/>
+              </w:rPr>
+              <w:t>¬Intro</w:t>
+            </w:r>
+            <w:r>
+              <w:rPr>
+                <w:rFonts w:cstheme="majorBidi" w:hint="eastAsia"/>
+                <w:color w:val="0F4761" w:themeColor="accent1" w:themeShade="BF"/>
+                <w:sz w:val="24"/>
+                <w:szCs w:val="24"/>
+              </w:rPr>
+              <w:t xml:space="preserve">   i</w:t>
+            </w:r>
+          </w:p>
+        </w:tc>
+        <w:tc>
+          <w:tcPr>
+            <w:tcW w:w="1730" w:type="dxa"/>
+          </w:tcPr>
+          <w:p>
+            <w:pPr>
+              <w:rPr>
+                <w:rFonts w:cstheme="majorBidi" w:hint="eastAsia"/>
+                <w:color w:val="0F4761" w:themeColor="accent1" w:themeShade="BF"/>
+                <w:sz w:val="24"/>
+                <w:szCs w:val="24"/>
+              </w:rPr>
+            </w:pPr>
+            <w:r>
+              <w:rPr>
+                <w:rFonts w:cstheme="majorBidi" w:hint="eastAsia"/>
+                <w:color w:val="0F4761" w:themeColor="accent1" w:themeShade="BF"/>
+                <w:sz w:val="24"/>
+                <w:szCs w:val="24"/>
+              </w:rPr>
+              <w:t>结论产生</w:t>
+            </w:r>
+            <w:r>
+              <w:rPr>
+                <w:rFonts w:ascii="Cambria Math" w:hAnsi="Cambria Math" w:cs="Cambria Math"/>
+                <w:color w:val="0F4761" w:themeColor="accent1" w:themeShade="BF"/>
+                <w:sz w:val="24"/>
+                <w:szCs w:val="24"/>
+              </w:rPr>
+              <w:t>¬</w:t>
+            </w:r>
+          </w:p>
+        </w:tc>
+        <w:tc>
+          <w:tcPr>
+            <w:tcW w:w="6126" w:type="dxa"/>
+          </w:tcPr>
+          <w:p>
+            <w:pPr>
+              <w:rPr>
+                <w:rFonts w:hint="eastAsia"/>
+              </w:rPr>
+            </w:pPr>
+            <w:r>
+              <w:rPr>
+                <w:rFonts w:hint="eastAsia"/>
+              </w:rPr>
+              <w:object w:dxaOrig="1950" w:dyaOrig="720" w14:anchorId="358CBADF">
+                <v:shape id="_x0000_i1081" type="#_x0000_t75" style="width:86.25pt;height:31.5pt" o:ole="">
+                  <v:imagedata r:id="rId64" o:title=""/>
+                </v:shape>
+                <o:OLEObject Type="Embed" ProgID="PBrush" ShapeID="_x0000_i1081" DrawAspect="Content" ObjectID="_1853077476" r:id="rId65"/>
+              </w:object>
+            </w:r>
+          </w:p>
+        </w:tc>
+      </w:tr>
+    </w:tbl>
+    <w:p>
+      <w:pPr>
+        <w:rPr>
+          <w:rFonts w:hint="eastAsia"/>
+        </w:rPr>
+      </w:pPr>
+    </w:p>
+    <w:p>
+      <w:pPr>
+        <w:widowControl/>
+        <w:jc w:val="left"/>
+        <w:rPr>
+          <w:rFonts w:hint="eastAsia"/>
+        </w:rPr>
+      </w:pPr>
+      <w:r>
+        <w:rPr>
+          <w:rFonts w:hint="eastAsia"/>
+        </w:rPr>
+        <w:br w:type="page"/>
+      </w:r>
+    </w:p>
+    <w:p>
+      <w:pPr>
         <w:pStyle w:val="5"/>
-        <w:rPr>
-          <w:rFonts w:hint="eastAsia"/>
-        </w:rPr>
-      </w:pPr>
-      <w:r>
-        <w:rPr>
-          <w:rFonts w:hint="eastAsia"/>
-        </w:rPr>
-        <w:t xml:space="preserve">2.3.4 </w:t>
-      </w:r>
-      <w:r>
+        <w:numPr>
+          <w:ilvl w:val="2"/>
+          <w:numId w:val="7"/>
+        </w:numPr>
+        <w:rPr>
+          <w:b/>
+          <w:bCs/>
+        </w:rPr>
+      </w:pPr>
+      <w:r>
+        <w:rPr>
+          <w:b/>
+          <w:bCs/>
+        </w:rPr>
+        <w:lastRenderedPageBreak/>
         <w:t>Fitch diagrams</w:t>
       </w:r>
     </w:p>
     <w:p>
       <w:pPr>
-        <w:rPr>
-          <w:rFonts w:hint="eastAsia"/>
-        </w:rPr>
-      </w:pPr>
+        <w:pStyle w:val="6"/>
+      </w:pPr>
+      <w:r>
+        <w:rPr>
+          <w:rFonts w:hint="eastAsia"/>
+        </w:rPr>
+        <w:t>^Elim &amp; ^Intro</w:t>
+      </w:r>
+    </w:p>
+    <w:p>
       <w:r>
         <w:rPr>
           <w:rFonts w:hint="eastAsia"/>
@@ -18727,7 +21761,7 @@
                     </pic:cNvPicPr>
                   </pic:nvPicPr>
                   <pic:blipFill>
-                    <a:blip r:embed="rId47">
+                    <a:blip r:embed="rId66">
                       <a:extLst>
                         <a:ext uri="{28A0092B-C50C-407E-A947-70E740481C1C}">
                           <a14:useLocalDpi xmlns:a14="http://schemas.microsoft.com/office/drawing/2010/main" val="0"/>
@@ -18765,16 +21799,335 @@
           <w:rFonts w:hint="eastAsia"/>
         </w:rPr>
       </w:pPr>
+    </w:p>
+    <w:tbl>
+      <w:tblPr>
+        <w:tblStyle w:val="af1"/>
+        <w:tblW w:w="0" w:type="auto"/>
+        <w:tblLook w:val="04A0" w:firstRow="1" w:lastRow="0" w:firstColumn="1" w:lastColumn="0" w:noHBand="0" w:noVBand="1"/>
+      </w:tblPr>
+      <w:tblGrid>
+        <w:gridCol w:w="1701"/>
+        <w:gridCol w:w="1985"/>
+        <w:gridCol w:w="5641"/>
+      </w:tblGrid>
+      <w:tr>
+        <w:tc>
+          <w:tcPr>
+            <w:tcW w:w="1701" w:type="dxa"/>
+          </w:tcPr>
+          <w:p>
+            <w:pPr>
+              <w:rPr>
+                <w:rFonts w:cstheme="majorBidi" w:hint="eastAsia"/>
+                <w:color w:val="0F4761" w:themeColor="accent1" w:themeShade="BF"/>
+                <w:sz w:val="24"/>
+                <w:szCs w:val="24"/>
+              </w:rPr>
+            </w:pPr>
+            <w:r>
+              <w:rPr>
+                <w:rFonts w:cstheme="majorBidi"/>
+                <w:color w:val="0F4761" w:themeColor="accent1" w:themeShade="BF"/>
+                <w:sz w:val="24"/>
+                <w:szCs w:val="24"/>
+              </w:rPr>
+              <w:t>∧</w:t>
+            </w:r>
+            <w:r>
+              <w:rPr>
+                <w:rFonts w:cstheme="majorBidi" w:hint="eastAsia"/>
+                <w:color w:val="0F4761" w:themeColor="accent1" w:themeShade="BF"/>
+                <w:sz w:val="24"/>
+                <w:szCs w:val="24"/>
+              </w:rPr>
+              <w:t>Elim       j</w:t>
+            </w:r>
+          </w:p>
+        </w:tc>
+        <w:tc>
+          <w:tcPr>
+            <w:tcW w:w="1985" w:type="dxa"/>
+          </w:tcPr>
+          <w:p>
+            <w:pPr>
+              <w:rPr>
+                <w:rFonts w:cstheme="majorBidi" w:hint="eastAsia"/>
+                <w:color w:val="0F4761" w:themeColor="accent1" w:themeShade="BF"/>
+                <w:sz w:val="24"/>
+                <w:szCs w:val="24"/>
+              </w:rPr>
+            </w:pPr>
+            <w:r>
+              <w:rPr>
+                <w:rFonts w:cstheme="majorBidi" w:hint="eastAsia"/>
+                <w:color w:val="0F4761" w:themeColor="accent1" w:themeShade="BF"/>
+                <w:sz w:val="24"/>
+                <w:szCs w:val="24"/>
+              </w:rPr>
+              <w:t>结论消除</w:t>
+            </w:r>
+            <w:r>
+              <w:rPr>
+                <w:rFonts w:cstheme="majorBidi"/>
+                <w:color w:val="0F4761" w:themeColor="accent1" w:themeShade="BF"/>
+                <w:sz w:val="24"/>
+                <w:szCs w:val="24"/>
+              </w:rPr>
+              <w:t>∧</w:t>
+            </w:r>
+          </w:p>
+        </w:tc>
+        <w:tc>
+          <w:tcPr>
+            <w:tcW w:w="5641" w:type="dxa"/>
+          </w:tcPr>
+          <w:p>
+            <w:pPr>
+              <w:rPr>
+                <w:rFonts w:cstheme="majorBidi" w:hint="eastAsia"/>
+                <w:color w:val="0F4761" w:themeColor="accent1" w:themeShade="BF"/>
+                <w:sz w:val="24"/>
+                <w:szCs w:val="24"/>
+              </w:rPr>
+            </w:pPr>
+            <w:r>
+              <w:rPr>
+                <w:rFonts w:cstheme="majorBidi"/>
+                <w:color w:val="0F4761" w:themeColor="accent1" w:themeShade="BF"/>
+                <w:sz w:val="24"/>
+                <w:szCs w:val="24"/>
+              </w:rPr>
+              <w:drawing>
+                <wp:inline distT="0" distB="0" distL="0" distR="0" wp14:anchorId="58DD0BAA" wp14:editId="33154B1B">
+                  <wp:extent cx="1276528" cy="352474"/>
+                  <wp:effectExtent l="0" t="0" r="0" b="9525"/>
+                  <wp:docPr id="1959044954" name="图片 1"/>
+                  <wp:cNvGraphicFramePr>
+                    <a:graphicFrameLocks xmlns:a="http://schemas.openxmlformats.org/drawingml/2006/main" noChangeAspect="1"/>
+                  </wp:cNvGraphicFramePr>
+                  <a:graphic xmlns:a="http://schemas.openxmlformats.org/drawingml/2006/main">
+                    <a:graphicData uri="http://schemas.openxmlformats.org/drawingml/2006/picture">
+                      <pic:pic xmlns:pic="http://schemas.openxmlformats.org/drawingml/2006/picture">
+                        <pic:nvPicPr>
+                          <pic:cNvPr id="1470734093" name=""/>
+                          <pic:cNvPicPr/>
+                        </pic:nvPicPr>
+                        <pic:blipFill>
+                          <a:blip r:embed="rId55"/>
+                          <a:stretch>
+                            <a:fillRect/>
+                          </a:stretch>
+                        </pic:blipFill>
+                        <pic:spPr>
+                          <a:xfrm>
+                            <a:off x="0" y="0"/>
+                            <a:ext cx="1276528" cy="352474"/>
+                          </a:xfrm>
+                          <a:prstGeom prst="rect">
+                            <a:avLst/>
+                          </a:prstGeom>
+                        </pic:spPr>
+                      </pic:pic>
+                    </a:graphicData>
+                  </a:graphic>
+                </wp:inline>
+              </w:drawing>
+            </w:r>
+          </w:p>
+        </w:tc>
+      </w:tr>
+      <w:tr>
+        <w:trPr>
+          <w:trHeight w:val="588"/>
+        </w:trPr>
+        <w:tc>
+          <w:tcPr>
+            <w:tcW w:w="1701" w:type="dxa"/>
+          </w:tcPr>
+          <w:p>
+            <w:pPr>
+              <w:rPr>
+                <w:rFonts w:cstheme="majorBidi" w:hint="eastAsia"/>
+                <w:color w:val="0F4761" w:themeColor="accent1" w:themeShade="BF"/>
+                <w:sz w:val="24"/>
+                <w:szCs w:val="24"/>
+              </w:rPr>
+            </w:pPr>
+            <w:r>
+              <w:rPr>
+                <w:rFonts w:cstheme="majorBidi"/>
+                <w:color w:val="0F4761" w:themeColor="accent1" w:themeShade="BF"/>
+                <w:sz w:val="24"/>
+                <w:szCs w:val="24"/>
+              </w:rPr>
+              <w:t>∧</w:t>
+            </w:r>
+            <w:r>
+              <w:rPr>
+                <w:rFonts w:cstheme="majorBidi" w:hint="eastAsia"/>
+                <w:color w:val="0F4761" w:themeColor="accent1" w:themeShade="BF"/>
+                <w:sz w:val="24"/>
+                <w:szCs w:val="24"/>
+              </w:rPr>
+              <w:t xml:space="preserve">Intro  </w:t>
+            </w:r>
+            <w:r>
+              <w:rPr>
+                <w:rFonts w:cstheme="majorBidi" w:hint="eastAsia"/>
+                <w:color w:val="0F4761" w:themeColor="accent1" w:themeShade="BF"/>
+                <w:sz w:val="24"/>
+                <w:szCs w:val="24"/>
+              </w:rPr>
+              <w:t xml:space="preserve">  </w:t>
+            </w:r>
+            <w:r>
+              <w:rPr>
+                <w:rFonts w:cstheme="majorBidi" w:hint="eastAsia"/>
+                <w:color w:val="0F4761" w:themeColor="accent1" w:themeShade="BF"/>
+                <w:sz w:val="24"/>
+                <w:szCs w:val="24"/>
+              </w:rPr>
+              <w:t>i,</w:t>
+            </w:r>
+            <w:r>
+              <w:rPr>
+                <w:rFonts w:cstheme="majorBidi" w:hint="eastAsia"/>
+                <w:color w:val="0F4761" w:themeColor="accent1" w:themeShade="BF"/>
+                <w:sz w:val="24"/>
+                <w:szCs w:val="24"/>
+              </w:rPr>
+              <w:t xml:space="preserve"> </w:t>
+            </w:r>
+            <w:r>
+              <w:rPr>
+                <w:rFonts w:cstheme="majorBidi" w:hint="eastAsia"/>
+                <w:color w:val="0F4761" w:themeColor="accent1" w:themeShade="BF"/>
+                <w:sz w:val="24"/>
+                <w:szCs w:val="24"/>
+              </w:rPr>
+              <w:t>j</w:t>
+            </w:r>
+          </w:p>
+        </w:tc>
+        <w:tc>
+          <w:tcPr>
+            <w:tcW w:w="1985" w:type="dxa"/>
+          </w:tcPr>
+          <w:p>
+            <w:pPr>
+              <w:rPr>
+                <w:rFonts w:cstheme="majorBidi" w:hint="eastAsia"/>
+                <w:color w:val="0F4761" w:themeColor="accent1" w:themeShade="BF"/>
+                <w:sz w:val="24"/>
+                <w:szCs w:val="24"/>
+              </w:rPr>
+            </w:pPr>
+            <w:r>
+              <w:rPr>
+                <w:rFonts w:cstheme="majorBidi" w:hint="eastAsia"/>
+                <w:color w:val="0F4761" w:themeColor="accent1" w:themeShade="BF"/>
+                <w:sz w:val="24"/>
+                <w:szCs w:val="24"/>
+              </w:rPr>
+              <w:t>结论产生</w:t>
+            </w:r>
+            <w:r>
+              <w:rPr>
+                <w:rFonts w:cstheme="majorBidi"/>
+                <w:color w:val="0F4761" w:themeColor="accent1" w:themeShade="BF"/>
+                <w:sz w:val="24"/>
+                <w:szCs w:val="24"/>
+              </w:rPr>
+              <w:t>∧</w:t>
+            </w:r>
+          </w:p>
+        </w:tc>
+        <w:tc>
+          <w:tcPr>
+            <w:tcW w:w="5641" w:type="dxa"/>
+          </w:tcPr>
+          <w:p>
+            <w:pPr>
+              <w:rPr>
+                <w:rFonts w:cstheme="majorBidi" w:hint="eastAsia"/>
+                <w:color w:val="0F4761" w:themeColor="accent1" w:themeShade="BF"/>
+                <w:sz w:val="24"/>
+                <w:szCs w:val="24"/>
+              </w:rPr>
+            </w:pPr>
+            <w:r>
+              <w:rPr>
+                <w:rFonts w:cstheme="majorBidi"/>
+                <w:color w:val="0F4761" w:themeColor="accent1" w:themeShade="BF"/>
+                <w:sz w:val="24"/>
+                <w:szCs w:val="24"/>
+              </w:rPr>
+              <w:drawing>
+                <wp:inline distT="0" distB="0" distL="0" distR="0" wp14:anchorId="52EF1630" wp14:editId="3932FEF0">
+                  <wp:extent cx="533474" cy="362001"/>
+                  <wp:effectExtent l="0" t="0" r="0" b="0"/>
+                  <wp:docPr id="1799547480" name="图片 1"/>
+                  <wp:cNvGraphicFramePr>
+                    <a:graphicFrameLocks xmlns:a="http://schemas.openxmlformats.org/drawingml/2006/main" noChangeAspect="1"/>
+                  </wp:cNvGraphicFramePr>
+                  <a:graphic xmlns:a="http://schemas.openxmlformats.org/drawingml/2006/main">
+                    <a:graphicData uri="http://schemas.openxmlformats.org/drawingml/2006/picture">
+                      <pic:pic xmlns:pic="http://schemas.openxmlformats.org/drawingml/2006/picture">
+                        <pic:nvPicPr>
+                          <pic:cNvPr id="271751161" name=""/>
+                          <pic:cNvPicPr/>
+                        </pic:nvPicPr>
+                        <pic:blipFill>
+                          <a:blip r:embed="rId56"/>
+                          <a:stretch>
+                            <a:fillRect/>
+                          </a:stretch>
+                        </pic:blipFill>
+                        <pic:spPr>
+                          <a:xfrm>
+                            <a:off x="0" y="0"/>
+                            <a:ext cx="533474" cy="362001"/>
+                          </a:xfrm>
+                          <a:prstGeom prst="rect">
+                            <a:avLst/>
+                          </a:prstGeom>
+                        </pic:spPr>
+                      </pic:pic>
+                    </a:graphicData>
+                  </a:graphic>
+                </wp:inline>
+              </w:drawing>
+            </w:r>
+          </w:p>
+        </w:tc>
+      </w:tr>
+    </w:tbl>
+    <w:p/>
+    <w:p>
+      <w:pPr>
+        <w:pStyle w:val="6"/>
+        <w:rPr>
+          <w:rFonts w:hint="eastAsia"/>
+        </w:rPr>
+      </w:pPr>
+      <w:r>
+        <w:rPr>
+          <w:rFonts w:hint="eastAsia"/>
+        </w:rPr>
+        <w:t>=&gt;Elim</w:t>
+      </w:r>
+    </w:p>
+    <w:p>
       <w:r>
         <w:rPr>
           <w:rFonts w:hint="eastAsia"/>
           <w:noProof/>
         </w:rPr>
-        <w:lastRenderedPageBreak/>
         <w:drawing>
-          <wp:inline distT="0" distB="0" distL="0" distR="0" wp14:anchorId="0B11BBE9" wp14:editId="371D531B">
-            <wp:extent cx="4791075" cy="3305414"/>
-            <wp:effectExtent l="0" t="0" r="0" b="9525"/>
+          <wp:inline distT="0" distB="0" distL="0" distR="0" wp14:anchorId="0B11BBE9" wp14:editId="6A8B661A">
+            <wp:extent cx="4158532" cy="2869016"/>
+            <wp:effectExtent l="0" t="0" r="0" b="7620"/>
             <wp:docPr id="2137009659" name="图片 10"/>
             <wp:cNvGraphicFramePr>
               <a:graphicFrameLocks xmlns:a="http://schemas.openxmlformats.org/drawingml/2006/main" noChangeAspect="1"/>
@@ -18789,7 +22142,7 @@
                     </pic:cNvPicPr>
                   </pic:nvPicPr>
                   <pic:blipFill>
-                    <a:blip r:embed="rId48">
+                    <a:blip r:embed="rId67">
                       <a:extLst>
                         <a:ext uri="{28A0092B-C50C-407E-A947-70E740481C1C}">
                           <a14:useLocalDpi xmlns:a14="http://schemas.microsoft.com/office/drawing/2010/main" val="0"/>
@@ -18804,7 +22157,7 @@
                   <pic:spPr bwMode="auto">
                     <a:xfrm>
                       <a:off x="0" y="0"/>
-                      <a:ext cx="4832270" cy="3333835"/>
+                      <a:ext cx="4202139" cy="2899101"/>
                     </a:xfrm>
                     <a:prstGeom prst="rect">
                       <a:avLst/>
@@ -18821,13 +22174,1718 @@
         </w:drawing>
       </w:r>
     </w:p>
-    <w:p>
-      <w:pPr>
-        <w:rPr>
-          <w:rFonts w:hint="eastAsia"/>
-        </w:rPr>
-      </w:pPr>
-    </w:p>
+    <w:tbl>
+      <w:tblPr>
+        <w:tblStyle w:val="af1"/>
+        <w:tblW w:w="0" w:type="auto"/>
+        <w:tblLook w:val="04A0" w:firstRow="1" w:lastRow="0" w:firstColumn="1" w:lastColumn="0" w:noHBand="0" w:noVBand="1"/>
+      </w:tblPr>
+      <w:tblGrid>
+        <w:gridCol w:w="1701"/>
+        <w:gridCol w:w="1985"/>
+        <w:gridCol w:w="5641"/>
+      </w:tblGrid>
+      <w:tr>
+        <w:tc>
+          <w:tcPr>
+            <w:tcW w:w="1701" w:type="dxa"/>
+          </w:tcPr>
+          <w:p>
+            <w:pPr>
+              <w:rPr>
+                <w:rFonts w:cstheme="majorBidi" w:hint="eastAsia"/>
+                <w:color w:val="0F4761" w:themeColor="accent1" w:themeShade="BF"/>
+                <w:sz w:val="24"/>
+                <w:szCs w:val="24"/>
+              </w:rPr>
+            </w:pPr>
+            <w:r>
+              <w:rPr>
+                <w:rFonts w:cstheme="majorBidi" w:hint="eastAsia"/>
+                <w:color w:val="0F4761" w:themeColor="accent1" w:themeShade="BF"/>
+                <w:sz w:val="24"/>
+                <w:szCs w:val="24"/>
+              </w:rPr>
+              <w:t>=&gt; Elim   i, j</w:t>
+            </w:r>
+          </w:p>
+        </w:tc>
+        <w:tc>
+          <w:tcPr>
+            <w:tcW w:w="1985" w:type="dxa"/>
+          </w:tcPr>
+          <w:p>
+            <w:pPr>
+              <w:rPr>
+                <w:rFonts w:cstheme="majorBidi" w:hint="eastAsia"/>
+                <w:color w:val="0F4761" w:themeColor="accent1" w:themeShade="BF"/>
+                <w:sz w:val="24"/>
+                <w:szCs w:val="24"/>
+              </w:rPr>
+            </w:pPr>
+            <w:r>
+              <w:rPr>
+                <w:rFonts w:cstheme="majorBidi" w:hint="eastAsia"/>
+                <w:color w:val="0F4761" w:themeColor="accent1" w:themeShade="BF"/>
+                <w:sz w:val="24"/>
+                <w:szCs w:val="24"/>
+              </w:rPr>
+              <w:t>结论消除=&gt;</w:t>
+            </w:r>
+          </w:p>
+        </w:tc>
+        <w:tc>
+          <w:tcPr>
+            <w:tcW w:w="5641" w:type="dxa"/>
+          </w:tcPr>
+          <w:p>
+            <w:pPr>
+              <w:rPr>
+                <w:rFonts w:cstheme="majorBidi" w:hint="eastAsia"/>
+                <w:color w:val="0F4761" w:themeColor="accent1" w:themeShade="BF"/>
+                <w:sz w:val="24"/>
+                <w:szCs w:val="24"/>
+              </w:rPr>
+            </w:pPr>
+            <w:r>
+              <w:rPr>
+                <w:rFonts w:cstheme="majorBidi"/>
+                <w:color w:val="0F4761" w:themeColor="accent1" w:themeShade="BF"/>
+                <w:sz w:val="24"/>
+                <w:szCs w:val="24"/>
+              </w:rPr>
+              <w:drawing>
+                <wp:inline distT="0" distB="0" distL="0" distR="0" wp14:anchorId="2A98A24F" wp14:editId="3C978179">
+                  <wp:extent cx="638264" cy="314369"/>
+                  <wp:effectExtent l="0" t="0" r="9525" b="9525"/>
+                  <wp:docPr id="122265843" name="图片 1"/>
+                  <wp:cNvGraphicFramePr>
+                    <a:graphicFrameLocks xmlns:a="http://schemas.openxmlformats.org/drawingml/2006/main" noChangeAspect="1"/>
+                  </wp:cNvGraphicFramePr>
+                  <a:graphic xmlns:a="http://schemas.openxmlformats.org/drawingml/2006/main">
+                    <a:graphicData uri="http://schemas.openxmlformats.org/drawingml/2006/picture">
+                      <pic:pic xmlns:pic="http://schemas.openxmlformats.org/drawingml/2006/picture">
+                        <pic:nvPicPr>
+                          <pic:cNvPr id="1065005760" name=""/>
+                          <pic:cNvPicPr/>
+                        </pic:nvPicPr>
+                        <pic:blipFill>
+                          <a:blip r:embed="rId59"/>
+                          <a:stretch>
+                            <a:fillRect/>
+                          </a:stretch>
+                        </pic:blipFill>
+                        <pic:spPr>
+                          <a:xfrm>
+                            <a:off x="0" y="0"/>
+                            <a:ext cx="638264" cy="314369"/>
+                          </a:xfrm>
+                          <a:prstGeom prst="rect">
+                            <a:avLst/>
+                          </a:prstGeom>
+                        </pic:spPr>
+                      </pic:pic>
+                    </a:graphicData>
+                  </a:graphic>
+                </wp:inline>
+              </w:drawing>
+            </w:r>
+          </w:p>
+        </w:tc>
+      </w:tr>
+    </w:tbl>
+    <w:p>
+      <w:pPr>
+        <w:rPr>
+          <w:rFonts w:hint="eastAsia"/>
+        </w:rPr>
+      </w:pPr>
+    </w:p>
+    <w:p>
+      <w:pPr>
+        <w:pStyle w:val="6"/>
+      </w:pPr>
+      <w:r>
+        <w:rPr>
+          <w:rFonts w:hint="eastAsia"/>
+        </w:rPr>
+        <w:t>=&gt;Intro</w:t>
+      </w:r>
+    </w:p>
+    <w:p>
+      <w:r>
+        <w:drawing>
+          <wp:inline distT="0" distB="0" distL="0" distR="0" wp14:anchorId="12EE05A2" wp14:editId="505AC8DB">
+            <wp:extent cx="6306430" cy="1952898"/>
+            <wp:effectExtent l="0" t="0" r="0" b="9525"/>
+            <wp:docPr id="1566906525" name="图片 1"/>
+            <wp:cNvGraphicFramePr>
+              <a:graphicFrameLocks xmlns:a="http://schemas.openxmlformats.org/drawingml/2006/main" noChangeAspect="1"/>
+            </wp:cNvGraphicFramePr>
+            <a:graphic xmlns:a="http://schemas.openxmlformats.org/drawingml/2006/main">
+              <a:graphicData uri="http://schemas.openxmlformats.org/drawingml/2006/picture">
+                <pic:pic xmlns:pic="http://schemas.openxmlformats.org/drawingml/2006/picture">
+                  <pic:nvPicPr>
+                    <pic:cNvPr id="1566906525" name=""/>
+                    <pic:cNvPicPr/>
+                  </pic:nvPicPr>
+                  <pic:blipFill>
+                    <a:blip r:embed="rId68"/>
+                    <a:stretch>
+                      <a:fillRect/>
+                    </a:stretch>
+                  </pic:blipFill>
+                  <pic:spPr>
+                    <a:xfrm>
+                      <a:off x="0" y="0"/>
+                      <a:ext cx="6306430" cy="1952898"/>
+                    </a:xfrm>
+                    <a:prstGeom prst="rect">
+                      <a:avLst/>
+                    </a:prstGeom>
+                  </pic:spPr>
+                </pic:pic>
+              </a:graphicData>
+            </a:graphic>
+          </wp:inline>
+        </w:drawing>
+      </w:r>
+    </w:p>
+    <w:p>
+      <w:r>
+        <w:lastRenderedPageBreak/>
+        <w:drawing>
+          <wp:inline distT="0" distB="0" distL="0" distR="0" wp14:anchorId="18BADBF9" wp14:editId="5395A6DD">
+            <wp:extent cx="6335009" cy="2362530"/>
+            <wp:effectExtent l="0" t="0" r="0" b="0"/>
+            <wp:docPr id="470680745" name="图片 1"/>
+            <wp:cNvGraphicFramePr>
+              <a:graphicFrameLocks xmlns:a="http://schemas.openxmlformats.org/drawingml/2006/main" noChangeAspect="1"/>
+            </wp:cNvGraphicFramePr>
+            <a:graphic xmlns:a="http://schemas.openxmlformats.org/drawingml/2006/main">
+              <a:graphicData uri="http://schemas.openxmlformats.org/drawingml/2006/picture">
+                <pic:pic xmlns:pic="http://schemas.openxmlformats.org/drawingml/2006/picture">
+                  <pic:nvPicPr>
+                    <pic:cNvPr id="470680745" name=""/>
+                    <pic:cNvPicPr/>
+                  </pic:nvPicPr>
+                  <pic:blipFill>
+                    <a:blip r:embed="rId69"/>
+                    <a:stretch>
+                      <a:fillRect/>
+                    </a:stretch>
+                  </pic:blipFill>
+                  <pic:spPr>
+                    <a:xfrm>
+                      <a:off x="0" y="0"/>
+                      <a:ext cx="6335009" cy="2362530"/>
+                    </a:xfrm>
+                    <a:prstGeom prst="rect">
+                      <a:avLst/>
+                    </a:prstGeom>
+                  </pic:spPr>
+                </pic:pic>
+              </a:graphicData>
+            </a:graphic>
+          </wp:inline>
+        </w:drawing>
+      </w:r>
+    </w:p>
+    <w:p>
+      <w:pPr>
+        <w:rPr>
+          <w:rFonts w:hint="eastAsia"/>
+        </w:rPr>
+      </w:pPr>
+    </w:p>
+    <w:tbl>
+      <w:tblPr>
+        <w:tblStyle w:val="af1"/>
+        <w:tblW w:w="0" w:type="auto"/>
+        <w:tblLook w:val="04A0" w:firstRow="1" w:lastRow="0" w:firstColumn="1" w:lastColumn="0" w:noHBand="0" w:noVBand="1"/>
+      </w:tblPr>
+      <w:tblGrid>
+        <w:gridCol w:w="1701"/>
+        <w:gridCol w:w="1985"/>
+        <w:gridCol w:w="6126"/>
+      </w:tblGrid>
+      <w:tr>
+        <w:tc>
+          <w:tcPr>
+            <w:tcW w:w="1701" w:type="dxa"/>
+          </w:tcPr>
+          <w:p>
+            <w:pPr>
+              <w:rPr>
+                <w:rFonts w:cstheme="majorBidi" w:hint="eastAsia"/>
+                <w:color w:val="0F4761" w:themeColor="accent1" w:themeShade="BF"/>
+                <w:sz w:val="24"/>
+                <w:szCs w:val="24"/>
+              </w:rPr>
+            </w:pPr>
+            <w:r>
+              <w:rPr>
+                <w:rFonts w:cstheme="majorBidi" w:hint="eastAsia"/>
+                <w:color w:val="0F4761" w:themeColor="accent1" w:themeShade="BF"/>
+                <w:sz w:val="24"/>
+                <w:szCs w:val="24"/>
+              </w:rPr>
+              <w:t>=&gt; Elim   i, j</w:t>
+            </w:r>
+          </w:p>
+        </w:tc>
+        <w:tc>
+          <w:tcPr>
+            <w:tcW w:w="1985" w:type="dxa"/>
+          </w:tcPr>
+          <w:p>
+            <w:pPr>
+              <w:rPr>
+                <w:rFonts w:cstheme="majorBidi" w:hint="eastAsia"/>
+                <w:color w:val="0F4761" w:themeColor="accent1" w:themeShade="BF"/>
+                <w:sz w:val="24"/>
+                <w:szCs w:val="24"/>
+              </w:rPr>
+            </w:pPr>
+            <w:r>
+              <w:rPr>
+                <w:rFonts w:cstheme="majorBidi" w:hint="eastAsia"/>
+                <w:color w:val="0F4761" w:themeColor="accent1" w:themeShade="BF"/>
+                <w:sz w:val="24"/>
+                <w:szCs w:val="24"/>
+              </w:rPr>
+              <w:t>结论消除=&gt;</w:t>
+            </w:r>
+          </w:p>
+        </w:tc>
+        <w:tc>
+          <w:tcPr>
+            <w:tcW w:w="5641" w:type="dxa"/>
+          </w:tcPr>
+          <w:p>
+            <w:pPr>
+              <w:rPr>
+                <w:rFonts w:cstheme="majorBidi" w:hint="eastAsia"/>
+                <w:color w:val="0F4761" w:themeColor="accent1" w:themeShade="BF"/>
+                <w:sz w:val="24"/>
+                <w:szCs w:val="24"/>
+              </w:rPr>
+            </w:pPr>
+            <w:r>
+              <w:rPr>
+                <w:rFonts w:cstheme="majorBidi"/>
+                <w:color w:val="0F4761" w:themeColor="accent1" w:themeShade="BF"/>
+                <w:sz w:val="24"/>
+                <w:szCs w:val="24"/>
+              </w:rPr>
+              <w:drawing>
+                <wp:inline distT="0" distB="0" distL="0" distR="0" wp14:anchorId="47EE723E" wp14:editId="21A185D3">
+                  <wp:extent cx="638264" cy="314369"/>
+                  <wp:effectExtent l="0" t="0" r="9525" b="9525"/>
+                  <wp:docPr id="471609997" name="图片 1"/>
+                  <wp:cNvGraphicFramePr>
+                    <a:graphicFrameLocks xmlns:a="http://schemas.openxmlformats.org/drawingml/2006/main" noChangeAspect="1"/>
+                  </wp:cNvGraphicFramePr>
+                  <a:graphic xmlns:a="http://schemas.openxmlformats.org/drawingml/2006/main">
+                    <a:graphicData uri="http://schemas.openxmlformats.org/drawingml/2006/picture">
+                      <pic:pic xmlns:pic="http://schemas.openxmlformats.org/drawingml/2006/picture">
+                        <pic:nvPicPr>
+                          <pic:cNvPr id="1065005760" name=""/>
+                          <pic:cNvPicPr/>
+                        </pic:nvPicPr>
+                        <pic:blipFill>
+                          <a:blip r:embed="rId59"/>
+                          <a:stretch>
+                            <a:fillRect/>
+                          </a:stretch>
+                        </pic:blipFill>
+                        <pic:spPr>
+                          <a:xfrm>
+                            <a:off x="0" y="0"/>
+                            <a:ext cx="638264" cy="314369"/>
+                          </a:xfrm>
+                          <a:prstGeom prst="rect">
+                            <a:avLst/>
+                          </a:prstGeom>
+                        </pic:spPr>
+                      </pic:pic>
+                    </a:graphicData>
+                  </a:graphic>
+                </wp:inline>
+              </w:drawing>
+            </w:r>
+          </w:p>
+        </w:tc>
+      </w:tr>
+      <w:tr>
+        <w:tc>
+          <w:tcPr>
+            <w:tcW w:w="1701" w:type="dxa"/>
+          </w:tcPr>
+          <w:p>
+            <w:pPr>
+              <w:rPr>
+                <w:rFonts w:cstheme="majorBidi" w:hint="eastAsia"/>
+                <w:color w:val="0F4761" w:themeColor="accent1" w:themeShade="BF"/>
+                <w:sz w:val="24"/>
+                <w:szCs w:val="24"/>
+              </w:rPr>
+            </w:pPr>
+            <w:r>
+              <w:rPr>
+                <w:rFonts w:cstheme="majorBidi" w:hint="eastAsia"/>
+                <w:color w:val="0F4761" w:themeColor="accent1" w:themeShade="BF"/>
+                <w:sz w:val="24"/>
+                <w:szCs w:val="24"/>
+              </w:rPr>
+              <w:t xml:space="preserve">=&gt; </w:t>
+            </w:r>
+            <w:r>
+              <w:rPr>
+                <w:rFonts w:cstheme="majorBidi" w:hint="eastAsia"/>
+                <w:color w:val="0F4761" w:themeColor="accent1" w:themeShade="BF"/>
+                <w:sz w:val="24"/>
+                <w:szCs w:val="24"/>
+              </w:rPr>
+              <w:t>Intro  i</w:t>
+            </w:r>
+            <w:r>
+              <w:rPr>
+                <w:rFonts w:cstheme="majorBidi" w:hint="eastAsia"/>
+                <w:color w:val="0F4761" w:themeColor="accent1" w:themeShade="BF"/>
+                <w:sz w:val="24"/>
+                <w:szCs w:val="24"/>
+              </w:rPr>
+              <w:t>-</w:t>
+            </w:r>
+            <w:r>
+              <w:rPr>
+                <w:rFonts w:cstheme="majorBidi" w:hint="eastAsia"/>
+                <w:color w:val="0F4761" w:themeColor="accent1" w:themeShade="BF"/>
+                <w:sz w:val="24"/>
+                <w:szCs w:val="24"/>
+              </w:rPr>
+              <w:t>j</w:t>
+            </w:r>
+          </w:p>
+        </w:tc>
+        <w:tc>
+          <w:tcPr>
+            <w:tcW w:w="1985" w:type="dxa"/>
+          </w:tcPr>
+          <w:p>
+            <w:pPr>
+              <w:rPr>
+                <w:rFonts w:cstheme="majorBidi" w:hint="eastAsia"/>
+                <w:color w:val="0F4761" w:themeColor="accent1" w:themeShade="BF"/>
+                <w:sz w:val="24"/>
+                <w:szCs w:val="24"/>
+              </w:rPr>
+            </w:pPr>
+            <w:r>
+              <w:rPr>
+                <w:rFonts w:cstheme="majorBidi" w:hint="eastAsia"/>
+                <w:color w:val="0F4761" w:themeColor="accent1" w:themeShade="BF"/>
+                <w:sz w:val="24"/>
+                <w:szCs w:val="24"/>
+              </w:rPr>
+              <w:t>结论产生=&gt;</w:t>
+            </w:r>
+          </w:p>
+        </w:tc>
+        <w:tc>
+          <w:tcPr>
+            <w:tcW w:w="5641" w:type="dxa"/>
+          </w:tcPr>
+          <w:p>
+            <w:pPr>
+              <w:rPr>
+                <w:rFonts w:cstheme="majorBidi" w:hint="eastAsia"/>
+                <w:color w:val="0F4761" w:themeColor="accent1" w:themeShade="BF"/>
+                <w:sz w:val="24"/>
+                <w:szCs w:val="24"/>
+              </w:rPr>
+            </w:pPr>
+            <w:r>
+              <w:rPr>
+                <w:rFonts w:hint="eastAsia"/>
+              </w:rPr>
+              <w:object w:dxaOrig="5910" w:dyaOrig="615" w14:anchorId="33777D35">
+                <v:shape id="_x0000_i1044" type="#_x0000_t75" style="width:295.5pt;height:30.75pt" o:ole="">
+                  <v:imagedata r:id="rId60" o:title=""/>
+                </v:shape>
+                <o:OLEObject Type="Embed" ProgID="PBrush" ShapeID="_x0000_i1044" DrawAspect="Content" ObjectID="_1853077477" r:id="rId70"/>
+              </w:object>
+            </w:r>
+          </w:p>
+        </w:tc>
+      </w:tr>
+    </w:tbl>
+    <w:p/>
+    <w:p>
+      <w:pPr>
+        <w:pStyle w:val="6"/>
+      </w:pPr>
+      <w:r>
+        <w:t>∨</w:t>
+      </w:r>
+      <w:r>
+        <w:rPr>
+          <w:rFonts w:hint="eastAsia"/>
+        </w:rPr>
+        <w:t>Intro</w:t>
+      </w:r>
+    </w:p>
+    <w:p>
+      <w:r>
+        <w:drawing>
+          <wp:inline distT="0" distB="0" distL="0" distR="0" wp14:anchorId="62570BB3" wp14:editId="4068BAB4">
+            <wp:extent cx="6344535" cy="2619741"/>
+            <wp:effectExtent l="0" t="0" r="0" b="9525"/>
+            <wp:docPr id="1601670845" name="图片 1"/>
+            <wp:cNvGraphicFramePr>
+              <a:graphicFrameLocks xmlns:a="http://schemas.openxmlformats.org/drawingml/2006/main" noChangeAspect="1"/>
+            </wp:cNvGraphicFramePr>
+            <a:graphic xmlns:a="http://schemas.openxmlformats.org/drawingml/2006/main">
+              <a:graphicData uri="http://schemas.openxmlformats.org/drawingml/2006/picture">
+                <pic:pic xmlns:pic="http://schemas.openxmlformats.org/drawingml/2006/picture">
+                  <pic:nvPicPr>
+                    <pic:cNvPr id="1601670845" name=""/>
+                    <pic:cNvPicPr/>
+                  </pic:nvPicPr>
+                  <pic:blipFill>
+                    <a:blip r:embed="rId71"/>
+                    <a:stretch>
+                      <a:fillRect/>
+                    </a:stretch>
+                  </pic:blipFill>
+                  <pic:spPr>
+                    <a:xfrm>
+                      <a:off x="0" y="0"/>
+                      <a:ext cx="6344535" cy="2619741"/>
+                    </a:xfrm>
+                    <a:prstGeom prst="rect">
+                      <a:avLst/>
+                    </a:prstGeom>
+                  </pic:spPr>
+                </pic:pic>
+              </a:graphicData>
+            </a:graphic>
+          </wp:inline>
+        </w:drawing>
+      </w:r>
+    </w:p>
+    <w:tbl>
+      <w:tblPr>
+        <w:tblStyle w:val="af1"/>
+        <w:tblW w:w="0" w:type="auto"/>
+        <w:tblLook w:val="04A0" w:firstRow="1" w:lastRow="0" w:firstColumn="1" w:lastColumn="0" w:noHBand="0" w:noVBand="1"/>
+      </w:tblPr>
+      <w:tblGrid>
+        <w:gridCol w:w="1701"/>
+        <w:gridCol w:w="1985"/>
+        <w:gridCol w:w="6126"/>
+      </w:tblGrid>
+      <w:tr>
+        <w:tc>
+          <w:tcPr>
+            <w:tcW w:w="1701" w:type="dxa"/>
+          </w:tcPr>
+          <w:p>
+            <w:pPr>
+              <w:rPr>
+                <w:rFonts w:cstheme="majorBidi" w:hint="eastAsia"/>
+                <w:color w:val="0F4761" w:themeColor="accent1" w:themeShade="BF"/>
+                <w:sz w:val="24"/>
+                <w:szCs w:val="24"/>
+              </w:rPr>
+            </w:pPr>
+            <w:r>
+              <w:rPr>
+                <w:rFonts w:cstheme="majorBidi"/>
+                <w:color w:val="0F4761" w:themeColor="accent1" w:themeShade="BF"/>
+                <w:sz w:val="24"/>
+                <w:szCs w:val="24"/>
+              </w:rPr>
+              <w:t>∧</w:t>
+            </w:r>
+            <w:r>
+              <w:rPr>
+                <w:rFonts w:cstheme="majorBidi" w:hint="eastAsia"/>
+                <w:color w:val="0F4761" w:themeColor="accent1" w:themeShade="BF"/>
+                <w:sz w:val="24"/>
+                <w:szCs w:val="24"/>
+              </w:rPr>
+              <w:t>Elim       j</w:t>
+            </w:r>
+          </w:p>
+        </w:tc>
+        <w:tc>
+          <w:tcPr>
+            <w:tcW w:w="1985" w:type="dxa"/>
+          </w:tcPr>
+          <w:p>
+            <w:pPr>
+              <w:rPr>
+                <w:rFonts w:cstheme="majorBidi" w:hint="eastAsia"/>
+                <w:color w:val="0F4761" w:themeColor="accent1" w:themeShade="BF"/>
+                <w:sz w:val="24"/>
+                <w:szCs w:val="24"/>
+              </w:rPr>
+            </w:pPr>
+            <w:r>
+              <w:rPr>
+                <w:rFonts w:cstheme="majorBidi" w:hint="eastAsia"/>
+                <w:color w:val="0F4761" w:themeColor="accent1" w:themeShade="BF"/>
+                <w:sz w:val="24"/>
+                <w:szCs w:val="24"/>
+              </w:rPr>
+              <w:t>结论消除</w:t>
+            </w:r>
+            <w:r>
+              <w:rPr>
+                <w:rFonts w:cstheme="majorBidi"/>
+                <w:color w:val="0F4761" w:themeColor="accent1" w:themeShade="BF"/>
+                <w:sz w:val="24"/>
+                <w:szCs w:val="24"/>
+              </w:rPr>
+              <w:t>∧</w:t>
+            </w:r>
+          </w:p>
+        </w:tc>
+        <w:tc>
+          <w:tcPr>
+            <w:tcW w:w="6126" w:type="dxa"/>
+          </w:tcPr>
+          <w:p>
+            <w:pPr>
+              <w:rPr>
+                <w:rFonts w:cstheme="majorBidi" w:hint="eastAsia"/>
+                <w:color w:val="0F4761" w:themeColor="accent1" w:themeShade="BF"/>
+                <w:sz w:val="24"/>
+                <w:szCs w:val="24"/>
+              </w:rPr>
+            </w:pPr>
+            <w:r>
+              <w:rPr>
+                <w:rFonts w:cstheme="majorBidi"/>
+                <w:color w:val="0F4761" w:themeColor="accent1" w:themeShade="BF"/>
+                <w:sz w:val="24"/>
+                <w:szCs w:val="24"/>
+              </w:rPr>
+              <w:drawing>
+                <wp:inline distT="0" distB="0" distL="0" distR="0" wp14:anchorId="7564A313" wp14:editId="30D11653">
+                  <wp:extent cx="1276528" cy="352474"/>
+                  <wp:effectExtent l="0" t="0" r="0" b="9525"/>
+                  <wp:docPr id="1411011722" name="图片 1"/>
+                  <wp:cNvGraphicFramePr>
+                    <a:graphicFrameLocks xmlns:a="http://schemas.openxmlformats.org/drawingml/2006/main" noChangeAspect="1"/>
+                  </wp:cNvGraphicFramePr>
+                  <a:graphic xmlns:a="http://schemas.openxmlformats.org/drawingml/2006/main">
+                    <a:graphicData uri="http://schemas.openxmlformats.org/drawingml/2006/picture">
+                      <pic:pic xmlns:pic="http://schemas.openxmlformats.org/drawingml/2006/picture">
+                        <pic:nvPicPr>
+                          <pic:cNvPr id="1470734093" name=""/>
+                          <pic:cNvPicPr/>
+                        </pic:nvPicPr>
+                        <pic:blipFill>
+                          <a:blip r:embed="rId55"/>
+                          <a:stretch>
+                            <a:fillRect/>
+                          </a:stretch>
+                        </pic:blipFill>
+                        <pic:spPr>
+                          <a:xfrm>
+                            <a:off x="0" y="0"/>
+                            <a:ext cx="1276528" cy="352474"/>
+                          </a:xfrm>
+                          <a:prstGeom prst="rect">
+                            <a:avLst/>
+                          </a:prstGeom>
+                        </pic:spPr>
+                      </pic:pic>
+                    </a:graphicData>
+                  </a:graphic>
+                </wp:inline>
+              </w:drawing>
+            </w:r>
+          </w:p>
+        </w:tc>
+      </w:tr>
+      <w:tr>
+        <w:trPr>
+          <w:trHeight w:val="588"/>
+        </w:trPr>
+        <w:tc>
+          <w:tcPr>
+            <w:tcW w:w="1701" w:type="dxa"/>
+          </w:tcPr>
+          <w:p>
+            <w:pPr>
+              <w:rPr>
+                <w:rFonts w:cstheme="majorBidi" w:hint="eastAsia"/>
+                <w:color w:val="0F4761" w:themeColor="accent1" w:themeShade="BF"/>
+                <w:sz w:val="24"/>
+                <w:szCs w:val="24"/>
+              </w:rPr>
+            </w:pPr>
+            <w:r>
+              <w:rPr>
+                <w:rFonts w:cstheme="majorBidi"/>
+                <w:color w:val="0F4761" w:themeColor="accent1" w:themeShade="BF"/>
+                <w:sz w:val="24"/>
+                <w:szCs w:val="24"/>
+              </w:rPr>
+              <w:t>∧</w:t>
+            </w:r>
+            <w:r>
+              <w:rPr>
+                <w:rFonts w:cstheme="majorBidi" w:hint="eastAsia"/>
+                <w:color w:val="0F4761" w:themeColor="accent1" w:themeShade="BF"/>
+                <w:sz w:val="24"/>
+                <w:szCs w:val="24"/>
+              </w:rPr>
+              <w:t xml:space="preserve">Intro  </w:t>
+            </w:r>
+            <w:r>
+              <w:rPr>
+                <w:rFonts w:cstheme="majorBidi" w:hint="eastAsia"/>
+                <w:color w:val="0F4761" w:themeColor="accent1" w:themeShade="BF"/>
+                <w:sz w:val="24"/>
+                <w:szCs w:val="24"/>
+              </w:rPr>
+              <w:t xml:space="preserve">  </w:t>
+            </w:r>
+            <w:r>
+              <w:rPr>
+                <w:rFonts w:cstheme="majorBidi" w:hint="eastAsia"/>
+                <w:color w:val="0F4761" w:themeColor="accent1" w:themeShade="BF"/>
+                <w:sz w:val="24"/>
+                <w:szCs w:val="24"/>
+              </w:rPr>
+              <w:t>i,</w:t>
+            </w:r>
+            <w:r>
+              <w:rPr>
+                <w:rFonts w:cstheme="majorBidi" w:hint="eastAsia"/>
+                <w:color w:val="0F4761" w:themeColor="accent1" w:themeShade="BF"/>
+                <w:sz w:val="24"/>
+                <w:szCs w:val="24"/>
+              </w:rPr>
+              <w:t xml:space="preserve"> </w:t>
+            </w:r>
+            <w:r>
+              <w:rPr>
+                <w:rFonts w:cstheme="majorBidi" w:hint="eastAsia"/>
+                <w:color w:val="0F4761" w:themeColor="accent1" w:themeShade="BF"/>
+                <w:sz w:val="24"/>
+                <w:szCs w:val="24"/>
+              </w:rPr>
+              <w:t>j</w:t>
+            </w:r>
+          </w:p>
+        </w:tc>
+        <w:tc>
+          <w:tcPr>
+            <w:tcW w:w="1985" w:type="dxa"/>
+          </w:tcPr>
+          <w:p>
+            <w:pPr>
+              <w:rPr>
+                <w:rFonts w:cstheme="majorBidi" w:hint="eastAsia"/>
+                <w:color w:val="0F4761" w:themeColor="accent1" w:themeShade="BF"/>
+                <w:sz w:val="24"/>
+                <w:szCs w:val="24"/>
+              </w:rPr>
+            </w:pPr>
+            <w:r>
+              <w:rPr>
+                <w:rFonts w:cstheme="majorBidi" w:hint="eastAsia"/>
+                <w:color w:val="0F4761" w:themeColor="accent1" w:themeShade="BF"/>
+                <w:sz w:val="24"/>
+                <w:szCs w:val="24"/>
+              </w:rPr>
+              <w:t>结论产生</w:t>
+            </w:r>
+            <w:r>
+              <w:rPr>
+                <w:rFonts w:cstheme="majorBidi"/>
+                <w:color w:val="0F4761" w:themeColor="accent1" w:themeShade="BF"/>
+                <w:sz w:val="24"/>
+                <w:szCs w:val="24"/>
+              </w:rPr>
+              <w:t>∧</w:t>
+            </w:r>
+          </w:p>
+        </w:tc>
+        <w:tc>
+          <w:tcPr>
+            <w:tcW w:w="6126" w:type="dxa"/>
+          </w:tcPr>
+          <w:p>
+            <w:pPr>
+              <w:rPr>
+                <w:rFonts w:cstheme="majorBidi" w:hint="eastAsia"/>
+                <w:color w:val="0F4761" w:themeColor="accent1" w:themeShade="BF"/>
+                <w:sz w:val="24"/>
+                <w:szCs w:val="24"/>
+              </w:rPr>
+            </w:pPr>
+            <w:r>
+              <w:rPr>
+                <w:rFonts w:cstheme="majorBidi"/>
+                <w:color w:val="0F4761" w:themeColor="accent1" w:themeShade="BF"/>
+                <w:sz w:val="24"/>
+                <w:szCs w:val="24"/>
+              </w:rPr>
+              <w:drawing>
+                <wp:inline distT="0" distB="0" distL="0" distR="0" wp14:anchorId="605242E5" wp14:editId="4EDD35BD">
+                  <wp:extent cx="533474" cy="362001"/>
+                  <wp:effectExtent l="0" t="0" r="0" b="0"/>
+                  <wp:docPr id="1024623215" name="图片 1"/>
+                  <wp:cNvGraphicFramePr>
+                    <a:graphicFrameLocks xmlns:a="http://schemas.openxmlformats.org/drawingml/2006/main" noChangeAspect="1"/>
+                  </wp:cNvGraphicFramePr>
+                  <a:graphic xmlns:a="http://schemas.openxmlformats.org/drawingml/2006/main">
+                    <a:graphicData uri="http://schemas.openxmlformats.org/drawingml/2006/picture">
+                      <pic:pic xmlns:pic="http://schemas.openxmlformats.org/drawingml/2006/picture">
+                        <pic:nvPicPr>
+                          <pic:cNvPr id="271751161" name=""/>
+                          <pic:cNvPicPr/>
+                        </pic:nvPicPr>
+                        <pic:blipFill>
+                          <a:blip r:embed="rId56"/>
+                          <a:stretch>
+                            <a:fillRect/>
+                          </a:stretch>
+                        </pic:blipFill>
+                        <pic:spPr>
+                          <a:xfrm>
+                            <a:off x="0" y="0"/>
+                            <a:ext cx="533474" cy="362001"/>
+                          </a:xfrm>
+                          <a:prstGeom prst="rect">
+                            <a:avLst/>
+                          </a:prstGeom>
+                        </pic:spPr>
+                      </pic:pic>
+                    </a:graphicData>
+                  </a:graphic>
+                </wp:inline>
+              </w:drawing>
+            </w:r>
+          </w:p>
+        </w:tc>
+      </w:tr>
+      <w:tr>
+        <w:tc>
+          <w:tcPr>
+            <w:tcW w:w="1701" w:type="dxa"/>
+          </w:tcPr>
+          <w:p>
+            <w:pPr>
+              <w:rPr>
+                <w:rFonts w:cstheme="majorBidi" w:hint="eastAsia"/>
+                <w:color w:val="0F4761" w:themeColor="accent1" w:themeShade="BF"/>
+                <w:sz w:val="24"/>
+                <w:szCs w:val="24"/>
+              </w:rPr>
+            </w:pPr>
+            <w:r>
+              <w:rPr>
+                <w:rFonts w:cstheme="majorBidi"/>
+                <w:color w:val="0F4761" w:themeColor="accent1" w:themeShade="BF"/>
+                <w:sz w:val="24"/>
+                <w:szCs w:val="24"/>
+              </w:rPr>
+              <w:t>∨</w:t>
+            </w:r>
+            <w:r>
+              <w:rPr>
+                <w:rFonts w:cstheme="majorBidi" w:hint="eastAsia"/>
+                <w:color w:val="0F4761" w:themeColor="accent1" w:themeShade="BF"/>
+                <w:sz w:val="24"/>
+                <w:szCs w:val="24"/>
+              </w:rPr>
+              <w:t xml:space="preserve">Intro </w:t>
+            </w:r>
+            <w:r>
+              <w:rPr>
+                <w:rFonts w:cstheme="majorBidi" w:hint="eastAsia"/>
+                <w:color w:val="0F4761" w:themeColor="accent1" w:themeShade="BF"/>
+                <w:sz w:val="24"/>
+                <w:szCs w:val="24"/>
+              </w:rPr>
+              <w:t xml:space="preserve">  </w:t>
+            </w:r>
+            <w:r>
+              <w:rPr>
+                <w:rFonts w:cstheme="majorBidi" w:hint="eastAsia"/>
+                <w:color w:val="0F4761" w:themeColor="accent1" w:themeShade="BF"/>
+                <w:sz w:val="24"/>
+                <w:szCs w:val="24"/>
+              </w:rPr>
+              <w:t xml:space="preserve"> </w:t>
+            </w:r>
+            <w:r>
+              <w:rPr>
+                <w:rFonts w:cstheme="majorBidi" w:hint="eastAsia"/>
+                <w:color w:val="0F4761" w:themeColor="accent1" w:themeShade="BF"/>
+                <w:sz w:val="24"/>
+                <w:szCs w:val="24"/>
+              </w:rPr>
+              <w:t>i</w:t>
+            </w:r>
+          </w:p>
+        </w:tc>
+        <w:tc>
+          <w:tcPr>
+            <w:tcW w:w="1985" w:type="dxa"/>
+          </w:tcPr>
+          <w:p>
+            <w:pPr>
+              <w:rPr>
+                <w:rFonts w:cstheme="majorBidi" w:hint="eastAsia"/>
+                <w:color w:val="0F4761" w:themeColor="accent1" w:themeShade="BF"/>
+                <w:sz w:val="24"/>
+                <w:szCs w:val="24"/>
+              </w:rPr>
+            </w:pPr>
+            <w:r>
+              <w:rPr>
+                <w:rFonts w:cstheme="majorBidi" w:hint="eastAsia"/>
+                <w:color w:val="0F4761" w:themeColor="accent1" w:themeShade="BF"/>
+                <w:sz w:val="24"/>
+                <w:szCs w:val="24"/>
+              </w:rPr>
+              <w:t>结论产生</w:t>
+            </w:r>
+            <w:r>
+              <w:rPr>
+                <w:rFonts w:cstheme="majorBidi"/>
+                <w:color w:val="0F4761" w:themeColor="accent1" w:themeShade="BF"/>
+                <w:sz w:val="24"/>
+                <w:szCs w:val="24"/>
+              </w:rPr>
+              <w:t>∨</w:t>
+            </w:r>
+          </w:p>
+        </w:tc>
+        <w:tc>
+          <w:tcPr>
+            <w:tcW w:w="6126" w:type="dxa"/>
+          </w:tcPr>
+          <w:p>
+            <w:pPr>
+              <w:rPr>
+                <w:rFonts w:cstheme="majorBidi" w:hint="eastAsia"/>
+                <w:color w:val="0F4761" w:themeColor="accent1" w:themeShade="BF"/>
+                <w:sz w:val="24"/>
+                <w:szCs w:val="24"/>
+              </w:rPr>
+            </w:pPr>
+            <w:r>
+              <w:rPr>
+                <w:rFonts w:cstheme="majorBidi"/>
+                <w:color w:val="0F4761" w:themeColor="accent1" w:themeShade="BF"/>
+                <w:sz w:val="24"/>
+                <w:szCs w:val="24"/>
+              </w:rPr>
+              <w:drawing>
+                <wp:inline distT="0" distB="0" distL="0" distR="0" wp14:anchorId="6A7F11F9" wp14:editId="27E15D84">
+                  <wp:extent cx="1704975" cy="288404"/>
+                  <wp:effectExtent l="0" t="0" r="0" b="0"/>
+                  <wp:docPr id="1810314980" name="图片 1"/>
+                  <wp:cNvGraphicFramePr>
+                    <a:graphicFrameLocks xmlns:a="http://schemas.openxmlformats.org/drawingml/2006/main" noChangeAspect="1"/>
+                  </wp:cNvGraphicFramePr>
+                  <a:graphic xmlns:a="http://schemas.openxmlformats.org/drawingml/2006/main">
+                    <a:graphicData uri="http://schemas.openxmlformats.org/drawingml/2006/picture">
+                      <pic:pic xmlns:pic="http://schemas.openxmlformats.org/drawingml/2006/picture">
+                        <pic:nvPicPr>
+                          <pic:cNvPr id="1784490463" name=""/>
+                          <pic:cNvPicPr/>
+                        </pic:nvPicPr>
+                        <pic:blipFill>
+                          <a:blip r:embed="rId58"/>
+                          <a:stretch>
+                            <a:fillRect/>
+                          </a:stretch>
+                        </pic:blipFill>
+                        <pic:spPr>
+                          <a:xfrm>
+                            <a:off x="0" y="0"/>
+                            <a:ext cx="1717264" cy="290483"/>
+                          </a:xfrm>
+                          <a:prstGeom prst="rect">
+                            <a:avLst/>
+                          </a:prstGeom>
+                        </pic:spPr>
+                      </pic:pic>
+                    </a:graphicData>
+                  </a:graphic>
+                </wp:inline>
+              </w:drawing>
+            </w:r>
+          </w:p>
+        </w:tc>
+      </w:tr>
+      <w:tr>
+        <w:tc>
+          <w:tcPr>
+            <w:tcW w:w="1701" w:type="dxa"/>
+          </w:tcPr>
+          <w:p>
+            <w:pPr>
+              <w:rPr>
+                <w:rFonts w:cstheme="majorBidi" w:hint="eastAsia"/>
+                <w:color w:val="0F4761" w:themeColor="accent1" w:themeShade="BF"/>
+                <w:sz w:val="24"/>
+                <w:szCs w:val="24"/>
+              </w:rPr>
+            </w:pPr>
+            <w:r>
+              <w:rPr>
+                <w:rFonts w:cstheme="majorBidi" w:hint="eastAsia"/>
+                <w:color w:val="0F4761" w:themeColor="accent1" w:themeShade="BF"/>
+                <w:sz w:val="24"/>
+                <w:szCs w:val="24"/>
+              </w:rPr>
+              <w:t>=&gt; Elim   i, j</w:t>
+            </w:r>
+          </w:p>
+        </w:tc>
+        <w:tc>
+          <w:tcPr>
+            <w:tcW w:w="1985" w:type="dxa"/>
+          </w:tcPr>
+          <w:p>
+            <w:pPr>
+              <w:rPr>
+                <w:rFonts w:cstheme="majorBidi" w:hint="eastAsia"/>
+                <w:color w:val="0F4761" w:themeColor="accent1" w:themeShade="BF"/>
+                <w:sz w:val="24"/>
+                <w:szCs w:val="24"/>
+              </w:rPr>
+            </w:pPr>
+            <w:r>
+              <w:rPr>
+                <w:rFonts w:cstheme="majorBidi" w:hint="eastAsia"/>
+                <w:color w:val="0F4761" w:themeColor="accent1" w:themeShade="BF"/>
+                <w:sz w:val="24"/>
+                <w:szCs w:val="24"/>
+              </w:rPr>
+              <w:t>结论消除=&gt;</w:t>
+            </w:r>
+          </w:p>
+        </w:tc>
+        <w:tc>
+          <w:tcPr>
+            <w:tcW w:w="6126" w:type="dxa"/>
+          </w:tcPr>
+          <w:p>
+            <w:pPr>
+              <w:rPr>
+                <w:rFonts w:cstheme="majorBidi" w:hint="eastAsia"/>
+                <w:color w:val="0F4761" w:themeColor="accent1" w:themeShade="BF"/>
+                <w:sz w:val="24"/>
+                <w:szCs w:val="24"/>
+              </w:rPr>
+            </w:pPr>
+            <w:r>
+              <w:rPr>
+                <w:rFonts w:cstheme="majorBidi"/>
+                <w:color w:val="0F4761" w:themeColor="accent1" w:themeShade="BF"/>
+                <w:sz w:val="24"/>
+                <w:szCs w:val="24"/>
+              </w:rPr>
+              <w:drawing>
+                <wp:inline distT="0" distB="0" distL="0" distR="0" wp14:anchorId="0BCD658D" wp14:editId="61BD8878">
+                  <wp:extent cx="638264" cy="314369"/>
+                  <wp:effectExtent l="0" t="0" r="9525" b="9525"/>
+                  <wp:docPr id="83090928" name="图片 1"/>
+                  <wp:cNvGraphicFramePr>
+                    <a:graphicFrameLocks xmlns:a="http://schemas.openxmlformats.org/drawingml/2006/main" noChangeAspect="1"/>
+                  </wp:cNvGraphicFramePr>
+                  <a:graphic xmlns:a="http://schemas.openxmlformats.org/drawingml/2006/main">
+                    <a:graphicData uri="http://schemas.openxmlformats.org/drawingml/2006/picture">
+                      <pic:pic xmlns:pic="http://schemas.openxmlformats.org/drawingml/2006/picture">
+                        <pic:nvPicPr>
+                          <pic:cNvPr id="1065005760" name=""/>
+                          <pic:cNvPicPr/>
+                        </pic:nvPicPr>
+                        <pic:blipFill>
+                          <a:blip r:embed="rId59"/>
+                          <a:stretch>
+                            <a:fillRect/>
+                          </a:stretch>
+                        </pic:blipFill>
+                        <pic:spPr>
+                          <a:xfrm>
+                            <a:off x="0" y="0"/>
+                            <a:ext cx="638264" cy="314369"/>
+                          </a:xfrm>
+                          <a:prstGeom prst="rect">
+                            <a:avLst/>
+                          </a:prstGeom>
+                        </pic:spPr>
+                      </pic:pic>
+                    </a:graphicData>
+                  </a:graphic>
+                </wp:inline>
+              </w:drawing>
+            </w:r>
+          </w:p>
+        </w:tc>
+      </w:tr>
+      <w:tr>
+        <w:tc>
+          <w:tcPr>
+            <w:tcW w:w="1701" w:type="dxa"/>
+          </w:tcPr>
+          <w:p>
+            <w:pPr>
+              <w:rPr>
+                <w:rFonts w:cstheme="majorBidi" w:hint="eastAsia"/>
+                <w:color w:val="0F4761" w:themeColor="accent1" w:themeShade="BF"/>
+                <w:sz w:val="24"/>
+                <w:szCs w:val="24"/>
+              </w:rPr>
+            </w:pPr>
+            <w:r>
+              <w:rPr>
+                <w:rFonts w:cstheme="majorBidi" w:hint="eastAsia"/>
+                <w:color w:val="0F4761" w:themeColor="accent1" w:themeShade="BF"/>
+                <w:sz w:val="24"/>
+                <w:szCs w:val="24"/>
+              </w:rPr>
+              <w:t xml:space="preserve">=&gt; </w:t>
+            </w:r>
+            <w:r>
+              <w:rPr>
+                <w:rFonts w:cstheme="majorBidi" w:hint="eastAsia"/>
+                <w:color w:val="0F4761" w:themeColor="accent1" w:themeShade="BF"/>
+                <w:sz w:val="24"/>
+                <w:szCs w:val="24"/>
+              </w:rPr>
+              <w:t>Intro  i</w:t>
+            </w:r>
+            <w:r>
+              <w:rPr>
+                <w:rFonts w:cstheme="majorBidi" w:hint="eastAsia"/>
+                <w:color w:val="0F4761" w:themeColor="accent1" w:themeShade="BF"/>
+                <w:sz w:val="24"/>
+                <w:szCs w:val="24"/>
+              </w:rPr>
+              <w:t>-</w:t>
+            </w:r>
+            <w:r>
+              <w:rPr>
+                <w:rFonts w:cstheme="majorBidi" w:hint="eastAsia"/>
+                <w:color w:val="0F4761" w:themeColor="accent1" w:themeShade="BF"/>
+                <w:sz w:val="24"/>
+                <w:szCs w:val="24"/>
+              </w:rPr>
+              <w:t>j</w:t>
+            </w:r>
+          </w:p>
+        </w:tc>
+        <w:tc>
+          <w:tcPr>
+            <w:tcW w:w="1985" w:type="dxa"/>
+          </w:tcPr>
+          <w:p>
+            <w:pPr>
+              <w:rPr>
+                <w:rFonts w:cstheme="majorBidi" w:hint="eastAsia"/>
+                <w:color w:val="0F4761" w:themeColor="accent1" w:themeShade="BF"/>
+                <w:sz w:val="24"/>
+                <w:szCs w:val="24"/>
+              </w:rPr>
+            </w:pPr>
+            <w:r>
+              <w:rPr>
+                <w:rFonts w:cstheme="majorBidi" w:hint="eastAsia"/>
+                <w:color w:val="0F4761" w:themeColor="accent1" w:themeShade="BF"/>
+                <w:sz w:val="24"/>
+                <w:szCs w:val="24"/>
+              </w:rPr>
+              <w:t>结论产生=&gt;</w:t>
+            </w:r>
+          </w:p>
+        </w:tc>
+        <w:tc>
+          <w:tcPr>
+            <w:tcW w:w="6126" w:type="dxa"/>
+          </w:tcPr>
+          <w:p>
+            <w:pPr>
+              <w:rPr>
+                <w:rFonts w:cstheme="majorBidi" w:hint="eastAsia"/>
+                <w:color w:val="0F4761" w:themeColor="accent1" w:themeShade="BF"/>
+                <w:sz w:val="24"/>
+                <w:szCs w:val="24"/>
+              </w:rPr>
+            </w:pPr>
+            <w:r>
+              <w:rPr>
+                <w:rFonts w:hint="eastAsia"/>
+              </w:rPr>
+              <w:object w:dxaOrig="5910" w:dyaOrig="615" w14:anchorId="50F06EE8">
+                <v:shape id="_x0000_i1046" type="#_x0000_t75" style="width:295.5pt;height:30.75pt" o:ole="">
+                  <v:imagedata r:id="rId60" o:title=""/>
+                </v:shape>
+                <o:OLEObject Type="Embed" ProgID="PBrush" ShapeID="_x0000_i1046" DrawAspect="Content" ObjectID="_1853077478" r:id="rId72"/>
+              </w:object>
+            </w:r>
+          </w:p>
+        </w:tc>
+      </w:tr>
+    </w:tbl>
+    <w:p/>
+    <w:p>
+      <w:pPr>
+        <w:pStyle w:val="6"/>
+      </w:pPr>
+      <w:r>
+        <w:lastRenderedPageBreak/>
+        <w:t>∨</w:t>
+      </w:r>
+      <w:r>
+        <w:rPr>
+          <w:rFonts w:hint="eastAsia"/>
+        </w:rPr>
+        <w:t>Elim</w:t>
+      </w:r>
+    </w:p>
+    <w:p>
+      <w:r>
+        <w:drawing>
+          <wp:inline distT="0" distB="0" distL="0" distR="0" wp14:anchorId="0577EFA5" wp14:editId="1DAB4ED2">
+            <wp:extent cx="5027015" cy="1762125"/>
+            <wp:effectExtent l="0" t="0" r="2540" b="0"/>
+            <wp:docPr id="2024447203" name="图片 1"/>
+            <wp:cNvGraphicFramePr>
+              <a:graphicFrameLocks xmlns:a="http://schemas.openxmlformats.org/drawingml/2006/main" noChangeAspect="1"/>
+            </wp:cNvGraphicFramePr>
+            <a:graphic xmlns:a="http://schemas.openxmlformats.org/drawingml/2006/main">
+              <a:graphicData uri="http://schemas.openxmlformats.org/drawingml/2006/picture">
+                <pic:pic xmlns:pic="http://schemas.openxmlformats.org/drawingml/2006/picture">
+                  <pic:nvPicPr>
+                    <pic:cNvPr id="2024447203" name=""/>
+                    <pic:cNvPicPr/>
+                  </pic:nvPicPr>
+                  <pic:blipFill>
+                    <a:blip r:embed="rId73"/>
+                    <a:stretch>
+                      <a:fillRect/>
+                    </a:stretch>
+                  </pic:blipFill>
+                  <pic:spPr>
+                    <a:xfrm>
+                      <a:off x="0" y="0"/>
+                      <a:ext cx="5035835" cy="1765217"/>
+                    </a:xfrm>
+                    <a:prstGeom prst="rect">
+                      <a:avLst/>
+                    </a:prstGeom>
+                  </pic:spPr>
+                </pic:pic>
+              </a:graphicData>
+            </a:graphic>
+          </wp:inline>
+        </w:drawing>
+      </w:r>
+    </w:p>
+    <w:tbl>
+      <w:tblPr>
+        <w:tblStyle w:val="af1"/>
+        <w:tblW w:w="0" w:type="auto"/>
+        <w:tblLook w:val="04A0" w:firstRow="1" w:lastRow="0" w:firstColumn="1" w:lastColumn="0" w:noHBand="0" w:noVBand="1"/>
+      </w:tblPr>
+      <w:tblGrid>
+        <w:gridCol w:w="1701"/>
+        <w:gridCol w:w="1985"/>
+        <w:gridCol w:w="5641"/>
+      </w:tblGrid>
+      <w:tr>
+        <w:trPr>
+          <w:trHeight w:val="621"/>
+        </w:trPr>
+        <w:tc>
+          <w:tcPr>
+            <w:tcW w:w="1701" w:type="dxa"/>
+          </w:tcPr>
+          <w:p>
+            <w:pPr>
+              <w:rPr>
+                <w:rFonts w:cstheme="majorBidi" w:hint="eastAsia"/>
+                <w:color w:val="0F4761" w:themeColor="accent1" w:themeShade="BF"/>
+                <w:sz w:val="24"/>
+                <w:szCs w:val="24"/>
+              </w:rPr>
+            </w:pPr>
+            <w:r>
+              <w:rPr>
+                <w:rFonts w:cstheme="majorBidi"/>
+                <w:color w:val="0F4761" w:themeColor="accent1" w:themeShade="BF"/>
+                <w:sz w:val="24"/>
+                <w:szCs w:val="24"/>
+              </w:rPr>
+              <w:t>∨</w:t>
+            </w:r>
+            <w:r>
+              <w:rPr>
+                <w:rFonts w:cstheme="majorBidi" w:hint="eastAsia"/>
+                <w:color w:val="0F4761" w:themeColor="accent1" w:themeShade="BF"/>
+                <w:sz w:val="24"/>
+                <w:szCs w:val="24"/>
+              </w:rPr>
+              <w:t xml:space="preserve">Elim     </w:t>
+            </w:r>
+            <w:r>
+              <w:rPr>
+                <w:rFonts w:cstheme="majorBidi" w:hint="eastAsia"/>
+                <w:color w:val="0F4761" w:themeColor="accent1" w:themeShade="BF"/>
+                <w:sz w:val="24"/>
+                <w:szCs w:val="24"/>
+              </w:rPr>
+              <w:t>i</w:t>
+            </w:r>
+            <w:r>
+              <w:rPr>
+                <w:rFonts w:cstheme="majorBidi" w:hint="eastAsia"/>
+                <w:color w:val="0F4761" w:themeColor="accent1" w:themeShade="BF"/>
+                <w:sz w:val="24"/>
+                <w:szCs w:val="24"/>
+              </w:rPr>
+              <w:t>-</w:t>
+            </w:r>
+            <w:r>
+              <w:rPr>
+                <w:rFonts w:cstheme="majorBidi" w:hint="eastAsia"/>
+                <w:color w:val="0F4761" w:themeColor="accent1" w:themeShade="BF"/>
+                <w:sz w:val="24"/>
+                <w:szCs w:val="24"/>
+              </w:rPr>
+              <w:t>j</w:t>
+            </w:r>
+            <w:r>
+              <w:rPr>
+                <w:rFonts w:cstheme="majorBidi" w:hint="eastAsia"/>
+                <w:color w:val="0F4761" w:themeColor="accent1" w:themeShade="BF"/>
+                <w:sz w:val="24"/>
+                <w:szCs w:val="24"/>
+              </w:rPr>
+              <w:t xml:space="preserve"> </w:t>
+            </w:r>
+          </w:p>
+        </w:tc>
+        <w:tc>
+          <w:tcPr>
+            <w:tcW w:w="1985" w:type="dxa"/>
+          </w:tcPr>
+          <w:p>
+            <w:pPr>
+              <w:rPr>
+                <w:rFonts w:cstheme="majorBidi" w:hint="eastAsia"/>
+                <w:color w:val="0F4761" w:themeColor="accent1" w:themeShade="BF"/>
+                <w:sz w:val="24"/>
+                <w:szCs w:val="24"/>
+              </w:rPr>
+            </w:pPr>
+            <w:r>
+              <w:rPr>
+                <w:rFonts w:cstheme="majorBidi" w:hint="eastAsia"/>
+                <w:color w:val="0F4761" w:themeColor="accent1" w:themeShade="BF"/>
+                <w:sz w:val="24"/>
+                <w:szCs w:val="24"/>
+              </w:rPr>
+              <w:t>结论消除</w:t>
+            </w:r>
+            <w:r>
+              <w:rPr>
+                <w:rFonts w:cstheme="majorBidi"/>
+                <w:color w:val="0F4761" w:themeColor="accent1" w:themeShade="BF"/>
+                <w:sz w:val="24"/>
+                <w:szCs w:val="24"/>
+              </w:rPr>
+              <w:t>∨</w:t>
+            </w:r>
+          </w:p>
+        </w:tc>
+        <w:tc>
+          <w:tcPr>
+            <w:tcW w:w="5641" w:type="dxa"/>
+          </w:tcPr>
+          <w:p>
+            <w:pPr>
+              <w:rPr>
+                <w:rFonts w:cstheme="majorBidi" w:hint="eastAsia"/>
+                <w:color w:val="0F4761" w:themeColor="accent1" w:themeShade="BF"/>
+                <w:sz w:val="24"/>
+                <w:szCs w:val="24"/>
+              </w:rPr>
+            </w:pPr>
+            <w:r>
+              <w:rPr>
+                <w:rFonts w:cstheme="majorBidi"/>
+                <w:color w:val="0F4761" w:themeColor="accent1" w:themeShade="BF"/>
+                <w:sz w:val="24"/>
+                <w:szCs w:val="24"/>
+              </w:rPr>
+              <w:drawing>
+                <wp:inline distT="0" distB="0" distL="0" distR="0" wp14:anchorId="3A21D577" wp14:editId="3F070CA0">
+                  <wp:extent cx="1390844" cy="304843"/>
+                  <wp:effectExtent l="0" t="0" r="0" b="0"/>
+                  <wp:docPr id="1056299039" name="图片 1"/>
+                  <wp:cNvGraphicFramePr>
+                    <a:graphicFrameLocks xmlns:a="http://schemas.openxmlformats.org/drawingml/2006/main" noChangeAspect="1"/>
+                  </wp:cNvGraphicFramePr>
+                  <a:graphic xmlns:a="http://schemas.openxmlformats.org/drawingml/2006/main">
+                    <a:graphicData uri="http://schemas.openxmlformats.org/drawingml/2006/picture">
+                      <pic:pic xmlns:pic="http://schemas.openxmlformats.org/drawingml/2006/picture">
+                        <pic:nvPicPr>
+                          <pic:cNvPr id="1024915526" name=""/>
+                          <pic:cNvPicPr/>
+                        </pic:nvPicPr>
+                        <pic:blipFill>
+                          <a:blip r:embed="rId57"/>
+                          <a:stretch>
+                            <a:fillRect/>
+                          </a:stretch>
+                        </pic:blipFill>
+                        <pic:spPr>
+                          <a:xfrm>
+                            <a:off x="0" y="0"/>
+                            <a:ext cx="1390844" cy="304843"/>
+                          </a:xfrm>
+                          <a:prstGeom prst="rect">
+                            <a:avLst/>
+                          </a:prstGeom>
+                        </pic:spPr>
+                      </pic:pic>
+                    </a:graphicData>
+                  </a:graphic>
+                </wp:inline>
+              </w:drawing>
+            </w:r>
+          </w:p>
+        </w:tc>
+      </w:tr>
+    </w:tbl>
+    <w:p>
+      <w:pPr>
+        <w:rPr>
+          <w:rFonts w:hint="eastAsia"/>
+        </w:rPr>
+      </w:pPr>
+    </w:p>
+    <w:p>
+      <w:pPr>
+        <w:pStyle w:val="6"/>
+      </w:pPr>
+      <w:r>
+        <w:rPr>
+          <w:sz w:val="24"/>
+          <w:szCs w:val="24"/>
+        </w:rPr>
+        <w:t>¬</w:t>
+      </w:r>
+      <w:r>
+        <w:rPr>
+          <w:rFonts w:hint="eastAsia"/>
+          <w:sz w:val="24"/>
+          <w:szCs w:val="24"/>
+        </w:rPr>
+        <w:t xml:space="preserve"> </w:t>
+      </w:r>
+      <w:r>
+        <w:rPr>
+          <w:rFonts w:hint="eastAsia"/>
+        </w:rPr>
+        <w:t>Intro</w:t>
+      </w:r>
+    </w:p>
+    <w:p>
+      <w:r>
+        <w:drawing>
+          <wp:inline distT="0" distB="0" distL="0" distR="0" wp14:anchorId="1A2CCAD9" wp14:editId="5153EC74">
+            <wp:extent cx="4444365" cy="1949135"/>
+            <wp:effectExtent l="0" t="0" r="0" b="0"/>
+            <wp:docPr id="1321606159" name="图片 1"/>
+            <wp:cNvGraphicFramePr>
+              <a:graphicFrameLocks xmlns:a="http://schemas.openxmlformats.org/drawingml/2006/main" noChangeAspect="1"/>
+            </wp:cNvGraphicFramePr>
+            <a:graphic xmlns:a="http://schemas.openxmlformats.org/drawingml/2006/main">
+              <a:graphicData uri="http://schemas.openxmlformats.org/drawingml/2006/picture">
+                <pic:pic xmlns:pic="http://schemas.openxmlformats.org/drawingml/2006/picture">
+                  <pic:nvPicPr>
+                    <pic:cNvPr id="1321606159" name=""/>
+                    <pic:cNvPicPr/>
+                  </pic:nvPicPr>
+                  <pic:blipFill>
+                    <a:blip r:embed="rId74"/>
+                    <a:stretch>
+                      <a:fillRect/>
+                    </a:stretch>
+                  </pic:blipFill>
+                  <pic:spPr>
+                    <a:xfrm>
+                      <a:off x="0" y="0"/>
+                      <a:ext cx="4461855" cy="1956805"/>
+                    </a:xfrm>
+                    <a:prstGeom prst="rect">
+                      <a:avLst/>
+                    </a:prstGeom>
+                  </pic:spPr>
+                </pic:pic>
+              </a:graphicData>
+            </a:graphic>
+          </wp:inline>
+        </w:drawing>
+      </w:r>
+    </w:p>
+    <w:tbl>
+      <w:tblPr>
+        <w:tblStyle w:val="af1"/>
+        <w:tblW w:w="0" w:type="auto"/>
+        <w:tblLook w:val="04A0" w:firstRow="1" w:lastRow="0" w:firstColumn="1" w:lastColumn="0" w:noHBand="0" w:noVBand="1"/>
+      </w:tblPr>
+      <w:tblGrid>
+        <w:gridCol w:w="1568"/>
+        <w:gridCol w:w="1730"/>
+        <w:gridCol w:w="6126"/>
+      </w:tblGrid>
+      <w:tr>
+        <w:tc>
+          <w:tcPr>
+            <w:tcW w:w="1568" w:type="dxa"/>
+          </w:tcPr>
+          <w:p>
+            <w:pPr>
+              <w:rPr>
+                <w:rFonts w:cstheme="majorBidi" w:hint="eastAsia"/>
+                <w:color w:val="0F4761" w:themeColor="accent1" w:themeShade="BF"/>
+                <w:sz w:val="24"/>
+                <w:szCs w:val="24"/>
+              </w:rPr>
+            </w:pPr>
+            <w:r>
+              <w:rPr>
+                <w:rFonts w:cstheme="majorBidi"/>
+                <w:color w:val="0F4761" w:themeColor="accent1" w:themeShade="BF"/>
+                <w:sz w:val="24"/>
+                <w:szCs w:val="24"/>
+              </w:rPr>
+              <w:t>¬Intro</w:t>
+            </w:r>
+          </w:p>
+        </w:tc>
+        <w:tc>
+          <w:tcPr>
+            <w:tcW w:w="1730" w:type="dxa"/>
+          </w:tcPr>
+          <w:p>
+            <w:pPr>
+              <w:rPr>
+                <w:rFonts w:cstheme="majorBidi" w:hint="eastAsia"/>
+                <w:color w:val="0F4761" w:themeColor="accent1" w:themeShade="BF"/>
+                <w:sz w:val="24"/>
+                <w:szCs w:val="24"/>
+              </w:rPr>
+            </w:pPr>
+            <w:r>
+              <w:rPr>
+                <w:rFonts w:cstheme="majorBidi" w:hint="eastAsia"/>
+                <w:color w:val="0F4761" w:themeColor="accent1" w:themeShade="BF"/>
+                <w:sz w:val="24"/>
+                <w:szCs w:val="24"/>
+              </w:rPr>
+              <w:t>结论产生</w:t>
+            </w:r>
+            <w:r>
+              <w:rPr>
+                <w:rFonts w:ascii="Cambria Math" w:hAnsi="Cambria Math" w:cs="Cambria Math"/>
+                <w:color w:val="0F4761" w:themeColor="accent1" w:themeShade="BF"/>
+                <w:sz w:val="24"/>
+                <w:szCs w:val="24"/>
+              </w:rPr>
+              <w:t>¬</w:t>
+            </w:r>
+          </w:p>
+        </w:tc>
+        <w:tc>
+          <w:tcPr>
+            <w:tcW w:w="6126" w:type="dxa"/>
+          </w:tcPr>
+          <w:p>
+            <w:pPr>
+              <w:rPr>
+                <w:rFonts w:hint="eastAsia"/>
+              </w:rPr>
+            </w:pPr>
+            <w:r>
+              <w:rPr>
+                <w:rFonts w:hint="eastAsia"/>
+              </w:rPr>
+              <w:object w:dxaOrig="1950" w:dyaOrig="720" w14:anchorId="3590B1B8">
+                <v:shape id="_x0000_i1059" type="#_x0000_t75" style="width:86.25pt;height:31.5pt" o:ole="">
+                  <v:imagedata r:id="rId64" o:title=""/>
+                </v:shape>
+                <o:OLEObject Type="Embed" ProgID="PBrush" ShapeID="_x0000_i1059" DrawAspect="Content" ObjectID="_1853077479" r:id="rId75"/>
+              </w:object>
+            </w:r>
+          </w:p>
+        </w:tc>
+      </w:tr>
+    </w:tbl>
+    <w:p/>
+    <w:p>
+      <w:pPr>
+        <w:pStyle w:val="6"/>
+      </w:pPr>
+      <w:r>
+        <w:rPr>
+          <w:sz w:val="24"/>
+          <w:szCs w:val="24"/>
+        </w:rPr>
+        <w:t>¬¬</w:t>
+      </w:r>
+    </w:p>
+    <w:p>
+      <w:r>
+        <w:drawing>
+          <wp:inline distT="0" distB="0" distL="0" distR="0" wp14:anchorId="2FCE31EB" wp14:editId="4A1963FB">
+            <wp:extent cx="4444779" cy="1987078"/>
+            <wp:effectExtent l="0" t="0" r="0" b="0"/>
+            <wp:docPr id="824507901" name="图片 1"/>
+            <wp:cNvGraphicFramePr>
+              <a:graphicFrameLocks xmlns:a="http://schemas.openxmlformats.org/drawingml/2006/main" noChangeAspect="1"/>
+            </wp:cNvGraphicFramePr>
+            <a:graphic xmlns:a="http://schemas.openxmlformats.org/drawingml/2006/main">
+              <a:graphicData uri="http://schemas.openxmlformats.org/drawingml/2006/picture">
+                <pic:pic xmlns:pic="http://schemas.openxmlformats.org/drawingml/2006/picture">
+                  <pic:nvPicPr>
+                    <pic:cNvPr id="824507901" name=""/>
+                    <pic:cNvPicPr/>
+                  </pic:nvPicPr>
+                  <pic:blipFill>
+                    <a:blip r:embed="rId76"/>
+                    <a:stretch>
+                      <a:fillRect/>
+                    </a:stretch>
+                  </pic:blipFill>
+                  <pic:spPr>
+                    <a:xfrm>
+                      <a:off x="0" y="0"/>
+                      <a:ext cx="4449622" cy="1989243"/>
+                    </a:xfrm>
+                    <a:prstGeom prst="rect">
+                      <a:avLst/>
+                    </a:prstGeom>
+                  </pic:spPr>
+                </pic:pic>
+              </a:graphicData>
+            </a:graphic>
+          </wp:inline>
+        </w:drawing>
+      </w:r>
+    </w:p>
+    <w:tbl>
+      <w:tblPr>
+        <w:tblStyle w:val="af1"/>
+        <w:tblW w:w="0" w:type="auto"/>
+        <w:tblLook w:val="04A0" w:firstRow="1" w:lastRow="0" w:firstColumn="1" w:lastColumn="0" w:noHBand="0" w:noVBand="1"/>
+      </w:tblPr>
+      <w:tblGrid>
+        <w:gridCol w:w="1568"/>
+        <w:gridCol w:w="2822"/>
+        <w:gridCol w:w="5034"/>
+      </w:tblGrid>
+      <w:tr>
+        <w:tc>
+          <w:tcPr>
+            <w:tcW w:w="1568" w:type="dxa"/>
+          </w:tcPr>
+          <w:p>
+            <w:pPr>
+              <w:rPr>
+                <w:rFonts w:cstheme="majorBidi" w:hint="eastAsia"/>
+                <w:color w:val="0F4761" w:themeColor="accent1" w:themeShade="BF"/>
+                <w:sz w:val="24"/>
+                <w:szCs w:val="24"/>
+              </w:rPr>
+            </w:pPr>
+            <w:r>
+              <w:rPr>
+                <w:rFonts w:cstheme="majorBidi"/>
+                <w:color w:val="0F4761" w:themeColor="accent1" w:themeShade="BF"/>
+                <w:sz w:val="24"/>
+                <w:szCs w:val="24"/>
+              </w:rPr>
+              <w:t>¬¬</w:t>
+            </w:r>
+          </w:p>
+        </w:tc>
+        <w:tc>
+          <w:tcPr>
+            <w:tcW w:w="2822" w:type="dxa"/>
+          </w:tcPr>
+          <w:p>
+            <w:pPr>
+              <w:rPr>
+                <w:rFonts w:cstheme="majorBidi" w:hint="eastAsia"/>
+                <w:color w:val="0F4761" w:themeColor="accent1" w:themeShade="BF"/>
+                <w:sz w:val="24"/>
+                <w:szCs w:val="24"/>
+              </w:rPr>
+            </w:pPr>
+            <w:r>
+              <w:rPr>
+                <w:rFonts w:cstheme="majorBidi" w:hint="eastAsia"/>
+                <w:color w:val="0F4761" w:themeColor="accent1" w:themeShade="BF"/>
+                <w:sz w:val="24"/>
+                <w:szCs w:val="24"/>
+              </w:rPr>
+              <w:t>结论产生/消除</w:t>
+            </w:r>
+            <w:r>
+              <w:rPr>
+                <w:rFonts w:ascii="Cambria Math" w:hAnsi="Cambria Math" w:cs="Cambria Math"/>
+                <w:color w:val="0F4761" w:themeColor="accent1" w:themeShade="BF"/>
+                <w:sz w:val="24"/>
+                <w:szCs w:val="24"/>
+              </w:rPr>
+              <w:t>¬</w:t>
+            </w:r>
+          </w:p>
+        </w:tc>
+        <w:tc>
+          <w:tcPr>
+            <w:tcW w:w="5034" w:type="dxa"/>
+          </w:tcPr>
+          <w:p>
+            <w:pPr>
+              <w:rPr>
+                <w:rFonts w:hint="eastAsia"/>
+              </w:rPr>
+            </w:pPr>
+            <w:r>
+              <w:rPr>
+                <w:rFonts w:hint="eastAsia"/>
+              </w:rPr>
+              <w:object w:dxaOrig="2565" w:dyaOrig="750" w14:anchorId="52B0882F">
+                <v:shape id="_x0000_i1116" type="#_x0000_t75" style="width:105pt;height:30.75pt" o:ole="">
+                  <v:imagedata r:id="rId62" o:title=""/>
+                </v:shape>
+                <o:OLEObject Type="Embed" ProgID="PBrush" ShapeID="_x0000_i1116" DrawAspect="Content" ObjectID="_1853077480" r:id="rId77"/>
+              </w:object>
+            </w:r>
+          </w:p>
+        </w:tc>
+      </w:tr>
+    </w:tbl>
     <w:p>
       <w:pPr>
         <w:rPr>
@@ -19226,9 +24284,9 @@
   </w:abstractNum>
   <w:abstractNum w:abstractNumId="4" w15:restartNumberingAfterBreak="0">
     <w:nsid w:val="1DD52405"/>
-    <w:multiLevelType w:val="hybridMultilevel"/>
-    <w:tmpl w:val="261A0450"/>
-    <w:lvl w:ilvl="0" w:tplc="A9A6E1CE">
+    <w:multiLevelType w:val="multilevel"/>
+    <w:tmpl w:val="7CBA5486"/>
+    <w:lvl w:ilvl="0">
       <w:start w:val="1"/>
       <w:numFmt w:val="decimal"/>
       <w:lvlText w:val="%1."/>
@@ -19240,77 +24298,109 @@
         <w:rFonts w:hint="default"/>
       </w:rPr>
     </w:lvl>
-    <w:lvl w:ilvl="1" w:tplc="04090019" w:tentative="1">
-      <w:start w:val="1"/>
-      <w:numFmt w:val="lowerLetter"/>
-      <w:lvlText w:val="%2)"/>
+    <w:lvl w:ilvl="1">
+      <w:start w:val="3"/>
+      <w:numFmt w:val="decimal"/>
+      <w:isLgl/>
+      <w:lvlText w:val="%1.%2"/>
       <w:lvlJc w:val="left"/>
       <w:pPr>
-        <w:ind w:left="880" w:hanging="440"/>
-      </w:pPr>
+        <w:ind w:left="585" w:hanging="585"/>
+      </w:pPr>
+      <w:rPr>
+        <w:rFonts w:hint="default"/>
+      </w:rPr>
     </w:lvl>
-    <w:lvl w:ilvl="2" w:tplc="0409001B" w:tentative="1">
-      <w:start w:val="1"/>
-      <w:numFmt w:val="lowerRoman"/>
-      <w:lvlText w:val="%3."/>
-      <w:lvlJc w:val="right"/>
-      <w:pPr>
-        <w:ind w:left="1320" w:hanging="440"/>
-      </w:pPr>
+    <w:lvl w:ilvl="2">
+      <w:start w:val="4"/>
+      <w:numFmt w:val="decimal"/>
+      <w:isLgl/>
+      <w:lvlText w:val="%1.%2.%3"/>
+      <w:lvlJc w:val="left"/>
+      <w:pPr>
+        <w:ind w:left="720" w:hanging="720"/>
+      </w:pPr>
+      <w:rPr>
+        <w:rFonts w:hint="default"/>
+      </w:rPr>
     </w:lvl>
-    <w:lvl w:ilvl="3" w:tplc="0409000F" w:tentative="1">
+    <w:lvl w:ilvl="3">
       <w:start w:val="1"/>
       <w:numFmt w:val="decimal"/>
-      <w:lvlText w:val="%4."/>
+      <w:isLgl/>
+      <w:lvlText w:val="%1.%2.%3.%4"/>
       <w:lvlJc w:val="left"/>
       <w:pPr>
-        <w:ind w:left="1760" w:hanging="440"/>
-      </w:pPr>
+        <w:ind w:left="720" w:hanging="720"/>
+      </w:pPr>
+      <w:rPr>
+        <w:rFonts w:hint="default"/>
+      </w:rPr>
     </w:lvl>
-    <w:lvl w:ilvl="4" w:tplc="04090019" w:tentative="1">
-      <w:start w:val="1"/>
-      <w:numFmt w:val="lowerLetter"/>
-      <w:lvlText w:val="%5)"/>
-      <w:lvlJc w:val="left"/>
-      <w:pPr>
-        <w:ind w:left="2200" w:hanging="440"/>
-      </w:pPr>
-    </w:lvl>
-    <w:lvl w:ilvl="5" w:tplc="0409001B" w:tentative="1">
-      <w:start w:val="1"/>
-      <w:numFmt w:val="lowerRoman"/>
-      <w:lvlText w:val="%6."/>
-      <w:lvlJc w:val="right"/>
-      <w:pPr>
-        <w:ind w:left="2640" w:hanging="440"/>
-      </w:pPr>
-    </w:lvl>
-    <w:lvl w:ilvl="6" w:tplc="0409000F" w:tentative="1">
+    <w:lvl w:ilvl="4">
       <w:start w:val="1"/>
       <w:numFmt w:val="decimal"/>
-      <w:lvlText w:val="%7."/>
+      <w:isLgl/>
+      <w:lvlText w:val="%1.%2.%3.%4.%5"/>
       <w:lvlJc w:val="left"/>
       <w:pPr>
-        <w:ind w:left="3080" w:hanging="440"/>
-      </w:pPr>
+        <w:ind w:left="1080" w:hanging="1080"/>
+      </w:pPr>
+      <w:rPr>
+        <w:rFonts w:hint="default"/>
+      </w:rPr>
     </w:lvl>
-    <w:lvl w:ilvl="7" w:tplc="04090019" w:tentative="1">
+    <w:lvl w:ilvl="5">
       <w:start w:val="1"/>
-      <w:numFmt w:val="lowerLetter"/>
-      <w:lvlText w:val="%8)"/>
+      <w:numFmt w:val="decimal"/>
+      <w:isLgl/>
+      <w:lvlText w:val="%1.%2.%3.%4.%5.%6"/>
       <w:lvlJc w:val="left"/>
       <w:pPr>
-        <w:ind w:left="3520" w:hanging="440"/>
-      </w:pPr>
+        <w:ind w:left="1080" w:hanging="1080"/>
+      </w:pPr>
+      <w:rPr>
+        <w:rFonts w:hint="default"/>
+      </w:rPr>
     </w:lvl>
-    <w:lvl w:ilvl="8" w:tplc="0409001B" w:tentative="1">
+    <w:lvl w:ilvl="6">
       <w:start w:val="1"/>
-      <w:numFmt w:val="lowerRoman"/>
-      <w:lvlText w:val="%9."/>
-      <w:lvlJc w:val="right"/>
-      <w:pPr>
-        <w:ind w:left="3960" w:hanging="440"/>
-      </w:pPr>
+      <w:numFmt w:val="decimal"/>
+      <w:isLgl/>
+      <w:lvlText w:val="%1.%2.%3.%4.%5.%6.%7"/>
+      <w:lvlJc w:val="left"/>
+      <w:pPr>
+        <w:ind w:left="1440" w:hanging="1440"/>
+      </w:pPr>
+      <w:rPr>
+        <w:rFonts w:hint="default"/>
+      </w:rPr>
+    </w:lvl>
+    <w:lvl w:ilvl="7">
+      <w:start w:val="1"/>
+      <w:numFmt w:val="decimal"/>
+      <w:isLgl/>
+      <w:lvlText w:val="%1.%2.%3.%4.%5.%6.%7.%8"/>
+      <w:lvlJc w:val="left"/>
+      <w:pPr>
+        <w:ind w:left="1440" w:hanging="1440"/>
+      </w:pPr>
+      <w:rPr>
+        <w:rFonts w:hint="default"/>
+      </w:rPr>
+    </w:lvl>
+    <w:lvl w:ilvl="8">
+      <w:start w:val="1"/>
+      <w:numFmt w:val="decimal"/>
+      <w:isLgl/>
+      <w:lvlText w:val="%1.%2.%3.%4.%5.%6.%7.%8.%9"/>
+      <w:lvlJc w:val="left"/>
+      <w:pPr>
+        <w:ind w:left="1800" w:hanging="1800"/>
+      </w:pPr>
+      <w:rPr>
+        <w:rFonts w:hint="default"/>
+      </w:rPr>
     </w:lvl>
   </w:abstractNum>
   <w:abstractNum w:abstractNumId="5" w15:restartNumberingAfterBreak="0">
@@ -19602,6 +24692,119 @@
     </w:lvl>
   </w:abstractNum>
   <w:abstractNum w:abstractNumId="8" w15:restartNumberingAfterBreak="0">
+    <w:nsid w:val="49E10AEC"/>
+    <w:multiLevelType w:val="hybridMultilevel"/>
+    <w:tmpl w:val="6A90A774"/>
+    <w:lvl w:ilvl="0" w:tplc="04090001">
+      <w:start w:val="1"/>
+      <w:numFmt w:val="bullet"/>
+      <w:lvlText w:val=""/>
+      <w:lvlJc w:val="left"/>
+      <w:pPr>
+        <w:ind w:left="440" w:hanging="440"/>
+      </w:pPr>
+      <w:rPr>
+        <w:rFonts w:ascii="Wingdings" w:hAnsi="Wingdings" w:hint="default"/>
+      </w:rPr>
+    </w:lvl>
+    <w:lvl w:ilvl="1" w:tplc="04090003" w:tentative="1">
+      <w:start w:val="1"/>
+      <w:numFmt w:val="bullet"/>
+      <w:lvlText w:val=""/>
+      <w:lvlJc w:val="left"/>
+      <w:pPr>
+        <w:ind w:left="880" w:hanging="440"/>
+      </w:pPr>
+      <w:rPr>
+        <w:rFonts w:ascii="Wingdings" w:hAnsi="Wingdings" w:hint="default"/>
+      </w:rPr>
+    </w:lvl>
+    <w:lvl w:ilvl="2" w:tplc="04090005" w:tentative="1">
+      <w:start w:val="1"/>
+      <w:numFmt w:val="bullet"/>
+      <w:lvlText w:val=""/>
+      <w:lvlJc w:val="left"/>
+      <w:pPr>
+        <w:ind w:left="1320" w:hanging="440"/>
+      </w:pPr>
+      <w:rPr>
+        <w:rFonts w:ascii="Wingdings" w:hAnsi="Wingdings" w:hint="default"/>
+      </w:rPr>
+    </w:lvl>
+    <w:lvl w:ilvl="3" w:tplc="04090001" w:tentative="1">
+      <w:start w:val="1"/>
+      <w:numFmt w:val="bullet"/>
+      <w:lvlText w:val=""/>
+      <w:lvlJc w:val="left"/>
+      <w:pPr>
+        <w:ind w:left="1760" w:hanging="440"/>
+      </w:pPr>
+      <w:rPr>
+        <w:rFonts w:ascii="Wingdings" w:hAnsi="Wingdings" w:hint="default"/>
+      </w:rPr>
+    </w:lvl>
+    <w:lvl w:ilvl="4" w:tplc="04090003" w:tentative="1">
+      <w:start w:val="1"/>
+      <w:numFmt w:val="bullet"/>
+      <w:lvlText w:val=""/>
+      <w:lvlJc w:val="left"/>
+      <w:pPr>
+        <w:ind w:left="2200" w:hanging="440"/>
+      </w:pPr>
+      <w:rPr>
+        <w:rFonts w:ascii="Wingdings" w:hAnsi="Wingdings" w:hint="default"/>
+      </w:rPr>
+    </w:lvl>
+    <w:lvl w:ilvl="5" w:tplc="04090005" w:tentative="1">
+      <w:start w:val="1"/>
+      <w:numFmt w:val="bullet"/>
+      <w:lvlText w:val=""/>
+      <w:lvlJc w:val="left"/>
+      <w:pPr>
+        <w:ind w:left="2640" w:hanging="440"/>
+      </w:pPr>
+      <w:rPr>
+        <w:rFonts w:ascii="Wingdings" w:hAnsi="Wingdings" w:hint="default"/>
+      </w:rPr>
+    </w:lvl>
+    <w:lvl w:ilvl="6" w:tplc="04090001" w:tentative="1">
+      <w:start w:val="1"/>
+      <w:numFmt w:val="bullet"/>
+      <w:lvlText w:val=""/>
+      <w:lvlJc w:val="left"/>
+      <w:pPr>
+        <w:ind w:left="3080" w:hanging="440"/>
+      </w:pPr>
+      <w:rPr>
+        <w:rFonts w:ascii="Wingdings" w:hAnsi="Wingdings" w:hint="default"/>
+      </w:rPr>
+    </w:lvl>
+    <w:lvl w:ilvl="7" w:tplc="04090003" w:tentative="1">
+      <w:start w:val="1"/>
+      <w:numFmt w:val="bullet"/>
+      <w:lvlText w:val=""/>
+      <w:lvlJc w:val="left"/>
+      <w:pPr>
+        <w:ind w:left="3520" w:hanging="440"/>
+      </w:pPr>
+      <w:rPr>
+        <w:rFonts w:ascii="Wingdings" w:hAnsi="Wingdings" w:hint="default"/>
+      </w:rPr>
+    </w:lvl>
+    <w:lvl w:ilvl="8" w:tplc="04090005" w:tentative="1">
+      <w:start w:val="1"/>
+      <w:numFmt w:val="bullet"/>
+      <w:lvlText w:val=""/>
+      <w:lvlJc w:val="left"/>
+      <w:pPr>
+        <w:ind w:left="3960" w:hanging="440"/>
+      </w:pPr>
+      <w:rPr>
+        <w:rFonts w:ascii="Wingdings" w:hAnsi="Wingdings" w:hint="default"/>
+      </w:rPr>
+    </w:lvl>
+  </w:abstractNum>
+  <w:abstractNum w:abstractNumId="9" w15:restartNumberingAfterBreak="0">
     <w:nsid w:val="59956185"/>
     <w:multiLevelType w:val="multilevel"/>
     <w:tmpl w:val="F744B2D4"/>
@@ -19750,7 +24953,7 @@
       </w:rPr>
     </w:lvl>
   </w:abstractNum>
-  <w:abstractNum w:abstractNumId="9" w15:restartNumberingAfterBreak="0">
+  <w:abstractNum w:abstractNumId="10" w15:restartNumberingAfterBreak="0">
     <w:nsid w:val="5D142187"/>
     <w:multiLevelType w:val="multilevel"/>
     <w:tmpl w:val="0409001F"/>
@@ -19863,7 +25066,7 @@
       </w:rPr>
     </w:lvl>
   </w:abstractNum>
-  <w:abstractNum w:abstractNumId="10" w15:restartNumberingAfterBreak="0">
+  <w:abstractNum w:abstractNumId="11" w15:restartNumberingAfterBreak="0">
     <w:nsid w:val="5FF16C55"/>
     <w:multiLevelType w:val="hybridMultilevel"/>
     <w:tmpl w:val="47DAF114"/>
@@ -19976,7 +25179,7 @@
       </w:rPr>
     </w:lvl>
   </w:abstractNum>
-  <w:abstractNum w:abstractNumId="11" w15:restartNumberingAfterBreak="0">
+  <w:abstractNum w:abstractNumId="12" w15:restartNumberingAfterBreak="0">
     <w:nsid w:val="685B2CC5"/>
     <w:multiLevelType w:val="multilevel"/>
     <w:tmpl w:val="5F908CB2"/>
@@ -20125,7 +25328,7 @@
       </w:rPr>
     </w:lvl>
   </w:abstractNum>
-  <w:abstractNum w:abstractNumId="12" w15:restartNumberingAfterBreak="0">
+  <w:abstractNum w:abstractNumId="13" w15:restartNumberingAfterBreak="0">
     <w:nsid w:val="70E021A9"/>
     <w:multiLevelType w:val="hybridMultilevel"/>
     <w:tmpl w:val="F44EEFF2"/>
@@ -20215,7 +25418,7 @@
       </w:pPr>
     </w:lvl>
   </w:abstractNum>
-  <w:abstractNum w:abstractNumId="13" w15:restartNumberingAfterBreak="0">
+  <w:abstractNum w:abstractNumId="14" w15:restartNumberingAfterBreak="0">
     <w:nsid w:val="77084836"/>
     <w:multiLevelType w:val="multilevel"/>
     <w:tmpl w:val="EED29006"/>
@@ -20364,7 +25567,7 @@
       </w:rPr>
     </w:lvl>
   </w:abstractNum>
-  <w:abstractNum w:abstractNumId="14" w15:restartNumberingAfterBreak="0">
+  <w:abstractNum w:abstractNumId="15" w15:restartNumberingAfterBreak="0">
     <w:nsid w:val="7A5C712F"/>
     <w:multiLevelType w:val="multilevel"/>
     <w:tmpl w:val="619C202E"/>
@@ -20485,7 +25688,7 @@
       </w:rPr>
     </w:lvl>
   </w:abstractNum>
-  <w:abstractNum w:abstractNumId="15" w15:restartNumberingAfterBreak="0">
+  <w:abstractNum w:abstractNumId="16" w15:restartNumberingAfterBreak="0">
     <w:nsid w:val="7E991A8B"/>
     <w:multiLevelType w:val="hybridMultilevel"/>
     <w:tmpl w:val="C922B06A"/>
@@ -20598,7 +25801,7 @@
       </w:rPr>
     </w:lvl>
   </w:abstractNum>
-  <w:abstractNum w:abstractNumId="16" w15:restartNumberingAfterBreak="0">
+  <w:abstractNum w:abstractNumId="17" w15:restartNumberingAfterBreak="0">
     <w:nsid w:val="7E9F712C"/>
     <w:multiLevelType w:val="multilevel"/>
     <w:tmpl w:val="C7744728"/>
@@ -20751,19 +25954,19 @@
     <w:abstractNumId w:val="5"/>
   </w:num>
   <w:num w:numId="2" w16cid:durableId="1240867659">
-    <w:abstractNumId w:val="9"/>
+    <w:abstractNumId w:val="10"/>
   </w:num>
   <w:num w:numId="3" w16cid:durableId="518933528">
-    <w:abstractNumId w:val="15"/>
+    <w:abstractNumId w:val="16"/>
   </w:num>
   <w:num w:numId="4" w16cid:durableId="290597978">
     <w:abstractNumId w:val="6"/>
   </w:num>
   <w:num w:numId="5" w16cid:durableId="198785566">
-    <w:abstractNumId w:val="14"/>
+    <w:abstractNumId w:val="15"/>
   </w:num>
   <w:num w:numId="6" w16cid:durableId="213349035">
-    <w:abstractNumId w:val="12"/>
+    <w:abstractNumId w:val="13"/>
   </w:num>
   <w:num w:numId="7" w16cid:durableId="860822821">
     <w:abstractNumId w:val="4"/>
@@ -20778,7 +25981,7 @@
     <w:abstractNumId w:val="3"/>
   </w:num>
   <w:num w:numId="11" w16cid:durableId="1568107422">
-    <w:abstractNumId w:val="10"/>
+    <w:abstractNumId w:val="11"/>
   </w:num>
   <w:num w:numId="12" w16cid:durableId="1933976752">
     <w:abstractNumId w:val="1"/>
@@ -20787,16 +25990,19 @@
     <w:abstractNumId w:val="7"/>
   </w:num>
   <w:num w:numId="14" w16cid:durableId="1756508992">
-    <w:abstractNumId w:val="13"/>
+    <w:abstractNumId w:val="14"/>
   </w:num>
   <w:num w:numId="15" w16cid:durableId="156774775">
-    <w:abstractNumId w:val="8"/>
+    <w:abstractNumId w:val="9"/>
   </w:num>
   <w:num w:numId="16" w16cid:durableId="284124577">
-    <w:abstractNumId w:val="16"/>
+    <w:abstractNumId w:val="17"/>
   </w:num>
   <w:num w:numId="17" w16cid:durableId="309483357">
-    <w:abstractNumId w:val="11"/>
+    <w:abstractNumId w:val="12"/>
+  </w:num>
+  <w:num w:numId="18" w16cid:durableId="1214578795">
+    <w:abstractNumId w:val="8"/>
   </w:num>
 </w:numbering>
 </file>
@@ -21197,7 +26403,7 @@
   <w:style w:type="paragraph" w:default="1" w:styleId="a">
     <w:name w:val="Normal"/>
     <w:qFormat/>
-    <w:rsid w:val="00F25658"/>
+    <w:rsid w:val="00D569DC"/>
     <w:pPr>
       <w:widowControl w:val="0"/>
       <w:jc w:val="both"/>
@@ -21400,7 +26606,6 @@
   <w:style w:type="character" w:default="1" w:styleId="a0">
     <w:name w:val="Default Paragraph Font"/>
     <w:uiPriority w:val="1"/>
-    <w:semiHidden/>
     <w:unhideWhenUsed/>
   </w:style>
   <w:style w:type="table" w:default="1" w:styleId="a1">

--- a/26fall/1870/Note/w1s1.docx
+++ b/26fall/1870/Note/w1s1.docx
@@ -6946,6 +6946,7 @@
           <w:rFonts w:hint="eastAsia"/>
         </w:rPr>
       </w:pPr>
+      <w:bookmarkStart w:id="1" w:name="_Hlk242517315"/>
       <w:r>
         <w:rPr>
           <w:rFonts w:hint="eastAsia"/>
@@ -6954,6 +6955,7 @@
         <w:t>Logic（逻辑）</w:t>
       </w:r>
     </w:p>
+    <w:bookmarkEnd w:id="1"/>
     <w:p>
       <w:pPr>
         <w:rPr>
@@ -7115,6 +7117,7 @@
           <w:rFonts w:hint="eastAsia"/>
         </w:rPr>
       </w:pPr>
+      <w:bookmarkStart w:id="2" w:name="_Hlk242517347"/>
       <w:r>
         <w:t>Propositional logic</w:t>
       </w:r>
@@ -7134,6 +7137,7 @@
         <w:t>)</w:t>
       </w:r>
     </w:p>
+    <w:bookmarkEnd w:id="2"/>
     <w:p>
       <w:pPr>
         <w:pStyle w:val="5"/>
@@ -7696,6 +7700,7 @@
           <w:rFonts w:hint="eastAsia"/>
         </w:rPr>
       </w:pPr>
+      <w:bookmarkStart w:id="3" w:name="_Hlk242517354"/>
       <w:r>
         <w:rPr>
           <w:rFonts w:hint="eastAsia"/>
@@ -7751,6 +7756,7 @@
         </w:drawing>
       </w:r>
     </w:p>
+    <w:bookmarkEnd w:id="3"/>
     <w:p>
       <w:pPr>
         <w:pStyle w:val="5"/>
@@ -7840,6 +7846,7 @@
           <w:rFonts w:hint="eastAsia"/>
         </w:rPr>
       </w:pPr>
+      <w:bookmarkStart w:id="4" w:name="_Hlk242517385"/>
       <w:r>
         <w:t>Satisfiability, validity, equivalence</w:t>
       </w:r>
@@ -7858,6 +7865,7 @@
         </w:rPr>
         <w:t>)</w:t>
       </w:r>
+      <w:bookmarkEnd w:id="4"/>
     </w:p>
     <w:p>
       <w:pPr>
@@ -8185,6 +8193,7 @@
           <w:color w:val="074F6A" w:themeColor="accent4" w:themeShade="80"/>
         </w:rPr>
       </w:pPr>
+      <w:bookmarkStart w:id="5" w:name="_Hlk242517403"/>
       <w:r>
         <w:rPr>
           <w:b/>
@@ -8648,6 +8657,7 @@
         </w:tc>
       </w:tr>
     </w:tbl>
+    <w:bookmarkEnd w:id="5"/>
     <w:p>
       <w:pPr>
         <w:rPr>
@@ -8958,6 +8968,7 @@
           <w:rFonts w:hint="eastAsia"/>
         </w:rPr>
       </w:pPr>
+      <w:bookmarkStart w:id="6" w:name="_Hlk242518249"/>
       <w:r>
         <w:lastRenderedPageBreak/>
         <w:t>Predicate log</w:t>
@@ -8969,6 +8980,7 @@
         <w:t>ic（谓词逻辑）</w:t>
       </w:r>
     </w:p>
+    <w:bookmarkEnd w:id="6"/>
     <w:p>
       <w:pPr>
         <w:pStyle w:val="5"/>
@@ -9007,6 +9019,7 @@
           <w:color w:val="074F6A" w:themeColor="accent4" w:themeShade="80"/>
         </w:rPr>
       </w:pPr>
+      <w:bookmarkStart w:id="7" w:name="_Hlk242518281"/>
       <w:r>
         <w:rPr>
           <w:rFonts w:hint="eastAsia"/>
@@ -9211,7 +9224,6 @@
       <w:pPr>
         <w:ind w:firstLine="420"/>
         <w:rPr>
-          <w:rFonts w:hint="eastAsia"/>
           <w:color w:val="074F6A" w:themeColor="accent4" w:themeShade="80"/>
         </w:rPr>
       </w:pPr>
@@ -9263,6 +9275,32 @@
         <w:t>作为输入，并产生真值作为输出。</w:t>
       </w:r>
     </w:p>
+    <w:p>
+      <w:pPr>
+        <w:ind w:firstLine="420"/>
+        <w:rPr>
+          <w:rFonts w:hint="eastAsia"/>
+          <w:color w:val="074F6A" w:themeColor="accent4" w:themeShade="80"/>
+        </w:rPr>
+      </w:pPr>
+      <w:r>
+        <w:rPr>
+          <w:rFonts w:hint="eastAsia"/>
+          <w:color w:val="074F6A" w:themeColor="accent4" w:themeShade="80"/>
+        </w:rPr>
+        <w:t>谓词： P(x)                                          命题： P</w:t>
+      </w:r>
+    </w:p>
+    <w:p>
+      <w:pPr>
+        <w:ind w:firstLine="420"/>
+        <w:rPr>
+          <w:rFonts w:hint="eastAsia"/>
+          <w:color w:val="074F6A" w:themeColor="accent4" w:themeShade="80"/>
+        </w:rPr>
+      </w:pPr>
+    </w:p>
+    <w:bookmarkEnd w:id="7"/>
     <w:p>
       <w:pPr>
         <w:ind w:firstLine="420"/>
@@ -11390,7 +11428,7 @@
     <w:p>
       <w:pPr>
         <w:rPr>
-          <w:rFonts w:cstheme="majorBidi" w:hint="eastAsia"/>
+          <w:rFonts w:cstheme="majorBidi"/>
           <w:color w:val="0F4761" w:themeColor="accent1" w:themeShade="BF"/>
           <w:sz w:val="24"/>
           <w:szCs w:val="24"/>
@@ -11475,11 +11513,11 @@
       <w:r>
         <w:rPr>
           <w:rFonts w:cstheme="majorBidi" w:hint="eastAsia"/>
-          <w:color w:val="0F4761" w:themeColor="accent1" w:themeShade="BF"/>
+          <w:color w:val="EE0000"/>
           <w:sz w:val="24"/>
           <w:szCs w:val="24"/>
         </w:rPr>
-        <w:t xml:space="preserve"> </w:t>
+        <w:t xml:space="preserve"> P(x)</w:t>
       </w:r>
       <w:r>
         <w:rPr>
@@ -11488,7 +11526,7 @@
           <w:sz w:val="24"/>
           <w:szCs w:val="24"/>
         </w:rPr>
-        <w:t>P(x))</w:t>
+        <w:t>)</w:t>
       </w:r>
       <w:r>
         <w:rPr>
@@ -11520,11 +11558,20 @@
       <w:r>
         <w:rPr>
           <w:rFonts w:cstheme="majorBidi"/>
-          <w:color w:val="0F4761" w:themeColor="accent1" w:themeShade="BF"/>
+          <w:color w:val="EE0000"/>
           <w:sz w:val="24"/>
           <w:szCs w:val="24"/>
         </w:rPr>
         <w:t xml:space="preserve"> ¬</w:t>
+      </w:r>
+      <w:r>
+        <w:rPr>
+          <w:rFonts w:cstheme="majorBidi" w:hint="eastAsia"/>
+          <w:color w:val="EE0000"/>
+          <w:sz w:val="24"/>
+          <w:szCs w:val="24"/>
+        </w:rPr>
+        <w:t xml:space="preserve"> P(x)</w:t>
       </w:r>
       <w:r>
         <w:rPr>
@@ -11533,7 +11580,25 @@
           <w:sz w:val="24"/>
           <w:szCs w:val="24"/>
         </w:rPr>
-        <w:t xml:space="preserve"> P(x)</w:t>
+        <w:t xml:space="preserve">   </w:t>
+      </w:r>
+      <w:r>
+        <w:rPr>
+          <w:rFonts w:cstheme="majorBidi"/>
+          <w:color w:val="0F4761" w:themeColor="accent1" w:themeShade="BF"/>
+          <w:sz w:val="24"/>
+          <w:szCs w:val="24"/>
+        </w:rPr>
+        <w:t xml:space="preserve">   </w:t>
+      </w:r>
+      <w:r>
+        <w:rPr>
+          <w:rFonts w:cstheme="majorBidi"/>
+          <w:color w:val="0F4761" w:themeColor="accent1" w:themeShade="BF"/>
+          <w:sz w:val="24"/>
+          <w:szCs w:val="24"/>
+        </w:rPr>
+        <w:t xml:space="preserve"> </w:t>
       </w:r>
       <w:r>
         <w:rPr>
@@ -11542,38 +11607,34 @@
           <w:sz w:val="24"/>
           <w:szCs w:val="24"/>
         </w:rPr>
-        <w:t xml:space="preserve">   </w:t>
-      </w:r>
-    </w:p>
-    <w:p>
-      <w:pPr>
-        <w:rPr>
-          <w:rFonts w:hint="eastAsia"/>
-        </w:rPr>
-      </w:pPr>
+        <w:t xml:space="preserve"> </w:t>
+      </w:r>
+      <w:r>
+        <w:rPr>
+          <w:rFonts w:cstheme="majorBidi"/>
+          <w:color w:val="0F4761" w:themeColor="accent1" w:themeShade="BF"/>
+          <w:sz w:val="24"/>
+          <w:szCs w:val="24"/>
+        </w:rPr>
+        <w:t>¬(</w:t>
+      </w:r>
       <w:r>
         <w:rPr>
           <w:rFonts w:ascii="Cambria Math" w:hAnsi="Cambria Math" w:cs="Cambria Math"/>
+          <w:color w:val="0F4761" w:themeColor="accent1" w:themeShade="BF"/>
+          <w:sz w:val="24"/>
+          <w:szCs w:val="24"/>
         </w:rPr>
         <w:t>∀</w:t>
       </w:r>
       <w:r>
         <w:rPr>
-          <w:rFonts w:hint="eastAsia"/>
-        </w:rPr>
-        <w:t>x,P(x)  是原命题，NOT (</w:t>
-      </w:r>
-      <w:r>
-        <w:rPr>
-          <w:rFonts w:ascii="Cambria Math" w:hAnsi="Cambria Math" w:cs="Cambria Math"/>
-        </w:rPr>
-        <w:t>∀</w:t>
-      </w:r>
-      <w:r>
-        <w:rPr>
-          <w:rFonts w:hint="eastAsia"/>
-        </w:rPr>
-        <w:t>x,P(x))对原命题取反，</w:t>
+          <w:rFonts w:cstheme="majorBidi"/>
+          <w:color w:val="0F4761" w:themeColor="accent1" w:themeShade="BF"/>
+          <w:sz w:val="24"/>
+          <w:szCs w:val="24"/>
+        </w:rPr>
+        <w:t>x</w:t>
       </w:r>
       <w:r>
         <w:rPr>
@@ -11582,23 +11643,108 @@
           <w:sz w:val="24"/>
           <w:szCs w:val="24"/>
         </w:rPr>
-        <w:t>这等价于原命题的量词取反，谓词取反</w:t>
-      </w:r>
-      <w:r>
-        <w:rPr>
-          <w:rFonts w:hint="eastAsia"/>
-        </w:rPr>
-        <w:t>。</w:t>
-      </w:r>
-    </w:p>
-    <w:p>
-      <w:pPr>
+        <w:t>,</w:t>
+      </w:r>
+      <w:r>
         <w:rPr>
           <w:rFonts w:cstheme="majorBidi" w:hint="eastAsia"/>
           <w:color w:val="0F4761" w:themeColor="accent1" w:themeShade="BF"/>
           <w:sz w:val="24"/>
           <w:szCs w:val="24"/>
         </w:rPr>
+        <w:t xml:space="preserve"> </w:t>
+      </w:r>
+      <w:r>
+        <w:rPr>
+          <w:rFonts w:cstheme="majorBidi"/>
+          <w:color w:val="EE0000"/>
+          <w:sz w:val="24"/>
+          <w:szCs w:val="24"/>
+        </w:rPr>
+        <w:t>¬</w:t>
+      </w:r>
+      <w:r>
+        <w:rPr>
+          <w:rFonts w:cstheme="majorBidi" w:hint="eastAsia"/>
+          <w:color w:val="EE0000"/>
+          <w:sz w:val="24"/>
+          <w:szCs w:val="24"/>
+        </w:rPr>
+        <w:t>P(x)</w:t>
+      </w:r>
+      <w:r>
+        <w:rPr>
+          <w:rFonts w:cstheme="majorBidi" w:hint="eastAsia"/>
+          <w:color w:val="0F4761" w:themeColor="accent1" w:themeShade="BF"/>
+          <w:sz w:val="24"/>
+          <w:szCs w:val="24"/>
+        </w:rPr>
+        <w:t>)</w:t>
+      </w:r>
+      <w:r>
+        <w:rPr>
+          <w:rFonts w:cstheme="majorBidi" w:hint="eastAsia"/>
+          <w:color w:val="0F4761" w:themeColor="accent1" w:themeShade="BF"/>
+          <w:sz w:val="24"/>
+          <w:szCs w:val="24"/>
+        </w:rPr>
+        <w:t xml:space="preserve">  =  </w:t>
+      </w:r>
+      <w:r>
+        <w:rPr>
+          <w:rFonts w:ascii="Cambria Math" w:hAnsi="Cambria Math" w:cs="Cambria Math"/>
+          <w:color w:val="0F4761" w:themeColor="accent1" w:themeShade="BF"/>
+          <w:sz w:val="24"/>
+          <w:szCs w:val="24"/>
+        </w:rPr>
+        <w:t>∃</w:t>
+      </w:r>
+      <w:r>
+        <w:rPr>
+          <w:rFonts w:cstheme="majorBidi" w:hint="eastAsia"/>
+          <w:color w:val="0F4761" w:themeColor="accent1" w:themeShade="BF"/>
+          <w:sz w:val="24"/>
+          <w:szCs w:val="24"/>
+        </w:rPr>
+        <w:t>x,</w:t>
+      </w:r>
+      <w:r>
+        <w:rPr>
+          <w:rFonts w:cstheme="majorBidi"/>
+          <w:color w:val="EE0000"/>
+          <w:sz w:val="24"/>
+          <w:szCs w:val="24"/>
+        </w:rPr>
+        <w:t xml:space="preserve"> </w:t>
+      </w:r>
+      <w:r>
+        <w:rPr>
+          <w:rFonts w:cstheme="majorBidi" w:hint="eastAsia"/>
+          <w:color w:val="EE0000"/>
+          <w:sz w:val="24"/>
+          <w:szCs w:val="24"/>
+        </w:rPr>
+        <w:t xml:space="preserve">P(x) </w:t>
+      </w:r>
+      <w:r>
+        <w:rPr>
+          <w:rFonts w:cstheme="majorBidi" w:hint="eastAsia"/>
+          <w:color w:val="0F4761" w:themeColor="accent1" w:themeShade="BF"/>
+          <w:sz w:val="24"/>
+          <w:szCs w:val="24"/>
+        </w:rPr>
+        <w:t xml:space="preserve">  </w:t>
+      </w:r>
+    </w:p>
+    <w:p>
+      <w:pPr>
+        <w:ind w:firstLineChars="700" w:firstLine="1680"/>
+        <w:rPr>
+          <w:rFonts w:cstheme="majorBidi" w:hint="eastAsia"/>
+          <w:color w:val="0F4761" w:themeColor="accent1" w:themeShade="BF"/>
+          <w:sz w:val="24"/>
+          <w:szCs w:val="24"/>
+        </w:rPr>
       </w:pPr>
       <w:r>
         <w:rPr>
@@ -11607,7 +11753,7 @@
           <w:sz w:val="24"/>
           <w:szCs w:val="24"/>
         </w:rPr>
-        <w:t>¬(</w:t>
+        <w:t>¬</w:t>
       </w:r>
       <w:r>
         <w:rPr>
@@ -11639,11 +11785,29 @@
       <w:r>
         <w:rPr>
           <w:rFonts w:cstheme="majorBidi" w:hint="eastAsia"/>
-          <w:color w:val="0F4761" w:themeColor="accent1" w:themeShade="BF"/>
+          <w:color w:val="EE0000"/>
           <w:sz w:val="24"/>
           <w:szCs w:val="24"/>
         </w:rPr>
+        <w:t xml:space="preserve"> P(x)</w:t>
+      </w:r>
+      <w:r>
+        <w:rPr>
+          <w:rFonts w:cstheme="majorBidi" w:hint="eastAsia"/>
+          <w:color w:val="EE0000"/>
+          <w:sz w:val="24"/>
+          <w:szCs w:val="24"/>
+        </w:rPr>
         <w:t xml:space="preserve"> </w:t>
+      </w:r>
+      <w:r>
+        <w:rPr>
+          <w:rFonts w:cstheme="majorBidi" w:hint="eastAsia"/>
+          <w:color w:val="EE0000"/>
+          <w:sz w:val="24"/>
+          <w:szCs w:val="24"/>
+        </w:rPr>
+        <w:t>V Q(x)</w:t>
       </w:r>
       <w:r>
         <w:rPr>
@@ -11652,8 +11816,9 @@
           <w:sz w:val="24"/>
           <w:szCs w:val="24"/>
         </w:rPr>
-        <w:t>P(x))</w:t>
-      </w:r>
+        <w:t xml:space="preserve">  = </w:t>
+      </w:r>
+      <w:bookmarkStart w:id="8" w:name="_Hlk242481276"/>
       <w:r>
         <w:rPr>
           <w:rFonts w:cstheme="majorBidi" w:hint="eastAsia"/>
@@ -11661,7 +11826,16 @@
           <w:sz w:val="24"/>
           <w:szCs w:val="24"/>
         </w:rPr>
-        <w:t xml:space="preserve">  的括号不是必须，</w:t>
+        <w:t xml:space="preserve"> </w:t>
+      </w:r>
+      <w:r>
+        <w:rPr>
+          <w:rFonts w:ascii="Cambria Math" w:hAnsi="Cambria Math" w:cs="Cambria Math"/>
+          <w:color w:val="0F4761" w:themeColor="accent1" w:themeShade="BF"/>
+          <w:sz w:val="24"/>
+          <w:szCs w:val="24"/>
+        </w:rPr>
+        <w:t>∃</w:t>
       </w:r>
       <w:r>
         <w:rPr>
@@ -11670,7 +11844,93 @@
           <w:sz w:val="24"/>
           <w:szCs w:val="24"/>
         </w:rPr>
-        <w:t>也可以简写成</w:t>
+        <w:t>x,</w:t>
+      </w:r>
+      <w:r>
+        <w:rPr>
+          <w:rFonts w:cstheme="majorBidi"/>
+          <w:color w:val="EE0000"/>
+          <w:sz w:val="24"/>
+          <w:szCs w:val="24"/>
+        </w:rPr>
+        <w:t xml:space="preserve"> ¬</w:t>
+      </w:r>
+      <w:r>
+        <w:rPr>
+          <w:rFonts w:cstheme="majorBidi" w:hint="eastAsia"/>
+          <w:color w:val="EE0000"/>
+          <w:sz w:val="24"/>
+          <w:szCs w:val="24"/>
+        </w:rPr>
+        <w:t>(</w:t>
+      </w:r>
+      <w:r>
+        <w:rPr>
+          <w:rFonts w:cstheme="majorBidi" w:hint="eastAsia"/>
+          <w:color w:val="EE0000"/>
+          <w:sz w:val="24"/>
+          <w:szCs w:val="24"/>
+        </w:rPr>
+        <w:t xml:space="preserve"> P(x)</w:t>
+      </w:r>
+      <w:r>
+        <w:rPr>
+          <w:rFonts w:cstheme="majorBidi" w:hint="eastAsia"/>
+          <w:color w:val="EE0000"/>
+          <w:sz w:val="24"/>
+          <w:szCs w:val="24"/>
+        </w:rPr>
+        <w:t xml:space="preserve"> V Q(x)</w:t>
+      </w:r>
+      <w:r>
+        <w:rPr>
+          <w:rFonts w:cstheme="majorBidi" w:hint="eastAsia"/>
+          <w:color w:val="EE0000"/>
+          <w:sz w:val="24"/>
+          <w:szCs w:val="24"/>
+        </w:rPr>
+        <w:t xml:space="preserve"> )</w:t>
+      </w:r>
+      <w:bookmarkEnd w:id="8"/>
+      <w:r>
+        <w:rPr>
+          <w:rFonts w:cstheme="majorBidi" w:hint="eastAsia"/>
+          <w:color w:val="EE0000"/>
+          <w:sz w:val="24"/>
+          <w:szCs w:val="24"/>
+        </w:rPr>
+        <w:t xml:space="preserve"> </w:t>
+      </w:r>
+    </w:p>
+    <w:p>
+      <w:pPr>
+        <w:rPr>
+          <w:rFonts w:hint="eastAsia"/>
+        </w:rPr>
+      </w:pPr>
+      <w:r>
+        <w:rPr>
+          <w:rFonts w:ascii="Cambria Math" w:hAnsi="Cambria Math" w:cs="Cambria Math"/>
+        </w:rPr>
+        <w:t>∀</w:t>
+      </w:r>
+      <w:r>
+        <w:rPr>
+          <w:rFonts w:hint="eastAsia"/>
+        </w:rPr>
+        <w:t>x,P(x)  是原命题，NOT (</w:t>
+      </w:r>
+      <w:r>
+        <w:rPr>
+          <w:rFonts w:ascii="Cambria Math" w:hAnsi="Cambria Math" w:cs="Cambria Math"/>
+        </w:rPr>
+        <w:t>∀</w:t>
+      </w:r>
+      <w:r>
+        <w:rPr>
+          <w:rFonts w:hint="eastAsia"/>
+        </w:rPr>
+        <w:t>x,P(x))对原命题取反，</w:t>
       </w:r>
       <w:r>
         <w:rPr>
@@ -11679,8 +11939,24 @@
           <w:sz w:val="24"/>
           <w:szCs w:val="24"/>
         </w:rPr>
-        <w:t>：</w:t>
-      </w:r>
+        <w:t>这等价于原命题的量词取反，谓词取反</w:t>
+      </w:r>
+      <w:r>
+        <w:rPr>
+          <w:rFonts w:hint="eastAsia"/>
+        </w:rPr>
+        <w:t>。</w:t>
+      </w:r>
+    </w:p>
+    <w:p>
+      <w:pPr>
+        <w:rPr>
+          <w:rFonts w:cstheme="majorBidi" w:hint="eastAsia"/>
+          <w:color w:val="0F4761" w:themeColor="accent1" w:themeShade="BF"/>
+          <w:sz w:val="24"/>
+          <w:szCs w:val="24"/>
+        </w:rPr>
+      </w:pPr>
       <w:r>
         <w:rPr>
           <w:rFonts w:cstheme="majorBidi"/>
@@ -11688,7 +11964,25 @@
           <w:sz w:val="24"/>
           <w:szCs w:val="24"/>
         </w:rPr>
-        <w:t>¬</w:t>
+        <w:t>¬(</w:t>
+      </w:r>
+      <w:r>
+        <w:rPr>
+          <w:rFonts w:ascii="Cambria Math" w:hAnsi="Cambria Math" w:cs="Cambria Math"/>
+          <w:color w:val="0F4761" w:themeColor="accent1" w:themeShade="BF"/>
+          <w:sz w:val="24"/>
+          <w:szCs w:val="24"/>
+        </w:rPr>
+        <w:t>∀</w:t>
+      </w:r>
+      <w:r>
+        <w:rPr>
+          <w:rFonts w:cstheme="majorBidi"/>
+          <w:color w:val="0F4761" w:themeColor="accent1" w:themeShade="BF"/>
+          <w:sz w:val="24"/>
+          <w:szCs w:val="24"/>
+        </w:rPr>
+        <w:t>x</w:t>
       </w:r>
       <w:r>
         <w:rPr>
@@ -11697,6 +11991,69 @@
           <w:sz w:val="24"/>
           <w:szCs w:val="24"/>
         </w:rPr>
+        <w:t>,</w:t>
+      </w:r>
+      <w:r>
+        <w:rPr>
+          <w:rFonts w:cstheme="majorBidi" w:hint="eastAsia"/>
+          <w:color w:val="0F4761" w:themeColor="accent1" w:themeShade="BF"/>
+          <w:sz w:val="24"/>
+          <w:szCs w:val="24"/>
+        </w:rPr>
+        <w:t xml:space="preserve"> </w:t>
+      </w:r>
+      <w:r>
+        <w:rPr>
+          <w:rFonts w:cstheme="majorBidi" w:hint="eastAsia"/>
+          <w:color w:val="0F4761" w:themeColor="accent1" w:themeShade="BF"/>
+          <w:sz w:val="24"/>
+          <w:szCs w:val="24"/>
+        </w:rPr>
+        <w:t>P(x))</w:t>
+      </w:r>
+      <w:r>
+        <w:rPr>
+          <w:rFonts w:cstheme="majorBidi" w:hint="eastAsia"/>
+          <w:color w:val="0F4761" w:themeColor="accent1" w:themeShade="BF"/>
+          <w:sz w:val="24"/>
+          <w:szCs w:val="24"/>
+        </w:rPr>
+        <w:t xml:space="preserve">  的括号不是必须，</w:t>
+      </w:r>
+      <w:r>
+        <w:rPr>
+          <w:rFonts w:cstheme="majorBidi" w:hint="eastAsia"/>
+          <w:color w:val="0F4761" w:themeColor="accent1" w:themeShade="BF"/>
+          <w:sz w:val="24"/>
+          <w:szCs w:val="24"/>
+        </w:rPr>
+        <w:t>也可以简写成</w:t>
+      </w:r>
+      <w:r>
+        <w:rPr>
+          <w:rFonts w:cstheme="majorBidi" w:hint="eastAsia"/>
+          <w:color w:val="0F4761" w:themeColor="accent1" w:themeShade="BF"/>
+          <w:sz w:val="24"/>
+          <w:szCs w:val="24"/>
+        </w:rPr>
+        <w:t>：</w:t>
+      </w:r>
+      <w:r>
+        <w:rPr>
+          <w:rFonts w:cstheme="majorBidi"/>
+          <w:color w:val="0F4761" w:themeColor="accent1" w:themeShade="BF"/>
+          <w:sz w:val="24"/>
+          <w:szCs w:val="24"/>
+        </w:rPr>
+        <w:t>¬</w:t>
+      </w:r>
+      <w:r>
+        <w:rPr>
+          <w:rFonts w:cstheme="majorBidi" w:hint="eastAsia"/>
+          <w:color w:val="0F4761" w:themeColor="accent1" w:themeShade="BF"/>
+          <w:sz w:val="24"/>
+          <w:szCs w:val="24"/>
+        </w:rPr>
         <w:t xml:space="preserve"> </w:t>
       </w:r>
       <w:r>
@@ -11998,14 +12355,7 @@
     <w:p>
       <w:pPr>
         <w:rPr>
-          <w:rFonts w:hint="eastAsia"/>
-        </w:rPr>
-      </w:pPr>
-    </w:p>
-    <w:p>
-      <w:pPr>
-        <w:rPr>
-          <w:rFonts w:cstheme="majorBidi" w:hint="eastAsia"/>
+          <w:rFonts w:cstheme="majorBidi"/>
           <w:color w:val="0F4761" w:themeColor="accent1" w:themeShade="BF"/>
           <w:sz w:val="24"/>
           <w:szCs w:val="24"/>
@@ -12020,7 +12370,6 @@
           <w:sz w:val="24"/>
           <w:szCs w:val="24"/>
         </w:rPr>
-        <w:lastRenderedPageBreak/>
         <w:t>Proposition 2.</w:t>
       </w:r>
       <w:r>
@@ -12167,67 +12516,13 @@
     </w:p>
     <w:p>
       <w:pPr>
-        <w:rPr>
-          <w:rFonts w:hint="eastAsia"/>
-        </w:rPr>
-      </w:pPr>
-      <w:r>
-        <w:rPr>
-          <w:rFonts w:ascii="Cambria Math" w:hAnsi="Cambria Math" w:cs="Cambria Math"/>
-        </w:rPr>
-        <w:t>∃</w:t>
-      </w:r>
-      <w:r>
-        <w:rPr>
-          <w:rFonts w:hint="eastAsia"/>
-        </w:rPr>
-        <w:t>x</w:t>
-      </w:r>
-      <w:r>
-        <w:rPr>
-          <w:rFonts w:hint="eastAsia"/>
-        </w:rPr>
-        <w:t>,P(x)  是原命题，NOT (</w:t>
-      </w:r>
-      <w:r>
-        <w:rPr>
-          <w:rFonts w:ascii="Cambria Math" w:hAnsi="Cambria Math" w:cs="Cambria Math"/>
-        </w:rPr>
-        <w:t>∃</w:t>
-      </w:r>
-      <w:r>
-        <w:rPr>
-          <w:rFonts w:hint="eastAsia"/>
-        </w:rPr>
-        <w:t>x</w:t>
-      </w:r>
-      <w:r>
-        <w:rPr>
-          <w:rFonts w:hint="eastAsia"/>
-        </w:rPr>
-        <w:t xml:space="preserve"> P(x))对原命题取反，</w:t>
-      </w:r>
-      <w:r>
+        <w:ind w:firstLineChars="800" w:firstLine="1920"/>
         <w:rPr>
           <w:rFonts w:cstheme="majorBidi" w:hint="eastAsia"/>
           <w:color w:val="0F4761" w:themeColor="accent1" w:themeShade="BF"/>
           <w:sz w:val="24"/>
           <w:szCs w:val="24"/>
         </w:rPr>
-        <w:t>这等价于原命题的量词取反，谓词取反</w:t>
-      </w:r>
-      <w:r>
-        <w:rPr>
-          <w:rFonts w:hint="eastAsia"/>
-        </w:rPr>
-        <w:t>。</w:t>
-      </w:r>
-    </w:p>
-    <w:p>
-      <w:pPr>
-        <w:rPr>
-          <w:rFonts w:hint="eastAsia"/>
-        </w:rPr>
       </w:pPr>
       <w:r>
         <w:rPr>
@@ -12240,12 +12535,57 @@
       </w:r>
       <w:r>
         <w:rPr>
+          <w:rFonts w:ascii="Cambria Math" w:hAnsi="Cambria Math" w:cs="Cambria Math"/>
+          <w:color w:val="0F4761" w:themeColor="accent1" w:themeShade="BF"/>
+          <w:sz w:val="24"/>
+          <w:szCs w:val="24"/>
+        </w:rPr>
+        <w:t>∃</w:t>
+      </w:r>
+      <w:r>
+        <w:rPr>
           <w:rFonts w:cstheme="majorBidi" w:hint="eastAsia"/>
           <w:color w:val="0F4761" w:themeColor="accent1" w:themeShade="BF"/>
           <w:sz w:val="24"/>
           <w:szCs w:val="24"/>
         </w:rPr>
-        <w:t xml:space="preserve"> (</w:t>
+        <w:t>x</w:t>
+      </w:r>
+      <w:r>
+        <w:rPr>
+          <w:rFonts w:cstheme="majorBidi" w:hint="eastAsia"/>
+          <w:color w:val="0F4761" w:themeColor="accent1" w:themeShade="BF"/>
+          <w:sz w:val="24"/>
+          <w:szCs w:val="24"/>
+        </w:rPr>
+        <w:t>,</w:t>
+      </w:r>
+      <w:r>
+        <w:rPr>
+          <w:rFonts w:cstheme="majorBidi" w:hint="eastAsia"/>
+          <w:color w:val="EE0000"/>
+          <w:sz w:val="24"/>
+          <w:szCs w:val="24"/>
+        </w:rPr>
+        <w:t xml:space="preserve"> P(x)</w:t>
+      </w:r>
+      <w:r>
+        <w:rPr>
+          <w:rFonts w:cstheme="majorBidi" w:hint="eastAsia"/>
+          <w:color w:val="EE0000"/>
+          <w:sz w:val="24"/>
+          <w:szCs w:val="24"/>
+        </w:rPr>
+        <w:t xml:space="preserve"> V Q(x)</w:t>
+      </w:r>
+      <w:r>
+        <w:rPr>
+          <w:rFonts w:cstheme="majorBidi" w:hint="eastAsia"/>
+          <w:color w:val="0F4761" w:themeColor="accent1" w:themeShade="BF"/>
+          <w:sz w:val="24"/>
+          <w:szCs w:val="24"/>
+        </w:rPr>
+        <w:t xml:space="preserve">  =  </w:t>
       </w:r>
       <w:r>
         <w:rPr>
@@ -12254,7 +12594,7 @@
           <w:sz w:val="24"/>
           <w:szCs w:val="24"/>
         </w:rPr>
-        <w:t>∃</w:t>
+        <w:t>∀</w:t>
       </w:r>
       <w:r>
         <w:rPr>
@@ -12263,7 +12603,86 @@
           <w:sz w:val="24"/>
           <w:szCs w:val="24"/>
         </w:rPr>
-        <w:t xml:space="preserve">x,P(x))  </w:t>
+        <w:t>x,</w:t>
+      </w:r>
+      <w:r>
+        <w:rPr>
+          <w:rFonts w:cstheme="majorBidi"/>
+          <w:color w:val="EE0000"/>
+          <w:sz w:val="24"/>
+          <w:szCs w:val="24"/>
+        </w:rPr>
+        <w:t xml:space="preserve"> ¬</w:t>
+      </w:r>
+      <w:r>
+        <w:rPr>
+          <w:rFonts w:cstheme="majorBidi" w:hint="eastAsia"/>
+          <w:color w:val="EE0000"/>
+          <w:sz w:val="24"/>
+          <w:szCs w:val="24"/>
+        </w:rPr>
+        <w:t>(</w:t>
+      </w:r>
+      <w:r>
+        <w:rPr>
+          <w:rFonts w:cstheme="majorBidi" w:hint="eastAsia"/>
+          <w:color w:val="EE0000"/>
+          <w:sz w:val="24"/>
+          <w:szCs w:val="24"/>
+        </w:rPr>
+        <w:t xml:space="preserve"> P(x)</w:t>
+      </w:r>
+      <w:r>
+        <w:rPr>
+          <w:rFonts w:cstheme="majorBidi" w:hint="eastAsia"/>
+          <w:color w:val="EE0000"/>
+          <w:sz w:val="24"/>
+          <w:szCs w:val="24"/>
+        </w:rPr>
+        <w:t xml:space="preserve"> V Q(x) ) </w:t>
+      </w:r>
+    </w:p>
+    <w:p>
+      <w:pPr>
+        <w:rPr>
+          <w:rFonts w:hint="eastAsia"/>
+        </w:rPr>
+      </w:pPr>
+      <w:r>
+        <w:rPr>
+          <w:rFonts w:ascii="Cambria Math" w:hAnsi="Cambria Math" w:cs="Cambria Math"/>
+        </w:rPr>
+        <w:t>∃</w:t>
+      </w:r>
+      <w:r>
+        <w:rPr>
+          <w:rFonts w:hint="eastAsia"/>
+        </w:rPr>
+        <w:t>x</w:t>
+      </w:r>
+      <w:r>
+        <w:rPr>
+          <w:rFonts w:hint="eastAsia"/>
+        </w:rPr>
+        <w:t>,P(x)  是原命题，NOT (</w:t>
+      </w:r>
+      <w:r>
+        <w:rPr>
+          <w:rFonts w:ascii="Cambria Math" w:hAnsi="Cambria Math" w:cs="Cambria Math"/>
+        </w:rPr>
+        <w:t>∃</w:t>
+      </w:r>
+      <w:r>
+        <w:rPr>
+          <w:rFonts w:hint="eastAsia"/>
+        </w:rPr>
+        <w:t>x</w:t>
+      </w:r>
+      <w:r>
+        <w:rPr>
+          <w:rFonts w:hint="eastAsia"/>
+        </w:rPr>
+        <w:t xml:space="preserve"> P(x))对原命题取反，</w:t>
       </w:r>
       <w:r>
         <w:rPr>
@@ -12272,7 +12691,29 @@
           <w:sz w:val="24"/>
           <w:szCs w:val="24"/>
         </w:rPr>
-        <w:t>=</w:t>
+        <w:t>这等价于原命题的量词取反，谓词取反</w:t>
+      </w:r>
+      <w:r>
+        <w:rPr>
+          <w:rFonts w:hint="eastAsia"/>
+        </w:rPr>
+        <w:t>。</w:t>
+      </w:r>
+    </w:p>
+    <w:p>
+      <w:pPr>
+        <w:rPr>
+          <w:rFonts w:hint="eastAsia"/>
+        </w:rPr>
+      </w:pPr>
+      <w:r>
+        <w:rPr>
+          <w:rFonts w:cstheme="majorBidi"/>
+          <w:color w:val="0F4761" w:themeColor="accent1" w:themeShade="BF"/>
+          <w:sz w:val="24"/>
+          <w:szCs w:val="24"/>
+        </w:rPr>
+        <w:t>¬</w:t>
       </w:r>
       <w:r>
         <w:rPr>
@@ -12281,7 +12722,7 @@
           <w:sz w:val="24"/>
           <w:szCs w:val="24"/>
         </w:rPr>
-        <w:t xml:space="preserve">   </w:t>
+        <w:t xml:space="preserve"> (</w:t>
       </w:r>
       <w:r>
         <w:rPr>
@@ -12290,7 +12731,7 @@
           <w:sz w:val="24"/>
           <w:szCs w:val="24"/>
         </w:rPr>
-        <w:t>∀</w:t>
+        <w:t>∃</w:t>
       </w:r>
       <w:r>
         <w:rPr>
@@ -12299,6 +12740,42 @@
           <w:sz w:val="24"/>
           <w:szCs w:val="24"/>
         </w:rPr>
+        <w:t xml:space="preserve">x,P(x))  </w:t>
+      </w:r>
+      <w:r>
+        <w:rPr>
+          <w:rFonts w:cstheme="majorBidi" w:hint="eastAsia"/>
+          <w:color w:val="0F4761" w:themeColor="accent1" w:themeShade="BF"/>
+          <w:sz w:val="24"/>
+          <w:szCs w:val="24"/>
+        </w:rPr>
+        <w:t>=</w:t>
+      </w:r>
+      <w:r>
+        <w:rPr>
+          <w:rFonts w:cstheme="majorBidi" w:hint="eastAsia"/>
+          <w:color w:val="0F4761" w:themeColor="accent1" w:themeShade="BF"/>
+          <w:sz w:val="24"/>
+          <w:szCs w:val="24"/>
+        </w:rPr>
+        <w:t xml:space="preserve">   </w:t>
+      </w:r>
+      <w:r>
+        <w:rPr>
+          <w:rFonts w:ascii="Cambria Math" w:hAnsi="Cambria Math" w:cs="Cambria Math"/>
+          <w:color w:val="0F4761" w:themeColor="accent1" w:themeShade="BF"/>
+          <w:sz w:val="24"/>
+          <w:szCs w:val="24"/>
+        </w:rPr>
+        <w:t>∀</w:t>
+      </w:r>
+      <w:r>
+        <w:rPr>
+          <w:rFonts w:cstheme="majorBidi" w:hint="eastAsia"/>
+          <w:color w:val="0F4761" w:themeColor="accent1" w:themeShade="BF"/>
+          <w:sz w:val="24"/>
+          <w:szCs w:val="24"/>
+        </w:rPr>
         <w:t>x,</w:t>
       </w:r>
       <w:r>
@@ -12628,11 +13105,6 @@
       </w:r>
     </w:p>
     <w:p>
-      <w:pPr>
-        <w:rPr>
-          <w:rFonts w:hint="eastAsia"/>
-        </w:rPr>
-      </w:pPr>
       <w:r>
         <w:rPr>
           <w:rFonts w:hint="eastAsia"/>
@@ -12691,25 +13163,3203 @@
         <w:t>不（会说英语）</w:t>
       </w:r>
     </w:p>
-    <w:p>
-      <w:pPr>
-        <w:rPr>
-          <w:rFonts w:hint="eastAsia"/>
-          <w:color w:val="074F6A" w:themeColor="accent4" w:themeShade="80"/>
+    <w:p/>
+    <w:p>
+      <w:pPr>
+        <w:rPr>
+          <w:rFonts w:hint="eastAsia"/>
         </w:rPr>
       </w:pPr>
     </w:p>
     <w:p>
       <w:pPr>
         <w:pStyle w:val="5"/>
-        <w:rPr>
-          <w:rFonts w:hint="eastAsia"/>
-        </w:rPr>
-      </w:pPr>
-      <w:r>
-        <w:rPr>
-          <w:rFonts w:hint="eastAsia"/>
-        </w:rPr>
+        <w:numPr>
+          <w:ilvl w:val="2"/>
+          <w:numId w:val="5"/>
+        </w:numPr>
+      </w:pPr>
+      <w:r>
+        <w:rPr>
+          <w:rFonts w:hint="eastAsia"/>
+        </w:rPr>
+        <w:t>量词</w:t>
+      </w:r>
+      <w:r>
+        <w:rPr>
+          <w:rFonts w:hint="eastAsia"/>
+        </w:rPr>
+        <w:t>变化规则</w:t>
+      </w:r>
+    </w:p>
+    <w:p>
+      <w:pPr>
+        <w:ind w:firstLineChars="200" w:firstLine="480"/>
+        <w:rPr>
+          <w:rFonts w:cstheme="majorBidi" w:hint="eastAsia"/>
+          <w:color w:val="0F4761" w:themeColor="accent1" w:themeShade="BF"/>
+          <w:sz w:val="24"/>
+          <w:szCs w:val="24"/>
+        </w:rPr>
+      </w:pPr>
+      <w:r>
+        <w:rPr>
+          <w:rFonts w:ascii="Cambria Math" w:hAnsi="Cambria Math" w:cs="Cambria Math"/>
+          <w:color w:val="0F4761" w:themeColor="accent1" w:themeShade="BF"/>
+          <w:sz w:val="24"/>
+          <w:szCs w:val="24"/>
+        </w:rPr>
+        <w:t>∀</w:t>
+      </w:r>
+      <w:r>
+        <w:rPr>
+          <w:rFonts w:ascii="Cambria Math" w:hAnsi="Cambria Math" w:cs="Cambria Math"/>
+          <w:color w:val="0F4761" w:themeColor="accent1" w:themeShade="BF"/>
+          <w:sz w:val="24"/>
+          <w:szCs w:val="24"/>
+        </w:rPr>
+        <w:t>x∃</w:t>
+      </w:r>
+      <w:r>
+        <w:rPr>
+          <w:rFonts w:asciiTheme="minorEastAsia" w:hAnsiTheme="minorEastAsia" w:cstheme="majorBidi" w:hint="eastAsia"/>
+          <w:color w:val="0F4761" w:themeColor="accent1" w:themeShade="BF"/>
+          <w:sz w:val="24"/>
+          <w:szCs w:val="24"/>
+        </w:rPr>
+        <w:t>y</w:t>
+      </w:r>
+      <w:r>
+        <w:rPr>
+          <w:rFonts w:ascii="Cambria Math" w:hAnsi="Cambria Math" w:cs="Cambria Math" w:hint="eastAsia"/>
+          <w:color w:val="0F4761" w:themeColor="accent1" w:themeShade="BF"/>
+          <w:sz w:val="24"/>
+          <w:szCs w:val="24"/>
+        </w:rPr>
+        <w:t>,</w:t>
+      </w:r>
+      <w:r>
+        <w:rPr>
+          <w:rFonts w:ascii="Cambria Math" w:hAnsi="Cambria Math" w:cs="Cambria Math" w:hint="eastAsia"/>
+          <w:color w:val="0F4761" w:themeColor="accent1" w:themeShade="BF"/>
+          <w:sz w:val="24"/>
+          <w:szCs w:val="24"/>
+        </w:rPr>
+        <w:t xml:space="preserve">   </w:t>
+      </w:r>
+      <w:r>
+        <w:rPr>
+          <w:rFonts w:ascii="Cambria Math" w:hAnsi="Cambria Math" w:cs="Cambria Math"/>
+          <w:b/>
+          <w:bCs/>
+          <w:color w:val="E97132" w:themeColor="accent2"/>
+          <w:sz w:val="24"/>
+          <w:szCs w:val="24"/>
+        </w:rPr>
+        <w:t>¬</w:t>
+      </w:r>
+      <w:r>
+        <w:rPr>
+          <w:rFonts w:ascii="Cambria Math" w:hAnsi="Cambria Math" w:cs="Cambria Math" w:hint="eastAsia"/>
+          <w:color w:val="0F4761" w:themeColor="accent1" w:themeShade="BF"/>
+          <w:sz w:val="24"/>
+          <w:szCs w:val="24"/>
+        </w:rPr>
+        <w:t xml:space="preserve"> P(x)</w:t>
+      </w:r>
+      <w:r>
+        <w:rPr>
+          <w:rFonts w:cstheme="majorBidi"/>
+          <w:color w:val="0F4761" w:themeColor="accent1" w:themeShade="BF"/>
+          <w:sz w:val="24"/>
+          <w:szCs w:val="24"/>
+        </w:rPr>
+        <w:t xml:space="preserve"> ∧</w:t>
+      </w:r>
+      <w:r>
+        <w:rPr>
+          <w:rFonts w:cstheme="majorBidi" w:hint="eastAsia"/>
+          <w:color w:val="0F4761" w:themeColor="accent1" w:themeShade="BF"/>
+          <w:sz w:val="24"/>
+          <w:szCs w:val="24"/>
+        </w:rPr>
+        <w:t xml:space="preserve"> Q(y)     =&gt;   </w:t>
+      </w:r>
+      <w:r>
+        <w:rPr>
+          <w:rFonts w:cstheme="majorBidi"/>
+          <w:color w:val="E97132" w:themeColor="accent2"/>
+          <w:sz w:val="24"/>
+          <w:szCs w:val="24"/>
+        </w:rPr>
+        <w:t>¬</w:t>
+      </w:r>
+      <w:r>
+        <w:rPr>
+          <w:rFonts w:ascii="Cambria Math" w:hAnsi="Cambria Math" w:cs="Cambria Math"/>
+          <w:color w:val="E97132" w:themeColor="accent2"/>
+          <w:sz w:val="24"/>
+          <w:szCs w:val="24"/>
+        </w:rPr>
+        <w:t>∃</w:t>
+      </w:r>
+      <w:r>
+        <w:rPr>
+          <w:rFonts w:cstheme="majorBidi" w:hint="eastAsia"/>
+          <w:color w:val="0F4761" w:themeColor="accent1" w:themeShade="BF"/>
+          <w:sz w:val="24"/>
+          <w:szCs w:val="24"/>
+        </w:rPr>
+        <w:t>x</w:t>
+      </w:r>
+      <w:r>
+        <w:rPr>
+          <w:rFonts w:ascii="Cambria Math" w:hAnsi="Cambria Math" w:cs="Cambria Math"/>
+          <w:color w:val="E97132" w:themeColor="accent2"/>
+          <w:sz w:val="24"/>
+          <w:szCs w:val="24"/>
+        </w:rPr>
+        <w:t>∀</w:t>
+      </w:r>
+      <w:r>
+        <w:rPr>
+          <w:rFonts w:ascii="Cambria Math" w:hAnsi="Cambria Math" w:cs="Cambria Math" w:hint="eastAsia"/>
+          <w:color w:val="0F4761" w:themeColor="accent1" w:themeShade="BF"/>
+          <w:sz w:val="24"/>
+          <w:szCs w:val="24"/>
+        </w:rPr>
+        <w:t>y</w:t>
+      </w:r>
+      <w:r>
+        <w:rPr>
+          <w:rFonts w:cstheme="majorBidi" w:hint="eastAsia"/>
+          <w:color w:val="0F4761" w:themeColor="accent1" w:themeShade="BF"/>
+          <w:sz w:val="24"/>
+          <w:szCs w:val="24"/>
+        </w:rPr>
+        <w:t>,</w:t>
+      </w:r>
+      <w:bookmarkStart w:id="9" w:name="_Hlk242522730"/>
+      <w:r>
+        <w:rPr>
+          <w:rFonts w:cstheme="majorBidi"/>
+          <w:color w:val="E97132" w:themeColor="accent2"/>
+          <w:sz w:val="24"/>
+          <w:szCs w:val="24"/>
+        </w:rPr>
+        <w:t xml:space="preserve"> ¬</w:t>
+      </w:r>
+      <w:r>
+        <w:rPr>
+          <w:rFonts w:cstheme="majorBidi" w:hint="eastAsia"/>
+          <w:color w:val="EE0000"/>
+          <w:sz w:val="24"/>
+          <w:szCs w:val="24"/>
+        </w:rPr>
+        <w:t xml:space="preserve"> </w:t>
+      </w:r>
+      <w:r>
+        <w:rPr>
+          <w:rFonts w:cstheme="majorBidi" w:hint="eastAsia"/>
+          <w:color w:val="EE0000"/>
+          <w:sz w:val="24"/>
+          <w:szCs w:val="24"/>
+        </w:rPr>
+        <w:t>(</w:t>
+      </w:r>
+      <w:r>
+        <w:rPr>
+          <w:rFonts w:ascii="Cambria Math" w:hAnsi="Cambria Math" w:cs="Cambria Math"/>
+          <w:b/>
+          <w:bCs/>
+          <w:color w:val="E97132" w:themeColor="accent2"/>
+          <w:sz w:val="24"/>
+          <w:szCs w:val="24"/>
+        </w:rPr>
+        <w:t>¬</w:t>
+      </w:r>
+      <w:r>
+        <w:rPr>
+          <w:rFonts w:cstheme="majorBidi" w:hint="eastAsia"/>
+          <w:color w:val="EE0000"/>
+          <w:sz w:val="24"/>
+          <w:szCs w:val="24"/>
+        </w:rPr>
+        <w:t xml:space="preserve"> </w:t>
+      </w:r>
+      <w:r>
+        <w:rPr>
+          <w:rFonts w:ascii="Cambria Math" w:hAnsi="Cambria Math" w:cs="Cambria Math" w:hint="eastAsia"/>
+          <w:color w:val="0F4761" w:themeColor="accent1" w:themeShade="BF"/>
+          <w:sz w:val="24"/>
+          <w:szCs w:val="24"/>
+        </w:rPr>
+        <w:t>P(x)</w:t>
+      </w:r>
+      <w:r>
+        <w:rPr>
+          <w:rFonts w:cstheme="majorBidi"/>
+          <w:color w:val="0F4761" w:themeColor="accent1" w:themeShade="BF"/>
+          <w:sz w:val="24"/>
+          <w:szCs w:val="24"/>
+        </w:rPr>
+        <w:t>∧</w:t>
+      </w:r>
+      <w:r>
+        <w:rPr>
+          <w:rFonts w:cstheme="majorBidi" w:hint="eastAsia"/>
+          <w:color w:val="0F4761" w:themeColor="accent1" w:themeShade="BF"/>
+          <w:sz w:val="24"/>
+          <w:szCs w:val="24"/>
+        </w:rPr>
+        <w:t xml:space="preserve">Q(y) </w:t>
+      </w:r>
+      <w:r>
+        <w:rPr>
+          <w:rFonts w:cstheme="majorBidi" w:hint="eastAsia"/>
+          <w:color w:val="E97132" w:themeColor="accent2"/>
+          <w:sz w:val="24"/>
+          <w:szCs w:val="24"/>
+        </w:rPr>
+        <w:t>)</w:t>
+      </w:r>
+    </w:p>
+    <w:bookmarkEnd w:id="9"/>
+    <w:p>
+      <w:pPr>
+        <w:ind w:firstLineChars="200" w:firstLine="420"/>
+        <w:rPr>
+          <w:rFonts w:asciiTheme="minorEastAsia" w:hAnsiTheme="minorEastAsia"/>
+        </w:rPr>
+      </w:pPr>
+      <w:r>
+        <w:rPr>
+          <w:rFonts w:asciiTheme="minorEastAsia" w:hAnsiTheme="minorEastAsia" w:hint="eastAsia"/>
+          <w:b/>
+          <w:bCs/>
+          <w:color w:val="E97132" w:themeColor="accent2"/>
+        </w:rPr>
+        <w:t>从左到右</w:t>
+      </w:r>
+      <w:r>
+        <w:rPr>
+          <w:rFonts w:asciiTheme="minorEastAsia" w:hAnsiTheme="minorEastAsia" w:hint="eastAsia"/>
+        </w:rPr>
+        <w:t>对式子进行 处理：</w:t>
+      </w:r>
+    </w:p>
+    <w:p>
+      <w:pPr>
+        <w:pStyle w:val="a9"/>
+        <w:numPr>
+          <w:ilvl w:val="0"/>
+          <w:numId w:val="19"/>
+        </w:numPr>
+        <w:rPr>
+          <w:rFonts w:asciiTheme="minorEastAsia" w:hAnsiTheme="minorEastAsia"/>
+        </w:rPr>
+      </w:pPr>
+      <w:r>
+        <w:rPr>
+          <w:rFonts w:asciiTheme="minorEastAsia" w:hAnsiTheme="minorEastAsia" w:hint="eastAsia"/>
+        </w:rPr>
+        <w:t>如果</w:t>
+      </w:r>
+      <w:r>
+        <w:rPr>
+          <w:rFonts w:asciiTheme="minorEastAsia" w:hAnsiTheme="minorEastAsia" w:hint="eastAsia"/>
+          <w:color w:val="E97132" w:themeColor="accent2"/>
+        </w:rPr>
+        <w:t>式首存在</w:t>
+      </w:r>
+      <w:r>
+        <w:rPr>
+          <w:rFonts w:asciiTheme="minorEastAsia" w:hAnsiTheme="minorEastAsia"/>
+          <w:color w:val="E97132" w:themeColor="accent2"/>
+        </w:rPr>
+        <w:t>¬</w:t>
+      </w:r>
+      <w:r>
+        <w:rPr>
+          <w:rFonts w:asciiTheme="minorEastAsia" w:hAnsiTheme="minorEastAsia" w:cs="Cambria Math" w:hint="eastAsia"/>
+          <w:b/>
+          <w:bCs/>
+          <w:color w:val="E97132" w:themeColor="accent2"/>
+          <w:sz w:val="24"/>
+          <w:szCs w:val="24"/>
+        </w:rPr>
+        <w:t xml:space="preserve">， </w:t>
+      </w:r>
+      <w:r>
+        <w:rPr>
+          <w:rFonts w:asciiTheme="minorEastAsia" w:hAnsiTheme="minorEastAsia" w:hint="eastAsia"/>
+          <w:color w:val="E97132" w:themeColor="accent2"/>
+        </w:rPr>
+        <w:t>结果去掉</w:t>
+      </w:r>
+      <w:r>
+        <w:rPr>
+          <w:rFonts w:asciiTheme="minorEastAsia" w:hAnsiTheme="minorEastAsia"/>
+          <w:color w:val="E97132" w:themeColor="accent2"/>
+        </w:rPr>
+        <w:t>¬</w:t>
+      </w:r>
+      <w:r>
+        <w:rPr>
+          <w:rFonts w:asciiTheme="minorEastAsia" w:hAnsiTheme="minorEastAsia" w:hint="eastAsia"/>
+          <w:color w:val="E97132" w:themeColor="accent2"/>
+        </w:rPr>
+        <w:t>； 如果不存在</w:t>
+      </w:r>
+      <w:r>
+        <w:rPr>
+          <w:rFonts w:asciiTheme="minorEastAsia" w:hAnsiTheme="minorEastAsia"/>
+          <w:color w:val="E97132" w:themeColor="accent2"/>
+        </w:rPr>
+        <w:t>¬</w:t>
+      </w:r>
+      <w:r>
+        <w:rPr>
+          <w:rFonts w:asciiTheme="minorEastAsia" w:hAnsiTheme="minorEastAsia" w:hint="eastAsia"/>
+          <w:color w:val="E97132" w:themeColor="accent2"/>
+        </w:rPr>
+        <w:t>，则去掉</w:t>
+      </w:r>
+      <w:r>
+        <w:rPr>
+          <w:rFonts w:asciiTheme="minorEastAsia" w:hAnsiTheme="minorEastAsia"/>
+          <w:color w:val="E97132" w:themeColor="accent2"/>
+        </w:rPr>
+        <w:t>¬</w:t>
+      </w:r>
+      <w:r>
+        <w:rPr>
+          <w:rFonts w:asciiTheme="minorEastAsia" w:hAnsiTheme="minorEastAsia" w:hint="eastAsia"/>
+        </w:rPr>
+        <w:t>。（本例需加上</w:t>
+      </w:r>
+      <w:r>
+        <w:rPr>
+          <w:rFonts w:asciiTheme="minorEastAsia" w:hAnsiTheme="minorEastAsia"/>
+          <w:color w:val="E97132" w:themeColor="accent2"/>
+        </w:rPr>
+        <w:t>¬</w:t>
+      </w:r>
+      <w:r>
+        <w:rPr>
+          <w:rFonts w:asciiTheme="minorEastAsia" w:hAnsiTheme="minorEastAsia" w:hint="eastAsia"/>
+        </w:rPr>
+        <w:t>）</w:t>
+      </w:r>
+    </w:p>
+    <w:p>
+      <w:pPr>
+        <w:pStyle w:val="a9"/>
+        <w:numPr>
+          <w:ilvl w:val="0"/>
+          <w:numId w:val="19"/>
+        </w:numPr>
+        <w:rPr>
+          <w:rFonts w:asciiTheme="minorEastAsia" w:hAnsiTheme="minorEastAsia"/>
+        </w:rPr>
+      </w:pPr>
+      <w:r>
+        <w:rPr>
+          <w:rFonts w:asciiTheme="minorEastAsia" w:hAnsiTheme="minorEastAsia" w:hint="eastAsia"/>
+        </w:rPr>
+        <w:t xml:space="preserve">接着处理量词：   </w:t>
+      </w:r>
+      <w:r>
+        <w:rPr>
+          <w:rFonts w:asciiTheme="minorEastAsia" w:hAnsiTheme="minorEastAsia" w:hint="eastAsia"/>
+          <w:color w:val="E97132" w:themeColor="accent2"/>
+        </w:rPr>
+        <w:t>量词符号交换，变量不变</w:t>
+      </w:r>
+      <w:r>
+        <w:rPr>
+          <w:rFonts w:asciiTheme="minorEastAsia" w:hAnsiTheme="minorEastAsia" w:hint="eastAsia"/>
+        </w:rPr>
+        <w:t>。（本例：</w:t>
+      </w:r>
+      <w:r>
+        <w:rPr>
+          <w:rFonts w:asciiTheme="minorEastAsia" w:hAnsiTheme="minorEastAsia"/>
+          <w:color w:val="E97132" w:themeColor="accent2"/>
+        </w:rPr>
+        <w:t>¬</w:t>
+      </w:r>
+      <w:r>
+        <w:rPr>
+          <w:rFonts w:ascii="Cambria Math" w:hAnsi="Cambria Math" w:cs="Cambria Math"/>
+          <w:color w:val="E97132" w:themeColor="accent2"/>
+        </w:rPr>
+        <w:t>∃</w:t>
+      </w:r>
+      <w:r>
+        <w:rPr>
+          <w:rFonts w:asciiTheme="minorEastAsia" w:hAnsiTheme="minorEastAsia"/>
+        </w:rPr>
+        <w:t>x</w:t>
+      </w:r>
+      <w:r>
+        <w:rPr>
+          <w:rFonts w:ascii="Cambria Math" w:hAnsi="Cambria Math" w:cs="Cambria Math"/>
+          <w:color w:val="E97132" w:themeColor="accent2"/>
+        </w:rPr>
+        <w:t>∀</w:t>
+      </w:r>
+      <w:r>
+        <w:rPr>
+          <w:rFonts w:asciiTheme="minorEastAsia" w:hAnsiTheme="minorEastAsia"/>
+        </w:rPr>
+        <w:t>y</w:t>
+      </w:r>
+      <w:r>
+        <w:rPr>
+          <w:rFonts w:asciiTheme="minorEastAsia" w:hAnsiTheme="minorEastAsia" w:hint="eastAsia"/>
+        </w:rPr>
+        <w:t xml:space="preserve"> ）</w:t>
+      </w:r>
+    </w:p>
+    <w:p>
+      <w:pPr>
+        <w:pStyle w:val="a9"/>
+        <w:ind w:left="780"/>
+        <w:rPr>
+          <w:rFonts w:asciiTheme="minorEastAsia" w:hAnsiTheme="minorEastAsia" w:hint="eastAsia"/>
+        </w:rPr>
+      </w:pPr>
+    </w:p>
+    <w:p>
+      <w:pPr>
+        <w:pStyle w:val="a9"/>
+        <w:numPr>
+          <w:ilvl w:val="0"/>
+          <w:numId w:val="19"/>
+        </w:numPr>
+        <w:rPr>
+          <w:rFonts w:asciiTheme="minorEastAsia" w:hAnsiTheme="minorEastAsia"/>
+        </w:rPr>
+      </w:pPr>
+      <w:r>
+        <w:rPr>
+          <w:rFonts w:asciiTheme="minorEastAsia" w:hAnsiTheme="minorEastAsia" w:hint="eastAsia"/>
+        </w:rPr>
+        <w:t xml:space="preserve">接着处理谓词：  </w:t>
+      </w:r>
+      <w:r>
+        <w:rPr>
+          <w:rFonts w:asciiTheme="minorEastAsia" w:hAnsiTheme="minorEastAsia" w:hint="eastAsia"/>
+          <w:color w:val="E97132" w:themeColor="accent2"/>
+        </w:rPr>
+        <w:t xml:space="preserve"> 整个谓词表达式加括号取反</w:t>
+      </w:r>
+      <w:r>
+        <w:rPr>
+          <w:rFonts w:asciiTheme="minorEastAsia" w:hAnsiTheme="minorEastAsia" w:hint="eastAsia"/>
+        </w:rPr>
+        <w:t>。（本例：</w:t>
+      </w:r>
+      <w:r>
+        <w:rPr>
+          <w:rFonts w:asciiTheme="minorEastAsia" w:hAnsiTheme="minorEastAsia"/>
+          <w:color w:val="E97132" w:themeColor="accent2"/>
+        </w:rPr>
+        <w:t>¬</w:t>
+      </w:r>
+      <w:r>
+        <w:rPr>
+          <w:rFonts w:ascii="Cambria Math" w:hAnsi="Cambria Math" w:cs="Cambria Math"/>
+          <w:color w:val="E97132" w:themeColor="accent2"/>
+        </w:rPr>
+        <w:t>∃</w:t>
+      </w:r>
+      <w:r>
+        <w:rPr>
+          <w:rFonts w:asciiTheme="minorEastAsia" w:hAnsiTheme="minorEastAsia"/>
+        </w:rPr>
+        <w:t>x</w:t>
+      </w:r>
+      <w:r>
+        <w:rPr>
+          <w:rFonts w:ascii="Cambria Math" w:hAnsi="Cambria Math" w:cs="Cambria Math"/>
+          <w:color w:val="E97132" w:themeColor="accent2"/>
+        </w:rPr>
+        <w:t>∀</w:t>
+      </w:r>
+      <w:r>
+        <w:rPr>
+          <w:rFonts w:asciiTheme="minorEastAsia" w:hAnsiTheme="minorEastAsia"/>
+        </w:rPr>
+        <w:t>y</w:t>
+      </w:r>
+      <w:r>
+        <w:rPr>
+          <w:rFonts w:asciiTheme="minorEastAsia" w:hAnsiTheme="minorEastAsia" w:hint="eastAsia"/>
+        </w:rPr>
+        <w:t xml:space="preserve">  </w:t>
+      </w:r>
+      <w:r>
+        <w:rPr>
+          <w:rFonts w:asciiTheme="minorEastAsia" w:hAnsiTheme="minorEastAsia" w:hint="eastAsia"/>
+          <w:color w:val="E97132" w:themeColor="accent2"/>
+        </w:rPr>
+        <w:t>¬ (</w:t>
+      </w:r>
+      <w:r>
+        <w:rPr>
+          <w:rFonts w:asciiTheme="minorEastAsia" w:hAnsiTheme="minorEastAsia" w:hint="eastAsia"/>
+        </w:rPr>
+        <w:t xml:space="preserve">¬ P(x)∧Q(y) </w:t>
+      </w:r>
+      <w:r>
+        <w:rPr>
+          <w:rFonts w:asciiTheme="minorEastAsia" w:hAnsiTheme="minorEastAsia" w:hint="eastAsia"/>
+          <w:color w:val="E97132" w:themeColor="accent2"/>
+        </w:rPr>
+        <w:t xml:space="preserve">) </w:t>
+      </w:r>
+      <w:r>
+        <w:rPr>
+          <w:rFonts w:asciiTheme="minorEastAsia" w:hAnsiTheme="minorEastAsia" w:hint="eastAsia"/>
+        </w:rPr>
+        <w:t xml:space="preserve">）  </w:t>
+      </w:r>
+    </w:p>
+    <w:p>
+      <w:pPr>
+        <w:pStyle w:val="a9"/>
+        <w:ind w:left="780"/>
+        <w:rPr>
+          <w:rFonts w:hint="eastAsia"/>
+        </w:rPr>
+      </w:pPr>
+    </w:p>
+    <w:tbl>
+      <w:tblPr>
+        <w:tblStyle w:val="af1"/>
+        <w:tblW w:w="0" w:type="auto"/>
+        <w:tblLook w:val="04A0" w:firstRow="1" w:lastRow="0" w:firstColumn="1" w:lastColumn="0" w:noHBand="0" w:noVBand="1"/>
+      </w:tblPr>
+      <w:tblGrid>
+        <w:gridCol w:w="2450"/>
+        <w:gridCol w:w="4016"/>
+        <w:gridCol w:w="3990"/>
+      </w:tblGrid>
+      <w:tr>
+        <w:tc>
+          <w:tcPr>
+            <w:tcW w:w="10682" w:type="dxa"/>
+            <w:gridSpan w:val="3"/>
+            <w:shd w:val="clear" w:color="auto" w:fill="CAEDFB" w:themeFill="accent4" w:themeFillTint="33"/>
+          </w:tcPr>
+          <w:p>
+            <w:pPr>
+              <w:jc w:val="center"/>
+              <w:rPr>
+                <w:rFonts w:hint="eastAsia"/>
+                <w:b/>
+                <w:bCs/>
+              </w:rPr>
+            </w:pPr>
+            <w:r>
+              <w:rPr>
+                <w:rFonts w:hint="eastAsia"/>
+                <w:b/>
+                <w:bCs/>
+              </w:rPr>
+              <w:t>单量词、单谓词 (简化起见，只列出</w:t>
+            </w:r>
+            <w:r>
+              <w:rPr>
+                <w:rFonts w:ascii="Cambria Math" w:hAnsi="Cambria Math" w:cs="Cambria Math"/>
+                <w:b/>
+                <w:bCs/>
+              </w:rPr>
+              <w:t>∀</w:t>
+            </w:r>
+            <w:r>
+              <w:rPr>
+                <w:rFonts w:hint="eastAsia"/>
+                <w:b/>
+                <w:bCs/>
+              </w:rPr>
+              <w:t>，没列出</w:t>
+            </w:r>
+            <w:r>
+              <w:rPr>
+                <w:rFonts w:ascii="Cambria Math" w:hAnsi="Cambria Math" w:cs="Cambria Math"/>
+                <w:b/>
+                <w:bCs/>
+              </w:rPr>
+              <w:t>∃</w:t>
+            </w:r>
+            <w:r>
+              <w:rPr>
+                <w:rFonts w:hint="eastAsia"/>
+                <w:b/>
+                <w:bCs/>
+              </w:rPr>
+              <w:t>规则)</w:t>
+            </w:r>
+          </w:p>
+        </w:tc>
+      </w:tr>
+      <w:tr>
+        <w:tc>
+          <w:tcPr>
+            <w:tcW w:w="2518" w:type="dxa"/>
+            <w:vMerge w:val="restart"/>
+          </w:tcPr>
+          <w:p>
+            <w:pPr>
+              <w:jc w:val="center"/>
+              <w:rPr>
+                <w:rFonts w:ascii="Cambria Math" w:hAnsi="Cambria Math" w:cs="Cambria Math" w:hint="eastAsia"/>
+                <w:color w:val="0F4761" w:themeColor="accent1" w:themeShade="BF"/>
+                <w:sz w:val="24"/>
+                <w:szCs w:val="24"/>
+              </w:rPr>
+            </w:pPr>
+            <w:r>
+              <w:rPr>
+                <w:rFonts w:asciiTheme="minorEastAsia" w:hAnsiTheme="minorEastAsia" w:hint="eastAsia"/>
+                <w:sz w:val="24"/>
+                <w:szCs w:val="24"/>
+              </w:rPr>
+              <w:t>变换前</w:t>
+            </w:r>
+            <w:r>
+              <w:rPr>
+                <w:rFonts w:asciiTheme="minorEastAsia" w:hAnsiTheme="minorEastAsia" w:hint="eastAsia"/>
+                <w:color w:val="E97132" w:themeColor="accent2"/>
+                <w:sz w:val="24"/>
+                <w:szCs w:val="24"/>
+              </w:rPr>
+              <w:t>量词前有</w:t>
+            </w:r>
+            <w:r>
+              <w:rPr>
+                <w:rFonts w:asciiTheme="minorEastAsia" w:hAnsiTheme="minorEastAsia" w:cstheme="majorBidi"/>
+                <w:color w:val="E97132" w:themeColor="accent2"/>
+                <w:sz w:val="24"/>
+                <w:szCs w:val="24"/>
+              </w:rPr>
+              <w:t>¬</w:t>
+            </w:r>
+          </w:p>
+        </w:tc>
+        <w:tc>
+          <w:tcPr>
+            <w:tcW w:w="4111" w:type="dxa"/>
+          </w:tcPr>
+          <w:p>
+            <w:pPr>
+              <w:ind w:firstLineChars="200" w:firstLine="480"/>
+              <w:jc w:val="center"/>
+              <w:rPr>
+                <w:rFonts w:ascii="Cambria Math" w:hAnsi="Cambria Math" w:cs="Cambria Math" w:hint="eastAsia"/>
+                <w:color w:val="0F4761" w:themeColor="accent1" w:themeShade="BF"/>
+                <w:sz w:val="24"/>
+                <w:szCs w:val="24"/>
+              </w:rPr>
+            </w:pPr>
+            <w:r>
+              <w:rPr>
+                <w:rFonts w:ascii="Cambria Math" w:hAnsi="Cambria Math" w:cs="Cambria Math"/>
+                <w:b/>
+                <w:bCs/>
+                <w:color w:val="E97132" w:themeColor="accent2"/>
+                <w:sz w:val="24"/>
+                <w:szCs w:val="24"/>
+              </w:rPr>
+              <w:t>¬</w:t>
+            </w:r>
+            <w:r>
+              <w:rPr>
+                <w:rFonts w:ascii="Cambria Math" w:hAnsi="Cambria Math" w:cs="Cambria Math" w:hint="eastAsia"/>
+                <w:color w:val="0F4761" w:themeColor="accent1" w:themeShade="BF"/>
+                <w:sz w:val="24"/>
+                <w:szCs w:val="24"/>
+              </w:rPr>
+              <w:t xml:space="preserve"> </w:t>
+            </w:r>
+            <w:r>
+              <w:rPr>
+                <w:rFonts w:ascii="Cambria Math" w:hAnsi="Cambria Math" w:cs="Cambria Math"/>
+                <w:color w:val="0F4761" w:themeColor="accent1" w:themeShade="BF"/>
+                <w:sz w:val="24"/>
+                <w:szCs w:val="24"/>
+              </w:rPr>
+              <w:t>∀</w:t>
+            </w:r>
+            <w:r>
+              <w:rPr>
+                <w:rFonts w:ascii="Cambria Math" w:hAnsi="Cambria Math" w:cs="Cambria Math"/>
+                <w:color w:val="0F4761" w:themeColor="accent1" w:themeShade="BF"/>
+                <w:sz w:val="24"/>
+                <w:szCs w:val="24"/>
+              </w:rPr>
+              <w:t>x</w:t>
+            </w:r>
+            <w:r>
+              <w:rPr>
+                <w:rFonts w:ascii="Cambria Math" w:hAnsi="Cambria Math" w:cs="Cambria Math" w:hint="eastAsia"/>
+                <w:color w:val="0F4761" w:themeColor="accent1" w:themeShade="BF"/>
+                <w:sz w:val="24"/>
+                <w:szCs w:val="24"/>
+              </w:rPr>
+              <w:t xml:space="preserve">, </w:t>
+            </w:r>
+            <w:r>
+              <w:rPr>
+                <w:rFonts w:ascii="Cambria Math" w:hAnsi="Cambria Math" w:cs="Cambria Math" w:hint="eastAsia"/>
+                <w:color w:val="0F4761" w:themeColor="accent1" w:themeShade="BF"/>
+                <w:sz w:val="24"/>
+                <w:szCs w:val="24"/>
+              </w:rPr>
+              <w:t xml:space="preserve">    </w:t>
+            </w:r>
+            <w:r>
+              <w:rPr>
+                <w:rFonts w:ascii="Cambria Math" w:hAnsi="Cambria Math" w:cs="Cambria Math" w:hint="eastAsia"/>
+                <w:color w:val="0F4761" w:themeColor="accent1" w:themeShade="BF"/>
+                <w:sz w:val="24"/>
+                <w:szCs w:val="24"/>
+              </w:rPr>
+              <w:t>P(x)</w:t>
+            </w:r>
+          </w:p>
+        </w:tc>
+        <w:tc>
+          <w:tcPr>
+            <w:tcW w:w="4053" w:type="dxa"/>
+          </w:tcPr>
+          <w:p>
+            <w:pPr>
+              <w:jc w:val="center"/>
+              <w:rPr>
+                <w:rFonts w:ascii="Cambria Math" w:hAnsi="Cambria Math" w:cs="Cambria Math" w:hint="eastAsia"/>
+                <w:color w:val="0F4761" w:themeColor="accent1" w:themeShade="BF"/>
+                <w:sz w:val="24"/>
+                <w:szCs w:val="24"/>
+              </w:rPr>
+            </w:pPr>
+            <w:r>
+              <w:rPr>
+                <w:rFonts w:ascii="Cambria Math" w:hAnsi="Cambria Math" w:cs="Cambria Math"/>
+                <w:color w:val="E97132" w:themeColor="accent2"/>
+                <w:sz w:val="24"/>
+                <w:szCs w:val="24"/>
+              </w:rPr>
+              <w:t>∃</w:t>
+            </w:r>
+            <w:r>
+              <w:rPr>
+                <w:rFonts w:cstheme="majorBidi" w:hint="eastAsia"/>
+                <w:color w:val="0F4761" w:themeColor="accent1" w:themeShade="BF"/>
+                <w:sz w:val="24"/>
+                <w:szCs w:val="24"/>
+              </w:rPr>
+              <w:t>x,</w:t>
+            </w:r>
+            <w:r>
+              <w:rPr>
+                <w:rFonts w:cstheme="majorBidi"/>
+                <w:color w:val="EE0000"/>
+                <w:sz w:val="24"/>
+                <w:szCs w:val="24"/>
+              </w:rPr>
+              <w:t xml:space="preserve"> </w:t>
+            </w:r>
+            <w:r>
+              <w:rPr>
+                <w:rFonts w:cstheme="majorBidi"/>
+                <w:color w:val="E97132" w:themeColor="accent2"/>
+                <w:sz w:val="24"/>
+                <w:szCs w:val="24"/>
+              </w:rPr>
+              <w:t>¬</w:t>
+            </w:r>
+            <w:r>
+              <w:rPr>
+                <w:rFonts w:cstheme="majorBidi" w:hint="eastAsia"/>
+                <w:color w:val="EE0000"/>
+                <w:sz w:val="24"/>
+                <w:szCs w:val="24"/>
+              </w:rPr>
+              <w:t xml:space="preserve"> </w:t>
+            </w:r>
+            <w:r>
+              <w:rPr>
+                <w:rFonts w:ascii="Cambria Math" w:hAnsi="Cambria Math" w:cs="Cambria Math" w:hint="eastAsia"/>
+                <w:color w:val="0F4761" w:themeColor="accent1" w:themeShade="BF"/>
+                <w:sz w:val="24"/>
+                <w:szCs w:val="24"/>
+              </w:rPr>
+              <w:t>P(x)</w:t>
+            </w:r>
+          </w:p>
+        </w:tc>
+      </w:tr>
+      <w:tr>
+        <w:tc>
+          <w:tcPr>
+            <w:tcW w:w="2518" w:type="dxa"/>
+            <w:vMerge/>
+          </w:tcPr>
+          <w:p>
+            <w:pPr>
+              <w:jc w:val="center"/>
+              <w:rPr>
+                <w:rFonts w:asciiTheme="minorEastAsia" w:hAnsiTheme="minorEastAsia" w:hint="eastAsia"/>
+                <w:sz w:val="24"/>
+                <w:szCs w:val="24"/>
+              </w:rPr>
+            </w:pPr>
+          </w:p>
+        </w:tc>
+        <w:tc>
+          <w:tcPr>
+            <w:tcW w:w="4111" w:type="dxa"/>
+          </w:tcPr>
+          <w:p>
+            <w:pPr>
+              <w:ind w:firstLineChars="200" w:firstLine="480"/>
+              <w:jc w:val="center"/>
+              <w:rPr>
+                <w:rFonts w:ascii="Cambria Math" w:hAnsi="Cambria Math" w:cs="Cambria Math" w:hint="eastAsia"/>
+                <w:color w:val="0F4761" w:themeColor="accent1" w:themeShade="BF"/>
+                <w:sz w:val="24"/>
+                <w:szCs w:val="24"/>
+              </w:rPr>
+            </w:pPr>
+            <w:r>
+              <w:rPr>
+                <w:rFonts w:ascii="Cambria Math" w:hAnsi="Cambria Math" w:cs="Cambria Math"/>
+                <w:b/>
+                <w:bCs/>
+                <w:color w:val="E97132" w:themeColor="accent2"/>
+                <w:sz w:val="24"/>
+                <w:szCs w:val="24"/>
+              </w:rPr>
+              <w:t>¬</w:t>
+            </w:r>
+            <w:r>
+              <w:rPr>
+                <w:rFonts w:ascii="Cambria Math" w:hAnsi="Cambria Math" w:cs="Cambria Math" w:hint="eastAsia"/>
+                <w:color w:val="0F4761" w:themeColor="accent1" w:themeShade="BF"/>
+                <w:sz w:val="24"/>
+                <w:szCs w:val="24"/>
+              </w:rPr>
+              <w:t xml:space="preserve"> </w:t>
+            </w:r>
+            <w:r>
+              <w:rPr>
+                <w:rFonts w:ascii="Cambria Math" w:hAnsi="Cambria Math" w:cs="Cambria Math"/>
+                <w:color w:val="0F4761" w:themeColor="accent1" w:themeShade="BF"/>
+                <w:sz w:val="24"/>
+                <w:szCs w:val="24"/>
+              </w:rPr>
+              <w:t>∀</w:t>
+            </w:r>
+            <w:r>
+              <w:rPr>
+                <w:rFonts w:ascii="Cambria Math" w:hAnsi="Cambria Math" w:cs="Cambria Math"/>
+                <w:color w:val="0F4761" w:themeColor="accent1" w:themeShade="BF"/>
+                <w:sz w:val="24"/>
+                <w:szCs w:val="24"/>
+              </w:rPr>
+              <w:t>x</w:t>
+            </w:r>
+            <w:r>
+              <w:rPr>
+                <w:rFonts w:ascii="Cambria Math" w:hAnsi="Cambria Math" w:cs="Cambria Math" w:hint="eastAsia"/>
+                <w:color w:val="0F4761" w:themeColor="accent1" w:themeShade="BF"/>
+                <w:sz w:val="24"/>
+                <w:szCs w:val="24"/>
+              </w:rPr>
+              <w:t xml:space="preserve">, </w:t>
+            </w:r>
+            <w:r>
+              <w:rPr>
+                <w:rFonts w:ascii="Cambria Math" w:hAnsi="Cambria Math" w:cs="Cambria Math"/>
+                <w:b/>
+                <w:bCs/>
+                <w:color w:val="E97132" w:themeColor="accent2"/>
+                <w:sz w:val="24"/>
+                <w:szCs w:val="24"/>
+              </w:rPr>
+              <w:t>¬</w:t>
+            </w:r>
+            <w:r>
+              <w:rPr>
+                <w:rFonts w:ascii="Cambria Math" w:hAnsi="Cambria Math" w:cs="Cambria Math" w:hint="eastAsia"/>
+                <w:color w:val="0F4761" w:themeColor="accent1" w:themeShade="BF"/>
+                <w:sz w:val="24"/>
+                <w:szCs w:val="24"/>
+              </w:rPr>
+              <w:t xml:space="preserve"> </w:t>
+            </w:r>
+            <w:r>
+              <w:rPr>
+                <w:rFonts w:ascii="Cambria Math" w:hAnsi="Cambria Math" w:cs="Cambria Math" w:hint="eastAsia"/>
+                <w:color w:val="0F4761" w:themeColor="accent1" w:themeShade="BF"/>
+                <w:sz w:val="24"/>
+                <w:szCs w:val="24"/>
+              </w:rPr>
+              <w:t>P(x)</w:t>
+            </w:r>
+          </w:p>
+        </w:tc>
+        <w:tc>
+          <w:tcPr>
+            <w:tcW w:w="4053" w:type="dxa"/>
+          </w:tcPr>
+          <w:p>
+            <w:pPr>
+              <w:jc w:val="center"/>
+              <w:rPr>
+                <w:rFonts w:ascii="Cambria Math" w:hAnsi="Cambria Math" w:cs="Cambria Math" w:hint="eastAsia"/>
+                <w:color w:val="0F4761" w:themeColor="accent1" w:themeShade="BF"/>
+                <w:sz w:val="24"/>
+                <w:szCs w:val="24"/>
+              </w:rPr>
+            </w:pPr>
+            <w:r>
+              <w:rPr>
+                <w:rFonts w:ascii="Cambria Math" w:hAnsi="Cambria Math" w:cs="Cambria Math"/>
+                <w:color w:val="E97132" w:themeColor="accent2"/>
+                <w:sz w:val="24"/>
+                <w:szCs w:val="24"/>
+              </w:rPr>
+              <w:t>∃</w:t>
+            </w:r>
+            <w:r>
+              <w:rPr>
+                <w:rFonts w:cstheme="majorBidi" w:hint="eastAsia"/>
+                <w:color w:val="0F4761" w:themeColor="accent1" w:themeShade="BF"/>
+                <w:sz w:val="24"/>
+                <w:szCs w:val="24"/>
+              </w:rPr>
+              <w:t>x,</w:t>
+            </w:r>
+            <w:r>
+              <w:rPr>
+                <w:rFonts w:cstheme="majorBidi"/>
+                <w:color w:val="EE0000"/>
+                <w:sz w:val="24"/>
+                <w:szCs w:val="24"/>
+              </w:rPr>
+              <w:t xml:space="preserve"> </w:t>
+            </w:r>
+            <w:r>
+              <w:rPr>
+                <w:rFonts w:cstheme="majorBidi" w:hint="eastAsia"/>
+                <w:color w:val="EE0000"/>
+                <w:sz w:val="24"/>
+                <w:szCs w:val="24"/>
+              </w:rPr>
+              <w:t xml:space="preserve">   </w:t>
+            </w:r>
+            <w:r>
+              <w:rPr>
+                <w:rFonts w:ascii="Cambria Math" w:hAnsi="Cambria Math" w:cs="Cambria Math" w:hint="eastAsia"/>
+                <w:color w:val="0F4761" w:themeColor="accent1" w:themeShade="BF"/>
+                <w:sz w:val="24"/>
+                <w:szCs w:val="24"/>
+              </w:rPr>
+              <w:t>P(x)</w:t>
+            </w:r>
+          </w:p>
+        </w:tc>
+      </w:tr>
+      <w:tr>
+        <w:tc>
+          <w:tcPr>
+            <w:tcW w:w="2518" w:type="dxa"/>
+            <w:vMerge w:val="restart"/>
+          </w:tcPr>
+          <w:p>
+            <w:pPr>
+              <w:jc w:val="center"/>
+              <w:rPr>
+                <w:rFonts w:cstheme="majorBidi"/>
+                <w:color w:val="0F4761" w:themeColor="accent1" w:themeShade="BF"/>
+                <w:sz w:val="24"/>
+                <w:szCs w:val="24"/>
+              </w:rPr>
+            </w:pPr>
+            <w:r>
+              <w:rPr>
+                <w:rFonts w:asciiTheme="minorEastAsia" w:hAnsiTheme="minorEastAsia" w:hint="eastAsia"/>
+                <w:sz w:val="24"/>
+                <w:szCs w:val="24"/>
+              </w:rPr>
+              <w:t>变换前</w:t>
+            </w:r>
+            <w:r>
+              <w:rPr>
+                <w:rFonts w:asciiTheme="minorEastAsia" w:hAnsiTheme="minorEastAsia" w:hint="eastAsia"/>
+                <w:color w:val="E97132" w:themeColor="accent2"/>
+                <w:sz w:val="24"/>
+                <w:szCs w:val="24"/>
+              </w:rPr>
+              <w:t>量词前无</w:t>
+            </w:r>
+            <w:r>
+              <w:rPr>
+                <w:rFonts w:asciiTheme="minorEastAsia" w:hAnsiTheme="minorEastAsia" w:cstheme="majorBidi"/>
+                <w:color w:val="E97132" w:themeColor="accent2"/>
+                <w:sz w:val="24"/>
+                <w:szCs w:val="24"/>
+              </w:rPr>
+              <w:t>¬</w:t>
+            </w:r>
+          </w:p>
+        </w:tc>
+        <w:tc>
+          <w:tcPr>
+            <w:tcW w:w="4111" w:type="dxa"/>
+          </w:tcPr>
+          <w:p>
+            <w:pPr>
+              <w:ind w:firstLineChars="300" w:firstLine="720"/>
+              <w:jc w:val="center"/>
+              <w:rPr>
+                <w:rFonts w:ascii="Cambria Math" w:hAnsi="Cambria Math" w:cs="Cambria Math"/>
+                <w:color w:val="E97132" w:themeColor="accent2"/>
+                <w:sz w:val="24"/>
+                <w:szCs w:val="24"/>
+              </w:rPr>
+            </w:pPr>
+            <w:r>
+              <w:rPr>
+                <w:rFonts w:ascii="Cambria Math" w:hAnsi="Cambria Math" w:cs="Cambria Math"/>
+                <w:color w:val="0F4761" w:themeColor="accent1" w:themeShade="BF"/>
+                <w:sz w:val="24"/>
+                <w:szCs w:val="24"/>
+              </w:rPr>
+              <w:t>∀</w:t>
+            </w:r>
+            <w:r>
+              <w:rPr>
+                <w:rFonts w:ascii="Cambria Math" w:hAnsi="Cambria Math" w:cs="Cambria Math"/>
+                <w:color w:val="0F4761" w:themeColor="accent1" w:themeShade="BF"/>
+                <w:sz w:val="24"/>
+                <w:szCs w:val="24"/>
+              </w:rPr>
+              <w:t>x</w:t>
+            </w:r>
+            <w:r>
+              <w:rPr>
+                <w:rFonts w:ascii="Cambria Math" w:hAnsi="Cambria Math" w:cs="Cambria Math" w:hint="eastAsia"/>
+                <w:color w:val="0F4761" w:themeColor="accent1" w:themeShade="BF"/>
+                <w:sz w:val="24"/>
+                <w:szCs w:val="24"/>
+              </w:rPr>
+              <w:t>,</w:t>
+            </w:r>
+            <w:r>
+              <w:rPr>
+                <w:rFonts w:ascii="Cambria Math" w:hAnsi="Cambria Math" w:cs="Cambria Math" w:hint="eastAsia"/>
+                <w:color w:val="0F4761" w:themeColor="accent1" w:themeShade="BF"/>
+                <w:sz w:val="24"/>
+                <w:szCs w:val="24"/>
+              </w:rPr>
+              <w:t xml:space="preserve">   </w:t>
+            </w:r>
+            <w:r>
+              <w:rPr>
+                <w:rFonts w:ascii="Cambria Math" w:hAnsi="Cambria Math" w:cs="Cambria Math" w:hint="eastAsia"/>
+                <w:color w:val="0F4761" w:themeColor="accent1" w:themeShade="BF"/>
+                <w:sz w:val="24"/>
+                <w:szCs w:val="24"/>
+              </w:rPr>
+              <w:t xml:space="preserve"> P(x)</w:t>
+            </w:r>
+          </w:p>
+        </w:tc>
+        <w:tc>
+          <w:tcPr>
+            <w:tcW w:w="4053" w:type="dxa"/>
+          </w:tcPr>
+          <w:p>
+            <w:pPr>
+              <w:ind w:firstLineChars="500" w:firstLine="1200"/>
+              <w:rPr>
+                <w:rFonts w:hint="eastAsia"/>
+              </w:rPr>
+            </w:pPr>
+            <w:r>
+              <w:rPr>
+                <w:rFonts w:ascii="Cambria Math" w:hAnsi="Cambria Math" w:cs="Cambria Math"/>
+                <w:b/>
+                <w:bCs/>
+                <w:color w:val="E97132" w:themeColor="accent2"/>
+                <w:sz w:val="24"/>
+                <w:szCs w:val="24"/>
+              </w:rPr>
+              <w:t>¬</w:t>
+            </w:r>
+            <w:r>
+              <w:rPr>
+                <w:rFonts w:ascii="Cambria Math" w:hAnsi="Cambria Math" w:cs="Cambria Math"/>
+                <w:color w:val="E97132" w:themeColor="accent2"/>
+                <w:sz w:val="24"/>
+                <w:szCs w:val="24"/>
+              </w:rPr>
+              <w:t>∃</w:t>
+            </w:r>
+            <w:r>
+              <w:rPr>
+                <w:rFonts w:ascii="Cambria Math" w:hAnsi="Cambria Math" w:cs="Cambria Math"/>
+                <w:color w:val="0F4761" w:themeColor="accent1" w:themeShade="BF"/>
+                <w:sz w:val="24"/>
+                <w:szCs w:val="24"/>
+              </w:rPr>
+              <w:t>x</w:t>
+            </w:r>
+            <w:r>
+              <w:rPr>
+                <w:rFonts w:ascii="Cambria Math" w:hAnsi="Cambria Math" w:cs="Cambria Math" w:hint="eastAsia"/>
+                <w:color w:val="0F4761" w:themeColor="accent1" w:themeShade="BF"/>
+                <w:sz w:val="24"/>
+                <w:szCs w:val="24"/>
+              </w:rPr>
+              <w:t xml:space="preserve">, </w:t>
+            </w:r>
+            <w:r>
+              <w:rPr>
+                <w:rFonts w:cstheme="majorBidi"/>
+                <w:color w:val="E97132" w:themeColor="accent2"/>
+                <w:sz w:val="24"/>
+                <w:szCs w:val="24"/>
+              </w:rPr>
+              <w:t>¬</w:t>
+            </w:r>
+            <w:r>
+              <w:rPr>
+                <w:rFonts w:cstheme="majorBidi" w:hint="eastAsia"/>
+                <w:color w:val="EE0000"/>
+                <w:sz w:val="24"/>
+                <w:szCs w:val="24"/>
+              </w:rPr>
+              <w:t xml:space="preserve"> </w:t>
+            </w:r>
+            <w:r>
+              <w:rPr>
+                <w:rFonts w:ascii="Cambria Math" w:hAnsi="Cambria Math" w:cs="Cambria Math" w:hint="eastAsia"/>
+                <w:color w:val="0F4761" w:themeColor="accent1" w:themeShade="BF"/>
+                <w:sz w:val="24"/>
+                <w:szCs w:val="24"/>
+              </w:rPr>
+              <w:t>P(x)</w:t>
+            </w:r>
+          </w:p>
+        </w:tc>
+      </w:tr>
+      <w:tr>
+        <w:tc>
+          <w:tcPr>
+            <w:tcW w:w="2518" w:type="dxa"/>
+            <w:vMerge/>
+          </w:tcPr>
+          <w:p>
+            <w:pPr>
+              <w:jc w:val="center"/>
+              <w:rPr>
+                <w:rFonts w:asciiTheme="minorEastAsia" w:hAnsiTheme="minorEastAsia" w:hint="eastAsia"/>
+                <w:sz w:val="24"/>
+                <w:szCs w:val="24"/>
+              </w:rPr>
+            </w:pPr>
+          </w:p>
+        </w:tc>
+        <w:tc>
+          <w:tcPr>
+            <w:tcW w:w="4111" w:type="dxa"/>
+          </w:tcPr>
+          <w:p>
+            <w:pPr>
+              <w:ind w:firstLineChars="300" w:firstLine="720"/>
+              <w:jc w:val="center"/>
+              <w:rPr>
+                <w:rFonts w:ascii="Cambria Math" w:hAnsi="Cambria Math" w:cs="Cambria Math"/>
+                <w:color w:val="0F4761" w:themeColor="accent1" w:themeShade="BF"/>
+                <w:sz w:val="24"/>
+                <w:szCs w:val="24"/>
+              </w:rPr>
+            </w:pPr>
+            <w:r>
+              <w:rPr>
+                <w:rFonts w:ascii="Cambria Math" w:hAnsi="Cambria Math" w:cs="Cambria Math"/>
+                <w:color w:val="0F4761" w:themeColor="accent1" w:themeShade="BF"/>
+                <w:sz w:val="24"/>
+                <w:szCs w:val="24"/>
+              </w:rPr>
+              <w:t>∀</w:t>
+            </w:r>
+            <w:r>
+              <w:rPr>
+                <w:rFonts w:ascii="Cambria Math" w:hAnsi="Cambria Math" w:cs="Cambria Math"/>
+                <w:color w:val="0F4761" w:themeColor="accent1" w:themeShade="BF"/>
+                <w:sz w:val="24"/>
+                <w:szCs w:val="24"/>
+              </w:rPr>
+              <w:t>x</w:t>
+            </w:r>
+            <w:r>
+              <w:rPr>
+                <w:rFonts w:ascii="Cambria Math" w:hAnsi="Cambria Math" w:cs="Cambria Math" w:hint="eastAsia"/>
+                <w:color w:val="0F4761" w:themeColor="accent1" w:themeShade="BF"/>
+                <w:sz w:val="24"/>
+                <w:szCs w:val="24"/>
+              </w:rPr>
+              <w:t xml:space="preserve">, </w:t>
+            </w:r>
+            <w:r>
+              <w:rPr>
+                <w:rFonts w:ascii="Cambria Math" w:hAnsi="Cambria Math" w:cs="Cambria Math"/>
+                <w:b/>
+                <w:bCs/>
+                <w:color w:val="E97132" w:themeColor="accent2"/>
+                <w:sz w:val="24"/>
+                <w:szCs w:val="24"/>
+              </w:rPr>
+              <w:t>¬</w:t>
+            </w:r>
+            <w:r>
+              <w:rPr>
+                <w:rFonts w:ascii="Cambria Math" w:hAnsi="Cambria Math" w:cs="Cambria Math" w:hint="eastAsia"/>
+                <w:color w:val="0F4761" w:themeColor="accent1" w:themeShade="BF"/>
+                <w:sz w:val="24"/>
+                <w:szCs w:val="24"/>
+              </w:rPr>
+              <w:t>P(x)</w:t>
+            </w:r>
+          </w:p>
+        </w:tc>
+        <w:tc>
+          <w:tcPr>
+            <w:tcW w:w="4053" w:type="dxa"/>
+          </w:tcPr>
+          <w:p>
+            <w:pPr>
+              <w:ind w:firstLineChars="500" w:firstLine="1200"/>
+              <w:rPr>
+                <w:rFonts w:ascii="Cambria Math" w:hAnsi="Cambria Math" w:cs="Cambria Math"/>
+                <w:b/>
+                <w:bCs/>
+                <w:color w:val="E97132" w:themeColor="accent2"/>
+                <w:sz w:val="24"/>
+                <w:szCs w:val="24"/>
+              </w:rPr>
+            </w:pPr>
+            <w:r>
+              <w:rPr>
+                <w:rFonts w:ascii="Cambria Math" w:hAnsi="Cambria Math" w:cs="Cambria Math"/>
+                <w:b/>
+                <w:bCs/>
+                <w:color w:val="E97132" w:themeColor="accent2"/>
+                <w:sz w:val="24"/>
+                <w:szCs w:val="24"/>
+              </w:rPr>
+              <w:t>¬</w:t>
+            </w:r>
+            <w:r>
+              <w:rPr>
+                <w:rFonts w:ascii="Cambria Math" w:hAnsi="Cambria Math" w:cs="Cambria Math"/>
+                <w:color w:val="E97132" w:themeColor="accent2"/>
+                <w:sz w:val="24"/>
+                <w:szCs w:val="24"/>
+              </w:rPr>
+              <w:t>∃</w:t>
+            </w:r>
+            <w:r>
+              <w:rPr>
+                <w:rFonts w:ascii="Cambria Math" w:hAnsi="Cambria Math" w:cs="Cambria Math"/>
+                <w:color w:val="0F4761" w:themeColor="accent1" w:themeShade="BF"/>
+                <w:sz w:val="24"/>
+                <w:szCs w:val="24"/>
+              </w:rPr>
+              <w:t>x</w:t>
+            </w:r>
+            <w:r>
+              <w:rPr>
+                <w:rFonts w:ascii="Cambria Math" w:hAnsi="Cambria Math" w:cs="Cambria Math" w:hint="eastAsia"/>
+                <w:color w:val="0F4761" w:themeColor="accent1" w:themeShade="BF"/>
+                <w:sz w:val="24"/>
+                <w:szCs w:val="24"/>
+              </w:rPr>
+              <w:t xml:space="preserve">, </w:t>
+            </w:r>
+            <w:r>
+              <w:rPr>
+                <w:rFonts w:ascii="Cambria Math" w:hAnsi="Cambria Math" w:cs="Cambria Math" w:hint="eastAsia"/>
+                <w:color w:val="0F4761" w:themeColor="accent1" w:themeShade="BF"/>
+                <w:sz w:val="24"/>
+                <w:szCs w:val="24"/>
+              </w:rPr>
+              <w:t xml:space="preserve">     </w:t>
+            </w:r>
+            <w:r>
+              <w:rPr>
+                <w:rFonts w:ascii="Cambria Math" w:hAnsi="Cambria Math" w:cs="Cambria Math" w:hint="eastAsia"/>
+                <w:color w:val="0F4761" w:themeColor="accent1" w:themeShade="BF"/>
+                <w:sz w:val="24"/>
+                <w:szCs w:val="24"/>
+              </w:rPr>
+              <w:t>P(x)</w:t>
+            </w:r>
+          </w:p>
+        </w:tc>
+      </w:tr>
+      <w:tr>
+        <w:tc>
+          <w:tcPr>
+            <w:tcW w:w="10682" w:type="dxa"/>
+            <w:gridSpan w:val="3"/>
+            <w:shd w:val="clear" w:color="auto" w:fill="CAEDFB" w:themeFill="accent4" w:themeFillTint="33"/>
+          </w:tcPr>
+          <w:p>
+            <w:pPr>
+              <w:ind w:firstLineChars="500" w:firstLine="1050"/>
+              <w:jc w:val="center"/>
+              <w:rPr>
+                <w:rFonts w:cstheme="majorBidi"/>
+                <w:b/>
+                <w:bCs/>
+                <w:color w:val="E97132" w:themeColor="accent2"/>
+                <w:sz w:val="24"/>
+                <w:szCs w:val="24"/>
+              </w:rPr>
+            </w:pPr>
+            <w:r>
+              <w:rPr>
+                <w:rFonts w:hint="eastAsia"/>
+                <w:b/>
+                <w:bCs/>
+              </w:rPr>
+              <w:t>多量词、多谓词 (简化起见，只列出</w:t>
+            </w:r>
+            <w:r>
+              <w:rPr>
+                <w:rFonts w:ascii="Cambria Math" w:hAnsi="Cambria Math" w:cs="Cambria Math"/>
+                <w:b/>
+                <w:bCs/>
+              </w:rPr>
+              <w:t>∀</w:t>
+            </w:r>
+            <w:r>
+              <w:rPr>
+                <w:rFonts w:hint="eastAsia"/>
+                <w:b/>
+                <w:bCs/>
+              </w:rPr>
+              <w:t>，没列出</w:t>
+            </w:r>
+            <w:r>
+              <w:rPr>
+                <w:rFonts w:ascii="Cambria Math" w:hAnsi="Cambria Math" w:cs="Cambria Math"/>
+                <w:b/>
+                <w:bCs/>
+              </w:rPr>
+              <w:t>∃</w:t>
+            </w:r>
+            <w:r>
+              <w:rPr>
+                <w:rFonts w:hint="eastAsia"/>
+                <w:b/>
+                <w:bCs/>
+              </w:rPr>
+              <w:t>规则)</w:t>
+            </w:r>
+          </w:p>
+        </w:tc>
+      </w:tr>
+      <w:tr>
+        <w:tc>
+          <w:tcPr>
+            <w:tcW w:w="2518" w:type="dxa"/>
+            <w:vMerge w:val="restart"/>
+          </w:tcPr>
+          <w:p>
+            <w:pPr>
+              <w:jc w:val="center"/>
+              <w:rPr>
+                <w:rFonts w:cstheme="majorBidi"/>
+                <w:color w:val="0F4761" w:themeColor="accent1" w:themeShade="BF"/>
+                <w:sz w:val="24"/>
+                <w:szCs w:val="24"/>
+              </w:rPr>
+            </w:pPr>
+            <w:r>
+              <w:rPr>
+                <w:rFonts w:asciiTheme="minorEastAsia" w:hAnsiTheme="minorEastAsia" w:hint="eastAsia"/>
+                <w:sz w:val="24"/>
+                <w:szCs w:val="24"/>
+              </w:rPr>
+              <w:t>变换前</w:t>
+            </w:r>
+            <w:r>
+              <w:rPr>
+                <w:rFonts w:asciiTheme="minorEastAsia" w:hAnsiTheme="minorEastAsia" w:hint="eastAsia"/>
+                <w:color w:val="E97132" w:themeColor="accent2"/>
+                <w:sz w:val="24"/>
+                <w:szCs w:val="24"/>
+              </w:rPr>
+              <w:t>量词前有</w:t>
+            </w:r>
+            <w:r>
+              <w:rPr>
+                <w:rFonts w:asciiTheme="minorEastAsia" w:hAnsiTheme="minorEastAsia" w:cstheme="majorBidi"/>
+                <w:color w:val="E97132" w:themeColor="accent2"/>
+                <w:sz w:val="24"/>
+                <w:szCs w:val="24"/>
+              </w:rPr>
+              <w:t>¬</w:t>
+            </w:r>
+          </w:p>
+        </w:tc>
+        <w:tc>
+          <w:tcPr>
+            <w:tcW w:w="4111" w:type="dxa"/>
+          </w:tcPr>
+          <w:p>
+            <w:pPr>
+              <w:ind w:firstLineChars="200" w:firstLine="480"/>
+              <w:jc w:val="center"/>
+              <w:rPr>
+                <w:rFonts w:ascii="Cambria Math" w:hAnsi="Cambria Math" w:cs="Cambria Math" w:hint="eastAsia"/>
+                <w:color w:val="0F4761" w:themeColor="accent1" w:themeShade="BF"/>
+                <w:sz w:val="24"/>
+                <w:szCs w:val="24"/>
+              </w:rPr>
+            </w:pPr>
+            <w:r>
+              <w:rPr>
+                <w:rFonts w:ascii="Cambria Math" w:hAnsi="Cambria Math" w:cs="Cambria Math"/>
+                <w:b/>
+                <w:bCs/>
+                <w:color w:val="E97132" w:themeColor="accent2"/>
+                <w:sz w:val="24"/>
+                <w:szCs w:val="24"/>
+              </w:rPr>
+              <w:t>¬</w:t>
+            </w:r>
+            <w:r>
+              <w:rPr>
+                <w:rFonts w:ascii="Cambria Math" w:hAnsi="Cambria Math" w:cs="Cambria Math" w:hint="eastAsia"/>
+                <w:color w:val="0F4761" w:themeColor="accent1" w:themeShade="BF"/>
+                <w:sz w:val="24"/>
+                <w:szCs w:val="24"/>
+              </w:rPr>
+              <w:t xml:space="preserve"> </w:t>
+            </w:r>
+            <w:r>
+              <w:rPr>
+                <w:rFonts w:ascii="Cambria Math" w:hAnsi="Cambria Math" w:cs="Cambria Math"/>
+                <w:color w:val="0F4761" w:themeColor="accent1" w:themeShade="BF"/>
+                <w:sz w:val="24"/>
+                <w:szCs w:val="24"/>
+              </w:rPr>
+              <w:t>∀</w:t>
+            </w:r>
+            <w:r>
+              <w:rPr>
+                <w:rFonts w:ascii="Cambria Math" w:hAnsi="Cambria Math" w:cs="Cambria Math"/>
+                <w:color w:val="0F4761" w:themeColor="accent1" w:themeShade="BF"/>
+                <w:sz w:val="24"/>
+                <w:szCs w:val="24"/>
+              </w:rPr>
+              <w:t>x∃</w:t>
+            </w:r>
+            <w:r>
+              <w:rPr>
+                <w:rFonts w:asciiTheme="minorEastAsia" w:hAnsiTheme="minorEastAsia" w:cstheme="majorBidi" w:hint="eastAsia"/>
+                <w:color w:val="0F4761" w:themeColor="accent1" w:themeShade="BF"/>
+                <w:sz w:val="24"/>
+                <w:szCs w:val="24"/>
+              </w:rPr>
+              <w:t>y</w:t>
+            </w:r>
+            <w:r>
+              <w:rPr>
+                <w:rFonts w:ascii="Cambria Math" w:hAnsi="Cambria Math" w:cs="Cambria Math" w:hint="eastAsia"/>
+                <w:color w:val="0F4761" w:themeColor="accent1" w:themeShade="BF"/>
+                <w:sz w:val="24"/>
+                <w:szCs w:val="24"/>
+              </w:rPr>
+              <w:t xml:space="preserve">, </w:t>
+            </w:r>
+            <w:r>
+              <w:rPr>
+                <w:rFonts w:ascii="Cambria Math" w:hAnsi="Cambria Math" w:cs="Cambria Math" w:hint="eastAsia"/>
+                <w:color w:val="0F4761" w:themeColor="accent1" w:themeShade="BF"/>
+                <w:sz w:val="24"/>
+                <w:szCs w:val="24"/>
+              </w:rPr>
+              <w:t xml:space="preserve">      </w:t>
+            </w:r>
+            <w:r>
+              <w:rPr>
+                <w:rFonts w:ascii="Cambria Math" w:hAnsi="Cambria Math" w:cs="Cambria Math" w:hint="eastAsia"/>
+                <w:color w:val="0F4761" w:themeColor="accent1" w:themeShade="BF"/>
+                <w:sz w:val="24"/>
+                <w:szCs w:val="24"/>
+              </w:rPr>
+              <w:t>P(x)</w:t>
+            </w:r>
+            <w:r>
+              <w:rPr>
+                <w:rFonts w:cstheme="majorBidi"/>
+                <w:color w:val="0F4761" w:themeColor="accent1" w:themeShade="BF"/>
+                <w:sz w:val="24"/>
+                <w:szCs w:val="24"/>
+              </w:rPr>
+              <w:t xml:space="preserve"> ∧</w:t>
+            </w:r>
+            <w:r>
+              <w:rPr>
+                <w:rFonts w:cstheme="majorBidi" w:hint="eastAsia"/>
+                <w:color w:val="0F4761" w:themeColor="accent1" w:themeShade="BF"/>
+                <w:sz w:val="24"/>
+                <w:szCs w:val="24"/>
+              </w:rPr>
+              <w:t xml:space="preserve"> Q(y)</w:t>
+            </w:r>
+            <w:r>
+              <w:rPr>
+                <w:rFonts w:ascii="Cambria Math" w:hAnsi="Cambria Math" w:cs="Cambria Math" w:hint="eastAsia"/>
+                <w:color w:val="0F4761" w:themeColor="accent1" w:themeShade="BF"/>
+                <w:sz w:val="24"/>
+                <w:szCs w:val="24"/>
+              </w:rPr>
+              <w:t xml:space="preserve"> </w:t>
+            </w:r>
+          </w:p>
+        </w:tc>
+        <w:tc>
+          <w:tcPr>
+            <w:tcW w:w="4053" w:type="dxa"/>
+          </w:tcPr>
+          <w:p>
+            <w:pPr>
+              <w:ind w:firstLineChars="500" w:firstLine="1200"/>
+              <w:jc w:val="center"/>
+              <w:rPr>
+                <w:rFonts w:cstheme="majorBidi" w:hint="eastAsia"/>
+                <w:b/>
+                <w:bCs/>
+                <w:color w:val="E97132" w:themeColor="accent2"/>
+                <w:sz w:val="24"/>
+                <w:szCs w:val="24"/>
+              </w:rPr>
+            </w:pPr>
+            <w:r>
+              <w:rPr>
+                <w:rFonts w:ascii="Cambria Math" w:hAnsi="Cambria Math" w:cs="Cambria Math"/>
+                <w:color w:val="E97132" w:themeColor="accent2"/>
+                <w:sz w:val="24"/>
+                <w:szCs w:val="24"/>
+              </w:rPr>
+              <w:t>∃</w:t>
+            </w:r>
+            <w:r>
+              <w:rPr>
+                <w:rFonts w:cstheme="majorBidi" w:hint="eastAsia"/>
+                <w:color w:val="0F4761" w:themeColor="accent1" w:themeShade="BF"/>
+                <w:sz w:val="24"/>
+                <w:szCs w:val="24"/>
+              </w:rPr>
+              <w:t>x</w:t>
+            </w:r>
+            <w:r>
+              <w:rPr>
+                <w:rFonts w:ascii="Cambria Math" w:hAnsi="Cambria Math" w:cs="Cambria Math"/>
+                <w:color w:val="E97132" w:themeColor="accent2"/>
+                <w:sz w:val="24"/>
+                <w:szCs w:val="24"/>
+              </w:rPr>
+              <w:t>∀</w:t>
+            </w:r>
+            <w:r>
+              <w:rPr>
+                <w:rFonts w:ascii="Cambria Math" w:hAnsi="Cambria Math" w:cs="Cambria Math" w:hint="eastAsia"/>
+                <w:color w:val="0F4761" w:themeColor="accent1" w:themeShade="BF"/>
+                <w:sz w:val="24"/>
+                <w:szCs w:val="24"/>
+              </w:rPr>
+              <w:t>y</w:t>
+            </w:r>
+            <w:r>
+              <w:rPr>
+                <w:rFonts w:cstheme="majorBidi" w:hint="eastAsia"/>
+                <w:color w:val="0F4761" w:themeColor="accent1" w:themeShade="BF"/>
+                <w:sz w:val="24"/>
+                <w:szCs w:val="24"/>
+              </w:rPr>
+              <w:t>,</w:t>
+            </w:r>
+            <w:r>
+              <w:rPr>
+                <w:rFonts w:cstheme="majorBidi" w:hint="eastAsia"/>
+                <w:color w:val="0F4761" w:themeColor="accent1" w:themeShade="BF"/>
+                <w:sz w:val="24"/>
+                <w:szCs w:val="24"/>
+              </w:rPr>
+              <w:t xml:space="preserve"> </w:t>
+            </w:r>
+            <w:r>
+              <w:rPr>
+                <w:rFonts w:cstheme="majorBidi"/>
+                <w:color w:val="EE0000"/>
+                <w:sz w:val="24"/>
+                <w:szCs w:val="24"/>
+              </w:rPr>
+              <w:t xml:space="preserve"> </w:t>
+            </w:r>
+            <w:r>
+              <w:rPr>
+                <w:rFonts w:cstheme="majorBidi"/>
+                <w:color w:val="E97132" w:themeColor="accent2"/>
+                <w:sz w:val="24"/>
+                <w:szCs w:val="24"/>
+              </w:rPr>
+              <w:t>¬</w:t>
+            </w:r>
+            <w:r>
+              <w:rPr>
+                <w:rFonts w:cstheme="majorBidi" w:hint="eastAsia"/>
+                <w:color w:val="EE0000"/>
+                <w:sz w:val="24"/>
+                <w:szCs w:val="24"/>
+              </w:rPr>
+              <w:t xml:space="preserve"> </w:t>
+            </w:r>
+            <w:r>
+              <w:rPr>
+                <w:rFonts w:cstheme="majorBidi" w:hint="eastAsia"/>
+                <w:color w:val="EE0000"/>
+                <w:sz w:val="24"/>
+                <w:szCs w:val="24"/>
+              </w:rPr>
+              <w:t xml:space="preserve">(    </w:t>
+            </w:r>
+            <w:r>
+              <w:rPr>
+                <w:rFonts w:ascii="Cambria Math" w:hAnsi="Cambria Math" w:cs="Cambria Math" w:hint="eastAsia"/>
+                <w:color w:val="0F4761" w:themeColor="accent1" w:themeShade="BF"/>
+                <w:sz w:val="24"/>
+                <w:szCs w:val="24"/>
+              </w:rPr>
+              <w:t>P(x)</w:t>
+            </w:r>
+            <w:r>
+              <w:rPr>
+                <w:rFonts w:cstheme="majorBidi"/>
+                <w:color w:val="0F4761" w:themeColor="accent1" w:themeShade="BF"/>
+                <w:sz w:val="24"/>
+                <w:szCs w:val="24"/>
+              </w:rPr>
+              <w:t>∧</w:t>
+            </w:r>
+            <w:r>
+              <w:rPr>
+                <w:rFonts w:cstheme="majorBidi" w:hint="eastAsia"/>
+                <w:color w:val="0F4761" w:themeColor="accent1" w:themeShade="BF"/>
+                <w:sz w:val="24"/>
+                <w:szCs w:val="24"/>
+              </w:rPr>
+              <w:t xml:space="preserve">Q(y) </w:t>
+            </w:r>
+            <w:r>
+              <w:rPr>
+                <w:rFonts w:cstheme="majorBidi" w:hint="eastAsia"/>
+                <w:color w:val="E97132" w:themeColor="accent2"/>
+                <w:sz w:val="24"/>
+                <w:szCs w:val="24"/>
+              </w:rPr>
+              <w:t>)</w:t>
+            </w:r>
+          </w:p>
+        </w:tc>
+      </w:tr>
+      <w:tr>
+        <w:tc>
+          <w:tcPr>
+            <w:tcW w:w="2518" w:type="dxa"/>
+            <w:vMerge/>
+          </w:tcPr>
+          <w:p>
+            <w:pPr>
+              <w:jc w:val="center"/>
+              <w:rPr>
+                <w:rFonts w:asciiTheme="minorEastAsia" w:hAnsiTheme="minorEastAsia" w:hint="eastAsia"/>
+                <w:sz w:val="24"/>
+                <w:szCs w:val="24"/>
+              </w:rPr>
+            </w:pPr>
+          </w:p>
+        </w:tc>
+        <w:tc>
+          <w:tcPr>
+            <w:tcW w:w="4111" w:type="dxa"/>
+          </w:tcPr>
+          <w:p>
+            <w:pPr>
+              <w:ind w:firstLineChars="200" w:firstLine="480"/>
+              <w:jc w:val="center"/>
+              <w:rPr>
+                <w:rFonts w:ascii="Cambria Math" w:hAnsi="Cambria Math" w:cs="Cambria Math"/>
+                <w:b/>
+                <w:bCs/>
+                <w:color w:val="E97132" w:themeColor="accent2"/>
+                <w:sz w:val="24"/>
+                <w:szCs w:val="24"/>
+              </w:rPr>
+            </w:pPr>
+            <w:r>
+              <w:rPr>
+                <w:rFonts w:ascii="Cambria Math" w:hAnsi="Cambria Math" w:cs="Cambria Math"/>
+                <w:b/>
+                <w:bCs/>
+                <w:color w:val="E97132" w:themeColor="accent2"/>
+                <w:sz w:val="24"/>
+                <w:szCs w:val="24"/>
+              </w:rPr>
+              <w:t>¬</w:t>
+            </w:r>
+            <w:r>
+              <w:rPr>
+                <w:rFonts w:ascii="Cambria Math" w:hAnsi="Cambria Math" w:cs="Cambria Math" w:hint="eastAsia"/>
+                <w:color w:val="0F4761" w:themeColor="accent1" w:themeShade="BF"/>
+                <w:sz w:val="24"/>
+                <w:szCs w:val="24"/>
+              </w:rPr>
+              <w:t xml:space="preserve"> </w:t>
+            </w:r>
+            <w:r>
+              <w:rPr>
+                <w:rFonts w:ascii="Cambria Math" w:hAnsi="Cambria Math" w:cs="Cambria Math"/>
+                <w:color w:val="0F4761" w:themeColor="accent1" w:themeShade="BF"/>
+                <w:sz w:val="24"/>
+                <w:szCs w:val="24"/>
+              </w:rPr>
+              <w:t>∀</w:t>
+            </w:r>
+            <w:r>
+              <w:rPr>
+                <w:rFonts w:ascii="Cambria Math" w:hAnsi="Cambria Math" w:cs="Cambria Math"/>
+                <w:color w:val="0F4761" w:themeColor="accent1" w:themeShade="BF"/>
+                <w:sz w:val="24"/>
+                <w:szCs w:val="24"/>
+              </w:rPr>
+              <w:t>x∃</w:t>
+            </w:r>
+            <w:r>
+              <w:rPr>
+                <w:rFonts w:asciiTheme="minorEastAsia" w:hAnsiTheme="minorEastAsia" w:cstheme="majorBidi" w:hint="eastAsia"/>
+                <w:color w:val="0F4761" w:themeColor="accent1" w:themeShade="BF"/>
+                <w:sz w:val="24"/>
+                <w:szCs w:val="24"/>
+              </w:rPr>
+              <w:t>y</w:t>
+            </w:r>
+            <w:r>
+              <w:rPr>
+                <w:rFonts w:ascii="Cambria Math" w:hAnsi="Cambria Math" w:cs="Cambria Math" w:hint="eastAsia"/>
+                <w:color w:val="0F4761" w:themeColor="accent1" w:themeShade="BF"/>
+                <w:sz w:val="24"/>
+                <w:szCs w:val="24"/>
+              </w:rPr>
+              <w:t xml:space="preserve">, </w:t>
+            </w:r>
+            <w:r>
+              <w:rPr>
+                <w:rFonts w:ascii="Cambria Math" w:hAnsi="Cambria Math" w:cs="Cambria Math" w:hint="eastAsia"/>
+                <w:color w:val="0F4761" w:themeColor="accent1" w:themeShade="BF"/>
+                <w:sz w:val="24"/>
+                <w:szCs w:val="24"/>
+              </w:rPr>
+              <w:t xml:space="preserve">      </w:t>
+            </w:r>
+            <w:r>
+              <w:rPr>
+                <w:rFonts w:ascii="Cambria Math" w:hAnsi="Cambria Math" w:cs="Cambria Math"/>
+                <w:b/>
+                <w:bCs/>
+                <w:color w:val="E97132" w:themeColor="accent2"/>
+                <w:sz w:val="24"/>
+                <w:szCs w:val="24"/>
+              </w:rPr>
+              <w:t>¬</w:t>
+            </w:r>
+            <w:r>
+              <w:rPr>
+                <w:rFonts w:ascii="Cambria Math" w:hAnsi="Cambria Math" w:cs="Cambria Math" w:hint="eastAsia"/>
+                <w:b/>
+                <w:bCs/>
+                <w:color w:val="E97132" w:themeColor="accent2"/>
+                <w:sz w:val="24"/>
+                <w:szCs w:val="24"/>
+              </w:rPr>
+              <w:t>(</w:t>
+            </w:r>
+            <w:r>
+              <w:rPr>
+                <w:rFonts w:ascii="Cambria Math" w:hAnsi="Cambria Math" w:cs="Cambria Math" w:hint="eastAsia"/>
+                <w:color w:val="0F4761" w:themeColor="accent1" w:themeShade="BF"/>
+                <w:sz w:val="24"/>
+                <w:szCs w:val="24"/>
+              </w:rPr>
+              <w:t>P(x)</w:t>
+            </w:r>
+            <w:r>
+              <w:rPr>
+                <w:rFonts w:cstheme="majorBidi"/>
+                <w:color w:val="0F4761" w:themeColor="accent1" w:themeShade="BF"/>
+                <w:sz w:val="24"/>
+                <w:szCs w:val="24"/>
+              </w:rPr>
+              <w:t xml:space="preserve"> ∧</w:t>
+            </w:r>
+            <w:r>
+              <w:rPr>
+                <w:rFonts w:cstheme="majorBidi" w:hint="eastAsia"/>
+                <w:color w:val="0F4761" w:themeColor="accent1" w:themeShade="BF"/>
+                <w:sz w:val="24"/>
+                <w:szCs w:val="24"/>
+              </w:rPr>
+              <w:t xml:space="preserve"> Q(y)</w:t>
+            </w:r>
+            <w:r>
+              <w:rPr>
+                <w:rFonts w:cstheme="majorBidi" w:hint="eastAsia"/>
+                <w:b/>
+                <w:bCs/>
+                <w:color w:val="E97132" w:themeColor="accent2"/>
+                <w:sz w:val="24"/>
+                <w:szCs w:val="24"/>
+              </w:rPr>
+              <w:t>)</w:t>
+            </w:r>
+          </w:p>
+        </w:tc>
+        <w:tc>
+          <w:tcPr>
+            <w:tcW w:w="4053" w:type="dxa"/>
+          </w:tcPr>
+          <w:p>
+            <w:pPr>
+              <w:ind w:firstLineChars="500" w:firstLine="1200"/>
+              <w:jc w:val="center"/>
+              <w:rPr>
+                <w:rFonts w:ascii="Cambria Math" w:hAnsi="Cambria Math" w:cs="Cambria Math"/>
+                <w:color w:val="E97132" w:themeColor="accent2"/>
+                <w:sz w:val="24"/>
+                <w:szCs w:val="24"/>
+              </w:rPr>
+            </w:pPr>
+            <w:r>
+              <w:rPr>
+                <w:rFonts w:ascii="Cambria Math" w:hAnsi="Cambria Math" w:cs="Cambria Math"/>
+                <w:color w:val="E97132" w:themeColor="accent2"/>
+                <w:sz w:val="24"/>
+                <w:szCs w:val="24"/>
+              </w:rPr>
+              <w:t>∃</w:t>
+            </w:r>
+            <w:r>
+              <w:rPr>
+                <w:rFonts w:cstheme="majorBidi" w:hint="eastAsia"/>
+                <w:color w:val="0F4761" w:themeColor="accent1" w:themeShade="BF"/>
+                <w:sz w:val="24"/>
+                <w:szCs w:val="24"/>
+              </w:rPr>
+              <w:t>x</w:t>
+            </w:r>
+            <w:r>
+              <w:rPr>
+                <w:rFonts w:ascii="Cambria Math" w:hAnsi="Cambria Math" w:cs="Cambria Math"/>
+                <w:color w:val="E97132" w:themeColor="accent2"/>
+                <w:sz w:val="24"/>
+                <w:szCs w:val="24"/>
+              </w:rPr>
+              <w:t>∀</w:t>
+            </w:r>
+            <w:r>
+              <w:rPr>
+                <w:rFonts w:ascii="Cambria Math" w:hAnsi="Cambria Math" w:cs="Cambria Math" w:hint="eastAsia"/>
+                <w:color w:val="0F4761" w:themeColor="accent1" w:themeShade="BF"/>
+                <w:sz w:val="24"/>
+                <w:szCs w:val="24"/>
+              </w:rPr>
+              <w:t>y</w:t>
+            </w:r>
+            <w:r>
+              <w:rPr>
+                <w:rFonts w:cstheme="majorBidi" w:hint="eastAsia"/>
+                <w:color w:val="0F4761" w:themeColor="accent1" w:themeShade="BF"/>
+                <w:sz w:val="24"/>
+                <w:szCs w:val="24"/>
+              </w:rPr>
+              <w:t>,</w:t>
+            </w:r>
+            <w:r>
+              <w:rPr>
+                <w:rFonts w:cstheme="majorBidi" w:hint="eastAsia"/>
+                <w:color w:val="0F4761" w:themeColor="accent1" w:themeShade="BF"/>
+                <w:sz w:val="24"/>
+                <w:szCs w:val="24"/>
+              </w:rPr>
+              <w:t xml:space="preserve">         </w:t>
+            </w:r>
+            <w:r>
+              <w:rPr>
+                <w:rFonts w:ascii="Cambria Math" w:hAnsi="Cambria Math" w:cs="Cambria Math" w:hint="eastAsia"/>
+                <w:color w:val="0F4761" w:themeColor="accent1" w:themeShade="BF"/>
+                <w:sz w:val="24"/>
+                <w:szCs w:val="24"/>
+              </w:rPr>
+              <w:t>P(x)</w:t>
+            </w:r>
+            <w:r>
+              <w:rPr>
+                <w:rFonts w:cstheme="majorBidi"/>
+                <w:color w:val="0F4761" w:themeColor="accent1" w:themeShade="BF"/>
+                <w:sz w:val="24"/>
+                <w:szCs w:val="24"/>
+              </w:rPr>
+              <w:t>∧</w:t>
+            </w:r>
+            <w:r>
+              <w:rPr>
+                <w:rFonts w:cstheme="majorBidi" w:hint="eastAsia"/>
+                <w:color w:val="0F4761" w:themeColor="accent1" w:themeShade="BF"/>
+                <w:sz w:val="24"/>
+                <w:szCs w:val="24"/>
+              </w:rPr>
+              <w:t xml:space="preserve">Q(y) </w:t>
+            </w:r>
+          </w:p>
+        </w:tc>
+      </w:tr>
+      <w:tr>
+        <w:tc>
+          <w:tcPr>
+            <w:tcW w:w="2518" w:type="dxa"/>
+            <w:vMerge/>
+          </w:tcPr>
+          <w:p>
+            <w:pPr>
+              <w:jc w:val="center"/>
+              <w:rPr>
+                <w:rFonts w:cstheme="majorBidi"/>
+                <w:color w:val="0F4761" w:themeColor="accent1" w:themeShade="BF"/>
+                <w:sz w:val="24"/>
+                <w:szCs w:val="24"/>
+              </w:rPr>
+            </w:pPr>
+          </w:p>
+        </w:tc>
+        <w:tc>
+          <w:tcPr>
+            <w:tcW w:w="4111" w:type="dxa"/>
+          </w:tcPr>
+          <w:p>
+            <w:pPr>
+              <w:ind w:firstLineChars="200" w:firstLine="480"/>
+              <w:jc w:val="center"/>
+              <w:rPr>
+                <w:rFonts w:ascii="Cambria Math" w:hAnsi="Cambria Math" w:cs="Cambria Math" w:hint="eastAsia"/>
+                <w:color w:val="0F4761" w:themeColor="accent1" w:themeShade="BF"/>
+                <w:sz w:val="24"/>
+                <w:szCs w:val="24"/>
+              </w:rPr>
+            </w:pPr>
+            <w:r>
+              <w:rPr>
+                <w:rFonts w:ascii="Cambria Math" w:hAnsi="Cambria Math" w:cs="Cambria Math"/>
+                <w:b/>
+                <w:bCs/>
+                <w:color w:val="E97132" w:themeColor="accent2"/>
+                <w:sz w:val="24"/>
+                <w:szCs w:val="24"/>
+              </w:rPr>
+              <w:t>¬</w:t>
+            </w:r>
+            <w:r>
+              <w:rPr>
+                <w:rFonts w:ascii="Cambria Math" w:hAnsi="Cambria Math" w:cs="Cambria Math" w:hint="eastAsia"/>
+                <w:color w:val="0F4761" w:themeColor="accent1" w:themeShade="BF"/>
+                <w:sz w:val="24"/>
+                <w:szCs w:val="24"/>
+              </w:rPr>
+              <w:t xml:space="preserve"> </w:t>
+            </w:r>
+            <w:r>
+              <w:rPr>
+                <w:rFonts w:ascii="Cambria Math" w:hAnsi="Cambria Math" w:cs="Cambria Math"/>
+                <w:color w:val="0F4761" w:themeColor="accent1" w:themeShade="BF"/>
+                <w:sz w:val="24"/>
+                <w:szCs w:val="24"/>
+              </w:rPr>
+              <w:t>∀</w:t>
+            </w:r>
+            <w:r>
+              <w:rPr>
+                <w:rFonts w:ascii="Cambria Math" w:hAnsi="Cambria Math" w:cs="Cambria Math"/>
+                <w:color w:val="0F4761" w:themeColor="accent1" w:themeShade="BF"/>
+                <w:sz w:val="24"/>
+                <w:szCs w:val="24"/>
+              </w:rPr>
+              <w:t>x∃</w:t>
+            </w:r>
+            <w:r>
+              <w:rPr>
+                <w:rFonts w:asciiTheme="minorEastAsia" w:hAnsiTheme="minorEastAsia" w:cstheme="majorBidi" w:hint="eastAsia"/>
+                <w:color w:val="0F4761" w:themeColor="accent1" w:themeShade="BF"/>
+                <w:sz w:val="24"/>
+                <w:szCs w:val="24"/>
+              </w:rPr>
+              <w:t>y</w:t>
+            </w:r>
+            <w:r>
+              <w:rPr>
+                <w:rFonts w:ascii="Cambria Math" w:hAnsi="Cambria Math" w:cs="Cambria Math" w:hint="eastAsia"/>
+                <w:color w:val="0F4761" w:themeColor="accent1" w:themeShade="BF"/>
+                <w:sz w:val="24"/>
+                <w:szCs w:val="24"/>
+              </w:rPr>
+              <w:t xml:space="preserve">, </w:t>
+            </w:r>
+            <w:r>
+              <w:rPr>
+                <w:rFonts w:ascii="Cambria Math" w:hAnsi="Cambria Math" w:cs="Cambria Math" w:hint="eastAsia"/>
+                <w:color w:val="0F4761" w:themeColor="accent1" w:themeShade="BF"/>
+                <w:sz w:val="24"/>
+                <w:szCs w:val="24"/>
+              </w:rPr>
+              <w:t xml:space="preserve">   </w:t>
+            </w:r>
+            <w:r>
+              <w:rPr>
+                <w:rFonts w:ascii="Cambria Math" w:hAnsi="Cambria Math" w:cs="Cambria Math"/>
+                <w:b/>
+                <w:bCs/>
+                <w:color w:val="E97132" w:themeColor="accent2"/>
+                <w:sz w:val="24"/>
+                <w:szCs w:val="24"/>
+              </w:rPr>
+              <w:t>¬</w:t>
+            </w:r>
+            <w:r>
+              <w:rPr>
+                <w:rFonts w:ascii="Cambria Math" w:hAnsi="Cambria Math" w:cs="Cambria Math" w:hint="eastAsia"/>
+                <w:color w:val="0F4761" w:themeColor="accent1" w:themeShade="BF"/>
+                <w:sz w:val="24"/>
+                <w:szCs w:val="24"/>
+              </w:rPr>
+              <w:t>P(x)</w:t>
+            </w:r>
+            <w:r>
+              <w:rPr>
+                <w:rFonts w:cstheme="majorBidi"/>
+                <w:color w:val="0F4761" w:themeColor="accent1" w:themeShade="BF"/>
+                <w:sz w:val="24"/>
+                <w:szCs w:val="24"/>
+              </w:rPr>
+              <w:t xml:space="preserve"> ∧</w:t>
+            </w:r>
+            <w:r>
+              <w:rPr>
+                <w:rFonts w:cstheme="majorBidi" w:hint="eastAsia"/>
+                <w:color w:val="0F4761" w:themeColor="accent1" w:themeShade="BF"/>
+                <w:sz w:val="24"/>
+                <w:szCs w:val="24"/>
+              </w:rPr>
+              <w:t xml:space="preserve"> Q(y)</w:t>
+            </w:r>
+            <w:r>
+              <w:rPr>
+                <w:rFonts w:ascii="Cambria Math" w:hAnsi="Cambria Math" w:cs="Cambria Math" w:hint="eastAsia"/>
+                <w:color w:val="0F4761" w:themeColor="accent1" w:themeShade="BF"/>
+                <w:sz w:val="24"/>
+                <w:szCs w:val="24"/>
+              </w:rPr>
+              <w:t xml:space="preserve"> </w:t>
+            </w:r>
+          </w:p>
+        </w:tc>
+        <w:tc>
+          <w:tcPr>
+            <w:tcW w:w="4053" w:type="dxa"/>
+          </w:tcPr>
+          <w:p>
+            <w:pPr>
+              <w:ind w:firstLineChars="500" w:firstLine="1200"/>
+              <w:jc w:val="center"/>
+              <w:rPr>
+                <w:rFonts w:cstheme="majorBidi"/>
+                <w:b/>
+                <w:bCs/>
+                <w:color w:val="E97132" w:themeColor="accent2"/>
+                <w:sz w:val="24"/>
+                <w:szCs w:val="24"/>
+              </w:rPr>
+            </w:pPr>
+            <w:r>
+              <w:rPr>
+                <w:rFonts w:ascii="Cambria Math" w:hAnsi="Cambria Math" w:cs="Cambria Math"/>
+                <w:color w:val="E97132" w:themeColor="accent2"/>
+                <w:sz w:val="24"/>
+                <w:szCs w:val="24"/>
+              </w:rPr>
+              <w:t>∃</w:t>
+            </w:r>
+            <w:r>
+              <w:rPr>
+                <w:rFonts w:cstheme="majorBidi" w:hint="eastAsia"/>
+                <w:color w:val="0F4761" w:themeColor="accent1" w:themeShade="BF"/>
+                <w:sz w:val="24"/>
+                <w:szCs w:val="24"/>
+              </w:rPr>
+              <w:t>x</w:t>
+            </w:r>
+            <w:r>
+              <w:rPr>
+                <w:rFonts w:ascii="Cambria Math" w:hAnsi="Cambria Math" w:cs="Cambria Math"/>
+                <w:color w:val="E97132" w:themeColor="accent2"/>
+                <w:sz w:val="24"/>
+                <w:szCs w:val="24"/>
+              </w:rPr>
+              <w:t>∀</w:t>
+            </w:r>
+            <w:r>
+              <w:rPr>
+                <w:rFonts w:ascii="Cambria Math" w:hAnsi="Cambria Math" w:cs="Cambria Math" w:hint="eastAsia"/>
+                <w:color w:val="0F4761" w:themeColor="accent1" w:themeShade="BF"/>
+                <w:sz w:val="24"/>
+                <w:szCs w:val="24"/>
+              </w:rPr>
+              <w:t>y</w:t>
+            </w:r>
+            <w:r>
+              <w:rPr>
+                <w:rFonts w:cstheme="majorBidi" w:hint="eastAsia"/>
+                <w:color w:val="0F4761" w:themeColor="accent1" w:themeShade="BF"/>
+                <w:sz w:val="24"/>
+                <w:szCs w:val="24"/>
+              </w:rPr>
+              <w:t>,</w:t>
+            </w:r>
+            <w:r>
+              <w:rPr>
+                <w:rFonts w:cstheme="majorBidi" w:hint="eastAsia"/>
+                <w:color w:val="0F4761" w:themeColor="accent1" w:themeShade="BF"/>
+                <w:sz w:val="24"/>
+                <w:szCs w:val="24"/>
+              </w:rPr>
+              <w:t xml:space="preserve"> </w:t>
+            </w:r>
+            <w:r>
+              <w:rPr>
+                <w:rFonts w:cstheme="majorBidi"/>
+                <w:color w:val="EE0000"/>
+                <w:sz w:val="24"/>
+                <w:szCs w:val="24"/>
+              </w:rPr>
+              <w:t xml:space="preserve"> </w:t>
+            </w:r>
+            <w:r>
+              <w:rPr>
+                <w:rFonts w:cstheme="majorBidi"/>
+                <w:color w:val="E97132" w:themeColor="accent2"/>
+                <w:sz w:val="24"/>
+                <w:szCs w:val="24"/>
+              </w:rPr>
+              <w:t>¬</w:t>
+            </w:r>
+            <w:r>
+              <w:rPr>
+                <w:rFonts w:cstheme="majorBidi" w:hint="eastAsia"/>
+                <w:color w:val="EE0000"/>
+                <w:sz w:val="24"/>
+                <w:szCs w:val="24"/>
+              </w:rPr>
+              <w:t xml:space="preserve"> </w:t>
+            </w:r>
+            <w:r>
+              <w:rPr>
+                <w:rFonts w:cstheme="majorBidi" w:hint="eastAsia"/>
+                <w:color w:val="EE0000"/>
+                <w:sz w:val="24"/>
+                <w:szCs w:val="24"/>
+              </w:rPr>
+              <w:t>(</w:t>
+            </w:r>
+            <w:r>
+              <w:rPr>
+                <w:rFonts w:ascii="Cambria Math" w:hAnsi="Cambria Math" w:cs="Cambria Math"/>
+                <w:b/>
+                <w:bCs/>
+                <w:color w:val="E97132" w:themeColor="accent2"/>
+                <w:sz w:val="24"/>
+                <w:szCs w:val="24"/>
+              </w:rPr>
+              <w:t>¬</w:t>
+            </w:r>
+            <w:r>
+              <w:rPr>
+                <w:rFonts w:cstheme="majorBidi" w:hint="eastAsia"/>
+                <w:color w:val="EE0000"/>
+                <w:sz w:val="24"/>
+                <w:szCs w:val="24"/>
+              </w:rPr>
+              <w:t xml:space="preserve"> </w:t>
+            </w:r>
+            <w:r>
+              <w:rPr>
+                <w:rFonts w:ascii="Cambria Math" w:hAnsi="Cambria Math" w:cs="Cambria Math" w:hint="eastAsia"/>
+                <w:color w:val="0F4761" w:themeColor="accent1" w:themeShade="BF"/>
+                <w:sz w:val="24"/>
+                <w:szCs w:val="24"/>
+              </w:rPr>
+              <w:t>P(x)</w:t>
+            </w:r>
+            <w:r>
+              <w:rPr>
+                <w:rFonts w:cstheme="majorBidi"/>
+                <w:color w:val="0F4761" w:themeColor="accent1" w:themeShade="BF"/>
+                <w:sz w:val="24"/>
+                <w:szCs w:val="24"/>
+              </w:rPr>
+              <w:t>∧</w:t>
+            </w:r>
+            <w:r>
+              <w:rPr>
+                <w:rFonts w:cstheme="majorBidi" w:hint="eastAsia"/>
+                <w:color w:val="0F4761" w:themeColor="accent1" w:themeShade="BF"/>
+                <w:sz w:val="24"/>
+                <w:szCs w:val="24"/>
+              </w:rPr>
+              <w:t xml:space="preserve">Q(y) </w:t>
+            </w:r>
+            <w:r>
+              <w:rPr>
+                <w:rFonts w:cstheme="majorBidi" w:hint="eastAsia"/>
+                <w:color w:val="E97132" w:themeColor="accent2"/>
+                <w:sz w:val="24"/>
+                <w:szCs w:val="24"/>
+              </w:rPr>
+              <w:t>)</w:t>
+            </w:r>
+          </w:p>
+        </w:tc>
+      </w:tr>
+      <w:tr>
+        <w:tc>
+          <w:tcPr>
+            <w:tcW w:w="2518" w:type="dxa"/>
+            <w:vMerge w:val="restart"/>
+          </w:tcPr>
+          <w:p>
+            <w:pPr>
+              <w:jc w:val="center"/>
+              <w:rPr>
+                <w:rFonts w:cstheme="majorBidi"/>
+                <w:color w:val="0F4761" w:themeColor="accent1" w:themeShade="BF"/>
+                <w:sz w:val="24"/>
+                <w:szCs w:val="24"/>
+              </w:rPr>
+            </w:pPr>
+            <w:r>
+              <w:rPr>
+                <w:rFonts w:asciiTheme="minorEastAsia" w:hAnsiTheme="minorEastAsia" w:hint="eastAsia"/>
+                <w:sz w:val="24"/>
+                <w:szCs w:val="24"/>
+              </w:rPr>
+              <w:t>变换前</w:t>
+            </w:r>
+            <w:r>
+              <w:rPr>
+                <w:rFonts w:asciiTheme="minorEastAsia" w:hAnsiTheme="minorEastAsia" w:hint="eastAsia"/>
+                <w:color w:val="E97132" w:themeColor="accent2"/>
+                <w:sz w:val="24"/>
+                <w:szCs w:val="24"/>
+              </w:rPr>
+              <w:t>量词前无</w:t>
+            </w:r>
+            <w:r>
+              <w:rPr>
+                <w:rFonts w:asciiTheme="minorEastAsia" w:hAnsiTheme="minorEastAsia" w:cstheme="majorBidi"/>
+                <w:color w:val="E97132" w:themeColor="accent2"/>
+                <w:sz w:val="24"/>
+                <w:szCs w:val="24"/>
+              </w:rPr>
+              <w:t>¬</w:t>
+            </w:r>
+          </w:p>
+        </w:tc>
+        <w:tc>
+          <w:tcPr>
+            <w:tcW w:w="4111" w:type="dxa"/>
+          </w:tcPr>
+          <w:p>
+            <w:pPr>
+              <w:ind w:firstLineChars="200" w:firstLine="480"/>
+              <w:jc w:val="center"/>
+              <w:rPr>
+                <w:rFonts w:ascii="Cambria Math" w:hAnsi="Cambria Math" w:cs="Cambria Math" w:hint="eastAsia"/>
+                <w:color w:val="0F4761" w:themeColor="accent1" w:themeShade="BF"/>
+                <w:sz w:val="24"/>
+                <w:szCs w:val="24"/>
+              </w:rPr>
+            </w:pPr>
+            <w:r>
+              <w:rPr>
+                <w:rFonts w:ascii="Cambria Math" w:hAnsi="Cambria Math" w:cs="Cambria Math" w:hint="eastAsia"/>
+                <w:color w:val="0F4761" w:themeColor="accent1" w:themeShade="BF"/>
+                <w:sz w:val="24"/>
+                <w:szCs w:val="24"/>
+              </w:rPr>
+              <w:t xml:space="preserve">        </w:t>
+            </w:r>
+            <w:r>
+              <w:rPr>
+                <w:rFonts w:ascii="Cambria Math" w:hAnsi="Cambria Math" w:cs="Cambria Math"/>
+                <w:color w:val="0F4761" w:themeColor="accent1" w:themeShade="BF"/>
+                <w:sz w:val="24"/>
+                <w:szCs w:val="24"/>
+              </w:rPr>
+              <w:t>∀</w:t>
+            </w:r>
+            <w:r>
+              <w:rPr>
+                <w:rFonts w:ascii="Cambria Math" w:hAnsi="Cambria Math" w:cs="Cambria Math"/>
+                <w:color w:val="0F4761" w:themeColor="accent1" w:themeShade="BF"/>
+                <w:sz w:val="24"/>
+                <w:szCs w:val="24"/>
+              </w:rPr>
+              <w:t>x∃</w:t>
+            </w:r>
+            <w:r>
+              <w:rPr>
+                <w:rFonts w:asciiTheme="minorEastAsia" w:hAnsiTheme="minorEastAsia" w:cstheme="majorBidi" w:hint="eastAsia"/>
+                <w:color w:val="0F4761" w:themeColor="accent1" w:themeShade="BF"/>
+                <w:sz w:val="24"/>
+                <w:szCs w:val="24"/>
+              </w:rPr>
+              <w:t>y</w:t>
+            </w:r>
+            <w:r>
+              <w:rPr>
+                <w:rFonts w:ascii="Cambria Math" w:hAnsi="Cambria Math" w:cs="Cambria Math" w:hint="eastAsia"/>
+                <w:color w:val="0F4761" w:themeColor="accent1" w:themeShade="BF"/>
+                <w:sz w:val="24"/>
+                <w:szCs w:val="24"/>
+              </w:rPr>
+              <w:t>,</w:t>
+            </w:r>
+            <w:r>
+              <w:rPr>
+                <w:rFonts w:ascii="Cambria Math" w:hAnsi="Cambria Math" w:cs="Cambria Math" w:hint="eastAsia"/>
+                <w:color w:val="0F4761" w:themeColor="accent1" w:themeShade="BF"/>
+                <w:sz w:val="24"/>
+                <w:szCs w:val="24"/>
+              </w:rPr>
+              <w:t xml:space="preserve">     </w:t>
+            </w:r>
+            <w:r>
+              <w:rPr>
+                <w:rFonts w:ascii="Cambria Math" w:hAnsi="Cambria Math" w:cs="Cambria Math" w:hint="eastAsia"/>
+                <w:color w:val="0F4761" w:themeColor="accent1" w:themeShade="BF"/>
+                <w:sz w:val="24"/>
+                <w:szCs w:val="24"/>
+              </w:rPr>
+              <w:t>P(x)</w:t>
+            </w:r>
+            <w:r>
+              <w:rPr>
+                <w:rFonts w:cstheme="majorBidi"/>
+                <w:color w:val="0F4761" w:themeColor="accent1" w:themeShade="BF"/>
+                <w:sz w:val="24"/>
+                <w:szCs w:val="24"/>
+              </w:rPr>
+              <w:t xml:space="preserve"> ∧</w:t>
+            </w:r>
+            <w:r>
+              <w:rPr>
+                <w:rFonts w:cstheme="majorBidi" w:hint="eastAsia"/>
+                <w:color w:val="0F4761" w:themeColor="accent1" w:themeShade="BF"/>
+                <w:sz w:val="24"/>
+                <w:szCs w:val="24"/>
+              </w:rPr>
+              <w:t xml:space="preserve"> Q(y)</w:t>
+            </w:r>
+          </w:p>
+        </w:tc>
+        <w:tc>
+          <w:tcPr>
+            <w:tcW w:w="4053" w:type="dxa"/>
+          </w:tcPr>
+          <w:p>
+            <w:pPr>
+              <w:ind w:firstLineChars="500" w:firstLine="1200"/>
+              <w:jc w:val="center"/>
+              <w:rPr>
+                <w:rFonts w:cstheme="majorBidi"/>
+                <w:b/>
+                <w:bCs/>
+                <w:color w:val="E97132" w:themeColor="accent2"/>
+                <w:sz w:val="24"/>
+                <w:szCs w:val="24"/>
+              </w:rPr>
+            </w:pPr>
+            <w:r>
+              <w:rPr>
+                <w:rFonts w:cstheme="majorBidi"/>
+                <w:color w:val="E97132" w:themeColor="accent2"/>
+                <w:sz w:val="24"/>
+                <w:szCs w:val="24"/>
+              </w:rPr>
+              <w:t>¬</w:t>
+            </w:r>
+            <w:r>
+              <w:rPr>
+                <w:rFonts w:ascii="Cambria Math" w:hAnsi="Cambria Math" w:cs="Cambria Math"/>
+                <w:color w:val="E97132" w:themeColor="accent2"/>
+                <w:sz w:val="24"/>
+                <w:szCs w:val="24"/>
+              </w:rPr>
+              <w:t>∃</w:t>
+            </w:r>
+            <w:r>
+              <w:rPr>
+                <w:rFonts w:cstheme="majorBidi" w:hint="eastAsia"/>
+                <w:color w:val="0F4761" w:themeColor="accent1" w:themeShade="BF"/>
+                <w:sz w:val="24"/>
+                <w:szCs w:val="24"/>
+              </w:rPr>
+              <w:t>x</w:t>
+            </w:r>
+            <w:r>
+              <w:rPr>
+                <w:rFonts w:ascii="Cambria Math" w:hAnsi="Cambria Math" w:cs="Cambria Math"/>
+                <w:color w:val="E97132" w:themeColor="accent2"/>
+                <w:sz w:val="24"/>
+                <w:szCs w:val="24"/>
+              </w:rPr>
+              <w:t>∀</w:t>
+            </w:r>
+            <w:r>
+              <w:rPr>
+                <w:rFonts w:ascii="Cambria Math" w:hAnsi="Cambria Math" w:cs="Cambria Math" w:hint="eastAsia"/>
+                <w:color w:val="0F4761" w:themeColor="accent1" w:themeShade="BF"/>
+                <w:sz w:val="24"/>
+                <w:szCs w:val="24"/>
+              </w:rPr>
+              <w:t>y</w:t>
+            </w:r>
+            <w:r>
+              <w:rPr>
+                <w:rFonts w:cstheme="majorBidi" w:hint="eastAsia"/>
+                <w:color w:val="0F4761" w:themeColor="accent1" w:themeShade="BF"/>
+                <w:sz w:val="24"/>
+                <w:szCs w:val="24"/>
+              </w:rPr>
+              <w:t>,</w:t>
+            </w:r>
+            <w:r>
+              <w:rPr>
+                <w:rFonts w:cstheme="majorBidi" w:hint="eastAsia"/>
+                <w:color w:val="0F4761" w:themeColor="accent1" w:themeShade="BF"/>
+                <w:sz w:val="24"/>
+                <w:szCs w:val="24"/>
+              </w:rPr>
+              <w:t xml:space="preserve"> </w:t>
+            </w:r>
+            <w:r>
+              <w:rPr>
+                <w:rFonts w:cstheme="majorBidi"/>
+                <w:color w:val="EE0000"/>
+                <w:sz w:val="24"/>
+                <w:szCs w:val="24"/>
+              </w:rPr>
+              <w:t xml:space="preserve"> </w:t>
+            </w:r>
+            <w:r>
+              <w:rPr>
+                <w:rFonts w:cstheme="majorBidi"/>
+                <w:color w:val="E97132" w:themeColor="accent2"/>
+                <w:sz w:val="24"/>
+                <w:szCs w:val="24"/>
+              </w:rPr>
+              <w:t>¬</w:t>
+            </w:r>
+            <w:r>
+              <w:rPr>
+                <w:rFonts w:cstheme="majorBidi" w:hint="eastAsia"/>
+                <w:color w:val="EE0000"/>
+                <w:sz w:val="24"/>
+                <w:szCs w:val="24"/>
+              </w:rPr>
+              <w:t xml:space="preserve"> </w:t>
+            </w:r>
+            <w:r>
+              <w:rPr>
+                <w:rFonts w:cstheme="majorBidi" w:hint="eastAsia"/>
+                <w:color w:val="EE0000"/>
+                <w:sz w:val="24"/>
+                <w:szCs w:val="24"/>
+              </w:rPr>
+              <w:t xml:space="preserve">(  </w:t>
+            </w:r>
+            <w:r>
+              <w:rPr>
+                <w:rFonts w:ascii="Cambria Math" w:hAnsi="Cambria Math" w:cs="Cambria Math" w:hint="eastAsia"/>
+                <w:color w:val="0F4761" w:themeColor="accent1" w:themeShade="BF"/>
+                <w:sz w:val="24"/>
+                <w:szCs w:val="24"/>
+              </w:rPr>
+              <w:t>P(x)</w:t>
+            </w:r>
+            <w:r>
+              <w:rPr>
+                <w:rFonts w:cstheme="majorBidi"/>
+                <w:color w:val="0F4761" w:themeColor="accent1" w:themeShade="BF"/>
+                <w:sz w:val="24"/>
+                <w:szCs w:val="24"/>
+              </w:rPr>
+              <w:t>∧</w:t>
+            </w:r>
+            <w:r>
+              <w:rPr>
+                <w:rFonts w:cstheme="majorBidi" w:hint="eastAsia"/>
+                <w:color w:val="0F4761" w:themeColor="accent1" w:themeShade="BF"/>
+                <w:sz w:val="24"/>
+                <w:szCs w:val="24"/>
+              </w:rPr>
+              <w:t xml:space="preserve">Q(y) </w:t>
+            </w:r>
+            <w:r>
+              <w:rPr>
+                <w:rFonts w:cstheme="majorBidi" w:hint="eastAsia"/>
+                <w:color w:val="E97132" w:themeColor="accent2"/>
+                <w:sz w:val="24"/>
+                <w:szCs w:val="24"/>
+              </w:rPr>
+              <w:t>)</w:t>
+            </w:r>
+          </w:p>
+        </w:tc>
+      </w:tr>
+      <w:tr>
+        <w:tc>
+          <w:tcPr>
+            <w:tcW w:w="2518" w:type="dxa"/>
+            <w:vMerge/>
+          </w:tcPr>
+          <w:p>
+            <w:pPr>
+              <w:jc w:val="center"/>
+              <w:rPr>
+                <w:rFonts w:asciiTheme="minorEastAsia" w:hAnsiTheme="minorEastAsia" w:hint="eastAsia"/>
+                <w:sz w:val="24"/>
+                <w:szCs w:val="24"/>
+              </w:rPr>
+            </w:pPr>
+          </w:p>
+        </w:tc>
+        <w:tc>
+          <w:tcPr>
+            <w:tcW w:w="4111" w:type="dxa"/>
+          </w:tcPr>
+          <w:p>
+            <w:pPr>
+              <w:ind w:firstLineChars="200" w:firstLine="480"/>
+              <w:jc w:val="center"/>
+              <w:rPr>
+                <w:rFonts w:ascii="Cambria Math" w:hAnsi="Cambria Math" w:cs="Cambria Math" w:hint="eastAsia"/>
+                <w:color w:val="0F4761" w:themeColor="accent1" w:themeShade="BF"/>
+                <w:sz w:val="24"/>
+                <w:szCs w:val="24"/>
+              </w:rPr>
+            </w:pPr>
+            <w:r>
+              <w:rPr>
+                <w:rFonts w:ascii="Cambria Math" w:hAnsi="Cambria Math" w:cs="Cambria Math" w:hint="eastAsia"/>
+                <w:color w:val="0F4761" w:themeColor="accent1" w:themeShade="BF"/>
+                <w:sz w:val="24"/>
+                <w:szCs w:val="24"/>
+              </w:rPr>
+              <w:t xml:space="preserve">        </w:t>
+            </w:r>
+            <w:r>
+              <w:rPr>
+                <w:rFonts w:ascii="Cambria Math" w:hAnsi="Cambria Math" w:cs="Cambria Math"/>
+                <w:color w:val="0F4761" w:themeColor="accent1" w:themeShade="BF"/>
+                <w:sz w:val="24"/>
+                <w:szCs w:val="24"/>
+              </w:rPr>
+              <w:t>∀</w:t>
+            </w:r>
+            <w:r>
+              <w:rPr>
+                <w:rFonts w:ascii="Cambria Math" w:hAnsi="Cambria Math" w:cs="Cambria Math"/>
+                <w:color w:val="0F4761" w:themeColor="accent1" w:themeShade="BF"/>
+                <w:sz w:val="24"/>
+                <w:szCs w:val="24"/>
+              </w:rPr>
+              <w:t>x∃</w:t>
+            </w:r>
+            <w:r>
+              <w:rPr>
+                <w:rFonts w:asciiTheme="minorEastAsia" w:hAnsiTheme="minorEastAsia" w:cstheme="majorBidi" w:hint="eastAsia"/>
+                <w:color w:val="0F4761" w:themeColor="accent1" w:themeShade="BF"/>
+                <w:sz w:val="24"/>
+                <w:szCs w:val="24"/>
+              </w:rPr>
+              <w:t>y</w:t>
+            </w:r>
+            <w:r>
+              <w:rPr>
+                <w:rFonts w:ascii="Cambria Math" w:hAnsi="Cambria Math" w:cs="Cambria Math" w:hint="eastAsia"/>
+                <w:color w:val="0F4761" w:themeColor="accent1" w:themeShade="BF"/>
+                <w:sz w:val="24"/>
+                <w:szCs w:val="24"/>
+              </w:rPr>
+              <w:t>,</w:t>
+            </w:r>
+            <w:r>
+              <w:rPr>
+                <w:rFonts w:ascii="Cambria Math" w:hAnsi="Cambria Math" w:cs="Cambria Math" w:hint="eastAsia"/>
+                <w:color w:val="0F4761" w:themeColor="accent1" w:themeShade="BF"/>
+                <w:sz w:val="24"/>
+                <w:szCs w:val="24"/>
+              </w:rPr>
+              <w:t xml:space="preserve">    </w:t>
+            </w:r>
+            <w:r>
+              <w:rPr>
+                <w:rFonts w:ascii="Cambria Math" w:hAnsi="Cambria Math" w:cs="Cambria Math"/>
+                <w:b/>
+                <w:bCs/>
+                <w:color w:val="E97132" w:themeColor="accent2"/>
+                <w:sz w:val="24"/>
+                <w:szCs w:val="24"/>
+              </w:rPr>
+              <w:t>¬</w:t>
+            </w:r>
+            <w:r>
+              <w:rPr>
+                <w:rFonts w:ascii="Cambria Math" w:hAnsi="Cambria Math" w:cs="Cambria Math" w:hint="eastAsia"/>
+                <w:color w:val="0F4761" w:themeColor="accent1" w:themeShade="BF"/>
+                <w:sz w:val="24"/>
+                <w:szCs w:val="24"/>
+              </w:rPr>
+              <w:t xml:space="preserve"> </w:t>
+            </w:r>
+            <w:r>
+              <w:rPr>
+                <w:rFonts w:ascii="Cambria Math" w:hAnsi="Cambria Math" w:cs="Cambria Math" w:hint="eastAsia"/>
+                <w:b/>
+                <w:bCs/>
+                <w:color w:val="E97132" w:themeColor="accent2"/>
+                <w:sz w:val="24"/>
+                <w:szCs w:val="24"/>
+              </w:rPr>
+              <w:t>(</w:t>
+            </w:r>
+            <w:r>
+              <w:rPr>
+                <w:rFonts w:ascii="Cambria Math" w:hAnsi="Cambria Math" w:cs="Cambria Math" w:hint="eastAsia"/>
+                <w:color w:val="0F4761" w:themeColor="accent1" w:themeShade="BF"/>
+                <w:sz w:val="24"/>
+                <w:szCs w:val="24"/>
+              </w:rPr>
+              <w:t>P(x)</w:t>
+            </w:r>
+            <w:r>
+              <w:rPr>
+                <w:rFonts w:cstheme="majorBidi"/>
+                <w:color w:val="0F4761" w:themeColor="accent1" w:themeShade="BF"/>
+                <w:sz w:val="24"/>
+                <w:szCs w:val="24"/>
+              </w:rPr>
+              <w:t xml:space="preserve"> ∧</w:t>
+            </w:r>
+            <w:r>
+              <w:rPr>
+                <w:rFonts w:cstheme="majorBidi" w:hint="eastAsia"/>
+                <w:color w:val="0F4761" w:themeColor="accent1" w:themeShade="BF"/>
+                <w:sz w:val="24"/>
+                <w:szCs w:val="24"/>
+              </w:rPr>
+              <w:t xml:space="preserve"> Q(y)</w:t>
+            </w:r>
+            <w:r>
+              <w:rPr>
+                <w:rFonts w:cstheme="majorBidi" w:hint="eastAsia"/>
+                <w:b/>
+                <w:bCs/>
+                <w:color w:val="E97132" w:themeColor="accent2"/>
+                <w:sz w:val="24"/>
+                <w:szCs w:val="24"/>
+              </w:rPr>
+              <w:t xml:space="preserve"> )</w:t>
+            </w:r>
+          </w:p>
+        </w:tc>
+        <w:tc>
+          <w:tcPr>
+            <w:tcW w:w="4053" w:type="dxa"/>
+          </w:tcPr>
+          <w:p>
+            <w:pPr>
+              <w:ind w:firstLineChars="500" w:firstLine="1200"/>
+              <w:jc w:val="center"/>
+              <w:rPr>
+                <w:rFonts w:cstheme="majorBidi"/>
+                <w:color w:val="E97132" w:themeColor="accent2"/>
+                <w:sz w:val="24"/>
+                <w:szCs w:val="24"/>
+              </w:rPr>
+            </w:pPr>
+            <w:r>
+              <w:rPr>
+                <w:rFonts w:cstheme="majorBidi"/>
+                <w:color w:val="E97132" w:themeColor="accent2"/>
+                <w:sz w:val="24"/>
+                <w:szCs w:val="24"/>
+              </w:rPr>
+              <w:t>¬</w:t>
+            </w:r>
+            <w:r>
+              <w:rPr>
+                <w:rFonts w:ascii="Cambria Math" w:hAnsi="Cambria Math" w:cs="Cambria Math"/>
+                <w:color w:val="E97132" w:themeColor="accent2"/>
+                <w:sz w:val="24"/>
+                <w:szCs w:val="24"/>
+              </w:rPr>
+              <w:t>∃</w:t>
+            </w:r>
+            <w:r>
+              <w:rPr>
+                <w:rFonts w:cstheme="majorBidi" w:hint="eastAsia"/>
+                <w:color w:val="0F4761" w:themeColor="accent1" w:themeShade="BF"/>
+                <w:sz w:val="24"/>
+                <w:szCs w:val="24"/>
+              </w:rPr>
+              <w:t>x</w:t>
+            </w:r>
+            <w:r>
+              <w:rPr>
+                <w:rFonts w:ascii="Cambria Math" w:hAnsi="Cambria Math" w:cs="Cambria Math"/>
+                <w:color w:val="E97132" w:themeColor="accent2"/>
+                <w:sz w:val="24"/>
+                <w:szCs w:val="24"/>
+              </w:rPr>
+              <w:t>∀</w:t>
+            </w:r>
+            <w:r>
+              <w:rPr>
+                <w:rFonts w:ascii="Cambria Math" w:hAnsi="Cambria Math" w:cs="Cambria Math" w:hint="eastAsia"/>
+                <w:color w:val="0F4761" w:themeColor="accent1" w:themeShade="BF"/>
+                <w:sz w:val="24"/>
+                <w:szCs w:val="24"/>
+              </w:rPr>
+              <w:t>y</w:t>
+            </w:r>
+            <w:r>
+              <w:rPr>
+                <w:rFonts w:cstheme="majorBidi" w:hint="eastAsia"/>
+                <w:color w:val="0F4761" w:themeColor="accent1" w:themeShade="BF"/>
+                <w:sz w:val="24"/>
+                <w:szCs w:val="24"/>
+              </w:rPr>
+              <w:t>,</w:t>
+            </w:r>
+            <w:r>
+              <w:rPr>
+                <w:rFonts w:cstheme="majorBidi" w:hint="eastAsia"/>
+                <w:color w:val="0F4761" w:themeColor="accent1" w:themeShade="BF"/>
+                <w:sz w:val="24"/>
+                <w:szCs w:val="24"/>
+              </w:rPr>
+              <w:t xml:space="preserve"> </w:t>
+            </w:r>
+            <w:r>
+              <w:rPr>
+                <w:rFonts w:cstheme="majorBidi"/>
+                <w:color w:val="EE0000"/>
+                <w:sz w:val="24"/>
+                <w:szCs w:val="24"/>
+              </w:rPr>
+              <w:t xml:space="preserve"> </w:t>
+            </w:r>
+            <w:r>
+              <w:rPr>
+                <w:rFonts w:cstheme="majorBidi" w:hint="eastAsia"/>
+                <w:color w:val="EE0000"/>
+                <w:sz w:val="24"/>
+                <w:szCs w:val="24"/>
+              </w:rPr>
+              <w:t xml:space="preserve">     </w:t>
+            </w:r>
+            <w:r>
+              <w:rPr>
+                <w:rFonts w:ascii="Cambria Math" w:hAnsi="Cambria Math" w:cs="Cambria Math" w:hint="eastAsia"/>
+                <w:color w:val="0F4761" w:themeColor="accent1" w:themeShade="BF"/>
+                <w:sz w:val="24"/>
+                <w:szCs w:val="24"/>
+              </w:rPr>
+              <w:t>P(x)</w:t>
+            </w:r>
+            <w:r>
+              <w:rPr>
+                <w:rFonts w:cstheme="majorBidi"/>
+                <w:color w:val="0F4761" w:themeColor="accent1" w:themeShade="BF"/>
+                <w:sz w:val="24"/>
+                <w:szCs w:val="24"/>
+              </w:rPr>
+              <w:t>∧</w:t>
+            </w:r>
+            <w:r>
+              <w:rPr>
+                <w:rFonts w:cstheme="majorBidi" w:hint="eastAsia"/>
+                <w:color w:val="0F4761" w:themeColor="accent1" w:themeShade="BF"/>
+                <w:sz w:val="24"/>
+                <w:szCs w:val="24"/>
+              </w:rPr>
+              <w:t xml:space="preserve">Q(y) </w:t>
+            </w:r>
+          </w:p>
+        </w:tc>
+      </w:tr>
+      <w:tr>
+        <w:tc>
+          <w:tcPr>
+            <w:tcW w:w="2518" w:type="dxa"/>
+            <w:vMerge/>
+          </w:tcPr>
+          <w:p>
+            <w:pPr>
+              <w:jc w:val="center"/>
+              <w:rPr>
+                <w:rFonts w:cstheme="majorBidi"/>
+                <w:color w:val="0F4761" w:themeColor="accent1" w:themeShade="BF"/>
+                <w:sz w:val="24"/>
+                <w:szCs w:val="24"/>
+              </w:rPr>
+            </w:pPr>
+          </w:p>
+        </w:tc>
+        <w:tc>
+          <w:tcPr>
+            <w:tcW w:w="4111" w:type="dxa"/>
+          </w:tcPr>
+          <w:p>
+            <w:pPr>
+              <w:ind w:firstLineChars="200" w:firstLine="480"/>
+              <w:jc w:val="center"/>
+              <w:rPr>
+                <w:rFonts w:ascii="Cambria Math" w:hAnsi="Cambria Math" w:cs="Cambria Math" w:hint="eastAsia"/>
+                <w:color w:val="0F4761" w:themeColor="accent1" w:themeShade="BF"/>
+                <w:sz w:val="24"/>
+                <w:szCs w:val="24"/>
+              </w:rPr>
+            </w:pPr>
+            <w:r>
+              <w:rPr>
+                <w:rFonts w:ascii="Cambria Math" w:hAnsi="Cambria Math" w:cs="Cambria Math" w:hint="eastAsia"/>
+                <w:color w:val="0F4761" w:themeColor="accent1" w:themeShade="BF"/>
+                <w:sz w:val="24"/>
+                <w:szCs w:val="24"/>
+              </w:rPr>
+              <w:t xml:space="preserve">      </w:t>
+            </w:r>
+            <w:r>
+              <w:rPr>
+                <w:rFonts w:ascii="Cambria Math" w:hAnsi="Cambria Math" w:cs="Cambria Math"/>
+                <w:color w:val="0F4761" w:themeColor="accent1" w:themeShade="BF"/>
+                <w:sz w:val="24"/>
+                <w:szCs w:val="24"/>
+              </w:rPr>
+              <w:t>∀</w:t>
+            </w:r>
+            <w:r>
+              <w:rPr>
+                <w:rFonts w:ascii="Cambria Math" w:hAnsi="Cambria Math" w:cs="Cambria Math"/>
+                <w:color w:val="0F4761" w:themeColor="accent1" w:themeShade="BF"/>
+                <w:sz w:val="24"/>
+                <w:szCs w:val="24"/>
+              </w:rPr>
+              <w:t>x∃</w:t>
+            </w:r>
+            <w:r>
+              <w:rPr>
+                <w:rFonts w:asciiTheme="minorEastAsia" w:hAnsiTheme="minorEastAsia" w:cstheme="majorBidi" w:hint="eastAsia"/>
+                <w:color w:val="0F4761" w:themeColor="accent1" w:themeShade="BF"/>
+                <w:sz w:val="24"/>
+                <w:szCs w:val="24"/>
+              </w:rPr>
+              <w:t>y</w:t>
+            </w:r>
+            <w:r>
+              <w:rPr>
+                <w:rFonts w:ascii="Cambria Math" w:hAnsi="Cambria Math" w:cs="Cambria Math" w:hint="eastAsia"/>
+                <w:color w:val="0F4761" w:themeColor="accent1" w:themeShade="BF"/>
+                <w:sz w:val="24"/>
+                <w:szCs w:val="24"/>
+              </w:rPr>
+              <w:t>,</w:t>
+            </w:r>
+            <w:r>
+              <w:rPr>
+                <w:rFonts w:ascii="Cambria Math" w:hAnsi="Cambria Math" w:cs="Cambria Math" w:hint="eastAsia"/>
+                <w:color w:val="0F4761" w:themeColor="accent1" w:themeShade="BF"/>
+                <w:sz w:val="24"/>
+                <w:szCs w:val="24"/>
+              </w:rPr>
+              <w:t xml:space="preserve">   </w:t>
+            </w:r>
+            <w:r>
+              <w:rPr>
+                <w:rFonts w:ascii="Cambria Math" w:hAnsi="Cambria Math" w:cs="Cambria Math"/>
+                <w:b/>
+                <w:bCs/>
+                <w:color w:val="E97132" w:themeColor="accent2"/>
+                <w:sz w:val="24"/>
+                <w:szCs w:val="24"/>
+              </w:rPr>
+              <w:t>¬</w:t>
+            </w:r>
+            <w:r>
+              <w:rPr>
+                <w:rFonts w:ascii="Cambria Math" w:hAnsi="Cambria Math" w:cs="Cambria Math" w:hint="eastAsia"/>
+                <w:color w:val="0F4761" w:themeColor="accent1" w:themeShade="BF"/>
+                <w:sz w:val="24"/>
+                <w:szCs w:val="24"/>
+              </w:rPr>
+              <w:t xml:space="preserve"> P(x)</w:t>
+            </w:r>
+            <w:r>
+              <w:rPr>
+                <w:rFonts w:cstheme="majorBidi"/>
+                <w:color w:val="0F4761" w:themeColor="accent1" w:themeShade="BF"/>
+                <w:sz w:val="24"/>
+                <w:szCs w:val="24"/>
+              </w:rPr>
+              <w:t xml:space="preserve"> ∧</w:t>
+            </w:r>
+            <w:r>
+              <w:rPr>
+                <w:rFonts w:cstheme="majorBidi" w:hint="eastAsia"/>
+                <w:color w:val="0F4761" w:themeColor="accent1" w:themeShade="BF"/>
+                <w:sz w:val="24"/>
+                <w:szCs w:val="24"/>
+              </w:rPr>
+              <w:t xml:space="preserve"> Q(y)</w:t>
+            </w:r>
+          </w:p>
+        </w:tc>
+        <w:tc>
+          <w:tcPr>
+            <w:tcW w:w="4053" w:type="dxa"/>
+          </w:tcPr>
+          <w:p>
+            <w:pPr>
+              <w:ind w:firstLineChars="500" w:firstLine="1200"/>
+              <w:jc w:val="center"/>
+              <w:rPr>
+                <w:rFonts w:cstheme="majorBidi"/>
+                <w:b/>
+                <w:bCs/>
+                <w:color w:val="E97132" w:themeColor="accent2"/>
+                <w:sz w:val="24"/>
+                <w:szCs w:val="24"/>
+              </w:rPr>
+            </w:pPr>
+            <w:r>
+              <w:rPr>
+                <w:rFonts w:cstheme="majorBidi"/>
+                <w:color w:val="E97132" w:themeColor="accent2"/>
+                <w:sz w:val="24"/>
+                <w:szCs w:val="24"/>
+              </w:rPr>
+              <w:t>¬</w:t>
+            </w:r>
+            <w:r>
+              <w:rPr>
+                <w:rFonts w:ascii="Cambria Math" w:hAnsi="Cambria Math" w:cs="Cambria Math"/>
+                <w:color w:val="E97132" w:themeColor="accent2"/>
+                <w:sz w:val="24"/>
+                <w:szCs w:val="24"/>
+              </w:rPr>
+              <w:t>∃</w:t>
+            </w:r>
+            <w:r>
+              <w:rPr>
+                <w:rFonts w:cstheme="majorBidi" w:hint="eastAsia"/>
+                <w:color w:val="0F4761" w:themeColor="accent1" w:themeShade="BF"/>
+                <w:sz w:val="24"/>
+                <w:szCs w:val="24"/>
+              </w:rPr>
+              <w:t>x</w:t>
+            </w:r>
+            <w:r>
+              <w:rPr>
+                <w:rFonts w:ascii="Cambria Math" w:hAnsi="Cambria Math" w:cs="Cambria Math"/>
+                <w:color w:val="E97132" w:themeColor="accent2"/>
+                <w:sz w:val="24"/>
+                <w:szCs w:val="24"/>
+              </w:rPr>
+              <w:t>∀</w:t>
+            </w:r>
+            <w:r>
+              <w:rPr>
+                <w:rFonts w:ascii="Cambria Math" w:hAnsi="Cambria Math" w:cs="Cambria Math" w:hint="eastAsia"/>
+                <w:color w:val="0F4761" w:themeColor="accent1" w:themeShade="BF"/>
+                <w:sz w:val="24"/>
+                <w:szCs w:val="24"/>
+              </w:rPr>
+              <w:t>y</w:t>
+            </w:r>
+            <w:r>
+              <w:rPr>
+                <w:rFonts w:cstheme="majorBidi" w:hint="eastAsia"/>
+                <w:color w:val="0F4761" w:themeColor="accent1" w:themeShade="BF"/>
+                <w:sz w:val="24"/>
+                <w:szCs w:val="24"/>
+              </w:rPr>
+              <w:t>,</w:t>
+            </w:r>
+            <w:r>
+              <w:rPr>
+                <w:rFonts w:cstheme="majorBidi"/>
+                <w:color w:val="E97132" w:themeColor="accent2"/>
+                <w:sz w:val="24"/>
+                <w:szCs w:val="24"/>
+              </w:rPr>
+              <w:t xml:space="preserve"> ¬</w:t>
+            </w:r>
+            <w:r>
+              <w:rPr>
+                <w:rFonts w:cstheme="majorBidi" w:hint="eastAsia"/>
+                <w:color w:val="EE0000"/>
+                <w:sz w:val="24"/>
+                <w:szCs w:val="24"/>
+              </w:rPr>
+              <w:t xml:space="preserve"> </w:t>
+            </w:r>
+            <w:r>
+              <w:rPr>
+                <w:rFonts w:cstheme="majorBidi" w:hint="eastAsia"/>
+                <w:color w:val="EE0000"/>
+                <w:sz w:val="24"/>
+                <w:szCs w:val="24"/>
+              </w:rPr>
+              <w:t>(</w:t>
+            </w:r>
+            <w:r>
+              <w:rPr>
+                <w:rFonts w:ascii="Cambria Math" w:hAnsi="Cambria Math" w:cs="Cambria Math"/>
+                <w:b/>
+                <w:bCs/>
+                <w:color w:val="E97132" w:themeColor="accent2"/>
+                <w:sz w:val="24"/>
+                <w:szCs w:val="24"/>
+              </w:rPr>
+              <w:t>¬</w:t>
+            </w:r>
+            <w:r>
+              <w:rPr>
+                <w:rFonts w:cstheme="majorBidi" w:hint="eastAsia"/>
+                <w:color w:val="EE0000"/>
+                <w:sz w:val="24"/>
+                <w:szCs w:val="24"/>
+              </w:rPr>
+              <w:t xml:space="preserve"> </w:t>
+            </w:r>
+            <w:r>
+              <w:rPr>
+                <w:rFonts w:ascii="Cambria Math" w:hAnsi="Cambria Math" w:cs="Cambria Math" w:hint="eastAsia"/>
+                <w:color w:val="0F4761" w:themeColor="accent1" w:themeShade="BF"/>
+                <w:sz w:val="24"/>
+                <w:szCs w:val="24"/>
+              </w:rPr>
+              <w:t>P(x)</w:t>
+            </w:r>
+            <w:r>
+              <w:rPr>
+                <w:rFonts w:cstheme="majorBidi"/>
+                <w:color w:val="0F4761" w:themeColor="accent1" w:themeShade="BF"/>
+                <w:sz w:val="24"/>
+                <w:szCs w:val="24"/>
+              </w:rPr>
+              <w:t>∧</w:t>
+            </w:r>
+            <w:r>
+              <w:rPr>
+                <w:rFonts w:cstheme="majorBidi" w:hint="eastAsia"/>
+                <w:color w:val="0F4761" w:themeColor="accent1" w:themeShade="BF"/>
+                <w:sz w:val="24"/>
+                <w:szCs w:val="24"/>
+              </w:rPr>
+              <w:t xml:space="preserve">Q(y) </w:t>
+            </w:r>
+            <w:r>
+              <w:rPr>
+                <w:rFonts w:cstheme="majorBidi" w:hint="eastAsia"/>
+                <w:color w:val="E97132" w:themeColor="accent2"/>
+                <w:sz w:val="24"/>
+                <w:szCs w:val="24"/>
+              </w:rPr>
+              <w:t>)</w:t>
+            </w:r>
+          </w:p>
+        </w:tc>
+      </w:tr>
+    </w:tbl>
+    <w:p/>
+    <w:p>
+      <w:pPr>
+        <w:rPr>
+          <w:color w:val="074F6A" w:themeColor="accent4" w:themeShade="80"/>
+        </w:rPr>
+      </w:pPr>
+    </w:p>
+    <w:p>
+      <w:pPr>
+        <w:rPr>
+          <w:color w:val="074F6A" w:themeColor="accent4" w:themeShade="80"/>
+        </w:rPr>
+      </w:pPr>
+    </w:p>
+    <w:p>
+      <w:pPr>
+        <w:rPr>
+          <w:rFonts w:hint="eastAsia"/>
+          <w:color w:val="074F6A" w:themeColor="accent4" w:themeShade="80"/>
+        </w:rPr>
+      </w:pPr>
+    </w:p>
+    <w:p>
+      <w:pPr>
+        <w:pStyle w:val="5"/>
+        <w:rPr>
+          <w:rFonts w:hint="eastAsia"/>
+        </w:rPr>
+      </w:pPr>
+      <w:r>
+        <w:rPr>
+          <w:rFonts w:hint="eastAsia"/>
+        </w:rPr>
+        <w:lastRenderedPageBreak/>
         <w:t xml:space="preserve">2.2.3 带量词证明 </w:t>
       </w:r>
     </w:p>
@@ -14892,244 +18542,436 @@
     </w:p>
     <w:p>
       <w:pPr>
-        <w:jc w:val="left"/>
-        <w:rPr>
-          <w:rFonts w:hint="eastAsia"/>
-        </w:rPr>
-      </w:pPr>
-      <w:r>
-        <w:rPr>
-          <w:b/>
-          <w:bCs/>
-        </w:rPr>
-        <w:t xml:space="preserve">Definition 3.1. </w:t>
-      </w:r>
-      <w:r>
-        <w:rPr>
-          <w:rFonts w:hint="eastAsia"/>
-          <w:b/>
-          <w:bCs/>
+        <w:rPr>
+          <w:rFonts w:cstheme="majorBidi"/>
+          <w:color w:val="0F4761" w:themeColor="accent1" w:themeShade="BF"/>
+          <w:sz w:val="24"/>
+          <w:szCs w:val="24"/>
+        </w:rPr>
+      </w:pPr>
+      <w:r>
+        <w:rPr>
+          <w:rFonts w:cstheme="majorBidi"/>
+          <w:color w:val="0F4761" w:themeColor="accent1" w:themeShade="BF"/>
+          <w:sz w:val="24"/>
+          <w:szCs w:val="24"/>
+        </w:rPr>
+        <w:t>arguments</w:t>
+      </w:r>
+      <w:r>
+        <w:rPr>
+          <w:rFonts w:cstheme="majorBidi" w:hint="eastAsia"/>
+          <w:color w:val="0F4761" w:themeColor="accent1" w:themeShade="BF"/>
+          <w:sz w:val="24"/>
+          <w:szCs w:val="24"/>
+        </w:rPr>
+        <w:t>： 如果 P1，P2都为真，则C为 真。</w:t>
+      </w:r>
+    </w:p>
+    <w:p>
+      <w:pPr>
+        <w:ind w:firstLineChars="600" w:firstLine="1440"/>
+        <w:rPr>
+          <w:rFonts w:cstheme="majorBidi"/>
+          <w:color w:val="0F4761" w:themeColor="accent1" w:themeShade="BF"/>
+          <w:sz w:val="24"/>
+          <w:szCs w:val="24"/>
+        </w:rPr>
+      </w:pPr>
+      <w:r>
+        <w:rPr>
+          <w:rFonts w:cstheme="majorBidi" w:hint="eastAsia"/>
+          <w:color w:val="0F4761" w:themeColor="accent1" w:themeShade="BF"/>
+          <w:sz w:val="24"/>
+          <w:szCs w:val="24"/>
+        </w:rPr>
+        <w:t>P1，P2叫premise(前提), C叫 conclusion（结论）</w:t>
+      </w:r>
+    </w:p>
+    <w:p>
+      <w:pPr>
+        <w:pStyle w:val="5"/>
+        <w:numPr>
+          <w:ilvl w:val="0"/>
+          <w:numId w:val="21"/>
+        </w:numPr>
+        <w:ind w:left="425" w:hanging="425"/>
+        <w:rPr>
+          <w:rFonts w:hint="eastAsia"/>
+        </w:rPr>
+      </w:pPr>
+      <w:r>
+        <w:rPr>
+          <w:rFonts w:hint="eastAsia"/>
+        </w:rPr>
+        <w:t>A</w:t>
+      </w:r>
+      <w:r>
+        <w:t>rguments</w:t>
+      </w:r>
+      <w:r>
+        <w:rPr>
+          <w:rFonts w:hint="eastAsia"/>
+        </w:rPr>
+        <w:t>的几种等价形式：</w:t>
+      </w:r>
+    </w:p>
+    <w:tbl>
+      <w:tblPr>
+        <w:tblStyle w:val="af1"/>
+        <w:tblW w:w="0" w:type="auto"/>
+        <w:tblBorders>
+          <w:top w:val="none" w:sz="0" w:space="0" w:color="auto"/>
+          <w:left w:val="none" w:sz="0" w:space="0" w:color="auto"/>
+          <w:bottom w:val="none" w:sz="0" w:space="0" w:color="auto"/>
+          <w:right w:val="none" w:sz="0" w:space="0" w:color="auto"/>
+          <w:insideH w:val="none" w:sz="0" w:space="0" w:color="auto"/>
+          <w:insideV w:val="none" w:sz="0" w:space="0" w:color="auto"/>
+        </w:tblBorders>
+        <w:tblLook w:val="04A0" w:firstRow="1" w:lastRow="0" w:firstColumn="1" w:lastColumn="0" w:noHBand="0" w:noVBand="1"/>
+      </w:tblPr>
+      <w:tblGrid>
+        <w:gridCol w:w="2119"/>
+        <w:gridCol w:w="2648"/>
+        <w:gridCol w:w="2199"/>
+        <w:gridCol w:w="3500"/>
+      </w:tblGrid>
+      <w:tr>
+        <w:tc>
+          <w:tcPr>
+            <w:tcW w:w="2518" w:type="dxa"/>
+            <w:tcBorders>
+              <w:bottom w:val="single" w:sz="4" w:space="0" w:color="auto"/>
+            </w:tcBorders>
+          </w:tcPr>
+          <w:p>
+            <w:pPr>
+              <w:jc w:val="center"/>
+              <w:rPr>
+                <w:rFonts w:ascii="Cambria Math" w:hAnsi="Cambria Math" w:cs="Cambria Math" w:hint="eastAsia"/>
+                <w:color w:val="0F4761" w:themeColor="accent1" w:themeShade="BF"/>
+                <w:sz w:val="24"/>
+                <w:szCs w:val="24"/>
+              </w:rPr>
+            </w:pPr>
+            <w:r>
+              <w:rPr>
+                <w:rFonts w:ascii="Cambria Math" w:hAnsi="Cambria Math" w:cs="Cambria Math" w:hint="eastAsia"/>
+                <w:color w:val="0F4761" w:themeColor="accent1" w:themeShade="BF"/>
+                <w:sz w:val="24"/>
+                <w:szCs w:val="24"/>
+              </w:rPr>
+              <w:t>公式形式</w:t>
+            </w:r>
+          </w:p>
+        </w:tc>
+        <w:tc>
+          <w:tcPr>
+            <w:tcW w:w="3119" w:type="dxa"/>
+            <w:tcBorders>
+              <w:bottom w:val="single" w:sz="4" w:space="0" w:color="auto"/>
+            </w:tcBorders>
+          </w:tcPr>
+          <w:p>
+            <w:pPr>
+              <w:jc w:val="center"/>
+              <w:rPr>
+                <w:rFonts w:ascii="Cambria Math" w:hAnsi="Cambria Math" w:cs="Cambria Math" w:hint="eastAsia"/>
+                <w:color w:val="0F4761" w:themeColor="accent1" w:themeShade="BF"/>
+                <w:sz w:val="24"/>
+                <w:szCs w:val="24"/>
+              </w:rPr>
+            </w:pPr>
+            <w:r>
+              <w:rPr>
+                <w:rFonts w:ascii="Cambria Math" w:hAnsi="Cambria Math" w:cs="Cambria Math" w:hint="eastAsia"/>
+                <w:color w:val="0F4761" w:themeColor="accent1" w:themeShade="BF"/>
+                <w:sz w:val="24"/>
+                <w:szCs w:val="24"/>
+              </w:rPr>
+              <w:t>文字形式</w:t>
+            </w:r>
+          </w:p>
+        </w:tc>
+        <w:tc>
+          <w:tcPr>
+            <w:tcW w:w="2409" w:type="dxa"/>
+            <w:tcBorders>
+              <w:bottom w:val="single" w:sz="4" w:space="0" w:color="auto"/>
+            </w:tcBorders>
+          </w:tcPr>
+          <w:p>
+            <w:pPr>
+              <w:jc w:val="center"/>
+              <w:rPr>
+                <w:rFonts w:ascii="Cambria Math" w:hAnsi="Cambria Math" w:cs="Cambria Math" w:hint="eastAsia"/>
+                <w:color w:val="0F4761" w:themeColor="accent1" w:themeShade="BF"/>
+                <w:sz w:val="24"/>
+                <w:szCs w:val="24"/>
+              </w:rPr>
+            </w:pPr>
+            <w:r>
+              <w:rPr>
+                <w:rFonts w:ascii="Cambria Math" w:hAnsi="Cambria Math" w:cs="Cambria Math" w:hint="eastAsia"/>
+                <w:color w:val="0F4761" w:themeColor="accent1" w:themeShade="BF"/>
+                <w:sz w:val="24"/>
+                <w:szCs w:val="24"/>
+              </w:rPr>
+              <w:t>分式形式</w:t>
+            </w:r>
+          </w:p>
+        </w:tc>
+        <w:tc>
+          <w:tcPr>
+            <w:tcW w:w="2410" w:type="dxa"/>
+            <w:tcBorders>
+              <w:bottom w:val="single" w:sz="4" w:space="0" w:color="auto"/>
+            </w:tcBorders>
+          </w:tcPr>
+          <w:p>
+            <w:pPr>
+              <w:jc w:val="center"/>
+              <w:rPr>
+                <w:rFonts w:ascii="Cambria Math" w:hAnsi="Cambria Math" w:cs="Cambria Math" w:hint="eastAsia"/>
+                <w:color w:val="0F4761" w:themeColor="accent1" w:themeShade="BF"/>
+                <w:sz w:val="24"/>
+                <w:szCs w:val="24"/>
+              </w:rPr>
+            </w:pPr>
+            <w:r>
+              <w:rPr>
+                <w:rFonts w:ascii="Cambria Math" w:hAnsi="Cambria Math" w:cs="Cambria Math" w:hint="eastAsia"/>
+                <w:color w:val="0F4761" w:themeColor="accent1" w:themeShade="BF"/>
+                <w:sz w:val="24"/>
+                <w:szCs w:val="24"/>
+              </w:rPr>
+              <w:t>Fitch Diagram</w:t>
+            </w:r>
+          </w:p>
+        </w:tc>
+      </w:tr>
+      <w:tr>
+        <w:tc>
+          <w:tcPr>
+            <w:tcW w:w="2518" w:type="dxa"/>
+            <w:tcBorders>
+              <w:top w:val="single" w:sz="4" w:space="0" w:color="auto"/>
+            </w:tcBorders>
+          </w:tcPr>
+          <w:p>
+            <w:pPr>
+              <w:jc w:val="center"/>
+              <w:rPr>
+                <w:rFonts w:ascii="Cambria Math" w:hAnsi="Cambria Math" w:cs="Cambria Math" w:hint="eastAsia"/>
+                <w:color w:val="0F4761" w:themeColor="accent1" w:themeShade="BF"/>
+                <w:sz w:val="24"/>
+                <w:szCs w:val="24"/>
+              </w:rPr>
+            </w:pPr>
+            <w:r>
+              <w:rPr>
+                <w:rFonts w:ascii="Cambria Math" w:hAnsi="Cambria Math" w:cs="Cambria Math" w:hint="eastAsia"/>
+                <w:color w:val="0F4761" w:themeColor="accent1" w:themeShade="BF"/>
+                <w:sz w:val="24"/>
+                <w:szCs w:val="24"/>
+              </w:rPr>
+              <w:t xml:space="preserve">P1 </w:t>
+            </w:r>
+            <w:r>
+              <w:rPr>
+                <w:rFonts w:ascii="Cambria Math" w:hAnsi="Cambria Math" w:cs="Cambria Math"/>
+                <w:color w:val="0F4761" w:themeColor="accent1" w:themeShade="BF"/>
+                <w:sz w:val="24"/>
+                <w:szCs w:val="24"/>
+              </w:rPr>
+              <w:t>∧</w:t>
+            </w:r>
+            <w:r>
+              <w:rPr>
+                <w:rFonts w:ascii="Cambria Math" w:hAnsi="Cambria Math" w:cs="Cambria Math" w:hint="eastAsia"/>
+                <w:color w:val="0F4761" w:themeColor="accent1" w:themeShade="BF"/>
+                <w:sz w:val="24"/>
+                <w:szCs w:val="24"/>
+              </w:rPr>
+              <w:t xml:space="preserve"> P2 =&gt; C</w:t>
+            </w:r>
+          </w:p>
+        </w:tc>
+        <w:tc>
+          <w:tcPr>
+            <w:tcW w:w="3119" w:type="dxa"/>
+            <w:tcBorders>
+              <w:top w:val="single" w:sz="4" w:space="0" w:color="auto"/>
+            </w:tcBorders>
+          </w:tcPr>
+          <w:p>
+            <w:pPr>
+              <w:jc w:val="center"/>
+              <w:rPr>
+                <w:rFonts w:ascii="Cambria Math" w:hAnsi="Cambria Math" w:cs="Cambria Math" w:hint="eastAsia"/>
+                <w:color w:val="0F4761" w:themeColor="accent1" w:themeShade="BF"/>
+                <w:sz w:val="24"/>
+                <w:szCs w:val="24"/>
+              </w:rPr>
+            </w:pPr>
+            <w:r>
+              <w:rPr>
+                <w:rFonts w:ascii="Cambria Math" w:hAnsi="Cambria Math" w:cs="Cambria Math" w:hint="eastAsia"/>
+                <w:color w:val="0F4761" w:themeColor="accent1" w:themeShade="BF"/>
+                <w:sz w:val="24"/>
+                <w:szCs w:val="24"/>
+              </w:rPr>
+              <w:t xml:space="preserve">IF  </w:t>
+            </w:r>
+            <w:r>
+              <w:rPr>
+                <w:rFonts w:ascii="Cambria Math" w:hAnsi="Cambria Math" w:cs="Cambria Math" w:hint="eastAsia"/>
+                <w:color w:val="0F4761" w:themeColor="accent1" w:themeShade="BF"/>
+                <w:sz w:val="24"/>
+                <w:szCs w:val="24"/>
+              </w:rPr>
+              <w:t xml:space="preserve">P1 </w:t>
+            </w:r>
+            <w:r>
+              <w:rPr>
+                <w:rFonts w:ascii="Cambria Math" w:hAnsi="Cambria Math" w:cs="Cambria Math"/>
+                <w:color w:val="0F4761" w:themeColor="accent1" w:themeShade="BF"/>
+                <w:sz w:val="24"/>
+                <w:szCs w:val="24"/>
+              </w:rPr>
+              <w:t>∧</w:t>
+            </w:r>
+            <w:r>
+              <w:rPr>
+                <w:rFonts w:ascii="Cambria Math" w:hAnsi="Cambria Math" w:cs="Cambria Math" w:hint="eastAsia"/>
+                <w:color w:val="0F4761" w:themeColor="accent1" w:themeShade="BF"/>
+                <w:sz w:val="24"/>
+                <w:szCs w:val="24"/>
+              </w:rPr>
+              <w:t xml:space="preserve"> P2</w:t>
+            </w:r>
+            <w:r>
+              <w:rPr>
+                <w:rFonts w:ascii="Cambria Math" w:hAnsi="Cambria Math" w:cs="Cambria Math" w:hint="eastAsia"/>
+                <w:color w:val="0F4761" w:themeColor="accent1" w:themeShade="BF"/>
+                <w:sz w:val="24"/>
+                <w:szCs w:val="24"/>
+              </w:rPr>
+              <w:t xml:space="preserve"> THEN C</w:t>
+            </w:r>
+          </w:p>
+        </w:tc>
+        <w:tc>
+          <w:tcPr>
+            <w:tcW w:w="2409" w:type="dxa"/>
+            <w:tcBorders>
+              <w:top w:val="single" w:sz="4" w:space="0" w:color="auto"/>
+            </w:tcBorders>
+          </w:tcPr>
+          <w:p>
+            <w:pPr>
+              <w:jc w:val="center"/>
+              <w:rPr>
+                <w:rFonts w:ascii="Cambria Math" w:hAnsi="Cambria Math" w:cs="Cambria Math" w:hint="eastAsia"/>
+                <w:color w:val="0F4761" w:themeColor="accent1" w:themeShade="BF"/>
+                <w:sz w:val="24"/>
+                <w:szCs w:val="24"/>
+              </w:rPr>
+            </w:pPr>
+            <w:r>
+              <w:rPr>
+                <w:rFonts w:hint="eastAsia"/>
+              </w:rPr>
+              <w:object w:dxaOrig="1470" w:dyaOrig="840" w14:anchorId="4B30DD88">
+                <v:shapetype id="_x0000_t75" coordsize="21600,21600" o:spt="75" o:preferrelative="t" path="m@4@5l@4@11@9@11@9@5xe" filled="f" stroked="f">
+                  <v:stroke joinstyle="miter"/>
+                  <v:formulas>
+                    <v:f eqn="if lineDrawn pixelLineWidth 0"/>
+                    <v:f eqn="sum @0 1 0"/>
+                    <v:f eqn="sum 0 0 @1"/>
+                    <v:f eqn="prod @2 1 2"/>
+                    <v:f eqn="prod @3 21600 pixelWidth"/>
+                    <v:f eqn="prod @3 21600 pixelHeight"/>
+                    <v:f eqn="sum @0 0 1"/>
+                    <v:f eqn="prod @6 1 2"/>
+                    <v:f eqn="prod @7 21600 pixelWidth"/>
+                    <v:f eqn="sum @8 21600 0"/>
+                    <v:f eqn="prod @7 21600 pixelHeight"/>
+                    <v:f eqn="sum @10 21600 0"/>
+                  </v:formulas>
+                  <v:path o:extrusionok="f" gradientshapeok="t" o:connecttype="rect"/>
+                  <o:lock v:ext="edit" aspectratio="t"/>
+                </v:shapetype>
+                <v:shape id="_x0000_i1133" type="#_x0000_t75" style="width:58.6pt;height:33.5pt" o:ole="">
+                  <v:imagedata r:id="rId39" o:title=""/>
+                </v:shape>
+                <o:OLEObject Type="Embed" ProgID="PBrush" ShapeID="_x0000_i1133" DrawAspect="Content" ObjectID="_1853137794" r:id="rId40"/>
+              </w:object>
+            </w:r>
+          </w:p>
+        </w:tc>
+        <w:tc>
+          <w:tcPr>
+            <w:tcW w:w="2410" w:type="dxa"/>
+            <w:tcBorders>
+              <w:top w:val="single" w:sz="4" w:space="0" w:color="auto"/>
+            </w:tcBorders>
+          </w:tcPr>
+          <w:p>
+            <w:pPr>
+              <w:rPr>
+                <w:rFonts w:ascii="Cambria Math" w:hAnsi="Cambria Math" w:cs="Cambria Math" w:hint="eastAsia"/>
+                <w:color w:val="0F4761" w:themeColor="accent1" w:themeShade="BF"/>
+                <w:sz w:val="24"/>
+                <w:szCs w:val="24"/>
+              </w:rPr>
+            </w:pPr>
+            <w:r>
+              <w:rPr>
+                <w:rFonts w:hint="eastAsia"/>
+              </w:rPr>
+              <w:object w:dxaOrig="4215" w:dyaOrig="1395" w14:anchorId="2CAF7B2E">
+                <v:shape id="_x0000_i1134" type="#_x0000_t75" style="width:164.1pt;height:54.4pt" o:ole="">
+                  <v:imagedata r:id="rId41" o:title=""/>
+                </v:shape>
+                <o:OLEObject Type="Embed" ProgID="PBrush" ShapeID="_x0000_i1134" DrawAspect="Content" ObjectID="_1853137795" r:id="rId42"/>
+              </w:object>
+            </w:r>
+          </w:p>
+        </w:tc>
+      </w:tr>
+    </w:tbl>
+    <w:p>
+      <w:pPr>
+        <w:pStyle w:val="5"/>
+        <w:numPr>
+          <w:ilvl w:val="0"/>
+          <w:numId w:val="20"/>
+        </w:numPr>
+      </w:pPr>
+      <w:r>
+        <w:rPr>
+          <w:rFonts w:hint="eastAsia"/>
+        </w:rPr>
+        <w:t>分式 -&gt; Fitch Diagram</w:t>
+      </w:r>
+    </w:p>
+    <w:p>
+      <w:r>
+        <w:rPr>
+          <w:rFonts w:hint="eastAsia"/>
         </w:rPr>
         <w:t xml:space="preserve"> </w:t>
       </w:r>
       <w:r>
-        <w:t xml:space="preserve">An </w:t>
-      </w:r>
-      <w:r>
-        <w:rPr>
-          <w:b/>
-          <w:bCs/>
-        </w:rPr>
-        <w:t>argument</w:t>
-      </w:r>
-      <w:r>
-        <w:rPr>
-          <w:rFonts w:hint="eastAsia"/>
-          <w:b/>
-          <w:bCs/>
-        </w:rPr>
-        <w:t>(</w:t>
-      </w:r>
-      <w:r>
-        <w:rPr>
-          <w:rFonts w:hint="eastAsia"/>
-          <w:b/>
-          <w:bCs/>
-        </w:rPr>
-        <w:t>论证</w:t>
-      </w:r>
-      <w:r>
-        <w:rPr>
-          <w:rFonts w:hint="eastAsia"/>
-          <w:b/>
-          <w:bCs/>
-        </w:rPr>
-        <w:t>)</w:t>
-      </w:r>
-      <w:r>
-        <w:rPr>
-          <w:i/>
-          <w:iCs/>
-        </w:rPr>
-        <w:t xml:space="preserve"> </w:t>
-      </w:r>
-      <w:r>
-        <w:t>consists of a collection of statements</w:t>
-      </w:r>
-      <w:r>
-        <w:rPr>
-          <w:rFonts w:hint="eastAsia"/>
-        </w:rPr>
-        <w:t>（陈述句）</w:t>
-      </w:r>
-      <w:r>
-        <w:t xml:space="preserve">, called the </w:t>
-      </w:r>
-      <w:r>
-        <w:rPr>
-          <w:b/>
-          <w:bCs/>
-        </w:rPr>
-        <w:t>premises</w:t>
-      </w:r>
-      <w:r>
-        <w:rPr>
-          <w:rFonts w:hint="eastAsia"/>
-          <w:b/>
-          <w:bCs/>
-        </w:rPr>
-        <w:t>(前提)</w:t>
-      </w:r>
-      <w:r>
-        <w:t>, and</w:t>
-      </w:r>
-      <w:r>
-        <w:rPr>
-          <w:rFonts w:hint="eastAsia"/>
-        </w:rPr>
-        <w:t xml:space="preserve"> </w:t>
-      </w:r>
-      <w:r>
-        <w:t xml:space="preserve">another statement, called the </w:t>
-      </w:r>
-      <w:r>
-        <w:rPr>
-          <w:b/>
-          <w:bCs/>
-        </w:rPr>
-        <w:t>conclusion</w:t>
-      </w:r>
-      <w:r>
-        <w:rPr>
-          <w:rFonts w:hint="eastAsia"/>
-          <w:b/>
-          <w:bCs/>
-        </w:rPr>
-        <w:t>(结论)</w:t>
-      </w:r>
-      <w:r>
-        <w:t xml:space="preserve">. </w:t>
-      </w:r>
-      <w:r>
-        <w:rPr>
-          <w:b/>
-          <w:bCs/>
-          <w:color w:val="EE0000"/>
-        </w:rPr>
-        <w:t xml:space="preserve">If </w:t>
-      </w:r>
-      <w:r>
-        <w:rPr>
-          <w:b/>
-          <w:bCs/>
-          <w:i/>
-          <w:iCs/>
-          <w:color w:val="EE0000"/>
-        </w:rPr>
-        <w:t>A</w:t>
-      </w:r>
-      <w:r>
-        <w:rPr>
-          <w:b/>
-          <w:bCs/>
-          <w:color w:val="EE0000"/>
-        </w:rPr>
-        <w:t xml:space="preserve">1, </w:t>
-      </w:r>
-      <w:r>
-        <w:rPr>
-          <w:b/>
-          <w:bCs/>
-          <w:i/>
-          <w:iCs/>
-          <w:color w:val="EE0000"/>
-        </w:rPr>
-        <w:t>A</w:t>
-      </w:r>
-      <w:r>
-        <w:rPr>
-          <w:b/>
-          <w:bCs/>
-          <w:color w:val="EE0000"/>
-        </w:rPr>
-        <w:t xml:space="preserve">2, ... , </w:t>
-      </w:r>
-      <w:r>
-        <w:rPr>
-          <w:b/>
-          <w:bCs/>
-          <w:i/>
-          <w:iCs/>
-          <w:color w:val="EE0000"/>
-        </w:rPr>
-        <w:t xml:space="preserve">An </w:t>
-      </w:r>
-      <w:r>
-        <w:rPr>
-          <w:b/>
-          <w:bCs/>
-          <w:color w:val="EE0000"/>
-        </w:rPr>
-        <w:t xml:space="preserve">are the premises, and </w:t>
-      </w:r>
-      <w:r>
-        <w:rPr>
-          <w:b/>
-          <w:bCs/>
-          <w:i/>
-          <w:iCs/>
-          <w:color w:val="EE0000"/>
-        </w:rPr>
-        <w:t xml:space="preserve">C </w:t>
-      </w:r>
-      <w:r>
-        <w:rPr>
-          <w:b/>
-          <w:bCs/>
-          <w:color w:val="EE0000"/>
-        </w:rPr>
-        <w:t>is the conclusion</w:t>
-      </w:r>
-      <w:r>
-        <w:t xml:space="preserve">, then we write </w:t>
-      </w:r>
-      <w:r>
-        <w:rPr>
-          <w:b/>
-          <w:bCs/>
-          <w:color w:val="EE0000"/>
-        </w:rPr>
-        <w:t xml:space="preserve">A1, A2, ... , An ∴ C </w:t>
-      </w:r>
-      <w:r>
-        <w:t>to represent this argument. The ∴ symbol is read as</w:t>
-      </w:r>
-      <w:r>
-        <w:rPr>
-          <w:rFonts w:hint="eastAsia"/>
-        </w:rPr>
-        <w:t xml:space="preserve"> </w:t>
-      </w:r>
-      <w:r>
-        <w:t>“therefore”.</w:t>
-      </w:r>
-    </w:p>
-    <w:p>
-      <w:pPr>
-        <w:jc w:val="left"/>
-        <w:rPr>
-          <w:rFonts w:hint="eastAsia"/>
-        </w:rPr>
-      </w:pPr>
-      <w:r>
         <w:rPr>
           <w:noProof/>
         </w:rPr>
         <w:drawing>
-          <wp:inline distT="0" distB="0" distL="0" distR="0" wp14:anchorId="3D4FB376" wp14:editId="35CBD8D6">
-            <wp:extent cx="5524500" cy="749022"/>
+          <wp:inline distT="0" distB="0" distL="0" distR="0" wp14:anchorId="5BE7CBE0" wp14:editId="66854A6E">
+            <wp:extent cx="4162425" cy="1247952"/>
             <wp:effectExtent l="0" t="0" r="0" b="0"/>
-            <wp:docPr id="1213198261" name="图片 1"/>
+            <wp:docPr id="570109117" name="图片 3"/>
             <wp:cNvGraphicFramePr>
               <a:graphicFrameLocks xmlns:a="http://schemas.openxmlformats.org/drawingml/2006/main" noChangeAspect="1"/>
             </wp:cNvGraphicFramePr>
@@ -15137,23 +18979,36 @@
               <a:graphicData uri="http://schemas.openxmlformats.org/drawingml/2006/picture">
                 <pic:pic xmlns:pic="http://schemas.openxmlformats.org/drawingml/2006/picture">
                   <pic:nvPicPr>
-                    <pic:cNvPr id="1213198261" name=""/>
-                    <pic:cNvPicPr/>
+                    <pic:cNvPr id="0" name="Picture 252"/>
+                    <pic:cNvPicPr>
+                      <a:picLocks noChangeAspect="1" noChangeArrowheads="1"/>
+                    </pic:cNvPicPr>
                   </pic:nvPicPr>
                   <pic:blipFill>
-                    <a:blip r:embed="rId39"/>
+                    <a:blip r:embed="rId43">
+                      <a:extLst>
+                        <a:ext uri="{28A0092B-C50C-407E-A947-70E740481C1C}">
+                          <a14:useLocalDpi xmlns:a14="http://schemas.microsoft.com/office/drawing/2010/main" val="0"/>
+                        </a:ext>
+                      </a:extLst>
+                    </a:blip>
+                    <a:srcRect/>
                     <a:stretch>
                       <a:fillRect/>
                     </a:stretch>
                   </pic:blipFill>
-                  <pic:spPr>
+                  <pic:spPr bwMode="auto">
                     <a:xfrm>
                       <a:off x="0" y="0"/>
-                      <a:ext cx="5566502" cy="754717"/>
+                      <a:ext cx="4194926" cy="1257696"/>
                     </a:xfrm>
                     <a:prstGeom prst="rect">
                       <a:avLst/>
                     </a:prstGeom>
+                    <a:noFill/>
+                    <a:ln>
+                      <a:noFill/>
+                    </a:ln>
                   </pic:spPr>
                 </pic:pic>
               </a:graphicData>
@@ -15218,211 +19073,6 @@
     </w:p>
     <w:p>
       <w:pPr>
-        <w:jc w:val="left"/>
-        <w:rPr>
-          <w:rFonts w:hint="eastAsia"/>
-          <w:b/>
-          <w:bCs/>
-        </w:rPr>
-      </w:pPr>
-      <w:r>
-        <w:rPr>
-          <w:b/>
-          <w:bCs/>
-        </w:rPr>
-        <w:t>Definition 3.</w:t>
-      </w:r>
-      <w:r>
-        <w:rPr>
-          <w:rFonts w:hint="eastAsia"/>
-          <w:b/>
-          <w:bCs/>
-        </w:rPr>
-        <w:t>3</w:t>
-      </w:r>
-      <w:r>
-        <w:rPr>
-          <w:b/>
-          <w:bCs/>
-        </w:rPr>
-        <w:t>.</w:t>
-      </w:r>
-      <w:r>
-        <w:rPr>
-          <w:rFonts w:hint="eastAsia"/>
-          <w:b/>
-          <w:bCs/>
-        </w:rPr>
-        <w:t xml:space="preserve"> </w:t>
-      </w:r>
-      <w:r>
-        <w:rPr>
-          <w:b/>
-          <w:bCs/>
-        </w:rPr>
-        <w:t xml:space="preserve"> </w:t>
-      </w:r>
-    </w:p>
-    <w:p>
-      <w:pPr>
-        <w:spacing w:line="360" w:lineRule="auto"/>
-        <w:ind w:firstLineChars="150" w:firstLine="315"/>
-        <w:jc w:val="left"/>
-        <w:rPr>
-          <w:rFonts w:hint="eastAsia"/>
-          <w:color w:val="074F6A" w:themeColor="accent4" w:themeShade="80"/>
-        </w:rPr>
-      </w:pPr>
-      <w:r>
-        <w:rPr>
-          <w:rFonts w:hint="eastAsia"/>
-          <w:color w:val="074F6A" w:themeColor="accent4" w:themeShade="80"/>
-        </w:rPr>
-        <w:t>设</w:t>
-      </w:r>
-      <w:r>
-        <w:rPr>
-          <w:color w:val="074F6A" w:themeColor="accent4" w:themeShade="80"/>
-        </w:rPr>
-        <w:t xml:space="preserve"> A1</w:t>
-      </w:r>
-      <w:r>
-        <w:rPr>
-          <w:rFonts w:ascii="Times New Roman" w:hAnsi="Times New Roman" w:cs="Times New Roman"/>
-          <w:color w:val="074F6A" w:themeColor="accent4" w:themeShade="80"/>
-        </w:rPr>
-        <w:t>​</w:t>
-      </w:r>
-      <w:r>
-        <w:rPr>
-          <w:color w:val="074F6A" w:themeColor="accent4" w:themeShade="80"/>
-        </w:rPr>
-        <w:t>,A2</w:t>
-      </w:r>
-      <w:r>
-        <w:rPr>
-          <w:rFonts w:ascii="Times New Roman" w:hAnsi="Times New Roman" w:cs="Times New Roman"/>
-          <w:color w:val="074F6A" w:themeColor="accent4" w:themeShade="80"/>
-        </w:rPr>
-        <w:t>​</w:t>
-      </w:r>
-      <w:r>
-        <w:rPr>
-          <w:color w:val="074F6A" w:themeColor="accent4" w:themeShade="80"/>
-        </w:rPr>
-        <w:t>,…,An</w:t>
-      </w:r>
-      <w:r>
-        <w:rPr>
-          <w:rFonts w:hint="eastAsia"/>
-          <w:color w:val="074F6A" w:themeColor="accent4" w:themeShade="80"/>
-        </w:rPr>
-        <w:t xml:space="preserve">  </w:t>
-      </w:r>
-      <w:r>
-        <w:rPr>
-          <w:rFonts w:hint="eastAsia"/>
-          <w:color w:val="074F6A" w:themeColor="accent4" w:themeShade="80"/>
-        </w:rPr>
-        <w:t xml:space="preserve">                      // </w:t>
-      </w:r>
-      <w:r>
-        <w:rPr>
-          <w:color w:val="074F6A" w:themeColor="accent4" w:themeShade="80"/>
-        </w:rPr>
-        <w:t>premises</w:t>
-      </w:r>
-    </w:p>
-    <w:p>
-      <w:pPr>
-        <w:spacing w:line="360" w:lineRule="auto"/>
-        <w:ind w:firstLineChars="300" w:firstLine="630"/>
-        <w:jc w:val="left"/>
-        <w:rPr>
-          <w:rFonts w:hint="eastAsia"/>
-          <w:color w:val="074F6A" w:themeColor="accent4" w:themeShade="80"/>
-        </w:rPr>
-      </w:pPr>
-      <w:r>
-        <w:rPr>
-          <w:rFonts w:ascii="Times New Roman" w:hAnsi="Times New Roman" w:cs="Times New Roman"/>
-          <w:color w:val="074F6A" w:themeColor="accent4" w:themeShade="80"/>
-        </w:rPr>
-        <w:t>​</w:t>
-      </w:r>
-      <w:r>
-        <w:rPr>
-          <w:color w:val="074F6A" w:themeColor="accent4" w:themeShade="80"/>
-        </w:rPr>
-        <w:t xml:space="preserve">∴C </w:t>
-      </w:r>
-      <w:r>
-        <w:rPr>
-          <w:rFonts w:hint="eastAsia"/>
-          <w:color w:val="074F6A" w:themeColor="accent4" w:themeShade="80"/>
-        </w:rPr>
-        <w:t xml:space="preserve">                                  // </w:t>
-      </w:r>
-      <w:r>
-        <w:rPr>
-          <w:color w:val="074F6A" w:themeColor="accent4" w:themeShade="80"/>
-        </w:rPr>
-        <w:t>conclusion</w:t>
-      </w:r>
-      <w:r>
-        <w:rPr>
-          <w:rFonts w:hint="eastAsia"/>
-          <w:color w:val="074F6A" w:themeColor="accent4" w:themeShade="80"/>
-        </w:rPr>
-        <w:t xml:space="preserve">  </w:t>
-      </w:r>
-    </w:p>
-    <w:p>
-      <w:pPr>
-        <w:spacing w:line="360" w:lineRule="auto"/>
-        <w:ind w:firstLineChars="150" w:firstLine="315"/>
-        <w:jc w:val="left"/>
-        <w:rPr>
-          <w:rFonts w:hint="eastAsia"/>
-          <w:color w:val="074F6A" w:themeColor="accent4" w:themeShade="80"/>
-        </w:rPr>
-      </w:pPr>
-      <w:r>
-        <w:rPr>
-          <w:rFonts w:hint="eastAsia"/>
-          <w:color w:val="074F6A" w:themeColor="accent4" w:themeShade="80"/>
-        </w:rPr>
-        <w:t xml:space="preserve">Is  a  </w:t>
-      </w:r>
-      <w:r>
-        <w:rPr>
-          <w:rFonts w:hint="eastAsia"/>
-          <w:color w:val="074F6A" w:themeColor="accent4" w:themeShade="80"/>
-        </w:rPr>
-        <w:t>argument(</w:t>
-      </w:r>
-      <w:r>
-        <w:rPr>
-          <w:color w:val="074F6A" w:themeColor="accent4" w:themeShade="80"/>
-        </w:rPr>
-        <w:t>论证</w:t>
-      </w:r>
-      <w:r>
-        <w:rPr>
-          <w:rFonts w:hint="eastAsia"/>
-          <w:color w:val="074F6A" w:themeColor="accent4" w:themeShade="80"/>
-        </w:rPr>
-        <w:t>)</w:t>
-      </w:r>
-      <w:r>
-        <w:rPr>
-          <w:color w:val="074F6A" w:themeColor="accent4" w:themeShade="80"/>
-        </w:rPr>
-        <w:t>。</w:t>
-      </w:r>
-    </w:p>
-    <w:p>
-      <w:pPr>
         <w:numPr>
           <w:ilvl w:val="0"/>
           <w:numId w:val="14"/>
@@ -15781,10 +19431,6 @@
         <w:spacing w:line="360" w:lineRule="auto"/>
         <w:ind w:left="720"/>
         <w:jc w:val="left"/>
-        <w:rPr>
-          <w:rFonts w:hint="eastAsia"/>
-          <w:color w:val="074F6A" w:themeColor="accent4" w:themeShade="80"/>
-        </w:rPr>
       </w:pPr>
       <w:r>
         <w:rPr>
@@ -15792,6 +19438,17 @@
         </w:rPr>
         <w:t xml:space="preserve">   </w:t>
       </w:r>
+    </w:p>
+    <w:p>
+      <w:pPr>
+        <w:spacing w:line="360" w:lineRule="auto"/>
+        <w:ind w:left="720"/>
+        <w:jc w:val="left"/>
+        <w:rPr>
+          <w:rFonts w:hint="eastAsia"/>
+          <w:color w:val="074F6A" w:themeColor="accent4" w:themeShade="80"/>
+        </w:rPr>
+      </w:pPr>
     </w:p>
     <w:tbl>
       <w:tblPr>
@@ -16466,243 +20123,6 @@
     <w:p>
       <w:pPr>
         <w:spacing w:line="360" w:lineRule="auto"/>
-        <w:ind w:left="720"/>
-        <w:jc w:val="left"/>
-        <w:rPr>
-          <w:rFonts w:hint="eastAsia"/>
-          <w:color w:val="074F6A" w:themeColor="accent4" w:themeShade="80"/>
-        </w:rPr>
-      </w:pPr>
-    </w:p>
-    <w:p>
-      <w:pPr>
-        <w:spacing w:line="360" w:lineRule="auto"/>
-        <w:jc w:val="left"/>
-        <w:rPr>
-          <w:rFonts w:hint="eastAsia"/>
-          <w:color w:val="074F6A" w:themeColor="accent4" w:themeShade="80"/>
-        </w:rPr>
-      </w:pPr>
-      <w:r>
-        <w:rPr>
-          <w:color w:val="074F6A" w:themeColor="accent4" w:themeShade="80"/>
-        </w:rPr>
-        <w:t>we can test that an argument is valid by writing</w:t>
-      </w:r>
-      <w:r>
-        <w:rPr>
-          <w:rFonts w:hint="eastAsia"/>
-          <w:color w:val="074F6A" w:themeColor="accent4" w:themeShade="80"/>
-        </w:rPr>
-        <w:t xml:space="preserve"> </w:t>
-      </w:r>
-      <w:r>
-        <w:rPr>
-          <w:color w:val="074F6A" w:themeColor="accent4" w:themeShade="80"/>
-        </w:rPr>
-        <w:t>the truth tables</w:t>
-      </w:r>
-      <w:r>
-        <w:rPr>
-          <w:rFonts w:hint="eastAsia"/>
-          <w:color w:val="074F6A" w:themeColor="accent4" w:themeShade="80"/>
-        </w:rPr>
-        <w:t>.</w:t>
-      </w:r>
-      <w:r>
-        <w:rPr>
-          <w:rFonts w:ascii="CMSS12" w:hAnsi="CMSS12"/>
-          <w:color w:val="000000"/>
-          <w:sz w:val="24"/>
-          <w:szCs w:val="24"/>
-        </w:rPr>
-        <w:t xml:space="preserve"> </w:t>
-      </w:r>
-      <w:r>
-        <w:rPr>
-          <w:color w:val="074F6A" w:themeColor="accent4" w:themeShade="80"/>
-        </w:rPr>
-        <w:t xml:space="preserve">We check the rows where </w:t>
-      </w:r>
-      <w:r>
-        <w:rPr>
-          <w:i/>
-          <w:iCs/>
-          <w:color w:val="074F6A" w:themeColor="accent4" w:themeShade="80"/>
-        </w:rPr>
-        <w:t xml:space="preserve">all </w:t>
-      </w:r>
-      <w:r>
-        <w:rPr>
-          <w:color w:val="074F6A" w:themeColor="accent4" w:themeShade="80"/>
-        </w:rPr>
-        <w:t>the premises are true. In order</w:t>
-      </w:r>
-      <w:r>
-        <w:rPr>
-          <w:rFonts w:hint="eastAsia"/>
-          <w:color w:val="074F6A" w:themeColor="accent4" w:themeShade="80"/>
-        </w:rPr>
-        <w:t xml:space="preserve"> </w:t>
-      </w:r>
-      <w:r>
-        <w:rPr>
-          <w:color w:val="074F6A" w:themeColor="accent4" w:themeShade="80"/>
-        </w:rPr>
-        <w:t>for the argument to be valid, the conclusion must be true in</w:t>
-      </w:r>
-      <w:r>
-        <w:rPr>
-          <w:rFonts w:hint="eastAsia"/>
-          <w:color w:val="074F6A" w:themeColor="accent4" w:themeShade="80"/>
-        </w:rPr>
-        <w:t xml:space="preserve"> </w:t>
-      </w:r>
-      <w:r>
-        <w:rPr>
-          <w:i/>
-          <w:iCs/>
-          <w:color w:val="074F6A" w:themeColor="accent4" w:themeShade="80"/>
-        </w:rPr>
-        <w:t xml:space="preserve">all </w:t>
-      </w:r>
-      <w:r>
-        <w:rPr>
-          <w:color w:val="074F6A" w:themeColor="accent4" w:themeShade="80"/>
-        </w:rPr>
-        <w:t>these rows</w:t>
-      </w:r>
-      <w:r>
-        <w:rPr>
-          <w:rFonts w:hint="eastAsia"/>
-          <w:color w:val="074F6A" w:themeColor="accent4" w:themeShade="80"/>
-        </w:rPr>
-        <w:t xml:space="preserve">  </w:t>
-      </w:r>
-    </w:p>
-    <w:p>
-      <w:pPr>
-        <w:spacing w:line="360" w:lineRule="auto"/>
-        <w:jc w:val="left"/>
-        <w:rPr>
-          <w:rFonts w:hint="eastAsia"/>
-          <w:color w:val="074F6A" w:themeColor="accent4" w:themeShade="80"/>
-        </w:rPr>
-      </w:pPr>
-      <w:r>
-        <w:rPr>
-          <w:rFonts w:hint="eastAsia"/>
-          <w:color w:val="074F6A" w:themeColor="accent4" w:themeShade="80"/>
-        </w:rPr>
-        <w:t>我们可以通过写真值表来测试一个</w:t>
-      </w:r>
-      <w:r>
-        <w:rPr>
-          <w:rFonts w:hint="eastAsia"/>
-          <w:color w:val="074F6A" w:themeColor="accent4" w:themeShade="80"/>
-        </w:rPr>
-        <w:t>Argument is  valid(有效论证)</w:t>
-      </w:r>
-      <w:r>
-        <w:rPr>
-          <w:rFonts w:hint="eastAsia"/>
-          <w:color w:val="074F6A" w:themeColor="accent4" w:themeShade="80"/>
-        </w:rPr>
-        <w:t>。我们检查所有</w:t>
-      </w:r>
-      <w:r>
-        <w:rPr>
-          <w:rFonts w:hint="eastAsia"/>
-          <w:color w:val="074F6A" w:themeColor="accent4" w:themeShade="80"/>
-        </w:rPr>
-        <w:t>premise(前提)</w:t>
-      </w:r>
-      <w:r>
-        <w:rPr>
-          <w:rFonts w:hint="eastAsia"/>
-          <w:color w:val="074F6A" w:themeColor="accent4" w:themeShade="80"/>
-        </w:rPr>
-        <w:t>都为真的行。为了使</w:t>
-      </w:r>
-      <w:r>
-        <w:rPr>
-          <w:rFonts w:hint="eastAsia"/>
-          <w:color w:val="074F6A" w:themeColor="accent4" w:themeShade="80"/>
-        </w:rPr>
-        <w:t>argument is valid</w:t>
-      </w:r>
-      <w:r>
-        <w:rPr>
-          <w:rFonts w:hint="eastAsia"/>
-          <w:color w:val="074F6A" w:themeColor="accent4" w:themeShade="80"/>
-        </w:rPr>
-        <w:t>，</w:t>
-      </w:r>
-      <w:r>
-        <w:rPr>
-          <w:color w:val="074F6A" w:themeColor="accent4" w:themeShade="80"/>
-        </w:rPr>
-        <w:t>conclusion</w:t>
-      </w:r>
-      <w:r>
-        <w:rPr>
-          <w:rFonts w:hint="eastAsia"/>
-          <w:color w:val="074F6A" w:themeColor="accent4" w:themeShade="80"/>
-        </w:rPr>
-        <w:t>(</w:t>
-      </w:r>
-      <w:r>
-        <w:rPr>
-          <w:rFonts w:hint="eastAsia"/>
-          <w:color w:val="074F6A" w:themeColor="accent4" w:themeShade="80"/>
-        </w:rPr>
-        <w:t>结论</w:t>
-      </w:r>
-      <w:r>
-        <w:rPr>
-          <w:rFonts w:hint="eastAsia"/>
-          <w:color w:val="074F6A" w:themeColor="accent4" w:themeShade="80"/>
-        </w:rPr>
-        <w:t>)</w:t>
-      </w:r>
-      <w:r>
-        <w:rPr>
-          <w:rFonts w:hint="eastAsia"/>
-          <w:color w:val="074F6A" w:themeColor="accent4" w:themeShade="80"/>
-        </w:rPr>
-        <w:t>必须在所有这些行中都为真</w:t>
-      </w:r>
-      <w:r>
-        <w:rPr>
-          <w:rFonts w:hint="eastAsia"/>
-          <w:color w:val="074F6A" w:themeColor="accent4" w:themeShade="80"/>
-        </w:rPr>
-        <w:t>。</w:t>
-      </w:r>
-    </w:p>
-    <w:p>
-      <w:pPr>
-        <w:spacing w:line="360" w:lineRule="auto"/>
-        <w:jc w:val="left"/>
-        <w:rPr>
-          <w:rFonts w:hint="eastAsia"/>
-          <w:color w:val="074F6A" w:themeColor="accent4" w:themeShade="80"/>
-        </w:rPr>
-      </w:pPr>
-    </w:p>
-    <w:p>
-      <w:pPr>
-        <w:spacing w:line="360" w:lineRule="auto"/>
-        <w:jc w:val="left"/>
-        <w:rPr>
-          <w:rFonts w:hint="eastAsia"/>
-          <w:color w:val="074F6A" w:themeColor="accent4" w:themeShade="80"/>
-        </w:rPr>
-      </w:pPr>
-    </w:p>
-    <w:p>
-      <w:pPr>
-        <w:spacing w:line="360" w:lineRule="auto"/>
         <w:jc w:val="left"/>
         <w:rPr>
           <w:rFonts w:hint="eastAsia"/>
@@ -16750,7 +20170,7 @@
                     </pic:cNvPicPr>
                   </pic:nvPicPr>
                   <pic:blipFill>
-                    <a:blip r:embed="rId40">
+                    <a:blip r:embed="rId44">
                       <a:extLst>
                         <a:ext uri="{28A0092B-C50C-407E-A947-70E740481C1C}">
                           <a14:useLocalDpi xmlns:a14="http://schemas.microsoft.com/office/drawing/2010/main" val="0"/>
@@ -17236,7 +20656,7 @@
                     </pic:cNvPicPr>
                   </pic:nvPicPr>
                   <pic:blipFill>
-                    <a:blip r:embed="rId41">
+                    <a:blip r:embed="rId45">
                       <a:extLst>
                         <a:ext uri="{28A0092B-C50C-407E-A947-70E740481C1C}">
                           <a14:useLocalDpi xmlns:a14="http://schemas.microsoft.com/office/drawing/2010/main" val="0"/>
@@ -17659,7 +21079,7 @@
                     </pic:cNvPicPr>
                   </pic:nvPicPr>
                   <pic:blipFill>
-                    <a:blip r:embed="rId42">
+                    <a:blip r:embed="rId46">
                       <a:extLst>
                         <a:ext uri="{28A0092B-C50C-407E-A947-70E740481C1C}">
                           <a14:useLocalDpi xmlns:a14="http://schemas.microsoft.com/office/drawing/2010/main" val="0"/>
@@ -18126,7 +21546,7 @@
                     </pic:cNvPicPr>
                   </pic:nvPicPr>
                   <pic:blipFill>
-                    <a:blip r:embed="rId43">
+                    <a:blip r:embed="rId47">
                       <a:extLst>
                         <a:ext uri="{28A0092B-C50C-407E-A947-70E740481C1C}">
                           <a14:useLocalDpi xmlns:a14="http://schemas.microsoft.com/office/drawing/2010/main" val="0"/>
@@ -18232,7 +21652,7 @@
                     </pic:cNvPicPr>
                   </pic:nvPicPr>
                   <pic:blipFill>
-                    <a:blip r:embed="rId44">
+                    <a:blip r:embed="rId48">
                       <a:extLst>
                         <a:ext uri="{28A0092B-C50C-407E-A947-70E740481C1C}">
                           <a14:useLocalDpi xmlns:a14="http://schemas.microsoft.com/office/drawing/2010/main" val="0"/>
@@ -18613,7 +22033,7 @@
                     </pic:cNvPicPr>
                   </pic:nvPicPr>
                   <pic:blipFill>
-                    <a:blip r:embed="rId45">
+                    <a:blip r:embed="rId49">
                       <a:extLst>
                         <a:ext uri="{28A0092B-C50C-407E-A947-70E740481C1C}">
                           <a14:useLocalDpi xmlns:a14="http://schemas.microsoft.com/office/drawing/2010/main" val="0"/>
@@ -18728,7 +22148,7 @@
                     </pic:cNvPicPr>
                   </pic:nvPicPr>
                   <pic:blipFill>
-                    <a:blip r:embed="rId46">
+                    <a:blip r:embed="rId50">
                       <a:extLst>
                         <a:ext uri="{28A0092B-C50C-407E-A947-70E740481C1C}">
                           <a14:useLocalDpi xmlns:a14="http://schemas.microsoft.com/office/drawing/2010/main" val="0"/>
@@ -18944,7 +22364,7 @@
                     </pic:cNvPicPr>
                   </pic:nvPicPr>
                   <pic:blipFill>
-                    <a:blip r:embed="rId47">
+                    <a:blip r:embed="rId51">
                       <a:extLst>
                         <a:ext uri="{28A0092B-C50C-407E-A947-70E740481C1C}">
                           <a14:useLocalDpi xmlns:a14="http://schemas.microsoft.com/office/drawing/2010/main" val="0"/>
@@ -19043,7 +22463,7 @@
                     </pic:cNvPicPr>
                   </pic:nvPicPr>
                   <pic:blipFill>
-                    <a:blip r:embed="rId48">
+                    <a:blip r:embed="rId52">
                       <a:extLst>
                         <a:ext uri="{28A0092B-C50C-407E-A947-70E740481C1C}">
                           <a14:useLocalDpi xmlns:a14="http://schemas.microsoft.com/office/drawing/2010/main" val="0"/>
@@ -19153,7 +22573,7 @@
                     </pic:cNvPicPr>
                   </pic:nvPicPr>
                   <pic:blipFill>
-                    <a:blip r:embed="rId49">
+                    <a:blip r:embed="rId53">
                       <a:extLst>
                         <a:ext uri="{28A0092B-C50C-407E-A947-70E740481C1C}">
                           <a14:useLocalDpi xmlns:a14="http://schemas.microsoft.com/office/drawing/2010/main" val="0"/>
@@ -19285,7 +22705,7 @@
                     <pic:cNvPicPr/>
                   </pic:nvPicPr>
                   <pic:blipFill>
-                    <a:blip r:embed="rId50"/>
+                    <a:blip r:embed="rId54"/>
                     <a:stretch>
                       <a:fillRect/>
                     </a:stretch>
@@ -19331,7 +22751,7 @@
                     </pic:cNvPicPr>
                   </pic:nvPicPr>
                   <pic:blipFill>
-                    <a:blip r:embed="rId51">
+                    <a:blip r:embed="rId55">
                       <a:extLst>
                         <a:ext uri="{28A0092B-C50C-407E-A947-70E740481C1C}">
                           <a14:useLocalDpi xmlns:a14="http://schemas.microsoft.com/office/drawing/2010/main" val="0"/>
@@ -19394,7 +22814,7 @@
                     </pic:cNvPicPr>
                   </pic:nvPicPr>
                   <pic:blipFill>
-                    <a:blip r:embed="rId52">
+                    <a:blip r:embed="rId56">
                       <a:extLst>
                         <a:ext uri="{28A0092B-C50C-407E-A947-70E740481C1C}">
                           <a14:useLocalDpi xmlns:a14="http://schemas.microsoft.com/office/drawing/2010/main" val="0"/>
@@ -20218,7 +23638,7 @@
                     </pic:cNvPicPr>
                   </pic:nvPicPr>
                   <pic:blipFill>
-                    <a:blip r:embed="rId53">
+                    <a:blip r:embed="rId57">
                       <a:extLst>
                         <a:ext uri="{28A0092B-C50C-407E-A947-70E740481C1C}">
                           <a14:useLocalDpi xmlns:a14="http://schemas.microsoft.com/office/drawing/2010/main" val="0"/>
@@ -20393,7 +23813,7 @@
                     </pic:cNvPicPr>
                   </pic:nvPicPr>
                   <pic:blipFill>
-                    <a:blip r:embed="rId54">
+                    <a:blip r:embed="rId58">
                       <a:extLst>
                         <a:ext uri="{28A0092B-C50C-407E-A947-70E740481C1C}">
                           <a14:useLocalDpi xmlns:a14="http://schemas.microsoft.com/office/drawing/2010/main" val="0"/>
@@ -20440,12 +23860,21 @@
     <w:p>
       <w:pPr>
         <w:pStyle w:val="6"/>
-      </w:pPr>
-      <w:r>
-        <w:rPr>
-          <w:rFonts w:hint="eastAsia"/>
-        </w:rPr>
-        <w:t>规则对比</w:t>
+        <w:rPr>
+          <w:rFonts w:hint="eastAsia"/>
+        </w:rPr>
+      </w:pPr>
+      <w:r>
+        <w:rPr>
+          <w:rFonts w:hint="eastAsia"/>
+        </w:rPr>
+        <w:t>规则</w:t>
+      </w:r>
+      <w:r>
+        <w:rPr>
+          <w:rFonts w:hint="eastAsia"/>
+        </w:rPr>
+        <w:t>总结</w:t>
       </w:r>
     </w:p>
     <w:p>
@@ -20458,15 +23887,139 @@
     <w:tbl>
       <w:tblPr>
         <w:tblStyle w:val="af1"/>
-        <w:tblW w:w="0" w:type="auto"/>
+        <w:tblW w:w="10740" w:type="dxa"/>
         <w:tblLook w:val="04A0" w:firstRow="1" w:lastRow="0" w:firstColumn="1" w:lastColumn="0" w:noHBand="0" w:noVBand="1"/>
       </w:tblPr>
       <w:tblGrid>
         <w:gridCol w:w="1032"/>
-        <w:gridCol w:w="1568"/>
-        <w:gridCol w:w="1730"/>
-        <w:gridCol w:w="6126"/>
+        <w:gridCol w:w="1770"/>
+        <w:gridCol w:w="1701"/>
+        <w:gridCol w:w="6237"/>
       </w:tblGrid>
+      <w:tr>
+        <w:tc>
+          <w:tcPr>
+            <w:tcW w:w="1032" w:type="dxa"/>
+            <w:shd w:val="clear" w:color="auto" w:fill="CAEDFB" w:themeFill="accent4" w:themeFillTint="33"/>
+          </w:tcPr>
+          <w:p>
+            <w:pPr>
+              <w:jc w:val="center"/>
+              <w:rPr>
+                <w:rFonts w:cstheme="majorBidi" w:hint="eastAsia"/>
+                <w:b/>
+                <w:bCs/>
+                <w:sz w:val="24"/>
+                <w:szCs w:val="24"/>
+              </w:rPr>
+            </w:pPr>
+            <w:r>
+              <w:rPr>
+                <w:rFonts w:cstheme="majorBidi" w:hint="eastAsia"/>
+                <w:b/>
+                <w:bCs/>
+                <w:sz w:val="24"/>
+                <w:szCs w:val="24"/>
+              </w:rPr>
+              <w:t>作用谁</w:t>
+            </w:r>
+          </w:p>
+        </w:tc>
+        <w:tc>
+          <w:tcPr>
+            <w:tcW w:w="1770" w:type="dxa"/>
+            <w:shd w:val="clear" w:color="auto" w:fill="CAEDFB" w:themeFill="accent4" w:themeFillTint="33"/>
+          </w:tcPr>
+          <w:p>
+            <w:pPr>
+              <w:jc w:val="center"/>
+              <w:rPr>
+                <w:rFonts w:cstheme="majorBidi"/>
+                <w:b/>
+                <w:bCs/>
+                <w:sz w:val="24"/>
+                <w:szCs w:val="24"/>
+              </w:rPr>
+            </w:pPr>
+            <w:r>
+              <w:rPr>
+                <w:rFonts w:cstheme="majorBidi" w:hint="eastAsia"/>
+                <w:b/>
+                <w:bCs/>
+                <w:sz w:val="24"/>
+                <w:szCs w:val="24"/>
+              </w:rPr>
+              <w:t>推理</w:t>
+            </w:r>
+            <w:r>
+              <w:rPr>
+                <w:rFonts w:cstheme="majorBidi" w:hint="eastAsia"/>
+                <w:b/>
+                <w:bCs/>
+                <w:sz w:val="24"/>
+                <w:szCs w:val="24"/>
+              </w:rPr>
+              <w:t>规则和行</w:t>
+            </w:r>
+          </w:p>
+        </w:tc>
+        <w:tc>
+          <w:tcPr>
+            <w:tcW w:w="1701" w:type="dxa"/>
+            <w:shd w:val="clear" w:color="auto" w:fill="CAEDFB" w:themeFill="accent4" w:themeFillTint="33"/>
+          </w:tcPr>
+          <w:p>
+            <w:pPr>
+              <w:jc w:val="center"/>
+              <w:rPr>
+                <w:rFonts w:cstheme="majorBidi" w:hint="eastAsia"/>
+                <w:b/>
+                <w:bCs/>
+                <w:sz w:val="24"/>
+                <w:szCs w:val="24"/>
+              </w:rPr>
+            </w:pPr>
+            <w:r>
+              <w:rPr>
+                <w:rFonts w:cstheme="majorBidi" w:hint="eastAsia"/>
+                <w:b/>
+                <w:bCs/>
+                <w:sz w:val="24"/>
+                <w:szCs w:val="24"/>
+              </w:rPr>
+              <w:t>推理效果</w:t>
+            </w:r>
+          </w:p>
+        </w:tc>
+        <w:tc>
+          <w:tcPr>
+            <w:tcW w:w="6237" w:type="dxa"/>
+            <w:shd w:val="clear" w:color="auto" w:fill="CAEDFB" w:themeFill="accent4" w:themeFillTint="33"/>
+          </w:tcPr>
+          <w:p>
+            <w:pPr>
+              <w:jc w:val="center"/>
+              <w:rPr>
+                <w:rFonts w:cstheme="majorBidi"/>
+                <w:b/>
+                <w:bCs/>
+                <w:sz w:val="24"/>
+                <w:szCs w:val="24"/>
+              </w:rPr>
+            </w:pPr>
+            <w:r>
+              <w:rPr>
+                <w:rFonts w:cstheme="majorBidi" w:hint="eastAsia"/>
+                <w:b/>
+                <w:bCs/>
+                <w:sz w:val="24"/>
+                <w:szCs w:val="24"/>
+              </w:rPr>
+              <w:t>推理公式（上面为 premise，下面为conclusion）</w:t>
+            </w:r>
+          </w:p>
+        </w:tc>
+      </w:tr>
       <w:tr>
         <w:tc>
           <w:tcPr>
@@ -20492,7 +24045,7 @@
         </w:tc>
         <w:tc>
           <w:tcPr>
-            <w:tcW w:w="1568" w:type="dxa"/>
+            <w:tcW w:w="1770" w:type="dxa"/>
           </w:tcPr>
           <w:p>
             <w:pPr>
@@ -20519,31 +24072,13 @@
                 <w:sz w:val="24"/>
                 <w:szCs w:val="24"/>
               </w:rPr>
-              <w:t xml:space="preserve">Elim </w:t>
-            </w:r>
-            <w:r>
-              <w:rPr>
-                <w:rFonts w:cstheme="majorBidi" w:hint="eastAsia"/>
-                <w:color w:val="0F4761" w:themeColor="accent1" w:themeShade="BF"/>
-                <w:sz w:val="24"/>
-                <w:szCs w:val="24"/>
-              </w:rPr>
-              <w:t xml:space="preserve">    </w:t>
-            </w:r>
-            <w:r>
-              <w:rPr>
-                <w:rFonts w:cstheme="majorBidi" w:hint="eastAsia"/>
-                <w:color w:val="0F4761" w:themeColor="accent1" w:themeShade="BF"/>
-                <w:sz w:val="24"/>
-                <w:szCs w:val="24"/>
-              </w:rPr>
-              <w:t>i</w:t>
+              <w:t>Elim     i</w:t>
             </w:r>
           </w:p>
         </w:tc>
         <w:tc>
           <w:tcPr>
-            <w:tcW w:w="1730" w:type="dxa"/>
+            <w:tcW w:w="1701" w:type="dxa"/>
           </w:tcPr>
           <w:p>
             <w:pPr>
@@ -20561,7 +24096,7 @@
                 <w:sz w:val="24"/>
                 <w:szCs w:val="24"/>
               </w:rPr>
-              <w:t>结论消除</w:t>
+              <w:t>消除</w:t>
             </w:r>
             <w:r>
               <w:rPr>
@@ -20576,7 +24111,7 @@
         </w:tc>
         <w:tc>
           <w:tcPr>
-            <w:tcW w:w="6126" w:type="dxa"/>
+            <w:tcW w:w="6237" w:type="dxa"/>
           </w:tcPr>
           <w:p>
             <w:pPr>
@@ -20595,7 +24130,7 @@
                 <w:szCs w:val="24"/>
               </w:rPr>
               <w:drawing>
-                <wp:inline distT="0" distB="0" distL="0" distR="0" wp14:anchorId="1B2840A2" wp14:editId="72444D6E">
+                <wp:inline distT="0" distB="0" distL="0" distR="0" wp14:anchorId="28EF82ED" wp14:editId="077E79F8">
                   <wp:extent cx="1276528" cy="352474"/>
                   <wp:effectExtent l="0" t="0" r="0" b="9525"/>
                   <wp:docPr id="1470734093" name="图片 1"/>
@@ -20610,7 +24145,7 @@
                           <pic:cNvPicPr/>
                         </pic:nvPicPr>
                         <pic:blipFill>
-                          <a:blip r:embed="rId55"/>
+                          <a:blip r:embed="rId59"/>
                           <a:stretch>
                             <a:fillRect/>
                           </a:stretch>
@@ -20652,7 +24187,7 @@
         </w:tc>
         <w:tc>
           <w:tcPr>
-            <w:tcW w:w="1568" w:type="dxa"/>
+            <w:tcW w:w="1770" w:type="dxa"/>
           </w:tcPr>
           <w:p>
             <w:pPr>
@@ -20721,7 +24256,7 @@
         </w:tc>
         <w:tc>
           <w:tcPr>
-            <w:tcW w:w="1730" w:type="dxa"/>
+            <w:tcW w:w="1701" w:type="dxa"/>
           </w:tcPr>
           <w:p>
             <w:pPr>
@@ -20739,7 +24274,7 @@
                 <w:sz w:val="24"/>
                 <w:szCs w:val="24"/>
               </w:rPr>
-              <w:t>结论产生</w:t>
+              <w:t>产生</w:t>
             </w:r>
             <w:r>
               <w:rPr>
@@ -20754,7 +24289,7 @@
         </w:tc>
         <w:tc>
           <w:tcPr>
-            <w:tcW w:w="6126" w:type="dxa"/>
+            <w:tcW w:w="6237" w:type="dxa"/>
           </w:tcPr>
           <w:p>
             <w:pPr>
@@ -20773,7 +24308,7 @@
                 <w:szCs w:val="24"/>
               </w:rPr>
               <w:drawing>
-                <wp:inline distT="0" distB="0" distL="0" distR="0" wp14:anchorId="0EFBF9DB" wp14:editId="73AD09EB">
+                <wp:inline distT="0" distB="0" distL="0" distR="0" wp14:anchorId="1A19D798" wp14:editId="6C70940B">
                   <wp:extent cx="533474" cy="362001"/>
                   <wp:effectExtent l="0" t="0" r="0" b="0"/>
                   <wp:docPr id="271751161" name="图片 1"/>
@@ -20788,7 +24323,7 @@
                           <pic:cNvPicPr/>
                         </pic:nvPicPr>
                         <pic:blipFill>
-                          <a:blip r:embed="rId56"/>
+                          <a:blip r:embed="rId60"/>
                           <a:stretch>
                             <a:fillRect/>
                           </a:stretch>
@@ -20836,7 +24371,7 @@
         </w:tc>
         <w:tc>
           <w:tcPr>
-            <w:tcW w:w="1568" w:type="dxa"/>
+            <w:tcW w:w="1770" w:type="dxa"/>
           </w:tcPr>
           <w:p>
             <w:pPr>
@@ -20863,16 +24398,7 @@
                 <w:sz w:val="24"/>
                 <w:szCs w:val="24"/>
               </w:rPr>
-              <w:t xml:space="preserve">Elim </w:t>
-            </w:r>
-            <w:r>
-              <w:rPr>
-                <w:rFonts w:cstheme="majorBidi" w:hint="eastAsia"/>
-                <w:color w:val="0F4761" w:themeColor="accent1" w:themeShade="BF"/>
-                <w:sz w:val="24"/>
-                <w:szCs w:val="24"/>
-              </w:rPr>
-              <w:t xml:space="preserve">    </w:t>
+              <w:t xml:space="preserve">Elim     </w:t>
             </w:r>
             <w:r>
               <w:rPr>
@@ -20914,7 +24440,7 @@
         </w:tc>
         <w:tc>
           <w:tcPr>
-            <w:tcW w:w="1730" w:type="dxa"/>
+            <w:tcW w:w="1701" w:type="dxa"/>
           </w:tcPr>
           <w:p>
             <w:pPr>
@@ -20932,7 +24458,7 @@
                 <w:sz w:val="24"/>
                 <w:szCs w:val="24"/>
               </w:rPr>
-              <w:t>结论消除</w:t>
+              <w:t>消除</w:t>
             </w:r>
             <w:r>
               <w:rPr>
@@ -20947,7 +24473,7 @@
         </w:tc>
         <w:tc>
           <w:tcPr>
-            <w:tcW w:w="6126" w:type="dxa"/>
+            <w:tcW w:w="6237" w:type="dxa"/>
           </w:tcPr>
           <w:p>
             <w:pPr>
@@ -20966,7 +24492,7 @@
                 <w:szCs w:val="24"/>
               </w:rPr>
               <w:drawing>
-                <wp:inline distT="0" distB="0" distL="0" distR="0" wp14:anchorId="2DD28B6C" wp14:editId="013B701A">
+                <wp:inline distT="0" distB="0" distL="0" distR="0" wp14:anchorId="35EC622F" wp14:editId="487F6609">
                   <wp:extent cx="1390844" cy="304843"/>
                   <wp:effectExtent l="0" t="0" r="0" b="0"/>
                   <wp:docPr id="1024915526" name="图片 1"/>
@@ -20981,7 +24507,7 @@
                           <pic:cNvPicPr/>
                         </pic:nvPicPr>
                         <pic:blipFill>
-                          <a:blip r:embed="rId57"/>
+                          <a:blip r:embed="rId61"/>
                           <a:stretch>
                             <a:fillRect/>
                           </a:stretch>
@@ -21020,7 +24546,7 @@
         </w:tc>
         <w:tc>
           <w:tcPr>
-            <w:tcW w:w="1568" w:type="dxa"/>
+            <w:tcW w:w="1770" w:type="dxa"/>
           </w:tcPr>
           <w:p>
             <w:pPr>
@@ -21080,7 +24606,7 @@
         </w:tc>
         <w:tc>
           <w:tcPr>
-            <w:tcW w:w="1730" w:type="dxa"/>
+            <w:tcW w:w="1701" w:type="dxa"/>
           </w:tcPr>
           <w:p>
             <w:pPr>
@@ -21098,7 +24624,7 @@
                 <w:sz w:val="24"/>
                 <w:szCs w:val="24"/>
               </w:rPr>
-              <w:t>结论产生</w:t>
+              <w:t>产生</w:t>
             </w:r>
             <w:r>
               <w:rPr>
@@ -21113,7 +24639,7 @@
         </w:tc>
         <w:tc>
           <w:tcPr>
-            <w:tcW w:w="6126" w:type="dxa"/>
+            <w:tcW w:w="6237" w:type="dxa"/>
           </w:tcPr>
           <w:p>
             <w:pPr>
@@ -21132,7 +24658,7 @@
                 <w:szCs w:val="24"/>
               </w:rPr>
               <w:drawing>
-                <wp:inline distT="0" distB="0" distL="0" distR="0" wp14:anchorId="5C40213C" wp14:editId="2014EF50">
+                <wp:inline distT="0" distB="0" distL="0" distR="0" wp14:anchorId="5A7A539D" wp14:editId="21E6A0E7">
                   <wp:extent cx="1704975" cy="288404"/>
                   <wp:effectExtent l="0" t="0" r="0" b="0"/>
                   <wp:docPr id="1784490463" name="图片 1"/>
@@ -21147,7 +24673,7 @@
                           <pic:cNvPicPr/>
                         </pic:nvPicPr>
                         <pic:blipFill>
-                          <a:blip r:embed="rId58"/>
+                          <a:blip r:embed="rId62"/>
                           <a:stretch>
                             <a:fillRect/>
                           </a:stretch>
@@ -21195,7 +24721,7 @@
         </w:tc>
         <w:tc>
           <w:tcPr>
-            <w:tcW w:w="1568" w:type="dxa"/>
+            <w:tcW w:w="1770" w:type="dxa"/>
           </w:tcPr>
           <w:p>
             <w:pPr>
@@ -21213,49 +24739,13 @@
                 <w:sz w:val="24"/>
                 <w:szCs w:val="24"/>
               </w:rPr>
-              <w:t xml:space="preserve">=&gt; </w:t>
-            </w:r>
-            <w:r>
-              <w:rPr>
-                <w:rFonts w:cstheme="majorBidi" w:hint="eastAsia"/>
-                <w:color w:val="0F4761" w:themeColor="accent1" w:themeShade="BF"/>
-                <w:sz w:val="24"/>
-                <w:szCs w:val="24"/>
-              </w:rPr>
-              <w:t>Elim</w:t>
-            </w:r>
-            <w:r>
-              <w:rPr>
-                <w:rFonts w:cstheme="majorBidi" w:hint="eastAsia"/>
-                <w:color w:val="0F4761" w:themeColor="accent1" w:themeShade="BF"/>
-                <w:sz w:val="24"/>
-                <w:szCs w:val="24"/>
-              </w:rPr>
-              <w:t xml:space="preserve">  </w:t>
-            </w:r>
-            <w:r>
-              <w:rPr>
-                <w:rFonts w:cstheme="majorBidi" w:hint="eastAsia"/>
-                <w:color w:val="0F4761" w:themeColor="accent1" w:themeShade="BF"/>
-                <w:sz w:val="24"/>
-                <w:szCs w:val="24"/>
-              </w:rPr>
-              <w:t xml:space="preserve"> </w:t>
-            </w:r>
-            <w:r>
-              <w:rPr>
-                <w:rFonts w:cstheme="majorBidi" w:hint="eastAsia"/>
-                <w:color w:val="0F4761" w:themeColor="accent1" w:themeShade="BF"/>
-                <w:sz w:val="24"/>
-                <w:szCs w:val="24"/>
-              </w:rPr>
-              <w:t>i, j</w:t>
+              <w:t>=&gt; Elim   i, j</w:t>
             </w:r>
           </w:p>
         </w:tc>
         <w:tc>
           <w:tcPr>
-            <w:tcW w:w="1730" w:type="dxa"/>
+            <w:tcW w:w="1701" w:type="dxa"/>
           </w:tcPr>
           <w:p>
             <w:pPr>
@@ -21273,13 +24763,13 @@
                 <w:sz w:val="24"/>
                 <w:szCs w:val="24"/>
               </w:rPr>
-              <w:t>结论消除=&gt;</w:t>
+              <w:t>消除=&gt;</w:t>
             </w:r>
           </w:p>
         </w:tc>
         <w:tc>
           <w:tcPr>
-            <w:tcW w:w="6126" w:type="dxa"/>
+            <w:tcW w:w="6237" w:type="dxa"/>
           </w:tcPr>
           <w:p>
             <w:pPr>
@@ -21298,7 +24788,7 @@
                 <w:szCs w:val="24"/>
               </w:rPr>
               <w:drawing>
-                <wp:inline distT="0" distB="0" distL="0" distR="0" wp14:anchorId="64F5AFE2" wp14:editId="40695E33">
+                <wp:inline distT="0" distB="0" distL="0" distR="0" wp14:anchorId="27B782DB" wp14:editId="4623C33B">
                   <wp:extent cx="638264" cy="314369"/>
                   <wp:effectExtent l="0" t="0" r="9525" b="9525"/>
                   <wp:docPr id="1065005760" name="图片 1"/>
@@ -21313,7 +24803,7 @@
                           <pic:cNvPicPr/>
                         </pic:nvPicPr>
                         <pic:blipFill>
-                          <a:blip r:embed="rId59"/>
+                          <a:blip r:embed="rId63"/>
                           <a:stretch>
                             <a:fillRect/>
                           </a:stretch>
@@ -21352,7 +24842,7 @@
         </w:tc>
         <w:tc>
           <w:tcPr>
-            <w:tcW w:w="1568" w:type="dxa"/>
+            <w:tcW w:w="1770" w:type="dxa"/>
           </w:tcPr>
           <w:p>
             <w:pPr>
@@ -21403,7 +24893,7 @@
         </w:tc>
         <w:tc>
           <w:tcPr>
-            <w:tcW w:w="1730" w:type="dxa"/>
+            <w:tcW w:w="1701" w:type="dxa"/>
           </w:tcPr>
           <w:p>
             <w:pPr>
@@ -21421,13 +24911,13 @@
                 <w:sz w:val="24"/>
                 <w:szCs w:val="24"/>
               </w:rPr>
-              <w:t>结论产生=&gt;</w:t>
+              <w:t>产生=&gt;</w:t>
             </w:r>
           </w:p>
         </w:tc>
         <w:tc>
           <w:tcPr>
-            <w:tcW w:w="6126" w:type="dxa"/>
+            <w:tcW w:w="6237" w:type="dxa"/>
           </w:tcPr>
           <w:p>
             <w:pPr>
@@ -21442,30 +24932,11 @@
               <w:rPr>
                 <w:rFonts w:hint="eastAsia"/>
               </w:rPr>
-              <w:object w:dxaOrig="5910" w:dyaOrig="615" w14:anchorId="41B5C14D">
-                <v:shapetype id="_x0000_t75" coordsize="21600,21600" o:spt="75" o:preferrelative="t" path="m@4@5l@4@11@9@11@9@5xe" filled="f" stroked="f">
-                  <v:stroke joinstyle="miter"/>
-                  <v:formulas>
-                    <v:f eqn="if lineDrawn pixelLineWidth 0"/>
-                    <v:f eqn="sum @0 1 0"/>
-                    <v:f eqn="sum 0 0 @1"/>
-                    <v:f eqn="prod @2 1 2"/>
-                    <v:f eqn="prod @3 21600 pixelWidth"/>
-                    <v:f eqn="prod @3 21600 pixelHeight"/>
-                    <v:f eqn="sum @0 0 1"/>
-                    <v:f eqn="prod @6 1 2"/>
-                    <v:f eqn="prod @7 21600 pixelWidth"/>
-                    <v:f eqn="sum @8 21600 0"/>
-                    <v:f eqn="prod @7 21600 pixelHeight"/>
-                    <v:f eqn="sum @10 21600 0"/>
-                  </v:formulas>
-                  <v:path o:extrusionok="f" gradientshapeok="t" o:connecttype="rect"/>
-                  <o:lock v:ext="edit" aspectratio="t"/>
-                </v:shapetype>
-                <v:shape id="_x0000_i1042" type="#_x0000_t75" style="width:295.5pt;height:30.75pt" o:ole="">
-                  <v:imagedata r:id="rId60" o:title=""/>
+              <w:object w:dxaOrig="5910" w:dyaOrig="615" w14:anchorId="5F57ED98">
+                <v:shape id="_x0000_i1125" type="#_x0000_t75" style="width:295.55pt;height:31pt" o:ole="">
+                  <v:imagedata r:id="rId64" o:title=""/>
                 </v:shape>
-                <o:OLEObject Type="Embed" ProgID="PBrush" ShapeID="_x0000_i1042" DrawAspect="Content" ObjectID="_1853077474" r:id="rId61"/>
+                <o:OLEObject Type="Embed" ProgID="PBrush" ShapeID="_x0000_i1125" DrawAspect="Content" ObjectID="_1853137796" r:id="rId65"/>
               </w:object>
             </w:r>
           </w:p>
@@ -21496,7 +24967,7 @@
         </w:tc>
         <w:tc>
           <w:tcPr>
-            <w:tcW w:w="1568" w:type="dxa"/>
+            <w:tcW w:w="1770" w:type="dxa"/>
           </w:tcPr>
           <w:p>
             <w:pPr>
@@ -21520,7 +24991,7 @@
         </w:tc>
         <w:tc>
           <w:tcPr>
-            <w:tcW w:w="1730" w:type="dxa"/>
+            <w:tcW w:w="1701" w:type="dxa"/>
           </w:tcPr>
           <w:p>
             <w:pPr>
@@ -21538,7 +25009,7 @@
                 <w:sz w:val="24"/>
                 <w:szCs w:val="24"/>
               </w:rPr>
-              <w:t>结论产生/消除</w:t>
+              <w:t>产生/消除</w:t>
             </w:r>
             <w:r>
               <w:rPr>
@@ -21553,7 +25024,7 @@
         </w:tc>
         <w:tc>
           <w:tcPr>
-            <w:tcW w:w="6126" w:type="dxa"/>
+            <w:tcW w:w="6237" w:type="dxa"/>
           </w:tcPr>
           <w:p>
             <w:pPr>
@@ -21565,11 +25036,11 @@
               <w:rPr>
                 <w:rFonts w:hint="eastAsia"/>
               </w:rPr>
-              <w:object w:dxaOrig="2565" w:dyaOrig="750" w14:anchorId="378AFB6B">
-                <v:shape id="_x0000_i1082" type="#_x0000_t75" style="width:105pt;height:30.75pt" o:ole="">
-                  <v:imagedata r:id="rId62" o:title=""/>
+              <w:object w:dxaOrig="2565" w:dyaOrig="750" w14:anchorId="4B42D807">
+                <v:shape id="_x0000_i1126" type="#_x0000_t75" style="width:104.65pt;height:31pt" o:ole="">
+                  <v:imagedata r:id="rId66" o:title=""/>
                 </v:shape>
-                <o:OLEObject Type="Embed" ProgID="PBrush" ShapeID="_x0000_i1082" DrawAspect="Content" ObjectID="_1853077475" r:id="rId63"/>
+                <o:OLEObject Type="Embed" ProgID="PBrush" ShapeID="_x0000_i1126" DrawAspect="Content" ObjectID="_1853137797" r:id="rId67"/>
               </w:object>
             </w:r>
           </w:p>
@@ -21594,12 +25065,12 @@
         </w:tc>
         <w:tc>
           <w:tcPr>
-            <w:tcW w:w="1568" w:type="dxa"/>
+            <w:tcW w:w="1770" w:type="dxa"/>
           </w:tcPr>
           <w:p>
             <w:pPr>
               <w:rPr>
-                <w:rFonts w:cstheme="majorBidi" w:hint="eastAsia"/>
+                <w:rFonts w:cstheme="majorBidi"/>
                 <w:color w:val="0F4761" w:themeColor="accent1" w:themeShade="BF"/>
                 <w:sz w:val="24"/>
                 <w:szCs w:val="24"/>
@@ -21627,7 +25098,7 @@
         </w:tc>
         <w:tc>
           <w:tcPr>
-            <w:tcW w:w="1730" w:type="dxa"/>
+            <w:tcW w:w="1701" w:type="dxa"/>
           </w:tcPr>
           <w:p>
             <w:pPr>
@@ -21645,7 +25116,7 @@
                 <w:sz w:val="24"/>
                 <w:szCs w:val="24"/>
               </w:rPr>
-              <w:t>结论产生</w:t>
+              <w:t>产生</w:t>
             </w:r>
             <w:r>
               <w:rPr>
@@ -21660,7 +25131,7 @@
         </w:tc>
         <w:tc>
           <w:tcPr>
-            <w:tcW w:w="6126" w:type="dxa"/>
+            <w:tcW w:w="6237" w:type="dxa"/>
           </w:tcPr>
           <w:p>
             <w:pPr>
@@ -21672,24 +25143,17 @@
               <w:rPr>
                 <w:rFonts w:hint="eastAsia"/>
               </w:rPr>
-              <w:object w:dxaOrig="1950" w:dyaOrig="720" w14:anchorId="358CBADF">
-                <v:shape id="_x0000_i1081" type="#_x0000_t75" style="width:86.25pt;height:31.5pt" o:ole="">
-                  <v:imagedata r:id="rId64" o:title=""/>
+              <w:object w:dxaOrig="1950" w:dyaOrig="720" w14:anchorId="5E666F64">
+                <v:shape id="_x0000_i1127" type="#_x0000_t75" style="width:86.25pt;height:31.8pt" o:ole="">
+                  <v:imagedata r:id="rId68" o:title=""/>
                 </v:shape>
-                <o:OLEObject Type="Embed" ProgID="PBrush" ShapeID="_x0000_i1081" DrawAspect="Content" ObjectID="_1853077476" r:id="rId65"/>
+                <o:OLEObject Type="Embed" ProgID="PBrush" ShapeID="_x0000_i1127" DrawAspect="Content" ObjectID="_1853137798" r:id="rId69"/>
               </w:object>
             </w:r>
           </w:p>
         </w:tc>
       </w:tr>
     </w:tbl>
-    <w:p>
-      <w:pPr>
-        <w:rPr>
-          <w:rFonts w:hint="eastAsia"/>
-        </w:rPr>
-      </w:pPr>
-    </w:p>
     <w:p>
       <w:pPr>
         <w:widowControl/>
@@ -21761,7 +25225,7 @@
                     </pic:cNvPicPr>
                   </pic:nvPicPr>
                   <pic:blipFill>
-                    <a:blip r:embed="rId66">
+                    <a:blip r:embed="rId70">
                       <a:extLst>
                         <a:ext uri="{28A0092B-C50C-407E-A947-70E740481C1C}">
                           <a14:useLocalDpi xmlns:a14="http://schemas.microsoft.com/office/drawing/2010/main" val="0"/>
@@ -21914,7 +25378,7 @@
                           <pic:cNvPicPr/>
                         </pic:nvPicPr>
                         <pic:blipFill>
-                          <a:blip r:embed="rId55"/>
+                          <a:blip r:embed="rId59"/>
                           <a:stretch>
                             <a:fillRect/>
                           </a:stretch>
@@ -22079,7 +25543,7 @@
                           <pic:cNvPicPr/>
                         </pic:nvPicPr>
                         <pic:blipFill>
-                          <a:blip r:embed="rId56"/>
+                          <a:blip r:embed="rId60"/>
                           <a:stretch>
                             <a:fillRect/>
                           </a:stretch>
@@ -22142,7 +25606,7 @@
                     </pic:cNvPicPr>
                   </pic:nvPicPr>
                   <pic:blipFill>
-                    <a:blip r:embed="rId67">
+                    <a:blip r:embed="rId71">
                       <a:extLst>
                         <a:ext uri="{28A0092B-C50C-407E-A947-70E740481C1C}">
                           <a14:useLocalDpi xmlns:a14="http://schemas.microsoft.com/office/drawing/2010/main" val="0"/>
@@ -22270,7 +25734,7 @@
                           <pic:cNvPicPr/>
                         </pic:nvPicPr>
                         <pic:blipFill>
-                          <a:blip r:embed="rId59"/>
+                          <a:blip r:embed="rId63"/>
                           <a:stretch>
                             <a:fillRect/>
                           </a:stretch>
@@ -22330,7 +25794,7 @@
                     <pic:cNvPicPr/>
                   </pic:nvPicPr>
                   <pic:blipFill>
-                    <a:blip r:embed="rId68"/>
+                    <a:blip r:embed="rId72"/>
                     <a:stretch>
                       <a:fillRect/>
                     </a:stretch>
@@ -22370,7 +25834,7 @@
                     <pic:cNvPicPr/>
                   </pic:nvPicPr>
                   <pic:blipFill>
-                    <a:blip r:embed="rId69"/>
+                    <a:blip r:embed="rId73"/>
                     <a:stretch>
                       <a:fillRect/>
                     </a:stretch>
@@ -22494,7 +25958,7 @@
                           <pic:cNvPicPr/>
                         </pic:nvPicPr>
                         <pic:blipFill>
-                          <a:blip r:embed="rId59"/>
+                          <a:blip r:embed="rId63"/>
                           <a:stretch>
                             <a:fillRect/>
                           </a:stretch>
@@ -22611,10 +26075,10 @@
                 <w:rFonts w:hint="eastAsia"/>
               </w:rPr>
               <w:object w:dxaOrig="5910" w:dyaOrig="615" w14:anchorId="33777D35">
-                <v:shape id="_x0000_i1044" type="#_x0000_t75" style="width:295.5pt;height:30.75pt" o:ole="">
-                  <v:imagedata r:id="rId60" o:title=""/>
+                <v:shape id="_x0000_i1044" type="#_x0000_t75" style="width:295.55pt;height:31pt" o:ole="">
+                  <v:imagedata r:id="rId64" o:title=""/>
                 </v:shape>
-                <o:OLEObject Type="Embed" ProgID="PBrush" ShapeID="_x0000_i1044" DrawAspect="Content" ObjectID="_1853077477" r:id="rId70"/>
+                <o:OLEObject Type="Embed" ProgID="PBrush" ShapeID="_x0000_i1044" DrawAspect="Content" ObjectID="_1853137799" r:id="rId74"/>
               </w:object>
             </w:r>
           </w:p>
@@ -22654,7 +26118,7 @@
                     <pic:cNvPicPr/>
                   </pic:nvPicPr>
                   <pic:blipFill>
-                    <a:blip r:embed="rId71"/>
+                    <a:blip r:embed="rId75"/>
                     <a:stretch>
                       <a:fillRect/>
                     </a:stretch>
@@ -22789,7 +26253,7 @@
                           <pic:cNvPicPr/>
                         </pic:nvPicPr>
                         <pic:blipFill>
-                          <a:blip r:embed="rId55"/>
+                          <a:blip r:embed="rId59"/>
                           <a:stretch>
                             <a:fillRect/>
                           </a:stretch>
@@ -22954,7 +26418,7 @@
                           <pic:cNvPicPr/>
                         </pic:nvPicPr>
                         <pic:blipFill>
-                          <a:blip r:embed="rId56"/>
+                          <a:blip r:embed="rId60"/>
                           <a:stretch>
                             <a:fillRect/>
                           </a:stretch>
@@ -23107,7 +26571,7 @@
                           <pic:cNvPicPr/>
                         </pic:nvPicPr>
                         <pic:blipFill>
-                          <a:blip r:embed="rId58"/>
+                          <a:blip r:embed="rId62"/>
                           <a:stretch>
                             <a:fillRect/>
                           </a:stretch>
@@ -23215,7 +26679,7 @@
                           <pic:cNvPicPr/>
                         </pic:nvPicPr>
                         <pic:blipFill>
-                          <a:blip r:embed="rId59"/>
+                          <a:blip r:embed="rId63"/>
                           <a:stretch>
                             <a:fillRect/>
                           </a:stretch>
@@ -23332,10 +26796,10 @@
                 <w:rFonts w:hint="eastAsia"/>
               </w:rPr>
               <w:object w:dxaOrig="5910" w:dyaOrig="615" w14:anchorId="50F06EE8">
-                <v:shape id="_x0000_i1046" type="#_x0000_t75" style="width:295.5pt;height:30.75pt" o:ole="">
-                  <v:imagedata r:id="rId60" o:title=""/>
+                <v:shape id="_x0000_i1046" type="#_x0000_t75" style="width:295.55pt;height:31pt" o:ole="">
+                  <v:imagedata r:id="rId64" o:title=""/>
                 </v:shape>
-                <o:OLEObject Type="Embed" ProgID="PBrush" ShapeID="_x0000_i1046" DrawAspect="Content" ObjectID="_1853077478" r:id="rId72"/>
+                <o:OLEObject Type="Embed" ProgID="PBrush" ShapeID="_x0000_i1046" DrawAspect="Content" ObjectID="_1853137800" r:id="rId76"/>
               </w:object>
             </w:r>
           </w:p>
@@ -23376,7 +26840,7 @@
                     <pic:cNvPicPr/>
                   </pic:nvPicPr>
                   <pic:blipFill>
-                    <a:blip r:embed="rId73"/>
+                    <a:blip r:embed="rId77"/>
                     <a:stretch>
                       <a:fillRect/>
                     </a:stretch>
@@ -23550,7 +27014,7 @@
                           <pic:cNvPicPr/>
                         </pic:nvPicPr>
                         <pic:blipFill>
-                          <a:blip r:embed="rId57"/>
+                          <a:blip r:embed="rId61"/>
                           <a:stretch>
                             <a:fillRect/>
                           </a:stretch>
@@ -23625,7 +27089,7 @@
                     <pic:cNvPicPr/>
                   </pic:nvPicPr>
                   <pic:blipFill>
-                    <a:blip r:embed="rId74"/>
+                    <a:blip r:embed="rId78"/>
                     <a:stretch>
                       <a:fillRect/>
                     </a:stretch>
@@ -23730,10 +27194,10 @@
                 <w:rFonts w:hint="eastAsia"/>
               </w:rPr>
               <w:object w:dxaOrig="1950" w:dyaOrig="720" w14:anchorId="3590B1B8">
-                <v:shape id="_x0000_i1059" type="#_x0000_t75" style="width:86.25pt;height:31.5pt" o:ole="">
-                  <v:imagedata r:id="rId64" o:title=""/>
+                <v:shape id="_x0000_i1059" type="#_x0000_t75" style="width:86.25pt;height:31.8pt" o:ole="">
+                  <v:imagedata r:id="rId68" o:title=""/>
                 </v:shape>
-                <o:OLEObject Type="Embed" ProgID="PBrush" ShapeID="_x0000_i1059" DrawAspect="Content" ObjectID="_1853077479" r:id="rId75"/>
+                <o:OLEObject Type="Embed" ProgID="PBrush" ShapeID="_x0000_i1059" DrawAspect="Content" ObjectID="_1853137801" r:id="rId79"/>
               </w:object>
             </w:r>
           </w:p>
@@ -23771,7 +27235,7 @@
                     <pic:cNvPicPr/>
                   </pic:nvPicPr>
                   <pic:blipFill>
-                    <a:blip r:embed="rId76"/>
+                    <a:blip r:embed="rId80"/>
                     <a:stretch>
                       <a:fillRect/>
                     </a:stretch>
@@ -23876,10 +27340,10 @@
                 <w:rFonts w:hint="eastAsia"/>
               </w:rPr>
               <w:object w:dxaOrig="2565" w:dyaOrig="750" w14:anchorId="52B0882F">
-                <v:shape id="_x0000_i1116" type="#_x0000_t75" style="width:105pt;height:30.75pt" o:ole="">
-                  <v:imagedata r:id="rId62" o:title=""/>
+                <v:shape id="_x0000_i1116" type="#_x0000_t75" style="width:104.65pt;height:31pt" o:ole="">
+                  <v:imagedata r:id="rId66" o:title=""/>
                 </v:shape>
-                <o:OLEObject Type="Embed" ProgID="PBrush" ShapeID="_x0000_i1116" DrawAspect="Content" ObjectID="_1853077480" r:id="rId77"/>
+                <o:OLEObject Type="Embed" ProgID="PBrush" ShapeID="_x0000_i1116" DrawAspect="Content" ObjectID="_1853137802" r:id="rId81"/>
               </w:object>
             </w:r>
           </w:p>
@@ -24404,6 +27868,232 @@
     </w:lvl>
   </w:abstractNum>
   <w:abstractNum w:abstractNumId="5" w15:restartNumberingAfterBreak="0">
+    <w:nsid w:val="32552850"/>
+    <w:multiLevelType w:val="hybridMultilevel"/>
+    <w:tmpl w:val="5D8AFF94"/>
+    <w:lvl w:ilvl="0" w:tplc="04090001">
+      <w:start w:val="1"/>
+      <w:numFmt w:val="bullet"/>
+      <w:lvlText w:val=""/>
+      <w:lvlJc w:val="left"/>
+      <w:pPr>
+        <w:ind w:left="440" w:hanging="440"/>
+      </w:pPr>
+      <w:rPr>
+        <w:rFonts w:ascii="Wingdings" w:hAnsi="Wingdings" w:hint="default"/>
+      </w:rPr>
+    </w:lvl>
+    <w:lvl w:ilvl="1" w:tplc="04090003" w:tentative="1">
+      <w:start w:val="1"/>
+      <w:numFmt w:val="bullet"/>
+      <w:lvlText w:val=""/>
+      <w:lvlJc w:val="left"/>
+      <w:pPr>
+        <w:ind w:left="880" w:hanging="440"/>
+      </w:pPr>
+      <w:rPr>
+        <w:rFonts w:ascii="Wingdings" w:hAnsi="Wingdings" w:hint="default"/>
+      </w:rPr>
+    </w:lvl>
+    <w:lvl w:ilvl="2" w:tplc="04090005" w:tentative="1">
+      <w:start w:val="1"/>
+      <w:numFmt w:val="bullet"/>
+      <w:lvlText w:val=""/>
+      <w:lvlJc w:val="left"/>
+      <w:pPr>
+        <w:ind w:left="1320" w:hanging="440"/>
+      </w:pPr>
+      <w:rPr>
+        <w:rFonts w:ascii="Wingdings" w:hAnsi="Wingdings" w:hint="default"/>
+      </w:rPr>
+    </w:lvl>
+    <w:lvl w:ilvl="3" w:tplc="04090001" w:tentative="1">
+      <w:start w:val="1"/>
+      <w:numFmt w:val="bullet"/>
+      <w:lvlText w:val=""/>
+      <w:lvlJc w:val="left"/>
+      <w:pPr>
+        <w:ind w:left="1760" w:hanging="440"/>
+      </w:pPr>
+      <w:rPr>
+        <w:rFonts w:ascii="Wingdings" w:hAnsi="Wingdings" w:hint="default"/>
+      </w:rPr>
+    </w:lvl>
+    <w:lvl w:ilvl="4" w:tplc="04090003" w:tentative="1">
+      <w:start w:val="1"/>
+      <w:numFmt w:val="bullet"/>
+      <w:lvlText w:val=""/>
+      <w:lvlJc w:val="left"/>
+      <w:pPr>
+        <w:ind w:left="2200" w:hanging="440"/>
+      </w:pPr>
+      <w:rPr>
+        <w:rFonts w:ascii="Wingdings" w:hAnsi="Wingdings" w:hint="default"/>
+      </w:rPr>
+    </w:lvl>
+    <w:lvl w:ilvl="5" w:tplc="04090005" w:tentative="1">
+      <w:start w:val="1"/>
+      <w:numFmt w:val="bullet"/>
+      <w:lvlText w:val=""/>
+      <w:lvlJc w:val="left"/>
+      <w:pPr>
+        <w:ind w:left="2640" w:hanging="440"/>
+      </w:pPr>
+      <w:rPr>
+        <w:rFonts w:ascii="Wingdings" w:hAnsi="Wingdings" w:hint="default"/>
+      </w:rPr>
+    </w:lvl>
+    <w:lvl w:ilvl="6" w:tplc="04090001" w:tentative="1">
+      <w:start w:val="1"/>
+      <w:numFmt w:val="bullet"/>
+      <w:lvlText w:val=""/>
+      <w:lvlJc w:val="left"/>
+      <w:pPr>
+        <w:ind w:left="3080" w:hanging="440"/>
+      </w:pPr>
+      <w:rPr>
+        <w:rFonts w:ascii="Wingdings" w:hAnsi="Wingdings" w:hint="default"/>
+      </w:rPr>
+    </w:lvl>
+    <w:lvl w:ilvl="7" w:tplc="04090003" w:tentative="1">
+      <w:start w:val="1"/>
+      <w:numFmt w:val="bullet"/>
+      <w:lvlText w:val=""/>
+      <w:lvlJc w:val="left"/>
+      <w:pPr>
+        <w:ind w:left="3520" w:hanging="440"/>
+      </w:pPr>
+      <w:rPr>
+        <w:rFonts w:ascii="Wingdings" w:hAnsi="Wingdings" w:hint="default"/>
+      </w:rPr>
+    </w:lvl>
+    <w:lvl w:ilvl="8" w:tplc="04090005" w:tentative="1">
+      <w:start w:val="1"/>
+      <w:numFmt w:val="bullet"/>
+      <w:lvlText w:val=""/>
+      <w:lvlJc w:val="left"/>
+      <w:pPr>
+        <w:ind w:left="3960" w:hanging="440"/>
+      </w:pPr>
+      <w:rPr>
+        <w:rFonts w:ascii="Wingdings" w:hAnsi="Wingdings" w:hint="default"/>
+      </w:rPr>
+    </w:lvl>
+  </w:abstractNum>
+  <w:abstractNum w:abstractNumId="6" w15:restartNumberingAfterBreak="0">
+    <w:nsid w:val="36837818"/>
+    <w:multiLevelType w:val="hybridMultilevel"/>
+    <w:tmpl w:val="FB14EA26"/>
+    <w:lvl w:ilvl="0" w:tplc="04090001">
+      <w:start w:val="1"/>
+      <w:numFmt w:val="bullet"/>
+      <w:lvlText w:val=""/>
+      <w:lvlJc w:val="left"/>
+      <w:pPr>
+        <w:ind w:left="440" w:hanging="440"/>
+      </w:pPr>
+      <w:rPr>
+        <w:rFonts w:ascii="Wingdings" w:hAnsi="Wingdings" w:hint="default"/>
+      </w:rPr>
+    </w:lvl>
+    <w:lvl w:ilvl="1" w:tplc="04090003" w:tentative="1">
+      <w:start w:val="1"/>
+      <w:numFmt w:val="bullet"/>
+      <w:lvlText w:val=""/>
+      <w:lvlJc w:val="left"/>
+      <w:pPr>
+        <w:ind w:left="880" w:hanging="440"/>
+      </w:pPr>
+      <w:rPr>
+        <w:rFonts w:ascii="Wingdings" w:hAnsi="Wingdings" w:hint="default"/>
+      </w:rPr>
+    </w:lvl>
+    <w:lvl w:ilvl="2" w:tplc="04090005" w:tentative="1">
+      <w:start w:val="1"/>
+      <w:numFmt w:val="bullet"/>
+      <w:lvlText w:val=""/>
+      <w:lvlJc w:val="left"/>
+      <w:pPr>
+        <w:ind w:left="1320" w:hanging="440"/>
+      </w:pPr>
+      <w:rPr>
+        <w:rFonts w:ascii="Wingdings" w:hAnsi="Wingdings" w:hint="default"/>
+      </w:rPr>
+    </w:lvl>
+    <w:lvl w:ilvl="3" w:tplc="04090001" w:tentative="1">
+      <w:start w:val="1"/>
+      <w:numFmt w:val="bullet"/>
+      <w:lvlText w:val=""/>
+      <w:lvlJc w:val="left"/>
+      <w:pPr>
+        <w:ind w:left="1760" w:hanging="440"/>
+      </w:pPr>
+      <w:rPr>
+        <w:rFonts w:ascii="Wingdings" w:hAnsi="Wingdings" w:hint="default"/>
+      </w:rPr>
+    </w:lvl>
+    <w:lvl w:ilvl="4" w:tplc="04090003" w:tentative="1">
+      <w:start w:val="1"/>
+      <w:numFmt w:val="bullet"/>
+      <w:lvlText w:val=""/>
+      <w:lvlJc w:val="left"/>
+      <w:pPr>
+        <w:ind w:left="2200" w:hanging="440"/>
+      </w:pPr>
+      <w:rPr>
+        <w:rFonts w:ascii="Wingdings" w:hAnsi="Wingdings" w:hint="default"/>
+      </w:rPr>
+    </w:lvl>
+    <w:lvl w:ilvl="5" w:tplc="04090005" w:tentative="1">
+      <w:start w:val="1"/>
+      <w:numFmt w:val="bullet"/>
+      <w:lvlText w:val=""/>
+      <w:lvlJc w:val="left"/>
+      <w:pPr>
+        <w:ind w:left="2640" w:hanging="440"/>
+      </w:pPr>
+      <w:rPr>
+        <w:rFonts w:ascii="Wingdings" w:hAnsi="Wingdings" w:hint="default"/>
+      </w:rPr>
+    </w:lvl>
+    <w:lvl w:ilvl="6" w:tplc="04090001" w:tentative="1">
+      <w:start w:val="1"/>
+      <w:numFmt w:val="bullet"/>
+      <w:lvlText w:val=""/>
+      <w:lvlJc w:val="left"/>
+      <w:pPr>
+        <w:ind w:left="3080" w:hanging="440"/>
+      </w:pPr>
+      <w:rPr>
+        <w:rFonts w:ascii="Wingdings" w:hAnsi="Wingdings" w:hint="default"/>
+      </w:rPr>
+    </w:lvl>
+    <w:lvl w:ilvl="7" w:tplc="04090003" w:tentative="1">
+      <w:start w:val="1"/>
+      <w:numFmt w:val="bullet"/>
+      <w:lvlText w:val=""/>
+      <w:lvlJc w:val="left"/>
+      <w:pPr>
+        <w:ind w:left="3520" w:hanging="440"/>
+      </w:pPr>
+      <w:rPr>
+        <w:rFonts w:ascii="Wingdings" w:hAnsi="Wingdings" w:hint="default"/>
+      </w:rPr>
+    </w:lvl>
+    <w:lvl w:ilvl="8" w:tplc="04090005" w:tentative="1">
+      <w:start w:val="1"/>
+      <w:numFmt w:val="bullet"/>
+      <w:lvlText w:val=""/>
+      <w:lvlJc w:val="left"/>
+      <w:pPr>
+        <w:ind w:left="3960" w:hanging="440"/>
+      </w:pPr>
+      <w:rPr>
+        <w:rFonts w:ascii="Wingdings" w:hAnsi="Wingdings" w:hint="default"/>
+      </w:rPr>
+    </w:lvl>
+  </w:abstractNum>
+  <w:abstractNum w:abstractNumId="7" w15:restartNumberingAfterBreak="0">
     <w:nsid w:val="3B475DB4"/>
     <w:multiLevelType w:val="hybridMultilevel"/>
     <w:tmpl w:val="1562C4A2"/>
@@ -24489,7 +28179,7 @@
       </w:pPr>
     </w:lvl>
   </w:abstractNum>
-  <w:abstractNum w:abstractNumId="6" w15:restartNumberingAfterBreak="0">
+  <w:abstractNum w:abstractNumId="8" w15:restartNumberingAfterBreak="0">
     <w:nsid w:val="3EB55B4C"/>
     <w:multiLevelType w:val="hybridMultilevel"/>
     <w:tmpl w:val="A8AC6B46"/>
@@ -24578,7 +28268,7 @@
       </w:pPr>
     </w:lvl>
   </w:abstractNum>
-  <w:abstractNum w:abstractNumId="7" w15:restartNumberingAfterBreak="0">
+  <w:abstractNum w:abstractNumId="9" w15:restartNumberingAfterBreak="0">
     <w:nsid w:val="479550A5"/>
     <w:multiLevelType w:val="multilevel"/>
     <w:tmpl w:val="0409001F"/>
@@ -24691,7 +28381,7 @@
       </w:rPr>
     </w:lvl>
   </w:abstractNum>
-  <w:abstractNum w:abstractNumId="8" w15:restartNumberingAfterBreak="0">
+  <w:abstractNum w:abstractNumId="10" w15:restartNumberingAfterBreak="0">
     <w:nsid w:val="49E10AEC"/>
     <w:multiLevelType w:val="hybridMultilevel"/>
     <w:tmpl w:val="6A90A774"/>
@@ -24804,7 +28494,7 @@
       </w:rPr>
     </w:lvl>
   </w:abstractNum>
-  <w:abstractNum w:abstractNumId="9" w15:restartNumberingAfterBreak="0">
+  <w:abstractNum w:abstractNumId="11" w15:restartNumberingAfterBreak="0">
     <w:nsid w:val="59956185"/>
     <w:multiLevelType w:val="multilevel"/>
     <w:tmpl w:val="F744B2D4"/>
@@ -24953,7 +28643,7 @@
       </w:rPr>
     </w:lvl>
   </w:abstractNum>
-  <w:abstractNum w:abstractNumId="10" w15:restartNumberingAfterBreak="0">
+  <w:abstractNum w:abstractNumId="12" w15:restartNumberingAfterBreak="0">
     <w:nsid w:val="5D142187"/>
     <w:multiLevelType w:val="multilevel"/>
     <w:tmpl w:val="0409001F"/>
@@ -25066,7 +28756,96 @@
       </w:rPr>
     </w:lvl>
   </w:abstractNum>
-  <w:abstractNum w:abstractNumId="11" w15:restartNumberingAfterBreak="0">
+  <w:abstractNum w:abstractNumId="13" w15:restartNumberingAfterBreak="0">
+    <w:nsid w:val="5EFB1C64"/>
+    <w:multiLevelType w:val="hybridMultilevel"/>
+    <w:tmpl w:val="A100EB5E"/>
+    <w:lvl w:ilvl="0" w:tplc="F4087922">
+      <w:start w:val="1"/>
+      <w:numFmt w:val="decimal"/>
+      <w:lvlText w:val="%1."/>
+      <w:lvlJc w:val="left"/>
+      <w:pPr>
+        <w:ind w:left="780" w:hanging="360"/>
+      </w:pPr>
+      <w:rPr>
+        <w:rFonts w:hint="default"/>
+      </w:rPr>
+    </w:lvl>
+    <w:lvl w:ilvl="1" w:tplc="04090019" w:tentative="1">
+      <w:start w:val="1"/>
+      <w:numFmt w:val="lowerLetter"/>
+      <w:lvlText w:val="%2)"/>
+      <w:lvlJc w:val="left"/>
+      <w:pPr>
+        <w:ind w:left="1300" w:hanging="440"/>
+      </w:pPr>
+    </w:lvl>
+    <w:lvl w:ilvl="2" w:tplc="0409001B" w:tentative="1">
+      <w:start w:val="1"/>
+      <w:numFmt w:val="lowerRoman"/>
+      <w:lvlText w:val="%3."/>
+      <w:lvlJc w:val="right"/>
+      <w:pPr>
+        <w:ind w:left="1740" w:hanging="440"/>
+      </w:pPr>
+    </w:lvl>
+    <w:lvl w:ilvl="3" w:tplc="0409000F" w:tentative="1">
+      <w:start w:val="1"/>
+      <w:numFmt w:val="decimal"/>
+      <w:lvlText w:val="%4."/>
+      <w:lvlJc w:val="left"/>
+      <w:pPr>
+        <w:ind w:left="2180" w:hanging="440"/>
+      </w:pPr>
+    </w:lvl>
+    <w:lvl w:ilvl="4" w:tplc="04090019" w:tentative="1">
+      <w:start w:val="1"/>
+      <w:numFmt w:val="lowerLetter"/>
+      <w:lvlText w:val="%5)"/>
+      <w:lvlJc w:val="left"/>
+      <w:pPr>
+        <w:ind w:left="2620" w:hanging="440"/>
+      </w:pPr>
+    </w:lvl>
+    <w:lvl w:ilvl="5" w:tplc="0409001B" w:tentative="1">
+      <w:start w:val="1"/>
+      <w:numFmt w:val="lowerRoman"/>
+      <w:lvlText w:val="%6."/>
+      <w:lvlJc w:val="right"/>
+      <w:pPr>
+        <w:ind w:left="3060" w:hanging="440"/>
+      </w:pPr>
+    </w:lvl>
+    <w:lvl w:ilvl="6" w:tplc="0409000F" w:tentative="1">
+      <w:start w:val="1"/>
+      <w:numFmt w:val="decimal"/>
+      <w:lvlText w:val="%7."/>
+      <w:lvlJc w:val="left"/>
+      <w:pPr>
+        <w:ind w:left="3500" w:hanging="440"/>
+      </w:pPr>
+    </w:lvl>
+    <w:lvl w:ilvl="7" w:tplc="04090019" w:tentative="1">
+      <w:start w:val="1"/>
+      <w:numFmt w:val="lowerLetter"/>
+      <w:lvlText w:val="%8)"/>
+      <w:lvlJc w:val="left"/>
+      <w:pPr>
+        <w:ind w:left="3940" w:hanging="440"/>
+      </w:pPr>
+    </w:lvl>
+    <w:lvl w:ilvl="8" w:tplc="0409001B" w:tentative="1">
+      <w:start w:val="1"/>
+      <w:numFmt w:val="lowerRoman"/>
+      <w:lvlText w:val="%9."/>
+      <w:lvlJc w:val="right"/>
+      <w:pPr>
+        <w:ind w:left="4380" w:hanging="440"/>
+      </w:pPr>
+    </w:lvl>
+  </w:abstractNum>
+  <w:abstractNum w:abstractNumId="14" w15:restartNumberingAfterBreak="0">
     <w:nsid w:val="5FF16C55"/>
     <w:multiLevelType w:val="hybridMultilevel"/>
     <w:tmpl w:val="47DAF114"/>
@@ -25179,7 +28958,7 @@
       </w:rPr>
     </w:lvl>
   </w:abstractNum>
-  <w:abstractNum w:abstractNumId="12" w15:restartNumberingAfterBreak="0">
+  <w:abstractNum w:abstractNumId="15" w15:restartNumberingAfterBreak="0">
     <w:nsid w:val="685B2CC5"/>
     <w:multiLevelType w:val="multilevel"/>
     <w:tmpl w:val="5F908CB2"/>
@@ -25328,7 +29107,7 @@
       </w:rPr>
     </w:lvl>
   </w:abstractNum>
-  <w:abstractNum w:abstractNumId="13" w15:restartNumberingAfterBreak="0">
+  <w:abstractNum w:abstractNumId="16" w15:restartNumberingAfterBreak="0">
     <w:nsid w:val="70E021A9"/>
     <w:multiLevelType w:val="hybridMultilevel"/>
     <w:tmpl w:val="F44EEFF2"/>
@@ -25418,7 +29197,7 @@
       </w:pPr>
     </w:lvl>
   </w:abstractNum>
-  <w:abstractNum w:abstractNumId="14" w15:restartNumberingAfterBreak="0">
+  <w:abstractNum w:abstractNumId="17" w15:restartNumberingAfterBreak="0">
     <w:nsid w:val="77084836"/>
     <w:multiLevelType w:val="multilevel"/>
     <w:tmpl w:val="EED29006"/>
@@ -25567,7 +29346,7 @@
       </w:rPr>
     </w:lvl>
   </w:abstractNum>
-  <w:abstractNum w:abstractNumId="15" w15:restartNumberingAfterBreak="0">
+  <w:abstractNum w:abstractNumId="18" w15:restartNumberingAfterBreak="0">
     <w:nsid w:val="7A5C712F"/>
     <w:multiLevelType w:val="multilevel"/>
     <w:tmpl w:val="619C202E"/>
@@ -25688,7 +29467,7 @@
       </w:rPr>
     </w:lvl>
   </w:abstractNum>
-  <w:abstractNum w:abstractNumId="16" w15:restartNumberingAfterBreak="0">
+  <w:abstractNum w:abstractNumId="19" w15:restartNumberingAfterBreak="0">
     <w:nsid w:val="7E991A8B"/>
     <w:multiLevelType w:val="hybridMultilevel"/>
     <w:tmpl w:val="C922B06A"/>
@@ -25801,7 +29580,7 @@
       </w:rPr>
     </w:lvl>
   </w:abstractNum>
-  <w:abstractNum w:abstractNumId="17" w15:restartNumberingAfterBreak="0">
+  <w:abstractNum w:abstractNumId="20" w15:restartNumberingAfterBreak="0">
     <w:nsid w:val="7E9F712C"/>
     <w:multiLevelType w:val="multilevel"/>
     <w:tmpl w:val="C7744728"/>
@@ -25951,22 +29730,22 @@
     </w:lvl>
   </w:abstractNum>
   <w:num w:numId="1" w16cid:durableId="607204533">
-    <w:abstractNumId w:val="5"/>
+    <w:abstractNumId w:val="7"/>
   </w:num>
   <w:num w:numId="2" w16cid:durableId="1240867659">
-    <w:abstractNumId w:val="10"/>
+    <w:abstractNumId w:val="12"/>
   </w:num>
   <w:num w:numId="3" w16cid:durableId="518933528">
-    <w:abstractNumId w:val="16"/>
+    <w:abstractNumId w:val="19"/>
   </w:num>
   <w:num w:numId="4" w16cid:durableId="290597978">
-    <w:abstractNumId w:val="6"/>
+    <w:abstractNumId w:val="8"/>
   </w:num>
   <w:num w:numId="5" w16cid:durableId="198785566">
-    <w:abstractNumId w:val="15"/>
+    <w:abstractNumId w:val="18"/>
   </w:num>
   <w:num w:numId="6" w16cid:durableId="213349035">
-    <w:abstractNumId w:val="13"/>
+    <w:abstractNumId w:val="16"/>
   </w:num>
   <w:num w:numId="7" w16cid:durableId="860822821">
     <w:abstractNumId w:val="4"/>
@@ -25981,28 +29760,37 @@
     <w:abstractNumId w:val="3"/>
   </w:num>
   <w:num w:numId="11" w16cid:durableId="1568107422">
-    <w:abstractNumId w:val="11"/>
+    <w:abstractNumId w:val="14"/>
   </w:num>
   <w:num w:numId="12" w16cid:durableId="1933976752">
     <w:abstractNumId w:val="1"/>
   </w:num>
   <w:num w:numId="13" w16cid:durableId="68889914">
-    <w:abstractNumId w:val="7"/>
+    <w:abstractNumId w:val="9"/>
   </w:num>
   <w:num w:numId="14" w16cid:durableId="1756508992">
-    <w:abstractNumId w:val="14"/>
+    <w:abstractNumId w:val="17"/>
   </w:num>
   <w:num w:numId="15" w16cid:durableId="156774775">
-    <w:abstractNumId w:val="9"/>
+    <w:abstractNumId w:val="11"/>
   </w:num>
   <w:num w:numId="16" w16cid:durableId="284124577">
-    <w:abstractNumId w:val="17"/>
+    <w:abstractNumId w:val="20"/>
   </w:num>
   <w:num w:numId="17" w16cid:durableId="309483357">
-    <w:abstractNumId w:val="12"/>
+    <w:abstractNumId w:val="15"/>
   </w:num>
   <w:num w:numId="18" w16cid:durableId="1214578795">
-    <w:abstractNumId w:val="8"/>
+    <w:abstractNumId w:val="10"/>
+  </w:num>
+  <w:num w:numId="19" w16cid:durableId="1494445906">
+    <w:abstractNumId w:val="13"/>
+  </w:num>
+  <w:num w:numId="20" w16cid:durableId="1238829811">
+    <w:abstractNumId w:val="5"/>
+  </w:num>
+  <w:num w:numId="21" w16cid:durableId="2105564320">
+    <w:abstractNumId w:val="6"/>
   </w:num>
 </w:numbering>
 </file>
@@ -26403,7 +30191,7 @@
   <w:style w:type="paragraph" w:default="1" w:styleId="a">
     <w:name w:val="Normal"/>
     <w:qFormat/>
-    <w:rsid w:val="00D569DC"/>
+    <w:rsid w:val="00C36584"/>
     <w:pPr>
       <w:widowControl w:val="0"/>
       <w:jc w:val="both"/>

--- a/26fall/1870/Note/w1s1.docx
+++ b/26fall/1870/Note/w1s1.docx
@@ -18808,11 +18808,67 @@
             <w:pPr>
               <w:jc w:val="center"/>
               <w:rPr>
+                <w:rFonts w:ascii="Cambria Math" w:hAnsi="Cambria Math" w:cs="Cambria Math"/>
+                <w:color w:val="0F4761" w:themeColor="accent1" w:themeShade="BF"/>
+                <w:sz w:val="24"/>
+                <w:szCs w:val="24"/>
+              </w:rPr>
+            </w:pPr>
+            <w:r>
+              <w:rPr>
                 <w:rFonts w:ascii="Cambria Math" w:hAnsi="Cambria Math" w:cs="Cambria Math" w:hint="eastAsia"/>
                 <w:color w:val="0F4761" w:themeColor="accent1" w:themeShade="BF"/>
                 <w:sz w:val="24"/>
                 <w:szCs w:val="24"/>
               </w:rPr>
+              <w:t xml:space="preserve">IF  </w:t>
+            </w:r>
+            <w:r>
+              <w:rPr>
+                <w:rFonts w:ascii="Cambria Math" w:hAnsi="Cambria Math" w:cs="Cambria Math" w:hint="eastAsia"/>
+                <w:color w:val="0F4761" w:themeColor="accent1" w:themeShade="BF"/>
+                <w:sz w:val="24"/>
+                <w:szCs w:val="24"/>
+              </w:rPr>
+              <w:t xml:space="preserve">P1 </w:t>
+            </w:r>
+            <w:r>
+              <w:rPr>
+                <w:rFonts w:ascii="Cambria Math" w:hAnsi="Cambria Math" w:cs="Cambria Math"/>
+                <w:color w:val="0F4761" w:themeColor="accent1" w:themeShade="BF"/>
+                <w:sz w:val="24"/>
+                <w:szCs w:val="24"/>
+              </w:rPr>
+              <w:t>∧</w:t>
+            </w:r>
+            <w:r>
+              <w:rPr>
+                <w:rFonts w:ascii="Cambria Math" w:hAnsi="Cambria Math" w:cs="Cambria Math" w:hint="eastAsia"/>
+                <w:color w:val="0F4761" w:themeColor="accent1" w:themeShade="BF"/>
+                <w:sz w:val="24"/>
+                <w:szCs w:val="24"/>
+              </w:rPr>
+              <w:t xml:space="preserve"> P2</w:t>
+            </w:r>
+            <w:r>
+              <w:rPr>
+                <w:rFonts w:ascii="Cambria Math" w:hAnsi="Cambria Math" w:cs="Cambria Math" w:hint="eastAsia"/>
+                <w:color w:val="0F4761" w:themeColor="accent1" w:themeShade="BF"/>
+                <w:sz w:val="24"/>
+                <w:szCs w:val="24"/>
+              </w:rPr>
+              <w:t xml:space="preserve"> THEN C</w:t>
+            </w:r>
+          </w:p>
+          <w:p>
+            <w:pPr>
+              <w:jc w:val="center"/>
+              <w:rPr>
+                <w:rFonts w:ascii="Cambria Math" w:hAnsi="Cambria Math" w:cs="Cambria Math"/>
+                <w:color w:val="0F4761" w:themeColor="accent1" w:themeShade="BF"/>
+                <w:sz w:val="24"/>
+                <w:szCs w:val="24"/>
+              </w:rPr>
             </w:pPr>
             <w:r>
               <w:rPr>
@@ -18821,26 +18877,19 @@
                 <w:sz w:val="24"/>
                 <w:szCs w:val="24"/>
               </w:rPr>
-              <w:t xml:space="preserve">IF  </w:t>
-            </w:r>
-            <w:r>
+              <w:t>或</w:t>
+            </w:r>
+          </w:p>
+          <w:p>
+            <w:pPr>
+              <w:jc w:val="center"/>
               <w:rPr>
                 <w:rFonts w:ascii="Cambria Math" w:hAnsi="Cambria Math" w:cs="Cambria Math" w:hint="eastAsia"/>
                 <w:color w:val="0F4761" w:themeColor="accent1" w:themeShade="BF"/>
                 <w:sz w:val="24"/>
                 <w:szCs w:val="24"/>
               </w:rPr>
-              <w:t xml:space="preserve">P1 </w:t>
-            </w:r>
-            <w:r>
-              <w:rPr>
-                <w:rFonts w:ascii="Cambria Math" w:hAnsi="Cambria Math" w:cs="Cambria Math"/>
-                <w:color w:val="0F4761" w:themeColor="accent1" w:themeShade="BF"/>
-                <w:sz w:val="24"/>
-                <w:szCs w:val="24"/>
-              </w:rPr>
-              <w:t>∧</w:t>
-            </w:r>
+            </w:pPr>
             <w:r>
               <w:rPr>
                 <w:rFonts w:ascii="Cambria Math" w:hAnsi="Cambria Math" w:cs="Cambria Math" w:hint="eastAsia"/>
@@ -18848,7 +18897,7 @@
                 <w:sz w:val="24"/>
                 <w:szCs w:val="24"/>
               </w:rPr>
-              <w:t xml:space="preserve"> P2</w:t>
+              <w:t xml:space="preserve">    P1</w:t>
             </w:r>
             <w:r>
               <w:rPr>
@@ -18857,7 +18906,34 @@
                 <w:sz w:val="24"/>
                 <w:szCs w:val="24"/>
               </w:rPr>
-              <w:t xml:space="preserve"> THEN C</w:t>
+              <w:t>，</w:t>
+            </w:r>
+            <w:r>
+              <w:rPr>
+                <w:rFonts w:ascii="Cambria Math" w:hAnsi="Cambria Math" w:cs="Cambria Math" w:hint="eastAsia"/>
+                <w:color w:val="0F4761" w:themeColor="accent1" w:themeShade="BF"/>
+                <w:sz w:val="24"/>
+                <w:szCs w:val="24"/>
+              </w:rPr>
+              <w:t xml:space="preserve">P2  </w:t>
+            </w:r>
+            <w:r>
+              <w:rPr>
+                <w:rFonts w:ascii="Cambria Math" w:hAnsi="Cambria Math" w:cs="Cambria Math" w:hint="eastAsia"/>
+                <w:color w:val="0F4761" w:themeColor="accent1" w:themeShade="BF"/>
+                <w:sz w:val="24"/>
+                <w:szCs w:val="24"/>
+              </w:rPr>
+              <w:t>∴</w:t>
+            </w:r>
+            <w:r>
+              <w:rPr>
+                <w:rFonts w:ascii="Cambria Math" w:hAnsi="Cambria Math" w:cs="Cambria Math" w:hint="eastAsia"/>
+                <w:color w:val="0F4761" w:themeColor="accent1" w:themeShade="BF"/>
+                <w:sz w:val="24"/>
+                <w:szCs w:val="24"/>
+              </w:rPr>
+              <w:t xml:space="preserve"> C</w:t>
             </w:r>
           </w:p>
         </w:tc>
@@ -18905,7 +18981,7 @@
                 <v:shape id="_x0000_i1133" type="#_x0000_t75" style="width:58.6pt;height:33.5pt" o:ole="">
                   <v:imagedata r:id="rId39" o:title=""/>
                 </v:shape>
-                <o:OLEObject Type="Embed" ProgID="PBrush" ShapeID="_x0000_i1133" DrawAspect="Content" ObjectID="_1853137794" r:id="rId40"/>
+                <o:OLEObject Type="Embed" ProgID="PBrush" ShapeID="_x0000_i1133" DrawAspect="Content" ObjectID="_1853149380" r:id="rId40"/>
               </w:object>
             </w:r>
           </w:p>
@@ -18934,7 +19010,7 @@
                 <v:shape id="_x0000_i1134" type="#_x0000_t75" style="width:164.1pt;height:54.4pt" o:ole="">
                   <v:imagedata r:id="rId41" o:title=""/>
                 </v:shape>
-                <o:OLEObject Type="Embed" ProgID="PBrush" ShapeID="_x0000_i1134" DrawAspect="Content" ObjectID="_1853137795" r:id="rId42"/>
+                <o:OLEObject Type="Embed" ProgID="PBrush" ShapeID="_x0000_i1134" DrawAspect="Content" ObjectID="_1853149381" r:id="rId42"/>
               </w:object>
             </w:r>
           </w:p>
@@ -24936,7 +25012,7 @@
                 <v:shape id="_x0000_i1125" type="#_x0000_t75" style="width:295.55pt;height:31pt" o:ole="">
                   <v:imagedata r:id="rId64" o:title=""/>
                 </v:shape>
-                <o:OLEObject Type="Embed" ProgID="PBrush" ShapeID="_x0000_i1125" DrawAspect="Content" ObjectID="_1853137796" r:id="rId65"/>
+                <o:OLEObject Type="Embed" ProgID="PBrush" ShapeID="_x0000_i1125" DrawAspect="Content" ObjectID="_1853149382" r:id="rId65"/>
               </w:object>
             </w:r>
           </w:p>
@@ -25040,7 +25116,7 @@
                 <v:shape id="_x0000_i1126" type="#_x0000_t75" style="width:104.65pt;height:31pt" o:ole="">
                   <v:imagedata r:id="rId66" o:title=""/>
                 </v:shape>
-                <o:OLEObject Type="Embed" ProgID="PBrush" ShapeID="_x0000_i1126" DrawAspect="Content" ObjectID="_1853137797" r:id="rId67"/>
+                <o:OLEObject Type="Embed" ProgID="PBrush" ShapeID="_x0000_i1126" DrawAspect="Content" ObjectID="_1853149383" r:id="rId67"/>
               </w:object>
             </w:r>
           </w:p>
@@ -25147,7 +25223,7 @@
                 <v:shape id="_x0000_i1127" type="#_x0000_t75" style="width:86.25pt;height:31.8pt" o:ole="">
                   <v:imagedata r:id="rId68" o:title=""/>
                 </v:shape>
-                <o:OLEObject Type="Embed" ProgID="PBrush" ShapeID="_x0000_i1127" DrawAspect="Content" ObjectID="_1853137798" r:id="rId69"/>
+                <o:OLEObject Type="Embed" ProgID="PBrush" ShapeID="_x0000_i1127" DrawAspect="Content" ObjectID="_1853149384" r:id="rId69"/>
               </w:object>
             </w:r>
           </w:p>
@@ -26078,7 +26154,7 @@
                 <v:shape id="_x0000_i1044" type="#_x0000_t75" style="width:295.55pt;height:31pt" o:ole="">
                   <v:imagedata r:id="rId64" o:title=""/>
                 </v:shape>
-                <o:OLEObject Type="Embed" ProgID="PBrush" ShapeID="_x0000_i1044" DrawAspect="Content" ObjectID="_1853137799" r:id="rId74"/>
+                <o:OLEObject Type="Embed" ProgID="PBrush" ShapeID="_x0000_i1044" DrawAspect="Content" ObjectID="_1853149385" r:id="rId74"/>
               </w:object>
             </w:r>
           </w:p>
@@ -26799,7 +26875,7 @@
                 <v:shape id="_x0000_i1046" type="#_x0000_t75" style="width:295.55pt;height:31pt" o:ole="">
                   <v:imagedata r:id="rId64" o:title=""/>
                 </v:shape>
-                <o:OLEObject Type="Embed" ProgID="PBrush" ShapeID="_x0000_i1046" DrawAspect="Content" ObjectID="_1853137800" r:id="rId76"/>
+                <o:OLEObject Type="Embed" ProgID="PBrush" ShapeID="_x0000_i1046" DrawAspect="Content" ObjectID="_1853149386" r:id="rId76"/>
               </w:object>
             </w:r>
           </w:p>
@@ -27197,7 +27273,7 @@
                 <v:shape id="_x0000_i1059" type="#_x0000_t75" style="width:86.25pt;height:31.8pt" o:ole="">
                   <v:imagedata r:id="rId68" o:title=""/>
                 </v:shape>
-                <o:OLEObject Type="Embed" ProgID="PBrush" ShapeID="_x0000_i1059" DrawAspect="Content" ObjectID="_1853137801" r:id="rId79"/>
+                <o:OLEObject Type="Embed" ProgID="PBrush" ShapeID="_x0000_i1059" DrawAspect="Content" ObjectID="_1853149387" r:id="rId79"/>
               </w:object>
             </w:r>
           </w:p>
@@ -27343,7 +27419,7 @@
                 <v:shape id="_x0000_i1116" type="#_x0000_t75" style="width:104.65pt;height:31pt" o:ole="">
                   <v:imagedata r:id="rId66" o:title=""/>
                 </v:shape>
-                <o:OLEObject Type="Embed" ProgID="PBrush" ShapeID="_x0000_i1116" DrawAspect="Content" ObjectID="_1853137802" r:id="rId81"/>
+                <o:OLEObject Type="Embed" ProgID="PBrush" ShapeID="_x0000_i1116" DrawAspect="Content" ObjectID="_1853149388" r:id="rId81"/>
               </w:object>
             </w:r>
           </w:p>

--- a/26fall/1870/Note/w1s1.docx
+++ b/26fall/1870/Note/w1s1.docx
@@ -18808,12 +18808,39 @@
             <w:pPr>
               <w:jc w:val="center"/>
               <w:rPr>
+                <w:rFonts w:ascii="Cambria Math" w:hAnsi="Cambria Math" w:cs="Cambria Math" w:hint="eastAsia"/>
+                <w:color w:val="0F4761" w:themeColor="accent1" w:themeShade="BF"/>
+                <w:sz w:val="24"/>
+                <w:szCs w:val="24"/>
+              </w:rPr>
+            </w:pPr>
+            <w:r>
+              <w:rPr>
+                <w:rFonts w:ascii="Cambria Math" w:hAnsi="Cambria Math" w:cs="Cambria Math" w:hint="eastAsia"/>
+                <w:color w:val="0F4761" w:themeColor="accent1" w:themeShade="BF"/>
+                <w:sz w:val="24"/>
+                <w:szCs w:val="24"/>
+              </w:rPr>
+              <w:t xml:space="preserve">IF  </w:t>
+            </w:r>
+            <w:r>
+              <w:rPr>
+                <w:rFonts w:ascii="Cambria Math" w:hAnsi="Cambria Math" w:cs="Cambria Math" w:hint="eastAsia"/>
+                <w:color w:val="0F4761" w:themeColor="accent1" w:themeShade="BF"/>
+                <w:sz w:val="24"/>
+                <w:szCs w:val="24"/>
+              </w:rPr>
+              <w:t xml:space="preserve">P1 </w:t>
+            </w:r>
+            <w:r>
+              <w:rPr>
                 <w:rFonts w:ascii="Cambria Math" w:hAnsi="Cambria Math" w:cs="Cambria Math"/>
                 <w:color w:val="0F4761" w:themeColor="accent1" w:themeShade="BF"/>
                 <w:sz w:val="24"/>
                 <w:szCs w:val="24"/>
               </w:rPr>
-            </w:pPr>
+              <w:t>∧</w:t>
+            </w:r>
             <w:r>
               <w:rPr>
                 <w:rFonts w:ascii="Cambria Math" w:hAnsi="Cambria Math" w:cs="Cambria Math" w:hint="eastAsia"/>
@@ -18821,7 +18848,7 @@
                 <w:sz w:val="24"/>
                 <w:szCs w:val="24"/>
               </w:rPr>
-              <w:t xml:space="preserve">IF  </w:t>
+              <w:t xml:space="preserve"> P2</w:t>
             </w:r>
             <w:r>
               <w:rPr>
@@ -18830,110 +18857,7 @@
                 <w:sz w:val="24"/>
                 <w:szCs w:val="24"/>
               </w:rPr>
-              <w:t xml:space="preserve">P1 </w:t>
-            </w:r>
-            <w:r>
-              <w:rPr>
-                <w:rFonts w:ascii="Cambria Math" w:hAnsi="Cambria Math" w:cs="Cambria Math"/>
-                <w:color w:val="0F4761" w:themeColor="accent1" w:themeShade="BF"/>
-                <w:sz w:val="24"/>
-                <w:szCs w:val="24"/>
-              </w:rPr>
-              <w:t>∧</w:t>
-            </w:r>
-            <w:r>
-              <w:rPr>
-                <w:rFonts w:ascii="Cambria Math" w:hAnsi="Cambria Math" w:cs="Cambria Math" w:hint="eastAsia"/>
-                <w:color w:val="0F4761" w:themeColor="accent1" w:themeShade="BF"/>
-                <w:sz w:val="24"/>
-                <w:szCs w:val="24"/>
-              </w:rPr>
-              <w:t xml:space="preserve"> P2</w:t>
-            </w:r>
-            <w:r>
-              <w:rPr>
-                <w:rFonts w:ascii="Cambria Math" w:hAnsi="Cambria Math" w:cs="Cambria Math" w:hint="eastAsia"/>
-                <w:color w:val="0F4761" w:themeColor="accent1" w:themeShade="BF"/>
-                <w:sz w:val="24"/>
-                <w:szCs w:val="24"/>
-              </w:rPr>
               <w:t xml:space="preserve"> THEN C</w:t>
-            </w:r>
-          </w:p>
-          <w:p>
-            <w:pPr>
-              <w:jc w:val="center"/>
-              <w:rPr>
-                <w:rFonts w:ascii="Cambria Math" w:hAnsi="Cambria Math" w:cs="Cambria Math"/>
-                <w:color w:val="0F4761" w:themeColor="accent1" w:themeShade="BF"/>
-                <w:sz w:val="24"/>
-                <w:szCs w:val="24"/>
-              </w:rPr>
-            </w:pPr>
-            <w:r>
-              <w:rPr>
-                <w:rFonts w:ascii="Cambria Math" w:hAnsi="Cambria Math" w:cs="Cambria Math" w:hint="eastAsia"/>
-                <w:color w:val="0F4761" w:themeColor="accent1" w:themeShade="BF"/>
-                <w:sz w:val="24"/>
-                <w:szCs w:val="24"/>
-              </w:rPr>
-              <w:t>或</w:t>
-            </w:r>
-          </w:p>
-          <w:p>
-            <w:pPr>
-              <w:jc w:val="center"/>
-              <w:rPr>
-                <w:rFonts w:ascii="Cambria Math" w:hAnsi="Cambria Math" w:cs="Cambria Math" w:hint="eastAsia"/>
-                <w:color w:val="0F4761" w:themeColor="accent1" w:themeShade="BF"/>
-                <w:sz w:val="24"/>
-                <w:szCs w:val="24"/>
-              </w:rPr>
-            </w:pPr>
-            <w:r>
-              <w:rPr>
-                <w:rFonts w:ascii="Cambria Math" w:hAnsi="Cambria Math" w:cs="Cambria Math" w:hint="eastAsia"/>
-                <w:color w:val="0F4761" w:themeColor="accent1" w:themeShade="BF"/>
-                <w:sz w:val="24"/>
-                <w:szCs w:val="24"/>
-              </w:rPr>
-              <w:t xml:space="preserve">    P1</w:t>
-            </w:r>
-            <w:r>
-              <w:rPr>
-                <w:rFonts w:ascii="Cambria Math" w:hAnsi="Cambria Math" w:cs="Cambria Math" w:hint="eastAsia"/>
-                <w:color w:val="0F4761" w:themeColor="accent1" w:themeShade="BF"/>
-                <w:sz w:val="24"/>
-                <w:szCs w:val="24"/>
-              </w:rPr>
-              <w:t>，</w:t>
-            </w:r>
-            <w:r>
-              <w:rPr>
-                <w:rFonts w:ascii="Cambria Math" w:hAnsi="Cambria Math" w:cs="Cambria Math" w:hint="eastAsia"/>
-                <w:color w:val="0F4761" w:themeColor="accent1" w:themeShade="BF"/>
-                <w:sz w:val="24"/>
-                <w:szCs w:val="24"/>
-              </w:rPr>
-              <w:t xml:space="preserve">P2  </w:t>
-            </w:r>
-            <w:r>
-              <w:rPr>
-                <w:rFonts w:ascii="Cambria Math" w:hAnsi="Cambria Math" w:cs="Cambria Math" w:hint="eastAsia"/>
-                <w:color w:val="0F4761" w:themeColor="accent1" w:themeShade="BF"/>
-                <w:sz w:val="24"/>
-                <w:szCs w:val="24"/>
-              </w:rPr>
-              <w:t>∴</w:t>
-            </w:r>
-            <w:r>
-              <w:rPr>
-                <w:rFonts w:ascii="Cambria Math" w:hAnsi="Cambria Math" w:cs="Cambria Math" w:hint="eastAsia"/>
-                <w:color w:val="0F4761" w:themeColor="accent1" w:themeShade="BF"/>
-                <w:sz w:val="24"/>
-                <w:szCs w:val="24"/>
-              </w:rPr>
-              <w:t xml:space="preserve"> C</w:t>
             </w:r>
           </w:p>
         </w:tc>
@@ -18981,7 +18905,7 @@
                 <v:shape id="_x0000_i1133" type="#_x0000_t75" style="width:58.6pt;height:33.5pt" o:ole="">
                   <v:imagedata r:id="rId39" o:title=""/>
                 </v:shape>
-                <o:OLEObject Type="Embed" ProgID="PBrush" ShapeID="_x0000_i1133" DrawAspect="Content" ObjectID="_1853149380" r:id="rId40"/>
+                <o:OLEObject Type="Embed" ProgID="PBrush" ShapeID="_x0000_i1133" DrawAspect="Content" ObjectID="_1853217191" r:id="rId40"/>
               </w:object>
             </w:r>
           </w:p>
@@ -19010,7 +18934,7 @@
                 <v:shape id="_x0000_i1134" type="#_x0000_t75" style="width:164.1pt;height:54.4pt" o:ole="">
                   <v:imagedata r:id="rId41" o:title=""/>
                 </v:shape>
-                <o:OLEObject Type="Embed" ProgID="PBrush" ShapeID="_x0000_i1134" DrawAspect="Content" ObjectID="_1853149381" r:id="rId42"/>
+                <o:OLEObject Type="Embed" ProgID="PBrush" ShapeID="_x0000_i1134" DrawAspect="Content" ObjectID="_1853217192" r:id="rId42"/>
               </w:object>
             </w:r>
           </w:p>
@@ -23936,9 +23860,6 @@
     <w:p>
       <w:pPr>
         <w:pStyle w:val="6"/>
-        <w:rPr>
-          <w:rFonts w:hint="eastAsia"/>
-        </w:rPr>
       </w:pPr>
       <w:r>
         <w:rPr>
@@ -23951,6 +23872,119 @@
           <w:rFonts w:hint="eastAsia"/>
         </w:rPr>
         <w:t>总结</w:t>
+      </w:r>
+    </w:p>
+    <w:p>
+      <w:pPr>
+        <w:pStyle w:val="a9"/>
+        <w:numPr>
+          <w:ilvl w:val="0"/>
+          <w:numId w:val="20"/>
+        </w:numPr>
+        <w:spacing w:line="360" w:lineRule="auto"/>
+        <w:rPr>
+          <w:rFonts w:cstheme="majorBidi"/>
+          <w:color w:val="0F4761" w:themeColor="accent1" w:themeShade="BF"/>
+          <w:sz w:val="24"/>
+          <w:szCs w:val="24"/>
+        </w:rPr>
+      </w:pPr>
+      <w:r>
+        <w:rPr>
+          <w:rFonts w:cstheme="majorBidi" w:hint="eastAsia"/>
+          <w:color w:val="E97132" w:themeColor="accent2"/>
+          <w:sz w:val="24"/>
+          <w:szCs w:val="24"/>
+        </w:rPr>
+        <w:t>如果Assumption被</w:t>
+      </w:r>
+      <w:r>
+        <w:rPr>
+          <w:rFonts w:cstheme="majorBidi" w:hint="eastAsia"/>
+          <w:color w:val="E97132" w:themeColor="accent2"/>
+          <w:sz w:val="24"/>
+          <w:szCs w:val="24"/>
+        </w:rPr>
+        <w:t>结束</w:t>
+      </w:r>
+      <w:r>
+        <w:rPr>
+          <w:rFonts w:cstheme="majorBidi" w:hint="eastAsia"/>
+          <w:color w:val="E97132" w:themeColor="accent2"/>
+          <w:sz w:val="24"/>
+          <w:szCs w:val="24"/>
+        </w:rPr>
+        <w:t xml:space="preserve">（结束缩进），则Assumption内的所有行不能被引用 </w:t>
+      </w:r>
+      <w:r>
+        <w:rPr>
+          <w:rFonts w:cstheme="majorBidi" w:hint="eastAsia"/>
+          <w:color w:val="E97132" w:themeColor="accent2"/>
+          <w:sz w:val="24"/>
+          <w:szCs w:val="24"/>
+        </w:rPr>
+        <w:t>。</w:t>
+      </w:r>
+    </w:p>
+    <w:p>
+      <w:pPr>
+        <w:pStyle w:val="a9"/>
+        <w:numPr>
+          <w:ilvl w:val="0"/>
+          <w:numId w:val="20"/>
+        </w:numPr>
+        <w:spacing w:line="360" w:lineRule="auto"/>
+        <w:rPr>
+          <w:rFonts w:cstheme="majorBidi" w:hint="eastAsia"/>
+          <w:color w:val="0F4761" w:themeColor="accent1" w:themeShade="BF"/>
+          <w:sz w:val="24"/>
+          <w:szCs w:val="24"/>
+        </w:rPr>
+      </w:pPr>
+      <w:r>
+        <w:rPr>
+          <w:rFonts w:cstheme="majorBidi" w:hint="eastAsia"/>
+          <w:color w:val="E97132" w:themeColor="accent2"/>
+          <w:sz w:val="24"/>
+          <w:szCs w:val="24"/>
+        </w:rPr>
+        <w:t>结束</w:t>
+      </w:r>
+      <w:r>
+        <w:rPr>
+          <w:rFonts w:cstheme="majorBidi" w:hint="eastAsia"/>
+          <w:color w:val="E97132" w:themeColor="accent2"/>
+          <w:sz w:val="24"/>
+          <w:szCs w:val="24"/>
+        </w:rPr>
+        <w:t>Assumption的那句结论（第一条缩进回退语句），引用</w:t>
+      </w:r>
+      <w:r>
+        <w:rPr>
+          <w:rFonts w:cstheme="majorBidi" w:hint="eastAsia"/>
+          <w:color w:val="E97132" w:themeColor="accent2"/>
+          <w:sz w:val="24"/>
+          <w:szCs w:val="24"/>
+        </w:rPr>
+        <w:t>行号</w:t>
+      </w:r>
+      <w:r>
+        <w:rPr>
+          <w:rFonts w:cstheme="majorBidi" w:hint="eastAsia"/>
+          <w:color w:val="E97132" w:themeColor="accent2"/>
+          <w:sz w:val="24"/>
+          <w:szCs w:val="24"/>
+        </w:rPr>
+        <w:t>用-</w:t>
+      </w:r>
+      <w:r>
+        <w:rPr>
+          <w:rFonts w:cstheme="majorBidi" w:hint="eastAsia"/>
+          <w:color w:val="E97132" w:themeColor="accent2"/>
+          <w:sz w:val="24"/>
+          <w:szCs w:val="24"/>
+        </w:rPr>
+        <w:t>不用,</w:t>
       </w:r>
     </w:p>
     <w:p>
@@ -24206,10 +24240,10 @@
                 <w:szCs w:val="24"/>
               </w:rPr>
               <w:drawing>
-                <wp:inline distT="0" distB="0" distL="0" distR="0" wp14:anchorId="28EF82ED" wp14:editId="077E79F8">
+                <wp:inline distT="0" distB="0" distL="0" distR="0" wp14:anchorId="30088450" wp14:editId="51C8BDB7">
                   <wp:extent cx="1276528" cy="352474"/>
                   <wp:effectExtent l="0" t="0" r="0" b="9525"/>
-                  <wp:docPr id="1470734093" name="图片 1"/>
+                  <wp:docPr id="317907076" name="图片 1"/>
                   <wp:cNvGraphicFramePr>
                     <a:graphicFrameLocks xmlns:a="http://schemas.openxmlformats.org/drawingml/2006/main" noChangeAspect="1"/>
                   </wp:cNvGraphicFramePr>
@@ -24384,10 +24418,10 @@
                 <w:szCs w:val="24"/>
               </w:rPr>
               <w:drawing>
-                <wp:inline distT="0" distB="0" distL="0" distR="0" wp14:anchorId="1A19D798" wp14:editId="6C70940B">
+                <wp:inline distT="0" distB="0" distL="0" distR="0" wp14:anchorId="1D22E85B" wp14:editId="5F389A7D">
                   <wp:extent cx="533474" cy="362001"/>
                   <wp:effectExtent l="0" t="0" r="0" b="0"/>
-                  <wp:docPr id="271751161" name="图片 1"/>
+                  <wp:docPr id="144722553" name="图片 1"/>
                   <wp:cNvGraphicFramePr>
                     <a:graphicFrameLocks xmlns:a="http://schemas.openxmlformats.org/drawingml/2006/main" noChangeAspect="1"/>
                   </wp:cNvGraphicFramePr>
@@ -24452,65 +24486,84 @@
           <w:p>
             <w:pPr>
               <w:rPr>
+                <w:rFonts w:cstheme="majorBidi"/>
+                <w:color w:val="0F4761" w:themeColor="accent1" w:themeShade="BF"/>
+                <w:sz w:val="24"/>
+                <w:szCs w:val="24"/>
+              </w:rPr>
+            </w:pPr>
+            <w:r>
+              <w:rPr>
+                <w:rFonts w:cstheme="majorBidi"/>
+                <w:color w:val="0F4761" w:themeColor="accent1" w:themeShade="BF"/>
+                <w:sz w:val="24"/>
+                <w:szCs w:val="24"/>
+              </w:rPr>
+              <w:t>∨</w:t>
+            </w:r>
+            <w:r>
+              <w:rPr>
                 <w:rFonts w:cstheme="majorBidi" w:hint="eastAsia"/>
                 <w:color w:val="0F4761" w:themeColor="accent1" w:themeShade="BF"/>
                 <w:sz w:val="24"/>
                 <w:szCs w:val="24"/>
               </w:rPr>
+              <w:t xml:space="preserve">Elim     </w:t>
+            </w:r>
+            <w:r>
+              <w:rPr>
+                <w:rFonts w:cstheme="majorBidi" w:hint="eastAsia"/>
+                <w:color w:val="0F4761" w:themeColor="accent1" w:themeShade="BF"/>
+                <w:sz w:val="24"/>
+                <w:szCs w:val="24"/>
+              </w:rPr>
+              <w:t>i</w:t>
+            </w:r>
+            <w:r>
+              <w:rPr>
+                <w:rFonts w:cstheme="majorBidi" w:hint="eastAsia"/>
+                <w:color w:val="0F4761" w:themeColor="accent1" w:themeShade="BF"/>
+                <w:sz w:val="24"/>
+                <w:szCs w:val="24"/>
+              </w:rPr>
+              <w:t>-</w:t>
+            </w:r>
+            <w:r>
+              <w:rPr>
+                <w:rFonts w:cstheme="majorBidi" w:hint="eastAsia"/>
+                <w:color w:val="0F4761" w:themeColor="accent1" w:themeShade="BF"/>
+                <w:sz w:val="24"/>
+                <w:szCs w:val="24"/>
+              </w:rPr>
+              <w:t>j</w:t>
+            </w:r>
+            <w:r>
+              <w:rPr>
+                <w:rFonts w:cstheme="majorBidi" w:hint="eastAsia"/>
+                <w:color w:val="0F4761" w:themeColor="accent1" w:themeShade="BF"/>
+                <w:sz w:val="24"/>
+                <w:szCs w:val="24"/>
+              </w:rPr>
+              <w:t xml:space="preserve"> </w:t>
+            </w:r>
+          </w:p>
+          <w:p>
+            <w:pPr>
+              <w:rPr>
+                <w:rFonts w:cstheme="majorBidi" w:hint="eastAsia"/>
+                <w:color w:val="0F4761" w:themeColor="accent1" w:themeShade="BF"/>
+                <w:sz w:val="24"/>
+                <w:szCs w:val="24"/>
+              </w:rPr>
             </w:pPr>
             <w:r>
               <w:rPr>
-                <w:rFonts w:cstheme="majorBidi"/>
-                <w:color w:val="0F4761" w:themeColor="accent1" w:themeShade="BF"/>
-                <w:sz w:val="24"/>
-                <w:szCs w:val="24"/>
-              </w:rPr>
-              <w:t>∨</w:t>
-            </w:r>
-            <w:r>
-              <w:rPr>
                 <w:rFonts w:cstheme="majorBidi" w:hint="eastAsia"/>
                 <w:color w:val="0F4761" w:themeColor="accent1" w:themeShade="BF"/>
                 <w:sz w:val="24"/>
                 <w:szCs w:val="24"/>
               </w:rPr>
-              <w:t xml:space="preserve">Elim     </w:t>
-            </w:r>
-            <w:r>
-              <w:rPr>
-                <w:rFonts w:cstheme="majorBidi" w:hint="eastAsia"/>
-                <w:color w:val="0F4761" w:themeColor="accent1" w:themeShade="BF"/>
-                <w:sz w:val="24"/>
-                <w:szCs w:val="24"/>
-              </w:rPr>
-              <w:t>i</w:t>
-            </w:r>
-            <w:r>
-              <w:rPr>
-                <w:rFonts w:cstheme="majorBidi" w:hint="eastAsia"/>
-                <w:color w:val="0F4761" w:themeColor="accent1" w:themeShade="BF"/>
-                <w:sz w:val="24"/>
-                <w:szCs w:val="24"/>
-              </w:rPr>
-              <w:t>-</w:t>
-            </w:r>
-            <w:r>
-              <w:rPr>
-                <w:rFonts w:cstheme="majorBidi" w:hint="eastAsia"/>
-                <w:color w:val="0F4761" w:themeColor="accent1" w:themeShade="BF"/>
-                <w:sz w:val="24"/>
-                <w:szCs w:val="24"/>
-              </w:rPr>
-              <w:t>j</w:t>
-            </w:r>
-            <w:r>
-              <w:rPr>
-                <w:rFonts w:cstheme="majorBidi" w:hint="eastAsia"/>
-                <w:color w:val="0F4761" w:themeColor="accent1" w:themeShade="BF"/>
-                <w:sz w:val="24"/>
-                <w:szCs w:val="24"/>
-              </w:rPr>
-              <w:t xml:space="preserve"> </w:t>
+              <w:t>含假设</w:t>
             </w:r>
           </w:p>
         </w:tc>
@@ -24562,46 +24615,23 @@
             </w:pPr>
             <w:r>
               <w:rPr>
-                <w:rFonts w:cstheme="majorBidi"/>
-                <w:color w:val="0F4761" w:themeColor="accent1" w:themeShade="BF"/>
-                <w:sz w:val="24"/>
-                <w:szCs w:val="24"/>
-              </w:rPr>
-              <w:drawing>
-                <wp:inline distT="0" distB="0" distL="0" distR="0" wp14:anchorId="35EC622F" wp14:editId="487F6609">
-                  <wp:extent cx="1390844" cy="304843"/>
-                  <wp:effectExtent l="0" t="0" r="0" b="0"/>
-                  <wp:docPr id="1024915526" name="图片 1"/>
-                  <wp:cNvGraphicFramePr>
-                    <a:graphicFrameLocks xmlns:a="http://schemas.openxmlformats.org/drawingml/2006/main" noChangeAspect="1"/>
-                  </wp:cNvGraphicFramePr>
-                  <a:graphic xmlns:a="http://schemas.openxmlformats.org/drawingml/2006/main">
-                    <a:graphicData uri="http://schemas.openxmlformats.org/drawingml/2006/picture">
-                      <pic:pic xmlns:pic="http://schemas.openxmlformats.org/drawingml/2006/picture">
-                        <pic:nvPicPr>
-                          <pic:cNvPr id="1024915526" name=""/>
-                          <pic:cNvPicPr/>
-                        </pic:nvPicPr>
-                        <pic:blipFill>
-                          <a:blip r:embed="rId61"/>
-                          <a:stretch>
-                            <a:fillRect/>
-                          </a:stretch>
-                        </pic:blipFill>
-                        <pic:spPr>
-                          <a:xfrm>
-                            <a:off x="0" y="0"/>
-                            <a:ext cx="1390844" cy="304843"/>
-                          </a:xfrm>
-                          <a:prstGeom prst="rect">
-                            <a:avLst/>
-                          </a:prstGeom>
-                        </pic:spPr>
-                      </pic:pic>
-                    </a:graphicData>
-                  </a:graphic>
-                </wp:inline>
-              </w:drawing>
+                <w:rFonts w:hint="eastAsia"/>
+              </w:rPr>
+              <w:object w:dxaOrig="4695" w:dyaOrig="585" w14:anchorId="1B24F6BB">
+                <v:shape id="_x0000_i1140" type="#_x0000_t75" style="width:234.4pt;height:29.3pt" o:ole="">
+                  <v:imagedata r:id="rId61" o:title=""/>
+                </v:shape>
+                <o:OLEObject Type="Embed" ProgID="PBrush" ShapeID="_x0000_i1140" DrawAspect="Content" ObjectID="_1853217193" r:id="rId62"/>
+              </w:object>
+            </w:r>
+            <w:r>
+              <w:rPr>
+                <w:rFonts w:cstheme="majorBidi" w:hint="eastAsia"/>
+                <w:color w:val="0F4761" w:themeColor="accent1" w:themeShade="BF"/>
+                <w:sz w:val="24"/>
+                <w:szCs w:val="24"/>
+              </w:rPr>
+              <w:t xml:space="preserve">    分支逻辑</w:t>
             </w:r>
           </w:p>
         </w:tc>
@@ -24734,10 +24764,10 @@
                 <w:szCs w:val="24"/>
               </w:rPr>
               <w:drawing>
-                <wp:inline distT="0" distB="0" distL="0" distR="0" wp14:anchorId="5A7A539D" wp14:editId="21E6A0E7">
+                <wp:inline distT="0" distB="0" distL="0" distR="0" wp14:anchorId="198B866D" wp14:editId="18B0D559">
                   <wp:extent cx="1704975" cy="288404"/>
                   <wp:effectExtent l="0" t="0" r="0" b="0"/>
-                  <wp:docPr id="1784490463" name="图片 1"/>
+                  <wp:docPr id="278295836" name="图片 1"/>
                   <wp:cNvGraphicFramePr>
                     <a:graphicFrameLocks xmlns:a="http://schemas.openxmlformats.org/drawingml/2006/main" noChangeAspect="1"/>
                   </wp:cNvGraphicFramePr>
@@ -24749,7 +24779,7 @@
                           <pic:cNvPicPr/>
                         </pic:nvPicPr>
                         <pic:blipFill>
-                          <a:blip r:embed="rId62"/>
+                          <a:blip r:embed="rId63"/>
                           <a:stretch>
                             <a:fillRect/>
                           </a:stretch>
@@ -24864,10 +24894,10 @@
                 <w:szCs w:val="24"/>
               </w:rPr>
               <w:drawing>
-                <wp:inline distT="0" distB="0" distL="0" distR="0" wp14:anchorId="27B782DB" wp14:editId="4623C33B">
+                <wp:inline distT="0" distB="0" distL="0" distR="0" wp14:anchorId="52F57153" wp14:editId="2D096D9F">
                   <wp:extent cx="638264" cy="314369"/>
                   <wp:effectExtent l="0" t="0" r="9525" b="9525"/>
-                  <wp:docPr id="1065005760" name="图片 1"/>
+                  <wp:docPr id="2034598659" name="图片 1"/>
                   <wp:cNvGraphicFramePr>
                     <a:graphicFrameLocks xmlns:a="http://schemas.openxmlformats.org/drawingml/2006/main" noChangeAspect="1"/>
                   </wp:cNvGraphicFramePr>
@@ -24879,7 +24909,7 @@
                           <pic:cNvPicPr/>
                         </pic:nvPicPr>
                         <pic:blipFill>
-                          <a:blip r:embed="rId63"/>
+                          <a:blip r:embed="rId64"/>
                           <a:stretch>
                             <a:fillRect/>
                           </a:stretch>
@@ -24923,11 +24953,57 @@
           <w:p>
             <w:pPr>
               <w:rPr>
+                <w:rFonts w:cstheme="majorBidi"/>
+                <w:color w:val="0F4761" w:themeColor="accent1" w:themeShade="BF"/>
+                <w:sz w:val="24"/>
+                <w:szCs w:val="24"/>
+              </w:rPr>
+            </w:pPr>
+            <w:r>
+              <w:rPr>
                 <w:rFonts w:cstheme="majorBidi" w:hint="eastAsia"/>
                 <w:color w:val="0F4761" w:themeColor="accent1" w:themeShade="BF"/>
                 <w:sz w:val="24"/>
                 <w:szCs w:val="24"/>
               </w:rPr>
+              <w:t xml:space="preserve">=&gt; </w:t>
+            </w:r>
+            <w:r>
+              <w:rPr>
+                <w:rFonts w:cstheme="majorBidi" w:hint="eastAsia"/>
+                <w:color w:val="0F4761" w:themeColor="accent1" w:themeShade="BF"/>
+                <w:sz w:val="24"/>
+                <w:szCs w:val="24"/>
+              </w:rPr>
+              <w:t>Intro  i</w:t>
+            </w:r>
+            <w:r>
+              <w:rPr>
+                <w:rFonts w:cstheme="majorBidi" w:hint="eastAsia"/>
+                <w:color w:val="0F4761" w:themeColor="accent1" w:themeShade="BF"/>
+                <w:sz w:val="24"/>
+                <w:szCs w:val="24"/>
+              </w:rPr>
+              <w:t>-</w:t>
+            </w:r>
+            <w:r>
+              <w:rPr>
+                <w:rFonts w:cstheme="majorBidi" w:hint="eastAsia"/>
+                <w:color w:val="0F4761" w:themeColor="accent1" w:themeShade="BF"/>
+                <w:sz w:val="24"/>
+                <w:szCs w:val="24"/>
+              </w:rPr>
+              <w:t>j</w:t>
+            </w:r>
+          </w:p>
+          <w:p>
+            <w:pPr>
+              <w:rPr>
+                <w:rFonts w:cstheme="majorBidi" w:hint="eastAsia"/>
+                <w:color w:val="0F4761" w:themeColor="accent1" w:themeShade="BF"/>
+                <w:sz w:val="24"/>
+                <w:szCs w:val="24"/>
+              </w:rPr>
             </w:pPr>
             <w:r>
               <w:rPr>
@@ -24936,34 +25012,7 @@
                 <w:sz w:val="24"/>
                 <w:szCs w:val="24"/>
               </w:rPr>
-              <w:t xml:space="preserve">=&gt; </w:t>
-            </w:r>
-            <w:r>
-              <w:rPr>
-                <w:rFonts w:cstheme="majorBidi" w:hint="eastAsia"/>
-                <w:color w:val="0F4761" w:themeColor="accent1" w:themeShade="BF"/>
-                <w:sz w:val="24"/>
-                <w:szCs w:val="24"/>
-              </w:rPr>
-              <w:t>Intro  i</w:t>
-            </w:r>
-            <w:r>
-              <w:rPr>
-                <w:rFonts w:cstheme="majorBidi" w:hint="eastAsia"/>
-                <w:color w:val="0F4761" w:themeColor="accent1" w:themeShade="BF"/>
-                <w:sz w:val="24"/>
-                <w:szCs w:val="24"/>
-              </w:rPr>
-              <w:t>-</w:t>
-            </w:r>
-            <w:r>
-              <w:rPr>
-                <w:rFonts w:cstheme="majorBidi" w:hint="eastAsia"/>
-                <w:color w:val="0F4761" w:themeColor="accent1" w:themeShade="BF"/>
-                <w:sz w:val="24"/>
-                <w:szCs w:val="24"/>
-              </w:rPr>
-              <w:t>j</w:t>
+              <w:t>含假设</w:t>
             </w:r>
           </w:p>
         </w:tc>
@@ -25008,11 +25057,11 @@
               <w:rPr>
                 <w:rFonts w:hint="eastAsia"/>
               </w:rPr>
-              <w:object w:dxaOrig="5910" w:dyaOrig="615" w14:anchorId="5F57ED98">
-                <v:shape id="_x0000_i1125" type="#_x0000_t75" style="width:295.55pt;height:31pt" o:ole="">
-                  <v:imagedata r:id="rId64" o:title=""/>
+              <w:object w:dxaOrig="5910" w:dyaOrig="615" w14:anchorId="741A2A97">
+                <v:shape id="_x0000_i1137" type="#_x0000_t75" style="width:295.55pt;height:31pt" o:ole="">
+                  <v:imagedata r:id="rId65" o:title=""/>
                 </v:shape>
-                <o:OLEObject Type="Embed" ProgID="PBrush" ShapeID="_x0000_i1125" DrawAspect="Content" ObjectID="_1853149382" r:id="rId65"/>
+                <o:OLEObject Type="Embed" ProgID="PBrush" ShapeID="_x0000_i1137" DrawAspect="Content" ObjectID="_1853217194" r:id="rId66"/>
               </w:object>
             </w:r>
           </w:p>
@@ -25112,11 +25161,11 @@
               <w:rPr>
                 <w:rFonts w:hint="eastAsia"/>
               </w:rPr>
-              <w:object w:dxaOrig="2565" w:dyaOrig="750" w14:anchorId="4B42D807">
-                <v:shape id="_x0000_i1126" type="#_x0000_t75" style="width:104.65pt;height:31pt" o:ole="">
-                  <v:imagedata r:id="rId66" o:title=""/>
+              <w:object w:dxaOrig="2565" w:dyaOrig="750" w14:anchorId="2AE0C7B6">
+                <v:shape id="_x0000_i1138" type="#_x0000_t75" style="width:104.65pt;height:31pt" o:ole="">
+                  <v:imagedata r:id="rId67" o:title=""/>
                 </v:shape>
-                <o:OLEObject Type="Embed" ProgID="PBrush" ShapeID="_x0000_i1126" DrawAspect="Content" ObjectID="_1853149383" r:id="rId67"/>
+                <o:OLEObject Type="Embed" ProgID="PBrush" ShapeID="_x0000_i1138" DrawAspect="Content" ObjectID="_1853217195" r:id="rId68"/>
               </w:object>
             </w:r>
           </w:p>
@@ -25219,31 +25268,39 @@
               <w:rPr>
                 <w:rFonts w:hint="eastAsia"/>
               </w:rPr>
-              <w:object w:dxaOrig="1950" w:dyaOrig="720" w14:anchorId="5E666F64">
-                <v:shape id="_x0000_i1127" type="#_x0000_t75" style="width:86.25pt;height:31.8pt" o:ole="">
-                  <v:imagedata r:id="rId68" o:title=""/>
+              <w:object w:dxaOrig="1950" w:dyaOrig="720" w14:anchorId="0C5A577A">
+                <v:shape id="_x0000_i1139" type="#_x0000_t75" style="width:86.25pt;height:31.8pt" o:ole="">
+                  <v:imagedata r:id="rId69" o:title=""/>
                 </v:shape>
-                <o:OLEObject Type="Embed" ProgID="PBrush" ShapeID="_x0000_i1127" DrawAspect="Content" ObjectID="_1853149384" r:id="rId69"/>
+                <o:OLEObject Type="Embed" ProgID="PBrush" ShapeID="_x0000_i1139" DrawAspect="Content" ObjectID="_1853217196" r:id="rId70"/>
               </w:object>
+            </w:r>
+            <w:r>
+              <w:rPr>
+                <w:rFonts w:hint="eastAsia"/>
+              </w:rPr>
+              <w:t xml:space="preserve">               </w:t>
+            </w:r>
+            <w:r>
+              <w:rPr>
+                <w:rFonts w:cstheme="majorBidi" w:hint="eastAsia"/>
+                <w:color w:val="0F4761" w:themeColor="accent1" w:themeShade="BF"/>
+                <w:sz w:val="24"/>
+                <w:szCs w:val="24"/>
+              </w:rPr>
+              <w:t>推出矛盾</w:t>
             </w:r>
           </w:p>
         </w:tc>
       </w:tr>
     </w:tbl>
-    <w:p>
-      <w:pPr>
-        <w:widowControl/>
-        <w:jc w:val="left"/>
-        <w:rPr>
-          <w:rFonts w:hint="eastAsia"/>
-        </w:rPr>
-      </w:pPr>
-      <w:r>
-        <w:rPr>
-          <w:rFonts w:hint="eastAsia"/>
-        </w:rPr>
-        <w:br w:type="page"/>
-      </w:r>
+    <w:p/>
+    <w:p>
+      <w:pPr>
+        <w:rPr>
+          <w:rFonts w:hint="eastAsia"/>
+        </w:rPr>
+      </w:pPr>
     </w:p>
     <w:p>
       <w:pPr>
@@ -25301,7 +25358,7 @@
                     </pic:cNvPicPr>
                   </pic:nvPicPr>
                   <pic:blipFill>
-                    <a:blip r:embed="rId70">
+                    <a:blip r:embed="rId71">
                       <a:extLst>
                         <a:ext uri="{28A0092B-C50C-407E-A947-70E740481C1C}">
                           <a14:useLocalDpi xmlns:a14="http://schemas.microsoft.com/office/drawing/2010/main" val="0"/>
@@ -25682,7 +25739,7 @@
                     </pic:cNvPicPr>
                   </pic:nvPicPr>
                   <pic:blipFill>
-                    <a:blip r:embed="rId71">
+                    <a:blip r:embed="rId72">
                       <a:extLst>
                         <a:ext uri="{28A0092B-C50C-407E-A947-70E740481C1C}">
                           <a14:useLocalDpi xmlns:a14="http://schemas.microsoft.com/office/drawing/2010/main" val="0"/>
@@ -25810,7 +25867,7 @@
                           <pic:cNvPicPr/>
                         </pic:nvPicPr>
                         <pic:blipFill>
-                          <a:blip r:embed="rId63"/>
+                          <a:blip r:embed="rId64"/>
                           <a:stretch>
                             <a:fillRect/>
                           </a:stretch>
@@ -25870,7 +25927,7 @@
                     <pic:cNvPicPr/>
                   </pic:nvPicPr>
                   <pic:blipFill>
-                    <a:blip r:embed="rId72"/>
+                    <a:blip r:embed="rId73"/>
                     <a:stretch>
                       <a:fillRect/>
                     </a:stretch>
@@ -25910,7 +25967,7 @@
                     <pic:cNvPicPr/>
                   </pic:nvPicPr>
                   <pic:blipFill>
-                    <a:blip r:embed="rId73"/>
+                    <a:blip r:embed="rId74"/>
                     <a:stretch>
                       <a:fillRect/>
                     </a:stretch>
@@ -26034,7 +26091,7 @@
                           <pic:cNvPicPr/>
                         </pic:nvPicPr>
                         <pic:blipFill>
-                          <a:blip r:embed="rId63"/>
+                          <a:blip r:embed="rId64"/>
                           <a:stretch>
                             <a:fillRect/>
                           </a:stretch>
@@ -26152,9 +26209,9 @@
               </w:rPr>
               <w:object w:dxaOrig="5910" w:dyaOrig="615" w14:anchorId="33777D35">
                 <v:shape id="_x0000_i1044" type="#_x0000_t75" style="width:295.55pt;height:31pt" o:ole="">
-                  <v:imagedata r:id="rId64" o:title=""/>
+                  <v:imagedata r:id="rId65" o:title=""/>
                 </v:shape>
-                <o:OLEObject Type="Embed" ProgID="PBrush" ShapeID="_x0000_i1044" DrawAspect="Content" ObjectID="_1853149385" r:id="rId74"/>
+                <o:OLEObject Type="Embed" ProgID="PBrush" ShapeID="_x0000_i1044" DrawAspect="Content" ObjectID="_1853217197" r:id="rId75"/>
               </w:object>
             </w:r>
           </w:p>
@@ -26194,7 +26251,7 @@
                     <pic:cNvPicPr/>
                   </pic:nvPicPr>
                   <pic:blipFill>
-                    <a:blip r:embed="rId75"/>
+                    <a:blip r:embed="rId76"/>
                     <a:stretch>
                       <a:fillRect/>
                     </a:stretch>
@@ -26647,7 +26704,7 @@
                           <pic:cNvPicPr/>
                         </pic:nvPicPr>
                         <pic:blipFill>
-                          <a:blip r:embed="rId62"/>
+                          <a:blip r:embed="rId63"/>
                           <a:stretch>
                             <a:fillRect/>
                           </a:stretch>
@@ -26755,7 +26812,7 @@
                           <pic:cNvPicPr/>
                         </pic:nvPicPr>
                         <pic:blipFill>
-                          <a:blip r:embed="rId63"/>
+                          <a:blip r:embed="rId64"/>
                           <a:stretch>
                             <a:fillRect/>
                           </a:stretch>
@@ -26873,9 +26930,9 @@
               </w:rPr>
               <w:object w:dxaOrig="5910" w:dyaOrig="615" w14:anchorId="50F06EE8">
                 <v:shape id="_x0000_i1046" type="#_x0000_t75" style="width:295.55pt;height:31pt" o:ole="">
-                  <v:imagedata r:id="rId64" o:title=""/>
+                  <v:imagedata r:id="rId65" o:title=""/>
                 </v:shape>
-                <o:OLEObject Type="Embed" ProgID="PBrush" ShapeID="_x0000_i1046" DrawAspect="Content" ObjectID="_1853149386" r:id="rId76"/>
+                <o:OLEObject Type="Embed" ProgID="PBrush" ShapeID="_x0000_i1046" DrawAspect="Content" ObjectID="_1853217198" r:id="rId77"/>
               </w:object>
             </w:r>
           </w:p>
@@ -26916,7 +26973,7 @@
                     <pic:cNvPicPr/>
                   </pic:nvPicPr>
                   <pic:blipFill>
-                    <a:blip r:embed="rId77"/>
+                    <a:blip r:embed="rId78"/>
                     <a:stretch>
                       <a:fillRect/>
                     </a:stretch>
@@ -27090,7 +27147,7 @@
                           <pic:cNvPicPr/>
                         </pic:nvPicPr>
                         <pic:blipFill>
-                          <a:blip r:embed="rId61"/>
+                          <a:blip r:embed="rId79"/>
                           <a:stretch>
                             <a:fillRect/>
                           </a:stretch>
@@ -27165,7 +27222,7 @@
                     <pic:cNvPicPr/>
                   </pic:nvPicPr>
                   <pic:blipFill>
-                    <a:blip r:embed="rId78"/>
+                    <a:blip r:embed="rId80"/>
                     <a:stretch>
                       <a:fillRect/>
                     </a:stretch>
@@ -27271,9 +27328,9 @@
               </w:rPr>
               <w:object w:dxaOrig="1950" w:dyaOrig="720" w14:anchorId="3590B1B8">
                 <v:shape id="_x0000_i1059" type="#_x0000_t75" style="width:86.25pt;height:31.8pt" o:ole="">
-                  <v:imagedata r:id="rId68" o:title=""/>
+                  <v:imagedata r:id="rId69" o:title=""/>
                 </v:shape>
-                <o:OLEObject Type="Embed" ProgID="PBrush" ShapeID="_x0000_i1059" DrawAspect="Content" ObjectID="_1853149387" r:id="rId79"/>
+                <o:OLEObject Type="Embed" ProgID="PBrush" ShapeID="_x0000_i1059" DrawAspect="Content" ObjectID="_1853217199" r:id="rId81"/>
               </w:object>
             </w:r>
           </w:p>
@@ -27311,7 +27368,7 @@
                     <pic:cNvPicPr/>
                   </pic:nvPicPr>
                   <pic:blipFill>
-                    <a:blip r:embed="rId80"/>
+                    <a:blip r:embed="rId82"/>
                     <a:stretch>
                       <a:fillRect/>
                     </a:stretch>
@@ -27417,9 +27474,9 @@
               </w:rPr>
               <w:object w:dxaOrig="2565" w:dyaOrig="750" w14:anchorId="52B0882F">
                 <v:shape id="_x0000_i1116" type="#_x0000_t75" style="width:104.65pt;height:31pt" o:ole="">
-                  <v:imagedata r:id="rId66" o:title=""/>
+                  <v:imagedata r:id="rId67" o:title=""/>
                 </v:shape>
-                <o:OLEObject Type="Embed" ProgID="PBrush" ShapeID="_x0000_i1116" DrawAspect="Content" ObjectID="_1853149388" r:id="rId81"/>
+                <o:OLEObject Type="Embed" ProgID="PBrush" ShapeID="_x0000_i1116" DrawAspect="Content" ObjectID="_1853217200" r:id="rId83"/>
               </w:object>
             </w:r>
           </w:p>

--- a/26fall/1870/Note/w1s1.docx
+++ b/26fall/1870/Note/w1s1.docx
@@ -18902,10 +18902,10 @@
                   <v:path o:extrusionok="f" gradientshapeok="t" o:connecttype="rect"/>
                   <o:lock v:ext="edit" aspectratio="t"/>
                 </v:shapetype>
-                <v:shape id="_x0000_i1133" type="#_x0000_t75" style="width:58.6pt;height:33.5pt" o:ole="">
+                <v:shape id="_x0000_i1133" type="#_x0000_t75" style="width:58.4pt;height:33.3pt" o:ole="">
                   <v:imagedata r:id="rId39" o:title=""/>
                 </v:shape>
-                <o:OLEObject Type="Embed" ProgID="PBrush" ShapeID="_x0000_i1133" DrawAspect="Content" ObjectID="_1853217191" r:id="rId40"/>
+                <o:OLEObject Type="Embed" ProgID="PBrush" ShapeID="_x0000_i1133" DrawAspect="Content" ObjectID="_1853240781" r:id="rId40"/>
               </w:object>
             </w:r>
           </w:p>
@@ -18931,10 +18931,10 @@
                 <w:rFonts w:hint="eastAsia"/>
               </w:rPr>
               <w:object w:dxaOrig="4215" w:dyaOrig="1395" w14:anchorId="2CAF7B2E">
-                <v:shape id="_x0000_i1134" type="#_x0000_t75" style="width:164.1pt;height:54.4pt" o:ole="">
+                <v:shape id="_x0000_i1134" type="#_x0000_t75" style="width:164.4pt;height:54.35pt" o:ole="">
                   <v:imagedata r:id="rId41" o:title=""/>
                 </v:shape>
-                <o:OLEObject Type="Embed" ProgID="PBrush" ShapeID="_x0000_i1134" DrawAspect="Content" ObjectID="_1853217192" r:id="rId42"/>
+                <o:OLEObject Type="Embed" ProgID="PBrush" ShapeID="_x0000_i1134" DrawAspect="Content" ObjectID="_1853240782" r:id="rId42"/>
               </w:object>
             </w:r>
           </w:p>
@@ -23674,19 +23674,52 @@
       <w:pPr>
         <w:ind w:firstLine="420"/>
         <w:rPr>
-          <w:rFonts w:ascii="宋体" w:eastAsia="宋体" w:hAnsi="宋体" w:hint="eastAsia"/>
-        </w:rPr>
-      </w:pPr>
-    </w:p>
-    <w:p>
-      <w:pPr>
-        <w:rPr>
-          <w:rFonts w:hint="eastAsia"/>
-        </w:rPr>
-      </w:pPr>
+          <w:rFonts w:ascii="宋体" w:eastAsia="宋体" w:hAnsi="宋体"/>
+        </w:rPr>
+      </w:pPr>
+      <w:r>
+        <w:rPr>
+          <w:rFonts w:ascii="宋体" w:eastAsia="宋体" w:hAnsi="宋体"/>
+        </w:rPr>
+        <w:lastRenderedPageBreak/>
+        <w:drawing>
+          <wp:inline distT="0" distB="0" distL="0" distR="0" wp14:anchorId="57CB1846" wp14:editId="256F17AA">
+            <wp:extent cx="5087060" cy="2219635"/>
+            <wp:effectExtent l="0" t="0" r="0" b="9525"/>
+            <wp:docPr id="1973853617" name="图片 1"/>
+            <wp:cNvGraphicFramePr>
+              <a:graphicFrameLocks xmlns:a="http://schemas.openxmlformats.org/drawingml/2006/main" noChangeAspect="1"/>
+            </wp:cNvGraphicFramePr>
+            <a:graphic xmlns:a="http://schemas.openxmlformats.org/drawingml/2006/main">
+              <a:graphicData uri="http://schemas.openxmlformats.org/drawingml/2006/picture">
+                <pic:pic xmlns:pic="http://schemas.openxmlformats.org/drawingml/2006/picture">
+                  <pic:nvPicPr>
+                    <pic:cNvPr id="1973853617" name=""/>
+                    <pic:cNvPicPr/>
+                  </pic:nvPicPr>
+                  <pic:blipFill>
+                    <a:blip r:embed="rId58"/>
+                    <a:stretch>
+                      <a:fillRect/>
+                    </a:stretch>
+                  </pic:blipFill>
+                  <pic:spPr>
+                    <a:xfrm>
+                      <a:off x="0" y="0"/>
+                      <a:ext cx="5087060" cy="2219635"/>
+                    </a:xfrm>
+                    <a:prstGeom prst="rect">
+                      <a:avLst/>
+                    </a:prstGeom>
+                  </pic:spPr>
+                </pic:pic>
+              </a:graphicData>
+            </a:graphic>
+          </wp:inline>
+        </w:drawing>
+      </w:r>
     </w:p>
     <w:p/>
-    <w:p/>
     <w:p>
       <w:pPr>
         <w:pStyle w:val="6"/>
@@ -23695,7 +23728,6 @@
         <w:rPr>
           <w:rFonts w:hint="eastAsia"/>
         </w:rPr>
-        <w:lastRenderedPageBreak/>
         <w:t>规则</w:t>
       </w:r>
       <w:r>
@@ -23813,7 +23845,7 @@
                     </pic:cNvPicPr>
                   </pic:nvPicPr>
                   <pic:blipFill>
-                    <a:blip r:embed="rId58">
+                    <a:blip r:embed="rId59">
                       <a:extLst>
                         <a:ext uri="{28A0092B-C50C-407E-A947-70E740481C1C}">
                           <a14:useLocalDpi xmlns:a14="http://schemas.microsoft.com/office/drawing/2010/main" val="0"/>
@@ -24255,7 +24287,7 @@
                           <pic:cNvPicPr/>
                         </pic:nvPicPr>
                         <pic:blipFill>
-                          <a:blip r:embed="rId59"/>
+                          <a:blip r:embed="rId60"/>
                           <a:stretch>
                             <a:fillRect/>
                           </a:stretch>
@@ -24433,7 +24465,7 @@
                           <pic:cNvPicPr/>
                         </pic:nvPicPr>
                         <pic:blipFill>
-                          <a:blip r:embed="rId60"/>
+                          <a:blip r:embed="rId61"/>
                           <a:stretch>
                             <a:fillRect/>
                           </a:stretch>
@@ -24618,10 +24650,10 @@
                 <w:rFonts w:hint="eastAsia"/>
               </w:rPr>
               <w:object w:dxaOrig="4695" w:dyaOrig="585" w14:anchorId="1B24F6BB">
-                <v:shape id="_x0000_i1140" type="#_x0000_t75" style="width:234.4pt;height:29.3pt" o:ole="">
-                  <v:imagedata r:id="rId61" o:title=""/>
+                <v:shape id="_x0000_i1140" type="#_x0000_t75" style="width:235pt;height:29.2pt" o:ole="">
+                  <v:imagedata r:id="rId62" o:title=""/>
                 </v:shape>
-                <o:OLEObject Type="Embed" ProgID="PBrush" ShapeID="_x0000_i1140" DrawAspect="Content" ObjectID="_1853217193" r:id="rId62"/>
+                <o:OLEObject Type="Embed" ProgID="PBrush" ShapeID="_x0000_i1140" DrawAspect="Content" ObjectID="_1853240783" r:id="rId63"/>
               </w:object>
             </w:r>
             <w:r>
@@ -24779,7 +24811,7 @@
                           <pic:cNvPicPr/>
                         </pic:nvPicPr>
                         <pic:blipFill>
-                          <a:blip r:embed="rId63"/>
+                          <a:blip r:embed="rId64"/>
                           <a:stretch>
                             <a:fillRect/>
                           </a:stretch>
@@ -24909,7 +24941,7 @@
                           <pic:cNvPicPr/>
                         </pic:nvPicPr>
                         <pic:blipFill>
-                          <a:blip r:embed="rId64"/>
+                          <a:blip r:embed="rId65"/>
                           <a:stretch>
                             <a:fillRect/>
                           </a:stretch>
@@ -25058,10 +25090,10 @@
                 <w:rFonts w:hint="eastAsia"/>
               </w:rPr>
               <w:object w:dxaOrig="5910" w:dyaOrig="615" w14:anchorId="741A2A97">
-                <v:shape id="_x0000_i1137" type="#_x0000_t75" style="width:295.55pt;height:31pt" o:ole="">
-                  <v:imagedata r:id="rId65" o:title=""/>
+                <v:shape id="_x0000_i1137" type="#_x0000_t75" style="width:295.45pt;height:30.55pt" o:ole="">
+                  <v:imagedata r:id="rId66" o:title=""/>
                 </v:shape>
-                <o:OLEObject Type="Embed" ProgID="PBrush" ShapeID="_x0000_i1137" DrawAspect="Content" ObjectID="_1853217194" r:id="rId66"/>
+                <o:OLEObject Type="Embed" ProgID="PBrush" ShapeID="_x0000_i1137" DrawAspect="Content" ObjectID="_1853240784" r:id="rId67"/>
               </w:object>
             </w:r>
           </w:p>
@@ -25162,10 +25194,10 @@
                 <w:rFonts w:hint="eastAsia"/>
               </w:rPr>
               <w:object w:dxaOrig="2565" w:dyaOrig="750" w14:anchorId="2AE0C7B6">
-                <v:shape id="_x0000_i1138" type="#_x0000_t75" style="width:104.65pt;height:31pt" o:ole="">
-                  <v:imagedata r:id="rId67" o:title=""/>
+                <v:shape id="_x0000_i1138" type="#_x0000_t75" style="width:104.6pt;height:30.55pt" o:ole="">
+                  <v:imagedata r:id="rId68" o:title=""/>
                 </v:shape>
-                <o:OLEObject Type="Embed" ProgID="PBrush" ShapeID="_x0000_i1138" DrawAspect="Content" ObjectID="_1853217195" r:id="rId68"/>
+                <o:OLEObject Type="Embed" ProgID="PBrush" ShapeID="_x0000_i1138" DrawAspect="Content" ObjectID="_1853240785" r:id="rId69"/>
               </w:object>
             </w:r>
           </w:p>
@@ -25269,10 +25301,10 @@
                 <w:rFonts w:hint="eastAsia"/>
               </w:rPr>
               <w:object w:dxaOrig="1950" w:dyaOrig="720" w14:anchorId="0C5A577A">
-                <v:shape id="_x0000_i1139" type="#_x0000_t75" style="width:86.25pt;height:31.8pt" o:ole="">
-                  <v:imagedata r:id="rId69" o:title=""/>
+                <v:shape id="_x0000_i1139" type="#_x0000_t75" style="width:86.25pt;height:31.9pt" o:ole="">
+                  <v:imagedata r:id="rId70" o:title=""/>
                 </v:shape>
-                <o:OLEObject Type="Embed" ProgID="PBrush" ShapeID="_x0000_i1139" DrawAspect="Content" ObjectID="_1853217196" r:id="rId70"/>
+                <o:OLEObject Type="Embed" ProgID="PBrush" ShapeID="_x0000_i1139" DrawAspect="Content" ObjectID="_1853240786" r:id="rId71"/>
               </w:object>
             </w:r>
             <w:r>
@@ -25319,7 +25351,6 @@
           <w:b/>
           <w:bCs/>
         </w:rPr>
-        <w:lastRenderedPageBreak/>
         <w:t>Fitch diagrams</w:t>
       </w:r>
     </w:p>
@@ -25358,7 +25389,7 @@
                     </pic:cNvPicPr>
                   </pic:nvPicPr>
                   <pic:blipFill>
-                    <a:blip r:embed="rId71">
+                    <a:blip r:embed="rId72">
                       <a:extLst>
                         <a:ext uri="{28A0092B-C50C-407E-A947-70E740481C1C}">
                           <a14:useLocalDpi xmlns:a14="http://schemas.microsoft.com/office/drawing/2010/main" val="0"/>
@@ -25511,7 +25542,7 @@
                           <pic:cNvPicPr/>
                         </pic:nvPicPr>
                         <pic:blipFill>
-                          <a:blip r:embed="rId59"/>
+                          <a:blip r:embed="rId60"/>
                           <a:stretch>
                             <a:fillRect/>
                           </a:stretch>
@@ -25676,7 +25707,7 @@
                           <pic:cNvPicPr/>
                         </pic:nvPicPr>
                         <pic:blipFill>
-                          <a:blip r:embed="rId60"/>
+                          <a:blip r:embed="rId61"/>
                           <a:stretch>
                             <a:fillRect/>
                           </a:stretch>
@@ -25739,7 +25770,7 @@
                     </pic:cNvPicPr>
                   </pic:nvPicPr>
                   <pic:blipFill>
-                    <a:blip r:embed="rId72">
+                    <a:blip r:embed="rId73">
                       <a:extLst>
                         <a:ext uri="{28A0092B-C50C-407E-A947-70E740481C1C}">
                           <a14:useLocalDpi xmlns:a14="http://schemas.microsoft.com/office/drawing/2010/main" val="0"/>
@@ -25867,7 +25898,7 @@
                           <pic:cNvPicPr/>
                         </pic:nvPicPr>
                         <pic:blipFill>
-                          <a:blip r:embed="rId64"/>
+                          <a:blip r:embed="rId65"/>
                           <a:stretch>
                             <a:fillRect/>
                           </a:stretch>
@@ -25906,6 +25937,7 @@
         <w:rPr>
           <w:rFonts w:hint="eastAsia"/>
         </w:rPr>
+        <w:lastRenderedPageBreak/>
         <w:t>=&gt;Intro</w:t>
       </w:r>
     </w:p>
@@ -25927,7 +25959,7 @@
                     <pic:cNvPicPr/>
                   </pic:nvPicPr>
                   <pic:blipFill>
-                    <a:blip r:embed="rId73"/>
+                    <a:blip r:embed="rId74"/>
                     <a:stretch>
                       <a:fillRect/>
                     </a:stretch>
@@ -25950,7 +25982,6 @@
     </w:p>
     <w:p>
       <w:r>
-        <w:lastRenderedPageBreak/>
         <w:drawing>
           <wp:inline distT="0" distB="0" distL="0" distR="0" wp14:anchorId="18BADBF9" wp14:editId="5395A6DD">
             <wp:extent cx="6335009" cy="2362530"/>
@@ -25967,7 +25998,7 @@
                     <pic:cNvPicPr/>
                   </pic:nvPicPr>
                   <pic:blipFill>
-                    <a:blip r:embed="rId74"/>
+                    <a:blip r:embed="rId75"/>
                     <a:stretch>
                       <a:fillRect/>
                     </a:stretch>
@@ -26091,7 +26122,7 @@
                           <pic:cNvPicPr/>
                         </pic:nvPicPr>
                         <pic:blipFill>
-                          <a:blip r:embed="rId64"/>
+                          <a:blip r:embed="rId65"/>
                           <a:stretch>
                             <a:fillRect/>
                           </a:stretch>
@@ -26208,10 +26239,10 @@
                 <w:rFonts w:hint="eastAsia"/>
               </w:rPr>
               <w:object w:dxaOrig="5910" w:dyaOrig="615" w14:anchorId="33777D35">
-                <v:shape id="_x0000_i1044" type="#_x0000_t75" style="width:295.55pt;height:31pt" o:ole="">
-                  <v:imagedata r:id="rId65" o:title=""/>
+                <v:shape id="_x0000_i1044" type="#_x0000_t75" style="width:295.45pt;height:30.55pt" o:ole="">
+                  <v:imagedata r:id="rId66" o:title=""/>
                 </v:shape>
-                <o:OLEObject Type="Embed" ProgID="PBrush" ShapeID="_x0000_i1044" DrawAspect="Content" ObjectID="_1853217197" r:id="rId75"/>
+                <o:OLEObject Type="Embed" ProgID="PBrush" ShapeID="_x0000_i1044" DrawAspect="Content" ObjectID="_1853240787" r:id="rId76"/>
               </w:object>
             </w:r>
           </w:p>
@@ -26251,7 +26282,7 @@
                     <pic:cNvPicPr/>
                   </pic:nvPicPr>
                   <pic:blipFill>
-                    <a:blip r:embed="rId76"/>
+                    <a:blip r:embed="rId77"/>
                     <a:stretch>
                       <a:fillRect/>
                     </a:stretch>
@@ -26386,7 +26417,7 @@
                           <pic:cNvPicPr/>
                         </pic:nvPicPr>
                         <pic:blipFill>
-                          <a:blip r:embed="rId59"/>
+                          <a:blip r:embed="rId60"/>
                           <a:stretch>
                             <a:fillRect/>
                           </a:stretch>
@@ -26551,7 +26582,7 @@
                           <pic:cNvPicPr/>
                         </pic:nvPicPr>
                         <pic:blipFill>
-                          <a:blip r:embed="rId60"/>
+                          <a:blip r:embed="rId61"/>
                           <a:stretch>
                             <a:fillRect/>
                           </a:stretch>
@@ -26704,7 +26735,7 @@
                           <pic:cNvPicPr/>
                         </pic:nvPicPr>
                         <pic:blipFill>
-                          <a:blip r:embed="rId63"/>
+                          <a:blip r:embed="rId64"/>
                           <a:stretch>
                             <a:fillRect/>
                           </a:stretch>
@@ -26748,6 +26779,7 @@
                 <w:sz w:val="24"/>
                 <w:szCs w:val="24"/>
               </w:rPr>
+              <w:lastRenderedPageBreak/>
               <w:t>=&gt; Elim   i, j</w:t>
             </w:r>
           </w:p>
@@ -26812,7 +26844,7 @@
                           <pic:cNvPicPr/>
                         </pic:nvPicPr>
                         <pic:blipFill>
-                          <a:blip r:embed="rId64"/>
+                          <a:blip r:embed="rId65"/>
                           <a:stretch>
                             <a:fillRect/>
                           </a:stretch>
@@ -26929,10 +26961,10 @@
                 <w:rFonts w:hint="eastAsia"/>
               </w:rPr>
               <w:object w:dxaOrig="5910" w:dyaOrig="615" w14:anchorId="50F06EE8">
-                <v:shape id="_x0000_i1046" type="#_x0000_t75" style="width:295.55pt;height:31pt" o:ole="">
-                  <v:imagedata r:id="rId65" o:title=""/>
+                <v:shape id="_x0000_i1046" type="#_x0000_t75" style="width:295.45pt;height:30.55pt" o:ole="">
+                  <v:imagedata r:id="rId66" o:title=""/>
                 </v:shape>
-                <o:OLEObject Type="Embed" ProgID="PBrush" ShapeID="_x0000_i1046" DrawAspect="Content" ObjectID="_1853217198" r:id="rId77"/>
+                <o:OLEObject Type="Embed" ProgID="PBrush" ShapeID="_x0000_i1046" DrawAspect="Content" ObjectID="_1853240788" r:id="rId78"/>
               </w:object>
             </w:r>
           </w:p>
@@ -26945,7 +26977,6 @@
         <w:pStyle w:val="6"/>
       </w:pPr>
       <w:r>
-        <w:lastRenderedPageBreak/>
         <w:t>∨</w:t>
       </w:r>
       <w:r>
@@ -26973,7 +27004,7 @@
                     <pic:cNvPicPr/>
                   </pic:nvPicPr>
                   <pic:blipFill>
-                    <a:blip r:embed="rId78"/>
+                    <a:blip r:embed="rId79"/>
                     <a:stretch>
                       <a:fillRect/>
                     </a:stretch>
@@ -27147,7 +27178,7 @@
                           <pic:cNvPicPr/>
                         </pic:nvPicPr>
                         <pic:blipFill>
-                          <a:blip r:embed="rId79"/>
+                          <a:blip r:embed="rId80"/>
                           <a:stretch>
                             <a:fillRect/>
                           </a:stretch>
@@ -27222,7 +27253,7 @@
                     <pic:cNvPicPr/>
                   </pic:nvPicPr>
                   <pic:blipFill>
-                    <a:blip r:embed="rId80"/>
+                    <a:blip r:embed="rId81"/>
                     <a:stretch>
                       <a:fillRect/>
                     </a:stretch>
@@ -27327,10 +27358,10 @@
                 <w:rFonts w:hint="eastAsia"/>
               </w:rPr>
               <w:object w:dxaOrig="1950" w:dyaOrig="720" w14:anchorId="3590B1B8">
-                <v:shape id="_x0000_i1059" type="#_x0000_t75" style="width:86.25pt;height:31.8pt" o:ole="">
-                  <v:imagedata r:id="rId69" o:title=""/>
+                <v:shape id="_x0000_i1059" type="#_x0000_t75" style="width:86.25pt;height:31.9pt" o:ole="">
+                  <v:imagedata r:id="rId70" o:title=""/>
                 </v:shape>
-                <o:OLEObject Type="Embed" ProgID="PBrush" ShapeID="_x0000_i1059" DrawAspect="Content" ObjectID="_1853217199" r:id="rId81"/>
+                <o:OLEObject Type="Embed" ProgID="PBrush" ShapeID="_x0000_i1059" DrawAspect="Content" ObjectID="_1853240789" r:id="rId82"/>
               </w:object>
             </w:r>
           </w:p>
@@ -27368,7 +27399,7 @@
                     <pic:cNvPicPr/>
                   </pic:nvPicPr>
                   <pic:blipFill>
-                    <a:blip r:embed="rId82"/>
+                    <a:blip r:embed="rId83"/>
                     <a:stretch>
                       <a:fillRect/>
                     </a:stretch>
@@ -27473,10 +27504,10 @@
                 <w:rFonts w:hint="eastAsia"/>
               </w:rPr>
               <w:object w:dxaOrig="2565" w:dyaOrig="750" w14:anchorId="52B0882F">
-                <v:shape id="_x0000_i1116" type="#_x0000_t75" style="width:104.65pt;height:31pt" o:ole="">
-                  <v:imagedata r:id="rId67" o:title=""/>
+                <v:shape id="_x0000_i1116" type="#_x0000_t75" style="width:104.6pt;height:30.55pt" o:ole="">
+                  <v:imagedata r:id="rId68" o:title=""/>
                 </v:shape>
-                <o:OLEObject Type="Embed" ProgID="PBrush" ShapeID="_x0000_i1116" DrawAspect="Content" ObjectID="_1853217200" r:id="rId83"/>
+                <o:OLEObject Type="Embed" ProgID="PBrush" ShapeID="_x0000_i1116" DrawAspect="Content" ObjectID="_1853240790" r:id="rId84"/>
               </w:object>
             </w:r>
           </w:p>

--- a/26fall/1870/Note/w1s1.docx
+++ b/26fall/1870/Note/w1s1.docx
@@ -9224,6 +9224,7 @@
       <w:pPr>
         <w:ind w:firstLine="420"/>
         <w:rPr>
+          <w:rFonts w:hint="eastAsia"/>
           <w:color w:val="074F6A" w:themeColor="accent4" w:themeShade="80"/>
         </w:rPr>
       </w:pPr>
@@ -11428,7 +11429,7 @@
     <w:p>
       <w:pPr>
         <w:rPr>
-          <w:rFonts w:cstheme="majorBidi"/>
+          <w:rFonts w:cstheme="majorBidi" w:hint="eastAsia"/>
           <w:color w:val="0F4761" w:themeColor="accent1" w:themeShade="BF"/>
           <w:sz w:val="24"/>
           <w:szCs w:val="24"/>
@@ -11798,7 +11799,53 @@
           <w:sz w:val="24"/>
           <w:szCs w:val="24"/>
         </w:rPr>
+        <w:t xml:space="preserve"> V Q(x)</w:t>
+      </w:r>
+      <w:r>
+        <w:rPr>
+          <w:rFonts w:cstheme="majorBidi" w:hint="eastAsia"/>
+          <w:color w:val="0F4761" w:themeColor="accent1" w:themeShade="BF"/>
+          <w:sz w:val="24"/>
+          <w:szCs w:val="24"/>
+        </w:rPr>
+        <w:t xml:space="preserve">  = </w:t>
+      </w:r>
+      <w:bookmarkStart w:id="8" w:name="_Hlk242481276"/>
+      <w:r>
+        <w:rPr>
+          <w:rFonts w:cstheme="majorBidi" w:hint="eastAsia"/>
+          <w:color w:val="0F4761" w:themeColor="accent1" w:themeShade="BF"/>
+          <w:sz w:val="24"/>
+          <w:szCs w:val="24"/>
+        </w:rPr>
         <w:t xml:space="preserve"> </w:t>
+      </w:r>
+      <w:r>
+        <w:rPr>
+          <w:rFonts w:ascii="Cambria Math" w:hAnsi="Cambria Math" w:cs="Cambria Math"/>
+          <w:color w:val="0F4761" w:themeColor="accent1" w:themeShade="BF"/>
+          <w:sz w:val="24"/>
+          <w:szCs w:val="24"/>
+        </w:rPr>
+        <w:t>∃</w:t>
+      </w:r>
+      <w:r>
+        <w:rPr>
+          <w:rFonts w:cstheme="majorBidi" w:hint="eastAsia"/>
+          <w:color w:val="0F4761" w:themeColor="accent1" w:themeShade="BF"/>
+          <w:sz w:val="24"/>
+          <w:szCs w:val="24"/>
+        </w:rPr>
+        <w:t>x,</w:t>
+      </w:r>
+      <w:r>
+        <w:rPr>
+          <w:rFonts w:cstheme="majorBidi"/>
+          <w:color w:val="EE0000"/>
+          <w:sz w:val="24"/>
+          <w:szCs w:val="24"/>
+        </w:rPr>
+        <w:t xml:space="preserve"> ¬</w:t>
       </w:r>
       <w:r>
         <w:rPr>
@@ -11807,7 +11854,66 @@
           <w:sz w:val="24"/>
           <w:szCs w:val="24"/>
         </w:rPr>
-        <w:t>V Q(x)</w:t>
+        <w:t>(</w:t>
+      </w:r>
+      <w:r>
+        <w:rPr>
+          <w:rFonts w:cstheme="majorBidi" w:hint="eastAsia"/>
+          <w:color w:val="EE0000"/>
+          <w:sz w:val="24"/>
+          <w:szCs w:val="24"/>
+        </w:rPr>
+        <w:t xml:space="preserve"> P(x)</w:t>
+      </w:r>
+      <w:r>
+        <w:rPr>
+          <w:rFonts w:cstheme="majorBidi" w:hint="eastAsia"/>
+          <w:color w:val="EE0000"/>
+          <w:sz w:val="24"/>
+          <w:szCs w:val="24"/>
+        </w:rPr>
+        <w:t xml:space="preserve"> V Q(x) )</w:t>
+      </w:r>
+      <w:bookmarkEnd w:id="8"/>
+      <w:r>
+        <w:rPr>
+          <w:rFonts w:cstheme="majorBidi" w:hint="eastAsia"/>
+          <w:color w:val="EE0000"/>
+          <w:sz w:val="24"/>
+          <w:szCs w:val="24"/>
+        </w:rPr>
+        <w:t xml:space="preserve"> </w:t>
+      </w:r>
+    </w:p>
+    <w:p>
+      <w:pPr>
+        <w:rPr>
+          <w:rFonts w:hint="eastAsia"/>
+        </w:rPr>
+      </w:pPr>
+      <w:r>
+        <w:rPr>
+          <w:rFonts w:ascii="Cambria Math" w:hAnsi="Cambria Math" w:cs="Cambria Math"/>
+        </w:rPr>
+        <w:t>∀</w:t>
+      </w:r>
+      <w:r>
+        <w:rPr>
+          <w:rFonts w:hint="eastAsia"/>
+        </w:rPr>
+        <w:t>x,P(x)  是原命题，NOT (</w:t>
+      </w:r>
+      <w:r>
+        <w:rPr>
+          <w:rFonts w:ascii="Cambria Math" w:hAnsi="Cambria Math" w:cs="Cambria Math"/>
+        </w:rPr>
+        <w:t>∀</w:t>
+      </w:r>
+      <w:r>
+        <w:rPr>
+          <w:rFonts w:hint="eastAsia"/>
+        </w:rPr>
+        <w:t>x,P(x))对原命题取反，</w:t>
       </w:r>
       <w:r>
         <w:rPr>
@@ -11816,17 +11922,32 @@
           <w:sz w:val="24"/>
           <w:szCs w:val="24"/>
         </w:rPr>
-        <w:t xml:space="preserve">  = </w:t>
-      </w:r>
-      <w:bookmarkStart w:id="8" w:name="_Hlk242481276"/>
-      <w:r>
+        <w:t>这等价于原命题的量词取反，谓词取反</w:t>
+      </w:r>
+      <w:r>
+        <w:rPr>
+          <w:rFonts w:hint="eastAsia"/>
+        </w:rPr>
+        <w:t>。</w:t>
+      </w:r>
+    </w:p>
+    <w:p>
+      <w:pPr>
         <w:rPr>
           <w:rFonts w:cstheme="majorBidi" w:hint="eastAsia"/>
           <w:color w:val="0F4761" w:themeColor="accent1" w:themeShade="BF"/>
           <w:sz w:val="24"/>
           <w:szCs w:val="24"/>
         </w:rPr>
-        <w:t xml:space="preserve"> </w:t>
+      </w:pPr>
+      <w:r>
+        <w:rPr>
+          <w:rFonts w:cstheme="majorBidi"/>
+          <w:color w:val="0F4761" w:themeColor="accent1" w:themeShade="BF"/>
+          <w:sz w:val="24"/>
+          <w:szCs w:val="24"/>
+        </w:rPr>
+        <w:t>¬(</w:t>
       </w:r>
       <w:r>
         <w:rPr>
@@ -11835,7 +11956,16 @@
           <w:sz w:val="24"/>
           <w:szCs w:val="24"/>
         </w:rPr>
-        <w:t>∃</w:t>
+        <w:t>∀</w:t>
+      </w:r>
+      <w:r>
+        <w:rPr>
+          <w:rFonts w:cstheme="majorBidi"/>
+          <w:color w:val="0F4761" w:themeColor="accent1" w:themeShade="BF"/>
+          <w:sz w:val="24"/>
+          <w:szCs w:val="24"/>
+        </w:rPr>
+        <w:t>x</w:t>
       </w:r>
       <w:r>
         <w:rPr>
@@ -11844,93 +11974,7 @@
           <w:sz w:val="24"/>
           <w:szCs w:val="24"/>
         </w:rPr>
-        <w:t>x,</w:t>
-      </w:r>
-      <w:r>
-        <w:rPr>
-          <w:rFonts w:cstheme="majorBidi"/>
-          <w:color w:val="EE0000"/>
-          <w:sz w:val="24"/>
-          <w:szCs w:val="24"/>
-        </w:rPr>
-        <w:t xml:space="preserve"> ¬</w:t>
-      </w:r>
-      <w:r>
-        <w:rPr>
-          <w:rFonts w:cstheme="majorBidi" w:hint="eastAsia"/>
-          <w:color w:val="EE0000"/>
-          <w:sz w:val="24"/>
-          <w:szCs w:val="24"/>
-        </w:rPr>
-        <w:t>(</w:t>
-      </w:r>
-      <w:r>
-        <w:rPr>
-          <w:rFonts w:cstheme="majorBidi" w:hint="eastAsia"/>
-          <w:color w:val="EE0000"/>
-          <w:sz w:val="24"/>
-          <w:szCs w:val="24"/>
-        </w:rPr>
-        <w:t xml:space="preserve"> P(x)</w:t>
-      </w:r>
-      <w:r>
-        <w:rPr>
-          <w:rFonts w:cstheme="majorBidi" w:hint="eastAsia"/>
-          <w:color w:val="EE0000"/>
-          <w:sz w:val="24"/>
-          <w:szCs w:val="24"/>
-        </w:rPr>
-        <w:t xml:space="preserve"> V Q(x)</w:t>
-      </w:r>
-      <w:r>
-        <w:rPr>
-          <w:rFonts w:cstheme="majorBidi" w:hint="eastAsia"/>
-          <w:color w:val="EE0000"/>
-          <w:sz w:val="24"/>
-          <w:szCs w:val="24"/>
-        </w:rPr>
-        <w:t xml:space="preserve"> )</w:t>
-      </w:r>
-      <w:bookmarkEnd w:id="8"/>
-      <w:r>
-        <w:rPr>
-          <w:rFonts w:cstheme="majorBidi" w:hint="eastAsia"/>
-          <w:color w:val="EE0000"/>
-          <w:sz w:val="24"/>
-          <w:szCs w:val="24"/>
-        </w:rPr>
-        <w:t xml:space="preserve"> </w:t>
-      </w:r>
-    </w:p>
-    <w:p>
-      <w:pPr>
-        <w:rPr>
-          <w:rFonts w:hint="eastAsia"/>
-        </w:rPr>
-      </w:pPr>
-      <w:r>
-        <w:rPr>
-          <w:rFonts w:ascii="Cambria Math" w:hAnsi="Cambria Math" w:cs="Cambria Math"/>
-        </w:rPr>
-        <w:t>∀</w:t>
-      </w:r>
-      <w:r>
-        <w:rPr>
-          <w:rFonts w:hint="eastAsia"/>
-        </w:rPr>
-        <w:t>x,P(x)  是原命题，NOT (</w:t>
-      </w:r>
-      <w:r>
-        <w:rPr>
-          <w:rFonts w:ascii="Cambria Math" w:hAnsi="Cambria Math" w:cs="Cambria Math"/>
-        </w:rPr>
-        <w:t>∀</w:t>
-      </w:r>
-      <w:r>
-        <w:rPr>
-          <w:rFonts w:hint="eastAsia"/>
-        </w:rPr>
-        <w:t>x,P(x))对原命题取反，</w:t>
+        <w:t>,</w:t>
       </w:r>
       <w:r>
         <w:rPr>
@@ -11939,24 +11983,44 @@
           <w:sz w:val="24"/>
           <w:szCs w:val="24"/>
         </w:rPr>
-        <w:t>这等价于原命题的量词取反，谓词取反</w:t>
-      </w:r>
-      <w:r>
-        <w:rPr>
-          <w:rFonts w:hint="eastAsia"/>
-        </w:rPr>
-        <w:t>。</w:t>
-      </w:r>
-    </w:p>
-    <w:p>
-      <w:pPr>
+        <w:t xml:space="preserve"> </w:t>
+      </w:r>
+      <w:r>
         <w:rPr>
           <w:rFonts w:cstheme="majorBidi" w:hint="eastAsia"/>
           <w:color w:val="0F4761" w:themeColor="accent1" w:themeShade="BF"/>
           <w:sz w:val="24"/>
           <w:szCs w:val="24"/>
         </w:rPr>
-      </w:pPr>
+        <w:t>P(x))</w:t>
+      </w:r>
+      <w:r>
+        <w:rPr>
+          <w:rFonts w:cstheme="majorBidi" w:hint="eastAsia"/>
+          <w:color w:val="0F4761" w:themeColor="accent1" w:themeShade="BF"/>
+          <w:sz w:val="24"/>
+          <w:szCs w:val="24"/>
+        </w:rPr>
+        <w:t xml:space="preserve">  的括号不是必须，</w:t>
+      </w:r>
+      <w:r>
+        <w:rPr>
+          <w:rFonts w:cstheme="majorBidi" w:hint="eastAsia"/>
+          <w:color w:val="0F4761" w:themeColor="accent1" w:themeShade="BF"/>
+          <w:sz w:val="24"/>
+          <w:szCs w:val="24"/>
+        </w:rPr>
+        <w:t>也可以简写成</w:t>
+      </w:r>
+      <w:r>
+        <w:rPr>
+          <w:rFonts w:cstheme="majorBidi" w:hint="eastAsia"/>
+          <w:color w:val="0F4761" w:themeColor="accent1" w:themeShade="BF"/>
+          <w:sz w:val="24"/>
+          <w:szCs w:val="24"/>
+        </w:rPr>
+        <w:t>：</w:t>
+      </w:r>
       <w:r>
         <w:rPr>
           <w:rFonts w:cstheme="majorBidi"/>
@@ -11964,7 +12028,16 @@
           <w:sz w:val="24"/>
           <w:szCs w:val="24"/>
         </w:rPr>
-        <w:t>¬(</w:t>
+        <w:t>¬</w:t>
+      </w:r>
+      <w:r>
+        <w:rPr>
+          <w:rFonts w:cstheme="majorBidi" w:hint="eastAsia"/>
+          <w:color w:val="0F4761" w:themeColor="accent1" w:themeShade="BF"/>
+          <w:sz w:val="24"/>
+          <w:szCs w:val="24"/>
+        </w:rPr>
+        <w:t xml:space="preserve"> </w:t>
       </w:r>
       <w:r>
         <w:rPr>
@@ -12009,7 +12082,7 @@
           <w:sz w:val="24"/>
           <w:szCs w:val="24"/>
         </w:rPr>
-        <w:t>P(x))</w:t>
+        <w:t>P(x)</w:t>
       </w:r>
       <w:r>
         <w:rPr>
@@ -12018,7 +12091,7 @@
           <w:sz w:val="24"/>
           <w:szCs w:val="24"/>
         </w:rPr>
-        <w:t xml:space="preserve">  的括号不是必须，</w:t>
+        <w:t xml:space="preserve"> </w:t>
       </w:r>
       <w:r>
         <w:rPr>
@@ -12027,7 +12100,16 @@
           <w:sz w:val="24"/>
           <w:szCs w:val="24"/>
         </w:rPr>
-        <w:t>也可以简写成</w:t>
+        <w:t xml:space="preserve">=  </w:t>
+      </w:r>
+      <w:r>
+        <w:rPr>
+          <w:rFonts w:ascii="Cambria Math" w:hAnsi="Cambria Math" w:cs="Cambria Math"/>
+          <w:color w:val="0F4761" w:themeColor="accent1" w:themeShade="BF"/>
+          <w:sz w:val="24"/>
+          <w:szCs w:val="24"/>
+        </w:rPr>
+        <w:t>∃</w:t>
       </w:r>
       <w:r>
         <w:rPr>
@@ -12036,7 +12118,7 @@
           <w:sz w:val="24"/>
           <w:szCs w:val="24"/>
         </w:rPr>
-        <w:t>：</w:t>
+        <w:t>x,</w:t>
       </w:r>
       <w:r>
         <w:rPr>
@@ -12045,7 +12127,7 @@
           <w:sz w:val="24"/>
           <w:szCs w:val="24"/>
         </w:rPr>
-        <w:t>¬</w:t>
+        <w:t xml:space="preserve"> ¬</w:t>
       </w:r>
       <w:r>
         <w:rPr>
@@ -12054,7 +12136,145 @@
           <w:sz w:val="24"/>
           <w:szCs w:val="24"/>
         </w:rPr>
-        <w:t xml:space="preserve"> </w:t>
+        <w:t xml:space="preserve"> P(x)</w:t>
+      </w:r>
+      <w:r>
+        <w:rPr>
+          <w:rFonts w:cstheme="majorBidi" w:hint="eastAsia"/>
+          <w:color w:val="0F4761" w:themeColor="accent1" w:themeShade="BF"/>
+          <w:sz w:val="24"/>
+          <w:szCs w:val="24"/>
+        </w:rPr>
+        <w:t xml:space="preserve">   </w:t>
+      </w:r>
+    </w:p>
+    <w:p>
+      <w:pPr>
+        <w:rPr>
+          <w:rFonts w:hint="eastAsia"/>
+          <w:color w:val="074F6A" w:themeColor="accent4" w:themeShade="80"/>
+        </w:rPr>
+      </w:pPr>
+      <w:r>
+        <w:rPr>
+          <w:rFonts w:hint="eastAsia"/>
+          <w:color w:val="074F6A" w:themeColor="accent4" w:themeShade="80"/>
+        </w:rPr>
+        <w:t>例：</w:t>
+      </w:r>
+    </w:p>
+    <w:p>
+      <w:pPr>
+        <w:rPr>
+          <w:rFonts w:hint="eastAsia"/>
+        </w:rPr>
+      </w:pPr>
+      <w:r>
+        <w:rPr>
+          <w:rFonts w:hint="eastAsia"/>
+        </w:rPr>
+        <w:t xml:space="preserve">原命题：所有的武汉人喜欢吃热干面。                          </w:t>
+      </w:r>
+      <w:r>
+        <w:rPr>
+          <w:rFonts w:ascii="Cambria Math" w:hAnsi="Cambria Math" w:cs="Cambria Math"/>
+        </w:rPr>
+        <w:t>∀</w:t>
+      </w:r>
+      <w:r>
+        <w:rPr>
+          <w:rFonts w:hint="eastAsia"/>
+        </w:rPr>
+        <w:t xml:space="preserve">x </w:t>
+      </w:r>
+      <w:r>
+        <w:t>∈</w:t>
+      </w:r>
+      <w:r>
+        <w:rPr>
+          <w:rFonts w:hint="eastAsia"/>
+        </w:rPr>
+        <w:t xml:space="preserve"> 武汉人：x喜欢吃热干面</w:t>
+      </w:r>
+    </w:p>
+    <w:p>
+      <w:pPr>
+        <w:rPr>
+          <w:rFonts w:hint="eastAsia"/>
+        </w:rPr>
+      </w:pPr>
+      <w:r>
+        <w:rPr>
+          <w:rFonts w:hint="eastAsia"/>
+        </w:rPr>
+        <w:t>反原命题：不是（</w:t>
+      </w:r>
+      <w:r>
+        <w:rPr>
+          <w:rFonts w:hint="eastAsia"/>
+        </w:rPr>
+        <w:t>所有的武汉人喜欢吃热干面</w:t>
+      </w:r>
+      <w:r>
+        <w:rPr>
+          <w:rFonts w:hint="eastAsia"/>
+        </w:rPr>
+        <w:t>)</w:t>
+      </w:r>
+      <w:r>
+        <w:rPr>
+          <w:rFonts w:hint="eastAsia"/>
+        </w:rPr>
+        <w:t xml:space="preserve">。     </w:t>
+      </w:r>
+      <w:r>
+        <w:rPr>
+          <w:rFonts w:cstheme="majorBidi"/>
+          <w:color w:val="0F4761" w:themeColor="accent1" w:themeShade="BF"/>
+          <w:sz w:val="24"/>
+          <w:szCs w:val="24"/>
+        </w:rPr>
+        <w:t>¬</w:t>
+      </w:r>
+      <w:r>
+        <w:rPr>
+          <w:rFonts w:hint="eastAsia"/>
+        </w:rPr>
+        <w:t xml:space="preserve"> ( </w:t>
+      </w:r>
+      <w:r>
+        <w:rPr>
+          <w:rFonts w:ascii="Cambria Math" w:hAnsi="Cambria Math" w:cs="Cambria Math"/>
+        </w:rPr>
+        <w:t>∀</w:t>
+      </w:r>
+      <w:r>
+        <w:rPr>
+          <w:rFonts w:hint="eastAsia"/>
+        </w:rPr>
+        <w:t xml:space="preserve">x </w:t>
+      </w:r>
+      <w:r>
+        <w:t>∈</w:t>
+      </w:r>
+      <w:r>
+        <w:rPr>
+          <w:rFonts w:hint="eastAsia"/>
+        </w:rPr>
+        <w:t xml:space="preserve"> 武汉人：x喜欢吃热干面)</w:t>
+      </w:r>
+    </w:p>
+    <w:p>
+      <w:pPr>
+        <w:rPr>
+          <w:rFonts w:hint="eastAsia"/>
+        </w:rPr>
+      </w:pPr>
+      <w:r>
+        <w:rPr>
+          <w:rFonts w:hint="eastAsia"/>
+        </w:rPr>
+        <w:t xml:space="preserve">等价反命题：至少一个武汉人不喜欢吃热干面。           </w:t>
       </w:r>
       <w:r>
         <w:rPr>
@@ -12063,243 +12283,6 @@
           <w:sz w:val="24"/>
           <w:szCs w:val="24"/>
         </w:rPr>
-        <w:t>∀</w:t>
-      </w:r>
-      <w:r>
-        <w:rPr>
-          <w:rFonts w:cstheme="majorBidi"/>
-          <w:color w:val="0F4761" w:themeColor="accent1" w:themeShade="BF"/>
-          <w:sz w:val="24"/>
-          <w:szCs w:val="24"/>
-        </w:rPr>
-        <w:t>x</w:t>
-      </w:r>
-      <w:r>
-        <w:rPr>
-          <w:rFonts w:cstheme="majorBidi" w:hint="eastAsia"/>
-          <w:color w:val="0F4761" w:themeColor="accent1" w:themeShade="BF"/>
-          <w:sz w:val="24"/>
-          <w:szCs w:val="24"/>
-        </w:rPr>
-        <w:t>,</w:t>
-      </w:r>
-      <w:r>
-        <w:rPr>
-          <w:rFonts w:cstheme="majorBidi" w:hint="eastAsia"/>
-          <w:color w:val="0F4761" w:themeColor="accent1" w:themeShade="BF"/>
-          <w:sz w:val="24"/>
-          <w:szCs w:val="24"/>
-        </w:rPr>
-        <w:t xml:space="preserve"> </w:t>
-      </w:r>
-      <w:r>
-        <w:rPr>
-          <w:rFonts w:cstheme="majorBidi" w:hint="eastAsia"/>
-          <w:color w:val="0F4761" w:themeColor="accent1" w:themeShade="BF"/>
-          <w:sz w:val="24"/>
-          <w:szCs w:val="24"/>
-        </w:rPr>
-        <w:t>P(x)</w:t>
-      </w:r>
-      <w:r>
-        <w:rPr>
-          <w:rFonts w:cstheme="majorBidi" w:hint="eastAsia"/>
-          <w:color w:val="0F4761" w:themeColor="accent1" w:themeShade="BF"/>
-          <w:sz w:val="24"/>
-          <w:szCs w:val="24"/>
-        </w:rPr>
-        <w:t xml:space="preserve"> </w:t>
-      </w:r>
-      <w:r>
-        <w:rPr>
-          <w:rFonts w:cstheme="majorBidi" w:hint="eastAsia"/>
-          <w:color w:val="0F4761" w:themeColor="accent1" w:themeShade="BF"/>
-          <w:sz w:val="24"/>
-          <w:szCs w:val="24"/>
-        </w:rPr>
-        <w:t xml:space="preserve">=  </w:t>
-      </w:r>
-      <w:r>
-        <w:rPr>
-          <w:rFonts w:ascii="Cambria Math" w:hAnsi="Cambria Math" w:cs="Cambria Math"/>
-          <w:color w:val="0F4761" w:themeColor="accent1" w:themeShade="BF"/>
-          <w:sz w:val="24"/>
-          <w:szCs w:val="24"/>
-        </w:rPr>
-        <w:t>∃</w:t>
-      </w:r>
-      <w:r>
-        <w:rPr>
-          <w:rFonts w:cstheme="majorBidi" w:hint="eastAsia"/>
-          <w:color w:val="0F4761" w:themeColor="accent1" w:themeShade="BF"/>
-          <w:sz w:val="24"/>
-          <w:szCs w:val="24"/>
-        </w:rPr>
-        <w:t>x,</w:t>
-      </w:r>
-      <w:r>
-        <w:rPr>
-          <w:rFonts w:cstheme="majorBidi"/>
-          <w:color w:val="0F4761" w:themeColor="accent1" w:themeShade="BF"/>
-          <w:sz w:val="24"/>
-          <w:szCs w:val="24"/>
-        </w:rPr>
-        <w:t xml:space="preserve"> ¬</w:t>
-      </w:r>
-      <w:r>
-        <w:rPr>
-          <w:rFonts w:cstheme="majorBidi" w:hint="eastAsia"/>
-          <w:color w:val="0F4761" w:themeColor="accent1" w:themeShade="BF"/>
-          <w:sz w:val="24"/>
-          <w:szCs w:val="24"/>
-        </w:rPr>
-        <w:t xml:space="preserve"> P(x)</w:t>
-      </w:r>
-      <w:r>
-        <w:rPr>
-          <w:rFonts w:cstheme="majorBidi" w:hint="eastAsia"/>
-          <w:color w:val="0F4761" w:themeColor="accent1" w:themeShade="BF"/>
-          <w:sz w:val="24"/>
-          <w:szCs w:val="24"/>
-        </w:rPr>
-        <w:t xml:space="preserve">   </w:t>
-      </w:r>
-    </w:p>
-    <w:p>
-      <w:pPr>
-        <w:rPr>
-          <w:rFonts w:hint="eastAsia"/>
-          <w:color w:val="074F6A" w:themeColor="accent4" w:themeShade="80"/>
-        </w:rPr>
-      </w:pPr>
-      <w:r>
-        <w:rPr>
-          <w:rFonts w:hint="eastAsia"/>
-          <w:color w:val="074F6A" w:themeColor="accent4" w:themeShade="80"/>
-        </w:rPr>
-        <w:t>例：</w:t>
-      </w:r>
-    </w:p>
-    <w:p>
-      <w:pPr>
-        <w:rPr>
-          <w:rFonts w:hint="eastAsia"/>
-        </w:rPr>
-      </w:pPr>
-      <w:r>
-        <w:rPr>
-          <w:rFonts w:hint="eastAsia"/>
-        </w:rPr>
-        <w:t xml:space="preserve">原命题：所有的武汉人喜欢吃热干面。                          </w:t>
-      </w:r>
-      <w:r>
-        <w:rPr>
-          <w:rFonts w:ascii="Cambria Math" w:hAnsi="Cambria Math" w:cs="Cambria Math"/>
-        </w:rPr>
-        <w:t>∀</w:t>
-      </w:r>
-      <w:r>
-        <w:rPr>
-          <w:rFonts w:hint="eastAsia"/>
-        </w:rPr>
-        <w:t xml:space="preserve">x </w:t>
-      </w:r>
-      <w:r>
-        <w:t>∈</w:t>
-      </w:r>
-      <w:r>
-        <w:rPr>
-          <w:rFonts w:hint="eastAsia"/>
-        </w:rPr>
-        <w:t xml:space="preserve"> 武汉人：x喜欢吃热干面</w:t>
-      </w:r>
-    </w:p>
-    <w:p>
-      <w:pPr>
-        <w:rPr>
-          <w:rFonts w:hint="eastAsia"/>
-        </w:rPr>
-      </w:pPr>
-      <w:r>
-        <w:rPr>
-          <w:rFonts w:hint="eastAsia"/>
-        </w:rPr>
-        <w:t>反原命题：不是（</w:t>
-      </w:r>
-      <w:r>
-        <w:rPr>
-          <w:rFonts w:hint="eastAsia"/>
-        </w:rPr>
-        <w:t>所有的武汉人喜欢吃热干面</w:t>
-      </w:r>
-      <w:r>
-        <w:rPr>
-          <w:rFonts w:hint="eastAsia"/>
-        </w:rPr>
-        <w:t>)</w:t>
-      </w:r>
-      <w:r>
-        <w:rPr>
-          <w:rFonts w:hint="eastAsia"/>
-        </w:rPr>
-        <w:t xml:space="preserve">。     </w:t>
-      </w:r>
-      <w:r>
-        <w:rPr>
-          <w:rFonts w:cstheme="majorBidi"/>
-          <w:color w:val="0F4761" w:themeColor="accent1" w:themeShade="BF"/>
-          <w:sz w:val="24"/>
-          <w:szCs w:val="24"/>
-        </w:rPr>
-        <w:t>¬</w:t>
-      </w:r>
-      <w:r>
-        <w:rPr>
-          <w:rFonts w:hint="eastAsia"/>
-        </w:rPr>
-        <w:t xml:space="preserve"> ( </w:t>
-      </w:r>
-      <w:r>
-        <w:rPr>
-          <w:rFonts w:ascii="Cambria Math" w:hAnsi="Cambria Math" w:cs="Cambria Math"/>
-        </w:rPr>
-        <w:t>∀</w:t>
-      </w:r>
-      <w:r>
-        <w:rPr>
-          <w:rFonts w:hint="eastAsia"/>
-        </w:rPr>
-        <w:t xml:space="preserve">x </w:t>
-      </w:r>
-      <w:r>
-        <w:t>∈</w:t>
-      </w:r>
-      <w:r>
-        <w:rPr>
-          <w:rFonts w:hint="eastAsia"/>
-        </w:rPr>
-        <w:t xml:space="preserve"> 武汉人：x喜欢吃热干面)</w:t>
-      </w:r>
-    </w:p>
-    <w:p>
-      <w:pPr>
-        <w:rPr>
-          <w:rFonts w:hint="eastAsia"/>
-        </w:rPr>
-      </w:pPr>
-      <w:r>
-        <w:rPr>
-          <w:rFonts w:hint="eastAsia"/>
-        </w:rPr>
-        <w:t xml:space="preserve">等价反命题：至少一个武汉人不喜欢吃热干面。           </w:t>
-      </w:r>
-      <w:r>
-        <w:rPr>
-          <w:rFonts w:ascii="Cambria Math" w:hAnsi="Cambria Math" w:cs="Cambria Math"/>
-          <w:color w:val="0F4761" w:themeColor="accent1" w:themeShade="BF"/>
-          <w:sz w:val="24"/>
-          <w:szCs w:val="24"/>
-        </w:rPr>
         <w:t>∃</w:t>
       </w:r>
       <w:r>
@@ -12355,7 +12338,7 @@
     <w:p>
       <w:pPr>
         <w:rPr>
-          <w:rFonts w:cstheme="majorBidi"/>
+          <w:rFonts w:cstheme="majorBidi" w:hint="eastAsia"/>
           <w:color w:val="0F4761" w:themeColor="accent1" w:themeShade="BF"/>
           <w:sz w:val="24"/>
           <w:szCs w:val="24"/>
@@ -13105,6 +13088,11 @@
       </w:r>
     </w:p>
     <w:p>
+      <w:pPr>
+        <w:rPr>
+          <w:rFonts w:hint="eastAsia"/>
+        </w:rPr>
+      </w:pPr>
       <w:r>
         <w:rPr>
           <w:rFonts w:hint="eastAsia"/>
@@ -13163,7 +13151,13 @@
         <w:t>不（会说英语）</w:t>
       </w:r>
     </w:p>
-    <w:p/>
+    <w:p>
+      <w:pPr>
+        <w:rPr>
+          <w:rFonts w:hint="eastAsia"/>
+        </w:rPr>
+      </w:pPr>
+    </w:p>
     <w:p>
       <w:pPr>
         <w:rPr>
@@ -13178,18 +13172,15 @@
           <w:ilvl w:val="2"/>
           <w:numId w:val="5"/>
         </w:numPr>
-      </w:pPr>
-      <w:r>
-        <w:rPr>
-          <w:rFonts w:hint="eastAsia"/>
-        </w:rPr>
-        <w:t>量词</w:t>
-      </w:r>
-      <w:r>
-        <w:rPr>
-          <w:rFonts w:hint="eastAsia"/>
-        </w:rPr>
-        <w:t>变化规则</w:t>
+        <w:rPr>
+          <w:rFonts w:hint="eastAsia"/>
+        </w:rPr>
+      </w:pPr>
+      <w:r>
+        <w:rPr>
+          <w:rFonts w:hint="eastAsia"/>
+        </w:rPr>
+        <w:t>量词变化规则</w:t>
       </w:r>
     </w:p>
     <w:p>
@@ -13429,7 +13420,7 @@
       <w:pPr>
         <w:ind w:firstLineChars="200" w:firstLine="420"/>
         <w:rPr>
-          <w:rFonts w:asciiTheme="minorEastAsia" w:hAnsiTheme="minorEastAsia"/>
+          <w:rFonts w:asciiTheme="minorEastAsia" w:hAnsiTheme="minorEastAsia" w:hint="eastAsia"/>
         </w:rPr>
       </w:pPr>
       <w:r>
@@ -13456,7 +13447,7 @@
           <w:numId w:val="19"/>
         </w:numPr>
         <w:rPr>
-          <w:rFonts w:asciiTheme="minorEastAsia" w:hAnsiTheme="minorEastAsia"/>
+          <w:rFonts w:asciiTheme="minorEastAsia" w:hAnsiTheme="minorEastAsia" w:hint="eastAsia"/>
         </w:rPr>
       </w:pPr>
       <w:r>
@@ -13560,7 +13551,7 @@
           <w:numId w:val="19"/>
         </w:numPr>
         <w:rPr>
-          <w:rFonts w:asciiTheme="minorEastAsia" w:hAnsiTheme="minorEastAsia"/>
+          <w:rFonts w:asciiTheme="minorEastAsia" w:hAnsiTheme="minorEastAsia" w:hint="eastAsia"/>
         </w:rPr>
       </w:pPr>
       <w:r>
@@ -13639,7 +13630,7 @@
           <w:numId w:val="19"/>
         </w:numPr>
         <w:rPr>
-          <w:rFonts w:asciiTheme="minorEastAsia" w:hAnsiTheme="minorEastAsia"/>
+          <w:rFonts w:asciiTheme="minorEastAsia" w:hAnsiTheme="minorEastAsia" w:hint="eastAsia"/>
         </w:rPr>
       </w:pPr>
       <w:r>
@@ -13816,7 +13807,7 @@
             <w:pPr>
               <w:jc w:val="center"/>
               <w:rPr>
-                <w:rFonts w:ascii="Cambria Math" w:hAnsi="Cambria Math" w:cs="Cambria Math" w:hint="eastAsia"/>
+                <w:rFonts w:ascii="Cambria Math" w:hAnsi="Cambria Math" w:cs="Cambria Math"/>
                 <w:color w:val="0F4761" w:themeColor="accent1" w:themeShade="BF"/>
                 <w:sz w:val="24"/>
                 <w:szCs w:val="24"/>
@@ -13859,7 +13850,7 @@
               <w:ind w:firstLineChars="200" w:firstLine="480"/>
               <w:jc w:val="center"/>
               <w:rPr>
-                <w:rFonts w:ascii="Cambria Math" w:hAnsi="Cambria Math" w:cs="Cambria Math" w:hint="eastAsia"/>
+                <w:rFonts w:ascii="Cambria Math" w:hAnsi="Cambria Math" w:cs="Cambria Math"/>
                 <w:color w:val="0F4761" w:themeColor="accent1" w:themeShade="BF"/>
                 <w:sz w:val="24"/>
                 <w:szCs w:val="24"/>
@@ -13940,7 +13931,7 @@
             <w:pPr>
               <w:jc w:val="center"/>
               <w:rPr>
-                <w:rFonts w:ascii="Cambria Math" w:hAnsi="Cambria Math" w:cs="Cambria Math" w:hint="eastAsia"/>
+                <w:rFonts w:ascii="Cambria Math" w:hAnsi="Cambria Math" w:cs="Cambria Math"/>
                 <w:color w:val="0F4761" w:themeColor="accent1" w:themeShade="BF"/>
                 <w:sz w:val="24"/>
                 <w:szCs w:val="24"/>
@@ -14029,7 +14020,7 @@
               <w:ind w:firstLineChars="200" w:firstLine="480"/>
               <w:jc w:val="center"/>
               <w:rPr>
-                <w:rFonts w:ascii="Cambria Math" w:hAnsi="Cambria Math" w:cs="Cambria Math" w:hint="eastAsia"/>
+                <w:rFonts w:ascii="Cambria Math" w:hAnsi="Cambria Math" w:cs="Cambria Math"/>
                 <w:color w:val="0F4761" w:themeColor="accent1" w:themeShade="BF"/>
                 <w:sz w:val="24"/>
                 <w:szCs w:val="24"/>
@@ -14121,7 +14112,7 @@
             <w:pPr>
               <w:jc w:val="center"/>
               <w:rPr>
-                <w:rFonts w:ascii="Cambria Math" w:hAnsi="Cambria Math" w:cs="Cambria Math" w:hint="eastAsia"/>
+                <w:rFonts w:ascii="Cambria Math" w:hAnsi="Cambria Math" w:cs="Cambria Math"/>
                 <w:color w:val="0F4761" w:themeColor="accent1" w:themeShade="BF"/>
                 <w:sz w:val="24"/>
                 <w:szCs w:val="24"/>
@@ -14185,7 +14176,7 @@
             <w:pPr>
               <w:jc w:val="center"/>
               <w:rPr>
-                <w:rFonts w:cstheme="majorBidi"/>
+                <w:rFonts w:cstheme="majorBidi" w:hint="eastAsia"/>
                 <w:color w:val="0F4761" w:themeColor="accent1" w:themeShade="BF"/>
                 <w:sz w:val="24"/>
                 <w:szCs w:val="24"/>
@@ -14528,7 +14519,7 @@
               <w:ind w:firstLineChars="500" w:firstLine="1050"/>
               <w:jc w:val="center"/>
               <w:rPr>
-                <w:rFonts w:cstheme="majorBidi"/>
+                <w:rFonts w:cstheme="majorBidi" w:hint="eastAsia"/>
                 <w:b/>
                 <w:bCs/>
                 <w:color w:val="E97132" w:themeColor="accent2"/>
@@ -14589,7 +14580,7 @@
             <w:pPr>
               <w:jc w:val="center"/>
               <w:rPr>
-                <w:rFonts w:cstheme="majorBidi"/>
+                <w:rFonts w:cstheme="majorBidi" w:hint="eastAsia"/>
                 <w:color w:val="0F4761" w:themeColor="accent1" w:themeShade="BF"/>
                 <w:sz w:val="24"/>
                 <w:szCs w:val="24"/>
@@ -14632,7 +14623,7 @@
               <w:ind w:firstLineChars="200" w:firstLine="480"/>
               <w:jc w:val="center"/>
               <w:rPr>
-                <w:rFonts w:ascii="Cambria Math" w:hAnsi="Cambria Math" w:cs="Cambria Math" w:hint="eastAsia"/>
+                <w:rFonts w:ascii="Cambria Math" w:hAnsi="Cambria Math" w:cs="Cambria Math"/>
                 <w:color w:val="0F4761" w:themeColor="accent1" w:themeShade="BF"/>
                 <w:sz w:val="24"/>
                 <w:szCs w:val="24"/>
@@ -15157,7 +15148,7 @@
             <w:pPr>
               <w:jc w:val="center"/>
               <w:rPr>
-                <w:rFonts w:cstheme="majorBidi"/>
+                <w:rFonts w:cstheme="majorBidi" w:hint="eastAsia"/>
                 <w:color w:val="0F4761" w:themeColor="accent1" w:themeShade="BF"/>
                 <w:sz w:val="24"/>
                 <w:szCs w:val="24"/>
@@ -15174,7 +15165,7 @@
               <w:ind w:firstLineChars="200" w:firstLine="480"/>
               <w:jc w:val="center"/>
               <w:rPr>
-                <w:rFonts w:ascii="Cambria Math" w:hAnsi="Cambria Math" w:cs="Cambria Math" w:hint="eastAsia"/>
+                <w:rFonts w:ascii="Cambria Math" w:hAnsi="Cambria Math" w:cs="Cambria Math"/>
                 <w:color w:val="0F4761" w:themeColor="accent1" w:themeShade="BF"/>
                 <w:sz w:val="24"/>
                 <w:szCs w:val="24"/>
@@ -15303,7 +15294,7 @@
               <w:ind w:firstLineChars="500" w:firstLine="1200"/>
               <w:jc w:val="center"/>
               <w:rPr>
-                <w:rFonts w:cstheme="majorBidi"/>
+                <w:rFonts w:cstheme="majorBidi" w:hint="eastAsia"/>
                 <w:b/>
                 <w:bCs/>
                 <w:color w:val="E97132" w:themeColor="accent2"/>
@@ -15470,7 +15461,7 @@
             <w:pPr>
               <w:jc w:val="center"/>
               <w:rPr>
-                <w:rFonts w:cstheme="majorBidi"/>
+                <w:rFonts w:cstheme="majorBidi" w:hint="eastAsia"/>
                 <w:color w:val="0F4761" w:themeColor="accent1" w:themeShade="BF"/>
                 <w:sz w:val="24"/>
                 <w:szCs w:val="24"/>
@@ -15513,7 +15504,7 @@
               <w:ind w:firstLineChars="200" w:firstLine="480"/>
               <w:jc w:val="center"/>
               <w:rPr>
-                <w:rFonts w:ascii="Cambria Math" w:hAnsi="Cambria Math" w:cs="Cambria Math" w:hint="eastAsia"/>
+                <w:rFonts w:ascii="Cambria Math" w:hAnsi="Cambria Math" w:cs="Cambria Math"/>
                 <w:color w:val="0F4761" w:themeColor="accent1" w:themeShade="BF"/>
                 <w:sz w:val="24"/>
                 <w:szCs w:val="24"/>
@@ -15611,7 +15602,7 @@
               <w:ind w:firstLineChars="500" w:firstLine="1200"/>
               <w:jc w:val="center"/>
               <w:rPr>
-                <w:rFonts w:cstheme="majorBidi"/>
+                <w:rFonts w:cstheme="majorBidi" w:hint="eastAsia"/>
                 <w:b/>
                 <w:bCs/>
                 <w:color w:val="E97132" w:themeColor="accent2"/>
@@ -15783,7 +15774,7 @@
               <w:ind w:firstLineChars="200" w:firstLine="480"/>
               <w:jc w:val="center"/>
               <w:rPr>
-                <w:rFonts w:ascii="Cambria Math" w:hAnsi="Cambria Math" w:cs="Cambria Math" w:hint="eastAsia"/>
+                <w:rFonts w:ascii="Cambria Math" w:hAnsi="Cambria Math" w:cs="Cambria Math"/>
                 <w:color w:val="0F4761" w:themeColor="accent1" w:themeShade="BF"/>
                 <w:sz w:val="24"/>
                 <w:szCs w:val="24"/>
@@ -15923,7 +15914,7 @@
               <w:ind w:firstLineChars="500" w:firstLine="1200"/>
               <w:jc w:val="center"/>
               <w:rPr>
-                <w:rFonts w:cstheme="majorBidi"/>
+                <w:rFonts w:cstheme="majorBidi" w:hint="eastAsia"/>
                 <w:color w:val="E97132" w:themeColor="accent2"/>
                 <w:sz w:val="24"/>
                 <w:szCs w:val="24"/>
@@ -16050,7 +16041,7 @@
             <w:pPr>
               <w:jc w:val="center"/>
               <w:rPr>
-                <w:rFonts w:cstheme="majorBidi"/>
+                <w:rFonts w:cstheme="majorBidi" w:hint="eastAsia"/>
                 <w:color w:val="0F4761" w:themeColor="accent1" w:themeShade="BF"/>
                 <w:sz w:val="24"/>
                 <w:szCs w:val="24"/>
@@ -16067,7 +16058,7 @@
               <w:ind w:firstLineChars="200" w:firstLine="480"/>
               <w:jc w:val="center"/>
               <w:rPr>
-                <w:rFonts w:ascii="Cambria Math" w:hAnsi="Cambria Math" w:cs="Cambria Math" w:hint="eastAsia"/>
+                <w:rFonts w:ascii="Cambria Math" w:hAnsi="Cambria Math" w:cs="Cambria Math"/>
                 <w:color w:val="0F4761" w:themeColor="accent1" w:themeShade="BF"/>
                 <w:sz w:val="24"/>
                 <w:szCs w:val="24"/>
@@ -16176,7 +16167,7 @@
               <w:ind w:firstLineChars="500" w:firstLine="1200"/>
               <w:jc w:val="center"/>
               <w:rPr>
-                <w:rFonts w:cstheme="majorBidi"/>
+                <w:rFonts w:cstheme="majorBidi" w:hint="eastAsia"/>
                 <w:b/>
                 <w:bCs/>
                 <w:color w:val="E97132" w:themeColor="accent2"/>
@@ -16325,17 +16316,25 @@
         </w:tc>
       </w:tr>
     </w:tbl>
-    <w:p/>
-    <w:p>
-      <w:pPr>
-        <w:rPr>
-          <w:color w:val="074F6A" w:themeColor="accent4" w:themeShade="80"/>
-        </w:rPr>
-      </w:pPr>
-    </w:p>
-    <w:p>
-      <w:pPr>
-        <w:rPr>
+    <w:p>
+      <w:pPr>
+        <w:rPr>
+          <w:rFonts w:hint="eastAsia"/>
+        </w:rPr>
+      </w:pPr>
+    </w:p>
+    <w:p>
+      <w:pPr>
+        <w:rPr>
+          <w:rFonts w:hint="eastAsia"/>
+          <w:color w:val="074F6A" w:themeColor="accent4" w:themeShade="80"/>
+        </w:rPr>
+      </w:pPr>
+    </w:p>
+    <w:p>
+      <w:pPr>
+        <w:rPr>
+          <w:rFonts w:hint="eastAsia"/>
           <w:color w:val="074F6A" w:themeColor="accent4" w:themeShade="80"/>
         </w:rPr>
       </w:pPr>
@@ -17983,74 +17982,80 @@
     <w:p>
       <w:pPr>
         <w:rPr>
+          <w:rFonts w:cstheme="majorBidi" w:hint="eastAsia"/>
+          <w:color w:val="0F4761" w:themeColor="accent1" w:themeShade="BF"/>
+          <w:sz w:val="24"/>
+          <w:szCs w:val="24"/>
+        </w:rPr>
+      </w:pPr>
+    </w:p>
+    <w:p>
+      <w:pPr>
+        <w:pStyle w:val="5"/>
+        <w:rPr>
+          <w:rFonts w:hint="eastAsia"/>
+        </w:rPr>
+      </w:pPr>
+      <w:r>
+        <w:rPr>
+          <w:rFonts w:hint="eastAsia"/>
+        </w:rPr>
+        <w:t xml:space="preserve">2.2.4 常用数学符号 </w:t>
+      </w:r>
+    </w:p>
+    <w:p>
+      <w:pPr>
+        <w:rPr>
+          <w:rFonts w:ascii="Cambria Math" w:hAnsi="Cambria Math" w:cs="Cambria Math"/>
+          <w:color w:val="0F4761" w:themeColor="accent1" w:themeShade="BF"/>
+          <w:sz w:val="24"/>
+          <w:szCs w:val="24"/>
+        </w:rPr>
+      </w:pPr>
+      <w:r>
+        <w:rPr>
           <w:rFonts w:cstheme="majorBidi"/>
           <w:color w:val="0F4761" w:themeColor="accent1" w:themeShade="BF"/>
           <w:sz w:val="24"/>
           <w:szCs w:val="24"/>
         </w:rPr>
-      </w:pPr>
-    </w:p>
-    <w:p>
-      <w:pPr>
-        <w:pStyle w:val="5"/>
-        <w:rPr>
-          <w:rFonts w:hint="eastAsia"/>
-        </w:rPr>
-      </w:pPr>
-      <w:r>
-        <w:rPr>
-          <w:rFonts w:hint="eastAsia"/>
-        </w:rPr>
-        <w:t>2.2.</w:t>
-      </w:r>
-      <w:r>
-        <w:rPr>
-          <w:rFonts w:hint="eastAsia"/>
-        </w:rPr>
-        <w:t>4</w:t>
-      </w:r>
-      <w:r>
-        <w:rPr>
-          <w:rFonts w:hint="eastAsia"/>
-        </w:rPr>
-        <w:t xml:space="preserve"> 常用数学符号 </w:t>
-      </w:r>
-    </w:p>
-    <w:p>
-      <w:pPr>
+        <w:t>¬</w:t>
+      </w:r>
+      <w:r>
+        <w:rPr>
+          <w:rFonts w:cstheme="majorBidi" w:hint="eastAsia"/>
+          <w:color w:val="0F4761" w:themeColor="accent1" w:themeShade="BF"/>
+          <w:sz w:val="24"/>
+          <w:szCs w:val="24"/>
+        </w:rPr>
+        <w:t xml:space="preserve"> </w:t>
+      </w:r>
+      <w:r>
+        <w:rPr>
+          <w:rFonts w:cstheme="majorBidi"/>
+          <w:color w:val="0F4761" w:themeColor="accent1" w:themeShade="BF"/>
+          <w:sz w:val="24"/>
+          <w:szCs w:val="24"/>
+        </w:rPr>
+        <w:t xml:space="preserve">∨∧ </w:t>
+      </w:r>
+      <w:r>
         <w:rPr>
           <w:rFonts w:ascii="Cambria Math" w:hAnsi="Cambria Math" w:cs="Cambria Math"/>
           <w:color w:val="0F4761" w:themeColor="accent1" w:themeShade="BF"/>
           <w:sz w:val="24"/>
           <w:szCs w:val="24"/>
         </w:rPr>
-      </w:pPr>
-      <w:r>
-        <w:rPr>
-          <w:rFonts w:cstheme="majorBidi"/>
+        <w:t>∃</w:t>
+      </w:r>
+      <w:r>
+        <w:rPr>
+          <w:rFonts w:ascii="Cambria Math" w:hAnsi="Cambria Math" w:cs="Cambria Math" w:hint="eastAsia"/>
           <w:color w:val="0F4761" w:themeColor="accent1" w:themeShade="BF"/>
           <w:sz w:val="24"/>
           <w:szCs w:val="24"/>
         </w:rPr>
-        <w:t>¬</w:t>
-      </w:r>
-      <w:r>
-        <w:rPr>
-          <w:rFonts w:cstheme="majorBidi" w:hint="eastAsia"/>
-          <w:color w:val="0F4761" w:themeColor="accent1" w:themeShade="BF"/>
-          <w:sz w:val="24"/>
-          <w:szCs w:val="24"/>
-        </w:rPr>
         <w:t xml:space="preserve"> </w:t>
-      </w:r>
-      <w:r>
-        <w:rPr>
-          <w:rFonts w:cstheme="majorBidi"/>
-          <w:color w:val="0F4761" w:themeColor="accent1" w:themeShade="BF"/>
-          <w:sz w:val="24"/>
-          <w:szCs w:val="24"/>
-        </w:rPr>
-        <w:t xml:space="preserve">∨∧ </w:t>
       </w:r>
       <w:r>
         <w:rPr>
@@ -18059,7 +18064,7 @@
           <w:sz w:val="24"/>
           <w:szCs w:val="24"/>
         </w:rPr>
-        <w:t>∃</w:t>
+        <w:t>∀</w:t>
       </w:r>
       <w:r>
         <w:rPr>
@@ -18068,29 +18073,23 @@
           <w:sz w:val="24"/>
           <w:szCs w:val="24"/>
         </w:rPr>
-        <w:t xml:space="preserve"> </w:t>
-      </w:r>
-      <w:r>
+        <w:t xml:space="preserve"> =&gt;</w:t>
+      </w:r>
+    </w:p>
+    <w:p>
+      <w:pPr>
         <w:rPr>
           <w:rFonts w:ascii="Cambria Math" w:hAnsi="Cambria Math" w:cs="Cambria Math"/>
           <w:color w:val="0F4761" w:themeColor="accent1" w:themeShade="BF"/>
           <w:sz w:val="24"/>
           <w:szCs w:val="24"/>
         </w:rPr>
-        <w:t>∀</w:t>
-      </w:r>
-      <w:r>
-        <w:rPr>
-          <w:rFonts w:ascii="Cambria Math" w:hAnsi="Cambria Math" w:cs="Cambria Math" w:hint="eastAsia"/>
-          <w:color w:val="0F4761" w:themeColor="accent1" w:themeShade="BF"/>
-          <w:sz w:val="24"/>
-          <w:szCs w:val="24"/>
-        </w:rPr>
-        <w:t xml:space="preserve"> =&gt;</w:t>
-      </w:r>
-    </w:p>
-    <w:p>
-      <w:pPr>
+      </w:pPr>
+    </w:p>
+    <w:p>
+      <w:pPr>
+        <w:widowControl/>
+        <w:jc w:val="left"/>
         <w:rPr>
           <w:rFonts w:ascii="Cambria Math" w:hAnsi="Cambria Math" w:cs="Cambria Math"/>
           <w:color w:val="0F4761" w:themeColor="accent1" w:themeShade="BF"/>
@@ -18098,31 +18097,22 @@
           <w:szCs w:val="24"/>
         </w:rPr>
       </w:pPr>
-    </w:p>
-    <w:p>
-      <w:pPr>
-        <w:widowControl/>
-        <w:jc w:val="left"/>
+      <w:r>
         <w:rPr>
           <w:rFonts w:ascii="Cambria Math" w:hAnsi="Cambria Math" w:cs="Cambria Math"/>
           <w:color w:val="0F4761" w:themeColor="accent1" w:themeShade="BF"/>
           <w:sz w:val="24"/>
           <w:szCs w:val="24"/>
         </w:rPr>
-      </w:pPr>
-      <w:r>
-        <w:rPr>
-          <w:rFonts w:ascii="Cambria Math" w:hAnsi="Cambria Math" w:cs="Cambria Math"/>
-          <w:color w:val="0F4761" w:themeColor="accent1" w:themeShade="BF"/>
-          <w:sz w:val="24"/>
-          <w:szCs w:val="24"/>
-        </w:rPr>
         <w:br w:type="page"/>
       </w:r>
     </w:p>
     <w:p>
       <w:pPr>
         <w:pStyle w:val="5"/>
+        <w:rPr>
+          <w:rFonts w:hint="eastAsia"/>
+        </w:rPr>
       </w:pPr>
       <w:r>
         <w:rPr>
@@ -18184,6 +18174,11 @@
       </w:r>
     </w:p>
     <w:p>
+      <w:pPr>
+        <w:rPr>
+          <w:rFonts w:hint="eastAsia"/>
+        </w:rPr>
+      </w:pPr>
       <w:r>
         <w:rPr>
           <w:rFonts w:hint="eastAsia"/>
@@ -18239,7 +18234,13 @@
         </w:drawing>
       </w:r>
     </w:p>
-    <w:p/>
+    <w:p>
+      <w:pPr>
+        <w:rPr>
+          <w:rFonts w:hint="eastAsia"/>
+        </w:rPr>
+      </w:pPr>
+    </w:p>
     <w:p>
       <w:pPr>
         <w:rPr>
@@ -18304,7 +18305,7 @@
     <w:p>
       <w:pPr>
         <w:rPr>
-          <w:rFonts w:cstheme="majorBidi"/>
+          <w:rFonts w:cstheme="majorBidi" w:hint="eastAsia"/>
           <w:color w:val="0F4761" w:themeColor="accent1" w:themeShade="BF"/>
           <w:sz w:val="24"/>
           <w:szCs w:val="24"/>
@@ -18314,7 +18315,7 @@
     <w:p>
       <w:pPr>
         <w:rPr>
-          <w:rFonts w:cstheme="majorBidi"/>
+          <w:rFonts w:cstheme="majorBidi" w:hint="eastAsia"/>
           <w:color w:val="0F4761" w:themeColor="accent1" w:themeShade="BF"/>
           <w:sz w:val="24"/>
           <w:szCs w:val="24"/>
@@ -18382,6 +18383,9 @@
     <w:p>
       <w:pPr>
         <w:pStyle w:val="5"/>
+        <w:rPr>
+          <w:rFonts w:hint="eastAsia"/>
+        </w:rPr>
       </w:pPr>
       <w:r>
         <w:rPr>
@@ -18399,13 +18403,7 @@
         <w:rPr>
           <w:rFonts w:hint="eastAsia"/>
         </w:rPr>
-        <w:t xml:space="preserve"> 谓词逻辑</w:t>
-      </w:r>
-      <w:r>
-        <w:rPr>
-          <w:rFonts w:hint="eastAsia"/>
-        </w:rPr>
-        <w:t>化简（带量词）</w:t>
+        <w:t xml:space="preserve"> 谓词逻辑化简（带量词）</w:t>
       </w:r>
     </w:p>
     <w:p>
@@ -18498,11 +18496,26 @@
         </w:rPr>
       </w:pPr>
       <w:r>
-        <w:rPr>
-          <w:rFonts w:hint="eastAsia"/>
-        </w:rPr>
         <w:lastRenderedPageBreak/>
-        <w:t>Proof（证明）</w:t>
+        <w:t>Logical arguments</w:t>
+      </w:r>
+      <w:r>
+        <w:rPr>
+          <w:rFonts w:hint="eastAsia"/>
+        </w:rPr>
+        <w:t>（</w:t>
+      </w:r>
+      <w:r>
+        <w:rPr>
+          <w:rFonts w:hint="eastAsia"/>
+        </w:rPr>
+        <w:t>逻辑论证</w:t>
+      </w:r>
+      <w:r>
+        <w:rPr>
+          <w:rFonts w:hint="eastAsia"/>
+        </w:rPr>
+        <w:t>）</w:t>
       </w:r>
     </w:p>
     <w:p>
@@ -18542,20 +18555,20 @@
     </w:p>
     <w:p>
       <w:pPr>
+        <w:rPr>
+          <w:rFonts w:cstheme="majorBidi" w:hint="eastAsia"/>
+          <w:color w:val="0F4761" w:themeColor="accent1" w:themeShade="BF"/>
+          <w:sz w:val="24"/>
+          <w:szCs w:val="24"/>
+        </w:rPr>
+      </w:pPr>
+      <w:r>
         <w:rPr>
           <w:rFonts w:cstheme="majorBidi"/>
           <w:color w:val="0F4761" w:themeColor="accent1" w:themeShade="BF"/>
           <w:sz w:val="24"/>
           <w:szCs w:val="24"/>
         </w:rPr>
-      </w:pPr>
-      <w:r>
-        <w:rPr>
-          <w:rFonts w:cstheme="majorBidi"/>
-          <w:color w:val="0F4761" w:themeColor="accent1" w:themeShade="BF"/>
-          <w:sz w:val="24"/>
-          <w:szCs w:val="24"/>
-        </w:rPr>
         <w:t>arguments</w:t>
       </w:r>
       <w:r>
@@ -18572,30 +18585,25 @@
       <w:pPr>
         <w:ind w:firstLineChars="600" w:firstLine="1440"/>
         <w:rPr>
-          <w:rFonts w:cstheme="majorBidi"/>
-          <w:color w:val="0F4761" w:themeColor="accent1" w:themeShade="BF"/>
-          <w:sz w:val="24"/>
-          <w:szCs w:val="24"/>
-        </w:rPr>
-      </w:pPr>
-      <w:r>
-        <w:rPr>
           <w:rFonts w:cstheme="majorBidi" w:hint="eastAsia"/>
           <w:color w:val="0F4761" w:themeColor="accent1" w:themeShade="BF"/>
           <w:sz w:val="24"/>
           <w:szCs w:val="24"/>
         </w:rPr>
+      </w:pPr>
+      <w:r>
+        <w:rPr>
+          <w:rFonts w:cstheme="majorBidi" w:hint="eastAsia"/>
+          <w:color w:val="0F4761" w:themeColor="accent1" w:themeShade="BF"/>
+          <w:sz w:val="24"/>
+          <w:szCs w:val="24"/>
+        </w:rPr>
         <w:t>P1，P2叫premise(前提), C叫 conclusion（结论）</w:t>
       </w:r>
     </w:p>
     <w:p>
       <w:pPr>
-        <w:pStyle w:val="5"/>
-        <w:numPr>
-          <w:ilvl w:val="0"/>
-          <w:numId w:val="21"/>
-        </w:numPr>
-        <w:ind w:left="425" w:hanging="425"/>
+        <w:pStyle w:val="6"/>
         <w:rPr>
           <w:rFonts w:hint="eastAsia"/>
         </w:rPr>
@@ -18631,10 +18639,10 @@
         <w:tblLook w:val="04A0" w:firstRow="1" w:lastRow="0" w:firstColumn="1" w:lastColumn="0" w:noHBand="0" w:noVBand="1"/>
       </w:tblPr>
       <w:tblGrid>
-        <w:gridCol w:w="2119"/>
-        <w:gridCol w:w="2648"/>
-        <w:gridCol w:w="2199"/>
-        <w:gridCol w:w="3500"/>
+        <w:gridCol w:w="2118"/>
+        <w:gridCol w:w="2646"/>
+        <w:gridCol w:w="2198"/>
+        <w:gridCol w:w="3504"/>
       </w:tblGrid>
       <w:tr>
         <w:tc>
@@ -18648,7 +18656,7 @@
             <w:pPr>
               <w:jc w:val="center"/>
               <w:rPr>
-                <w:rFonts w:ascii="Cambria Math" w:hAnsi="Cambria Math" w:cs="Cambria Math" w:hint="eastAsia"/>
+                <w:rFonts w:ascii="Cambria Math" w:hAnsi="Cambria Math" w:cs="Cambria Math"/>
                 <w:color w:val="0F4761" w:themeColor="accent1" w:themeShade="BF"/>
                 <w:sz w:val="24"/>
                 <w:szCs w:val="24"/>
@@ -18676,7 +18684,7 @@
             <w:pPr>
               <w:jc w:val="center"/>
               <w:rPr>
-                <w:rFonts w:ascii="Cambria Math" w:hAnsi="Cambria Math" w:cs="Cambria Math" w:hint="eastAsia"/>
+                <w:rFonts w:ascii="Cambria Math" w:hAnsi="Cambria Math" w:cs="Cambria Math"/>
                 <w:color w:val="0F4761" w:themeColor="accent1" w:themeShade="BF"/>
                 <w:sz w:val="24"/>
                 <w:szCs w:val="24"/>
@@ -18704,7 +18712,7 @@
             <w:pPr>
               <w:jc w:val="center"/>
               <w:rPr>
-                <w:rFonts w:ascii="Cambria Math" w:hAnsi="Cambria Math" w:cs="Cambria Math" w:hint="eastAsia"/>
+                <w:rFonts w:ascii="Cambria Math" w:hAnsi="Cambria Math" w:cs="Cambria Math"/>
                 <w:color w:val="0F4761" w:themeColor="accent1" w:themeShade="BF"/>
                 <w:sz w:val="24"/>
                 <w:szCs w:val="24"/>
@@ -18732,7 +18740,7 @@
             <w:pPr>
               <w:jc w:val="center"/>
               <w:rPr>
-                <w:rFonts w:ascii="Cambria Math" w:hAnsi="Cambria Math" w:cs="Cambria Math" w:hint="eastAsia"/>
+                <w:rFonts w:ascii="Cambria Math" w:hAnsi="Cambria Math" w:cs="Cambria Math"/>
                 <w:color w:val="0F4761" w:themeColor="accent1" w:themeShade="BF"/>
                 <w:sz w:val="24"/>
                 <w:szCs w:val="24"/>
@@ -18762,7 +18770,7 @@
             <w:pPr>
               <w:jc w:val="center"/>
               <w:rPr>
-                <w:rFonts w:ascii="Cambria Math" w:hAnsi="Cambria Math" w:cs="Cambria Math" w:hint="eastAsia"/>
+                <w:rFonts w:ascii="Cambria Math" w:hAnsi="Cambria Math" w:cs="Cambria Math"/>
                 <w:color w:val="0F4761" w:themeColor="accent1" w:themeShade="BF"/>
                 <w:sz w:val="24"/>
                 <w:szCs w:val="24"/>
@@ -18808,7 +18816,7 @@
             <w:pPr>
               <w:jc w:val="center"/>
               <w:rPr>
-                <w:rFonts w:ascii="Cambria Math" w:hAnsi="Cambria Math" w:cs="Cambria Math" w:hint="eastAsia"/>
+                <w:rFonts w:ascii="Cambria Math" w:hAnsi="Cambria Math" w:cs="Cambria Math"/>
                 <w:color w:val="0F4761" w:themeColor="accent1" w:themeShade="BF"/>
                 <w:sz w:val="24"/>
                 <w:szCs w:val="24"/>
@@ -18872,7 +18880,7 @@
             <w:pPr>
               <w:jc w:val="center"/>
               <w:rPr>
-                <w:rFonts w:ascii="Cambria Math" w:hAnsi="Cambria Math" w:cs="Cambria Math" w:hint="eastAsia"/>
+                <w:rFonts w:ascii="Cambria Math" w:hAnsi="Cambria Math" w:cs="Cambria Math"/>
                 <w:color w:val="0F4761" w:themeColor="accent1" w:themeShade="BF"/>
                 <w:sz w:val="24"/>
                 <w:szCs w:val="24"/>
@@ -18902,10 +18910,10 @@
                   <v:path o:extrusionok="f" gradientshapeok="t" o:connecttype="rect"/>
                   <o:lock v:ext="edit" aspectratio="t"/>
                 </v:shapetype>
-                <v:shape id="_x0000_i1133" type="#_x0000_t75" style="width:58.4pt;height:33.3pt" o:ole="">
+                <v:shape id="_x0000_i1025" type="#_x0000_t75" style="width:58.4pt;height:33.3pt" o:ole="">
                   <v:imagedata r:id="rId39" o:title=""/>
                 </v:shape>
-                <o:OLEObject Type="Embed" ProgID="PBrush" ShapeID="_x0000_i1133" DrawAspect="Content" ObjectID="_1853240781" r:id="rId40"/>
+                <o:OLEObject Type="Embed" ProgID="PBrush" ShapeID="_x0000_i1025" DrawAspect="Content" ObjectID="_1853410468" r:id="rId40"/>
               </w:object>
             </w:r>
           </w:p>
@@ -18920,7 +18928,7 @@
           <w:p>
             <w:pPr>
               <w:rPr>
-                <w:rFonts w:ascii="Cambria Math" w:hAnsi="Cambria Math" w:cs="Cambria Math" w:hint="eastAsia"/>
+                <w:rFonts w:ascii="Cambria Math" w:hAnsi="Cambria Math" w:cs="Cambria Math"/>
                 <w:color w:val="0F4761" w:themeColor="accent1" w:themeShade="BF"/>
                 <w:sz w:val="24"/>
                 <w:szCs w:val="24"/>
@@ -18931,10 +18939,10 @@
                 <w:rFonts w:hint="eastAsia"/>
               </w:rPr>
               <w:object w:dxaOrig="4215" w:dyaOrig="1395" w14:anchorId="2CAF7B2E">
-                <v:shape id="_x0000_i1134" type="#_x0000_t75" style="width:164.4pt;height:54.35pt" o:ole="">
+                <v:shape id="_x0000_i1026" type="#_x0000_t75" style="width:164.4pt;height:54.35pt" o:ole="">
                   <v:imagedata r:id="rId41" o:title=""/>
                 </v:shape>
-                <o:OLEObject Type="Embed" ProgID="PBrush" ShapeID="_x0000_i1134" DrawAspect="Content" ObjectID="_1853240782" r:id="rId42"/>
+                <o:OLEObject Type="Embed" ProgID="PBrush" ShapeID="_x0000_i1026" DrawAspect="Content" ObjectID="_1853410469" r:id="rId42"/>
               </w:object>
             </w:r>
           </w:p>
@@ -18943,11 +18951,10 @@
     </w:tbl>
     <w:p>
       <w:pPr>
-        <w:pStyle w:val="5"/>
-        <w:numPr>
-          <w:ilvl w:val="0"/>
-          <w:numId w:val="20"/>
-        </w:numPr>
+        <w:pStyle w:val="6"/>
+        <w:rPr>
+          <w:rFonts w:hint="eastAsia"/>
+        </w:rPr>
       </w:pPr>
       <w:r>
         <w:rPr>
@@ -18957,6 +18964,11 @@
       </w:r>
     </w:p>
     <w:p>
+      <w:pPr>
+        <w:rPr>
+          <w:rFonts w:hint="eastAsia"/>
+        </w:rPr>
+      </w:pPr>
       <w:r>
         <w:rPr>
           <w:rFonts w:hint="eastAsia"/>
@@ -19431,6 +19443,9 @@
         <w:spacing w:line="360" w:lineRule="auto"/>
         <w:ind w:left="720"/>
         <w:jc w:val="left"/>
+        <w:rPr>
+          <w:rFonts w:hint="eastAsia"/>
+        </w:rPr>
       </w:pPr>
       <w:r>
         <w:rPr>
@@ -20134,7 +20149,6 @@
           <w:rFonts w:hint="eastAsia"/>
           <w:color w:val="074F6A" w:themeColor="accent4" w:themeShade="80"/>
         </w:rPr>
-        <w:lastRenderedPageBreak/>
         <w:t>例子1：</w:t>
       </w:r>
     </w:p>
@@ -20152,6 +20166,7 @@
           <w:noProof/>
           <w:color w:val="074F6A" w:themeColor="accent4" w:themeShade="80"/>
         </w:rPr>
+        <w:lastRenderedPageBreak/>
         <w:drawing>
           <wp:inline distT="0" distB="0" distL="0" distR="0" wp14:anchorId="1A0D85D3" wp14:editId="690B0B52">
             <wp:extent cx="5753100" cy="1372037"/>
@@ -22283,10 +22298,19 @@
         <w:t>A∧B （合起来用），口诀"两个都有，可以合着说"。</w:t>
       </w:r>
     </w:p>
-    <w:p/>
+    <w:p>
+      <w:pPr>
+        <w:rPr>
+          <w:rFonts w:hint="eastAsia"/>
+        </w:rPr>
+      </w:pPr>
+    </w:p>
     <w:p>
       <w:pPr>
         <w:pStyle w:val="6"/>
+        <w:rPr>
+          <w:rFonts w:hint="eastAsia"/>
+        </w:rPr>
       </w:pPr>
       <w:r>
         <w:rPr>
@@ -22399,6 +22423,9 @@
     <w:p>
       <w:pPr>
         <w:pStyle w:val="6"/>
+        <w:rPr>
+          <w:rFonts w:hint="eastAsia"/>
+        </w:rPr>
       </w:pPr>
       <w:r>
         <w:rPr>
@@ -22550,6 +22577,11 @@
       </w:r>
     </w:p>
     <w:p>
+      <w:pPr>
+        <w:rPr>
+          <w:rFonts w:hint="eastAsia"/>
+        </w:rPr>
+      </w:pPr>
       <w:r>
         <w:rPr>
           <w:rFonts w:hint="eastAsia"/>
@@ -22615,6 +22647,9 @@
     <w:p>
       <w:pPr>
         <w:pStyle w:val="6"/>
+        <w:rPr>
+          <w:rFonts w:hint="eastAsia"/>
+        </w:rPr>
       </w:pPr>
       <w:r>
         <w:rPr>
@@ -22688,7 +22723,15 @@
       </w:pPr>
     </w:p>
     <w:p>
-      <w:r>
+      <w:pPr>
+        <w:rPr>
+          <w:rFonts w:hint="eastAsia"/>
+        </w:rPr>
+      </w:pPr>
+      <w:r>
+        <w:rPr>
+          <w:noProof/>
+        </w:rPr>
         <w:drawing>
           <wp:inline distT="0" distB="0" distL="0" distR="0" wp14:anchorId="510D6C49" wp14:editId="78AA2B85">
             <wp:extent cx="5327374" cy="3543245"/>
@@ -22727,6 +22770,11 @@
       </w:r>
     </w:p>
     <w:p>
+      <w:pPr>
+        <w:rPr>
+          <w:rFonts w:hint="eastAsia"/>
+        </w:rPr>
+      </w:pPr>
       <w:r>
         <w:rPr>
           <w:rFonts w:hint="eastAsia"/>
@@ -22791,6 +22839,11 @@
       </w:pPr>
     </w:p>
     <w:p>
+      <w:pPr>
+        <w:rPr>
+          <w:rFonts w:hint="eastAsia"/>
+        </w:rPr>
+      </w:pPr>
       <w:r>
         <w:rPr>
           <w:rFonts w:hint="eastAsia"/>
@@ -22846,10 +22899,19 @@
         </w:drawing>
       </w:r>
     </w:p>
-    <w:p/>
+    <w:p>
+      <w:pPr>
+        <w:rPr>
+          <w:rFonts w:hint="eastAsia"/>
+        </w:rPr>
+      </w:pPr>
+    </w:p>
     <w:p>
       <w:pPr>
         <w:pStyle w:val="6"/>
+        <w:rPr>
+          <w:rFonts w:hint="eastAsia"/>
+        </w:rPr>
       </w:pPr>
       <w:r>
         <w:rPr>
@@ -22865,7 +22927,7 @@
       <w:pPr>
         <w:ind w:firstLine="420"/>
         <w:rPr>
-          <w:rFonts w:ascii="宋体" w:eastAsia="宋体" w:hAnsi="宋体"/>
+          <w:rFonts w:ascii="宋体" w:eastAsia="宋体" w:hAnsi="宋体" w:hint="eastAsia"/>
         </w:rPr>
       </w:pPr>
       <w:r>
@@ -23294,7 +23356,7 @@
       <w:pPr>
         <w:ind w:firstLine="420"/>
         <w:rPr>
-          <w:rFonts w:ascii="宋体" w:eastAsia="宋体" w:hAnsi="宋体"/>
+          <w:rFonts w:ascii="宋体" w:eastAsia="宋体" w:hAnsi="宋体" w:hint="eastAsia"/>
         </w:rPr>
       </w:pPr>
       <w:r>
@@ -23440,7 +23502,7 @@
       <w:pPr>
         <w:ind w:firstLine="420"/>
         <w:rPr>
-          <w:rFonts w:ascii="宋体" w:eastAsia="宋体" w:hAnsi="宋体"/>
+          <w:rFonts w:ascii="宋体" w:eastAsia="宋体" w:hAnsi="宋体" w:hint="eastAsia"/>
         </w:rPr>
       </w:pPr>
       <w:r>
@@ -23598,7 +23660,7 @@
       <w:pPr>
         <w:ind w:firstLine="420"/>
         <w:rPr>
-          <w:rFonts w:ascii="宋体" w:eastAsia="宋体" w:hAnsi="宋体"/>
+          <w:rFonts w:ascii="宋体" w:eastAsia="宋体" w:hAnsi="宋体" w:hint="eastAsia"/>
         </w:rPr>
       </w:pPr>
       <w:r>
@@ -23674,12 +23736,13 @@
       <w:pPr>
         <w:ind w:firstLine="420"/>
         <w:rPr>
+          <w:rFonts w:ascii="宋体" w:eastAsia="宋体" w:hAnsi="宋体" w:hint="eastAsia"/>
+        </w:rPr>
+      </w:pPr>
+      <w:r>
+        <w:rPr>
           <w:rFonts w:ascii="宋体" w:eastAsia="宋体" w:hAnsi="宋体"/>
-        </w:rPr>
-      </w:pPr>
-      <w:r>
-        <w:rPr>
-          <w:rFonts w:ascii="宋体" w:eastAsia="宋体" w:hAnsi="宋体"/>
+          <w:noProof/>
         </w:rPr>
         <w:lastRenderedPageBreak/>
         <w:drawing>
@@ -23719,28 +23782,25 @@
         </w:drawing>
       </w:r>
     </w:p>
-    <w:p/>
+    <w:p>
+      <w:pPr>
+        <w:rPr>
+          <w:rFonts w:hint="eastAsia"/>
+        </w:rPr>
+      </w:pPr>
+    </w:p>
     <w:p>
       <w:pPr>
         <w:pStyle w:val="6"/>
-      </w:pPr>
-      <w:r>
-        <w:rPr>
-          <w:rFonts w:hint="eastAsia"/>
-        </w:rPr>
-        <w:t>规则</w:t>
-      </w:r>
-      <w:r>
-        <w:rPr>
-          <w:rFonts w:hint="eastAsia"/>
-        </w:rPr>
-        <w:t>8</w:t>
-      </w:r>
-      <w:r>
-        <w:rPr>
-          <w:rFonts w:hint="eastAsia"/>
-        </w:rPr>
-        <w:t>：</w:t>
+        <w:rPr>
+          <w:rFonts w:hint="eastAsia"/>
+        </w:rPr>
+      </w:pPr>
+      <w:r>
+        <w:rPr>
+          <w:rFonts w:hint="eastAsia"/>
+        </w:rPr>
+        <w:t>规则8：</w:t>
       </w:r>
       <w:r>
         <w:t>Double negation rule</w:t>
@@ -23762,50 +23822,50 @@
       <w:pPr>
         <w:ind w:firstLine="420"/>
         <w:rPr>
+          <w:rFonts w:ascii="宋体" w:eastAsia="宋体" w:hAnsi="宋体" w:hint="eastAsia"/>
+        </w:rPr>
+      </w:pPr>
+      <w:r>
+        <w:rPr>
           <w:rFonts w:ascii="宋体" w:eastAsia="宋体" w:hAnsi="宋体"/>
         </w:rPr>
+        <w:t>如果我们承认 ¬(¬A) 为真，那么显然也必须承认 A 为真，因为二者是逻辑等价的。所以，如果 ¬(¬A) 出现在序列的第 j 行，那么我们可以在后面某一行写上 A ，其依据标注为 ¬¬ j。</w:t>
+      </w:r>
+    </w:p>
+    <w:p>
+      <w:pPr>
+        <w:ind w:firstLine="420"/>
+        <w:rPr>
+          <w:rFonts w:ascii="宋体" w:eastAsia="宋体" w:hAnsi="宋体" w:hint="eastAsia"/>
+        </w:rPr>
+      </w:pPr>
+    </w:p>
+    <w:p>
+      <w:pPr>
+        <w:ind w:firstLine="420"/>
+        <w:rPr>
+          <w:rFonts w:ascii="宋体" w:eastAsia="宋体" w:hAnsi="宋体" w:hint="eastAsia"/>
+        </w:rPr>
       </w:pPr>
       <w:r>
         <w:rPr>
           <w:rFonts w:ascii="宋体" w:eastAsia="宋体" w:hAnsi="宋体"/>
         </w:rPr>
-        <w:t>如果我们承认 ¬(¬A) 为真，那么显然也必须承认 A 为真，因为二者是逻辑等价的。所以，如果 ¬(¬A) 出现在序列的第 j 行，那么我们可以在后面某一行写上 A ，其依据标注为 ¬¬ j。</w:t>
-      </w:r>
+        <w:t>同样地，如果 A 出现在第 j 行，我们也可以引入一个双重否定，在后面某一行写上 ¬(¬A) ，依据的标注相同，也是 ¬¬ j。</w:t>
+      </w:r>
+    </w:p>
+    <w:p>
+      <w:pPr>
+        <w:rPr>
+          <w:rFonts w:hint="eastAsia"/>
+        </w:rPr>
+      </w:pPr>
     </w:p>
     <w:p>
       <w:pPr>
         <w:ind w:firstLine="420"/>
         <w:rPr>
           <w:rFonts w:ascii="宋体" w:eastAsia="宋体" w:hAnsi="宋体" w:hint="eastAsia"/>
-        </w:rPr>
-      </w:pPr>
-    </w:p>
-    <w:p>
-      <w:pPr>
-        <w:ind w:firstLine="420"/>
-        <w:rPr>
-          <w:rFonts w:ascii="宋体" w:eastAsia="宋体" w:hAnsi="宋体"/>
-        </w:rPr>
-      </w:pPr>
-      <w:r>
-        <w:rPr>
-          <w:rFonts w:ascii="宋体" w:eastAsia="宋体" w:hAnsi="宋体"/>
-        </w:rPr>
-        <w:t>同样地，如果 A 出现在第 j 行，我们也可以引入一个双重否定，在后面某一行写上 ¬(¬A) ，依据的标注相同，也是 ¬¬ j。</w:t>
-      </w:r>
-    </w:p>
-    <w:p>
-      <w:pPr>
-        <w:rPr>
-          <w:rFonts w:hint="eastAsia"/>
-        </w:rPr>
-      </w:pPr>
-    </w:p>
-    <w:p>
-      <w:pPr>
-        <w:ind w:firstLine="420"/>
-        <w:rPr>
-          <w:rFonts w:ascii="宋体" w:eastAsia="宋体" w:hAnsi="宋体"/>
         </w:rPr>
       </w:pPr>
       <w:r>
@@ -23879,19 +23939,24 @@
     </w:p>
     <w:p>
       <w:pPr>
+        <w:rPr>
+          <w:rFonts w:hint="eastAsia"/>
+        </w:rPr>
+      </w:pPr>
+    </w:p>
+    <w:p>
+      <w:pPr>
+        <w:rPr>
+          <w:rFonts w:hint="eastAsia"/>
+        </w:rPr>
+      </w:pPr>
+    </w:p>
+    <w:p>
+      <w:pPr>
         <w:pStyle w:val="6"/>
-      </w:pPr>
-    </w:p>
-    <w:p>
-      <w:pPr>
-        <w:rPr>
-          <w:rFonts w:hint="eastAsia"/>
-        </w:rPr>
-      </w:pPr>
-    </w:p>
-    <w:p>
-      <w:pPr>
-        <w:pStyle w:val="6"/>
+        <w:rPr>
+          <w:rFonts w:hint="eastAsia"/>
+        </w:rPr>
       </w:pPr>
       <w:r>
         <w:rPr>
@@ -23915,7 +23980,7 @@
         </w:numPr>
         <w:spacing w:line="360" w:lineRule="auto"/>
         <w:rPr>
-          <w:rFonts w:cstheme="majorBidi"/>
+          <w:rFonts w:cstheme="majorBidi" w:hint="eastAsia"/>
           <w:color w:val="0F4761" w:themeColor="accent1" w:themeShade="BF"/>
           <w:sz w:val="24"/>
           <w:szCs w:val="24"/>
@@ -24076,7 +24141,7 @@
             <w:pPr>
               <w:jc w:val="center"/>
               <w:rPr>
-                <w:rFonts w:cstheme="majorBidi"/>
+                <w:rFonts w:cstheme="majorBidi" w:hint="eastAsia"/>
                 <w:b/>
                 <w:bCs/>
                 <w:sz w:val="24"/>
@@ -24142,7 +24207,7 @@
             <w:pPr>
               <w:jc w:val="center"/>
               <w:rPr>
-                <w:rFonts w:cstheme="majorBidi"/>
+                <w:rFonts w:cstheme="majorBidi" w:hint="eastAsia"/>
                 <w:b/>
                 <w:bCs/>
                 <w:sz w:val="24"/>
@@ -24267,6 +24332,7 @@
             <w:r>
               <w:rPr>
                 <w:rFonts w:cstheme="majorBidi"/>
+                <w:noProof/>
                 <w:color w:val="0F4761" w:themeColor="accent1" w:themeShade="BF"/>
                 <w:sz w:val="24"/>
                 <w:szCs w:val="24"/>
@@ -24445,6 +24511,7 @@
             <w:r>
               <w:rPr>
                 <w:rFonts w:cstheme="majorBidi"/>
+                <w:noProof/>
                 <w:color w:val="0F4761" w:themeColor="accent1" w:themeShade="BF"/>
                 <w:sz w:val="24"/>
                 <w:szCs w:val="24"/>
@@ -24518,7 +24585,7 @@
           <w:p>
             <w:pPr>
               <w:rPr>
-                <w:rFonts w:cstheme="majorBidi"/>
+                <w:rFonts w:cstheme="majorBidi" w:hint="eastAsia"/>
                 <w:color w:val="0F4761" w:themeColor="accent1" w:themeShade="BF"/>
                 <w:sz w:val="24"/>
                 <w:szCs w:val="24"/>
@@ -24650,10 +24717,10 @@
                 <w:rFonts w:hint="eastAsia"/>
               </w:rPr>
               <w:object w:dxaOrig="4695" w:dyaOrig="585" w14:anchorId="1B24F6BB">
-                <v:shape id="_x0000_i1140" type="#_x0000_t75" style="width:235pt;height:29.2pt" o:ole="">
+                <v:shape id="_x0000_i1027" type="#_x0000_t75" style="width:235pt;height:29.2pt" o:ole="">
                   <v:imagedata r:id="rId62" o:title=""/>
                 </v:shape>
-                <o:OLEObject Type="Embed" ProgID="PBrush" ShapeID="_x0000_i1140" DrawAspect="Content" ObjectID="_1853240783" r:id="rId63"/>
+                <o:OLEObject Type="Embed" ProgID="PBrush" ShapeID="_x0000_i1027" DrawAspect="Content" ObjectID="_1853410470" r:id="rId63"/>
               </w:object>
             </w:r>
             <w:r>
@@ -24791,6 +24858,7 @@
             <w:r>
               <w:rPr>
                 <w:rFonts w:cstheme="majorBidi"/>
+                <w:noProof/>
                 <w:color w:val="0F4761" w:themeColor="accent1" w:themeShade="BF"/>
                 <w:sz w:val="24"/>
                 <w:szCs w:val="24"/>
@@ -24921,6 +24989,7 @@
             <w:r>
               <w:rPr>
                 <w:rFonts w:cstheme="majorBidi"/>
+                <w:noProof/>
                 <w:color w:val="0F4761" w:themeColor="accent1" w:themeShade="BF"/>
                 <w:sz w:val="24"/>
                 <w:szCs w:val="24"/>
@@ -24985,7 +25054,7 @@
           <w:p>
             <w:pPr>
               <w:rPr>
-                <w:rFonts w:cstheme="majorBidi"/>
+                <w:rFonts w:cstheme="majorBidi" w:hint="eastAsia"/>
                 <w:color w:val="0F4761" w:themeColor="accent1" w:themeShade="BF"/>
                 <w:sz w:val="24"/>
                 <w:szCs w:val="24"/>
@@ -25090,10 +25159,10 @@
                 <w:rFonts w:hint="eastAsia"/>
               </w:rPr>
               <w:object w:dxaOrig="5910" w:dyaOrig="615" w14:anchorId="741A2A97">
-                <v:shape id="_x0000_i1137" type="#_x0000_t75" style="width:295.45pt;height:30.55pt" o:ole="">
+                <v:shape id="_x0000_i1028" type="#_x0000_t75" style="width:295.45pt;height:30.55pt" o:ole="">
                   <v:imagedata r:id="rId66" o:title=""/>
                 </v:shape>
-                <o:OLEObject Type="Embed" ProgID="PBrush" ShapeID="_x0000_i1137" DrawAspect="Content" ObjectID="_1853240784" r:id="rId67"/>
+                <o:OLEObject Type="Embed" ProgID="PBrush" ShapeID="_x0000_i1028" DrawAspect="Content" ObjectID="_1853410471" r:id="rId67"/>
               </w:object>
             </w:r>
           </w:p>
@@ -25194,10 +25263,10 @@
                 <w:rFonts w:hint="eastAsia"/>
               </w:rPr>
               <w:object w:dxaOrig="2565" w:dyaOrig="750" w14:anchorId="2AE0C7B6">
-                <v:shape id="_x0000_i1138" type="#_x0000_t75" style="width:104.6pt;height:30.55pt" o:ole="">
+                <v:shape id="_x0000_i1029" type="#_x0000_t75" style="width:104.6pt;height:30.55pt" o:ole="">
                   <v:imagedata r:id="rId68" o:title=""/>
                 </v:shape>
-                <o:OLEObject Type="Embed" ProgID="PBrush" ShapeID="_x0000_i1138" DrawAspect="Content" ObjectID="_1853240785" r:id="rId69"/>
+                <o:OLEObject Type="Embed" ProgID="PBrush" ShapeID="_x0000_i1029" DrawAspect="Content" ObjectID="_1853410472" r:id="rId69"/>
               </w:object>
             </w:r>
           </w:p>
@@ -25227,7 +25296,7 @@
           <w:p>
             <w:pPr>
               <w:rPr>
-                <w:rFonts w:cstheme="majorBidi"/>
+                <w:rFonts w:cstheme="majorBidi" w:hint="eastAsia"/>
                 <w:color w:val="0F4761" w:themeColor="accent1" w:themeShade="BF"/>
                 <w:sz w:val="24"/>
                 <w:szCs w:val="24"/>
@@ -25301,10 +25370,10 @@
                 <w:rFonts w:hint="eastAsia"/>
               </w:rPr>
               <w:object w:dxaOrig="1950" w:dyaOrig="720" w14:anchorId="0C5A577A">
-                <v:shape id="_x0000_i1139" type="#_x0000_t75" style="width:86.25pt;height:31.9pt" o:ole="">
+                <v:shape id="_x0000_i1030" type="#_x0000_t75" style="width:86.25pt;height:31.9pt" o:ole="">
                   <v:imagedata r:id="rId70" o:title=""/>
                 </v:shape>
-                <o:OLEObject Type="Embed" ProgID="PBrush" ShapeID="_x0000_i1139" DrawAspect="Content" ObjectID="_1853240786" r:id="rId71"/>
+                <o:OLEObject Type="Embed" ProgID="PBrush" ShapeID="_x0000_i1030" DrawAspect="Content" ObjectID="_1853410473" r:id="rId71"/>
               </w:object>
             </w:r>
             <w:r>
@@ -25326,7 +25395,13 @@
         </w:tc>
       </w:tr>
     </w:tbl>
-    <w:p/>
+    <w:p>
+      <w:pPr>
+        <w:rPr>
+          <w:rFonts w:hint="eastAsia"/>
+        </w:rPr>
+      </w:pPr>
+    </w:p>
     <w:p>
       <w:pPr>
         <w:rPr>
@@ -25342,6 +25417,7 @@
           <w:numId w:val="7"/>
         </w:numPr>
         <w:rPr>
+          <w:rFonts w:hint="eastAsia"/>
           <w:b/>
           <w:bCs/>
         </w:rPr>
@@ -25357,6 +25433,9 @@
     <w:p>
       <w:pPr>
         <w:pStyle w:val="6"/>
+        <w:rPr>
+          <w:rFonts w:hint="eastAsia"/>
+        </w:rPr>
       </w:pPr>
       <w:r>
         <w:rPr>
@@ -25366,6 +25445,11 @@
       </w:r>
     </w:p>
     <w:p>
+      <w:pPr>
+        <w:rPr>
+          <w:rFonts w:hint="eastAsia"/>
+        </w:rPr>
+      </w:pPr>
       <w:r>
         <w:rPr>
           <w:rFonts w:hint="eastAsia"/>
@@ -25522,6 +25606,7 @@
             <w:r>
               <w:rPr>
                 <w:rFonts w:cstheme="majorBidi"/>
+                <w:noProof/>
                 <w:color w:val="0F4761" w:themeColor="accent1" w:themeShade="BF"/>
                 <w:sz w:val="24"/>
                 <w:szCs w:val="24"/>
@@ -25687,6 +25772,7 @@
             <w:r>
               <w:rPr>
                 <w:rFonts w:cstheme="majorBidi"/>
+                <w:noProof/>
                 <w:color w:val="0F4761" w:themeColor="accent1" w:themeShade="BF"/>
                 <w:sz w:val="24"/>
                 <w:szCs w:val="24"/>
@@ -25731,7 +25817,13 @@
         </w:tc>
       </w:tr>
     </w:tbl>
-    <w:p/>
+    <w:p>
+      <w:pPr>
+        <w:rPr>
+          <w:rFonts w:hint="eastAsia"/>
+        </w:rPr>
+      </w:pPr>
+    </w:p>
     <w:p>
       <w:pPr>
         <w:pStyle w:val="6"/>
@@ -25747,6 +25839,11 @@
       </w:r>
     </w:p>
     <w:p>
+      <w:pPr>
+        <w:rPr>
+          <w:rFonts w:hint="eastAsia"/>
+        </w:rPr>
+      </w:pPr>
       <w:r>
         <w:rPr>
           <w:rFonts w:hint="eastAsia"/>
@@ -25878,6 +25975,7 @@
             <w:r>
               <w:rPr>
                 <w:rFonts w:cstheme="majorBidi"/>
+                <w:noProof/>
                 <w:color w:val="0F4761" w:themeColor="accent1" w:themeShade="BF"/>
                 <w:sz w:val="24"/>
                 <w:szCs w:val="24"/>
@@ -25932,6 +26030,9 @@
     <w:p>
       <w:pPr>
         <w:pStyle w:val="6"/>
+        <w:rPr>
+          <w:rFonts w:hint="eastAsia"/>
+        </w:rPr>
       </w:pPr>
       <w:r>
         <w:rPr>
@@ -25942,7 +26043,15 @@
       </w:r>
     </w:p>
     <w:p>
-      <w:r>
+      <w:pPr>
+        <w:rPr>
+          <w:rFonts w:hint="eastAsia"/>
+        </w:rPr>
+      </w:pPr>
+      <w:r>
+        <w:rPr>
+          <w:noProof/>
+        </w:rPr>
         <w:drawing>
           <wp:inline distT="0" distB="0" distL="0" distR="0" wp14:anchorId="12EE05A2" wp14:editId="505AC8DB">
             <wp:extent cx="6306430" cy="1952898"/>
@@ -25981,7 +26090,15 @@
       </w:r>
     </w:p>
     <w:p>
-      <w:r>
+      <w:pPr>
+        <w:rPr>
+          <w:rFonts w:hint="eastAsia"/>
+        </w:rPr>
+      </w:pPr>
+      <w:r>
+        <w:rPr>
+          <w:noProof/>
+        </w:rPr>
         <w:drawing>
           <wp:inline distT="0" distB="0" distL="0" distR="0" wp14:anchorId="18BADBF9" wp14:editId="5395A6DD">
             <wp:extent cx="6335009" cy="2362530"/>
@@ -26102,6 +26219,7 @@
             <w:r>
               <w:rPr>
                 <w:rFonts w:cstheme="majorBidi"/>
+                <w:noProof/>
                 <w:color w:val="0F4761" w:themeColor="accent1" w:themeShade="BF"/>
                 <w:sz w:val="24"/>
                 <w:szCs w:val="24"/>
@@ -26239,20 +26357,29 @@
                 <w:rFonts w:hint="eastAsia"/>
               </w:rPr>
               <w:object w:dxaOrig="5910" w:dyaOrig="615" w14:anchorId="33777D35">
-                <v:shape id="_x0000_i1044" type="#_x0000_t75" style="width:295.45pt;height:30.55pt" o:ole="">
+                <v:shape id="_x0000_i1031" type="#_x0000_t75" style="width:295.45pt;height:30.55pt" o:ole="">
                   <v:imagedata r:id="rId66" o:title=""/>
                 </v:shape>
-                <o:OLEObject Type="Embed" ProgID="PBrush" ShapeID="_x0000_i1044" DrawAspect="Content" ObjectID="_1853240787" r:id="rId76"/>
+                <o:OLEObject Type="Embed" ProgID="PBrush" ShapeID="_x0000_i1031" DrawAspect="Content" ObjectID="_1853410474" r:id="rId76"/>
               </w:object>
             </w:r>
           </w:p>
         </w:tc>
       </w:tr>
     </w:tbl>
-    <w:p/>
+    <w:p>
+      <w:pPr>
+        <w:rPr>
+          <w:rFonts w:hint="eastAsia"/>
+        </w:rPr>
+      </w:pPr>
+    </w:p>
     <w:p>
       <w:pPr>
         <w:pStyle w:val="6"/>
+        <w:rPr>
+          <w:rFonts w:hint="eastAsia"/>
+        </w:rPr>
       </w:pPr>
       <w:r>
         <w:t>∨</w:t>
@@ -26265,7 +26392,15 @@
       </w:r>
     </w:p>
     <w:p>
-      <w:r>
+      <w:pPr>
+        <w:rPr>
+          <w:rFonts w:hint="eastAsia"/>
+        </w:rPr>
+      </w:pPr>
+      <w:r>
+        <w:rPr>
+          <w:noProof/>
+        </w:rPr>
         <w:drawing>
           <wp:inline distT="0" distB="0" distL="0" distR="0" wp14:anchorId="62570BB3" wp14:editId="4068BAB4">
             <wp:extent cx="6344535" cy="2619741"/>
@@ -26397,6 +26532,7 @@
             <w:r>
               <w:rPr>
                 <w:rFonts w:cstheme="majorBidi"/>
+                <w:noProof/>
                 <w:color w:val="0F4761" w:themeColor="accent1" w:themeShade="BF"/>
                 <w:sz w:val="24"/>
                 <w:szCs w:val="24"/>
@@ -26562,6 +26698,7 @@
             <w:r>
               <w:rPr>
                 <w:rFonts w:cstheme="majorBidi"/>
+                <w:noProof/>
                 <w:color w:val="0F4761" w:themeColor="accent1" w:themeShade="BF"/>
                 <w:sz w:val="24"/>
                 <w:szCs w:val="24"/>
@@ -26715,6 +26852,7 @@
             <w:r>
               <w:rPr>
                 <w:rFonts w:cstheme="majorBidi"/>
+                <w:noProof/>
                 <w:color w:val="0F4761" w:themeColor="accent1" w:themeShade="BF"/>
                 <w:sz w:val="24"/>
                 <w:szCs w:val="24"/>
@@ -26824,6 +26962,7 @@
             <w:r>
               <w:rPr>
                 <w:rFonts w:cstheme="majorBidi"/>
+                <w:noProof/>
                 <w:color w:val="0F4761" w:themeColor="accent1" w:themeShade="BF"/>
                 <w:sz w:val="24"/>
                 <w:szCs w:val="24"/>
@@ -26961,20 +27100,29 @@
                 <w:rFonts w:hint="eastAsia"/>
               </w:rPr>
               <w:object w:dxaOrig="5910" w:dyaOrig="615" w14:anchorId="50F06EE8">
-                <v:shape id="_x0000_i1046" type="#_x0000_t75" style="width:295.45pt;height:30.55pt" o:ole="">
+                <v:shape id="_x0000_i1032" type="#_x0000_t75" style="width:295.45pt;height:30.55pt" o:ole="">
                   <v:imagedata r:id="rId66" o:title=""/>
                 </v:shape>
-                <o:OLEObject Type="Embed" ProgID="PBrush" ShapeID="_x0000_i1046" DrawAspect="Content" ObjectID="_1853240788" r:id="rId78"/>
+                <o:OLEObject Type="Embed" ProgID="PBrush" ShapeID="_x0000_i1032" DrawAspect="Content" ObjectID="_1853410475" r:id="rId78"/>
               </w:object>
             </w:r>
           </w:p>
         </w:tc>
       </w:tr>
     </w:tbl>
-    <w:p/>
+    <w:p>
+      <w:pPr>
+        <w:rPr>
+          <w:rFonts w:hint="eastAsia"/>
+        </w:rPr>
+      </w:pPr>
+    </w:p>
     <w:p>
       <w:pPr>
         <w:pStyle w:val="6"/>
+        <w:rPr>
+          <w:rFonts w:hint="eastAsia"/>
+        </w:rPr>
       </w:pPr>
       <w:r>
         <w:t>∨</w:t>
@@ -26987,7 +27135,15 @@
       </w:r>
     </w:p>
     <w:p>
-      <w:r>
+      <w:pPr>
+        <w:rPr>
+          <w:rFonts w:hint="eastAsia"/>
+        </w:rPr>
+      </w:pPr>
+      <w:r>
+        <w:rPr>
+          <w:noProof/>
+        </w:rPr>
         <w:drawing>
           <wp:inline distT="0" distB="0" distL="0" distR="0" wp14:anchorId="0577EFA5" wp14:editId="1DAB4ED2">
             <wp:extent cx="5027015" cy="1762125"/>
@@ -27158,6 +27314,7 @@
             <w:r>
               <w:rPr>
                 <w:rFonts w:cstheme="majorBidi"/>
+                <w:noProof/>
                 <w:color w:val="0F4761" w:themeColor="accent1" w:themeShade="BF"/>
                 <w:sz w:val="24"/>
                 <w:szCs w:val="24"/>
@@ -27212,6 +27369,9 @@
     <w:p>
       <w:pPr>
         <w:pStyle w:val="6"/>
+        <w:rPr>
+          <w:rFonts w:hint="eastAsia"/>
+        </w:rPr>
       </w:pPr>
       <w:r>
         <w:rPr>
@@ -27236,7 +27396,15 @@
       </w:r>
     </w:p>
     <w:p>
-      <w:r>
+      <w:pPr>
+        <w:rPr>
+          <w:rFonts w:hint="eastAsia"/>
+        </w:rPr>
+      </w:pPr>
+      <w:r>
+        <w:rPr>
+          <w:noProof/>
+        </w:rPr>
         <w:drawing>
           <wp:inline distT="0" distB="0" distL="0" distR="0" wp14:anchorId="1A2CCAD9" wp14:editId="5153EC74">
             <wp:extent cx="4444365" cy="1949135"/>
@@ -27358,20 +27526,29 @@
                 <w:rFonts w:hint="eastAsia"/>
               </w:rPr>
               <w:object w:dxaOrig="1950" w:dyaOrig="720" w14:anchorId="3590B1B8">
-                <v:shape id="_x0000_i1059" type="#_x0000_t75" style="width:86.25pt;height:31.9pt" o:ole="">
+                <v:shape id="_x0000_i1033" type="#_x0000_t75" style="width:86.25pt;height:31.9pt" o:ole="">
                   <v:imagedata r:id="rId70" o:title=""/>
                 </v:shape>
-                <o:OLEObject Type="Embed" ProgID="PBrush" ShapeID="_x0000_i1059" DrawAspect="Content" ObjectID="_1853240789" r:id="rId82"/>
+                <o:OLEObject Type="Embed" ProgID="PBrush" ShapeID="_x0000_i1033" DrawAspect="Content" ObjectID="_1853410476" r:id="rId82"/>
               </w:object>
             </w:r>
           </w:p>
         </w:tc>
       </w:tr>
     </w:tbl>
-    <w:p/>
+    <w:p>
+      <w:pPr>
+        <w:rPr>
+          <w:rFonts w:hint="eastAsia"/>
+        </w:rPr>
+      </w:pPr>
+    </w:p>
     <w:p>
       <w:pPr>
         <w:pStyle w:val="6"/>
+        <w:rPr>
+          <w:rFonts w:hint="eastAsia"/>
+        </w:rPr>
       </w:pPr>
       <w:r>
         <w:rPr>
@@ -27382,7 +27559,15 @@
       </w:r>
     </w:p>
     <w:p>
-      <w:r>
+      <w:pPr>
+        <w:rPr>
+          <w:rFonts w:hint="eastAsia"/>
+        </w:rPr>
+      </w:pPr>
+      <w:r>
+        <w:rPr>
+          <w:noProof/>
+        </w:rPr>
         <w:drawing>
           <wp:inline distT="0" distB="0" distL="0" distR="0" wp14:anchorId="2FCE31EB" wp14:editId="4A1963FB">
             <wp:extent cx="4444779" cy="1987078"/>
@@ -27504,20 +27689,2125 @@
                 <w:rFonts w:hint="eastAsia"/>
               </w:rPr>
               <w:object w:dxaOrig="2565" w:dyaOrig="750" w14:anchorId="52B0882F">
-                <v:shape id="_x0000_i1116" type="#_x0000_t75" style="width:104.6pt;height:30.55pt" o:ole="">
+                <v:shape id="_x0000_i1034" type="#_x0000_t75" style="width:104.6pt;height:30.55pt" o:ole="">
                   <v:imagedata r:id="rId68" o:title=""/>
                 </v:shape>
-                <o:OLEObject Type="Embed" ProgID="PBrush" ShapeID="_x0000_i1116" DrawAspect="Content" ObjectID="_1853240790" r:id="rId84"/>
+                <o:OLEObject Type="Embed" ProgID="PBrush" ShapeID="_x0000_i1034" DrawAspect="Content" ObjectID="_1853410477" r:id="rId84"/>
               </w:object>
             </w:r>
           </w:p>
         </w:tc>
       </w:tr>
     </w:tbl>
-    <w:p>
-      <w:pPr>
-        <w:rPr>
-          <w:rFonts w:hint="eastAsia"/>
+    <w:p/>
+    <w:p>
+      <w:pPr>
+        <w:pStyle w:val="4"/>
+        <w:numPr>
+          <w:ilvl w:val="1"/>
+          <w:numId w:val="2"/>
+        </w:numPr>
+        <w:rPr>
+          <w:rFonts w:hint="eastAsia"/>
+        </w:rPr>
+      </w:pPr>
+      <w:r>
+        <w:rPr>
+          <w:rFonts w:hint="eastAsia"/>
+        </w:rPr>
+        <w:lastRenderedPageBreak/>
+        <w:t>Proof</w:t>
+      </w:r>
+      <w:r>
+        <w:rPr>
+          <w:rFonts w:hint="eastAsia"/>
+        </w:rPr>
+        <w:t>（</w:t>
+      </w:r>
+      <w:r>
+        <w:rPr>
+          <w:rFonts w:hint="eastAsia"/>
+        </w:rPr>
+        <w:t>证明</w:t>
+      </w:r>
+      <w:r>
+        <w:rPr>
+          <w:rFonts w:hint="eastAsia"/>
+        </w:rPr>
+        <w:t>）</w:t>
+      </w:r>
+    </w:p>
+    <w:p>
+      <w:pPr>
+        <w:pStyle w:val="5"/>
+      </w:pPr>
+      <w:r>
+        <w:rPr>
+          <w:rFonts w:hint="eastAsia"/>
+        </w:rPr>
+        <w:t>2.</w:t>
+      </w:r>
+      <w:r>
+        <w:rPr>
+          <w:rFonts w:hint="eastAsia"/>
+        </w:rPr>
+        <w:t>4</w:t>
+      </w:r>
+      <w:r>
+        <w:rPr>
+          <w:rFonts w:hint="eastAsia"/>
+        </w:rPr>
+        <w:t>.1</w:t>
+      </w:r>
+      <w:r>
+        <w:rPr>
+          <w:rFonts w:hint="eastAsia"/>
+        </w:rPr>
+        <w:t xml:space="preserve"> C</w:t>
+      </w:r>
+      <w:r>
+        <w:rPr>
+          <w:rFonts w:hint="eastAsia"/>
+        </w:rPr>
+        <w:t>haracterised</w:t>
+      </w:r>
+      <w:r>
+        <w:rPr>
+          <w:rFonts w:hint="eastAsia"/>
+        </w:rPr>
+        <w:t>（特点）</w:t>
+      </w:r>
+    </w:p>
+    <w:p>
+      <w:pPr>
+        <w:jc w:val="left"/>
+        <w:rPr>
+          <w:rFonts w:hint="eastAsia"/>
+          <w:sz w:val="24"/>
+          <w:szCs w:val="24"/>
+        </w:rPr>
+      </w:pPr>
+      <w:r>
+        <w:rPr>
+          <w:sz w:val="24"/>
+          <w:szCs w:val="24"/>
+        </w:rPr>
+        <w:t xml:space="preserve">use of </w:t>
+      </w:r>
+      <w:r>
+        <w:rPr>
+          <w:b/>
+          <w:bCs/>
+          <w:sz w:val="24"/>
+          <w:szCs w:val="24"/>
+        </w:rPr>
+        <w:t>deductive logic</w:t>
+      </w:r>
+      <w:r>
+        <w:rPr>
+          <w:rFonts w:hint="eastAsia"/>
+          <w:b/>
+          <w:bCs/>
+          <w:sz w:val="24"/>
+          <w:szCs w:val="24"/>
+        </w:rPr>
+        <w:t xml:space="preserve">  </w:t>
+      </w:r>
+      <w:r>
+        <w:rPr>
+          <w:sz w:val="24"/>
+          <w:szCs w:val="24"/>
+        </w:rPr>
+        <w:t xml:space="preserve">to </w:t>
+      </w:r>
+      <w:r>
+        <w:rPr>
+          <w:b/>
+          <w:bCs/>
+          <w:sz w:val="24"/>
+          <w:szCs w:val="24"/>
+        </w:rPr>
+        <w:t xml:space="preserve">prove </w:t>
+      </w:r>
+      <w:r>
+        <w:rPr>
+          <w:sz w:val="24"/>
+          <w:szCs w:val="24"/>
+        </w:rPr>
+        <w:t>statements</w:t>
+      </w:r>
+      <w:r>
+        <w:rPr>
+          <w:rFonts w:hint="eastAsia"/>
+          <w:sz w:val="24"/>
+          <w:szCs w:val="24"/>
+        </w:rPr>
+        <w:t xml:space="preserve"> （</w:t>
+      </w:r>
+      <w:r>
+        <w:rPr>
+          <w:sz w:val="24"/>
+          <w:szCs w:val="24"/>
+        </w:rPr>
+        <w:t>使用演绎逻辑来证明陈述</w:t>
+      </w:r>
+      <w:r>
+        <w:rPr>
+          <w:rFonts w:hint="eastAsia"/>
+          <w:sz w:val="24"/>
+          <w:szCs w:val="24"/>
+        </w:rPr>
+        <w:t>）</w:t>
+      </w:r>
+    </w:p>
+    <w:p>
+      <w:pPr>
+        <w:rPr>
+          <w:rFonts w:hint="eastAsia"/>
+        </w:rPr>
+      </w:pPr>
+    </w:p>
+    <w:p>
+      <w:pPr>
+        <w:pStyle w:val="5"/>
+      </w:pPr>
+      <w:r>
+        <w:rPr>
+          <w:rFonts w:hint="eastAsia"/>
+        </w:rPr>
+        <w:t xml:space="preserve">2.4.1 </w:t>
+      </w:r>
+      <w:r>
+        <w:t>Three important proof styles</w:t>
+      </w:r>
+      <w:r>
+        <w:rPr>
+          <w:rFonts w:hint="eastAsia"/>
+        </w:rPr>
+        <w:t>（三个重要的证明方式）</w:t>
+      </w:r>
+    </w:p>
+    <w:p>
+      <w:pPr>
+        <w:jc w:val="left"/>
+        <w:rPr>
+          <w:rFonts w:eastAsiaTheme="minorHAnsi"/>
+          <w:sz w:val="24"/>
+          <w:szCs w:val="24"/>
+        </w:rPr>
+      </w:pPr>
+      <w:r>
+        <w:rPr>
+          <w:rFonts w:ascii="Cambria Math" w:eastAsiaTheme="minorHAnsi" w:hAnsi="Cambria Math" w:cs="Cambria Math"/>
+          <w:sz w:val="24"/>
+          <w:szCs w:val="24"/>
+          <w:shd w:val="clear" w:color="auto" w:fill="F2CEED" w:themeFill="accent5" w:themeFillTint="33"/>
+        </w:rPr>
+        <w:t>▶</w:t>
+      </w:r>
+      <w:r>
+        <w:rPr>
+          <w:rFonts w:eastAsiaTheme="minorHAnsi"/>
+          <w:sz w:val="24"/>
+          <w:szCs w:val="24"/>
+          <w:shd w:val="clear" w:color="auto" w:fill="F2CEED" w:themeFill="accent5" w:themeFillTint="33"/>
+        </w:rPr>
+        <w:t xml:space="preserve"> </w:t>
+      </w:r>
+      <w:r>
+        <w:rPr>
+          <w:rFonts w:eastAsiaTheme="minorHAnsi"/>
+          <w:b/>
+          <w:bCs/>
+          <w:sz w:val="24"/>
+          <w:szCs w:val="24"/>
+          <w:shd w:val="clear" w:color="auto" w:fill="F2CEED" w:themeFill="accent5" w:themeFillTint="33"/>
+        </w:rPr>
+        <w:t>Direct proof</w:t>
+      </w:r>
+      <w:r>
+        <w:rPr>
+          <w:rFonts w:eastAsiaTheme="minorHAnsi" w:hint="eastAsia"/>
+          <w:b/>
+          <w:bCs/>
+          <w:sz w:val="24"/>
+          <w:szCs w:val="24"/>
+          <w:shd w:val="clear" w:color="auto" w:fill="F2CEED" w:themeFill="accent5" w:themeFillTint="33"/>
+        </w:rPr>
+        <w:t>（直接证明）</w:t>
+      </w:r>
+      <w:r>
+        <w:rPr>
+          <w:rFonts w:eastAsiaTheme="minorHAnsi"/>
+          <w:b/>
+          <w:bCs/>
+          <w:sz w:val="24"/>
+          <w:szCs w:val="24"/>
+          <w:shd w:val="clear" w:color="auto" w:fill="E59EDC" w:themeFill="accent5" w:themeFillTint="66"/>
+        </w:rPr>
+        <w:t>.</w:t>
+      </w:r>
+      <w:r>
+        <w:rPr>
+          <w:rFonts w:eastAsiaTheme="minorHAnsi"/>
+          <w:b/>
+          <w:bCs/>
+          <w:sz w:val="24"/>
+          <w:szCs w:val="24"/>
+        </w:rPr>
+        <w:t xml:space="preserve"> </w:t>
+      </w:r>
+      <w:r>
+        <w:rPr>
+          <w:rFonts w:eastAsiaTheme="minorHAnsi"/>
+          <w:sz w:val="24"/>
+          <w:szCs w:val="24"/>
+        </w:rPr>
+        <w:t xml:space="preserve">We want to </w:t>
+      </w:r>
+      <w:r>
+        <w:rPr>
+          <w:rFonts w:eastAsiaTheme="minorHAnsi"/>
+          <w:b/>
+          <w:bCs/>
+          <w:sz w:val="24"/>
+          <w:szCs w:val="24"/>
+        </w:rPr>
+        <w:t>prove</w:t>
+      </w:r>
+      <w:r>
+        <w:rPr>
+          <w:rFonts w:eastAsiaTheme="minorHAnsi" w:hint="eastAsia"/>
+          <w:sz w:val="24"/>
+          <w:szCs w:val="24"/>
+        </w:rPr>
+        <w:t>（提供）</w:t>
+      </w:r>
+      <w:r>
+        <w:rPr>
+          <w:rFonts w:eastAsiaTheme="minorHAnsi"/>
+          <w:sz w:val="24"/>
+          <w:szCs w:val="24"/>
+        </w:rPr>
+        <w:t xml:space="preserve"> a statement of the form</w:t>
+      </w:r>
+      <w:r>
+        <w:rPr>
+          <w:rFonts w:eastAsiaTheme="minorHAnsi" w:hint="eastAsia"/>
+          <w:sz w:val="24"/>
+          <w:szCs w:val="24"/>
+        </w:rPr>
+        <w:t xml:space="preserve"> </w:t>
+      </w:r>
+      <w:r>
+        <w:rPr>
+          <w:rFonts w:eastAsiaTheme="minorHAnsi"/>
+          <w:b/>
+          <w:bCs/>
+          <w:i/>
+          <w:iCs/>
+          <w:sz w:val="24"/>
+          <w:szCs w:val="24"/>
+        </w:rPr>
+        <w:t xml:space="preserve">X </w:t>
+      </w:r>
+      <w:r>
+        <w:rPr>
+          <w:rFonts w:ascii="Cambria Math" w:eastAsiaTheme="minorHAnsi" w:hAnsi="Cambria Math" w:cs="Cambria Math"/>
+          <w:b/>
+          <w:bCs/>
+          <w:i/>
+          <w:iCs/>
+          <w:sz w:val="24"/>
+          <w:szCs w:val="24"/>
+        </w:rPr>
+        <w:t>⇒</w:t>
+      </w:r>
+      <w:r>
+        <w:rPr>
+          <w:rFonts w:eastAsiaTheme="minorHAnsi"/>
+          <w:b/>
+          <w:bCs/>
+          <w:i/>
+          <w:iCs/>
+          <w:sz w:val="24"/>
+          <w:szCs w:val="24"/>
+        </w:rPr>
+        <w:t xml:space="preserve"> Y </w:t>
+      </w:r>
+      <w:r>
+        <w:rPr>
+          <w:rFonts w:eastAsiaTheme="minorHAnsi"/>
+          <w:sz w:val="24"/>
+          <w:szCs w:val="24"/>
+        </w:rPr>
+        <w:t>.</w:t>
+      </w:r>
+      <w:r>
+        <w:rPr>
+          <w:rFonts w:eastAsiaTheme="minorHAnsi" w:hint="eastAsia"/>
+          <w:sz w:val="24"/>
+          <w:szCs w:val="24"/>
+        </w:rPr>
+        <w:t xml:space="preserve"> </w:t>
+      </w:r>
+    </w:p>
+    <w:p>
+      <w:pPr>
+        <w:ind w:firstLineChars="200" w:firstLine="480"/>
+        <w:jc w:val="left"/>
+        <w:rPr>
+          <w:rFonts w:eastAsiaTheme="minorHAnsi"/>
+          <w:sz w:val="24"/>
+          <w:szCs w:val="24"/>
+        </w:rPr>
+      </w:pPr>
+      <w:r>
+        <w:rPr>
+          <w:rFonts w:eastAsiaTheme="minorHAnsi"/>
+          <w:sz w:val="24"/>
+          <w:szCs w:val="24"/>
+        </w:rPr>
+        <w:t xml:space="preserve">We </w:t>
+      </w:r>
+      <w:r>
+        <w:rPr>
+          <w:rFonts w:eastAsiaTheme="minorHAnsi"/>
+          <w:b/>
+          <w:bCs/>
+          <w:sz w:val="24"/>
+          <w:szCs w:val="24"/>
+        </w:rPr>
+        <w:t xml:space="preserve">assume that </w:t>
+      </w:r>
+      <w:r>
+        <w:rPr>
+          <w:rFonts w:eastAsiaTheme="minorHAnsi"/>
+          <w:b/>
+          <w:bCs/>
+          <w:i/>
+          <w:iCs/>
+          <w:sz w:val="24"/>
+          <w:szCs w:val="24"/>
+        </w:rPr>
+        <w:t xml:space="preserve">X </w:t>
+      </w:r>
+      <w:r>
+        <w:rPr>
+          <w:rFonts w:eastAsiaTheme="minorHAnsi"/>
+          <w:b/>
+          <w:bCs/>
+          <w:sz w:val="24"/>
+          <w:szCs w:val="24"/>
+        </w:rPr>
+        <w:t>is true</w:t>
+      </w:r>
+      <w:r>
+        <w:rPr>
+          <w:rFonts w:eastAsiaTheme="minorHAnsi"/>
+          <w:sz w:val="24"/>
+          <w:szCs w:val="24"/>
+        </w:rPr>
+        <w:t xml:space="preserve"> and then </w:t>
+      </w:r>
+      <w:r>
+        <w:rPr>
+          <w:rFonts w:eastAsiaTheme="minorHAnsi"/>
+          <w:b/>
+          <w:bCs/>
+          <w:sz w:val="24"/>
+          <w:szCs w:val="24"/>
+        </w:rPr>
+        <w:t>deduce</w:t>
+      </w:r>
+      <w:r>
+        <w:rPr>
+          <w:rFonts w:eastAsiaTheme="minorHAnsi"/>
+          <w:sz w:val="24"/>
+          <w:szCs w:val="24"/>
+        </w:rPr>
+        <w:t xml:space="preserve"> a sequence of</w:t>
+      </w:r>
+      <w:r>
+        <w:rPr>
+          <w:rFonts w:eastAsiaTheme="minorHAnsi" w:hint="eastAsia"/>
+          <w:sz w:val="24"/>
+          <w:szCs w:val="24"/>
+        </w:rPr>
+        <w:t xml:space="preserve"> </w:t>
+      </w:r>
+      <w:r>
+        <w:rPr>
+          <w:rFonts w:eastAsiaTheme="minorHAnsi"/>
+          <w:sz w:val="24"/>
+          <w:szCs w:val="24"/>
+        </w:rPr>
+        <w:t>statements, ultimately arriving at</w:t>
+      </w:r>
+      <w:r>
+        <w:rPr>
+          <w:rFonts w:eastAsiaTheme="minorHAnsi"/>
+          <w:b/>
+          <w:bCs/>
+          <w:sz w:val="24"/>
+          <w:szCs w:val="24"/>
+        </w:rPr>
+        <w:t xml:space="preserve"> </w:t>
+      </w:r>
+      <w:r>
+        <w:rPr>
+          <w:rFonts w:eastAsiaTheme="minorHAnsi"/>
+          <w:b/>
+          <w:bCs/>
+          <w:i/>
+          <w:iCs/>
+          <w:sz w:val="24"/>
+          <w:szCs w:val="24"/>
+        </w:rPr>
+        <w:t>Y</w:t>
+      </w:r>
+      <w:r>
+        <w:rPr>
+          <w:rFonts w:eastAsiaTheme="minorHAnsi"/>
+          <w:i/>
+          <w:iCs/>
+          <w:sz w:val="24"/>
+          <w:szCs w:val="24"/>
+        </w:rPr>
+        <w:t xml:space="preserve"> </w:t>
+      </w:r>
+      <w:r>
+        <w:rPr>
+          <w:rFonts w:eastAsiaTheme="minorHAnsi"/>
+          <w:sz w:val="24"/>
+          <w:szCs w:val="24"/>
+        </w:rPr>
+        <w:t>.</w:t>
+      </w:r>
+    </w:p>
+    <w:p>
+      <w:pPr>
+        <w:jc w:val="left"/>
+        <w:rPr>
+          <w:rFonts w:ascii="Cambria Math" w:eastAsiaTheme="minorHAnsi" w:hAnsi="Cambria Math" w:cs="Cambria Math"/>
+          <w:sz w:val="24"/>
+          <w:szCs w:val="24"/>
+          <w:shd w:val="clear" w:color="auto" w:fill="F2CEED" w:themeFill="accent5" w:themeFillTint="33"/>
+        </w:rPr>
+      </w:pPr>
+    </w:p>
+    <w:p>
+      <w:pPr>
+        <w:jc w:val="left"/>
+        <w:rPr>
+          <w:rFonts w:eastAsiaTheme="minorHAnsi"/>
+          <w:sz w:val="24"/>
+          <w:szCs w:val="24"/>
+        </w:rPr>
+      </w:pPr>
+      <w:r>
+        <w:rPr>
+          <w:rFonts w:ascii="Cambria Math" w:eastAsiaTheme="minorHAnsi" w:hAnsi="Cambria Math" w:cs="Cambria Math"/>
+          <w:sz w:val="24"/>
+          <w:szCs w:val="24"/>
+          <w:shd w:val="clear" w:color="auto" w:fill="F2CEED" w:themeFill="accent5" w:themeFillTint="33"/>
+        </w:rPr>
+        <w:t>▶</w:t>
+      </w:r>
+      <w:r>
+        <w:rPr>
+          <w:rFonts w:eastAsiaTheme="minorHAnsi"/>
+          <w:sz w:val="24"/>
+          <w:szCs w:val="24"/>
+          <w:shd w:val="clear" w:color="auto" w:fill="F2CEED" w:themeFill="accent5" w:themeFillTint="33"/>
+        </w:rPr>
+        <w:t xml:space="preserve"> </w:t>
+      </w:r>
+      <w:r>
+        <w:rPr>
+          <w:rFonts w:eastAsiaTheme="minorHAnsi"/>
+          <w:b/>
+          <w:bCs/>
+          <w:sz w:val="24"/>
+          <w:szCs w:val="24"/>
+          <w:shd w:val="clear" w:color="auto" w:fill="F2CEED" w:themeFill="accent5" w:themeFillTint="33"/>
+        </w:rPr>
+        <w:t>Contrapositive proof</w:t>
+      </w:r>
+      <w:r>
+        <w:rPr>
+          <w:rFonts w:eastAsiaTheme="minorHAnsi" w:hint="eastAsia"/>
+          <w:b/>
+          <w:bCs/>
+          <w:sz w:val="24"/>
+          <w:szCs w:val="24"/>
+          <w:shd w:val="clear" w:color="auto" w:fill="F2CEED" w:themeFill="accent5" w:themeFillTint="33"/>
+        </w:rPr>
+        <w:t>（</w:t>
+      </w:r>
+      <w:r>
+        <w:rPr>
+          <w:rFonts w:eastAsiaTheme="minorHAnsi"/>
+          <w:b/>
+          <w:bCs/>
+          <w:sz w:val="24"/>
+          <w:szCs w:val="24"/>
+          <w:shd w:val="clear" w:color="auto" w:fill="F2CEED" w:themeFill="accent5" w:themeFillTint="33"/>
+        </w:rPr>
+        <w:t>逆否证明法</w:t>
+      </w:r>
+      <w:r>
+        <w:rPr>
+          <w:rFonts w:eastAsiaTheme="minorHAnsi" w:hint="eastAsia"/>
+          <w:b/>
+          <w:bCs/>
+          <w:sz w:val="24"/>
+          <w:szCs w:val="24"/>
+          <w:shd w:val="clear" w:color="auto" w:fill="F2CEED" w:themeFill="accent5" w:themeFillTint="33"/>
+        </w:rPr>
+        <w:t>）</w:t>
+      </w:r>
+      <w:r>
+        <w:rPr>
+          <w:rFonts w:eastAsiaTheme="minorHAnsi"/>
+          <w:b/>
+          <w:bCs/>
+          <w:sz w:val="24"/>
+          <w:szCs w:val="24"/>
+        </w:rPr>
+        <w:t xml:space="preserve">. </w:t>
+      </w:r>
+      <w:r>
+        <w:rPr>
+          <w:rFonts w:eastAsiaTheme="minorHAnsi"/>
+          <w:sz w:val="24"/>
+          <w:szCs w:val="24"/>
+        </w:rPr>
+        <w:t xml:space="preserve">We want to </w:t>
+      </w:r>
+      <w:r>
+        <w:rPr>
+          <w:rFonts w:eastAsiaTheme="minorHAnsi"/>
+          <w:b/>
+          <w:bCs/>
+          <w:sz w:val="24"/>
+          <w:szCs w:val="24"/>
+        </w:rPr>
+        <w:t xml:space="preserve">prove </w:t>
+      </w:r>
+      <w:r>
+        <w:rPr>
+          <w:rFonts w:eastAsiaTheme="minorHAnsi"/>
+          <w:sz w:val="24"/>
+          <w:szCs w:val="24"/>
+        </w:rPr>
+        <w:t>a statement of</w:t>
+      </w:r>
+      <w:r>
+        <w:rPr>
+          <w:rFonts w:eastAsiaTheme="minorHAnsi" w:hint="eastAsia"/>
+          <w:sz w:val="24"/>
+          <w:szCs w:val="24"/>
+        </w:rPr>
+        <w:t xml:space="preserve"> </w:t>
+      </w:r>
+      <w:r>
+        <w:rPr>
+          <w:rFonts w:eastAsiaTheme="minorHAnsi"/>
+          <w:sz w:val="24"/>
+          <w:szCs w:val="24"/>
+        </w:rPr>
+        <w:t>the form</w:t>
+      </w:r>
+      <w:r>
+        <w:rPr>
+          <w:rFonts w:eastAsiaTheme="minorHAnsi"/>
+          <w:b/>
+          <w:bCs/>
+          <w:sz w:val="24"/>
+          <w:szCs w:val="24"/>
+        </w:rPr>
+        <w:t xml:space="preserve"> </w:t>
+      </w:r>
+      <w:r>
+        <w:rPr>
+          <w:rFonts w:eastAsiaTheme="minorHAnsi"/>
+          <w:b/>
+          <w:bCs/>
+          <w:i/>
+          <w:iCs/>
+          <w:sz w:val="24"/>
+          <w:szCs w:val="24"/>
+        </w:rPr>
+        <w:t xml:space="preserve">X </w:t>
+      </w:r>
+      <w:r>
+        <w:rPr>
+          <w:rFonts w:ascii="Cambria Math" w:eastAsiaTheme="minorHAnsi" w:hAnsi="Cambria Math" w:cs="Cambria Math"/>
+          <w:b/>
+          <w:bCs/>
+          <w:i/>
+          <w:iCs/>
+          <w:sz w:val="24"/>
+          <w:szCs w:val="24"/>
+        </w:rPr>
+        <w:t>⇒</w:t>
+      </w:r>
+      <w:r>
+        <w:rPr>
+          <w:rFonts w:eastAsiaTheme="minorHAnsi"/>
+          <w:b/>
+          <w:bCs/>
+          <w:i/>
+          <w:iCs/>
+          <w:sz w:val="24"/>
+          <w:szCs w:val="24"/>
+        </w:rPr>
+        <w:t xml:space="preserve"> Y</w:t>
+      </w:r>
+      <w:r>
+        <w:rPr>
+          <w:rFonts w:eastAsiaTheme="minorHAnsi"/>
+          <w:i/>
+          <w:iCs/>
+          <w:sz w:val="24"/>
+          <w:szCs w:val="24"/>
+        </w:rPr>
+        <w:t xml:space="preserve"> </w:t>
+      </w:r>
+      <w:r>
+        <w:rPr>
+          <w:rFonts w:eastAsiaTheme="minorHAnsi"/>
+          <w:sz w:val="24"/>
+          <w:szCs w:val="24"/>
+        </w:rPr>
+        <w:t>.</w:t>
+      </w:r>
+      <w:r>
+        <w:rPr>
+          <w:rFonts w:eastAsiaTheme="minorHAnsi"/>
+          <w:sz w:val="24"/>
+          <w:szCs w:val="24"/>
+        </w:rPr>
+        <w:br/>
+      </w:r>
+      <w:r>
+        <w:rPr>
+          <w:rFonts w:eastAsiaTheme="minorHAnsi" w:hint="eastAsia"/>
+          <w:sz w:val="24"/>
+          <w:szCs w:val="24"/>
+        </w:rPr>
+        <w:t xml:space="preserve">     </w:t>
+      </w:r>
+      <w:r>
+        <w:rPr>
+          <w:rFonts w:eastAsiaTheme="minorHAnsi"/>
+          <w:sz w:val="24"/>
+          <w:szCs w:val="24"/>
+        </w:rPr>
+        <w:t xml:space="preserve">We give a </w:t>
+      </w:r>
+      <w:r>
+        <w:rPr>
+          <w:rFonts w:eastAsiaTheme="minorHAnsi"/>
+          <w:b/>
+          <w:bCs/>
+          <w:sz w:val="24"/>
+          <w:szCs w:val="24"/>
+        </w:rPr>
+        <w:t>direct proof of the equivalent statement</w:t>
+      </w:r>
+      <w:r>
+        <w:rPr>
+          <w:rFonts w:eastAsiaTheme="minorHAnsi" w:hint="eastAsia"/>
+          <w:b/>
+          <w:bCs/>
+          <w:sz w:val="24"/>
+          <w:szCs w:val="24"/>
+        </w:rPr>
+        <w:t>（用直接证明法证明</w:t>
+      </w:r>
+      <w:r>
+        <w:rPr>
+          <w:rFonts w:eastAsiaTheme="minorHAnsi" w:hint="eastAsia"/>
+          <w:b/>
+          <w:bCs/>
+          <w:sz w:val="24"/>
+          <w:szCs w:val="24"/>
+        </w:rPr>
+        <w:t>等价陈述句如下：</w:t>
+      </w:r>
+      <w:r>
+        <w:rPr>
+          <w:rFonts w:eastAsiaTheme="minorHAnsi" w:hint="eastAsia"/>
+          <w:b/>
+          <w:bCs/>
+          <w:sz w:val="24"/>
+          <w:szCs w:val="24"/>
+        </w:rPr>
+        <w:t>）</w:t>
+      </w:r>
+    </w:p>
+    <w:p>
+      <w:pPr>
+        <w:jc w:val="center"/>
+        <w:rPr>
+          <w:rFonts w:eastAsiaTheme="minorHAnsi"/>
+          <w:b/>
+          <w:bCs/>
+          <w:sz w:val="24"/>
+          <w:szCs w:val="24"/>
+        </w:rPr>
+      </w:pPr>
+      <w:r>
+        <w:rPr>
+          <w:rFonts w:eastAsiaTheme="minorHAnsi"/>
+          <w:b/>
+          <w:bCs/>
+          <w:sz w:val="24"/>
+          <w:szCs w:val="24"/>
+        </w:rPr>
+        <w:t>(</w:t>
+      </w:r>
+      <w:r>
+        <w:rPr>
+          <w:rFonts w:eastAsiaTheme="minorHAnsi"/>
+          <w:b/>
+          <w:bCs/>
+          <w:i/>
+          <w:iCs/>
+          <w:sz w:val="24"/>
+          <w:szCs w:val="24"/>
+        </w:rPr>
+        <w:t xml:space="preserve">¬Y </w:t>
+      </w:r>
+      <w:r>
+        <w:rPr>
+          <w:rFonts w:eastAsiaTheme="minorHAnsi"/>
+          <w:b/>
+          <w:bCs/>
+          <w:sz w:val="24"/>
+          <w:szCs w:val="24"/>
+        </w:rPr>
+        <w:t xml:space="preserve">) </w:t>
+      </w:r>
+      <w:r>
+        <w:rPr>
+          <w:rFonts w:ascii="Cambria Math" w:eastAsiaTheme="minorHAnsi" w:hAnsi="Cambria Math" w:cs="Cambria Math"/>
+          <w:b/>
+          <w:bCs/>
+          <w:i/>
+          <w:iCs/>
+          <w:sz w:val="24"/>
+          <w:szCs w:val="24"/>
+        </w:rPr>
+        <w:t>⇒</w:t>
+      </w:r>
+      <w:r>
+        <w:rPr>
+          <w:rFonts w:eastAsiaTheme="minorHAnsi"/>
+          <w:b/>
+          <w:bCs/>
+          <w:i/>
+          <w:iCs/>
+          <w:sz w:val="24"/>
+          <w:szCs w:val="24"/>
+        </w:rPr>
+        <w:t xml:space="preserve"> </w:t>
+      </w:r>
+      <w:r>
+        <w:rPr>
+          <w:rFonts w:eastAsiaTheme="minorHAnsi"/>
+          <w:b/>
+          <w:bCs/>
+          <w:sz w:val="24"/>
+          <w:szCs w:val="24"/>
+        </w:rPr>
+        <w:t>(</w:t>
+      </w:r>
+      <w:r>
+        <w:rPr>
+          <w:rFonts w:eastAsiaTheme="minorHAnsi"/>
+          <w:b/>
+          <w:bCs/>
+          <w:i/>
+          <w:iCs/>
+          <w:sz w:val="24"/>
+          <w:szCs w:val="24"/>
+        </w:rPr>
+        <w:t>¬X</w:t>
+      </w:r>
+      <w:r>
+        <w:rPr>
+          <w:rFonts w:eastAsiaTheme="minorHAnsi"/>
+          <w:b/>
+          <w:bCs/>
+          <w:sz w:val="24"/>
+          <w:szCs w:val="24"/>
+        </w:rPr>
+        <w:t>).</w:t>
+      </w:r>
+    </w:p>
+    <w:p>
+      <w:pPr>
+        <w:jc w:val="left"/>
+        <w:rPr>
+          <w:rFonts w:eastAsiaTheme="minorHAnsi"/>
+          <w:sz w:val="24"/>
+          <w:szCs w:val="24"/>
+        </w:rPr>
+      </w:pPr>
+      <w:r>
+        <w:rPr>
+          <w:rFonts w:ascii="Cambria Math" w:eastAsiaTheme="minorHAnsi" w:hAnsi="Cambria Math" w:cs="Cambria Math"/>
+          <w:sz w:val="24"/>
+          <w:szCs w:val="24"/>
+          <w:shd w:val="clear" w:color="auto" w:fill="F2CEED" w:themeFill="accent5" w:themeFillTint="33"/>
+        </w:rPr>
+        <w:t>▶</w:t>
+      </w:r>
+      <w:r>
+        <w:rPr>
+          <w:rFonts w:eastAsiaTheme="minorHAnsi"/>
+          <w:sz w:val="24"/>
+          <w:szCs w:val="24"/>
+          <w:shd w:val="clear" w:color="auto" w:fill="F2CEED" w:themeFill="accent5" w:themeFillTint="33"/>
+        </w:rPr>
+        <w:t xml:space="preserve"> </w:t>
+      </w:r>
+      <w:r>
+        <w:rPr>
+          <w:rFonts w:eastAsiaTheme="minorHAnsi"/>
+          <w:b/>
+          <w:bCs/>
+          <w:sz w:val="24"/>
+          <w:szCs w:val="24"/>
+          <w:shd w:val="clear" w:color="auto" w:fill="F2CEED" w:themeFill="accent5" w:themeFillTint="33"/>
+        </w:rPr>
+        <w:t>Proof by contradiction</w:t>
+      </w:r>
+      <w:r>
+        <w:rPr>
+          <w:rFonts w:eastAsiaTheme="minorHAnsi" w:hint="eastAsia"/>
+          <w:b/>
+          <w:bCs/>
+          <w:sz w:val="24"/>
+          <w:szCs w:val="24"/>
+          <w:shd w:val="clear" w:color="auto" w:fill="F2CEED" w:themeFill="accent5" w:themeFillTint="33"/>
+        </w:rPr>
+        <w:t>（</w:t>
+      </w:r>
+      <w:r>
+        <w:rPr>
+          <w:rFonts w:eastAsiaTheme="minorHAnsi" w:hint="eastAsia"/>
+          <w:b/>
+          <w:bCs/>
+          <w:sz w:val="24"/>
+          <w:szCs w:val="24"/>
+          <w:shd w:val="clear" w:color="auto" w:fill="F2CEED" w:themeFill="accent5" w:themeFillTint="33"/>
+        </w:rPr>
+        <w:t>矛盾证明法，即</w:t>
+      </w:r>
+      <w:r>
+        <w:rPr>
+          <w:rFonts w:eastAsiaTheme="minorHAnsi" w:hint="eastAsia"/>
+          <w:b/>
+          <w:bCs/>
+          <w:sz w:val="24"/>
+          <w:szCs w:val="24"/>
+          <w:shd w:val="clear" w:color="auto" w:fill="F2CEED" w:themeFill="accent5" w:themeFillTint="33"/>
+        </w:rPr>
+        <w:t>反证法）</w:t>
+      </w:r>
+      <w:r>
+        <w:rPr>
+          <w:rFonts w:eastAsiaTheme="minorHAnsi"/>
+          <w:b/>
+          <w:bCs/>
+          <w:sz w:val="24"/>
+          <w:szCs w:val="24"/>
+        </w:rPr>
+        <w:t xml:space="preserve">. </w:t>
+      </w:r>
+      <w:r>
+        <w:rPr>
+          <w:rFonts w:eastAsiaTheme="minorHAnsi"/>
+          <w:sz w:val="24"/>
+          <w:szCs w:val="24"/>
+        </w:rPr>
+        <w:t>We want to prove a statement</w:t>
+      </w:r>
+      <w:r>
+        <w:rPr>
+          <w:rFonts w:eastAsiaTheme="minorHAnsi" w:hint="eastAsia"/>
+          <w:sz w:val="24"/>
+          <w:szCs w:val="24"/>
+        </w:rPr>
+        <w:t xml:space="preserve"> </w:t>
+      </w:r>
+      <w:r>
+        <w:rPr>
+          <w:rFonts w:eastAsiaTheme="minorHAnsi"/>
+          <w:i/>
+          <w:iCs/>
+          <w:sz w:val="24"/>
+          <w:szCs w:val="24"/>
+        </w:rPr>
+        <w:t>X</w:t>
+      </w:r>
+      <w:r>
+        <w:rPr>
+          <w:rFonts w:eastAsiaTheme="minorHAnsi"/>
+          <w:sz w:val="24"/>
+          <w:szCs w:val="24"/>
+        </w:rPr>
+        <w:t>.</w:t>
+      </w:r>
+      <w:r>
+        <w:rPr>
+          <w:rFonts w:eastAsiaTheme="minorHAnsi"/>
+          <w:sz w:val="24"/>
+          <w:szCs w:val="24"/>
+        </w:rPr>
+        <w:br/>
+        <w:t xml:space="preserve">We prove that </w:t>
+      </w:r>
+      <w:r>
+        <w:rPr>
+          <w:rFonts w:eastAsiaTheme="minorHAnsi"/>
+          <w:i/>
+          <w:iCs/>
+          <w:sz w:val="24"/>
+          <w:szCs w:val="24"/>
+        </w:rPr>
+        <w:t xml:space="preserve">¬X </w:t>
+      </w:r>
+      <w:r>
+        <w:rPr>
+          <w:rFonts w:eastAsiaTheme="minorHAnsi"/>
+          <w:sz w:val="24"/>
+          <w:szCs w:val="24"/>
+        </w:rPr>
+        <w:t>implies something impossible. That is,</w:t>
+      </w:r>
+      <w:r>
+        <w:rPr>
+          <w:rFonts w:eastAsiaTheme="minorHAnsi" w:hint="eastAsia"/>
+          <w:sz w:val="24"/>
+          <w:szCs w:val="24"/>
+        </w:rPr>
+        <w:t xml:space="preserve"> </w:t>
+      </w:r>
+      <w:r>
+        <w:rPr>
+          <w:rFonts w:eastAsiaTheme="minorHAnsi"/>
+          <w:sz w:val="24"/>
+          <w:szCs w:val="24"/>
+        </w:rPr>
+        <w:t>we give a direct proof of a statement with the structure</w:t>
+      </w:r>
+    </w:p>
+    <w:p>
+      <w:pPr>
+        <w:jc w:val="center"/>
+        <w:rPr>
+          <w:rFonts w:eastAsiaTheme="minorHAnsi"/>
+          <w:b/>
+          <w:bCs/>
+          <w:sz w:val="24"/>
+          <w:szCs w:val="24"/>
+        </w:rPr>
+      </w:pPr>
+      <w:bookmarkStart w:id="10" w:name="_Hlk242796443"/>
+      <w:r>
+        <w:rPr>
+          <w:rFonts w:eastAsiaTheme="minorHAnsi"/>
+          <w:b/>
+          <w:bCs/>
+          <w:sz w:val="24"/>
+          <w:szCs w:val="24"/>
+        </w:rPr>
+        <w:t>(</w:t>
+      </w:r>
+      <w:r>
+        <w:rPr>
+          <w:rFonts w:eastAsiaTheme="minorHAnsi"/>
+          <w:b/>
+          <w:bCs/>
+          <w:i/>
+          <w:iCs/>
+          <w:sz w:val="24"/>
+          <w:szCs w:val="24"/>
+        </w:rPr>
+        <w:t>¬X</w:t>
+      </w:r>
+      <w:r>
+        <w:rPr>
+          <w:rFonts w:eastAsiaTheme="minorHAnsi"/>
+          <w:b/>
+          <w:bCs/>
+          <w:sz w:val="24"/>
+          <w:szCs w:val="24"/>
+        </w:rPr>
+        <w:t xml:space="preserve">) </w:t>
+      </w:r>
+      <w:r>
+        <w:rPr>
+          <w:rFonts w:ascii="Cambria Math" w:eastAsiaTheme="minorHAnsi" w:hAnsi="Cambria Math" w:cs="Cambria Math"/>
+          <w:b/>
+          <w:bCs/>
+          <w:i/>
+          <w:iCs/>
+          <w:sz w:val="24"/>
+          <w:szCs w:val="24"/>
+        </w:rPr>
+        <w:t>⇒</w:t>
+      </w:r>
+      <w:r>
+        <w:rPr>
+          <w:rFonts w:eastAsiaTheme="minorHAnsi"/>
+          <w:b/>
+          <w:bCs/>
+          <w:i/>
+          <w:iCs/>
+          <w:sz w:val="24"/>
+          <w:szCs w:val="24"/>
+        </w:rPr>
+        <w:t xml:space="preserve"> </w:t>
+      </w:r>
+      <w:r>
+        <w:rPr>
+          <w:rFonts w:eastAsiaTheme="minorHAnsi"/>
+          <w:b/>
+          <w:bCs/>
+          <w:sz w:val="24"/>
+          <w:szCs w:val="24"/>
+        </w:rPr>
+        <w:t>(</w:t>
+      </w:r>
+      <w:r>
+        <w:rPr>
+          <w:rFonts w:eastAsiaTheme="minorHAnsi"/>
+          <w:b/>
+          <w:bCs/>
+          <w:i/>
+          <w:iCs/>
+          <w:sz w:val="24"/>
+          <w:szCs w:val="24"/>
+        </w:rPr>
+        <w:t xml:space="preserve">P ∧ </w:t>
+      </w:r>
+      <w:r>
+        <w:rPr>
+          <w:rFonts w:eastAsiaTheme="minorHAnsi"/>
+          <w:b/>
+          <w:bCs/>
+          <w:sz w:val="24"/>
+          <w:szCs w:val="24"/>
+        </w:rPr>
+        <w:t>(</w:t>
+      </w:r>
+      <w:r>
+        <w:rPr>
+          <w:rFonts w:eastAsiaTheme="minorHAnsi"/>
+          <w:b/>
+          <w:bCs/>
+          <w:i/>
+          <w:iCs/>
+          <w:sz w:val="24"/>
+          <w:szCs w:val="24"/>
+        </w:rPr>
+        <w:t>¬P</w:t>
+      </w:r>
+      <w:r>
+        <w:rPr>
+          <w:rFonts w:eastAsiaTheme="minorHAnsi"/>
+          <w:b/>
+          <w:bCs/>
+          <w:sz w:val="24"/>
+          <w:szCs w:val="24"/>
+        </w:rPr>
+        <w:t>))</w:t>
+      </w:r>
+    </w:p>
+    <w:bookmarkEnd w:id="10"/>
+    <w:p>
+      <w:pPr>
+        <w:jc w:val="left"/>
+        <w:rPr>
+          <w:rFonts w:eastAsiaTheme="minorHAnsi"/>
+          <w:b/>
+          <w:bCs/>
+          <w:sz w:val="24"/>
+          <w:szCs w:val="24"/>
+        </w:rPr>
+      </w:pPr>
+      <w:r>
+        <w:rPr>
+          <w:rFonts w:eastAsiaTheme="minorHAnsi"/>
+          <w:b/>
+          <w:bCs/>
+          <w:sz w:val="24"/>
+          <w:szCs w:val="24"/>
+        </w:rPr>
+        <w:drawing>
+          <wp:inline distT="0" distB="0" distL="0" distR="0" wp14:anchorId="1F679F62" wp14:editId="1AFB145E">
+            <wp:extent cx="6645910" cy="1717675"/>
+            <wp:effectExtent l="0" t="0" r="2540" b="0"/>
+            <wp:docPr id="726327209" name="图片 1"/>
+            <wp:cNvGraphicFramePr>
+              <a:graphicFrameLocks xmlns:a="http://schemas.openxmlformats.org/drawingml/2006/main" noChangeAspect="1"/>
+            </wp:cNvGraphicFramePr>
+            <a:graphic xmlns:a="http://schemas.openxmlformats.org/drawingml/2006/main">
+              <a:graphicData uri="http://schemas.openxmlformats.org/drawingml/2006/picture">
+                <pic:pic xmlns:pic="http://schemas.openxmlformats.org/drawingml/2006/picture">
+                  <pic:nvPicPr>
+                    <pic:cNvPr id="726327209" name=""/>
+                    <pic:cNvPicPr/>
+                  </pic:nvPicPr>
+                  <pic:blipFill>
+                    <a:blip r:embed="rId85"/>
+                    <a:stretch>
+                      <a:fillRect/>
+                    </a:stretch>
+                  </pic:blipFill>
+                  <pic:spPr>
+                    <a:xfrm>
+                      <a:off x="0" y="0"/>
+                      <a:ext cx="6645910" cy="1717675"/>
+                    </a:xfrm>
+                    <a:prstGeom prst="rect">
+                      <a:avLst/>
+                    </a:prstGeom>
+                  </pic:spPr>
+                </pic:pic>
+              </a:graphicData>
+            </a:graphic>
+          </wp:inline>
+        </w:drawing>
+      </w:r>
+    </w:p>
+    <w:p>
+      <w:pPr>
+        <w:jc w:val="left"/>
+        <w:rPr>
+          <w:rFonts w:eastAsiaTheme="minorHAnsi"/>
+          <w:b/>
+          <w:bCs/>
+          <w:sz w:val="24"/>
+          <w:szCs w:val="24"/>
+        </w:rPr>
+      </w:pPr>
+    </w:p>
+    <w:p>
+      <w:pPr>
+        <w:pStyle w:val="5"/>
+      </w:pPr>
+      <w:r>
+        <w:rPr>
+          <w:rFonts w:hint="eastAsia"/>
+        </w:rPr>
+        <w:lastRenderedPageBreak/>
+        <w:t>2.4.</w:t>
+      </w:r>
+      <w:r>
+        <w:rPr>
+          <w:rFonts w:hint="eastAsia"/>
+        </w:rPr>
+        <w:t xml:space="preserve">3 </w:t>
+      </w:r>
+      <w:r>
+        <w:rPr>
+          <w:rFonts w:hint="eastAsia"/>
+        </w:rPr>
+        <w:t>D</w:t>
+      </w:r>
+      <w:r>
+        <w:t>irect proof</w:t>
+      </w:r>
+    </w:p>
+    <w:p>
+      <w:pPr>
+        <w:rPr>
+          <w:rFonts w:hint="eastAsia"/>
+        </w:rPr>
+      </w:pPr>
+      <w:r>
+        <w:rPr>
+          <w:rFonts w:hint="eastAsia"/>
+          <w:noProof/>
+        </w:rPr>
+        <w:drawing>
+          <wp:inline distT="0" distB="0" distL="0" distR="0" wp14:anchorId="02F31627" wp14:editId="2EF8F171">
+            <wp:extent cx="6642100" cy="2501900"/>
+            <wp:effectExtent l="0" t="0" r="6350" b="0"/>
+            <wp:docPr id="756357878" name="图片 2"/>
+            <wp:cNvGraphicFramePr>
+              <a:graphicFrameLocks xmlns:a="http://schemas.openxmlformats.org/drawingml/2006/main" noChangeAspect="1"/>
+            </wp:cNvGraphicFramePr>
+            <a:graphic xmlns:a="http://schemas.openxmlformats.org/drawingml/2006/main">
+              <a:graphicData uri="http://schemas.openxmlformats.org/drawingml/2006/picture">
+                <pic:pic xmlns:pic="http://schemas.openxmlformats.org/drawingml/2006/picture">
+                  <pic:nvPicPr>
+                    <pic:cNvPr id="0" name="Picture 12"/>
+                    <pic:cNvPicPr>
+                      <a:picLocks noChangeAspect="1" noChangeArrowheads="1"/>
+                    </pic:cNvPicPr>
+                  </pic:nvPicPr>
+                  <pic:blipFill>
+                    <a:blip r:embed="rId86">
+                      <a:extLst>
+                        <a:ext uri="{28A0092B-C50C-407E-A947-70E740481C1C}">
+                          <a14:useLocalDpi xmlns:a14="http://schemas.microsoft.com/office/drawing/2010/main" val="0"/>
+                        </a:ext>
+                      </a:extLst>
+                    </a:blip>
+                    <a:srcRect/>
+                    <a:stretch>
+                      <a:fillRect/>
+                    </a:stretch>
+                  </pic:blipFill>
+                  <pic:spPr bwMode="auto">
+                    <a:xfrm>
+                      <a:off x="0" y="0"/>
+                      <a:ext cx="6642100" cy="2501900"/>
+                    </a:xfrm>
+                    <a:prstGeom prst="rect">
+                      <a:avLst/>
+                    </a:prstGeom>
+                    <a:noFill/>
+                    <a:ln>
+                      <a:noFill/>
+                    </a:ln>
+                  </pic:spPr>
+                </pic:pic>
+              </a:graphicData>
+            </a:graphic>
+          </wp:inline>
+        </w:drawing>
+      </w:r>
+    </w:p>
+    <w:p>
+      <w:pPr>
+        <w:pStyle w:val="5"/>
+      </w:pPr>
+      <w:r>
+        <w:rPr>
+          <w:rFonts w:hint="eastAsia"/>
+        </w:rPr>
+        <w:t>2.4.</w:t>
+      </w:r>
+      <w:r>
+        <w:rPr>
+          <w:rFonts w:hint="eastAsia"/>
+        </w:rPr>
+        <w:t>4</w:t>
+      </w:r>
+      <w:r>
+        <w:rPr>
+          <w:rFonts w:hint="eastAsia"/>
+        </w:rPr>
+        <w:t xml:space="preserve"> </w:t>
+      </w:r>
+      <w:r>
+        <w:rPr>
+          <w:rFonts w:hint="eastAsia"/>
+        </w:rPr>
+        <w:t>C</w:t>
+      </w:r>
+      <w:r>
+        <w:t>ontrapositive proof</w:t>
+      </w:r>
+      <w:r>
+        <w:rPr>
+          <w:rFonts w:hint="eastAsia"/>
+        </w:rPr>
+        <w:t>（逆否证明）</w:t>
+      </w:r>
+    </w:p>
+    <w:p>
+      <w:pPr>
+        <w:ind w:firstLineChars="100" w:firstLine="240"/>
+        <w:jc w:val="left"/>
+        <w:rPr>
+          <w:rFonts w:eastAsiaTheme="minorHAnsi" w:hint="eastAsia"/>
+          <w:b/>
+          <w:bCs/>
+          <w:sz w:val="24"/>
+          <w:szCs w:val="24"/>
+          <w:shd w:val="clear" w:color="auto" w:fill="F2CEED" w:themeFill="accent5" w:themeFillTint="33"/>
+        </w:rPr>
+      </w:pPr>
+      <w:r>
+        <w:rPr>
+          <w:rFonts w:eastAsiaTheme="minorHAnsi"/>
+          <w:b/>
+          <w:bCs/>
+          <w:sz w:val="24"/>
+          <w:szCs w:val="24"/>
+          <w:shd w:val="clear" w:color="auto" w:fill="F2CEED" w:themeFill="accent5" w:themeFillTint="33"/>
+        </w:rPr>
+        <w:t>(</w:t>
+      </w:r>
+      <w:r>
+        <w:rPr>
+          <w:rFonts w:eastAsiaTheme="minorHAnsi"/>
+          <w:b/>
+          <w:bCs/>
+          <w:i/>
+          <w:iCs/>
+          <w:sz w:val="24"/>
+          <w:szCs w:val="24"/>
+          <w:shd w:val="clear" w:color="auto" w:fill="F2CEED" w:themeFill="accent5" w:themeFillTint="33"/>
+        </w:rPr>
+        <w:t xml:space="preserve">¬Y </w:t>
+      </w:r>
+      <w:r>
+        <w:rPr>
+          <w:rFonts w:eastAsiaTheme="minorHAnsi"/>
+          <w:b/>
+          <w:bCs/>
+          <w:sz w:val="24"/>
+          <w:szCs w:val="24"/>
+          <w:shd w:val="clear" w:color="auto" w:fill="F2CEED" w:themeFill="accent5" w:themeFillTint="33"/>
+        </w:rPr>
+        <w:t xml:space="preserve">) </w:t>
+      </w:r>
+      <w:r>
+        <w:rPr>
+          <w:rFonts w:ascii="Cambria Math" w:eastAsiaTheme="minorHAnsi" w:hAnsi="Cambria Math" w:cs="Cambria Math"/>
+          <w:b/>
+          <w:bCs/>
+          <w:i/>
+          <w:iCs/>
+          <w:sz w:val="24"/>
+          <w:szCs w:val="24"/>
+          <w:shd w:val="clear" w:color="auto" w:fill="F2CEED" w:themeFill="accent5" w:themeFillTint="33"/>
+        </w:rPr>
+        <w:t>⇒</w:t>
+      </w:r>
+      <w:r>
+        <w:rPr>
+          <w:rFonts w:eastAsiaTheme="minorHAnsi"/>
+          <w:b/>
+          <w:bCs/>
+          <w:i/>
+          <w:iCs/>
+          <w:sz w:val="24"/>
+          <w:szCs w:val="24"/>
+          <w:shd w:val="clear" w:color="auto" w:fill="F2CEED" w:themeFill="accent5" w:themeFillTint="33"/>
+        </w:rPr>
+        <w:t xml:space="preserve"> </w:t>
+      </w:r>
+      <w:r>
+        <w:rPr>
+          <w:rFonts w:eastAsiaTheme="minorHAnsi"/>
+          <w:b/>
+          <w:bCs/>
+          <w:sz w:val="24"/>
+          <w:szCs w:val="24"/>
+          <w:shd w:val="clear" w:color="auto" w:fill="F2CEED" w:themeFill="accent5" w:themeFillTint="33"/>
+        </w:rPr>
+        <w:t>(</w:t>
+      </w:r>
+      <w:r>
+        <w:rPr>
+          <w:rFonts w:eastAsiaTheme="minorHAnsi"/>
+          <w:b/>
+          <w:bCs/>
+          <w:i/>
+          <w:iCs/>
+          <w:sz w:val="24"/>
+          <w:szCs w:val="24"/>
+          <w:shd w:val="clear" w:color="auto" w:fill="F2CEED" w:themeFill="accent5" w:themeFillTint="33"/>
+        </w:rPr>
+        <w:t>¬X</w:t>
+      </w:r>
+      <w:r>
+        <w:rPr>
+          <w:rFonts w:eastAsiaTheme="minorHAnsi"/>
+          <w:b/>
+          <w:bCs/>
+          <w:sz w:val="24"/>
+          <w:szCs w:val="24"/>
+          <w:shd w:val="clear" w:color="auto" w:fill="F2CEED" w:themeFill="accent5" w:themeFillTint="33"/>
+        </w:rPr>
+        <w:t>).</w:t>
+      </w:r>
+      <w:r>
+        <w:rPr>
+          <w:rFonts w:eastAsiaTheme="minorHAnsi" w:hint="eastAsia"/>
+          <w:b/>
+          <w:bCs/>
+          <w:sz w:val="24"/>
+          <w:szCs w:val="24"/>
+          <w:shd w:val="clear" w:color="auto" w:fill="F2CEED" w:themeFill="accent5" w:themeFillTint="33"/>
+        </w:rPr>
+        <w:t xml:space="preserve">                 ∴ </w:t>
+      </w:r>
+      <w:r>
+        <w:rPr>
+          <w:rFonts w:eastAsiaTheme="minorHAnsi"/>
+          <w:b/>
+          <w:bCs/>
+          <w:sz w:val="24"/>
+          <w:szCs w:val="24"/>
+          <w:shd w:val="clear" w:color="auto" w:fill="F2CEED" w:themeFill="accent5" w:themeFillTint="33"/>
+        </w:rPr>
+        <w:t xml:space="preserve">X </w:t>
+      </w:r>
+      <w:r>
+        <w:rPr>
+          <w:rFonts w:ascii="Cambria Math" w:eastAsiaTheme="minorHAnsi" w:hAnsi="Cambria Math" w:cs="Cambria Math"/>
+          <w:b/>
+          <w:bCs/>
+          <w:sz w:val="24"/>
+          <w:szCs w:val="24"/>
+          <w:shd w:val="clear" w:color="auto" w:fill="F2CEED" w:themeFill="accent5" w:themeFillTint="33"/>
+        </w:rPr>
+        <w:t>⇒</w:t>
+      </w:r>
+      <w:r>
+        <w:rPr>
+          <w:rFonts w:eastAsiaTheme="minorHAnsi"/>
+          <w:b/>
+          <w:bCs/>
+          <w:sz w:val="24"/>
+          <w:szCs w:val="24"/>
+          <w:shd w:val="clear" w:color="auto" w:fill="F2CEED" w:themeFill="accent5" w:themeFillTint="33"/>
+        </w:rPr>
+        <w:t xml:space="preserve"> Y</w:t>
+      </w:r>
+    </w:p>
+    <w:p>
+      <w:pPr>
+        <w:rPr>
+          <w:rFonts w:hint="eastAsia"/>
+        </w:rPr>
+      </w:pPr>
+      <w:r>
+        <w:rPr>
+          <w:rFonts w:hint="eastAsia"/>
+          <w:noProof/>
+        </w:rPr>
+        <w:drawing>
+          <wp:inline distT="0" distB="0" distL="0" distR="0" wp14:anchorId="55A0AC18" wp14:editId="685181C7">
+            <wp:extent cx="6642100" cy="5676265"/>
+            <wp:effectExtent l="0" t="0" r="6350" b="635"/>
+            <wp:docPr id="1839376523" name="图片 3"/>
+            <wp:cNvGraphicFramePr>
+              <a:graphicFrameLocks xmlns:a="http://schemas.openxmlformats.org/drawingml/2006/main" noChangeAspect="1"/>
+            </wp:cNvGraphicFramePr>
+            <a:graphic xmlns:a="http://schemas.openxmlformats.org/drawingml/2006/main">
+              <a:graphicData uri="http://schemas.openxmlformats.org/drawingml/2006/picture">
+                <pic:pic xmlns:pic="http://schemas.openxmlformats.org/drawingml/2006/picture">
+                  <pic:nvPicPr>
+                    <pic:cNvPr id="0" name="Picture 13"/>
+                    <pic:cNvPicPr>
+                      <a:picLocks noChangeAspect="1" noChangeArrowheads="1"/>
+                    </pic:cNvPicPr>
+                  </pic:nvPicPr>
+                  <pic:blipFill>
+                    <a:blip r:embed="rId87">
+                      <a:extLst>
+                        <a:ext uri="{28A0092B-C50C-407E-A947-70E740481C1C}">
+                          <a14:useLocalDpi xmlns:a14="http://schemas.microsoft.com/office/drawing/2010/main" val="0"/>
+                        </a:ext>
+                      </a:extLst>
+                    </a:blip>
+                    <a:srcRect/>
+                    <a:stretch>
+                      <a:fillRect/>
+                    </a:stretch>
+                  </pic:blipFill>
+                  <pic:spPr bwMode="auto">
+                    <a:xfrm>
+                      <a:off x="0" y="0"/>
+                      <a:ext cx="6642100" cy="5676265"/>
+                    </a:xfrm>
+                    <a:prstGeom prst="rect">
+                      <a:avLst/>
+                    </a:prstGeom>
+                    <a:noFill/>
+                    <a:ln>
+                      <a:noFill/>
+                    </a:ln>
+                  </pic:spPr>
+                </pic:pic>
+              </a:graphicData>
+            </a:graphic>
+          </wp:inline>
+        </w:drawing>
+      </w:r>
+    </w:p>
+    <w:p>
+      <w:pPr>
+        <w:pStyle w:val="5"/>
+      </w:pPr>
+      <w:r>
+        <w:rPr>
+          <w:rFonts w:hint="eastAsia"/>
+        </w:rPr>
+        <w:lastRenderedPageBreak/>
+        <w:t>2.4.4</w:t>
+      </w:r>
+      <w:r>
+        <w:rPr>
+          <w:rFonts w:hint="eastAsia"/>
+        </w:rPr>
+        <w:t xml:space="preserve"> </w:t>
+      </w:r>
+      <w:r>
+        <w:rPr>
+          <w:rFonts w:hint="eastAsia"/>
+        </w:rPr>
+        <w:t>P</w:t>
+      </w:r>
+      <w:r>
+        <w:rPr>
+          <w:rFonts w:hint="eastAsia"/>
+        </w:rPr>
+        <w:t>roof by contradiction</w:t>
+      </w:r>
+      <w:r>
+        <w:rPr>
+          <w:rFonts w:hint="eastAsia"/>
+        </w:rPr>
+        <w:t>（</w:t>
+      </w:r>
+      <w:r>
+        <w:rPr>
+          <w:rFonts w:hint="eastAsia"/>
+        </w:rPr>
+        <w:t>矛盾证明法</w:t>
+      </w:r>
+      <w:r>
+        <w:rPr>
+          <w:rFonts w:hint="eastAsia"/>
+        </w:rPr>
+        <w:t>）</w:t>
+      </w:r>
+    </w:p>
+    <w:p>
+      <w:pPr>
+        <w:ind w:firstLineChars="100" w:firstLine="240"/>
+        <w:jc w:val="left"/>
+        <w:rPr>
+          <w:rFonts w:eastAsiaTheme="minorHAnsi" w:hint="eastAsia"/>
+          <w:b/>
+          <w:bCs/>
+          <w:sz w:val="24"/>
+          <w:szCs w:val="24"/>
+          <w:shd w:val="clear" w:color="auto" w:fill="F2CEED" w:themeFill="accent5" w:themeFillTint="33"/>
+        </w:rPr>
+      </w:pPr>
+      <w:r>
+        <w:rPr>
+          <w:rFonts w:eastAsiaTheme="minorHAnsi"/>
+          <w:b/>
+          <w:bCs/>
+          <w:sz w:val="24"/>
+          <w:szCs w:val="24"/>
+          <w:shd w:val="clear" w:color="auto" w:fill="F2CEED" w:themeFill="accent5" w:themeFillTint="33"/>
+        </w:rPr>
+        <w:t xml:space="preserve">(¬X) </w:t>
+      </w:r>
+      <w:r>
+        <w:rPr>
+          <w:rFonts w:ascii="Cambria Math" w:eastAsiaTheme="minorHAnsi" w:hAnsi="Cambria Math" w:cs="Cambria Math"/>
+          <w:b/>
+          <w:bCs/>
+          <w:sz w:val="24"/>
+          <w:szCs w:val="24"/>
+          <w:shd w:val="clear" w:color="auto" w:fill="F2CEED" w:themeFill="accent5" w:themeFillTint="33"/>
+        </w:rPr>
+        <w:t>⇒</w:t>
+      </w:r>
+      <w:r>
+        <w:rPr>
+          <w:rFonts w:eastAsiaTheme="minorHAnsi"/>
+          <w:b/>
+          <w:bCs/>
+          <w:sz w:val="24"/>
+          <w:szCs w:val="24"/>
+          <w:shd w:val="clear" w:color="auto" w:fill="F2CEED" w:themeFill="accent5" w:themeFillTint="33"/>
+        </w:rPr>
+        <w:t xml:space="preserve"> (P </w:t>
+      </w:r>
+      <w:r>
+        <w:rPr>
+          <w:rFonts w:ascii="等线" w:eastAsia="等线" w:hAnsi="等线" w:cs="等线" w:hint="eastAsia"/>
+          <w:b/>
+          <w:bCs/>
+          <w:sz w:val="24"/>
+          <w:szCs w:val="24"/>
+          <w:shd w:val="clear" w:color="auto" w:fill="F2CEED" w:themeFill="accent5" w:themeFillTint="33"/>
+        </w:rPr>
+        <w:t>∧</w:t>
+      </w:r>
+      <w:r>
+        <w:rPr>
+          <w:rFonts w:eastAsiaTheme="minorHAnsi"/>
+          <w:b/>
+          <w:bCs/>
+          <w:sz w:val="24"/>
+          <w:szCs w:val="24"/>
+          <w:shd w:val="clear" w:color="auto" w:fill="F2CEED" w:themeFill="accent5" w:themeFillTint="33"/>
+        </w:rPr>
+        <w:t xml:space="preserve"> (</w:t>
+      </w:r>
+      <w:r>
+        <w:rPr>
+          <w:rFonts w:ascii="等线" w:eastAsia="等线" w:hAnsi="等线" w:cs="等线" w:hint="eastAsia"/>
+          <w:b/>
+          <w:bCs/>
+          <w:sz w:val="24"/>
+          <w:szCs w:val="24"/>
+          <w:shd w:val="clear" w:color="auto" w:fill="F2CEED" w:themeFill="accent5" w:themeFillTint="33"/>
+        </w:rPr>
+        <w:t>¬</w:t>
+      </w:r>
+      <w:r>
+        <w:rPr>
+          <w:rFonts w:eastAsiaTheme="minorHAnsi"/>
+          <w:b/>
+          <w:bCs/>
+          <w:sz w:val="24"/>
+          <w:szCs w:val="24"/>
+          <w:shd w:val="clear" w:color="auto" w:fill="F2CEED" w:themeFill="accent5" w:themeFillTint="33"/>
+        </w:rPr>
+        <w:t>P))</w:t>
+      </w:r>
+      <w:r>
+        <w:rPr>
+          <w:rFonts w:eastAsiaTheme="minorHAnsi" w:hint="eastAsia"/>
+          <w:b/>
+          <w:bCs/>
+          <w:sz w:val="24"/>
+          <w:szCs w:val="24"/>
+          <w:shd w:val="clear" w:color="auto" w:fill="F2CEED" w:themeFill="accent5" w:themeFillTint="33"/>
+        </w:rPr>
+        <w:t xml:space="preserve">                 ∴ </w:t>
+      </w:r>
+      <w:r>
+        <w:rPr>
+          <w:rFonts w:eastAsiaTheme="minorHAnsi"/>
+          <w:b/>
+          <w:bCs/>
+          <w:sz w:val="24"/>
+          <w:szCs w:val="24"/>
+          <w:shd w:val="clear" w:color="auto" w:fill="F2CEED" w:themeFill="accent5" w:themeFillTint="33"/>
+        </w:rPr>
+        <w:t>X</w:t>
+      </w:r>
+    </w:p>
+    <w:tbl>
+      <w:tblPr>
+        <w:tblStyle w:val="af1"/>
+        <w:tblW w:w="0" w:type="auto"/>
+        <w:tblLook w:val="04A0" w:firstRow="1" w:lastRow="0" w:firstColumn="1" w:lastColumn="0" w:noHBand="0" w:noVBand="1"/>
+      </w:tblPr>
+      <w:tblGrid>
+        <w:gridCol w:w="1568"/>
+        <w:gridCol w:w="1730"/>
+        <w:gridCol w:w="6126"/>
+      </w:tblGrid>
+      <w:tr>
+        <w:tc>
+          <w:tcPr>
+            <w:tcW w:w="1568" w:type="dxa"/>
+          </w:tcPr>
+          <w:p>
+            <w:pPr>
+              <w:rPr>
+                <w:rFonts w:cstheme="majorBidi" w:hint="eastAsia"/>
+                <w:color w:val="0F4761" w:themeColor="accent1" w:themeShade="BF"/>
+                <w:sz w:val="24"/>
+                <w:szCs w:val="24"/>
+              </w:rPr>
+            </w:pPr>
+            <w:r>
+              <w:rPr>
+                <w:rFonts w:cstheme="majorBidi"/>
+                <w:color w:val="0F4761" w:themeColor="accent1" w:themeShade="BF"/>
+                <w:sz w:val="24"/>
+                <w:szCs w:val="24"/>
+              </w:rPr>
+              <w:t>¬Intro</w:t>
+            </w:r>
+          </w:p>
+        </w:tc>
+        <w:tc>
+          <w:tcPr>
+            <w:tcW w:w="1730" w:type="dxa"/>
+          </w:tcPr>
+          <w:p>
+            <w:pPr>
+              <w:rPr>
+                <w:rFonts w:cstheme="majorBidi" w:hint="eastAsia"/>
+                <w:color w:val="0F4761" w:themeColor="accent1" w:themeShade="BF"/>
+                <w:sz w:val="24"/>
+                <w:szCs w:val="24"/>
+              </w:rPr>
+            </w:pPr>
+            <w:r>
+              <w:rPr>
+                <w:rFonts w:cstheme="majorBidi" w:hint="eastAsia"/>
+                <w:color w:val="0F4761" w:themeColor="accent1" w:themeShade="BF"/>
+                <w:sz w:val="24"/>
+                <w:szCs w:val="24"/>
+              </w:rPr>
+              <w:t>结论产生</w:t>
+            </w:r>
+            <w:r>
+              <w:rPr>
+                <w:rFonts w:ascii="Cambria Math" w:hAnsi="Cambria Math" w:cs="Cambria Math"/>
+                <w:color w:val="0F4761" w:themeColor="accent1" w:themeShade="BF"/>
+                <w:sz w:val="24"/>
+                <w:szCs w:val="24"/>
+              </w:rPr>
+              <w:t>¬</w:t>
+            </w:r>
+          </w:p>
+        </w:tc>
+        <w:tc>
+          <w:tcPr>
+            <w:tcW w:w="6126" w:type="dxa"/>
+          </w:tcPr>
+          <w:p>
+            <w:pPr>
+              <w:rPr>
+                <w:rFonts w:hint="eastAsia"/>
+              </w:rPr>
+            </w:pPr>
+            <w:r>
+              <w:rPr>
+                <w:rFonts w:hint="eastAsia"/>
+              </w:rPr>
+              <w:object w:dxaOrig="1950" w:dyaOrig="720" w14:anchorId="0A392061">
+                <v:shape id="_x0000_i1038" type="#_x0000_t75" style="width:86.25pt;height:31.9pt" o:ole="">
+                  <v:imagedata r:id="rId70" o:title=""/>
+                </v:shape>
+                <o:OLEObject Type="Embed" ProgID="PBrush" ShapeID="_x0000_i1038" DrawAspect="Content" ObjectID="_1853410478" r:id="rId88"/>
+              </w:object>
+            </w:r>
+          </w:p>
+        </w:tc>
+      </w:tr>
+    </w:tbl>
+    <w:p/>
+    <w:p>
+      <w:r>
+        <w:rPr>
+          <w:noProof/>
+        </w:rPr>
+        <w:drawing>
+          <wp:inline distT="0" distB="0" distL="0" distR="0" wp14:anchorId="5F7D0A11" wp14:editId="3D481F59">
+            <wp:extent cx="6642100" cy="5193030"/>
+            <wp:effectExtent l="0" t="0" r="6350" b="7620"/>
+            <wp:docPr id="1695729217" name="图片 4"/>
+            <wp:cNvGraphicFramePr>
+              <a:graphicFrameLocks xmlns:a="http://schemas.openxmlformats.org/drawingml/2006/main" noChangeAspect="1"/>
+            </wp:cNvGraphicFramePr>
+            <a:graphic xmlns:a="http://schemas.openxmlformats.org/drawingml/2006/main">
+              <a:graphicData uri="http://schemas.openxmlformats.org/drawingml/2006/picture">
+                <pic:pic xmlns:pic="http://schemas.openxmlformats.org/drawingml/2006/picture">
+                  <pic:nvPicPr>
+                    <pic:cNvPr id="0" name="Picture 16"/>
+                    <pic:cNvPicPr>
+                      <a:picLocks noChangeAspect="1" noChangeArrowheads="1"/>
+                    </pic:cNvPicPr>
+                  </pic:nvPicPr>
+                  <pic:blipFill>
+                    <a:blip r:embed="rId89">
+                      <a:extLst>
+                        <a:ext uri="{28A0092B-C50C-407E-A947-70E740481C1C}">
+                          <a14:useLocalDpi xmlns:a14="http://schemas.microsoft.com/office/drawing/2010/main" val="0"/>
+                        </a:ext>
+                      </a:extLst>
+                    </a:blip>
+                    <a:srcRect/>
+                    <a:stretch>
+                      <a:fillRect/>
+                    </a:stretch>
+                  </pic:blipFill>
+                  <pic:spPr bwMode="auto">
+                    <a:xfrm>
+                      <a:off x="0" y="0"/>
+                      <a:ext cx="6642100" cy="5193030"/>
+                    </a:xfrm>
+                    <a:prstGeom prst="rect">
+                      <a:avLst/>
+                    </a:prstGeom>
+                    <a:noFill/>
+                    <a:ln>
+                      <a:noFill/>
+                    </a:ln>
+                  </pic:spPr>
+                </pic:pic>
+              </a:graphicData>
+            </a:graphic>
+          </wp:inline>
+        </w:drawing>
+      </w:r>
+    </w:p>
+    <w:p>
+      <w:pPr>
+        <w:rPr>
+          <w:rFonts w:hint="eastAsia"/>
+        </w:rPr>
+      </w:pPr>
+    </w:p>
+    <w:p>
+      <w:pPr>
+        <w:pStyle w:val="5"/>
+      </w:pPr>
+      <w:r>
+        <w:rPr>
+          <w:rFonts w:hint="eastAsia"/>
+        </w:rPr>
+        <w:t>2.4.</w:t>
+      </w:r>
+      <w:r>
+        <w:rPr>
+          <w:rFonts w:hint="eastAsia"/>
+        </w:rPr>
+        <w:t>5</w:t>
+      </w:r>
+      <w:r>
+        <w:rPr>
+          <w:rFonts w:hint="eastAsia"/>
+        </w:rPr>
+        <w:t xml:space="preserve"> </w:t>
+      </w:r>
+      <w:r>
+        <w:t>Inductive proofs</w:t>
+      </w:r>
+      <w:r>
+        <w:rPr>
+          <w:rFonts w:hint="eastAsia"/>
+        </w:rPr>
+        <w:t>（</w:t>
+      </w:r>
+      <w:r>
+        <w:t>归纳证明</w:t>
+      </w:r>
+      <w:r>
+        <w:rPr>
+          <w:rFonts w:hint="eastAsia"/>
+        </w:rPr>
+        <w:t>）</w:t>
+      </w:r>
+    </w:p>
+    <w:p>
+      <w:pPr>
+        <w:rPr>
+          <w:rFonts w:asciiTheme="minorEastAsia" w:hAnsiTheme="minorEastAsia"/>
+        </w:rPr>
+      </w:pPr>
+      <w:r>
+        <w:rPr>
+          <w:rFonts w:asciiTheme="minorEastAsia" w:hAnsiTheme="minorEastAsia"/>
+        </w:rPr>
+        <w:t>正整数指的是1、2、3……这类数，非负整数则是0、1、2……这类数。</w:t>
+      </w:r>
+    </w:p>
+    <w:p>
+      <w:pPr>
+        <w:numPr>
+          <w:ilvl w:val="0"/>
+          <w:numId w:val="23"/>
+        </w:numPr>
+        <w:rPr>
+          <w:rFonts w:asciiTheme="minorEastAsia" w:hAnsiTheme="minorEastAsia"/>
+        </w:rPr>
+      </w:pPr>
+      <w:r>
+        <w:rPr>
+          <w:rFonts w:asciiTheme="minorEastAsia" w:hAnsiTheme="minorEastAsia"/>
+        </w:rPr>
+        <w:t>我们通常使用</w:t>
+      </w:r>
+      <w:r>
+        <w:rPr>
+          <w:rFonts w:asciiTheme="minorEastAsia" w:hAnsiTheme="minorEastAsia"/>
+          <w:b/>
+          <w:bCs/>
+        </w:rPr>
+        <w:t>proof by induction</w:t>
+      </w:r>
+      <w:r>
+        <w:rPr>
+          <w:rFonts w:asciiTheme="minorEastAsia" w:hAnsiTheme="minorEastAsia" w:hint="eastAsia"/>
+          <w:b/>
+          <w:bCs/>
+        </w:rPr>
+        <w:t>(</w:t>
+      </w:r>
+      <w:r>
+        <w:rPr>
+          <w:rFonts w:asciiTheme="minorEastAsia" w:hAnsiTheme="minorEastAsia"/>
+          <w:b/>
+          <w:bCs/>
+        </w:rPr>
+        <w:t>数学归纳法</w:t>
+      </w:r>
+      <w:r>
+        <w:rPr>
+          <w:rFonts w:asciiTheme="minorEastAsia" w:hAnsiTheme="minorEastAsia" w:hint="eastAsia"/>
+          <w:b/>
+          <w:bCs/>
+        </w:rPr>
+        <w:t>)</w:t>
+      </w:r>
+      <w:r>
+        <w:rPr>
+          <w:rFonts w:asciiTheme="minorEastAsia" w:hAnsiTheme="minorEastAsia"/>
+        </w:rPr>
+        <w:t>，来证明某一命题对所有正整数、或是所有非负整数都成立。</w:t>
+      </w:r>
+    </w:p>
+    <w:p>
+      <w:pPr>
+        <w:numPr>
+          <w:ilvl w:val="0"/>
+          <w:numId w:val="23"/>
+        </w:numPr>
+        <w:rPr>
+          <w:rFonts w:asciiTheme="minorEastAsia" w:hAnsiTheme="minorEastAsia"/>
+        </w:rPr>
+      </w:pPr>
+      <w:r>
+        <w:rPr>
+          <w:rFonts w:asciiTheme="minorEastAsia" w:hAnsiTheme="minorEastAsia"/>
+        </w:rPr>
+        <w:t>证明的第一步，我们会先验证</w:t>
+      </w:r>
+      <w:r>
+        <w:rPr>
+          <w:rFonts w:asciiTheme="minorEastAsia" w:hAnsiTheme="minorEastAsia"/>
+          <w:b/>
+          <w:bCs/>
+        </w:rPr>
+        <w:t>该性质在正整数场景下对数值1成立</w:t>
+      </w:r>
+      <w:r>
+        <w:rPr>
+          <w:rFonts w:asciiTheme="minorEastAsia" w:hAnsiTheme="minorEastAsia"/>
+        </w:rPr>
+        <w:t>，或是在非负整数场景下对数值0成立，这一步骤就叫做</w:t>
+      </w:r>
+      <w:r>
+        <w:rPr>
+          <w:rFonts w:asciiTheme="minorEastAsia" w:hAnsiTheme="minorEastAsia"/>
+          <w:b/>
+          <w:bCs/>
+        </w:rPr>
+        <w:t>checking the base case</w:t>
+      </w:r>
+      <w:r>
+        <w:rPr>
+          <w:rFonts w:asciiTheme="minorEastAsia" w:hAnsiTheme="minorEastAsia" w:hint="eastAsia"/>
+          <w:b/>
+          <w:bCs/>
+        </w:rPr>
+        <w:t>(</w:t>
+      </w:r>
+      <w:r>
+        <w:rPr>
+          <w:rFonts w:asciiTheme="minorEastAsia" w:hAnsiTheme="minorEastAsia"/>
+          <w:b/>
+          <w:bCs/>
+        </w:rPr>
+        <w:t>验证基础情形</w:t>
+      </w:r>
+      <w:r>
+        <w:rPr>
+          <w:rFonts w:asciiTheme="minorEastAsia" w:hAnsiTheme="minorEastAsia" w:hint="eastAsia"/>
+          <w:b/>
+          <w:bCs/>
+        </w:rPr>
+        <w:t>)</w:t>
+      </w:r>
+      <w:r>
+        <w:rPr>
+          <w:rFonts w:asciiTheme="minorEastAsia" w:hAnsiTheme="minorEastAsia"/>
+        </w:rPr>
+        <w:t>。</w:t>
+      </w:r>
+    </w:p>
+    <w:p>
+      <w:pPr>
+        <w:numPr>
+          <w:ilvl w:val="0"/>
+          <w:numId w:val="23"/>
+        </w:numPr>
+        <w:rPr>
+          <w:rFonts w:asciiTheme="minorEastAsia" w:hAnsiTheme="minorEastAsia"/>
+        </w:rPr>
+      </w:pPr>
+      <w:r>
+        <w:rPr>
+          <w:rFonts w:asciiTheme="minorEastAsia" w:hAnsiTheme="minorEastAsia"/>
+        </w:rPr>
+        <w:t>接下来我们需要证明：如果该命题对任意范围内的整数都成立，那么它对下一个整数也同样成立——也就是</w:t>
+      </w:r>
+      <w:r>
+        <w:rPr>
+          <w:rFonts w:asciiTheme="minorEastAsia" w:hAnsiTheme="minorEastAsia"/>
+          <w:b/>
+          <w:bCs/>
+        </w:rPr>
+        <w:t>如果命题对1、2、……、k都成立，那么它对k+1也成立，其中k是任意整数</w:t>
+      </w:r>
+      <w:r>
+        <w:rPr>
+          <w:rFonts w:asciiTheme="minorEastAsia" w:hAnsiTheme="minorEastAsia"/>
+        </w:rPr>
+        <w:t>。</w:t>
+      </w:r>
+    </w:p>
+    <w:p>
+      <w:pPr>
+        <w:numPr>
+          <w:ilvl w:val="0"/>
+          <w:numId w:val="23"/>
+        </w:numPr>
+        <w:rPr>
+          <w:rFonts w:asciiTheme="minorEastAsia" w:hAnsiTheme="minorEastAsia"/>
+        </w:rPr>
+      </w:pPr>
+      <w:r>
+        <w:rPr>
+          <w:rFonts w:asciiTheme="minorEastAsia" w:hAnsiTheme="minorEastAsia"/>
+        </w:rPr>
+        <w:t>只要我们</w:t>
+      </w:r>
+      <w:r>
+        <w:rPr>
+          <w:rFonts w:asciiTheme="minorEastAsia" w:hAnsiTheme="minorEastAsia"/>
+          <w:b/>
+          <w:bCs/>
+        </w:rPr>
+        <w:t>完成了上述两个步骤，就可以证明该命题对所有正整数（或非负整数）都成立</w:t>
+      </w:r>
+    </w:p>
+    <w:p>
+      <w:pPr>
+        <w:rPr>
+          <w:rFonts w:hint="eastAsia"/>
+        </w:rPr>
+      </w:pPr>
+    </w:p>
+    <w:p>
+      <w:pPr>
+        <w:jc w:val="left"/>
+        <w:rPr>
+          <w:rFonts w:eastAsiaTheme="minorHAnsi" w:hint="eastAsia"/>
+          <w:b/>
+          <w:bCs/>
+          <w:sz w:val="24"/>
+          <w:szCs w:val="24"/>
         </w:rPr>
       </w:pPr>
     </w:p>
@@ -27534,6 +29824,119 @@
 <file path=word/numbering.xml><?xml version="1.0" encoding="utf-8"?>
 <w:numbering xmlns:wpc="http://schemas.microsoft.com/office/word/2010/wordprocessingCanvas" xmlns:cx="http://schemas.microsoft.com/office/drawing/2014/chartex" xmlns:cx1="http://schemas.microsoft.com/office/drawing/2015/9/8/chartex" xmlns:cx2="http://schemas.microsoft.com/office/drawing/2015/10/21/chartex" xmlns:cx3="http://schemas.microsoft.com/office/drawing/2016/5/9/chartex" xmlns:cx4="http://schemas.microsoft.com/office/drawing/2016/5/10/chartex" xmlns:cx5="http://schemas.microsoft.com/office/drawing/2016/5/11/chartex" xmlns:cx6="http://schemas.microsoft.com/office/drawing/2016/5/12/chartex" xmlns:cx7="http://schemas.microsoft.com/office/drawing/2016/5/13/chartex" xmlns:cx8="http://schemas.microsoft.com/office/drawing/2016/5/14/chartex" xmlns:mc="http://schemas.openxmlformats.org/markup-compatibility/2006" xmlns:aink="http://schemas.microsoft.com/office/drawing/2016/ink" xmlns:am3d="http://schemas.microsoft.com/office/drawing/2017/model3d" xmlns:o="urn:schemas-microsoft-com:office:office" xmlns:oel="http://schemas.microsoft.com/office/2019/extlst" xmlns:r="http://schemas.openxmlformats.org/officeDocument/2006/relationships" xmlns:m="http://schemas.openxmlformats.org/officeDocument/2006/math" xmlns:v="urn:schemas-microsoft-com:vml" xmlns:wp14="http://schemas.microsoft.com/office/word/2010/wordprocessingDrawing" xmlns:wp="http://schemas.openxmlformats.org/drawingml/2006/wordprocessingDrawing" xmlns:w10="urn:schemas-microsoft-com:office:word" xmlns:w="http://schemas.openxmlformats.org/wordprocessingml/2006/main" xmlns:w14="http://schemas.microsoft.com/office/word/2010/wordml" xmlns:w15="http://schemas.microsoft.com/office/word/2012/wordml" xmlns:w16cex="http://schemas.microsoft.com/office/word/2018/wordml/cex" xmlns:w16cid="http://schemas.microsoft.com/office/word/2016/wordml/cid" xmlns:w16="http://schemas.microsoft.com/office/word/2018/wordml" xmlns:w16du="http://schemas.microsoft.com/office/word/2023/wordml/word16du" xmlns:w16sdtdh="http://schemas.microsoft.com/office/word/2020/wordml/sdtdatahash" xmlns:w16sdtfl="http://schemas.microsoft.com/office/word/2024/wordml/sdtformatlock" xmlns:w16se="http://schemas.microsoft.com/office/word/2015/wordml/symex" xmlns:wpg="http://schemas.microsoft.com/office/word/2010/wordprocessingGroup" xmlns:wpi="http://schemas.microsoft.com/office/word/2010/wordprocessingInk" xmlns:wne="http://schemas.microsoft.com/office/word/2006/wordml" xmlns:wps="http://schemas.microsoft.com/office/word/2010/wordprocessingShape" mc:Ignorable="w14 w15 w16se w16cid w16 w16cex w16sdtdh w16sdtfl w16du wp14">
   <w:abstractNum w:abstractNumId="0" w15:restartNumberingAfterBreak="0">
+    <w:nsid w:val="0681340F"/>
+    <w:multiLevelType w:val="multilevel"/>
+    <w:tmpl w:val="0409001F"/>
+    <w:lvl w:ilvl="0">
+      <w:start w:val="1"/>
+      <w:numFmt w:val="decimal"/>
+      <w:lvlText w:val="%1."/>
+      <w:lvlJc w:val="left"/>
+      <w:pPr>
+        <w:ind w:left="425" w:hanging="425"/>
+      </w:pPr>
+      <w:rPr>
+        <w:rFonts w:hint="default"/>
+      </w:rPr>
+    </w:lvl>
+    <w:lvl w:ilvl="1">
+      <w:start w:val="1"/>
+      <w:numFmt w:val="decimal"/>
+      <w:lvlText w:val="%1.%2."/>
+      <w:lvlJc w:val="left"/>
+      <w:pPr>
+        <w:ind w:left="567" w:hanging="567"/>
+      </w:pPr>
+      <w:rPr>
+        <w:rFonts w:hint="default"/>
+      </w:rPr>
+    </w:lvl>
+    <w:lvl w:ilvl="2">
+      <w:start w:val="1"/>
+      <w:numFmt w:val="decimal"/>
+      <w:lvlText w:val="%1.%2.%3."/>
+      <w:lvlJc w:val="left"/>
+      <w:pPr>
+        <w:ind w:left="709" w:hanging="709"/>
+      </w:pPr>
+      <w:rPr>
+        <w:rFonts w:hint="default"/>
+      </w:rPr>
+    </w:lvl>
+    <w:lvl w:ilvl="3">
+      <w:start w:val="1"/>
+      <w:numFmt w:val="decimal"/>
+      <w:lvlText w:val="%1.%2.%3.%4."/>
+      <w:lvlJc w:val="left"/>
+      <w:pPr>
+        <w:ind w:left="851" w:hanging="851"/>
+      </w:pPr>
+      <w:rPr>
+        <w:rFonts w:hint="default"/>
+      </w:rPr>
+    </w:lvl>
+    <w:lvl w:ilvl="4">
+      <w:start w:val="1"/>
+      <w:numFmt w:val="decimal"/>
+      <w:lvlText w:val="%1.%2.%3.%4.%5."/>
+      <w:lvlJc w:val="left"/>
+      <w:pPr>
+        <w:ind w:left="992" w:hanging="992"/>
+      </w:pPr>
+      <w:rPr>
+        <w:rFonts w:hint="default"/>
+      </w:rPr>
+    </w:lvl>
+    <w:lvl w:ilvl="5">
+      <w:start w:val="1"/>
+      <w:numFmt w:val="decimal"/>
+      <w:lvlText w:val="%1.%2.%3.%4.%5.%6."/>
+      <w:lvlJc w:val="left"/>
+      <w:pPr>
+        <w:ind w:left="1134" w:hanging="1134"/>
+      </w:pPr>
+      <w:rPr>
+        <w:rFonts w:hint="default"/>
+      </w:rPr>
+    </w:lvl>
+    <w:lvl w:ilvl="6">
+      <w:start w:val="1"/>
+      <w:numFmt w:val="decimal"/>
+      <w:lvlText w:val="%1.%2.%3.%4.%5.%6.%7."/>
+      <w:lvlJc w:val="left"/>
+      <w:pPr>
+        <w:ind w:left="1276" w:hanging="1276"/>
+      </w:pPr>
+      <w:rPr>
+        <w:rFonts w:hint="default"/>
+      </w:rPr>
+    </w:lvl>
+    <w:lvl w:ilvl="7">
+      <w:start w:val="1"/>
+      <w:numFmt w:val="decimal"/>
+      <w:lvlText w:val="%1.%2.%3.%4.%5.%6.%7.%8."/>
+      <w:lvlJc w:val="left"/>
+      <w:pPr>
+        <w:ind w:left="1418" w:hanging="1418"/>
+      </w:pPr>
+      <w:rPr>
+        <w:rFonts w:hint="default"/>
+      </w:rPr>
+    </w:lvl>
+    <w:lvl w:ilvl="8">
+      <w:start w:val="1"/>
+      <w:numFmt w:val="decimal"/>
+      <w:lvlText w:val="%1.%2.%3.%4.%5.%6.%7.%8.%9."/>
+      <w:lvlJc w:val="left"/>
+      <w:pPr>
+        <w:ind w:left="1559" w:hanging="1559"/>
+      </w:pPr>
+      <w:rPr>
+        <w:rFonts w:hint="default"/>
+      </w:rPr>
+    </w:lvl>
+  </w:abstractNum>
+  <w:abstractNum w:abstractNumId="1" w15:restartNumberingAfterBreak="0">
     <w:nsid w:val="06C572C3"/>
     <w:multiLevelType w:val="hybridMultilevel"/>
     <w:tmpl w:val="EB1045B2"/>
@@ -27619,7 +30022,7 @@
       </w:pPr>
     </w:lvl>
   </w:abstractNum>
-  <w:abstractNum w:abstractNumId="1" w15:restartNumberingAfterBreak="0">
+  <w:abstractNum w:abstractNumId="2" w15:restartNumberingAfterBreak="0">
     <w:nsid w:val="12D065D4"/>
     <w:multiLevelType w:val="hybridMultilevel"/>
     <w:tmpl w:val="2F1A4D1C"/>
@@ -27708,7 +30111,7 @@
       </w:pPr>
     </w:lvl>
   </w:abstractNum>
-  <w:abstractNum w:abstractNumId="2" w15:restartNumberingAfterBreak="0">
+  <w:abstractNum w:abstractNumId="3" w15:restartNumberingAfterBreak="0">
     <w:nsid w:val="15E23631"/>
     <w:multiLevelType w:val="hybridMultilevel"/>
     <w:tmpl w:val="5AEECDA4"/>
@@ -27797,7 +30200,7 @@
       </w:pPr>
     </w:lvl>
   </w:abstractNum>
-  <w:abstractNum w:abstractNumId="3" w15:restartNumberingAfterBreak="0">
+  <w:abstractNum w:abstractNumId="4" w15:restartNumberingAfterBreak="0">
     <w:nsid w:val="1D806357"/>
     <w:multiLevelType w:val="multilevel"/>
     <w:tmpl w:val="0409001F"/>
@@ -27910,7 +30313,7 @@
       </w:rPr>
     </w:lvl>
   </w:abstractNum>
-  <w:abstractNum w:abstractNumId="4" w15:restartNumberingAfterBreak="0">
+  <w:abstractNum w:abstractNumId="5" w15:restartNumberingAfterBreak="0">
     <w:nsid w:val="1DD52405"/>
     <w:multiLevelType w:val="multilevel"/>
     <w:tmpl w:val="7CBA5486"/>
@@ -28031,7 +30434,7 @@
       </w:rPr>
     </w:lvl>
   </w:abstractNum>
-  <w:abstractNum w:abstractNumId="5" w15:restartNumberingAfterBreak="0">
+  <w:abstractNum w:abstractNumId="6" w15:restartNumberingAfterBreak="0">
     <w:nsid w:val="32552850"/>
     <w:multiLevelType w:val="hybridMultilevel"/>
     <w:tmpl w:val="5D8AFF94"/>
@@ -28144,7 +30547,7 @@
       </w:rPr>
     </w:lvl>
   </w:abstractNum>
-  <w:abstractNum w:abstractNumId="6" w15:restartNumberingAfterBreak="0">
+  <w:abstractNum w:abstractNumId="7" w15:restartNumberingAfterBreak="0">
     <w:nsid w:val="36837818"/>
     <w:multiLevelType w:val="hybridMultilevel"/>
     <w:tmpl w:val="FB14EA26"/>
@@ -28257,7 +30660,7 @@
       </w:rPr>
     </w:lvl>
   </w:abstractNum>
-  <w:abstractNum w:abstractNumId="7" w15:restartNumberingAfterBreak="0">
+  <w:abstractNum w:abstractNumId="8" w15:restartNumberingAfterBreak="0">
     <w:nsid w:val="3B475DB4"/>
     <w:multiLevelType w:val="hybridMultilevel"/>
     <w:tmpl w:val="1562C4A2"/>
@@ -28343,7 +30746,7 @@
       </w:pPr>
     </w:lvl>
   </w:abstractNum>
-  <w:abstractNum w:abstractNumId="8" w15:restartNumberingAfterBreak="0">
+  <w:abstractNum w:abstractNumId="9" w15:restartNumberingAfterBreak="0">
     <w:nsid w:val="3EB55B4C"/>
     <w:multiLevelType w:val="hybridMultilevel"/>
     <w:tmpl w:val="A8AC6B46"/>
@@ -28432,7 +30835,7 @@
       </w:pPr>
     </w:lvl>
   </w:abstractNum>
-  <w:abstractNum w:abstractNumId="9" w15:restartNumberingAfterBreak="0">
+  <w:abstractNum w:abstractNumId="10" w15:restartNumberingAfterBreak="0">
     <w:nsid w:val="479550A5"/>
     <w:multiLevelType w:val="multilevel"/>
     <w:tmpl w:val="0409001F"/>
@@ -28545,7 +30948,7 @@
       </w:rPr>
     </w:lvl>
   </w:abstractNum>
-  <w:abstractNum w:abstractNumId="10" w15:restartNumberingAfterBreak="0">
+  <w:abstractNum w:abstractNumId="11" w15:restartNumberingAfterBreak="0">
     <w:nsid w:val="49E10AEC"/>
     <w:multiLevelType w:val="hybridMultilevel"/>
     <w:tmpl w:val="6A90A774"/>
@@ -28658,7 +31061,7 @@
       </w:rPr>
     </w:lvl>
   </w:abstractNum>
-  <w:abstractNum w:abstractNumId="11" w15:restartNumberingAfterBreak="0">
+  <w:abstractNum w:abstractNumId="12" w15:restartNumberingAfterBreak="0">
     <w:nsid w:val="59956185"/>
     <w:multiLevelType w:val="multilevel"/>
     <w:tmpl w:val="F744B2D4"/>
@@ -28807,7 +31210,7 @@
       </w:rPr>
     </w:lvl>
   </w:abstractNum>
-  <w:abstractNum w:abstractNumId="12" w15:restartNumberingAfterBreak="0">
+  <w:abstractNum w:abstractNumId="13" w15:restartNumberingAfterBreak="0">
     <w:nsid w:val="5D142187"/>
     <w:multiLevelType w:val="multilevel"/>
     <w:tmpl w:val="0409001F"/>
@@ -28920,7 +31323,7 @@
       </w:rPr>
     </w:lvl>
   </w:abstractNum>
-  <w:abstractNum w:abstractNumId="13" w15:restartNumberingAfterBreak="0">
+  <w:abstractNum w:abstractNumId="14" w15:restartNumberingAfterBreak="0">
     <w:nsid w:val="5EFB1C64"/>
     <w:multiLevelType w:val="hybridMultilevel"/>
     <w:tmpl w:val="A100EB5E"/>
@@ -29009,7 +31412,7 @@
       </w:pPr>
     </w:lvl>
   </w:abstractNum>
-  <w:abstractNum w:abstractNumId="14" w15:restartNumberingAfterBreak="0">
+  <w:abstractNum w:abstractNumId="15" w15:restartNumberingAfterBreak="0">
     <w:nsid w:val="5FF16C55"/>
     <w:multiLevelType w:val="hybridMultilevel"/>
     <w:tmpl w:val="47DAF114"/>
@@ -29122,10 +31525,10 @@
       </w:rPr>
     </w:lvl>
   </w:abstractNum>
-  <w:abstractNum w:abstractNumId="15" w15:restartNumberingAfterBreak="0">
-    <w:nsid w:val="685B2CC5"/>
+  <w:abstractNum w:abstractNumId="16" w15:restartNumberingAfterBreak="0">
+    <w:nsid w:val="65605925"/>
     <w:multiLevelType w:val="multilevel"/>
-    <w:tmpl w:val="5F908CB2"/>
+    <w:tmpl w:val="6414B77E"/>
     <w:lvl w:ilvl="0">
       <w:start w:val="1"/>
       <w:numFmt w:val="bullet"/>
@@ -29271,7 +31674,156 @@
       </w:rPr>
     </w:lvl>
   </w:abstractNum>
-  <w:abstractNum w:abstractNumId="16" w15:restartNumberingAfterBreak="0">
+  <w:abstractNum w:abstractNumId="17" w15:restartNumberingAfterBreak="0">
+    <w:nsid w:val="685B2CC5"/>
+    <w:multiLevelType w:val="multilevel"/>
+    <w:tmpl w:val="5F908CB2"/>
+    <w:lvl w:ilvl="0">
+      <w:start w:val="1"/>
+      <w:numFmt w:val="bullet"/>
+      <w:lvlText w:val=""/>
+      <w:lvlJc w:val="left"/>
+      <w:pPr>
+        <w:tabs>
+          <w:tab w:val="num" w:pos="720"/>
+        </w:tabs>
+        <w:ind w:left="720" w:hanging="360"/>
+      </w:pPr>
+      <w:rPr>
+        <w:rFonts w:ascii="Symbol" w:hAnsi="Symbol" w:hint="default"/>
+        <w:sz w:val="20"/>
+      </w:rPr>
+    </w:lvl>
+    <w:lvl w:ilvl="1" w:tentative="1">
+      <w:start w:val="1"/>
+      <w:numFmt w:val="bullet"/>
+      <w:lvlText w:val=""/>
+      <w:lvlJc w:val="left"/>
+      <w:pPr>
+        <w:tabs>
+          <w:tab w:val="num" w:pos="1440"/>
+        </w:tabs>
+        <w:ind w:left="1440" w:hanging="360"/>
+      </w:pPr>
+      <w:rPr>
+        <w:rFonts w:ascii="Symbol" w:hAnsi="Symbol" w:hint="default"/>
+        <w:sz w:val="20"/>
+      </w:rPr>
+    </w:lvl>
+    <w:lvl w:ilvl="2" w:tentative="1">
+      <w:start w:val="1"/>
+      <w:numFmt w:val="bullet"/>
+      <w:lvlText w:val=""/>
+      <w:lvlJc w:val="left"/>
+      <w:pPr>
+        <w:tabs>
+          <w:tab w:val="num" w:pos="2160"/>
+        </w:tabs>
+        <w:ind w:left="2160" w:hanging="360"/>
+      </w:pPr>
+      <w:rPr>
+        <w:rFonts w:ascii="Symbol" w:hAnsi="Symbol" w:hint="default"/>
+        <w:sz w:val="20"/>
+      </w:rPr>
+    </w:lvl>
+    <w:lvl w:ilvl="3" w:tentative="1">
+      <w:start w:val="1"/>
+      <w:numFmt w:val="bullet"/>
+      <w:lvlText w:val=""/>
+      <w:lvlJc w:val="left"/>
+      <w:pPr>
+        <w:tabs>
+          <w:tab w:val="num" w:pos="2880"/>
+        </w:tabs>
+        <w:ind w:left="2880" w:hanging="360"/>
+      </w:pPr>
+      <w:rPr>
+        <w:rFonts w:ascii="Symbol" w:hAnsi="Symbol" w:hint="default"/>
+        <w:sz w:val="20"/>
+      </w:rPr>
+    </w:lvl>
+    <w:lvl w:ilvl="4" w:tentative="1">
+      <w:start w:val="1"/>
+      <w:numFmt w:val="bullet"/>
+      <w:lvlText w:val=""/>
+      <w:lvlJc w:val="left"/>
+      <w:pPr>
+        <w:tabs>
+          <w:tab w:val="num" w:pos="3600"/>
+        </w:tabs>
+        <w:ind w:left="3600" w:hanging="360"/>
+      </w:pPr>
+      <w:rPr>
+        <w:rFonts w:ascii="Symbol" w:hAnsi="Symbol" w:hint="default"/>
+        <w:sz w:val="20"/>
+      </w:rPr>
+    </w:lvl>
+    <w:lvl w:ilvl="5" w:tentative="1">
+      <w:start w:val="1"/>
+      <w:numFmt w:val="bullet"/>
+      <w:lvlText w:val=""/>
+      <w:lvlJc w:val="left"/>
+      <w:pPr>
+        <w:tabs>
+          <w:tab w:val="num" w:pos="4320"/>
+        </w:tabs>
+        <w:ind w:left="4320" w:hanging="360"/>
+      </w:pPr>
+      <w:rPr>
+        <w:rFonts w:ascii="Symbol" w:hAnsi="Symbol" w:hint="default"/>
+        <w:sz w:val="20"/>
+      </w:rPr>
+    </w:lvl>
+    <w:lvl w:ilvl="6" w:tentative="1">
+      <w:start w:val="1"/>
+      <w:numFmt w:val="bullet"/>
+      <w:lvlText w:val=""/>
+      <w:lvlJc w:val="left"/>
+      <w:pPr>
+        <w:tabs>
+          <w:tab w:val="num" w:pos="5040"/>
+        </w:tabs>
+        <w:ind w:left="5040" w:hanging="360"/>
+      </w:pPr>
+      <w:rPr>
+        <w:rFonts w:ascii="Symbol" w:hAnsi="Symbol" w:hint="default"/>
+        <w:sz w:val="20"/>
+      </w:rPr>
+    </w:lvl>
+    <w:lvl w:ilvl="7" w:tentative="1">
+      <w:start w:val="1"/>
+      <w:numFmt w:val="bullet"/>
+      <w:lvlText w:val=""/>
+      <w:lvlJc w:val="left"/>
+      <w:pPr>
+        <w:tabs>
+          <w:tab w:val="num" w:pos="5760"/>
+        </w:tabs>
+        <w:ind w:left="5760" w:hanging="360"/>
+      </w:pPr>
+      <w:rPr>
+        <w:rFonts w:ascii="Symbol" w:hAnsi="Symbol" w:hint="default"/>
+        <w:sz w:val="20"/>
+      </w:rPr>
+    </w:lvl>
+    <w:lvl w:ilvl="8" w:tentative="1">
+      <w:start w:val="1"/>
+      <w:numFmt w:val="bullet"/>
+      <w:lvlText w:val=""/>
+      <w:lvlJc w:val="left"/>
+      <w:pPr>
+        <w:tabs>
+          <w:tab w:val="num" w:pos="6480"/>
+        </w:tabs>
+        <w:ind w:left="6480" w:hanging="360"/>
+      </w:pPr>
+      <w:rPr>
+        <w:rFonts w:ascii="Symbol" w:hAnsi="Symbol" w:hint="default"/>
+        <w:sz w:val="20"/>
+      </w:rPr>
+    </w:lvl>
+  </w:abstractNum>
+  <w:abstractNum w:abstractNumId="18" w15:restartNumberingAfterBreak="0">
     <w:nsid w:val="70E021A9"/>
     <w:multiLevelType w:val="hybridMultilevel"/>
     <w:tmpl w:val="F44EEFF2"/>
@@ -29361,7 +31913,7 @@
       </w:pPr>
     </w:lvl>
   </w:abstractNum>
-  <w:abstractNum w:abstractNumId="17" w15:restartNumberingAfterBreak="0">
+  <w:abstractNum w:abstractNumId="19" w15:restartNumberingAfterBreak="0">
     <w:nsid w:val="77084836"/>
     <w:multiLevelType w:val="multilevel"/>
     <w:tmpl w:val="EED29006"/>
@@ -29510,7 +32062,7 @@
       </w:rPr>
     </w:lvl>
   </w:abstractNum>
-  <w:abstractNum w:abstractNumId="18" w15:restartNumberingAfterBreak="0">
+  <w:abstractNum w:abstractNumId="20" w15:restartNumberingAfterBreak="0">
     <w:nsid w:val="7A5C712F"/>
     <w:multiLevelType w:val="multilevel"/>
     <w:tmpl w:val="619C202E"/>
@@ -29631,7 +32183,7 @@
       </w:rPr>
     </w:lvl>
   </w:abstractNum>
-  <w:abstractNum w:abstractNumId="19" w15:restartNumberingAfterBreak="0">
+  <w:abstractNum w:abstractNumId="21" w15:restartNumberingAfterBreak="0">
     <w:nsid w:val="7E991A8B"/>
     <w:multiLevelType w:val="hybridMultilevel"/>
     <w:tmpl w:val="C922B06A"/>
@@ -29744,7 +32296,7 @@
       </w:rPr>
     </w:lvl>
   </w:abstractNum>
-  <w:abstractNum w:abstractNumId="20" w15:restartNumberingAfterBreak="0">
+  <w:abstractNum w:abstractNumId="22" w15:restartNumberingAfterBreak="0">
     <w:nsid w:val="7E9F712C"/>
     <w:multiLevelType w:val="multilevel"/>
     <w:tmpl w:val="C7744728"/>
@@ -29894,67 +32446,73 @@
     </w:lvl>
   </w:abstractNum>
   <w:num w:numId="1" w16cid:durableId="607204533">
+    <w:abstractNumId w:val="8"/>
+  </w:num>
+  <w:num w:numId="2" w16cid:durableId="1240867659">
+    <w:abstractNumId w:val="13"/>
+  </w:num>
+  <w:num w:numId="3" w16cid:durableId="518933528">
+    <w:abstractNumId w:val="21"/>
+  </w:num>
+  <w:num w:numId="4" w16cid:durableId="290597978">
+    <w:abstractNumId w:val="9"/>
+  </w:num>
+  <w:num w:numId="5" w16cid:durableId="198785566">
+    <w:abstractNumId w:val="20"/>
+  </w:num>
+  <w:num w:numId="6" w16cid:durableId="213349035">
+    <w:abstractNumId w:val="18"/>
+  </w:num>
+  <w:num w:numId="7" w16cid:durableId="860822821">
+    <w:abstractNumId w:val="5"/>
+  </w:num>
+  <w:num w:numId="8" w16cid:durableId="1668509154">
+    <w:abstractNumId w:val="3"/>
+  </w:num>
+  <w:num w:numId="9" w16cid:durableId="1908109799">
+    <w:abstractNumId w:val="1"/>
+  </w:num>
+  <w:num w:numId="10" w16cid:durableId="1409882578">
+    <w:abstractNumId w:val="4"/>
+  </w:num>
+  <w:num w:numId="11" w16cid:durableId="1568107422">
+    <w:abstractNumId w:val="15"/>
+  </w:num>
+  <w:num w:numId="12" w16cid:durableId="1933976752">
+    <w:abstractNumId w:val="2"/>
+  </w:num>
+  <w:num w:numId="13" w16cid:durableId="68889914">
+    <w:abstractNumId w:val="10"/>
+  </w:num>
+  <w:num w:numId="14" w16cid:durableId="1756508992">
+    <w:abstractNumId w:val="19"/>
+  </w:num>
+  <w:num w:numId="15" w16cid:durableId="156774775">
+    <w:abstractNumId w:val="12"/>
+  </w:num>
+  <w:num w:numId="16" w16cid:durableId="284124577">
+    <w:abstractNumId w:val="22"/>
+  </w:num>
+  <w:num w:numId="17" w16cid:durableId="309483357">
+    <w:abstractNumId w:val="17"/>
+  </w:num>
+  <w:num w:numId="18" w16cid:durableId="1214578795">
+    <w:abstractNumId w:val="11"/>
+  </w:num>
+  <w:num w:numId="19" w16cid:durableId="1494445906">
+    <w:abstractNumId w:val="14"/>
+  </w:num>
+  <w:num w:numId="20" w16cid:durableId="1238829811">
+    <w:abstractNumId w:val="6"/>
+  </w:num>
+  <w:num w:numId="21" w16cid:durableId="2105564320">
     <w:abstractNumId w:val="7"/>
   </w:num>
-  <w:num w:numId="2" w16cid:durableId="1240867659">
-    <w:abstractNumId w:val="12"/>
-  </w:num>
-  <w:num w:numId="3" w16cid:durableId="518933528">
-    <w:abstractNumId w:val="19"/>
-  </w:num>
-  <w:num w:numId="4" w16cid:durableId="290597978">
-    <w:abstractNumId w:val="8"/>
-  </w:num>
-  <w:num w:numId="5" w16cid:durableId="198785566">
-    <w:abstractNumId w:val="18"/>
-  </w:num>
-  <w:num w:numId="6" w16cid:durableId="213349035">
-    <w:abstractNumId w:val="16"/>
-  </w:num>
-  <w:num w:numId="7" w16cid:durableId="860822821">
-    <w:abstractNumId w:val="4"/>
-  </w:num>
-  <w:num w:numId="8" w16cid:durableId="1668509154">
-    <w:abstractNumId w:val="2"/>
-  </w:num>
-  <w:num w:numId="9" w16cid:durableId="1908109799">
+  <w:num w:numId="22" w16cid:durableId="1890611329">
     <w:abstractNumId w:val="0"/>
   </w:num>
-  <w:num w:numId="10" w16cid:durableId="1409882578">
-    <w:abstractNumId w:val="3"/>
-  </w:num>
-  <w:num w:numId="11" w16cid:durableId="1568107422">
-    <w:abstractNumId w:val="14"/>
-  </w:num>
-  <w:num w:numId="12" w16cid:durableId="1933976752">
-    <w:abstractNumId w:val="1"/>
-  </w:num>
-  <w:num w:numId="13" w16cid:durableId="68889914">
-    <w:abstractNumId w:val="9"/>
-  </w:num>
-  <w:num w:numId="14" w16cid:durableId="1756508992">
-    <w:abstractNumId w:val="17"/>
-  </w:num>
-  <w:num w:numId="15" w16cid:durableId="156774775">
-    <w:abstractNumId w:val="11"/>
-  </w:num>
-  <w:num w:numId="16" w16cid:durableId="284124577">
-    <w:abstractNumId w:val="20"/>
-  </w:num>
-  <w:num w:numId="17" w16cid:durableId="309483357">
-    <w:abstractNumId w:val="15"/>
-  </w:num>
-  <w:num w:numId="18" w16cid:durableId="1214578795">
-    <w:abstractNumId w:val="10"/>
-  </w:num>
-  <w:num w:numId="19" w16cid:durableId="1494445906">
-    <w:abstractNumId w:val="13"/>
-  </w:num>
-  <w:num w:numId="20" w16cid:durableId="1238829811">
-    <w:abstractNumId w:val="5"/>
-  </w:num>
-  <w:num w:numId="21" w16cid:durableId="2105564320">
-    <w:abstractNumId w:val="6"/>
+  <w:num w:numId="23" w16cid:durableId="2134015023">
+    <w:abstractNumId w:val="16"/>
   </w:num>
 </w:numbering>
 </file>
@@ -30355,7 +32913,7 @@
   <w:style w:type="paragraph" w:default="1" w:styleId="a">
     <w:name w:val="Normal"/>
     <w:qFormat/>
-    <w:rsid w:val="00C36584"/>
+    <w:rsid w:val="00FD7AA4"/>
     <w:pPr>
       <w:widowControl w:val="0"/>
       <w:jc w:val="both"/>

--- a/26fall/1870/Note/w1s1.docx
+++ b/26fall/1870/Note/w1s1.docx
@@ -18910,10 +18910,10 @@
                   <v:path o:extrusionok="f" gradientshapeok="t" o:connecttype="rect"/>
                   <o:lock v:ext="edit" aspectratio="t"/>
                 </v:shapetype>
-                <v:shape id="_x0000_i1025" type="#_x0000_t75" style="width:58.4pt;height:33.3pt" o:ole="">
+                <v:shape id="_x0000_i1025" type="#_x0000_t75" style="width:58.5pt;height:33pt" o:ole="">
                   <v:imagedata r:id="rId39" o:title=""/>
                 </v:shape>
-                <o:OLEObject Type="Embed" ProgID="PBrush" ShapeID="_x0000_i1025" DrawAspect="Content" ObjectID="_1853410468" r:id="rId40"/>
+                <o:OLEObject Type="Embed" ProgID="PBrush" ShapeID="_x0000_i1025" DrawAspect="Content" ObjectID="_1853571011" r:id="rId40"/>
               </w:object>
             </w:r>
           </w:p>
@@ -18939,10 +18939,10 @@
                 <w:rFonts w:hint="eastAsia"/>
               </w:rPr>
               <w:object w:dxaOrig="4215" w:dyaOrig="1395" w14:anchorId="2CAF7B2E">
-                <v:shape id="_x0000_i1026" type="#_x0000_t75" style="width:164.4pt;height:54.35pt" o:ole="">
+                <v:shape id="_x0000_i1026" type="#_x0000_t75" style="width:164.25pt;height:54pt" o:ole="">
                   <v:imagedata r:id="rId41" o:title=""/>
                 </v:shape>
-                <o:OLEObject Type="Embed" ProgID="PBrush" ShapeID="_x0000_i1026" DrawAspect="Content" ObjectID="_1853410469" r:id="rId42"/>
+                <o:OLEObject Type="Embed" ProgID="PBrush" ShapeID="_x0000_i1026" DrawAspect="Content" ObjectID="_1853571012" r:id="rId42"/>
               </w:object>
             </w:r>
           </w:p>
@@ -24717,10 +24717,10 @@
                 <w:rFonts w:hint="eastAsia"/>
               </w:rPr>
               <w:object w:dxaOrig="4695" w:dyaOrig="585" w14:anchorId="1B24F6BB">
-                <v:shape id="_x0000_i1027" type="#_x0000_t75" style="width:235pt;height:29.2pt" o:ole="">
+                <v:shape id="_x0000_i1027" type="#_x0000_t75" style="width:234.75pt;height:29.25pt" o:ole="">
                   <v:imagedata r:id="rId62" o:title=""/>
                 </v:shape>
-                <o:OLEObject Type="Embed" ProgID="PBrush" ShapeID="_x0000_i1027" DrawAspect="Content" ObjectID="_1853410470" r:id="rId63"/>
+                <o:OLEObject Type="Embed" ProgID="PBrush" ShapeID="_x0000_i1027" DrawAspect="Content" ObjectID="_1853571013" r:id="rId63"/>
               </w:object>
             </w:r>
             <w:r>
@@ -25159,10 +25159,10 @@
                 <w:rFonts w:hint="eastAsia"/>
               </w:rPr>
               <w:object w:dxaOrig="5910" w:dyaOrig="615" w14:anchorId="741A2A97">
-                <v:shape id="_x0000_i1028" type="#_x0000_t75" style="width:295.45pt;height:30.55pt" o:ole="">
+                <v:shape id="_x0000_i1028" type="#_x0000_t75" style="width:295.5pt;height:30.75pt" o:ole="">
                   <v:imagedata r:id="rId66" o:title=""/>
                 </v:shape>
-                <o:OLEObject Type="Embed" ProgID="PBrush" ShapeID="_x0000_i1028" DrawAspect="Content" ObjectID="_1853410471" r:id="rId67"/>
+                <o:OLEObject Type="Embed" ProgID="PBrush" ShapeID="_x0000_i1028" DrawAspect="Content" ObjectID="_1853571014" r:id="rId67"/>
               </w:object>
             </w:r>
           </w:p>
@@ -25263,10 +25263,10 @@
                 <w:rFonts w:hint="eastAsia"/>
               </w:rPr>
               <w:object w:dxaOrig="2565" w:dyaOrig="750" w14:anchorId="2AE0C7B6">
-                <v:shape id="_x0000_i1029" type="#_x0000_t75" style="width:104.6pt;height:30.55pt" o:ole="">
+                <v:shape id="_x0000_i1029" type="#_x0000_t75" style="width:105pt;height:30.75pt" o:ole="">
                   <v:imagedata r:id="rId68" o:title=""/>
                 </v:shape>
-                <o:OLEObject Type="Embed" ProgID="PBrush" ShapeID="_x0000_i1029" DrawAspect="Content" ObjectID="_1853410472" r:id="rId69"/>
+                <o:OLEObject Type="Embed" ProgID="PBrush" ShapeID="_x0000_i1029" DrawAspect="Content" ObjectID="_1853571015" r:id="rId69"/>
               </w:object>
             </w:r>
           </w:p>
@@ -25370,10 +25370,10 @@
                 <w:rFonts w:hint="eastAsia"/>
               </w:rPr>
               <w:object w:dxaOrig="1950" w:dyaOrig="720" w14:anchorId="0C5A577A">
-                <v:shape id="_x0000_i1030" type="#_x0000_t75" style="width:86.25pt;height:31.9pt" o:ole="">
+                <v:shape id="_x0000_i1030" type="#_x0000_t75" style="width:86.25pt;height:32.25pt" o:ole="">
                   <v:imagedata r:id="rId70" o:title=""/>
                 </v:shape>
-                <o:OLEObject Type="Embed" ProgID="PBrush" ShapeID="_x0000_i1030" DrawAspect="Content" ObjectID="_1853410473" r:id="rId71"/>
+                <o:OLEObject Type="Embed" ProgID="PBrush" ShapeID="_x0000_i1030" DrawAspect="Content" ObjectID="_1853571016" r:id="rId71"/>
               </w:object>
             </w:r>
             <w:r>
@@ -26357,10 +26357,10 @@
                 <w:rFonts w:hint="eastAsia"/>
               </w:rPr>
               <w:object w:dxaOrig="5910" w:dyaOrig="615" w14:anchorId="33777D35">
-                <v:shape id="_x0000_i1031" type="#_x0000_t75" style="width:295.45pt;height:30.55pt" o:ole="">
+                <v:shape id="_x0000_i1031" type="#_x0000_t75" style="width:295.5pt;height:30.75pt" o:ole="">
                   <v:imagedata r:id="rId66" o:title=""/>
                 </v:shape>
-                <o:OLEObject Type="Embed" ProgID="PBrush" ShapeID="_x0000_i1031" DrawAspect="Content" ObjectID="_1853410474" r:id="rId76"/>
+                <o:OLEObject Type="Embed" ProgID="PBrush" ShapeID="_x0000_i1031" DrawAspect="Content" ObjectID="_1853571017" r:id="rId76"/>
               </w:object>
             </w:r>
           </w:p>
@@ -27100,10 +27100,10 @@
                 <w:rFonts w:hint="eastAsia"/>
               </w:rPr>
               <w:object w:dxaOrig="5910" w:dyaOrig="615" w14:anchorId="50F06EE8">
-                <v:shape id="_x0000_i1032" type="#_x0000_t75" style="width:295.45pt;height:30.55pt" o:ole="">
+                <v:shape id="_x0000_i1032" type="#_x0000_t75" style="width:295.5pt;height:30.75pt" o:ole="">
                   <v:imagedata r:id="rId66" o:title=""/>
                 </v:shape>
-                <o:OLEObject Type="Embed" ProgID="PBrush" ShapeID="_x0000_i1032" DrawAspect="Content" ObjectID="_1853410475" r:id="rId78"/>
+                <o:OLEObject Type="Embed" ProgID="PBrush" ShapeID="_x0000_i1032" DrawAspect="Content" ObjectID="_1853571018" r:id="rId78"/>
               </w:object>
             </w:r>
           </w:p>
@@ -27526,10 +27526,10 @@
                 <w:rFonts w:hint="eastAsia"/>
               </w:rPr>
               <w:object w:dxaOrig="1950" w:dyaOrig="720" w14:anchorId="3590B1B8">
-                <v:shape id="_x0000_i1033" type="#_x0000_t75" style="width:86.25pt;height:31.9pt" o:ole="">
+                <v:shape id="_x0000_i1033" type="#_x0000_t75" style="width:86.25pt;height:32.25pt" o:ole="">
                   <v:imagedata r:id="rId70" o:title=""/>
                 </v:shape>
-                <o:OLEObject Type="Embed" ProgID="PBrush" ShapeID="_x0000_i1033" DrawAspect="Content" ObjectID="_1853410476" r:id="rId82"/>
+                <o:OLEObject Type="Embed" ProgID="PBrush" ShapeID="_x0000_i1033" DrawAspect="Content" ObjectID="_1853571019" r:id="rId82"/>
               </w:object>
             </w:r>
           </w:p>
@@ -27689,17 +27689,23 @@
                 <w:rFonts w:hint="eastAsia"/>
               </w:rPr>
               <w:object w:dxaOrig="2565" w:dyaOrig="750" w14:anchorId="52B0882F">
-                <v:shape id="_x0000_i1034" type="#_x0000_t75" style="width:104.6pt;height:30.55pt" o:ole="">
+                <v:shape id="_x0000_i1034" type="#_x0000_t75" style="width:105pt;height:30.75pt" o:ole="">
                   <v:imagedata r:id="rId68" o:title=""/>
                 </v:shape>
-                <o:OLEObject Type="Embed" ProgID="PBrush" ShapeID="_x0000_i1034" DrawAspect="Content" ObjectID="_1853410477" r:id="rId84"/>
+                <o:OLEObject Type="Embed" ProgID="PBrush" ShapeID="_x0000_i1034" DrawAspect="Content" ObjectID="_1853571020" r:id="rId84"/>
               </w:object>
             </w:r>
           </w:p>
         </w:tc>
       </w:tr>
     </w:tbl>
-    <w:p/>
+    <w:p>
+      <w:pPr>
+        <w:rPr>
+          <w:rFonts w:hint="eastAsia"/>
+        </w:rPr>
+      </w:pPr>
+    </w:p>
     <w:p>
       <w:pPr>
         <w:pStyle w:val="4"/>
@@ -27716,30 +27722,15 @@
           <w:rFonts w:hint="eastAsia"/>
         </w:rPr>
         <w:lastRenderedPageBreak/>
-        <w:t>Proof</w:t>
-      </w:r>
-      <w:r>
-        <w:rPr>
-          <w:rFonts w:hint="eastAsia"/>
-        </w:rPr>
-        <w:t>（</w:t>
-      </w:r>
-      <w:r>
-        <w:rPr>
-          <w:rFonts w:hint="eastAsia"/>
-        </w:rPr>
-        <w:t>证明</w:t>
-      </w:r>
-      <w:r>
-        <w:rPr>
-          <w:rFonts w:hint="eastAsia"/>
-        </w:rPr>
-        <w:t>）</w:t>
+        <w:t>Proof（证明）</w:t>
       </w:r>
     </w:p>
     <w:p>
       <w:pPr>
         <w:pStyle w:val="5"/>
+        <w:rPr>
+          <w:rFonts w:hint="eastAsia"/>
+        </w:rPr>
       </w:pPr>
       <w:r>
         <w:rPr>
@@ -27870,6 +27861,9 @@
     <w:p>
       <w:pPr>
         <w:pStyle w:val="5"/>
+        <w:rPr>
+          <w:rFonts w:hint="eastAsia"/>
+        </w:rPr>
       </w:pPr>
       <w:r>
         <w:rPr>
@@ -27891,7 +27885,7 @@
       <w:pPr>
         <w:jc w:val="left"/>
         <w:rPr>
-          <w:rFonts w:eastAsiaTheme="minorHAnsi"/>
+          <w:rFonts w:eastAsiaTheme="minorHAnsi" w:hint="eastAsia"/>
           <w:sz w:val="24"/>
           <w:szCs w:val="24"/>
         </w:rPr>
@@ -28057,7 +28051,7 @@
         <w:ind w:firstLineChars="200" w:firstLine="480"/>
         <w:jc w:val="left"/>
         <w:rPr>
-          <w:rFonts w:eastAsiaTheme="minorHAnsi"/>
+          <w:rFonts w:eastAsiaTheme="minorHAnsi" w:hint="eastAsia"/>
           <w:sz w:val="24"/>
           <w:szCs w:val="24"/>
         </w:rPr>
@@ -28200,7 +28194,7 @@
       <w:pPr>
         <w:jc w:val="left"/>
         <w:rPr>
-          <w:rFonts w:eastAsiaTheme="minorHAnsi"/>
+          <w:rFonts w:eastAsiaTheme="minorHAnsi" w:hint="eastAsia"/>
           <w:sz w:val="24"/>
           <w:szCs w:val="24"/>
         </w:rPr>
@@ -28452,7 +28446,7 @@
       <w:pPr>
         <w:jc w:val="center"/>
         <w:rPr>
-          <w:rFonts w:eastAsiaTheme="minorHAnsi"/>
+          <w:rFonts w:eastAsiaTheme="minorHAnsi" w:hint="eastAsia"/>
           <w:b/>
           <w:bCs/>
           <w:sz w:val="24"/>
@@ -28552,7 +28546,7 @@
       <w:pPr>
         <w:jc w:val="left"/>
         <w:rPr>
-          <w:rFonts w:eastAsiaTheme="minorHAnsi"/>
+          <w:rFonts w:eastAsiaTheme="minorHAnsi" w:hint="eastAsia"/>
           <w:sz w:val="24"/>
           <w:szCs w:val="24"/>
         </w:rPr>
@@ -28711,7 +28705,7 @@
       <w:pPr>
         <w:jc w:val="center"/>
         <w:rPr>
-          <w:rFonts w:eastAsiaTheme="minorHAnsi"/>
+          <w:rFonts w:eastAsiaTheme="minorHAnsi" w:hint="eastAsia"/>
           <w:b/>
           <w:bCs/>
           <w:sz w:val="24"/>
@@ -28835,7 +28829,7 @@
       <w:pPr>
         <w:jc w:val="left"/>
         <w:rPr>
-          <w:rFonts w:eastAsiaTheme="minorHAnsi"/>
+          <w:rFonts w:eastAsiaTheme="minorHAnsi" w:hint="eastAsia"/>
           <w:b/>
           <w:bCs/>
           <w:sz w:val="24"/>
@@ -28847,6 +28841,7 @@
           <w:rFonts w:eastAsiaTheme="minorHAnsi"/>
           <w:b/>
           <w:bCs/>
+          <w:noProof/>
           <w:sz w:val="24"/>
           <w:szCs w:val="24"/>
         </w:rPr>
@@ -28889,32 +28884,889 @@
     </w:p>
     <w:p>
       <w:pPr>
+        <w:widowControl/>
         <w:jc w:val="left"/>
         <w:rPr>
-          <w:rFonts w:eastAsiaTheme="minorHAnsi"/>
-          <w:b/>
-          <w:bCs/>
+          <w:rFonts w:cstheme="majorBidi" w:hint="eastAsia"/>
+          <w:color w:val="0F4761" w:themeColor="accent1" w:themeShade="BF"/>
           <w:sz w:val="24"/>
           <w:szCs w:val="24"/>
         </w:rPr>
       </w:pPr>
+      <w:r>
+        <w:rPr>
+          <w:rFonts w:hint="eastAsia"/>
+        </w:rPr>
+        <w:br w:type="page"/>
+      </w:r>
     </w:p>
     <w:p>
       <w:pPr>
         <w:pStyle w:val="5"/>
+        <w:rPr>
+          <w:rFonts w:hint="eastAsia"/>
+        </w:rPr>
       </w:pPr>
       <w:r>
         <w:rPr>
           <w:rFonts w:hint="eastAsia"/>
         </w:rPr>
         <w:lastRenderedPageBreak/>
-        <w:t>2.4.</w:t>
-      </w:r>
-      <w:r>
-        <w:rPr>
-          <w:rFonts w:hint="eastAsia"/>
-        </w:rPr>
-        <w:t xml:space="preserve">3 </w:t>
+        <w:t>1.4.1. 几种证明方法的区别</w:t>
+      </w:r>
+    </w:p>
+    <w:p>
+      <w:pPr>
+        <w:rPr>
+          <w:rFonts w:hint="eastAsia"/>
+          <w:b/>
+          <w:bCs/>
+        </w:rPr>
+      </w:pPr>
+      <w:r>
+        <w:rPr>
+          <w:rFonts w:hint="eastAsia"/>
+          <w:b/>
+          <w:bCs/>
+        </w:rPr>
+        <w:t>如要证明 X =&gt; Y</w:t>
+      </w:r>
+      <w:r>
+        <w:rPr>
+          <w:rFonts w:hint="eastAsia"/>
+          <w:b/>
+          <w:bCs/>
+        </w:rPr>
+        <w:t>:</w:t>
+      </w:r>
+    </w:p>
+    <w:tbl>
+      <w:tblPr>
+        <w:tblStyle w:val="af1"/>
+        <w:tblW w:w="0" w:type="auto"/>
+        <w:tblLook w:val="04A0" w:firstRow="1" w:lastRow="0" w:firstColumn="1" w:lastColumn="0" w:noHBand="0" w:noVBand="1"/>
+      </w:tblPr>
+      <w:tblGrid>
+        <w:gridCol w:w="2670"/>
+        <w:gridCol w:w="7219"/>
+      </w:tblGrid>
+      <w:tr>
+        <w:tc>
+          <w:tcPr>
+            <w:tcW w:w="2670" w:type="dxa"/>
+            <w:shd w:val="clear" w:color="auto" w:fill="CAEDFB" w:themeFill="accent4" w:themeFillTint="33"/>
+          </w:tcPr>
+          <w:p>
+            <w:pPr>
+              <w:jc w:val="center"/>
+              <w:rPr>
+                <w:rFonts w:hint="eastAsia"/>
+                <w:b/>
+                <w:bCs/>
+              </w:rPr>
+            </w:pPr>
+            <w:r>
+              <w:rPr>
+                <w:rFonts w:hint="eastAsia"/>
+                <w:b/>
+                <w:bCs/>
+              </w:rPr>
+              <w:t>证明方法</w:t>
+            </w:r>
+          </w:p>
+        </w:tc>
+        <w:tc>
+          <w:tcPr>
+            <w:tcW w:w="7219" w:type="dxa"/>
+            <w:shd w:val="clear" w:color="auto" w:fill="CAEDFB" w:themeFill="accent4" w:themeFillTint="33"/>
+          </w:tcPr>
+          <w:p>
+            <w:pPr>
+              <w:jc w:val="center"/>
+              <w:rPr>
+                <w:rFonts w:hint="eastAsia"/>
+                <w:b/>
+                <w:bCs/>
+              </w:rPr>
+            </w:pPr>
+            <w:r>
+              <w:rPr>
+                <w:rFonts w:hint="eastAsia"/>
+                <w:b/>
+                <w:bCs/>
+              </w:rPr>
+              <w:t>证明方式</w:t>
+            </w:r>
+          </w:p>
+        </w:tc>
+      </w:tr>
+      <w:tr>
+        <w:tc>
+          <w:tcPr>
+            <w:tcW w:w="2670" w:type="dxa"/>
+          </w:tcPr>
+          <w:p>
+            <w:pPr>
+              <w:jc w:val="center"/>
+              <w:rPr>
+                <w:rFonts w:eastAsiaTheme="minorHAnsi" w:hint="eastAsia"/>
+                <w:b/>
+                <w:bCs/>
+                <w:szCs w:val="21"/>
+                <w:shd w:val="clear" w:color="auto" w:fill="F2CEED" w:themeFill="accent5" w:themeFillTint="33"/>
+              </w:rPr>
+            </w:pPr>
+            <w:r>
+              <w:rPr>
+                <w:rFonts w:eastAsiaTheme="minorHAnsi"/>
+                <w:b/>
+                <w:bCs/>
+                <w:szCs w:val="21"/>
+                <w:shd w:val="clear" w:color="auto" w:fill="F2CEED" w:themeFill="accent5" w:themeFillTint="33"/>
+              </w:rPr>
+              <w:t>Direct proof</w:t>
+            </w:r>
+          </w:p>
+          <w:p>
+            <w:pPr>
+              <w:jc w:val="center"/>
+              <w:rPr>
+                <w:rFonts w:hint="eastAsia"/>
+                <w:szCs w:val="21"/>
+              </w:rPr>
+            </w:pPr>
+            <w:r>
+              <w:rPr>
+                <w:rFonts w:eastAsiaTheme="minorHAnsi" w:hint="eastAsia"/>
+                <w:b/>
+                <w:bCs/>
+                <w:szCs w:val="21"/>
+                <w:shd w:val="clear" w:color="auto" w:fill="F2CEED" w:themeFill="accent5" w:themeFillTint="33"/>
+              </w:rPr>
+              <w:t>直接证明</w:t>
+            </w:r>
+          </w:p>
+        </w:tc>
+        <w:tc>
+          <w:tcPr>
+            <w:tcW w:w="7219" w:type="dxa"/>
+          </w:tcPr>
+          <w:p>
+            <w:pPr>
+              <w:rPr>
+                <w:rFonts w:hint="eastAsia"/>
+              </w:rPr>
+            </w:pPr>
+            <w:r>
+              <w:rPr>
+                <w:rFonts w:eastAsiaTheme="minorHAnsi"/>
+                <w:b/>
+                <w:bCs/>
+                <w:sz w:val="24"/>
+                <w:szCs w:val="24"/>
+              </w:rPr>
+              <w:t xml:space="preserve">assume that </w:t>
+            </w:r>
+            <w:r>
+              <w:rPr>
+                <w:rFonts w:eastAsiaTheme="minorHAnsi"/>
+                <w:b/>
+                <w:bCs/>
+                <w:i/>
+                <w:iCs/>
+                <w:sz w:val="24"/>
+                <w:szCs w:val="24"/>
+              </w:rPr>
+              <w:t xml:space="preserve">X </w:t>
+            </w:r>
+            <w:r>
+              <w:rPr>
+                <w:rFonts w:eastAsiaTheme="minorHAnsi"/>
+                <w:b/>
+                <w:bCs/>
+                <w:sz w:val="24"/>
+                <w:szCs w:val="24"/>
+              </w:rPr>
+              <w:t>is true</w:t>
+            </w:r>
+            <w:r>
+              <w:rPr>
+                <w:rFonts w:eastAsiaTheme="minorHAnsi" w:hint="eastAsia"/>
+                <w:b/>
+                <w:bCs/>
+                <w:sz w:val="24"/>
+                <w:szCs w:val="24"/>
+              </w:rPr>
+              <w:t xml:space="preserve"> </w:t>
+            </w:r>
+            <w:r>
+              <w:rPr>
+                <w:rFonts w:eastAsiaTheme="minorHAnsi"/>
+                <w:b/>
+                <w:bCs/>
+                <w:sz w:val="24"/>
+                <w:szCs w:val="24"/>
+              </w:rPr>
+              <w:t>deduce</w:t>
+            </w:r>
+            <w:r>
+              <w:rPr>
+                <w:rFonts w:eastAsiaTheme="minorHAnsi" w:hint="eastAsia"/>
+                <w:b/>
+                <w:bCs/>
+                <w:sz w:val="24"/>
+                <w:szCs w:val="24"/>
+              </w:rPr>
+              <w:t xml:space="preserve"> Y</w:t>
+            </w:r>
+          </w:p>
+        </w:tc>
+      </w:tr>
+      <w:tr>
+        <w:tc>
+          <w:tcPr>
+            <w:tcW w:w="2670" w:type="dxa"/>
+          </w:tcPr>
+          <w:p>
+            <w:pPr>
+              <w:jc w:val="center"/>
+              <w:rPr>
+                <w:rFonts w:eastAsiaTheme="minorHAnsi" w:hint="eastAsia"/>
+                <w:b/>
+                <w:bCs/>
+                <w:szCs w:val="21"/>
+                <w:shd w:val="clear" w:color="auto" w:fill="F2CEED" w:themeFill="accent5" w:themeFillTint="33"/>
+              </w:rPr>
+            </w:pPr>
+            <w:r>
+              <w:rPr>
+                <w:rFonts w:eastAsiaTheme="minorHAnsi"/>
+                <w:b/>
+                <w:bCs/>
+                <w:szCs w:val="21"/>
+                <w:shd w:val="clear" w:color="auto" w:fill="F2CEED" w:themeFill="accent5" w:themeFillTint="33"/>
+              </w:rPr>
+              <w:t>Contrapositive proof</w:t>
+            </w:r>
+          </w:p>
+          <w:p>
+            <w:pPr>
+              <w:jc w:val="center"/>
+              <w:rPr>
+                <w:rFonts w:hint="eastAsia"/>
+                <w:szCs w:val="21"/>
+              </w:rPr>
+            </w:pPr>
+            <w:r>
+              <w:rPr>
+                <w:rFonts w:eastAsiaTheme="minorHAnsi"/>
+                <w:b/>
+                <w:bCs/>
+                <w:szCs w:val="21"/>
+                <w:shd w:val="clear" w:color="auto" w:fill="F2CEED" w:themeFill="accent5" w:themeFillTint="33"/>
+              </w:rPr>
+              <w:t>逆否证明</w:t>
+            </w:r>
+          </w:p>
+        </w:tc>
+        <w:tc>
+          <w:tcPr>
+            <w:tcW w:w="7219" w:type="dxa"/>
+          </w:tcPr>
+          <w:p>
+            <w:pPr>
+              <w:jc w:val="left"/>
+              <w:rPr>
+                <w:rFonts w:eastAsiaTheme="minorHAnsi" w:hint="eastAsia"/>
+                <w:b/>
+                <w:bCs/>
+                <w:sz w:val="24"/>
+                <w:szCs w:val="24"/>
+              </w:rPr>
+            </w:pPr>
+            <w:r>
+              <w:rPr>
+                <w:rFonts w:eastAsiaTheme="minorHAnsi"/>
+                <w:b/>
+                <w:bCs/>
+                <w:sz w:val="24"/>
+                <w:szCs w:val="24"/>
+              </w:rPr>
+              <w:t>(</w:t>
+            </w:r>
+            <w:r>
+              <w:rPr>
+                <w:rFonts w:eastAsiaTheme="minorHAnsi"/>
+                <w:b/>
+                <w:bCs/>
+                <w:i/>
+                <w:iCs/>
+                <w:sz w:val="24"/>
+                <w:szCs w:val="24"/>
+              </w:rPr>
+              <w:t xml:space="preserve">¬Y </w:t>
+            </w:r>
+            <w:r>
+              <w:rPr>
+                <w:rFonts w:eastAsiaTheme="minorHAnsi"/>
+                <w:b/>
+                <w:bCs/>
+                <w:sz w:val="24"/>
+                <w:szCs w:val="24"/>
+              </w:rPr>
+              <w:t xml:space="preserve">) </w:t>
+            </w:r>
+            <w:r>
+              <w:rPr>
+                <w:rFonts w:ascii="Cambria Math" w:eastAsiaTheme="minorHAnsi" w:hAnsi="Cambria Math" w:cs="Cambria Math"/>
+                <w:b/>
+                <w:bCs/>
+                <w:i/>
+                <w:iCs/>
+                <w:sz w:val="24"/>
+                <w:szCs w:val="24"/>
+              </w:rPr>
+              <w:t>⇒</w:t>
+            </w:r>
+            <w:r>
+              <w:rPr>
+                <w:rFonts w:eastAsiaTheme="minorHAnsi"/>
+                <w:b/>
+                <w:bCs/>
+                <w:i/>
+                <w:iCs/>
+                <w:sz w:val="24"/>
+                <w:szCs w:val="24"/>
+              </w:rPr>
+              <w:t xml:space="preserve"> </w:t>
+            </w:r>
+            <w:r>
+              <w:rPr>
+                <w:rFonts w:eastAsiaTheme="minorHAnsi"/>
+                <w:b/>
+                <w:bCs/>
+                <w:sz w:val="24"/>
+                <w:szCs w:val="24"/>
+              </w:rPr>
+              <w:t>(</w:t>
+            </w:r>
+            <w:r>
+              <w:rPr>
+                <w:rFonts w:eastAsiaTheme="minorHAnsi"/>
+                <w:b/>
+                <w:bCs/>
+                <w:i/>
+                <w:iCs/>
+                <w:sz w:val="24"/>
+                <w:szCs w:val="24"/>
+              </w:rPr>
+              <w:t>¬X</w:t>
+            </w:r>
+            <w:r>
+              <w:rPr>
+                <w:rFonts w:eastAsiaTheme="minorHAnsi"/>
+                <w:b/>
+                <w:bCs/>
+                <w:sz w:val="24"/>
+                <w:szCs w:val="24"/>
+              </w:rPr>
+              <w:t>).</w:t>
+            </w:r>
+          </w:p>
+          <w:p>
+            <w:pPr>
+              <w:rPr>
+                <w:rFonts w:hint="eastAsia"/>
+              </w:rPr>
+            </w:pPr>
+          </w:p>
+        </w:tc>
+      </w:tr>
+      <w:tr>
+        <w:tc>
+          <w:tcPr>
+            <w:tcW w:w="2670" w:type="dxa"/>
+          </w:tcPr>
+          <w:p>
+            <w:pPr>
+              <w:jc w:val="center"/>
+              <w:rPr>
+                <w:rFonts w:eastAsiaTheme="minorHAnsi" w:hint="eastAsia"/>
+                <w:b/>
+                <w:bCs/>
+                <w:szCs w:val="21"/>
+                <w:shd w:val="clear" w:color="auto" w:fill="F2CEED" w:themeFill="accent5" w:themeFillTint="33"/>
+              </w:rPr>
+            </w:pPr>
+            <w:r>
+              <w:rPr>
+                <w:rFonts w:eastAsiaTheme="minorHAnsi"/>
+                <w:b/>
+                <w:bCs/>
+                <w:szCs w:val="21"/>
+                <w:shd w:val="clear" w:color="auto" w:fill="F2CEED" w:themeFill="accent5" w:themeFillTint="33"/>
+              </w:rPr>
+              <w:t>Proof by contradiction</w:t>
+            </w:r>
+          </w:p>
+          <w:p>
+            <w:pPr>
+              <w:jc w:val="center"/>
+              <w:rPr>
+                <w:rFonts w:hint="eastAsia"/>
+                <w:szCs w:val="21"/>
+              </w:rPr>
+            </w:pPr>
+            <w:r>
+              <w:rPr>
+                <w:rFonts w:eastAsiaTheme="minorHAnsi" w:hint="eastAsia"/>
+                <w:b/>
+                <w:bCs/>
+                <w:szCs w:val="21"/>
+                <w:shd w:val="clear" w:color="auto" w:fill="F2CEED" w:themeFill="accent5" w:themeFillTint="33"/>
+              </w:rPr>
+              <w:t>矛盾证明</w:t>
+            </w:r>
+          </w:p>
+        </w:tc>
+        <w:tc>
+          <w:tcPr>
+            <w:tcW w:w="7219" w:type="dxa"/>
+          </w:tcPr>
+          <w:p>
+            <w:pPr>
+              <w:jc w:val="left"/>
+              <w:rPr>
+                <w:rFonts w:eastAsiaTheme="minorHAnsi" w:hint="eastAsia"/>
+                <w:b/>
+                <w:bCs/>
+                <w:sz w:val="24"/>
+                <w:szCs w:val="24"/>
+              </w:rPr>
+            </w:pPr>
+            <w:r>
+              <w:rPr>
+                <w:rFonts w:eastAsiaTheme="minorHAnsi"/>
+                <w:b/>
+                <w:bCs/>
+                <w:sz w:val="24"/>
+                <w:szCs w:val="24"/>
+              </w:rPr>
+              <w:t>(</w:t>
+            </w:r>
+            <w:r>
+              <w:rPr>
+                <w:rFonts w:eastAsiaTheme="minorHAnsi"/>
+                <w:b/>
+                <w:bCs/>
+                <w:i/>
+                <w:iCs/>
+                <w:sz w:val="24"/>
+                <w:szCs w:val="24"/>
+              </w:rPr>
+              <w:t>¬X</w:t>
+            </w:r>
+            <w:r>
+              <w:rPr>
+                <w:rFonts w:eastAsiaTheme="minorHAnsi"/>
+                <w:b/>
+                <w:bCs/>
+                <w:sz w:val="24"/>
+                <w:szCs w:val="24"/>
+              </w:rPr>
+              <w:t xml:space="preserve">) </w:t>
+            </w:r>
+            <w:r>
+              <w:rPr>
+                <w:rFonts w:ascii="Cambria Math" w:eastAsiaTheme="minorHAnsi" w:hAnsi="Cambria Math" w:cs="Cambria Math"/>
+                <w:b/>
+                <w:bCs/>
+                <w:i/>
+                <w:iCs/>
+                <w:sz w:val="24"/>
+                <w:szCs w:val="24"/>
+              </w:rPr>
+              <w:t>⇒</w:t>
+            </w:r>
+            <w:r>
+              <w:rPr>
+                <w:rFonts w:eastAsiaTheme="minorHAnsi"/>
+                <w:b/>
+                <w:bCs/>
+                <w:i/>
+                <w:iCs/>
+                <w:sz w:val="24"/>
+                <w:szCs w:val="24"/>
+              </w:rPr>
+              <w:t xml:space="preserve"> </w:t>
+            </w:r>
+            <w:r>
+              <w:rPr>
+                <w:rFonts w:eastAsiaTheme="minorHAnsi"/>
+                <w:b/>
+                <w:bCs/>
+                <w:sz w:val="24"/>
+                <w:szCs w:val="24"/>
+              </w:rPr>
+              <w:t>(</w:t>
+            </w:r>
+            <w:r>
+              <w:rPr>
+                <w:rFonts w:eastAsiaTheme="minorHAnsi"/>
+                <w:b/>
+                <w:bCs/>
+                <w:i/>
+                <w:iCs/>
+                <w:sz w:val="24"/>
+                <w:szCs w:val="24"/>
+              </w:rPr>
+              <w:t xml:space="preserve">P ∧ </w:t>
+            </w:r>
+            <w:r>
+              <w:rPr>
+                <w:rFonts w:eastAsiaTheme="minorHAnsi"/>
+                <w:b/>
+                <w:bCs/>
+                <w:sz w:val="24"/>
+                <w:szCs w:val="24"/>
+              </w:rPr>
+              <w:t>(</w:t>
+            </w:r>
+            <w:r>
+              <w:rPr>
+                <w:rFonts w:eastAsiaTheme="minorHAnsi"/>
+                <w:b/>
+                <w:bCs/>
+                <w:i/>
+                <w:iCs/>
+                <w:sz w:val="24"/>
+                <w:szCs w:val="24"/>
+              </w:rPr>
+              <w:t>¬P</w:t>
+            </w:r>
+            <w:r>
+              <w:rPr>
+                <w:rFonts w:eastAsiaTheme="minorHAnsi"/>
+                <w:b/>
+                <w:bCs/>
+                <w:sz w:val="24"/>
+                <w:szCs w:val="24"/>
+              </w:rPr>
+              <w:t>))</w:t>
+            </w:r>
+          </w:p>
+          <w:p>
+            <w:pPr>
+              <w:rPr>
+                <w:rFonts w:hint="eastAsia"/>
+              </w:rPr>
+            </w:pPr>
+          </w:p>
+        </w:tc>
+      </w:tr>
+      <w:tr>
+        <w:tc>
+          <w:tcPr>
+            <w:tcW w:w="2670" w:type="dxa"/>
+          </w:tcPr>
+          <w:p>
+            <w:pPr>
+              <w:jc w:val="center"/>
+              <w:rPr>
+                <w:rFonts w:eastAsiaTheme="minorHAnsi" w:hint="eastAsia"/>
+                <w:b/>
+                <w:bCs/>
+                <w:szCs w:val="21"/>
+                <w:shd w:val="clear" w:color="auto" w:fill="F2CEED" w:themeFill="accent5" w:themeFillTint="33"/>
+              </w:rPr>
+            </w:pPr>
+          </w:p>
+          <w:p>
+            <w:pPr>
+              <w:jc w:val="center"/>
+              <w:rPr>
+                <w:rFonts w:eastAsiaTheme="minorHAnsi" w:hint="eastAsia"/>
+                <w:b/>
+                <w:bCs/>
+                <w:szCs w:val="21"/>
+                <w:shd w:val="clear" w:color="auto" w:fill="F2CEED" w:themeFill="accent5" w:themeFillTint="33"/>
+              </w:rPr>
+            </w:pPr>
+            <w:r>
+              <w:rPr>
+                <w:rFonts w:eastAsiaTheme="minorHAnsi" w:hint="eastAsia"/>
+                <w:b/>
+                <w:bCs/>
+                <w:szCs w:val="21"/>
+                <w:shd w:val="clear" w:color="auto" w:fill="F2CEED" w:themeFill="accent5" w:themeFillTint="33"/>
+              </w:rPr>
+              <w:t>Weak Induction</w:t>
+            </w:r>
+          </w:p>
+          <w:p>
+            <w:pPr>
+              <w:jc w:val="center"/>
+              <w:rPr>
+                <w:rFonts w:hint="eastAsia"/>
+                <w:szCs w:val="21"/>
+              </w:rPr>
+            </w:pPr>
+            <w:r>
+              <w:rPr>
+                <w:rFonts w:eastAsiaTheme="minorHAnsi" w:hint="eastAsia"/>
+                <w:b/>
+                <w:bCs/>
+                <w:szCs w:val="21"/>
+                <w:shd w:val="clear" w:color="auto" w:fill="F2CEED" w:themeFill="accent5" w:themeFillTint="33"/>
+              </w:rPr>
+              <w:t>弱归纳法</w:t>
+            </w:r>
+          </w:p>
+        </w:tc>
+        <w:tc>
+          <w:tcPr>
+            <w:tcW w:w="7219" w:type="dxa"/>
+          </w:tcPr>
+          <w:p>
+            <w:pPr>
+              <w:rPr>
+                <w:rFonts w:hint="eastAsia"/>
+              </w:rPr>
+            </w:pPr>
+            <w:r>
+              <w:rPr>
+                <w:rFonts w:hint="eastAsia"/>
+              </w:rPr>
+              <w:object w:dxaOrig="4095" w:dyaOrig="750" w14:anchorId="1C44A0ED">
+                <v:shape id="_x0000_i1035" type="#_x0000_t75" style="width:204.75pt;height:37.5pt" o:ole="">
+                  <v:imagedata r:id="rId86" o:title=""/>
+                </v:shape>
+                <o:OLEObject Type="Embed" ProgID="PBrush" ShapeID="_x0000_i1035" DrawAspect="Content" ObjectID="_1853571021" r:id="rId87"/>
+              </w:object>
+            </w:r>
+          </w:p>
+          <w:p>
+            <w:pPr>
+              <w:rPr>
+                <w:rFonts w:hint="eastAsia"/>
+              </w:rPr>
+            </w:pPr>
+          </w:p>
+        </w:tc>
+      </w:tr>
+      <w:tr>
+        <w:tc>
+          <w:tcPr>
+            <w:tcW w:w="2670" w:type="dxa"/>
+          </w:tcPr>
+          <w:p>
+            <w:pPr>
+              <w:jc w:val="center"/>
+              <w:rPr>
+                <w:rFonts w:eastAsiaTheme="minorHAnsi" w:hint="eastAsia"/>
+                <w:b/>
+                <w:bCs/>
+                <w:szCs w:val="21"/>
+                <w:shd w:val="clear" w:color="auto" w:fill="F2CEED" w:themeFill="accent5" w:themeFillTint="33"/>
+              </w:rPr>
+            </w:pPr>
+          </w:p>
+          <w:p>
+            <w:pPr>
+              <w:jc w:val="center"/>
+              <w:rPr>
+                <w:rFonts w:eastAsiaTheme="minorHAnsi" w:hint="eastAsia"/>
+                <w:b/>
+                <w:bCs/>
+                <w:szCs w:val="21"/>
+                <w:shd w:val="clear" w:color="auto" w:fill="F2CEED" w:themeFill="accent5" w:themeFillTint="33"/>
+              </w:rPr>
+            </w:pPr>
+          </w:p>
+          <w:p>
+            <w:pPr>
+              <w:jc w:val="center"/>
+              <w:rPr>
+                <w:rFonts w:eastAsiaTheme="minorHAnsi" w:hint="eastAsia"/>
+                <w:b/>
+                <w:bCs/>
+                <w:szCs w:val="21"/>
+                <w:shd w:val="clear" w:color="auto" w:fill="F2CEED" w:themeFill="accent5" w:themeFillTint="33"/>
+              </w:rPr>
+            </w:pPr>
+            <w:r>
+              <w:rPr>
+                <w:rFonts w:eastAsiaTheme="minorHAnsi" w:hint="eastAsia"/>
+                <w:b/>
+                <w:bCs/>
+                <w:szCs w:val="21"/>
+                <w:shd w:val="clear" w:color="auto" w:fill="F2CEED" w:themeFill="accent5" w:themeFillTint="33"/>
+              </w:rPr>
+              <w:t>Strong Induction</w:t>
+            </w:r>
+          </w:p>
+          <w:p>
+            <w:pPr>
+              <w:jc w:val="center"/>
+              <w:rPr>
+                <w:rFonts w:eastAsiaTheme="minorHAnsi" w:hint="eastAsia"/>
+                <w:b/>
+                <w:bCs/>
+                <w:szCs w:val="21"/>
+                <w:shd w:val="clear" w:color="auto" w:fill="F2CEED" w:themeFill="accent5" w:themeFillTint="33"/>
+              </w:rPr>
+            </w:pPr>
+            <w:r>
+              <w:rPr>
+                <w:rFonts w:eastAsiaTheme="minorHAnsi" w:hint="eastAsia"/>
+                <w:b/>
+                <w:bCs/>
+                <w:szCs w:val="21"/>
+                <w:shd w:val="clear" w:color="auto" w:fill="F2CEED" w:themeFill="accent5" w:themeFillTint="33"/>
+              </w:rPr>
+              <w:t>强归纳法</w:t>
+            </w:r>
+          </w:p>
+        </w:tc>
+        <w:tc>
+          <w:tcPr>
+            <w:tcW w:w="7219" w:type="dxa"/>
+          </w:tcPr>
+          <w:p>
+            <w:pPr>
+              <w:rPr>
+                <w:rFonts w:hint="eastAsia"/>
+              </w:rPr>
+            </w:pPr>
+            <w:r>
+              <w:rPr>
+                <w:noProof/>
+              </w:rPr>
+              <w:drawing>
+                <wp:inline distT="0" distB="0" distL="0" distR="0" wp14:anchorId="31A9DE42" wp14:editId="5CC057FA">
+                  <wp:extent cx="4029637" cy="409632"/>
+                  <wp:effectExtent l="0" t="0" r="9525" b="9525"/>
+                  <wp:docPr id="519782512" name="图片 1"/>
+                  <wp:cNvGraphicFramePr>
+                    <a:graphicFrameLocks xmlns:a="http://schemas.openxmlformats.org/drawingml/2006/main" noChangeAspect="1"/>
+                  </wp:cNvGraphicFramePr>
+                  <a:graphic xmlns:a="http://schemas.openxmlformats.org/drawingml/2006/main">
+                    <a:graphicData uri="http://schemas.openxmlformats.org/drawingml/2006/picture">
+                      <pic:pic xmlns:pic="http://schemas.openxmlformats.org/drawingml/2006/picture">
+                        <pic:nvPicPr>
+                          <pic:cNvPr id="519782512" name=""/>
+                          <pic:cNvPicPr/>
+                        </pic:nvPicPr>
+                        <pic:blipFill>
+                          <a:blip r:embed="rId88"/>
+                          <a:stretch>
+                            <a:fillRect/>
+                          </a:stretch>
+                        </pic:blipFill>
+                        <pic:spPr>
+                          <a:xfrm>
+                            <a:off x="0" y="0"/>
+                            <a:ext cx="4029637" cy="409632"/>
+                          </a:xfrm>
+                          <a:prstGeom prst="rect">
+                            <a:avLst/>
+                          </a:prstGeom>
+                        </pic:spPr>
+                      </pic:pic>
+                    </a:graphicData>
+                  </a:graphic>
+                </wp:inline>
+              </w:drawing>
+            </w:r>
+          </w:p>
+          <w:p>
+            <w:pPr>
+              <w:rPr>
+                <w:rFonts w:hint="eastAsia"/>
+              </w:rPr>
+            </w:pPr>
+          </w:p>
+          <w:p>
+            <w:pPr>
+              <w:rPr>
+                <w:rFonts w:hint="eastAsia"/>
+              </w:rPr>
+            </w:pPr>
+            <w:r>
+              <w:rPr>
+                <w:noProof/>
+              </w:rPr>
+              <w:drawing>
+                <wp:inline distT="0" distB="0" distL="0" distR="0" wp14:anchorId="59FBEF08" wp14:editId="310DDE3F">
+                  <wp:extent cx="3659961" cy="1578634"/>
+                  <wp:effectExtent l="0" t="0" r="0" b="0"/>
+                  <wp:docPr id="2087475843" name="图片 1"/>
+                  <wp:cNvGraphicFramePr>
+                    <a:graphicFrameLocks xmlns:a="http://schemas.openxmlformats.org/drawingml/2006/main" noChangeAspect="1"/>
+                  </wp:cNvGraphicFramePr>
+                  <a:graphic xmlns:a="http://schemas.openxmlformats.org/drawingml/2006/main">
+                    <a:graphicData uri="http://schemas.openxmlformats.org/drawingml/2006/picture">
+                      <pic:pic xmlns:pic="http://schemas.openxmlformats.org/drawingml/2006/picture">
+                        <pic:nvPicPr>
+                          <pic:cNvPr id="2087475843" name=""/>
+                          <pic:cNvPicPr/>
+                        </pic:nvPicPr>
+                        <pic:blipFill>
+                          <a:blip r:embed="rId89"/>
+                          <a:stretch>
+                            <a:fillRect/>
+                          </a:stretch>
+                        </pic:blipFill>
+                        <pic:spPr>
+                          <a:xfrm>
+                            <a:off x="0" y="0"/>
+                            <a:ext cx="3675036" cy="1585136"/>
+                          </a:xfrm>
+                          <a:prstGeom prst="rect">
+                            <a:avLst/>
+                          </a:prstGeom>
+                        </pic:spPr>
+                      </pic:pic>
+                    </a:graphicData>
+                  </a:graphic>
+                </wp:inline>
+              </w:drawing>
+            </w:r>
+          </w:p>
+          <w:p>
+            <w:pPr>
+              <w:rPr>
+                <w:rFonts w:hint="eastAsia"/>
+              </w:rPr>
+            </w:pPr>
+          </w:p>
+        </w:tc>
+      </w:tr>
+    </w:tbl>
+    <w:p>
+      <w:pPr>
+        <w:jc w:val="left"/>
+        <w:rPr>
+          <w:rFonts w:eastAsiaTheme="minorHAnsi" w:hint="eastAsia"/>
+          <w:b/>
+          <w:bCs/>
+          <w:sz w:val="24"/>
+          <w:szCs w:val="24"/>
+        </w:rPr>
+      </w:pPr>
+    </w:p>
+    <w:p>
+      <w:pPr>
+        <w:pStyle w:val="5"/>
+        <w:rPr>
+          <w:rFonts w:hint="eastAsia"/>
+        </w:rPr>
+      </w:pPr>
+      <w:r>
+        <w:rPr>
+          <w:rFonts w:hint="eastAsia"/>
+        </w:rPr>
+        <w:t xml:space="preserve">2.4.3 </w:t>
       </w:r>
       <w:r>
         <w:rPr>
@@ -28955,7 +29807,7 @@
                     </pic:cNvPicPr>
                   </pic:nvPicPr>
                   <pic:blipFill>
-                    <a:blip r:embed="rId86">
+                    <a:blip r:embed="rId90">
                       <a:extLst>
                         <a:ext uri="{28A0092B-C50C-407E-A947-70E740481C1C}">
                           <a14:useLocalDpi xmlns:a14="http://schemas.microsoft.com/office/drawing/2010/main" val="0"/>
@@ -28989,25 +29841,32 @@
     </w:p>
     <w:p>
       <w:pPr>
+        <w:widowControl/>
+        <w:jc w:val="left"/>
+        <w:rPr>
+          <w:rFonts w:hint="eastAsia"/>
+        </w:rPr>
+      </w:pPr>
+      <w:r>
+        <w:rPr>
+          <w:rFonts w:hint="eastAsia"/>
+        </w:rPr>
+        <w:br w:type="page"/>
+      </w:r>
+    </w:p>
+    <w:p>
+      <w:pPr>
         <w:pStyle w:val="5"/>
-      </w:pPr>
-      <w:r>
-        <w:rPr>
-          <w:rFonts w:hint="eastAsia"/>
-        </w:rPr>
-        <w:t>2.4.</w:t>
-      </w:r>
-      <w:r>
-        <w:rPr>
-          <w:rFonts w:hint="eastAsia"/>
-        </w:rPr>
-        <w:t>4</w:t>
-      </w:r>
-      <w:r>
-        <w:rPr>
-          <w:rFonts w:hint="eastAsia"/>
-        </w:rPr>
-        <w:t xml:space="preserve"> </w:t>
+        <w:rPr>
+          <w:rFonts w:hint="eastAsia"/>
+        </w:rPr>
+      </w:pPr>
+      <w:r>
+        <w:rPr>
+          <w:rFonts w:hint="eastAsia"/>
+        </w:rPr>
+        <w:lastRenderedPageBreak/>
+        <w:t xml:space="preserve">2.4.4 </w:t>
       </w:r>
       <w:r>
         <w:rPr>
@@ -29191,9 +30050,9 @@
           <w:noProof/>
         </w:rPr>
         <w:drawing>
-          <wp:inline distT="0" distB="0" distL="0" distR="0" wp14:anchorId="55A0AC18" wp14:editId="685181C7">
-            <wp:extent cx="6642100" cy="5676265"/>
-            <wp:effectExtent l="0" t="0" r="6350" b="635"/>
+          <wp:inline distT="0" distB="0" distL="0" distR="0" wp14:anchorId="55A0AC18" wp14:editId="7B75FF4C">
+            <wp:extent cx="6318986" cy="5400135"/>
+            <wp:effectExtent l="0" t="0" r="5715" b="0"/>
             <wp:docPr id="1839376523" name="图片 3"/>
             <wp:cNvGraphicFramePr>
               <a:graphicFrameLocks xmlns:a="http://schemas.openxmlformats.org/drawingml/2006/main" noChangeAspect="1"/>
@@ -29208,7 +30067,7 @@
                     </pic:cNvPicPr>
                   </pic:nvPicPr>
                   <pic:blipFill>
-                    <a:blip r:embed="rId87">
+                    <a:blip r:embed="rId91">
                       <a:extLst>
                         <a:ext uri="{28A0092B-C50C-407E-A947-70E740481C1C}">
                           <a14:useLocalDpi xmlns:a14="http://schemas.microsoft.com/office/drawing/2010/main" val="0"/>
@@ -29223,7 +30082,7 @@
                   <pic:spPr bwMode="auto">
                     <a:xfrm>
                       <a:off x="0" y="0"/>
-                      <a:ext cx="6642100" cy="5676265"/>
+                      <a:ext cx="6323121" cy="5403669"/>
                     </a:xfrm>
                     <a:prstGeom prst="rect">
                       <a:avLst/>
@@ -29243,12 +30102,14 @@
     <w:p>
       <w:pPr>
         <w:pStyle w:val="5"/>
-      </w:pPr>
-      <w:r>
-        <w:rPr>
-          <w:rFonts w:hint="eastAsia"/>
-        </w:rPr>
-        <w:lastRenderedPageBreak/>
+        <w:rPr>
+          <w:rFonts w:hint="eastAsia"/>
+        </w:rPr>
+      </w:pPr>
+      <w:r>
+        <w:rPr>
+          <w:rFonts w:hint="eastAsia"/>
+        </w:rPr>
         <w:t>2.4.4</w:t>
       </w:r>
       <w:r>
@@ -29485,22 +30346,34 @@
                 <w:rFonts w:hint="eastAsia"/>
               </w:rPr>
               <w:object w:dxaOrig="1950" w:dyaOrig="720" w14:anchorId="0A392061">
-                <v:shape id="_x0000_i1038" type="#_x0000_t75" style="width:86.25pt;height:31.9pt" o:ole="">
+                <v:shape id="_x0000_i1036" type="#_x0000_t75" style="width:86.25pt;height:32.25pt" o:ole="">
                   <v:imagedata r:id="rId70" o:title=""/>
                 </v:shape>
-                <o:OLEObject Type="Embed" ProgID="PBrush" ShapeID="_x0000_i1038" DrawAspect="Content" ObjectID="_1853410478" r:id="rId88"/>
+                <o:OLEObject Type="Embed" ProgID="PBrush" ShapeID="_x0000_i1036" DrawAspect="Content" ObjectID="_1853571022" r:id="rId92"/>
               </w:object>
             </w:r>
           </w:p>
         </w:tc>
       </w:tr>
     </w:tbl>
-    <w:p/>
-    <w:p>
+    <w:p>
+      <w:pPr>
+        <w:rPr>
+          <w:rFonts w:hint="eastAsia"/>
+        </w:rPr>
+      </w:pPr>
+    </w:p>
+    <w:p>
+      <w:pPr>
+        <w:rPr>
+          <w:rFonts w:hint="eastAsia"/>
+        </w:rPr>
+      </w:pPr>
       <w:r>
         <w:rPr>
           <w:noProof/>
         </w:rPr>
+        <w:lastRenderedPageBreak/>
         <w:drawing>
           <wp:inline distT="0" distB="0" distL="0" distR="0" wp14:anchorId="5F7D0A11" wp14:editId="3D481F59">
             <wp:extent cx="6642100" cy="5193030"/>
@@ -29519,7 +30392,7 @@
                     </pic:cNvPicPr>
                   </pic:nvPicPr>
                   <pic:blipFill>
-                    <a:blip r:embed="rId89">
+                    <a:blip r:embed="rId93">
                       <a:extLst>
                         <a:ext uri="{28A0092B-C50C-407E-A947-70E740481C1C}">
                           <a14:useLocalDpi xmlns:a14="http://schemas.microsoft.com/office/drawing/2010/main" val="0"/>
@@ -29561,24 +30434,15 @@
     <w:p>
       <w:pPr>
         <w:pStyle w:val="5"/>
-      </w:pPr>
-      <w:r>
-        <w:rPr>
-          <w:rFonts w:hint="eastAsia"/>
-        </w:rPr>
-        <w:t>2.4.</w:t>
-      </w:r>
-      <w:r>
-        <w:rPr>
-          <w:rFonts w:hint="eastAsia"/>
-        </w:rPr>
-        <w:t>5</w:t>
-      </w:r>
-      <w:r>
-        <w:rPr>
-          <w:rFonts w:hint="eastAsia"/>
-        </w:rPr>
-        <w:t xml:space="preserve"> </w:t>
+        <w:rPr>
+          <w:rFonts w:hint="eastAsia"/>
+        </w:rPr>
+      </w:pPr>
+      <w:r>
+        <w:rPr>
+          <w:rFonts w:hint="eastAsia"/>
+        </w:rPr>
+        <w:t xml:space="preserve">2.4.5 </w:t>
       </w:r>
       <w:r>
         <w:t>Inductive proofs</w:t>
@@ -29602,7 +30466,7 @@
     <w:p>
       <w:pPr>
         <w:rPr>
-          <w:rFonts w:asciiTheme="minorEastAsia" w:hAnsiTheme="minorEastAsia"/>
+          <w:rFonts w:asciiTheme="minorEastAsia" w:hAnsiTheme="minorEastAsia" w:hint="eastAsia"/>
         </w:rPr>
       </w:pPr>
       <w:r>
@@ -29619,52 +30483,64 @@
           <w:numId w:val="23"/>
         </w:numPr>
         <w:rPr>
+          <w:rFonts w:asciiTheme="minorEastAsia" w:hAnsiTheme="minorEastAsia" w:hint="eastAsia"/>
+        </w:rPr>
+      </w:pPr>
+      <w:r>
+        <w:rPr>
           <w:rFonts w:asciiTheme="minorEastAsia" w:hAnsiTheme="minorEastAsia"/>
-        </w:rPr>
-      </w:pPr>
+          <w:color w:val="E97132" w:themeColor="accent2"/>
+        </w:rPr>
+        <w:t>我们通常使用</w:t>
+      </w:r>
       <w:r>
         <w:rPr>
           <w:rFonts w:asciiTheme="minorEastAsia" w:hAnsiTheme="minorEastAsia"/>
-        </w:rPr>
-        <w:t>我们通常使用</w:t>
+          <w:b/>
+          <w:bCs/>
+          <w:color w:val="E97132" w:themeColor="accent2"/>
+        </w:rPr>
+        <w:t>proof by induction</w:t>
+      </w:r>
+      <w:r>
+        <w:rPr>
+          <w:rFonts w:asciiTheme="minorEastAsia" w:hAnsiTheme="minorEastAsia" w:hint="eastAsia"/>
+          <w:b/>
+          <w:bCs/>
+          <w:color w:val="E97132" w:themeColor="accent2"/>
+        </w:rPr>
+        <w:t>(</w:t>
       </w:r>
       <w:r>
         <w:rPr>
           <w:rFonts w:asciiTheme="minorEastAsia" w:hAnsiTheme="minorEastAsia"/>
           <w:b/>
           <w:bCs/>
-        </w:rPr>
-        <w:t>proof by induction</w:t>
+          <w:color w:val="E97132" w:themeColor="accent2"/>
+        </w:rPr>
+        <w:t>数学归纳法</w:t>
       </w:r>
       <w:r>
         <w:rPr>
           <w:rFonts w:asciiTheme="minorEastAsia" w:hAnsiTheme="minorEastAsia" w:hint="eastAsia"/>
           <w:b/>
           <w:bCs/>
-        </w:rPr>
-        <w:t>(</w:t>
+          <w:color w:val="E97132" w:themeColor="accent2"/>
+        </w:rPr>
+        <w:t>)</w:t>
       </w:r>
       <w:r>
         <w:rPr>
           <w:rFonts w:asciiTheme="minorEastAsia" w:hAnsiTheme="minorEastAsia"/>
-          <w:b/>
-          <w:bCs/>
-        </w:rPr>
-        <w:t>数学归纳法</w:t>
-      </w:r>
-      <w:r>
-        <w:rPr>
-          <w:rFonts w:asciiTheme="minorEastAsia" w:hAnsiTheme="minorEastAsia" w:hint="eastAsia"/>
-          <w:b/>
-          <w:bCs/>
-        </w:rPr>
-        <w:t>)</w:t>
+          <w:color w:val="E97132" w:themeColor="accent2"/>
+        </w:rPr>
+        <w:t>，来证明某一命题对所有正整数、或是所有非负整数都成立</w:t>
       </w:r>
       <w:r>
         <w:rPr>
           <w:rFonts w:asciiTheme="minorEastAsia" w:hAnsiTheme="minorEastAsia"/>
         </w:rPr>
-        <w:t>，来证明某一命题对所有正整数、或是所有非负整数都成立。</w:t>
+        <w:t>。</w:t>
       </w:r>
     </w:p>
     <w:p>
@@ -29674,34 +30550,44 @@
           <w:numId w:val="23"/>
         </w:numPr>
         <w:rPr>
+          <w:rFonts w:asciiTheme="minorEastAsia" w:hAnsiTheme="minorEastAsia" w:hint="eastAsia"/>
+        </w:rPr>
+      </w:pPr>
+      <w:r>
+        <w:rPr>
           <w:rFonts w:asciiTheme="minorEastAsia" w:hAnsiTheme="minorEastAsia"/>
         </w:rPr>
-      </w:pPr>
+        <w:t>证明的第一步，我们会先验证</w:t>
+      </w:r>
       <w:r>
         <w:rPr>
           <w:rFonts w:asciiTheme="minorEastAsia" w:hAnsiTheme="minorEastAsia"/>
-        </w:rPr>
-        <w:t>证明的第一步，我们会先验证</w:t>
+          <w:b/>
+          <w:bCs/>
+        </w:rPr>
+        <w:t>该性质在</w:t>
       </w:r>
       <w:r>
         <w:rPr>
           <w:rFonts w:asciiTheme="minorEastAsia" w:hAnsiTheme="minorEastAsia"/>
           <w:b/>
           <w:bCs/>
-        </w:rPr>
-        <w:t>该性质在正整数场景下对数值1成立</w:t>
+          <w:color w:val="E97132" w:themeColor="accent2"/>
+        </w:rPr>
+        <w:t>正整数场景下对数值1成立，或是在非负整数场景下对数值0成立</w:t>
       </w:r>
       <w:r>
         <w:rPr>
           <w:rFonts w:asciiTheme="minorEastAsia" w:hAnsiTheme="minorEastAsia"/>
         </w:rPr>
-        <w:t>，或是在非负整数场景下对数值0成立，这一步骤就叫做</w:t>
+        <w:t>，这一步骤就叫做</w:t>
       </w:r>
       <w:r>
         <w:rPr>
           <w:rFonts w:asciiTheme="minorEastAsia" w:hAnsiTheme="minorEastAsia"/>
           <w:b/>
           <w:bCs/>
+          <w:color w:val="E97132" w:themeColor="accent2"/>
         </w:rPr>
         <w:t>checking the base case</w:t>
       </w:r>
@@ -29743,7 +30629,7 @@
           <w:numId w:val="23"/>
         </w:numPr>
         <w:rPr>
-          <w:rFonts w:asciiTheme="minorEastAsia" w:hAnsiTheme="minorEastAsia"/>
+          <w:rFonts w:asciiTheme="minorEastAsia" w:hAnsiTheme="minorEastAsia" w:hint="eastAsia"/>
         </w:rPr>
       </w:pPr>
       <w:r>
@@ -29794,10 +30680,1079 @@
     </w:p>
     <w:p>
       <w:pPr>
-        <w:rPr>
-          <w:rFonts w:hint="eastAsia"/>
-        </w:rPr>
-      </w:pPr>
+        <w:widowControl/>
+        <w:jc w:val="left"/>
+        <w:rPr>
+          <w:rFonts w:asciiTheme="minorEastAsia" w:hAnsiTheme="minorEastAsia" w:hint="eastAsia"/>
+          <w:b/>
+          <w:bCs/>
+        </w:rPr>
+      </w:pPr>
+      <w:r>
+        <w:rPr>
+          <w:rFonts w:asciiTheme="minorEastAsia" w:hAnsiTheme="minorEastAsia" w:hint="eastAsia"/>
+          <w:b/>
+          <w:bCs/>
+        </w:rPr>
+        <w:br w:type="page"/>
+      </w:r>
+    </w:p>
+    <w:p>
+      <w:pPr>
+        <w:pStyle w:val="6"/>
+        <w:rPr>
+          <w:rFonts w:hint="eastAsia"/>
+        </w:rPr>
+      </w:pPr>
+      <w:r>
+        <w:rPr>
+          <w:rFonts w:hint="eastAsia"/>
+        </w:rPr>
+        <w:lastRenderedPageBreak/>
+        <w:t>1</w:t>
+      </w:r>
+      <w:r>
+        <w:rPr>
+          <w:rFonts w:hint="eastAsia"/>
+        </w:rPr>
+        <w:t>.</w:t>
+      </w:r>
+      <w:r>
+        <w:rPr>
+          <w:rFonts w:hint="eastAsia"/>
+        </w:rPr>
+        <w:t xml:space="preserve"> </w:t>
+      </w:r>
+      <w:r>
+        <w:rPr>
+          <w:rFonts w:hint="eastAsia"/>
+        </w:rPr>
+        <w:t>弱</w:t>
+      </w:r>
+      <w:r>
+        <w:rPr>
+          <w:rFonts w:hint="eastAsia"/>
+        </w:rPr>
+        <w:t>归纳法证明的模板</w:t>
+      </w:r>
+    </w:p>
+    <w:p>
+      <w:pPr>
+        <w:rPr>
+          <w:rFonts w:hint="eastAsia"/>
+          <w:color w:val="E97132" w:themeColor="accent2"/>
+        </w:rPr>
+      </w:pPr>
+      <w:r>
+        <w:rPr>
+          <w:color w:val="E97132" w:themeColor="accent2"/>
+        </w:rPr>
+        <w:t>1.陈述使用归纳法进行证明。</w:t>
+      </w:r>
+    </w:p>
+    <w:p>
+      <w:pPr>
+        <w:rPr>
+          <w:rFonts w:hint="eastAsia"/>
+          <w:color w:val="E97132" w:themeColor="accent2"/>
+        </w:rPr>
+      </w:pPr>
+      <w:r>
+        <w:rPr>
+          <w:color w:val="E97132" w:themeColor="accent2"/>
+        </w:rPr>
+        <w:t>2.定义适当的谓词P（n）。</w:t>
+      </w:r>
+    </w:p>
+    <w:p>
+      <w:pPr>
+        <w:rPr>
+          <w:rFonts w:hint="eastAsia"/>
+          <w:color w:val="E97132" w:themeColor="accent2"/>
+        </w:rPr>
+      </w:pPr>
+      <w:r>
+        <w:rPr>
+          <w:color w:val="E97132" w:themeColor="accent2"/>
+        </w:rPr>
+        <w:t>3.证明P（0）为真。</w:t>
+      </w:r>
+    </w:p>
+    <w:p>
+      <w:pPr>
+        <w:rPr>
+          <w:rFonts w:hint="eastAsia"/>
+          <w:color w:val="E97132" w:themeColor="accent2"/>
+        </w:rPr>
+      </w:pPr>
+      <w:r>
+        <w:rPr>
+          <w:color w:val="E97132" w:themeColor="accent2"/>
+        </w:rPr>
+        <w:t>4.证明P（n）蕴涵P（n+1）对任意非负整数成立。</w:t>
+      </w:r>
+    </w:p>
+    <w:p>
+      <w:pPr>
+        <w:rPr>
+          <w:color w:val="E97132" w:themeColor="accent2"/>
+        </w:rPr>
+      </w:pPr>
+      <w:r>
+        <w:rPr>
+          <w:color w:val="E97132" w:themeColor="accent2"/>
+        </w:rPr>
+        <w:t>5.得出结论。</w:t>
+      </w:r>
+    </w:p>
+    <w:p>
+      <w:pPr>
+        <w:rPr>
+          <w:color w:val="E97132" w:themeColor="accent2"/>
+        </w:rPr>
+      </w:pPr>
+    </w:p>
+    <w:p>
+      <w:pPr>
+        <w:rPr>
+          <w:b/>
+          <w:bCs/>
+        </w:rPr>
+      </w:pPr>
+      <w:r>
+        <w:rPr>
+          <w:b/>
+          <w:bCs/>
+        </w:rPr>
+        <w:t>To prove</w:t>
+      </w:r>
+      <w:r>
+        <w:rPr>
+          <w:rFonts w:hint="eastAsia"/>
+          <w:b/>
+          <w:bCs/>
+        </w:rPr>
+        <w:t xml:space="preserve">:  P(n) = </w:t>
+      </w:r>
+      <w:r>
+        <w:rPr>
+          <w:b/>
+          <w:bCs/>
+        </w:rPr>
+        <w:t>…</w:t>
+      </w:r>
+      <w:r>
+        <w:rPr>
+          <w:rFonts w:hint="eastAsia"/>
+          <w:b/>
+          <w:bCs/>
+        </w:rPr>
+        <w:t>.</w:t>
+      </w:r>
+    </w:p>
+    <w:p>
+      <w:pPr>
+        <w:pStyle w:val="a9"/>
+        <w:numPr>
+          <w:ilvl w:val="0"/>
+          <w:numId w:val="24"/>
+        </w:numPr>
+        <w:rPr>
+          <w:b/>
+          <w:bCs/>
+        </w:rPr>
+      </w:pPr>
+      <w:r>
+        <w:rPr>
+          <w:b/>
+          <w:bCs/>
+        </w:rPr>
+        <w:t>Base Case Check</w:t>
+      </w:r>
+    </w:p>
+    <w:p>
+      <w:pPr>
+        <w:pStyle w:val="a9"/>
+        <w:ind w:left="420"/>
+        <w:rPr>
+          <w:b/>
+          <w:bCs/>
+        </w:rPr>
+      </w:pPr>
+      <w:r>
+        <w:rPr>
+          <w:rFonts w:hint="eastAsia"/>
+          <w:b/>
+          <w:bCs/>
+        </w:rPr>
+        <w:t>When n = 1/0,   LHS = ..   RHS = ...,  the base case is true</w:t>
+      </w:r>
+    </w:p>
+    <w:p>
+      <w:pPr>
+        <w:pStyle w:val="a9"/>
+        <w:ind w:left="420"/>
+        <w:rPr>
+          <w:rFonts w:hint="eastAsia"/>
+          <w:b/>
+          <w:bCs/>
+        </w:rPr>
+      </w:pPr>
+    </w:p>
+    <w:p>
+      <w:pPr>
+        <w:pStyle w:val="a9"/>
+        <w:numPr>
+          <w:ilvl w:val="0"/>
+          <w:numId w:val="24"/>
+        </w:numPr>
+        <w:rPr>
+          <w:b/>
+          <w:bCs/>
+        </w:rPr>
+      </w:pPr>
+      <w:r>
+        <w:rPr>
+          <w:rFonts w:hint="eastAsia"/>
+          <w:b/>
+          <w:bCs/>
+        </w:rPr>
+        <w:t>Inductive</w:t>
+      </w:r>
+      <w:r>
+        <w:rPr>
+          <w:rFonts w:hint="eastAsia"/>
+          <w:b/>
+          <w:bCs/>
+        </w:rPr>
+        <w:t xml:space="preserve"> assumption</w:t>
+      </w:r>
+      <w:r>
+        <w:rPr>
+          <w:rFonts w:hint="eastAsia"/>
+        </w:rPr>
+        <w:t xml:space="preserve"> </w:t>
+      </w:r>
+      <w:r>
+        <w:rPr>
+          <w:rFonts w:hint="eastAsia"/>
+          <w:b/>
+          <w:bCs/>
+        </w:rPr>
+        <w:t>Statement</w:t>
+      </w:r>
+    </w:p>
+    <w:p>
+      <w:pPr>
+        <w:pStyle w:val="a9"/>
+        <w:ind w:left="360"/>
+        <w:rPr>
+          <w:rFonts w:hint="eastAsia"/>
+          <w:b/>
+          <w:bCs/>
+        </w:rPr>
+      </w:pPr>
+      <w:r>
+        <w:rPr>
+          <w:b/>
+          <w:bCs/>
+        </w:rPr>
+        <w:t>Assume that the statement is true</w:t>
+      </w:r>
+      <w:r>
+        <w:rPr>
+          <w:rFonts w:hint="eastAsia"/>
+          <w:b/>
+          <w:bCs/>
+        </w:rPr>
+        <w:t xml:space="preserve"> when n is in the range 1,2,</w:t>
+      </w:r>
+      <w:r>
+        <w:rPr>
+          <w:b/>
+          <w:bCs/>
+        </w:rPr>
+        <w:t>…</w:t>
+      </w:r>
+      <w:r>
+        <w:rPr>
+          <w:rFonts w:hint="eastAsia"/>
+          <w:b/>
+          <w:bCs/>
+        </w:rPr>
+        <w:t>k, k is a positive integer</w:t>
+      </w:r>
+    </w:p>
+    <w:p>
+      <w:pPr>
+        <w:pStyle w:val="a9"/>
+        <w:ind w:left="360"/>
+        <w:rPr>
+          <w:b/>
+          <w:bCs/>
+        </w:rPr>
+      </w:pPr>
+      <w:r>
+        <w:rPr>
+          <w:b/>
+          <w:bCs/>
+        </w:rPr>
+        <w:tab/>
+      </w:r>
+      <w:r>
+        <w:rPr>
+          <w:rFonts w:hint="eastAsia"/>
+          <w:b/>
+          <w:bCs/>
+        </w:rPr>
+        <w:t xml:space="preserve">                         P(k):  ...</w:t>
+      </w:r>
+    </w:p>
+    <w:p>
+      <w:pPr>
+        <w:pStyle w:val="a9"/>
+        <w:ind w:left="360"/>
+        <w:rPr>
+          <w:rFonts w:hint="eastAsia"/>
+          <w:b/>
+          <w:bCs/>
+        </w:rPr>
+      </w:pPr>
+    </w:p>
+    <w:p>
+      <w:pPr>
+        <w:pStyle w:val="a9"/>
+        <w:numPr>
+          <w:ilvl w:val="0"/>
+          <w:numId w:val="24"/>
+        </w:numPr>
+        <w:rPr>
+          <w:b/>
+          <w:bCs/>
+        </w:rPr>
+      </w:pPr>
+      <w:r>
+        <w:rPr>
+          <w:rFonts w:hint="eastAsia"/>
+          <w:b/>
+          <w:bCs/>
+        </w:rPr>
+        <w:t>Inductive Step</w:t>
+      </w:r>
+    </w:p>
+    <w:p>
+      <w:pPr>
+        <w:pStyle w:val="a9"/>
+        <w:ind w:left="360"/>
+        <w:rPr>
+          <w:b/>
+          <w:bCs/>
+        </w:rPr>
+      </w:pPr>
+      <w:r>
+        <w:rPr>
+          <w:b/>
+          <w:bCs/>
+        </w:rPr>
+        <w:t>We now prove</w:t>
+      </w:r>
+      <w:r>
+        <w:rPr>
+          <w:rFonts w:hint="eastAsia"/>
+          <w:b/>
+          <w:bCs/>
+        </w:rPr>
+        <w:t xml:space="preserve"> that </w:t>
+      </w:r>
+      <w:r>
+        <w:rPr>
+          <w:rFonts w:hint="eastAsia"/>
+          <w:b/>
+          <w:bCs/>
+        </w:rPr>
+        <w:t xml:space="preserve"> </w:t>
+      </w:r>
+      <w:r>
+        <w:rPr>
+          <w:b/>
+          <w:bCs/>
+        </w:rPr>
+        <w:t>the statement is true</w:t>
+      </w:r>
+      <w:r>
+        <w:rPr>
+          <w:rFonts w:hint="eastAsia"/>
+          <w:b/>
+          <w:bCs/>
+        </w:rPr>
+        <w:t xml:space="preserve"> w</w:t>
+      </w:r>
+      <w:r>
+        <w:rPr>
+          <w:rFonts w:hint="eastAsia"/>
+          <w:b/>
+          <w:bCs/>
+        </w:rPr>
+        <w:t xml:space="preserve">hen </w:t>
+      </w:r>
+      <w:r>
+        <w:rPr>
+          <w:rFonts w:hint="eastAsia"/>
+          <w:b/>
+          <w:bCs/>
+        </w:rPr>
+        <w:t>n</w:t>
+      </w:r>
+      <w:r>
+        <w:rPr>
+          <w:rFonts w:hint="eastAsia"/>
+          <w:b/>
+          <w:bCs/>
+        </w:rPr>
+        <w:t xml:space="preserve"> = k+1</w:t>
+      </w:r>
+    </w:p>
+    <w:p>
+      <w:pPr>
+        <w:pStyle w:val="a9"/>
+        <w:ind w:left="360"/>
+        <w:rPr>
+          <w:b/>
+          <w:bCs/>
+        </w:rPr>
+      </w:pPr>
+      <w:r>
+        <w:rPr>
+          <w:b/>
+          <w:bCs/>
+        </w:rPr>
+        <w:tab/>
+      </w:r>
+      <w:r>
+        <w:rPr>
+          <w:rFonts w:hint="eastAsia"/>
+          <w:b/>
+          <w:bCs/>
+        </w:rPr>
+        <w:t xml:space="preserve">                         P(k+1):  ...</w:t>
+      </w:r>
+    </w:p>
+    <w:p>
+      <w:pPr>
+        <w:pStyle w:val="a9"/>
+        <w:ind w:left="360"/>
+        <w:rPr>
+          <w:rFonts w:hint="eastAsia"/>
+          <w:b/>
+          <w:bCs/>
+        </w:rPr>
+      </w:pPr>
+      <w:r>
+        <w:rPr>
+          <w:rFonts w:hint="eastAsia"/>
+          <w:b/>
+          <w:bCs/>
+        </w:rPr>
+        <w:t xml:space="preserve">                      推导P(k+1)成立的过程</w:t>
+      </w:r>
+    </w:p>
+    <w:p>
+      <w:pPr>
+        <w:pStyle w:val="a9"/>
+        <w:ind w:left="360"/>
+        <w:rPr>
+          <w:rFonts w:hint="eastAsia"/>
+          <w:b/>
+          <w:bCs/>
+        </w:rPr>
+      </w:pPr>
+    </w:p>
+    <w:p>
+      <w:pPr>
+        <w:pStyle w:val="a9"/>
+        <w:numPr>
+          <w:ilvl w:val="0"/>
+          <w:numId w:val="24"/>
+        </w:numPr>
+        <w:rPr>
+          <w:b/>
+          <w:bCs/>
+        </w:rPr>
+      </w:pPr>
+      <w:r>
+        <w:rPr>
+          <w:rFonts w:hint="eastAsia"/>
+          <w:b/>
+          <w:bCs/>
+        </w:rPr>
+        <w:t>Conclusion</w:t>
+      </w:r>
+    </w:p>
+    <w:p>
+      <w:pPr>
+        <w:pStyle w:val="a9"/>
+        <w:ind w:left="360"/>
+        <w:rPr>
+          <w:b/>
+          <w:bCs/>
+        </w:rPr>
+      </w:pPr>
+      <w:r>
+        <w:rPr>
+          <w:rFonts w:hint="eastAsia"/>
+          <w:b/>
+          <w:bCs/>
+        </w:rPr>
+        <w:t xml:space="preserve">       把要证明的P(n)文字说明写一遍 </w:t>
+      </w:r>
+    </w:p>
+    <w:p>
+      <w:pPr>
+        <w:ind w:left="360"/>
+        <w:rPr>
+          <w:rFonts w:asciiTheme="minorEastAsia" w:hAnsiTheme="minorEastAsia" w:hint="eastAsia"/>
+        </w:rPr>
+      </w:pPr>
+    </w:p>
+    <w:p>
+      <w:pPr>
+        <w:rPr>
+          <w:rFonts w:hint="eastAsia"/>
+        </w:rPr>
+      </w:pPr>
+    </w:p>
+    <w:p>
+      <w:pPr>
+        <w:pStyle w:val="6"/>
+        <w:rPr>
+          <w:rFonts w:hint="eastAsia"/>
+        </w:rPr>
+      </w:pPr>
+      <w:r>
+        <w:rPr>
+          <w:rFonts w:hint="eastAsia"/>
+        </w:rPr>
+        <w:t xml:space="preserve"> </w:t>
+      </w:r>
+      <w:r>
+        <w:rPr>
+          <w:rFonts w:hint="eastAsia"/>
+        </w:rPr>
+        <w:t xml:space="preserve">2. </w:t>
+      </w:r>
+      <w:r>
+        <w:rPr>
+          <w:rFonts w:hint="eastAsia"/>
+        </w:rPr>
+        <w:t>弱归纳法的规则</w:t>
+      </w:r>
+    </w:p>
+    <w:p>
+      <w:pPr>
+        <w:rPr>
+          <w:rFonts w:hint="eastAsia"/>
+          <w:noProof/>
+        </w:rPr>
+      </w:pPr>
+      <w:r>
+        <w:rPr>
+          <w:noProof/>
+        </w:rPr>
+        <w:t xml:space="preserve"> </w:t>
+      </w:r>
+    </w:p>
+    <w:p>
+      <w:pPr>
+        <w:rPr>
+          <w:rFonts w:hint="eastAsia"/>
+          <w:noProof/>
+        </w:rPr>
+      </w:pPr>
+    </w:p>
+    <w:p>
+      <w:pPr>
+        <w:rPr>
+          <w:rFonts w:hint="eastAsia"/>
+        </w:rPr>
+      </w:pPr>
+      <w:r>
+        <w:rPr>
+          <w:rFonts w:hint="eastAsia"/>
+          <w:noProof/>
+        </w:rPr>
+        <w:drawing>
+          <wp:inline distT="0" distB="0" distL="0" distR="0" wp14:anchorId="7C30D4E1" wp14:editId="7863C861">
+            <wp:extent cx="5876022" cy="1323833"/>
+            <wp:effectExtent l="0" t="0" r="0" b="0"/>
+            <wp:docPr id="445698574" name="图片 2"/>
+            <wp:cNvGraphicFramePr>
+              <a:graphicFrameLocks xmlns:a="http://schemas.openxmlformats.org/drawingml/2006/main" noChangeAspect="1"/>
+            </wp:cNvGraphicFramePr>
+            <a:graphic xmlns:a="http://schemas.openxmlformats.org/drawingml/2006/main">
+              <a:graphicData uri="http://schemas.openxmlformats.org/drawingml/2006/picture">
+                <pic:pic xmlns:pic="http://schemas.openxmlformats.org/drawingml/2006/picture">
+                  <pic:nvPicPr>
+                    <pic:cNvPr id="0" name="Picture 3"/>
+                    <pic:cNvPicPr>
+                      <a:picLocks noChangeAspect="1" noChangeArrowheads="1"/>
+                    </pic:cNvPicPr>
+                  </pic:nvPicPr>
+                  <pic:blipFill>
+                    <a:blip r:embed="rId94">
+                      <a:extLst>
+                        <a:ext uri="{28A0092B-C50C-407E-A947-70E740481C1C}">
+                          <a14:useLocalDpi xmlns:a14="http://schemas.microsoft.com/office/drawing/2010/main" val="0"/>
+                        </a:ext>
+                      </a:extLst>
+                    </a:blip>
+                    <a:srcRect/>
+                    <a:stretch>
+                      <a:fillRect/>
+                    </a:stretch>
+                  </pic:blipFill>
+                  <pic:spPr bwMode="auto">
+                    <a:xfrm>
+                      <a:off x="0" y="0"/>
+                      <a:ext cx="5931281" cy="1336283"/>
+                    </a:xfrm>
+                    <a:prstGeom prst="rect">
+                      <a:avLst/>
+                    </a:prstGeom>
+                    <a:noFill/>
+                  </pic:spPr>
+                </pic:pic>
+              </a:graphicData>
+            </a:graphic>
+          </wp:inline>
+        </w:drawing>
+      </w:r>
+    </w:p>
+    <w:p>
+      <w:pPr>
+        <w:pStyle w:val="6"/>
+        <w:rPr>
+          <w:rFonts w:hint="eastAsia"/>
+        </w:rPr>
+      </w:pPr>
+      <w:r>
+        <w:rPr>
+          <w:rFonts w:hint="eastAsia"/>
+        </w:rPr>
+        <w:t>3 弱归纳法的简洁写法</w:t>
+      </w:r>
+    </w:p>
+    <w:p>
+      <w:pPr>
+        <w:rPr>
+          <w:rFonts w:hint="eastAsia"/>
+        </w:rPr>
+      </w:pPr>
+      <w:r>
+        <w:rPr>
+          <w:noProof/>
+        </w:rPr>
+        <w:drawing>
+          <wp:inline distT="0" distB="0" distL="0" distR="0" wp14:anchorId="270B1FC2" wp14:editId="2AD8CEAC">
+            <wp:extent cx="5434642" cy="1877667"/>
+            <wp:effectExtent l="0" t="0" r="0" b="8890"/>
+            <wp:docPr id="496960993" name="图片 1"/>
+            <wp:cNvGraphicFramePr>
+              <a:graphicFrameLocks xmlns:a="http://schemas.openxmlformats.org/drawingml/2006/main" noChangeAspect="1"/>
+            </wp:cNvGraphicFramePr>
+            <a:graphic xmlns:a="http://schemas.openxmlformats.org/drawingml/2006/main">
+              <a:graphicData uri="http://schemas.openxmlformats.org/drawingml/2006/picture">
+                <pic:pic xmlns:pic="http://schemas.openxmlformats.org/drawingml/2006/picture">
+                  <pic:nvPicPr>
+                    <pic:cNvPr id="496960993" name=""/>
+                    <pic:cNvPicPr/>
+                  </pic:nvPicPr>
+                  <pic:blipFill>
+                    <a:blip r:embed="rId95"/>
+                    <a:stretch>
+                      <a:fillRect/>
+                    </a:stretch>
+                  </pic:blipFill>
+                  <pic:spPr>
+                    <a:xfrm>
+                      <a:off x="0" y="0"/>
+                      <a:ext cx="5469412" cy="1889680"/>
+                    </a:xfrm>
+                    <a:prstGeom prst="rect">
+                      <a:avLst/>
+                    </a:prstGeom>
+                  </pic:spPr>
+                </pic:pic>
+              </a:graphicData>
+            </a:graphic>
+          </wp:inline>
+        </w:drawing>
+      </w:r>
+    </w:p>
+    <w:p>
+      <w:pPr>
+        <w:rPr>
+          <w:rFonts w:hint="eastAsia"/>
+        </w:rPr>
+      </w:pPr>
+    </w:p>
+    <w:p>
+      <w:pPr>
+        <w:pStyle w:val="6"/>
+        <w:rPr>
+          <w:rFonts w:hint="eastAsia"/>
+        </w:rPr>
+      </w:pPr>
+      <w:r>
+        <w:rPr>
+          <w:rFonts w:hint="eastAsia"/>
+        </w:rPr>
+        <w:lastRenderedPageBreak/>
+        <w:t>4 强归纳法的规则</w:t>
+      </w:r>
+    </w:p>
+    <w:p>
+      <w:pPr>
+        <w:rPr>
+          <w:rFonts w:hint="eastAsia"/>
+        </w:rPr>
+      </w:pPr>
+      <w:r>
+        <w:rPr>
+          <w:noProof/>
+        </w:rPr>
+        <w:drawing>
+          <wp:inline distT="0" distB="0" distL="0" distR="0" wp14:anchorId="30870D46" wp14:editId="4814F4FF">
+            <wp:extent cx="2784143" cy="1274813"/>
+            <wp:effectExtent l="0" t="0" r="0" b="0"/>
+            <wp:docPr id="390382352" name="图片 1"/>
+            <wp:cNvGraphicFramePr>
+              <a:graphicFrameLocks xmlns:a="http://schemas.openxmlformats.org/drawingml/2006/main" noChangeAspect="1"/>
+            </wp:cNvGraphicFramePr>
+            <a:graphic xmlns:a="http://schemas.openxmlformats.org/drawingml/2006/main">
+              <a:graphicData uri="http://schemas.openxmlformats.org/drawingml/2006/picture">
+                <pic:pic xmlns:pic="http://schemas.openxmlformats.org/drawingml/2006/picture">
+                  <pic:nvPicPr>
+                    <pic:cNvPr id="390382352" name=""/>
+                    <pic:cNvPicPr/>
+                  </pic:nvPicPr>
+                  <pic:blipFill>
+                    <a:blip r:embed="rId96"/>
+                    <a:stretch>
+                      <a:fillRect/>
+                    </a:stretch>
+                  </pic:blipFill>
+                  <pic:spPr>
+                    <a:xfrm>
+                      <a:off x="0" y="0"/>
+                      <a:ext cx="2795835" cy="1280167"/>
+                    </a:xfrm>
+                    <a:prstGeom prst="rect">
+                      <a:avLst/>
+                    </a:prstGeom>
+                  </pic:spPr>
+                </pic:pic>
+              </a:graphicData>
+            </a:graphic>
+          </wp:inline>
+        </w:drawing>
+      </w:r>
+      <w:r>
+        <w:rPr>
+          <w:noProof/>
+        </w:rPr>
+        <w:drawing>
+          <wp:inline distT="0" distB="0" distL="0" distR="0" wp14:anchorId="6707A7D0" wp14:editId="2BBDB3DA">
+            <wp:extent cx="3084394" cy="527180"/>
+            <wp:effectExtent l="0" t="0" r="0" b="0"/>
+            <wp:docPr id="1457959268" name="图片 1"/>
+            <wp:cNvGraphicFramePr>
+              <a:graphicFrameLocks xmlns:a="http://schemas.openxmlformats.org/drawingml/2006/main" noChangeAspect="1"/>
+            </wp:cNvGraphicFramePr>
+            <a:graphic xmlns:a="http://schemas.openxmlformats.org/drawingml/2006/main">
+              <a:graphicData uri="http://schemas.openxmlformats.org/drawingml/2006/picture">
+                <pic:pic xmlns:pic="http://schemas.openxmlformats.org/drawingml/2006/picture">
+                  <pic:nvPicPr>
+                    <pic:cNvPr id="1457959268" name=""/>
+                    <pic:cNvPicPr/>
+                  </pic:nvPicPr>
+                  <pic:blipFill>
+                    <a:blip r:embed="rId97"/>
+                    <a:stretch>
+                      <a:fillRect/>
+                    </a:stretch>
+                  </pic:blipFill>
+                  <pic:spPr>
+                    <a:xfrm>
+                      <a:off x="0" y="0"/>
+                      <a:ext cx="3092675" cy="528595"/>
+                    </a:xfrm>
+                    <a:prstGeom prst="rect">
+                      <a:avLst/>
+                    </a:prstGeom>
+                  </pic:spPr>
+                </pic:pic>
+              </a:graphicData>
+            </a:graphic>
+          </wp:inline>
+        </w:drawing>
+      </w:r>
+    </w:p>
+    <w:p>
+      <w:pPr>
+        <w:rPr>
+          <w:rFonts w:hint="eastAsia"/>
+        </w:rPr>
+      </w:pPr>
+      <w:r>
+        <w:rPr>
+          <w:noProof/>
+        </w:rPr>
+        <w:drawing>
+          <wp:inline distT="0" distB="0" distL="0" distR="0" wp14:anchorId="27A96B25" wp14:editId="29801FB8">
+            <wp:extent cx="5080814" cy="746150"/>
+            <wp:effectExtent l="0" t="0" r="5715" b="0"/>
+            <wp:docPr id="1867302581" name="图片 1"/>
+            <wp:cNvGraphicFramePr>
+              <a:graphicFrameLocks xmlns:a="http://schemas.openxmlformats.org/drawingml/2006/main" noChangeAspect="1"/>
+            </wp:cNvGraphicFramePr>
+            <a:graphic xmlns:a="http://schemas.openxmlformats.org/drawingml/2006/main">
+              <a:graphicData uri="http://schemas.openxmlformats.org/drawingml/2006/picture">
+                <pic:pic xmlns:pic="http://schemas.openxmlformats.org/drawingml/2006/picture">
+                  <pic:nvPicPr>
+                    <pic:cNvPr id="1867302581" name=""/>
+                    <pic:cNvPicPr/>
+                  </pic:nvPicPr>
+                  <pic:blipFill>
+                    <a:blip r:embed="rId98"/>
+                    <a:stretch>
+                      <a:fillRect/>
+                    </a:stretch>
+                  </pic:blipFill>
+                  <pic:spPr>
+                    <a:xfrm>
+                      <a:off x="0" y="0"/>
+                      <a:ext cx="5127127" cy="752951"/>
+                    </a:xfrm>
+                    <a:prstGeom prst="rect">
+                      <a:avLst/>
+                    </a:prstGeom>
+                  </pic:spPr>
+                </pic:pic>
+              </a:graphicData>
+            </a:graphic>
+          </wp:inline>
+        </w:drawing>
+      </w:r>
+    </w:p>
+    <w:p>
+      <w:pPr>
+        <w:rPr>
+          <w:rFonts w:hint="eastAsia"/>
+        </w:rPr>
+      </w:pPr>
+    </w:p>
+    <w:p>
+      <w:pPr>
+        <w:rPr>
+          <w:rFonts w:hint="eastAsia"/>
+        </w:rPr>
+      </w:pPr>
+      <w:r>
+        <w:rPr>
+          <w:noProof/>
+        </w:rPr>
+        <w:drawing>
+          <wp:inline distT="0" distB="0" distL="0" distR="0" wp14:anchorId="334D8EF1" wp14:editId="417176C3">
+            <wp:extent cx="6645910" cy="1176655"/>
+            <wp:effectExtent l="0" t="0" r="0" b="0"/>
+            <wp:docPr id="2127606392" name="图片 1"/>
+            <wp:cNvGraphicFramePr>
+              <a:graphicFrameLocks xmlns:a="http://schemas.openxmlformats.org/drawingml/2006/main" noChangeAspect="1"/>
+            </wp:cNvGraphicFramePr>
+            <a:graphic xmlns:a="http://schemas.openxmlformats.org/drawingml/2006/main">
+              <a:graphicData uri="http://schemas.openxmlformats.org/drawingml/2006/picture">
+                <pic:pic xmlns:pic="http://schemas.openxmlformats.org/drawingml/2006/picture">
+                  <pic:nvPicPr>
+                    <pic:cNvPr id="2127606392" name=""/>
+                    <pic:cNvPicPr/>
+                  </pic:nvPicPr>
+                  <pic:blipFill>
+                    <a:blip r:embed="rId99"/>
+                    <a:stretch>
+                      <a:fillRect/>
+                    </a:stretch>
+                  </pic:blipFill>
+                  <pic:spPr>
+                    <a:xfrm>
+                      <a:off x="0" y="0"/>
+                      <a:ext cx="6645910" cy="1176655"/>
+                    </a:xfrm>
+                    <a:prstGeom prst="rect">
+                      <a:avLst/>
+                    </a:prstGeom>
+                  </pic:spPr>
+                </pic:pic>
+              </a:graphicData>
+            </a:graphic>
+          </wp:inline>
+        </w:drawing>
+      </w:r>
+    </w:p>
+    <w:p>
+      <w:pPr>
+        <w:rPr>
+          <w:rFonts w:hint="eastAsia"/>
+        </w:rPr>
+      </w:pPr>
+    </w:p>
+    <w:p>
+      <w:pPr>
+        <w:rPr>
+          <w:rFonts w:hint="eastAsia"/>
+        </w:rPr>
+      </w:pPr>
+    </w:p>
+    <w:p>
+      <w:pPr>
+        <w:rPr>
+          <w:rFonts w:hint="eastAsia"/>
+        </w:rPr>
+      </w:pPr>
+    </w:p>
+    <w:p>
+      <w:pPr>
+        <w:rPr>
+          <w:rFonts w:hint="eastAsia"/>
+        </w:rPr>
+      </w:pPr>
+      <w:r>
+        <w:rPr>
+          <w:noProof/>
+        </w:rPr>
+        <w:drawing>
+          <wp:inline distT="0" distB="0" distL="0" distR="0" wp14:anchorId="795302E1" wp14:editId="30CEC4B2">
+            <wp:extent cx="3952875" cy="1886468"/>
+            <wp:effectExtent l="0" t="0" r="0" b="0"/>
+            <wp:docPr id="397347445" name="图片 2"/>
+            <wp:cNvGraphicFramePr>
+              <a:graphicFrameLocks xmlns:a="http://schemas.openxmlformats.org/drawingml/2006/main" noChangeAspect="1"/>
+            </wp:cNvGraphicFramePr>
+            <a:graphic xmlns:a="http://schemas.openxmlformats.org/drawingml/2006/main">
+              <a:graphicData uri="http://schemas.openxmlformats.org/drawingml/2006/picture">
+                <pic:pic xmlns:pic="http://schemas.openxmlformats.org/drawingml/2006/picture">
+                  <pic:nvPicPr>
+                    <pic:cNvPr id="0" name="Picture 13"/>
+                    <pic:cNvPicPr>
+                      <a:picLocks noChangeAspect="1" noChangeArrowheads="1"/>
+                    </pic:cNvPicPr>
+                  </pic:nvPicPr>
+                  <pic:blipFill>
+                    <a:blip r:embed="rId100">
+                      <a:extLst>
+                        <a:ext uri="{28A0092B-C50C-407E-A947-70E740481C1C}">
+                          <a14:useLocalDpi xmlns:a14="http://schemas.microsoft.com/office/drawing/2010/main" val="0"/>
+                        </a:ext>
+                      </a:extLst>
+                    </a:blip>
+                    <a:srcRect/>
+                    <a:stretch>
+                      <a:fillRect/>
+                    </a:stretch>
+                  </pic:blipFill>
+                  <pic:spPr bwMode="auto">
+                    <a:xfrm>
+                      <a:off x="0" y="0"/>
+                      <a:ext cx="3971003" cy="1895119"/>
+                    </a:xfrm>
+                    <a:prstGeom prst="rect">
+                      <a:avLst/>
+                    </a:prstGeom>
+                    <a:noFill/>
+                    <a:ln>
+                      <a:noFill/>
+                    </a:ln>
+                  </pic:spPr>
+                </pic:pic>
+              </a:graphicData>
+            </a:graphic>
+          </wp:inline>
+        </w:drawing>
+      </w:r>
+    </w:p>
+    <w:p>
+      <w:pPr>
+        <w:rPr>
+          <w:rFonts w:hint="eastAsia"/>
+        </w:rPr>
+      </w:pPr>
+    </w:p>
+    <w:p>
+      <w:pPr>
+        <w:rPr>
+          <w:rFonts w:hint="eastAsia"/>
+        </w:rPr>
+      </w:pPr>
+    </w:p>
+    <w:p>
+      <w:pPr>
+        <w:rPr>
+          <w:rFonts w:hint="eastAsia"/>
+        </w:rPr>
+      </w:pPr>
+      <w:r>
+        <w:rPr>
+          <w:rFonts w:hint="eastAsia"/>
+          <w:noProof/>
+        </w:rPr>
+        <w:drawing>
+          <wp:inline distT="0" distB="0" distL="0" distR="0" wp14:anchorId="3D3921CC" wp14:editId="7E2AC4D1">
+            <wp:extent cx="4137880" cy="2390775"/>
+            <wp:effectExtent l="0" t="0" r="0" b="0"/>
+            <wp:docPr id="869763338" name="图片 1"/>
+            <wp:cNvGraphicFramePr>
+              <a:graphicFrameLocks xmlns:a="http://schemas.openxmlformats.org/drawingml/2006/main" noChangeAspect="1"/>
+            </wp:cNvGraphicFramePr>
+            <a:graphic xmlns:a="http://schemas.openxmlformats.org/drawingml/2006/main">
+              <a:graphicData uri="http://schemas.openxmlformats.org/drawingml/2006/picture">
+                <pic:pic xmlns:pic="http://schemas.openxmlformats.org/drawingml/2006/picture">
+                  <pic:nvPicPr>
+                    <pic:cNvPr id="0" name="Picture 12"/>
+                    <pic:cNvPicPr>
+                      <a:picLocks noChangeAspect="1" noChangeArrowheads="1"/>
+                    </pic:cNvPicPr>
+                  </pic:nvPicPr>
+                  <pic:blipFill>
+                    <a:blip r:embed="rId101">
+                      <a:extLst>
+                        <a:ext uri="{28A0092B-C50C-407E-A947-70E740481C1C}">
+                          <a14:useLocalDpi xmlns:a14="http://schemas.microsoft.com/office/drawing/2010/main" val="0"/>
+                        </a:ext>
+                      </a:extLst>
+                    </a:blip>
+                    <a:srcRect/>
+                    <a:stretch>
+                      <a:fillRect/>
+                    </a:stretch>
+                  </pic:blipFill>
+                  <pic:spPr bwMode="auto">
+                    <a:xfrm>
+                      <a:off x="0" y="0"/>
+                      <a:ext cx="4146752" cy="2395901"/>
+                    </a:xfrm>
+                    <a:prstGeom prst="rect">
+                      <a:avLst/>
+                    </a:prstGeom>
+                    <a:noFill/>
+                    <a:ln>
+                      <a:noFill/>
+                    </a:ln>
+                  </pic:spPr>
+                </pic:pic>
+              </a:graphicData>
+            </a:graphic>
+          </wp:inline>
+        </w:drawing>
+      </w:r>
     </w:p>
     <w:p>
       <w:pPr>
@@ -29810,6 +31765,3117 @@
           <w:szCs w:val="24"/>
         </w:rPr>
       </w:pPr>
+      <w:r>
+        <w:rPr>
+          <w:rFonts w:eastAsiaTheme="minorHAnsi" w:hint="eastAsia"/>
+          <w:b/>
+          <w:bCs/>
+          <w:noProof/>
+          <w:sz w:val="24"/>
+          <w:szCs w:val="24"/>
+        </w:rPr>
+        <w:lastRenderedPageBreak/>
+        <w:drawing>
+          <wp:inline distT="0" distB="0" distL="0" distR="0" wp14:anchorId="7C221424" wp14:editId="243F8995">
+            <wp:extent cx="6638925" cy="4562475"/>
+            <wp:effectExtent l="0" t="0" r="9525" b="9525"/>
+            <wp:docPr id="1743167627" name="图片 3"/>
+            <wp:cNvGraphicFramePr>
+              <a:graphicFrameLocks xmlns:a="http://schemas.openxmlformats.org/drawingml/2006/main" noChangeAspect="1"/>
+            </wp:cNvGraphicFramePr>
+            <a:graphic xmlns:a="http://schemas.openxmlformats.org/drawingml/2006/main">
+              <a:graphicData uri="http://schemas.openxmlformats.org/drawingml/2006/picture">
+                <pic:pic xmlns:pic="http://schemas.openxmlformats.org/drawingml/2006/picture">
+                  <pic:nvPicPr>
+                    <pic:cNvPr id="0" name="Picture 14"/>
+                    <pic:cNvPicPr>
+                      <a:picLocks noChangeAspect="1" noChangeArrowheads="1"/>
+                    </pic:cNvPicPr>
+                  </pic:nvPicPr>
+                  <pic:blipFill>
+                    <a:blip r:embed="rId102">
+                      <a:extLst>
+                        <a:ext uri="{28A0092B-C50C-407E-A947-70E740481C1C}">
+                          <a14:useLocalDpi xmlns:a14="http://schemas.microsoft.com/office/drawing/2010/main" val="0"/>
+                        </a:ext>
+                      </a:extLst>
+                    </a:blip>
+                    <a:srcRect/>
+                    <a:stretch>
+                      <a:fillRect/>
+                    </a:stretch>
+                  </pic:blipFill>
+                  <pic:spPr bwMode="auto">
+                    <a:xfrm>
+                      <a:off x="0" y="0"/>
+                      <a:ext cx="6638925" cy="4562475"/>
+                    </a:xfrm>
+                    <a:prstGeom prst="rect">
+                      <a:avLst/>
+                    </a:prstGeom>
+                    <a:noFill/>
+                    <a:ln>
+                      <a:noFill/>
+                    </a:ln>
+                  </pic:spPr>
+                </pic:pic>
+              </a:graphicData>
+            </a:graphic>
+          </wp:inline>
+        </w:drawing>
+      </w:r>
+    </w:p>
+    <w:p>
+      <w:pPr>
+        <w:jc w:val="left"/>
+        <w:rPr>
+          <w:rFonts w:eastAsiaTheme="minorHAnsi" w:hint="eastAsia"/>
+          <w:b/>
+          <w:bCs/>
+          <w:sz w:val="24"/>
+          <w:szCs w:val="24"/>
+        </w:rPr>
+      </w:pPr>
+      <w:r>
+        <w:rPr>
+          <w:rFonts w:eastAsiaTheme="minorHAnsi"/>
+          <w:b/>
+          <w:bCs/>
+          <w:noProof/>
+          <w:sz w:val="24"/>
+          <w:szCs w:val="24"/>
+        </w:rPr>
+        <w:drawing>
+          <wp:inline distT="0" distB="0" distL="0" distR="0" wp14:anchorId="4F606C3D" wp14:editId="08877BEB">
+            <wp:extent cx="6323162" cy="3390558"/>
+            <wp:effectExtent l="0" t="0" r="1905" b="635"/>
+            <wp:docPr id="1713944688" name="图片 1"/>
+            <wp:cNvGraphicFramePr>
+              <a:graphicFrameLocks xmlns:a="http://schemas.openxmlformats.org/drawingml/2006/main" noChangeAspect="1"/>
+            </wp:cNvGraphicFramePr>
+            <a:graphic xmlns:a="http://schemas.openxmlformats.org/drawingml/2006/main">
+              <a:graphicData uri="http://schemas.openxmlformats.org/drawingml/2006/picture">
+                <pic:pic xmlns:pic="http://schemas.openxmlformats.org/drawingml/2006/picture">
+                  <pic:nvPicPr>
+                    <pic:cNvPr id="1713944688" name=""/>
+                    <pic:cNvPicPr/>
+                  </pic:nvPicPr>
+                  <pic:blipFill>
+                    <a:blip r:embed="rId103"/>
+                    <a:stretch>
+                      <a:fillRect/>
+                    </a:stretch>
+                  </pic:blipFill>
+                  <pic:spPr>
+                    <a:xfrm>
+                      <a:off x="0" y="0"/>
+                      <a:ext cx="6328112" cy="3393212"/>
+                    </a:xfrm>
+                    <a:prstGeom prst="rect">
+                      <a:avLst/>
+                    </a:prstGeom>
+                  </pic:spPr>
+                </pic:pic>
+              </a:graphicData>
+            </a:graphic>
+          </wp:inline>
+        </w:drawing>
+      </w:r>
+    </w:p>
+    <w:p>
+      <w:pPr>
+        <w:jc w:val="left"/>
+        <w:rPr>
+          <w:rFonts w:eastAsiaTheme="minorHAnsi" w:hint="eastAsia"/>
+          <w:b/>
+          <w:bCs/>
+          <w:sz w:val="24"/>
+          <w:szCs w:val="24"/>
+        </w:rPr>
+      </w:pPr>
+      <w:r>
+        <w:rPr>
+          <w:rFonts w:eastAsiaTheme="minorHAnsi" w:hint="eastAsia"/>
+          <w:b/>
+          <w:bCs/>
+          <w:noProof/>
+          <w:sz w:val="24"/>
+          <w:szCs w:val="24"/>
+        </w:rPr>
+        <w:lastRenderedPageBreak/>
+        <w:drawing>
+          <wp:inline distT="0" distB="0" distL="0" distR="0" wp14:anchorId="08959D5B" wp14:editId="0F7A8DA8">
+            <wp:extent cx="4321834" cy="1495803"/>
+            <wp:effectExtent l="0" t="0" r="2540" b="9525"/>
+            <wp:docPr id="2066766453" name="图片 5"/>
+            <wp:cNvGraphicFramePr>
+              <a:graphicFrameLocks xmlns:a="http://schemas.openxmlformats.org/drawingml/2006/main" noChangeAspect="1"/>
+            </wp:cNvGraphicFramePr>
+            <a:graphic xmlns:a="http://schemas.openxmlformats.org/drawingml/2006/main">
+              <a:graphicData uri="http://schemas.openxmlformats.org/drawingml/2006/picture">
+                <pic:pic xmlns:pic="http://schemas.openxmlformats.org/drawingml/2006/picture">
+                  <pic:nvPicPr>
+                    <pic:cNvPr id="0" name="Picture 16"/>
+                    <pic:cNvPicPr>
+                      <a:picLocks noChangeAspect="1" noChangeArrowheads="1"/>
+                    </pic:cNvPicPr>
+                  </pic:nvPicPr>
+                  <pic:blipFill>
+                    <a:blip r:embed="rId104">
+                      <a:extLst>
+                        <a:ext uri="{28A0092B-C50C-407E-A947-70E740481C1C}">
+                          <a14:useLocalDpi xmlns:a14="http://schemas.microsoft.com/office/drawing/2010/main" val="0"/>
+                        </a:ext>
+                      </a:extLst>
+                    </a:blip>
+                    <a:srcRect/>
+                    <a:stretch>
+                      <a:fillRect/>
+                    </a:stretch>
+                  </pic:blipFill>
+                  <pic:spPr bwMode="auto">
+                    <a:xfrm>
+                      <a:off x="0" y="0"/>
+                      <a:ext cx="4335015" cy="1500365"/>
+                    </a:xfrm>
+                    <a:prstGeom prst="rect">
+                      <a:avLst/>
+                    </a:prstGeom>
+                    <a:noFill/>
+                    <a:ln>
+                      <a:noFill/>
+                    </a:ln>
+                  </pic:spPr>
+                </pic:pic>
+              </a:graphicData>
+            </a:graphic>
+          </wp:inline>
+        </w:drawing>
+      </w:r>
+    </w:p>
+    <w:p>
+      <w:pPr>
+        <w:jc w:val="left"/>
+        <w:rPr>
+          <w:rFonts w:eastAsiaTheme="minorHAnsi"/>
+          <w:b/>
+          <w:bCs/>
+          <w:sz w:val="24"/>
+          <w:szCs w:val="24"/>
+        </w:rPr>
+      </w:pPr>
+      <w:r>
+        <w:rPr>
+          <w:rFonts w:eastAsiaTheme="minorHAnsi" w:hint="eastAsia"/>
+          <w:b/>
+          <w:bCs/>
+          <w:noProof/>
+          <w:sz w:val="24"/>
+          <w:szCs w:val="24"/>
+        </w:rPr>
+        <w:drawing>
+          <wp:inline distT="0" distB="0" distL="0" distR="0" wp14:anchorId="7A72942B" wp14:editId="21849DFC">
+            <wp:extent cx="4244196" cy="1285444"/>
+            <wp:effectExtent l="0" t="0" r="4445" b="0"/>
+            <wp:docPr id="2123033418" name="图片 4"/>
+            <wp:cNvGraphicFramePr>
+              <a:graphicFrameLocks xmlns:a="http://schemas.openxmlformats.org/drawingml/2006/main" noChangeAspect="1"/>
+            </wp:cNvGraphicFramePr>
+            <a:graphic xmlns:a="http://schemas.openxmlformats.org/drawingml/2006/main">
+              <a:graphicData uri="http://schemas.openxmlformats.org/drawingml/2006/picture">
+                <pic:pic xmlns:pic="http://schemas.openxmlformats.org/drawingml/2006/picture">
+                  <pic:nvPicPr>
+                    <pic:cNvPr id="0" name="Picture 15"/>
+                    <pic:cNvPicPr>
+                      <a:picLocks noChangeAspect="1" noChangeArrowheads="1"/>
+                    </pic:cNvPicPr>
+                  </pic:nvPicPr>
+                  <pic:blipFill>
+                    <a:blip r:embed="rId105">
+                      <a:extLst>
+                        <a:ext uri="{28A0092B-C50C-407E-A947-70E740481C1C}">
+                          <a14:useLocalDpi xmlns:a14="http://schemas.microsoft.com/office/drawing/2010/main" val="0"/>
+                        </a:ext>
+                      </a:extLst>
+                    </a:blip>
+                    <a:srcRect/>
+                    <a:stretch>
+                      <a:fillRect/>
+                    </a:stretch>
+                  </pic:blipFill>
+                  <pic:spPr bwMode="auto">
+                    <a:xfrm>
+                      <a:off x="0" y="0"/>
+                      <a:ext cx="4266476" cy="1292192"/>
+                    </a:xfrm>
+                    <a:prstGeom prst="rect">
+                      <a:avLst/>
+                    </a:prstGeom>
+                    <a:noFill/>
+                    <a:ln>
+                      <a:noFill/>
+                    </a:ln>
+                  </pic:spPr>
+                </pic:pic>
+              </a:graphicData>
+            </a:graphic>
+          </wp:inline>
+        </w:drawing>
+      </w:r>
+    </w:p>
+    <w:p>
+      <w:pPr>
+        <w:widowControl/>
+        <w:jc w:val="left"/>
+        <w:rPr>
+          <w:rFonts w:eastAsiaTheme="minorHAnsi" w:hint="eastAsia"/>
+          <w:b/>
+          <w:bCs/>
+          <w:sz w:val="24"/>
+          <w:szCs w:val="24"/>
+        </w:rPr>
+      </w:pPr>
+      <w:r>
+        <w:rPr>
+          <w:rFonts w:eastAsiaTheme="minorHAnsi" w:hint="eastAsia"/>
+          <w:b/>
+          <w:bCs/>
+          <w:sz w:val="24"/>
+          <w:szCs w:val="24"/>
+        </w:rPr>
+        <w:br w:type="page"/>
+      </w:r>
+    </w:p>
+    <w:p>
+      <w:pPr>
+        <w:pStyle w:val="3"/>
+        <w:numPr>
+          <w:ilvl w:val="0"/>
+          <w:numId w:val="2"/>
+        </w:numPr>
+        <w:ind w:left="440" w:hanging="440"/>
+      </w:pPr>
+      <w:r>
+        <w:rPr>
+          <w:rFonts w:hint="eastAsia"/>
+        </w:rPr>
+        <w:lastRenderedPageBreak/>
+        <w:t>Set</w:t>
+      </w:r>
+      <w:r>
+        <w:rPr>
+          <w:rFonts w:hint="eastAsia"/>
+        </w:rPr>
+        <w:t>（</w:t>
+      </w:r>
+      <w:r>
+        <w:rPr>
+          <w:rFonts w:hint="eastAsia"/>
+        </w:rPr>
+        <w:t>集合</w:t>
+      </w:r>
+      <w:r>
+        <w:rPr>
+          <w:rFonts w:hint="eastAsia"/>
+        </w:rPr>
+        <w:t>）</w:t>
+      </w:r>
+    </w:p>
+    <w:p>
+      <w:pPr>
+        <w:pStyle w:val="4"/>
+      </w:pPr>
+      <w:r>
+        <w:rPr>
+          <w:rFonts w:hint="eastAsia"/>
+        </w:rPr>
+        <w:t>3.1 定义</w:t>
+      </w:r>
+    </w:p>
+    <w:p>
+      <w:pPr>
+        <w:rPr>
+          <w:rFonts w:hint="eastAsia"/>
+        </w:rPr>
+      </w:pPr>
+      <w:r>
+        <w:drawing>
+          <wp:inline distT="0" distB="0" distL="0" distR="0" wp14:anchorId="714518BF" wp14:editId="5ABEC4E9">
+            <wp:extent cx="6645910" cy="320040"/>
+            <wp:effectExtent l="0" t="0" r="2540" b="3810"/>
+            <wp:docPr id="243363937" name="图片 1"/>
+            <wp:cNvGraphicFramePr>
+              <a:graphicFrameLocks xmlns:a="http://schemas.openxmlformats.org/drawingml/2006/main" noChangeAspect="1"/>
+            </wp:cNvGraphicFramePr>
+            <a:graphic xmlns:a="http://schemas.openxmlformats.org/drawingml/2006/main">
+              <a:graphicData uri="http://schemas.openxmlformats.org/drawingml/2006/picture">
+                <pic:pic xmlns:pic="http://schemas.openxmlformats.org/drawingml/2006/picture">
+                  <pic:nvPicPr>
+                    <pic:cNvPr id="243363937" name=""/>
+                    <pic:cNvPicPr/>
+                  </pic:nvPicPr>
+                  <pic:blipFill>
+                    <a:blip r:embed="rId106"/>
+                    <a:stretch>
+                      <a:fillRect/>
+                    </a:stretch>
+                  </pic:blipFill>
+                  <pic:spPr>
+                    <a:xfrm>
+                      <a:off x="0" y="0"/>
+                      <a:ext cx="6645910" cy="320040"/>
+                    </a:xfrm>
+                    <a:prstGeom prst="rect">
+                      <a:avLst/>
+                    </a:prstGeom>
+                  </pic:spPr>
+                </pic:pic>
+              </a:graphicData>
+            </a:graphic>
+          </wp:inline>
+        </w:drawing>
+      </w:r>
+      <w:r>
+        <w:drawing>
+          <wp:inline distT="0" distB="0" distL="0" distR="0" wp14:anchorId="3EEED58D" wp14:editId="79C06D20">
+            <wp:extent cx="6645910" cy="1802130"/>
+            <wp:effectExtent l="0" t="0" r="2540" b="7620"/>
+            <wp:docPr id="1829881158" name="图片 1"/>
+            <wp:cNvGraphicFramePr>
+              <a:graphicFrameLocks xmlns:a="http://schemas.openxmlformats.org/drawingml/2006/main" noChangeAspect="1"/>
+            </wp:cNvGraphicFramePr>
+            <a:graphic xmlns:a="http://schemas.openxmlformats.org/drawingml/2006/main">
+              <a:graphicData uri="http://schemas.openxmlformats.org/drawingml/2006/picture">
+                <pic:pic xmlns:pic="http://schemas.openxmlformats.org/drawingml/2006/picture">
+                  <pic:nvPicPr>
+                    <pic:cNvPr id="1829881158" name=""/>
+                    <pic:cNvPicPr/>
+                  </pic:nvPicPr>
+                  <pic:blipFill>
+                    <a:blip r:embed="rId107"/>
+                    <a:stretch>
+                      <a:fillRect/>
+                    </a:stretch>
+                  </pic:blipFill>
+                  <pic:spPr>
+                    <a:xfrm>
+                      <a:off x="0" y="0"/>
+                      <a:ext cx="6645910" cy="1802130"/>
+                    </a:xfrm>
+                    <a:prstGeom prst="rect">
+                      <a:avLst/>
+                    </a:prstGeom>
+                  </pic:spPr>
+                </pic:pic>
+              </a:graphicData>
+            </a:graphic>
+          </wp:inline>
+        </w:drawing>
+      </w:r>
+    </w:p>
+    <w:p>
+      <w:pPr>
+        <w:jc w:val="left"/>
+        <w:rPr>
+          <w:rFonts w:eastAsiaTheme="minorHAnsi"/>
+          <w:b/>
+          <w:bCs/>
+          <w:sz w:val="24"/>
+          <w:szCs w:val="24"/>
+        </w:rPr>
+      </w:pPr>
+    </w:p>
+    <w:p>
+      <w:pPr>
+        <w:jc w:val="left"/>
+        <w:rPr>
+          <w:rFonts w:eastAsiaTheme="minorHAnsi"/>
+          <w:b/>
+          <w:bCs/>
+          <w:sz w:val="24"/>
+          <w:szCs w:val="24"/>
+        </w:rPr>
+      </w:pPr>
+      <w:r>
+        <w:rPr>
+          <w:rFonts w:eastAsiaTheme="minorHAnsi"/>
+          <w:b/>
+          <w:bCs/>
+          <w:sz w:val="24"/>
+          <w:szCs w:val="24"/>
+        </w:rPr>
+        <w:drawing>
+          <wp:inline distT="0" distB="0" distL="0" distR="0" wp14:anchorId="1255EEFE" wp14:editId="73A3C1EC">
+            <wp:extent cx="6645910" cy="631190"/>
+            <wp:effectExtent l="0" t="0" r="2540" b="0"/>
+            <wp:docPr id="2075674358" name="图片 1"/>
+            <wp:cNvGraphicFramePr>
+              <a:graphicFrameLocks xmlns:a="http://schemas.openxmlformats.org/drawingml/2006/main" noChangeAspect="1"/>
+            </wp:cNvGraphicFramePr>
+            <a:graphic xmlns:a="http://schemas.openxmlformats.org/drawingml/2006/main">
+              <a:graphicData uri="http://schemas.openxmlformats.org/drawingml/2006/picture">
+                <pic:pic xmlns:pic="http://schemas.openxmlformats.org/drawingml/2006/picture">
+                  <pic:nvPicPr>
+                    <pic:cNvPr id="2075674358" name=""/>
+                    <pic:cNvPicPr/>
+                  </pic:nvPicPr>
+                  <pic:blipFill>
+                    <a:blip r:embed="rId108"/>
+                    <a:stretch>
+                      <a:fillRect/>
+                    </a:stretch>
+                  </pic:blipFill>
+                  <pic:spPr>
+                    <a:xfrm>
+                      <a:off x="0" y="0"/>
+                      <a:ext cx="6645910" cy="631190"/>
+                    </a:xfrm>
+                    <a:prstGeom prst="rect">
+                      <a:avLst/>
+                    </a:prstGeom>
+                  </pic:spPr>
+                </pic:pic>
+              </a:graphicData>
+            </a:graphic>
+          </wp:inline>
+        </w:drawing>
+      </w:r>
+    </w:p>
+    <w:p>
+      <w:pPr>
+        <w:jc w:val="left"/>
+        <w:rPr>
+          <w:rFonts w:eastAsiaTheme="minorHAnsi"/>
+          <w:b/>
+          <w:bCs/>
+          <w:sz w:val="24"/>
+          <w:szCs w:val="24"/>
+        </w:rPr>
+      </w:pPr>
+      <w:r>
+        <w:rPr>
+          <w:rFonts w:eastAsiaTheme="minorHAnsi"/>
+          <w:b/>
+          <w:bCs/>
+          <w:sz w:val="24"/>
+          <w:szCs w:val="24"/>
+        </w:rPr>
+        <w:drawing>
+          <wp:inline distT="0" distB="0" distL="0" distR="0" wp14:anchorId="46199BDA" wp14:editId="7D7A4F14">
+            <wp:extent cx="6645910" cy="2242185"/>
+            <wp:effectExtent l="0" t="0" r="2540" b="5715"/>
+            <wp:docPr id="1638240156" name="图片 1"/>
+            <wp:cNvGraphicFramePr>
+              <a:graphicFrameLocks xmlns:a="http://schemas.openxmlformats.org/drawingml/2006/main" noChangeAspect="1"/>
+            </wp:cNvGraphicFramePr>
+            <a:graphic xmlns:a="http://schemas.openxmlformats.org/drawingml/2006/main">
+              <a:graphicData uri="http://schemas.openxmlformats.org/drawingml/2006/picture">
+                <pic:pic xmlns:pic="http://schemas.openxmlformats.org/drawingml/2006/picture">
+                  <pic:nvPicPr>
+                    <pic:cNvPr id="1638240156" name=""/>
+                    <pic:cNvPicPr/>
+                  </pic:nvPicPr>
+                  <pic:blipFill>
+                    <a:blip r:embed="rId109"/>
+                    <a:stretch>
+                      <a:fillRect/>
+                    </a:stretch>
+                  </pic:blipFill>
+                  <pic:spPr>
+                    <a:xfrm>
+                      <a:off x="0" y="0"/>
+                      <a:ext cx="6645910" cy="2242185"/>
+                    </a:xfrm>
+                    <a:prstGeom prst="rect">
+                      <a:avLst/>
+                    </a:prstGeom>
+                  </pic:spPr>
+                </pic:pic>
+              </a:graphicData>
+            </a:graphic>
+          </wp:inline>
+        </w:drawing>
+      </w:r>
+    </w:p>
+    <w:p>
+      <w:pPr>
+        <w:jc w:val="left"/>
+        <w:rPr>
+          <w:rFonts w:eastAsiaTheme="minorHAnsi"/>
+          <w:b/>
+          <w:bCs/>
+          <w:sz w:val="24"/>
+          <w:szCs w:val="24"/>
+        </w:rPr>
+      </w:pPr>
+    </w:p>
+    <w:p>
+      <w:pPr>
+        <w:jc w:val="left"/>
+        <w:rPr>
+          <w:rFonts w:eastAsiaTheme="minorHAnsi" w:hint="eastAsia"/>
+          <w:b/>
+          <w:bCs/>
+          <w:sz w:val="24"/>
+          <w:szCs w:val="24"/>
+        </w:rPr>
+      </w:pPr>
+      <w:r>
+        <w:rPr>
+          <w:rFonts w:eastAsiaTheme="minorHAnsi"/>
+          <w:b/>
+          <w:bCs/>
+          <w:sz w:val="24"/>
+          <w:szCs w:val="24"/>
+        </w:rPr>
+        <w:drawing>
+          <wp:inline distT="0" distB="0" distL="0" distR="0" wp14:anchorId="3881EE8D" wp14:editId="6498F4BB">
+            <wp:extent cx="6645910" cy="514985"/>
+            <wp:effectExtent l="0" t="0" r="2540" b="0"/>
+            <wp:docPr id="2114544332" name="图片 1"/>
+            <wp:cNvGraphicFramePr>
+              <a:graphicFrameLocks xmlns:a="http://schemas.openxmlformats.org/drawingml/2006/main" noChangeAspect="1"/>
+            </wp:cNvGraphicFramePr>
+            <a:graphic xmlns:a="http://schemas.openxmlformats.org/drawingml/2006/main">
+              <a:graphicData uri="http://schemas.openxmlformats.org/drawingml/2006/picture">
+                <pic:pic xmlns:pic="http://schemas.openxmlformats.org/drawingml/2006/picture">
+                  <pic:nvPicPr>
+                    <pic:cNvPr id="2114544332" name=""/>
+                    <pic:cNvPicPr/>
+                  </pic:nvPicPr>
+                  <pic:blipFill>
+                    <a:blip r:embed="rId110"/>
+                    <a:stretch>
+                      <a:fillRect/>
+                    </a:stretch>
+                  </pic:blipFill>
+                  <pic:spPr>
+                    <a:xfrm>
+                      <a:off x="0" y="0"/>
+                      <a:ext cx="6645910" cy="514985"/>
+                    </a:xfrm>
+                    <a:prstGeom prst="rect">
+                      <a:avLst/>
+                    </a:prstGeom>
+                  </pic:spPr>
+                </pic:pic>
+              </a:graphicData>
+            </a:graphic>
+          </wp:inline>
+        </w:drawing>
+      </w:r>
+    </w:p>
+    <w:p>
+      <w:pPr>
+        <w:jc w:val="left"/>
+        <w:rPr>
+          <w:rFonts w:eastAsiaTheme="minorHAnsi"/>
+          <w:b/>
+          <w:bCs/>
+          <w:sz w:val="24"/>
+          <w:szCs w:val="24"/>
+        </w:rPr>
+      </w:pPr>
+      <w:r>
+        <w:rPr>
+          <w:rFonts w:eastAsiaTheme="minorHAnsi"/>
+          <w:b/>
+          <w:bCs/>
+          <w:sz w:val="24"/>
+          <w:szCs w:val="24"/>
+        </w:rPr>
+        <w:drawing>
+          <wp:inline distT="0" distB="0" distL="0" distR="0" wp14:anchorId="1431DE77" wp14:editId="10304F31">
+            <wp:extent cx="6645910" cy="1787525"/>
+            <wp:effectExtent l="0" t="0" r="2540" b="3175"/>
+            <wp:docPr id="1138840067" name="图片 1"/>
+            <wp:cNvGraphicFramePr>
+              <a:graphicFrameLocks xmlns:a="http://schemas.openxmlformats.org/drawingml/2006/main" noChangeAspect="1"/>
+            </wp:cNvGraphicFramePr>
+            <a:graphic xmlns:a="http://schemas.openxmlformats.org/drawingml/2006/main">
+              <a:graphicData uri="http://schemas.openxmlformats.org/drawingml/2006/picture">
+                <pic:pic xmlns:pic="http://schemas.openxmlformats.org/drawingml/2006/picture">
+                  <pic:nvPicPr>
+                    <pic:cNvPr id="1138840067" name=""/>
+                    <pic:cNvPicPr/>
+                  </pic:nvPicPr>
+                  <pic:blipFill>
+                    <a:blip r:embed="rId111"/>
+                    <a:stretch>
+                      <a:fillRect/>
+                    </a:stretch>
+                  </pic:blipFill>
+                  <pic:spPr>
+                    <a:xfrm>
+                      <a:off x="0" y="0"/>
+                      <a:ext cx="6645910" cy="1787525"/>
+                    </a:xfrm>
+                    <a:prstGeom prst="rect">
+                      <a:avLst/>
+                    </a:prstGeom>
+                  </pic:spPr>
+                </pic:pic>
+              </a:graphicData>
+            </a:graphic>
+          </wp:inline>
+        </w:drawing>
+      </w:r>
+    </w:p>
+    <w:p>
+      <w:pPr>
+        <w:jc w:val="left"/>
+        <w:rPr>
+          <w:rFonts w:eastAsiaTheme="minorHAnsi"/>
+          <w:b/>
+          <w:bCs/>
+          <w:sz w:val="24"/>
+          <w:szCs w:val="24"/>
+        </w:rPr>
+      </w:pPr>
+      <w:r>
+        <w:rPr>
+          <w:rFonts w:eastAsiaTheme="minorHAnsi"/>
+          <w:b/>
+          <w:bCs/>
+          <w:sz w:val="24"/>
+          <w:szCs w:val="24"/>
+        </w:rPr>
+        <w:lastRenderedPageBreak/>
+        <w:drawing>
+          <wp:inline distT="0" distB="0" distL="0" distR="0" wp14:anchorId="4D039D95" wp14:editId="1EC13792">
+            <wp:extent cx="4972744" cy="295316"/>
+            <wp:effectExtent l="0" t="0" r="0" b="9525"/>
+            <wp:docPr id="213669331" name="图片 1"/>
+            <wp:cNvGraphicFramePr>
+              <a:graphicFrameLocks xmlns:a="http://schemas.openxmlformats.org/drawingml/2006/main" noChangeAspect="1"/>
+            </wp:cNvGraphicFramePr>
+            <a:graphic xmlns:a="http://schemas.openxmlformats.org/drawingml/2006/main">
+              <a:graphicData uri="http://schemas.openxmlformats.org/drawingml/2006/picture">
+                <pic:pic xmlns:pic="http://schemas.openxmlformats.org/drawingml/2006/picture">
+                  <pic:nvPicPr>
+                    <pic:cNvPr id="213669331" name=""/>
+                    <pic:cNvPicPr/>
+                  </pic:nvPicPr>
+                  <pic:blipFill>
+                    <a:blip r:embed="rId112"/>
+                    <a:stretch>
+                      <a:fillRect/>
+                    </a:stretch>
+                  </pic:blipFill>
+                  <pic:spPr>
+                    <a:xfrm>
+                      <a:off x="0" y="0"/>
+                      <a:ext cx="4972744" cy="295316"/>
+                    </a:xfrm>
+                    <a:prstGeom prst="rect">
+                      <a:avLst/>
+                    </a:prstGeom>
+                  </pic:spPr>
+                </pic:pic>
+              </a:graphicData>
+            </a:graphic>
+          </wp:inline>
+        </w:drawing>
+      </w:r>
+    </w:p>
+    <w:p>
+      <w:pPr>
+        <w:jc w:val="left"/>
+        <w:rPr>
+          <w:rFonts w:eastAsiaTheme="minorHAnsi"/>
+          <w:b/>
+          <w:bCs/>
+          <w:sz w:val="24"/>
+          <w:szCs w:val="24"/>
+        </w:rPr>
+      </w:pPr>
+      <w:r>
+        <w:rPr>
+          <w:rFonts w:eastAsiaTheme="minorHAnsi" w:hint="eastAsia"/>
+          <w:b/>
+          <w:bCs/>
+          <w:sz w:val="24"/>
+          <w:szCs w:val="24"/>
+        </w:rPr>
+        <w:t>总结</w:t>
+      </w:r>
+      <w:r>
+        <w:rPr>
+          <w:rFonts w:eastAsiaTheme="minorHAnsi" w:hint="eastAsia"/>
+          <w:b/>
+          <w:bCs/>
+          <w:sz w:val="24"/>
+          <w:szCs w:val="24"/>
+        </w:rPr>
+        <w:t>：</w:t>
+      </w:r>
+    </w:p>
+    <w:tbl>
+      <w:tblPr>
+        <w:tblStyle w:val="af1"/>
+        <w:tblW w:w="0" w:type="auto"/>
+        <w:tblBorders>
+          <w:top w:val="none" w:sz="0" w:space="0" w:color="auto"/>
+          <w:left w:val="none" w:sz="0" w:space="0" w:color="auto"/>
+          <w:bottom w:val="none" w:sz="0" w:space="0" w:color="auto"/>
+          <w:right w:val="none" w:sz="0" w:space="0" w:color="auto"/>
+          <w:insideH w:val="none" w:sz="0" w:space="0" w:color="auto"/>
+          <w:insideV w:val="none" w:sz="0" w:space="0" w:color="auto"/>
+        </w:tblBorders>
+        <w:tblLook w:val="04A0" w:firstRow="1" w:lastRow="0" w:firstColumn="1" w:lastColumn="0" w:noHBand="0" w:noVBand="1"/>
+      </w:tblPr>
+      <w:tblGrid>
+        <w:gridCol w:w="2122"/>
+        <w:gridCol w:w="4394"/>
+        <w:gridCol w:w="3940"/>
+      </w:tblGrid>
+      <w:tr>
+        <w:tc>
+          <w:tcPr>
+            <w:tcW w:w="2122" w:type="dxa"/>
+          </w:tcPr>
+          <w:p>
+            <w:pPr>
+              <w:jc w:val="left"/>
+              <w:rPr>
+                <w:rFonts w:eastAsiaTheme="minorHAnsi" w:hint="eastAsia"/>
+                <w:b/>
+                <w:bCs/>
+                <w:sz w:val="24"/>
+                <w:szCs w:val="24"/>
+              </w:rPr>
+            </w:pPr>
+            <w:r>
+              <w:rPr>
+                <w:rFonts w:eastAsiaTheme="minorHAnsi" w:hint="eastAsia"/>
+                <w:b/>
+                <w:bCs/>
+                <w:sz w:val="24"/>
+                <w:szCs w:val="24"/>
+              </w:rPr>
+              <w:t>Z</w:t>
+            </w:r>
+          </w:p>
+        </w:tc>
+        <w:tc>
+          <w:tcPr>
+            <w:tcW w:w="4394" w:type="dxa"/>
+          </w:tcPr>
+          <w:p>
+            <w:pPr>
+              <w:jc w:val="left"/>
+              <w:rPr>
+                <w:rFonts w:eastAsiaTheme="minorHAnsi" w:hint="eastAsia"/>
+                <w:b/>
+                <w:bCs/>
+                <w:sz w:val="24"/>
+                <w:szCs w:val="24"/>
+              </w:rPr>
+            </w:pPr>
+            <w:r>
+              <w:rPr>
+                <w:rFonts w:eastAsiaTheme="minorHAnsi"/>
+                <w:b/>
+                <w:bCs/>
+                <w:sz w:val="24"/>
+                <w:szCs w:val="24"/>
+              </w:rPr>
+              <w:t>{... , -2, -1, 0, 1, 2, ...}</w:t>
+            </w:r>
+          </w:p>
+        </w:tc>
+        <w:tc>
+          <w:tcPr>
+            <w:tcW w:w="3940" w:type="dxa"/>
+          </w:tcPr>
+          <w:p>
+            <w:pPr>
+              <w:jc w:val="left"/>
+              <w:rPr>
+                <w:rFonts w:eastAsiaTheme="minorHAnsi" w:hint="eastAsia"/>
+                <w:b/>
+                <w:bCs/>
+                <w:sz w:val="24"/>
+                <w:szCs w:val="24"/>
+              </w:rPr>
+            </w:pPr>
+            <w:r>
+              <w:rPr>
+                <w:rFonts w:eastAsiaTheme="minorHAnsi" w:hint="eastAsia"/>
+                <w:b/>
+                <w:bCs/>
+                <w:sz w:val="24"/>
+                <w:szCs w:val="24"/>
+              </w:rPr>
+              <w:t>所有整数</w:t>
+            </w:r>
+          </w:p>
+        </w:tc>
+      </w:tr>
+      <w:tr>
+        <w:tc>
+          <w:tcPr>
+            <w:tcW w:w="2122" w:type="dxa"/>
+          </w:tcPr>
+          <w:p>
+            <w:pPr>
+              <w:jc w:val="left"/>
+              <w:rPr>
+                <w:rFonts w:eastAsiaTheme="minorHAnsi" w:hint="eastAsia"/>
+                <w:b/>
+                <w:bCs/>
+                <w:sz w:val="24"/>
+                <w:szCs w:val="24"/>
+              </w:rPr>
+            </w:pPr>
+            <w:r>
+              <w:rPr>
+                <w:rFonts w:eastAsiaTheme="minorHAnsi" w:hint="eastAsia"/>
+                <w:b/>
+                <w:bCs/>
+                <w:sz w:val="24"/>
+                <w:szCs w:val="24"/>
+              </w:rPr>
+              <w:t>Z</w:t>
+            </w:r>
+            <w:r>
+              <w:rPr>
+                <w:rFonts w:eastAsiaTheme="minorHAnsi" w:hint="eastAsia"/>
+                <w:b/>
+                <w:bCs/>
+                <w:sz w:val="24"/>
+                <w:szCs w:val="24"/>
+              </w:rPr>
+              <w:t>+</w:t>
+            </w:r>
+            <w:r>
+              <w:rPr>
+                <w:rFonts w:eastAsiaTheme="minorHAnsi" w:hint="eastAsia"/>
+                <w:b/>
+                <w:bCs/>
+                <w:sz w:val="24"/>
+                <w:szCs w:val="24"/>
+              </w:rPr>
+              <w:t xml:space="preserve">   、 n</w:t>
+            </w:r>
+          </w:p>
+        </w:tc>
+        <w:tc>
+          <w:tcPr>
+            <w:tcW w:w="4394" w:type="dxa"/>
+          </w:tcPr>
+          <w:p>
+            <w:pPr>
+              <w:jc w:val="left"/>
+              <w:rPr>
+                <w:rFonts w:eastAsiaTheme="minorHAnsi"/>
+                <w:b/>
+                <w:bCs/>
+                <w:sz w:val="24"/>
+                <w:szCs w:val="24"/>
+              </w:rPr>
+            </w:pPr>
+            <w:r>
+              <w:rPr>
+                <w:rFonts w:eastAsiaTheme="minorHAnsi"/>
+                <w:b/>
+                <w:bCs/>
+                <w:sz w:val="24"/>
+                <w:szCs w:val="24"/>
+              </w:rPr>
+              <w:t>{1, 2, ... , n}</w:t>
+            </w:r>
+          </w:p>
+        </w:tc>
+        <w:tc>
+          <w:tcPr>
+            <w:tcW w:w="3940" w:type="dxa"/>
+          </w:tcPr>
+          <w:p>
+            <w:pPr>
+              <w:jc w:val="left"/>
+              <w:rPr>
+                <w:rFonts w:eastAsiaTheme="minorHAnsi" w:hint="eastAsia"/>
+                <w:b/>
+                <w:bCs/>
+                <w:sz w:val="24"/>
+                <w:szCs w:val="24"/>
+              </w:rPr>
+            </w:pPr>
+            <w:r>
+              <w:rPr>
+                <w:rFonts w:eastAsiaTheme="minorHAnsi" w:hint="eastAsia"/>
+                <w:b/>
+                <w:bCs/>
+                <w:sz w:val="24"/>
+                <w:szCs w:val="24"/>
+              </w:rPr>
+              <w:t>正整数（不包含0）</w:t>
+            </w:r>
+          </w:p>
+        </w:tc>
+      </w:tr>
+      <w:tr>
+        <w:tc>
+          <w:tcPr>
+            <w:tcW w:w="2122" w:type="dxa"/>
+          </w:tcPr>
+          <w:p>
+            <w:pPr>
+              <w:jc w:val="left"/>
+              <w:rPr>
+                <w:rFonts w:eastAsiaTheme="minorHAnsi" w:hint="eastAsia"/>
+                <w:b/>
+                <w:bCs/>
+                <w:sz w:val="24"/>
+                <w:szCs w:val="24"/>
+              </w:rPr>
+            </w:pPr>
+            <w:r>
+              <w:rPr>
+                <w:rFonts w:eastAsiaTheme="minorHAnsi" w:hint="eastAsia"/>
+                <w:b/>
+                <w:bCs/>
+                <w:sz w:val="24"/>
+                <w:szCs w:val="24"/>
+              </w:rPr>
+              <w:t>Z-</w:t>
+            </w:r>
+          </w:p>
+        </w:tc>
+        <w:tc>
+          <w:tcPr>
+            <w:tcW w:w="4394" w:type="dxa"/>
+          </w:tcPr>
+          <w:p>
+            <w:pPr>
+              <w:jc w:val="left"/>
+              <w:rPr>
+                <w:rFonts w:eastAsiaTheme="minorHAnsi"/>
+                <w:b/>
+                <w:bCs/>
+                <w:sz w:val="24"/>
+                <w:szCs w:val="24"/>
+              </w:rPr>
+            </w:pPr>
+            <w:r>
+              <w:rPr>
+                <w:rFonts w:eastAsiaTheme="minorHAnsi"/>
+                <w:b/>
+                <w:bCs/>
+                <w:sz w:val="24"/>
+                <w:szCs w:val="24"/>
+              </w:rPr>
+              <w:t>{... , -2, -1}</w:t>
+            </w:r>
+          </w:p>
+        </w:tc>
+        <w:tc>
+          <w:tcPr>
+            <w:tcW w:w="3940" w:type="dxa"/>
+          </w:tcPr>
+          <w:p>
+            <w:pPr>
+              <w:jc w:val="left"/>
+              <w:rPr>
+                <w:rFonts w:eastAsiaTheme="minorHAnsi" w:hint="eastAsia"/>
+                <w:b/>
+                <w:bCs/>
+                <w:sz w:val="24"/>
+                <w:szCs w:val="24"/>
+              </w:rPr>
+            </w:pPr>
+            <w:r>
+              <w:rPr>
+                <w:rFonts w:eastAsiaTheme="minorHAnsi" w:hint="eastAsia"/>
+                <w:b/>
+                <w:bCs/>
+                <w:sz w:val="24"/>
+                <w:szCs w:val="24"/>
+              </w:rPr>
+              <w:t>负整数</w:t>
+            </w:r>
+            <w:r>
+              <w:rPr>
+                <w:rFonts w:eastAsiaTheme="minorHAnsi" w:hint="eastAsia"/>
+                <w:b/>
+                <w:bCs/>
+                <w:sz w:val="24"/>
+                <w:szCs w:val="24"/>
+              </w:rPr>
+              <w:t>（不包含0）</w:t>
+            </w:r>
+          </w:p>
+        </w:tc>
+      </w:tr>
+      <w:tr>
+        <w:tc>
+          <w:tcPr>
+            <w:tcW w:w="2122" w:type="dxa"/>
+          </w:tcPr>
+          <w:p>
+            <w:pPr>
+              <w:jc w:val="left"/>
+              <w:rPr>
+                <w:rFonts w:eastAsiaTheme="minorHAnsi" w:hint="eastAsia"/>
+                <w:b/>
+                <w:bCs/>
+                <w:sz w:val="24"/>
+                <w:szCs w:val="24"/>
+              </w:rPr>
+            </w:pPr>
+            <w:r>
+              <w:rPr>
+                <w:rFonts w:eastAsiaTheme="minorHAnsi"/>
+                <w:b/>
+                <w:bCs/>
+                <w:sz w:val="24"/>
+                <w:szCs w:val="24"/>
+              </w:rPr>
+              <w:t>Q</w:t>
+            </w:r>
+          </w:p>
+        </w:tc>
+        <w:tc>
+          <w:tcPr>
+            <w:tcW w:w="4394" w:type="dxa"/>
+          </w:tcPr>
+          <w:p>
+            <w:pPr>
+              <w:jc w:val="left"/>
+              <w:rPr>
+                <w:rFonts w:eastAsiaTheme="minorHAnsi" w:hint="eastAsia"/>
+                <w:b/>
+                <w:bCs/>
+                <w:sz w:val="24"/>
+                <w:szCs w:val="24"/>
+              </w:rPr>
+            </w:pPr>
+            <w:r>
+              <w:rPr>
+                <w:rFonts w:eastAsiaTheme="minorHAnsi"/>
+                <w:b/>
+                <w:bCs/>
+                <w:sz w:val="24"/>
+                <w:szCs w:val="24"/>
+              </w:rPr>
+              <w:t xml:space="preserve">{p/q | p ∈ Z, q ∈ Z, q </w:t>
+            </w:r>
+            <w:r>
+              <w:rPr>
+                <w:rFonts w:ascii="Times New Roman" w:eastAsiaTheme="minorHAnsi" w:hAnsi="Times New Roman" w:cs="Times New Roman"/>
+                <w:b/>
+                <w:bCs/>
+                <w:sz w:val="24"/>
+                <w:szCs w:val="24"/>
+              </w:rPr>
+              <w:t≯</w:t>
+            </w:r>
+            <w:r>
+              <w:rPr>
+                <w:rFonts w:eastAsiaTheme="minorHAnsi"/>
+                <w:b/>
+                <w:bCs/>
+                <w:sz w:val="24"/>
+                <w:szCs w:val="24"/>
+              </w:rPr>
+              <w:t xml:space="preserve">= 0} </w:t>
+            </w:r>
+          </w:p>
+        </w:tc>
+        <w:tc>
+          <w:tcPr>
+            <w:tcW w:w="3940" w:type="dxa"/>
+          </w:tcPr>
+          <w:p>
+            <w:pPr>
+              <w:jc w:val="left"/>
+              <w:rPr>
+                <w:rFonts w:eastAsiaTheme="minorHAnsi" w:hint="eastAsia"/>
+                <w:b/>
+                <w:bCs/>
+                <w:sz w:val="24"/>
+                <w:szCs w:val="24"/>
+              </w:rPr>
+            </w:pPr>
+            <w:r>
+              <w:rPr>
+                <w:rFonts w:eastAsiaTheme="minorHAnsi" w:hint="eastAsia"/>
+                <w:b/>
+                <w:bCs/>
+                <w:sz w:val="24"/>
+                <w:szCs w:val="24"/>
+              </w:rPr>
+              <w:t>有理数: 整数+分数+无限不循环小数</w:t>
+            </w:r>
+          </w:p>
+        </w:tc>
+      </w:tr>
+      <w:tr>
+        <w:tc>
+          <w:tcPr>
+            <w:tcW w:w="2122" w:type="dxa"/>
+          </w:tcPr>
+          <w:p>
+            <w:pPr>
+              <w:jc w:val="left"/>
+              <w:rPr>
+                <w:rFonts w:eastAsiaTheme="minorHAnsi"/>
+                <w:b/>
+                <w:bCs/>
+                <w:sz w:val="24"/>
+                <w:szCs w:val="24"/>
+              </w:rPr>
+            </w:pPr>
+            <w:r>
+              <w:rPr>
+                <w:rFonts w:eastAsiaTheme="minorHAnsi" w:hint="eastAsia"/>
+                <w:b/>
+                <w:bCs/>
+                <w:sz w:val="24"/>
+                <w:szCs w:val="24"/>
+              </w:rPr>
+              <w:t>R</w:t>
+            </w:r>
+          </w:p>
+        </w:tc>
+        <w:tc>
+          <w:tcPr>
+            <w:tcW w:w="4394" w:type="dxa"/>
+          </w:tcPr>
+          <w:p>
+            <w:pPr>
+              <w:jc w:val="left"/>
+              <w:rPr>
+                <w:rFonts w:eastAsiaTheme="minorHAnsi"/>
+                <w:b/>
+                <w:bCs/>
+                <w:sz w:val="24"/>
+                <w:szCs w:val="24"/>
+              </w:rPr>
+            </w:pPr>
+          </w:p>
+        </w:tc>
+        <w:tc>
+          <w:tcPr>
+            <w:tcW w:w="3940" w:type="dxa"/>
+          </w:tcPr>
+          <w:p>
+            <w:pPr>
+              <w:jc w:val="left"/>
+              <w:rPr>
+                <w:rFonts w:eastAsiaTheme="minorHAnsi" w:hint="eastAsia"/>
+                <w:b/>
+                <w:bCs/>
+                <w:sz w:val="24"/>
+                <w:szCs w:val="24"/>
+              </w:rPr>
+            </w:pPr>
+            <w:r>
+              <w:rPr>
+                <w:rFonts w:eastAsiaTheme="minorHAnsi" w:hint="eastAsia"/>
+                <w:b/>
+                <w:bCs/>
+                <w:sz w:val="24"/>
+                <w:szCs w:val="24"/>
+              </w:rPr>
+              <w:t>所有实数</w:t>
+            </w:r>
+            <w:r>
+              <w:rPr>
+                <w:rFonts w:eastAsiaTheme="minorHAnsi" w:hint="eastAsia"/>
+                <w:b/>
+                <w:bCs/>
+                <w:sz w:val="24"/>
+                <w:szCs w:val="24"/>
+              </w:rPr>
+              <w:t>：有理数+无理数</w:t>
+            </w:r>
+          </w:p>
+        </w:tc>
+      </w:tr>
+      <w:tr>
+        <w:tc>
+          <w:tcPr>
+            <w:tcW w:w="2122" w:type="dxa"/>
+          </w:tcPr>
+          <w:p>
+            <w:pPr>
+              <w:jc w:val="left"/>
+              <w:rPr>
+                <w:rFonts w:eastAsiaTheme="minorHAnsi" w:hint="eastAsia"/>
+                <w:b/>
+                <w:bCs/>
+                <w:sz w:val="24"/>
+                <w:szCs w:val="24"/>
+              </w:rPr>
+            </w:pPr>
+            <w:r>
+              <w:rPr>
+                <w:rFonts w:eastAsiaTheme="minorHAnsi"/>
+                <w:b/>
+                <w:bCs/>
+                <w:sz w:val="24"/>
+                <w:szCs w:val="24"/>
+              </w:rPr>
+              <w:t>{x ∈ Z | x ≥ 0}</w:t>
+            </w:r>
+          </w:p>
+        </w:tc>
+        <w:tc>
+          <w:tcPr>
+            <w:tcW w:w="4394" w:type="dxa"/>
+          </w:tcPr>
+          <w:p>
+            <w:pPr>
+              <w:jc w:val="left"/>
+              <w:rPr>
+                <w:rFonts w:eastAsiaTheme="minorHAnsi" w:hint="eastAsia"/>
+                <w:b/>
+                <w:bCs/>
+                <w:sz w:val="24"/>
+                <w:szCs w:val="24"/>
+              </w:rPr>
+            </w:pPr>
+            <w:r>
+              <w:rPr>
+                <w:rFonts w:eastAsiaTheme="minorHAnsi"/>
+                <w:b/>
+                <w:bCs/>
+                <w:sz w:val="24"/>
+                <w:szCs w:val="24"/>
+              </w:rPr>
+              <w:t>{</w:t>
+            </w:r>
+            <w:r>
+              <w:rPr>
+                <w:rFonts w:eastAsiaTheme="minorHAnsi" w:hint="eastAsia"/>
+                <w:b/>
+                <w:bCs/>
+                <w:sz w:val="24"/>
+                <w:szCs w:val="24"/>
+              </w:rPr>
+              <w:t>0,</w:t>
+            </w:r>
+            <w:r>
+              <w:rPr>
+                <w:rFonts w:eastAsiaTheme="minorHAnsi"/>
+                <w:b/>
+                <w:bCs/>
+                <w:sz w:val="24"/>
+                <w:szCs w:val="24"/>
+              </w:rPr>
+              <w:t>1, 2, ... , n}</w:t>
+            </w:r>
+          </w:p>
+        </w:tc>
+        <w:tc>
+          <w:tcPr>
+            <w:tcW w:w="3940" w:type="dxa"/>
+          </w:tcPr>
+          <w:p>
+            <w:pPr>
+              <w:jc w:val="left"/>
+              <w:rPr>
+                <w:rFonts w:eastAsiaTheme="minorHAnsi" w:hint="eastAsia"/>
+                <w:b/>
+                <w:bCs/>
+                <w:sz w:val="24"/>
+                <w:szCs w:val="24"/>
+              </w:rPr>
+            </w:pPr>
+            <w:r>
+              <w:rPr>
+                <w:rFonts w:eastAsiaTheme="minorHAnsi" w:hint="eastAsia"/>
+                <w:b/>
+                <w:bCs/>
+                <w:sz w:val="24"/>
+                <w:szCs w:val="24"/>
+              </w:rPr>
+              <w:t>非负整数</w:t>
+            </w:r>
+          </w:p>
+        </w:tc>
+      </w:tr>
+    </w:tbl>
+    <w:p>
+      <w:pPr>
+        <w:jc w:val="left"/>
+        <w:rPr>
+          <w:rFonts w:eastAsiaTheme="minorHAnsi"/>
+          <w:b/>
+          <w:bCs/>
+          <w:sz w:val="24"/>
+          <w:szCs w:val="24"/>
+        </w:rPr>
+      </w:pPr>
+    </w:p>
+    <w:p>
+      <w:pPr>
+        <w:pStyle w:val="4"/>
+        <w:numPr>
+          <w:ilvl w:val="1"/>
+          <w:numId w:val="19"/>
+        </w:numPr>
+      </w:pPr>
+      <w:r>
+        <w:rPr>
+          <w:rFonts w:hint="eastAsia"/>
+        </w:rPr>
+        <w:t>S</w:t>
+      </w:r>
+      <w:r>
+        <w:t>ubsets</w:t>
+      </w:r>
+      <w:r>
+        <w:rPr>
+          <w:rFonts w:hint="eastAsia"/>
+        </w:rPr>
+        <w:t>、</w:t>
+      </w:r>
+      <w:r>
+        <w:rPr>
+          <w:rFonts w:hint="eastAsia"/>
+        </w:rPr>
+        <w:t>proper subset</w:t>
+      </w:r>
+      <w:r>
+        <w:rPr>
+          <w:rFonts w:hint="eastAsia"/>
+        </w:rPr>
+        <w:t>、power set</w:t>
+      </w:r>
+      <w:r>
+        <w:rPr>
+          <w:rFonts w:hint="eastAsia"/>
+        </w:rPr>
+        <w:t>（子集</w:t>
+      </w:r>
+      <w:r>
+        <w:rPr>
+          <w:rFonts w:hint="eastAsia"/>
+        </w:rPr>
+        <w:t>、</w:t>
+      </w:r>
+      <w:r>
+        <w:rPr>
+          <w:rFonts w:hint="eastAsia"/>
+        </w:rPr>
+        <w:t>真子集</w:t>
+      </w:r>
+      <w:r>
+        <w:rPr>
+          <w:rFonts w:hint="eastAsia"/>
+        </w:rPr>
+        <w:t>、幂集</w:t>
+      </w:r>
+      <w:r>
+        <w:rPr>
+          <w:rFonts w:hint="eastAsia"/>
+        </w:rPr>
+        <w:t>）</w:t>
+      </w:r>
+    </w:p>
+    <w:p>
+      <w:r>
+        <w:rPr>
+          <w:rFonts w:hint="eastAsia"/>
+          <w:noProof/>
+        </w:rPr>
+        <w:drawing>
+          <wp:inline distT="0" distB="0" distL="0" distR="0" wp14:anchorId="1CABB666" wp14:editId="19822EDD">
+            <wp:extent cx="6645910" cy="657225"/>
+            <wp:effectExtent l="0" t="0" r="2540" b="9525"/>
+            <wp:docPr id="1183459901" name="图片 1"/>
+            <wp:cNvGraphicFramePr>
+              <a:graphicFrameLocks xmlns:a="http://schemas.openxmlformats.org/drawingml/2006/main" noChangeAspect="1"/>
+            </wp:cNvGraphicFramePr>
+            <a:graphic xmlns:a="http://schemas.openxmlformats.org/drawingml/2006/main">
+              <a:graphicData uri="http://schemas.openxmlformats.org/drawingml/2006/picture">
+                <pic:pic xmlns:pic="http://schemas.openxmlformats.org/drawingml/2006/picture">
+                  <pic:nvPicPr>
+                    <pic:cNvPr id="0" name="Picture 13"/>
+                    <pic:cNvPicPr>
+                      <a:picLocks noChangeAspect="1" noChangeArrowheads="1"/>
+                    </pic:cNvPicPr>
+                  </pic:nvPicPr>
+                  <pic:blipFill>
+                    <a:blip r:embed="rId113">
+                      <a:extLst>
+                        <a:ext uri="{28A0092B-C50C-407E-A947-70E740481C1C}">
+                          <a14:useLocalDpi xmlns:a14="http://schemas.microsoft.com/office/drawing/2010/main" val="0"/>
+                        </a:ext>
+                      </a:extLst>
+                    </a:blip>
+                    <a:srcRect/>
+                    <a:stretch>
+                      <a:fillRect/>
+                    </a:stretch>
+                  </pic:blipFill>
+                  <pic:spPr bwMode="auto">
+                    <a:xfrm>
+                      <a:off x="0" y="0"/>
+                      <a:ext cx="6645910" cy="657225"/>
+                    </a:xfrm>
+                    <a:prstGeom prst="rect">
+                      <a:avLst/>
+                    </a:prstGeom>
+                    <a:noFill/>
+                    <a:ln>
+                      <a:noFill/>
+                    </a:ln>
+                  </pic:spPr>
+                </pic:pic>
+              </a:graphicData>
+            </a:graphic>
+          </wp:inline>
+        </w:drawing>
+      </w:r>
+    </w:p>
+    <w:p>
+      <w:r>
+        <w:drawing>
+          <wp:inline distT="0" distB="0" distL="0" distR="0" wp14:anchorId="0B84D4A2" wp14:editId="201EEFC9">
+            <wp:extent cx="6645910" cy="1771650"/>
+            <wp:effectExtent l="0" t="0" r="2540" b="0"/>
+            <wp:docPr id="1370189456" name="图片 1"/>
+            <wp:cNvGraphicFramePr>
+              <a:graphicFrameLocks xmlns:a="http://schemas.openxmlformats.org/drawingml/2006/main" noChangeAspect="1"/>
+            </wp:cNvGraphicFramePr>
+            <a:graphic xmlns:a="http://schemas.openxmlformats.org/drawingml/2006/main">
+              <a:graphicData uri="http://schemas.openxmlformats.org/drawingml/2006/picture">
+                <pic:pic xmlns:pic="http://schemas.openxmlformats.org/drawingml/2006/picture">
+                  <pic:nvPicPr>
+                    <pic:cNvPr id="1370189456" name=""/>
+                    <pic:cNvPicPr/>
+                  </pic:nvPicPr>
+                  <pic:blipFill>
+                    <a:blip r:embed="rId114"/>
+                    <a:stretch>
+                      <a:fillRect/>
+                    </a:stretch>
+                  </pic:blipFill>
+                  <pic:spPr>
+                    <a:xfrm>
+                      <a:off x="0" y="0"/>
+                      <a:ext cx="6645910" cy="1771650"/>
+                    </a:xfrm>
+                    <a:prstGeom prst="rect">
+                      <a:avLst/>
+                    </a:prstGeom>
+                  </pic:spPr>
+                </pic:pic>
+              </a:graphicData>
+            </a:graphic>
+          </wp:inline>
+        </w:drawing>
+      </w:r>
+    </w:p>
+    <w:p/>
+    <w:p>
+      <w:r>
+        <w:rPr>
+          <w:rFonts w:hint="eastAsia"/>
+          <w:noProof/>
+        </w:rPr>
+        <w:drawing>
+          <wp:inline distT="0" distB="0" distL="0" distR="0" wp14:anchorId="65A1B24D" wp14:editId="2482099D">
+            <wp:extent cx="6638925" cy="1619250"/>
+            <wp:effectExtent l="0" t="0" r="9525" b="0"/>
+            <wp:docPr id="1924871490" name="图片 2"/>
+            <wp:cNvGraphicFramePr>
+              <a:graphicFrameLocks xmlns:a="http://schemas.openxmlformats.org/drawingml/2006/main" noChangeAspect="1"/>
+            </wp:cNvGraphicFramePr>
+            <a:graphic xmlns:a="http://schemas.openxmlformats.org/drawingml/2006/main">
+              <a:graphicData uri="http://schemas.openxmlformats.org/drawingml/2006/picture">
+                <pic:pic xmlns:pic="http://schemas.openxmlformats.org/drawingml/2006/picture">
+                  <pic:nvPicPr>
+                    <pic:cNvPr id="0" name="Picture 14"/>
+                    <pic:cNvPicPr>
+                      <a:picLocks noChangeAspect="1" noChangeArrowheads="1"/>
+                    </pic:cNvPicPr>
+                  </pic:nvPicPr>
+                  <pic:blipFill>
+                    <a:blip r:embed="rId115">
+                      <a:extLst>
+                        <a:ext uri="{28A0092B-C50C-407E-A947-70E740481C1C}">
+                          <a14:useLocalDpi xmlns:a14="http://schemas.microsoft.com/office/drawing/2010/main" val="0"/>
+                        </a:ext>
+                      </a:extLst>
+                    </a:blip>
+                    <a:srcRect/>
+                    <a:stretch>
+                      <a:fillRect/>
+                    </a:stretch>
+                  </pic:blipFill>
+                  <pic:spPr bwMode="auto">
+                    <a:xfrm>
+                      <a:off x="0" y="0"/>
+                      <a:ext cx="6638925" cy="1619250"/>
+                    </a:xfrm>
+                    <a:prstGeom prst="rect">
+                      <a:avLst/>
+                    </a:prstGeom>
+                    <a:noFill/>
+                    <a:ln>
+                      <a:noFill/>
+                    </a:ln>
+                  </pic:spPr>
+                </pic:pic>
+              </a:graphicData>
+            </a:graphic>
+          </wp:inline>
+        </w:drawing>
+      </w:r>
+    </w:p>
+    <w:p>
+      <w:r>
+        <w:drawing>
+          <wp:inline distT="0" distB="0" distL="0" distR="0" wp14:anchorId="21BEBD6A" wp14:editId="0FFB8CDB">
+            <wp:extent cx="6645910" cy="1649730"/>
+            <wp:effectExtent l="0" t="0" r="2540" b="7620"/>
+            <wp:docPr id="1655955103" name="图片 1"/>
+            <wp:cNvGraphicFramePr>
+              <a:graphicFrameLocks xmlns:a="http://schemas.openxmlformats.org/drawingml/2006/main" noChangeAspect="1"/>
+            </wp:cNvGraphicFramePr>
+            <a:graphic xmlns:a="http://schemas.openxmlformats.org/drawingml/2006/main">
+              <a:graphicData uri="http://schemas.openxmlformats.org/drawingml/2006/picture">
+                <pic:pic xmlns:pic="http://schemas.openxmlformats.org/drawingml/2006/picture">
+                  <pic:nvPicPr>
+                    <pic:cNvPr id="1655955103" name=""/>
+                    <pic:cNvPicPr/>
+                  </pic:nvPicPr>
+                  <pic:blipFill>
+                    <a:blip r:embed="rId116"/>
+                    <a:stretch>
+                      <a:fillRect/>
+                    </a:stretch>
+                  </pic:blipFill>
+                  <pic:spPr>
+                    <a:xfrm>
+                      <a:off x="0" y="0"/>
+                      <a:ext cx="6645910" cy="1649730"/>
+                    </a:xfrm>
+                    <a:prstGeom prst="rect">
+                      <a:avLst/>
+                    </a:prstGeom>
+                  </pic:spPr>
+                </pic:pic>
+              </a:graphicData>
+            </a:graphic>
+          </wp:inline>
+        </w:drawing>
+      </w:r>
+    </w:p>
+    <w:p/>
+    <w:p>
+      <w:pPr>
+        <w:pStyle w:val="4"/>
+        <w:numPr>
+          <w:ilvl w:val="1"/>
+          <w:numId w:val="19"/>
+        </w:numPr>
+      </w:pPr>
+      <w:r>
+        <w:rPr>
+          <w:rFonts w:hint="eastAsia"/>
+        </w:rPr>
+        <w:lastRenderedPageBreak/>
+        <w:t>Set operations</w:t>
+      </w:r>
+    </w:p>
+    <w:p>
+      <w:pPr>
+        <w:rPr>
+          <w:rFonts w:hint="eastAsia"/>
+          <w:b/>
+          <w:bCs/>
+          <w:sz w:val="28"/>
+          <w:szCs w:val="28"/>
+        </w:rPr>
+      </w:pPr>
+      <w:r>
+        <w:rPr>
+          <w:b/>
+          <w:bCs/>
+          <w:sz w:val="28"/>
+          <w:szCs w:val="28"/>
+        </w:rPr>
+        <w:t>If A and B are sets</w:t>
+      </w:r>
+      <w:r>
+        <w:rPr>
+          <w:rFonts w:hint="eastAsia"/>
+          <w:b/>
+          <w:bCs/>
+          <w:sz w:val="28"/>
+          <w:szCs w:val="28"/>
+        </w:rPr>
+        <w:t>:</w:t>
+      </w:r>
+    </w:p>
+    <w:tbl>
+      <w:tblPr>
+        <w:tblStyle w:val="af1"/>
+        <w:tblW w:w="0" w:type="auto"/>
+        <w:tblBorders>
+          <w:left w:val="none" w:sz="0" w:space="0" w:color="auto"/>
+          <w:bottom w:val="none" w:sz="0" w:space="0" w:color="auto"/>
+          <w:right w:val="none" w:sz="0" w:space="0" w:color="auto"/>
+          <w:insideH w:val="none" w:sz="0" w:space="0" w:color="auto"/>
+          <w:insideV w:val="none" w:sz="0" w:space="0" w:color="auto"/>
+        </w:tblBorders>
+        <w:tblLook w:val="04A0" w:firstRow="1" w:lastRow="0" w:firstColumn="1" w:lastColumn="0" w:noHBand="0" w:noVBand="1"/>
+      </w:tblPr>
+      <w:tblGrid>
+        <w:gridCol w:w="2830"/>
+        <w:gridCol w:w="4140"/>
+        <w:gridCol w:w="3486"/>
+      </w:tblGrid>
+      <w:tr>
+        <w:tc>
+          <w:tcPr>
+            <w:tcW w:w="2830" w:type="dxa"/>
+          </w:tcPr>
+          <w:p>
+            <w:pPr>
+              <w:jc w:val="left"/>
+              <w:rPr>
+                <w:rFonts w:eastAsiaTheme="minorHAnsi" w:hint="eastAsia"/>
+                <w:b/>
+                <w:bCs/>
+                <w:sz w:val="24"/>
+                <w:szCs w:val="24"/>
+              </w:rPr>
+            </w:pPr>
+            <w:r>
+              <w:rPr>
+                <w:rFonts w:eastAsiaTheme="minorHAnsi" w:hint="eastAsia"/>
+                <w:b/>
+                <w:bCs/>
+                <w:sz w:val="24"/>
+                <w:szCs w:val="24"/>
+              </w:rPr>
+              <w:t>I</w:t>
+            </w:r>
+            <w:r>
+              <w:rPr>
+                <w:rFonts w:eastAsiaTheme="minorHAnsi"/>
+                <w:b/>
+                <w:bCs/>
+                <w:sz w:val="24"/>
+                <w:szCs w:val="24"/>
+              </w:rPr>
+              <w:t>ntersection</w:t>
+            </w:r>
+          </w:p>
+        </w:tc>
+        <w:tc>
+          <w:tcPr>
+            <w:tcW w:w="4140" w:type="dxa"/>
+          </w:tcPr>
+          <w:p>
+            <w:pPr>
+              <w:jc w:val="left"/>
+              <w:rPr>
+                <w:rFonts w:eastAsiaTheme="minorHAnsi" w:hint="eastAsia"/>
+                <w:b/>
+                <w:bCs/>
+                <w:sz w:val="24"/>
+                <w:szCs w:val="24"/>
+              </w:rPr>
+            </w:pPr>
+            <w:r>
+              <w:rPr>
+                <w:rFonts w:eastAsiaTheme="minorHAnsi"/>
+                <w:b/>
+                <w:bCs/>
+                <w:sz w:val="24"/>
+                <w:szCs w:val="24"/>
+              </w:rPr>
+              <w:t xml:space="preserve">{x | x ∈ A </w:t>
+            </w:r>
+            <w:r>
+              <w:rPr>
+                <w:rFonts w:eastAsiaTheme="minorHAnsi" w:hint="eastAsia"/>
+                <w:b/>
+                <w:bCs/>
+                <w:sz w:val="24"/>
+                <w:szCs w:val="24"/>
+              </w:rPr>
+              <w:t xml:space="preserve">and  </w:t>
+            </w:r>
+            <w:r>
+              <w:rPr>
+                <w:rFonts w:eastAsiaTheme="minorHAnsi"/>
+                <w:b/>
+                <w:bCs/>
+                <w:sz w:val="24"/>
+                <w:szCs w:val="24"/>
+              </w:rPr>
+              <w:t>x ∈ B}</w:t>
+            </w:r>
+          </w:p>
+        </w:tc>
+        <w:tc>
+          <w:tcPr>
+            <w:tcW w:w="3486" w:type="dxa"/>
+          </w:tcPr>
+          <w:p>
+            <w:pPr>
+              <w:jc w:val="left"/>
+              <w:rPr>
+                <w:rFonts w:eastAsiaTheme="minorHAnsi" w:hint="eastAsia"/>
+                <w:b/>
+                <w:bCs/>
+                <w:sz w:val="24"/>
+                <w:szCs w:val="24"/>
+              </w:rPr>
+            </w:pPr>
+            <w:r>
+              <w:rPr>
+                <w:rFonts w:eastAsiaTheme="minorHAnsi" w:hint="eastAsia"/>
+                <w:b/>
+                <w:bCs/>
+                <w:sz w:val="24"/>
+                <w:szCs w:val="24"/>
+              </w:rPr>
+              <w:t xml:space="preserve">交集 </w:t>
+            </w:r>
+            <w:r>
+              <w:rPr>
+                <w:rFonts w:eastAsiaTheme="minorHAnsi" w:hint="eastAsia"/>
+                <w:b/>
+                <w:bCs/>
+                <w:sz w:val="24"/>
+                <w:szCs w:val="24"/>
+              </w:rPr>
+              <w:t xml:space="preserve"> </w:t>
+            </w:r>
+            <w:r>
+              <w:rPr>
+                <w:rFonts w:eastAsiaTheme="minorHAnsi" w:hint="eastAsia"/>
+                <w:b/>
+                <w:bCs/>
+                <w:sz w:val="24"/>
+                <w:szCs w:val="24"/>
+              </w:rPr>
+              <w:t xml:space="preserve">      </w:t>
+            </w:r>
+            <w:r>
+              <w:rPr>
+                <w:rFonts w:eastAsiaTheme="minorHAnsi" w:hint="eastAsia"/>
+                <w:b/>
+                <w:bCs/>
+                <w:sz w:val="24"/>
+                <w:szCs w:val="24"/>
+              </w:rPr>
+              <w:t xml:space="preserve"> </w:t>
+            </w:r>
+            <w:r>
+              <w:rPr>
+                <w:rFonts w:eastAsiaTheme="minorHAnsi"/>
+                <w:b/>
+                <w:bCs/>
+                <w:sz w:val="24"/>
+                <w:szCs w:val="24"/>
+              </w:rPr>
+              <w:t>A ∩ B</w:t>
+            </w:r>
+          </w:p>
+        </w:tc>
+      </w:tr>
+      <w:tr>
+        <w:tc>
+          <w:tcPr>
+            <w:tcW w:w="2830" w:type="dxa"/>
+          </w:tcPr>
+          <w:p>
+            <w:pPr>
+              <w:jc w:val="left"/>
+              <w:rPr>
+                <w:rFonts w:eastAsiaTheme="minorHAnsi" w:hint="eastAsia"/>
+                <w:b/>
+                <w:bCs/>
+                <w:sz w:val="24"/>
+                <w:szCs w:val="24"/>
+              </w:rPr>
+            </w:pPr>
+            <w:r>
+              <w:rPr>
+                <w:rFonts w:eastAsiaTheme="minorHAnsi" w:hint="eastAsia"/>
+                <w:b/>
+                <w:bCs/>
+                <w:sz w:val="24"/>
+                <w:szCs w:val="24"/>
+              </w:rPr>
+              <w:t>U</w:t>
+            </w:r>
+            <w:r>
+              <w:rPr>
+                <w:rFonts w:eastAsiaTheme="minorHAnsi"/>
+                <w:b/>
+                <w:bCs/>
+                <w:sz w:val="24"/>
+                <w:szCs w:val="24"/>
+              </w:rPr>
+              <w:t>nion</w:t>
+            </w:r>
+          </w:p>
+        </w:tc>
+        <w:tc>
+          <w:tcPr>
+            <w:tcW w:w="4140" w:type="dxa"/>
+          </w:tcPr>
+          <w:p>
+            <w:pPr>
+              <w:jc w:val="left"/>
+              <w:rPr>
+                <w:rFonts w:eastAsiaTheme="minorHAnsi" w:hint="eastAsia"/>
+                <w:b/>
+                <w:bCs/>
+                <w:sz w:val="24"/>
+                <w:szCs w:val="24"/>
+              </w:rPr>
+            </w:pPr>
+            <w:r>
+              <w:rPr>
+                <w:rFonts w:eastAsiaTheme="minorHAnsi"/>
+                <w:b/>
+                <w:bCs/>
+                <w:sz w:val="24"/>
+                <w:szCs w:val="24"/>
+              </w:rPr>
+              <w:t xml:space="preserve">{x | x ∈ A or </w:t>
+            </w:r>
+            <w:r>
+              <w:rPr>
+                <w:rFonts w:eastAsiaTheme="minorHAnsi" w:hint="eastAsia"/>
+                <w:b/>
+                <w:bCs/>
+                <w:sz w:val="24"/>
+                <w:szCs w:val="24"/>
+              </w:rPr>
+              <w:t xml:space="preserve">   </w:t>
+            </w:r>
+            <w:r>
+              <w:rPr>
+                <w:rFonts w:eastAsiaTheme="minorHAnsi"/>
+                <w:b/>
+                <w:bCs/>
+                <w:sz w:val="24"/>
+                <w:szCs w:val="24"/>
+              </w:rPr>
+              <w:t>x ∈ B}</w:t>
+            </w:r>
+          </w:p>
+        </w:tc>
+        <w:tc>
+          <w:tcPr>
+            <w:tcW w:w="3486" w:type="dxa"/>
+          </w:tcPr>
+          <w:p>
+            <w:pPr>
+              <w:jc w:val="left"/>
+              <w:rPr>
+                <w:rFonts w:eastAsiaTheme="minorHAnsi" w:hint="eastAsia"/>
+                <w:b/>
+                <w:bCs/>
+                <w:sz w:val="24"/>
+                <w:szCs w:val="24"/>
+              </w:rPr>
+            </w:pPr>
+            <w:r>
+              <w:rPr>
+                <w:rFonts w:eastAsiaTheme="minorHAnsi" w:hint="eastAsia"/>
+                <w:b/>
+                <w:bCs/>
+                <w:sz w:val="24"/>
+                <w:szCs w:val="24"/>
+              </w:rPr>
+              <w:t>并集</w:t>
+            </w:r>
+            <w:r>
+              <w:rPr>
+                <w:rFonts w:eastAsiaTheme="minorHAnsi" w:hint="eastAsia"/>
+                <w:b/>
+                <w:bCs/>
+                <w:sz w:val="24"/>
+                <w:szCs w:val="24"/>
+              </w:rPr>
+              <w:t xml:space="preserve"> </w:t>
+            </w:r>
+            <w:r>
+              <w:rPr>
+                <w:rFonts w:eastAsiaTheme="minorHAnsi" w:hint="eastAsia"/>
+                <w:b/>
+                <w:bCs/>
+                <w:sz w:val="24"/>
+                <w:szCs w:val="24"/>
+              </w:rPr>
+              <w:t xml:space="preserve"> </w:t>
+            </w:r>
+            <w:r>
+              <w:rPr>
+                <w:rFonts w:eastAsiaTheme="minorHAnsi" w:hint="eastAsia"/>
+                <w:b/>
+                <w:bCs/>
+                <w:sz w:val="24"/>
+                <w:szCs w:val="24"/>
+              </w:rPr>
+              <w:t xml:space="preserve"> </w:t>
+            </w:r>
+            <w:r>
+              <w:rPr>
+                <w:rFonts w:eastAsiaTheme="minorHAnsi" w:hint="eastAsia"/>
+                <w:b/>
+                <w:bCs/>
+                <w:sz w:val="24"/>
+                <w:szCs w:val="24"/>
+              </w:rPr>
+              <w:t xml:space="preserve">      </w:t>
+            </w:r>
+            <w:r>
+              <w:rPr>
+                <w:rFonts w:eastAsiaTheme="minorHAnsi"/>
+                <w:b/>
+                <w:bCs/>
+                <w:sz w:val="24"/>
+                <w:szCs w:val="24"/>
+              </w:rPr>
+              <w:t>A ∪B</w:t>
+            </w:r>
+          </w:p>
+        </w:tc>
+      </w:tr>
+      <w:tr>
+        <w:tc>
+          <w:tcPr>
+            <w:tcW w:w="2830" w:type="dxa"/>
+          </w:tcPr>
+          <w:p>
+            <w:pPr>
+              <w:jc w:val="left"/>
+              <w:rPr>
+                <w:rFonts w:eastAsiaTheme="minorHAnsi" w:hint="eastAsia"/>
+                <w:b/>
+                <w:bCs/>
+                <w:sz w:val="24"/>
+                <w:szCs w:val="24"/>
+              </w:rPr>
+            </w:pPr>
+            <w:r>
+              <w:rPr>
+                <w:rFonts w:eastAsiaTheme="minorHAnsi" w:hint="eastAsia"/>
+                <w:b/>
+                <w:bCs/>
+                <w:sz w:val="24"/>
+                <w:szCs w:val="24"/>
+              </w:rPr>
+              <w:t>C</w:t>
+            </w:r>
+            <w:r>
+              <w:rPr>
+                <w:rFonts w:eastAsiaTheme="minorHAnsi"/>
+                <w:b/>
+                <w:bCs/>
+                <w:sz w:val="24"/>
+                <w:szCs w:val="24"/>
+              </w:rPr>
+              <w:t>omplement</w:t>
+            </w:r>
+          </w:p>
+        </w:tc>
+        <w:tc>
+          <w:tcPr>
+            <w:tcW w:w="4140" w:type="dxa"/>
+          </w:tcPr>
+          <w:p>
+            <w:pPr>
+              <w:jc w:val="left"/>
+              <w:rPr>
+                <w:rFonts w:eastAsiaTheme="minorHAnsi"/>
+                <w:b/>
+                <w:bCs/>
+                <w:sz w:val="24"/>
+                <w:szCs w:val="24"/>
+              </w:rPr>
+            </w:pPr>
+            <w:r>
+              <w:rPr>
+                <w:rFonts w:eastAsiaTheme="minorHAnsi"/>
+                <w:b/>
+                <w:bCs/>
+                <w:sz w:val="24"/>
+                <w:szCs w:val="24"/>
+              </w:rPr>
+              <w:t xml:space="preserve">{x | x </w:t>
+            </w:r>
+            <w:r>
+              <w:rPr>
+                <w:rFonts w:ascii="Cambria Math" w:eastAsiaTheme="minorHAnsi" w:hAnsi="Cambria Math" w:cs="Cambria Math"/>
+                <w:b/>
+                <w:bCs/>
+                <w:sz w:val="24"/>
+                <w:szCs w:val="24"/>
+              </w:rPr>
+              <w:t>∉</w:t>
+            </w:r>
+            <w:r>
+              <w:rPr>
+                <w:rFonts w:eastAsiaTheme="minorHAnsi"/>
+                <w:b/>
+                <w:bCs/>
+                <w:sz w:val="24"/>
+                <w:szCs w:val="24"/>
+              </w:rPr>
+              <w:t xml:space="preserve"> </w:t>
+            </w:r>
+            <w:r>
+              <w:rPr>
+                <w:rFonts w:eastAsiaTheme="minorHAnsi" w:hint="eastAsia"/>
+                <w:b/>
+                <w:bCs/>
+                <w:sz w:val="24"/>
+                <w:szCs w:val="24"/>
+              </w:rPr>
+              <w:t xml:space="preserve"> A                  </w:t>
+            </w:r>
+            <w:r>
+              <w:rPr>
+                <w:rFonts w:eastAsiaTheme="minorHAnsi"/>
+                <w:b/>
+                <w:bCs/>
+                <w:sz w:val="24"/>
+                <w:szCs w:val="24"/>
+              </w:rPr>
+              <w:t>}</w:t>
+            </w:r>
+          </w:p>
+        </w:tc>
+        <w:tc>
+          <w:tcPr>
+            <w:tcW w:w="3486" w:type="dxa"/>
+          </w:tcPr>
+          <w:p>
+            <w:pPr>
+              <w:jc w:val="left"/>
+              <w:rPr>
+                <w:rFonts w:eastAsiaTheme="minorHAnsi" w:hint="eastAsia"/>
+                <w:b/>
+                <w:bCs/>
+                <w:sz w:val="24"/>
+                <w:szCs w:val="24"/>
+              </w:rPr>
+            </w:pPr>
+            <w:r>
+              <w:rPr>
+                <w:rFonts w:eastAsiaTheme="minorHAnsi" w:hint="eastAsia"/>
+                <w:b/>
+                <w:bCs/>
+                <w:sz w:val="24"/>
+                <w:szCs w:val="24"/>
+              </w:rPr>
+              <w:t>补集</w:t>
+            </w:r>
+            <w:r>
+              <w:rPr>
+                <w:rFonts w:eastAsiaTheme="minorHAnsi" w:hint="eastAsia"/>
+                <w:b/>
+                <w:bCs/>
+                <w:sz w:val="24"/>
+                <w:szCs w:val="24"/>
+              </w:rPr>
+              <w:t xml:space="preserve">         </w:t>
+            </w:r>
+            <w:r>
+              <w:rPr>
+                <w:rFonts w:eastAsiaTheme="minorHAnsi"/>
+                <w:b/>
+                <w:bCs/>
+                <w:sz w:val="24"/>
+                <w:szCs w:val="24"/>
+              </w:rPr>
+              <w:t>¬A</w:t>
+            </w:r>
+          </w:p>
+        </w:tc>
+      </w:tr>
+      <w:tr>
+        <w:tc>
+          <w:tcPr>
+            <w:tcW w:w="2830" w:type="dxa"/>
+          </w:tcPr>
+          <w:p>
+            <w:pPr>
+              <w:jc w:val="left"/>
+              <w:rPr>
+                <w:rFonts w:eastAsiaTheme="minorHAnsi"/>
+                <w:b/>
+                <w:bCs/>
+                <w:sz w:val="24"/>
+                <w:szCs w:val="24"/>
+              </w:rPr>
+            </w:pPr>
+            <w:r>
+              <w:rPr>
+                <w:rFonts w:eastAsiaTheme="minorHAnsi" w:hint="eastAsia"/>
+                <w:b/>
+                <w:bCs/>
+                <w:sz w:val="24"/>
+                <w:szCs w:val="24"/>
+              </w:rPr>
+              <w:t>R</w:t>
+            </w:r>
+            <w:r>
+              <w:rPr>
+                <w:rFonts w:eastAsiaTheme="minorHAnsi"/>
+                <w:b/>
+                <w:bCs/>
+                <w:sz w:val="24"/>
+                <w:szCs w:val="24"/>
+              </w:rPr>
+              <w:t xml:space="preserve">elative </w:t>
+            </w:r>
+            <w:r>
+              <w:rPr>
+                <w:rFonts w:eastAsiaTheme="minorHAnsi" w:hint="eastAsia"/>
+                <w:b/>
+                <w:bCs/>
+                <w:sz w:val="24"/>
+                <w:szCs w:val="24"/>
+              </w:rPr>
+              <w:t>C</w:t>
+            </w:r>
+            <w:r>
+              <w:rPr>
+                <w:rFonts w:eastAsiaTheme="minorHAnsi"/>
+                <w:b/>
+                <w:bCs/>
+                <w:sz w:val="24"/>
+                <w:szCs w:val="24"/>
+              </w:rPr>
+              <w:t>omplement</w:t>
+            </w:r>
+            <w:r>
+              <w:rPr>
+                <w:rFonts w:eastAsiaTheme="minorHAnsi" w:hint="eastAsia"/>
+                <w:b/>
+                <w:bCs/>
+                <w:sz w:val="24"/>
+                <w:szCs w:val="24"/>
+              </w:rPr>
+              <w:t>/</w:t>
+            </w:r>
+          </w:p>
+          <w:p>
+            <w:pPr>
+              <w:jc w:val="left"/>
+              <w:rPr>
+                <w:rFonts w:eastAsiaTheme="minorHAnsi" w:hint="eastAsia"/>
+                <w:b/>
+                <w:bCs/>
+                <w:sz w:val="24"/>
+                <w:szCs w:val="24"/>
+              </w:rPr>
+            </w:pPr>
+            <w:r>
+              <w:rPr>
+                <w:rFonts w:eastAsiaTheme="minorHAnsi" w:hint="eastAsia"/>
+                <w:b/>
+                <w:bCs/>
+                <w:sz w:val="24"/>
+                <w:szCs w:val="24"/>
+              </w:rPr>
+              <w:t>D</w:t>
+            </w:r>
+            <w:r>
+              <w:rPr>
+                <w:rFonts w:eastAsiaTheme="minorHAnsi"/>
+                <w:b/>
+                <w:bCs/>
+                <w:sz w:val="24"/>
+                <w:szCs w:val="24"/>
+              </w:rPr>
+              <w:t>ifference</w:t>
+            </w:r>
+          </w:p>
+        </w:tc>
+        <w:tc>
+          <w:tcPr>
+            <w:tcW w:w="4140" w:type="dxa"/>
+          </w:tcPr>
+          <w:p>
+            <w:pPr>
+              <w:jc w:val="left"/>
+              <w:rPr>
+                <w:rFonts w:eastAsiaTheme="minorHAnsi" w:hint="eastAsia"/>
+                <w:b/>
+                <w:bCs/>
+                <w:sz w:val="24"/>
+                <w:szCs w:val="24"/>
+              </w:rPr>
+            </w:pPr>
+            <w:r>
+              <w:rPr>
+                <w:rFonts w:eastAsiaTheme="minorHAnsi"/>
+                <w:b/>
+                <w:bCs/>
+                <w:sz w:val="24"/>
+                <w:szCs w:val="24"/>
+              </w:rPr>
+              <w:t>{x | x ∈</w:t>
+            </w:r>
+            <w:r>
+              <w:rPr>
+                <w:rFonts w:eastAsiaTheme="minorHAnsi" w:hint="eastAsia"/>
+                <w:b/>
+                <w:bCs/>
+                <w:sz w:val="24"/>
+                <w:szCs w:val="24"/>
+              </w:rPr>
+              <w:t xml:space="preserve"> </w:t>
+            </w:r>
+            <w:r>
+              <w:rPr>
+                <w:rFonts w:eastAsiaTheme="minorHAnsi"/>
+                <w:b/>
+                <w:bCs/>
+                <w:sz w:val="24"/>
+                <w:szCs w:val="24"/>
+              </w:rPr>
+              <w:t>A,</w:t>
+            </w:r>
+            <w:r>
+              <w:rPr>
+                <w:rFonts w:eastAsiaTheme="minorHAnsi" w:hint="eastAsia"/>
+                <w:b/>
+                <w:bCs/>
+                <w:sz w:val="24"/>
+                <w:szCs w:val="24"/>
+              </w:rPr>
+              <w:t xml:space="preserve">     </w:t>
+            </w:r>
+            <w:r>
+              <w:rPr>
+                <w:rFonts w:eastAsiaTheme="minorHAnsi"/>
+                <w:b/>
+                <w:bCs/>
+                <w:sz w:val="24"/>
+                <w:szCs w:val="24"/>
+              </w:rPr>
+              <w:t xml:space="preserve"> </w:t>
+            </w:r>
+            <w:r>
+              <w:rPr>
+                <w:rFonts w:eastAsiaTheme="minorHAnsi" w:hint="eastAsia"/>
+                <w:b/>
+                <w:bCs/>
+                <w:sz w:val="24"/>
+                <w:szCs w:val="24"/>
+              </w:rPr>
+              <w:t xml:space="preserve"> </w:t>
+            </w:r>
+            <w:r>
+              <w:rPr>
+                <w:rFonts w:eastAsiaTheme="minorHAnsi"/>
+                <w:b/>
+                <w:bCs/>
+                <w:sz w:val="24"/>
+                <w:szCs w:val="24"/>
+              </w:rPr>
+              <w:t xml:space="preserve">x </w:t>
+            </w:r>
+            <w:r>
+              <w:rPr>
+                <w:rFonts w:eastAsiaTheme="minorHAnsi" w:hint="eastAsia"/>
+                <w:b/>
+                <w:bCs/>
+                <w:sz w:val="24"/>
+                <w:szCs w:val="24"/>
+              </w:rPr>
+              <w:t xml:space="preserve"> </w:t>
+            </w:r>
+            <w:r>
+              <w:rPr>
+                <w:rFonts w:ascii="Cambria Math" w:eastAsiaTheme="minorHAnsi" w:hAnsi="Cambria Math" w:cs="Cambria Math" w:hint="eastAsia"/>
+                <w:b/>
+                <w:bCs/>
+                <w:sz w:val="24"/>
+                <w:szCs w:val="24"/>
+              </w:rPr>
+              <w:t>∉</w:t>
+            </w:r>
+            <w:r>
+              <w:rPr>
+                <w:rFonts w:eastAsiaTheme="minorHAnsi"/>
+                <w:b/>
+                <w:bCs/>
+                <w:sz w:val="24"/>
+                <w:szCs w:val="24"/>
+              </w:rPr>
+              <w:t xml:space="preserve"> B}</w:t>
+            </w:r>
+          </w:p>
+        </w:tc>
+        <w:tc>
+          <w:tcPr>
+            <w:tcW w:w="3486" w:type="dxa"/>
+          </w:tcPr>
+          <w:p>
+            <w:pPr>
+              <w:jc w:val="left"/>
+              <w:rPr>
+                <w:rFonts w:eastAsiaTheme="minorHAnsi"/>
+                <w:b/>
+                <w:bCs/>
+                <w:sz w:val="24"/>
+                <w:szCs w:val="24"/>
+              </w:rPr>
+            </w:pPr>
+            <w:r>
+              <w:rPr>
+                <w:rFonts w:eastAsiaTheme="minorHAnsi" w:hint="eastAsia"/>
+                <w:b/>
+                <w:bCs/>
+                <w:sz w:val="24"/>
+                <w:szCs w:val="24"/>
+              </w:rPr>
+              <w:t>对称补集/</w:t>
+            </w:r>
+            <w:r>
+              <w:rPr>
+                <w:rFonts w:eastAsiaTheme="minorHAnsi" w:hint="eastAsia"/>
+                <w:b/>
+                <w:bCs/>
+                <w:sz w:val="24"/>
+                <w:szCs w:val="24"/>
+              </w:rPr>
+              <w:t>差</w:t>
+            </w:r>
+            <w:r>
+              <w:rPr>
+                <w:rFonts w:eastAsiaTheme="minorHAnsi" w:hint="eastAsia"/>
+                <w:b/>
+                <w:bCs/>
+                <w:sz w:val="24"/>
+                <w:szCs w:val="24"/>
+              </w:rPr>
+              <w:t xml:space="preserve">集   </w:t>
+            </w:r>
+            <w:r>
+              <w:rPr>
+                <w:rFonts w:eastAsiaTheme="minorHAnsi" w:hint="eastAsia"/>
+                <w:b/>
+                <w:bCs/>
+                <w:sz w:val="24"/>
+                <w:szCs w:val="24"/>
+              </w:rPr>
+              <w:t xml:space="preserve">      </w:t>
+            </w:r>
+          </w:p>
+          <w:p>
+            <w:pPr>
+              <w:ind w:firstLineChars="450" w:firstLine="1080"/>
+              <w:jc w:val="left"/>
+              <w:rPr>
+                <w:rFonts w:eastAsiaTheme="minorHAnsi" w:hint="eastAsia"/>
+                <w:b/>
+                <w:bCs/>
+                <w:sz w:val="24"/>
+                <w:szCs w:val="24"/>
+              </w:rPr>
+            </w:pPr>
+            <w:r>
+              <w:rPr>
+                <w:rFonts w:eastAsiaTheme="minorHAnsi" w:hint="eastAsia"/>
+                <w:b/>
+                <w:bCs/>
+                <w:sz w:val="24"/>
+                <w:szCs w:val="24"/>
+              </w:rPr>
+              <w:t xml:space="preserve">A </w:t>
+            </w:r>
+            <w:r>
+              <w:rPr>
+                <w:rFonts w:eastAsiaTheme="minorHAnsi"/>
+                <w:b/>
+                <w:bCs/>
+                <w:sz w:val="24"/>
+                <w:szCs w:val="24"/>
+              </w:rPr>
+              <w:t>–</w:t>
+            </w:r>
+            <w:r>
+              <w:rPr>
+                <w:rFonts w:eastAsiaTheme="minorHAnsi" w:hint="eastAsia"/>
+                <w:b/>
+                <w:bCs/>
+                <w:sz w:val="24"/>
+                <w:szCs w:val="24"/>
+              </w:rPr>
+              <w:t xml:space="preserve"> B</w:t>
+            </w:r>
+            <w:r>
+              <w:rPr>
+                <w:rFonts w:eastAsiaTheme="minorHAnsi" w:hint="eastAsia"/>
+                <w:b/>
+                <w:bCs/>
+                <w:sz w:val="24"/>
+                <w:szCs w:val="24"/>
+              </w:rPr>
+              <w:t xml:space="preserve">  或      A \ B</w:t>
+            </w:r>
+          </w:p>
+        </w:tc>
+      </w:tr>
+      <w:tr>
+        <w:tc>
+          <w:tcPr>
+            <w:tcW w:w="2830" w:type="dxa"/>
+          </w:tcPr>
+          <w:p>
+            <w:pPr>
+              <w:jc w:val="left"/>
+              <w:rPr>
+                <w:rFonts w:eastAsiaTheme="minorHAnsi" w:hint="eastAsia"/>
+                <w:b/>
+                <w:bCs/>
+                <w:sz w:val="24"/>
+                <w:szCs w:val="24"/>
+              </w:rPr>
+            </w:pPr>
+            <w:r>
+              <w:rPr>
+                <w:rFonts w:eastAsiaTheme="minorHAnsi" w:hint="eastAsia"/>
+                <w:b/>
+                <w:bCs/>
+                <w:sz w:val="24"/>
+                <w:szCs w:val="24"/>
+              </w:rPr>
+              <w:t>S</w:t>
+            </w:r>
+            <w:r>
+              <w:rPr>
+                <w:rFonts w:eastAsiaTheme="minorHAnsi"/>
+                <w:b/>
+                <w:bCs/>
+                <w:sz w:val="24"/>
+                <w:szCs w:val="24"/>
+              </w:rPr>
+              <w:t xml:space="preserve">ymmetric </w:t>
+            </w:r>
+            <w:r>
+              <w:rPr>
+                <w:rFonts w:eastAsiaTheme="minorHAnsi" w:hint="eastAsia"/>
+                <w:b/>
+                <w:bCs/>
+                <w:sz w:val="24"/>
+                <w:szCs w:val="24"/>
+              </w:rPr>
+              <w:t>D</w:t>
+            </w:r>
+            <w:r>
+              <w:rPr>
+                <w:rFonts w:eastAsiaTheme="minorHAnsi"/>
+                <w:b/>
+                <w:bCs/>
+                <w:sz w:val="24"/>
+                <w:szCs w:val="24"/>
+              </w:rPr>
+              <w:t>ifference</w:t>
+            </w:r>
+          </w:p>
+        </w:tc>
+        <w:tc>
+          <w:tcPr>
+            <w:tcW w:w="4140" w:type="dxa"/>
+          </w:tcPr>
+          <w:p>
+            <w:pPr>
+              <w:jc w:val="left"/>
+              <w:rPr>
+                <w:rFonts w:eastAsiaTheme="minorHAnsi"/>
+                <w:b/>
+                <w:bCs/>
+                <w:sz w:val="24"/>
+                <w:szCs w:val="24"/>
+              </w:rPr>
+            </w:pPr>
+            <w:r>
+              <w:rPr>
+                <w:rFonts w:eastAsiaTheme="minorHAnsi"/>
+                <w:b/>
+                <w:bCs/>
+                <w:sz w:val="24"/>
+                <w:szCs w:val="24"/>
+              </w:rPr>
+              <w:t>{x | x ∈ A</w:t>
+            </w:r>
+            <w:r>
+              <w:rPr>
+                <w:rFonts w:eastAsiaTheme="minorHAnsi" w:hint="eastAsia"/>
+                <w:b/>
+                <w:bCs/>
+                <w:sz w:val="24"/>
+                <w:szCs w:val="24"/>
+              </w:rPr>
+              <w:t>-</w:t>
+            </w:r>
+            <w:r>
+              <w:rPr>
+                <w:rFonts w:eastAsiaTheme="minorHAnsi"/>
+                <w:b/>
+                <w:bCs/>
+                <w:sz w:val="24"/>
+                <w:szCs w:val="24"/>
+              </w:rPr>
+              <w:t>B or x ∈ B</w:t>
+            </w:r>
+            <w:r>
+              <w:rPr>
+                <w:rFonts w:eastAsiaTheme="minorHAnsi" w:hint="eastAsia"/>
+                <w:b/>
+                <w:bCs/>
+                <w:sz w:val="24"/>
+                <w:szCs w:val="24"/>
+              </w:rPr>
+              <w:t>-</w:t>
+            </w:r>
+            <w:r>
+              <w:rPr>
+                <w:rFonts w:eastAsiaTheme="minorHAnsi"/>
+                <w:b/>
+                <w:bCs/>
+                <w:sz w:val="24"/>
+                <w:szCs w:val="24"/>
+              </w:rPr>
+              <w:t>A}</w:t>
+            </w:r>
+          </w:p>
+          <w:p>
+            <w:pPr>
+              <w:jc w:val="left"/>
+              <w:rPr>
+                <w:rFonts w:eastAsiaTheme="minorHAnsi"/>
+                <w:b/>
+                <w:bCs/>
+                <w:sz w:val="24"/>
+                <w:szCs w:val="24"/>
+              </w:rPr>
+            </w:pPr>
+            <w:r>
+              <w:rPr>
+                <w:rFonts w:eastAsiaTheme="minorHAnsi" w:hint="eastAsia"/>
+                <w:b/>
+                <w:bCs/>
+                <w:sz w:val="24"/>
+                <w:szCs w:val="24"/>
+              </w:rPr>
+              <w:t xml:space="preserve">只属于A部分 </w:t>
+            </w:r>
+            <w:r>
+              <w:rPr>
+                <w:rFonts w:eastAsiaTheme="minorHAnsi" w:hint="eastAsia"/>
+                <w:b/>
+                <w:bCs/>
+                <w:sz w:val="24"/>
+                <w:szCs w:val="24"/>
+              </w:rPr>
+              <w:t>+</w:t>
+            </w:r>
+            <w:r>
+              <w:rPr>
+                <w:rFonts w:eastAsiaTheme="minorHAnsi" w:hint="eastAsia"/>
+                <w:b/>
+                <w:bCs/>
+                <w:sz w:val="24"/>
+                <w:szCs w:val="24"/>
+              </w:rPr>
+              <w:t xml:space="preserve"> </w:t>
+            </w:r>
+            <w:r>
+              <w:rPr>
+                <w:rFonts w:eastAsiaTheme="minorHAnsi" w:hint="eastAsia"/>
+                <w:b/>
+                <w:bCs/>
+                <w:sz w:val="24"/>
+                <w:szCs w:val="24"/>
+              </w:rPr>
+              <w:t>只属于</w:t>
+            </w:r>
+            <w:r>
+              <w:rPr>
+                <w:rFonts w:eastAsiaTheme="minorHAnsi" w:hint="eastAsia"/>
+                <w:b/>
+                <w:bCs/>
+                <w:sz w:val="24"/>
+                <w:szCs w:val="24"/>
+              </w:rPr>
+              <w:t>B</w:t>
+            </w:r>
+            <w:r>
+              <w:rPr>
+                <w:rFonts w:eastAsiaTheme="minorHAnsi" w:hint="eastAsia"/>
+                <w:b/>
+                <w:bCs/>
+                <w:sz w:val="24"/>
+                <w:szCs w:val="24"/>
+              </w:rPr>
+              <w:t>部分</w:t>
+            </w:r>
+          </w:p>
+          <w:p>
+            <w:pPr>
+              <w:jc w:val="left"/>
+              <w:rPr>
+                <w:rFonts w:eastAsiaTheme="minorHAnsi" w:hint="eastAsia"/>
+                <w:b/>
+                <w:bCs/>
+                <w:sz w:val="24"/>
+                <w:szCs w:val="24"/>
+              </w:rPr>
+            </w:pPr>
+          </w:p>
+        </w:tc>
+        <w:tc>
+          <w:tcPr>
+            <w:tcW w:w="3486" w:type="dxa"/>
+          </w:tcPr>
+          <w:p>
+            <w:pPr>
+              <w:jc w:val="left"/>
+              <w:rPr>
+                <w:rFonts w:eastAsiaTheme="minorHAnsi"/>
+                <w:b/>
+                <w:bCs/>
+                <w:sz w:val="24"/>
+                <w:szCs w:val="24"/>
+              </w:rPr>
+            </w:pPr>
+            <w:r>
+              <w:rPr>
+                <w:rFonts w:eastAsiaTheme="minorHAnsi" w:hint="eastAsia"/>
+                <w:b/>
+                <w:bCs/>
+                <w:sz w:val="24"/>
+                <w:szCs w:val="24"/>
+              </w:rPr>
+              <w:t>对称</w:t>
+            </w:r>
+            <w:r>
+              <w:rPr>
+                <w:rFonts w:eastAsiaTheme="minorHAnsi" w:hint="eastAsia"/>
+                <w:b/>
+                <w:bCs/>
+                <w:sz w:val="24"/>
+                <w:szCs w:val="24"/>
+              </w:rPr>
+              <w:t>差</w:t>
+            </w:r>
+            <w:r>
+              <w:rPr>
+                <w:rFonts w:eastAsiaTheme="minorHAnsi" w:hint="eastAsia"/>
+                <w:b/>
+                <w:bCs/>
+                <w:sz w:val="24"/>
+                <w:szCs w:val="24"/>
+              </w:rPr>
+              <w:t xml:space="preserve">   </w:t>
+            </w:r>
+            <w:r>
+              <w:rPr>
+                <w:rFonts w:eastAsiaTheme="minorHAnsi" w:hint="eastAsia"/>
+                <w:b/>
+                <w:bCs/>
+                <w:sz w:val="24"/>
+                <w:szCs w:val="24"/>
+              </w:rPr>
+              <w:t xml:space="preserve">  </w:t>
+            </w:r>
+            <w:r>
+              <w:rPr>
+                <w:rFonts w:eastAsiaTheme="minorHAnsi"/>
+                <w:b/>
+                <w:bCs/>
+                <w:sz w:val="24"/>
+                <w:szCs w:val="24"/>
+              </w:rPr>
+              <w:t>A△B</w:t>
+            </w:r>
+            <w:r>
+              <w:rPr>
+                <w:rFonts w:eastAsiaTheme="minorHAnsi" w:hint="eastAsia"/>
+                <w:b/>
+                <w:bCs/>
+                <w:sz w:val="24"/>
+                <w:szCs w:val="24"/>
+              </w:rPr>
+              <w:t xml:space="preserve"> </w:t>
+            </w:r>
+          </w:p>
+          <w:p>
+            <w:pPr>
+              <w:jc w:val="left"/>
+              <w:rPr>
+                <w:rFonts w:eastAsiaTheme="minorHAnsi"/>
+                <w:b/>
+                <w:bCs/>
+                <w:sz w:val="24"/>
+                <w:szCs w:val="24"/>
+              </w:rPr>
+            </w:pPr>
+            <w:r>
+              <w:rPr>
+                <w:rFonts w:eastAsiaTheme="minorHAnsi" w:hint="eastAsia"/>
+                <w:b/>
+                <w:bCs/>
+                <w:sz w:val="24"/>
+                <w:szCs w:val="24"/>
+              </w:rPr>
+              <w:t xml:space="preserve">等价于   </w:t>
+            </w:r>
+            <w:r>
+              <w:rPr>
+                <w:rFonts w:eastAsiaTheme="minorHAnsi" w:hint="eastAsia"/>
+                <w:b/>
+                <w:bCs/>
+                <w:sz w:val="24"/>
+                <w:szCs w:val="24"/>
+              </w:rPr>
+              <w:t xml:space="preserve"> </w:t>
+            </w:r>
+            <w:r>
+              <w:rPr>
+                <w:rFonts w:eastAsiaTheme="minorHAnsi"/>
+                <w:b/>
+                <w:bCs/>
+                <w:sz w:val="24"/>
+                <w:szCs w:val="24"/>
+              </w:rPr>
+              <w:t>(A</w:t>
+            </w:r>
+            <w:r>
+              <w:rPr>
+                <w:rFonts w:eastAsiaTheme="minorHAnsi" w:hint="eastAsia"/>
+                <w:b/>
+                <w:bCs/>
+                <w:sz w:val="24"/>
+                <w:szCs w:val="24"/>
+              </w:rPr>
+              <w:t>-</w:t>
+            </w:r>
+            <w:r>
+              <w:rPr>
+                <w:rFonts w:eastAsiaTheme="minorHAnsi"/>
+                <w:b/>
+                <w:bCs/>
+                <w:sz w:val="24"/>
+                <w:szCs w:val="24"/>
+              </w:rPr>
+              <w:t>B) ∪ (B</w:t>
+            </w:r>
+            <w:r>
+              <w:rPr>
+                <w:rFonts w:eastAsiaTheme="minorHAnsi" w:hint="eastAsia"/>
+                <w:b/>
+                <w:bCs/>
+                <w:sz w:val="24"/>
+                <w:szCs w:val="24"/>
+              </w:rPr>
+              <w:t>-</w:t>
+            </w:r>
+            <w:r>
+              <w:rPr>
+                <w:rFonts w:eastAsiaTheme="minorHAnsi"/>
+                <w:b/>
+                <w:bCs/>
+                <w:sz w:val="24"/>
+                <w:szCs w:val="24"/>
+              </w:rPr>
+              <w:t>A)</w:t>
+            </w:r>
+          </w:p>
+          <w:p>
+            <w:pPr>
+              <w:jc w:val="left"/>
+              <w:rPr>
+                <w:rFonts w:eastAsiaTheme="minorHAnsi" w:hint="eastAsia"/>
+                <w:b/>
+                <w:bCs/>
+                <w:sz w:val="24"/>
+                <w:szCs w:val="24"/>
+              </w:rPr>
+            </w:pPr>
+            <w:r>
+              <w:rPr>
+                <w:rFonts w:eastAsiaTheme="minorHAnsi" w:hint="eastAsia"/>
+                <w:b/>
+                <w:bCs/>
+                <w:sz w:val="24"/>
+                <w:szCs w:val="24"/>
+              </w:rPr>
+              <w:t xml:space="preserve">等价于    </w:t>
+            </w:r>
+            <w:r>
+              <w:rPr>
+                <w:rFonts w:eastAsiaTheme="minorHAnsi"/>
+                <w:b/>
+                <w:bCs/>
+                <w:sz w:val="24"/>
+                <w:szCs w:val="24"/>
+              </w:rPr>
+              <w:t>(</w:t>
+            </w:r>
+            <w:r>
+              <w:rPr>
+                <w:rFonts w:eastAsiaTheme="minorHAnsi"/>
+                <w:b/>
+                <w:bCs/>
+                <w:sz w:val="24"/>
+                <w:szCs w:val="24"/>
+              </w:rPr>
+              <w:t>A∪B</w:t>
+            </w:r>
+            <w:r>
+              <w:rPr>
+                <w:rFonts w:eastAsiaTheme="minorHAnsi"/>
+                <w:b/>
+                <w:bCs/>
+                <w:sz w:val="24"/>
+                <w:szCs w:val="24"/>
+              </w:rPr>
+              <w:t>)</w:t>
+            </w:r>
+            <w:r>
+              <w:rPr>
+                <w:rFonts w:eastAsiaTheme="minorHAnsi" w:hint="eastAsia"/>
+                <w:b/>
+                <w:bCs/>
+                <w:sz w:val="24"/>
+                <w:szCs w:val="24"/>
+              </w:rPr>
+              <w:t xml:space="preserve"> </w:t>
+            </w:r>
+            <w:r>
+              <w:rPr>
+                <w:rFonts w:eastAsiaTheme="minorHAnsi"/>
+                <w:b/>
+                <w:bCs/>
+                <w:sz w:val="24"/>
+                <w:szCs w:val="24"/>
+              </w:rPr>
+              <w:t>–</w:t>
+            </w:r>
+            <w:r>
+              <w:rPr>
+                <w:rFonts w:eastAsiaTheme="minorHAnsi" w:hint="eastAsia"/>
+                <w:b/>
+                <w:bCs/>
+                <w:sz w:val="24"/>
+                <w:szCs w:val="24"/>
+              </w:rPr>
+              <w:t xml:space="preserve"> (</w:t>
+            </w:r>
+            <w:r>
+              <w:rPr>
+                <w:rFonts w:eastAsiaTheme="minorHAnsi"/>
+                <w:b/>
+                <w:bCs/>
+                <w:sz w:val="24"/>
+                <w:szCs w:val="24"/>
+              </w:rPr>
+              <w:t>A ∩ B</w:t>
+            </w:r>
+            <w:r>
+              <w:rPr>
+                <w:rFonts w:eastAsiaTheme="minorHAnsi" w:hint="eastAsia"/>
+                <w:b/>
+                <w:bCs/>
+                <w:sz w:val="24"/>
+                <w:szCs w:val="24"/>
+              </w:rPr>
+              <w:t>）</w:t>
+            </w:r>
+          </w:p>
+        </w:tc>
+      </w:tr>
+    </w:tbl>
+    <w:p>
+      <w:pPr>
+        <w:rPr>
+          <w:rFonts w:hint="eastAsia"/>
+        </w:rPr>
+      </w:pPr>
+    </w:p>
+    <w:p>
+      <w:r>
+        <w:drawing>
+          <wp:inline distT="0" distB="0" distL="0" distR="0" wp14:anchorId="39DA4D7A" wp14:editId="43670F1A">
+            <wp:extent cx="6645910" cy="696595"/>
+            <wp:effectExtent l="0" t="0" r="2540" b="8255"/>
+            <wp:docPr id="1013228446" name="图片 1"/>
+            <wp:cNvGraphicFramePr>
+              <a:graphicFrameLocks xmlns:a="http://schemas.openxmlformats.org/drawingml/2006/main" noChangeAspect="1"/>
+            </wp:cNvGraphicFramePr>
+            <a:graphic xmlns:a="http://schemas.openxmlformats.org/drawingml/2006/main">
+              <a:graphicData uri="http://schemas.openxmlformats.org/drawingml/2006/picture">
+                <pic:pic xmlns:pic="http://schemas.openxmlformats.org/drawingml/2006/picture">
+                  <pic:nvPicPr>
+                    <pic:cNvPr id="1013228446" name=""/>
+                    <pic:cNvPicPr/>
+                  </pic:nvPicPr>
+                  <pic:blipFill>
+                    <a:blip r:embed="rId117"/>
+                    <a:stretch>
+                      <a:fillRect/>
+                    </a:stretch>
+                  </pic:blipFill>
+                  <pic:spPr>
+                    <a:xfrm>
+                      <a:off x="0" y="0"/>
+                      <a:ext cx="6645910" cy="696595"/>
+                    </a:xfrm>
+                    <a:prstGeom prst="rect">
+                      <a:avLst/>
+                    </a:prstGeom>
+                  </pic:spPr>
+                </pic:pic>
+              </a:graphicData>
+            </a:graphic>
+          </wp:inline>
+        </w:drawing>
+      </w:r>
+    </w:p>
+    <w:p/>
+    <w:p>
+      <w:pPr>
+        <w:pStyle w:val="4"/>
+        <w:numPr>
+          <w:ilvl w:val="1"/>
+          <w:numId w:val="19"/>
+        </w:numPr>
+      </w:pPr>
+      <w:r>
+        <w:t>Venn diagrams</w:t>
+      </w:r>
+    </w:p>
+    <w:p>
+      <w:r>
+        <w:rPr>
+          <w:rFonts w:hint="eastAsia"/>
+          <w:noProof/>
+        </w:rPr>
+        <w:drawing>
+          <wp:inline distT="0" distB="0" distL="0" distR="0" wp14:anchorId="6F641EAA" wp14:editId="1F7B423F">
+            <wp:extent cx="6638925" cy="4438650"/>
+            <wp:effectExtent l="0" t="0" r="9525" b="0"/>
+            <wp:docPr id="613937719" name="图片 3"/>
+            <wp:cNvGraphicFramePr>
+              <a:graphicFrameLocks xmlns:a="http://schemas.openxmlformats.org/drawingml/2006/main" noChangeAspect="1"/>
+            </wp:cNvGraphicFramePr>
+            <a:graphic xmlns:a="http://schemas.openxmlformats.org/drawingml/2006/main">
+              <a:graphicData uri="http://schemas.openxmlformats.org/drawingml/2006/picture">
+                <pic:pic xmlns:pic="http://schemas.openxmlformats.org/drawingml/2006/picture">
+                  <pic:nvPicPr>
+                    <pic:cNvPr id="0" name="Picture 15"/>
+                    <pic:cNvPicPr>
+                      <a:picLocks noChangeAspect="1" noChangeArrowheads="1"/>
+                    </pic:cNvPicPr>
+                  </pic:nvPicPr>
+                  <pic:blipFill>
+                    <a:blip r:embed="rId118">
+                      <a:extLst>
+                        <a:ext uri="{28A0092B-C50C-407E-A947-70E740481C1C}">
+                          <a14:useLocalDpi xmlns:a14="http://schemas.microsoft.com/office/drawing/2010/main" val="0"/>
+                        </a:ext>
+                      </a:extLst>
+                    </a:blip>
+                    <a:srcRect/>
+                    <a:stretch>
+                      <a:fillRect/>
+                    </a:stretch>
+                  </pic:blipFill>
+                  <pic:spPr bwMode="auto">
+                    <a:xfrm>
+                      <a:off x="0" y="0"/>
+                      <a:ext cx="6638925" cy="4438650"/>
+                    </a:xfrm>
+                    <a:prstGeom prst="rect">
+                      <a:avLst/>
+                    </a:prstGeom>
+                    <a:noFill/>
+                    <a:ln>
+                      <a:noFill/>
+                    </a:ln>
+                  </pic:spPr>
+                </pic:pic>
+              </a:graphicData>
+            </a:graphic>
+          </wp:inline>
+        </w:drawing>
+      </w:r>
+    </w:p>
+    <w:p>
+      <w:pPr>
+        <w:rPr>
+          <w:rFonts w:hint="eastAsia"/>
+        </w:rPr>
+      </w:pPr>
+      <w:r>
+        <w:rPr>
+          <w:noProof/>
+        </w:rPr>
+        <w:lastRenderedPageBreak/>
+        <w:drawing>
+          <wp:inline distT="0" distB="0" distL="0" distR="0" wp14:anchorId="5AC43AAB" wp14:editId="2FCE1EA9">
+            <wp:extent cx="6645910" cy="5221605"/>
+            <wp:effectExtent l="0" t="0" r="2540" b="0"/>
+            <wp:docPr id="436153280" name="图片 4"/>
+            <wp:cNvGraphicFramePr>
+              <a:graphicFrameLocks xmlns:a="http://schemas.openxmlformats.org/drawingml/2006/main" noChangeAspect="1"/>
+            </wp:cNvGraphicFramePr>
+            <a:graphic xmlns:a="http://schemas.openxmlformats.org/drawingml/2006/main">
+              <a:graphicData uri="http://schemas.openxmlformats.org/drawingml/2006/picture">
+                <pic:pic xmlns:pic="http://schemas.openxmlformats.org/drawingml/2006/picture">
+                  <pic:nvPicPr>
+                    <pic:cNvPr id="0" name="Picture 16"/>
+                    <pic:cNvPicPr>
+                      <a:picLocks noChangeAspect="1" noChangeArrowheads="1"/>
+                    </pic:cNvPicPr>
+                  </pic:nvPicPr>
+                  <pic:blipFill>
+                    <a:blip r:embed="rId119">
+                      <a:extLst>
+                        <a:ext uri="{28A0092B-C50C-407E-A947-70E740481C1C}">
+                          <a14:useLocalDpi xmlns:a14="http://schemas.microsoft.com/office/drawing/2010/main" val="0"/>
+                        </a:ext>
+                      </a:extLst>
+                    </a:blip>
+                    <a:srcRect/>
+                    <a:stretch>
+                      <a:fillRect/>
+                    </a:stretch>
+                  </pic:blipFill>
+                  <pic:spPr bwMode="auto">
+                    <a:xfrm>
+                      <a:off x="0" y="0"/>
+                      <a:ext cx="6645910" cy="5221605"/>
+                    </a:xfrm>
+                    <a:prstGeom prst="rect">
+                      <a:avLst/>
+                    </a:prstGeom>
+                    <a:noFill/>
+                    <a:ln>
+                      <a:noFill/>
+                    </a:ln>
+                  </pic:spPr>
+                </pic:pic>
+              </a:graphicData>
+            </a:graphic>
+          </wp:inline>
+        </w:drawing>
+      </w:r>
     </w:p>
     <w:sectPr>
       <w:pgSz w:w="11906" w:h="16838"/>
@@ -30023,6 +35089,127 @@
     </w:lvl>
   </w:abstractNum>
   <w:abstractNum w:abstractNumId="2" w15:restartNumberingAfterBreak="0">
+    <w:nsid w:val="07B26C3D"/>
+    <w:multiLevelType w:val="multilevel"/>
+    <w:tmpl w:val="FA926726"/>
+    <w:lvl w:ilvl="0">
+      <w:start w:val="1"/>
+      <w:numFmt w:val="decimal"/>
+      <w:lvlText w:val="%1."/>
+      <w:lvlJc w:val="left"/>
+      <w:pPr>
+        <w:ind w:left="780" w:hanging="360"/>
+      </w:pPr>
+      <w:rPr>
+        <w:rFonts w:hint="default"/>
+      </w:rPr>
+    </w:lvl>
+    <w:lvl w:ilvl="1">
+      <w:start w:val="2"/>
+      <w:numFmt w:val="decimal"/>
+      <w:isLgl/>
+      <w:lvlText w:val="%1.%2"/>
+      <w:lvlJc w:val="left"/>
+      <w:pPr>
+        <w:ind w:left="855" w:hanging="435"/>
+      </w:pPr>
+      <w:rPr>
+        <w:rFonts w:hint="default"/>
+      </w:rPr>
+    </w:lvl>
+    <w:lvl w:ilvl="2">
+      <w:start w:val="1"/>
+      <w:numFmt w:val="decimal"/>
+      <w:isLgl/>
+      <w:lvlText w:val="%1.%2.%3"/>
+      <w:lvlJc w:val="left"/>
+      <w:pPr>
+        <w:ind w:left="1140" w:hanging="720"/>
+      </w:pPr>
+      <w:rPr>
+        <w:rFonts w:hint="default"/>
+      </w:rPr>
+    </w:lvl>
+    <w:lvl w:ilvl="3">
+      <w:start w:val="1"/>
+      <w:numFmt w:val="decimal"/>
+      <w:isLgl/>
+      <w:lvlText w:val="%1.%2.%3.%4"/>
+      <w:lvlJc w:val="left"/>
+      <w:pPr>
+        <w:ind w:left="1140" w:hanging="720"/>
+      </w:pPr>
+      <w:rPr>
+        <w:rFonts w:hint="default"/>
+      </w:rPr>
+    </w:lvl>
+    <w:lvl w:ilvl="4">
+      <w:start w:val="1"/>
+      <w:numFmt w:val="decimal"/>
+      <w:isLgl/>
+      <w:lvlText w:val="%1.%2.%3.%4.%5"/>
+      <w:lvlJc w:val="left"/>
+      <w:pPr>
+        <w:ind w:left="1500" w:hanging="1080"/>
+      </w:pPr>
+      <w:rPr>
+        <w:rFonts w:hint="default"/>
+      </w:rPr>
+    </w:lvl>
+    <w:lvl w:ilvl="5">
+      <w:start w:val="1"/>
+      <w:numFmt w:val="decimal"/>
+      <w:isLgl/>
+      <w:lvlText w:val="%1.%2.%3.%4.%5.%6"/>
+      <w:lvlJc w:val="left"/>
+      <w:pPr>
+        <w:ind w:left="1500" w:hanging="1080"/>
+      </w:pPr>
+      <w:rPr>
+        <w:rFonts w:hint="default"/>
+      </w:rPr>
+    </w:lvl>
+    <w:lvl w:ilvl="6">
+      <w:start w:val="1"/>
+      <w:numFmt w:val="decimal"/>
+      <w:isLgl/>
+      <w:lvlText w:val="%1.%2.%3.%4.%5.%6.%7"/>
+      <w:lvlJc w:val="left"/>
+      <w:pPr>
+        <w:ind w:left="1860" w:hanging="1440"/>
+      </w:pPr>
+      <w:rPr>
+        <w:rFonts w:hint="default"/>
+      </w:rPr>
+    </w:lvl>
+    <w:lvl w:ilvl="7">
+      <w:start w:val="1"/>
+      <w:numFmt w:val="decimal"/>
+      <w:isLgl/>
+      <w:lvlText w:val="%1.%2.%3.%4.%5.%6.%7.%8"/>
+      <w:lvlJc w:val="left"/>
+      <w:pPr>
+        <w:ind w:left="1860" w:hanging="1440"/>
+      </w:pPr>
+      <w:rPr>
+        <w:rFonts w:hint="default"/>
+      </w:rPr>
+    </w:lvl>
+    <w:lvl w:ilvl="8">
+      <w:start w:val="1"/>
+      <w:numFmt w:val="decimal"/>
+      <w:isLgl/>
+      <w:lvlText w:val="%1.%2.%3.%4.%5.%6.%7.%8.%9"/>
+      <w:lvlJc w:val="left"/>
+      <w:pPr>
+        <w:ind w:left="2220" w:hanging="1800"/>
+      </w:pPr>
+      <w:rPr>
+        <w:rFonts w:hint="default"/>
+      </w:rPr>
+    </w:lvl>
+  </w:abstractNum>
+  <w:abstractNum w:abstractNumId="3" w15:restartNumberingAfterBreak="0">
     <w:nsid w:val="12D065D4"/>
     <w:multiLevelType w:val="hybridMultilevel"/>
     <w:tmpl w:val="2F1A4D1C"/>
@@ -30111,7 +35298,7 @@
       </w:pPr>
     </w:lvl>
   </w:abstractNum>
-  <w:abstractNum w:abstractNumId="3" w15:restartNumberingAfterBreak="0">
+  <w:abstractNum w:abstractNumId="4" w15:restartNumberingAfterBreak="0">
     <w:nsid w:val="15E23631"/>
     <w:multiLevelType w:val="hybridMultilevel"/>
     <w:tmpl w:val="5AEECDA4"/>
@@ -30200,7 +35387,7 @@
       </w:pPr>
     </w:lvl>
   </w:abstractNum>
-  <w:abstractNum w:abstractNumId="4" w15:restartNumberingAfterBreak="0">
+  <w:abstractNum w:abstractNumId="5" w15:restartNumberingAfterBreak="0">
     <w:nsid w:val="1D806357"/>
     <w:multiLevelType w:val="multilevel"/>
     <w:tmpl w:val="0409001F"/>
@@ -30313,7 +35500,7 @@
       </w:rPr>
     </w:lvl>
   </w:abstractNum>
-  <w:abstractNum w:abstractNumId="5" w15:restartNumberingAfterBreak="0">
+  <w:abstractNum w:abstractNumId="6" w15:restartNumberingAfterBreak="0">
     <w:nsid w:val="1DD52405"/>
     <w:multiLevelType w:val="multilevel"/>
     <w:tmpl w:val="7CBA5486"/>
@@ -30434,7 +35621,96 @@
       </w:rPr>
     </w:lvl>
   </w:abstractNum>
-  <w:abstractNum w:abstractNumId="6" w15:restartNumberingAfterBreak="0">
+  <w:abstractNum w:abstractNumId="7" w15:restartNumberingAfterBreak="0">
+    <w:nsid w:val="31972A51"/>
+    <w:multiLevelType w:val="hybridMultilevel"/>
+    <w:tmpl w:val="C1962BEC"/>
+    <w:lvl w:ilvl="0" w:tplc="18303398">
+      <w:start w:val="1"/>
+      <w:numFmt w:val="decimal"/>
+      <w:lvlText w:val="%1."/>
+      <w:lvlJc w:val="left"/>
+      <w:pPr>
+        <w:ind w:left="360" w:hanging="360"/>
+      </w:pPr>
+      <w:rPr>
+        <w:rFonts w:hint="default"/>
+      </w:rPr>
+    </w:lvl>
+    <w:lvl w:ilvl="1" w:tplc="04090019" w:tentative="1">
+      <w:start w:val="1"/>
+      <w:numFmt w:val="lowerLetter"/>
+      <w:lvlText w:val="%2)"/>
+      <w:lvlJc w:val="left"/>
+      <w:pPr>
+        <w:ind w:left="880" w:hanging="440"/>
+      </w:pPr>
+    </w:lvl>
+    <w:lvl w:ilvl="2" w:tplc="0409001B" w:tentative="1">
+      <w:start w:val="1"/>
+      <w:numFmt w:val="lowerRoman"/>
+      <w:lvlText w:val="%3."/>
+      <w:lvlJc w:val="right"/>
+      <w:pPr>
+        <w:ind w:left="1320" w:hanging="440"/>
+      </w:pPr>
+    </w:lvl>
+    <w:lvl w:ilvl="3" w:tplc="0409000F" w:tentative="1">
+      <w:start w:val="1"/>
+      <w:numFmt w:val="decimal"/>
+      <w:lvlText w:val="%4."/>
+      <w:lvlJc w:val="left"/>
+      <w:pPr>
+        <w:ind w:left="1760" w:hanging="440"/>
+      </w:pPr>
+    </w:lvl>
+    <w:lvl w:ilvl="4" w:tplc="04090019" w:tentative="1">
+      <w:start w:val="1"/>
+      <w:numFmt w:val="lowerLetter"/>
+      <w:lvlText w:val="%5)"/>
+      <w:lvlJc w:val="left"/>
+      <w:pPr>
+        <w:ind w:left="2200" w:hanging="440"/>
+      </w:pPr>
+    </w:lvl>
+    <w:lvl w:ilvl="5" w:tplc="0409001B" w:tentative="1">
+      <w:start w:val="1"/>
+      <w:numFmt w:val="lowerRoman"/>
+      <w:lvlText w:val="%6."/>
+      <w:lvlJc w:val="right"/>
+      <w:pPr>
+        <w:ind w:left="2640" w:hanging="440"/>
+      </w:pPr>
+    </w:lvl>
+    <w:lvl w:ilvl="6" w:tplc="0409000F" w:tentative="1">
+      <w:start w:val="1"/>
+      <w:numFmt w:val="decimal"/>
+      <w:lvlText w:val="%7."/>
+      <w:lvlJc w:val="left"/>
+      <w:pPr>
+        <w:ind w:left="3080" w:hanging="440"/>
+      </w:pPr>
+    </w:lvl>
+    <w:lvl w:ilvl="7" w:tplc="04090019" w:tentative="1">
+      <w:start w:val="1"/>
+      <w:numFmt w:val="lowerLetter"/>
+      <w:lvlText w:val="%8)"/>
+      <w:lvlJc w:val="left"/>
+      <w:pPr>
+        <w:ind w:left="3520" w:hanging="440"/>
+      </w:pPr>
+    </w:lvl>
+    <w:lvl w:ilvl="8" w:tplc="0409001B" w:tentative="1">
+      <w:start w:val="1"/>
+      <w:numFmt w:val="lowerRoman"/>
+      <w:lvlText w:val="%9."/>
+      <w:lvlJc w:val="right"/>
+      <w:pPr>
+        <w:ind w:left="3960" w:hanging="440"/>
+      </w:pPr>
+    </w:lvl>
+  </w:abstractNum>
+  <w:abstractNum w:abstractNumId="8" w15:restartNumberingAfterBreak="0">
     <w:nsid w:val="32552850"/>
     <w:multiLevelType w:val="hybridMultilevel"/>
     <w:tmpl w:val="5D8AFF94"/>
@@ -30547,7 +35823,7 @@
       </w:rPr>
     </w:lvl>
   </w:abstractNum>
-  <w:abstractNum w:abstractNumId="7" w15:restartNumberingAfterBreak="0">
+  <w:abstractNum w:abstractNumId="9" w15:restartNumberingAfterBreak="0">
     <w:nsid w:val="36837818"/>
     <w:multiLevelType w:val="hybridMultilevel"/>
     <w:tmpl w:val="FB14EA26"/>
@@ -30660,7 +35936,7 @@
       </w:rPr>
     </w:lvl>
   </w:abstractNum>
-  <w:abstractNum w:abstractNumId="8" w15:restartNumberingAfterBreak="0">
+  <w:abstractNum w:abstractNumId="10" w15:restartNumberingAfterBreak="0">
     <w:nsid w:val="3B475DB4"/>
     <w:multiLevelType w:val="hybridMultilevel"/>
     <w:tmpl w:val="1562C4A2"/>
@@ -30746,7 +36022,7 @@
       </w:pPr>
     </w:lvl>
   </w:abstractNum>
-  <w:abstractNum w:abstractNumId="9" w15:restartNumberingAfterBreak="0">
+  <w:abstractNum w:abstractNumId="11" w15:restartNumberingAfterBreak="0">
     <w:nsid w:val="3EB55B4C"/>
     <w:multiLevelType w:val="hybridMultilevel"/>
     <w:tmpl w:val="A8AC6B46"/>
@@ -30835,7 +36111,7 @@
       </w:pPr>
     </w:lvl>
   </w:abstractNum>
-  <w:abstractNum w:abstractNumId="10" w15:restartNumberingAfterBreak="0">
+  <w:abstractNum w:abstractNumId="12" w15:restartNumberingAfterBreak="0">
     <w:nsid w:val="479550A5"/>
     <w:multiLevelType w:val="multilevel"/>
     <w:tmpl w:val="0409001F"/>
@@ -30948,7 +36224,7 @@
       </w:rPr>
     </w:lvl>
   </w:abstractNum>
-  <w:abstractNum w:abstractNumId="11" w15:restartNumberingAfterBreak="0">
+  <w:abstractNum w:abstractNumId="13" w15:restartNumberingAfterBreak="0">
     <w:nsid w:val="49E10AEC"/>
     <w:multiLevelType w:val="hybridMultilevel"/>
     <w:tmpl w:val="6A90A774"/>
@@ -31061,7 +36337,7 @@
       </w:rPr>
     </w:lvl>
   </w:abstractNum>
-  <w:abstractNum w:abstractNumId="12" w15:restartNumberingAfterBreak="0">
+  <w:abstractNum w:abstractNumId="14" w15:restartNumberingAfterBreak="0">
     <w:nsid w:val="59956185"/>
     <w:multiLevelType w:val="multilevel"/>
     <w:tmpl w:val="F744B2D4"/>
@@ -31210,7 +36486,7 @@
       </w:rPr>
     </w:lvl>
   </w:abstractNum>
-  <w:abstractNum w:abstractNumId="13" w15:restartNumberingAfterBreak="0">
+  <w:abstractNum w:abstractNumId="15" w15:restartNumberingAfterBreak="0">
     <w:nsid w:val="5D142187"/>
     <w:multiLevelType w:val="multilevel"/>
     <w:tmpl w:val="0409001F"/>
@@ -31323,11 +36599,11 @@
       </w:rPr>
     </w:lvl>
   </w:abstractNum>
-  <w:abstractNum w:abstractNumId="14" w15:restartNumberingAfterBreak="0">
+  <w:abstractNum w:abstractNumId="16" w15:restartNumberingAfterBreak="0">
     <w:nsid w:val="5EFB1C64"/>
-    <w:multiLevelType w:val="hybridMultilevel"/>
-    <w:tmpl w:val="A100EB5E"/>
-    <w:lvl w:ilvl="0" w:tplc="F4087922">
+    <w:multiLevelType w:val="multilevel"/>
+    <w:tmpl w:val="FA926726"/>
+    <w:lvl w:ilvl="0">
       <w:start w:val="1"/>
       <w:numFmt w:val="decimal"/>
       <w:lvlText w:val="%1."/>
@@ -31339,80 +36615,112 @@
         <w:rFonts w:hint="default"/>
       </w:rPr>
     </w:lvl>
-    <w:lvl w:ilvl="1" w:tplc="04090019" w:tentative="1">
-      <w:start w:val="1"/>
-      <w:numFmt w:val="lowerLetter"/>
-      <w:lvlText w:val="%2)"/>
+    <w:lvl w:ilvl="1">
+      <w:start w:val="2"/>
+      <w:numFmt w:val="decimal"/>
+      <w:isLgl/>
+      <w:lvlText w:val="%1.%2"/>
       <w:lvlJc w:val="left"/>
       <w:pPr>
-        <w:ind w:left="1300" w:hanging="440"/>
-      </w:pPr>
+        <w:ind w:left="860" w:hanging="435"/>
+      </w:pPr>
+      <w:rPr>
+        <w:rFonts w:hint="default"/>
+      </w:rPr>
     </w:lvl>
-    <w:lvl w:ilvl="2" w:tplc="0409001B" w:tentative="1">
-      <w:start w:val="1"/>
-      <w:numFmt w:val="lowerRoman"/>
-      <w:lvlText w:val="%3."/>
-      <w:lvlJc w:val="right"/>
-      <w:pPr>
-        <w:ind w:left="1740" w:hanging="440"/>
-      </w:pPr>
-    </w:lvl>
-    <w:lvl w:ilvl="3" w:tplc="0409000F" w:tentative="1">
+    <w:lvl w:ilvl="2">
       <w:start w:val="1"/>
       <w:numFmt w:val="decimal"/>
-      <w:lvlText w:val="%4."/>
+      <w:isLgl/>
+      <w:lvlText w:val="%1.%2.%3"/>
       <w:lvlJc w:val="left"/>
       <w:pPr>
-        <w:ind w:left="2180" w:hanging="440"/>
-      </w:pPr>
+        <w:ind w:left="1140" w:hanging="720"/>
+      </w:pPr>
+      <w:rPr>
+        <w:rFonts w:hint="default"/>
+      </w:rPr>
     </w:lvl>
-    <w:lvl w:ilvl="4" w:tplc="04090019" w:tentative="1">
-      <w:start w:val="1"/>
-      <w:numFmt w:val="lowerLetter"/>
-      <w:lvlText w:val="%5)"/>
-      <w:lvlJc w:val="left"/>
-      <w:pPr>
-        <w:ind w:left="2620" w:hanging="440"/>
-      </w:pPr>
-    </w:lvl>
-    <w:lvl w:ilvl="5" w:tplc="0409001B" w:tentative="1">
-      <w:start w:val="1"/>
-      <w:numFmt w:val="lowerRoman"/>
-      <w:lvlText w:val="%6."/>
-      <w:lvlJc w:val="right"/>
-      <w:pPr>
-        <w:ind w:left="3060" w:hanging="440"/>
-      </w:pPr>
-    </w:lvl>
-    <w:lvl w:ilvl="6" w:tplc="0409000F" w:tentative="1">
+    <w:lvl w:ilvl="3">
       <w:start w:val="1"/>
       <w:numFmt w:val="decimal"/>
-      <w:lvlText w:val="%7."/>
+      <w:isLgl/>
+      <w:lvlText w:val="%1.%2.%3.%4"/>
       <w:lvlJc w:val="left"/>
       <w:pPr>
-        <w:ind w:left="3500" w:hanging="440"/>
-      </w:pPr>
+        <w:ind w:left="1140" w:hanging="720"/>
+      </w:pPr>
+      <w:rPr>
+        <w:rFonts w:hint="default"/>
+      </w:rPr>
     </w:lvl>
-    <w:lvl w:ilvl="7" w:tplc="04090019" w:tentative="1">
+    <w:lvl w:ilvl="4">
       <w:start w:val="1"/>
-      <w:numFmt w:val="lowerLetter"/>
-      <w:lvlText w:val="%8)"/>
+      <w:numFmt w:val="decimal"/>
+      <w:isLgl/>
+      <w:lvlText w:val="%1.%2.%3.%4.%5"/>
       <w:lvlJc w:val="left"/>
       <w:pPr>
-        <w:ind w:left="3940" w:hanging="440"/>
-      </w:pPr>
+        <w:ind w:left="1500" w:hanging="1080"/>
+      </w:pPr>
+      <w:rPr>
+        <w:rFonts w:hint="default"/>
+      </w:rPr>
     </w:lvl>
-    <w:lvl w:ilvl="8" w:tplc="0409001B" w:tentative="1">
+    <w:lvl w:ilvl="5">
       <w:start w:val="1"/>
-      <w:numFmt w:val="lowerRoman"/>
-      <w:lvlText w:val="%9."/>
-      <w:lvlJc w:val="right"/>
-      <w:pPr>
-        <w:ind w:left="4380" w:hanging="440"/>
-      </w:pPr>
+      <w:numFmt w:val="decimal"/>
+      <w:isLgl/>
+      <w:lvlText w:val="%1.%2.%3.%4.%5.%6"/>
+      <w:lvlJc w:val="left"/>
+      <w:pPr>
+        <w:ind w:left="1500" w:hanging="1080"/>
+      </w:pPr>
+      <w:rPr>
+        <w:rFonts w:hint="default"/>
+      </w:rPr>
+    </w:lvl>
+    <w:lvl w:ilvl="6">
+      <w:start w:val="1"/>
+      <w:numFmt w:val="decimal"/>
+      <w:isLgl/>
+      <w:lvlText w:val="%1.%2.%3.%4.%5.%6.%7"/>
+      <w:lvlJc w:val="left"/>
+      <w:pPr>
+        <w:ind w:left="1860" w:hanging="1440"/>
+      </w:pPr>
+      <w:rPr>
+        <w:rFonts w:hint="default"/>
+      </w:rPr>
+    </w:lvl>
+    <w:lvl w:ilvl="7">
+      <w:start w:val="1"/>
+      <w:numFmt w:val="decimal"/>
+      <w:isLgl/>
+      <w:lvlText w:val="%1.%2.%3.%4.%5.%6.%7.%8"/>
+      <w:lvlJc w:val="left"/>
+      <w:pPr>
+        <w:ind w:left="1860" w:hanging="1440"/>
+      </w:pPr>
+      <w:rPr>
+        <w:rFonts w:hint="default"/>
+      </w:rPr>
+    </w:lvl>
+    <w:lvl w:ilvl="8">
+      <w:start w:val="1"/>
+      <w:numFmt w:val="decimal"/>
+      <w:isLgl/>
+      <w:lvlText w:val="%1.%2.%3.%4.%5.%6.%7.%8.%9"/>
+      <w:lvlJc w:val="left"/>
+      <w:pPr>
+        <w:ind w:left="2220" w:hanging="1800"/>
+      </w:pPr>
+      <w:rPr>
+        <w:rFonts w:hint="default"/>
+      </w:rPr>
     </w:lvl>
   </w:abstractNum>
-  <w:abstractNum w:abstractNumId="15" w15:restartNumberingAfterBreak="0">
+  <w:abstractNum w:abstractNumId="17" w15:restartNumberingAfterBreak="0">
     <w:nsid w:val="5FF16C55"/>
     <w:multiLevelType w:val="hybridMultilevel"/>
     <w:tmpl w:val="47DAF114"/>
@@ -31525,7 +36833,128 @@
       </w:rPr>
     </w:lvl>
   </w:abstractNum>
-  <w:abstractNum w:abstractNumId="16" w15:restartNumberingAfterBreak="0">
+  <w:abstractNum w:abstractNumId="18" w15:restartNumberingAfterBreak="0">
+    <w:nsid w:val="65106790"/>
+    <w:multiLevelType w:val="multilevel"/>
+    <w:tmpl w:val="FA926726"/>
+    <w:lvl w:ilvl="0">
+      <w:start w:val="1"/>
+      <w:numFmt w:val="decimal"/>
+      <w:lvlText w:val="%1."/>
+      <w:lvlJc w:val="left"/>
+      <w:pPr>
+        <w:ind w:left="780" w:hanging="360"/>
+      </w:pPr>
+      <w:rPr>
+        <w:rFonts w:hint="default"/>
+      </w:rPr>
+    </w:lvl>
+    <w:lvl w:ilvl="1">
+      <w:start w:val="2"/>
+      <w:numFmt w:val="decimal"/>
+      <w:isLgl/>
+      <w:lvlText w:val="%1.%2"/>
+      <w:lvlJc w:val="left"/>
+      <w:pPr>
+        <w:ind w:left="855" w:hanging="435"/>
+      </w:pPr>
+      <w:rPr>
+        <w:rFonts w:hint="default"/>
+      </w:rPr>
+    </w:lvl>
+    <w:lvl w:ilvl="2">
+      <w:start w:val="1"/>
+      <w:numFmt w:val="decimal"/>
+      <w:isLgl/>
+      <w:lvlText w:val="%1.%2.%3"/>
+      <w:lvlJc w:val="left"/>
+      <w:pPr>
+        <w:ind w:left="1140" w:hanging="720"/>
+      </w:pPr>
+      <w:rPr>
+        <w:rFonts w:hint="default"/>
+      </w:rPr>
+    </w:lvl>
+    <w:lvl w:ilvl="3">
+      <w:start w:val="1"/>
+      <w:numFmt w:val="decimal"/>
+      <w:isLgl/>
+      <w:lvlText w:val="%1.%2.%3.%4"/>
+      <w:lvlJc w:val="left"/>
+      <w:pPr>
+        <w:ind w:left="1140" w:hanging="720"/>
+      </w:pPr>
+      <w:rPr>
+        <w:rFonts w:hint="default"/>
+      </w:rPr>
+    </w:lvl>
+    <w:lvl w:ilvl="4">
+      <w:start w:val="1"/>
+      <w:numFmt w:val="decimal"/>
+      <w:isLgl/>
+      <w:lvlText w:val="%1.%2.%3.%4.%5"/>
+      <w:lvlJc w:val="left"/>
+      <w:pPr>
+        <w:ind w:left="1500" w:hanging="1080"/>
+      </w:pPr>
+      <w:rPr>
+        <w:rFonts w:hint="default"/>
+      </w:rPr>
+    </w:lvl>
+    <w:lvl w:ilvl="5">
+      <w:start w:val="1"/>
+      <w:numFmt w:val="decimal"/>
+      <w:isLgl/>
+      <w:lvlText w:val="%1.%2.%3.%4.%5.%6"/>
+      <w:lvlJc w:val="left"/>
+      <w:pPr>
+        <w:ind w:left="1500" w:hanging="1080"/>
+      </w:pPr>
+      <w:rPr>
+        <w:rFonts w:hint="default"/>
+      </w:rPr>
+    </w:lvl>
+    <w:lvl w:ilvl="6">
+      <w:start w:val="1"/>
+      <w:numFmt w:val="decimal"/>
+      <w:isLgl/>
+      <w:lvlText w:val="%1.%2.%3.%4.%5.%6.%7"/>
+      <w:lvlJc w:val="left"/>
+      <w:pPr>
+        <w:ind w:left="1860" w:hanging="1440"/>
+      </w:pPr>
+      <w:rPr>
+        <w:rFonts w:hint="default"/>
+      </w:rPr>
+    </w:lvl>
+    <w:lvl w:ilvl="7">
+      <w:start w:val="1"/>
+      <w:numFmt w:val="decimal"/>
+      <w:isLgl/>
+      <w:lvlText w:val="%1.%2.%3.%4.%5.%6.%7.%8"/>
+      <w:lvlJc w:val="left"/>
+      <w:pPr>
+        <w:ind w:left="1860" w:hanging="1440"/>
+      </w:pPr>
+      <w:rPr>
+        <w:rFonts w:hint="default"/>
+      </w:rPr>
+    </w:lvl>
+    <w:lvl w:ilvl="8">
+      <w:start w:val="1"/>
+      <w:numFmt w:val="decimal"/>
+      <w:isLgl/>
+      <w:lvlText w:val="%1.%2.%3.%4.%5.%6.%7.%8.%9"/>
+      <w:lvlJc w:val="left"/>
+      <w:pPr>
+        <w:ind w:left="2220" w:hanging="1800"/>
+      </w:pPr>
+      <w:rPr>
+        <w:rFonts w:hint="default"/>
+      </w:rPr>
+    </w:lvl>
+  </w:abstractNum>
+  <w:abstractNum w:abstractNumId="19" w15:restartNumberingAfterBreak="0">
     <w:nsid w:val="65605925"/>
     <w:multiLevelType w:val="multilevel"/>
     <w:tmpl w:val="6414B77E"/>
@@ -31674,7 +37103,7 @@
       </w:rPr>
     </w:lvl>
   </w:abstractNum>
-  <w:abstractNum w:abstractNumId="17" w15:restartNumberingAfterBreak="0">
+  <w:abstractNum w:abstractNumId="20" w15:restartNumberingAfterBreak="0">
     <w:nsid w:val="685B2CC5"/>
     <w:multiLevelType w:val="multilevel"/>
     <w:tmpl w:val="5F908CB2"/>
@@ -31823,7 +37252,7 @@
       </w:rPr>
     </w:lvl>
   </w:abstractNum>
-  <w:abstractNum w:abstractNumId="18" w15:restartNumberingAfterBreak="0">
+  <w:abstractNum w:abstractNumId="21" w15:restartNumberingAfterBreak="0">
     <w:nsid w:val="70E021A9"/>
     <w:multiLevelType w:val="hybridMultilevel"/>
     <w:tmpl w:val="F44EEFF2"/>
@@ -31913,7 +37342,7 @@
       </w:pPr>
     </w:lvl>
   </w:abstractNum>
-  <w:abstractNum w:abstractNumId="19" w15:restartNumberingAfterBreak="0">
+  <w:abstractNum w:abstractNumId="22" w15:restartNumberingAfterBreak="0">
     <w:nsid w:val="77084836"/>
     <w:multiLevelType w:val="multilevel"/>
     <w:tmpl w:val="EED29006"/>
@@ -32062,7 +37491,7 @@
       </w:rPr>
     </w:lvl>
   </w:abstractNum>
-  <w:abstractNum w:abstractNumId="20" w15:restartNumberingAfterBreak="0">
+  <w:abstractNum w:abstractNumId="23" w15:restartNumberingAfterBreak="0">
     <w:nsid w:val="7A5C712F"/>
     <w:multiLevelType w:val="multilevel"/>
     <w:tmpl w:val="619C202E"/>
@@ -32183,7 +37612,7 @@
       </w:rPr>
     </w:lvl>
   </w:abstractNum>
-  <w:abstractNum w:abstractNumId="21" w15:restartNumberingAfterBreak="0">
+  <w:abstractNum w:abstractNumId="24" w15:restartNumberingAfterBreak="0">
     <w:nsid w:val="7E991A8B"/>
     <w:multiLevelType w:val="hybridMultilevel"/>
     <w:tmpl w:val="C922B06A"/>
@@ -32296,7 +37725,7 @@
       </w:rPr>
     </w:lvl>
   </w:abstractNum>
-  <w:abstractNum w:abstractNumId="22" w15:restartNumberingAfterBreak="0">
+  <w:abstractNum w:abstractNumId="25" w15:restartNumberingAfterBreak="0">
     <w:nsid w:val="7E9F712C"/>
     <w:multiLevelType w:val="multilevel"/>
     <w:tmpl w:val="C7744728"/>
@@ -32446,73 +37875,82 @@
     </w:lvl>
   </w:abstractNum>
   <w:num w:numId="1" w16cid:durableId="607204533">
-    <w:abstractNumId w:val="8"/>
+    <w:abstractNumId w:val="10"/>
   </w:num>
   <w:num w:numId="2" w16cid:durableId="1240867659">
-    <w:abstractNumId w:val="13"/>
+    <w:abstractNumId w:val="15"/>
   </w:num>
   <w:num w:numId="3" w16cid:durableId="518933528">
+    <w:abstractNumId w:val="24"/>
+  </w:num>
+  <w:num w:numId="4" w16cid:durableId="290597978">
+    <w:abstractNumId w:val="11"/>
+  </w:num>
+  <w:num w:numId="5" w16cid:durableId="198785566">
+    <w:abstractNumId w:val="23"/>
+  </w:num>
+  <w:num w:numId="6" w16cid:durableId="213349035">
     <w:abstractNumId w:val="21"/>
   </w:num>
-  <w:num w:numId="4" w16cid:durableId="290597978">
-    <w:abstractNumId w:val="9"/>
-  </w:num>
-  <w:num w:numId="5" w16cid:durableId="198785566">
-    <w:abstractNumId w:val="20"/>
-  </w:num>
-  <w:num w:numId="6" w16cid:durableId="213349035">
-    <w:abstractNumId w:val="18"/>
-  </w:num>
   <w:num w:numId="7" w16cid:durableId="860822821">
-    <w:abstractNumId w:val="5"/>
+    <w:abstractNumId w:val="6"/>
   </w:num>
   <w:num w:numId="8" w16cid:durableId="1668509154">
-    <w:abstractNumId w:val="3"/>
+    <w:abstractNumId w:val="4"/>
   </w:num>
   <w:num w:numId="9" w16cid:durableId="1908109799">
     <w:abstractNumId w:val="1"/>
   </w:num>
   <w:num w:numId="10" w16cid:durableId="1409882578">
-    <w:abstractNumId w:val="4"/>
+    <w:abstractNumId w:val="5"/>
   </w:num>
   <w:num w:numId="11" w16cid:durableId="1568107422">
-    <w:abstractNumId w:val="15"/>
+    <w:abstractNumId w:val="17"/>
   </w:num>
   <w:num w:numId="12" w16cid:durableId="1933976752">
-    <w:abstractNumId w:val="2"/>
+    <w:abstractNumId w:val="3"/>
   </w:num>
   <w:num w:numId="13" w16cid:durableId="68889914">
-    <w:abstractNumId w:val="10"/>
+    <w:abstractNumId w:val="12"/>
   </w:num>
   <w:num w:numId="14" w16cid:durableId="1756508992">
-    <w:abstractNumId w:val="19"/>
+    <w:abstractNumId w:val="22"/>
   </w:num>
   <w:num w:numId="15" w16cid:durableId="156774775">
-    <w:abstractNumId w:val="12"/>
+    <w:abstractNumId w:val="14"/>
   </w:num>
   <w:num w:numId="16" w16cid:durableId="284124577">
-    <w:abstractNumId w:val="22"/>
+    <w:abstractNumId w:val="25"/>
   </w:num>
   <w:num w:numId="17" w16cid:durableId="309483357">
-    <w:abstractNumId w:val="17"/>
+    <w:abstractNumId w:val="20"/>
   </w:num>
   <w:num w:numId="18" w16cid:durableId="1214578795">
-    <w:abstractNumId w:val="11"/>
+    <w:abstractNumId w:val="13"/>
   </w:num>
   <w:num w:numId="19" w16cid:durableId="1494445906">
-    <w:abstractNumId w:val="14"/>
+    <w:abstractNumId w:val="16"/>
   </w:num>
   <w:num w:numId="20" w16cid:durableId="1238829811">
-    <w:abstractNumId w:val="6"/>
+    <w:abstractNumId w:val="8"/>
   </w:num>
   <w:num w:numId="21" w16cid:durableId="2105564320">
-    <w:abstractNumId w:val="7"/>
+    <w:abstractNumId w:val="9"/>
   </w:num>
   <w:num w:numId="22" w16cid:durableId="1890611329">
     <w:abstractNumId w:val="0"/>
   </w:num>
   <w:num w:numId="23" w16cid:durableId="2134015023">
-    <w:abstractNumId w:val="16"/>
+    <w:abstractNumId w:val="19"/>
+  </w:num>
+  <w:num w:numId="24" w16cid:durableId="320936087">
+    <w:abstractNumId w:val="7"/>
+  </w:num>
+  <w:num w:numId="25" w16cid:durableId="899560176">
+    <w:abstractNumId w:val="2"/>
+  </w:num>
+  <w:num w:numId="26" w16cid:durableId="1061054480">
+    <w:abstractNumId w:val="18"/>
   </w:num>
 </w:numbering>
 </file>

--- a/26fall/1870/Note/w1s1.docx
+++ b/26fall/1870/Note/w1s1.docx
@@ -384,7 +384,7 @@
                     </pic:cNvPicPr>
                   </pic:nvPicPr>
                   <pic:blipFill>
-                    <a:blip r:embed="rId6">
+                    <a:blip r:embed="rId8">
                       <a:extLst>
                         <a:ext uri="{28A0092B-C50C-407E-A947-70E740481C1C}">
                           <a14:useLocalDpi xmlns:a14="http://schemas.microsoft.com/office/drawing/2010/main" val="0"/>
@@ -1571,7 +1571,7 @@
                     <pic:cNvPicPr/>
                   </pic:nvPicPr>
                   <pic:blipFill>
-                    <a:blip r:embed="rId7"/>
+                    <a:blip r:embed="rId9"/>
                     <a:stretch>
                       <a:fillRect/>
                     </a:stretch>
@@ -1836,7 +1836,7 @@
                     </pic:cNvPicPr>
                   </pic:nvPicPr>
                   <pic:blipFill>
-                    <a:blip r:embed="rId8">
+                    <a:blip r:embed="rId10">
                       <a:extLst>
                         <a:ext uri="{28A0092B-C50C-407E-A947-70E740481C1C}">
                           <a14:useLocalDpi xmlns:a14="http://schemas.microsoft.com/office/drawing/2010/main" val="0"/>
@@ -2063,7 +2063,7 @@
                     </pic:cNvPicPr>
                   </pic:nvPicPr>
                   <pic:blipFill>
-                    <a:blip r:embed="rId9">
+                    <a:blip r:embed="rId11">
                       <a:extLst>
                         <a:ext uri="{28A0092B-C50C-407E-A947-70E740481C1C}">
                           <a14:useLocalDpi xmlns:a14="http://schemas.microsoft.com/office/drawing/2010/main" val="0"/>
@@ -2126,7 +2126,7 @@
           <w:color w:val="074F6A" w:themeColor="accent4" w:themeShade="80"/>
         </w:rPr>
       </w:pPr>
-      <w:hyperlink r:id="rId10" w:history="1">
+      <w:hyperlink r:id="rId12" w:history="1">
         <w:r>
           <w:rPr>
             <w:rStyle w:val="ae"/>
@@ -2283,7 +2283,7 @@
                     <pic:cNvPicPr/>
                   </pic:nvPicPr>
                   <pic:blipFill>
-                    <a:blip r:embed="rId11"/>
+                    <a:blip r:embed="rId13"/>
                     <a:stretch>
                       <a:fillRect/>
                     </a:stretch>
@@ -2500,7 +2500,7 @@
                     </pic:cNvPicPr>
                   </pic:nvPicPr>
                   <pic:blipFill>
-                    <a:blip r:embed="rId9">
+                    <a:blip r:embed="rId11">
                       <a:extLst>
                         <a:ext uri="{28A0092B-C50C-407E-A947-70E740481C1C}">
                           <a14:useLocalDpi xmlns:a14="http://schemas.microsoft.com/office/drawing/2010/main" val="0"/>
@@ -4042,7 +4042,7 @@
                     </pic:cNvPicPr>
                   </pic:nvPicPr>
                   <pic:blipFill>
-                    <a:blip r:embed="rId12">
+                    <a:blip r:embed="rId14">
                       <a:extLst>
                         <a:ext uri="{28A0092B-C50C-407E-A947-70E740481C1C}">
                           <a14:useLocalDpi xmlns:a14="http://schemas.microsoft.com/office/drawing/2010/main" val="0"/>
@@ -4688,7 +4688,7 @@
                     </pic:cNvPicPr>
                   </pic:nvPicPr>
                   <pic:blipFill>
-                    <a:blip r:embed="rId13">
+                    <a:blip r:embed="rId15">
                       <a:extLst>
                         <a:ext uri="{28A0092B-C50C-407E-A947-70E740481C1C}">
                           <a14:useLocalDpi xmlns:a14="http://schemas.microsoft.com/office/drawing/2010/main" val="0"/>
@@ -4882,7 +4882,7 @@
                     <pic:cNvPicPr/>
                   </pic:nvPicPr>
                   <pic:blipFill>
-                    <a:blip r:embed="rId14"/>
+                    <a:blip r:embed="rId16"/>
                     <a:stretch>
                       <a:fillRect/>
                     </a:stretch>
@@ -4935,7 +4935,7 @@
                     </pic:cNvPicPr>
                   </pic:nvPicPr>
                   <pic:blipFill>
-                    <a:blip r:embed="rId15">
+                    <a:blip r:embed="rId17">
                       <a:extLst>
                         <a:ext uri="{28A0092B-C50C-407E-A947-70E740481C1C}">
                           <a14:useLocalDpi xmlns:a14="http://schemas.microsoft.com/office/drawing/2010/main" val="0"/>
@@ -5150,7 +5150,7 @@
                           <pic:cNvPicPr/>
                         </pic:nvPicPr>
                         <pic:blipFill>
-                          <a:blip r:embed="rId16"/>
+                          <a:blip r:embed="rId18"/>
                           <a:stretch>
                             <a:fillRect/>
                           </a:stretch>
@@ -5368,7 +5368,7 @@
                           <pic:cNvPicPr/>
                         </pic:nvPicPr>
                         <pic:blipFill>
-                          <a:blip r:embed="rId17"/>
+                          <a:blip r:embed="rId19"/>
                           <a:stretch>
                             <a:fillRect/>
                           </a:stretch>
@@ -5574,7 +5574,7 @@
                           <pic:cNvPicPr/>
                         </pic:nvPicPr>
                         <pic:blipFill>
-                          <a:blip r:embed="rId18"/>
+                          <a:blip r:embed="rId20"/>
                           <a:stretch>
                             <a:fillRect/>
                           </a:stretch>
@@ -5820,7 +5820,7 @@
                           <pic:cNvPicPr/>
                         </pic:nvPicPr>
                         <pic:blipFill>
-                          <a:blip r:embed="rId19"/>
+                          <a:blip r:embed="rId21"/>
                           <a:stretch>
                             <a:fillRect/>
                           </a:stretch>
@@ -6049,7 +6049,7 @@
                           <pic:cNvPicPr/>
                         </pic:nvPicPr>
                         <pic:blipFill>
-                          <a:blip r:embed="rId20"/>
+                          <a:blip r:embed="rId22"/>
                           <a:stretch>
                             <a:fillRect/>
                           </a:stretch>
@@ -6538,7 +6538,7 @@
                           <pic:cNvPicPr/>
                         </pic:nvPicPr>
                         <pic:blipFill>
-                          <a:blip r:embed="rId21"/>
+                          <a:blip r:embed="rId23"/>
                           <a:stretch>
                             <a:fillRect/>
                           </a:stretch>
@@ -6730,7 +6730,7 @@
           <w:color w:val="074F6A" w:themeColor="accent4" w:themeShade="80"/>
         </w:rPr>
       </w:pPr>
-      <w:hyperlink r:id="rId22" w:history="1">
+      <w:hyperlink r:id="rId24" w:history="1">
         <w:r>
           <w:rPr>
             <w:rStyle w:val="ae"/>
@@ -6747,7 +6747,7 @@
           <w:color w:val="074F6A" w:themeColor="accent4" w:themeShade="80"/>
         </w:rPr>
       </w:pPr>
-      <w:hyperlink r:id="rId23" w:history="1">
+      <w:hyperlink r:id="rId25" w:history="1">
         <w:r>
           <w:rPr>
             <w:rStyle w:val="ae"/>
@@ -7663,7 +7663,7 @@
                     <pic:cNvPicPr/>
                   </pic:nvPicPr>
                   <pic:blipFill>
-                    <a:blip r:embed="rId24"/>
+                    <a:blip r:embed="rId26"/>
                     <a:stretch>
                       <a:fillRect/>
                     </a:stretch>
@@ -7724,7 +7724,7 @@
                     </pic:cNvPicPr>
                   </pic:nvPicPr>
                   <pic:blipFill>
-                    <a:blip r:embed="rId25">
+                    <a:blip r:embed="rId27">
                       <a:extLst>
                         <a:ext uri="{28A0092B-C50C-407E-A947-70E740481C1C}">
                           <a14:useLocalDpi xmlns:a14="http://schemas.microsoft.com/office/drawing/2010/main" val="0"/>
@@ -7806,7 +7806,7 @@
                     <pic:cNvPicPr/>
                   </pic:nvPicPr>
                   <pic:blipFill>
-                    <a:blip r:embed="rId26"/>
+                    <a:blip r:embed="rId28"/>
                     <a:stretch>
                       <a:fillRect/>
                     </a:stretch>
@@ -7893,7 +7893,7 @@
                     <pic:cNvPicPr/>
                   </pic:nvPicPr>
                   <pic:blipFill>
-                    <a:blip r:embed="rId27"/>
+                    <a:blip r:embed="rId29"/>
                     <a:stretch>
                       <a:fillRect/>
                     </a:stretch>
@@ -8217,7 +8217,7 @@
                     <pic:cNvPicPr/>
                   </pic:nvPicPr>
                   <pic:blipFill>
-                    <a:blip r:embed="rId28"/>
+                    <a:blip r:embed="rId30"/>
                     <a:stretch>
                       <a:fillRect/>
                     </a:stretch>
@@ -8687,7 +8687,7 @@
                     </pic:cNvPicPr>
                   </pic:nvPicPr>
                   <pic:blipFill>
-                    <a:blip r:embed="rId29">
+                    <a:blip r:embed="rId31">
                       <a:extLst>
                         <a:ext uri="{28A0092B-C50C-407E-A947-70E740481C1C}">
                           <a14:useLocalDpi xmlns:a14="http://schemas.microsoft.com/office/drawing/2010/main" val="0"/>
@@ -8749,7 +8749,7 @@
                     </pic:cNvPicPr>
                   </pic:nvPicPr>
                   <pic:blipFill>
-                    <a:blip r:embed="rId30">
+                    <a:blip r:embed="rId32">
                       <a:extLst>
                         <a:ext uri="{28A0092B-C50C-407E-A947-70E740481C1C}">
                           <a14:useLocalDpi xmlns:a14="http://schemas.microsoft.com/office/drawing/2010/main" val="0"/>
@@ -8814,7 +8814,7 @@
                     <pic:cNvPicPr/>
                   </pic:nvPicPr>
                   <pic:blipFill>
-                    <a:blip r:embed="rId31"/>
+                    <a:blip r:embed="rId33"/>
                     <a:stretch>
                       <a:fillRect/>
                     </a:stretch>
@@ -8871,7 +8871,7 @@
                     </pic:cNvPicPr>
                   </pic:nvPicPr>
                   <pic:blipFill>
-                    <a:blip r:embed="rId32">
+                    <a:blip r:embed="rId34">
                       <a:extLst>
                         <a:ext uri="{28A0092B-C50C-407E-A947-70E740481C1C}">
                           <a14:useLocalDpi xmlns:a14="http://schemas.microsoft.com/office/drawing/2010/main" val="0"/>
@@ -8936,7 +8936,7 @@
                     <pic:cNvPicPr/>
                   </pic:nvPicPr>
                   <pic:blipFill>
-                    <a:blip r:embed="rId33"/>
+                    <a:blip r:embed="rId35"/>
                     <a:stretch>
                       <a:fillRect/>
                     </a:stretch>
@@ -11119,7 +11119,7 @@
                     <pic:cNvPicPr/>
                   </pic:nvPicPr>
                   <pic:blipFill>
-                    <a:blip r:embed="rId34"/>
+                    <a:blip r:embed="rId36"/>
                     <a:stretch>
                       <a:fillRect/>
                     </a:stretch>
@@ -18202,7 +18202,7 @@
                     </pic:cNvPicPr>
                   </pic:nvPicPr>
                   <pic:blipFill>
-                    <a:blip r:embed="rId35">
+                    <a:blip r:embed="rId37">
                       <a:extLst>
                         <a:ext uri="{28A0092B-C50C-407E-A947-70E740481C1C}">
                           <a14:useLocalDpi xmlns:a14="http://schemas.microsoft.com/office/drawing/2010/main" val="0"/>
@@ -18270,7 +18270,7 @@
                     </pic:cNvPicPr>
                   </pic:nvPicPr>
                   <pic:blipFill>
-                    <a:blip r:embed="rId36">
+                    <a:blip r:embed="rId38">
                       <a:extLst>
                         <a:ext uri="{28A0092B-C50C-407E-A947-70E740481C1C}">
                           <a14:useLocalDpi xmlns:a14="http://schemas.microsoft.com/office/drawing/2010/main" val="0"/>
@@ -18348,7 +18348,7 @@
                     </pic:cNvPicPr>
                   </pic:nvPicPr>
                   <pic:blipFill>
-                    <a:blip r:embed="rId37">
+                    <a:blip r:embed="rId39">
                       <a:extLst>
                         <a:ext uri="{28A0092B-C50C-407E-A947-70E740481C1C}">
                           <a14:useLocalDpi xmlns:a14="http://schemas.microsoft.com/office/drawing/2010/main" val="0"/>
@@ -18443,7 +18443,7 @@
                     </pic:cNvPicPr>
                   </pic:nvPicPr>
                   <pic:blipFill>
-                    <a:blip r:embed="rId38">
+                    <a:blip r:embed="rId40">
                       <a:extLst>
                         <a:ext uri="{28A0092B-C50C-407E-A947-70E740481C1C}">
                           <a14:useLocalDpi xmlns:a14="http://schemas.microsoft.com/office/drawing/2010/main" val="0"/>
@@ -18639,10 +18639,10 @@
         <w:tblLook w:val="04A0" w:firstRow="1" w:lastRow="0" w:firstColumn="1" w:lastColumn="0" w:noHBand="0" w:noVBand="1"/>
       </w:tblPr>
       <w:tblGrid>
-        <w:gridCol w:w="2118"/>
-        <w:gridCol w:w="2646"/>
-        <w:gridCol w:w="2198"/>
-        <w:gridCol w:w="3504"/>
+        <w:gridCol w:w="2119"/>
+        <w:gridCol w:w="2648"/>
+        <w:gridCol w:w="2199"/>
+        <w:gridCol w:w="3500"/>
       </w:tblGrid>
       <w:tr>
         <w:tc>
@@ -18911,9 +18911,9 @@
                   <o:lock v:ext="edit" aspectratio="t"/>
                 </v:shapetype>
                 <v:shape id="_x0000_i1025" type="#_x0000_t75" style="width:58.5pt;height:33pt" o:ole="">
-                  <v:imagedata r:id="rId39" o:title=""/>
+                  <v:imagedata r:id="rId41" o:title=""/>
                 </v:shape>
-                <o:OLEObject Type="Embed" ProgID="PBrush" ShapeID="_x0000_i1025" DrawAspect="Content" ObjectID="_1853571011" r:id="rId40"/>
+                <o:OLEObject Type="Embed" ProgID="PBrush" ShapeID="_x0000_i1025" DrawAspect="Content" ObjectID="_1853742671" r:id="rId42"/>
               </w:object>
             </w:r>
           </w:p>
@@ -18940,9 +18940,9 @@
               </w:rPr>
               <w:object w:dxaOrig="4215" w:dyaOrig="1395" w14:anchorId="2CAF7B2E">
                 <v:shape id="_x0000_i1026" type="#_x0000_t75" style="width:164.25pt;height:54pt" o:ole="">
-                  <v:imagedata r:id="rId41" o:title=""/>
+                  <v:imagedata r:id="rId43" o:title=""/>
                 </v:shape>
-                <o:OLEObject Type="Embed" ProgID="PBrush" ShapeID="_x0000_i1026" DrawAspect="Content" ObjectID="_1853571012" r:id="rId42"/>
+                <o:OLEObject Type="Embed" ProgID="PBrush" ShapeID="_x0000_i1026" DrawAspect="Content" ObjectID="_1853742672" r:id="rId44"/>
               </w:object>
             </w:r>
           </w:p>
@@ -18997,7 +18997,7 @@
                     </pic:cNvPicPr>
                   </pic:nvPicPr>
                   <pic:blipFill>
-                    <a:blip r:embed="rId43">
+                    <a:blip r:embed="rId45">
                       <a:extLst>
                         <a:ext uri="{28A0092B-C50C-407E-A947-70E740481C1C}">
                           <a14:useLocalDpi xmlns:a14="http://schemas.microsoft.com/office/drawing/2010/main" val="0"/>
@@ -20185,7 +20185,7 @@
                     </pic:cNvPicPr>
                   </pic:nvPicPr>
                   <pic:blipFill>
-                    <a:blip r:embed="rId44">
+                    <a:blip r:embed="rId46">
                       <a:extLst>
                         <a:ext uri="{28A0092B-C50C-407E-A947-70E740481C1C}">
                           <a14:useLocalDpi xmlns:a14="http://schemas.microsoft.com/office/drawing/2010/main" val="0"/>
@@ -20671,7 +20671,7 @@
                     </pic:cNvPicPr>
                   </pic:nvPicPr>
                   <pic:blipFill>
-                    <a:blip r:embed="rId45">
+                    <a:blip r:embed="rId47">
                       <a:extLst>
                         <a:ext uri="{28A0092B-C50C-407E-A947-70E740481C1C}">
                           <a14:useLocalDpi xmlns:a14="http://schemas.microsoft.com/office/drawing/2010/main" val="0"/>
@@ -21094,7 +21094,7 @@
                     </pic:cNvPicPr>
                   </pic:nvPicPr>
                   <pic:blipFill>
-                    <a:blip r:embed="rId46">
+                    <a:blip r:embed="rId48">
                       <a:extLst>
                         <a:ext uri="{28A0092B-C50C-407E-A947-70E740481C1C}">
                           <a14:useLocalDpi xmlns:a14="http://schemas.microsoft.com/office/drawing/2010/main" val="0"/>
@@ -21561,7 +21561,7 @@
                     </pic:cNvPicPr>
                   </pic:nvPicPr>
                   <pic:blipFill>
-                    <a:blip r:embed="rId47">
+                    <a:blip r:embed="rId49">
                       <a:extLst>
                         <a:ext uri="{28A0092B-C50C-407E-A947-70E740481C1C}">
                           <a14:useLocalDpi xmlns:a14="http://schemas.microsoft.com/office/drawing/2010/main" val="0"/>
@@ -21667,7 +21667,7 @@
                     </pic:cNvPicPr>
                   </pic:nvPicPr>
                   <pic:blipFill>
-                    <a:blip r:embed="rId48">
+                    <a:blip r:embed="rId50">
                       <a:extLst>
                         <a:ext uri="{28A0092B-C50C-407E-A947-70E740481C1C}">
                           <a14:useLocalDpi xmlns:a14="http://schemas.microsoft.com/office/drawing/2010/main" val="0"/>
@@ -22048,7 +22048,7 @@
                     </pic:cNvPicPr>
                   </pic:nvPicPr>
                   <pic:blipFill>
-                    <a:blip r:embed="rId49">
+                    <a:blip r:embed="rId51">
                       <a:extLst>
                         <a:ext uri="{28A0092B-C50C-407E-A947-70E740481C1C}">
                           <a14:useLocalDpi xmlns:a14="http://schemas.microsoft.com/office/drawing/2010/main" val="0"/>
@@ -22163,7 +22163,7 @@
                     </pic:cNvPicPr>
                   </pic:nvPicPr>
                   <pic:blipFill>
-                    <a:blip r:embed="rId50">
+                    <a:blip r:embed="rId52">
                       <a:extLst>
                         <a:ext uri="{28A0092B-C50C-407E-A947-70E740481C1C}">
                           <a14:useLocalDpi xmlns:a14="http://schemas.microsoft.com/office/drawing/2010/main" val="0"/>
@@ -22388,7 +22388,7 @@
                     </pic:cNvPicPr>
                   </pic:nvPicPr>
                   <pic:blipFill>
-                    <a:blip r:embed="rId51">
+                    <a:blip r:embed="rId53">
                       <a:extLst>
                         <a:ext uri="{28A0092B-C50C-407E-A947-70E740481C1C}">
                           <a14:useLocalDpi xmlns:a14="http://schemas.microsoft.com/office/drawing/2010/main" val="0"/>
@@ -22490,7 +22490,7 @@
                     </pic:cNvPicPr>
                   </pic:nvPicPr>
                   <pic:blipFill>
-                    <a:blip r:embed="rId52">
+                    <a:blip r:embed="rId54">
                       <a:extLst>
                         <a:ext uri="{28A0092B-C50C-407E-A947-70E740481C1C}">
                           <a14:useLocalDpi xmlns:a14="http://schemas.microsoft.com/office/drawing/2010/main" val="0"/>
@@ -22605,7 +22605,7 @@
                     </pic:cNvPicPr>
                   </pic:nvPicPr>
                   <pic:blipFill>
-                    <a:blip r:embed="rId53">
+                    <a:blip r:embed="rId55">
                       <a:extLst>
                         <a:ext uri="{28A0092B-C50C-407E-A947-70E740481C1C}">
                           <a14:useLocalDpi xmlns:a14="http://schemas.microsoft.com/office/drawing/2010/main" val="0"/>
@@ -22748,7 +22748,7 @@
                     <pic:cNvPicPr/>
                   </pic:nvPicPr>
                   <pic:blipFill>
-                    <a:blip r:embed="rId54"/>
+                    <a:blip r:embed="rId56"/>
                     <a:stretch>
                       <a:fillRect/>
                     </a:stretch>
@@ -22799,7 +22799,7 @@
                     </pic:cNvPicPr>
                   </pic:nvPicPr>
                   <pic:blipFill>
-                    <a:blip r:embed="rId55">
+                    <a:blip r:embed="rId57">
                       <a:extLst>
                         <a:ext uri="{28A0092B-C50C-407E-A947-70E740481C1C}">
                           <a14:useLocalDpi xmlns:a14="http://schemas.microsoft.com/office/drawing/2010/main" val="0"/>
@@ -22867,7 +22867,7 @@
                     </pic:cNvPicPr>
                   </pic:nvPicPr>
                   <pic:blipFill>
-                    <a:blip r:embed="rId56">
+                    <a:blip r:embed="rId58">
                       <a:extLst>
                         <a:ext uri="{28A0092B-C50C-407E-A947-70E740481C1C}">
                           <a14:useLocalDpi xmlns:a14="http://schemas.microsoft.com/office/drawing/2010/main" val="0"/>
@@ -23700,7 +23700,7 @@
                     </pic:cNvPicPr>
                   </pic:nvPicPr>
                   <pic:blipFill>
-                    <a:blip r:embed="rId57">
+                    <a:blip r:embed="rId59">
                       <a:extLst>
                         <a:ext uri="{28A0092B-C50C-407E-A947-70E740481C1C}">
                           <a14:useLocalDpi xmlns:a14="http://schemas.microsoft.com/office/drawing/2010/main" val="0"/>
@@ -23761,7 +23761,7 @@
                     <pic:cNvPicPr/>
                   </pic:nvPicPr>
                   <pic:blipFill>
-                    <a:blip r:embed="rId58"/>
+                    <a:blip r:embed="rId60"/>
                     <a:stretch>
                       <a:fillRect/>
                     </a:stretch>
@@ -23905,7 +23905,7 @@
                     </pic:cNvPicPr>
                   </pic:nvPicPr>
                   <pic:blipFill>
-                    <a:blip r:embed="rId59">
+                    <a:blip r:embed="rId61">
                       <a:extLst>
                         <a:ext uri="{28A0092B-C50C-407E-A947-70E740481C1C}">
                           <a14:useLocalDpi xmlns:a14="http://schemas.microsoft.com/office/drawing/2010/main" val="0"/>
@@ -24353,7 +24353,7 @@
                           <pic:cNvPicPr/>
                         </pic:nvPicPr>
                         <pic:blipFill>
-                          <a:blip r:embed="rId60"/>
+                          <a:blip r:embed="rId62"/>
                           <a:stretch>
                             <a:fillRect/>
                           </a:stretch>
@@ -24532,7 +24532,7 @@
                           <pic:cNvPicPr/>
                         </pic:nvPicPr>
                         <pic:blipFill>
-                          <a:blip r:embed="rId61"/>
+                          <a:blip r:embed="rId63"/>
                           <a:stretch>
                             <a:fillRect/>
                           </a:stretch>
@@ -24718,9 +24718,9 @@
               </w:rPr>
               <w:object w:dxaOrig="4695" w:dyaOrig="585" w14:anchorId="1B24F6BB">
                 <v:shape id="_x0000_i1027" type="#_x0000_t75" style="width:234.75pt;height:29.25pt" o:ole="">
-                  <v:imagedata r:id="rId62" o:title=""/>
+                  <v:imagedata r:id="rId64" o:title=""/>
                 </v:shape>
-                <o:OLEObject Type="Embed" ProgID="PBrush" ShapeID="_x0000_i1027" DrawAspect="Content" ObjectID="_1853571013" r:id="rId63"/>
+                <o:OLEObject Type="Embed" ProgID="PBrush" ShapeID="_x0000_i1027" DrawAspect="Content" ObjectID="_1853742673" r:id="rId65"/>
               </w:object>
             </w:r>
             <w:r>
@@ -24879,7 +24879,7 @@
                           <pic:cNvPicPr/>
                         </pic:nvPicPr>
                         <pic:blipFill>
-                          <a:blip r:embed="rId64"/>
+                          <a:blip r:embed="rId66"/>
                           <a:stretch>
                             <a:fillRect/>
                           </a:stretch>
@@ -25010,7 +25010,7 @@
                           <pic:cNvPicPr/>
                         </pic:nvPicPr>
                         <pic:blipFill>
-                          <a:blip r:embed="rId65"/>
+                          <a:blip r:embed="rId67"/>
                           <a:stretch>
                             <a:fillRect/>
                           </a:stretch>
@@ -25160,9 +25160,9 @@
               </w:rPr>
               <w:object w:dxaOrig="5910" w:dyaOrig="615" w14:anchorId="741A2A97">
                 <v:shape id="_x0000_i1028" type="#_x0000_t75" style="width:295.5pt;height:30.75pt" o:ole="">
-                  <v:imagedata r:id="rId66" o:title=""/>
+                  <v:imagedata r:id="rId68" o:title=""/>
                 </v:shape>
-                <o:OLEObject Type="Embed" ProgID="PBrush" ShapeID="_x0000_i1028" DrawAspect="Content" ObjectID="_1853571014" r:id="rId67"/>
+                <o:OLEObject Type="Embed" ProgID="PBrush" ShapeID="_x0000_i1028" DrawAspect="Content" ObjectID="_1853742674" r:id="rId69"/>
               </w:object>
             </w:r>
           </w:p>
@@ -25264,9 +25264,9 @@
               </w:rPr>
               <w:object w:dxaOrig="2565" w:dyaOrig="750" w14:anchorId="2AE0C7B6">
                 <v:shape id="_x0000_i1029" type="#_x0000_t75" style="width:105pt;height:30.75pt" o:ole="">
-                  <v:imagedata r:id="rId68" o:title=""/>
+                  <v:imagedata r:id="rId70" o:title=""/>
                 </v:shape>
-                <o:OLEObject Type="Embed" ProgID="PBrush" ShapeID="_x0000_i1029" DrawAspect="Content" ObjectID="_1853571015" r:id="rId69"/>
+                <o:OLEObject Type="Embed" ProgID="PBrush" ShapeID="_x0000_i1029" DrawAspect="Content" ObjectID="_1853742675" r:id="rId71"/>
               </w:object>
             </w:r>
           </w:p>
@@ -25371,9 +25371,9 @@
               </w:rPr>
               <w:object w:dxaOrig="1950" w:dyaOrig="720" w14:anchorId="0C5A577A">
                 <v:shape id="_x0000_i1030" type="#_x0000_t75" style="width:86.25pt;height:32.25pt" o:ole="">
-                  <v:imagedata r:id="rId70" o:title=""/>
+                  <v:imagedata r:id="rId72" o:title=""/>
                 </v:shape>
-                <o:OLEObject Type="Embed" ProgID="PBrush" ShapeID="_x0000_i1030" DrawAspect="Content" ObjectID="_1853571016" r:id="rId71"/>
+                <o:OLEObject Type="Embed" ProgID="PBrush" ShapeID="_x0000_i1030" DrawAspect="Content" ObjectID="_1853742676" r:id="rId73"/>
               </w:object>
             </w:r>
             <w:r>
@@ -25473,7 +25473,7 @@
                     </pic:cNvPicPr>
                   </pic:nvPicPr>
                   <pic:blipFill>
-                    <a:blip r:embed="rId72">
+                    <a:blip r:embed="rId74">
                       <a:extLst>
                         <a:ext uri="{28A0092B-C50C-407E-A947-70E740481C1C}">
                           <a14:useLocalDpi xmlns:a14="http://schemas.microsoft.com/office/drawing/2010/main" val="0"/>
@@ -25627,7 +25627,7 @@
                           <pic:cNvPicPr/>
                         </pic:nvPicPr>
                         <pic:blipFill>
-                          <a:blip r:embed="rId60"/>
+                          <a:blip r:embed="rId62"/>
                           <a:stretch>
                             <a:fillRect/>
                           </a:stretch>
@@ -25793,7 +25793,7 @@
                           <pic:cNvPicPr/>
                         </pic:nvPicPr>
                         <pic:blipFill>
-                          <a:blip r:embed="rId61"/>
+                          <a:blip r:embed="rId63"/>
                           <a:stretch>
                             <a:fillRect/>
                           </a:stretch>
@@ -25867,7 +25867,7 @@
                     </pic:cNvPicPr>
                   </pic:nvPicPr>
                   <pic:blipFill>
-                    <a:blip r:embed="rId73">
+                    <a:blip r:embed="rId75">
                       <a:extLst>
                         <a:ext uri="{28A0092B-C50C-407E-A947-70E740481C1C}">
                           <a14:useLocalDpi xmlns:a14="http://schemas.microsoft.com/office/drawing/2010/main" val="0"/>
@@ -25996,7 +25996,7 @@
                           <pic:cNvPicPr/>
                         </pic:nvPicPr>
                         <pic:blipFill>
-                          <a:blip r:embed="rId65"/>
+                          <a:blip r:embed="rId67"/>
                           <a:stretch>
                             <a:fillRect/>
                           </a:stretch>
@@ -26068,7 +26068,7 @@
                     <pic:cNvPicPr/>
                   </pic:nvPicPr>
                   <pic:blipFill>
-                    <a:blip r:embed="rId74"/>
+                    <a:blip r:embed="rId76"/>
                     <a:stretch>
                       <a:fillRect/>
                     </a:stretch>
@@ -26115,7 +26115,7 @@
                     <pic:cNvPicPr/>
                   </pic:nvPicPr>
                   <pic:blipFill>
-                    <a:blip r:embed="rId75"/>
+                    <a:blip r:embed="rId77"/>
                     <a:stretch>
                       <a:fillRect/>
                     </a:stretch>
@@ -26240,7 +26240,7 @@
                           <pic:cNvPicPr/>
                         </pic:nvPicPr>
                         <pic:blipFill>
-                          <a:blip r:embed="rId65"/>
+                          <a:blip r:embed="rId67"/>
                           <a:stretch>
                             <a:fillRect/>
                           </a:stretch>
@@ -26358,9 +26358,9 @@
               </w:rPr>
               <w:object w:dxaOrig="5910" w:dyaOrig="615" w14:anchorId="33777D35">
                 <v:shape id="_x0000_i1031" type="#_x0000_t75" style="width:295.5pt;height:30.75pt" o:ole="">
-                  <v:imagedata r:id="rId66" o:title=""/>
+                  <v:imagedata r:id="rId68" o:title=""/>
                 </v:shape>
-                <o:OLEObject Type="Embed" ProgID="PBrush" ShapeID="_x0000_i1031" DrawAspect="Content" ObjectID="_1853571017" r:id="rId76"/>
+                <o:OLEObject Type="Embed" ProgID="PBrush" ShapeID="_x0000_i1031" DrawAspect="Content" ObjectID="_1853742677" r:id="rId78"/>
               </w:object>
             </w:r>
           </w:p>
@@ -26417,7 +26417,7 @@
                     <pic:cNvPicPr/>
                   </pic:nvPicPr>
                   <pic:blipFill>
-                    <a:blip r:embed="rId77"/>
+                    <a:blip r:embed="rId79"/>
                     <a:stretch>
                       <a:fillRect/>
                     </a:stretch>
@@ -26553,7 +26553,7 @@
                           <pic:cNvPicPr/>
                         </pic:nvPicPr>
                         <pic:blipFill>
-                          <a:blip r:embed="rId60"/>
+                          <a:blip r:embed="rId62"/>
                           <a:stretch>
                             <a:fillRect/>
                           </a:stretch>
@@ -26719,7 +26719,7 @@
                           <pic:cNvPicPr/>
                         </pic:nvPicPr>
                         <pic:blipFill>
-                          <a:blip r:embed="rId61"/>
+                          <a:blip r:embed="rId63"/>
                           <a:stretch>
                             <a:fillRect/>
                           </a:stretch>
@@ -26873,7 +26873,7 @@
                           <pic:cNvPicPr/>
                         </pic:nvPicPr>
                         <pic:blipFill>
-                          <a:blip r:embed="rId64"/>
+                          <a:blip r:embed="rId66"/>
                           <a:stretch>
                             <a:fillRect/>
                           </a:stretch>
@@ -26983,7 +26983,7 @@
                           <pic:cNvPicPr/>
                         </pic:nvPicPr>
                         <pic:blipFill>
-                          <a:blip r:embed="rId65"/>
+                          <a:blip r:embed="rId67"/>
                           <a:stretch>
                             <a:fillRect/>
                           </a:stretch>
@@ -27101,9 +27101,9 @@
               </w:rPr>
               <w:object w:dxaOrig="5910" w:dyaOrig="615" w14:anchorId="50F06EE8">
                 <v:shape id="_x0000_i1032" type="#_x0000_t75" style="width:295.5pt;height:30.75pt" o:ole="">
-                  <v:imagedata r:id="rId66" o:title=""/>
+                  <v:imagedata r:id="rId68" o:title=""/>
                 </v:shape>
-                <o:OLEObject Type="Embed" ProgID="PBrush" ShapeID="_x0000_i1032" DrawAspect="Content" ObjectID="_1853571018" r:id="rId78"/>
+                <o:OLEObject Type="Embed" ProgID="PBrush" ShapeID="_x0000_i1032" DrawAspect="Content" ObjectID="_1853742678" r:id="rId80"/>
               </w:object>
             </w:r>
           </w:p>
@@ -27160,7 +27160,7 @@
                     <pic:cNvPicPr/>
                   </pic:nvPicPr>
                   <pic:blipFill>
-                    <a:blip r:embed="rId79"/>
+                    <a:blip r:embed="rId81"/>
                     <a:stretch>
                       <a:fillRect/>
                     </a:stretch>
@@ -27335,7 +27335,7 @@
                           <pic:cNvPicPr/>
                         </pic:nvPicPr>
                         <pic:blipFill>
-                          <a:blip r:embed="rId80"/>
+                          <a:blip r:embed="rId82"/>
                           <a:stretch>
                             <a:fillRect/>
                           </a:stretch>
@@ -27421,7 +27421,7 @@
                     <pic:cNvPicPr/>
                   </pic:nvPicPr>
                   <pic:blipFill>
-                    <a:blip r:embed="rId81"/>
+                    <a:blip r:embed="rId83"/>
                     <a:stretch>
                       <a:fillRect/>
                     </a:stretch>
@@ -27527,9 +27527,9 @@
               </w:rPr>
               <w:object w:dxaOrig="1950" w:dyaOrig="720" w14:anchorId="3590B1B8">
                 <v:shape id="_x0000_i1033" type="#_x0000_t75" style="width:86.25pt;height:32.25pt" o:ole="">
-                  <v:imagedata r:id="rId70" o:title=""/>
+                  <v:imagedata r:id="rId72" o:title=""/>
                 </v:shape>
-                <o:OLEObject Type="Embed" ProgID="PBrush" ShapeID="_x0000_i1033" DrawAspect="Content" ObjectID="_1853571019" r:id="rId82"/>
+                <o:OLEObject Type="Embed" ProgID="PBrush" ShapeID="_x0000_i1033" DrawAspect="Content" ObjectID="_1853742679" r:id="rId84"/>
               </w:object>
             </w:r>
           </w:p>
@@ -27584,7 +27584,7 @@
                     <pic:cNvPicPr/>
                   </pic:nvPicPr>
                   <pic:blipFill>
-                    <a:blip r:embed="rId83"/>
+                    <a:blip r:embed="rId85"/>
                     <a:stretch>
                       <a:fillRect/>
                     </a:stretch>
@@ -27690,9 +27690,9 @@
               </w:rPr>
               <w:object w:dxaOrig="2565" w:dyaOrig="750" w14:anchorId="52B0882F">
                 <v:shape id="_x0000_i1034" type="#_x0000_t75" style="width:105pt;height:30.75pt" o:ole="">
-                  <v:imagedata r:id="rId68" o:title=""/>
+                  <v:imagedata r:id="rId70" o:title=""/>
                 </v:shape>
-                <o:OLEObject Type="Embed" ProgID="PBrush" ShapeID="_x0000_i1034" DrawAspect="Content" ObjectID="_1853571020" r:id="rId84"/>
+                <o:OLEObject Type="Embed" ProgID="PBrush" ShapeID="_x0000_i1034" DrawAspect="Content" ObjectID="_1853742680" r:id="rId86"/>
               </w:object>
             </w:r>
           </w:p>
@@ -28861,7 +28861,7 @@
                     <pic:cNvPicPr/>
                   </pic:nvPicPr>
                   <pic:blipFill>
-                    <a:blip r:embed="rId85"/>
+                    <a:blip r:embed="rId87"/>
                     <a:stretch>
                       <a:fillRect/>
                     </a:stretch>
@@ -29539,9 +29539,9 @@
               </w:rPr>
               <w:object w:dxaOrig="4095" w:dyaOrig="750" w14:anchorId="1C44A0ED">
                 <v:shape id="_x0000_i1035" type="#_x0000_t75" style="width:204.75pt;height:37.5pt" o:ole="">
-                  <v:imagedata r:id="rId86" o:title=""/>
+                  <v:imagedata r:id="rId88" o:title=""/>
                 </v:shape>
-                <o:OLEObject Type="Embed" ProgID="PBrush" ShapeID="_x0000_i1035" DrawAspect="Content" ObjectID="_1853571021" r:id="rId87"/>
+                <o:OLEObject Type="Embed" ProgID="PBrush" ShapeID="_x0000_i1035" DrawAspect="Content" ObjectID="_1853742681" r:id="rId89"/>
               </w:object>
             </w:r>
           </w:p>
@@ -29658,7 +29658,7 @@
                           <pic:cNvPicPr/>
                         </pic:nvPicPr>
                         <pic:blipFill>
-                          <a:blip r:embed="rId88"/>
+                          <a:blip r:embed="rId90"/>
                           <a:stretch>
                             <a:fillRect/>
                           </a:stretch>
@@ -29712,7 +29712,7 @@
                           <pic:cNvPicPr/>
                         </pic:nvPicPr>
                         <pic:blipFill>
-                          <a:blip r:embed="rId89"/>
+                          <a:blip r:embed="rId91"/>
                           <a:stretch>
                             <a:fillRect/>
                           </a:stretch>
@@ -29807,7 +29807,7 @@
                     </pic:cNvPicPr>
                   </pic:nvPicPr>
                   <pic:blipFill>
-                    <a:blip r:embed="rId90">
+                    <a:blip r:embed="rId92">
                       <a:extLst>
                         <a:ext uri="{28A0092B-C50C-407E-A947-70E740481C1C}">
                           <a14:useLocalDpi xmlns:a14="http://schemas.microsoft.com/office/drawing/2010/main" val="0"/>
@@ -30067,7 +30067,7 @@
                     </pic:cNvPicPr>
                   </pic:nvPicPr>
                   <pic:blipFill>
-                    <a:blip r:embed="rId91">
+                    <a:blip r:embed="rId93">
                       <a:extLst>
                         <a:ext uri="{28A0092B-C50C-407E-A947-70E740481C1C}">
                           <a14:useLocalDpi xmlns:a14="http://schemas.microsoft.com/office/drawing/2010/main" val="0"/>
@@ -30347,9 +30347,9 @@
               </w:rPr>
               <w:object w:dxaOrig="1950" w:dyaOrig="720" w14:anchorId="0A392061">
                 <v:shape id="_x0000_i1036" type="#_x0000_t75" style="width:86.25pt;height:32.25pt" o:ole="">
-                  <v:imagedata r:id="rId70" o:title=""/>
+                  <v:imagedata r:id="rId72" o:title=""/>
                 </v:shape>
-                <o:OLEObject Type="Embed" ProgID="PBrush" ShapeID="_x0000_i1036" DrawAspect="Content" ObjectID="_1853571022" r:id="rId92"/>
+                <o:OLEObject Type="Embed" ProgID="PBrush" ShapeID="_x0000_i1036" DrawAspect="Content" ObjectID="_1853742682" r:id="rId94"/>
               </w:object>
             </w:r>
           </w:p>
@@ -30392,7 +30392,7 @@
                     </pic:cNvPicPr>
                   </pic:nvPicPr>
                   <pic:blipFill>
-                    <a:blip r:embed="rId93">
+                    <a:blip r:embed="rId95">
                       <a:extLst>
                         <a:ext uri="{28A0092B-C50C-407E-A947-70E740481C1C}">
                           <a14:useLocalDpi xmlns:a14="http://schemas.microsoft.com/office/drawing/2010/main" val="0"/>
@@ -30660,7 +30660,7 @@
           <w:numId w:val="23"/>
         </w:numPr>
         <w:rPr>
-          <w:rFonts w:asciiTheme="minorEastAsia" w:hAnsiTheme="minorEastAsia"/>
+          <w:rFonts w:asciiTheme="minorEastAsia" w:hAnsiTheme="minorEastAsia" w:hint="eastAsia"/>
         </w:rPr>
       </w:pPr>
       <w:r>
@@ -30709,146 +30709,196 @@
           <w:rFonts w:hint="eastAsia"/>
         </w:rPr>
         <w:lastRenderedPageBreak/>
+        <w:t>1.</w:t>
+      </w:r>
+      <w:r>
+        <w:rPr>
+          <w:rFonts w:hint="eastAsia"/>
+        </w:rPr>
+        <w:t xml:space="preserve"> </w:t>
+      </w:r>
+      <w:r>
+        <w:rPr>
+          <w:rFonts w:hint="eastAsia"/>
+        </w:rPr>
+        <w:t>强</w:t>
+      </w:r>
+      <w:r>
+        <w:rPr>
+          <w:rFonts w:hint="eastAsia"/>
+        </w:rPr>
+        <w:t>归纳法证明的模板</w:t>
+      </w:r>
+    </w:p>
+    <w:p>
+      <w:pPr>
+        <w:rPr>
+          <w:rFonts w:hint="eastAsia"/>
+          <w:color w:val="E97132" w:themeColor="accent2"/>
+        </w:rPr>
+      </w:pPr>
+      <w:r>
+        <w:rPr>
+          <w:color w:val="E97132" w:themeColor="accent2"/>
+        </w:rPr>
+        <w:t>1.</w:t>
+      </w:r>
+      <w:r>
+        <w:rPr>
+          <w:rFonts w:hint="eastAsia"/>
+          <w:color w:val="E97132" w:themeColor="accent2"/>
+        </w:rPr>
+        <w:t>定义P(n)</w:t>
+      </w:r>
+      <w:r>
+        <w:rPr>
+          <w:color w:val="E97132" w:themeColor="accent2"/>
+        </w:rPr>
+        <w:t>。</w:t>
+      </w:r>
+    </w:p>
+    <w:p>
+      <w:pPr>
+        <w:rPr>
+          <w:rFonts w:hint="eastAsia"/>
+          <w:color w:val="E97132" w:themeColor="accent2"/>
+        </w:rPr>
+      </w:pPr>
+      <w:r>
+        <w:rPr>
+          <w:rFonts w:hint="eastAsia"/>
+          <w:color w:val="E97132" w:themeColor="accent2"/>
+        </w:rPr>
+        <w:t>2</w:t>
+      </w:r>
+      <w:r>
+        <w:rPr>
+          <w:color w:val="E97132" w:themeColor="accent2"/>
+        </w:rPr>
+        <w:t>.证明P（</w:t>
+      </w:r>
+      <w:r>
+        <w:rPr>
+          <w:rFonts w:hint="eastAsia"/>
+          <w:color w:val="E97132" w:themeColor="accent2"/>
+        </w:rPr>
         <w:t>1</w:t>
       </w:r>
       <w:r>
         <w:rPr>
-          <w:rFonts w:hint="eastAsia"/>
+          <w:color w:val="E97132" w:themeColor="accent2"/>
+        </w:rPr>
+        <w:t>）为真。</w:t>
+      </w:r>
+    </w:p>
+    <w:p>
+      <w:pPr>
+        <w:rPr>
+          <w:color w:val="E97132" w:themeColor="accent2"/>
+        </w:rPr>
+      </w:pPr>
+      <w:r>
+        <w:rPr>
+          <w:rFonts w:hint="eastAsia"/>
+          <w:color w:val="E97132" w:themeColor="accent2"/>
+        </w:rPr>
+        <w:t>3</w:t>
+      </w:r>
+      <w:r>
+        <w:rPr>
+          <w:color w:val="E97132" w:themeColor="accent2"/>
         </w:rPr>
         <w:t>.</w:t>
       </w:r>
       <w:r>
         <w:rPr>
           <w:rFonts w:hint="eastAsia"/>
-        </w:rPr>
-        <w:t xml:space="preserve"> </w:t>
-      </w:r>
-      <w:r>
-        <w:rPr>
-          <w:rFonts w:hint="eastAsia"/>
-        </w:rPr>
-        <w:t>弱</w:t>
-      </w:r>
-      <w:r>
-        <w:rPr>
-          <w:rFonts w:hint="eastAsia"/>
-        </w:rPr>
-        <w:t>归纳法证明的模板</w:t>
-      </w:r>
-    </w:p>
-    <w:p>
-      <w:pPr>
-        <w:rPr>
-          <w:rFonts w:hint="eastAsia"/>
           <w:color w:val="E97132" w:themeColor="accent2"/>
         </w:rPr>
-      </w:pPr>
+        <w:t>假设n=1,2,3</w:t>
+      </w:r>
       <w:r>
         <w:rPr>
           <w:color w:val="E97132" w:themeColor="accent2"/>
         </w:rPr>
-        <w:t>1.陈述使用归纳法进行证明。</w:t>
-      </w:r>
-    </w:p>
-    <w:p>
-      <w:pPr>
+        <w:t>…</w:t>
+      </w:r>
+      <w:r>
         <w:rPr>
           <w:rFonts w:hint="eastAsia"/>
           <w:color w:val="E97132" w:themeColor="accent2"/>
         </w:rPr>
-      </w:pPr>
+        <w:t>.k时，</w:t>
+      </w:r>
       <w:r>
         <w:rPr>
           <w:color w:val="E97132" w:themeColor="accent2"/>
         </w:rPr>
-        <w:t>2.定义适当的谓词P（n）。</w:t>
-      </w:r>
-    </w:p>
-    <w:p>
-      <w:pPr>
+        <w:t>P（</w:t>
+      </w:r>
+      <w:r>
         <w:rPr>
           <w:rFonts w:hint="eastAsia"/>
           <w:color w:val="E97132" w:themeColor="accent2"/>
         </w:rPr>
-      </w:pPr>
+        <w:t>n</w:t>
+      </w:r>
       <w:r>
         <w:rPr>
           <w:color w:val="E97132" w:themeColor="accent2"/>
         </w:rPr>
-        <w:t>3.证明P（0）为真。</w:t>
-      </w:r>
-    </w:p>
-    <w:p>
-      <w:pPr>
+        <w:t>）</w:t>
+      </w:r>
+      <w:r>
         <w:rPr>
           <w:rFonts w:hint="eastAsia"/>
           <w:color w:val="E97132" w:themeColor="accent2"/>
         </w:rPr>
-      </w:pPr>
+        <w:t>都为真</w:t>
+      </w:r>
       <w:r>
         <w:rPr>
           <w:color w:val="E97132" w:themeColor="accent2"/>
         </w:rPr>
-        <w:t>4.证明P（n）蕴涵P（n+1）对任意非负整数成立。</w:t>
-      </w:r>
-    </w:p>
-    <w:p>
-      <w:pPr>
-        <w:rPr>
+        <w:t>。</w:t>
+      </w:r>
+    </w:p>
+    <w:p>
+      <w:pPr>
+        <w:rPr>
+          <w:rFonts w:hint="eastAsia"/>
           <w:color w:val="E97132" w:themeColor="accent2"/>
         </w:rPr>
       </w:pPr>
       <w:r>
         <w:rPr>
+          <w:rFonts w:hint="eastAsia"/>
           <w:color w:val="E97132" w:themeColor="accent2"/>
         </w:rPr>
+        <w:t>4. 证明P(k+1)为真</w:t>
+      </w:r>
+    </w:p>
+    <w:p>
+      <w:pPr>
+        <w:rPr>
+          <w:rFonts w:hint="eastAsia"/>
+          <w:color w:val="E97132" w:themeColor="accent2"/>
+        </w:rPr>
+      </w:pPr>
+      <w:r>
+        <w:rPr>
+          <w:color w:val="E97132" w:themeColor="accent2"/>
+        </w:rPr>
         <w:t>5.得出结论。</w:t>
       </w:r>
     </w:p>
     <w:p>
       <w:pPr>
         <w:rPr>
+          <w:rFonts w:hint="eastAsia"/>
           <w:color w:val="E97132" w:themeColor="accent2"/>
         </w:rPr>
       </w:pPr>
-    </w:p>
-    <w:p>
-      <w:pPr>
-        <w:rPr>
-          <w:b/>
-          <w:bCs/>
-        </w:rPr>
-      </w:pPr>
-      <w:r>
-        <w:rPr>
-          <w:b/>
-          <w:bCs/>
-        </w:rPr>
-        <w:t>To prove</w:t>
-      </w:r>
-      <w:r>
-        <w:rPr>
-          <w:rFonts w:hint="eastAsia"/>
-          <w:b/>
-          <w:bCs/>
-        </w:rPr>
-        <w:t xml:space="preserve">:  P(n) = </w:t>
-      </w:r>
-      <w:r>
-        <w:rPr>
-          <w:b/>
-          <w:bCs/>
-        </w:rPr>
-        <w:t>…</w:t>
-      </w:r>
-      <w:r>
-        <w:rPr>
-          <w:rFonts w:hint="eastAsia"/>
-          <w:b/>
-          <w:bCs/>
-        </w:rPr>
-        <w:t>.</w:t>
-      </w:r>
     </w:p>
     <w:p>
       <w:pPr>
@@ -30858,46 +30908,57 @@
           <w:numId w:val="24"/>
         </w:numPr>
         <w:rPr>
-          <w:b/>
-          <w:bCs/>
-        </w:rPr>
-      </w:pPr>
-      <w:r>
-        <w:rPr>
-          <w:b/>
-          <w:bCs/>
-        </w:rPr>
-        <w:t>Base Case Check</w:t>
-      </w:r>
-    </w:p>
-    <w:p>
-      <w:pPr>
-        <w:pStyle w:val="a9"/>
-        <w:ind w:left="420"/>
-        <w:rPr>
-          <w:b/>
-          <w:bCs/>
-        </w:rPr>
-      </w:pPr>
-      <w:r>
-        <w:rPr>
-          <w:rFonts w:hint="eastAsia"/>
-          <w:b/>
-          <w:bCs/>
-        </w:rPr>
-        <w:t>When n = 1/0,   LHS = ..   RHS = ...,  the base case is true</w:t>
-      </w:r>
-    </w:p>
-    <w:p>
-      <w:pPr>
-        <w:pStyle w:val="a9"/>
-        <w:ind w:left="420"/>
-        <w:rPr>
-          <w:rFonts w:hint="eastAsia"/>
-          <w:b/>
-          <w:bCs/>
-        </w:rPr>
-      </w:pPr>
+          <w:rFonts w:hint="eastAsia"/>
+          <w:b/>
+          <w:bCs/>
+        </w:rPr>
+      </w:pPr>
+      <w:r>
+        <w:rPr>
+          <w:b/>
+          <w:bCs/>
+        </w:rPr>
+        <w:t>To prove</w:t>
+      </w:r>
+      <w:r>
+        <w:rPr>
+          <w:rFonts w:hint="eastAsia"/>
+          <w:b/>
+          <w:bCs/>
+        </w:rPr>
+        <w:t xml:space="preserve">:  P(n) </w:t>
+      </w:r>
+      <w:r>
+        <w:rPr>
+          <w:rFonts w:hint="eastAsia"/>
+          <w:b/>
+          <w:bCs/>
+        </w:rPr>
+        <w:t xml:space="preserve">:  </w:t>
+      </w:r>
+      <w:r>
+        <w:rPr>
+          <w:rFonts w:hint="eastAsia"/>
+          <w:b/>
+          <w:bCs/>
+        </w:rPr>
+        <w:t xml:space="preserve"> </w:t>
+      </w:r>
+      <w:r>
+        <w:rPr>
+          <w:b/>
+          <w:bCs/>
+        </w:rPr>
+        <w:t>…</w:t>
+      </w:r>
+      <w:r>
+        <w:rPr>
+          <w:rFonts w:hint="eastAsia"/>
+          <w:b/>
+          <w:bCs/>
+        </w:rPr>
+        <w:t>.</w:t>
+      </w:r>
     </w:p>
     <w:p>
       <w:pPr>
@@ -30907,111 +30968,42 @@
           <w:numId w:val="24"/>
         </w:numPr>
         <w:rPr>
-          <w:b/>
-          <w:bCs/>
-        </w:rPr>
-      </w:pPr>
-      <w:r>
-        <w:rPr>
-          <w:rFonts w:hint="eastAsia"/>
-          <w:b/>
-          <w:bCs/>
-        </w:rPr>
-        <w:t>Inductive</w:t>
-      </w:r>
-      <w:r>
-        <w:rPr>
-          <w:rFonts w:hint="eastAsia"/>
-          <w:b/>
-          <w:bCs/>
-        </w:rPr>
-        <w:t xml:space="preserve"> assumption</w:t>
-      </w:r>
-      <w:r>
-        <w:rPr>
-          <w:rFonts w:hint="eastAsia"/>
-        </w:rPr>
-        <w:t xml:space="preserve"> </w:t>
-      </w:r>
-      <w:r>
-        <w:rPr>
-          <w:rFonts w:hint="eastAsia"/>
-          <w:b/>
-          <w:bCs/>
-        </w:rPr>
-        <w:t>Statement</w:t>
+          <w:rFonts w:hint="eastAsia"/>
+          <w:b/>
+          <w:bCs/>
+        </w:rPr>
+      </w:pPr>
+      <w:r>
+        <w:rPr>
+          <w:b/>
+          <w:bCs/>
+        </w:rPr>
+        <w:t>Base Case Check</w:t>
       </w:r>
     </w:p>
     <w:p>
       <w:pPr>
         <w:pStyle w:val="a9"/>
-        <w:ind w:left="360"/>
-        <w:rPr>
-          <w:rFonts w:hint="eastAsia"/>
-          <w:b/>
-          <w:bCs/>
-        </w:rPr>
-      </w:pPr>
-      <w:r>
-        <w:rPr>
-          <w:b/>
-          <w:bCs/>
-        </w:rPr>
-        <w:t>Assume that the statement is true</w:t>
-      </w:r>
-      <w:r>
-        <w:rPr>
-          <w:rFonts w:hint="eastAsia"/>
-          <w:b/>
-          <w:bCs/>
-        </w:rPr>
-        <w:t xml:space="preserve"> when n is in the range 1,2,</w:t>
-      </w:r>
-      <w:r>
-        <w:rPr>
-          <w:b/>
-          <w:bCs/>
-        </w:rPr>
-        <w:t>…</w:t>
-      </w:r>
-      <w:r>
-        <w:rPr>
-          <w:rFonts w:hint="eastAsia"/>
-          <w:b/>
-          <w:bCs/>
-        </w:rPr>
-        <w:t>k, k is a positive integer</w:t>
+        <w:ind w:left="420"/>
+        <w:rPr>
+          <w:rFonts w:hint="eastAsia"/>
+          <w:b/>
+          <w:bCs/>
+        </w:rPr>
+      </w:pPr>
+      <w:r>
+        <w:rPr>
+          <w:rFonts w:hint="eastAsia"/>
+          <w:b/>
+          <w:bCs/>
+        </w:rPr>
+        <w:t>When n = 1/0,   LHS = ..   RHS = ...,  the base case is true</w:t>
       </w:r>
     </w:p>
     <w:p>
       <w:pPr>
         <w:pStyle w:val="a9"/>
-        <w:ind w:left="360"/>
-        <w:rPr>
-          <w:b/>
-          <w:bCs/>
-        </w:rPr>
-      </w:pPr>
-      <w:r>
-        <w:rPr>
-          <w:b/>
-          <w:bCs/>
-        </w:rPr>
-        <w:tab/>
-      </w:r>
-      <w:r>
-        <w:rPr>
-          <w:rFonts w:hint="eastAsia"/>
-          <w:b/>
-          <w:bCs/>
-        </w:rPr>
-        <w:t xml:space="preserve">                         P(k):  ...</w:t>
-      </w:r>
-    </w:p>
-    <w:p>
-      <w:pPr>
-        <w:pStyle w:val="a9"/>
-        <w:ind w:left="360"/>
+        <w:ind w:left="420"/>
         <w:rPr>
           <w:rFonts w:hint="eastAsia"/>
           <w:b/>
@@ -31027,17 +31019,40 @@
           <w:numId w:val="24"/>
         </w:numPr>
         <w:rPr>
-          <w:b/>
-          <w:bCs/>
-        </w:rPr>
-      </w:pPr>
-      <w:r>
-        <w:rPr>
-          <w:rFonts w:hint="eastAsia"/>
-          <w:b/>
-          <w:bCs/>
-        </w:rPr>
-        <w:t>Inductive Step</w:t>
+          <w:rFonts w:hint="eastAsia"/>
+          <w:b/>
+          <w:bCs/>
+        </w:rPr>
+      </w:pPr>
+      <w:r>
+        <w:rPr>
+          <w:rFonts w:hint="eastAsia"/>
+          <w:b/>
+          <w:bCs/>
+        </w:rPr>
+        <w:t>Inductive</w:t>
+      </w:r>
+      <w:r>
+        <w:rPr>
+          <w:rFonts w:hint="eastAsia"/>
+          <w:b/>
+          <w:bCs/>
+        </w:rPr>
+        <w:t xml:space="preserve"> assumption</w:t>
+      </w:r>
+      <w:r>
+        <w:rPr>
+          <w:rFonts w:hint="eastAsia"/>
+        </w:rPr>
+        <w:t xml:space="preserve"> </w:t>
+      </w:r>
+      <w:r>
+        <w:rPr>
+          <w:rFonts w:hint="eastAsia"/>
+          <w:b/>
+          <w:bCs/>
+        </w:rPr>
+        <w:t>Statement</w:t>
       </w:r>
     </w:p>
     <w:p>
@@ -31045,71 +31060,40 @@
         <w:pStyle w:val="a9"/>
         <w:ind w:left="360"/>
         <w:rPr>
-          <w:b/>
-          <w:bCs/>
-        </w:rPr>
-      </w:pPr>
-      <w:r>
-        <w:rPr>
-          <w:b/>
-          <w:bCs/>
-        </w:rPr>
-        <w:t>We now prove</w:t>
-      </w:r>
-      <w:r>
-        <w:rPr>
-          <w:rFonts w:hint="eastAsia"/>
-          <w:b/>
-          <w:bCs/>
-        </w:rPr>
-        <w:t xml:space="preserve"> that </w:t>
-      </w:r>
-      <w:r>
-        <w:rPr>
-          <w:rFonts w:hint="eastAsia"/>
-          <w:b/>
-          <w:bCs/>
-        </w:rPr>
-        <w:t xml:space="preserve"> </w:t>
-      </w:r>
-      <w:r>
-        <w:rPr>
-          <w:b/>
-          <w:bCs/>
-        </w:rPr>
-        <w:t>the statement is true</w:t>
-      </w:r>
-      <w:r>
-        <w:rPr>
-          <w:rFonts w:hint="eastAsia"/>
-          <w:b/>
-          <w:bCs/>
-        </w:rPr>
-        <w:t xml:space="preserve"> w</w:t>
-      </w:r>
-      <w:r>
-        <w:rPr>
-          <w:rFonts w:hint="eastAsia"/>
-          <w:b/>
-          <w:bCs/>
-        </w:rPr>
-        <w:t xml:space="preserve">hen </w:t>
-      </w:r>
-      <w:r>
-        <w:rPr>
-          <w:rFonts w:hint="eastAsia"/>
-          <w:b/>
-          <w:bCs/>
-        </w:rPr>
-        <w:t>n</w:t>
-      </w:r>
-      <w:r>
-        <w:rPr>
-          <w:rFonts w:hint="eastAsia"/>
-          <w:b/>
-          <w:bCs/>
-        </w:rPr>
-        <w:t xml:space="preserve"> = k+1</w:t>
+          <w:rFonts w:hint="eastAsia"/>
+          <w:b/>
+          <w:bCs/>
+        </w:rPr>
+      </w:pPr>
+      <w:r>
+        <w:rPr>
+          <w:b/>
+          <w:bCs/>
+        </w:rPr>
+        <w:t>Assume that the statement is true</w:t>
+      </w:r>
+      <w:r>
+        <w:rPr>
+          <w:rFonts w:hint="eastAsia"/>
+          <w:b/>
+          <w:bCs/>
+        </w:rPr>
+        <w:t xml:space="preserve"> when n is in the range 1,2,</w:t>
+      </w:r>
+      <w:r>
+        <w:rPr>
+          <w:b/>
+          <w:bCs/>
+        </w:rPr>
+        <w:t>…</w:t>
+      </w:r>
+      <w:r>
+        <w:rPr>
+          <w:rFonts w:hint="eastAsia"/>
+          <w:b/>
+          <w:bCs/>
+        </w:rPr>
+        <w:t>k, k is a positive integer</w:t>
       </w:r>
     </w:p>
     <w:p>
@@ -31117,6 +31101,7 @@
         <w:pStyle w:val="a9"/>
         <w:ind w:left="360"/>
         <w:rPr>
+          <w:rFonts w:hint="eastAsia"/>
           <w:b/>
           <w:bCs/>
         </w:rPr>
@@ -31134,26 +31119,7 @@
           <w:b/>
           <w:bCs/>
         </w:rPr>
-        <w:t xml:space="preserve">                         P(k+1):  ...</w:t>
-      </w:r>
-    </w:p>
-    <w:p>
-      <w:pPr>
-        <w:pStyle w:val="a9"/>
-        <w:ind w:left="360"/>
-        <w:rPr>
-          <w:rFonts w:hint="eastAsia"/>
-          <w:b/>
-          <w:bCs/>
-        </w:rPr>
-      </w:pPr>
-      <w:r>
-        <w:rPr>
-          <w:rFonts w:hint="eastAsia"/>
-          <w:b/>
-          <w:bCs/>
-        </w:rPr>
-        <w:t xml:space="preserve">                      推导P(k+1)成立的过程</w:t>
+        <w:t xml:space="preserve">                         P(k):  ...</w:t>
       </w:r>
     </w:p>
     <w:p>
@@ -31175,17 +31141,18 @@
           <w:numId w:val="24"/>
         </w:numPr>
         <w:rPr>
-          <w:b/>
-          <w:bCs/>
-        </w:rPr>
-      </w:pPr>
-      <w:r>
-        <w:rPr>
-          <w:rFonts w:hint="eastAsia"/>
-          <w:b/>
-          <w:bCs/>
-        </w:rPr>
-        <w:t>Conclusion</w:t>
+          <w:rFonts w:hint="eastAsia"/>
+          <w:b/>
+          <w:bCs/>
+        </w:rPr>
+      </w:pPr>
+      <w:r>
+        <w:rPr>
+          <w:rFonts w:hint="eastAsia"/>
+          <w:b/>
+          <w:bCs/>
+        </w:rPr>
+        <w:t>Inductive Step</w:t>
       </w:r>
     </w:p>
     <w:p>
@@ -31193,6 +31160,158 @@
         <w:pStyle w:val="a9"/>
         <w:ind w:left="360"/>
         <w:rPr>
+          <w:rFonts w:hint="eastAsia"/>
+          <w:b/>
+          <w:bCs/>
+        </w:rPr>
+      </w:pPr>
+      <w:r>
+        <w:rPr>
+          <w:b/>
+          <w:bCs/>
+        </w:rPr>
+        <w:t>We now prove</w:t>
+      </w:r>
+      <w:r>
+        <w:rPr>
+          <w:rFonts w:hint="eastAsia"/>
+          <w:b/>
+          <w:bCs/>
+        </w:rPr>
+        <w:t xml:space="preserve"> that </w:t>
+      </w:r>
+      <w:r>
+        <w:rPr>
+          <w:rFonts w:hint="eastAsia"/>
+          <w:b/>
+          <w:bCs/>
+        </w:rPr>
+        <w:t xml:space="preserve"> </w:t>
+      </w:r>
+      <w:r>
+        <w:rPr>
+          <w:b/>
+          <w:bCs/>
+        </w:rPr>
+        <w:t>the statement is true</w:t>
+      </w:r>
+      <w:r>
+        <w:rPr>
+          <w:rFonts w:hint="eastAsia"/>
+          <w:b/>
+          <w:bCs/>
+        </w:rPr>
+        <w:t xml:space="preserve"> w</w:t>
+      </w:r>
+      <w:r>
+        <w:rPr>
+          <w:rFonts w:hint="eastAsia"/>
+          <w:b/>
+          <w:bCs/>
+        </w:rPr>
+        <w:t xml:space="preserve">hen </w:t>
+      </w:r>
+      <w:r>
+        <w:rPr>
+          <w:rFonts w:hint="eastAsia"/>
+          <w:b/>
+          <w:bCs/>
+        </w:rPr>
+        <w:t>n</w:t>
+      </w:r>
+      <w:r>
+        <w:rPr>
+          <w:rFonts w:hint="eastAsia"/>
+          <w:b/>
+          <w:bCs/>
+        </w:rPr>
+        <w:t xml:space="preserve"> = k+1</w:t>
+      </w:r>
+    </w:p>
+    <w:p>
+      <w:pPr>
+        <w:pStyle w:val="a9"/>
+        <w:ind w:left="360"/>
+        <w:rPr>
+          <w:rFonts w:hint="eastAsia"/>
+          <w:b/>
+          <w:bCs/>
+        </w:rPr>
+      </w:pPr>
+      <w:r>
+        <w:rPr>
+          <w:b/>
+          <w:bCs/>
+        </w:rPr>
+        <w:tab/>
+      </w:r>
+      <w:r>
+        <w:rPr>
+          <w:rFonts w:hint="eastAsia"/>
+          <w:b/>
+          <w:bCs/>
+        </w:rPr>
+        <w:t xml:space="preserve">                         P(k+1):  ...</w:t>
+      </w:r>
+    </w:p>
+    <w:p>
+      <w:pPr>
+        <w:pStyle w:val="a9"/>
+        <w:ind w:left="360"/>
+        <w:rPr>
+          <w:rFonts w:hint="eastAsia"/>
+          <w:b/>
+          <w:bCs/>
+        </w:rPr>
+      </w:pPr>
+      <w:r>
+        <w:rPr>
+          <w:rFonts w:hint="eastAsia"/>
+          <w:b/>
+          <w:bCs/>
+        </w:rPr>
+        <w:t xml:space="preserve">                      推导P(k+1)成立的过程</w:t>
+      </w:r>
+    </w:p>
+    <w:p>
+      <w:pPr>
+        <w:pStyle w:val="a9"/>
+        <w:ind w:left="360"/>
+        <w:rPr>
+          <w:rFonts w:hint="eastAsia"/>
+          <w:b/>
+          <w:bCs/>
+        </w:rPr>
+      </w:pPr>
+    </w:p>
+    <w:p>
+      <w:pPr>
+        <w:pStyle w:val="a9"/>
+        <w:numPr>
+          <w:ilvl w:val="0"/>
+          <w:numId w:val="24"/>
+        </w:numPr>
+        <w:rPr>
+          <w:rFonts w:hint="eastAsia"/>
+          <w:b/>
+          <w:bCs/>
+        </w:rPr>
+      </w:pPr>
+      <w:r>
+        <w:rPr>
+          <w:rFonts w:hint="eastAsia"/>
+          <w:b/>
+          <w:bCs/>
+        </w:rPr>
+        <w:t>Conclusion</w:t>
+      </w:r>
+    </w:p>
+    <w:p>
+      <w:pPr>
+        <w:pStyle w:val="a9"/>
+        <w:ind w:left="360"/>
+        <w:rPr>
+          <w:rFonts w:hint="eastAsia"/>
           <w:b/>
           <w:bCs/>
         </w:rPr>
@@ -31298,7 +31417,7 @@
                     </pic:cNvPicPr>
                   </pic:nvPicPr>
                   <pic:blipFill>
-                    <a:blip r:embed="rId94">
+                    <a:blip r:embed="rId96">
                       <a:extLst>
                         <a:ext uri="{28A0092B-C50C-407E-A947-70E740481C1C}">
                           <a14:useLocalDpi xmlns:a14="http://schemas.microsoft.com/office/drawing/2010/main" val="0"/>
@@ -31367,7 +31486,7 @@
                     <pic:cNvPicPr/>
                   </pic:nvPicPr>
                   <pic:blipFill>
-                    <a:blip r:embed="rId95"/>
+                    <a:blip r:embed="rId97"/>
                     <a:stretch>
                       <a:fillRect/>
                     </a:stretch>
@@ -31436,7 +31555,7 @@
                     <pic:cNvPicPr/>
                   </pic:nvPicPr>
                   <pic:blipFill>
-                    <a:blip r:embed="rId96"/>
+                    <a:blip r:embed="rId98"/>
                     <a:stretch>
                       <a:fillRect/>
                     </a:stretch>
@@ -31476,7 +31595,7 @@
                     <pic:cNvPicPr/>
                   </pic:nvPicPr>
                   <pic:blipFill>
-                    <a:blip r:embed="rId97"/>
+                    <a:blip r:embed="rId99"/>
                     <a:stretch>
                       <a:fillRect/>
                     </a:stretch>
@@ -31523,7 +31642,7 @@
                     <pic:cNvPicPr/>
                   </pic:nvPicPr>
                   <pic:blipFill>
-                    <a:blip r:embed="rId98"/>
+                    <a:blip r:embed="rId100"/>
                     <a:stretch>
                       <a:fillRect/>
                     </a:stretch>
@@ -31577,7 +31696,7 @@
                     <pic:cNvPicPr/>
                   </pic:nvPicPr>
                   <pic:blipFill>
-                    <a:blip r:embed="rId99"/>
+                    <a:blip r:embed="rId101"/>
                     <a:stretch>
                       <a:fillRect/>
                     </a:stretch>
@@ -31647,7 +31766,7 @@
                     </pic:cNvPicPr>
                   </pic:nvPicPr>
                   <pic:blipFill>
-                    <a:blip r:embed="rId100">
+                    <a:blip r:embed="rId102">
                       <a:extLst>
                         <a:ext uri="{28A0092B-C50C-407E-A947-70E740481C1C}">
                           <a14:useLocalDpi xmlns:a14="http://schemas.microsoft.com/office/drawing/2010/main" val="0"/>
@@ -31722,7 +31841,7 @@
                     </pic:cNvPicPr>
                   </pic:nvPicPr>
                   <pic:blipFill>
-                    <a:blip r:embed="rId101">
+                    <a:blip r:embed="rId103">
                       <a:extLst>
                         <a:ext uri="{28A0092B-C50C-407E-A947-70E740481C1C}">
                           <a14:useLocalDpi xmlns:a14="http://schemas.microsoft.com/office/drawing/2010/main" val="0"/>
@@ -31793,7 +31912,7 @@
                     </pic:cNvPicPr>
                   </pic:nvPicPr>
                   <pic:blipFill>
-                    <a:blip r:embed="rId102">
+                    <a:blip r:embed="rId104">
                       <a:extLst>
                         <a:ext uri="{28A0092B-C50C-407E-A947-70E740481C1C}">
                           <a14:useLocalDpi xmlns:a14="http://schemas.microsoft.com/office/drawing/2010/main" val="0"/>
@@ -31861,7 +31980,7 @@
                     <pic:cNvPicPr/>
                   </pic:nvPicPr>
                   <pic:blipFill>
-                    <a:blip r:embed="rId103"/>
+                    <a:blip r:embed="rId105"/>
                     <a:stretch>
                       <a:fillRect/>
                     </a:stretch>
@@ -31921,7 +32040,7 @@
                     </pic:cNvPicPr>
                   </pic:nvPicPr>
                   <pic:blipFill>
-                    <a:blip r:embed="rId104">
+                    <a:blip r:embed="rId106">
                       <a:extLst>
                         <a:ext uri="{28A0092B-C50C-407E-A947-70E740481C1C}">
                           <a14:useLocalDpi xmlns:a14="http://schemas.microsoft.com/office/drawing/2010/main" val="0"/>
@@ -31957,7 +32076,7 @@
       <w:pPr>
         <w:jc w:val="left"/>
         <w:rPr>
-          <w:rFonts w:eastAsiaTheme="minorHAnsi"/>
+          <w:rFonts w:eastAsiaTheme="minorHAnsi" w:hint="eastAsia"/>
           <w:b/>
           <w:bCs/>
           <w:sz w:val="24"/>
@@ -31991,7 +32110,7 @@
                     </pic:cNvPicPr>
                   </pic:nvPicPr>
                   <pic:blipFill>
-                    <a:blip r:embed="rId105">
+                    <a:blip r:embed="rId107">
                       <a:extLst>
                         <a:ext uri="{28A0092B-C50C-407E-A947-70E740481C1C}">
                           <a14:useLocalDpi xmlns:a14="http://schemas.microsoft.com/office/drawing/2010/main" val="0"/>
@@ -32054,36 +32173,24 @@
           <w:numId w:val="2"/>
         </w:numPr>
         <w:ind w:left="440" w:hanging="440"/>
+        <w:rPr>
+          <w:rFonts w:hint="eastAsia"/>
+        </w:rPr>
       </w:pPr>
       <w:r>
         <w:rPr>
           <w:rFonts w:hint="eastAsia"/>
         </w:rPr>
         <w:lastRenderedPageBreak/>
-        <w:t>Set</w:t>
-      </w:r>
-      <w:r>
-        <w:rPr>
-          <w:rFonts w:hint="eastAsia"/>
-        </w:rPr>
-        <w:t>（</w:t>
-      </w:r>
-      <w:r>
-        <w:rPr>
-          <w:rFonts w:hint="eastAsia"/>
-        </w:rPr>
-        <w:t>集合</w:t>
-      </w:r>
-      <w:r>
-        <w:rPr>
-          <w:rFonts w:hint="eastAsia"/>
-        </w:rPr>
-        <w:t>）</w:t>
+        <w:t>Set（集合）</w:t>
       </w:r>
     </w:p>
     <w:p>
       <w:pPr>
         <w:pStyle w:val="4"/>
+        <w:rPr>
+          <w:rFonts w:hint="eastAsia"/>
+        </w:rPr>
       </w:pPr>
       <w:r>
         <w:rPr>
@@ -32099,6 +32206,9 @@
         </w:rPr>
       </w:pPr>
       <w:r>
+        <w:rPr>
+          <w:noProof/>
+        </w:rPr>
         <w:drawing>
           <wp:inline distT="0" distB="0" distL="0" distR="0" wp14:anchorId="714518BF" wp14:editId="5ABEC4E9">
             <wp:extent cx="6645910" cy="320040"/>
@@ -32115,7 +32225,7 @@
                     <pic:cNvPicPr/>
                   </pic:nvPicPr>
                   <pic:blipFill>
-                    <a:blip r:embed="rId106"/>
+                    <a:blip r:embed="rId108"/>
                     <a:stretch>
                       <a:fillRect/>
                     </a:stretch>
@@ -32136,6 +32246,9 @@
         </w:drawing>
       </w:r>
       <w:r>
+        <w:rPr>
+          <w:noProof/>
+        </w:rPr>
         <w:drawing>
           <wp:inline distT="0" distB="0" distL="0" distR="0" wp14:anchorId="3EEED58D" wp14:editId="79C06D20">
             <wp:extent cx="6645910" cy="1802130"/>
@@ -32152,7 +32265,7 @@
                     <pic:cNvPicPr/>
                   </pic:nvPicPr>
                   <pic:blipFill>
-                    <a:blip r:embed="rId107"/>
+                    <a:blip r:embed="rId109"/>
                     <a:stretch>
                       <a:fillRect/>
                     </a:stretch>
@@ -32177,7 +32290,7 @@
       <w:pPr>
         <w:jc w:val="left"/>
         <w:rPr>
-          <w:rFonts w:eastAsiaTheme="minorHAnsi"/>
+          <w:rFonts w:eastAsiaTheme="minorHAnsi" w:hint="eastAsia"/>
           <w:b/>
           <w:bCs/>
           <w:sz w:val="24"/>
@@ -32189,7 +32302,7 @@
       <w:pPr>
         <w:jc w:val="left"/>
         <w:rPr>
-          <w:rFonts w:eastAsiaTheme="minorHAnsi"/>
+          <w:rFonts w:eastAsiaTheme="minorHAnsi" w:hint="eastAsia"/>
           <w:b/>
           <w:bCs/>
           <w:sz w:val="24"/>
@@ -32201,6 +32314,7 @@
           <w:rFonts w:eastAsiaTheme="minorHAnsi"/>
           <w:b/>
           <w:bCs/>
+          <w:noProof/>
           <w:sz w:val="24"/>
           <w:szCs w:val="24"/>
         </w:rPr>
@@ -32220,7 +32334,7 @@
                     <pic:cNvPicPr/>
                   </pic:nvPicPr>
                   <pic:blipFill>
-                    <a:blip r:embed="rId108"/>
+                    <a:blip r:embed="rId110"/>
                     <a:stretch>
                       <a:fillRect/>
                     </a:stretch>
@@ -32245,7 +32359,7 @@
       <w:pPr>
         <w:jc w:val="left"/>
         <w:rPr>
-          <w:rFonts w:eastAsiaTheme="minorHAnsi"/>
+          <w:rFonts w:eastAsiaTheme="minorHAnsi" w:hint="eastAsia"/>
           <w:b/>
           <w:bCs/>
           <w:sz w:val="24"/>
@@ -32257,6 +32371,7 @@
           <w:rFonts w:eastAsiaTheme="minorHAnsi"/>
           <w:b/>
           <w:bCs/>
+          <w:noProof/>
           <w:sz w:val="24"/>
           <w:szCs w:val="24"/>
         </w:rPr>
@@ -32276,7 +32391,7 @@
                     <pic:cNvPicPr/>
                   </pic:nvPicPr>
                   <pic:blipFill>
-                    <a:blip r:embed="rId109"/>
+                    <a:blip r:embed="rId111"/>
                     <a:stretch>
                       <a:fillRect/>
                     </a:stretch>
@@ -32301,7 +32416,7 @@
       <w:pPr>
         <w:jc w:val="left"/>
         <w:rPr>
-          <w:rFonts w:eastAsiaTheme="minorHAnsi"/>
+          <w:rFonts w:eastAsiaTheme="minorHAnsi" w:hint="eastAsia"/>
           <w:b/>
           <w:bCs/>
           <w:sz w:val="24"/>
@@ -32325,6 +32440,7 @@
           <w:rFonts w:eastAsiaTheme="minorHAnsi"/>
           <w:b/>
           <w:bCs/>
+          <w:noProof/>
           <w:sz w:val="24"/>
           <w:szCs w:val="24"/>
         </w:rPr>
@@ -32344,7 +32460,7 @@
                     <pic:cNvPicPr/>
                   </pic:nvPicPr>
                   <pic:blipFill>
-                    <a:blip r:embed="rId110"/>
+                    <a:blip r:embed="rId112"/>
                     <a:stretch>
                       <a:fillRect/>
                     </a:stretch>
@@ -32369,7 +32485,7 @@
       <w:pPr>
         <w:jc w:val="left"/>
         <w:rPr>
-          <w:rFonts w:eastAsiaTheme="minorHAnsi"/>
+          <w:rFonts w:eastAsiaTheme="minorHAnsi" w:hint="eastAsia"/>
           <w:b/>
           <w:bCs/>
           <w:sz w:val="24"/>
@@ -32381,6 +32497,7 @@
           <w:rFonts w:eastAsiaTheme="minorHAnsi"/>
           <w:b/>
           <w:bCs/>
+          <w:noProof/>
           <w:sz w:val="24"/>
           <w:szCs w:val="24"/>
         </w:rPr>
@@ -32400,7 +32517,7 @@
                     <pic:cNvPicPr/>
                   </pic:nvPicPr>
                   <pic:blipFill>
-                    <a:blip r:embed="rId111"/>
+                    <a:blip r:embed="rId113"/>
                     <a:stretch>
                       <a:fillRect/>
                     </a:stretch>
@@ -32425,7 +32542,7 @@
       <w:pPr>
         <w:jc w:val="left"/>
         <w:rPr>
-          <w:rFonts w:eastAsiaTheme="minorHAnsi"/>
+          <w:rFonts w:eastAsiaTheme="minorHAnsi" w:hint="eastAsia"/>
           <w:b/>
           <w:bCs/>
           <w:sz w:val="24"/>
@@ -32437,6 +32554,7 @@
           <w:rFonts w:eastAsiaTheme="minorHAnsi"/>
           <w:b/>
           <w:bCs/>
+          <w:noProof/>
           <w:sz w:val="24"/>
           <w:szCs w:val="24"/>
         </w:rPr>
@@ -32457,7 +32575,7 @@
                     <pic:cNvPicPr/>
                   </pic:nvPicPr>
                   <pic:blipFill>
-                    <a:blip r:embed="rId112"/>
+                    <a:blip r:embed="rId114"/>
                     <a:stretch>
                       <a:fillRect/>
                     </a:stretch>
@@ -32482,7 +32600,7 @@
       <w:pPr>
         <w:jc w:val="left"/>
         <w:rPr>
-          <w:rFonts w:eastAsiaTheme="minorHAnsi"/>
+          <w:rFonts w:eastAsiaTheme="minorHAnsi" w:hint="eastAsia"/>
           <w:b/>
           <w:bCs/>
           <w:sz w:val="24"/>
@@ -32526,8 +32644,8 @@
       </w:tblPr>
       <w:tblGrid>
         <w:gridCol w:w="2122"/>
-        <w:gridCol w:w="4394"/>
-        <w:gridCol w:w="3940"/>
+        <w:gridCol w:w="4115"/>
+        <w:gridCol w:w="4219"/>
       </w:tblGrid>
       <w:tr>
         <w:tc>
@@ -32559,7 +32677,7 @@
         </w:tc>
         <w:tc>
           <w:tcPr>
-            <w:tcW w:w="4394" w:type="dxa"/>
+            <w:tcW w:w="4115" w:type="dxa"/>
           </w:tcPr>
           <w:p>
             <w:pPr>
@@ -32586,7 +32704,7 @@
         </w:tc>
         <w:tc>
           <w:tcPr>
-            <w:tcW w:w="3940" w:type="dxa"/>
+            <w:tcW w:w="4219" w:type="dxa"/>
           </w:tcPr>
           <w:p>
             <w:pPr>
@@ -32636,17 +32754,7 @@
                 <w:sz w:val="24"/>
                 <w:szCs w:val="24"/>
               </w:rPr>
-              <w:t>Z</w:t>
-            </w:r>
-            <w:r>
-              <w:rPr>
-                <w:rFonts w:eastAsiaTheme="minorHAnsi" w:hint="eastAsia"/>
-                <w:b/>
-                <w:bCs/>
-                <w:sz w:val="24"/>
-                <w:szCs w:val="24"/>
-              </w:rPr>
-              <w:t>+</w:t>
+              <w:t>Z+</w:t>
             </w:r>
             <w:r>
               <w:rPr>
@@ -32662,13 +32770,13 @@
         </w:tc>
         <w:tc>
           <w:tcPr>
-            <w:tcW w:w="4394" w:type="dxa"/>
+            <w:tcW w:w="4115" w:type="dxa"/>
           </w:tcPr>
           <w:p>
             <w:pPr>
               <w:jc w:val="left"/>
               <w:rPr>
-                <w:rFonts w:eastAsiaTheme="minorHAnsi"/>
+                <w:rFonts w:eastAsiaTheme="minorHAnsi" w:hint="eastAsia"/>
                 <w:b/>
                 <w:bCs/>
                 <w:sz w:val="24"/>
@@ -32689,7 +32797,7 @@
         </w:tc>
         <w:tc>
           <w:tcPr>
-            <w:tcW w:w="3940" w:type="dxa"/>
+            <w:tcW w:w="4219" w:type="dxa"/>
           </w:tcPr>
           <w:p>
             <w:pPr>
@@ -32745,13 +32853,13 @@
         </w:tc>
         <w:tc>
           <w:tcPr>
-            <w:tcW w:w="4394" w:type="dxa"/>
+            <w:tcW w:w="4115" w:type="dxa"/>
           </w:tcPr>
           <w:p>
             <w:pPr>
               <w:jc w:val="left"/>
               <w:rPr>
-                <w:rFonts w:eastAsiaTheme="minorHAnsi"/>
+                <w:rFonts w:eastAsiaTheme="minorHAnsi" w:hint="eastAsia"/>
                 <w:b/>
                 <w:bCs/>
                 <w:sz w:val="24"/>
@@ -32772,7 +32880,7 @@
         </w:tc>
         <w:tc>
           <w:tcPr>
-            <w:tcW w:w="3940" w:type="dxa"/>
+            <w:tcW w:w="4219" w:type="dxa"/>
           </w:tcPr>
           <w:p>
             <w:pPr>
@@ -32793,17 +32901,7 @@
                 <w:sz w:val="24"/>
                 <w:szCs w:val="24"/>
               </w:rPr>
-              <w:t>负整数</w:t>
-            </w:r>
-            <w:r>
-              <w:rPr>
-                <w:rFonts w:eastAsiaTheme="minorHAnsi" w:hint="eastAsia"/>
-                <w:b/>
-                <w:bCs/>
-                <w:sz w:val="24"/>
-                <w:szCs w:val="24"/>
-              </w:rPr>
-              <w:t>（不包含0）</w:t>
+              <w:t>负整数（不包含0）</w:t>
             </w:r>
           </w:p>
         </w:tc>
@@ -32838,7 +32936,7 @@
         </w:tc>
         <w:tc>
           <w:tcPr>
-            <w:tcW w:w="4394" w:type="dxa"/>
+            <w:tcW w:w="4115" w:type="dxa"/>
           </w:tcPr>
           <w:p>
             <w:pPr>
@@ -32885,7 +32983,7 @@
         </w:tc>
         <w:tc>
           <w:tcPr>
-            <w:tcW w:w="3940" w:type="dxa"/>
+            <w:tcW w:w="4219" w:type="dxa"/>
           </w:tcPr>
           <w:p>
             <w:pPr>
@@ -32906,7 +33004,7 @@
                 <w:sz w:val="24"/>
                 <w:szCs w:val="24"/>
               </w:rPr>
-              <w:t>有理数: 整数+分数+无限不循环小数</w:t>
+              <w:t>有理数: 整数+分数+无限循环小数</w:t>
             </w:r>
           </w:p>
         </w:tc>
@@ -32920,7 +33018,7 @@
             <w:pPr>
               <w:jc w:val="left"/>
               <w:rPr>
-                <w:rFonts w:eastAsiaTheme="minorHAnsi"/>
+                <w:rFonts w:eastAsiaTheme="minorHAnsi" w:hint="eastAsia"/>
                 <w:b/>
                 <w:bCs/>
                 <w:sz w:val="24"/>
@@ -32941,13 +33039,13 @@
         </w:tc>
         <w:tc>
           <w:tcPr>
-            <w:tcW w:w="4394" w:type="dxa"/>
+            <w:tcW w:w="4115" w:type="dxa"/>
           </w:tcPr>
           <w:p>
             <w:pPr>
               <w:jc w:val="left"/>
               <w:rPr>
-                <w:rFonts w:eastAsiaTheme="minorHAnsi"/>
+                <w:rFonts w:eastAsiaTheme="minorHAnsi" w:hint="eastAsia"/>
                 <w:b/>
                 <w:bCs/>
                 <w:sz w:val="24"/>
@@ -32958,7 +33056,7 @@
         </w:tc>
         <w:tc>
           <w:tcPr>
-            <w:tcW w:w="3940" w:type="dxa"/>
+            <w:tcW w:w="4219" w:type="dxa"/>
           </w:tcPr>
           <w:p>
             <w:pPr>
@@ -33024,7 +33122,7 @@
         </w:tc>
         <w:tc>
           <w:tcPr>
-            <w:tcW w:w="4394" w:type="dxa"/>
+            <w:tcW w:w="4115" w:type="dxa"/>
           </w:tcPr>
           <w:p>
             <w:pPr>
@@ -33071,7 +33169,7 @@
         </w:tc>
         <w:tc>
           <w:tcPr>
-            <w:tcW w:w="3940" w:type="dxa"/>
+            <w:tcW w:w="4219" w:type="dxa"/>
           </w:tcPr>
           <w:p>
             <w:pPr>
@@ -33102,7 +33200,7 @@
       <w:pPr>
         <w:jc w:val="left"/>
         <w:rPr>
-          <w:rFonts w:eastAsiaTheme="minorHAnsi"/>
+          <w:rFonts w:eastAsiaTheme="minorHAnsi" w:hint="eastAsia"/>
           <w:b/>
           <w:bCs/>
           <w:sz w:val="24"/>
@@ -33117,6 +33215,9 @@
           <w:ilvl w:val="1"/>
           <w:numId w:val="19"/>
         </w:numPr>
+        <w:rPr>
+          <w:rFonts w:hint="eastAsia"/>
+        </w:rPr>
       </w:pPr>
       <w:r>
         <w:rPr>
@@ -33177,6 +33278,11 @@
       </w:r>
     </w:p>
     <w:p>
+      <w:pPr>
+        <w:rPr>
+          <w:rFonts w:hint="eastAsia"/>
+        </w:rPr>
+      </w:pPr>
       <w:r>
         <w:rPr>
           <w:rFonts w:hint="eastAsia"/>
@@ -33200,7 +33306,7 @@
                     </pic:cNvPicPr>
                   </pic:nvPicPr>
                   <pic:blipFill>
-                    <a:blip r:embed="rId113">
+                    <a:blip r:embed="rId115">
                       <a:extLst>
                         <a:ext uri="{28A0092B-C50C-407E-A947-70E740481C1C}">
                           <a14:useLocalDpi xmlns:a14="http://schemas.microsoft.com/office/drawing/2010/main" val="0"/>
@@ -33233,7 +33339,15 @@
       </w:r>
     </w:p>
     <w:p>
-      <w:r>
+      <w:pPr>
+        <w:rPr>
+          <w:rFonts w:hint="eastAsia"/>
+        </w:rPr>
+      </w:pPr>
+      <w:r>
+        <w:rPr>
+          <w:noProof/>
+        </w:rPr>
         <w:drawing>
           <wp:inline distT="0" distB="0" distL="0" distR="0" wp14:anchorId="0B84D4A2" wp14:editId="201EEFC9">
             <wp:extent cx="6645910" cy="1771650"/>
@@ -33250,7 +33364,7 @@
                     <pic:cNvPicPr/>
                   </pic:nvPicPr>
                   <pic:blipFill>
-                    <a:blip r:embed="rId114"/>
+                    <a:blip r:embed="rId116"/>
                     <a:stretch>
                       <a:fillRect/>
                     </a:stretch>
@@ -33271,8 +33385,19 @@
         </w:drawing>
       </w:r>
     </w:p>
-    <w:p/>
-    <w:p>
+    <w:p>
+      <w:pPr>
+        <w:rPr>
+          <w:rFonts w:hint="eastAsia"/>
+        </w:rPr>
+      </w:pPr>
+    </w:p>
+    <w:p>
+      <w:pPr>
+        <w:rPr>
+          <w:rFonts w:hint="eastAsia"/>
+        </w:rPr>
+      </w:pPr>
       <w:r>
         <w:rPr>
           <w:rFonts w:hint="eastAsia"/>
@@ -33296,7 +33421,7 @@
                     </pic:cNvPicPr>
                   </pic:nvPicPr>
                   <pic:blipFill>
-                    <a:blip r:embed="rId115">
+                    <a:blip r:embed="rId117">
                       <a:extLst>
                         <a:ext uri="{28A0092B-C50C-407E-A947-70E740481C1C}">
                           <a14:useLocalDpi xmlns:a14="http://schemas.microsoft.com/office/drawing/2010/main" val="0"/>
@@ -33329,7 +33454,15 @@
       </w:r>
     </w:p>
     <w:p>
-      <w:r>
+      <w:pPr>
+        <w:rPr>
+          <w:rFonts w:hint="eastAsia"/>
+        </w:rPr>
+      </w:pPr>
+      <w:r>
+        <w:rPr>
+          <w:noProof/>
+        </w:rPr>
         <w:drawing>
           <wp:inline distT="0" distB="0" distL="0" distR="0" wp14:anchorId="21BEBD6A" wp14:editId="0FFB8CDB">
             <wp:extent cx="6645910" cy="1649730"/>
@@ -33346,7 +33479,7 @@
                     <pic:cNvPicPr/>
                   </pic:nvPicPr>
                   <pic:blipFill>
-                    <a:blip r:embed="rId116"/>
+                    <a:blip r:embed="rId118"/>
                     <a:stretch>
                       <a:fillRect/>
                     </a:stretch>
@@ -33367,7 +33500,13 @@
         </w:drawing>
       </w:r>
     </w:p>
-    <w:p/>
+    <w:p>
+      <w:pPr>
+        <w:rPr>
+          <w:rFonts w:hint="eastAsia"/>
+        </w:rPr>
+      </w:pPr>
+    </w:p>
     <w:p>
       <w:pPr>
         <w:pStyle w:val="4"/>
@@ -33375,6 +33514,9 @@
           <w:ilvl w:val="1"/>
           <w:numId w:val="19"/>
         </w:numPr>
+        <w:rPr>
+          <w:rFonts w:hint="eastAsia"/>
+        </w:rPr>
       </w:pPr>
       <w:r>
         <w:rPr>
@@ -33794,13 +33936,53 @@
             <w:pPr>
               <w:jc w:val="left"/>
               <w:rPr>
+                <w:rFonts w:eastAsiaTheme="minorHAnsi" w:hint="eastAsia"/>
+                <w:b/>
+                <w:bCs/>
+                <w:sz w:val="24"/>
+                <w:szCs w:val="24"/>
+              </w:rPr>
+            </w:pPr>
+            <w:r>
+              <w:rPr>
                 <w:rFonts w:eastAsiaTheme="minorHAnsi"/>
                 <w:b/>
                 <w:bCs/>
                 <w:sz w:val="24"/>
                 <w:szCs w:val="24"/>
               </w:rPr>
-            </w:pPr>
+              <w:t xml:space="preserve">{x ∈ U | x </w:t>
+            </w:r>
+            <w:r>
+              <w:rPr>
+                <w:rFonts w:eastAsiaTheme="minorHAnsi" w:hint="eastAsia"/>
+                <w:b/>
+                <w:bCs/>
+                <w:sz w:val="24"/>
+                <w:szCs w:val="24"/>
+              </w:rPr>
+              <w:t xml:space="preserve"> </w:t>
+            </w:r>
+            <w:r>
+              <w:rPr>
+                <w:rFonts w:ascii="Cambria Math" w:eastAsiaTheme="minorHAnsi" w:hAnsi="Cambria Math" w:cs="Cambria Math" w:hint="eastAsia"/>
+                <w:b/>
+                <w:bCs/>
+                <w:sz w:val="24"/>
+                <w:szCs w:val="24"/>
+              </w:rPr>
+              <w:t>∉</w:t>
+            </w:r>
+            <w:r>
+              <w:rPr>
+                <w:rFonts w:ascii="Cambria Math" w:eastAsiaTheme="minorHAnsi" w:hAnsi="Cambria Math" w:cs="Cambria Math" w:hint="eastAsia"/>
+                <w:b/>
+                <w:bCs/>
+                <w:sz w:val="24"/>
+                <w:szCs w:val="24"/>
+              </w:rPr>
+              <w:t xml:space="preserve"> </w:t>
+            </w:r>
             <w:r>
               <w:rPr>
                 <w:rFonts w:eastAsiaTheme="minorHAnsi"/>
@@ -33809,47 +33991,7 @@
                 <w:sz w:val="24"/>
                 <w:szCs w:val="24"/>
               </w:rPr>
-              <w:t xml:space="preserve">{x | x </w:t>
-            </w:r>
-            <w:r>
-              <w:rPr>
-                <w:rFonts w:ascii="Cambria Math" w:eastAsiaTheme="minorHAnsi" w:hAnsi="Cambria Math" w:cs="Cambria Math"/>
-                <w:b/>
-                <w:bCs/>
-                <w:sz w:val="24"/>
-                <w:szCs w:val="24"/>
-              </w:rPr>
-              <w:t>∉</w:t>
-            </w:r>
-            <w:r>
-              <w:rPr>
-                <w:rFonts w:eastAsiaTheme="minorHAnsi"/>
-                <w:b/>
-                <w:bCs/>
-                <w:sz w:val="24"/>
-                <w:szCs w:val="24"/>
-              </w:rPr>
-              <w:t xml:space="preserve"> </w:t>
-            </w:r>
-            <w:r>
-              <w:rPr>
-                <w:rFonts w:eastAsiaTheme="minorHAnsi" w:hint="eastAsia"/>
-                <w:b/>
-                <w:bCs/>
-                <w:sz w:val="24"/>
-                <w:szCs w:val="24"/>
-              </w:rPr>
-              <w:t xml:space="preserve"> A                  </w:t>
-            </w:r>
-            <w:r>
-              <w:rPr>
-                <w:rFonts w:eastAsiaTheme="minorHAnsi"/>
-                <w:b/>
-                <w:bCs/>
-                <w:sz w:val="24"/>
-                <w:szCs w:val="24"/>
-              </w:rPr>
-              <w:t>}</w:t>
+              <w:t xml:space="preserve"> A}</w:t>
             </w:r>
           </w:p>
         </w:tc>
@@ -33876,17 +34018,7 @@
                 <w:sz w:val="24"/>
                 <w:szCs w:val="24"/>
               </w:rPr>
-              <w:t>补集</w:t>
-            </w:r>
-            <w:r>
-              <w:rPr>
-                <w:rFonts w:eastAsiaTheme="minorHAnsi" w:hint="eastAsia"/>
-                <w:b/>
-                <w:bCs/>
-                <w:sz w:val="24"/>
-                <w:szCs w:val="24"/>
-              </w:rPr>
-              <w:t xml:space="preserve">         </w:t>
+              <w:t xml:space="preserve">补集         </w:t>
             </w:r>
             <w:r>
               <w:rPr>
@@ -33910,7 +34042,7 @@
             <w:pPr>
               <w:jc w:val="left"/>
               <w:rPr>
-                <w:rFonts w:eastAsiaTheme="minorHAnsi"/>
+                <w:rFonts w:eastAsiaTheme="minorHAnsi" w:hint="eastAsia"/>
                 <w:b/>
                 <w:bCs/>
                 <w:sz w:val="24"/>
@@ -34126,7 +34258,7 @@
             <w:pPr>
               <w:jc w:val="left"/>
               <w:rPr>
-                <w:rFonts w:eastAsiaTheme="minorHAnsi"/>
+                <w:rFonts w:eastAsiaTheme="minorHAnsi" w:hint="eastAsia"/>
                 <w:b/>
                 <w:bCs/>
                 <w:sz w:val="24"/>
@@ -34194,17 +34326,7 @@
                 <w:sz w:val="24"/>
                 <w:szCs w:val="24"/>
               </w:rPr>
-              <w:t xml:space="preserve">A </w:t>
-            </w:r>
-            <w:r>
-              <w:rPr>
-                <w:rFonts w:eastAsiaTheme="minorHAnsi"/>
-                <w:b/>
-                <w:bCs/>
-                <w:sz w:val="24"/>
-                <w:szCs w:val="24"/>
-              </w:rPr>
-              <w:t>–</w:t>
+              <w:t>A \ B</w:t>
             </w:r>
             <w:r>
               <w:rPr>
@@ -34214,17 +34336,7 @@
                 <w:sz w:val="24"/>
                 <w:szCs w:val="24"/>
               </w:rPr>
-              <w:t xml:space="preserve"> B</w:t>
-            </w:r>
-            <w:r>
-              <w:rPr>
-                <w:rFonts w:eastAsiaTheme="minorHAnsi" w:hint="eastAsia"/>
-                <w:b/>
-                <w:bCs/>
-                <w:sz w:val="24"/>
-                <w:szCs w:val="24"/>
-              </w:rPr>
-              <w:t xml:space="preserve">  或      A \ B</w:t>
+              <w:t xml:space="preserve"> </w:t>
             </w:r>
           </w:p>
         </w:tc>
@@ -34295,13 +34407,33 @@
             <w:pPr>
               <w:jc w:val="left"/>
               <w:rPr>
+                <w:rFonts w:eastAsiaTheme="minorHAnsi" w:hint="eastAsia"/>
+                <w:b/>
+                <w:bCs/>
+                <w:sz w:val="24"/>
+                <w:szCs w:val="24"/>
+              </w:rPr>
+            </w:pPr>
+            <w:r>
+              <w:rPr>
                 <w:rFonts w:eastAsiaTheme="minorHAnsi"/>
                 <w:b/>
                 <w:bCs/>
                 <w:sz w:val="24"/>
                 <w:szCs w:val="24"/>
               </w:rPr>
-            </w:pPr>
+              <w:t>{x | x ∈ A</w:t>
+            </w:r>
+            <w:r>
+              <w:rPr>
+                <w:rFonts w:eastAsiaTheme="minorHAnsi" w:hint="eastAsia"/>
+                <w:b/>
+                <w:bCs/>
+                <w:sz w:val="24"/>
+                <w:szCs w:val="24"/>
+              </w:rPr>
+              <w:t>\</w:t>
+            </w:r>
             <w:r>
               <w:rPr>
                 <w:rFonts w:eastAsiaTheme="minorHAnsi"/>
@@ -34310,7 +34442,7 @@
                 <w:sz w:val="24"/>
                 <w:szCs w:val="24"/>
               </w:rPr>
-              <w:t>{x | x ∈ A</w:t>
+              <w:t>B or x ∈ B</w:t>
             </w:r>
             <w:r>
               <w:rPr>
@@ -34320,27 +34452,7 @@
                 <w:sz w:val="24"/>
                 <w:szCs w:val="24"/>
               </w:rPr>
-              <w:t>-</w:t>
-            </w:r>
-            <w:r>
-              <w:rPr>
-                <w:rFonts w:eastAsiaTheme="minorHAnsi"/>
-                <w:b/>
-                <w:bCs/>
-                <w:sz w:val="24"/>
-                <w:szCs w:val="24"/>
-              </w:rPr>
-              <w:t>B or x ∈ B</w:t>
-            </w:r>
-            <w:r>
-              <w:rPr>
-                <w:rFonts w:eastAsiaTheme="minorHAnsi" w:hint="eastAsia"/>
-                <w:b/>
-                <w:bCs/>
-                <w:sz w:val="24"/>
-                <w:szCs w:val="24"/>
-              </w:rPr>
-              <w:t>-</w:t>
+              <w:t>\</w:t>
             </w:r>
             <w:r>
               <w:rPr>
@@ -34357,23 +34469,13 @@
             <w:pPr>
               <w:jc w:val="left"/>
               <w:rPr>
-                <w:rFonts w:eastAsiaTheme="minorHAnsi"/>
-                <w:b/>
-                <w:bCs/>
-                <w:sz w:val="24"/>
-                <w:szCs w:val="24"/>
-              </w:rPr>
-            </w:pPr>
-            <w:r>
-              <w:rPr>
                 <w:rFonts w:eastAsiaTheme="minorHAnsi" w:hint="eastAsia"/>
                 <w:b/>
                 <w:bCs/>
                 <w:sz w:val="24"/>
                 <w:szCs w:val="24"/>
               </w:rPr>
-              <w:t xml:space="preserve">只属于A部分 </w:t>
-            </w:r>
+            </w:pPr>
             <w:r>
               <w:rPr>
                 <w:rFonts w:eastAsiaTheme="minorHAnsi" w:hint="eastAsia"/>
@@ -34382,7 +34484,7 @@
                 <w:sz w:val="24"/>
                 <w:szCs w:val="24"/>
               </w:rPr>
-              <w:t>+</w:t>
+              <w:t xml:space="preserve">只属于A部分 </w:t>
             </w:r>
             <w:r>
               <w:rPr>
@@ -34392,7 +34494,7 @@
                 <w:sz w:val="24"/>
                 <w:szCs w:val="24"/>
               </w:rPr>
-              <w:t xml:space="preserve"> </w:t>
+              <w:t>+</w:t>
             </w:r>
             <w:r>
               <w:rPr>
@@ -34402,27 +34504,7 @@
                 <w:sz w:val="24"/>
                 <w:szCs w:val="24"/>
               </w:rPr>
-              <w:t>只属于</w:t>
-            </w:r>
-            <w:r>
-              <w:rPr>
-                <w:rFonts w:eastAsiaTheme="minorHAnsi" w:hint="eastAsia"/>
-                <w:b/>
-                <w:bCs/>
-                <w:sz w:val="24"/>
-                <w:szCs w:val="24"/>
-              </w:rPr>
-              <w:t>B</w:t>
-            </w:r>
-            <w:r>
-              <w:rPr>
-                <w:rFonts w:eastAsiaTheme="minorHAnsi" w:hint="eastAsia"/>
-                <w:b/>
-                <w:bCs/>
-                <w:sz w:val="24"/>
-                <w:szCs w:val="24"/>
-              </w:rPr>
-              <w:t>部分</w:t>
+              <w:t xml:space="preserve"> 只属于B部分</w:t>
             </w:r>
           </w:p>
           <w:p>
@@ -34446,23 +34528,13 @@
             <w:pPr>
               <w:jc w:val="left"/>
               <w:rPr>
-                <w:rFonts w:eastAsiaTheme="minorHAnsi"/>
-                <w:b/>
-                <w:bCs/>
-                <w:sz w:val="24"/>
-                <w:szCs w:val="24"/>
-              </w:rPr>
-            </w:pPr>
-            <w:r>
-              <w:rPr>
                 <w:rFonts w:eastAsiaTheme="minorHAnsi" w:hint="eastAsia"/>
                 <w:b/>
                 <w:bCs/>
                 <w:sz w:val="24"/>
                 <w:szCs w:val="24"/>
               </w:rPr>
-              <w:t>对称</w:t>
-            </w:r>
+            </w:pPr>
             <w:r>
               <w:rPr>
                 <w:rFonts w:eastAsiaTheme="minorHAnsi" w:hint="eastAsia"/>
@@ -34471,7 +34543,7 @@
                 <w:sz w:val="24"/>
                 <w:szCs w:val="24"/>
               </w:rPr>
-              <w:t>差</w:t>
+              <w:t>对称差</w:t>
             </w:r>
             <w:r>
               <w:rPr>
@@ -34518,7 +34590,7 @@
             <w:pPr>
               <w:jc w:val="left"/>
               <w:rPr>
-                <w:rFonts w:eastAsiaTheme="minorHAnsi"/>
+                <w:rFonts w:eastAsiaTheme="minorHAnsi" w:hint="eastAsia"/>
                 <w:b/>
                 <w:bCs/>
                 <w:sz w:val="24"/>
@@ -34710,6 +34782,9 @@
     </w:p>
     <w:p>
       <w:r>
+        <w:rPr>
+          <w:noProof/>
+        </w:rPr>
         <w:drawing>
           <wp:inline distT="0" distB="0" distL="0" distR="0" wp14:anchorId="39DA4D7A" wp14:editId="43670F1A">
             <wp:extent cx="6645910" cy="696595"/>
@@ -34726,7 +34801,7 @@
                     <pic:cNvPicPr/>
                   </pic:nvPicPr>
                   <pic:blipFill>
-                    <a:blip r:embed="rId117"/>
+                    <a:blip r:embed="rId119"/>
                     <a:stretch>
                       <a:fillRect/>
                     </a:stretch>
@@ -34747,7 +34822,128 @@
         </w:drawing>
       </w:r>
     </w:p>
-    <w:p/>
+    <w:p>
+      <w:pPr>
+        <w:rPr>
+          <w:rFonts w:hint="eastAsia"/>
+        </w:rPr>
+      </w:pPr>
+      <w:r>
+        <w:rPr>
+          <w:noProof/>
+        </w:rPr>
+        <w:drawing>
+          <wp:inline distT="0" distB="0" distL="0" distR="0" wp14:anchorId="1A920EBA" wp14:editId="04330092">
+            <wp:extent cx="6645910" cy="5221605"/>
+            <wp:effectExtent l="0" t="0" r="2540" b="0"/>
+            <wp:docPr id="436153280" name="图片 4"/>
+            <wp:cNvGraphicFramePr>
+              <a:graphicFrameLocks xmlns:a="http://schemas.openxmlformats.org/drawingml/2006/main" noChangeAspect="1"/>
+            </wp:cNvGraphicFramePr>
+            <a:graphic xmlns:a="http://schemas.openxmlformats.org/drawingml/2006/main">
+              <a:graphicData uri="http://schemas.openxmlformats.org/drawingml/2006/picture">
+                <pic:pic xmlns:pic="http://schemas.openxmlformats.org/drawingml/2006/picture">
+                  <pic:nvPicPr>
+                    <pic:cNvPr id="0" name="Picture 16"/>
+                    <pic:cNvPicPr>
+                      <a:picLocks noChangeAspect="1" noChangeArrowheads="1"/>
+                    </pic:cNvPicPr>
+                  </pic:nvPicPr>
+                  <pic:blipFill>
+                    <a:blip r:embed="rId120">
+                      <a:extLst>
+                        <a:ext uri="{28A0092B-C50C-407E-A947-70E740481C1C}">
+                          <a14:useLocalDpi xmlns:a14="http://schemas.microsoft.com/office/drawing/2010/main" val="0"/>
+                        </a:ext>
+                      </a:extLst>
+                    </a:blip>
+                    <a:srcRect/>
+                    <a:stretch>
+                      <a:fillRect/>
+                    </a:stretch>
+                  </pic:blipFill>
+                  <pic:spPr bwMode="auto">
+                    <a:xfrm>
+                      <a:off x="0" y="0"/>
+                      <a:ext cx="6645910" cy="5221605"/>
+                    </a:xfrm>
+                    <a:prstGeom prst="rect">
+                      <a:avLst/>
+                    </a:prstGeom>
+                    <a:noFill/>
+                    <a:ln>
+                      <a:noFill/>
+                    </a:ln>
+                  </pic:spPr>
+                </pic:pic>
+              </a:graphicData>
+            </a:graphic>
+          </wp:inline>
+        </w:drawing>
+      </w:r>
+    </w:p>
+    <w:p>
+      <w:pPr>
+        <w:rPr>
+          <w:rFonts w:hint="eastAsia"/>
+        </w:rPr>
+      </w:pPr>
+      <w:r>
+        <w:rPr>
+          <w:rFonts w:hint="eastAsia"/>
+          <w:noProof/>
+        </w:rPr>
+        <w:lastRenderedPageBreak/>
+        <w:drawing>
+          <wp:inline distT="0" distB="0" distL="0" distR="0" wp14:anchorId="52923AAA" wp14:editId="3EFBD37B">
+            <wp:extent cx="6210300" cy="4455022"/>
+            <wp:effectExtent l="0" t="0" r="0" b="3175"/>
+            <wp:docPr id="2142206439" name="图片 1"/>
+            <wp:cNvGraphicFramePr>
+              <a:graphicFrameLocks xmlns:a="http://schemas.openxmlformats.org/drawingml/2006/main" noChangeAspect="1"/>
+            </wp:cNvGraphicFramePr>
+            <a:graphic xmlns:a="http://schemas.openxmlformats.org/drawingml/2006/main">
+              <a:graphicData uri="http://schemas.openxmlformats.org/drawingml/2006/picture">
+                <pic:pic xmlns:pic="http://schemas.openxmlformats.org/drawingml/2006/picture">
+                  <pic:nvPicPr>
+                    <pic:cNvPr id="0" name="Picture 13"/>
+                    <pic:cNvPicPr>
+                      <a:picLocks noChangeAspect="1" noChangeArrowheads="1"/>
+                    </pic:cNvPicPr>
+                  </pic:nvPicPr>
+                  <pic:blipFill>
+                    <a:blip r:embed="rId121">
+                      <a:extLst>
+                        <a:ext uri="{28A0092B-C50C-407E-A947-70E740481C1C}">
+                          <a14:useLocalDpi xmlns:a14="http://schemas.microsoft.com/office/drawing/2010/main" val="0"/>
+                        </a:ext>
+                      </a:extLst>
+                    </a:blip>
+                    <a:srcRect/>
+                    <a:stretch>
+                      <a:fillRect/>
+                    </a:stretch>
+                  </pic:blipFill>
+                  <pic:spPr bwMode="auto">
+                    <a:xfrm>
+                      <a:off x="0" y="0"/>
+                      <a:ext cx="6218203" cy="4460692"/>
+                    </a:xfrm>
+                    <a:prstGeom prst="rect">
+                      <a:avLst/>
+                    </a:prstGeom>
+                    <a:noFill/>
+                    <a:ln>
+                      <a:noFill/>
+                    </a:ln>
+                  </pic:spPr>
+                </pic:pic>
+              </a:graphicData>
+            </a:graphic>
+          </wp:inline>
+        </w:drawing>
+      </w:r>
+    </w:p>
     <w:p>
       <w:pPr>
         <w:pStyle w:val="4"/>
@@ -34755,6 +34951,9 @@
           <w:ilvl w:val="1"/>
           <w:numId w:val="19"/>
         </w:numPr>
+        <w:rPr>
+          <w:rFonts w:hint="eastAsia"/>
+        </w:rPr>
       </w:pPr>
       <w:r>
         <w:t>Venn diagrams</w:t>
@@ -34784,7 +34983,7 @@
                     </pic:cNvPicPr>
                   </pic:nvPicPr>
                   <pic:blipFill>
-                    <a:blip r:embed="rId118">
+                    <a:blip r:embed="rId122">
                       <a:extLst>
                         <a:ext uri="{28A0092B-C50C-407E-A947-70E740481C1C}">
                           <a14:useLocalDpi xmlns:a14="http://schemas.microsoft.com/office/drawing/2010/main" val="0"/>
@@ -34816,22 +35015,45 @@
         </w:drawing>
       </w:r>
     </w:p>
-    <w:p>
-      <w:pPr>
-        <w:rPr>
-          <w:rFonts w:hint="eastAsia"/>
-        </w:rPr>
-      </w:pPr>
-      <w:r>
-        <w:rPr>
+    <w:p/>
+    <w:p>
+      <w:pPr>
+        <w:pStyle w:val="4"/>
+        <w:numPr>
+          <w:ilvl w:val="1"/>
+          <w:numId w:val="19"/>
+        </w:numPr>
+        <w:rPr>
+          <w:rFonts w:hint="eastAsia"/>
+        </w:rPr>
+      </w:pPr>
+      <w:r>
+        <w:lastRenderedPageBreak/>
+        <w:t>Venn diagrams</w:t>
+      </w:r>
+      <w:r>
+        <w:rPr>
+          <w:rFonts w:hint="eastAsia"/>
+        </w:rPr>
+        <w:t>求解工具</w:t>
+      </w:r>
+    </w:p>
+    <w:p>
+      <w:pPr>
+        <w:rPr>
+          <w:rFonts w:hint="eastAsia"/>
+        </w:rPr>
+      </w:pPr>
+      <w:r>
+        <w:rPr>
+          <w:rFonts w:hint="eastAsia"/>
           <w:noProof/>
         </w:rPr>
-        <w:lastRenderedPageBreak/>
         <w:drawing>
-          <wp:inline distT="0" distB="0" distL="0" distR="0" wp14:anchorId="5AC43AAB" wp14:editId="2FCE1EA9">
-            <wp:extent cx="6645910" cy="5221605"/>
-            <wp:effectExtent l="0" t="0" r="2540" b="0"/>
-            <wp:docPr id="436153280" name="图片 4"/>
+          <wp:inline distT="0" distB="0" distL="0" distR="0" wp14:anchorId="09653EB9" wp14:editId="13FB541C">
+            <wp:extent cx="6896066" cy="2809875"/>
+            <wp:effectExtent l="0" t="0" r="635" b="0"/>
+            <wp:docPr id="328794758" name="图片 5"/>
             <wp:cNvGraphicFramePr>
               <a:graphicFrameLocks xmlns:a="http://schemas.openxmlformats.org/drawingml/2006/main" noChangeAspect="1"/>
             </wp:cNvGraphicFramePr>
@@ -34839,13 +35061,13 @@
               <a:graphicData uri="http://schemas.openxmlformats.org/drawingml/2006/picture">
                 <pic:pic xmlns:pic="http://schemas.openxmlformats.org/drawingml/2006/picture">
                   <pic:nvPicPr>
-                    <pic:cNvPr id="0" name="Picture 16"/>
+                    <pic:cNvPr id="0" name="Picture 17"/>
                     <pic:cNvPicPr>
                       <a:picLocks noChangeAspect="1" noChangeArrowheads="1"/>
                     </pic:cNvPicPr>
                   </pic:nvPicPr>
                   <pic:blipFill>
-                    <a:blip r:embed="rId119">
+                    <a:blip r:embed="rId123">
                       <a:extLst>
                         <a:ext uri="{28A0092B-C50C-407E-A947-70E740481C1C}">
                           <a14:useLocalDpi xmlns:a14="http://schemas.microsoft.com/office/drawing/2010/main" val="0"/>
@@ -34860,7 +35082,7 @@
                   <pic:spPr bwMode="auto">
                     <a:xfrm>
                       <a:off x="0" y="0"/>
-                      <a:ext cx="6645910" cy="5221605"/>
+                      <a:ext cx="6899319" cy="2811201"/>
                     </a:xfrm>
                     <a:prstGeom prst="rect">
                       <a:avLst/>
@@ -34877,6 +35099,13 @@
         </w:drawing>
       </w:r>
     </w:p>
+    <w:p>
+      <w:pPr>
+        <w:rPr>
+          <w:rFonts w:hint="eastAsia"/>
+        </w:rPr>
+      </w:pPr>
+    </w:p>
     <w:sectPr>
       <w:pgSz w:w="11906" w:h="16838"/>
       <w:pgMar w:top="720" w:right="720" w:bottom="720" w:left="720" w:header="851" w:footer="992" w:gutter="0"/>
@@ -34885,6 +35114,64 @@
     </w:sectPr>
   </w:body>
 </w:document>
+</file>
+
+<file path=word/endnotes.xml><?xml version="1.0" encoding="utf-8"?>
+<w:endnotes xmlns:wpc="http://schemas.microsoft.com/office/word/2010/wordprocessingCanvas" xmlns:cx="http://schemas.microsoft.com/office/drawing/2014/chartex" xmlns:cx1="http://schemas.microsoft.com/office/drawing/2015/9/8/chartex" xmlns:cx2="http://schemas.microsoft.com/office/drawing/2015/10/21/chartex" xmlns:cx3="http://schemas.microsoft.com/office/drawing/2016/5/9/chartex" xmlns:cx4="http://schemas.microsoft.com/office/drawing/2016/5/10/chartex" xmlns:cx5="http://schemas.microsoft.com/office/drawing/2016/5/11/chartex" xmlns:cx6="http://schemas.microsoft.com/office/drawing/2016/5/12/chartex" xmlns:cx7="http://schemas.microsoft.com/office/drawing/2016/5/13/chartex" xmlns:cx8="http://schemas.microsoft.com/office/drawing/2016/5/14/chartex" xmlns:mc="http://schemas.openxmlformats.org/markup-compatibility/2006" xmlns:aink="http://schemas.microsoft.com/office/drawing/2016/ink" xmlns:am3d="http://schemas.microsoft.com/office/drawing/2017/model3d" xmlns:o="urn:schemas-microsoft-com:office:office" xmlns:oel="http://schemas.microsoft.com/office/2019/extlst" xmlns:r="http://schemas.openxmlformats.org/officeDocument/2006/relationships" xmlns:m="http://schemas.openxmlformats.org/officeDocument/2006/math" xmlns:v="urn:schemas-microsoft-com:vml" xmlns:wp14="http://schemas.microsoft.com/office/word/2010/wordprocessingDrawing" xmlns:wp="http://schemas.openxmlformats.org/drawingml/2006/wordprocessingDrawing" xmlns:w10="urn:schemas-microsoft-com:office:word" xmlns:w="http://schemas.openxmlformats.org/wordprocessingml/2006/main" xmlns:w14="http://schemas.microsoft.com/office/word/2010/wordml" xmlns:w15="http://schemas.microsoft.com/office/word/2012/wordml" xmlns:w16cex="http://schemas.microsoft.com/office/word/2018/wordml/cex" xmlns:w16cid="http://schemas.microsoft.com/office/word/2016/wordml/cid" xmlns:w16="http://schemas.microsoft.com/office/word/2018/wordml" xmlns:w16du="http://schemas.microsoft.com/office/word/2023/wordml/word16du" xmlns:w16sdtdh="http://schemas.microsoft.com/office/word/2020/wordml/sdtdatahash" xmlns:w16sdtfl="http://schemas.microsoft.com/office/word/2024/wordml/sdtformatlock" xmlns:w16se="http://schemas.microsoft.com/office/word/2015/wordml/symex" xmlns:wpg="http://schemas.microsoft.com/office/word/2010/wordprocessingGroup" xmlns:wpi="http://schemas.microsoft.com/office/word/2010/wordprocessingInk" xmlns:wne="http://schemas.microsoft.com/office/word/2006/wordml" xmlns:wps="http://schemas.microsoft.com/office/word/2010/wordprocessingShape" mc:Ignorable="w14 w15 w16se w16cid w16 w16cex w16sdtdh w16sdtfl w16du wp14">
+  <w:endnote w:type="separator" w:id="-1">
+    <w:p>
+      <w:pPr>
+        <w:rPr>
+          <w:rFonts w:hint="eastAsia"/>
+        </w:rPr>
+      </w:pPr>
+      <w:r>
+        <w:separator/>
+      </w:r>
+    </w:p>
+  </w:endnote>
+  <w:endnote w:type="continuationSeparator" w:id="0">
+    <w:p>
+      <w:pPr>
+        <w:rPr>
+          <w:rFonts w:hint="eastAsia"/>
+        </w:rPr>
+      </w:pPr>
+      <w:r>
+        <w:continuationSeparator/>
+      </w:r>
+    </w:p>
+  </w:endnote>
+</w:endnotes>
+</file>
+
+<file path=word/footnotes.xml><?xml version="1.0" encoding="utf-8"?>
+<w:footnotes xmlns:wpc="http://schemas.microsoft.com/office/word/2010/wordprocessingCanvas" xmlns:cx="http://schemas.microsoft.com/office/drawing/2014/chartex" xmlns:cx1="http://schemas.microsoft.com/office/drawing/2015/9/8/chartex" xmlns:cx2="http://schemas.microsoft.com/office/drawing/2015/10/21/chartex" xmlns:cx3="http://schemas.microsoft.com/office/drawing/2016/5/9/chartex" xmlns:cx4="http://schemas.microsoft.com/office/drawing/2016/5/10/chartex" xmlns:cx5="http://schemas.microsoft.com/office/drawing/2016/5/11/chartex" xmlns:cx6="http://schemas.microsoft.com/office/drawing/2016/5/12/chartex" xmlns:cx7="http://schemas.microsoft.com/office/drawing/2016/5/13/chartex" xmlns:cx8="http://schemas.microsoft.com/office/drawing/2016/5/14/chartex" xmlns:mc="http://schemas.openxmlformats.org/markup-compatibility/2006" xmlns:aink="http://schemas.microsoft.com/office/drawing/2016/ink" xmlns:am3d="http://schemas.microsoft.com/office/drawing/2017/model3d" xmlns:o="urn:schemas-microsoft-com:office:office" xmlns:oel="http://schemas.microsoft.com/office/2019/extlst" xmlns:r="http://schemas.openxmlformats.org/officeDocument/2006/relationships" xmlns:m="http://schemas.openxmlformats.org/officeDocument/2006/math" xmlns:v="urn:schemas-microsoft-com:vml" xmlns:wp14="http://schemas.microsoft.com/office/word/2010/wordprocessingDrawing" xmlns:wp="http://schemas.openxmlformats.org/drawingml/2006/wordprocessingDrawing" xmlns:w10="urn:schemas-microsoft-com:office:word" xmlns:w="http://schemas.openxmlformats.org/wordprocessingml/2006/main" xmlns:w14="http://schemas.microsoft.com/office/word/2010/wordml" xmlns:w15="http://schemas.microsoft.com/office/word/2012/wordml" xmlns:w16cex="http://schemas.microsoft.com/office/word/2018/wordml/cex" xmlns:w16cid="http://schemas.microsoft.com/office/word/2016/wordml/cid" xmlns:w16="http://schemas.microsoft.com/office/word/2018/wordml" xmlns:w16du="http://schemas.microsoft.com/office/word/2023/wordml/word16du" xmlns:w16sdtdh="http://schemas.microsoft.com/office/word/2020/wordml/sdtdatahash" xmlns:w16sdtfl="http://schemas.microsoft.com/office/word/2024/wordml/sdtformatlock" xmlns:w16se="http://schemas.microsoft.com/office/word/2015/wordml/symex" xmlns:wpg="http://schemas.microsoft.com/office/word/2010/wordprocessingGroup" xmlns:wpi="http://schemas.microsoft.com/office/word/2010/wordprocessingInk" xmlns:wne="http://schemas.microsoft.com/office/word/2006/wordml" xmlns:wps="http://schemas.microsoft.com/office/word/2010/wordprocessingShape" mc:Ignorable="w14 w15 w16se w16cid w16 w16cex w16sdtdh w16sdtfl w16du wp14">
+  <w:footnote w:type="separator" w:id="-1">
+    <w:p>
+      <w:pPr>
+        <w:rPr>
+          <w:rFonts w:hint="eastAsia"/>
+        </w:rPr>
+      </w:pPr>
+      <w:r>
+        <w:separator/>
+      </w:r>
+    </w:p>
+  </w:footnote>
+  <w:footnote w:type="continuationSeparator" w:id="0">
+    <w:p>
+      <w:pPr>
+        <w:rPr>
+          <w:rFonts w:hint="eastAsia"/>
+        </w:rPr>
+      </w:pPr>
+      <w:r>
+        <w:continuationSeparator/>
+      </w:r>
+    </w:p>
+  </w:footnote>
+</w:footnotes>
 </file>
 
 <file path=word/numbering.xml><?xml version="1.0" encoding="utf-8"?>
@@ -35210,6 +35497,127 @@
     </w:lvl>
   </w:abstractNum>
   <w:abstractNum w:abstractNumId="3" w15:restartNumberingAfterBreak="0">
+    <w:nsid w:val="0DA823B8"/>
+    <w:multiLevelType w:val="multilevel"/>
+    <w:tmpl w:val="FA926726"/>
+    <w:lvl w:ilvl="0">
+      <w:start w:val="1"/>
+      <w:numFmt w:val="decimal"/>
+      <w:lvlText w:val="%1."/>
+      <w:lvlJc w:val="left"/>
+      <w:pPr>
+        <w:ind w:left="780" w:hanging="360"/>
+      </w:pPr>
+      <w:rPr>
+        <w:rFonts w:hint="default"/>
+      </w:rPr>
+    </w:lvl>
+    <w:lvl w:ilvl="1">
+      <w:start w:val="2"/>
+      <w:numFmt w:val="decimal"/>
+      <w:isLgl/>
+      <w:lvlText w:val="%1.%2"/>
+      <w:lvlJc w:val="left"/>
+      <w:pPr>
+        <w:ind w:left="860" w:hanging="435"/>
+      </w:pPr>
+      <w:rPr>
+        <w:rFonts w:hint="default"/>
+      </w:rPr>
+    </w:lvl>
+    <w:lvl w:ilvl="2">
+      <w:start w:val="1"/>
+      <w:numFmt w:val="decimal"/>
+      <w:isLgl/>
+      <w:lvlText w:val="%1.%2.%3"/>
+      <w:lvlJc w:val="left"/>
+      <w:pPr>
+        <w:ind w:left="1140" w:hanging="720"/>
+      </w:pPr>
+      <w:rPr>
+        <w:rFonts w:hint="default"/>
+      </w:rPr>
+    </w:lvl>
+    <w:lvl w:ilvl="3">
+      <w:start w:val="1"/>
+      <w:numFmt w:val="decimal"/>
+      <w:isLgl/>
+      <w:lvlText w:val="%1.%2.%3.%4"/>
+      <w:lvlJc w:val="left"/>
+      <w:pPr>
+        <w:ind w:left="1140" w:hanging="720"/>
+      </w:pPr>
+      <w:rPr>
+        <w:rFonts w:hint="default"/>
+      </w:rPr>
+    </w:lvl>
+    <w:lvl w:ilvl="4">
+      <w:start w:val="1"/>
+      <w:numFmt w:val="decimal"/>
+      <w:isLgl/>
+      <w:lvlText w:val="%1.%2.%3.%4.%5"/>
+      <w:lvlJc w:val="left"/>
+      <w:pPr>
+        <w:ind w:left="1500" w:hanging="1080"/>
+      </w:pPr>
+      <w:rPr>
+        <w:rFonts w:hint="default"/>
+      </w:rPr>
+    </w:lvl>
+    <w:lvl w:ilvl="5">
+      <w:start w:val="1"/>
+      <w:numFmt w:val="decimal"/>
+      <w:isLgl/>
+      <w:lvlText w:val="%1.%2.%3.%4.%5.%6"/>
+      <w:lvlJc w:val="left"/>
+      <w:pPr>
+        <w:ind w:left="1500" w:hanging="1080"/>
+      </w:pPr>
+      <w:rPr>
+        <w:rFonts w:hint="default"/>
+      </w:rPr>
+    </w:lvl>
+    <w:lvl w:ilvl="6">
+      <w:start w:val="1"/>
+      <w:numFmt w:val="decimal"/>
+      <w:isLgl/>
+      <w:lvlText w:val="%1.%2.%3.%4.%5.%6.%7"/>
+      <w:lvlJc w:val="left"/>
+      <w:pPr>
+        <w:ind w:left="1860" w:hanging="1440"/>
+      </w:pPr>
+      <w:rPr>
+        <w:rFonts w:hint="default"/>
+      </w:rPr>
+    </w:lvl>
+    <w:lvl w:ilvl="7">
+      <w:start w:val="1"/>
+      <w:numFmt w:val="decimal"/>
+      <w:isLgl/>
+      <w:lvlText w:val="%1.%2.%3.%4.%5.%6.%7.%8"/>
+      <w:lvlJc w:val="left"/>
+      <w:pPr>
+        <w:ind w:left="1860" w:hanging="1440"/>
+      </w:pPr>
+      <w:rPr>
+        <w:rFonts w:hint="default"/>
+      </w:rPr>
+    </w:lvl>
+    <w:lvl w:ilvl="8">
+      <w:start w:val="1"/>
+      <w:numFmt w:val="decimal"/>
+      <w:isLgl/>
+      <w:lvlText w:val="%1.%2.%3.%4.%5.%6.%7.%8.%9"/>
+      <w:lvlJc w:val="left"/>
+      <w:pPr>
+        <w:ind w:left="2220" w:hanging="1800"/>
+      </w:pPr>
+      <w:rPr>
+        <w:rFonts w:hint="default"/>
+      </w:rPr>
+    </w:lvl>
+  </w:abstractNum>
+  <w:abstractNum w:abstractNumId="4" w15:restartNumberingAfterBreak="0">
     <w:nsid w:val="12D065D4"/>
     <w:multiLevelType w:val="hybridMultilevel"/>
     <w:tmpl w:val="2F1A4D1C"/>
@@ -35298,7 +35706,7 @@
       </w:pPr>
     </w:lvl>
   </w:abstractNum>
-  <w:abstractNum w:abstractNumId="4" w15:restartNumberingAfterBreak="0">
+  <w:abstractNum w:abstractNumId="5" w15:restartNumberingAfterBreak="0">
     <w:nsid w:val="15E23631"/>
     <w:multiLevelType w:val="hybridMultilevel"/>
     <w:tmpl w:val="5AEECDA4"/>
@@ -35387,7 +35795,7 @@
       </w:pPr>
     </w:lvl>
   </w:abstractNum>
-  <w:abstractNum w:abstractNumId="5" w15:restartNumberingAfterBreak="0">
+  <w:abstractNum w:abstractNumId="6" w15:restartNumberingAfterBreak="0">
     <w:nsid w:val="1D806357"/>
     <w:multiLevelType w:val="multilevel"/>
     <w:tmpl w:val="0409001F"/>
@@ -35500,7 +35908,7 @@
       </w:rPr>
     </w:lvl>
   </w:abstractNum>
-  <w:abstractNum w:abstractNumId="6" w15:restartNumberingAfterBreak="0">
+  <w:abstractNum w:abstractNumId="7" w15:restartNumberingAfterBreak="0">
     <w:nsid w:val="1DD52405"/>
     <w:multiLevelType w:val="multilevel"/>
     <w:tmpl w:val="7CBA5486"/>
@@ -35621,7 +36029,7 @@
       </w:rPr>
     </w:lvl>
   </w:abstractNum>
-  <w:abstractNum w:abstractNumId="7" w15:restartNumberingAfterBreak="0">
+  <w:abstractNum w:abstractNumId="8" w15:restartNumberingAfterBreak="0">
     <w:nsid w:val="31972A51"/>
     <w:multiLevelType w:val="hybridMultilevel"/>
     <w:tmpl w:val="C1962BEC"/>
@@ -35710,7 +36118,7 @@
       </w:pPr>
     </w:lvl>
   </w:abstractNum>
-  <w:abstractNum w:abstractNumId="8" w15:restartNumberingAfterBreak="0">
+  <w:abstractNum w:abstractNumId="9" w15:restartNumberingAfterBreak="0">
     <w:nsid w:val="32552850"/>
     <w:multiLevelType w:val="hybridMultilevel"/>
     <w:tmpl w:val="5D8AFF94"/>
@@ -35823,7 +36231,7 @@
       </w:rPr>
     </w:lvl>
   </w:abstractNum>
-  <w:abstractNum w:abstractNumId="9" w15:restartNumberingAfterBreak="0">
+  <w:abstractNum w:abstractNumId="10" w15:restartNumberingAfterBreak="0">
     <w:nsid w:val="36837818"/>
     <w:multiLevelType w:val="hybridMultilevel"/>
     <w:tmpl w:val="FB14EA26"/>
@@ -35936,7 +36344,7 @@
       </w:rPr>
     </w:lvl>
   </w:abstractNum>
-  <w:abstractNum w:abstractNumId="10" w15:restartNumberingAfterBreak="0">
+  <w:abstractNum w:abstractNumId="11" w15:restartNumberingAfterBreak="0">
     <w:nsid w:val="3B475DB4"/>
     <w:multiLevelType w:val="hybridMultilevel"/>
     <w:tmpl w:val="1562C4A2"/>
@@ -36022,7 +36430,7 @@
       </w:pPr>
     </w:lvl>
   </w:abstractNum>
-  <w:abstractNum w:abstractNumId="11" w15:restartNumberingAfterBreak="0">
+  <w:abstractNum w:abstractNumId="12" w15:restartNumberingAfterBreak="0">
     <w:nsid w:val="3EB55B4C"/>
     <w:multiLevelType w:val="hybridMultilevel"/>
     <w:tmpl w:val="A8AC6B46"/>
@@ -36111,7 +36519,7 @@
       </w:pPr>
     </w:lvl>
   </w:abstractNum>
-  <w:abstractNum w:abstractNumId="12" w15:restartNumberingAfterBreak="0">
+  <w:abstractNum w:abstractNumId="13" w15:restartNumberingAfterBreak="0">
     <w:nsid w:val="479550A5"/>
     <w:multiLevelType w:val="multilevel"/>
     <w:tmpl w:val="0409001F"/>
@@ -36224,7 +36632,7 @@
       </w:rPr>
     </w:lvl>
   </w:abstractNum>
-  <w:abstractNum w:abstractNumId="13" w15:restartNumberingAfterBreak="0">
+  <w:abstractNum w:abstractNumId="14" w15:restartNumberingAfterBreak="0">
     <w:nsid w:val="49E10AEC"/>
     <w:multiLevelType w:val="hybridMultilevel"/>
     <w:tmpl w:val="6A90A774"/>
@@ -36337,7 +36745,7 @@
       </w:rPr>
     </w:lvl>
   </w:abstractNum>
-  <w:abstractNum w:abstractNumId="14" w15:restartNumberingAfterBreak="0">
+  <w:abstractNum w:abstractNumId="15" w15:restartNumberingAfterBreak="0">
     <w:nsid w:val="59956185"/>
     <w:multiLevelType w:val="multilevel"/>
     <w:tmpl w:val="F744B2D4"/>
@@ -36486,7 +36894,7 @@
       </w:rPr>
     </w:lvl>
   </w:abstractNum>
-  <w:abstractNum w:abstractNumId="15" w15:restartNumberingAfterBreak="0">
+  <w:abstractNum w:abstractNumId="16" w15:restartNumberingAfterBreak="0">
     <w:nsid w:val="5D142187"/>
     <w:multiLevelType w:val="multilevel"/>
     <w:tmpl w:val="0409001F"/>
@@ -36599,7 +37007,7 @@
       </w:rPr>
     </w:lvl>
   </w:abstractNum>
-  <w:abstractNum w:abstractNumId="16" w15:restartNumberingAfterBreak="0">
+  <w:abstractNum w:abstractNumId="17" w15:restartNumberingAfterBreak="0">
     <w:nsid w:val="5EFB1C64"/>
     <w:multiLevelType w:val="multilevel"/>
     <w:tmpl w:val="FA926726"/>
@@ -36720,7 +37128,7 @@
       </w:rPr>
     </w:lvl>
   </w:abstractNum>
-  <w:abstractNum w:abstractNumId="17" w15:restartNumberingAfterBreak="0">
+  <w:abstractNum w:abstractNumId="18" w15:restartNumberingAfterBreak="0">
     <w:nsid w:val="5FF16C55"/>
     <w:multiLevelType w:val="hybridMultilevel"/>
     <w:tmpl w:val="47DAF114"/>
@@ -36833,7 +37241,7 @@
       </w:rPr>
     </w:lvl>
   </w:abstractNum>
-  <w:abstractNum w:abstractNumId="18" w15:restartNumberingAfterBreak="0">
+  <w:abstractNum w:abstractNumId="19" w15:restartNumberingAfterBreak="0">
     <w:nsid w:val="65106790"/>
     <w:multiLevelType w:val="multilevel"/>
     <w:tmpl w:val="FA926726"/>
@@ -36954,7 +37362,7 @@
       </w:rPr>
     </w:lvl>
   </w:abstractNum>
-  <w:abstractNum w:abstractNumId="19" w15:restartNumberingAfterBreak="0">
+  <w:abstractNum w:abstractNumId="20" w15:restartNumberingAfterBreak="0">
     <w:nsid w:val="65605925"/>
     <w:multiLevelType w:val="multilevel"/>
     <w:tmpl w:val="6414B77E"/>
@@ -37103,7 +37511,7 @@
       </w:rPr>
     </w:lvl>
   </w:abstractNum>
-  <w:abstractNum w:abstractNumId="20" w15:restartNumberingAfterBreak="0">
+  <w:abstractNum w:abstractNumId="21" w15:restartNumberingAfterBreak="0">
     <w:nsid w:val="685B2CC5"/>
     <w:multiLevelType w:val="multilevel"/>
     <w:tmpl w:val="5F908CB2"/>
@@ -37252,7 +37660,7 @@
       </w:rPr>
     </w:lvl>
   </w:abstractNum>
-  <w:abstractNum w:abstractNumId="21" w15:restartNumberingAfterBreak="0">
+  <w:abstractNum w:abstractNumId="22" w15:restartNumberingAfterBreak="0">
     <w:nsid w:val="70E021A9"/>
     <w:multiLevelType w:val="hybridMultilevel"/>
     <w:tmpl w:val="F44EEFF2"/>
@@ -37342,7 +37750,7 @@
       </w:pPr>
     </w:lvl>
   </w:abstractNum>
-  <w:abstractNum w:abstractNumId="22" w15:restartNumberingAfterBreak="0">
+  <w:abstractNum w:abstractNumId="23" w15:restartNumberingAfterBreak="0">
     <w:nsid w:val="77084836"/>
     <w:multiLevelType w:val="multilevel"/>
     <w:tmpl w:val="EED29006"/>
@@ -37491,7 +37899,7 @@
       </w:rPr>
     </w:lvl>
   </w:abstractNum>
-  <w:abstractNum w:abstractNumId="23" w15:restartNumberingAfterBreak="0">
+  <w:abstractNum w:abstractNumId="24" w15:restartNumberingAfterBreak="0">
     <w:nsid w:val="7A5C712F"/>
     <w:multiLevelType w:val="multilevel"/>
     <w:tmpl w:val="619C202E"/>
@@ -37612,7 +38020,7 @@
       </w:rPr>
     </w:lvl>
   </w:abstractNum>
-  <w:abstractNum w:abstractNumId="24" w15:restartNumberingAfterBreak="0">
+  <w:abstractNum w:abstractNumId="25" w15:restartNumberingAfterBreak="0">
     <w:nsid w:val="7E991A8B"/>
     <w:multiLevelType w:val="hybridMultilevel"/>
     <w:tmpl w:val="C922B06A"/>
@@ -37725,7 +38133,7 @@
       </w:rPr>
     </w:lvl>
   </w:abstractNum>
-  <w:abstractNum w:abstractNumId="25" w15:restartNumberingAfterBreak="0">
+  <w:abstractNum w:abstractNumId="26" w15:restartNumberingAfterBreak="0">
     <w:nsid w:val="7E9F712C"/>
     <w:multiLevelType w:val="multilevel"/>
     <w:tmpl w:val="C7744728"/>
@@ -37875,82 +38283,85 @@
     </w:lvl>
   </w:abstractNum>
   <w:num w:numId="1" w16cid:durableId="607204533">
-    <w:abstractNumId w:val="10"/>
+    <w:abstractNumId w:val="11"/>
   </w:num>
   <w:num w:numId="2" w16cid:durableId="1240867659">
-    <w:abstractNumId w:val="15"/>
+    <w:abstractNumId w:val="16"/>
   </w:num>
   <w:num w:numId="3" w16cid:durableId="518933528">
+    <w:abstractNumId w:val="25"/>
+  </w:num>
+  <w:num w:numId="4" w16cid:durableId="290597978">
+    <w:abstractNumId w:val="12"/>
+  </w:num>
+  <w:num w:numId="5" w16cid:durableId="198785566">
     <w:abstractNumId w:val="24"/>
   </w:num>
-  <w:num w:numId="4" w16cid:durableId="290597978">
-    <w:abstractNumId w:val="11"/>
-  </w:num>
-  <w:num w:numId="5" w16cid:durableId="198785566">
-    <w:abstractNumId w:val="23"/>
-  </w:num>
   <w:num w:numId="6" w16cid:durableId="213349035">
-    <w:abstractNumId w:val="21"/>
+    <w:abstractNumId w:val="22"/>
   </w:num>
   <w:num w:numId="7" w16cid:durableId="860822821">
-    <w:abstractNumId w:val="6"/>
+    <w:abstractNumId w:val="7"/>
   </w:num>
   <w:num w:numId="8" w16cid:durableId="1668509154">
-    <w:abstractNumId w:val="4"/>
+    <w:abstractNumId w:val="5"/>
   </w:num>
   <w:num w:numId="9" w16cid:durableId="1908109799">
     <w:abstractNumId w:val="1"/>
   </w:num>
   <w:num w:numId="10" w16cid:durableId="1409882578">
-    <w:abstractNumId w:val="5"/>
+    <w:abstractNumId w:val="6"/>
   </w:num>
   <w:num w:numId="11" w16cid:durableId="1568107422">
+    <w:abstractNumId w:val="18"/>
+  </w:num>
+  <w:num w:numId="12" w16cid:durableId="1933976752">
+    <w:abstractNumId w:val="4"/>
+  </w:num>
+  <w:num w:numId="13" w16cid:durableId="68889914">
+    <w:abstractNumId w:val="13"/>
+  </w:num>
+  <w:num w:numId="14" w16cid:durableId="1756508992">
+    <w:abstractNumId w:val="23"/>
+  </w:num>
+  <w:num w:numId="15" w16cid:durableId="156774775">
+    <w:abstractNumId w:val="15"/>
+  </w:num>
+  <w:num w:numId="16" w16cid:durableId="284124577">
+    <w:abstractNumId w:val="26"/>
+  </w:num>
+  <w:num w:numId="17" w16cid:durableId="309483357">
+    <w:abstractNumId w:val="21"/>
+  </w:num>
+  <w:num w:numId="18" w16cid:durableId="1214578795">
+    <w:abstractNumId w:val="14"/>
+  </w:num>
+  <w:num w:numId="19" w16cid:durableId="1494445906">
     <w:abstractNumId w:val="17"/>
   </w:num>
-  <w:num w:numId="12" w16cid:durableId="1933976752">
-    <w:abstractNumId w:val="3"/>
-  </w:num>
-  <w:num w:numId="13" w16cid:durableId="68889914">
-    <w:abstractNumId w:val="12"/>
-  </w:num>
-  <w:num w:numId="14" w16cid:durableId="1756508992">
-    <w:abstractNumId w:val="22"/>
-  </w:num>
-  <w:num w:numId="15" w16cid:durableId="156774775">
-    <w:abstractNumId w:val="14"/>
-  </w:num>
-  <w:num w:numId="16" w16cid:durableId="284124577">
-    <w:abstractNumId w:val="25"/>
-  </w:num>
-  <w:num w:numId="17" w16cid:durableId="309483357">
-    <w:abstractNumId w:val="20"/>
-  </w:num>
-  <w:num w:numId="18" w16cid:durableId="1214578795">
-    <w:abstractNumId w:val="13"/>
-  </w:num>
-  <w:num w:numId="19" w16cid:durableId="1494445906">
-    <w:abstractNumId w:val="16"/>
-  </w:num>
   <w:num w:numId="20" w16cid:durableId="1238829811">
-    <w:abstractNumId w:val="8"/>
+    <w:abstractNumId w:val="9"/>
   </w:num>
   <w:num w:numId="21" w16cid:durableId="2105564320">
-    <w:abstractNumId w:val="9"/>
+    <w:abstractNumId w:val="10"/>
   </w:num>
   <w:num w:numId="22" w16cid:durableId="1890611329">
     <w:abstractNumId w:val="0"/>
   </w:num>
   <w:num w:numId="23" w16cid:durableId="2134015023">
-    <w:abstractNumId w:val="19"/>
+    <w:abstractNumId w:val="20"/>
   </w:num>
   <w:num w:numId="24" w16cid:durableId="320936087">
-    <w:abstractNumId w:val="7"/>
+    <w:abstractNumId w:val="8"/>
   </w:num>
   <w:num w:numId="25" w16cid:durableId="899560176">
     <w:abstractNumId w:val="2"/>
   </w:num>
   <w:num w:numId="26" w16cid:durableId="1061054480">
-    <w:abstractNumId w:val="18"/>
+    <w:abstractNumId w:val="19"/>
+  </w:num>
+  <w:num w:numId="27" w16cid:durableId="1960989088">
+    <w:abstractNumId w:val="3"/>
   </w:num>
 </w:numbering>
 </file>
@@ -38959,6 +39370,68 @@
       <w14:ligatures w14:val="none"/>
     </w:rPr>
   </w:style>
+  <w:style w:type="paragraph" w:styleId="af5">
+    <w:name w:val="header"/>
+    <w:basedOn w:val="a"/>
+    <w:link w:val="af6"/>
+    <w:uiPriority w:val="99"/>
+    <w:unhideWhenUsed/>
+    <w:rsid w:val="00B62E98"/>
+    <w:pPr>
+      <w:tabs>
+        <w:tab w:val="center" w:pos="4153"/>
+        <w:tab w:val="right" w:pos="8306"/>
+      </w:tabs>
+      <w:snapToGrid w:val="0"/>
+      <w:jc w:val="center"/>
+    </w:pPr>
+    <w:rPr>
+      <w:sz w:val="18"/>
+      <w:szCs w:val="18"/>
+    </w:rPr>
+  </w:style>
+  <w:style w:type="character" w:customStyle="1" w:styleId="af6">
+    <w:name w:val="页眉 字符"/>
+    <w:basedOn w:val="a0"/>
+    <w:link w:val="af5"/>
+    <w:uiPriority w:val="99"/>
+    <w:rsid w:val="00B62E98"/>
+    <w:rPr>
+      <w:sz w:val="18"/>
+      <w:szCs w:val="18"/>
+    </w:rPr>
+  </w:style>
+  <w:style w:type="paragraph" w:styleId="af7">
+    <w:name w:val="footer"/>
+    <w:basedOn w:val="a"/>
+    <w:link w:val="af8"/>
+    <w:uiPriority w:val="99"/>
+    <w:unhideWhenUsed/>
+    <w:rsid w:val="00B62E98"/>
+    <w:pPr>
+      <w:tabs>
+        <w:tab w:val="center" w:pos="4153"/>
+        <w:tab w:val="right" w:pos="8306"/>
+      </w:tabs>
+      <w:snapToGrid w:val="0"/>
+      <w:jc w:val="left"/>
+    </w:pPr>
+    <w:rPr>
+      <w:sz w:val="18"/>
+      <w:szCs w:val="18"/>
+    </w:rPr>
+  </w:style>
+  <w:style w:type="character" w:customStyle="1" w:styleId="af8">
+    <w:name w:val="页脚 字符"/>
+    <w:basedOn w:val="a0"/>
+    <w:link w:val="af7"/>
+    <w:uiPriority w:val="99"/>
+    <w:rsid w:val="00B62E98"/>
+    <w:rPr>
+      <w:sz w:val="18"/>
+      <w:szCs w:val="18"/>
+    </w:rPr>
+  </w:style>
 </w:styles>
 </file>
 

--- a/26fall/1870/Note/w1s1.docx
+++ b/26fall/1870/Note/w1s1.docx
@@ -18913,7 +18913,7 @@
                 <v:shape id="_x0000_i1025" type="#_x0000_t75" style="width:58.5pt;height:33pt" o:ole="">
                   <v:imagedata r:id="rId41" o:title=""/>
                 </v:shape>
-                <o:OLEObject Type="Embed" ProgID="PBrush" ShapeID="_x0000_i1025" DrawAspect="Content" ObjectID="_1853742671" r:id="rId42"/>
+                <o:OLEObject Type="Embed" ProgID="PBrush" ShapeID="_x0000_i1025" DrawAspect="Content" ObjectID="_1854099984" r:id="rId42"/>
               </w:object>
             </w:r>
           </w:p>
@@ -18942,7 +18942,7 @@
                 <v:shape id="_x0000_i1026" type="#_x0000_t75" style="width:164.25pt;height:54pt" o:ole="">
                   <v:imagedata r:id="rId43" o:title=""/>
                 </v:shape>
-                <o:OLEObject Type="Embed" ProgID="PBrush" ShapeID="_x0000_i1026" DrawAspect="Content" ObjectID="_1853742672" r:id="rId44"/>
+                <o:OLEObject Type="Embed" ProgID="PBrush" ShapeID="_x0000_i1026" DrawAspect="Content" ObjectID="_1854099985" r:id="rId44"/>
               </w:object>
             </w:r>
           </w:p>
@@ -24720,7 +24720,7 @@
                 <v:shape id="_x0000_i1027" type="#_x0000_t75" style="width:234.75pt;height:29.25pt" o:ole="">
                   <v:imagedata r:id="rId64" o:title=""/>
                 </v:shape>
-                <o:OLEObject Type="Embed" ProgID="PBrush" ShapeID="_x0000_i1027" DrawAspect="Content" ObjectID="_1853742673" r:id="rId65"/>
+                <o:OLEObject Type="Embed" ProgID="PBrush" ShapeID="_x0000_i1027" DrawAspect="Content" ObjectID="_1854099986" r:id="rId65"/>
               </w:object>
             </w:r>
             <w:r>
@@ -25162,7 +25162,7 @@
                 <v:shape id="_x0000_i1028" type="#_x0000_t75" style="width:295.5pt;height:30.75pt" o:ole="">
                   <v:imagedata r:id="rId68" o:title=""/>
                 </v:shape>
-                <o:OLEObject Type="Embed" ProgID="PBrush" ShapeID="_x0000_i1028" DrawAspect="Content" ObjectID="_1853742674" r:id="rId69"/>
+                <o:OLEObject Type="Embed" ProgID="PBrush" ShapeID="_x0000_i1028" DrawAspect="Content" ObjectID="_1854099987" r:id="rId69"/>
               </w:object>
             </w:r>
           </w:p>
@@ -25266,7 +25266,7 @@
                 <v:shape id="_x0000_i1029" type="#_x0000_t75" style="width:105pt;height:30.75pt" o:ole="">
                   <v:imagedata r:id="rId70" o:title=""/>
                 </v:shape>
-                <o:OLEObject Type="Embed" ProgID="PBrush" ShapeID="_x0000_i1029" DrawAspect="Content" ObjectID="_1853742675" r:id="rId71"/>
+                <o:OLEObject Type="Embed" ProgID="PBrush" ShapeID="_x0000_i1029" DrawAspect="Content" ObjectID="_1854099988" r:id="rId71"/>
               </w:object>
             </w:r>
           </w:p>
@@ -25373,7 +25373,7 @@
                 <v:shape id="_x0000_i1030" type="#_x0000_t75" style="width:86.25pt;height:32.25pt" o:ole="">
                   <v:imagedata r:id="rId72" o:title=""/>
                 </v:shape>
-                <o:OLEObject Type="Embed" ProgID="PBrush" ShapeID="_x0000_i1030" DrawAspect="Content" ObjectID="_1853742676" r:id="rId73"/>
+                <o:OLEObject Type="Embed" ProgID="PBrush" ShapeID="_x0000_i1030" DrawAspect="Content" ObjectID="_1854099989" r:id="rId73"/>
               </w:object>
             </w:r>
             <w:r>
@@ -26360,7 +26360,7 @@
                 <v:shape id="_x0000_i1031" type="#_x0000_t75" style="width:295.5pt;height:30.75pt" o:ole="">
                   <v:imagedata r:id="rId68" o:title=""/>
                 </v:shape>
-                <o:OLEObject Type="Embed" ProgID="PBrush" ShapeID="_x0000_i1031" DrawAspect="Content" ObjectID="_1853742677" r:id="rId78"/>
+                <o:OLEObject Type="Embed" ProgID="PBrush" ShapeID="_x0000_i1031" DrawAspect="Content" ObjectID="_1854099990" r:id="rId78"/>
               </w:object>
             </w:r>
           </w:p>
@@ -27103,7 +27103,7 @@
                 <v:shape id="_x0000_i1032" type="#_x0000_t75" style="width:295.5pt;height:30.75pt" o:ole="">
                   <v:imagedata r:id="rId68" o:title=""/>
                 </v:shape>
-                <o:OLEObject Type="Embed" ProgID="PBrush" ShapeID="_x0000_i1032" DrawAspect="Content" ObjectID="_1853742678" r:id="rId80"/>
+                <o:OLEObject Type="Embed" ProgID="PBrush" ShapeID="_x0000_i1032" DrawAspect="Content" ObjectID="_1854099991" r:id="rId80"/>
               </w:object>
             </w:r>
           </w:p>
@@ -27529,7 +27529,7 @@
                 <v:shape id="_x0000_i1033" type="#_x0000_t75" style="width:86.25pt;height:32.25pt" o:ole="">
                   <v:imagedata r:id="rId72" o:title=""/>
                 </v:shape>
-                <o:OLEObject Type="Embed" ProgID="PBrush" ShapeID="_x0000_i1033" DrawAspect="Content" ObjectID="_1853742679" r:id="rId84"/>
+                <o:OLEObject Type="Embed" ProgID="PBrush" ShapeID="_x0000_i1033" DrawAspect="Content" ObjectID="_1854099992" r:id="rId84"/>
               </w:object>
             </w:r>
           </w:p>
@@ -27692,7 +27692,7 @@
                 <v:shape id="_x0000_i1034" type="#_x0000_t75" style="width:105pt;height:30.75pt" o:ole="">
                   <v:imagedata r:id="rId70" o:title=""/>
                 </v:shape>
-                <o:OLEObject Type="Embed" ProgID="PBrush" ShapeID="_x0000_i1034" DrawAspect="Content" ObjectID="_1853742680" r:id="rId86"/>
+                <o:OLEObject Type="Embed" ProgID="PBrush" ShapeID="_x0000_i1034" DrawAspect="Content" ObjectID="_1854099993" r:id="rId86"/>
               </w:object>
             </w:r>
           </w:p>
@@ -29541,7 +29541,7 @@
                 <v:shape id="_x0000_i1035" type="#_x0000_t75" style="width:204.75pt;height:37.5pt" o:ole="">
                   <v:imagedata r:id="rId88" o:title=""/>
                 </v:shape>
-                <o:OLEObject Type="Embed" ProgID="PBrush" ShapeID="_x0000_i1035" DrawAspect="Content" ObjectID="_1853742681" r:id="rId89"/>
+                <o:OLEObject Type="Embed" ProgID="PBrush" ShapeID="_x0000_i1035" DrawAspect="Content" ObjectID="_1854099994" r:id="rId89"/>
               </w:object>
             </w:r>
           </w:p>
@@ -30349,7 +30349,7 @@
                 <v:shape id="_x0000_i1036" type="#_x0000_t75" style="width:86.25pt;height:32.25pt" o:ole="">
                   <v:imagedata r:id="rId72" o:title=""/>
                 </v:shape>
-                <o:OLEObject Type="Embed" ProgID="PBrush" ShapeID="_x0000_i1036" DrawAspect="Content" ObjectID="_1853742682" r:id="rId94"/>
+                <o:OLEObject Type="Embed" ProgID="PBrush" ShapeID="_x0000_i1036" DrawAspect="Content" ObjectID="_1854099995" r:id="rId94"/>
               </w:object>
             </w:r>
           </w:p>
@@ -30794,6 +30794,7 @@
     <w:p>
       <w:pPr>
         <w:rPr>
+          <w:rFonts w:hint="eastAsia"/>
           <w:color w:val="E97132" w:themeColor="accent2"/>
         </w:rPr>
       </w:pPr>
@@ -31347,12 +31348,6 @@
           <w:rFonts w:hint="eastAsia"/>
         </w:rPr>
       </w:pPr>
-      <w:r>
-        <w:rPr>
-          <w:rFonts w:hint="eastAsia"/>
-        </w:rPr>
-        <w:t xml:space="preserve"> </w:t>
-      </w:r>
       <w:r>
         <w:rPr>
           <w:rFonts w:hint="eastAsia"/>
@@ -34326,17 +34321,7 @@
                 <w:sz w:val="24"/>
                 <w:szCs w:val="24"/>
               </w:rPr>
-              <w:t>A \ B</w:t>
-            </w:r>
-            <w:r>
-              <w:rPr>
-                <w:rFonts w:eastAsiaTheme="minorHAnsi" w:hint="eastAsia"/>
-                <w:b/>
-                <w:bCs/>
-                <w:sz w:val="24"/>
-                <w:szCs w:val="24"/>
-              </w:rPr>
-              <w:t xml:space="preserve"> </w:t>
+              <w:t xml:space="preserve">A \ B </w:t>
             </w:r>
           </w:p>
         </w:tc>
@@ -34781,6 +34766,11 @@
       </w:pPr>
     </w:p>
     <w:p>
+      <w:pPr>
+        <w:rPr>
+          <w:rFonts w:hint="eastAsia"/>
+        </w:rPr>
+      </w:pPr>
       <w:r>
         <w:rPr>
           <w:noProof/>
@@ -34960,6 +34950,11 @@
       </w:r>
     </w:p>
     <w:p>
+      <w:pPr>
+        <w:rPr>
+          <w:rFonts w:hint="eastAsia"/>
+        </w:rPr>
+      </w:pPr>
       <w:r>
         <w:rPr>
           <w:rFonts w:hint="eastAsia"/>
@@ -35015,7 +35010,13 @@
         </w:drawing>
       </w:r>
     </w:p>
-    <w:p/>
+    <w:p>
+      <w:pPr>
+        <w:rPr>
+          <w:rFonts w:hint="eastAsia"/>
+        </w:rPr>
+      </w:pPr>
+    </w:p>
     <w:p>
       <w:pPr>
         <w:pStyle w:val="4"/>
@@ -35101,6 +35102,546 @@
     </w:p>
     <w:p>
       <w:pPr>
+        <w:pStyle w:val="4"/>
+        <w:numPr>
+          <w:ilvl w:val="1"/>
+          <w:numId w:val="19"/>
+        </w:numPr>
+        <w:jc w:val="left"/>
+      </w:pPr>
+      <w:r>
+        <w:t>Ordered pairs</w:t>
+      </w:r>
+      <w:r>
+        <w:rPr>
+          <w:rFonts w:hint="eastAsia"/>
+        </w:rPr>
+        <w:t>（</w:t>
+      </w:r>
+      <w:r>
+        <w:rPr>
+          <w:rFonts w:hint="eastAsia"/>
+        </w:rPr>
+        <w:t>有序对</w:t>
+      </w:r>
+      <w:r>
+        <w:t>）</w:t>
+      </w:r>
+      <w:r>
+        <w:rPr>
+          <w:rFonts w:hint="eastAsia"/>
+        </w:rPr>
+        <w:t xml:space="preserve"> </w:t>
+      </w:r>
+    </w:p>
+    <w:p>
+      <w:pPr>
+        <w:jc w:val="center"/>
+      </w:pPr>
+      <w:r>
+        <w:drawing>
+          <wp:inline distT="0" distB="0" distL="0" distR="0" wp14:anchorId="6826CF0C" wp14:editId="441487C2">
+            <wp:extent cx="4657136" cy="1066800"/>
+            <wp:effectExtent l="0" t="0" r="0" b="0"/>
+            <wp:docPr id="746429047" name="图片 1"/>
+            <wp:cNvGraphicFramePr>
+              <a:graphicFrameLocks xmlns:a="http://schemas.openxmlformats.org/drawingml/2006/main" noChangeAspect="1"/>
+            </wp:cNvGraphicFramePr>
+            <a:graphic xmlns:a="http://schemas.openxmlformats.org/drawingml/2006/main">
+              <a:graphicData uri="http://schemas.openxmlformats.org/drawingml/2006/picture">
+                <pic:pic xmlns:pic="http://schemas.openxmlformats.org/drawingml/2006/picture">
+                  <pic:nvPicPr>
+                    <pic:cNvPr id="746429047" name=""/>
+                    <pic:cNvPicPr/>
+                  </pic:nvPicPr>
+                  <pic:blipFill>
+                    <a:blip r:embed="rId124"/>
+                    <a:stretch>
+                      <a:fillRect/>
+                    </a:stretch>
+                  </pic:blipFill>
+                  <pic:spPr>
+                    <a:xfrm>
+                      <a:off x="0" y="0"/>
+                      <a:ext cx="4691499" cy="1074672"/>
+                    </a:xfrm>
+                    <a:prstGeom prst="rect">
+                      <a:avLst/>
+                    </a:prstGeom>
+                  </pic:spPr>
+                </pic:pic>
+              </a:graphicData>
+            </a:graphic>
+          </wp:inline>
+        </w:drawing>
+      </w:r>
+    </w:p>
+    <w:p>
+      <w:pPr>
+        <w:pStyle w:val="a9"/>
+        <w:numPr>
+          <w:ilvl w:val="0"/>
+          <w:numId w:val="29"/>
+        </w:numPr>
+        <w:jc w:val="left"/>
+        <w:rPr>
+          <w:color w:val="074F6A" w:themeColor="accent4" w:themeShade="80"/>
+          <w:sz w:val="24"/>
+          <w:szCs w:val="24"/>
+        </w:rPr>
+      </w:pPr>
+      <w:r>
+        <w:rPr>
+          <w:rFonts w:hint="eastAsia"/>
+          <w:color w:val="074F6A" w:themeColor="accent4" w:themeShade="80"/>
+          <w:sz w:val="24"/>
+          <w:szCs w:val="24"/>
+        </w:rPr>
+        <w:t>集合中的元素各不相同，但序列中的元素可以重复。</w:t>
+      </w:r>
+    </w:p>
+    <w:p>
+      <w:pPr>
+        <w:pStyle w:val="a9"/>
+        <w:numPr>
+          <w:ilvl w:val="0"/>
+          <w:numId w:val="29"/>
+        </w:numPr>
+        <w:jc w:val="left"/>
+        <w:rPr>
+          <w:color w:val="074F6A" w:themeColor="accent4" w:themeShade="80"/>
+          <w:sz w:val="24"/>
+          <w:szCs w:val="24"/>
+        </w:rPr>
+      </w:pPr>
+      <w:r>
+        <w:rPr>
+          <w:rFonts w:hint="eastAsia"/>
+          <w:color w:val="074F6A" w:themeColor="accent4" w:themeShade="80"/>
+          <w:sz w:val="24"/>
+          <w:szCs w:val="24"/>
+        </w:rPr>
+        <w:t>集合中的元素没有顺序，但序列中的元素有顺序。</w:t>
+      </w:r>
+    </w:p>
+    <w:p>
+      <w:pPr>
+        <w:pStyle w:val="a9"/>
+        <w:numPr>
+          <w:ilvl w:val="0"/>
+          <w:numId w:val="29"/>
+        </w:numPr>
+        <w:jc w:val="left"/>
+        <w:rPr>
+          <w:color w:val="074F6A" w:themeColor="accent4" w:themeShade="80"/>
+          <w:sz w:val="24"/>
+          <w:szCs w:val="24"/>
+        </w:rPr>
+      </w:pPr>
+      <w:r>
+        <w:rPr>
+          <w:rFonts w:hint="eastAsia"/>
+          <w:color w:val="074F6A" w:themeColor="accent4" w:themeShade="80"/>
+          <w:sz w:val="24"/>
+          <w:szCs w:val="24"/>
+        </w:rPr>
+        <w:t>集合用{}，序列用()。</w:t>
+      </w:r>
+    </w:p>
+    <w:p>
+      <w:pPr>
+        <w:jc w:val="left"/>
+      </w:pPr>
+    </w:p>
+    <w:p>
+      <w:pPr>
+        <w:pStyle w:val="4"/>
+        <w:numPr>
+          <w:ilvl w:val="1"/>
+          <w:numId w:val="19"/>
+        </w:numPr>
+        <w:jc w:val="left"/>
+      </w:pPr>
+      <w:r>
+        <w:t>Cartesian products</w:t>
+      </w:r>
+      <w:r>
+        <w:rPr>
+          <w:rFonts w:hint="eastAsia"/>
+        </w:rPr>
+        <w:t>（笛卡尔积）</w:t>
+      </w:r>
+    </w:p>
+    <w:p>
+      <w:pPr>
+        <w:jc w:val="center"/>
+      </w:pPr>
+      <w:r>
+        <w:drawing>
+          <wp:inline distT="0" distB="0" distL="0" distR="0" wp14:anchorId="7C2539F5" wp14:editId="25A9A2FE">
+            <wp:extent cx="3990975" cy="980600"/>
+            <wp:effectExtent l="0" t="0" r="0" b="0"/>
+            <wp:docPr id="524464470" name="图片 1"/>
+            <wp:cNvGraphicFramePr>
+              <a:graphicFrameLocks xmlns:a="http://schemas.openxmlformats.org/drawingml/2006/main" noChangeAspect="1"/>
+            </wp:cNvGraphicFramePr>
+            <a:graphic xmlns:a="http://schemas.openxmlformats.org/drawingml/2006/main">
+              <a:graphicData uri="http://schemas.openxmlformats.org/drawingml/2006/picture">
+                <pic:pic xmlns:pic="http://schemas.openxmlformats.org/drawingml/2006/picture">
+                  <pic:nvPicPr>
+                    <pic:cNvPr id="524464470" name=""/>
+                    <pic:cNvPicPr/>
+                  </pic:nvPicPr>
+                  <pic:blipFill>
+                    <a:blip r:embed="rId125"/>
+                    <a:stretch>
+                      <a:fillRect/>
+                    </a:stretch>
+                  </pic:blipFill>
+                  <pic:spPr>
+                    <a:xfrm>
+                      <a:off x="0" y="0"/>
+                      <a:ext cx="4096289" cy="1006476"/>
+                    </a:xfrm>
+                    <a:prstGeom prst="rect">
+                      <a:avLst/>
+                    </a:prstGeom>
+                  </pic:spPr>
+                </pic:pic>
+              </a:graphicData>
+            </a:graphic>
+          </wp:inline>
+        </w:drawing>
+      </w:r>
+    </w:p>
+    <w:p>
+      <w:pPr>
+        <w:pStyle w:val="a9"/>
+        <w:ind w:left="360"/>
+        <w:jc w:val="center"/>
+        <w:rPr>
+          <w:rFonts w:ascii="仿宋" w:eastAsia="仿宋" w:hAnsi="仿宋"/>
+          <w:b/>
+          <w:bCs/>
+          <w:sz w:val="28"/>
+          <w:szCs w:val="28"/>
+        </w:rPr>
+      </w:pPr>
+      <w:r>
+        <w:rPr>
+          <w:rFonts w:ascii="Cambria Math" w:hAnsi="Cambria Math" w:cs="Cambria Math"/>
+          <w:color w:val="0F4761" w:themeColor="accent1" w:themeShade="BF"/>
+          <w:sz w:val="24"/>
+          <w:szCs w:val="24"/>
+        </w:rPr>
+        <w:drawing>
+          <wp:inline distT="0" distB="0" distL="0" distR="0" wp14:anchorId="16C8D602" wp14:editId="75F1FC0B">
+            <wp:extent cx="5276850" cy="1721807"/>
+            <wp:effectExtent l="0" t="0" r="0" b="0"/>
+            <wp:docPr id="1923118799" name="图片 1"/>
+            <wp:cNvGraphicFramePr>
+              <a:graphicFrameLocks xmlns:a="http://schemas.openxmlformats.org/drawingml/2006/main" noChangeAspect="1"/>
+            </wp:cNvGraphicFramePr>
+            <a:graphic xmlns:a="http://schemas.openxmlformats.org/drawingml/2006/main">
+              <a:graphicData uri="http://schemas.openxmlformats.org/drawingml/2006/picture">
+                <pic:pic xmlns:pic="http://schemas.openxmlformats.org/drawingml/2006/picture">
+                  <pic:nvPicPr>
+                    <pic:cNvPr id="1923118799" name=""/>
+                    <pic:cNvPicPr/>
+                  </pic:nvPicPr>
+                  <pic:blipFill>
+                    <a:blip r:embed="rId126"/>
+                    <a:stretch>
+                      <a:fillRect/>
+                    </a:stretch>
+                  </pic:blipFill>
+                  <pic:spPr>
+                    <a:xfrm>
+                      <a:off x="0" y="0"/>
+                      <a:ext cx="5303451" cy="1730487"/>
+                    </a:xfrm>
+                    <a:prstGeom prst="rect">
+                      <a:avLst/>
+                    </a:prstGeom>
+                  </pic:spPr>
+                </pic:pic>
+              </a:graphicData>
+            </a:graphic>
+          </wp:inline>
+        </w:drawing>
+      </w:r>
+    </w:p>
+    <w:p>
+      <w:pPr>
+        <w:pStyle w:val="4"/>
+        <w:numPr>
+          <w:ilvl w:val="1"/>
+          <w:numId w:val="19"/>
+        </w:numPr>
+        <w:jc w:val="left"/>
+      </w:pPr>
+      <w:r>
+        <w:lastRenderedPageBreak/>
+        <w:t>Tuples</w:t>
+      </w:r>
+      <w:r>
+        <w:rPr>
+          <w:rFonts w:hint="eastAsia"/>
+        </w:rPr>
+        <w:t>（元组）</w:t>
+      </w:r>
+    </w:p>
+    <w:p>
+      <w:pPr>
+        <w:jc w:val="center"/>
+      </w:pPr>
+      <w:r>
+        <w:drawing>
+          <wp:inline distT="0" distB="0" distL="0" distR="0" wp14:anchorId="7555A0BD" wp14:editId="03C4A20A">
+            <wp:extent cx="4743450" cy="1913706"/>
+            <wp:effectExtent l="0" t="0" r="0" b="0"/>
+            <wp:docPr id="1358513572" name="图片 1"/>
+            <wp:cNvGraphicFramePr>
+              <a:graphicFrameLocks xmlns:a="http://schemas.openxmlformats.org/drawingml/2006/main" noChangeAspect="1"/>
+            </wp:cNvGraphicFramePr>
+            <a:graphic xmlns:a="http://schemas.openxmlformats.org/drawingml/2006/main">
+              <a:graphicData uri="http://schemas.openxmlformats.org/drawingml/2006/picture">
+                <pic:pic xmlns:pic="http://schemas.openxmlformats.org/drawingml/2006/picture">
+                  <pic:nvPicPr>
+                    <pic:cNvPr id="1358513572" name=""/>
+                    <pic:cNvPicPr/>
+                  </pic:nvPicPr>
+                  <pic:blipFill>
+                    <a:blip r:embed="rId127"/>
+                    <a:stretch>
+                      <a:fillRect/>
+                    </a:stretch>
+                  </pic:blipFill>
+                  <pic:spPr>
+                    <a:xfrm>
+                      <a:off x="0" y="0"/>
+                      <a:ext cx="4757002" cy="1919173"/>
+                    </a:xfrm>
+                    <a:prstGeom prst="rect">
+                      <a:avLst/>
+                    </a:prstGeom>
+                  </pic:spPr>
+                </pic:pic>
+              </a:graphicData>
+            </a:graphic>
+          </wp:inline>
+        </w:drawing>
+      </w:r>
+    </w:p>
+    <w:p>
+      <w:pPr>
+        <w:jc w:val="left"/>
+        <w:rPr>
+          <w:rFonts w:hint="eastAsia"/>
+          <w:color w:val="074F6A" w:themeColor="accent4" w:themeShade="80"/>
+          <w:sz w:val="24"/>
+          <w:szCs w:val="24"/>
+        </w:rPr>
+      </w:pPr>
+      <w:r>
+        <w:rPr>
+          <w:rFonts w:hint="eastAsia"/>
+          <w:color w:val="074F6A" w:themeColor="accent4" w:themeShade="80"/>
+          <w:sz w:val="24"/>
+          <w:szCs w:val="24"/>
+        </w:rPr>
+        <w:t xml:space="preserve"> n-tuple是n个set的</w:t>
+      </w:r>
+      <w:r>
+        <w:rPr>
+          <w:rFonts w:hint="eastAsia"/>
+          <w:color w:val="074F6A" w:themeColor="accent4" w:themeShade="80"/>
+          <w:sz w:val="24"/>
+          <w:szCs w:val="24"/>
+        </w:rPr>
+        <w:t>Cartesian products</w:t>
+      </w:r>
+      <w:r>
+        <w:rPr>
+          <w:rFonts w:hint="eastAsia"/>
+          <w:color w:val="074F6A" w:themeColor="accent4" w:themeShade="80"/>
+          <w:sz w:val="24"/>
+          <w:szCs w:val="24"/>
+        </w:rPr>
+        <w:t>，其结果(a1,a2,...,an)是每个set出一个值的全排列</w:t>
+      </w:r>
+    </w:p>
+    <w:p>
+      <w:pPr>
+        <w:jc w:val="left"/>
+      </w:pPr>
+      <w:r>
+        <w:drawing>
+          <wp:inline distT="0" distB="0" distL="0" distR="0" wp14:anchorId="187A5D26" wp14:editId="73B04D0A">
+            <wp:extent cx="6645910" cy="1374140"/>
+            <wp:effectExtent l="0" t="0" r="2540" b="0"/>
+            <wp:docPr id="540113046" name="图片 1"/>
+            <wp:cNvGraphicFramePr>
+              <a:graphicFrameLocks xmlns:a="http://schemas.openxmlformats.org/drawingml/2006/main" noChangeAspect="1"/>
+            </wp:cNvGraphicFramePr>
+            <a:graphic xmlns:a="http://schemas.openxmlformats.org/drawingml/2006/main">
+              <a:graphicData uri="http://schemas.openxmlformats.org/drawingml/2006/picture">
+                <pic:pic xmlns:pic="http://schemas.openxmlformats.org/drawingml/2006/picture">
+                  <pic:nvPicPr>
+                    <pic:cNvPr id="540113046" name=""/>
+                    <pic:cNvPicPr/>
+                  </pic:nvPicPr>
+                  <pic:blipFill>
+                    <a:blip r:embed="rId128"/>
+                    <a:stretch>
+                      <a:fillRect/>
+                    </a:stretch>
+                  </pic:blipFill>
+                  <pic:spPr>
+                    <a:xfrm>
+                      <a:off x="0" y="0"/>
+                      <a:ext cx="6645910" cy="1374140"/>
+                    </a:xfrm>
+                    <a:prstGeom prst="rect">
+                      <a:avLst/>
+                    </a:prstGeom>
+                  </pic:spPr>
+                </pic:pic>
+              </a:graphicData>
+            </a:graphic>
+          </wp:inline>
+        </w:drawing>
+      </w:r>
+    </w:p>
+    <w:p>
+      <w:pPr>
+        <w:jc w:val="left"/>
+      </w:pPr>
+    </w:p>
+    <w:p>
+      <w:pPr>
+        <w:pStyle w:val="4"/>
+        <w:numPr>
+          <w:ilvl w:val="1"/>
+          <w:numId w:val="19"/>
+        </w:numPr>
+        <w:jc w:val="left"/>
+      </w:pPr>
+      <w:r>
+        <w:t>Data structures</w:t>
+      </w:r>
+    </w:p>
+    <w:p>
+      <w:r>
+        <w:rPr>
+          <w:rFonts w:hint="eastAsia"/>
+          <w:noProof/>
+        </w:rPr>
+        <w:drawing>
+          <wp:inline distT="0" distB="0" distL="0" distR="0" wp14:anchorId="441F7027" wp14:editId="6E6C1E05">
+            <wp:extent cx="6638925" cy="2905125"/>
+            <wp:effectExtent l="0" t="0" r="9525" b="9525"/>
+            <wp:docPr id="2096370922" name="图片 1"/>
+            <wp:cNvGraphicFramePr>
+              <a:graphicFrameLocks xmlns:a="http://schemas.openxmlformats.org/drawingml/2006/main" noChangeAspect="1"/>
+            </wp:cNvGraphicFramePr>
+            <a:graphic xmlns:a="http://schemas.openxmlformats.org/drawingml/2006/main">
+              <a:graphicData uri="http://schemas.openxmlformats.org/drawingml/2006/picture">
+                <pic:pic xmlns:pic="http://schemas.openxmlformats.org/drawingml/2006/picture">
+                  <pic:nvPicPr>
+                    <pic:cNvPr id="0" name="Picture 13"/>
+                    <pic:cNvPicPr>
+                      <a:picLocks noChangeAspect="1" noChangeArrowheads="1"/>
+                    </pic:cNvPicPr>
+                  </pic:nvPicPr>
+                  <pic:blipFill>
+                    <a:blip r:embed="rId129">
+                      <a:extLst>
+                        <a:ext uri="{28A0092B-C50C-407E-A947-70E740481C1C}">
+                          <a14:useLocalDpi xmlns:a14="http://schemas.microsoft.com/office/drawing/2010/main" val="0"/>
+                        </a:ext>
+                      </a:extLst>
+                    </a:blip>
+                    <a:srcRect/>
+                    <a:stretch>
+                      <a:fillRect/>
+                    </a:stretch>
+                  </pic:blipFill>
+                  <pic:spPr bwMode="auto">
+                    <a:xfrm>
+                      <a:off x="0" y="0"/>
+                      <a:ext cx="6638925" cy="2905125"/>
+                    </a:xfrm>
+                    <a:prstGeom prst="rect">
+                      <a:avLst/>
+                    </a:prstGeom>
+                    <a:noFill/>
+                    <a:ln>
+                      <a:noFill/>
+                    </a:ln>
+                  </pic:spPr>
+                </pic:pic>
+              </a:graphicData>
+            </a:graphic>
+          </wp:inline>
+        </w:drawing>
+      </w:r>
+    </w:p>
+    <w:p>
+      <w:pPr>
+        <w:widowControl/>
+        <w:jc w:val="left"/>
+        <w:rPr>
+          <w:rFonts w:hint="eastAsia"/>
+        </w:rPr>
+      </w:pPr>
+      <w:r>
+        <w:rPr>
+          <w:rFonts w:hint="eastAsia"/>
+        </w:rPr>
+        <w:br w:type="page"/>
+      </w:r>
+    </w:p>
+    <w:p>
+      <w:pPr>
+        <w:pStyle w:val="3"/>
+        <w:numPr>
+          <w:ilvl w:val="0"/>
+          <w:numId w:val="2"/>
+        </w:numPr>
+        <w:ind w:left="440" w:hanging="440"/>
+        <w:rPr>
+          <w:rFonts w:hint="eastAsia"/>
+        </w:rPr>
+      </w:pPr>
+      <w:r>
+        <w:rPr>
+          <w:rFonts w:hint="eastAsia"/>
+        </w:rPr>
+        <w:lastRenderedPageBreak/>
+        <w:t>Function</w:t>
+      </w:r>
+      <w:r>
+        <w:rPr>
+          <w:rFonts w:hint="eastAsia"/>
+        </w:rPr>
+        <w:t>（</w:t>
+      </w:r>
+      <w:r>
+        <w:rPr>
+          <w:rFonts w:hint="eastAsia"/>
+        </w:rPr>
+        <w:t>函数</w:t>
+      </w:r>
+      <w:r>
+        <w:rPr>
+          <w:rFonts w:hint="eastAsia"/>
+        </w:rPr>
+        <w:t>）</w:t>
+      </w:r>
+    </w:p>
+    <w:p>
+      <w:pPr>
         <w:rPr>
           <w:rFonts w:hint="eastAsia"/>
         </w:rPr>
@@ -35707,211 +36248,9 @@
     </w:lvl>
   </w:abstractNum>
   <w:abstractNum w:abstractNumId="5" w15:restartNumberingAfterBreak="0">
-    <w:nsid w:val="15E23631"/>
-    <w:multiLevelType w:val="hybridMultilevel"/>
-    <w:tmpl w:val="5AEECDA4"/>
-    <w:lvl w:ilvl="0" w:tplc="90D00A38">
-      <w:start w:val="1"/>
-      <w:numFmt w:val="decimal"/>
-      <w:lvlText w:val="%1."/>
-      <w:lvlJc w:val="left"/>
-      <w:pPr>
-        <w:ind w:left="360" w:hanging="360"/>
-      </w:pPr>
-      <w:rPr>
-        <w:rFonts w:hint="default"/>
-      </w:rPr>
-    </w:lvl>
-    <w:lvl w:ilvl="1" w:tplc="04090019" w:tentative="1">
-      <w:start w:val="1"/>
-      <w:numFmt w:val="lowerLetter"/>
-      <w:lvlText w:val="%2)"/>
-      <w:lvlJc w:val="left"/>
-      <w:pPr>
-        <w:ind w:left="880" w:hanging="440"/>
-      </w:pPr>
-    </w:lvl>
-    <w:lvl w:ilvl="2" w:tplc="0409001B" w:tentative="1">
-      <w:start w:val="1"/>
-      <w:numFmt w:val="lowerRoman"/>
-      <w:lvlText w:val="%3."/>
-      <w:lvlJc w:val="right"/>
-      <w:pPr>
-        <w:ind w:left="1320" w:hanging="440"/>
-      </w:pPr>
-    </w:lvl>
-    <w:lvl w:ilvl="3" w:tplc="0409000F" w:tentative="1">
-      <w:start w:val="1"/>
-      <w:numFmt w:val="decimal"/>
-      <w:lvlText w:val="%4."/>
-      <w:lvlJc w:val="left"/>
-      <w:pPr>
-        <w:ind w:left="1760" w:hanging="440"/>
-      </w:pPr>
-    </w:lvl>
-    <w:lvl w:ilvl="4" w:tplc="04090019" w:tentative="1">
-      <w:start w:val="1"/>
-      <w:numFmt w:val="lowerLetter"/>
-      <w:lvlText w:val="%5)"/>
-      <w:lvlJc w:val="left"/>
-      <w:pPr>
-        <w:ind w:left="2200" w:hanging="440"/>
-      </w:pPr>
-    </w:lvl>
-    <w:lvl w:ilvl="5" w:tplc="0409001B" w:tentative="1">
-      <w:start w:val="1"/>
-      <w:numFmt w:val="lowerRoman"/>
-      <w:lvlText w:val="%6."/>
-      <w:lvlJc w:val="right"/>
-      <w:pPr>
-        <w:ind w:left="2640" w:hanging="440"/>
-      </w:pPr>
-    </w:lvl>
-    <w:lvl w:ilvl="6" w:tplc="0409000F" w:tentative="1">
-      <w:start w:val="1"/>
-      <w:numFmt w:val="decimal"/>
-      <w:lvlText w:val="%7."/>
-      <w:lvlJc w:val="left"/>
-      <w:pPr>
-        <w:ind w:left="3080" w:hanging="440"/>
-      </w:pPr>
-    </w:lvl>
-    <w:lvl w:ilvl="7" w:tplc="04090019" w:tentative="1">
-      <w:start w:val="1"/>
-      <w:numFmt w:val="lowerLetter"/>
-      <w:lvlText w:val="%8)"/>
-      <w:lvlJc w:val="left"/>
-      <w:pPr>
-        <w:ind w:left="3520" w:hanging="440"/>
-      </w:pPr>
-    </w:lvl>
-    <w:lvl w:ilvl="8" w:tplc="0409001B" w:tentative="1">
-      <w:start w:val="1"/>
-      <w:numFmt w:val="lowerRoman"/>
-      <w:lvlText w:val="%9."/>
-      <w:lvlJc w:val="right"/>
-      <w:pPr>
-        <w:ind w:left="3960" w:hanging="440"/>
-      </w:pPr>
-    </w:lvl>
-  </w:abstractNum>
-  <w:abstractNum w:abstractNumId="6" w15:restartNumberingAfterBreak="0">
-    <w:nsid w:val="1D806357"/>
+    <w:nsid w:val="15D408B6"/>
     <w:multiLevelType w:val="multilevel"/>
-    <w:tmpl w:val="0409001F"/>
-    <w:lvl w:ilvl="0">
-      <w:start w:val="1"/>
-      <w:numFmt w:val="decimal"/>
-      <w:lvlText w:val="%1."/>
-      <w:lvlJc w:val="left"/>
-      <w:pPr>
-        <w:ind w:left="425" w:hanging="425"/>
-      </w:pPr>
-      <w:rPr>
-        <w:rFonts w:hint="default"/>
-      </w:rPr>
-    </w:lvl>
-    <w:lvl w:ilvl="1">
-      <w:start w:val="1"/>
-      <w:numFmt w:val="decimal"/>
-      <w:lvlText w:val="%1.%2."/>
-      <w:lvlJc w:val="left"/>
-      <w:pPr>
-        <w:ind w:left="567" w:hanging="567"/>
-      </w:pPr>
-      <w:rPr>
-        <w:rFonts w:hint="default"/>
-      </w:rPr>
-    </w:lvl>
-    <w:lvl w:ilvl="2">
-      <w:start w:val="1"/>
-      <w:numFmt w:val="decimal"/>
-      <w:lvlText w:val="%1.%2.%3."/>
-      <w:lvlJc w:val="left"/>
-      <w:pPr>
-        <w:ind w:left="709" w:hanging="709"/>
-      </w:pPr>
-      <w:rPr>
-        <w:rFonts w:hint="default"/>
-      </w:rPr>
-    </w:lvl>
-    <w:lvl w:ilvl="3">
-      <w:start w:val="1"/>
-      <w:numFmt w:val="decimal"/>
-      <w:lvlText w:val="%1.%2.%3.%4."/>
-      <w:lvlJc w:val="left"/>
-      <w:pPr>
-        <w:ind w:left="851" w:hanging="851"/>
-      </w:pPr>
-      <w:rPr>
-        <w:rFonts w:hint="default"/>
-      </w:rPr>
-    </w:lvl>
-    <w:lvl w:ilvl="4">
-      <w:start w:val="1"/>
-      <w:numFmt w:val="decimal"/>
-      <w:lvlText w:val="%1.%2.%3.%4.%5."/>
-      <w:lvlJc w:val="left"/>
-      <w:pPr>
-        <w:ind w:left="992" w:hanging="992"/>
-      </w:pPr>
-      <w:rPr>
-        <w:rFonts w:hint="default"/>
-      </w:rPr>
-    </w:lvl>
-    <w:lvl w:ilvl="5">
-      <w:start w:val="1"/>
-      <w:numFmt w:val="decimal"/>
-      <w:lvlText w:val="%1.%2.%3.%4.%5.%6."/>
-      <w:lvlJc w:val="left"/>
-      <w:pPr>
-        <w:ind w:left="1134" w:hanging="1134"/>
-      </w:pPr>
-      <w:rPr>
-        <w:rFonts w:hint="default"/>
-      </w:rPr>
-    </w:lvl>
-    <w:lvl w:ilvl="6">
-      <w:start w:val="1"/>
-      <w:numFmt w:val="decimal"/>
-      <w:lvlText w:val="%1.%2.%3.%4.%5.%6.%7."/>
-      <w:lvlJc w:val="left"/>
-      <w:pPr>
-        <w:ind w:left="1276" w:hanging="1276"/>
-      </w:pPr>
-      <w:rPr>
-        <w:rFonts w:hint="default"/>
-      </w:rPr>
-    </w:lvl>
-    <w:lvl w:ilvl="7">
-      <w:start w:val="1"/>
-      <w:numFmt w:val="decimal"/>
-      <w:lvlText w:val="%1.%2.%3.%4.%5.%6.%7.%8."/>
-      <w:lvlJc w:val="left"/>
-      <w:pPr>
-        <w:ind w:left="1418" w:hanging="1418"/>
-      </w:pPr>
-      <w:rPr>
-        <w:rFonts w:hint="default"/>
-      </w:rPr>
-    </w:lvl>
-    <w:lvl w:ilvl="8">
-      <w:start w:val="1"/>
-      <w:numFmt w:val="decimal"/>
-      <w:lvlText w:val="%1.%2.%3.%4.%5.%6.%7.%8.%9."/>
-      <w:lvlJc w:val="left"/>
-      <w:pPr>
-        <w:ind w:left="1559" w:hanging="1559"/>
-      </w:pPr>
-      <w:rPr>
-        <w:rFonts w:hint="default"/>
-      </w:rPr>
-    </w:lvl>
-  </w:abstractNum>
-  <w:abstractNum w:abstractNumId="7" w15:restartNumberingAfterBreak="0">
-    <w:nsid w:val="1DD52405"/>
-    <w:multiLevelType w:val="multilevel"/>
-    <w:tmpl w:val="7CBA5486"/>
+    <w:tmpl w:val="A162D0E4"/>
     <w:lvl w:ilvl="0">
       <w:start w:val="1"/>
       <w:numFmt w:val="decimal"/>
@@ -35931,6 +36270,415 @@
       <w:lvlText w:val="%1.%2"/>
       <w:lvlJc w:val="left"/>
       <w:pPr>
+        <w:ind w:left="435" w:hanging="435"/>
+      </w:pPr>
+      <w:rPr>
+        <w:rFonts w:hint="default"/>
+      </w:rPr>
+    </w:lvl>
+    <w:lvl w:ilvl="2">
+      <w:start w:val="1"/>
+      <w:numFmt w:val="decimal"/>
+      <w:isLgl/>
+      <w:lvlText w:val="%1.%2.%3"/>
+      <w:lvlJc w:val="left"/>
+      <w:pPr>
+        <w:ind w:left="720" w:hanging="720"/>
+      </w:pPr>
+      <w:rPr>
+        <w:rFonts w:hint="default"/>
+      </w:rPr>
+    </w:lvl>
+    <w:lvl w:ilvl="3">
+      <w:start w:val="1"/>
+      <w:numFmt w:val="decimal"/>
+      <w:isLgl/>
+      <w:lvlText w:val="%1.%2.%3.%4"/>
+      <w:lvlJc w:val="left"/>
+      <w:pPr>
+        <w:ind w:left="720" w:hanging="720"/>
+      </w:pPr>
+      <w:rPr>
+        <w:rFonts w:hint="default"/>
+      </w:rPr>
+    </w:lvl>
+    <w:lvl w:ilvl="4">
+      <w:start w:val="1"/>
+      <w:numFmt w:val="decimal"/>
+      <w:isLgl/>
+      <w:lvlText w:val="%1.%2.%3.%4.%5"/>
+      <w:lvlJc w:val="left"/>
+      <w:pPr>
+        <w:ind w:left="1080" w:hanging="1080"/>
+      </w:pPr>
+      <w:rPr>
+        <w:rFonts w:hint="default"/>
+      </w:rPr>
+    </w:lvl>
+    <w:lvl w:ilvl="5">
+      <w:start w:val="1"/>
+      <w:numFmt w:val="decimal"/>
+      <w:isLgl/>
+      <w:lvlText w:val="%1.%2.%3.%4.%5.%6"/>
+      <w:lvlJc w:val="left"/>
+      <w:pPr>
+        <w:ind w:left="1080" w:hanging="1080"/>
+      </w:pPr>
+      <w:rPr>
+        <w:rFonts w:hint="default"/>
+      </w:rPr>
+    </w:lvl>
+    <w:lvl w:ilvl="6">
+      <w:start w:val="1"/>
+      <w:numFmt w:val="decimal"/>
+      <w:isLgl/>
+      <w:lvlText w:val="%1.%2.%3.%4.%5.%6.%7"/>
+      <w:lvlJc w:val="left"/>
+      <w:pPr>
+        <w:ind w:left="1440" w:hanging="1440"/>
+      </w:pPr>
+      <w:rPr>
+        <w:rFonts w:hint="default"/>
+      </w:rPr>
+    </w:lvl>
+    <w:lvl w:ilvl="7">
+      <w:start w:val="1"/>
+      <w:numFmt w:val="decimal"/>
+      <w:isLgl/>
+      <w:lvlText w:val="%1.%2.%3.%4.%5.%6.%7.%8"/>
+      <w:lvlJc w:val="left"/>
+      <w:pPr>
+        <w:ind w:left="1440" w:hanging="1440"/>
+      </w:pPr>
+      <w:rPr>
+        <w:rFonts w:hint="default"/>
+      </w:rPr>
+    </w:lvl>
+    <w:lvl w:ilvl="8">
+      <w:start w:val="1"/>
+      <w:numFmt w:val="decimal"/>
+      <w:isLgl/>
+      <w:lvlText w:val="%1.%2.%3.%4.%5.%6.%7.%8.%9"/>
+      <w:lvlJc w:val="left"/>
+      <w:pPr>
+        <w:ind w:left="1800" w:hanging="1800"/>
+      </w:pPr>
+      <w:rPr>
+        <w:rFonts w:hint="default"/>
+      </w:rPr>
+    </w:lvl>
+  </w:abstractNum>
+  <w:abstractNum w:abstractNumId="6" w15:restartNumberingAfterBreak="0">
+    <w:nsid w:val="15E23631"/>
+    <w:multiLevelType w:val="hybridMultilevel"/>
+    <w:tmpl w:val="5AEECDA4"/>
+    <w:lvl w:ilvl="0" w:tplc="90D00A38">
+      <w:start w:val="1"/>
+      <w:numFmt w:val="decimal"/>
+      <w:lvlText w:val="%1."/>
+      <w:lvlJc w:val="left"/>
+      <w:pPr>
+        <w:ind w:left="360" w:hanging="360"/>
+      </w:pPr>
+      <w:rPr>
+        <w:rFonts w:hint="default"/>
+      </w:rPr>
+    </w:lvl>
+    <w:lvl w:ilvl="1" w:tplc="04090019" w:tentative="1">
+      <w:start w:val="1"/>
+      <w:numFmt w:val="lowerLetter"/>
+      <w:lvlText w:val="%2)"/>
+      <w:lvlJc w:val="left"/>
+      <w:pPr>
+        <w:ind w:left="880" w:hanging="440"/>
+      </w:pPr>
+    </w:lvl>
+    <w:lvl w:ilvl="2" w:tplc="0409001B" w:tentative="1">
+      <w:start w:val="1"/>
+      <w:numFmt w:val="lowerRoman"/>
+      <w:lvlText w:val="%3."/>
+      <w:lvlJc w:val="right"/>
+      <w:pPr>
+        <w:ind w:left="1320" w:hanging="440"/>
+      </w:pPr>
+    </w:lvl>
+    <w:lvl w:ilvl="3" w:tplc="0409000F" w:tentative="1">
+      <w:start w:val="1"/>
+      <w:numFmt w:val="decimal"/>
+      <w:lvlText w:val="%4."/>
+      <w:lvlJc w:val="left"/>
+      <w:pPr>
+        <w:ind w:left="1760" w:hanging="440"/>
+      </w:pPr>
+    </w:lvl>
+    <w:lvl w:ilvl="4" w:tplc="04090019" w:tentative="1">
+      <w:start w:val="1"/>
+      <w:numFmt w:val="lowerLetter"/>
+      <w:lvlText w:val="%5)"/>
+      <w:lvlJc w:val="left"/>
+      <w:pPr>
+        <w:ind w:left="2200" w:hanging="440"/>
+      </w:pPr>
+    </w:lvl>
+    <w:lvl w:ilvl="5" w:tplc="0409001B" w:tentative="1">
+      <w:start w:val="1"/>
+      <w:numFmt w:val="lowerRoman"/>
+      <w:lvlText w:val="%6."/>
+      <w:lvlJc w:val="right"/>
+      <w:pPr>
+        <w:ind w:left="2640" w:hanging="440"/>
+      </w:pPr>
+    </w:lvl>
+    <w:lvl w:ilvl="6" w:tplc="0409000F" w:tentative="1">
+      <w:start w:val="1"/>
+      <w:numFmt w:val="decimal"/>
+      <w:lvlText w:val="%7."/>
+      <w:lvlJc w:val="left"/>
+      <w:pPr>
+        <w:ind w:left="3080" w:hanging="440"/>
+      </w:pPr>
+    </w:lvl>
+    <w:lvl w:ilvl="7" w:tplc="04090019" w:tentative="1">
+      <w:start w:val="1"/>
+      <w:numFmt w:val="lowerLetter"/>
+      <w:lvlText w:val="%8)"/>
+      <w:lvlJc w:val="left"/>
+      <w:pPr>
+        <w:ind w:left="3520" w:hanging="440"/>
+      </w:pPr>
+    </w:lvl>
+    <w:lvl w:ilvl="8" w:tplc="0409001B" w:tentative="1">
+      <w:start w:val="1"/>
+      <w:numFmt w:val="lowerRoman"/>
+      <w:lvlText w:val="%9."/>
+      <w:lvlJc w:val="right"/>
+      <w:pPr>
+        <w:ind w:left="3960" w:hanging="440"/>
+      </w:pPr>
+    </w:lvl>
+  </w:abstractNum>
+  <w:abstractNum w:abstractNumId="7" w15:restartNumberingAfterBreak="0">
+    <w:nsid w:val="1B96004E"/>
+    <w:multiLevelType w:val="hybridMultilevel"/>
+    <w:tmpl w:val="BC78DCE6"/>
+    <w:lvl w:ilvl="0" w:tplc="0409000F">
+      <w:start w:val="1"/>
+      <w:numFmt w:val="decimal"/>
+      <w:lvlText w:val="%1."/>
+      <w:lvlJc w:val="left"/>
+      <w:pPr>
+        <w:ind w:left="440" w:hanging="440"/>
+      </w:pPr>
+    </w:lvl>
+    <w:lvl w:ilvl="1" w:tplc="04090019" w:tentative="1">
+      <w:start w:val="1"/>
+      <w:numFmt w:val="lowerLetter"/>
+      <w:lvlText w:val="%2)"/>
+      <w:lvlJc w:val="left"/>
+      <w:pPr>
+        <w:ind w:left="880" w:hanging="440"/>
+      </w:pPr>
+    </w:lvl>
+    <w:lvl w:ilvl="2" w:tplc="0409001B" w:tentative="1">
+      <w:start w:val="1"/>
+      <w:numFmt w:val="lowerRoman"/>
+      <w:lvlText w:val="%3."/>
+      <w:lvlJc w:val="right"/>
+      <w:pPr>
+        <w:ind w:left="1320" w:hanging="440"/>
+      </w:pPr>
+    </w:lvl>
+    <w:lvl w:ilvl="3" w:tplc="0409000F" w:tentative="1">
+      <w:start w:val="1"/>
+      <w:numFmt w:val="decimal"/>
+      <w:lvlText w:val="%4."/>
+      <w:lvlJc w:val="left"/>
+      <w:pPr>
+        <w:ind w:left="1760" w:hanging="440"/>
+      </w:pPr>
+    </w:lvl>
+    <w:lvl w:ilvl="4" w:tplc="04090019" w:tentative="1">
+      <w:start w:val="1"/>
+      <w:numFmt w:val="lowerLetter"/>
+      <w:lvlText w:val="%5)"/>
+      <w:lvlJc w:val="left"/>
+      <w:pPr>
+        <w:ind w:left="2200" w:hanging="440"/>
+      </w:pPr>
+    </w:lvl>
+    <w:lvl w:ilvl="5" w:tplc="0409001B" w:tentative="1">
+      <w:start w:val="1"/>
+      <w:numFmt w:val="lowerRoman"/>
+      <w:lvlText w:val="%6."/>
+      <w:lvlJc w:val="right"/>
+      <w:pPr>
+        <w:ind w:left="2640" w:hanging="440"/>
+      </w:pPr>
+    </w:lvl>
+    <w:lvl w:ilvl="6" w:tplc="0409000F" w:tentative="1">
+      <w:start w:val="1"/>
+      <w:numFmt w:val="decimal"/>
+      <w:lvlText w:val="%7."/>
+      <w:lvlJc w:val="left"/>
+      <w:pPr>
+        <w:ind w:left="3080" w:hanging="440"/>
+      </w:pPr>
+    </w:lvl>
+    <w:lvl w:ilvl="7" w:tplc="04090019" w:tentative="1">
+      <w:start w:val="1"/>
+      <w:numFmt w:val="lowerLetter"/>
+      <w:lvlText w:val="%8)"/>
+      <w:lvlJc w:val="left"/>
+      <w:pPr>
+        <w:ind w:left="3520" w:hanging="440"/>
+      </w:pPr>
+    </w:lvl>
+    <w:lvl w:ilvl="8" w:tplc="0409001B" w:tentative="1">
+      <w:start w:val="1"/>
+      <w:numFmt w:val="lowerRoman"/>
+      <w:lvlText w:val="%9."/>
+      <w:lvlJc w:val="right"/>
+      <w:pPr>
+        <w:ind w:left="3960" w:hanging="440"/>
+      </w:pPr>
+    </w:lvl>
+  </w:abstractNum>
+  <w:abstractNum w:abstractNumId="8" w15:restartNumberingAfterBreak="0">
+    <w:nsid w:val="1D806357"/>
+    <w:multiLevelType w:val="multilevel"/>
+    <w:tmpl w:val="0409001F"/>
+    <w:lvl w:ilvl="0">
+      <w:start w:val="1"/>
+      <w:numFmt w:val="decimal"/>
+      <w:lvlText w:val="%1."/>
+      <w:lvlJc w:val="left"/>
+      <w:pPr>
+        <w:ind w:left="425" w:hanging="425"/>
+      </w:pPr>
+      <w:rPr>
+        <w:rFonts w:hint="default"/>
+      </w:rPr>
+    </w:lvl>
+    <w:lvl w:ilvl="1">
+      <w:start w:val="1"/>
+      <w:numFmt w:val="decimal"/>
+      <w:lvlText w:val="%1.%2."/>
+      <w:lvlJc w:val="left"/>
+      <w:pPr>
+        <w:ind w:left="567" w:hanging="567"/>
+      </w:pPr>
+      <w:rPr>
+        <w:rFonts w:hint="default"/>
+      </w:rPr>
+    </w:lvl>
+    <w:lvl w:ilvl="2">
+      <w:start w:val="1"/>
+      <w:numFmt w:val="decimal"/>
+      <w:lvlText w:val="%1.%2.%3."/>
+      <w:lvlJc w:val="left"/>
+      <w:pPr>
+        <w:ind w:left="709" w:hanging="709"/>
+      </w:pPr>
+      <w:rPr>
+        <w:rFonts w:hint="default"/>
+      </w:rPr>
+    </w:lvl>
+    <w:lvl w:ilvl="3">
+      <w:start w:val="1"/>
+      <w:numFmt w:val="decimal"/>
+      <w:lvlText w:val="%1.%2.%3.%4."/>
+      <w:lvlJc w:val="left"/>
+      <w:pPr>
+        <w:ind w:left="851" w:hanging="851"/>
+      </w:pPr>
+      <w:rPr>
+        <w:rFonts w:hint="default"/>
+      </w:rPr>
+    </w:lvl>
+    <w:lvl w:ilvl="4">
+      <w:start w:val="1"/>
+      <w:numFmt w:val="decimal"/>
+      <w:lvlText w:val="%1.%2.%3.%4.%5."/>
+      <w:lvlJc w:val="left"/>
+      <w:pPr>
+        <w:ind w:left="992" w:hanging="992"/>
+      </w:pPr>
+      <w:rPr>
+        <w:rFonts w:hint="default"/>
+      </w:rPr>
+    </w:lvl>
+    <w:lvl w:ilvl="5">
+      <w:start w:val="1"/>
+      <w:numFmt w:val="decimal"/>
+      <w:lvlText w:val="%1.%2.%3.%4.%5.%6."/>
+      <w:lvlJc w:val="left"/>
+      <w:pPr>
+        <w:ind w:left="1134" w:hanging="1134"/>
+      </w:pPr>
+      <w:rPr>
+        <w:rFonts w:hint="default"/>
+      </w:rPr>
+    </w:lvl>
+    <w:lvl w:ilvl="6">
+      <w:start w:val="1"/>
+      <w:numFmt w:val="decimal"/>
+      <w:lvlText w:val="%1.%2.%3.%4.%5.%6.%7."/>
+      <w:lvlJc w:val="left"/>
+      <w:pPr>
+        <w:ind w:left="1276" w:hanging="1276"/>
+      </w:pPr>
+      <w:rPr>
+        <w:rFonts w:hint="default"/>
+      </w:rPr>
+    </w:lvl>
+    <w:lvl w:ilvl="7">
+      <w:start w:val="1"/>
+      <w:numFmt w:val="decimal"/>
+      <w:lvlText w:val="%1.%2.%3.%4.%5.%6.%7.%8."/>
+      <w:lvlJc w:val="left"/>
+      <w:pPr>
+        <w:ind w:left="1418" w:hanging="1418"/>
+      </w:pPr>
+      <w:rPr>
+        <w:rFonts w:hint="default"/>
+      </w:rPr>
+    </w:lvl>
+    <w:lvl w:ilvl="8">
+      <w:start w:val="1"/>
+      <w:numFmt w:val="decimal"/>
+      <w:lvlText w:val="%1.%2.%3.%4.%5.%6.%7.%8.%9."/>
+      <w:lvlJc w:val="left"/>
+      <w:pPr>
+        <w:ind w:left="1559" w:hanging="1559"/>
+      </w:pPr>
+      <w:rPr>
+        <w:rFonts w:hint="default"/>
+      </w:rPr>
+    </w:lvl>
+  </w:abstractNum>
+  <w:abstractNum w:abstractNumId="9" w15:restartNumberingAfterBreak="0">
+    <w:nsid w:val="1DD52405"/>
+    <w:multiLevelType w:val="multilevel"/>
+    <w:tmpl w:val="7CBA5486"/>
+    <w:lvl w:ilvl="0">
+      <w:start w:val="1"/>
+      <w:numFmt w:val="decimal"/>
+      <w:lvlText w:val="%1."/>
+      <w:lvlJc w:val="left"/>
+      <w:pPr>
+        <w:ind w:left="360" w:hanging="360"/>
+      </w:pPr>
+      <w:rPr>
+        <w:rFonts w:hint="default"/>
+      </w:rPr>
+    </w:lvl>
+    <w:lvl w:ilvl="1">
+      <w:start w:val="3"/>
+      <w:numFmt w:val="decimal"/>
+      <w:isLgl/>
+      <w:lvlText w:val="%1.%2"/>
+      <w:lvlJc w:val="left"/>
+      <w:pPr>
         <w:ind w:left="585" w:hanging="585"/>
       </w:pPr>
       <w:rPr>
@@ -36029,7 +36777,7 @@
       </w:rPr>
     </w:lvl>
   </w:abstractNum>
-  <w:abstractNum w:abstractNumId="8" w15:restartNumberingAfterBreak="0">
+  <w:abstractNum w:abstractNumId="10" w15:restartNumberingAfterBreak="0">
     <w:nsid w:val="31972A51"/>
     <w:multiLevelType w:val="hybridMultilevel"/>
     <w:tmpl w:val="C1962BEC"/>
@@ -36118,7 +36866,7 @@
       </w:pPr>
     </w:lvl>
   </w:abstractNum>
-  <w:abstractNum w:abstractNumId="9" w15:restartNumberingAfterBreak="0">
+  <w:abstractNum w:abstractNumId="11" w15:restartNumberingAfterBreak="0">
     <w:nsid w:val="32552850"/>
     <w:multiLevelType w:val="hybridMultilevel"/>
     <w:tmpl w:val="5D8AFF94"/>
@@ -36231,7 +36979,7 @@
       </w:rPr>
     </w:lvl>
   </w:abstractNum>
-  <w:abstractNum w:abstractNumId="10" w15:restartNumberingAfterBreak="0">
+  <w:abstractNum w:abstractNumId="12" w15:restartNumberingAfterBreak="0">
     <w:nsid w:val="36837818"/>
     <w:multiLevelType w:val="hybridMultilevel"/>
     <w:tmpl w:val="FB14EA26"/>
@@ -36344,7 +37092,7 @@
       </w:rPr>
     </w:lvl>
   </w:abstractNum>
-  <w:abstractNum w:abstractNumId="11" w15:restartNumberingAfterBreak="0">
+  <w:abstractNum w:abstractNumId="13" w15:restartNumberingAfterBreak="0">
     <w:nsid w:val="3B475DB4"/>
     <w:multiLevelType w:val="hybridMultilevel"/>
     <w:tmpl w:val="1562C4A2"/>
@@ -36430,7 +37178,7 @@
       </w:pPr>
     </w:lvl>
   </w:abstractNum>
-  <w:abstractNum w:abstractNumId="12" w15:restartNumberingAfterBreak="0">
+  <w:abstractNum w:abstractNumId="14" w15:restartNumberingAfterBreak="0">
     <w:nsid w:val="3EB55B4C"/>
     <w:multiLevelType w:val="hybridMultilevel"/>
     <w:tmpl w:val="A8AC6B46"/>
@@ -36519,7 +37267,7 @@
       </w:pPr>
     </w:lvl>
   </w:abstractNum>
-  <w:abstractNum w:abstractNumId="13" w15:restartNumberingAfterBreak="0">
+  <w:abstractNum w:abstractNumId="15" w15:restartNumberingAfterBreak="0">
     <w:nsid w:val="479550A5"/>
     <w:multiLevelType w:val="multilevel"/>
     <w:tmpl w:val="0409001F"/>
@@ -36632,7 +37380,7 @@
       </w:rPr>
     </w:lvl>
   </w:abstractNum>
-  <w:abstractNum w:abstractNumId="14" w15:restartNumberingAfterBreak="0">
+  <w:abstractNum w:abstractNumId="16" w15:restartNumberingAfterBreak="0">
     <w:nsid w:val="49E10AEC"/>
     <w:multiLevelType w:val="hybridMultilevel"/>
     <w:tmpl w:val="6A90A774"/>
@@ -36745,7 +37493,7 @@
       </w:rPr>
     </w:lvl>
   </w:abstractNum>
-  <w:abstractNum w:abstractNumId="15" w15:restartNumberingAfterBreak="0">
+  <w:abstractNum w:abstractNumId="17" w15:restartNumberingAfterBreak="0">
     <w:nsid w:val="59956185"/>
     <w:multiLevelType w:val="multilevel"/>
     <w:tmpl w:val="F744B2D4"/>
@@ -36894,7 +37642,7 @@
       </w:rPr>
     </w:lvl>
   </w:abstractNum>
-  <w:abstractNum w:abstractNumId="16" w15:restartNumberingAfterBreak="0">
+  <w:abstractNum w:abstractNumId="18" w15:restartNumberingAfterBreak="0">
     <w:nsid w:val="5D142187"/>
     <w:multiLevelType w:val="multilevel"/>
     <w:tmpl w:val="0409001F"/>
@@ -37007,7 +37755,7 @@
       </w:rPr>
     </w:lvl>
   </w:abstractNum>
-  <w:abstractNum w:abstractNumId="17" w15:restartNumberingAfterBreak="0">
+  <w:abstractNum w:abstractNumId="19" w15:restartNumberingAfterBreak="0">
     <w:nsid w:val="5EFB1C64"/>
     <w:multiLevelType w:val="multilevel"/>
     <w:tmpl w:val="FA926726"/>
@@ -37128,7 +37876,7 @@
       </w:rPr>
     </w:lvl>
   </w:abstractNum>
-  <w:abstractNum w:abstractNumId="18" w15:restartNumberingAfterBreak="0">
+  <w:abstractNum w:abstractNumId="20" w15:restartNumberingAfterBreak="0">
     <w:nsid w:val="5FF16C55"/>
     <w:multiLevelType w:val="hybridMultilevel"/>
     <w:tmpl w:val="47DAF114"/>
@@ -37241,7 +37989,7 @@
       </w:rPr>
     </w:lvl>
   </w:abstractNum>
-  <w:abstractNum w:abstractNumId="19" w15:restartNumberingAfterBreak="0">
+  <w:abstractNum w:abstractNumId="21" w15:restartNumberingAfterBreak="0">
     <w:nsid w:val="65106790"/>
     <w:multiLevelType w:val="multilevel"/>
     <w:tmpl w:val="FA926726"/>
@@ -37362,7 +38110,7 @@
       </w:rPr>
     </w:lvl>
   </w:abstractNum>
-  <w:abstractNum w:abstractNumId="20" w15:restartNumberingAfterBreak="0">
+  <w:abstractNum w:abstractNumId="22" w15:restartNumberingAfterBreak="0">
     <w:nsid w:val="65605925"/>
     <w:multiLevelType w:val="multilevel"/>
     <w:tmpl w:val="6414B77E"/>
@@ -37511,7 +38259,7 @@
       </w:rPr>
     </w:lvl>
   </w:abstractNum>
-  <w:abstractNum w:abstractNumId="21" w15:restartNumberingAfterBreak="0">
+  <w:abstractNum w:abstractNumId="23" w15:restartNumberingAfterBreak="0">
     <w:nsid w:val="685B2CC5"/>
     <w:multiLevelType w:val="multilevel"/>
     <w:tmpl w:val="5F908CB2"/>
@@ -37660,7 +38408,7 @@
       </w:rPr>
     </w:lvl>
   </w:abstractNum>
-  <w:abstractNum w:abstractNumId="22" w15:restartNumberingAfterBreak="0">
+  <w:abstractNum w:abstractNumId="24" w15:restartNumberingAfterBreak="0">
     <w:nsid w:val="70E021A9"/>
     <w:multiLevelType w:val="hybridMultilevel"/>
     <w:tmpl w:val="F44EEFF2"/>
@@ -37750,7 +38498,7 @@
       </w:pPr>
     </w:lvl>
   </w:abstractNum>
-  <w:abstractNum w:abstractNumId="23" w15:restartNumberingAfterBreak="0">
+  <w:abstractNum w:abstractNumId="25" w15:restartNumberingAfterBreak="0">
     <w:nsid w:val="77084836"/>
     <w:multiLevelType w:val="multilevel"/>
     <w:tmpl w:val="EED29006"/>
@@ -37899,7 +38647,7 @@
       </w:rPr>
     </w:lvl>
   </w:abstractNum>
-  <w:abstractNum w:abstractNumId="24" w15:restartNumberingAfterBreak="0">
+  <w:abstractNum w:abstractNumId="26" w15:restartNumberingAfterBreak="0">
     <w:nsid w:val="7A5C712F"/>
     <w:multiLevelType w:val="multilevel"/>
     <w:tmpl w:val="619C202E"/>
@@ -38020,7 +38768,7 @@
       </w:rPr>
     </w:lvl>
   </w:abstractNum>
-  <w:abstractNum w:abstractNumId="25" w15:restartNumberingAfterBreak="0">
+  <w:abstractNum w:abstractNumId="27" w15:restartNumberingAfterBreak="0">
     <w:nsid w:val="7E991A8B"/>
     <w:multiLevelType w:val="hybridMultilevel"/>
     <w:tmpl w:val="C922B06A"/>
@@ -38133,7 +38881,7 @@
       </w:rPr>
     </w:lvl>
   </w:abstractNum>
-  <w:abstractNum w:abstractNumId="26" w15:restartNumberingAfterBreak="0">
+  <w:abstractNum w:abstractNumId="28" w15:restartNumberingAfterBreak="0">
     <w:nsid w:val="7E9F712C"/>
     <w:multiLevelType w:val="multilevel"/>
     <w:tmpl w:val="C7744728"/>
@@ -38283,85 +39031,91 @@
     </w:lvl>
   </w:abstractNum>
   <w:num w:numId="1" w16cid:durableId="607204533">
-    <w:abstractNumId w:val="11"/>
+    <w:abstractNumId w:val="13"/>
   </w:num>
   <w:num w:numId="2" w16cid:durableId="1240867659">
-    <w:abstractNumId w:val="16"/>
+    <w:abstractNumId w:val="18"/>
   </w:num>
   <w:num w:numId="3" w16cid:durableId="518933528">
-    <w:abstractNumId w:val="25"/>
+    <w:abstractNumId w:val="27"/>
   </w:num>
   <w:num w:numId="4" w16cid:durableId="290597978">
-    <w:abstractNumId w:val="12"/>
+    <w:abstractNumId w:val="14"/>
   </w:num>
   <w:num w:numId="5" w16cid:durableId="198785566">
+    <w:abstractNumId w:val="26"/>
+  </w:num>
+  <w:num w:numId="6" w16cid:durableId="213349035">
     <w:abstractNumId w:val="24"/>
   </w:num>
-  <w:num w:numId="6" w16cid:durableId="213349035">
-    <w:abstractNumId w:val="22"/>
-  </w:num>
   <w:num w:numId="7" w16cid:durableId="860822821">
-    <w:abstractNumId w:val="7"/>
+    <w:abstractNumId w:val="9"/>
   </w:num>
   <w:num w:numId="8" w16cid:durableId="1668509154">
-    <w:abstractNumId w:val="5"/>
+    <w:abstractNumId w:val="6"/>
   </w:num>
   <w:num w:numId="9" w16cid:durableId="1908109799">
     <w:abstractNumId w:val="1"/>
   </w:num>
   <w:num w:numId="10" w16cid:durableId="1409882578">
-    <w:abstractNumId w:val="6"/>
+    <w:abstractNumId w:val="8"/>
   </w:num>
   <w:num w:numId="11" w16cid:durableId="1568107422">
-    <w:abstractNumId w:val="18"/>
+    <w:abstractNumId w:val="20"/>
   </w:num>
   <w:num w:numId="12" w16cid:durableId="1933976752">
     <w:abstractNumId w:val="4"/>
   </w:num>
   <w:num w:numId="13" w16cid:durableId="68889914">
-    <w:abstractNumId w:val="13"/>
+    <w:abstractNumId w:val="15"/>
   </w:num>
   <w:num w:numId="14" w16cid:durableId="1756508992">
+    <w:abstractNumId w:val="25"/>
+  </w:num>
+  <w:num w:numId="15" w16cid:durableId="156774775">
+    <w:abstractNumId w:val="17"/>
+  </w:num>
+  <w:num w:numId="16" w16cid:durableId="284124577">
+    <w:abstractNumId w:val="28"/>
+  </w:num>
+  <w:num w:numId="17" w16cid:durableId="309483357">
     <w:abstractNumId w:val="23"/>
   </w:num>
-  <w:num w:numId="15" w16cid:durableId="156774775">
-    <w:abstractNumId w:val="15"/>
-  </w:num>
-  <w:num w:numId="16" w16cid:durableId="284124577">
-    <w:abstractNumId w:val="26"/>
-  </w:num>
-  <w:num w:numId="17" w16cid:durableId="309483357">
-    <w:abstractNumId w:val="21"/>
-  </w:num>
   <w:num w:numId="18" w16cid:durableId="1214578795">
-    <w:abstractNumId w:val="14"/>
+    <w:abstractNumId w:val="16"/>
   </w:num>
   <w:num w:numId="19" w16cid:durableId="1494445906">
-    <w:abstractNumId w:val="17"/>
+    <w:abstractNumId w:val="19"/>
   </w:num>
   <w:num w:numId="20" w16cid:durableId="1238829811">
-    <w:abstractNumId w:val="9"/>
+    <w:abstractNumId w:val="11"/>
   </w:num>
   <w:num w:numId="21" w16cid:durableId="2105564320">
-    <w:abstractNumId w:val="10"/>
+    <w:abstractNumId w:val="12"/>
   </w:num>
   <w:num w:numId="22" w16cid:durableId="1890611329">
     <w:abstractNumId w:val="0"/>
   </w:num>
   <w:num w:numId="23" w16cid:durableId="2134015023">
-    <w:abstractNumId w:val="20"/>
+    <w:abstractNumId w:val="22"/>
   </w:num>
   <w:num w:numId="24" w16cid:durableId="320936087">
-    <w:abstractNumId w:val="8"/>
+    <w:abstractNumId w:val="10"/>
   </w:num>
   <w:num w:numId="25" w16cid:durableId="899560176">
     <w:abstractNumId w:val="2"/>
   </w:num>
   <w:num w:numId="26" w16cid:durableId="1061054480">
-    <w:abstractNumId w:val="19"/>
+    <w:abstractNumId w:val="21"/>
   </w:num>
   <w:num w:numId="27" w16cid:durableId="1960989088">
     <w:abstractNumId w:val="3"/>
+  </w:num>
+  <w:num w:numId="28" w16cid:durableId="1525750445">
+    <w:abstractNumId w:val="5"/>
+  </w:num>
+  <w:num w:numId="29" w16cid:durableId="659119520">
+    <w:abstractNumId w:val="7"/>
   </w:num>
 </w:numbering>
 </file>

--- a/26fall/1870/Note/w1s1.docx
+++ b/26fall/1870/Note/w1s1.docx
@@ -18910,10 +18910,10 @@
                   <v:path o:extrusionok="f" gradientshapeok="t" o:connecttype="rect"/>
                   <o:lock v:ext="edit" aspectratio="t"/>
                 </v:shapetype>
-                <v:shape id="_x0000_i1025" type="#_x0000_t75" style="width:58.5pt;height:33pt" o:ole="">
+                <v:shape id="_x0000_i1025" type="#_x0000_t75" style="width:58.55pt;height:32.8pt" o:ole="">
                   <v:imagedata r:id="rId41" o:title=""/>
                 </v:shape>
-                <o:OLEObject Type="Embed" ProgID="PBrush" ShapeID="_x0000_i1025" DrawAspect="Content" ObjectID="_1854099984" r:id="rId42"/>
+                <o:OLEObject Type="Embed" ProgID="PBrush" ShapeID="_x0000_i1025" DrawAspect="Content" ObjectID="_1854102064" r:id="rId42"/>
               </w:object>
             </w:r>
           </w:p>
@@ -18939,10 +18939,10 @@
                 <w:rFonts w:hint="eastAsia"/>
               </w:rPr>
               <w:object w:dxaOrig="4215" w:dyaOrig="1395" w14:anchorId="2CAF7B2E">
-                <v:shape id="_x0000_i1026" type="#_x0000_t75" style="width:164.25pt;height:54pt" o:ole="">
+                <v:shape id="_x0000_i1026" type="#_x0000_t75" style="width:164.4pt;height:53.75pt" o:ole="">
                   <v:imagedata r:id="rId43" o:title=""/>
                 </v:shape>
-                <o:OLEObject Type="Embed" ProgID="PBrush" ShapeID="_x0000_i1026" DrawAspect="Content" ObjectID="_1854099985" r:id="rId44"/>
+                <o:OLEObject Type="Embed" ProgID="PBrush" ShapeID="_x0000_i1026" DrawAspect="Content" ObjectID="_1854102065" r:id="rId44"/>
               </w:object>
             </w:r>
           </w:p>
@@ -24717,10 +24717,10 @@
                 <w:rFonts w:hint="eastAsia"/>
               </w:rPr>
               <w:object w:dxaOrig="4695" w:dyaOrig="585" w14:anchorId="1B24F6BB">
-                <v:shape id="_x0000_i1027" type="#_x0000_t75" style="width:234.75pt;height:29.25pt" o:ole="">
+                <v:shape id="_x0000_i1027" type="#_x0000_t75" style="width:234.8pt;height:29pt" o:ole="">
                   <v:imagedata r:id="rId64" o:title=""/>
                 </v:shape>
-                <o:OLEObject Type="Embed" ProgID="PBrush" ShapeID="_x0000_i1027" DrawAspect="Content" ObjectID="_1854099986" r:id="rId65"/>
+                <o:OLEObject Type="Embed" ProgID="PBrush" ShapeID="_x0000_i1027" DrawAspect="Content" ObjectID="_1854102066" r:id="rId65"/>
               </w:object>
             </w:r>
             <w:r>
@@ -25159,10 +25159,10 @@
                 <w:rFonts w:hint="eastAsia"/>
               </w:rPr>
               <w:object w:dxaOrig="5910" w:dyaOrig="615" w14:anchorId="741A2A97">
-                <v:shape id="_x0000_i1028" type="#_x0000_t75" style="width:295.5pt;height:30.75pt" o:ole="">
+                <v:shape id="_x0000_i1028" type="#_x0000_t75" style="width:295.5pt;height:30.65pt" o:ole="">
                   <v:imagedata r:id="rId68" o:title=""/>
                 </v:shape>
-                <o:OLEObject Type="Embed" ProgID="PBrush" ShapeID="_x0000_i1028" DrawAspect="Content" ObjectID="_1854099987" r:id="rId69"/>
+                <o:OLEObject Type="Embed" ProgID="PBrush" ShapeID="_x0000_i1028" DrawAspect="Content" ObjectID="_1854102067" r:id="rId69"/>
               </w:object>
             </w:r>
           </w:p>
@@ -25263,10 +25263,10 @@
                 <w:rFonts w:hint="eastAsia"/>
               </w:rPr>
               <w:object w:dxaOrig="2565" w:dyaOrig="750" w14:anchorId="2AE0C7B6">
-                <v:shape id="_x0000_i1029" type="#_x0000_t75" style="width:105pt;height:30.75pt" o:ole="">
+                <v:shape id="_x0000_i1029" type="#_x0000_t75" style="width:104.8pt;height:30.65pt" o:ole="">
                   <v:imagedata r:id="rId70" o:title=""/>
                 </v:shape>
-                <o:OLEObject Type="Embed" ProgID="PBrush" ShapeID="_x0000_i1029" DrawAspect="Content" ObjectID="_1854099988" r:id="rId71"/>
+                <o:OLEObject Type="Embed" ProgID="PBrush" ShapeID="_x0000_i1029" DrawAspect="Content" ObjectID="_1854102068" r:id="rId71"/>
               </w:object>
             </w:r>
           </w:p>
@@ -25370,10 +25370,10 @@
                 <w:rFonts w:hint="eastAsia"/>
               </w:rPr>
               <w:object w:dxaOrig="1950" w:dyaOrig="720" w14:anchorId="0C5A577A">
-                <v:shape id="_x0000_i1030" type="#_x0000_t75" style="width:86.25pt;height:32.25pt" o:ole="">
+                <v:shape id="_x0000_i1030" type="#_x0000_t75" style="width:86.5pt;height:32.25pt" o:ole="">
                   <v:imagedata r:id="rId72" o:title=""/>
                 </v:shape>
-                <o:OLEObject Type="Embed" ProgID="PBrush" ShapeID="_x0000_i1030" DrawAspect="Content" ObjectID="_1854099989" r:id="rId73"/>
+                <o:OLEObject Type="Embed" ProgID="PBrush" ShapeID="_x0000_i1030" DrawAspect="Content" ObjectID="_1854102069" r:id="rId73"/>
               </w:object>
             </w:r>
             <w:r>
@@ -26357,10 +26357,10 @@
                 <w:rFonts w:hint="eastAsia"/>
               </w:rPr>
               <w:object w:dxaOrig="5910" w:dyaOrig="615" w14:anchorId="33777D35">
-                <v:shape id="_x0000_i1031" type="#_x0000_t75" style="width:295.5pt;height:30.75pt" o:ole="">
+                <v:shape id="_x0000_i1031" type="#_x0000_t75" style="width:295.5pt;height:30.65pt" o:ole="">
                   <v:imagedata r:id="rId68" o:title=""/>
                 </v:shape>
-                <o:OLEObject Type="Embed" ProgID="PBrush" ShapeID="_x0000_i1031" DrawAspect="Content" ObjectID="_1854099990" r:id="rId78"/>
+                <o:OLEObject Type="Embed" ProgID="PBrush" ShapeID="_x0000_i1031" DrawAspect="Content" ObjectID="_1854102070" r:id="rId78"/>
               </w:object>
             </w:r>
           </w:p>
@@ -27100,10 +27100,10 @@
                 <w:rFonts w:hint="eastAsia"/>
               </w:rPr>
               <w:object w:dxaOrig="5910" w:dyaOrig="615" w14:anchorId="50F06EE8">
-                <v:shape id="_x0000_i1032" type="#_x0000_t75" style="width:295.5pt;height:30.75pt" o:ole="">
+                <v:shape id="_x0000_i1032" type="#_x0000_t75" style="width:295.5pt;height:30.65pt" o:ole="">
                   <v:imagedata r:id="rId68" o:title=""/>
                 </v:shape>
-                <o:OLEObject Type="Embed" ProgID="PBrush" ShapeID="_x0000_i1032" DrawAspect="Content" ObjectID="_1854099991" r:id="rId80"/>
+                <o:OLEObject Type="Embed" ProgID="PBrush" ShapeID="_x0000_i1032" DrawAspect="Content" ObjectID="_1854102071" r:id="rId80"/>
               </w:object>
             </w:r>
           </w:p>
@@ -27526,10 +27526,10 @@
                 <w:rFonts w:hint="eastAsia"/>
               </w:rPr>
               <w:object w:dxaOrig="1950" w:dyaOrig="720" w14:anchorId="3590B1B8">
-                <v:shape id="_x0000_i1033" type="#_x0000_t75" style="width:86.25pt;height:32.25pt" o:ole="">
+                <v:shape id="_x0000_i1033" type="#_x0000_t75" style="width:86.5pt;height:32.25pt" o:ole="">
                   <v:imagedata r:id="rId72" o:title=""/>
                 </v:shape>
-                <o:OLEObject Type="Embed" ProgID="PBrush" ShapeID="_x0000_i1033" DrawAspect="Content" ObjectID="_1854099992" r:id="rId84"/>
+                <o:OLEObject Type="Embed" ProgID="PBrush" ShapeID="_x0000_i1033" DrawAspect="Content" ObjectID="_1854102072" r:id="rId84"/>
               </w:object>
             </w:r>
           </w:p>
@@ -27689,10 +27689,10 @@
                 <w:rFonts w:hint="eastAsia"/>
               </w:rPr>
               <w:object w:dxaOrig="2565" w:dyaOrig="750" w14:anchorId="52B0882F">
-                <v:shape id="_x0000_i1034" type="#_x0000_t75" style="width:105pt;height:30.75pt" o:ole="">
+                <v:shape id="_x0000_i1034" type="#_x0000_t75" style="width:104.8pt;height:30.65pt" o:ole="">
                   <v:imagedata r:id="rId70" o:title=""/>
                 </v:shape>
-                <o:OLEObject Type="Embed" ProgID="PBrush" ShapeID="_x0000_i1034" DrawAspect="Content" ObjectID="_1854099993" r:id="rId86"/>
+                <o:OLEObject Type="Embed" ProgID="PBrush" ShapeID="_x0000_i1034" DrawAspect="Content" ObjectID="_1854102073" r:id="rId86"/>
               </w:object>
             </w:r>
           </w:p>
@@ -29538,10 +29538,10 @@
                 <w:rFonts w:hint="eastAsia"/>
               </w:rPr>
               <w:object w:dxaOrig="4095" w:dyaOrig="750" w14:anchorId="1C44A0ED">
-                <v:shape id="_x0000_i1035" type="#_x0000_t75" style="width:204.75pt;height:37.5pt" o:ole="">
+                <v:shape id="_x0000_i1035" type="#_x0000_t75" style="width:204.7pt;height:37.6pt" o:ole="">
                   <v:imagedata r:id="rId88" o:title=""/>
                 </v:shape>
-                <o:OLEObject Type="Embed" ProgID="PBrush" ShapeID="_x0000_i1035" DrawAspect="Content" ObjectID="_1854099994" r:id="rId89"/>
+                <o:OLEObject Type="Embed" ProgID="PBrush" ShapeID="_x0000_i1035" DrawAspect="Content" ObjectID="_1854102074" r:id="rId89"/>
               </w:object>
             </w:r>
           </w:p>
@@ -30346,10 +30346,10 @@
                 <w:rFonts w:hint="eastAsia"/>
               </w:rPr>
               <w:object w:dxaOrig="1950" w:dyaOrig="720" w14:anchorId="0A392061">
-                <v:shape id="_x0000_i1036" type="#_x0000_t75" style="width:86.25pt;height:32.25pt" o:ole="">
+                <v:shape id="_x0000_i1036" type="#_x0000_t75" style="width:86.5pt;height:32.25pt" o:ole="">
                   <v:imagedata r:id="rId72" o:title=""/>
                 </v:shape>
-                <o:OLEObject Type="Embed" ProgID="PBrush" ShapeID="_x0000_i1036" DrawAspect="Content" ObjectID="_1854099995" r:id="rId94"/>
+                <o:OLEObject Type="Embed" ProgID="PBrush" ShapeID="_x0000_i1036" DrawAspect="Content" ObjectID="_1854102075" r:id="rId94"/>
               </w:object>
             </w:r>
           </w:p>
@@ -35610,9 +35610,6 @@
           <w:numId w:val="2"/>
         </w:numPr>
         <w:ind w:left="440" w:hanging="440"/>
-        <w:rPr>
-          <w:rFonts w:hint="eastAsia"/>
-        </w:rPr>
       </w:pPr>
       <w:r>
         <w:rPr>
@@ -35642,10 +35639,711 @@
     </w:p>
     <w:p>
       <w:pPr>
-        <w:rPr>
-          <w:rFonts w:hint="eastAsia"/>
-        </w:rPr>
-      </w:pPr>
+        <w:ind w:firstLineChars="100" w:firstLine="210"/>
+        <w:rPr>
+          <w:color w:val="074F6A" w:themeColor="accent4" w:themeShade="80"/>
+        </w:rPr>
+      </w:pPr>
+      <w:r>
+        <w:rPr>
+          <w:color w:val="074F6A" w:themeColor="accent4" w:themeShade="80"/>
+        </w:rPr>
+        <w:t>我们可以把</w:t>
+      </w:r>
+      <w:r>
+        <w:rPr>
+          <w:rFonts w:hint="eastAsia"/>
+          <w:color w:val="074F6A" w:themeColor="accent4" w:themeShade="80"/>
+        </w:rPr>
+        <w:t>function</w:t>
+      </w:r>
+      <w:r>
+        <w:rPr>
+          <w:color w:val="074F6A" w:themeColor="accent4" w:themeShade="80"/>
+        </w:rPr>
+        <w:t>看作是一台接受输入并产生输出的机器。每个可能的输入应该只产生一个输出。</w:t>
+      </w:r>
+      <w:r>
+        <w:rPr>
+          <w:color w:val="074F6A" w:themeColor="accent4" w:themeShade="80"/>
+        </w:rPr>
+        <w:t>我们最熟悉的</w:t>
+      </w:r>
+      <w:r>
+        <w:rPr>
+          <w:rFonts w:hint="eastAsia"/>
+          <w:color w:val="074F6A" w:themeColor="accent4" w:themeShade="80"/>
+        </w:rPr>
+        <w:t>Function</w:t>
+      </w:r>
+      <w:r>
+        <w:rPr>
+          <w:color w:val="074F6A" w:themeColor="accent4" w:themeShade="80"/>
+        </w:rPr>
+        <w:t>以实数作为输入，并产生另一个实数作为输出</w:t>
+      </w:r>
+    </w:p>
+    <w:p>
+      <w:pPr>
+        <w:ind w:firstLineChars="100" w:firstLine="210"/>
+        <w:jc w:val="center"/>
+        <w:rPr>
+          <w:rFonts w:hint="eastAsia"/>
+          <w:color w:val="074F6A" w:themeColor="accent4" w:themeShade="80"/>
+        </w:rPr>
+      </w:pPr>
+      <w:r>
+        <w:rPr>
+          <w:color w:val="074F6A" w:themeColor="accent4" w:themeShade="80"/>
+        </w:rPr>
+        <w:drawing>
+          <wp:inline distT="0" distB="0" distL="0" distR="0" wp14:anchorId="4D8BD29B" wp14:editId="3F59163C">
+            <wp:extent cx="4019551" cy="1874195"/>
+            <wp:effectExtent l="0" t="0" r="0" b="0"/>
+            <wp:docPr id="450699327" name="图片 1"/>
+            <wp:cNvGraphicFramePr>
+              <a:graphicFrameLocks xmlns:a="http://schemas.openxmlformats.org/drawingml/2006/main" noChangeAspect="1"/>
+            </wp:cNvGraphicFramePr>
+            <a:graphic xmlns:a="http://schemas.openxmlformats.org/drawingml/2006/main">
+              <a:graphicData uri="http://schemas.openxmlformats.org/drawingml/2006/picture">
+                <pic:pic xmlns:pic="http://schemas.openxmlformats.org/drawingml/2006/picture">
+                  <pic:nvPicPr>
+                    <pic:cNvPr id="450699327" name=""/>
+                    <pic:cNvPicPr/>
+                  </pic:nvPicPr>
+                  <pic:blipFill>
+                    <a:blip r:embed="rId130"/>
+                    <a:stretch>
+                      <a:fillRect/>
+                    </a:stretch>
+                  </pic:blipFill>
+                  <pic:spPr>
+                    <a:xfrm>
+                      <a:off x="0" y="0"/>
+                      <a:ext cx="4022816" cy="1875717"/>
+                    </a:xfrm>
+                    <a:prstGeom prst="rect">
+                      <a:avLst/>
+                    </a:prstGeom>
+                  </pic:spPr>
+                </pic:pic>
+              </a:graphicData>
+            </a:graphic>
+          </wp:inline>
+        </w:drawing>
+      </w:r>
+    </w:p>
+    <w:p>
+      <w:pPr>
+        <w:ind w:firstLineChars="100" w:firstLine="210"/>
+        <w:rPr>
+          <w:rFonts w:hint="eastAsia"/>
+          <w:color w:val="074F6A" w:themeColor="accent4" w:themeShade="80"/>
+        </w:rPr>
+      </w:pPr>
+    </w:p>
+    <w:p>
+      <w:pPr>
+        <w:pStyle w:val="4"/>
+      </w:pPr>
+      <w:r>
+        <w:rPr>
+          <w:rFonts w:hint="eastAsia"/>
+        </w:rPr>
+        <w:t>4</w:t>
+      </w:r>
+      <w:r>
+        <w:rPr>
+          <w:rFonts w:hint="eastAsia"/>
+        </w:rPr>
+        <w:t>.1 定义</w:t>
+      </w:r>
+    </w:p>
+    <w:p>
+      <w:pPr>
+        <w:rPr>
+          <w:rFonts w:hint="eastAsia"/>
+        </w:rPr>
+      </w:pPr>
+      <w:r>
+        <w:rPr>
+          <w:rFonts w:hint="eastAsia"/>
+          <w:noProof/>
+        </w:rPr>
+        <w:drawing>
+          <wp:inline distT="0" distB="0" distL="0" distR="0" wp14:anchorId="7E368BA8" wp14:editId="2F68ECF2">
+            <wp:extent cx="6645910" cy="781050"/>
+            <wp:effectExtent l="0" t="0" r="2540" b="0"/>
+            <wp:docPr id="204376888" name="图片 2"/>
+            <wp:cNvGraphicFramePr>
+              <a:graphicFrameLocks xmlns:a="http://schemas.openxmlformats.org/drawingml/2006/main" noChangeAspect="1"/>
+            </wp:cNvGraphicFramePr>
+            <a:graphic xmlns:a="http://schemas.openxmlformats.org/drawingml/2006/main">
+              <a:graphicData uri="http://schemas.openxmlformats.org/drawingml/2006/picture">
+                <pic:pic xmlns:pic="http://schemas.openxmlformats.org/drawingml/2006/picture">
+                  <pic:nvPicPr>
+                    <pic:cNvPr id="0" name="Picture 14"/>
+                    <pic:cNvPicPr>
+                      <a:picLocks noChangeAspect="1" noChangeArrowheads="1"/>
+                    </pic:cNvPicPr>
+                  </pic:nvPicPr>
+                  <pic:blipFill>
+                    <a:blip r:embed="rId131">
+                      <a:extLst>
+                        <a:ext uri="{28A0092B-C50C-407E-A947-70E740481C1C}">
+                          <a14:useLocalDpi xmlns:a14="http://schemas.microsoft.com/office/drawing/2010/main" val="0"/>
+                        </a:ext>
+                      </a:extLst>
+                    </a:blip>
+                    <a:srcRect/>
+                    <a:stretch>
+                      <a:fillRect/>
+                    </a:stretch>
+                  </pic:blipFill>
+                  <pic:spPr bwMode="auto">
+                    <a:xfrm>
+                      <a:off x="0" y="0"/>
+                      <a:ext cx="6645910" cy="781050"/>
+                    </a:xfrm>
+                    <a:prstGeom prst="rect">
+                      <a:avLst/>
+                    </a:prstGeom>
+                    <a:noFill/>
+                    <a:ln>
+                      <a:noFill/>
+                    </a:ln>
+                  </pic:spPr>
+                </pic:pic>
+              </a:graphicData>
+            </a:graphic>
+          </wp:inline>
+        </w:drawing>
+      </w:r>
+    </w:p>
+    <w:p/>
+    <w:p>
+      <w:r>
+        <w:rPr>
+          <w:rFonts w:hint="eastAsia"/>
+          <w:noProof/>
+        </w:rPr>
+        <w:drawing>
+          <wp:inline distT="0" distB="0" distL="0" distR="0" wp14:anchorId="18AFD03E" wp14:editId="353C4732">
+            <wp:extent cx="6638925" cy="1247775"/>
+            <wp:effectExtent l="0" t="0" r="9525" b="9525"/>
+            <wp:docPr id="778487101" name="图片 4"/>
+            <wp:cNvGraphicFramePr>
+              <a:graphicFrameLocks xmlns:a="http://schemas.openxmlformats.org/drawingml/2006/main" noChangeAspect="1"/>
+            </wp:cNvGraphicFramePr>
+            <a:graphic xmlns:a="http://schemas.openxmlformats.org/drawingml/2006/main">
+              <a:graphicData uri="http://schemas.openxmlformats.org/drawingml/2006/picture">
+                <pic:pic xmlns:pic="http://schemas.openxmlformats.org/drawingml/2006/picture">
+                  <pic:nvPicPr>
+                    <pic:cNvPr id="0" name="Picture 16"/>
+                    <pic:cNvPicPr>
+                      <a:picLocks noChangeAspect="1" noChangeArrowheads="1"/>
+                    </pic:cNvPicPr>
+                  </pic:nvPicPr>
+                  <pic:blipFill>
+                    <a:blip r:embed="rId132">
+                      <a:extLst>
+                        <a:ext uri="{28A0092B-C50C-407E-A947-70E740481C1C}">
+                          <a14:useLocalDpi xmlns:a14="http://schemas.microsoft.com/office/drawing/2010/main" val="0"/>
+                        </a:ext>
+                      </a:extLst>
+                    </a:blip>
+                    <a:srcRect/>
+                    <a:stretch>
+                      <a:fillRect/>
+                    </a:stretch>
+                  </pic:blipFill>
+                  <pic:spPr bwMode="auto">
+                    <a:xfrm>
+                      <a:off x="0" y="0"/>
+                      <a:ext cx="6638925" cy="1247775"/>
+                    </a:xfrm>
+                    <a:prstGeom prst="rect">
+                      <a:avLst/>
+                    </a:prstGeom>
+                    <a:noFill/>
+                    <a:ln>
+                      <a:noFill/>
+                    </a:ln>
+                  </pic:spPr>
+                </pic:pic>
+              </a:graphicData>
+            </a:graphic>
+          </wp:inline>
+        </w:drawing>
+      </w:r>
+    </w:p>
+    <w:p>
+      <w:pPr>
+        <w:rPr>
+          <w:rFonts w:hint="eastAsia"/>
+        </w:rPr>
+      </w:pPr>
+      <w:r>
+        <w:rPr>
+          <w:rFonts w:hint="eastAsia"/>
+          <w:noProof/>
+        </w:rPr>
+        <w:drawing>
+          <wp:inline distT="0" distB="0" distL="0" distR="0" wp14:anchorId="7FA862C6" wp14:editId="02E19652">
+            <wp:extent cx="6962775" cy="539440"/>
+            <wp:effectExtent l="0" t="0" r="0" b="0"/>
+            <wp:docPr id="197557337" name="图片 8"/>
+            <wp:cNvGraphicFramePr>
+              <a:graphicFrameLocks xmlns:a="http://schemas.openxmlformats.org/drawingml/2006/main" noChangeAspect="1"/>
+            </wp:cNvGraphicFramePr>
+            <a:graphic xmlns:a="http://schemas.openxmlformats.org/drawingml/2006/main">
+              <a:graphicData uri="http://schemas.openxmlformats.org/drawingml/2006/picture">
+                <pic:pic xmlns:pic="http://schemas.openxmlformats.org/drawingml/2006/picture">
+                  <pic:nvPicPr>
+                    <pic:cNvPr id="0" name="Picture 20"/>
+                    <pic:cNvPicPr>
+                      <a:picLocks noChangeAspect="1" noChangeArrowheads="1"/>
+                    </pic:cNvPicPr>
+                  </pic:nvPicPr>
+                  <pic:blipFill>
+                    <a:blip r:embed="rId133">
+                      <a:extLst>
+                        <a:ext uri="{28A0092B-C50C-407E-A947-70E740481C1C}">
+                          <a14:useLocalDpi xmlns:a14="http://schemas.microsoft.com/office/drawing/2010/main" val="0"/>
+                        </a:ext>
+                      </a:extLst>
+                    </a:blip>
+                    <a:srcRect/>
+                    <a:stretch>
+                      <a:fillRect/>
+                    </a:stretch>
+                  </pic:blipFill>
+                  <pic:spPr bwMode="auto">
+                    <a:xfrm>
+                      <a:off x="0" y="0"/>
+                      <a:ext cx="7058812" cy="546880"/>
+                    </a:xfrm>
+                    <a:prstGeom prst="rect">
+                      <a:avLst/>
+                    </a:prstGeom>
+                    <a:noFill/>
+                    <a:ln>
+                      <a:noFill/>
+                    </a:ln>
+                  </pic:spPr>
+                </pic:pic>
+              </a:graphicData>
+            </a:graphic>
+          </wp:inline>
+        </w:drawing>
+      </w:r>
+    </w:p>
+    <w:p>
+      <w:pPr>
+        <w:rPr>
+          <w:rFonts w:cstheme="majorBidi"/>
+          <w:color w:val="0F4761" w:themeColor="accent1" w:themeShade="BF"/>
+          <w:sz w:val="24"/>
+          <w:szCs w:val="24"/>
+        </w:rPr>
+      </w:pPr>
+      <w:r>
+        <w:rPr>
+          <w:rFonts w:cstheme="majorBidi" w:hint="eastAsia"/>
+          <w:color w:val="0F4761" w:themeColor="accent1" w:themeShade="BF"/>
+          <w:sz w:val="24"/>
+          <w:szCs w:val="24"/>
+        </w:rPr>
+        <w:t>Domain：域    codomain：陪域    mapped: 映射   image：像</w:t>
+      </w:r>
+      <w:r>
+        <w:rPr>
+          <w:rFonts w:cstheme="majorBidi" w:hint="eastAsia"/>
+          <w:color w:val="0F4761" w:themeColor="accent1" w:themeShade="BF"/>
+          <w:sz w:val="24"/>
+          <w:szCs w:val="24"/>
+        </w:rPr>
+        <w:t>。</w:t>
+      </w:r>
+      <w:r>
+        <w:rPr>
+          <w:rFonts w:cstheme="majorBidi" w:hint="eastAsia"/>
+          <w:color w:val="0F4761" w:themeColor="accent1" w:themeShade="BF"/>
+          <w:sz w:val="24"/>
+          <w:szCs w:val="24"/>
+        </w:rPr>
+        <w:t xml:space="preserve"> </w:t>
+      </w:r>
+    </w:p>
+    <w:p>
+      <w:pPr>
+        <w:rPr>
+          <w:rFonts w:cstheme="majorBidi"/>
+          <w:color w:val="0F4761" w:themeColor="accent1" w:themeShade="BF"/>
+          <w:sz w:val="24"/>
+          <w:szCs w:val="24"/>
+        </w:rPr>
+      </w:pPr>
+      <w:r>
+        <w:rPr>
+          <w:rFonts w:cstheme="majorBidi" w:hint="eastAsia"/>
+          <w:color w:val="0F4761" w:themeColor="accent1" w:themeShade="BF"/>
+          <w:sz w:val="24"/>
+          <w:szCs w:val="24"/>
+        </w:rPr>
+        <w:t>Function的image是codomain的subset</w:t>
+      </w:r>
+    </w:p>
+    <w:p>
+      <w:pPr>
+        <w:rPr>
+          <w:rFonts w:hint="eastAsia"/>
+        </w:rPr>
+      </w:pPr>
+    </w:p>
+    <w:p>
+      <w:pPr>
+        <w:pStyle w:val="4"/>
+      </w:pPr>
+      <w:r>
+        <w:rPr>
+          <w:rFonts w:hint="eastAsia"/>
+        </w:rPr>
+        <w:t xml:space="preserve">4.2 </w:t>
+      </w:r>
+      <w:r>
+        <w:t>vertical line test</w:t>
+      </w:r>
+    </w:p>
+    <w:p>
+      <w:r>
+        <w:rPr>
+          <w:rFonts w:hint="eastAsia"/>
+          <w:noProof/>
+        </w:rPr>
+        <w:drawing>
+          <wp:inline distT="0" distB="0" distL="0" distR="0" wp14:anchorId="32443871" wp14:editId="022D76E0">
+            <wp:extent cx="6645910" cy="1628140"/>
+            <wp:effectExtent l="0" t="0" r="2540" b="0"/>
+            <wp:docPr id="1349032853" name="图片 3"/>
+            <wp:cNvGraphicFramePr>
+              <a:graphicFrameLocks xmlns:a="http://schemas.openxmlformats.org/drawingml/2006/main" noChangeAspect="1"/>
+            </wp:cNvGraphicFramePr>
+            <a:graphic xmlns:a="http://schemas.openxmlformats.org/drawingml/2006/main">
+              <a:graphicData uri="http://schemas.openxmlformats.org/drawingml/2006/picture">
+                <pic:pic xmlns:pic="http://schemas.openxmlformats.org/drawingml/2006/picture">
+                  <pic:nvPicPr>
+                    <pic:cNvPr id="0" name="Picture 15"/>
+                    <pic:cNvPicPr>
+                      <a:picLocks noChangeAspect="1" noChangeArrowheads="1"/>
+                    </pic:cNvPicPr>
+                  </pic:nvPicPr>
+                  <pic:blipFill>
+                    <a:blip r:embed="rId134">
+                      <a:extLst>
+                        <a:ext uri="{28A0092B-C50C-407E-A947-70E740481C1C}">
+                          <a14:useLocalDpi xmlns:a14="http://schemas.microsoft.com/office/drawing/2010/main" val="0"/>
+                        </a:ext>
+                      </a:extLst>
+                    </a:blip>
+                    <a:srcRect/>
+                    <a:stretch>
+                      <a:fillRect/>
+                    </a:stretch>
+                  </pic:blipFill>
+                  <pic:spPr bwMode="auto">
+                    <a:xfrm>
+                      <a:off x="0" y="0"/>
+                      <a:ext cx="6645910" cy="1628140"/>
+                    </a:xfrm>
+                    <a:prstGeom prst="rect">
+                      <a:avLst/>
+                    </a:prstGeom>
+                    <a:noFill/>
+                    <a:ln>
+                      <a:noFill/>
+                    </a:ln>
+                  </pic:spPr>
+                </pic:pic>
+              </a:graphicData>
+            </a:graphic>
+          </wp:inline>
+        </w:drawing>
+      </w:r>
+    </w:p>
+    <w:p>
+      <w:pPr>
+        <w:pStyle w:val="4"/>
+      </w:pPr>
+      <w:r>
+        <w:rPr>
+          <w:rFonts w:hint="eastAsia"/>
+        </w:rPr>
+        <w:lastRenderedPageBreak/>
+        <w:t>4.</w:t>
+      </w:r>
+      <w:r>
+        <w:rPr>
+          <w:rFonts w:hint="eastAsia"/>
+        </w:rPr>
+        <w:t xml:space="preserve">3 </w:t>
+      </w:r>
+      <w:r>
+        <w:rPr>
+          <w:rFonts w:hint="eastAsia"/>
+        </w:rPr>
+        <w:t>Composition of functions</w:t>
+      </w:r>
+      <w:r>
+        <w:rPr>
+          <w:rFonts w:hint="eastAsia"/>
+        </w:rPr>
+        <w:t>（复合函数）</w:t>
+      </w:r>
+    </w:p>
+    <w:p>
+      <w:r>
+        <w:rPr>
+          <w:rFonts w:hint="eastAsia"/>
+          <w:noProof/>
+        </w:rPr>
+        <w:drawing>
+          <wp:inline distT="0" distB="0" distL="0" distR="0" wp14:anchorId="1CB140E2" wp14:editId="3E7BA14F">
+            <wp:extent cx="6638925" cy="628650"/>
+            <wp:effectExtent l="0" t="0" r="9525" b="0"/>
+            <wp:docPr id="952238157" name="图片 9"/>
+            <wp:cNvGraphicFramePr>
+              <a:graphicFrameLocks xmlns:a="http://schemas.openxmlformats.org/drawingml/2006/main" noChangeAspect="1"/>
+            </wp:cNvGraphicFramePr>
+            <a:graphic xmlns:a="http://schemas.openxmlformats.org/drawingml/2006/main">
+              <a:graphicData uri="http://schemas.openxmlformats.org/drawingml/2006/picture">
+                <pic:pic xmlns:pic="http://schemas.openxmlformats.org/drawingml/2006/picture">
+                  <pic:nvPicPr>
+                    <pic:cNvPr id="0" name="Picture 21"/>
+                    <pic:cNvPicPr>
+                      <a:picLocks noChangeAspect="1" noChangeArrowheads="1"/>
+                    </pic:cNvPicPr>
+                  </pic:nvPicPr>
+                  <pic:blipFill>
+                    <a:blip r:embed="rId135">
+                      <a:extLst>
+                        <a:ext uri="{28A0092B-C50C-407E-A947-70E740481C1C}">
+                          <a14:useLocalDpi xmlns:a14="http://schemas.microsoft.com/office/drawing/2010/main" val="0"/>
+                        </a:ext>
+                      </a:extLst>
+                    </a:blip>
+                    <a:srcRect/>
+                    <a:stretch>
+                      <a:fillRect/>
+                    </a:stretch>
+                  </pic:blipFill>
+                  <pic:spPr bwMode="auto">
+                    <a:xfrm>
+                      <a:off x="0" y="0"/>
+                      <a:ext cx="6638925" cy="628650"/>
+                    </a:xfrm>
+                    <a:prstGeom prst="rect">
+                      <a:avLst/>
+                    </a:prstGeom>
+                    <a:noFill/>
+                    <a:ln>
+                      <a:noFill/>
+                    </a:ln>
+                  </pic:spPr>
+                </pic:pic>
+              </a:graphicData>
+            </a:graphic>
+          </wp:inline>
+        </w:drawing>
+      </w:r>
+    </w:p>
+    <w:p/>
+    <w:p>
+      <w:pPr>
+        <w:pStyle w:val="4"/>
+        <w:rPr>
+          <w:b/>
+          <w:bCs/>
+        </w:rPr>
+      </w:pPr>
+      <w:r>
+        <w:rPr>
+          <w:rFonts w:hint="eastAsia"/>
+        </w:rPr>
+        <w:t>4.</w:t>
+      </w:r>
+      <w:r>
+        <w:rPr>
+          <w:rFonts w:hint="eastAsia"/>
+        </w:rPr>
+        <w:t>4</w:t>
+      </w:r>
+      <w:r>
+        <w:rPr>
+          <w:rFonts w:hint="eastAsia"/>
+        </w:rPr>
+        <w:t xml:space="preserve"> </w:t>
+      </w:r>
+      <w:r>
+        <w:t>Properties of functions</w:t>
+      </w:r>
+      <w:r>
+        <w:rPr>
+          <w:rFonts w:hint="eastAsia"/>
+        </w:rPr>
+        <w:t>：</w:t>
+      </w:r>
+      <w:r>
+        <w:rPr>
+          <w:b/>
+          <w:bCs/>
+        </w:rPr>
+        <w:t>injective</w:t>
+      </w:r>
+      <w:r>
+        <w:rPr>
+          <w:rFonts w:hint="eastAsia"/>
+          <w:b/>
+          <w:bCs/>
+        </w:rPr>
+        <w:t>/</w:t>
+      </w:r>
+      <w:r>
+        <w:rPr>
+          <w:b/>
+          <w:bCs/>
+        </w:rPr>
+        <w:t>surjective</w:t>
+      </w:r>
+      <w:r>
+        <w:rPr>
+          <w:rFonts w:hint="eastAsia"/>
+          <w:b/>
+          <w:bCs/>
+        </w:rPr>
+        <w:t>/</w:t>
+      </w:r>
+      <w:r>
+        <w:rPr>
+          <w:b/>
+          <w:bCs/>
+        </w:rPr>
+        <w:t>bijective</w:t>
+      </w:r>
+      <w:r>
+        <w:rPr>
+          <w:rFonts w:hint="eastAsia"/>
+          <w:b/>
+          <w:bCs/>
+        </w:rPr>
+        <w:t>/function(单射/满射/双射)</w:t>
+      </w:r>
+    </w:p>
+    <w:p>
+      <w:pPr>
+        <w:rPr>
+          <w:rFonts w:hint="eastAsia"/>
+        </w:rPr>
+      </w:pPr>
+      <w:r>
+        <w:rPr>
+          <w:rFonts w:hint="eastAsia"/>
+          <w:noProof/>
+        </w:rPr>
+        <w:drawing>
+          <wp:inline distT="0" distB="0" distL="0" distR="0" wp14:anchorId="2366555B" wp14:editId="6CF0D469">
+            <wp:extent cx="6629400" cy="1619250"/>
+            <wp:effectExtent l="0" t="0" r="0" b="0"/>
+            <wp:docPr id="596953141" name="图片 10"/>
+            <wp:cNvGraphicFramePr>
+              <a:graphicFrameLocks xmlns:a="http://schemas.openxmlformats.org/drawingml/2006/main" noChangeAspect="1"/>
+            </wp:cNvGraphicFramePr>
+            <a:graphic xmlns:a="http://schemas.openxmlformats.org/drawingml/2006/main">
+              <a:graphicData uri="http://schemas.openxmlformats.org/drawingml/2006/picture">
+                <pic:pic xmlns:pic="http://schemas.openxmlformats.org/drawingml/2006/picture">
+                  <pic:nvPicPr>
+                    <pic:cNvPr id="0" name="Picture 22"/>
+                    <pic:cNvPicPr>
+                      <a:picLocks noChangeAspect="1" noChangeArrowheads="1"/>
+                    </pic:cNvPicPr>
+                  </pic:nvPicPr>
+                  <pic:blipFill>
+                    <a:blip r:embed="rId136">
+                      <a:extLst>
+                        <a:ext uri="{28A0092B-C50C-407E-A947-70E740481C1C}">
+                          <a14:useLocalDpi xmlns:a14="http://schemas.microsoft.com/office/drawing/2010/main" val="0"/>
+                        </a:ext>
+                      </a:extLst>
+                    </a:blip>
+                    <a:srcRect/>
+                    <a:stretch>
+                      <a:fillRect/>
+                    </a:stretch>
+                  </pic:blipFill>
+                  <pic:spPr bwMode="auto">
+                    <a:xfrm>
+                      <a:off x="0" y="0"/>
+                      <a:ext cx="6629400" cy="1619250"/>
+                    </a:xfrm>
+                    <a:prstGeom prst="rect">
+                      <a:avLst/>
+                    </a:prstGeom>
+                    <a:noFill/>
+                    <a:ln>
+                      <a:noFill/>
+                    </a:ln>
+                  </pic:spPr>
+                </pic:pic>
+              </a:graphicData>
+            </a:graphic>
+          </wp:inline>
+        </w:drawing>
+      </w:r>
+    </w:p>
+    <w:p>
+      <w:pPr>
+        <w:jc w:val="center"/>
+        <w:rPr>
+          <w:rFonts w:hint="eastAsia"/>
+        </w:rPr>
+      </w:pPr>
+      <w:r>
+        <w:drawing>
+          <wp:inline distT="0" distB="0" distL="0" distR="0" wp14:anchorId="15FB0C12" wp14:editId="46CB80F5">
+            <wp:extent cx="4257510" cy="2026692"/>
+            <wp:effectExtent l="0" t="0" r="0" b="0"/>
+            <wp:docPr id="2077373640" name="图片 1"/>
+            <wp:cNvGraphicFramePr>
+              <a:graphicFrameLocks xmlns:a="http://schemas.openxmlformats.org/drawingml/2006/main" noChangeAspect="1"/>
+            </wp:cNvGraphicFramePr>
+            <a:graphic xmlns:a="http://schemas.openxmlformats.org/drawingml/2006/main">
+              <a:graphicData uri="http://schemas.openxmlformats.org/drawingml/2006/picture">
+                <pic:pic xmlns:pic="http://schemas.openxmlformats.org/drawingml/2006/picture">
+                  <pic:nvPicPr>
+                    <pic:cNvPr id="2077373640" name=""/>
+                    <pic:cNvPicPr/>
+                  </pic:nvPicPr>
+                  <pic:blipFill>
+                    <a:blip r:embed="rId137"/>
+                    <a:stretch>
+                      <a:fillRect/>
+                    </a:stretch>
+                  </pic:blipFill>
+                  <pic:spPr>
+                    <a:xfrm>
+                      <a:off x="0" y="0"/>
+                      <a:ext cx="4264368" cy="2029957"/>
+                    </a:xfrm>
+                    <a:prstGeom prst="rect">
+                      <a:avLst/>
+                    </a:prstGeom>
+                  </pic:spPr>
+                </pic:pic>
+              </a:graphicData>
+            </a:graphic>
+          </wp:inline>
+        </w:drawing>
+      </w:r>
     </w:p>
     <w:sectPr>
       <w:pgSz w:w="11906" w:h="16838"/>
